--- a/drafts/sir-directed-hypergraphs/manuscript.docx
+++ b/drafts/sir-directed-hypergraphs/manuscript.docx
@@ -492,7 +492,7 @@
         <w:rPr>
           <w:rFonts w:ascii="Times New Roman" w:cs="Times New Roman" w:eastAsia="SimSun" w:hAnsi="Times New Roman"/>
         </w:rPr>
-        <w:t xml:space="preserve"> 不可能产生系综层面的方向不对称，尽管它确实移动阈值。</w:t>
+        <w:t xml:space="preserve"> 不可能产生系综层面的方向不对称，尽管它确实移动阈值。本文所用结构量中，</w:t>
       </w:r>
       <w:r>
         <w:rPr>
@@ -506,7 +506,7 @@
         <w:rPr>
           <w:rFonts w:ascii="Times New Roman" w:cs="Times New Roman" w:eastAsia="SimSun" w:hAnsi="Times New Roman"/>
         </w:rPr>
-        <w:t xml:space="preserve">-奇的结构量共有三类：尾集与头集基数之差、联合度分布关于对角线的反对称部分，以及共发重叠与共收重叠之差 </w:t>
+        <w:t xml:space="preserve">-奇者有三个：尾集与头集基数之差、联合度分布关于对角线的反对称部分，以及共发重叠与共收重叠之差 </w:t>
       </w:r>
       <w:r>
         <w:rPr>
@@ -520,7 +520,7 @@
         <w:rPr>
           <w:rFonts w:ascii="Times New Roman" w:cs="Times New Roman" w:eastAsia="SimSun" w:hAnsi="Times New Roman"/>
         </w:rPr>
-        <w:t xml:space="preserve">。把前两类置零后，</w:t>
+        <w:t xml:space="preserve">。把前两个置零后，</w:t>
       </w:r>
       <w:r>
         <w:rPr>
@@ -665,7 +665,7 @@
         <w:rPr>
           <w:rFonts w:ascii="Times New Roman" w:cs="Times New Roman" w:eastAsia="SimSun" w:hAnsi="Times New Roman"/>
         </w:rPr>
-        <w:t xml:space="preserve">本文余下部分安排如下。第 II 节给出有向超图与 SIR 动力学的定义，以及有向超边重叠的可计算形式。第 III 节推导并发型 EBCM 方程并给出仿真校验。第 IV 节建立 SIR 到有向超图渗流的映射与生成函数阈值理论。第 V 节介绍保度生成与定向重连工具。第 VI 节给出阈值对结构参数的依赖、方向对称性破缺，以及两方法的交叉验证。第 VII 节在真实有向超图数据上检验模型。第 VIII 节为讨论与结论。</w:t>
+        <w:t xml:space="preserve">本文余下部分安排如下。第 II 节给出有向超图与 SIR 动力学的定义、有向超边重叠的可计算形式，以及结构量在方向翻转下的宇称分类。第 III 节推导并发型 EBCM 方程并给出仿真校验。第 IV 节建立 SIR 到有向超图渗流的映射与生成函数阈值理论。第 V 节介绍保度生成与定向重连工具。第 VI 节给出阈值对结构参数的依赖、方向对称性破缺，以及两方法的交叉验证。第 VII 节在真实有向超图数据上检验模型。第 VIII 节为讨论与结论。</w:t>
       </w:r>
     </w:p>
     <w:p>
@@ -3183,7 +3183,61 @@
         <w:rPr>
           <w:rFonts w:ascii="Times New Roman" w:cs="Times New Roman" w:eastAsia="SimSun" w:hAnsi="Times New Roman"/>
         </w:rPr>
-        <w:t xml:space="preserve">即尾集中感染成员数达到 </w:t>
+        <w:t xml:space="preserve">即当尾集感染成员数 </w:t>
+      </w:r>
+      <w:r>
+        <w:rPr>
+          <w:rFonts w:ascii="Cambria Math" w:eastAsia="SimSun" w:hAnsi="Cambria Math"/>
+          <w:i/>
+          <w:iCs/>
+        </w:rPr>
+        <w:t xml:space="preserve">n</w:t>
+      </w:r>
+      <w:r>
+        <w:rPr>
+          <w:rFonts w:ascii="Cambria Math" w:eastAsia="SimSun" w:hAnsi="Cambria Math"/>
+          <w:i w:val="false"/>
+          <w:iCs w:val="false"/>
+          <w:vertAlign w:val="subscript"/>
+        </w:rPr>
+        <w:t xml:space="preserve">e</w:t>
+      </w:r>
+      <w:r>
+        <w:rPr>
+          <w:rFonts w:ascii="Cambria Math" w:eastAsia="SimSun" w:hAnsi="Cambria Math"/>
+          <w:i w:val="false"/>
+          <w:iCs w:val="false"/>
+        </w:rPr>
+        <w:t xml:space="preserve">≥θ</w:t>
+      </w:r>
+      <w:r>
+        <w:rPr>
+          <w:rFonts w:ascii="Times New Roman" w:cs="Times New Roman" w:eastAsia="SimSun" w:hAnsi="Times New Roman"/>
+        </w:rPr>
+        <w:t xml:space="preserve"> 时超边处于激活态，以恒定率向头集传递；成员康复使 </w:t>
+      </w:r>
+      <w:r>
+        <w:rPr>
+          <w:rFonts w:ascii="Cambria Math" w:eastAsia="SimSun" w:hAnsi="Cambria Math"/>
+          <w:i/>
+          <w:iCs/>
+        </w:rPr>
+        <w:t xml:space="preserve">n</w:t>
+      </w:r>
+      <w:r>
+        <w:rPr>
+          <w:rFonts w:ascii="Cambria Math" w:eastAsia="SimSun" w:hAnsi="Cambria Math"/>
+          <w:i w:val="false"/>
+          <w:iCs w:val="false"/>
+          <w:vertAlign w:val="subscript"/>
+        </w:rPr>
+        <w:t xml:space="preserve">e</w:t>
+      </w:r>
+      <w:r>
+        <w:rPr>
+          <w:rFonts w:ascii="Times New Roman" w:cs="Times New Roman" w:eastAsia="SimSun" w:hAnsi="Times New Roman"/>
+        </w:rPr>
+        <w:t xml:space="preserve"> 回落到 </w:t>
       </w:r>
       <w:r>
         <w:rPr>
@@ -3197,7 +3251,7 @@
         <w:rPr>
           <w:rFonts w:ascii="Times New Roman" w:cs="Times New Roman" w:eastAsia="SimSun" w:hAnsi="Times New Roman"/>
         </w:rPr>
-        <w:t xml:space="preserve"> 时超边被激活，此后以恒定率向头集传递。</w:t>
+        <w:t xml:space="preserve"> 以下时超边失活。</w:t>
       </w:r>
       <w:r>
         <w:rPr>
@@ -3211,7 +3265,7 @@
         <w:rPr>
           <w:rFonts w:ascii="Times New Roman" w:cs="Times New Roman" w:eastAsia="SimSun" w:hAnsi="Times New Roman"/>
         </w:rPr>
-        <w:t xml:space="preserve"> 对应简单传播：任一尾成员被感染即足以激活超边。</w:t>
+        <w:t xml:space="preserve"> 对应简单传播：任一尾成员处于感染态即足以激活超边。</w:t>
       </w:r>
       <w:r>
         <w:rPr>
@@ -3271,7 +3325,7 @@
         <w:rPr>
           <w:rFonts w:ascii="Times New Roman" w:cs="Times New Roman" w:eastAsia="SimSun" w:hAnsi="Times New Roman"/>
         </w:rPr>
-        <w:t xml:space="preserve"> 可回收"每个感染尾成员独立传递"的情形；含时间累积的剂量核见附录。</w:t>
+        <w:t xml:space="preserve"> 可回收"每个感染尾成员独立传递"的情形。另一类机制把阈值放在头侧——头节点在跨超边累积的剂量超过阈值时被感染；该变体由附录的剂量核统一处理，主线不采用。</w:t>
       </w:r>
     </w:p>
     <w:p>
@@ -3561,7 +3615,87 @@
         <w:rPr>
           <w:rFonts w:ascii="Times New Roman" w:cs="Times New Roman" w:eastAsia="SimSun" w:hAnsi="Times New Roman"/>
         </w:rPr>
-        <w:t xml:space="preserve"> 上的状态演化因而是一个连续时间 Markov 过程，可用 Gillespie 算法精确抽样 [42]，这是第 III 节数值校验的基础。非指数康复期分布的推广见附录。</w:t>
+        <w:t xml:space="preserve"> 上的状态演化因而是一个连续时间 Markov 过程，可用 Gillespie 算法精确抽样 [42]，这是第 III 节数值校验的基础。非指数康复期分布的推广见附录。初始条件取单个均匀随机选取的种子节点感染、其余易感；有限系统几乎必然在有限时间内到达无感染者的吸收态。记吸收态中康复节点的占比为爆发规模 </w:t>
+      </w:r>
+      <w:r>
+        <w:rPr>
+          <w:rFonts w:ascii="Cambria Math" w:eastAsia="SimSun" w:hAnsi="Cambria Math"/>
+          <w:i/>
+          <w:iCs/>
+        </w:rPr>
+        <w:t xml:space="preserve">S</w:t>
+      </w:r>
+      <w:r>
+        <w:rPr>
+          <w:rFonts w:ascii="Times New Roman" w:cs="Times New Roman" w:eastAsia="SimSun" w:hAnsi="Times New Roman"/>
+        </w:rPr>
+        <w:t xml:space="preserve">，并记 </w:t>
+      </w:r>
+      <w:r>
+        <w:rPr>
+          <w:rFonts w:ascii="Cambria Math" w:eastAsia="SimSun" w:hAnsi="Cambria Math"/>
+          <w:i/>
+          <w:iCs/>
+        </w:rPr>
+        <w:t xml:space="preserve">S</w:t>
+      </w:r>
+      <w:r>
+        <w:rPr>
+          <w:rFonts w:ascii="Cambria Math" w:eastAsia="SimSun" w:hAnsi="Cambria Math"/>
+          <w:i w:val="false"/>
+          <w:iCs w:val="false"/>
+        </w:rPr>
+        <w:t xml:space="preserve">[</w:t>
+      </w:r>
+      <w:r>
+        <w:rPr>
+          <w:rFonts w:ascii="Cambria Math" w:eastAsia="SimSun" w:hAnsi="Cambria Math"/>
+          <w:i/>
+          <w:iCs/>
+        </w:rPr>
+        <w:t xml:space="preserve">H</w:t>
+      </w:r>
+      <w:r>
+        <w:rPr>
+          <w:rFonts w:ascii="Cambria Math" w:eastAsia="SimSun" w:hAnsi="Cambria Math"/>
+          <w:i w:val="false"/>
+          <w:iCs w:val="false"/>
+        </w:rPr>
+        <w:t xml:space="preserve">]</w:t>
+      </w:r>
+      <w:r>
+        <w:rPr>
+          <w:rFonts w:ascii="Times New Roman" w:cs="Times New Roman" w:eastAsia="SimSun" w:hAnsi="Times New Roman"/>
+        </w:rPr>
+        <w:t xml:space="preserve"> 为给定 </w:t>
+      </w:r>
+      <w:r>
+        <w:rPr>
+          <w:rFonts w:ascii="Cambria Math" w:eastAsia="SimSun" w:hAnsi="Cambria Math"/>
+          <w:i/>
+          <w:iCs/>
+        </w:rPr>
+        <w:t xml:space="preserve">H</w:t>
+      </w:r>
+      <w:r>
+        <w:rPr>
+          <w:rFonts w:ascii="Times New Roman" w:cs="Times New Roman" w:eastAsia="SimSun" w:hAnsi="Times New Roman"/>
+        </w:rPr>
+        <w:t xml:space="preserve"> 时 </w:t>
+      </w:r>
+      <w:r>
+        <w:rPr>
+          <w:rFonts w:ascii="Cambria Math" w:eastAsia="SimSun" w:hAnsi="Cambria Math"/>
+          <w:i/>
+          <w:iCs/>
+        </w:rPr>
+        <w:t xml:space="preserve">S</w:t>
+      </w:r>
+      <w:r>
+        <w:rPr>
+          <w:rFonts w:ascii="Times New Roman" w:cs="Times New Roman" w:eastAsia="SimSun" w:hAnsi="Times New Roman"/>
+        </w:rPr>
+        <w:t xml:space="preserve"> 对动力学随机性与种子选取的条件期望；均匀种子的分布与超边方向无关，这一点将在 II.D 用到。</w:t>
       </w:r>
     </w:p>
     <w:p>
@@ -4244,21 +4378,7 @@
         <w:rPr>
           <w:rFonts w:ascii="Times New Roman" w:cs="Times New Roman" w:eastAsia="SimSun" w:hAnsi="Times New Roman"/>
         </w:rPr>
-        <w:t xml:space="preserve">，共享节点同为头成员，来自两个不同尾集的压力在同一节点上汇聚，群体阈值 </w:t>
-      </w:r>
-      <w:r>
-        <w:rPr>
-          <w:rFonts w:ascii="Cambria Math" w:eastAsia="SimSun" w:hAnsi="Cambria Math"/>
-          <w:i w:val="false"/>
-          <w:iCs w:val="false"/>
-        </w:rPr>
-        <w:t xml:space="preserve">θ</w:t>
-      </w:r>
-      <w:r>
-        <w:rPr>
-          <w:rFonts w:ascii="Times New Roman" w:cs="Times New Roman" w:eastAsia="SimSun" w:hAnsi="Times New Roman"/>
-        </w:rPr>
-        <w:t xml:space="preserve"> 正是在此累积跨超边的剂量；</w:t>
+        <w:t xml:space="preserve">，共享节点同为头成员，两条超边的感染率按 (8) 在该节点上叠加（附录的头侧剂量核下，跨超边剂量亦在此累积）；</w:t>
       </w:r>
       <w:r>
         <w:rPr>
@@ -5408,7 +5528,7 @@
         <w:rPr>
           <w:rFonts w:ascii="Times New Roman" w:cs="Times New Roman" w:eastAsia="SimSun" w:hAnsi="Times New Roman"/>
         </w:rPr>
-        <w:t xml:space="preserve">：无条件平均 </w:t>
+        <w:t xml:space="preserve">；同质阶数下 (11) 的分母逐通道为常数，故无条件平均 </w:t>
       </w:r>
       <w:r>
         <w:rPr>
@@ -5447,7 +5567,7 @@
         <w:rPr>
           <w:rFonts w:ascii="Times New Roman" w:cs="Times New Roman" w:eastAsia="SimSun" w:hAnsi="Times New Roman"/>
         </w:rPr>
-        <w:t xml:space="preserve"> 正比于该常数除以超边对数，恒定不变，无法作为可调参数。可变的是重叠的堆积方式——是让少数超边对深度共享，还是让共享摊薄到大量超边对上。据此定义条件平均</w:t>
+        <w:t xml:space="preserve"> 同样被度序列锁死，无法作为可调参数。可变的是重叠的堆积方式——是让少数超边对深度共享，还是让共享摊薄到大量超边对上。据此定义条件平均</w:t>
       </w:r>
     </w:p>
     <w:p>
@@ -5889,7 +6009,32 @@
           <w:i w:val="false"/>
           <w:iCs w:val="false"/>
         </w:rPr>
-        <w:t xml:space="preserve">∝常数/</w:t>
+        <w:t xml:space="preserve">=</w:t>
+      </w:r>
+      <w:r>
+        <w:rPr>
+          <w:rFonts w:ascii="Cambria Math" w:eastAsia="SimSun" w:hAnsi="Cambria Math"/>
+          <w:i/>
+          <w:iCs/>
+        </w:rPr>
+        <w:t xml:space="preserve">C</w:t>
+      </w:r>
+      <w:r>
+        <w:rPr>
+          <w:rFonts w:ascii="Cambria Math" w:eastAsia="SimSun" w:hAnsi="Cambria Math"/>
+          <w:i w:val="false"/>
+          <w:iCs w:val="false"/>
+          <w:vertAlign w:val="subscript"/>
+        </w:rPr>
+        <w:t xml:space="preserve">ab</w:t>
+      </w:r>
+      <w:r>
+        <w:rPr>
+          <w:rFonts w:ascii="Cambria Math" w:eastAsia="SimSun" w:hAnsi="Cambria Math"/>
+          <w:i w:val="false"/>
+          <w:iCs w:val="false"/>
+        </w:rPr>
+        <w:t xml:space="preserve">/</w:t>
       </w:r>
       <w:r>
         <w:rPr>
@@ -5912,7 +6057,30 @@
         <w:rPr>
           <w:rFonts w:ascii="Times New Roman" w:cs="Times New Roman" w:eastAsia="SimSun" w:hAnsi="Times New Roman"/>
         </w:rPr>
-        <w:t xml:space="preserve">，调节 </w:t>
+        <w:t xml:space="preserve">，其中常数 </w:t>
+      </w:r>
+      <w:r>
+        <w:rPr>
+          <w:rFonts w:ascii="Cambria Math" w:eastAsia="SimSun" w:hAnsi="Cambria Math"/>
+          <w:i/>
+          <w:iCs/>
+        </w:rPr>
+        <w:t xml:space="preserve">C</w:t>
+      </w:r>
+      <w:r>
+        <w:rPr>
+          <w:rFonts w:ascii="Cambria Math" w:eastAsia="SimSun" w:hAnsi="Cambria Math"/>
+          <w:i w:val="false"/>
+          <w:iCs w:val="false"/>
+          <w:vertAlign w:val="subscript"/>
+        </w:rPr>
+        <w:t xml:space="preserve">ab</w:t>
+      </w:r>
+      <w:r>
+        <w:rPr>
+          <w:rFonts w:ascii="Times New Roman" w:cs="Times New Roman" w:eastAsia="SimSun" w:hAnsi="Times New Roman"/>
+        </w:rPr>
+        <w:t xml:space="preserve"> 仅由度序列决定；调节 </w:t>
       </w:r>
       <w:r>
         <w:rPr>
@@ -6824,7 +6992,127 @@
         <w:rPr>
           <w:rFonts w:ascii="Times New Roman" w:cs="Times New Roman" w:eastAsia="SimSun" w:hAnsi="Times New Roman"/>
         </w:rPr>
-        <w:t xml:space="preserve">据此把四通道重组为宇称本征量：串联重叠 </w:t>
+        <w:t xml:space="preserve">注意对有序超边对恒有 </w:t>
+      </w:r>
+      <w:r>
+        <w:rPr>
+          <w:rFonts w:ascii="Cambria Math" w:eastAsia="SimSun" w:hAnsi="Cambria Math"/>
+          <w:i/>
+          <w:iCs/>
+        </w:rPr>
+        <w:t xml:space="preserve">N</w:t>
+      </w:r>
+      <w:r>
+        <w:rPr>
+          <w:rFonts w:ascii="Cambria Math" w:eastAsia="SimSun" w:hAnsi="Cambria Math"/>
+          <w:i w:val="false"/>
+          <w:iCs w:val="false"/>
+          <w:vertAlign w:val="subscript"/>
+        </w:rPr>
+        <w:t xml:space="preserve">TH</w:t>
+      </w:r>
+      <w:r>
+        <w:rPr>
+          <w:rFonts w:ascii="Cambria Math" w:eastAsia="SimSun" w:hAnsi="Cambria Math"/>
+          <w:i w:val="false"/>
+          <w:iCs w:val="false"/>
+        </w:rPr>
+        <w:t xml:space="preserve">(</w:t>
+      </w:r>
+      <w:r>
+        <w:rPr>
+          <w:rFonts w:ascii="Cambria Math" w:eastAsia="SimSun" w:hAnsi="Cambria Math"/>
+          <w:i/>
+          <w:iCs/>
+        </w:rPr>
+        <w:t xml:space="preserve">e</w:t>
+      </w:r>
+      <w:r>
+        <w:rPr>
+          <w:rFonts w:ascii="Cambria Math" w:eastAsia="SimSun" w:hAnsi="Cambria Math"/>
+          <w:i w:val="false"/>
+          <w:iCs w:val="false"/>
+        </w:rPr>
+        <w:t xml:space="preserve">,</w:t>
+      </w:r>
+      <w:r>
+        <w:rPr>
+          <w:rFonts w:ascii="Cambria Math" w:eastAsia="SimSun" w:hAnsi="Cambria Math"/>
+          <w:i/>
+          <w:iCs/>
+        </w:rPr>
+        <w:t xml:space="preserve">f</w:t>
+      </w:r>
+      <w:r>
+        <w:rPr>
+          <w:rFonts w:ascii="Cambria Math" w:eastAsia="SimSun" w:hAnsi="Cambria Math"/>
+          <w:i w:val="false"/>
+          <w:iCs w:val="false"/>
+        </w:rPr>
+        <w:t xml:space="preserve">)=</w:t>
+      </w:r>
+      <w:r>
+        <w:rPr>
+          <w:rFonts w:ascii="Cambria Math" w:eastAsia="SimSun" w:hAnsi="Cambria Math"/>
+          <w:i/>
+          <w:iCs/>
+        </w:rPr>
+        <w:t xml:space="preserve">N</w:t>
+      </w:r>
+      <w:r>
+        <w:rPr>
+          <w:rFonts w:ascii="Cambria Math" w:eastAsia="SimSun" w:hAnsi="Cambria Math"/>
+          <w:i w:val="false"/>
+          <w:iCs w:val="false"/>
+          <w:vertAlign w:val="subscript"/>
+        </w:rPr>
+        <w:t xml:space="preserve">HT</w:t>
+      </w:r>
+      <w:r>
+        <w:rPr>
+          <w:rFonts w:ascii="Cambria Math" w:eastAsia="SimSun" w:hAnsi="Cambria Math"/>
+          <w:i w:val="false"/>
+          <w:iCs w:val="false"/>
+        </w:rPr>
+        <w:t xml:space="preserve">(</w:t>
+      </w:r>
+      <w:r>
+        <w:rPr>
+          <w:rFonts w:ascii="Cambria Math" w:eastAsia="SimSun" w:hAnsi="Cambria Math"/>
+          <w:i/>
+          <w:iCs/>
+        </w:rPr>
+        <w:t xml:space="preserve">f</w:t>
+      </w:r>
+      <w:r>
+        <w:rPr>
+          <w:rFonts w:ascii="Cambria Math" w:eastAsia="SimSun" w:hAnsi="Cambria Math"/>
+          <w:i w:val="false"/>
+          <w:iCs w:val="false"/>
+        </w:rPr>
+        <w:t xml:space="preserve">,</w:t>
+      </w:r>
+      <w:r>
+        <w:rPr>
+          <w:rFonts w:ascii="Cambria Math" w:eastAsia="SimSun" w:hAnsi="Cambria Math"/>
+          <w:i/>
+          <w:iCs/>
+        </w:rPr>
+        <w:t xml:space="preserve">e</w:t>
+      </w:r>
+      <w:r>
+        <w:rPr>
+          <w:rFonts w:ascii="Cambria Math" w:eastAsia="SimSun" w:hAnsi="Cambria Math"/>
+          <w:i w:val="false"/>
+          <w:iCs w:val="false"/>
+        </w:rPr>
+        <w:t xml:space="preserve">)</w:t>
+      </w:r>
+      <w:r>
+        <w:rPr>
+          <w:rFonts w:ascii="Times New Roman" w:cs="Times New Roman" w:eastAsia="SimSun" w:hAnsi="Times New Roman"/>
+        </w:rPr>
+        <w:t xml:space="preserve">：同质阶数下聚合量 </w:t>
       </w:r>
       <w:r>
         <w:rPr>
@@ -6841,6 +7129,52 @@
           <w:iCs w:val="false"/>
           <w:vertAlign w:val="superscript"/>
         </w:rPr>
+        <w:t xml:space="preserve">HT</w:t>
+      </w:r>
+      <w:r>
+        <w:rPr>
+          <w:rFonts w:ascii="Times New Roman" w:cs="Times New Roman" w:eastAsia="SimSun" w:hAnsi="Times New Roman"/>
+        </w:rPr>
+        <w:t xml:space="preserve"> 与 </w:t>
+      </w:r>
+      <w:r>
+        <w:rPr>
+          <w:rFonts w:ascii="Cambria Math" w:eastAsia="SimSun" w:hAnsi="Cambria Math"/>
+          <w:i w:val="false"/>
+          <w:iCs w:val="false"/>
+        </w:rPr>
+        <w:t xml:space="preserve">α</w:t>
+      </w:r>
+      <w:r>
+        <w:rPr>
+          <w:rFonts w:ascii="Cambria Math" w:eastAsia="SimSun" w:hAnsi="Cambria Math"/>
+          <w:i w:val="false"/>
+          <w:iCs w:val="false"/>
+          <w:vertAlign w:val="superscript"/>
+        </w:rPr>
+        <w:t xml:space="preserve">TH</w:t>
+      </w:r>
+      <w:r>
+        <w:rPr>
+          <w:rFonts w:ascii="Times New Roman" w:cs="Times New Roman" w:eastAsia="SimSun" w:hAnsi="Times New Roman"/>
+        </w:rPr>
+        <w:t xml:space="preserve"> 逐实现相等（异质阶数下互为阶指标的转置），串联方向只携带一个独立分量，记 </w:t>
+      </w:r>
+      <w:r>
+        <w:rPr>
+          <w:rFonts w:ascii="Cambria Math" w:eastAsia="SimSun" w:hAnsi="Cambria Math"/>
+          <w:i w:val="false"/>
+          <w:iCs w:val="false"/>
+        </w:rPr>
+        <w:t xml:space="preserve">α</w:t>
+      </w:r>
+      <w:r>
+        <w:rPr>
+          <w:rFonts w:ascii="Cambria Math" w:eastAsia="SimSun" w:hAnsi="Cambria Math"/>
+          <w:i w:val="false"/>
+          <w:iCs w:val="false"/>
+          <w:vertAlign w:val="superscript"/>
+        </w:rPr>
         <w:t xml:space="preserve">⇉</w:t>
       </w:r>
       <w:r>
@@ -6849,7 +7183,7 @@
           <w:i w:val="false"/>
           <w:iCs w:val="false"/>
         </w:rPr>
-        <w:t xml:space="preserve">=1/2(α</w:t>
+        <w:t xml:space="preserve">=α</w:t>
       </w:r>
       <w:r>
         <w:rPr>
@@ -6862,11 +7196,17 @@
       </w:r>
       <w:r>
         <w:rPr>
-          <w:rFonts w:ascii="Cambria Math" w:eastAsia="SimSun" w:hAnsi="Cambria Math"/>
-          <w:i w:val="false"/>
-          <w:iCs w:val="false"/>
-        </w:rPr>
-        <w:t xml:space="preserve">+α</w:t>
+          <w:rFonts w:ascii="Times New Roman" w:cs="Times New Roman" w:eastAsia="SimSun" w:hAnsi="Times New Roman"/>
+        </w:rPr>
+        <w:t xml:space="preserve">。四个通道在聚合层面因而携带三个独立分量，按宇称重组：</w:t>
+      </w:r>
+      <w:r>
+        <w:rPr>
+          <w:rFonts w:ascii="Cambria Math" w:eastAsia="SimSun" w:hAnsi="Cambria Math"/>
+          <w:i w:val="false"/>
+          <w:iCs w:val="false"/>
+        </w:rPr>
+        <w:t xml:space="preserve">α</w:t>
       </w:r>
       <w:r>
         <w:rPr>
@@ -6875,15 +7215,7 @@
           <w:iCs w:val="false"/>
           <w:vertAlign w:val="superscript"/>
         </w:rPr>
-        <w:t xml:space="preserve">TH</w:t>
-      </w:r>
-      <w:r>
-        <w:rPr>
-          <w:rFonts w:ascii="Cambria Math" w:eastAsia="SimSun" w:hAnsi="Cambria Math"/>
-          <w:i w:val="false"/>
-          <w:iCs w:val="false"/>
-        </w:rPr>
-        <w:t xml:space="preserve">)</w:t>
+        <w:t xml:space="preserve">⇉</w:t>
       </w:r>
       <w:r>
         <w:rPr>
@@ -7331,7 +7663,7 @@
         <w:rPr>
           <w:rFonts w:ascii="Times New Roman" w:cs="Times New Roman" w:eastAsia="SimSun" w:hAnsi="Times New Roman"/>
         </w:rPr>
-        <w:t xml:space="preserve">。据此可把结构量按宇称分类，</w:t>
+        <w:t xml:space="preserve">。据此可把结构量按宇称分类；本文所用结构量中，</w:t>
       </w:r>
       <w:r>
         <w:rPr>
@@ -7345,7 +7677,7 @@
         <w:rPr>
           <w:rFonts w:ascii="Times New Roman" w:cs="Times New Roman" w:eastAsia="SimSun" w:hAnsi="Times New Roman"/>
         </w:rPr>
-        <w:t xml:space="preserve">-奇者共三类：尾头基数之差 </w:t>
+        <w:t xml:space="preserve">-奇者有三个：尾头基数之差 </w:t>
       </w:r>
       <w:r>
         <w:rPr>
@@ -7591,21 +7923,21 @@
         <w:rPr>
           <w:rFonts w:ascii="Times New Roman" w:cs="Times New Roman" w:eastAsia="SimSun" w:hAnsi="Times New Roman"/>
         </w:rPr>
-        <w:t xml:space="preserve"> 为在 </w:t>
-      </w:r>
-      <w:r>
-        <w:rPr>
-          <w:rFonts w:ascii="Cambria Math" w:eastAsia="SimSun" w:hAnsi="Cambria Math"/>
-          <w:i/>
-          <w:iCs/>
-        </w:rPr>
-        <w:t xml:space="preserve">H</w:t>
-      </w:r>
-      <w:r>
-        <w:rPr>
-          <w:rFonts w:ascii="Times New Roman" w:cs="Times New Roman" w:eastAsia="SimSun" w:hAnsi="Times New Roman"/>
-        </w:rPr>
-        <w:t xml:space="preserve"> 上按 II.B 演化所得的终态爆发规模。</w:t>
+        <w:t xml:space="preserve"> 为 II.B 定义的条件期望爆发规模；由于种子均匀选取，</w:t>
+      </w:r>
+      <w:r>
+        <w:rPr>
+          <w:rFonts w:ascii="Cambria Math" w:eastAsia="SimSun" w:hAnsi="Cambria Math"/>
+          <w:i/>
+          <w:iCs/>
+        </w:rPr>
+        <w:t xml:space="preserve">S</w:t>
+      </w:r>
+      <w:r>
+        <w:rPr>
+          <w:rFonts w:ascii="Times New Roman" w:cs="Times New Roman" w:eastAsia="SimSun" w:hAnsi="Times New Roman"/>
+        </w:rPr>
+        <w:t xml:space="preserve"> 的定义本身不引入方向偏好。</w:t>
       </w:r>
     </w:p>
     <w:p>
@@ -8084,7 +8416,7 @@
           <w:b/>
           <w:bCs/>
         </w:rPr>
-        <w:t xml:space="preserve">系综层面的破缺要求上述三类 </w:t>
+        <w:t xml:space="preserve">系综层面的破缺要求生成系综本身破坏 </w:t>
       </w:r>
       <w:r>
         <w:rPr>
@@ -8102,13 +8434,27 @@
           <w:b/>
           <w:bCs/>
         </w:rPr>
-        <w:t xml:space="preserve">-奇量至少有一个非零。</w:t>
-      </w:r>
-      <w:r>
-        <w:rPr>
-          <w:rFonts w:ascii="Times New Roman" w:cs="Times New Roman" w:eastAsia="SimSun" w:hAnsi="Times New Roman"/>
-        </w:rPr>
-        <w:t xml:space="preserve"> 由此立即可知，在 </w:t>
+        <w:t xml:space="preserve">-不变性</w:t>
+      </w:r>
+      <w:r>
+        <w:rPr>
+          <w:rFonts w:ascii="Times New Roman" w:cs="Times New Roman" w:eastAsia="SimSun" w:hAnsi="Times New Roman"/>
+        </w:rPr>
+        <w:t xml:space="preserve">；在本文所用结构量中，能承载这一破坏的只有上述三个 </w:t>
+      </w:r>
+      <w:r>
+        <w:rPr>
+          <w:rFonts w:ascii="Cambria Math" w:eastAsia="SimSun" w:hAnsi="Cambria Math"/>
+          <w:i/>
+          <w:iCs/>
+        </w:rPr>
+        <w:t xml:space="preserve">R</w:t>
+      </w:r>
+      <w:r>
+        <w:rPr>
+          <w:rFonts w:ascii="Times New Roman" w:cs="Times New Roman" w:eastAsia="SimSun" w:hAnsi="Times New Roman"/>
+        </w:rPr>
+        <w:t xml:space="preserve">-奇量。特别地，</w:t>
       </w:r>
       <w:r>
         <w:rPr>
@@ -8136,7 +8482,35 @@
         <w:rPr>
           <w:rFonts w:ascii="Times New Roman" w:cs="Times New Roman" w:eastAsia="SimSun" w:hAnsi="Times New Roman"/>
         </w:rPr>
-        <w:t xml:space="preserve"> 关于对角线对称的设定下单独扫描 </w:t>
+        <w:t xml:space="preserve"> 关于对角线对称的位形模型系综是 </w:t>
+      </w:r>
+      <w:r>
+        <w:rPr>
+          <w:rFonts w:ascii="Cambria Math" w:eastAsia="SimSun" w:hAnsi="Cambria Math"/>
+          <w:i/>
+          <w:iCs/>
+        </w:rPr>
+        <w:t xml:space="preserve">R</w:t>
+      </w:r>
+      <w:r>
+        <w:rPr>
+          <w:rFonts w:ascii="Times New Roman" w:cs="Times New Roman" w:eastAsia="SimSun" w:hAnsi="Times New Roman"/>
+        </w:rPr>
+        <w:t xml:space="preserve">-不变的，而以 </w:t>
+      </w:r>
+      <w:r>
+        <w:rPr>
+          <w:rFonts w:ascii="Cambria Math" w:eastAsia="SimSun" w:hAnsi="Cambria Math"/>
+          <w:i/>
+          <w:iCs/>
+        </w:rPr>
+        <w:t xml:space="preserve">R</w:t>
+      </w:r>
+      <w:r>
+        <w:rPr>
+          <w:rFonts w:ascii="Times New Roman" w:cs="Times New Roman" w:eastAsia="SimSun" w:hAnsi="Times New Roman"/>
+        </w:rPr>
+        <w:t xml:space="preserve">-偶量为目标的定向重连（如 </w:t>
       </w:r>
       <w:r>
         <w:rPr>
@@ -8159,7 +8533,7 @@
         <w:rPr>
           <w:rFonts w:ascii="Times New Roman" w:cs="Times New Roman" w:eastAsia="SimSun" w:hAnsi="Times New Roman"/>
         </w:rPr>
-        <w:t xml:space="preserve"> 不可能产生破缺——尽管 </w:t>
+        <w:t xml:space="preserve"> 扫描）保持该不变性，故单独扫描 </w:t>
       </w:r>
       <w:r>
         <w:rPr>
@@ -8182,7 +8556,30 @@
         <w:rPr>
           <w:rFonts w:ascii="Times New Roman" w:cs="Times New Roman" w:eastAsia="SimSun" w:hAnsi="Times New Roman"/>
         </w:rPr>
-        <w:t xml:space="preserve"> 确实移动阈值。这一推论决定了第 VI 节破缺实验的设计：固定前两类 </w:t>
+        <w:t xml:space="preserve"> 不可能产生系综层面的破缺——尽管 </w:t>
+      </w:r>
+      <w:r>
+        <w:rPr>
+          <w:rFonts w:ascii="Cambria Math" w:eastAsia="SimSun" w:hAnsi="Cambria Math"/>
+          <w:i/>
+          <w:iCs/>
+        </w:rPr>
+        <w:t xml:space="preserve">r</w:t>
+      </w:r>
+      <w:r>
+        <w:rPr>
+          <w:rFonts w:ascii="Cambria Math" w:eastAsia="SimSun" w:hAnsi="Cambria Math"/>
+          <w:i w:val="false"/>
+          <w:iCs w:val="false"/>
+          <w:vertAlign w:val="subscript"/>
+        </w:rPr>
+        <w:t xml:space="preserve">io</w:t>
+      </w:r>
+      <w:r>
+        <w:rPr>
+          <w:rFonts w:ascii="Times New Roman" w:cs="Times New Roman" w:eastAsia="SimSun" w:hAnsi="Times New Roman"/>
+        </w:rPr>
+        <w:t xml:space="preserve"> 确实移动阈值。这一推论决定了第 VI 节破缺实验的设计：固定前两个 </w:t>
       </w:r>
       <w:r>
         <w:rPr>

--- a/drafts/sir-directed-hypergraphs/manuscript.docx
+++ b/drafts/sir-directed-hypergraphs/manuscript.docx
@@ -1262,7 +1262,19 @@
         <w:rPr>
           <w:rFonts w:ascii="Times New Roman" w:cs="Times New Roman" w:eastAsia="SimSun" w:hAnsi="Times New Roman"/>
         </w:rPr>
-        <w:t xml:space="preserve"> 为接受影响的一方。尾集与头集不相交，这既排除了自作用，也是后文重叠退化关系 (10) 成立的前提。主线取同质阶数，即对所有 </w:t>
+        <w:t xml:space="preserve"> 为接受影响的一方。二者不相交，这既排除了自作用，也是后文重叠退化关系 (10) 成立的前提。</w:t>
+      </w:r>
+    </w:p>
+    <w:p>
+      <w:pPr>
+        <w:spacing w:after="120" w:before="120" w:line="320"/>
+        <w:jc w:val="both"/>
+      </w:pPr>
+      <w:r>
+        <w:rPr>
+          <w:rFonts w:ascii="Times New Roman" w:cs="Times New Roman" w:eastAsia="SimSun" w:hAnsi="Times New Roman"/>
+        </w:rPr>
+        <w:t xml:space="preserve">主线取同质阶数，即对所有 </w:t>
       </w:r>
       <w:r>
         <w:rPr>
@@ -1396,7 +1408,77 @@
         <w:rPr>
           <w:rFonts w:ascii="Times New Roman" w:cs="Times New Roman" w:eastAsia="SimSun" w:hAnsi="Times New Roman"/>
         </w:rPr>
-        <w:t xml:space="preserve"> 退化为普通有向图；忽略尾/头之分则退化为无向超图。</w:t>
+        <w:t xml:space="preserve"> 退化为普通有向图；取 </w:t>
+      </w:r>
+      <w:r>
+        <w:rPr>
+          <w:rFonts w:ascii="Cambria Math" w:eastAsia="SimSun" w:hAnsi="Cambria Math"/>
+          <w:i/>
+          <w:iCs/>
+        </w:rPr>
+        <w:t xml:space="preserve">T</w:t>
+      </w:r>
+      <w:r>
+        <w:rPr>
+          <w:rFonts w:ascii="Cambria Math" w:eastAsia="SimSun" w:hAnsi="Cambria Math"/>
+          <w:i w:val="false"/>
+          <w:iCs w:val="false"/>
+        </w:rPr>
+        <w:t xml:space="preserve">(</w:t>
+      </w:r>
+      <w:r>
+        <w:rPr>
+          <w:rFonts w:ascii="Cambria Math" w:eastAsia="SimSun" w:hAnsi="Cambria Math"/>
+          <w:i/>
+          <w:iCs/>
+        </w:rPr>
+        <w:t xml:space="preserve">e</w:t>
+      </w:r>
+      <w:r>
+        <w:rPr>
+          <w:rFonts w:ascii="Cambria Math" w:eastAsia="SimSun" w:hAnsi="Cambria Math"/>
+          <w:i w:val="false"/>
+          <w:iCs w:val="false"/>
+        </w:rPr>
+        <w:t xml:space="preserve">)∪ </w:t>
+      </w:r>
+      <w:r>
+        <w:rPr>
+          <w:rFonts w:ascii="Cambria Math" w:eastAsia="SimSun" w:hAnsi="Cambria Math"/>
+          <w:i/>
+          <w:iCs/>
+        </w:rPr>
+        <w:t xml:space="preserve">H</w:t>
+      </w:r>
+      <w:r>
+        <w:rPr>
+          <w:rFonts w:ascii="Cambria Math" w:eastAsia="SimSun" w:hAnsi="Cambria Math"/>
+          <w:i w:val="false"/>
+          <w:iCs w:val="false"/>
+        </w:rPr>
+        <w:t xml:space="preserve">(</w:t>
+      </w:r>
+      <w:r>
+        <w:rPr>
+          <w:rFonts w:ascii="Cambria Math" w:eastAsia="SimSun" w:hAnsi="Cambria Math"/>
+          <w:i/>
+          <w:iCs/>
+        </w:rPr>
+        <w:t xml:space="preserve">e</w:t>
+      </w:r>
+      <w:r>
+        <w:rPr>
+          <w:rFonts w:ascii="Cambria Math" w:eastAsia="SimSun" w:hAnsi="Cambria Math"/>
+          <w:i w:val="false"/>
+          <w:iCs w:val="false"/>
+        </w:rPr>
+        <w:t xml:space="preserve">)</w:t>
+      </w:r>
+      <w:r>
+        <w:rPr>
+          <w:rFonts w:ascii="Times New Roman" w:cs="Times New Roman" w:eastAsia="SimSun" w:hAnsi="Times New Roman"/>
+        </w:rPr>
+        <w:t xml:space="preserve"> 为超边的支撑集则退化为无向超图。</w:t>
       </w:r>
     </w:p>
     <w:p>
@@ -2142,7 +2224,19 @@
         <w:rPr>
           <w:rFonts w:ascii="Times New Roman" w:cs="Times New Roman" w:eastAsia="SimSun" w:hAnsi="Times New Roman"/>
         </w:rPr>
-        <w:t xml:space="preserve">：尾集与头集基数不等时，两个平均度必然不等。本文的第一个结构参数是入出度相关</w:t>
+        <w:t xml:space="preserve">：尾集与头集基数不等时，两个平均度必然不等。</w:t>
+      </w:r>
+    </w:p>
+    <w:p>
+      <w:pPr>
+        <w:spacing w:after="120" w:before="120" w:line="320"/>
+        <w:jc w:val="both"/>
+      </w:pPr>
+      <w:r>
+        <w:rPr>
+          <w:rFonts w:ascii="Times New Roman" w:cs="Times New Roman" w:eastAsia="SimSun" w:hAnsi="Times New Roman"/>
+        </w:rPr>
+        <w:t xml:space="preserve">本文的第一个结构参数是入出度相关</w:t>
       </w:r>
     </w:p>
     <w:p>
@@ -2429,7 +2523,7 @@
         <w:rPr>
           <w:rFonts w:ascii="Times New Roman" w:cs="Times New Roman" w:eastAsia="SimSun" w:hAnsi="Times New Roman"/>
         </w:rPr>
-        <w:t xml:space="preserve"> 在节点上的 Pearson 相关系数。它刻画的是同一节点两个方向的度值关系，与相连节点之间的度—度同配性 [14] 是不同的量。</w:t>
+        <w:t xml:space="preserve"> 在节点上的 Pearson 相关系数——刻画同一节点两个方向的度值关系，而非相连节点之间的度值相似性 [14]。</w:t>
       </w:r>
     </w:p>
     <w:p>
@@ -2458,7 +2552,7 @@
         <w:rPr>
           <w:rFonts w:ascii="Times New Roman" w:cs="Times New Roman" w:eastAsia="SimSun" w:hAnsi="Times New Roman"/>
         </w:rPr>
-        <w:t xml:space="preserve">每个节点在任一时刻处于易感（S）、感染（I）、康复（R）三态之一。感染只沿尾→头方向传递：一条超边的尾集成员被感染后，对其头集中的易感节点施加压力，反向不发生传递。</w:t>
+        <w:t xml:space="preserve">每个节点在任一时刻处于易感（S）、感染（I）、康复（R）三态之一。感染只沿尾→头方向传递：超边尾集中的感染成员驱动其头集中的易感节点，反向不发生传递。</w:t>
       </w:r>
     </w:p>
     <w:p>
@@ -3183,7 +3277,7 @@
         <w:rPr>
           <w:rFonts w:ascii="Times New Roman" w:cs="Times New Roman" w:eastAsia="SimSun" w:hAnsi="Times New Roman"/>
         </w:rPr>
-        <w:t xml:space="preserve">即当尾集感染成员数 </w:t>
+        <w:t xml:space="preserve">尾集感染成员数 </w:t>
       </w:r>
       <w:r>
         <w:rPr>
@@ -3265,7 +3359,7 @@
         <w:rPr>
           <w:rFonts w:ascii="Times New Roman" w:cs="Times New Roman" w:eastAsia="SimSun" w:hAnsi="Times New Roman"/>
         </w:rPr>
-        <w:t xml:space="preserve"> 对应简单传播：任一尾成员处于感染态即足以激活超边。</w:t>
+        <w:t xml:space="preserve"> 对应简单传播，任一尾成员感染即足以激活超边；</w:t>
       </w:r>
       <w:r>
         <w:rPr>
@@ -3279,7 +3373,19 @@
         <w:rPr>
           <w:rFonts w:ascii="Times New Roman" w:cs="Times New Roman" w:eastAsia="SimSun" w:hAnsi="Times New Roman"/>
         </w:rPr>
-        <w:t xml:space="preserve"> 则要求多个尾成员的联合状态，属于阈值型复杂传播 [21, 22]，两者的渗流对应物不同，将在第 IV 节分别处理。取线性核 </w:t>
+        <w:t xml:space="preserve"> 则要求多个尾成员的联合状态，属于阈值型复杂传播 [21, 22]。两者的渗流对应物不同，将在第 IV 节分别处理。</w:t>
+      </w:r>
+    </w:p>
+    <w:p>
+      <w:pPr>
+        <w:spacing w:after="120" w:before="120" w:line="320"/>
+        <w:jc w:val="both"/>
+      </w:pPr>
+      <w:r>
+        <w:rPr>
+          <w:rFonts w:ascii="Times New Roman" w:cs="Times New Roman" w:eastAsia="SimSun" w:hAnsi="Times New Roman"/>
+        </w:rPr>
+        <w:t xml:space="preserve">阈值放在尾侧、且逐超边判定，是本文主线的机制选择。取线性核 </w:t>
       </w:r>
       <w:r>
         <w:rPr>
@@ -3325,7 +3431,7 @@
         <w:rPr>
           <w:rFonts w:ascii="Times New Roman" w:cs="Times New Roman" w:eastAsia="SimSun" w:hAnsi="Times New Roman"/>
         </w:rPr>
-        <w:t xml:space="preserve"> 可回收"每个感染尾成员独立传递"的情形。另一类机制把阈值放在头侧——头节点在跨超边累积的剂量超过阈值时被感染；该变体由附录的剂量核统一处理，主线不采用。</w:t>
+        <w:t xml:space="preserve"> 可回收"每个感染尾成员独立传递"的情形；把阈值改放头侧、令头节点在跨超边累积的剂量超过阈值时被感染，则得到另一类机制，由附录的剂量核统一处理。</w:t>
       </w:r>
     </w:p>
     <w:p>
@@ -3615,7 +3721,19 @@
         <w:rPr>
           <w:rFonts w:ascii="Times New Roman" w:cs="Times New Roman" w:eastAsia="SimSun" w:hAnsi="Times New Roman"/>
         </w:rPr>
-        <w:t xml:space="preserve"> 上的状态演化因而是一个连续时间 Markov 过程，可用 Gillespie 算法精确抽样 [42]，这是第 III 节数值校验的基础。非指数康复期分布的推广见附录。初始条件取单个均匀随机选取的种子节点感染、其余易感；有限系统几乎必然在有限时间内到达无感染者的吸收态。记吸收态中康复节点的占比为爆发规模 </w:t>
+        <w:t xml:space="preserve"> 上的演化因而是连续时间 Markov 过程，可用 Gillespie 算法精确抽样 [42]——这是第 III 节数值校验的基础。非指数康复期分布的推广见附录。</w:t>
+      </w:r>
+    </w:p>
+    <w:p>
+      <w:pPr>
+        <w:spacing w:after="120" w:before="120" w:line="320"/>
+        <w:jc w:val="both"/>
+      </w:pPr>
+      <w:r>
+        <w:rPr>
+          <w:rFonts w:ascii="Times New Roman" w:cs="Times New Roman" w:eastAsia="SimSun" w:hAnsi="Times New Roman"/>
+        </w:rPr>
+        <w:t xml:space="preserve">初始条件取单个均匀随机选取的种子节点感染、其余易感。有限系统几乎必然在有限时间内到达无感染者的吸收态；记该吸收态中康复节点的占比为爆发规模 </w:t>
       </w:r>
       <w:r>
         <w:rPr>
@@ -3629,7 +3747,7 @@
         <w:rPr>
           <w:rFonts w:ascii="Times New Roman" w:cs="Times New Roman" w:eastAsia="SimSun" w:hAnsi="Times New Roman"/>
         </w:rPr>
-        <w:t xml:space="preserve">，并记 </w:t>
+        <w:t xml:space="preserve">，记 </w:t>
       </w:r>
       <w:r>
         <w:rPr>
@@ -3695,7 +3813,7 @@
         <w:rPr>
           <w:rFonts w:ascii="Times New Roman" w:cs="Times New Roman" w:eastAsia="SimSun" w:hAnsi="Times New Roman"/>
         </w:rPr>
-        <w:t xml:space="preserve"> 对动力学随机性与种子选取的条件期望；均匀种子的分布与超边方向无关，这一点将在 II.D 用到。</w:t>
+        <w:t xml:space="preserve"> 对动力学随机性与种子选取的条件期望。种子分布均匀因而与超边方向无关，这一点 II.D 将用到。</w:t>
       </w:r>
     </w:p>
     <w:p>
@@ -4852,7 +4970,7 @@
         <w:rPr>
           <w:rFonts w:ascii="Times New Roman" w:cs="Times New Roman" w:eastAsia="SimSun" w:hAnsi="Times New Roman"/>
         </w:rPr>
-        <w:t xml:space="preserve">也就是说，对任意一对超边，四通道之和精确等于其无向重叠。本文的重叠量因而是现行定义的方向细化，而非另一套互不相容的定义，这使得后文结果可与无向文献直接对照。</w:t>
+        <w:t xml:space="preserve">也就是说，对任意一对超边，四通道之和精确等于其无向重叠：本节的重叠量是现行定义的方向细化，因而后文结果可与无向文献直接对照。</w:t>
       </w:r>
     </w:p>
     <w:p>
@@ -5156,7 +5274,7 @@
         <w:rPr>
           <w:rFonts w:ascii="Times New Roman" w:cs="Times New Roman" w:eastAsia="SimSun" w:hAnsi="Times New Roman"/>
         </w:rPr>
-        <w:t xml:space="preserve">聚合方式需要谨慎。对固定的 </w:t>
+        <w:t xml:space="preserve">聚合方式受一条硬约束限制。对固定的 </w:t>
       </w:r>
       <w:r>
         <w:rPr>
@@ -6057,7 +6175,7 @@
         <w:rPr>
           <w:rFonts w:ascii="Times New Roman" w:cs="Times New Roman" w:eastAsia="SimSun" w:hAnsi="Times New Roman"/>
         </w:rPr>
-        <w:t xml:space="preserve">，其中常数 </w:t>
+        <w:t xml:space="preserve">，常数 </w:t>
       </w:r>
       <w:r>
         <w:rPr>
@@ -6080,7 +6198,7 @@
         <w:rPr>
           <w:rFonts w:ascii="Times New Roman" w:cs="Times New Roman" w:eastAsia="SimSun" w:hAnsi="Times New Roman"/>
         </w:rPr>
-        <w:t xml:space="preserve"> 仅由度序列决定；调节 </w:t>
+        <w:t xml:space="preserve"> 仅由度序列决定。因此调节 </w:t>
       </w:r>
       <w:r>
         <w:rPr>
@@ -6117,7 +6235,7 @@
         <w:rPr>
           <w:rFonts w:ascii="Times New Roman" w:cs="Times New Roman" w:eastAsia="SimSun" w:hAnsi="Times New Roman"/>
         </w:rPr>
-        <w:t xml:space="preserve">；这决定了第 V 节重连算法的实现方式。</w:t>
+        <w:t xml:space="preserve">，这决定了第 V 节重连算法的实现方式。</w:t>
       </w:r>
     </w:p>
     <w:p>
@@ -6992,7 +7110,7 @@
         <w:rPr>
           <w:rFonts w:ascii="Times New Roman" w:cs="Times New Roman" w:eastAsia="SimSun" w:hAnsi="Times New Roman"/>
         </w:rPr>
-        <w:t xml:space="preserve">注意对有序超边对恒有 </w:t>
+        <w:t xml:space="preserve">两个串联通道并不独立。对有序超边对恒有 </w:t>
       </w:r>
       <w:r>
         <w:rPr>
@@ -7112,7 +7230,7 @@
         <w:rPr>
           <w:rFonts w:ascii="Times New Roman" w:cs="Times New Roman" w:eastAsia="SimSun" w:hAnsi="Times New Roman"/>
         </w:rPr>
-        <w:t xml:space="preserve">：同质阶数下聚合量 </w:t>
+        <w:t xml:space="preserve">，故同质阶数下 </w:t>
       </w:r>
       <w:r>
         <w:rPr>
@@ -7158,7 +7276,7 @@
         <w:rPr>
           <w:rFonts w:ascii="Times New Roman" w:cs="Times New Roman" w:eastAsia="SimSun" w:hAnsi="Times New Roman"/>
         </w:rPr>
-        <w:t xml:space="preserve"> 逐实现相等（异质阶数下互为阶指标的转置），串联方向只携带一个独立分量，记 </w:t>
+        <w:t xml:space="preserve"> 逐实现相等（异质阶数下互为阶指标的转置），串联方向只携带一个分量，记 </w:t>
       </w:r>
       <w:r>
         <w:rPr>
@@ -7198,7 +7316,19 @@
         <w:rPr>
           <w:rFonts w:ascii="Times New Roman" w:cs="Times New Roman" w:eastAsia="SimSun" w:hAnsi="Times New Roman"/>
         </w:rPr>
-        <w:t xml:space="preserve">。四个通道在聚合层面因而携带三个独立分量，按宇称重组：</w:t>
+        <w:t xml:space="preserve">。四个通道在聚合层面因而只有三个独立分量。</w:t>
+      </w:r>
+    </w:p>
+    <w:p>
+      <w:pPr>
+        <w:spacing w:after="120" w:before="120" w:line="320"/>
+        <w:jc w:val="both"/>
+      </w:pPr>
+      <w:r>
+        <w:rPr>
+          <w:rFonts w:ascii="Times New Roman" w:cs="Times New Roman" w:eastAsia="SimSun" w:hAnsi="Times New Roman"/>
+        </w:rPr>
+        <w:t xml:space="preserve">按宇称重组：</w:t>
       </w:r>
       <w:r>
         <w:rPr>
@@ -7663,7 +7793,19 @@
         <w:rPr>
           <w:rFonts w:ascii="Times New Roman" w:cs="Times New Roman" w:eastAsia="SimSun" w:hAnsi="Times New Roman"/>
         </w:rPr>
-        <w:t xml:space="preserve">。据此可把结构量按宇称分类；本文所用结构量中，</w:t>
+        <w:t xml:space="preserve">。</w:t>
+      </w:r>
+    </w:p>
+    <w:p>
+      <w:pPr>
+        <w:spacing w:after="120" w:before="120" w:line="320"/>
+        <w:jc w:val="both"/>
+      </w:pPr>
+      <w:r>
+        <w:rPr>
+          <w:rFonts w:ascii="Times New Roman" w:cs="Times New Roman" w:eastAsia="SimSun" w:hAnsi="Times New Roman"/>
+        </w:rPr>
+        <w:t xml:space="preserve">据此可把结构量按宇称分类。本文所用结构量中，</w:t>
       </w:r>
       <w:r>
         <w:rPr>
@@ -8440,7 +8582,7 @@
         <w:rPr>
           <w:rFonts w:ascii="Times New Roman" w:cs="Times New Roman" w:eastAsia="SimSun" w:hAnsi="Times New Roman"/>
         </w:rPr>
-        <w:t xml:space="preserve">；在本文所用结构量中，能承载这一破坏的只有上述三个 </w:t>
+        <w:t xml:space="preserve">。在本文所用结构量中，能承载这一破坏的只有上述三个 </w:t>
       </w:r>
       <w:r>
         <w:rPr>
@@ -8454,7 +8596,36 @@
         <w:rPr>
           <w:rFonts w:ascii="Times New Roman" w:cs="Times New Roman" w:eastAsia="SimSun" w:hAnsi="Times New Roman"/>
         </w:rPr>
-        <w:t xml:space="preserve">-奇量。特别地，</w:t>
+        <w:t xml:space="preserve">-奇量。</w:t>
+      </w:r>
+    </w:p>
+    <w:p>
+      <w:pPr>
+        <w:spacing w:after="120" w:before="120" w:line="320"/>
+        <w:jc w:val="both"/>
+      </w:pPr>
+      <w:r>
+        <w:rPr>
+          <w:rFonts w:ascii="Cambria Math" w:eastAsia="SimSun" w:hAnsi="Cambria Math"/>
+          <w:i/>
+          <w:iCs/>
+        </w:rPr>
+        <w:t xml:space="preserve">r</w:t>
+      </w:r>
+      <w:r>
+        <w:rPr>
+          <w:rFonts w:ascii="Cambria Math" w:eastAsia="SimSun" w:hAnsi="Cambria Math"/>
+          <w:i w:val="false"/>
+          <w:iCs w:val="false"/>
+          <w:vertAlign w:val="subscript"/>
+        </w:rPr>
+        <w:t xml:space="preserve">io</w:t>
+      </w:r>
+      <w:r>
+        <w:rPr>
+          <w:rFonts w:ascii="Times New Roman" w:cs="Times New Roman" w:eastAsia="SimSun" w:hAnsi="Times New Roman"/>
+        </w:rPr>
+        <w:t xml:space="preserve"> 因而不能单独产生破缺。</w:t>
       </w:r>
       <w:r>
         <w:rPr>
@@ -8510,7 +8681,7 @@
         <w:rPr>
           <w:rFonts w:ascii="Times New Roman" w:cs="Times New Roman" w:eastAsia="SimSun" w:hAnsi="Times New Roman"/>
         </w:rPr>
-        <w:t xml:space="preserve">-偶量为目标的定向重连（如 </w:t>
+        <w:t xml:space="preserve">-偶量为目标的定向重连保持该不变性；</w:t>
       </w:r>
       <w:r>
         <w:rPr>
@@ -8533,7 +8704,7 @@
         <w:rPr>
           <w:rFonts w:ascii="Times New Roman" w:cs="Times New Roman" w:eastAsia="SimSun" w:hAnsi="Times New Roman"/>
         </w:rPr>
-        <w:t xml:space="preserve"> 扫描）保持该不变性，故单独扫描 </w:t>
+        <w:t xml:space="preserve"> 扫描正属此类，故其系综平均的爆发规模在方向翻转下必然相同——尽管 </w:t>
       </w:r>
       <w:r>
         <w:rPr>
@@ -8556,7 +8727,35 @@
         <w:rPr>
           <w:rFonts w:ascii="Times New Roman" w:cs="Times New Roman" w:eastAsia="SimSun" w:hAnsi="Times New Roman"/>
         </w:rPr>
-        <w:t xml:space="preserve"> 不可能产生系综层面的破缺——尽管 </w:t>
+        <w:t xml:space="preserve"> 确实移动阈值。这决定了第 VI 节破缺实验的设计：固定前两个 </w:t>
+      </w:r>
+      <w:r>
+        <w:rPr>
+          <w:rFonts w:ascii="Cambria Math" w:eastAsia="SimSun" w:hAnsi="Cambria Math"/>
+          <w:i/>
+          <w:iCs/>
+        </w:rPr>
+        <w:t xml:space="preserve">R</w:t>
+      </w:r>
+      <w:r>
+        <w:rPr>
+          <w:rFonts w:ascii="Times New Roman" w:cs="Times New Roman" w:eastAsia="SimSun" w:hAnsi="Times New Roman"/>
+        </w:rPr>
+        <w:t xml:space="preserve">-奇量为零，只扫 </w:t>
+      </w:r>
+      <w:r>
+        <w:rPr>
+          <w:rFonts w:ascii="Cambria Math" w:eastAsia="SimSun" w:hAnsi="Cambria Math"/>
+          <w:i w:val="false"/>
+          <w:iCs w:val="false"/>
+        </w:rPr>
+        <w:t xml:space="preserve">Δα</w:t>
+      </w:r>
+      <w:r>
+        <w:rPr>
+          <w:rFonts w:ascii="Times New Roman" w:cs="Times New Roman" w:eastAsia="SimSun" w:hAnsi="Times New Roman"/>
+        </w:rPr>
+        <w:t xml:space="preserve">，并以 </w:t>
       </w:r>
       <w:r>
         <w:rPr>
@@ -8579,58 +8778,19 @@
         <w:rPr>
           <w:rFonts w:ascii="Times New Roman" w:cs="Times New Roman" w:eastAsia="SimSun" w:hAnsi="Times New Roman"/>
         </w:rPr>
-        <w:t xml:space="preserve"> 确实移动阈值。这一推论决定了第 VI 节破缺实验的设计：固定前两个 </w:t>
-      </w:r>
-      <w:r>
-        <w:rPr>
-          <w:rFonts w:ascii="Cambria Math" w:eastAsia="SimSun" w:hAnsi="Cambria Math"/>
-          <w:i/>
-          <w:iCs/>
-        </w:rPr>
-        <w:t xml:space="preserve">R</w:t>
-      </w:r>
-      <w:r>
-        <w:rPr>
-          <w:rFonts w:ascii="Times New Roman" w:cs="Times New Roman" w:eastAsia="SimSun" w:hAnsi="Times New Roman"/>
-        </w:rPr>
-        <w:t xml:space="preserve">-奇量为零，只扫 </w:t>
-      </w:r>
-      <w:r>
-        <w:rPr>
-          <w:rFonts w:ascii="Cambria Math" w:eastAsia="SimSun" w:hAnsi="Cambria Math"/>
-          <w:i w:val="false"/>
-          <w:iCs w:val="false"/>
-        </w:rPr>
-        <w:t xml:space="preserve">Δα</w:t>
-      </w:r>
-      <w:r>
-        <w:rPr>
-          <w:rFonts w:ascii="Times New Roman" w:cs="Times New Roman" w:eastAsia="SimSun" w:hAnsi="Times New Roman"/>
-        </w:rPr>
-        <w:t xml:space="preserve">，并以 </w:t>
-      </w:r>
-      <w:r>
-        <w:rPr>
-          <w:rFonts w:ascii="Cambria Math" w:eastAsia="SimSun" w:hAnsi="Cambria Math"/>
-          <w:i/>
-          <w:iCs/>
-        </w:rPr>
-        <w:t xml:space="preserve">r</w:t>
-      </w:r>
-      <w:r>
-        <w:rPr>
-          <w:rFonts w:ascii="Cambria Math" w:eastAsia="SimSun" w:hAnsi="Cambria Math"/>
-          <w:i w:val="false"/>
-          <w:iCs w:val="false"/>
-          <w:vertAlign w:val="subscript"/>
-        </w:rPr>
-        <w:t xml:space="preserve">io</w:t>
-      </w:r>
-      <w:r>
-        <w:rPr>
-          <w:rFonts w:ascii="Times New Roman" w:cs="Times New Roman" w:eastAsia="SimSun" w:hAnsi="Times New Roman"/>
-        </w:rPr>
-        <w:t xml:space="preserve"> 扫描作为无破缺的阴性对照。需要强调命题 1 是关于系综平均的陈述；对单个实现 </w:t>
+        <w:t xml:space="preserve"> 扫描作为无破缺的阴性对照。</w:t>
+      </w:r>
+    </w:p>
+    <w:p>
+      <w:pPr>
+        <w:spacing w:after="120" w:before="120" w:line="320"/>
+        <w:jc w:val="both"/>
+      </w:pPr>
+      <w:r>
+        <w:rPr>
+          <w:rFonts w:ascii="Times New Roman" w:cs="Times New Roman" w:eastAsia="SimSun" w:hAnsi="Times New Roman"/>
+        </w:rPr>
+        <w:t xml:space="preserve">命题 1 是关于系综平均的陈述。对单个实现 </w:t>
       </w:r>
       <w:r>
         <w:rPr>
@@ -8720,7 +8880,21 @@
         <w:rPr>
           <w:rFonts w:ascii="Times New Roman" w:cs="Times New Roman" w:eastAsia="SimSun" w:hAnsi="Times New Roman"/>
         </w:rPr>
-        <w:t xml:space="preserve"> 一般不等，其差为有限尺寸涨落。</w:t>
+        <w:t xml:space="preserve"> 一般不等，其差为有限尺寸涨落，随 </w:t>
+      </w:r>
+      <w:r>
+        <w:rPr>
+          <w:rFonts w:ascii="Cambria Math" w:eastAsia="SimSun" w:hAnsi="Cambria Math"/>
+          <w:i/>
+          <w:iCs/>
+        </w:rPr>
+        <w:t xml:space="preserve">N</w:t>
+      </w:r>
+      <w:r>
+        <w:rPr>
+          <w:rFonts w:ascii="Times New Roman" w:cs="Times New Roman" w:eastAsia="SimSun" w:hAnsi="Times New Roman"/>
+        </w:rPr>
+        <w:t xml:space="preserve"> 增大而趋零。</w:t>
       </w:r>
     </w:p>
     <w:p>

--- a/drafts/sir-directed-hypergraphs/manuscript.docx
+++ b/drafts/sir-directed-hypergraphs/manuscript.docx
@@ -870,7 +870,51 @@
         <w:rPr>
           <w:rFonts w:ascii="Times New Roman" w:cs="Times New Roman" w:eastAsia="SimSun" w:hAnsi="Times New Roman"/>
         </w:rPr>
-        <w:t xml:space="preserve">）构成。每条超边是一个有序对</w:t>
+        <w:t xml:space="preserve">）构成。</w:t>
+      </w:r>
+      <w:r>
+        <w:rPr>
+          <w:rFonts w:ascii="Cambria Math" w:eastAsia="SimSun" w:hAnsi="Cambria Math"/>
+          <w:i/>
+          <w:iCs/>
+        </w:rPr>
+        <w:t xml:space="preserve">E</w:t>
+      </w:r>
+      <w:r>
+        <w:rPr>
+          <w:rFonts w:ascii="Times New Roman" w:cs="Times New Roman" w:eastAsia="SimSun" w:hAnsi="Times New Roman"/>
+        </w:rPr>
+        <w:t xml:space="preserve"> 为集合，即不含重复超边；第 V 节的生成器在配对后显式修复重复超边与 </w:t>
+      </w:r>
+      <w:r>
+        <w:rPr>
+          <w:rFonts w:ascii="Cambria Math" w:eastAsia="SimSun" w:hAnsi="Cambria Math"/>
+          <w:i/>
+          <w:iCs/>
+        </w:rPr>
+        <w:t xml:space="preserve">T</w:t>
+      </w:r>
+      <w:r>
+        <w:rPr>
+          <w:rFonts w:ascii="Cambria Math" w:eastAsia="SimSun" w:hAnsi="Cambria Math"/>
+          <w:i w:val="false"/>
+          <w:iCs w:val="false"/>
+        </w:rPr>
+        <w:t xml:space="preserve">∩ </w:t>
+      </w:r>
+      <w:r>
+        <w:rPr>
+          <w:rFonts w:ascii="Cambria Math" w:eastAsia="SimSun" w:hAnsi="Cambria Math"/>
+          <w:i/>
+          <w:iCs/>
+        </w:rPr>
+        <w:t xml:space="preserve">H</w:t>
+      </w:r>
+      <w:r>
+        <w:rPr>
+          <w:rFonts w:ascii="Times New Roman" w:cs="Times New Roman" w:eastAsia="SimSun" w:hAnsi="Times New Roman"/>
+        </w:rPr>
+        <w:t xml:space="preserve"> 相交的违规。每条超边是一个有序对</w:t>
       </w:r>
     </w:p>
     <w:p>
@@ -1262,7 +1306,7 @@
         <w:rPr>
           <w:rFonts w:ascii="Times New Roman" w:cs="Times New Roman" w:eastAsia="SimSun" w:hAnsi="Times New Roman"/>
         </w:rPr>
-        <w:t xml:space="preserve"> 为接受影响的一方。二者不相交，这既排除了自作用，也是后文重叠退化关系 (10) 成立的前提。</w:t>
+        <w:t xml:space="preserve"> 为接受影响的一方。二者不相交，这既排除了自作用，也是后文重叠退化关系 (11) 成立的前提。</w:t>
       </w:r>
     </w:p>
     <w:p>
@@ -2236,6 +2280,144 @@
         <w:rPr>
           <w:rFonts w:ascii="Times New Roman" w:cs="Times New Roman" w:eastAsia="SimSun" w:hAnsi="Times New Roman"/>
         </w:rPr>
+        <w:t xml:space="preserve">本文所用的随机系综为有向超图位形模型：给定双度序列 </w:t>
+      </w:r>
+      <w:r>
+        <w:rPr>
+          <w:rFonts w:ascii="Cambria Math" w:eastAsia="SimSun" w:hAnsi="Cambria Math"/>
+          <w:i w:val="false"/>
+          <w:iCs w:val="false"/>
+        </w:rPr>
+        <w:t xml:space="preserve">{</w:t>
+      </w:r>
+      <w:r>
+        <w:rPr>
+          <w:rFonts w:ascii="Cambria Math" w:eastAsia="SimSun" w:hAnsi="Cambria Math"/>
+          <w:i w:val="false"/>
+          <w:iCs w:val="false"/>
+        </w:rPr>
+        <w:t xml:space="preserve">(</w:t>
+      </w:r>
+      <w:r>
+        <w:rPr>
+          <w:rFonts w:ascii="Cambria Math" w:eastAsia="SimSun" w:hAnsi="Cambria Math"/>
+          <w:i/>
+          <w:iCs/>
+        </w:rPr>
+        <w:t xml:space="preserve">k</w:t>
+      </w:r>
+      <w:r>
+        <w:rPr>
+          <w:rFonts w:ascii="Cambria Math" w:eastAsia="SimSun" w:hAnsi="Cambria Math"/>
+          <w:i w:val="false"/>
+          <w:iCs w:val="false"/>
+          <w:vertAlign w:val="subscript"/>
+        </w:rPr>
+        <w:t xml:space="preserve">in</w:t>
+      </w:r>
+      <w:r>
+        <w:rPr>
+          <w:rFonts w:ascii="Cambria Math" w:eastAsia="SimSun" w:hAnsi="Cambria Math"/>
+          <w:i w:val="false"/>
+          <w:iCs w:val="false"/>
+        </w:rPr>
+        <w:t xml:space="preserve">(</w:t>
+      </w:r>
+      <w:r>
+        <w:rPr>
+          <w:rFonts w:ascii="Cambria Math" w:eastAsia="SimSun" w:hAnsi="Cambria Math"/>
+          <w:i/>
+          <w:iCs/>
+        </w:rPr>
+        <w:t xml:space="preserve">v</w:t>
+      </w:r>
+      <w:r>
+        <w:rPr>
+          <w:rFonts w:ascii="Cambria Math" w:eastAsia="SimSun" w:hAnsi="Cambria Math"/>
+          <w:i w:val="false"/>
+          <w:iCs w:val="false"/>
+        </w:rPr>
+        <w:t xml:space="preserve">),</w:t>
+      </w:r>
+      <w:r>
+        <w:rPr>
+          <w:rFonts w:ascii="Cambria Math" w:eastAsia="SimSun" w:hAnsi="Cambria Math"/>
+          <w:i/>
+          <w:iCs/>
+        </w:rPr>
+        <w:t xml:space="preserve">k</w:t>
+      </w:r>
+      <w:r>
+        <w:rPr>
+          <w:rFonts w:ascii="Cambria Math" w:eastAsia="SimSun" w:hAnsi="Cambria Math"/>
+          <w:i w:val="false"/>
+          <w:iCs w:val="false"/>
+          <w:vertAlign w:val="subscript"/>
+        </w:rPr>
+        <w:t xml:space="preserve">out</w:t>
+      </w:r>
+      <w:r>
+        <w:rPr>
+          <w:rFonts w:ascii="Cambria Math" w:eastAsia="SimSun" w:hAnsi="Cambria Math"/>
+          <w:i w:val="false"/>
+          <w:iCs w:val="false"/>
+        </w:rPr>
+        <w:t xml:space="preserve">(</w:t>
+      </w:r>
+      <w:r>
+        <w:rPr>
+          <w:rFonts w:ascii="Cambria Math" w:eastAsia="SimSun" w:hAnsi="Cambria Math"/>
+          <w:i/>
+          <w:iCs/>
+        </w:rPr>
+        <w:t xml:space="preserve">v</w:t>
+      </w:r>
+      <w:r>
+        <w:rPr>
+          <w:rFonts w:ascii="Cambria Math" w:eastAsia="SimSun" w:hAnsi="Cambria Math"/>
+          <w:i w:val="false"/>
+          <w:iCs w:val="false"/>
+        </w:rPr>
+        <w:t xml:space="preserve">))</w:t>
+      </w:r>
+      <w:r>
+        <w:rPr>
+          <w:rFonts w:ascii="Cambria Math" w:eastAsia="SimSun" w:hAnsi="Cambria Math"/>
+          <w:i w:val="false"/>
+          <w:iCs w:val="false"/>
+        </w:rPr>
+        <w:t xml:space="preserve">}</w:t>
+      </w:r>
+      <w:r>
+        <w:rPr>
+          <w:rFonts w:ascii="Times New Roman" w:cs="Times New Roman" w:eastAsia="SimSun" w:hAnsi="Times New Roman"/>
+        </w:rPr>
+        <w:t xml:space="preserve"> 与阶数 </w:t>
+      </w:r>
+      <w:r>
+        <w:rPr>
+          <w:rFonts w:ascii="Cambria Math" w:eastAsia="SimSun" w:hAnsi="Cambria Math"/>
+          <w:i w:val="false"/>
+          <w:iCs w:val="false"/>
+        </w:rPr>
+        <w:t xml:space="preserve">(τ,η)</w:t>
+      </w:r>
+      <w:r>
+        <w:rPr>
+          <w:rFonts w:ascii="Times New Roman" w:cs="Times New Roman" w:eastAsia="SimSun" w:hAnsi="Times New Roman"/>
+        </w:rPr>
+        <w:t xml:space="preserve">，对全部尾槽与头槽做均匀随机配对，再修复违规超边；具体实现与均匀性讨论见第 V 节。</w:t>
+      </w:r>
+    </w:p>
+    <w:p>
+      <w:pPr>
+        <w:spacing w:after="120" w:before="120" w:line="320"/>
+        <w:jc w:val="both"/>
+      </w:pPr>
+      <w:r>
+        <w:rPr>
+          <w:rFonts w:ascii="Times New Roman" w:cs="Times New Roman" w:eastAsia="SimSun" w:hAnsi="Times New Roman"/>
+        </w:rPr>
         <w:t xml:space="preserve">本文的第一个结构参数是入出度相关</w:t>
       </w:r>
     </w:p>
@@ -2819,7 +3001,7 @@
         <w:rPr>
           <w:rFonts w:ascii="Times New Roman" w:cs="Times New Roman" w:eastAsia="SimSun" w:hAnsi="Times New Roman"/>
         </w:rPr>
-        <w:t xml:space="preserve"> 对其头集中每个易感节点 </w:t>
+        <w:t xml:space="preserve"> 对其头集中每个尚处易感态的节点 </w:t>
       </w:r>
       <w:r>
         <w:rPr>
@@ -2860,38 +3042,6 @@
           <w:iCs/>
         </w:rPr>
         <w:t xml:space="preserve">e</w:t>
-      </w:r>
-      <w:r>
-        <w:rPr>
-          <w:rFonts w:ascii="Cambria Math" w:eastAsia="SimSun" w:hAnsi="Cambria Math"/>
-          <w:i w:val="false"/>
-          <w:iCs w:val="false"/>
-        </w:rPr>
-        <w:t xml:space="preserve">)∩ </w:t>
-      </w:r>
-      <w:r>
-        <w:rPr>
-          <w:rFonts w:ascii="Cambria Math" w:eastAsia="SimSun" w:hAnsi="Cambria Math"/>
-          <w:i/>
-          <w:iCs/>
-        </w:rPr>
-        <w:t xml:space="preserve">S</w:t>
-      </w:r>
-      <w:r>
-        <w:rPr>
-          <w:rFonts w:ascii="Cambria Math" w:eastAsia="SimSun" w:hAnsi="Cambria Math"/>
-          <w:i w:val="false"/>
-          <w:iCs w:val="false"/>
-        </w:rPr>
-        <w:t xml:space="preserve">(</w:t>
-      </w:r>
-      <w:r>
-        <w:rPr>
-          <w:rFonts w:ascii="Cambria Math" w:eastAsia="SimSun" w:hAnsi="Cambria Math"/>
-          <w:i/>
-          <w:iCs/>
-        </w:rPr>
-        <w:t xml:space="preserve">t</w:t>
       </w:r>
       <w:r>
         <w:rPr>
@@ -3650,368 +3800,21 @@
         <w:rPr>
           <w:rFonts w:ascii="Times New Roman" w:cs="Times New Roman" w:eastAsia="SimSun" w:hAnsi="Times New Roman"/>
         </w:rPr>
-        <w:t xml:space="preserve">，康复后不再参与传递。</w:t>
-      </w:r>
-      <w:r>
-        <w:rPr>
-          <w:rFonts w:ascii="Cambria Math" w:eastAsia="SimSun" w:hAnsi="Cambria Math"/>
-          <w:i w:val="false"/>
-          <w:iCs w:val="false"/>
-        </w:rPr>
-        <w:t xml:space="preserve">{</w:t>
-      </w:r>
-      <w:r>
-        <w:rPr>
-          <w:rFonts w:ascii="Cambria Math" w:eastAsia="SimSun" w:hAnsi="Cambria Math"/>
-          <w:i/>
-          <w:iCs/>
-        </w:rPr>
-        <w:t xml:space="preserve">S</w:t>
-      </w:r>
-      <w:r>
-        <w:rPr>
-          <w:rFonts w:ascii="Cambria Math" w:eastAsia="SimSun" w:hAnsi="Cambria Math"/>
-          <w:i w:val="false"/>
-          <w:iCs w:val="false"/>
-        </w:rPr>
-        <w:t xml:space="preserve">,</w:t>
-      </w:r>
-      <w:r>
-        <w:rPr>
-          <w:rFonts w:ascii="Cambria Math" w:eastAsia="SimSun" w:hAnsi="Cambria Math"/>
-          <w:i/>
-          <w:iCs/>
-        </w:rPr>
-        <w:t xml:space="preserve">I</w:t>
-      </w:r>
-      <w:r>
-        <w:rPr>
-          <w:rFonts w:ascii="Cambria Math" w:eastAsia="SimSun" w:hAnsi="Cambria Math"/>
-          <w:i w:val="false"/>
-          <w:iCs w:val="false"/>
-        </w:rPr>
-        <w:t xml:space="preserve">,</w:t>
-      </w:r>
-      <w:r>
-        <w:rPr>
-          <w:rFonts w:ascii="Cambria Math" w:eastAsia="SimSun" w:hAnsi="Cambria Math"/>
-          <w:i/>
-          <w:iCs/>
-        </w:rPr>
-        <w:t xml:space="preserve">R</w:t>
-      </w:r>
-      <w:r>
-        <w:rPr>
-          <w:rFonts w:ascii="Cambria Math" w:eastAsia="SimSun" w:hAnsi="Cambria Math"/>
-          <w:i w:val="false"/>
-          <w:iCs w:val="false"/>
-        </w:rPr>
-        <w:t xml:space="preserve">}</w:t>
-      </w:r>
-      <w:r>
-        <w:rPr>
-          <w:rFonts w:ascii="Cambria Math" w:eastAsia="SimSun" w:hAnsi="Cambria Math"/>
-          <w:i w:val="false"/>
-          <w:iCs w:val="false"/>
-          <w:vertAlign w:val="superscript"/>
-        </w:rPr>
-        <w:t xml:space="preserve">V</w:t>
-      </w:r>
-      <w:r>
-        <w:rPr>
-          <w:rFonts w:ascii="Times New Roman" w:cs="Times New Roman" w:eastAsia="SimSun" w:hAnsi="Times New Roman"/>
-        </w:rPr>
-        <w:t xml:space="preserve"> 上的演化因而是连续时间 Markov 过程，可用 Gillespie 算法精确抽样 [42]——这是第 III 节数值校验的基础。非指数康复期分布的推广见附录。</w:t>
-      </w:r>
-    </w:p>
-    <w:p>
-      <w:pPr>
-        <w:spacing w:after="120" w:before="120" w:line="320"/>
-        <w:jc w:val="both"/>
-      </w:pPr>
-      <w:r>
-        <w:rPr>
-          <w:rFonts w:ascii="Times New Roman" w:cs="Times New Roman" w:eastAsia="SimSun" w:hAnsi="Times New Roman"/>
-        </w:rPr>
-        <w:t xml:space="preserve">初始条件取单个均匀随机选取的种子节点感染、其余易感。有限系统几乎必然在有限时间内到达无感染者的吸收态；记该吸收态中康复节点的占比为爆发规模 </w:t>
-      </w:r>
-      <w:r>
-        <w:rPr>
-          <w:rFonts w:ascii="Cambria Math" w:eastAsia="SimSun" w:hAnsi="Cambria Math"/>
-          <w:i/>
-          <w:iCs/>
-        </w:rPr>
-        <w:t xml:space="preserve">S</w:t>
-      </w:r>
-      <w:r>
-        <w:rPr>
-          <w:rFonts w:ascii="Times New Roman" w:cs="Times New Roman" w:eastAsia="SimSun" w:hAnsi="Times New Roman"/>
-        </w:rPr>
-        <w:t xml:space="preserve">，记 </w:t>
-      </w:r>
-      <w:r>
-        <w:rPr>
-          <w:rFonts w:ascii="Cambria Math" w:eastAsia="SimSun" w:hAnsi="Cambria Math"/>
-          <w:i/>
-          <w:iCs/>
-        </w:rPr>
-        <w:t xml:space="preserve">S</w:t>
-      </w:r>
-      <w:r>
-        <w:rPr>
-          <w:rFonts w:ascii="Cambria Math" w:eastAsia="SimSun" w:hAnsi="Cambria Math"/>
-          <w:i w:val="false"/>
-          <w:iCs w:val="false"/>
-        </w:rPr>
-        <w:t xml:space="preserve">[</w:t>
-      </w:r>
-      <w:r>
-        <w:rPr>
-          <w:rFonts w:ascii="Cambria Math" w:eastAsia="SimSun" w:hAnsi="Cambria Math"/>
-          <w:i/>
-          <w:iCs/>
-        </w:rPr>
-        <w:t xml:space="preserve">H</w:t>
-      </w:r>
-      <w:r>
-        <w:rPr>
-          <w:rFonts w:ascii="Cambria Math" w:eastAsia="SimSun" w:hAnsi="Cambria Math"/>
-          <w:i w:val="false"/>
-          <w:iCs w:val="false"/>
-        </w:rPr>
-        <w:t xml:space="preserve">]</w:t>
-      </w:r>
-      <w:r>
-        <w:rPr>
-          <w:rFonts w:ascii="Times New Roman" w:cs="Times New Roman" w:eastAsia="SimSun" w:hAnsi="Times New Roman"/>
-        </w:rPr>
-        <w:t xml:space="preserve"> 为给定 </w:t>
-      </w:r>
-      <w:r>
-        <w:rPr>
-          <w:rFonts w:ascii="Cambria Math" w:eastAsia="SimSun" w:hAnsi="Cambria Math"/>
-          <w:i/>
-          <w:iCs/>
-        </w:rPr>
-        <w:t xml:space="preserve">H</w:t>
-      </w:r>
-      <w:r>
-        <w:rPr>
-          <w:rFonts w:ascii="Times New Roman" w:cs="Times New Roman" w:eastAsia="SimSun" w:hAnsi="Times New Roman"/>
-        </w:rPr>
-        <w:t xml:space="preserve"> 时 </w:t>
-      </w:r>
-      <w:r>
-        <w:rPr>
-          <w:rFonts w:ascii="Cambria Math" w:eastAsia="SimSun" w:hAnsi="Cambria Math"/>
-          <w:i/>
-          <w:iCs/>
-        </w:rPr>
-        <w:t xml:space="preserve">S</w:t>
-      </w:r>
-      <w:r>
-        <w:rPr>
-          <w:rFonts w:ascii="Times New Roman" w:cs="Times New Roman" w:eastAsia="SimSun" w:hAnsi="Times New Roman"/>
-        </w:rPr>
-        <w:t xml:space="preserve"> 对动力学随机性与种子选取的条件期望。种子分布均匀因而与超边方向无关，这一点 II.D 将用到。</w:t>
-      </w:r>
-    </w:p>
-    <w:p>
-      <w:pPr>
-        <w:spacing w:after="120" w:before="120" w:line="320"/>
-        <w:jc w:val="both"/>
-      </w:pPr>
-      <w:r>
-        <w:rPr>
-          <w:rFonts w:ascii="Times New Roman" w:cs="Times New Roman" w:eastAsia="SimSun" w:hAnsi="Times New Roman"/>
-        </w:rPr>
-        <w:t xml:space="preserve">式 (5)–(8) 中方向性的作用是不对称的：节点的 </w:t>
-      </w:r>
-      <w:r>
-        <w:rPr>
-          <w:rFonts w:ascii="Cambria Math" w:eastAsia="SimSun" w:hAnsi="Cambria Math"/>
-          <w:i/>
-          <w:iCs/>
-        </w:rPr>
-        <w:t xml:space="preserve">k</w:t>
-      </w:r>
-      <w:r>
-        <w:rPr>
-          <w:rFonts w:ascii="Cambria Math" w:eastAsia="SimSun" w:hAnsi="Cambria Math"/>
-          <w:i w:val="false"/>
-          <w:iCs w:val="false"/>
-          <w:vertAlign w:val="subscript"/>
-        </w:rPr>
-        <w:t xml:space="preserve">out</w:t>
-      </w:r>
-      <w:r>
-        <w:rPr>
-          <w:rFonts w:ascii="Times New Roman" w:cs="Times New Roman" w:eastAsia="SimSun" w:hAnsi="Times New Roman"/>
-        </w:rPr>
-        <w:t xml:space="preserve"> 决定它能把感染推给多少个头集，</w:t>
-      </w:r>
-      <w:r>
-        <w:rPr>
-          <w:rFonts w:ascii="Cambria Math" w:eastAsia="SimSun" w:hAnsi="Cambria Math"/>
-          <w:i/>
-          <w:iCs/>
-        </w:rPr>
-        <w:t xml:space="preserve">k</w:t>
-      </w:r>
-      <w:r>
-        <w:rPr>
-          <w:rFonts w:ascii="Cambria Math" w:eastAsia="SimSun" w:hAnsi="Cambria Math"/>
-          <w:i w:val="false"/>
-          <w:iCs w:val="false"/>
-          <w:vertAlign w:val="subscript"/>
-        </w:rPr>
-        <w:t xml:space="preserve">in</w:t>
-      </w:r>
-      <w:r>
-        <w:rPr>
-          <w:rFonts w:ascii="Times New Roman" w:cs="Times New Roman" w:eastAsia="SimSun" w:hAnsi="Times New Roman"/>
-        </w:rPr>
-        <w:t xml:space="preserve"> 决定它暴露于多少个尾集。这一不对称正是 </w:t>
-      </w:r>
-      <w:r>
-        <w:rPr>
-          <w:rFonts w:ascii="Cambria Math" w:eastAsia="SimSun" w:hAnsi="Cambria Math"/>
-          <w:i/>
-          <w:iCs/>
-        </w:rPr>
-        <w:t xml:space="preserve">r</w:t>
-      </w:r>
-      <w:r>
-        <w:rPr>
-          <w:rFonts w:ascii="Cambria Math" w:eastAsia="SimSun" w:hAnsi="Cambria Math"/>
-          <w:i w:val="false"/>
-          <w:iCs w:val="false"/>
-          <w:vertAlign w:val="subscript"/>
-        </w:rPr>
-        <w:t xml:space="preserve">io</w:t>
-      </w:r>
-      <w:r>
-        <w:rPr>
-          <w:rFonts w:ascii="Times New Roman" w:cs="Times New Roman" w:eastAsia="SimSun" w:hAnsi="Times New Roman"/>
-        </w:rPr>
-        <w:t xml:space="preserve"> 得以进入动力学的通道。</w:t>
-      </w:r>
-    </w:p>
-    <w:p>
-      <w:pPr>
-        <w:pStyle w:val="Heading2"/>
-        <w:spacing w:after="160" w:before="300"/>
-      </w:pPr>
-      <w:r>
-        <w:rPr>
-          <w:rFonts w:ascii="Times New Roman" w:cs="Times New Roman" w:eastAsia="SimSun" w:hAnsi="Times New Roman"/>
-          <w:b/>
-          <w:bCs/>
-          <w:color w:val="1A1A1A"/>
-          <w:sz w:val="26"/>
-          <w:szCs w:val="26"/>
-        </w:rPr>
-        <w:t xml:space="preserve">C. 有向超边重叠</w:t>
-      </w:r>
-    </w:p>
-    <w:p>
-      <w:pPr>
-        <w:spacing w:after="120" w:before="120" w:line="320"/>
-        <w:jc w:val="both"/>
-      </w:pPr>
-      <w:r>
-        <w:rPr>
-          <w:rFonts w:ascii="Times New Roman" w:cs="Times New Roman" w:eastAsia="SimSun" w:hAnsi="Times New Roman"/>
-        </w:rPr>
-        <w:t xml:space="preserve">第二个结构参数刻画超边之间如何共享节点。在无向超图中，两条超边的重叠只有"共享几个节点"一个自由度 [27, 28]；引入尾/头之分后，共享节点在两条超边中各自扮演的角色也成为信息。</w:t>
-      </w:r>
-    </w:p>
-    <w:p>
-      <w:pPr>
-        <w:spacing w:after="120" w:before="120" w:line="320"/>
-        <w:jc w:val="both"/>
-      </w:pPr>
-      <w:r>
-        <w:rPr>
-          <w:rFonts w:ascii="Times New Roman" w:cs="Times New Roman" w:eastAsia="SimSun" w:hAnsi="Times New Roman"/>
-        </w:rPr>
-        <w:t xml:space="preserve">对任意有序超边对 </w:t>
-      </w:r>
-      <w:r>
-        <w:rPr>
-          <w:rFonts w:ascii="Cambria Math" w:eastAsia="SimSun" w:hAnsi="Cambria Math"/>
-          <w:i w:val="false"/>
-          <w:iCs w:val="false"/>
-        </w:rPr>
-        <w:t xml:space="preserve">(</w:t>
-      </w:r>
-      <w:r>
-        <w:rPr>
-          <w:rFonts w:ascii="Cambria Math" w:eastAsia="SimSun" w:hAnsi="Cambria Math"/>
-          <w:i/>
-          <w:iCs/>
-        </w:rPr>
-        <w:t xml:space="preserve">e</w:t>
-      </w:r>
-      <w:r>
-        <w:rPr>
-          <w:rFonts w:ascii="Cambria Math" w:eastAsia="SimSun" w:hAnsi="Cambria Math"/>
-          <w:i w:val="false"/>
-          <w:iCs w:val="false"/>
-        </w:rPr>
-        <w:t xml:space="preserve">,</w:t>
-      </w:r>
-      <w:r>
-        <w:rPr>
-          <w:rFonts w:ascii="Cambria Math" w:eastAsia="SimSun" w:hAnsi="Cambria Math"/>
-          <w:i/>
-          <w:iCs/>
-        </w:rPr>
-        <w:t xml:space="preserve">f</w:t>
-      </w:r>
-      <w:r>
-        <w:rPr>
-          <w:rFonts w:ascii="Cambria Math" w:eastAsia="SimSun" w:hAnsi="Cambria Math"/>
-          <w:i w:val="false"/>
-          <w:iCs w:val="false"/>
-        </w:rPr>
-        <w:t xml:space="preserve">)</w:t>
-      </w:r>
-      <w:r>
-        <w:rPr>
-          <w:rFonts w:ascii="Times New Roman" w:cs="Times New Roman" w:eastAsia="SimSun" w:hAnsi="Times New Roman"/>
-        </w:rPr>
-        <w:t xml:space="preserve">，</w:t>
-      </w:r>
-      <w:r>
-        <w:rPr>
-          <w:rFonts w:ascii="Cambria Math" w:eastAsia="SimSun" w:hAnsi="Cambria Math"/>
-          <w:i/>
-          <w:iCs/>
-        </w:rPr>
-        <w:t xml:space="preserve">e</w:t>
-      </w:r>
-      <w:r>
-        <w:rPr>
-          <w:rFonts w:ascii="Cambria Math" w:eastAsia="SimSun" w:hAnsi="Cambria Math"/>
-          <w:i w:val="false"/>
-          <w:iCs w:val="false"/>
-        </w:rPr>
-        <w:t xml:space="preserve">≠ </w:t>
-      </w:r>
-      <w:r>
-        <w:rPr>
-          <w:rFonts w:ascii="Cambria Math" w:eastAsia="SimSun" w:hAnsi="Cambria Math"/>
-          <w:i/>
-          <w:iCs/>
-        </w:rPr>
-        <w:t xml:space="preserve">f</w:t>
-      </w:r>
-      <w:r>
-        <w:rPr>
-          <w:rFonts w:ascii="Times New Roman" w:cs="Times New Roman" w:eastAsia="SimSun" w:hAnsi="Times New Roman"/>
-        </w:rPr>
-        <w:t xml:space="preserve">，定义重叠列联矩阵的四个分量</w:t>
+        <w:t xml:space="preserve">，康复后不再参与传递。以 </w:t>
+      </w:r>
+      <w:r>
+        <w:rPr>
+          <w:rFonts w:ascii="Cambria Math" w:eastAsia="SimSun" w:hAnsi="Cambria Math"/>
+          <w:i w:val="false"/>
+          <w:iCs w:val="false"/>
+        </w:rPr>
+        <w:t xml:space="preserve">μ</w:t>
+      </w:r>
+      <w:r>
+        <w:rPr>
+          <w:rFonts w:ascii="Times New Roman" w:cs="Times New Roman" w:eastAsia="SimSun" w:hAnsi="Times New Roman"/>
+        </w:rPr>
+        <w:t xml:space="preserve"> 归一时间尺度后，过程只依赖比值</w:t>
       </w:r>
     </w:p>
     <w:p>
@@ -4032,243 +3835,12 @@
       <w:r>
         <w:rPr>
           <w:rFonts w:ascii="Cambria Math" w:eastAsia="SimSun" w:hAnsi="Cambria Math"/>
-          <w:i/>
-          <w:iCs/>
-          <w:sz w:val="21"/>
-          <w:szCs w:val="21"/>
-        </w:rPr>
-        <w:t xml:space="preserve">N</w:t>
-      </w:r>
-      <w:r>
-        <w:rPr>
-          <w:rFonts w:ascii="Cambria Math" w:eastAsia="SimSun" w:hAnsi="Cambria Math"/>
-          <w:i w:val="false"/>
-          <w:iCs w:val="false"/>
-          <w:sz w:val="21"/>
-          <w:szCs w:val="21"/>
-          <w:vertAlign w:val="subscript"/>
-        </w:rPr>
-        <w:t xml:space="preserve">ab</w:t>
-      </w:r>
-      <w:r>
-        <w:rPr>
-          <w:rFonts w:ascii="Cambria Math" w:eastAsia="SimSun" w:hAnsi="Cambria Math"/>
-          <w:i w:val="false"/>
-          <w:iCs w:val="false"/>
-          <w:sz w:val="21"/>
-          <w:szCs w:val="21"/>
-        </w:rPr>
-        <w:t xml:space="preserve">(</w:t>
-      </w:r>
-      <w:r>
-        <w:rPr>
-          <w:rFonts w:ascii="Cambria Math" w:eastAsia="SimSun" w:hAnsi="Cambria Math"/>
-          <w:i/>
-          <w:iCs/>
-          <w:sz w:val="21"/>
-          <w:szCs w:val="21"/>
-        </w:rPr>
-        <w:t xml:space="preserve">e</w:t>
-      </w:r>
-      <w:r>
-        <w:rPr>
-          <w:rFonts w:ascii="Cambria Math" w:eastAsia="SimSun" w:hAnsi="Cambria Math"/>
-          <w:i w:val="false"/>
-          <w:iCs w:val="false"/>
-          <w:sz w:val="21"/>
-          <w:szCs w:val="21"/>
-        </w:rPr>
-        <w:t xml:space="preserve">,</w:t>
-      </w:r>
-      <w:r>
-        <w:rPr>
-          <w:rFonts w:ascii="Cambria Math" w:eastAsia="SimSun" w:hAnsi="Cambria Math"/>
-          <w:i/>
-          <w:iCs/>
-          <w:sz w:val="21"/>
-          <w:szCs w:val="21"/>
-        </w:rPr>
-        <w:t xml:space="preserve">f</w:t>
-      </w:r>
-      <w:r>
-        <w:rPr>
-          <w:rFonts w:ascii="Cambria Math" w:eastAsia="SimSun" w:hAnsi="Cambria Math"/>
-          <w:i w:val="false"/>
-          <w:iCs w:val="false"/>
-          <w:sz w:val="21"/>
-          <w:szCs w:val="21"/>
-        </w:rPr>
-        <w:t xml:space="preserve">)=|</w:t>
-      </w:r>
-      <w:r>
-        <w:rPr>
-          <w:rFonts w:ascii="Cambria Math" w:eastAsia="SimSun" w:hAnsi="Cambria Math"/>
-          <w:i/>
-          <w:iCs/>
-          <w:sz w:val="21"/>
-          <w:szCs w:val="21"/>
-        </w:rPr>
-        <w:t xml:space="preserve">A</w:t>
-      </w:r>
-      <w:r>
-        <w:rPr>
-          <w:rFonts w:ascii="Cambria Math" w:eastAsia="SimSun" w:hAnsi="Cambria Math"/>
-          <w:i w:val="false"/>
-          <w:iCs w:val="false"/>
-          <w:sz w:val="21"/>
-          <w:szCs w:val="21"/>
-        </w:rPr>
-        <w:t xml:space="preserve">(</w:t>
-      </w:r>
-      <w:r>
-        <w:rPr>
-          <w:rFonts w:ascii="Cambria Math" w:eastAsia="SimSun" w:hAnsi="Cambria Math"/>
-          <w:i/>
-          <w:iCs/>
-          <w:sz w:val="21"/>
-          <w:szCs w:val="21"/>
-        </w:rPr>
-        <w:t xml:space="preserve">e</w:t>
-      </w:r>
-      <w:r>
-        <w:rPr>
-          <w:rFonts w:ascii="Cambria Math" w:eastAsia="SimSun" w:hAnsi="Cambria Math"/>
-          <w:i w:val="false"/>
-          <w:iCs w:val="false"/>
-          <w:sz w:val="21"/>
-          <w:szCs w:val="21"/>
-        </w:rPr>
-        <w:t xml:space="preserve">)∩ </w:t>
-      </w:r>
-      <w:r>
-        <w:rPr>
-          <w:rFonts w:ascii="Cambria Math" w:eastAsia="SimSun" w:hAnsi="Cambria Math"/>
-          <w:i/>
-          <w:iCs/>
-          <w:sz w:val="21"/>
-          <w:szCs w:val="21"/>
-        </w:rPr>
-        <w:t xml:space="preserve">B</w:t>
-      </w:r>
-      <w:r>
-        <w:rPr>
-          <w:rFonts w:ascii="Cambria Math" w:eastAsia="SimSun" w:hAnsi="Cambria Math"/>
-          <w:i w:val="false"/>
-          <w:iCs w:val="false"/>
-          <w:sz w:val="21"/>
-          <w:szCs w:val="21"/>
-        </w:rPr>
-        <w:t xml:space="preserve">(</w:t>
-      </w:r>
-      <w:r>
-        <w:rPr>
-          <w:rFonts w:ascii="Cambria Math" w:eastAsia="SimSun" w:hAnsi="Cambria Math"/>
-          <w:i/>
-          <w:iCs/>
-          <w:sz w:val="21"/>
-          <w:szCs w:val="21"/>
-        </w:rPr>
-        <w:t xml:space="preserve">f</w:t>
-      </w:r>
-      <w:r>
-        <w:rPr>
-          <w:rFonts w:ascii="Cambria Math" w:eastAsia="SimSun" w:hAnsi="Cambria Math"/>
-          <w:i w:val="false"/>
-          <w:iCs w:val="false"/>
-          <w:sz w:val="21"/>
-          <w:szCs w:val="21"/>
-        </w:rPr>
-        <w:t xml:space="preserve">)|,  </w:t>
-      </w:r>
-      <w:r>
-        <w:rPr>
-          <w:rFonts w:ascii="Cambria Math" w:eastAsia="SimSun" w:hAnsi="Cambria Math"/>
-          <w:i/>
-          <w:iCs/>
-          <w:sz w:val="21"/>
-          <w:szCs w:val="21"/>
-        </w:rPr>
-        <w:t xml:space="preserve">a</w:t>
-      </w:r>
-      <w:r>
-        <w:rPr>
-          <w:rFonts w:ascii="Cambria Math" w:eastAsia="SimSun" w:hAnsi="Cambria Math"/>
-          <w:i w:val="false"/>
-          <w:iCs w:val="false"/>
-          <w:sz w:val="21"/>
-          <w:szCs w:val="21"/>
-        </w:rPr>
-        <w:t xml:space="preserve">,</w:t>
-      </w:r>
-      <w:r>
-        <w:rPr>
-          <w:rFonts w:ascii="Cambria Math" w:eastAsia="SimSun" w:hAnsi="Cambria Math"/>
-          <w:i/>
-          <w:iCs/>
-          <w:sz w:val="21"/>
-          <w:szCs w:val="21"/>
-        </w:rPr>
-        <w:t xml:space="preserve">b</w:t>
-      </w:r>
-      <w:r>
-        <w:rPr>
-          <w:rFonts w:ascii="Cambria Math" w:eastAsia="SimSun" w:hAnsi="Cambria Math"/>
-          <w:i w:val="false"/>
-          <w:iCs w:val="false"/>
-          <w:sz w:val="21"/>
-          <w:szCs w:val="21"/>
-        </w:rPr>
-        <w:t xml:space="preserve">∈</w:t>
-      </w:r>
-      <w:r>
-        <w:rPr>
-          <w:rFonts w:ascii="Cambria Math" w:eastAsia="SimSun" w:hAnsi="Cambria Math"/>
-          <w:i w:val="false"/>
-          <w:iCs w:val="false"/>
-          <w:sz w:val="21"/>
-          <w:szCs w:val="21"/>
-        </w:rPr>
-        <w:t xml:space="preserve">{</w:t>
-      </w:r>
-      <w:r>
-        <w:rPr>
-          <w:rFonts w:ascii="Cambria Math" w:eastAsia="SimSun" w:hAnsi="Cambria Math"/>
-          <w:i/>
-          <w:iCs/>
-          <w:sz w:val="21"/>
-          <w:szCs w:val="21"/>
-        </w:rPr>
-        <w:t xml:space="preserve">T</w:t>
-      </w:r>
-      <w:r>
-        <w:rPr>
-          <w:rFonts w:ascii="Cambria Math" w:eastAsia="SimSun" w:hAnsi="Cambria Math"/>
-          <w:i w:val="false"/>
-          <w:iCs w:val="false"/>
-          <w:sz w:val="21"/>
-          <w:szCs w:val="21"/>
-        </w:rPr>
-        <w:t xml:space="preserve">,</w:t>
-      </w:r>
-      <w:r>
-        <w:rPr>
-          <w:rFonts w:ascii="Cambria Math" w:eastAsia="SimSun" w:hAnsi="Cambria Math"/>
-          <w:i/>
-          <w:iCs/>
-          <w:sz w:val="21"/>
-          <w:szCs w:val="21"/>
-        </w:rPr>
-        <w:t xml:space="preserve">H</w:t>
-      </w:r>
-      <w:r>
-        <w:rPr>
-          <w:rFonts w:ascii="Cambria Math" w:eastAsia="SimSun" w:hAnsi="Cambria Math"/>
-          <w:i w:val="false"/>
-          <w:iCs w:val="false"/>
-          <w:sz w:val="21"/>
-          <w:szCs w:val="21"/>
-        </w:rPr>
-        <w:t xml:space="preserve">}</w:t>
+          <w:i w:val="false"/>
+          <w:iCs w:val="false"/>
+          <w:sz w:val="21"/>
+          <w:szCs w:val="21"/>
+        </w:rPr>
+        <w:t xml:space="preserve">λ≡β/μ</w:t>
       </w:r>
       <w:r>
         <w:rPr>
@@ -4288,61 +3860,84 @@
         <w:rPr>
           <w:rFonts w:ascii="Times New Roman" w:cs="Times New Roman" w:eastAsia="SimSun" w:hAnsi="Times New Roman"/>
         </w:rPr>
-        <w:t xml:space="preserve">其中 </w:t>
-      </w:r>
-      <w:r>
-        <w:rPr>
-          <w:rFonts w:ascii="Cambria Math" w:eastAsia="SimSun" w:hAnsi="Cambria Math"/>
-          <w:i/>
-          <w:iCs/>
-        </w:rPr>
-        <w:t xml:space="preserve">A</w:t>
-      </w:r>
-      <w:r>
-        <w:rPr>
-          <w:rFonts w:ascii="Cambria Math" w:eastAsia="SimSun" w:hAnsi="Cambria Math"/>
-          <w:i w:val="false"/>
-          <w:iCs w:val="false"/>
-        </w:rPr>
-        <w:t xml:space="preserve">=</w:t>
-      </w:r>
-      <w:r>
-        <w:rPr>
-          <w:rFonts w:ascii="Cambria Math" w:eastAsia="SimSun" w:hAnsi="Cambria Math"/>
-          <w:i/>
-          <w:iCs/>
-        </w:rPr>
-        <w:t xml:space="preserve">T</w:t>
-      </w:r>
-      <w:r>
-        <w:rPr>
-          <w:rFonts w:ascii="Times New Roman" w:cs="Times New Roman" w:eastAsia="SimSun" w:hAnsi="Times New Roman"/>
-        </w:rPr>
-        <w:t xml:space="preserve"> 当 </w:t>
-      </w:r>
-      <w:r>
-        <w:rPr>
-          <w:rFonts w:ascii="Cambria Math" w:eastAsia="SimSun" w:hAnsi="Cambria Math"/>
-          <w:i/>
-          <w:iCs/>
-        </w:rPr>
-        <w:t xml:space="preserve">a</w:t>
-      </w:r>
-      <w:r>
-        <w:rPr>
-          <w:rFonts w:ascii="Cambria Math" w:eastAsia="SimSun" w:hAnsi="Cambria Math"/>
-          <w:i w:val="false"/>
-          <w:iCs w:val="false"/>
-        </w:rPr>
-        <w:t xml:space="preserve">=</w:t>
-      </w:r>
-      <w:r>
-        <w:rPr>
-          <w:rFonts w:ascii="Cambria Math" w:eastAsia="SimSun" w:hAnsi="Cambria Math"/>
-          <w:i/>
-          <w:iCs/>
-        </w:rPr>
-        <w:t xml:space="preserve">T</w:t>
+        <w:t xml:space="preserve">故 </w:t>
+      </w:r>
+      <w:r>
+        <w:rPr>
+          <w:rFonts w:ascii="Cambria Math" w:eastAsia="SimSun" w:hAnsi="Cambria Math"/>
+          <w:i w:val="false"/>
+          <w:iCs w:val="false"/>
+        </w:rPr>
+        <w:t xml:space="preserve">λ</w:t>
+      </w:r>
+      <w:r>
+        <w:rPr>
+          <w:rFonts w:ascii="Times New Roman" w:cs="Times New Roman" w:eastAsia="SimSun" w:hAnsi="Times New Roman"/>
+        </w:rPr>
+        <w:t xml:space="preserve"> 是本文唯一的动力学控制参数，爆发阈值指其临界值 </w:t>
+      </w:r>
+      <w:r>
+        <w:rPr>
+          <w:rFonts w:ascii="Cambria Math" w:eastAsia="SimSun" w:hAnsi="Cambria Math"/>
+          <w:i w:val="false"/>
+          <w:iCs w:val="false"/>
+        </w:rPr>
+        <w:t xml:space="preserve">λ</w:t>
+      </w:r>
+      <w:r>
+        <w:rPr>
+          <w:rFonts w:ascii="Cambria Math" w:eastAsia="SimSun" w:hAnsi="Cambria Math"/>
+          <w:i w:val="false"/>
+          <w:iCs w:val="false"/>
+          <w:vertAlign w:val="subscript"/>
+        </w:rPr>
+        <w:t xml:space="preserve">c</w:t>
+      </w:r>
+      <w:r>
+        <w:rPr>
+          <w:rFonts w:ascii="Times New Roman" w:cs="Times New Roman" w:eastAsia="SimSun" w:hAnsi="Times New Roman"/>
+        </w:rPr>
+        <w:t xml:space="preserve">；后文所称"阈值随结构参数变化"即指 </w:t>
+      </w:r>
+      <w:r>
+        <w:rPr>
+          <w:rFonts w:ascii="Cambria Math" w:eastAsia="SimSun" w:hAnsi="Cambria Math"/>
+          <w:i w:val="false"/>
+          <w:iCs w:val="false"/>
+        </w:rPr>
+        <w:t xml:space="preserve">λ</w:t>
+      </w:r>
+      <w:r>
+        <w:rPr>
+          <w:rFonts w:ascii="Cambria Math" w:eastAsia="SimSun" w:hAnsi="Cambria Math"/>
+          <w:i w:val="false"/>
+          <w:iCs w:val="false"/>
+          <w:vertAlign w:val="subscript"/>
+        </w:rPr>
+        <w:t xml:space="preserve">c</w:t>
+      </w:r>
+      <w:r>
+        <w:rPr>
+          <w:rFonts w:ascii="Times New Roman" w:cs="Times New Roman" w:eastAsia="SimSun" w:hAnsi="Times New Roman"/>
+        </w:rPr>
+        <w:t xml:space="preserve"> 对 </w:t>
+      </w:r>
+      <w:r>
+        <w:rPr>
+          <w:rFonts w:ascii="Cambria Math" w:eastAsia="SimSun" w:hAnsi="Cambria Math"/>
+          <w:i/>
+          <w:iCs/>
+        </w:rPr>
+        <w:t xml:space="preserve">r</w:t>
+      </w:r>
+      <w:r>
+        <w:rPr>
+          <w:rFonts w:ascii="Cambria Math" w:eastAsia="SimSun" w:hAnsi="Cambria Math"/>
+          <w:i w:val="false"/>
+          <w:iCs w:val="false"/>
+          <w:vertAlign w:val="subscript"/>
+        </w:rPr>
+        <w:t xml:space="preserve">io</w:t>
       </w:r>
       <w:r>
         <w:rPr>
@@ -4353,18 +3948,129 @@
       <w:r>
         <w:rPr>
           <w:rFonts w:ascii="Cambria Math" w:eastAsia="SimSun" w:hAnsi="Cambria Math"/>
-          <w:i/>
-          <w:iCs/>
-        </w:rPr>
-        <w:t xml:space="preserve">A</w:t>
-      </w:r>
-      <w:r>
-        <w:rPr>
-          <w:rFonts w:ascii="Cambria Math" w:eastAsia="SimSun" w:hAnsi="Cambria Math"/>
-          <w:i w:val="false"/>
-          <w:iCs w:val="false"/>
-        </w:rPr>
-        <w:t xml:space="preserve">=</w:t>
+          <w:i w:val="false"/>
+          <w:iCs w:val="false"/>
+        </w:rPr>
+        <w:t xml:space="preserve">α</w:t>
+      </w:r>
+      <w:r>
+        <w:rPr>
+          <w:rFonts w:ascii="Times New Roman" w:cs="Times New Roman" w:eastAsia="SimSun" w:hAnsi="Times New Roman"/>
+        </w:rPr>
+        <w:t xml:space="preserve"> 等量的依赖。</w:t>
+      </w:r>
+      <w:r>
+        <w:rPr>
+          <w:rFonts w:ascii="Cambria Math" w:eastAsia="SimSun" w:hAnsi="Cambria Math"/>
+          <w:i w:val="false"/>
+          <w:iCs w:val="false"/>
+        </w:rPr>
+        <w:t xml:space="preserve">{</w:t>
+      </w:r>
+      <w:r>
+        <w:rPr>
+          <w:rFonts w:ascii="Cambria Math" w:eastAsia="SimSun" w:hAnsi="Cambria Math"/>
+          <w:i/>
+          <w:iCs/>
+        </w:rPr>
+        <w:t xml:space="preserve">S</w:t>
+      </w:r>
+      <w:r>
+        <w:rPr>
+          <w:rFonts w:ascii="Cambria Math" w:eastAsia="SimSun" w:hAnsi="Cambria Math"/>
+          <w:i w:val="false"/>
+          <w:iCs w:val="false"/>
+        </w:rPr>
+        <w:t xml:space="preserve">,</w:t>
+      </w:r>
+      <w:r>
+        <w:rPr>
+          <w:rFonts w:ascii="Cambria Math" w:eastAsia="SimSun" w:hAnsi="Cambria Math"/>
+          <w:i/>
+          <w:iCs/>
+        </w:rPr>
+        <w:t xml:space="preserve">I</w:t>
+      </w:r>
+      <w:r>
+        <w:rPr>
+          <w:rFonts w:ascii="Cambria Math" w:eastAsia="SimSun" w:hAnsi="Cambria Math"/>
+          <w:i w:val="false"/>
+          <w:iCs w:val="false"/>
+        </w:rPr>
+        <w:t xml:space="preserve">,</w:t>
+      </w:r>
+      <w:r>
+        <w:rPr>
+          <w:rFonts w:ascii="Cambria Math" w:eastAsia="SimSun" w:hAnsi="Cambria Math"/>
+          <w:i/>
+          <w:iCs/>
+        </w:rPr>
+        <w:t xml:space="preserve">R</w:t>
+      </w:r>
+      <w:r>
+        <w:rPr>
+          <w:rFonts w:ascii="Cambria Math" w:eastAsia="SimSun" w:hAnsi="Cambria Math"/>
+          <w:i w:val="false"/>
+          <w:iCs w:val="false"/>
+        </w:rPr>
+        <w:t xml:space="preserve">}</w:t>
+      </w:r>
+      <w:r>
+        <w:rPr>
+          <w:rFonts w:ascii="Cambria Math" w:eastAsia="SimSun" w:hAnsi="Cambria Math"/>
+          <w:i w:val="false"/>
+          <w:iCs w:val="false"/>
+          <w:vertAlign w:val="superscript"/>
+        </w:rPr>
+        <w:t xml:space="preserve">V</w:t>
+      </w:r>
+      <w:r>
+        <w:rPr>
+          <w:rFonts w:ascii="Times New Roman" w:cs="Times New Roman" w:eastAsia="SimSun" w:hAnsi="Times New Roman"/>
+        </w:rPr>
+        <w:t xml:space="preserve"> 上的演化因而是连续时间 Markov 过程，可用 Gillespie 算法精确抽样 [42]——这是第 III 节数值校验的基础。非指数康复期分布的推广见附录。</w:t>
+      </w:r>
+    </w:p>
+    <w:p>
+      <w:pPr>
+        <w:spacing w:after="120" w:before="120" w:line="320"/>
+        <w:jc w:val="both"/>
+      </w:pPr>
+      <w:r>
+        <w:rPr>
+          <w:rFonts w:ascii="Times New Roman" w:cs="Times New Roman" w:eastAsia="SimSun" w:hAnsi="Times New Roman"/>
+        </w:rPr>
+        <w:t xml:space="preserve">初始条件取单个均匀随机选取的种子节点感染、其余易感。有限系统几乎必然在有限时间内到达无感染者的吸收态；记该吸收态中康复节点的占比为爆发规模 </w:t>
+      </w:r>
+      <w:r>
+        <w:rPr>
+          <w:rFonts w:ascii="Cambria Math" w:eastAsia="SimSun" w:hAnsi="Cambria Math"/>
+          <w:i/>
+          <w:iCs/>
+        </w:rPr>
+        <w:t xml:space="preserve">S</w:t>
+      </w:r>
+      <w:r>
+        <w:rPr>
+          <w:rFonts w:ascii="Times New Roman" w:cs="Times New Roman" w:eastAsia="SimSun" w:hAnsi="Times New Roman"/>
+        </w:rPr>
+        <w:t xml:space="preserve">，记 </w:t>
+      </w:r>
+      <w:r>
+        <w:rPr>
+          <w:rFonts w:ascii="Cambria Math" w:eastAsia="SimSun" w:hAnsi="Cambria Math"/>
+          <w:i/>
+          <w:iCs/>
+        </w:rPr>
+        <w:t xml:space="preserve">S</w:t>
+      </w:r>
+      <w:r>
+        <w:rPr>
+          <w:rFonts w:ascii="Cambria Math" w:eastAsia="SimSun" w:hAnsi="Cambria Math"/>
+          <w:i w:val="false"/>
+          <w:iCs w:val="false"/>
+        </w:rPr>
+        <w:t xml:space="preserve">[</w:t>
       </w:r>
       <w:r>
         <w:rPr>
@@ -4376,25 +4082,17 @@
       </w:r>
       <w:r>
         <w:rPr>
-          <w:rFonts w:ascii="Times New Roman" w:cs="Times New Roman" w:eastAsia="SimSun" w:hAnsi="Times New Roman"/>
-        </w:rPr>
-        <w:t xml:space="preserve"> 当 </w:t>
-      </w:r>
-      <w:r>
-        <w:rPr>
-          <w:rFonts w:ascii="Cambria Math" w:eastAsia="SimSun" w:hAnsi="Cambria Math"/>
-          <w:i/>
-          <w:iCs/>
-        </w:rPr>
-        <w:t xml:space="preserve">a</w:t>
-      </w:r>
-      <w:r>
-        <w:rPr>
-          <w:rFonts w:ascii="Cambria Math" w:eastAsia="SimSun" w:hAnsi="Cambria Math"/>
-          <w:i w:val="false"/>
-          <w:iCs w:val="false"/>
-        </w:rPr>
-        <w:t xml:space="preserve">=</w:t>
+          <w:rFonts w:ascii="Cambria Math" w:eastAsia="SimSun" w:hAnsi="Cambria Math"/>
+          <w:i w:val="false"/>
+          <w:iCs w:val="false"/>
+        </w:rPr>
+        <w:t xml:space="preserve">]</w:t>
+      </w:r>
+      <w:r>
+        <w:rPr>
+          <w:rFonts w:ascii="Times New Roman" w:cs="Times New Roman" w:eastAsia="SimSun" w:hAnsi="Times New Roman"/>
+        </w:rPr>
+        <w:t xml:space="preserve"> 为给定 </w:t>
       </w:r>
       <w:r>
         <w:rPr>
@@ -4408,29 +4106,41 @@
         <w:rPr>
           <w:rFonts w:ascii="Times New Roman" w:cs="Times New Roman" w:eastAsia="SimSun" w:hAnsi="Times New Roman"/>
         </w:rPr>
-        <w:t xml:space="preserve">，</w:t>
-      </w:r>
-      <w:r>
-        <w:rPr>
-          <w:rFonts w:ascii="Cambria Math" w:eastAsia="SimSun" w:hAnsi="Cambria Math"/>
-          <w:i/>
-          <w:iCs/>
-        </w:rPr>
-        <w:t xml:space="preserve">B</w:t>
-      </w:r>
-      <w:r>
-        <w:rPr>
-          <w:rFonts w:ascii="Times New Roman" w:cs="Times New Roman" w:eastAsia="SimSun" w:hAnsi="Times New Roman"/>
-        </w:rPr>
-        <w:t xml:space="preserve"> 同理。四个通道各有独立的动力学含义：</w:t>
-      </w:r>
-      <w:r>
-        <w:rPr>
-          <w:rFonts w:ascii="Cambria Math" w:eastAsia="SimSun" w:hAnsi="Cambria Math"/>
-          <w:i/>
-          <w:iCs/>
-        </w:rPr>
-        <w:t xml:space="preserve">N</w:t>
+        <w:t xml:space="preserve"> 时 </w:t>
+      </w:r>
+      <w:r>
+        <w:rPr>
+          <w:rFonts w:ascii="Cambria Math" w:eastAsia="SimSun" w:hAnsi="Cambria Math"/>
+          <w:i/>
+          <w:iCs/>
+        </w:rPr>
+        <w:t xml:space="preserve">S</w:t>
+      </w:r>
+      <w:r>
+        <w:rPr>
+          <w:rFonts w:ascii="Times New Roman" w:cs="Times New Roman" w:eastAsia="SimSun" w:hAnsi="Times New Roman"/>
+        </w:rPr>
+        <w:t xml:space="preserve"> 对动力学随机性与种子选取的条件期望。种子分布均匀因而与超边方向无关，这一点 II.D 将用到。</w:t>
+      </w:r>
+    </w:p>
+    <w:p>
+      <w:pPr>
+        <w:spacing w:after="120" w:before="120" w:line="320"/>
+        <w:jc w:val="both"/>
+      </w:pPr>
+      <w:r>
+        <w:rPr>
+          <w:rFonts w:ascii="Times New Roman" w:cs="Times New Roman" w:eastAsia="SimSun" w:hAnsi="Times New Roman"/>
+        </w:rPr>
+        <w:t xml:space="preserve">式 (5)–(8) 中方向性的作用是不对称的：节点的 </w:t>
+      </w:r>
+      <w:r>
+        <w:rPr>
+          <w:rFonts w:ascii="Cambria Math" w:eastAsia="SimSun" w:hAnsi="Cambria Math"/>
+          <w:i/>
+          <w:iCs/>
+        </w:rPr>
+        <w:t xml:space="preserve">k</w:t>
       </w:r>
       <w:r>
         <w:rPr>
@@ -4439,95 +4149,140 @@
           <w:iCs w:val="false"/>
           <w:vertAlign w:val="subscript"/>
         </w:rPr>
-        <w:t xml:space="preserve">TT</w:t>
-      </w:r>
-      <w:r>
-        <w:rPr>
-          <w:rFonts w:ascii="Times New Roman" w:cs="Times New Roman" w:eastAsia="SimSun" w:hAnsi="Times New Roman"/>
-        </w:rPr>
-        <w:t xml:space="preserve"> 为</w:t>
-      </w:r>
+        <w:t xml:space="preserve">out</w:t>
+      </w:r>
+      <w:r>
+        <w:rPr>
+          <w:rFonts w:ascii="Times New Roman" w:cs="Times New Roman" w:eastAsia="SimSun" w:hAnsi="Times New Roman"/>
+        </w:rPr>
+        <w:t xml:space="preserve"> 决定它能把感染推给多少个头集，</w:t>
+      </w:r>
+      <w:r>
+        <w:rPr>
+          <w:rFonts w:ascii="Cambria Math" w:eastAsia="SimSun" w:hAnsi="Cambria Math"/>
+          <w:i/>
+          <w:iCs/>
+        </w:rPr>
+        <w:t xml:space="preserve">k</w:t>
+      </w:r>
+      <w:r>
+        <w:rPr>
+          <w:rFonts w:ascii="Cambria Math" w:eastAsia="SimSun" w:hAnsi="Cambria Math"/>
+          <w:i w:val="false"/>
+          <w:iCs w:val="false"/>
+          <w:vertAlign w:val="subscript"/>
+        </w:rPr>
+        <w:t xml:space="preserve">in</w:t>
+      </w:r>
+      <w:r>
+        <w:rPr>
+          <w:rFonts w:ascii="Times New Roman" w:cs="Times New Roman" w:eastAsia="SimSun" w:hAnsi="Times New Roman"/>
+        </w:rPr>
+        <w:t xml:space="preserve"> 决定它暴露于多少个尾集。这一不对称正是 </w:t>
+      </w:r>
+      <w:r>
+        <w:rPr>
+          <w:rFonts w:ascii="Cambria Math" w:eastAsia="SimSun" w:hAnsi="Cambria Math"/>
+          <w:i/>
+          <w:iCs/>
+        </w:rPr>
+        <w:t xml:space="preserve">r</w:t>
+      </w:r>
+      <w:r>
+        <w:rPr>
+          <w:rFonts w:ascii="Cambria Math" w:eastAsia="SimSun" w:hAnsi="Cambria Math"/>
+          <w:i w:val="false"/>
+          <w:iCs w:val="false"/>
+          <w:vertAlign w:val="subscript"/>
+        </w:rPr>
+        <w:t xml:space="preserve">io</w:t>
+      </w:r>
+      <w:r>
+        <w:rPr>
+          <w:rFonts w:ascii="Times New Roman" w:cs="Times New Roman" w:eastAsia="SimSun" w:hAnsi="Times New Roman"/>
+        </w:rPr>
+        <w:t xml:space="preserve"> 得以进入动力学的通道。</w:t>
+      </w:r>
+    </w:p>
+    <w:p>
+      <w:pPr>
+        <w:pStyle w:val="Heading2"/>
+        <w:spacing w:after="160" w:before="300"/>
+      </w:pPr>
       <w:r>
         <w:rPr>
           <w:rFonts w:ascii="Times New Roman" w:cs="Times New Roman" w:eastAsia="SimSun" w:hAnsi="Times New Roman"/>
           <w:b/>
           <w:bCs/>
-        </w:rPr>
-        <w:t xml:space="preserve">共发</w:t>
-      </w:r>
-      <w:r>
-        <w:rPr>
-          <w:rFonts w:ascii="Times New Roman" w:cs="Times New Roman" w:eastAsia="SimSun" w:hAnsi="Times New Roman"/>
-        </w:rPr>
-        <w:t xml:space="preserve">，共享节点在两条超边中同为尾成员，同一感染源向两个不同头集扇出；</w:t>
-      </w:r>
-      <w:r>
-        <w:rPr>
-          <w:rFonts w:ascii="Cambria Math" w:eastAsia="SimSun" w:hAnsi="Cambria Math"/>
-          <w:i/>
-          <w:iCs/>
-        </w:rPr>
-        <w:t xml:space="preserve">N</w:t>
-      </w:r>
-      <w:r>
-        <w:rPr>
-          <w:rFonts w:ascii="Cambria Math" w:eastAsia="SimSun" w:hAnsi="Cambria Math"/>
-          <w:i w:val="false"/>
-          <w:iCs w:val="false"/>
-          <w:vertAlign w:val="subscript"/>
-        </w:rPr>
-        <w:t xml:space="preserve">HH</w:t>
-      </w:r>
-      <w:r>
-        <w:rPr>
-          <w:rFonts w:ascii="Times New Roman" w:cs="Times New Roman" w:eastAsia="SimSun" w:hAnsi="Times New Roman"/>
-        </w:rPr>
-        <w:t xml:space="preserve"> 为</w:t>
-      </w:r>
-      <w:r>
-        <w:rPr>
-          <w:rFonts w:ascii="Times New Roman" w:cs="Times New Roman" w:eastAsia="SimSun" w:hAnsi="Times New Roman"/>
-          <w:b/>
-          <w:bCs/>
-        </w:rPr>
-        <w:t xml:space="preserve">共收</w:t>
-      </w:r>
-      <w:r>
-        <w:rPr>
-          <w:rFonts w:ascii="Times New Roman" w:cs="Times New Roman" w:eastAsia="SimSun" w:hAnsi="Times New Roman"/>
-        </w:rPr>
-        <w:t xml:space="preserve">，共享节点同为头成员，两条超边的感染率按 (8) 在该节点上叠加（附录的头侧剂量核下，跨超边剂量亦在此累积）；</w:t>
-      </w:r>
-      <w:r>
-        <w:rPr>
-          <w:rFonts w:ascii="Cambria Math" w:eastAsia="SimSun" w:hAnsi="Cambria Math"/>
-          <w:i/>
-          <w:iCs/>
-        </w:rPr>
-        <w:t xml:space="preserve">N</w:t>
-      </w:r>
-      <w:r>
-        <w:rPr>
-          <w:rFonts w:ascii="Cambria Math" w:eastAsia="SimSun" w:hAnsi="Cambria Math"/>
-          <w:i w:val="false"/>
-          <w:iCs w:val="false"/>
-          <w:vertAlign w:val="subscript"/>
-        </w:rPr>
-        <w:t xml:space="preserve">HT</w:t>
-      </w:r>
-      <w:r>
-        <w:rPr>
-          <w:rFonts w:ascii="Times New Roman" w:cs="Times New Roman" w:eastAsia="SimSun" w:hAnsi="Times New Roman"/>
-        </w:rPr>
-        <w:t xml:space="preserve"> 为</w:t>
-      </w:r>
-      <w:r>
-        <w:rPr>
-          <w:rFonts w:ascii="Times New Roman" w:cs="Times New Roman" w:eastAsia="SimSun" w:hAnsi="Times New Roman"/>
-          <w:b/>
-          <w:bCs/>
-        </w:rPr>
-        <w:t xml:space="preserve">串联</w:t>
+          <w:color w:val="1A1A1A"/>
+          <w:sz w:val="26"/>
+          <w:szCs w:val="26"/>
+        </w:rPr>
+        <w:t xml:space="preserve">C. 有向超边重叠</w:t>
+      </w:r>
+    </w:p>
+    <w:p>
+      <w:pPr>
+        <w:spacing w:after="120" w:before="120" w:line="320"/>
+        <w:jc w:val="both"/>
+      </w:pPr>
+      <w:r>
+        <w:rPr>
+          <w:rFonts w:ascii="Times New Roman" w:cs="Times New Roman" w:eastAsia="SimSun" w:hAnsi="Times New Roman"/>
+        </w:rPr>
+        <w:t xml:space="preserve">第二个结构参数刻画超边之间如何共享节点。在无向超图中，两条超边的重叠只有"共享几个节点"一个自由度 [27, 28]；引入尾/头之分后，共享节点在两条超边中各自扮演的角色也成为信息。</w:t>
+      </w:r>
+    </w:p>
+    <w:p>
+      <w:pPr>
+        <w:spacing w:after="120" w:before="120" w:line="320"/>
+        <w:jc w:val="both"/>
+      </w:pPr>
+      <w:r>
+        <w:rPr>
+          <w:rFonts w:ascii="Times New Roman" w:cs="Times New Roman" w:eastAsia="SimSun" w:hAnsi="Times New Roman"/>
+        </w:rPr>
+        <w:t xml:space="preserve">对任意有序超边对 </w:t>
+      </w:r>
+      <w:r>
+        <w:rPr>
+          <w:rFonts w:ascii="Cambria Math" w:eastAsia="SimSun" w:hAnsi="Cambria Math"/>
+          <w:i w:val="false"/>
+          <w:iCs w:val="false"/>
+        </w:rPr>
+        <w:t xml:space="preserve">(</w:t>
+      </w:r>
+      <w:r>
+        <w:rPr>
+          <w:rFonts w:ascii="Cambria Math" w:eastAsia="SimSun" w:hAnsi="Cambria Math"/>
+          <w:i/>
+          <w:iCs/>
+        </w:rPr>
+        <w:t xml:space="preserve">e</w:t>
+      </w:r>
+      <w:r>
+        <w:rPr>
+          <w:rFonts w:ascii="Cambria Math" w:eastAsia="SimSun" w:hAnsi="Cambria Math"/>
+          <w:i w:val="false"/>
+          <w:iCs w:val="false"/>
+        </w:rPr>
+        <w:t xml:space="preserve">,</w:t>
+      </w:r>
+      <w:r>
+        <w:rPr>
+          <w:rFonts w:ascii="Cambria Math" w:eastAsia="SimSun" w:hAnsi="Cambria Math"/>
+          <w:i/>
+          <w:iCs/>
+        </w:rPr>
+        <w:t xml:space="preserve">f</w:t>
+      </w:r>
+      <w:r>
+        <w:rPr>
+          <w:rFonts w:ascii="Cambria Math" w:eastAsia="SimSun" w:hAnsi="Cambria Math"/>
+          <w:i w:val="false"/>
+          <w:iCs w:val="false"/>
+        </w:rPr>
+        <w:t xml:space="preserve">)</w:t>
       </w:r>
       <w:r>
         <w:rPr>
@@ -4545,9 +4300,11 @@
       </w:r>
       <w:r>
         <w:rPr>
-          <w:rFonts w:ascii="Times New Roman" w:cs="Times New Roman" w:eastAsia="SimSun" w:hAnsi="Times New Roman"/>
-        </w:rPr>
-        <w:t xml:space="preserve"> 的头集落入 </w:t>
+          <w:rFonts w:ascii="Cambria Math" w:eastAsia="SimSun" w:hAnsi="Cambria Math"/>
+          <w:i w:val="false"/>
+          <w:iCs w:val="false"/>
+        </w:rPr>
+        <w:t xml:space="preserve">≠ </w:t>
       </w:r>
       <w:r>
         <w:rPr>
@@ -4561,216 +4318,7 @@
         <w:rPr>
           <w:rFonts w:ascii="Times New Roman" w:cs="Times New Roman" w:eastAsia="SimSun" w:hAnsi="Times New Roman"/>
         </w:rPr>
-        <w:t xml:space="preserve"> 的尾集，构成 </w:t>
-      </w:r>
-      <w:r>
-        <w:rPr>
-          <w:rFonts w:ascii="Cambria Math" w:eastAsia="SimSun" w:hAnsi="Cambria Math"/>
-          <w:i/>
-          <w:iCs/>
-        </w:rPr>
-        <w:t xml:space="preserve">e</w:t>
-      </w:r>
-      <w:r>
-        <w:rPr>
-          <w:rFonts w:ascii="Cambria Math" w:eastAsia="SimSun" w:hAnsi="Cambria Math"/>
-          <w:i w:val="false"/>
-          <w:iCs w:val="false"/>
-        </w:rPr>
-        <w:t xml:space="preserve">→ </w:t>
-      </w:r>
-      <w:r>
-        <w:rPr>
-          <w:rFonts w:ascii="Cambria Math" w:eastAsia="SimSun" w:hAnsi="Cambria Math"/>
-          <w:i/>
-          <w:iCs/>
-        </w:rPr>
-        <w:t xml:space="preserve">f</w:t>
-      </w:r>
-      <w:r>
-        <w:rPr>
-          <w:rFonts w:ascii="Times New Roman" w:cs="Times New Roman" w:eastAsia="SimSun" w:hAnsi="Times New Roman"/>
-        </w:rPr>
-        <w:t xml:space="preserve"> 的传播链；</w:t>
-      </w:r>
-      <w:r>
-        <w:rPr>
-          <w:rFonts w:ascii="Cambria Math" w:eastAsia="SimSun" w:hAnsi="Cambria Math"/>
-          <w:i/>
-          <w:iCs/>
-        </w:rPr>
-        <w:t xml:space="preserve">N</w:t>
-      </w:r>
-      <w:r>
-        <w:rPr>
-          <w:rFonts w:ascii="Cambria Math" w:eastAsia="SimSun" w:hAnsi="Cambria Math"/>
-          <w:i w:val="false"/>
-          <w:iCs w:val="false"/>
-          <w:vertAlign w:val="subscript"/>
-        </w:rPr>
-        <w:t xml:space="preserve">TH</w:t>
-      </w:r>
-      <w:r>
-        <w:rPr>
-          <w:rFonts w:ascii="Times New Roman" w:cs="Times New Roman" w:eastAsia="SimSun" w:hAnsi="Times New Roman"/>
-        </w:rPr>
-        <w:t xml:space="preserve"> 为反向串联。由 </w:t>
-      </w:r>
-      <w:r>
-        <w:rPr>
-          <w:rFonts w:ascii="Cambria Math" w:eastAsia="SimSun" w:hAnsi="Cambria Math"/>
-          <w:i/>
-          <w:iCs/>
-        </w:rPr>
-        <w:t xml:space="preserve">T</w:t>
-      </w:r>
-      <w:r>
-        <w:rPr>
-          <w:rFonts w:ascii="Cambria Math" w:eastAsia="SimSun" w:hAnsi="Cambria Math"/>
-          <w:i w:val="false"/>
-          <w:iCs w:val="false"/>
-        </w:rPr>
-        <w:t xml:space="preserve">(</w:t>
-      </w:r>
-      <w:r>
-        <w:rPr>
-          <w:rFonts w:ascii="Cambria Math" w:eastAsia="SimSun" w:hAnsi="Cambria Math"/>
-          <w:i/>
-          <w:iCs/>
-        </w:rPr>
-        <w:t xml:space="preserve">e</w:t>
-      </w:r>
-      <w:r>
-        <w:rPr>
-          <w:rFonts w:ascii="Cambria Math" w:eastAsia="SimSun" w:hAnsi="Cambria Math"/>
-          <w:i w:val="false"/>
-          <w:iCs w:val="false"/>
-        </w:rPr>
-        <w:t xml:space="preserve">)∩ </w:t>
-      </w:r>
-      <w:r>
-        <w:rPr>
-          <w:rFonts w:ascii="Cambria Math" w:eastAsia="SimSun" w:hAnsi="Cambria Math"/>
-          <w:i/>
-          <w:iCs/>
-        </w:rPr>
-        <w:t xml:space="preserve">H</w:t>
-      </w:r>
-      <w:r>
-        <w:rPr>
-          <w:rFonts w:ascii="Cambria Math" w:eastAsia="SimSun" w:hAnsi="Cambria Math"/>
-          <w:i w:val="false"/>
-          <w:iCs w:val="false"/>
-        </w:rPr>
-        <w:t xml:space="preserve">(</w:t>
-      </w:r>
-      <w:r>
-        <w:rPr>
-          <w:rFonts w:ascii="Cambria Math" w:eastAsia="SimSun" w:hAnsi="Cambria Math"/>
-          <w:i/>
-          <w:iCs/>
-        </w:rPr>
-        <w:t xml:space="preserve">e</w:t>
-      </w:r>
-      <w:r>
-        <w:rPr>
-          <w:rFonts w:ascii="Cambria Math" w:eastAsia="SimSun" w:hAnsi="Cambria Math"/>
-          <w:i w:val="false"/>
-          <w:iCs w:val="false"/>
-        </w:rPr>
-        <w:t xml:space="preserve">)=∅</w:t>
-      </w:r>
-      <w:r>
-        <w:rPr>
-          <w:rFonts w:ascii="Times New Roman" w:cs="Times New Roman" w:eastAsia="SimSun" w:hAnsi="Times New Roman"/>
-        </w:rPr>
-        <w:t xml:space="preserve">，令 </w:t>
-      </w:r>
-      <w:r>
-        <w:rPr>
-          <w:rFonts w:ascii="Cambria Math" w:eastAsia="SimSun" w:hAnsi="Cambria Math"/>
-          <w:i/>
-          <w:iCs/>
-        </w:rPr>
-        <w:t xml:space="preserve">e</w:t>
-      </w:r>
-      <w:r>
-        <w:rPr>
-          <w:rFonts w:ascii="Cambria Math" w:eastAsia="SimSun" w:hAnsi="Cambria Math"/>
-          <w:i w:val="false"/>
-          <w:iCs w:val="false"/>
-        </w:rPr>
-        <w:t xml:space="preserve">̄=</w:t>
-      </w:r>
-      <w:r>
-        <w:rPr>
-          <w:rFonts w:ascii="Cambria Math" w:eastAsia="SimSun" w:hAnsi="Cambria Math"/>
-          <w:i/>
-          <w:iCs/>
-        </w:rPr>
-        <w:t xml:space="preserve">T</w:t>
-      </w:r>
-      <w:r>
-        <w:rPr>
-          <w:rFonts w:ascii="Cambria Math" w:eastAsia="SimSun" w:hAnsi="Cambria Math"/>
-          <w:i w:val="false"/>
-          <w:iCs w:val="false"/>
-        </w:rPr>
-        <w:t xml:space="preserve">(</w:t>
-      </w:r>
-      <w:r>
-        <w:rPr>
-          <w:rFonts w:ascii="Cambria Math" w:eastAsia="SimSun" w:hAnsi="Cambria Math"/>
-          <w:i/>
-          <w:iCs/>
-        </w:rPr>
-        <w:t xml:space="preserve">e</w:t>
-      </w:r>
-      <w:r>
-        <w:rPr>
-          <w:rFonts w:ascii="Cambria Math" w:eastAsia="SimSun" w:hAnsi="Cambria Math"/>
-          <w:i w:val="false"/>
-          <w:iCs w:val="false"/>
-        </w:rPr>
-        <w:t xml:space="preserve">)∪ </w:t>
-      </w:r>
-      <w:r>
-        <w:rPr>
-          <w:rFonts w:ascii="Cambria Math" w:eastAsia="SimSun" w:hAnsi="Cambria Math"/>
-          <w:i/>
-          <w:iCs/>
-        </w:rPr>
-        <w:t xml:space="preserve">H</w:t>
-      </w:r>
-      <w:r>
-        <w:rPr>
-          <w:rFonts w:ascii="Cambria Math" w:eastAsia="SimSun" w:hAnsi="Cambria Math"/>
-          <w:i w:val="false"/>
-          <w:iCs w:val="false"/>
-        </w:rPr>
-        <w:t xml:space="preserve">(</w:t>
-      </w:r>
-      <w:r>
-        <w:rPr>
-          <w:rFonts w:ascii="Cambria Math" w:eastAsia="SimSun" w:hAnsi="Cambria Math"/>
-          <w:i/>
-          <w:iCs/>
-        </w:rPr>
-        <w:t xml:space="preserve">e</w:t>
-      </w:r>
-      <w:r>
-        <w:rPr>
-          <w:rFonts w:ascii="Cambria Math" w:eastAsia="SimSun" w:hAnsi="Cambria Math"/>
-          <w:i w:val="false"/>
-          <w:iCs w:val="false"/>
-        </w:rPr>
-        <w:t xml:space="preserve">)</w:t>
-      </w:r>
-      <w:r>
-        <w:rPr>
-          <w:rFonts w:ascii="Times New Roman" w:cs="Times New Roman" w:eastAsia="SimSun" w:hAnsi="Times New Roman"/>
-        </w:rPr>
-        <w:t xml:space="preserve"> 即得</w:t>
+        <w:t xml:space="preserve">，定义重叠列联矩阵的四个分量</w:t>
       </w:r>
     </w:p>
     <w:p>
@@ -4791,12 +4339,33 @@
       <w:r>
         <w:rPr>
           <w:rFonts w:ascii="Cambria Math" w:eastAsia="SimSun" w:hAnsi="Cambria Math"/>
-          <w:i w:val="false"/>
-          <w:iCs w:val="false"/>
-          <w:sz w:val="21"/>
-          <w:szCs w:val="21"/>
-        </w:rPr>
-        <w:t xml:space="preserve">|</w:t>
+          <w:i/>
+          <w:iCs/>
+          <w:sz w:val="21"/>
+          <w:szCs w:val="21"/>
+        </w:rPr>
+        <w:t xml:space="preserve">N</w:t>
+      </w:r>
+      <w:r>
+        <w:rPr>
+          <w:rFonts w:ascii="Cambria Math" w:eastAsia="SimSun" w:hAnsi="Cambria Math"/>
+          <w:i w:val="false"/>
+          <w:iCs w:val="false"/>
+          <w:sz w:val="21"/>
+          <w:szCs w:val="21"/>
+          <w:vertAlign w:val="subscript"/>
+        </w:rPr>
+        <w:t xml:space="preserve">ab</w:t>
+      </w:r>
+      <w:r>
+        <w:rPr>
+          <w:rFonts w:ascii="Cambria Math" w:eastAsia="SimSun" w:hAnsi="Cambria Math"/>
+          <w:i w:val="false"/>
+          <w:iCs w:val="false"/>
+          <w:sz w:val="21"/>
+          <w:szCs w:val="21"/>
+        </w:rPr>
+        <w:t xml:space="preserve">(</w:t>
       </w:r>
       <w:r>
         <w:rPr>
@@ -4816,7 +4385,7 @@
           <w:sz w:val="21"/>
           <w:szCs w:val="21"/>
         </w:rPr>
-        <w:t xml:space="preserve">̄∩</w:t>
+        <w:t xml:space="preserve">,</w:t>
       </w:r>
       <w:r>
         <w:rPr>
@@ -4836,121 +4405,177 @@
           <w:sz w:val="21"/>
           <w:szCs w:val="21"/>
         </w:rPr>
-        <w:t xml:space="preserve">̄|=</w:t>
-      </w:r>
-      <w:r>
-        <w:rPr>
-          <w:rFonts w:ascii="Cambria Math" w:eastAsia="SimSun" w:hAnsi="Cambria Math"/>
-          <w:i/>
-          <w:iCs/>
-          <w:sz w:val="21"/>
-          <w:szCs w:val="21"/>
-        </w:rPr>
-        <w:t xml:space="preserve">N</w:t>
-      </w:r>
-      <w:r>
-        <w:rPr>
-          <w:rFonts w:ascii="Cambria Math" w:eastAsia="SimSun" w:hAnsi="Cambria Math"/>
-          <w:i w:val="false"/>
-          <w:iCs w:val="false"/>
-          <w:sz w:val="21"/>
-          <w:szCs w:val="21"/>
-          <w:vertAlign w:val="subscript"/>
-        </w:rPr>
-        <w:t xml:space="preserve">TT</w:t>
-      </w:r>
-      <w:r>
-        <w:rPr>
-          <w:rFonts w:ascii="Cambria Math" w:eastAsia="SimSun" w:hAnsi="Cambria Math"/>
-          <w:i w:val="false"/>
-          <w:iCs w:val="false"/>
-          <w:sz w:val="21"/>
-          <w:szCs w:val="21"/>
-        </w:rPr>
-        <w:t xml:space="preserve">+</w:t>
-      </w:r>
-      <w:r>
-        <w:rPr>
-          <w:rFonts w:ascii="Cambria Math" w:eastAsia="SimSun" w:hAnsi="Cambria Math"/>
-          <w:i/>
-          <w:iCs/>
-          <w:sz w:val="21"/>
-          <w:szCs w:val="21"/>
-        </w:rPr>
-        <w:t xml:space="preserve">N</w:t>
-      </w:r>
-      <w:r>
-        <w:rPr>
-          <w:rFonts w:ascii="Cambria Math" w:eastAsia="SimSun" w:hAnsi="Cambria Math"/>
-          <w:i w:val="false"/>
-          <w:iCs w:val="false"/>
-          <w:sz w:val="21"/>
-          <w:szCs w:val="21"/>
-          <w:vertAlign w:val="subscript"/>
-        </w:rPr>
-        <w:t xml:space="preserve">TH</w:t>
-      </w:r>
-      <w:r>
-        <w:rPr>
-          <w:rFonts w:ascii="Cambria Math" w:eastAsia="SimSun" w:hAnsi="Cambria Math"/>
-          <w:i w:val="false"/>
-          <w:iCs w:val="false"/>
-          <w:sz w:val="21"/>
-          <w:szCs w:val="21"/>
-        </w:rPr>
-        <w:t xml:space="preserve">+</w:t>
-      </w:r>
-      <w:r>
-        <w:rPr>
-          <w:rFonts w:ascii="Cambria Math" w:eastAsia="SimSun" w:hAnsi="Cambria Math"/>
-          <w:i/>
-          <w:iCs/>
-          <w:sz w:val="21"/>
-          <w:szCs w:val="21"/>
-        </w:rPr>
-        <w:t xml:space="preserve">N</w:t>
-      </w:r>
-      <w:r>
-        <w:rPr>
-          <w:rFonts w:ascii="Cambria Math" w:eastAsia="SimSun" w:hAnsi="Cambria Math"/>
-          <w:i w:val="false"/>
-          <w:iCs w:val="false"/>
-          <w:sz w:val="21"/>
-          <w:szCs w:val="21"/>
-          <w:vertAlign w:val="subscript"/>
-        </w:rPr>
-        <w:t xml:space="preserve">HT</w:t>
-      </w:r>
-      <w:r>
-        <w:rPr>
-          <w:rFonts w:ascii="Cambria Math" w:eastAsia="SimSun" w:hAnsi="Cambria Math"/>
-          <w:i w:val="false"/>
-          <w:iCs w:val="false"/>
-          <w:sz w:val="21"/>
-          <w:szCs w:val="21"/>
-        </w:rPr>
-        <w:t xml:space="preserve">+</w:t>
-      </w:r>
-      <w:r>
-        <w:rPr>
-          <w:rFonts w:ascii="Cambria Math" w:eastAsia="SimSun" w:hAnsi="Cambria Math"/>
-          <w:i/>
-          <w:iCs/>
-          <w:sz w:val="21"/>
-          <w:szCs w:val="21"/>
-        </w:rPr>
-        <w:t xml:space="preserve">N</w:t>
-      </w:r>
-      <w:r>
-        <w:rPr>
-          <w:rFonts w:ascii="Cambria Math" w:eastAsia="SimSun" w:hAnsi="Cambria Math"/>
-          <w:i w:val="false"/>
-          <w:iCs w:val="false"/>
-          <w:sz w:val="21"/>
-          <w:szCs w:val="21"/>
-          <w:vertAlign w:val="subscript"/>
-        </w:rPr>
-        <w:t xml:space="preserve">HH</w:t>
+        <w:t xml:space="preserve">)=|</w:t>
+      </w:r>
+      <w:r>
+        <w:rPr>
+          <w:rFonts w:ascii="Cambria Math" w:eastAsia="SimSun" w:hAnsi="Cambria Math"/>
+          <w:i/>
+          <w:iCs/>
+          <w:sz w:val="21"/>
+          <w:szCs w:val="21"/>
+        </w:rPr>
+        <w:t xml:space="preserve">A</w:t>
+      </w:r>
+      <w:r>
+        <w:rPr>
+          <w:rFonts w:ascii="Cambria Math" w:eastAsia="SimSun" w:hAnsi="Cambria Math"/>
+          <w:i w:val="false"/>
+          <w:iCs w:val="false"/>
+          <w:sz w:val="21"/>
+          <w:szCs w:val="21"/>
+        </w:rPr>
+        <w:t xml:space="preserve">(</w:t>
+      </w:r>
+      <w:r>
+        <w:rPr>
+          <w:rFonts w:ascii="Cambria Math" w:eastAsia="SimSun" w:hAnsi="Cambria Math"/>
+          <w:i/>
+          <w:iCs/>
+          <w:sz w:val="21"/>
+          <w:szCs w:val="21"/>
+        </w:rPr>
+        <w:t xml:space="preserve">e</w:t>
+      </w:r>
+      <w:r>
+        <w:rPr>
+          <w:rFonts w:ascii="Cambria Math" w:eastAsia="SimSun" w:hAnsi="Cambria Math"/>
+          <w:i w:val="false"/>
+          <w:iCs w:val="false"/>
+          <w:sz w:val="21"/>
+          <w:szCs w:val="21"/>
+        </w:rPr>
+        <w:t xml:space="preserve">)∩ </w:t>
+      </w:r>
+      <w:r>
+        <w:rPr>
+          <w:rFonts w:ascii="Cambria Math" w:eastAsia="SimSun" w:hAnsi="Cambria Math"/>
+          <w:i/>
+          <w:iCs/>
+          <w:sz w:val="21"/>
+          <w:szCs w:val="21"/>
+        </w:rPr>
+        <w:t xml:space="preserve">B</w:t>
+      </w:r>
+      <w:r>
+        <w:rPr>
+          <w:rFonts w:ascii="Cambria Math" w:eastAsia="SimSun" w:hAnsi="Cambria Math"/>
+          <w:i w:val="false"/>
+          <w:iCs w:val="false"/>
+          <w:sz w:val="21"/>
+          <w:szCs w:val="21"/>
+        </w:rPr>
+        <w:t xml:space="preserve">(</w:t>
+      </w:r>
+      <w:r>
+        <w:rPr>
+          <w:rFonts w:ascii="Cambria Math" w:eastAsia="SimSun" w:hAnsi="Cambria Math"/>
+          <w:i/>
+          <w:iCs/>
+          <w:sz w:val="21"/>
+          <w:szCs w:val="21"/>
+        </w:rPr>
+        <w:t xml:space="preserve">f</w:t>
+      </w:r>
+      <w:r>
+        <w:rPr>
+          <w:rFonts w:ascii="Cambria Math" w:eastAsia="SimSun" w:hAnsi="Cambria Math"/>
+          <w:i w:val="false"/>
+          <w:iCs w:val="false"/>
+          <w:sz w:val="21"/>
+          <w:szCs w:val="21"/>
+        </w:rPr>
+        <w:t xml:space="preserve">)|,  </w:t>
+      </w:r>
+      <w:r>
+        <w:rPr>
+          <w:rFonts w:ascii="Cambria Math" w:eastAsia="SimSun" w:hAnsi="Cambria Math"/>
+          <w:i/>
+          <w:iCs/>
+          <w:sz w:val="21"/>
+          <w:szCs w:val="21"/>
+        </w:rPr>
+        <w:t xml:space="preserve">a</w:t>
+      </w:r>
+      <w:r>
+        <w:rPr>
+          <w:rFonts w:ascii="Cambria Math" w:eastAsia="SimSun" w:hAnsi="Cambria Math"/>
+          <w:i w:val="false"/>
+          <w:iCs w:val="false"/>
+          <w:sz w:val="21"/>
+          <w:szCs w:val="21"/>
+        </w:rPr>
+        <w:t xml:space="preserve">,</w:t>
+      </w:r>
+      <w:r>
+        <w:rPr>
+          <w:rFonts w:ascii="Cambria Math" w:eastAsia="SimSun" w:hAnsi="Cambria Math"/>
+          <w:i/>
+          <w:iCs/>
+          <w:sz w:val="21"/>
+          <w:szCs w:val="21"/>
+        </w:rPr>
+        <w:t xml:space="preserve">b</w:t>
+      </w:r>
+      <w:r>
+        <w:rPr>
+          <w:rFonts w:ascii="Cambria Math" w:eastAsia="SimSun" w:hAnsi="Cambria Math"/>
+          <w:i w:val="false"/>
+          <w:iCs w:val="false"/>
+          <w:sz w:val="21"/>
+          <w:szCs w:val="21"/>
+        </w:rPr>
+        <w:t xml:space="preserve">∈</w:t>
+      </w:r>
+      <w:r>
+        <w:rPr>
+          <w:rFonts w:ascii="Cambria Math" w:eastAsia="SimSun" w:hAnsi="Cambria Math"/>
+          <w:i w:val="false"/>
+          <w:iCs w:val="false"/>
+          <w:sz w:val="21"/>
+          <w:szCs w:val="21"/>
+        </w:rPr>
+        <w:t xml:space="preserve">{</w:t>
+      </w:r>
+      <w:r>
+        <w:rPr>
+          <w:rFonts w:ascii="Cambria Math" w:eastAsia="SimSun" w:hAnsi="Cambria Math"/>
+          <w:i/>
+          <w:iCs/>
+          <w:sz w:val="21"/>
+          <w:szCs w:val="21"/>
+        </w:rPr>
+        <w:t xml:space="preserve">T</w:t>
+      </w:r>
+      <w:r>
+        <w:rPr>
+          <w:rFonts w:ascii="Cambria Math" w:eastAsia="SimSun" w:hAnsi="Cambria Math"/>
+          <w:i w:val="false"/>
+          <w:iCs w:val="false"/>
+          <w:sz w:val="21"/>
+          <w:szCs w:val="21"/>
+        </w:rPr>
+        <w:t xml:space="preserve">,</w:t>
+      </w:r>
+      <w:r>
+        <w:rPr>
+          <w:rFonts w:ascii="Cambria Math" w:eastAsia="SimSun" w:hAnsi="Cambria Math"/>
+          <w:i/>
+          <w:iCs/>
+          <w:sz w:val="21"/>
+          <w:szCs w:val="21"/>
+        </w:rPr>
+        <w:t xml:space="preserve">H</w:t>
+      </w:r>
+      <w:r>
+        <w:rPr>
+          <w:rFonts w:ascii="Cambria Math" w:eastAsia="SimSun" w:hAnsi="Cambria Math"/>
+          <w:i w:val="false"/>
+          <w:iCs w:val="false"/>
+          <w:sz w:val="21"/>
+          <w:szCs w:val="21"/>
+        </w:rPr>
+        <w:t xml:space="preserve">}</w:t>
       </w:r>
       <w:r>
         <w:rPr>
@@ -4970,33 +4595,489 @@
         <w:rPr>
           <w:rFonts w:ascii="Times New Roman" w:cs="Times New Roman" w:eastAsia="SimSun" w:hAnsi="Times New Roman"/>
         </w:rPr>
-        <w:t xml:space="preserve">也就是说，对任意一对超边，四通道之和精确等于其无向重叠：本节的重叠量是现行定义的方向细化，因而后文结果可与无向文献直接对照。</w:t>
-      </w:r>
-    </w:p>
-    <w:p>
-      <w:pPr>
-        <w:spacing w:after="120" w:before="120" w:line="320"/>
-        <w:jc w:val="both"/>
-      </w:pPr>
-      <w:r>
-        <w:rPr>
-          <w:rFonts w:ascii="Times New Roman" w:cs="Times New Roman" w:eastAsia="SimSun" w:hAnsi="Times New Roman"/>
-        </w:rPr>
-        <w:t xml:space="preserve">归一化到 </w:t>
-      </w:r>
-      <w:r>
-        <w:rPr>
-          <w:rFonts w:ascii="Cambria Math" w:eastAsia="SimSun" w:hAnsi="Cambria Math"/>
-          <w:i w:val="false"/>
-          <w:iCs w:val="false"/>
-        </w:rPr>
-        <w:t xml:space="preserve">[0,1]</w:t>
-      </w:r>
-      <w:r>
-        <w:rPr>
-          <w:rFonts w:ascii="Times New Roman" w:cs="Times New Roman" w:eastAsia="SimSun" w:hAnsi="Times New Roman"/>
-        </w:rPr>
-        <w:t xml:space="preserve"> 取</w:t>
+        <w:t xml:space="preserve">其中 </w:t>
+      </w:r>
+      <w:r>
+        <w:rPr>
+          <w:rFonts w:ascii="Cambria Math" w:eastAsia="SimSun" w:hAnsi="Cambria Math"/>
+          <w:i/>
+          <w:iCs/>
+        </w:rPr>
+        <w:t xml:space="preserve">A</w:t>
+      </w:r>
+      <w:r>
+        <w:rPr>
+          <w:rFonts w:ascii="Cambria Math" w:eastAsia="SimSun" w:hAnsi="Cambria Math"/>
+          <w:i w:val="false"/>
+          <w:iCs w:val="false"/>
+        </w:rPr>
+        <w:t xml:space="preserve">=</w:t>
+      </w:r>
+      <w:r>
+        <w:rPr>
+          <w:rFonts w:ascii="Cambria Math" w:eastAsia="SimSun" w:hAnsi="Cambria Math"/>
+          <w:i/>
+          <w:iCs/>
+        </w:rPr>
+        <w:t xml:space="preserve">T</w:t>
+      </w:r>
+      <w:r>
+        <w:rPr>
+          <w:rFonts w:ascii="Times New Roman" w:cs="Times New Roman" w:eastAsia="SimSun" w:hAnsi="Times New Roman"/>
+        </w:rPr>
+        <w:t xml:space="preserve"> 当 </w:t>
+      </w:r>
+      <w:r>
+        <w:rPr>
+          <w:rFonts w:ascii="Cambria Math" w:eastAsia="SimSun" w:hAnsi="Cambria Math"/>
+          <w:i/>
+          <w:iCs/>
+        </w:rPr>
+        <w:t xml:space="preserve">a</w:t>
+      </w:r>
+      <w:r>
+        <w:rPr>
+          <w:rFonts w:ascii="Cambria Math" w:eastAsia="SimSun" w:hAnsi="Cambria Math"/>
+          <w:i w:val="false"/>
+          <w:iCs w:val="false"/>
+        </w:rPr>
+        <w:t xml:space="preserve">=</w:t>
+      </w:r>
+      <w:r>
+        <w:rPr>
+          <w:rFonts w:ascii="Cambria Math" w:eastAsia="SimSun" w:hAnsi="Cambria Math"/>
+          <w:i/>
+          <w:iCs/>
+        </w:rPr>
+        <w:t xml:space="preserve">T</w:t>
+      </w:r>
+      <w:r>
+        <w:rPr>
+          <w:rFonts w:ascii="Times New Roman" w:cs="Times New Roman" w:eastAsia="SimSun" w:hAnsi="Times New Roman"/>
+        </w:rPr>
+        <w:t xml:space="preserve">、</w:t>
+      </w:r>
+      <w:r>
+        <w:rPr>
+          <w:rFonts w:ascii="Cambria Math" w:eastAsia="SimSun" w:hAnsi="Cambria Math"/>
+          <w:i/>
+          <w:iCs/>
+        </w:rPr>
+        <w:t xml:space="preserve">A</w:t>
+      </w:r>
+      <w:r>
+        <w:rPr>
+          <w:rFonts w:ascii="Cambria Math" w:eastAsia="SimSun" w:hAnsi="Cambria Math"/>
+          <w:i w:val="false"/>
+          <w:iCs w:val="false"/>
+        </w:rPr>
+        <w:t xml:space="preserve">=</w:t>
+      </w:r>
+      <w:r>
+        <w:rPr>
+          <w:rFonts w:ascii="Cambria Math" w:eastAsia="SimSun" w:hAnsi="Cambria Math"/>
+          <w:i/>
+          <w:iCs/>
+        </w:rPr>
+        <w:t xml:space="preserve">H</w:t>
+      </w:r>
+      <w:r>
+        <w:rPr>
+          <w:rFonts w:ascii="Times New Roman" w:cs="Times New Roman" w:eastAsia="SimSun" w:hAnsi="Times New Roman"/>
+        </w:rPr>
+        <w:t xml:space="preserve"> 当 </w:t>
+      </w:r>
+      <w:r>
+        <w:rPr>
+          <w:rFonts w:ascii="Cambria Math" w:eastAsia="SimSun" w:hAnsi="Cambria Math"/>
+          <w:i/>
+          <w:iCs/>
+        </w:rPr>
+        <w:t xml:space="preserve">a</w:t>
+      </w:r>
+      <w:r>
+        <w:rPr>
+          <w:rFonts w:ascii="Cambria Math" w:eastAsia="SimSun" w:hAnsi="Cambria Math"/>
+          <w:i w:val="false"/>
+          <w:iCs w:val="false"/>
+        </w:rPr>
+        <w:t xml:space="preserve">=</w:t>
+      </w:r>
+      <w:r>
+        <w:rPr>
+          <w:rFonts w:ascii="Cambria Math" w:eastAsia="SimSun" w:hAnsi="Cambria Math"/>
+          <w:i/>
+          <w:iCs/>
+        </w:rPr>
+        <w:t xml:space="preserve">H</w:t>
+      </w:r>
+      <w:r>
+        <w:rPr>
+          <w:rFonts w:ascii="Times New Roman" w:cs="Times New Roman" w:eastAsia="SimSun" w:hAnsi="Times New Roman"/>
+        </w:rPr>
+        <w:t xml:space="preserve">，</w:t>
+      </w:r>
+      <w:r>
+        <w:rPr>
+          <w:rFonts w:ascii="Cambria Math" w:eastAsia="SimSun" w:hAnsi="Cambria Math"/>
+          <w:i/>
+          <w:iCs/>
+        </w:rPr>
+        <w:t xml:space="preserve">B</w:t>
+      </w:r>
+      <w:r>
+        <w:rPr>
+          <w:rFonts w:ascii="Times New Roman" w:cs="Times New Roman" w:eastAsia="SimSun" w:hAnsi="Times New Roman"/>
+        </w:rPr>
+        <w:t xml:space="preserve"> 同理。四个通道各有独立的动力学含义：</w:t>
+      </w:r>
+      <w:r>
+        <w:rPr>
+          <w:rFonts w:ascii="Cambria Math" w:eastAsia="SimSun" w:hAnsi="Cambria Math"/>
+          <w:i/>
+          <w:iCs/>
+        </w:rPr>
+        <w:t xml:space="preserve">N</w:t>
+      </w:r>
+      <w:r>
+        <w:rPr>
+          <w:rFonts w:ascii="Cambria Math" w:eastAsia="SimSun" w:hAnsi="Cambria Math"/>
+          <w:i w:val="false"/>
+          <w:iCs w:val="false"/>
+          <w:vertAlign w:val="subscript"/>
+        </w:rPr>
+        <w:t xml:space="preserve">TT</w:t>
+      </w:r>
+      <w:r>
+        <w:rPr>
+          <w:rFonts w:ascii="Times New Roman" w:cs="Times New Roman" w:eastAsia="SimSun" w:hAnsi="Times New Roman"/>
+        </w:rPr>
+        <w:t xml:space="preserve"> 为</w:t>
+      </w:r>
+      <w:r>
+        <w:rPr>
+          <w:rFonts w:ascii="Times New Roman" w:cs="Times New Roman" w:eastAsia="SimSun" w:hAnsi="Times New Roman"/>
+          <w:b/>
+          <w:bCs/>
+        </w:rPr>
+        <w:t xml:space="preserve">共发</w:t>
+      </w:r>
+      <w:r>
+        <w:rPr>
+          <w:rFonts w:ascii="Times New Roman" w:cs="Times New Roman" w:eastAsia="SimSun" w:hAnsi="Times New Roman"/>
+        </w:rPr>
+        <w:t xml:space="preserve">，共享节点在两条超边中同为尾成员，同一感染源向两个不同头集扇出；</w:t>
+      </w:r>
+      <w:r>
+        <w:rPr>
+          <w:rFonts w:ascii="Cambria Math" w:eastAsia="SimSun" w:hAnsi="Cambria Math"/>
+          <w:i/>
+          <w:iCs/>
+        </w:rPr>
+        <w:t xml:space="preserve">N</w:t>
+      </w:r>
+      <w:r>
+        <w:rPr>
+          <w:rFonts w:ascii="Cambria Math" w:eastAsia="SimSun" w:hAnsi="Cambria Math"/>
+          <w:i w:val="false"/>
+          <w:iCs w:val="false"/>
+          <w:vertAlign w:val="subscript"/>
+        </w:rPr>
+        <w:t xml:space="preserve">HH</w:t>
+      </w:r>
+      <w:r>
+        <w:rPr>
+          <w:rFonts w:ascii="Times New Roman" w:cs="Times New Roman" w:eastAsia="SimSun" w:hAnsi="Times New Roman"/>
+        </w:rPr>
+        <w:t xml:space="preserve"> 为</w:t>
+      </w:r>
+      <w:r>
+        <w:rPr>
+          <w:rFonts w:ascii="Times New Roman" w:cs="Times New Roman" w:eastAsia="SimSun" w:hAnsi="Times New Roman"/>
+          <w:b/>
+          <w:bCs/>
+        </w:rPr>
+        <w:t xml:space="preserve">共收</w:t>
+      </w:r>
+      <w:r>
+        <w:rPr>
+          <w:rFonts w:ascii="Times New Roman" w:cs="Times New Roman" w:eastAsia="SimSun" w:hAnsi="Times New Roman"/>
+        </w:rPr>
+        <w:t xml:space="preserve">，共享节点同为头成员，两条超边的感染率按 (8) 在该节点上叠加（附录的头侧剂量核下，跨超边剂量亦在此累积）；</w:t>
+      </w:r>
+      <w:r>
+        <w:rPr>
+          <w:rFonts w:ascii="Cambria Math" w:eastAsia="SimSun" w:hAnsi="Cambria Math"/>
+          <w:i/>
+          <w:iCs/>
+        </w:rPr>
+        <w:t xml:space="preserve">N</w:t>
+      </w:r>
+      <w:r>
+        <w:rPr>
+          <w:rFonts w:ascii="Cambria Math" w:eastAsia="SimSun" w:hAnsi="Cambria Math"/>
+          <w:i w:val="false"/>
+          <w:iCs w:val="false"/>
+          <w:vertAlign w:val="subscript"/>
+        </w:rPr>
+        <w:t xml:space="preserve">HT</w:t>
+      </w:r>
+      <w:r>
+        <w:rPr>
+          <w:rFonts w:ascii="Times New Roman" w:cs="Times New Roman" w:eastAsia="SimSun" w:hAnsi="Times New Roman"/>
+        </w:rPr>
+        <w:t xml:space="preserve"> 为</w:t>
+      </w:r>
+      <w:r>
+        <w:rPr>
+          <w:rFonts w:ascii="Times New Roman" w:cs="Times New Roman" w:eastAsia="SimSun" w:hAnsi="Times New Roman"/>
+          <w:b/>
+          <w:bCs/>
+        </w:rPr>
+        <w:t xml:space="preserve">串联</w:t>
+      </w:r>
+      <w:r>
+        <w:rPr>
+          <w:rFonts w:ascii="Times New Roman" w:cs="Times New Roman" w:eastAsia="SimSun" w:hAnsi="Times New Roman"/>
+        </w:rPr>
+        <w:t xml:space="preserve">，</w:t>
+      </w:r>
+      <w:r>
+        <w:rPr>
+          <w:rFonts w:ascii="Cambria Math" w:eastAsia="SimSun" w:hAnsi="Cambria Math"/>
+          <w:i/>
+          <w:iCs/>
+        </w:rPr>
+        <w:t xml:space="preserve">e</w:t>
+      </w:r>
+      <w:r>
+        <w:rPr>
+          <w:rFonts w:ascii="Times New Roman" w:cs="Times New Roman" w:eastAsia="SimSun" w:hAnsi="Times New Roman"/>
+        </w:rPr>
+        <w:t xml:space="preserve"> 的头集落入 </w:t>
+      </w:r>
+      <w:r>
+        <w:rPr>
+          <w:rFonts w:ascii="Cambria Math" w:eastAsia="SimSun" w:hAnsi="Cambria Math"/>
+          <w:i/>
+          <w:iCs/>
+        </w:rPr>
+        <w:t xml:space="preserve">f</w:t>
+      </w:r>
+      <w:r>
+        <w:rPr>
+          <w:rFonts w:ascii="Times New Roman" w:cs="Times New Roman" w:eastAsia="SimSun" w:hAnsi="Times New Roman"/>
+        </w:rPr>
+        <w:t xml:space="preserve"> 的尾集，构成 </w:t>
+      </w:r>
+      <w:r>
+        <w:rPr>
+          <w:rFonts w:ascii="Cambria Math" w:eastAsia="SimSun" w:hAnsi="Cambria Math"/>
+          <w:i/>
+          <w:iCs/>
+        </w:rPr>
+        <w:t xml:space="preserve">e</w:t>
+      </w:r>
+      <w:r>
+        <w:rPr>
+          <w:rFonts w:ascii="Cambria Math" w:eastAsia="SimSun" w:hAnsi="Cambria Math"/>
+          <w:i w:val="false"/>
+          <w:iCs w:val="false"/>
+        </w:rPr>
+        <w:t xml:space="preserve">→ </w:t>
+      </w:r>
+      <w:r>
+        <w:rPr>
+          <w:rFonts w:ascii="Cambria Math" w:eastAsia="SimSun" w:hAnsi="Cambria Math"/>
+          <w:i/>
+          <w:iCs/>
+        </w:rPr>
+        <w:t xml:space="preserve">f</w:t>
+      </w:r>
+      <w:r>
+        <w:rPr>
+          <w:rFonts w:ascii="Times New Roman" w:cs="Times New Roman" w:eastAsia="SimSun" w:hAnsi="Times New Roman"/>
+        </w:rPr>
+        <w:t xml:space="preserve"> 的传播链；</w:t>
+      </w:r>
+      <w:r>
+        <w:rPr>
+          <w:rFonts w:ascii="Cambria Math" w:eastAsia="SimSun" w:hAnsi="Cambria Math"/>
+          <w:i/>
+          <w:iCs/>
+        </w:rPr>
+        <w:t xml:space="preserve">N</w:t>
+      </w:r>
+      <w:r>
+        <w:rPr>
+          <w:rFonts w:ascii="Cambria Math" w:eastAsia="SimSun" w:hAnsi="Cambria Math"/>
+          <w:i w:val="false"/>
+          <w:iCs w:val="false"/>
+          <w:vertAlign w:val="subscript"/>
+        </w:rPr>
+        <w:t xml:space="preserve">TH</w:t>
+      </w:r>
+      <w:r>
+        <w:rPr>
+          <w:rFonts w:ascii="Times New Roman" w:cs="Times New Roman" w:eastAsia="SimSun" w:hAnsi="Times New Roman"/>
+        </w:rPr>
+        <w:t xml:space="preserve"> 为反向串联。由 </w:t>
+      </w:r>
+      <w:r>
+        <w:rPr>
+          <w:rFonts w:ascii="Cambria Math" w:eastAsia="SimSun" w:hAnsi="Cambria Math"/>
+          <w:i/>
+          <w:iCs/>
+        </w:rPr>
+        <w:t xml:space="preserve">T</w:t>
+      </w:r>
+      <w:r>
+        <w:rPr>
+          <w:rFonts w:ascii="Cambria Math" w:eastAsia="SimSun" w:hAnsi="Cambria Math"/>
+          <w:i w:val="false"/>
+          <w:iCs w:val="false"/>
+        </w:rPr>
+        <w:t xml:space="preserve">(</w:t>
+      </w:r>
+      <w:r>
+        <w:rPr>
+          <w:rFonts w:ascii="Cambria Math" w:eastAsia="SimSun" w:hAnsi="Cambria Math"/>
+          <w:i/>
+          <w:iCs/>
+        </w:rPr>
+        <w:t xml:space="preserve">e</w:t>
+      </w:r>
+      <w:r>
+        <w:rPr>
+          <w:rFonts w:ascii="Cambria Math" w:eastAsia="SimSun" w:hAnsi="Cambria Math"/>
+          <w:i w:val="false"/>
+          <w:iCs w:val="false"/>
+        </w:rPr>
+        <w:t xml:space="preserve">)∩ </w:t>
+      </w:r>
+      <w:r>
+        <w:rPr>
+          <w:rFonts w:ascii="Cambria Math" w:eastAsia="SimSun" w:hAnsi="Cambria Math"/>
+          <w:i/>
+          <w:iCs/>
+        </w:rPr>
+        <w:t xml:space="preserve">H</w:t>
+      </w:r>
+      <w:r>
+        <w:rPr>
+          <w:rFonts w:ascii="Cambria Math" w:eastAsia="SimSun" w:hAnsi="Cambria Math"/>
+          <w:i w:val="false"/>
+          <w:iCs w:val="false"/>
+        </w:rPr>
+        <w:t xml:space="preserve">(</w:t>
+      </w:r>
+      <w:r>
+        <w:rPr>
+          <w:rFonts w:ascii="Cambria Math" w:eastAsia="SimSun" w:hAnsi="Cambria Math"/>
+          <w:i/>
+          <w:iCs/>
+        </w:rPr>
+        <w:t xml:space="preserve">e</w:t>
+      </w:r>
+      <w:r>
+        <w:rPr>
+          <w:rFonts w:ascii="Cambria Math" w:eastAsia="SimSun" w:hAnsi="Cambria Math"/>
+          <w:i w:val="false"/>
+          <w:iCs w:val="false"/>
+        </w:rPr>
+        <w:t xml:space="preserve">)=∅</w:t>
+      </w:r>
+      <w:r>
+        <w:rPr>
+          <w:rFonts w:ascii="Times New Roman" w:cs="Times New Roman" w:eastAsia="SimSun" w:hAnsi="Times New Roman"/>
+        </w:rPr>
+        <w:t xml:space="preserve">，令 </w:t>
+      </w:r>
+      <w:r>
+        <w:rPr>
+          <w:rFonts w:ascii="Cambria Math" w:eastAsia="SimSun" w:hAnsi="Cambria Math"/>
+          <w:i/>
+          <w:iCs/>
+        </w:rPr>
+        <w:t xml:space="preserve">e</w:t>
+      </w:r>
+      <w:r>
+        <w:rPr>
+          <w:rFonts w:ascii="Cambria Math" w:eastAsia="SimSun" w:hAnsi="Cambria Math"/>
+          <w:i w:val="false"/>
+          <w:iCs w:val="false"/>
+        </w:rPr>
+        <w:t xml:space="preserve">̄=</w:t>
+      </w:r>
+      <w:r>
+        <w:rPr>
+          <w:rFonts w:ascii="Cambria Math" w:eastAsia="SimSun" w:hAnsi="Cambria Math"/>
+          <w:i/>
+          <w:iCs/>
+        </w:rPr>
+        <w:t xml:space="preserve">T</w:t>
+      </w:r>
+      <w:r>
+        <w:rPr>
+          <w:rFonts w:ascii="Cambria Math" w:eastAsia="SimSun" w:hAnsi="Cambria Math"/>
+          <w:i w:val="false"/>
+          <w:iCs w:val="false"/>
+        </w:rPr>
+        <w:t xml:space="preserve">(</w:t>
+      </w:r>
+      <w:r>
+        <w:rPr>
+          <w:rFonts w:ascii="Cambria Math" w:eastAsia="SimSun" w:hAnsi="Cambria Math"/>
+          <w:i/>
+          <w:iCs/>
+        </w:rPr>
+        <w:t xml:space="preserve">e</w:t>
+      </w:r>
+      <w:r>
+        <w:rPr>
+          <w:rFonts w:ascii="Cambria Math" w:eastAsia="SimSun" w:hAnsi="Cambria Math"/>
+          <w:i w:val="false"/>
+          <w:iCs w:val="false"/>
+        </w:rPr>
+        <w:t xml:space="preserve">)∪ </w:t>
+      </w:r>
+      <w:r>
+        <w:rPr>
+          <w:rFonts w:ascii="Cambria Math" w:eastAsia="SimSun" w:hAnsi="Cambria Math"/>
+          <w:i/>
+          <w:iCs/>
+        </w:rPr>
+        <w:t xml:space="preserve">H</w:t>
+      </w:r>
+      <w:r>
+        <w:rPr>
+          <w:rFonts w:ascii="Cambria Math" w:eastAsia="SimSun" w:hAnsi="Cambria Math"/>
+          <w:i w:val="false"/>
+          <w:iCs w:val="false"/>
+        </w:rPr>
+        <w:t xml:space="preserve">(</w:t>
+      </w:r>
+      <w:r>
+        <w:rPr>
+          <w:rFonts w:ascii="Cambria Math" w:eastAsia="SimSun" w:hAnsi="Cambria Math"/>
+          <w:i/>
+          <w:iCs/>
+        </w:rPr>
+        <w:t xml:space="preserve">e</w:t>
+      </w:r>
+      <w:r>
+        <w:rPr>
+          <w:rFonts w:ascii="Cambria Math" w:eastAsia="SimSun" w:hAnsi="Cambria Math"/>
+          <w:i w:val="false"/>
+          <w:iCs w:val="false"/>
+        </w:rPr>
+        <w:t xml:space="preserve">)</w:t>
+      </w:r>
+      <w:r>
+        <w:rPr>
+          <w:rFonts w:ascii="Times New Roman" w:cs="Times New Roman" w:eastAsia="SimSun" w:hAnsi="Times New Roman"/>
+        </w:rPr>
+        <w:t xml:space="preserve"> 即得</w:t>
       </w:r>
     </w:p>
     <w:p>
@@ -5017,12 +5098,62 @@
       <w:r>
         <w:rPr>
           <w:rFonts w:ascii="Cambria Math" w:eastAsia="SimSun" w:hAnsi="Cambria Math"/>
-          <w:i/>
-          <w:iCs/>
-          <w:sz w:val="21"/>
-          <w:szCs w:val="21"/>
-        </w:rPr>
-        <w:t xml:space="preserve">n</w:t>
+          <w:i w:val="false"/>
+          <w:iCs w:val="false"/>
+          <w:sz w:val="21"/>
+          <w:szCs w:val="21"/>
+        </w:rPr>
+        <w:t xml:space="preserve">|</w:t>
+      </w:r>
+      <w:r>
+        <w:rPr>
+          <w:rFonts w:ascii="Cambria Math" w:eastAsia="SimSun" w:hAnsi="Cambria Math"/>
+          <w:i/>
+          <w:iCs/>
+          <w:sz w:val="21"/>
+          <w:szCs w:val="21"/>
+        </w:rPr>
+        <w:t xml:space="preserve">e</w:t>
+      </w:r>
+      <w:r>
+        <w:rPr>
+          <w:rFonts w:ascii="Cambria Math" w:eastAsia="SimSun" w:hAnsi="Cambria Math"/>
+          <w:i w:val="false"/>
+          <w:iCs w:val="false"/>
+          <w:sz w:val="21"/>
+          <w:szCs w:val="21"/>
+        </w:rPr>
+        <w:t xml:space="preserve">̄∩</w:t>
+      </w:r>
+      <w:r>
+        <w:rPr>
+          <w:rFonts w:ascii="Cambria Math" w:eastAsia="SimSun" w:hAnsi="Cambria Math"/>
+          <w:i/>
+          <w:iCs/>
+          <w:sz w:val="21"/>
+          <w:szCs w:val="21"/>
+        </w:rPr>
+        <w:t xml:space="preserve">f</w:t>
+      </w:r>
+      <w:r>
+        <w:rPr>
+          <w:rFonts w:ascii="Cambria Math" w:eastAsia="SimSun" w:hAnsi="Cambria Math"/>
+          <w:i w:val="false"/>
+          <w:iCs w:val="false"/>
+          <w:sz w:val="21"/>
+          <w:szCs w:val="21"/>
+        </w:rPr>
+        <w:t xml:space="preserve">̄|=</w:t>
+      </w:r>
+      <w:r>
+        <w:rPr>
+          <w:rFonts w:ascii="Cambria Math" w:eastAsia="SimSun" w:hAnsi="Cambria Math"/>
+          <w:i/>
+          <w:iCs/>
+          <w:sz w:val="21"/>
+          <w:szCs w:val="21"/>
+        </w:rPr>
+        <w:t xml:space="preserve">N</w:t>
       </w:r>
       <w:r>
         <w:rPr>
@@ -5033,57 +5164,17 @@
           <w:szCs w:val="21"/>
           <w:vertAlign w:val="subscript"/>
         </w:rPr>
-        <w:t xml:space="preserve">ab</w:t>
-      </w:r>
-      <w:r>
-        <w:rPr>
-          <w:rFonts w:ascii="Cambria Math" w:eastAsia="SimSun" w:hAnsi="Cambria Math"/>
-          <w:i w:val="false"/>
-          <w:iCs w:val="false"/>
-          <w:sz w:val="21"/>
-          <w:szCs w:val="21"/>
-        </w:rPr>
-        <w:t xml:space="preserve">(</w:t>
-      </w:r>
-      <w:r>
-        <w:rPr>
-          <w:rFonts w:ascii="Cambria Math" w:eastAsia="SimSun" w:hAnsi="Cambria Math"/>
-          <w:i/>
-          <w:iCs/>
-          <w:sz w:val="21"/>
-          <w:szCs w:val="21"/>
-        </w:rPr>
-        <w:t xml:space="preserve">e</w:t>
-      </w:r>
-      <w:r>
-        <w:rPr>
-          <w:rFonts w:ascii="Cambria Math" w:eastAsia="SimSun" w:hAnsi="Cambria Math"/>
-          <w:i w:val="false"/>
-          <w:iCs w:val="false"/>
-          <w:sz w:val="21"/>
-          <w:szCs w:val="21"/>
-        </w:rPr>
-        <w:t xml:space="preserve">,</w:t>
-      </w:r>
-      <w:r>
-        <w:rPr>
-          <w:rFonts w:ascii="Cambria Math" w:eastAsia="SimSun" w:hAnsi="Cambria Math"/>
-          <w:i/>
-          <w:iCs/>
-          <w:sz w:val="21"/>
-          <w:szCs w:val="21"/>
-        </w:rPr>
-        <w:t xml:space="preserve">f</w:t>
-      </w:r>
-      <w:r>
-        <w:rPr>
-          <w:rFonts w:ascii="Cambria Math" w:eastAsia="SimSun" w:hAnsi="Cambria Math"/>
-          <w:i w:val="false"/>
-          <w:iCs w:val="false"/>
-          <w:sz w:val="21"/>
-          <w:szCs w:val="21"/>
-        </w:rPr>
-        <w:t xml:space="preserve">)=(</w:t>
+        <w:t xml:space="preserve">TT</w:t>
+      </w:r>
+      <w:r>
+        <w:rPr>
+          <w:rFonts w:ascii="Cambria Math" w:eastAsia="SimSun" w:hAnsi="Cambria Math"/>
+          <w:i w:val="false"/>
+          <w:iCs w:val="false"/>
+          <w:sz w:val="21"/>
+          <w:szCs w:val="21"/>
+        </w:rPr>
+        <w:t xml:space="preserve">+</w:t>
       </w:r>
       <w:r>
         <w:rPr>
@@ -5104,157 +5195,69 @@
           <w:szCs w:val="21"/>
           <w:vertAlign w:val="subscript"/>
         </w:rPr>
-        <w:t xml:space="preserve">ab</w:t>
-      </w:r>
-      <w:r>
-        <w:rPr>
-          <w:rFonts w:ascii="Cambria Math" w:eastAsia="SimSun" w:hAnsi="Cambria Math"/>
-          <w:i w:val="false"/>
-          <w:iCs w:val="false"/>
-          <w:sz w:val="21"/>
-          <w:szCs w:val="21"/>
-        </w:rPr>
-        <w:t xml:space="preserve">(</w:t>
-      </w:r>
-      <w:r>
-        <w:rPr>
-          <w:rFonts w:ascii="Cambria Math" w:eastAsia="SimSun" w:hAnsi="Cambria Math"/>
-          <w:i/>
-          <w:iCs/>
-          <w:sz w:val="21"/>
-          <w:szCs w:val="21"/>
-        </w:rPr>
-        <w:t xml:space="preserve">e</w:t>
-      </w:r>
-      <w:r>
-        <w:rPr>
-          <w:rFonts w:ascii="Cambria Math" w:eastAsia="SimSun" w:hAnsi="Cambria Math"/>
-          <w:i w:val="false"/>
-          <w:iCs w:val="false"/>
-          <w:sz w:val="21"/>
-          <w:szCs w:val="21"/>
-        </w:rPr>
-        <w:t xml:space="preserve">,</w:t>
-      </w:r>
-      <w:r>
-        <w:rPr>
-          <w:rFonts w:ascii="Cambria Math" w:eastAsia="SimSun" w:hAnsi="Cambria Math"/>
-          <w:i/>
-          <w:iCs/>
-          <w:sz w:val="21"/>
-          <w:szCs w:val="21"/>
-        </w:rPr>
-        <w:t xml:space="preserve">f</w:t>
-      </w:r>
-      <w:r>
-        <w:rPr>
-          <w:rFonts w:ascii="Cambria Math" w:eastAsia="SimSun" w:hAnsi="Cambria Math"/>
-          <w:i w:val="false"/>
-          <w:iCs w:val="false"/>
-          <w:sz w:val="21"/>
-          <w:szCs w:val="21"/>
-        </w:rPr>
-        <w:t xml:space="preserve">))/(</w:t>
-      </w:r>
-      <w:r>
-        <w:rPr>
-          <w:rFonts w:ascii="Cambria Math" w:eastAsia="SimSun" w:hAnsi="Cambria Math"/>
-          <w:i/>
-          <w:iCs/>
-          <w:sz w:val="21"/>
-          <w:szCs w:val="21"/>
-        </w:rPr>
-        <w:t xml:space="preserve">min</w:t>
-      </w:r>
-      <w:r>
-        <w:rPr>
-          <w:rFonts w:ascii="Cambria Math" w:eastAsia="SimSun" w:hAnsi="Cambria Math"/>
-          <w:i w:val="false"/>
-          <w:iCs w:val="false"/>
-          <w:sz w:val="21"/>
-          <w:szCs w:val="21"/>
-        </w:rPr>
-        <w:t xml:space="preserve">(|</w:t>
-      </w:r>
-      <w:r>
-        <w:rPr>
-          <w:rFonts w:ascii="Cambria Math" w:eastAsia="SimSun" w:hAnsi="Cambria Math"/>
-          <w:i/>
-          <w:iCs/>
-          <w:sz w:val="21"/>
-          <w:szCs w:val="21"/>
-        </w:rPr>
-        <w:t xml:space="preserve">A</w:t>
-      </w:r>
-      <w:r>
-        <w:rPr>
-          <w:rFonts w:ascii="Cambria Math" w:eastAsia="SimSun" w:hAnsi="Cambria Math"/>
-          <w:i w:val="false"/>
-          <w:iCs w:val="false"/>
-          <w:sz w:val="21"/>
-          <w:szCs w:val="21"/>
-        </w:rPr>
-        <w:t xml:space="preserve">(</w:t>
-      </w:r>
-      <w:r>
-        <w:rPr>
-          <w:rFonts w:ascii="Cambria Math" w:eastAsia="SimSun" w:hAnsi="Cambria Math"/>
-          <w:i/>
-          <w:iCs/>
-          <w:sz w:val="21"/>
-          <w:szCs w:val="21"/>
-        </w:rPr>
-        <w:t xml:space="preserve">e</w:t>
-      </w:r>
-      <w:r>
-        <w:rPr>
-          <w:rFonts w:ascii="Cambria Math" w:eastAsia="SimSun" w:hAnsi="Cambria Math"/>
-          <w:i w:val="false"/>
-          <w:iCs w:val="false"/>
-          <w:sz w:val="21"/>
-          <w:szCs w:val="21"/>
-        </w:rPr>
-        <w:t xml:space="preserve">)|,|</w:t>
-      </w:r>
-      <w:r>
-        <w:rPr>
-          <w:rFonts w:ascii="Cambria Math" w:eastAsia="SimSun" w:hAnsi="Cambria Math"/>
-          <w:i/>
-          <w:iCs/>
-          <w:sz w:val="21"/>
-          <w:szCs w:val="21"/>
-        </w:rPr>
-        <w:t xml:space="preserve">B</w:t>
-      </w:r>
-      <w:r>
-        <w:rPr>
-          <w:rFonts w:ascii="Cambria Math" w:eastAsia="SimSun" w:hAnsi="Cambria Math"/>
-          <w:i w:val="false"/>
-          <w:iCs w:val="false"/>
-          <w:sz w:val="21"/>
-          <w:szCs w:val="21"/>
-        </w:rPr>
-        <w:t xml:space="preserve">(</w:t>
-      </w:r>
-      <w:r>
-        <w:rPr>
-          <w:rFonts w:ascii="Cambria Math" w:eastAsia="SimSun" w:hAnsi="Cambria Math"/>
-          <w:i/>
-          <w:iCs/>
-          <w:sz w:val="21"/>
-          <w:szCs w:val="21"/>
-        </w:rPr>
-        <w:t xml:space="preserve">f</w:t>
-      </w:r>
-      <w:r>
-        <w:rPr>
-          <w:rFonts w:ascii="Cambria Math" w:eastAsia="SimSun" w:hAnsi="Cambria Math"/>
-          <w:i w:val="false"/>
-          <w:iCs w:val="false"/>
-          <w:sz w:val="21"/>
-          <w:szCs w:val="21"/>
-        </w:rPr>
-        <w:t xml:space="preserve">)|))</w:t>
+        <w:t xml:space="preserve">TH</w:t>
+      </w:r>
+      <w:r>
+        <w:rPr>
+          <w:rFonts w:ascii="Cambria Math" w:eastAsia="SimSun" w:hAnsi="Cambria Math"/>
+          <w:i w:val="false"/>
+          <w:iCs w:val="false"/>
+          <w:sz w:val="21"/>
+          <w:szCs w:val="21"/>
+        </w:rPr>
+        <w:t xml:space="preserve">+</w:t>
+      </w:r>
+      <w:r>
+        <w:rPr>
+          <w:rFonts w:ascii="Cambria Math" w:eastAsia="SimSun" w:hAnsi="Cambria Math"/>
+          <w:i/>
+          <w:iCs/>
+          <w:sz w:val="21"/>
+          <w:szCs w:val="21"/>
+        </w:rPr>
+        <w:t xml:space="preserve">N</w:t>
+      </w:r>
+      <w:r>
+        <w:rPr>
+          <w:rFonts w:ascii="Cambria Math" w:eastAsia="SimSun" w:hAnsi="Cambria Math"/>
+          <w:i w:val="false"/>
+          <w:iCs w:val="false"/>
+          <w:sz w:val="21"/>
+          <w:szCs w:val="21"/>
+          <w:vertAlign w:val="subscript"/>
+        </w:rPr>
+        <w:t xml:space="preserve">HT</w:t>
+      </w:r>
+      <w:r>
+        <w:rPr>
+          <w:rFonts w:ascii="Cambria Math" w:eastAsia="SimSun" w:hAnsi="Cambria Math"/>
+          <w:i w:val="false"/>
+          <w:iCs w:val="false"/>
+          <w:sz w:val="21"/>
+          <w:szCs w:val="21"/>
+        </w:rPr>
+        <w:t xml:space="preserve">+</w:t>
+      </w:r>
+      <w:r>
+        <w:rPr>
+          <w:rFonts w:ascii="Cambria Math" w:eastAsia="SimSun" w:hAnsi="Cambria Math"/>
+          <w:i/>
+          <w:iCs/>
+          <w:sz w:val="21"/>
+          <w:szCs w:val="21"/>
+        </w:rPr>
+        <w:t xml:space="preserve">N</w:t>
+      </w:r>
+      <w:r>
+        <w:rPr>
+          <w:rFonts w:ascii="Cambria Math" w:eastAsia="SimSun" w:hAnsi="Cambria Math"/>
+          <w:i w:val="false"/>
+          <w:iCs w:val="false"/>
+          <w:sz w:val="21"/>
+          <w:szCs w:val="21"/>
+          <w:vertAlign w:val="subscript"/>
+        </w:rPr>
+        <w:t xml:space="preserve">HH</w:t>
       </w:r>
       <w:r>
         <w:rPr>
@@ -5274,21 +5277,111 @@
         <w:rPr>
           <w:rFonts w:ascii="Times New Roman" w:cs="Times New Roman" w:eastAsia="SimSun" w:hAnsi="Times New Roman"/>
         </w:rPr>
-        <w:t xml:space="preserve">聚合方式受一条硬约束限制。对固定的 </w:t>
-      </w:r>
-      <w:r>
-        <w:rPr>
-          <w:rFonts w:ascii="Cambria Math" w:eastAsia="SimSun" w:hAnsi="Cambria Math"/>
-          <w:i/>
-          <w:iCs/>
-        </w:rPr>
-        <w:t xml:space="preserve">e</w:t>
-      </w:r>
-      <w:r>
-        <w:rPr>
-          <w:rFonts w:ascii="Times New Roman" w:cs="Times New Roman" w:eastAsia="SimSun" w:hAnsi="Times New Roman"/>
-        </w:rPr>
-        <w:t xml:space="preserve"> 逐节点计数可得四条求和规则，例如</w:t>
+        <w:t xml:space="preserve">也就是说，对任意一对超边，四通道之和精确等于其无向重叠：本节的重叠量是现行定义的方向细化，因而后文结果可与无向文献直接对照。</w:t>
+      </w:r>
+    </w:p>
+    <w:p>
+      <w:pPr>
+        <w:spacing w:after="120" w:before="120" w:line="320"/>
+        <w:jc w:val="both"/>
+      </w:pPr>
+      <w:r>
+        <w:rPr>
+          <w:rFonts w:ascii="Times New Roman" w:cs="Times New Roman" w:eastAsia="SimSun" w:hAnsi="Times New Roman"/>
+        </w:rPr>
+        <w:t xml:space="preserve">归一化到 </w:t>
+      </w:r>
+      <w:r>
+        <w:rPr>
+          <w:rFonts w:ascii="Cambria Math" w:eastAsia="SimSun" w:hAnsi="Cambria Math"/>
+          <w:i w:val="false"/>
+          <w:iCs w:val="false"/>
+        </w:rPr>
+        <w:t xml:space="preserve">[0,1]</w:t>
+      </w:r>
+      <w:r>
+        <w:rPr>
+          <w:rFonts w:ascii="Times New Roman" w:cs="Times New Roman" w:eastAsia="SimSun" w:hAnsi="Times New Roman"/>
+        </w:rPr>
+        <w:t xml:space="preserve"> 取（同质阶数下分母逐通道为常数：</w:t>
+      </w:r>
+      <w:r>
+        <w:rPr>
+          <w:rFonts w:ascii="Cambria Math" w:eastAsia="SimSun" w:hAnsi="Cambria Math"/>
+          <w:i/>
+          <w:iCs/>
+        </w:rPr>
+        <w:t xml:space="preserve">TT</w:t>
+      </w:r>
+      <w:r>
+        <w:rPr>
+          <w:rFonts w:ascii="Times New Roman" w:cs="Times New Roman" w:eastAsia="SimSun" w:hAnsi="Times New Roman"/>
+        </w:rPr>
+        <w:t xml:space="preserve"> 取 </w:t>
+      </w:r>
+      <w:r>
+        <w:rPr>
+          <w:rFonts w:ascii="Cambria Math" w:eastAsia="SimSun" w:hAnsi="Cambria Math"/>
+          <w:i w:val="false"/>
+          <w:iCs w:val="false"/>
+        </w:rPr>
+        <w:t xml:space="preserve">τ</w:t>
+      </w:r>
+      <w:r>
+        <w:rPr>
+          <w:rFonts w:ascii="Times New Roman" w:cs="Times New Roman" w:eastAsia="SimSun" w:hAnsi="Times New Roman"/>
+        </w:rPr>
+        <w:t xml:space="preserve">、</w:t>
+      </w:r>
+      <w:r>
+        <w:rPr>
+          <w:rFonts w:ascii="Cambria Math" w:eastAsia="SimSun" w:hAnsi="Cambria Math"/>
+          <w:i/>
+          <w:iCs/>
+        </w:rPr>
+        <w:t xml:space="preserve">HH</w:t>
+      </w:r>
+      <w:r>
+        <w:rPr>
+          <w:rFonts w:ascii="Times New Roman" w:cs="Times New Roman" w:eastAsia="SimSun" w:hAnsi="Times New Roman"/>
+        </w:rPr>
+        <w:t xml:space="preserve"> 取 </w:t>
+      </w:r>
+      <w:r>
+        <w:rPr>
+          <w:rFonts w:ascii="Cambria Math" w:eastAsia="SimSun" w:hAnsi="Cambria Math"/>
+          <w:i w:val="false"/>
+          <w:iCs w:val="false"/>
+        </w:rPr>
+        <w:t xml:space="preserve">η</w:t>
+      </w:r>
+      <w:r>
+        <w:rPr>
+          <w:rFonts w:ascii="Times New Roman" w:cs="Times New Roman" w:eastAsia="SimSun" w:hAnsi="Times New Roman"/>
+        </w:rPr>
+        <w:t xml:space="preserve">、两个串联通道取 </w:t>
+      </w:r>
+      <w:r>
+        <w:rPr>
+          <w:rFonts w:ascii="Cambria Math" w:eastAsia="SimSun" w:hAnsi="Cambria Math"/>
+          <w:i/>
+          <w:iCs/>
+        </w:rPr>
+        <w:t xml:space="preserve">min</w:t>
+      </w:r>
+      <w:r>
+        <w:rPr>
+          <w:rFonts w:ascii="Cambria Math" w:eastAsia="SimSun" w:hAnsi="Cambria Math"/>
+          <w:i w:val="false"/>
+          <w:iCs w:val="false"/>
+        </w:rPr>
+        <w:t xml:space="preserve">(τ,η)</w:t>
+      </w:r>
+      <w:r>
+        <w:rPr>
+          <w:rFonts w:ascii="Times New Roman" w:cs="Times New Roman" w:eastAsia="SimSun" w:hAnsi="Times New Roman"/>
+        </w:rPr>
+        <w:t xml:space="preserve">）</w:t>
       </w:r>
     </w:p>
     <w:p>
@@ -5309,12 +5402,12 @@
       <w:r>
         <w:rPr>
           <w:rFonts w:ascii="Cambria Math" w:eastAsia="SimSun" w:hAnsi="Cambria Math"/>
-          <w:i w:val="false"/>
-          <w:iCs w:val="false"/>
-          <w:sz w:val="21"/>
-          <w:szCs w:val="21"/>
-        </w:rPr>
-        <w:t xml:space="preserve">Σ</w:t>
+          <w:i/>
+          <w:iCs/>
+          <w:sz w:val="21"/>
+          <w:szCs w:val="21"/>
+        </w:rPr>
+        <w:t xml:space="preserve">n</w:t>
       </w:r>
       <w:r>
         <w:rPr>
@@ -5325,7 +5418,57 @@
           <w:szCs w:val="21"/>
           <w:vertAlign w:val="subscript"/>
         </w:rPr>
-        <w:t xml:space="preserve">f≠ e</w:t>
+        <w:t xml:space="preserve">ab</w:t>
+      </w:r>
+      <w:r>
+        <w:rPr>
+          <w:rFonts w:ascii="Cambria Math" w:eastAsia="SimSun" w:hAnsi="Cambria Math"/>
+          <w:i w:val="false"/>
+          <w:iCs w:val="false"/>
+          <w:sz w:val="21"/>
+          <w:szCs w:val="21"/>
+        </w:rPr>
+        <w:t xml:space="preserve">(</w:t>
+      </w:r>
+      <w:r>
+        <w:rPr>
+          <w:rFonts w:ascii="Cambria Math" w:eastAsia="SimSun" w:hAnsi="Cambria Math"/>
+          <w:i/>
+          <w:iCs/>
+          <w:sz w:val="21"/>
+          <w:szCs w:val="21"/>
+        </w:rPr>
+        <w:t xml:space="preserve">e</w:t>
+      </w:r>
+      <w:r>
+        <w:rPr>
+          <w:rFonts w:ascii="Cambria Math" w:eastAsia="SimSun" w:hAnsi="Cambria Math"/>
+          <w:i w:val="false"/>
+          <w:iCs w:val="false"/>
+          <w:sz w:val="21"/>
+          <w:szCs w:val="21"/>
+        </w:rPr>
+        <w:t xml:space="preserve">,</w:t>
+      </w:r>
+      <w:r>
+        <w:rPr>
+          <w:rFonts w:ascii="Cambria Math" w:eastAsia="SimSun" w:hAnsi="Cambria Math"/>
+          <w:i/>
+          <w:iCs/>
+          <w:sz w:val="21"/>
+          <w:szCs w:val="21"/>
+        </w:rPr>
+        <w:t xml:space="preserve">f</w:t>
+      </w:r>
+      <w:r>
+        <w:rPr>
+          <w:rFonts w:ascii="Cambria Math" w:eastAsia="SimSun" w:hAnsi="Cambria Math"/>
+          <w:i w:val="false"/>
+          <w:iCs w:val="false"/>
+          <w:sz w:val="21"/>
+          <w:szCs w:val="21"/>
+        </w:rPr>
+        <w:t xml:space="preserve">)=(</w:t>
       </w:r>
       <w:r>
         <w:rPr>
@@ -5346,7 +5489,7 @@
           <w:szCs w:val="21"/>
           <w:vertAlign w:val="subscript"/>
         </w:rPr>
-        <w:t xml:space="preserve">TT</w:t>
+        <w:t xml:space="preserve">ab</w:t>
       </w:r>
       <w:r>
         <w:rPr>
@@ -5396,18 +5539,37 @@
           <w:sz w:val="21"/>
           <w:szCs w:val="21"/>
         </w:rPr>
-        <w:t xml:space="preserve">)=Σ</w:t>
-      </w:r>
-      <w:r>
-        <w:rPr>
-          <w:rFonts w:ascii="Cambria Math" w:eastAsia="SimSun" w:hAnsi="Cambria Math"/>
-          <w:i w:val="false"/>
-          <w:iCs w:val="false"/>
-          <w:sz w:val="21"/>
-          <w:szCs w:val="21"/>
-          <w:vertAlign w:val="subscript"/>
-        </w:rPr>
-        <w:t xml:space="preserve">v∈ T(e)</w:t>
+        <w:t xml:space="preserve">))/(</w:t>
+      </w:r>
+      <w:r>
+        <w:rPr>
+          <w:rFonts w:ascii="Cambria Math" w:eastAsia="SimSun" w:hAnsi="Cambria Math"/>
+          <w:i/>
+          <w:iCs/>
+          <w:sz w:val="21"/>
+          <w:szCs w:val="21"/>
+        </w:rPr>
+        <w:t xml:space="preserve">min</w:t>
+      </w:r>
+      <w:r>
+        <w:rPr>
+          <w:rFonts w:ascii="Cambria Math" w:eastAsia="SimSun" w:hAnsi="Cambria Math"/>
+          <w:i w:val="false"/>
+          <w:iCs w:val="false"/>
+          <w:sz w:val="21"/>
+          <w:szCs w:val="21"/>
+        </w:rPr>
+        <w:t xml:space="preserve">(|</w:t>
+      </w:r>
+      <w:r>
+        <w:rPr>
+          <w:rFonts w:ascii="Cambria Math" w:eastAsia="SimSun" w:hAnsi="Cambria Math"/>
+          <w:i/>
+          <w:iCs/>
+          <w:sz w:val="21"/>
+          <w:szCs w:val="21"/>
+        </w:rPr>
+        <w:t xml:space="preserve">A</w:t>
       </w:r>
       <w:r>
         <w:rPr>
@@ -5427,18 +5589,27 @@
           <w:sz w:val="21"/>
           <w:szCs w:val="21"/>
         </w:rPr>
-        <w:t xml:space="preserve">k</w:t>
-      </w:r>
-      <w:r>
-        <w:rPr>
-          <w:rFonts w:ascii="Cambria Math" w:eastAsia="SimSun" w:hAnsi="Cambria Math"/>
-          <w:i w:val="false"/>
-          <w:iCs w:val="false"/>
-          <w:sz w:val="21"/>
-          <w:szCs w:val="21"/>
-          <w:vertAlign w:val="subscript"/>
-        </w:rPr>
-        <w:t xml:space="preserve">out</w:t>
+        <w:t xml:space="preserve">e</w:t>
+      </w:r>
+      <w:r>
+        <w:rPr>
+          <w:rFonts w:ascii="Cambria Math" w:eastAsia="SimSun" w:hAnsi="Cambria Math"/>
+          <w:i w:val="false"/>
+          <w:iCs w:val="false"/>
+          <w:sz w:val="21"/>
+          <w:szCs w:val="21"/>
+        </w:rPr>
+        <w:t xml:space="preserve">)|,|</w:t>
+      </w:r>
+      <w:r>
+        <w:rPr>
+          <w:rFonts w:ascii="Cambria Math" w:eastAsia="SimSun" w:hAnsi="Cambria Math"/>
+          <w:i/>
+          <w:iCs/>
+          <w:sz w:val="21"/>
+          <w:szCs w:val="21"/>
+        </w:rPr>
+        <w:t xml:space="preserve">B</w:t>
       </w:r>
       <w:r>
         <w:rPr>
@@ -5458,88 +5629,6 @@
           <w:sz w:val="21"/>
           <w:szCs w:val="21"/>
         </w:rPr>
-        <w:t xml:space="preserve">v</w:t>
-      </w:r>
-      <w:r>
-        <w:rPr>
-          <w:rFonts w:ascii="Cambria Math" w:eastAsia="SimSun" w:hAnsi="Cambria Math"/>
-          <w:i w:val="false"/>
-          <w:iCs w:val="false"/>
-          <w:sz w:val="21"/>
-          <w:szCs w:val="21"/>
-        </w:rPr>
-        <w:t xml:space="preserve">)-1),  Σ</w:t>
-      </w:r>
-      <w:r>
-        <w:rPr>
-          <w:rFonts w:ascii="Cambria Math" w:eastAsia="SimSun" w:hAnsi="Cambria Math"/>
-          <w:i w:val="false"/>
-          <w:iCs w:val="false"/>
-          <w:sz w:val="21"/>
-          <w:szCs w:val="21"/>
-          <w:vertAlign w:val="subscript"/>
-        </w:rPr>
-        <w:t xml:space="preserve">f≠ e</w:t>
-      </w:r>
-      <w:r>
-        <w:rPr>
-          <w:rFonts w:ascii="Cambria Math" w:eastAsia="SimSun" w:hAnsi="Cambria Math"/>
-          <w:i/>
-          <w:iCs/>
-          <w:sz w:val="21"/>
-          <w:szCs w:val="21"/>
-        </w:rPr>
-        <w:t xml:space="preserve">N</w:t>
-      </w:r>
-      <w:r>
-        <w:rPr>
-          <w:rFonts w:ascii="Cambria Math" w:eastAsia="SimSun" w:hAnsi="Cambria Math"/>
-          <w:i w:val="false"/>
-          <w:iCs w:val="false"/>
-          <w:sz w:val="21"/>
-          <w:szCs w:val="21"/>
-          <w:vertAlign w:val="subscript"/>
-        </w:rPr>
-        <w:t xml:space="preserve">HT</w:t>
-      </w:r>
-      <w:r>
-        <w:rPr>
-          <w:rFonts w:ascii="Cambria Math" w:eastAsia="SimSun" w:hAnsi="Cambria Math"/>
-          <w:i w:val="false"/>
-          <w:iCs w:val="false"/>
-          <w:sz w:val="21"/>
-          <w:szCs w:val="21"/>
-        </w:rPr>
-        <w:t xml:space="preserve">(</w:t>
-      </w:r>
-      <w:r>
-        <w:rPr>
-          <w:rFonts w:ascii="Cambria Math" w:eastAsia="SimSun" w:hAnsi="Cambria Math"/>
-          <w:i/>
-          <w:iCs/>
-          <w:sz w:val="21"/>
-          <w:szCs w:val="21"/>
-        </w:rPr>
-        <w:t xml:space="preserve">e</w:t>
-      </w:r>
-      <w:r>
-        <w:rPr>
-          <w:rFonts w:ascii="Cambria Math" w:eastAsia="SimSun" w:hAnsi="Cambria Math"/>
-          <w:i w:val="false"/>
-          <w:iCs w:val="false"/>
-          <w:sz w:val="21"/>
-          <w:szCs w:val="21"/>
-        </w:rPr>
-        <w:t xml:space="preserve">,</w:t>
-      </w:r>
-      <w:r>
-        <w:rPr>
-          <w:rFonts w:ascii="Cambria Math" w:eastAsia="SimSun" w:hAnsi="Cambria Math"/>
-          <w:i/>
-          <w:iCs/>
-          <w:sz w:val="21"/>
-          <w:szCs w:val="21"/>
-        </w:rPr>
         <w:t xml:space="preserve">f</w:t>
       </w:r>
       <w:r>
@@ -5550,69 +5639,7 @@
           <w:sz w:val="21"/>
           <w:szCs w:val="21"/>
         </w:rPr>
-        <w:t xml:space="preserve">)=Σ</w:t>
-      </w:r>
-      <w:r>
-        <w:rPr>
-          <w:rFonts w:ascii="Cambria Math" w:eastAsia="SimSun" w:hAnsi="Cambria Math"/>
-          <w:i w:val="false"/>
-          <w:iCs w:val="false"/>
-          <w:sz w:val="21"/>
-          <w:szCs w:val="21"/>
-          <w:vertAlign w:val="subscript"/>
-        </w:rPr>
-        <w:t xml:space="preserve">v∈ H(e)</w:t>
-      </w:r>
-      <w:r>
-        <w:rPr>
-          <w:rFonts w:ascii="Cambria Math" w:eastAsia="SimSun" w:hAnsi="Cambria Math"/>
-          <w:i/>
-          <w:iCs/>
-          <w:sz w:val="21"/>
-          <w:szCs w:val="21"/>
-        </w:rPr>
-        <w:t xml:space="preserve">k</w:t>
-      </w:r>
-      <w:r>
-        <w:rPr>
-          <w:rFonts w:ascii="Cambria Math" w:eastAsia="SimSun" w:hAnsi="Cambria Math"/>
-          <w:i w:val="false"/>
-          <w:iCs w:val="false"/>
-          <w:sz w:val="21"/>
-          <w:szCs w:val="21"/>
-          <w:vertAlign w:val="subscript"/>
-        </w:rPr>
-        <w:t xml:space="preserve">out</w:t>
-      </w:r>
-      <w:r>
-        <w:rPr>
-          <w:rFonts w:ascii="Cambria Math" w:eastAsia="SimSun" w:hAnsi="Cambria Math"/>
-          <w:i w:val="false"/>
-          <w:iCs w:val="false"/>
-          <w:sz w:val="21"/>
-          <w:szCs w:val="21"/>
-        </w:rPr>
-        <w:t xml:space="preserve">(</w:t>
-      </w:r>
-      <w:r>
-        <w:rPr>
-          <w:rFonts w:ascii="Cambria Math" w:eastAsia="SimSun" w:hAnsi="Cambria Math"/>
-          <w:i/>
-          <w:iCs/>
-          <w:sz w:val="21"/>
-          <w:szCs w:val="21"/>
-        </w:rPr>
-        <w:t xml:space="preserve">v</w:t>
-      </w:r>
-      <w:r>
-        <w:rPr>
-          <w:rFonts w:ascii="Cambria Math" w:eastAsia="SimSun" w:hAnsi="Cambria Math"/>
-          <w:i w:val="false"/>
-          <w:iCs w:val="false"/>
-          <w:sz w:val="21"/>
-          <w:szCs w:val="21"/>
-        </w:rPr>
-        <w:t xml:space="preserve">)</w:t>
+        <w:t xml:space="preserve">)|))</w:t>
       </w:r>
       <w:r>
         <w:rPr>
@@ -5632,60 +5659,21 @@
         <w:rPr>
           <w:rFonts w:ascii="Times New Roman" w:cs="Times New Roman" w:eastAsia="SimSun" w:hAnsi="Times New Roman"/>
         </w:rPr>
-        <w:t xml:space="preserve">其余两式同理。右端只依赖度序列，因此</w:t>
-      </w:r>
-      <w:r>
-        <w:rPr>
-          <w:rFonts w:ascii="Times New Roman" w:cs="Times New Roman" w:eastAsia="SimSun" w:hAnsi="Times New Roman"/>
-          <w:b/>
-          <w:bCs/>
-        </w:rPr>
-        <w:t xml:space="preserve">在保度约束下四个通道的重叠总量是常数</w:t>
-      </w:r>
-      <w:r>
-        <w:rPr>
-          <w:rFonts w:ascii="Times New Roman" w:cs="Times New Roman" w:eastAsia="SimSun" w:hAnsi="Times New Roman"/>
-        </w:rPr>
-        <w:t xml:space="preserve">；同质阶数下 (11) 的分母逐通道为常数，故无条件平均 </w:t>
-      </w:r>
-      <w:r>
-        <w:rPr>
-          <w:rFonts w:ascii="Cambria Math" w:eastAsia="SimSun" w:hAnsi="Cambria Math"/>
-          <w:i w:val="false"/>
-          <w:iCs w:val="false"/>
-        </w:rPr>
-        <w:t xml:space="preserve">⟨ </w:t>
-      </w:r>
-      <w:r>
-        <w:rPr>
-          <w:rFonts w:ascii="Cambria Math" w:eastAsia="SimSun" w:hAnsi="Cambria Math"/>
-          <w:i/>
-          <w:iCs/>
-        </w:rPr>
-        <w:t xml:space="preserve">n</w:t>
-      </w:r>
-      <w:r>
-        <w:rPr>
-          <w:rFonts w:ascii="Cambria Math" w:eastAsia="SimSun" w:hAnsi="Cambria Math"/>
-          <w:i w:val="false"/>
-          <w:iCs w:val="false"/>
-          <w:vertAlign w:val="subscript"/>
-        </w:rPr>
-        <w:t xml:space="preserve">ab</w:t>
-      </w:r>
-      <w:r>
-        <w:rPr>
-          <w:rFonts w:ascii="Cambria Math" w:eastAsia="SimSun" w:hAnsi="Cambria Math"/>
-          <w:i w:val="false"/>
-          <w:iCs w:val="false"/>
-        </w:rPr>
-        <w:t xml:space="preserve">⟩</w:t>
-      </w:r>
-      <w:r>
-        <w:rPr>
-          <w:rFonts w:ascii="Times New Roman" w:cs="Times New Roman" w:eastAsia="SimSun" w:hAnsi="Times New Roman"/>
-        </w:rPr>
-        <w:t xml:space="preserve"> 同样被度序列锁死，无法作为可调参数。可变的是重叠的堆积方式——是让少数超边对深度共享，还是让共享摊薄到大量超边对上。据此定义条件平均</w:t>
+        <w:t xml:space="preserve">聚合方式受一条硬约束限制。对固定的 </w:t>
+      </w:r>
+      <w:r>
+        <w:rPr>
+          <w:rFonts w:ascii="Cambria Math" w:eastAsia="SimSun" w:hAnsi="Cambria Math"/>
+          <w:i/>
+          <w:iCs/>
+        </w:rPr>
+        <w:t xml:space="preserve">e</w:t>
+      </w:r>
+      <w:r>
+        <w:rPr>
+          <w:rFonts w:ascii="Times New Roman" w:cs="Times New Roman" w:eastAsia="SimSun" w:hAnsi="Times New Roman"/>
+        </w:rPr>
+        <w:t xml:space="preserve"> 逐节点计数可得四条求和规则，例如</w:t>
       </w:r>
     </w:p>
     <w:p>
@@ -5711,18 +5699,7 @@
           <w:sz w:val="21"/>
           <w:szCs w:val="21"/>
         </w:rPr>
-        <w:t xml:space="preserve">α</w:t>
-      </w:r>
-      <w:r>
-        <w:rPr>
-          <w:rFonts w:ascii="Cambria Math" w:eastAsia="SimSun" w:hAnsi="Cambria Math"/>
-          <w:i w:val="false"/>
-          <w:iCs w:val="false"/>
-          <w:sz w:val="21"/>
-          <w:szCs w:val="21"/>
-          <w:vertAlign w:val="superscript"/>
-        </w:rPr>
-        <w:t xml:space="preserve">ab</w:t>
+        <w:t xml:space="preserve">Σ</w:t>
       </w:r>
       <w:r>
         <w:rPr>
@@ -5733,27 +5710,17 @@
           <w:szCs w:val="21"/>
           <w:vertAlign w:val="subscript"/>
         </w:rPr>
-        <w:t xml:space="preserve">σσ'</w:t>
-      </w:r>
-      <w:r>
-        <w:rPr>
-          <w:rFonts w:ascii="Cambria Math" w:eastAsia="SimSun" w:hAnsi="Cambria Math"/>
-          <w:i w:val="false"/>
-          <w:iCs w:val="false"/>
-          <w:sz w:val="21"/>
-          <w:szCs w:val="21"/>
-        </w:rPr>
-        <w:t xml:space="preserve">=⟨  </w:t>
-      </w:r>
-      <w:r>
-        <w:rPr>
-          <w:rFonts w:ascii="Cambria Math" w:eastAsia="SimSun" w:hAnsi="Cambria Math"/>
-          <w:i/>
-          <w:iCs/>
-          <w:sz w:val="21"/>
-          <w:szCs w:val="21"/>
-        </w:rPr>
-        <w:t xml:space="preserve">n</w:t>
+        <w:t xml:space="preserve">f≠ e</w:t>
+      </w:r>
+      <w:r>
+        <w:rPr>
+          <w:rFonts w:ascii="Cambria Math" w:eastAsia="SimSun" w:hAnsi="Cambria Math"/>
+          <w:i/>
+          <w:iCs/>
+          <w:sz w:val="21"/>
+          <w:szCs w:val="21"/>
+        </w:rPr>
+        <w:t xml:space="preserve">N</w:t>
       </w:r>
       <w:r>
         <w:rPr>
@@ -5764,7 +5731,7 @@
           <w:szCs w:val="21"/>
           <w:vertAlign w:val="subscript"/>
         </w:rPr>
-        <w:t xml:space="preserve">ab</w:t>
+        <w:t xml:space="preserve">TT</w:t>
       </w:r>
       <w:r>
         <w:rPr>
@@ -5814,158 +5781,223 @@
           <w:sz w:val="21"/>
           <w:szCs w:val="21"/>
         </w:rPr>
+        <w:t xml:space="preserve">)=Σ</w:t>
+      </w:r>
+      <w:r>
+        <w:rPr>
+          <w:rFonts w:ascii="Cambria Math" w:eastAsia="SimSun" w:hAnsi="Cambria Math"/>
+          <w:i w:val="false"/>
+          <w:iCs w:val="false"/>
+          <w:sz w:val="21"/>
+          <w:szCs w:val="21"/>
+          <w:vertAlign w:val="subscript"/>
+        </w:rPr>
+        <w:t xml:space="preserve">v∈ T(e)</w:t>
+      </w:r>
+      <w:r>
+        <w:rPr>
+          <w:rFonts w:ascii="Cambria Math" w:eastAsia="SimSun" w:hAnsi="Cambria Math"/>
+          <w:i w:val="false"/>
+          <w:iCs w:val="false"/>
+          <w:sz w:val="21"/>
+          <w:szCs w:val="21"/>
+        </w:rPr>
+        <w:t xml:space="preserve">(</w:t>
+      </w:r>
+      <w:r>
+        <w:rPr>
+          <w:rFonts w:ascii="Cambria Math" w:eastAsia="SimSun" w:hAnsi="Cambria Math"/>
+          <w:i/>
+          <w:iCs/>
+          <w:sz w:val="21"/>
+          <w:szCs w:val="21"/>
+        </w:rPr>
+        <w:t xml:space="preserve">k</w:t>
+      </w:r>
+      <w:r>
+        <w:rPr>
+          <w:rFonts w:ascii="Cambria Math" w:eastAsia="SimSun" w:hAnsi="Cambria Math"/>
+          <w:i w:val="false"/>
+          <w:iCs w:val="false"/>
+          <w:sz w:val="21"/>
+          <w:szCs w:val="21"/>
+          <w:vertAlign w:val="subscript"/>
+        </w:rPr>
+        <w:t xml:space="preserve">out</w:t>
+      </w:r>
+      <w:r>
+        <w:rPr>
+          <w:rFonts w:ascii="Cambria Math" w:eastAsia="SimSun" w:hAnsi="Cambria Math"/>
+          <w:i w:val="false"/>
+          <w:iCs w:val="false"/>
+          <w:sz w:val="21"/>
+          <w:szCs w:val="21"/>
+        </w:rPr>
+        <w:t xml:space="preserve">(</w:t>
+      </w:r>
+      <w:r>
+        <w:rPr>
+          <w:rFonts w:ascii="Cambria Math" w:eastAsia="SimSun" w:hAnsi="Cambria Math"/>
+          <w:i/>
+          <w:iCs/>
+          <w:sz w:val="21"/>
+          <w:szCs w:val="21"/>
+        </w:rPr>
+        <w:t xml:space="preserve">v</w:t>
+      </w:r>
+      <w:r>
+        <w:rPr>
+          <w:rFonts w:ascii="Cambria Math" w:eastAsia="SimSun" w:hAnsi="Cambria Math"/>
+          <w:i w:val="false"/>
+          <w:iCs w:val="false"/>
+          <w:sz w:val="21"/>
+          <w:szCs w:val="21"/>
+        </w:rPr>
+        <w:t xml:space="preserve">)-1),  Σ</w:t>
+      </w:r>
+      <w:r>
+        <w:rPr>
+          <w:rFonts w:ascii="Cambria Math" w:eastAsia="SimSun" w:hAnsi="Cambria Math"/>
+          <w:i w:val="false"/>
+          <w:iCs w:val="false"/>
+          <w:sz w:val="21"/>
+          <w:szCs w:val="21"/>
+          <w:vertAlign w:val="subscript"/>
+        </w:rPr>
+        <w:t xml:space="preserve">f≠ e</w:t>
+      </w:r>
+      <w:r>
+        <w:rPr>
+          <w:rFonts w:ascii="Cambria Math" w:eastAsia="SimSun" w:hAnsi="Cambria Math"/>
+          <w:i/>
+          <w:iCs/>
+          <w:sz w:val="21"/>
+          <w:szCs w:val="21"/>
+        </w:rPr>
+        <w:t xml:space="preserve">N</w:t>
+      </w:r>
+      <w:r>
+        <w:rPr>
+          <w:rFonts w:ascii="Cambria Math" w:eastAsia="SimSun" w:hAnsi="Cambria Math"/>
+          <w:i w:val="false"/>
+          <w:iCs w:val="false"/>
+          <w:sz w:val="21"/>
+          <w:szCs w:val="21"/>
+          <w:vertAlign w:val="subscript"/>
+        </w:rPr>
+        <w:t xml:space="preserve">HT</w:t>
+      </w:r>
+      <w:r>
+        <w:rPr>
+          <w:rFonts w:ascii="Cambria Math" w:eastAsia="SimSun" w:hAnsi="Cambria Math"/>
+          <w:i w:val="false"/>
+          <w:iCs w:val="false"/>
+          <w:sz w:val="21"/>
+          <w:szCs w:val="21"/>
+        </w:rPr>
+        <w:t xml:space="preserve">(</w:t>
+      </w:r>
+      <w:r>
+        <w:rPr>
+          <w:rFonts w:ascii="Cambria Math" w:eastAsia="SimSun" w:hAnsi="Cambria Math"/>
+          <w:i/>
+          <w:iCs/>
+          <w:sz w:val="21"/>
+          <w:szCs w:val="21"/>
+        </w:rPr>
+        <w:t xml:space="preserve">e</w:t>
+      </w:r>
+      <w:r>
+        <w:rPr>
+          <w:rFonts w:ascii="Cambria Math" w:eastAsia="SimSun" w:hAnsi="Cambria Math"/>
+          <w:i w:val="false"/>
+          <w:iCs w:val="false"/>
+          <w:sz w:val="21"/>
+          <w:szCs w:val="21"/>
+        </w:rPr>
+        <w:t xml:space="preserve">,</w:t>
+      </w:r>
+      <w:r>
+        <w:rPr>
+          <w:rFonts w:ascii="Cambria Math" w:eastAsia="SimSun" w:hAnsi="Cambria Math"/>
+          <w:i/>
+          <w:iCs/>
+          <w:sz w:val="21"/>
+          <w:szCs w:val="21"/>
+        </w:rPr>
+        <w:t xml:space="preserve">f</w:t>
+      </w:r>
+      <w:r>
+        <w:rPr>
+          <w:rFonts w:ascii="Cambria Math" w:eastAsia="SimSun" w:hAnsi="Cambria Math"/>
+          <w:i w:val="false"/>
+          <w:iCs w:val="false"/>
+          <w:sz w:val="21"/>
+          <w:szCs w:val="21"/>
+        </w:rPr>
+        <w:t xml:space="preserve">)=Σ</w:t>
+      </w:r>
+      <w:r>
+        <w:rPr>
+          <w:rFonts w:ascii="Cambria Math" w:eastAsia="SimSun" w:hAnsi="Cambria Math"/>
+          <w:i w:val="false"/>
+          <w:iCs w:val="false"/>
+          <w:sz w:val="21"/>
+          <w:szCs w:val="21"/>
+          <w:vertAlign w:val="subscript"/>
+        </w:rPr>
+        <w:t xml:space="preserve">v∈ H(e)</w:t>
+      </w:r>
+      <w:r>
+        <w:rPr>
+          <w:rFonts w:ascii="Cambria Math" w:eastAsia="SimSun" w:hAnsi="Cambria Math"/>
+          <w:i/>
+          <w:iCs/>
+          <w:sz w:val="21"/>
+          <w:szCs w:val="21"/>
+        </w:rPr>
+        <w:t xml:space="preserve">k</w:t>
+      </w:r>
+      <w:r>
+        <w:rPr>
+          <w:rFonts w:ascii="Cambria Math" w:eastAsia="SimSun" w:hAnsi="Cambria Math"/>
+          <w:i w:val="false"/>
+          <w:iCs w:val="false"/>
+          <w:sz w:val="21"/>
+          <w:szCs w:val="21"/>
+          <w:vertAlign w:val="subscript"/>
+        </w:rPr>
+        <w:t xml:space="preserve">out</w:t>
+      </w:r>
+      <w:r>
+        <w:rPr>
+          <w:rFonts w:ascii="Cambria Math" w:eastAsia="SimSun" w:hAnsi="Cambria Math"/>
+          <w:i w:val="false"/>
+          <w:iCs w:val="false"/>
+          <w:sz w:val="21"/>
+          <w:szCs w:val="21"/>
+        </w:rPr>
+        <w:t xml:space="preserve">(</w:t>
+      </w:r>
+      <w:r>
+        <w:rPr>
+          <w:rFonts w:ascii="Cambria Math" w:eastAsia="SimSun" w:hAnsi="Cambria Math"/>
+          <w:i/>
+          <w:iCs/>
+          <w:sz w:val="21"/>
+          <w:szCs w:val="21"/>
+        </w:rPr>
+        <w:t xml:space="preserve">v</w:t>
+      </w:r>
+      <w:r>
+        <w:rPr>
+          <w:rFonts w:ascii="Cambria Math" w:eastAsia="SimSun" w:hAnsi="Cambria Math"/>
+          <w:i w:val="false"/>
+          <w:iCs w:val="false"/>
+          <w:sz w:val="21"/>
+          <w:szCs w:val="21"/>
+        </w:rPr>
         <w:t xml:space="preserve">)</w:t>
-      </w:r>
-      <w:r>
-        <w:rPr>
-          <w:rFonts w:ascii="Cambria Math" w:eastAsia="SimSun" w:hAnsi="Cambria Math"/>
-          <w:i w:val="false"/>
-          <w:iCs w:val="false"/>
-          <w:sz w:val="21"/>
-          <w:szCs w:val="21"/>
-        </w:rPr>
-        <w:t xml:space="preserve"> |</w:t>
-      </w:r>
-      <w:r>
-        <w:rPr>
-          <w:rFonts w:ascii="Cambria Math" w:eastAsia="SimSun" w:hAnsi="Cambria Math"/>
-          <w:i w:val="false"/>
-          <w:iCs w:val="false"/>
-          <w:sz w:val="21"/>
-          <w:szCs w:val="21"/>
-        </w:rPr>
-        <w:t xml:space="preserve"> </w:t>
-      </w:r>
-      <w:r>
-        <w:rPr>
-          <w:rFonts w:ascii="Cambria Math" w:eastAsia="SimSun" w:hAnsi="Cambria Math"/>
-          <w:i/>
-          <w:iCs/>
-          <w:sz w:val="21"/>
-          <w:szCs w:val="21"/>
-        </w:rPr>
-        <w:t xml:space="preserve">N</w:t>
-      </w:r>
-      <w:r>
-        <w:rPr>
-          <w:rFonts w:ascii="Cambria Math" w:eastAsia="SimSun" w:hAnsi="Cambria Math"/>
-          <w:i w:val="false"/>
-          <w:iCs w:val="false"/>
-          <w:sz w:val="21"/>
-          <w:szCs w:val="21"/>
-          <w:vertAlign w:val="subscript"/>
-        </w:rPr>
-        <w:t xml:space="preserve">ab</w:t>
-      </w:r>
-      <w:r>
-        <w:rPr>
-          <w:rFonts w:ascii="Cambria Math" w:eastAsia="SimSun" w:hAnsi="Cambria Math"/>
-          <w:i w:val="false"/>
-          <w:iCs w:val="false"/>
-          <w:sz w:val="21"/>
-          <w:szCs w:val="21"/>
-        </w:rPr>
-        <w:t xml:space="preserve">(</w:t>
-      </w:r>
-      <w:r>
-        <w:rPr>
-          <w:rFonts w:ascii="Cambria Math" w:eastAsia="SimSun" w:hAnsi="Cambria Math"/>
-          <w:i/>
-          <w:iCs/>
-          <w:sz w:val="21"/>
-          <w:szCs w:val="21"/>
-        </w:rPr>
-        <w:t xml:space="preserve">e</w:t>
-      </w:r>
-      <w:r>
-        <w:rPr>
-          <w:rFonts w:ascii="Cambria Math" w:eastAsia="SimSun" w:hAnsi="Cambria Math"/>
-          <w:i w:val="false"/>
-          <w:iCs w:val="false"/>
-          <w:sz w:val="21"/>
-          <w:szCs w:val="21"/>
-        </w:rPr>
-        <w:t xml:space="preserve">,</w:t>
-      </w:r>
-      <w:r>
-        <w:rPr>
-          <w:rFonts w:ascii="Cambria Math" w:eastAsia="SimSun" w:hAnsi="Cambria Math"/>
-          <w:i/>
-          <w:iCs/>
-          <w:sz w:val="21"/>
-          <w:szCs w:val="21"/>
-        </w:rPr>
-        <w:t xml:space="preserve">f</w:t>
-      </w:r>
-      <w:r>
-        <w:rPr>
-          <w:rFonts w:ascii="Cambria Math" w:eastAsia="SimSun" w:hAnsi="Cambria Math"/>
-          <w:i w:val="false"/>
-          <w:iCs w:val="false"/>
-          <w:sz w:val="21"/>
-          <w:szCs w:val="21"/>
-        </w:rPr>
-        <w:t xml:space="preserve">)≥1,</w:t>
-      </w:r>
-      <w:r>
-        <w:rPr>
-          <w:rFonts w:ascii="Cambria Math" w:eastAsia="SimSun" w:hAnsi="Cambria Math"/>
-          <w:i w:val="false"/>
-          <w:iCs w:val="false"/>
-          <w:sz w:val="21"/>
-          <w:szCs w:val="21"/>
-        </w:rPr>
-        <w:t xml:space="preserve"> σ(</w:t>
-      </w:r>
-      <w:r>
-        <w:rPr>
-          <w:rFonts w:ascii="Cambria Math" w:eastAsia="SimSun" w:hAnsi="Cambria Math"/>
-          <w:i/>
-          <w:iCs/>
-          <w:sz w:val="21"/>
-          <w:szCs w:val="21"/>
-        </w:rPr>
-        <w:t xml:space="preserve">e</w:t>
-      </w:r>
-      <w:r>
-        <w:rPr>
-          <w:rFonts w:ascii="Cambria Math" w:eastAsia="SimSun" w:hAnsi="Cambria Math"/>
-          <w:i w:val="false"/>
-          <w:iCs w:val="false"/>
-          <w:sz w:val="21"/>
-          <w:szCs w:val="21"/>
-        </w:rPr>
-        <w:t xml:space="preserve">)=σ,</w:t>
-      </w:r>
-      <w:r>
-        <w:rPr>
-          <w:rFonts w:ascii="Cambria Math" w:eastAsia="SimSun" w:hAnsi="Cambria Math"/>
-          <w:i w:val="false"/>
-          <w:iCs w:val="false"/>
-          <w:sz w:val="21"/>
-          <w:szCs w:val="21"/>
-        </w:rPr>
-        <w:t xml:space="preserve"> σ(</w:t>
-      </w:r>
-      <w:r>
-        <w:rPr>
-          <w:rFonts w:ascii="Cambria Math" w:eastAsia="SimSun" w:hAnsi="Cambria Math"/>
-          <w:i/>
-          <w:iCs/>
-          <w:sz w:val="21"/>
-          <w:szCs w:val="21"/>
-        </w:rPr>
-        <w:t xml:space="preserve">f</w:t>
-      </w:r>
-      <w:r>
-        <w:rPr>
-          <w:rFonts w:ascii="Cambria Math" w:eastAsia="SimSun" w:hAnsi="Cambria Math"/>
-          <w:i w:val="false"/>
-          <w:iCs w:val="false"/>
-          <w:sz w:val="21"/>
-          <w:szCs w:val="21"/>
-        </w:rPr>
-        <w:t xml:space="preserve">)=σ'  ⟩</w:t>
       </w:r>
       <w:r>
         <w:rPr>
@@ -5985,109 +6017,37 @@
         <w:rPr>
           <w:rFonts w:ascii="Times New Roman" w:cs="Times New Roman" w:eastAsia="SimSun" w:hAnsi="Times New Roman"/>
         </w:rPr>
-        <w:t xml:space="preserve">即在确实发生重叠的超边对上取平均，其中 </w:t>
-      </w:r>
-      <w:r>
-        <w:rPr>
-          <w:rFonts w:ascii="Cambria Math" w:eastAsia="SimSun" w:hAnsi="Cambria Math"/>
-          <w:i w:val="false"/>
-          <w:iCs w:val="false"/>
-        </w:rPr>
-        <w:t xml:space="preserve">σ(</w:t>
-      </w:r>
-      <w:r>
-        <w:rPr>
-          <w:rFonts w:ascii="Cambria Math" w:eastAsia="SimSun" w:hAnsi="Cambria Math"/>
-          <w:i/>
-          <w:iCs/>
-        </w:rPr>
-        <w:t xml:space="preserve">e</w:t>
-      </w:r>
-      <w:r>
-        <w:rPr>
-          <w:rFonts w:ascii="Cambria Math" w:eastAsia="SimSun" w:hAnsi="Cambria Math"/>
-          <w:i w:val="false"/>
-          <w:iCs w:val="false"/>
-        </w:rPr>
-        <w:t xml:space="preserve">)=(|</w:t>
-      </w:r>
-      <w:r>
-        <w:rPr>
-          <w:rFonts w:ascii="Cambria Math" w:eastAsia="SimSun" w:hAnsi="Cambria Math"/>
-          <w:i/>
-          <w:iCs/>
-        </w:rPr>
-        <w:t xml:space="preserve">T</w:t>
-      </w:r>
-      <w:r>
-        <w:rPr>
-          <w:rFonts w:ascii="Cambria Math" w:eastAsia="SimSun" w:hAnsi="Cambria Math"/>
-          <w:i w:val="false"/>
-          <w:iCs w:val="false"/>
-        </w:rPr>
-        <w:t xml:space="preserve">(</w:t>
-      </w:r>
-      <w:r>
-        <w:rPr>
-          <w:rFonts w:ascii="Cambria Math" w:eastAsia="SimSun" w:hAnsi="Cambria Math"/>
-          <w:i/>
-          <w:iCs/>
-        </w:rPr>
-        <w:t xml:space="preserve">e</w:t>
-      </w:r>
-      <w:r>
-        <w:rPr>
-          <w:rFonts w:ascii="Cambria Math" w:eastAsia="SimSun" w:hAnsi="Cambria Math"/>
-          <w:i w:val="false"/>
-          <w:iCs w:val="false"/>
-        </w:rPr>
-        <w:t xml:space="preserve">)|,|</w:t>
-      </w:r>
-      <w:r>
-        <w:rPr>
-          <w:rFonts w:ascii="Cambria Math" w:eastAsia="SimSun" w:hAnsi="Cambria Math"/>
-          <w:i/>
-          <w:iCs/>
-        </w:rPr>
-        <w:t xml:space="preserve">H</w:t>
-      </w:r>
-      <w:r>
-        <w:rPr>
-          <w:rFonts w:ascii="Cambria Math" w:eastAsia="SimSun" w:hAnsi="Cambria Math"/>
-          <w:i w:val="false"/>
-          <w:iCs w:val="false"/>
-        </w:rPr>
-        <w:t xml:space="preserve">(</w:t>
-      </w:r>
-      <w:r>
-        <w:rPr>
-          <w:rFonts w:ascii="Cambria Math" w:eastAsia="SimSun" w:hAnsi="Cambria Math"/>
-          <w:i/>
-          <w:iCs/>
-        </w:rPr>
-        <w:t xml:space="preserve">e</w:t>
-      </w:r>
-      <w:r>
-        <w:rPr>
-          <w:rFonts w:ascii="Cambria Math" w:eastAsia="SimSun" w:hAnsi="Cambria Math"/>
-          <w:i w:val="false"/>
-          <w:iCs w:val="false"/>
-        </w:rPr>
-        <w:t xml:space="preserve">)|)</w:t>
-      </w:r>
-      <w:r>
-        <w:rPr>
-          <w:rFonts w:ascii="Times New Roman" w:cs="Times New Roman" w:eastAsia="SimSun" w:hAnsi="Times New Roman"/>
-        </w:rPr>
-        <w:t xml:space="preserve"> 为超边的阶。记 </w:t>
-      </w:r>
-      <w:r>
-        <w:rPr>
-          <w:rFonts w:ascii="Cambria Math" w:eastAsia="SimSun" w:hAnsi="Cambria Math"/>
-          <w:i/>
-          <w:iCs/>
-        </w:rPr>
-        <w:t xml:space="preserve">m</w:t>
+        <w:t xml:space="preserve">其余两式同理。右端只依赖度序列，因此</w:t>
+      </w:r>
+      <w:r>
+        <w:rPr>
+          <w:rFonts w:ascii="Times New Roman" w:cs="Times New Roman" w:eastAsia="SimSun" w:hAnsi="Times New Roman"/>
+          <w:b/>
+          <w:bCs/>
+        </w:rPr>
+        <w:t xml:space="preserve">在保度约束下四个通道的重叠总量是常数</w:t>
+      </w:r>
+      <w:r>
+        <w:rPr>
+          <w:rFonts w:ascii="Times New Roman" w:cs="Times New Roman" w:eastAsia="SimSun" w:hAnsi="Times New Roman"/>
+        </w:rPr>
+        <w:t xml:space="preserve">；同质阶数下 (12) 的分母逐通道为常数，故无条件平均 </w:t>
+      </w:r>
+      <w:r>
+        <w:rPr>
+          <w:rFonts w:ascii="Cambria Math" w:eastAsia="SimSun" w:hAnsi="Cambria Math"/>
+          <w:i w:val="false"/>
+          <w:iCs w:val="false"/>
+        </w:rPr>
+        <w:t xml:space="preserve">⟨ </w:t>
+      </w:r>
+      <w:r>
+        <w:rPr>
+          <w:rFonts w:ascii="Cambria Math" w:eastAsia="SimSun" w:hAnsi="Cambria Math"/>
+          <w:i/>
+          <w:iCs/>
+        </w:rPr>
+        <w:t xml:space="preserve">n</w:t>
       </w:r>
       <w:r>
         <w:rPr>
@@ -6100,293 +6060,17 @@
       </w:r>
       <w:r>
         <w:rPr>
-          <w:rFonts w:ascii="Times New Roman" w:cs="Times New Roman" w:eastAsia="SimSun" w:hAnsi="Times New Roman"/>
-        </w:rPr>
-        <w:t xml:space="preserve"> 为该通道中发生重叠的超边对数，则 </w:t>
-      </w:r>
-      <w:r>
-        <w:rPr>
-          <w:rFonts w:ascii="Cambria Math" w:eastAsia="SimSun" w:hAnsi="Cambria Math"/>
-          <w:i w:val="false"/>
-          <w:iCs w:val="false"/>
-        </w:rPr>
-        <w:t xml:space="preserve">α</w:t>
-      </w:r>
-      <w:r>
-        <w:rPr>
-          <w:rFonts w:ascii="Cambria Math" w:eastAsia="SimSun" w:hAnsi="Cambria Math"/>
-          <w:i w:val="false"/>
-          <w:iCs w:val="false"/>
-          <w:vertAlign w:val="superscript"/>
-        </w:rPr>
-        <w:t xml:space="preserve">ab</w:t>
-      </w:r>
-      <w:r>
-        <w:rPr>
-          <w:rFonts w:ascii="Cambria Math" w:eastAsia="SimSun" w:hAnsi="Cambria Math"/>
-          <w:i w:val="false"/>
-          <w:iCs w:val="false"/>
-        </w:rPr>
-        <w:t xml:space="preserve">=</w:t>
-      </w:r>
-      <w:r>
-        <w:rPr>
-          <w:rFonts w:ascii="Cambria Math" w:eastAsia="SimSun" w:hAnsi="Cambria Math"/>
-          <w:i/>
-          <w:iCs/>
-        </w:rPr>
-        <w:t xml:space="preserve">C</w:t>
-      </w:r>
-      <w:r>
-        <w:rPr>
-          <w:rFonts w:ascii="Cambria Math" w:eastAsia="SimSun" w:hAnsi="Cambria Math"/>
-          <w:i w:val="false"/>
-          <w:iCs w:val="false"/>
-          <w:vertAlign w:val="subscript"/>
-        </w:rPr>
-        <w:t xml:space="preserve">ab</w:t>
-      </w:r>
-      <w:r>
-        <w:rPr>
-          <w:rFonts w:ascii="Cambria Math" w:eastAsia="SimSun" w:hAnsi="Cambria Math"/>
-          <w:i w:val="false"/>
-          <w:iCs w:val="false"/>
-        </w:rPr>
-        <w:t xml:space="preserve">/</w:t>
-      </w:r>
-      <w:r>
-        <w:rPr>
-          <w:rFonts w:ascii="Cambria Math" w:eastAsia="SimSun" w:hAnsi="Cambria Math"/>
-          <w:i/>
-          <w:iCs/>
-        </w:rPr>
-        <w:t xml:space="preserve">m</w:t>
-      </w:r>
-      <w:r>
-        <w:rPr>
-          <w:rFonts w:ascii="Cambria Math" w:eastAsia="SimSun" w:hAnsi="Cambria Math"/>
-          <w:i w:val="false"/>
-          <w:iCs w:val="false"/>
-          <w:vertAlign w:val="subscript"/>
-        </w:rPr>
-        <w:t xml:space="preserve">ab</w:t>
-      </w:r>
-      <w:r>
-        <w:rPr>
-          <w:rFonts w:ascii="Times New Roman" w:cs="Times New Roman" w:eastAsia="SimSun" w:hAnsi="Times New Roman"/>
-        </w:rPr>
-        <w:t xml:space="preserve">，常数 </w:t>
-      </w:r>
-      <w:r>
-        <w:rPr>
-          <w:rFonts w:ascii="Cambria Math" w:eastAsia="SimSun" w:hAnsi="Cambria Math"/>
-          <w:i/>
-          <w:iCs/>
-        </w:rPr>
-        <w:t xml:space="preserve">C</w:t>
-      </w:r>
-      <w:r>
-        <w:rPr>
-          <w:rFonts w:ascii="Cambria Math" w:eastAsia="SimSun" w:hAnsi="Cambria Math"/>
-          <w:i w:val="false"/>
-          <w:iCs w:val="false"/>
-          <w:vertAlign w:val="subscript"/>
-        </w:rPr>
-        <w:t xml:space="preserve">ab</w:t>
-      </w:r>
-      <w:r>
-        <w:rPr>
-          <w:rFonts w:ascii="Times New Roman" w:cs="Times New Roman" w:eastAsia="SimSun" w:hAnsi="Times New Roman"/>
-        </w:rPr>
-        <w:t xml:space="preserve"> 仅由度序列决定。因此调节 </w:t>
-      </w:r>
-      <w:r>
-        <w:rPr>
-          <w:rFonts w:ascii="Cambria Math" w:eastAsia="SimSun" w:hAnsi="Cambria Math"/>
-          <w:i w:val="false"/>
-          <w:iCs w:val="false"/>
-        </w:rPr>
-        <w:t xml:space="preserve">α</w:t>
-      </w:r>
-      <w:r>
-        <w:rPr>
-          <w:rFonts w:ascii="Times New Roman" w:cs="Times New Roman" w:eastAsia="SimSun" w:hAnsi="Times New Roman"/>
-        </w:rPr>
-        <w:t xml:space="preserve"> 等价于调节 </w:t>
-      </w:r>
-      <w:r>
-        <w:rPr>
-          <w:rFonts w:ascii="Cambria Math" w:eastAsia="SimSun" w:hAnsi="Cambria Math"/>
-          <w:i/>
-          <w:iCs/>
-        </w:rPr>
-        <w:t xml:space="preserve">m</w:t>
-      </w:r>
-      <w:r>
-        <w:rPr>
-          <w:rFonts w:ascii="Cambria Math" w:eastAsia="SimSun" w:hAnsi="Cambria Math"/>
-          <w:i w:val="false"/>
-          <w:iCs w:val="false"/>
-          <w:vertAlign w:val="subscript"/>
-        </w:rPr>
-        <w:t xml:space="preserve">ab</w:t>
-      </w:r>
-      <w:r>
-        <w:rPr>
-          <w:rFonts w:ascii="Times New Roman" w:cs="Times New Roman" w:eastAsia="SimSun" w:hAnsi="Times New Roman"/>
-        </w:rPr>
-        <w:t xml:space="preserve">，这决定了第 V 节重连算法的实现方式。</w:t>
-      </w:r>
-    </w:p>
-    <w:p>
-      <w:pPr>
-        <w:spacing w:after="120" w:before="120" w:line="320"/>
-        <w:jc w:val="both"/>
-      </w:pPr>
-      <w:r>
-        <w:rPr>
-          <w:rFonts w:ascii="Times New Roman" w:cs="Times New Roman" w:eastAsia="SimSun" w:hAnsi="Times New Roman"/>
-        </w:rPr>
-        <w:t xml:space="preserve">式 (13) 中阶指标取对角块（</w:t>
-      </w:r>
-      <w:r>
-        <w:rPr>
-          <w:rFonts w:ascii="Cambria Math" w:eastAsia="SimSun" w:hAnsi="Cambria Math"/>
-          <w:i w:val="false"/>
-          <w:iCs w:val="false"/>
-        </w:rPr>
-        <w:t xml:space="preserve">σ=σ'</w:t>
-      </w:r>
-      <w:r>
-        <w:rPr>
-          <w:rFonts w:ascii="Times New Roman" w:cs="Times New Roman" w:eastAsia="SimSun" w:hAnsi="Times New Roman"/>
-        </w:rPr>
-        <w:t xml:space="preserve">）即阶内重叠、取非对角块即阶间重叠，与无向情形下超边重叠矩阵的对角/非对角划分一致 [28]；本文只是在其每个矩阵元上再展开出四个方向通道。同质阶数下阶指标退化，以下略去并简记为 </w:t>
-      </w:r>
-      <w:r>
-        <w:rPr>
-          <w:rFonts w:ascii="Cambria Math" w:eastAsia="SimSun" w:hAnsi="Cambria Math"/>
-          <w:i w:val="false"/>
-          <w:iCs w:val="false"/>
-        </w:rPr>
-        <w:t xml:space="preserve">α</w:t>
-      </w:r>
-      <w:r>
-        <w:rPr>
-          <w:rFonts w:ascii="Cambria Math" w:eastAsia="SimSun" w:hAnsi="Cambria Math"/>
-          <w:i w:val="false"/>
-          <w:iCs w:val="false"/>
-          <w:vertAlign w:val="superscript"/>
-        </w:rPr>
-        <w:t xml:space="preserve">ab</w:t>
-      </w:r>
-      <w:r>
-        <w:rPr>
-          <w:rFonts w:ascii="Times New Roman" w:cs="Times New Roman" w:eastAsia="SimSun" w:hAnsi="Times New Roman"/>
-        </w:rPr>
-        <w:t xml:space="preserve">。</w:t>
-      </w:r>
-    </w:p>
-    <w:p>
-      <w:pPr>
-        <w:spacing w:after="120" w:before="120" w:line="320"/>
-        <w:jc w:val="both"/>
-      </w:pPr>
-      <w:r>
-        <w:rPr>
-          <w:rFonts w:ascii="Times New Roman" w:cs="Times New Roman" w:eastAsia="SimSun" w:hAnsi="Times New Roman"/>
-        </w:rPr>
-        <w:t xml:space="preserve">互惠方向不由上述张量刻画。两条超边是否互相指回，取决于一组超边能否共同完成反向覆盖，这是超边级而非超边对级的判据。本文直接采用已有的强互惠定义 [34]：若存在一组超边，其尾集之并覆盖 </w:t>
-      </w:r>
-      <w:r>
-        <w:rPr>
-          <w:rFonts w:ascii="Cambria Math" w:eastAsia="SimSun" w:hAnsi="Cambria Math"/>
-          <w:i/>
-          <w:iCs/>
-        </w:rPr>
-        <w:t xml:space="preserve">H</w:t>
-      </w:r>
-      <w:r>
-        <w:rPr>
-          <w:rFonts w:ascii="Cambria Math" w:eastAsia="SimSun" w:hAnsi="Cambria Math"/>
-          <w:i w:val="false"/>
-          <w:iCs w:val="false"/>
-        </w:rPr>
-        <w:t xml:space="preserve">(</w:t>
-      </w:r>
-      <w:r>
-        <w:rPr>
-          <w:rFonts w:ascii="Cambria Math" w:eastAsia="SimSun" w:hAnsi="Cambria Math"/>
-          <w:i/>
-          <w:iCs/>
-        </w:rPr>
-        <w:t xml:space="preserve">e</w:t>
-      </w:r>
-      <w:r>
-        <w:rPr>
-          <w:rFonts w:ascii="Cambria Math" w:eastAsia="SimSun" w:hAnsi="Cambria Math"/>
-          <w:i w:val="false"/>
-          <w:iCs w:val="false"/>
-        </w:rPr>
-        <w:t xml:space="preserve">)</w:t>
-      </w:r>
-      <w:r>
-        <w:rPr>
-          <w:rFonts w:ascii="Times New Roman" w:cs="Times New Roman" w:eastAsia="SimSun" w:hAnsi="Times New Roman"/>
-        </w:rPr>
-        <w:t xml:space="preserve"> 且头集之并覆盖 </w:t>
-      </w:r>
-      <w:r>
-        <w:rPr>
-          <w:rFonts w:ascii="Cambria Math" w:eastAsia="SimSun" w:hAnsi="Cambria Math"/>
-          <w:i/>
-          <w:iCs/>
-        </w:rPr>
-        <w:t xml:space="preserve">T</w:t>
-      </w:r>
-      <w:r>
-        <w:rPr>
-          <w:rFonts w:ascii="Cambria Math" w:eastAsia="SimSun" w:hAnsi="Cambria Math"/>
-          <w:i w:val="false"/>
-          <w:iCs w:val="false"/>
-        </w:rPr>
-        <w:t xml:space="preserve">(</w:t>
-      </w:r>
-      <w:r>
-        <w:rPr>
-          <w:rFonts w:ascii="Cambria Math" w:eastAsia="SimSun" w:hAnsi="Cambria Math"/>
-          <w:i/>
-          <w:iCs/>
-        </w:rPr>
-        <w:t xml:space="preserve">e</w:t>
-      </w:r>
-      <w:r>
-        <w:rPr>
-          <w:rFonts w:ascii="Cambria Math" w:eastAsia="SimSun" w:hAnsi="Cambria Math"/>
-          <w:i w:val="false"/>
-          <w:iCs w:val="false"/>
-        </w:rPr>
-        <w:t xml:space="preserve">)</w:t>
-      </w:r>
-      <w:r>
-        <w:rPr>
-          <w:rFonts w:ascii="Times New Roman" w:cs="Times New Roman" w:eastAsia="SimSun" w:hAnsi="Times New Roman"/>
-        </w:rPr>
-        <w:t xml:space="preserve">，则称 </w:t>
-      </w:r>
-      <w:r>
-        <w:rPr>
-          <w:rFonts w:ascii="Cambria Math" w:eastAsia="SimSun" w:hAnsi="Cambria Math"/>
-          <w:i/>
-          <w:iCs/>
-        </w:rPr>
-        <w:t xml:space="preserve">e</w:t>
-      </w:r>
-      <w:r>
-        <w:rPr>
-          <w:rFonts w:ascii="Times New Roman" w:cs="Times New Roman" w:eastAsia="SimSun" w:hAnsi="Times New Roman"/>
-        </w:rPr>
-        <w:t xml:space="preserve"> 被强互惠；取</w:t>
+          <w:rFonts w:ascii="Cambria Math" w:eastAsia="SimSun" w:hAnsi="Cambria Math"/>
+          <w:i w:val="false"/>
+          <w:iCs w:val="false"/>
+        </w:rPr>
+        <w:t xml:space="preserve">⟩</w:t>
+      </w:r>
+      <w:r>
+        <w:rPr>
+          <w:rFonts w:ascii="Times New Roman" w:cs="Times New Roman" w:eastAsia="SimSun" w:hAnsi="Times New Roman"/>
+        </w:rPr>
+        <w:t xml:space="preserve"> 同样被度序列锁死，无法作为可调参数。可变的是重叠的堆积方式——是让少数超边对深度共享，还是让共享摊薄到大量超边对上。据此定义条件平均</w:t>
       </w:r>
     </w:p>
     <w:p>
@@ -6423,27 +6107,59 @@
           <w:szCs w:val="21"/>
           <w:vertAlign w:val="superscript"/>
         </w:rPr>
-        <w:t xml:space="preserve">⇄</w:t>
-      </w:r>
-      <w:r>
-        <w:rPr>
-          <w:rFonts w:ascii="Cambria Math" w:eastAsia="SimSun" w:hAnsi="Cambria Math"/>
-          <w:i w:val="false"/>
-          <w:iCs w:val="false"/>
-          <w:sz w:val="21"/>
-          <w:szCs w:val="21"/>
-        </w:rPr>
-        <w:t xml:space="preserve">=(|</w:t>
-      </w:r>
-      <w:r>
-        <w:rPr>
-          <w:rFonts w:ascii="Cambria Math" w:eastAsia="SimSun" w:hAnsi="Cambria Math"/>
-          <w:i w:val="false"/>
-          <w:iCs w:val="false"/>
-          <w:sz w:val="21"/>
-          <w:szCs w:val="21"/>
-        </w:rPr>
-        <w:t xml:space="preserve">{</w:t>
+        <w:t xml:space="preserve">ab</w:t>
+      </w:r>
+      <w:r>
+        <w:rPr>
+          <w:rFonts w:ascii="Cambria Math" w:eastAsia="SimSun" w:hAnsi="Cambria Math"/>
+          <w:i w:val="false"/>
+          <w:iCs w:val="false"/>
+          <w:sz w:val="21"/>
+          <w:szCs w:val="21"/>
+          <w:vertAlign w:val="subscript"/>
+        </w:rPr>
+        <w:t xml:space="preserve">σσ'</w:t>
+      </w:r>
+      <w:r>
+        <w:rPr>
+          <w:rFonts w:ascii="Cambria Math" w:eastAsia="SimSun" w:hAnsi="Cambria Math"/>
+          <w:i w:val="false"/>
+          <w:iCs w:val="false"/>
+          <w:sz w:val="21"/>
+          <w:szCs w:val="21"/>
+        </w:rPr>
+        <w:t xml:space="preserve">=⟨  </w:t>
+      </w:r>
+      <w:r>
+        <w:rPr>
+          <w:rFonts w:ascii="Cambria Math" w:eastAsia="SimSun" w:hAnsi="Cambria Math"/>
+          <w:i/>
+          <w:iCs/>
+          <w:sz w:val="21"/>
+          <w:szCs w:val="21"/>
+        </w:rPr>
+        <w:t xml:space="preserve">n</w:t>
+      </w:r>
+      <w:r>
+        <w:rPr>
+          <w:rFonts w:ascii="Cambria Math" w:eastAsia="SimSun" w:hAnsi="Cambria Math"/>
+          <w:i w:val="false"/>
+          <w:iCs w:val="false"/>
+          <w:sz w:val="21"/>
+          <w:szCs w:val="21"/>
+          <w:vertAlign w:val="subscript"/>
+        </w:rPr>
+        <w:t xml:space="preserve">ab</w:t>
+      </w:r>
+      <w:r>
+        <w:rPr>
+          <w:rFonts w:ascii="Cambria Math" w:eastAsia="SimSun" w:hAnsi="Cambria Math"/>
+          <w:i w:val="false"/>
+          <w:iCs w:val="false"/>
+          <w:sz w:val="21"/>
+          <w:szCs w:val="21"/>
+        </w:rPr>
+        <w:t xml:space="preserve">(</w:t>
       </w:r>
       <w:r>
         <w:rPr>
@@ -6463,27 +6179,37 @@
           <w:sz w:val="21"/>
           <w:szCs w:val="21"/>
         </w:rPr>
-        <w:t xml:space="preserve">∈ </w:t>
-      </w:r>
-      <w:r>
-        <w:rPr>
-          <w:rFonts w:ascii="Cambria Math" w:eastAsia="SimSun" w:hAnsi="Cambria Math"/>
-          <w:i/>
-          <w:iCs/>
-          <w:sz w:val="21"/>
-          <w:szCs w:val="21"/>
-        </w:rPr>
-        <w:t xml:space="preserve">E</w:t>
-      </w:r>
-      <w:r>
-        <w:rPr>
-          <w:rFonts w:ascii="Cambria Math" w:eastAsia="SimSun" w:hAnsi="Cambria Math"/>
-          <w:i w:val="false"/>
-          <w:iCs w:val="false"/>
-          <w:sz w:val="21"/>
-          <w:szCs w:val="21"/>
-        </w:rPr>
-        <w:t xml:space="preserve">:</w:t>
+        <w:t xml:space="preserve">,</w:t>
+      </w:r>
+      <w:r>
+        <w:rPr>
+          <w:rFonts w:ascii="Cambria Math" w:eastAsia="SimSun" w:hAnsi="Cambria Math"/>
+          <w:i/>
+          <w:iCs/>
+          <w:sz w:val="21"/>
+          <w:szCs w:val="21"/>
+        </w:rPr>
+        <w:t xml:space="preserve">f</w:t>
+      </w:r>
+      <w:r>
+        <w:rPr>
+          <w:rFonts w:ascii="Cambria Math" w:eastAsia="SimSun" w:hAnsi="Cambria Math"/>
+          <w:i w:val="false"/>
+          <w:iCs w:val="false"/>
+          <w:sz w:val="21"/>
+          <w:szCs w:val="21"/>
+        </w:rPr>
+        <w:t xml:space="preserve">)</w:t>
+      </w:r>
+      <w:r>
+        <w:rPr>
+          <w:rFonts w:ascii="Cambria Math" w:eastAsia="SimSun" w:hAnsi="Cambria Math"/>
+          <w:i w:val="false"/>
+          <w:iCs w:val="false"/>
+          <w:sz w:val="21"/>
+          <w:szCs w:val="21"/>
+        </w:rPr>
+        <w:t xml:space="preserve"> |</w:t>
       </w:r>
       <w:r>
         <w:rPr>
@@ -6503,6 +6229,37 @@
           <w:sz w:val="21"/>
           <w:szCs w:val="21"/>
         </w:rPr>
+        <w:t xml:space="preserve">N</w:t>
+      </w:r>
+      <w:r>
+        <w:rPr>
+          <w:rFonts w:ascii="Cambria Math" w:eastAsia="SimSun" w:hAnsi="Cambria Math"/>
+          <w:i w:val="false"/>
+          <w:iCs w:val="false"/>
+          <w:sz w:val="21"/>
+          <w:szCs w:val="21"/>
+          <w:vertAlign w:val="subscript"/>
+        </w:rPr>
+        <w:t xml:space="preserve">ab</w:t>
+      </w:r>
+      <w:r>
+        <w:rPr>
+          <w:rFonts w:ascii="Cambria Math" w:eastAsia="SimSun" w:hAnsi="Cambria Math"/>
+          <w:i w:val="false"/>
+          <w:iCs w:val="false"/>
+          <w:sz w:val="21"/>
+          <w:szCs w:val="21"/>
+        </w:rPr>
+        <w:t xml:space="preserve">(</w:t>
+      </w:r>
+      <w:r>
+        <w:rPr>
+          <w:rFonts w:ascii="Cambria Math" w:eastAsia="SimSun" w:hAnsi="Cambria Math"/>
+          <w:i/>
+          <w:iCs/>
+          <w:sz w:val="21"/>
+          <w:szCs w:val="21"/>
+        </w:rPr>
         <w:t xml:space="preserve">e</w:t>
       </w:r>
       <w:r>
@@ -6513,47 +6270,87 @@
           <w:sz w:val="21"/>
           <w:szCs w:val="21"/>
         </w:rPr>
-        <w:t xml:space="preserve"> 被强互惠</w:t>
-      </w:r>
-      <w:r>
-        <w:rPr>
-          <w:rFonts w:ascii="Cambria Math" w:eastAsia="SimSun" w:hAnsi="Cambria Math"/>
-          <w:i w:val="false"/>
-          <w:iCs w:val="false"/>
-          <w:sz w:val="21"/>
-          <w:szCs w:val="21"/>
-        </w:rPr>
-        <w:t xml:space="preserve">}</w:t>
-      </w:r>
-      <w:r>
-        <w:rPr>
-          <w:rFonts w:ascii="Cambria Math" w:eastAsia="SimSun" w:hAnsi="Cambria Math"/>
-          <w:i w:val="false"/>
-          <w:iCs w:val="false"/>
-          <w:sz w:val="21"/>
-          <w:szCs w:val="21"/>
-        </w:rPr>
-        <w:t xml:space="preserve">|)/(</w:t>
-      </w:r>
-      <w:r>
-        <w:rPr>
-          <w:rFonts w:ascii="Cambria Math" w:eastAsia="SimSun" w:hAnsi="Cambria Math"/>
-          <w:i/>
-          <w:iCs/>
-          <w:sz w:val="21"/>
-          <w:szCs w:val="21"/>
-        </w:rPr>
-        <w:t xml:space="preserve">M</w:t>
-      </w:r>
-      <w:r>
-        <w:rPr>
-          <w:rFonts w:ascii="Cambria Math" w:eastAsia="SimSun" w:hAnsi="Cambria Math"/>
-          <w:i w:val="false"/>
-          <w:iCs w:val="false"/>
-          <w:sz w:val="21"/>
-          <w:szCs w:val="21"/>
-        </w:rPr>
-        <w:t xml:space="preserve">)</w:t>
+        <w:t xml:space="preserve">,</w:t>
+      </w:r>
+      <w:r>
+        <w:rPr>
+          <w:rFonts w:ascii="Cambria Math" w:eastAsia="SimSun" w:hAnsi="Cambria Math"/>
+          <w:i/>
+          <w:iCs/>
+          <w:sz w:val="21"/>
+          <w:szCs w:val="21"/>
+        </w:rPr>
+        <w:t xml:space="preserve">f</w:t>
+      </w:r>
+      <w:r>
+        <w:rPr>
+          <w:rFonts w:ascii="Cambria Math" w:eastAsia="SimSun" w:hAnsi="Cambria Math"/>
+          <w:i w:val="false"/>
+          <w:iCs w:val="false"/>
+          <w:sz w:val="21"/>
+          <w:szCs w:val="21"/>
+        </w:rPr>
+        <w:t xml:space="preserve">)≥1,</w:t>
+      </w:r>
+      <w:r>
+        <w:rPr>
+          <w:rFonts w:ascii="Cambria Math" w:eastAsia="SimSun" w:hAnsi="Cambria Math"/>
+          <w:i w:val="false"/>
+          <w:iCs w:val="false"/>
+          <w:sz w:val="21"/>
+          <w:szCs w:val="21"/>
+        </w:rPr>
+        <w:t xml:space="preserve"> σ(</w:t>
+      </w:r>
+      <w:r>
+        <w:rPr>
+          <w:rFonts w:ascii="Cambria Math" w:eastAsia="SimSun" w:hAnsi="Cambria Math"/>
+          <w:i/>
+          <w:iCs/>
+          <w:sz w:val="21"/>
+          <w:szCs w:val="21"/>
+        </w:rPr>
+        <w:t xml:space="preserve">e</w:t>
+      </w:r>
+      <w:r>
+        <w:rPr>
+          <w:rFonts w:ascii="Cambria Math" w:eastAsia="SimSun" w:hAnsi="Cambria Math"/>
+          <w:i w:val="false"/>
+          <w:iCs w:val="false"/>
+          <w:sz w:val="21"/>
+          <w:szCs w:val="21"/>
+        </w:rPr>
+        <w:t xml:space="preserve">)=σ,</w:t>
+      </w:r>
+      <w:r>
+        <w:rPr>
+          <w:rFonts w:ascii="Cambria Math" w:eastAsia="SimSun" w:hAnsi="Cambria Math"/>
+          <w:i w:val="false"/>
+          <w:iCs w:val="false"/>
+          <w:sz w:val="21"/>
+          <w:szCs w:val="21"/>
+        </w:rPr>
+        <w:t xml:space="preserve"> σ(</w:t>
+      </w:r>
+      <w:r>
+        <w:rPr>
+          <w:rFonts w:ascii="Cambria Math" w:eastAsia="SimSun" w:hAnsi="Cambria Math"/>
+          <w:i/>
+          <w:iCs/>
+          <w:sz w:val="21"/>
+          <w:szCs w:val="21"/>
+        </w:rPr>
+        <w:t xml:space="preserve">f</w:t>
+      </w:r>
+      <w:r>
+        <w:rPr>
+          <w:rFonts w:ascii="Cambria Math" w:eastAsia="SimSun" w:hAnsi="Cambria Math"/>
+          <w:i w:val="false"/>
+          <w:iCs w:val="false"/>
+          <w:sz w:val="21"/>
+          <w:szCs w:val="21"/>
+        </w:rPr>
+        <w:t xml:space="preserve">)=σ'  ⟩</w:t>
       </w:r>
       <w:r>
         <w:rPr>
@@ -6573,7 +6370,101 @@
         <w:rPr>
           <w:rFonts w:ascii="Times New Roman" w:cs="Times New Roman" w:eastAsia="SimSun" w:hAnsi="Times New Roman"/>
         </w:rPr>
-        <w:t xml:space="preserve">采用这一定义是为了与已有测量口径一致，便于第 VII 节与真实数据的报告值并列。需要注意它与 </w:t>
+        <w:t xml:space="preserve">即在确实发生重叠的超边对上取平均，其中 </w:t>
+      </w:r>
+      <w:r>
+        <w:rPr>
+          <w:rFonts w:ascii="Cambria Math" w:eastAsia="SimSun" w:hAnsi="Cambria Math"/>
+          <w:i w:val="false"/>
+          <w:iCs w:val="false"/>
+        </w:rPr>
+        <w:t xml:space="preserve">σ(</w:t>
+      </w:r>
+      <w:r>
+        <w:rPr>
+          <w:rFonts w:ascii="Cambria Math" w:eastAsia="SimSun" w:hAnsi="Cambria Math"/>
+          <w:i/>
+          <w:iCs/>
+        </w:rPr>
+        <w:t xml:space="preserve">e</w:t>
+      </w:r>
+      <w:r>
+        <w:rPr>
+          <w:rFonts w:ascii="Cambria Math" w:eastAsia="SimSun" w:hAnsi="Cambria Math"/>
+          <w:i w:val="false"/>
+          <w:iCs w:val="false"/>
+        </w:rPr>
+        <w:t xml:space="preserve">)=(|</w:t>
+      </w:r>
+      <w:r>
+        <w:rPr>
+          <w:rFonts w:ascii="Cambria Math" w:eastAsia="SimSun" w:hAnsi="Cambria Math"/>
+          <w:i/>
+          <w:iCs/>
+        </w:rPr>
+        <w:t xml:space="preserve">T</w:t>
+      </w:r>
+      <w:r>
+        <w:rPr>
+          <w:rFonts w:ascii="Cambria Math" w:eastAsia="SimSun" w:hAnsi="Cambria Math"/>
+          <w:i w:val="false"/>
+          <w:iCs w:val="false"/>
+        </w:rPr>
+        <w:t xml:space="preserve">(</w:t>
+      </w:r>
+      <w:r>
+        <w:rPr>
+          <w:rFonts w:ascii="Cambria Math" w:eastAsia="SimSun" w:hAnsi="Cambria Math"/>
+          <w:i/>
+          <w:iCs/>
+        </w:rPr>
+        <w:t xml:space="preserve">e</w:t>
+      </w:r>
+      <w:r>
+        <w:rPr>
+          <w:rFonts w:ascii="Cambria Math" w:eastAsia="SimSun" w:hAnsi="Cambria Math"/>
+          <w:i w:val="false"/>
+          <w:iCs w:val="false"/>
+        </w:rPr>
+        <w:t xml:space="preserve">)|,|</w:t>
+      </w:r>
+      <w:r>
+        <w:rPr>
+          <w:rFonts w:ascii="Cambria Math" w:eastAsia="SimSun" w:hAnsi="Cambria Math"/>
+          <w:i/>
+          <w:iCs/>
+        </w:rPr>
+        <w:t xml:space="preserve">H</w:t>
+      </w:r>
+      <w:r>
+        <w:rPr>
+          <w:rFonts w:ascii="Cambria Math" w:eastAsia="SimSun" w:hAnsi="Cambria Math"/>
+          <w:i w:val="false"/>
+          <w:iCs w:val="false"/>
+        </w:rPr>
+        <w:t xml:space="preserve">(</w:t>
+      </w:r>
+      <w:r>
+        <w:rPr>
+          <w:rFonts w:ascii="Cambria Math" w:eastAsia="SimSun" w:hAnsi="Cambria Math"/>
+          <w:i/>
+          <w:iCs/>
+        </w:rPr>
+        <w:t xml:space="preserve">e</w:t>
+      </w:r>
+      <w:r>
+        <w:rPr>
+          <w:rFonts w:ascii="Cambria Math" w:eastAsia="SimSun" w:hAnsi="Cambria Math"/>
+          <w:i w:val="false"/>
+          <w:iCs w:val="false"/>
+        </w:rPr>
+        <w:t xml:space="preserve">)|)</w:t>
+      </w:r>
+      <w:r>
+        <w:rPr>
+          <w:rFonts w:ascii="Times New Roman" w:cs="Times New Roman" w:eastAsia="SimSun" w:hAnsi="Times New Roman"/>
+        </w:rPr>
+        <w:t xml:space="preserve"> 为超边的阶；该通道无重叠时 </w:t>
       </w:r>
       <w:r>
         <w:rPr>
@@ -6596,24 +6487,163 @@
         <w:rPr>
           <w:rFonts w:ascii="Times New Roman" w:cs="Times New Roman" w:eastAsia="SimSun" w:hAnsi="Times New Roman"/>
         </w:rPr>
-        <w:t xml:space="preserve"> 不同类：退化关系 (10) 对它不成立，它也不进入第 IV 节转移算子的权重。</w:t>
-      </w:r>
-    </w:p>
-    <w:p>
-      <w:pPr>
-        <w:pStyle w:val="Heading2"/>
-        <w:spacing w:after="160" w:before="300"/>
-      </w:pPr>
-      <w:r>
-        <w:rPr>
-          <w:rFonts w:ascii="Times New Roman" w:cs="Times New Roman" w:eastAsia="SimSun" w:hAnsi="Times New Roman"/>
-          <w:b/>
-          <w:bCs/>
-          <w:color w:val="1A1A1A"/>
-          <w:sz w:val="26"/>
-          <w:szCs w:val="26"/>
-        </w:rPr>
-        <w:t xml:space="preserve">D. 方向翻转与宇称</w:t>
+        <w:t xml:space="preserve"> 不定义。记 </w:t>
+      </w:r>
+      <w:r>
+        <w:rPr>
+          <w:rFonts w:ascii="Cambria Math" w:eastAsia="SimSun" w:hAnsi="Cambria Math"/>
+          <w:i/>
+          <w:iCs/>
+        </w:rPr>
+        <w:t xml:space="preserve">m</w:t>
+      </w:r>
+      <w:r>
+        <w:rPr>
+          <w:rFonts w:ascii="Cambria Math" w:eastAsia="SimSun" w:hAnsi="Cambria Math"/>
+          <w:i w:val="false"/>
+          <w:iCs w:val="false"/>
+          <w:vertAlign w:val="subscript"/>
+        </w:rPr>
+        <w:t xml:space="preserve">ab</w:t>
+      </w:r>
+      <w:r>
+        <w:rPr>
+          <w:rFonts w:ascii="Times New Roman" w:cs="Times New Roman" w:eastAsia="SimSun" w:hAnsi="Times New Roman"/>
+        </w:rPr>
+        <w:t xml:space="preserve"> 为该通道中发生重叠的超边对数，则 </w:t>
+      </w:r>
+      <w:r>
+        <w:rPr>
+          <w:rFonts w:ascii="Cambria Math" w:eastAsia="SimSun" w:hAnsi="Cambria Math"/>
+          <w:i w:val="false"/>
+          <w:iCs w:val="false"/>
+        </w:rPr>
+        <w:t xml:space="preserve">α</w:t>
+      </w:r>
+      <w:r>
+        <w:rPr>
+          <w:rFonts w:ascii="Cambria Math" w:eastAsia="SimSun" w:hAnsi="Cambria Math"/>
+          <w:i w:val="false"/>
+          <w:iCs w:val="false"/>
+          <w:vertAlign w:val="superscript"/>
+        </w:rPr>
+        <w:t xml:space="preserve">ab</w:t>
+      </w:r>
+      <w:r>
+        <w:rPr>
+          <w:rFonts w:ascii="Cambria Math" w:eastAsia="SimSun" w:hAnsi="Cambria Math"/>
+          <w:i w:val="false"/>
+          <w:iCs w:val="false"/>
+        </w:rPr>
+        <w:t xml:space="preserve">=</w:t>
+      </w:r>
+      <w:r>
+        <w:rPr>
+          <w:rFonts w:ascii="Cambria Math" w:eastAsia="SimSun" w:hAnsi="Cambria Math"/>
+          <w:i/>
+          <w:iCs/>
+        </w:rPr>
+        <w:t xml:space="preserve">C</w:t>
+      </w:r>
+      <w:r>
+        <w:rPr>
+          <w:rFonts w:ascii="Cambria Math" w:eastAsia="SimSun" w:hAnsi="Cambria Math"/>
+          <w:i w:val="false"/>
+          <w:iCs w:val="false"/>
+          <w:vertAlign w:val="subscript"/>
+        </w:rPr>
+        <w:t xml:space="preserve">ab</w:t>
+      </w:r>
+      <w:r>
+        <w:rPr>
+          <w:rFonts w:ascii="Cambria Math" w:eastAsia="SimSun" w:hAnsi="Cambria Math"/>
+          <w:i w:val="false"/>
+          <w:iCs w:val="false"/>
+        </w:rPr>
+        <w:t xml:space="preserve">/</w:t>
+      </w:r>
+      <w:r>
+        <w:rPr>
+          <w:rFonts w:ascii="Cambria Math" w:eastAsia="SimSun" w:hAnsi="Cambria Math"/>
+          <w:i/>
+          <w:iCs/>
+        </w:rPr>
+        <w:t xml:space="preserve">m</w:t>
+      </w:r>
+      <w:r>
+        <w:rPr>
+          <w:rFonts w:ascii="Cambria Math" w:eastAsia="SimSun" w:hAnsi="Cambria Math"/>
+          <w:i w:val="false"/>
+          <w:iCs w:val="false"/>
+          <w:vertAlign w:val="subscript"/>
+        </w:rPr>
+        <w:t xml:space="preserve">ab</w:t>
+      </w:r>
+      <w:r>
+        <w:rPr>
+          <w:rFonts w:ascii="Times New Roman" w:cs="Times New Roman" w:eastAsia="SimSun" w:hAnsi="Times New Roman"/>
+        </w:rPr>
+        <w:t xml:space="preserve">，常数 </w:t>
+      </w:r>
+      <w:r>
+        <w:rPr>
+          <w:rFonts w:ascii="Cambria Math" w:eastAsia="SimSun" w:hAnsi="Cambria Math"/>
+          <w:i/>
+          <w:iCs/>
+        </w:rPr>
+        <w:t xml:space="preserve">C</w:t>
+      </w:r>
+      <w:r>
+        <w:rPr>
+          <w:rFonts w:ascii="Cambria Math" w:eastAsia="SimSun" w:hAnsi="Cambria Math"/>
+          <w:i w:val="false"/>
+          <w:iCs w:val="false"/>
+          <w:vertAlign w:val="subscript"/>
+        </w:rPr>
+        <w:t xml:space="preserve">ab</w:t>
+      </w:r>
+      <w:r>
+        <w:rPr>
+          <w:rFonts w:ascii="Times New Roman" w:cs="Times New Roman" w:eastAsia="SimSun" w:hAnsi="Times New Roman"/>
+        </w:rPr>
+        <w:t xml:space="preserve"> 仅由度序列决定。因此调节 </w:t>
+      </w:r>
+      <w:r>
+        <w:rPr>
+          <w:rFonts w:ascii="Cambria Math" w:eastAsia="SimSun" w:hAnsi="Cambria Math"/>
+          <w:i w:val="false"/>
+          <w:iCs w:val="false"/>
+        </w:rPr>
+        <w:t xml:space="preserve">α</w:t>
+      </w:r>
+      <w:r>
+        <w:rPr>
+          <w:rFonts w:ascii="Times New Roman" w:cs="Times New Roman" w:eastAsia="SimSun" w:hAnsi="Times New Roman"/>
+        </w:rPr>
+        <w:t xml:space="preserve"> 等价于调节 </w:t>
+      </w:r>
+      <w:r>
+        <w:rPr>
+          <w:rFonts w:ascii="Cambria Math" w:eastAsia="SimSun" w:hAnsi="Cambria Math"/>
+          <w:i/>
+          <w:iCs/>
+        </w:rPr>
+        <w:t xml:space="preserve">m</w:t>
+      </w:r>
+      <w:r>
+        <w:rPr>
+          <w:rFonts w:ascii="Cambria Math" w:eastAsia="SimSun" w:hAnsi="Cambria Math"/>
+          <w:i w:val="false"/>
+          <w:iCs w:val="false"/>
+          <w:vertAlign w:val="subscript"/>
+        </w:rPr>
+        <w:t xml:space="preserve">ab</w:t>
+      </w:r>
+      <w:r>
+        <w:rPr>
+          <w:rFonts w:ascii="Times New Roman" w:cs="Times New Roman" w:eastAsia="SimSun" w:hAnsi="Times New Roman"/>
+        </w:rPr>
+        <w:t xml:space="preserve">，这决定了第 V 节重连算法的实现方式。</w:t>
       </w:r>
     </w:p>
     <w:p>
@@ -6625,21 +6655,146 @@
         <w:rPr>
           <w:rFonts w:ascii="Times New Roman" w:cs="Times New Roman" w:eastAsia="SimSun" w:hAnsi="Times New Roman"/>
         </w:rPr>
-        <w:t xml:space="preserve">定义全局方向翻转 </w:t>
-      </w:r>
-      <w:r>
-        <w:rPr>
-          <w:rFonts w:ascii="Cambria Math" w:eastAsia="SimSun" w:hAnsi="Cambria Math"/>
-          <w:i/>
-          <w:iCs/>
-        </w:rPr>
-        <w:t xml:space="preserve">R</w:t>
-      </w:r>
-      <w:r>
-        <w:rPr>
-          <w:rFonts w:ascii="Times New Roman" w:cs="Times New Roman" w:eastAsia="SimSun" w:hAnsi="Times New Roman"/>
-        </w:rPr>
-        <w:t xml:space="preserve"> 为对所有超边交换尾集与头集，</w:t>
+        <w:t xml:space="preserve">式 (14) 中阶指标取对角块（</w:t>
+      </w:r>
+      <w:r>
+        <w:rPr>
+          <w:rFonts w:ascii="Cambria Math" w:eastAsia="SimSun" w:hAnsi="Cambria Math"/>
+          <w:i w:val="false"/>
+          <w:iCs w:val="false"/>
+        </w:rPr>
+        <w:t xml:space="preserve">σ=σ'</w:t>
+      </w:r>
+      <w:r>
+        <w:rPr>
+          <w:rFonts w:ascii="Times New Roman" w:cs="Times New Roman" w:eastAsia="SimSun" w:hAnsi="Times New Roman"/>
+        </w:rPr>
+        <w:t xml:space="preserve">）即阶内重叠、取非对角块即阶间重叠，与无向情形下超边重叠矩阵的对角/非对角划分一致 [28]；本文只是在其每个矩阵元上再展开出四个方向通道。同质阶数下阶指标退化，以下略去并简记为 </w:t>
+      </w:r>
+      <w:r>
+        <w:rPr>
+          <w:rFonts w:ascii="Cambria Math" w:eastAsia="SimSun" w:hAnsi="Cambria Math"/>
+          <w:i w:val="false"/>
+          <w:iCs w:val="false"/>
+        </w:rPr>
+        <w:t xml:space="preserve">α</w:t>
+      </w:r>
+      <w:r>
+        <w:rPr>
+          <w:rFonts w:ascii="Cambria Math" w:eastAsia="SimSun" w:hAnsi="Cambria Math"/>
+          <w:i w:val="false"/>
+          <w:iCs w:val="false"/>
+          <w:vertAlign w:val="superscript"/>
+        </w:rPr>
+        <w:t xml:space="preserve">ab</w:t>
+      </w:r>
+      <w:r>
+        <w:rPr>
+          <w:rFonts w:ascii="Times New Roman" w:cs="Times New Roman" w:eastAsia="SimSun" w:hAnsi="Times New Roman"/>
+        </w:rPr>
+        <w:t xml:space="preserve">；第 VII 节的真实数据阶数异质，届时阶指标重新生效。</w:t>
+      </w:r>
+    </w:p>
+    <w:p>
+      <w:pPr>
+        <w:spacing w:after="120" w:before="120" w:line="320"/>
+        <w:jc w:val="both"/>
+      </w:pPr>
+      <w:r>
+        <w:rPr>
+          <w:rFonts w:ascii="Times New Roman" w:cs="Times New Roman" w:eastAsia="SimSun" w:hAnsi="Times New Roman"/>
+        </w:rPr>
+        <w:t xml:space="preserve">互惠方向不由上述张量刻画。两条超边是否互相指回，取决于一组超边能否共同完成反向覆盖，这是超边级而非超边对级的判据。本文直接采用已有的强互惠定义 [34]：若存在一组超边，其尾集之并覆盖 </w:t>
+      </w:r>
+      <w:r>
+        <w:rPr>
+          <w:rFonts w:ascii="Cambria Math" w:eastAsia="SimSun" w:hAnsi="Cambria Math"/>
+          <w:i/>
+          <w:iCs/>
+        </w:rPr>
+        <w:t xml:space="preserve">H</w:t>
+      </w:r>
+      <w:r>
+        <w:rPr>
+          <w:rFonts w:ascii="Cambria Math" w:eastAsia="SimSun" w:hAnsi="Cambria Math"/>
+          <w:i w:val="false"/>
+          <w:iCs w:val="false"/>
+        </w:rPr>
+        <w:t xml:space="preserve">(</w:t>
+      </w:r>
+      <w:r>
+        <w:rPr>
+          <w:rFonts w:ascii="Cambria Math" w:eastAsia="SimSun" w:hAnsi="Cambria Math"/>
+          <w:i/>
+          <w:iCs/>
+        </w:rPr>
+        <w:t xml:space="preserve">e</w:t>
+      </w:r>
+      <w:r>
+        <w:rPr>
+          <w:rFonts w:ascii="Cambria Math" w:eastAsia="SimSun" w:hAnsi="Cambria Math"/>
+          <w:i w:val="false"/>
+          <w:iCs w:val="false"/>
+        </w:rPr>
+        <w:t xml:space="preserve">)</w:t>
+      </w:r>
+      <w:r>
+        <w:rPr>
+          <w:rFonts w:ascii="Times New Roman" w:cs="Times New Roman" w:eastAsia="SimSun" w:hAnsi="Times New Roman"/>
+        </w:rPr>
+        <w:t xml:space="preserve"> 且头集之并覆盖 </w:t>
+      </w:r>
+      <w:r>
+        <w:rPr>
+          <w:rFonts w:ascii="Cambria Math" w:eastAsia="SimSun" w:hAnsi="Cambria Math"/>
+          <w:i/>
+          <w:iCs/>
+        </w:rPr>
+        <w:t xml:space="preserve">T</w:t>
+      </w:r>
+      <w:r>
+        <w:rPr>
+          <w:rFonts w:ascii="Cambria Math" w:eastAsia="SimSun" w:hAnsi="Cambria Math"/>
+          <w:i w:val="false"/>
+          <w:iCs w:val="false"/>
+        </w:rPr>
+        <w:t xml:space="preserve">(</w:t>
+      </w:r>
+      <w:r>
+        <w:rPr>
+          <w:rFonts w:ascii="Cambria Math" w:eastAsia="SimSun" w:hAnsi="Cambria Math"/>
+          <w:i/>
+          <w:iCs/>
+        </w:rPr>
+        <w:t xml:space="preserve">e</w:t>
+      </w:r>
+      <w:r>
+        <w:rPr>
+          <w:rFonts w:ascii="Cambria Math" w:eastAsia="SimSun" w:hAnsi="Cambria Math"/>
+          <w:i w:val="false"/>
+          <w:iCs w:val="false"/>
+        </w:rPr>
+        <w:t xml:space="preserve">)</w:t>
+      </w:r>
+      <w:r>
+        <w:rPr>
+          <w:rFonts w:ascii="Times New Roman" w:cs="Times New Roman" w:eastAsia="SimSun" w:hAnsi="Times New Roman"/>
+        </w:rPr>
+        <w:t xml:space="preserve">，则称 </w:t>
+      </w:r>
+      <w:r>
+        <w:rPr>
+          <w:rFonts w:ascii="Cambria Math" w:eastAsia="SimSun" w:hAnsi="Cambria Math"/>
+          <w:i/>
+          <w:iCs/>
+        </w:rPr>
+        <w:t xml:space="preserve">e</w:t>
+      </w:r>
+      <w:r>
+        <w:rPr>
+          <w:rFonts w:ascii="Times New Roman" w:cs="Times New Roman" w:eastAsia="SimSun" w:hAnsi="Times New Roman"/>
+        </w:rPr>
+        <w:t xml:space="preserve"> 被强互惠；取</w:t>
       </w:r>
     </w:p>
     <w:p>
@@ -6660,12 +6815,73 @@
       <w:r>
         <w:rPr>
           <w:rFonts w:ascii="Cambria Math" w:eastAsia="SimSun" w:hAnsi="Cambria Math"/>
-          <w:i/>
-          <w:iCs/>
-          <w:sz w:val="21"/>
-          <w:szCs w:val="21"/>
-        </w:rPr>
-        <w:t xml:space="preserve">R</w:t>
+          <w:i w:val="false"/>
+          <w:iCs w:val="false"/>
+          <w:sz w:val="21"/>
+          <w:szCs w:val="21"/>
+        </w:rPr>
+        <w:t xml:space="preserve">α</w:t>
+      </w:r>
+      <w:r>
+        <w:rPr>
+          <w:rFonts w:ascii="Cambria Math" w:eastAsia="SimSun" w:hAnsi="Cambria Math"/>
+          <w:i w:val="false"/>
+          <w:iCs w:val="false"/>
+          <w:sz w:val="21"/>
+          <w:szCs w:val="21"/>
+          <w:vertAlign w:val="superscript"/>
+        </w:rPr>
+        <w:t xml:space="preserve">⇄</w:t>
+      </w:r>
+      <w:r>
+        <w:rPr>
+          <w:rFonts w:ascii="Cambria Math" w:eastAsia="SimSun" w:hAnsi="Cambria Math"/>
+          <w:i w:val="false"/>
+          <w:iCs w:val="false"/>
+          <w:sz w:val="21"/>
+          <w:szCs w:val="21"/>
+        </w:rPr>
+        <w:t xml:space="preserve">=(|</w:t>
+      </w:r>
+      <w:r>
+        <w:rPr>
+          <w:rFonts w:ascii="Cambria Math" w:eastAsia="SimSun" w:hAnsi="Cambria Math"/>
+          <w:i w:val="false"/>
+          <w:iCs w:val="false"/>
+          <w:sz w:val="21"/>
+          <w:szCs w:val="21"/>
+        </w:rPr>
+        <w:t xml:space="preserve">{</w:t>
+      </w:r>
+      <w:r>
+        <w:rPr>
+          <w:rFonts w:ascii="Cambria Math" w:eastAsia="SimSun" w:hAnsi="Cambria Math"/>
+          <w:i/>
+          <w:iCs/>
+          <w:sz w:val="21"/>
+          <w:szCs w:val="21"/>
+        </w:rPr>
+        <w:t xml:space="preserve">e</w:t>
+      </w:r>
+      <w:r>
+        <w:rPr>
+          <w:rFonts w:ascii="Cambria Math" w:eastAsia="SimSun" w:hAnsi="Cambria Math"/>
+          <w:i w:val="false"/>
+          <w:iCs w:val="false"/>
+          <w:sz w:val="21"/>
+          <w:szCs w:val="21"/>
+        </w:rPr>
+        <w:t xml:space="preserve">∈ </w:t>
+      </w:r>
+      <w:r>
+        <w:rPr>
+          <w:rFonts w:ascii="Cambria Math" w:eastAsia="SimSun" w:hAnsi="Cambria Math"/>
+          <w:i/>
+          <w:iCs/>
+          <w:sz w:val="21"/>
+          <w:szCs w:val="21"/>
+        </w:rPr>
+        <w:t xml:space="preserve">E</w:t>
       </w:r>
       <w:r>
         <w:rPr>
@@ -6705,187 +6921,47 @@
           <w:sz w:val="21"/>
           <w:szCs w:val="21"/>
         </w:rPr>
-        <w:t xml:space="preserve">=(</w:t>
-      </w:r>
-      <w:r>
-        <w:rPr>
-          <w:rFonts w:ascii="Cambria Math" w:eastAsia="SimSun" w:hAnsi="Cambria Math"/>
-          <w:i/>
-          <w:iCs/>
-          <w:sz w:val="21"/>
-          <w:szCs w:val="21"/>
-        </w:rPr>
-        <w:t xml:space="preserve">T</w:t>
-      </w:r>
-      <w:r>
-        <w:rPr>
-          <w:rFonts w:ascii="Cambria Math" w:eastAsia="SimSun" w:hAnsi="Cambria Math"/>
-          <w:i w:val="false"/>
-          <w:iCs w:val="false"/>
-          <w:sz w:val="21"/>
-          <w:szCs w:val="21"/>
-        </w:rPr>
-        <w:t xml:space="preserve">(</w:t>
-      </w:r>
-      <w:r>
-        <w:rPr>
-          <w:rFonts w:ascii="Cambria Math" w:eastAsia="SimSun" w:hAnsi="Cambria Math"/>
-          <w:i/>
-          <w:iCs/>
-          <w:sz w:val="21"/>
-          <w:szCs w:val="21"/>
-        </w:rPr>
-        <w:t xml:space="preserve">e</w:t>
-      </w:r>
-      <w:r>
-        <w:rPr>
-          <w:rFonts w:ascii="Cambria Math" w:eastAsia="SimSun" w:hAnsi="Cambria Math"/>
-          <w:i w:val="false"/>
-          <w:iCs w:val="false"/>
-          <w:sz w:val="21"/>
-          <w:szCs w:val="21"/>
-        </w:rPr>
-        <w:t xml:space="preserve">),</w:t>
-      </w:r>
-      <w:r>
-        <w:rPr>
-          <w:rFonts w:ascii="Cambria Math" w:eastAsia="SimSun" w:hAnsi="Cambria Math"/>
-          <w:i/>
-          <w:iCs/>
-          <w:sz w:val="21"/>
-          <w:szCs w:val="21"/>
-        </w:rPr>
-        <w:t xml:space="preserve">H</w:t>
-      </w:r>
-      <w:r>
-        <w:rPr>
-          <w:rFonts w:ascii="Cambria Math" w:eastAsia="SimSun" w:hAnsi="Cambria Math"/>
-          <w:i w:val="false"/>
-          <w:iCs w:val="false"/>
-          <w:sz w:val="21"/>
-          <w:szCs w:val="21"/>
-        </w:rPr>
-        <w:t xml:space="preserve">(</w:t>
-      </w:r>
-      <w:r>
-        <w:rPr>
-          <w:rFonts w:ascii="Cambria Math" w:eastAsia="SimSun" w:hAnsi="Cambria Math"/>
-          <w:i/>
-          <w:iCs/>
-          <w:sz w:val="21"/>
-          <w:szCs w:val="21"/>
-        </w:rPr>
-        <w:t xml:space="preserve">e</w:t>
-      </w:r>
-      <w:r>
-        <w:rPr>
-          <w:rFonts w:ascii="Cambria Math" w:eastAsia="SimSun" w:hAnsi="Cambria Math"/>
-          <w:i w:val="false"/>
-          <w:iCs w:val="false"/>
-          <w:sz w:val="21"/>
-          <w:szCs w:val="21"/>
-        </w:rPr>
-        <w:t xml:space="preserve">))</w:t>
-      </w:r>
-      <w:r>
-        <w:rPr>
-          <w:rFonts w:ascii="Cambria Math" w:eastAsia="SimSun" w:hAnsi="Cambria Math"/>
-          <w:i w:val="false"/>
-          <w:iCs w:val="false"/>
-          <w:sz w:val="21"/>
-          <w:szCs w:val="21"/>
-        </w:rPr>
-        <w:t xml:space="preserve"> ⟼</w:t>
-      </w:r>
-      <w:r>
-        <w:rPr>
-          <w:rFonts w:ascii="Cambria Math" w:eastAsia="SimSun" w:hAnsi="Cambria Math"/>
-          <w:i w:val="false"/>
-          <w:iCs w:val="false"/>
-          <w:sz w:val="21"/>
-          <w:szCs w:val="21"/>
-        </w:rPr>
-        <w:t xml:space="preserve"> (</w:t>
-      </w:r>
-      <w:r>
-        <w:rPr>
-          <w:rFonts w:ascii="Cambria Math" w:eastAsia="SimSun" w:hAnsi="Cambria Math"/>
-          <w:i/>
-          <w:iCs/>
-          <w:sz w:val="21"/>
-          <w:szCs w:val="21"/>
-        </w:rPr>
-        <w:t xml:space="preserve">H</w:t>
-      </w:r>
-      <w:r>
-        <w:rPr>
-          <w:rFonts w:ascii="Cambria Math" w:eastAsia="SimSun" w:hAnsi="Cambria Math"/>
-          <w:i w:val="false"/>
-          <w:iCs w:val="false"/>
-          <w:sz w:val="21"/>
-          <w:szCs w:val="21"/>
-        </w:rPr>
-        <w:t xml:space="preserve">(</w:t>
-      </w:r>
-      <w:r>
-        <w:rPr>
-          <w:rFonts w:ascii="Cambria Math" w:eastAsia="SimSun" w:hAnsi="Cambria Math"/>
-          <w:i/>
-          <w:iCs/>
-          <w:sz w:val="21"/>
-          <w:szCs w:val="21"/>
-        </w:rPr>
-        <w:t xml:space="preserve">e</w:t>
-      </w:r>
-      <w:r>
-        <w:rPr>
-          <w:rFonts w:ascii="Cambria Math" w:eastAsia="SimSun" w:hAnsi="Cambria Math"/>
-          <w:i w:val="false"/>
-          <w:iCs w:val="false"/>
-          <w:sz w:val="21"/>
-          <w:szCs w:val="21"/>
-        </w:rPr>
-        <w:t xml:space="preserve">),</w:t>
-      </w:r>
-      <w:r>
-        <w:rPr>
-          <w:rFonts w:ascii="Cambria Math" w:eastAsia="SimSun" w:hAnsi="Cambria Math"/>
-          <w:i/>
-          <w:iCs/>
-          <w:sz w:val="21"/>
-          <w:szCs w:val="21"/>
-        </w:rPr>
-        <w:t xml:space="preserve">T</w:t>
-      </w:r>
-      <w:r>
-        <w:rPr>
-          <w:rFonts w:ascii="Cambria Math" w:eastAsia="SimSun" w:hAnsi="Cambria Math"/>
-          <w:i w:val="false"/>
-          <w:iCs w:val="false"/>
-          <w:sz w:val="21"/>
-          <w:szCs w:val="21"/>
-        </w:rPr>
-        <w:t xml:space="preserve">(</w:t>
-      </w:r>
-      <w:r>
-        <w:rPr>
-          <w:rFonts w:ascii="Cambria Math" w:eastAsia="SimSun" w:hAnsi="Cambria Math"/>
-          <w:i/>
-          <w:iCs/>
-          <w:sz w:val="21"/>
-          <w:szCs w:val="21"/>
-        </w:rPr>
-        <w:t xml:space="preserve">e</w:t>
-      </w:r>
-      <w:r>
-        <w:rPr>
-          <w:rFonts w:ascii="Cambria Math" w:eastAsia="SimSun" w:hAnsi="Cambria Math"/>
-          <w:i w:val="false"/>
-          <w:iCs w:val="false"/>
-          <w:sz w:val="21"/>
-          <w:szCs w:val="21"/>
-        </w:rPr>
-        <w:t xml:space="preserve">))</w:t>
+        <w:t xml:space="preserve"> 被强互惠</w:t>
+      </w:r>
+      <w:r>
+        <w:rPr>
+          <w:rFonts w:ascii="Cambria Math" w:eastAsia="SimSun" w:hAnsi="Cambria Math"/>
+          <w:i w:val="false"/>
+          <w:iCs w:val="false"/>
+          <w:sz w:val="21"/>
+          <w:szCs w:val="21"/>
+        </w:rPr>
+        <w:t xml:space="preserve">}</w:t>
+      </w:r>
+      <w:r>
+        <w:rPr>
+          <w:rFonts w:ascii="Cambria Math" w:eastAsia="SimSun" w:hAnsi="Cambria Math"/>
+          <w:i w:val="false"/>
+          <w:iCs w:val="false"/>
+          <w:sz w:val="21"/>
+          <w:szCs w:val="21"/>
+        </w:rPr>
+        <w:t xml:space="preserve">|)/(</w:t>
+      </w:r>
+      <w:r>
+        <w:rPr>
+          <w:rFonts w:ascii="Cambria Math" w:eastAsia="SimSun" w:hAnsi="Cambria Math"/>
+          <w:i/>
+          <w:iCs/>
+          <w:sz w:val="21"/>
+          <w:szCs w:val="21"/>
+        </w:rPr>
+        <w:t xml:space="preserve">M</w:t>
+      </w:r>
+      <w:r>
+        <w:rPr>
+          <w:rFonts w:ascii="Cambria Math" w:eastAsia="SimSun" w:hAnsi="Cambria Math"/>
+          <w:i w:val="false"/>
+          <w:iCs w:val="false"/>
+          <w:sz w:val="21"/>
+          <w:szCs w:val="21"/>
+        </w:rPr>
+        <w:t xml:space="preserve">)</w:t>
       </w:r>
       <w:r>
         <w:rPr>
@@ -6903,6 +6979,64 @@
       </w:pPr>
       <w:r>
         <w:rPr>
+          <w:rFonts w:ascii="Times New Roman" w:cs="Times New Roman" w:eastAsia="SimSun" w:hAnsi="Times New Roman"/>
+        </w:rPr>
+        <w:t xml:space="preserve">采用这一定义是为了与已有测量口径一致，便于第 VII 节与真实数据的报告值并列。需要注意它与 </w:t>
+      </w:r>
+      <w:r>
+        <w:rPr>
+          <w:rFonts w:ascii="Cambria Math" w:eastAsia="SimSun" w:hAnsi="Cambria Math"/>
+          <w:i w:val="false"/>
+          <w:iCs w:val="false"/>
+        </w:rPr>
+        <w:t xml:space="preserve">α</w:t>
+      </w:r>
+      <w:r>
+        <w:rPr>
+          <w:rFonts w:ascii="Cambria Math" w:eastAsia="SimSun" w:hAnsi="Cambria Math"/>
+          <w:i w:val="false"/>
+          <w:iCs w:val="false"/>
+          <w:vertAlign w:val="superscript"/>
+        </w:rPr>
+        <w:t xml:space="preserve">ab</w:t>
+      </w:r>
+      <w:r>
+        <w:rPr>
+          <w:rFonts w:ascii="Times New Roman" w:cs="Times New Roman" w:eastAsia="SimSun" w:hAnsi="Times New Roman"/>
+        </w:rPr>
+        <w:t xml:space="preserve"> 不同类：退化关系 (11) 对它不成立，它也不进入第 IV 节转移算子的权重。</w:t>
+      </w:r>
+    </w:p>
+    <w:p>
+      <w:pPr>
+        <w:pStyle w:val="Heading2"/>
+        <w:spacing w:after="160" w:before="300"/>
+      </w:pPr>
+      <w:r>
+        <w:rPr>
+          <w:rFonts w:ascii="Times New Roman" w:cs="Times New Roman" w:eastAsia="SimSun" w:hAnsi="Times New Roman"/>
+          <w:b/>
+          <w:bCs/>
+          <w:color w:val="1A1A1A"/>
+          <w:sz w:val="26"/>
+          <w:szCs w:val="26"/>
+        </w:rPr>
+        <w:t xml:space="preserve">D. 方向翻转与宇称</w:t>
+      </w:r>
+    </w:p>
+    <w:p>
+      <w:pPr>
+        <w:spacing w:after="120" w:before="120" w:line="320"/>
+        <w:jc w:val="both"/>
+      </w:pPr>
+      <w:r>
+        <w:rPr>
+          <w:rFonts w:ascii="Times New Roman" w:cs="Times New Roman" w:eastAsia="SimSun" w:hAnsi="Times New Roman"/>
+        </w:rPr>
+        <w:t xml:space="preserve">定义全局方向翻转 </w:t>
+      </w:r>
+      <w:r>
+        <w:rPr>
           <w:rFonts w:ascii="Cambria Math" w:eastAsia="SimSun" w:hAnsi="Cambria Math"/>
           <w:i/>
           <w:iCs/>
@@ -6913,74 +7047,7 @@
         <w:rPr>
           <w:rFonts w:ascii="Times New Roman" w:cs="Times New Roman" w:eastAsia="SimSun" w:hAnsi="Times New Roman"/>
         </w:rPr>
-        <w:t xml:space="preserve"> 是有向超图空间上的对合（</w:t>
-      </w:r>
-      <w:r>
-        <w:rPr>
-          <w:rFonts w:ascii="Cambria Math" w:eastAsia="SimSun" w:hAnsi="Cambria Math"/>
-          <w:i/>
-          <w:iCs/>
-        </w:rPr>
-        <w:t xml:space="preserve">R</w:t>
-      </w:r>
-      <w:r>
-        <w:rPr>
-          <w:rFonts w:ascii="Cambria Math" w:eastAsia="SimSun" w:hAnsi="Cambria Math"/>
-          <w:i w:val="false"/>
-          <w:iCs w:val="false"/>
-          <w:vertAlign w:val="superscript"/>
-        </w:rPr>
-        <w:t xml:space="preserve">2</w:t>
-      </w:r>
-      <w:r>
-        <w:rPr>
-          <w:rFonts w:ascii="Cambria Math" w:eastAsia="SimSun" w:hAnsi="Cambria Math"/>
-          <w:i w:val="false"/>
-          <w:iCs w:val="false"/>
-        </w:rPr>
-        <w:t xml:space="preserve">=</w:t>
-      </w:r>
-      <w:r>
-        <w:rPr>
-          <w:rFonts w:ascii="Cambria Math" w:eastAsia="SimSun" w:hAnsi="Cambria Math"/>
-          <w:i/>
-          <w:iCs/>
-        </w:rPr>
-        <w:t xml:space="preserve">id</w:t>
-      </w:r>
-      <w:r>
-        <w:rPr>
-          <w:rFonts w:ascii="Times New Roman" w:cs="Times New Roman" w:eastAsia="SimSun" w:hAnsi="Times New Roman"/>
-        </w:rPr>
-        <w:t xml:space="preserve">）。它把每个节点的入度与出度互换，把 </w:t>
-      </w:r>
-      <w:r>
-        <w:rPr>
-          <w:rFonts w:ascii="Cambria Math" w:eastAsia="SimSun" w:hAnsi="Cambria Math"/>
-          <w:i w:val="false"/>
-          <w:iCs w:val="false"/>
-        </w:rPr>
-        <w:t xml:space="preserve">τ</w:t>
-      </w:r>
-      <w:r>
-        <w:rPr>
-          <w:rFonts w:ascii="Times New Roman" w:cs="Times New Roman" w:eastAsia="SimSun" w:hAnsi="Times New Roman"/>
-        </w:rPr>
-        <w:t xml:space="preserve"> 与 </w:t>
-      </w:r>
-      <w:r>
-        <w:rPr>
-          <w:rFonts w:ascii="Cambria Math" w:eastAsia="SimSun" w:hAnsi="Cambria Math"/>
-          <w:i w:val="false"/>
-          <w:iCs w:val="false"/>
-        </w:rPr>
-        <w:t xml:space="preserve">η</w:t>
-      </w:r>
-      <w:r>
-        <w:rPr>
-          <w:rFonts w:ascii="Times New Roman" w:cs="Times New Roman" w:eastAsia="SimSun" w:hAnsi="Times New Roman"/>
-        </w:rPr>
-        <w:t xml:space="preserve"> 互换，并在四个重叠通道上作用为</w:t>
+        <w:t xml:space="preserve"> 为对所有超边交换尾集与头集，</w:t>
       </w:r>
     </w:p>
     <w:p>
@@ -7016,81 +7083,217 @@
           <w:sz w:val="21"/>
           <w:szCs w:val="21"/>
         </w:rPr>
-        <w:t xml:space="preserve">:  α</w:t>
-      </w:r>
-      <w:r>
-        <w:rPr>
-          <w:rFonts w:ascii="Cambria Math" w:eastAsia="SimSun" w:hAnsi="Cambria Math"/>
-          <w:i w:val="false"/>
-          <w:iCs w:val="false"/>
-          <w:sz w:val="21"/>
-          <w:szCs w:val="21"/>
-          <w:vertAlign w:val="superscript"/>
-        </w:rPr>
-        <w:t xml:space="preserve">TT</w:t>
-      </w:r>
-      <w:r>
-        <w:rPr>
-          <w:rFonts w:ascii="Cambria Math" w:eastAsia="SimSun" w:hAnsi="Cambria Math"/>
-          <w:i w:val="false"/>
-          <w:iCs w:val="false"/>
-          <w:sz w:val="21"/>
-          <w:szCs w:val="21"/>
-        </w:rPr>
-        <w:t xml:space="preserve">↔α</w:t>
-      </w:r>
-      <w:r>
-        <w:rPr>
-          <w:rFonts w:ascii="Cambria Math" w:eastAsia="SimSun" w:hAnsi="Cambria Math"/>
-          <w:i w:val="false"/>
-          <w:iCs w:val="false"/>
-          <w:sz w:val="21"/>
-          <w:szCs w:val="21"/>
-          <w:vertAlign w:val="superscript"/>
-        </w:rPr>
-        <w:t xml:space="preserve">HH</w:t>
-      </w:r>
-      <w:r>
-        <w:rPr>
-          <w:rFonts w:ascii="Cambria Math" w:eastAsia="SimSun" w:hAnsi="Cambria Math"/>
-          <w:i w:val="false"/>
-          <w:iCs w:val="false"/>
-          <w:sz w:val="21"/>
-          <w:szCs w:val="21"/>
-        </w:rPr>
-        <w:t xml:space="preserve">,  α</w:t>
-      </w:r>
-      <w:r>
-        <w:rPr>
-          <w:rFonts w:ascii="Cambria Math" w:eastAsia="SimSun" w:hAnsi="Cambria Math"/>
-          <w:i w:val="false"/>
-          <w:iCs w:val="false"/>
-          <w:sz w:val="21"/>
-          <w:szCs w:val="21"/>
-          <w:vertAlign w:val="superscript"/>
-        </w:rPr>
-        <w:t xml:space="preserve">HT</w:t>
-      </w:r>
-      <w:r>
-        <w:rPr>
-          <w:rFonts w:ascii="Cambria Math" w:eastAsia="SimSun" w:hAnsi="Cambria Math"/>
-          <w:i w:val="false"/>
-          <w:iCs w:val="false"/>
-          <w:sz w:val="21"/>
-          <w:szCs w:val="21"/>
-        </w:rPr>
-        <w:t xml:space="preserve">↔α</w:t>
-      </w:r>
-      <w:r>
-        <w:rPr>
-          <w:rFonts w:ascii="Cambria Math" w:eastAsia="SimSun" w:hAnsi="Cambria Math"/>
-          <w:i w:val="false"/>
-          <w:iCs w:val="false"/>
-          <w:sz w:val="21"/>
-          <w:szCs w:val="21"/>
-          <w:vertAlign w:val="superscript"/>
-        </w:rPr>
-        <w:t xml:space="preserve">TH</w:t>
+        <w:t xml:space="preserve">:</w:t>
+      </w:r>
+      <w:r>
+        <w:rPr>
+          <w:rFonts w:ascii="Cambria Math" w:eastAsia="SimSun" w:hAnsi="Cambria Math"/>
+          <w:i w:val="false"/>
+          <w:iCs w:val="false"/>
+          <w:sz w:val="21"/>
+          <w:szCs w:val="21"/>
+        </w:rPr>
+        <w:t xml:space="preserve"> </w:t>
+      </w:r>
+      <w:r>
+        <w:rPr>
+          <w:rFonts w:ascii="Cambria Math" w:eastAsia="SimSun" w:hAnsi="Cambria Math"/>
+          <w:i/>
+          <w:iCs/>
+          <w:sz w:val="21"/>
+          <w:szCs w:val="21"/>
+        </w:rPr>
+        <w:t xml:space="preserve">e</w:t>
+      </w:r>
+      <w:r>
+        <w:rPr>
+          <w:rFonts w:ascii="Cambria Math" w:eastAsia="SimSun" w:hAnsi="Cambria Math"/>
+          <w:i w:val="false"/>
+          <w:iCs w:val="false"/>
+          <w:sz w:val="21"/>
+          <w:szCs w:val="21"/>
+        </w:rPr>
+        <w:t xml:space="preserve">=(</w:t>
+      </w:r>
+      <w:r>
+        <w:rPr>
+          <w:rFonts w:ascii="Cambria Math" w:eastAsia="SimSun" w:hAnsi="Cambria Math"/>
+          <w:i/>
+          <w:iCs/>
+          <w:sz w:val="21"/>
+          <w:szCs w:val="21"/>
+        </w:rPr>
+        <w:t xml:space="preserve">T</w:t>
+      </w:r>
+      <w:r>
+        <w:rPr>
+          <w:rFonts w:ascii="Cambria Math" w:eastAsia="SimSun" w:hAnsi="Cambria Math"/>
+          <w:i w:val="false"/>
+          <w:iCs w:val="false"/>
+          <w:sz w:val="21"/>
+          <w:szCs w:val="21"/>
+        </w:rPr>
+        <w:t xml:space="preserve">(</w:t>
+      </w:r>
+      <w:r>
+        <w:rPr>
+          <w:rFonts w:ascii="Cambria Math" w:eastAsia="SimSun" w:hAnsi="Cambria Math"/>
+          <w:i/>
+          <w:iCs/>
+          <w:sz w:val="21"/>
+          <w:szCs w:val="21"/>
+        </w:rPr>
+        <w:t xml:space="preserve">e</w:t>
+      </w:r>
+      <w:r>
+        <w:rPr>
+          <w:rFonts w:ascii="Cambria Math" w:eastAsia="SimSun" w:hAnsi="Cambria Math"/>
+          <w:i w:val="false"/>
+          <w:iCs w:val="false"/>
+          <w:sz w:val="21"/>
+          <w:szCs w:val="21"/>
+        </w:rPr>
+        <w:t xml:space="preserve">),</w:t>
+      </w:r>
+      <w:r>
+        <w:rPr>
+          <w:rFonts w:ascii="Cambria Math" w:eastAsia="SimSun" w:hAnsi="Cambria Math"/>
+          <w:i/>
+          <w:iCs/>
+          <w:sz w:val="21"/>
+          <w:szCs w:val="21"/>
+        </w:rPr>
+        <w:t xml:space="preserve">H</w:t>
+      </w:r>
+      <w:r>
+        <w:rPr>
+          <w:rFonts w:ascii="Cambria Math" w:eastAsia="SimSun" w:hAnsi="Cambria Math"/>
+          <w:i w:val="false"/>
+          <w:iCs w:val="false"/>
+          <w:sz w:val="21"/>
+          <w:szCs w:val="21"/>
+        </w:rPr>
+        <w:t xml:space="preserve">(</w:t>
+      </w:r>
+      <w:r>
+        <w:rPr>
+          <w:rFonts w:ascii="Cambria Math" w:eastAsia="SimSun" w:hAnsi="Cambria Math"/>
+          <w:i/>
+          <w:iCs/>
+          <w:sz w:val="21"/>
+          <w:szCs w:val="21"/>
+        </w:rPr>
+        <w:t xml:space="preserve">e</w:t>
+      </w:r>
+      <w:r>
+        <w:rPr>
+          <w:rFonts w:ascii="Cambria Math" w:eastAsia="SimSun" w:hAnsi="Cambria Math"/>
+          <w:i w:val="false"/>
+          <w:iCs w:val="false"/>
+          <w:sz w:val="21"/>
+          <w:szCs w:val="21"/>
+        </w:rPr>
+        <w:t xml:space="preserve">))</w:t>
+      </w:r>
+      <w:r>
+        <w:rPr>
+          <w:rFonts w:ascii="Cambria Math" w:eastAsia="SimSun" w:hAnsi="Cambria Math"/>
+          <w:i w:val="false"/>
+          <w:iCs w:val="false"/>
+          <w:sz w:val="21"/>
+          <w:szCs w:val="21"/>
+        </w:rPr>
+        <w:t xml:space="preserve"> ⟼</w:t>
+      </w:r>
+      <w:r>
+        <w:rPr>
+          <w:rFonts w:ascii="Cambria Math" w:eastAsia="SimSun" w:hAnsi="Cambria Math"/>
+          <w:i w:val="false"/>
+          <w:iCs w:val="false"/>
+          <w:sz w:val="21"/>
+          <w:szCs w:val="21"/>
+        </w:rPr>
+        <w:t xml:space="preserve"> (</w:t>
+      </w:r>
+      <w:r>
+        <w:rPr>
+          <w:rFonts w:ascii="Cambria Math" w:eastAsia="SimSun" w:hAnsi="Cambria Math"/>
+          <w:i/>
+          <w:iCs/>
+          <w:sz w:val="21"/>
+          <w:szCs w:val="21"/>
+        </w:rPr>
+        <w:t xml:space="preserve">H</w:t>
+      </w:r>
+      <w:r>
+        <w:rPr>
+          <w:rFonts w:ascii="Cambria Math" w:eastAsia="SimSun" w:hAnsi="Cambria Math"/>
+          <w:i w:val="false"/>
+          <w:iCs w:val="false"/>
+          <w:sz w:val="21"/>
+          <w:szCs w:val="21"/>
+        </w:rPr>
+        <w:t xml:space="preserve">(</w:t>
+      </w:r>
+      <w:r>
+        <w:rPr>
+          <w:rFonts w:ascii="Cambria Math" w:eastAsia="SimSun" w:hAnsi="Cambria Math"/>
+          <w:i/>
+          <w:iCs/>
+          <w:sz w:val="21"/>
+          <w:szCs w:val="21"/>
+        </w:rPr>
+        <w:t xml:space="preserve">e</w:t>
+      </w:r>
+      <w:r>
+        <w:rPr>
+          <w:rFonts w:ascii="Cambria Math" w:eastAsia="SimSun" w:hAnsi="Cambria Math"/>
+          <w:i w:val="false"/>
+          <w:iCs w:val="false"/>
+          <w:sz w:val="21"/>
+          <w:szCs w:val="21"/>
+        </w:rPr>
+        <w:t xml:space="preserve">),</w:t>
+      </w:r>
+      <w:r>
+        <w:rPr>
+          <w:rFonts w:ascii="Cambria Math" w:eastAsia="SimSun" w:hAnsi="Cambria Math"/>
+          <w:i/>
+          <w:iCs/>
+          <w:sz w:val="21"/>
+          <w:szCs w:val="21"/>
+        </w:rPr>
+        <w:t xml:space="preserve">T</w:t>
+      </w:r>
+      <w:r>
+        <w:rPr>
+          <w:rFonts w:ascii="Cambria Math" w:eastAsia="SimSun" w:hAnsi="Cambria Math"/>
+          <w:i w:val="false"/>
+          <w:iCs w:val="false"/>
+          <w:sz w:val="21"/>
+          <w:szCs w:val="21"/>
+        </w:rPr>
+        <w:t xml:space="preserve">(</w:t>
+      </w:r>
+      <w:r>
+        <w:rPr>
+          <w:rFonts w:ascii="Cambria Math" w:eastAsia="SimSun" w:hAnsi="Cambria Math"/>
+          <w:i/>
+          <w:iCs/>
+          <w:sz w:val="21"/>
+          <w:szCs w:val="21"/>
+        </w:rPr>
+        <w:t xml:space="preserve">e</w:t>
+      </w:r>
+      <w:r>
+        <w:rPr>
+          <w:rFonts w:ascii="Cambria Math" w:eastAsia="SimSun" w:hAnsi="Cambria Math"/>
+          <w:i w:val="false"/>
+          <w:iCs w:val="false"/>
+          <w:sz w:val="21"/>
+          <w:szCs w:val="21"/>
+        </w:rPr>
+        <w:t xml:space="preserve">))</w:t>
       </w:r>
       <w:r>
         <w:rPr>
@@ -7108,137 +7311,25 @@
       </w:pPr>
       <w:r>
         <w:rPr>
-          <w:rFonts w:ascii="Times New Roman" w:cs="Times New Roman" w:eastAsia="SimSun" w:hAnsi="Times New Roman"/>
-        </w:rPr>
-        <w:t xml:space="preserve">两个串联通道并不独立。对有序超边对恒有 </w:t>
-      </w:r>
-      <w:r>
-        <w:rPr>
-          <w:rFonts w:ascii="Cambria Math" w:eastAsia="SimSun" w:hAnsi="Cambria Math"/>
-          <w:i/>
-          <w:iCs/>
-        </w:rPr>
-        <w:t xml:space="preserve">N</w:t>
-      </w:r>
-      <w:r>
-        <w:rPr>
-          <w:rFonts w:ascii="Cambria Math" w:eastAsia="SimSun" w:hAnsi="Cambria Math"/>
-          <w:i w:val="false"/>
-          <w:iCs w:val="false"/>
-          <w:vertAlign w:val="subscript"/>
-        </w:rPr>
-        <w:t xml:space="preserve">TH</w:t>
-      </w:r>
-      <w:r>
-        <w:rPr>
-          <w:rFonts w:ascii="Cambria Math" w:eastAsia="SimSun" w:hAnsi="Cambria Math"/>
-          <w:i w:val="false"/>
-          <w:iCs w:val="false"/>
-        </w:rPr>
-        <w:t xml:space="preserve">(</w:t>
-      </w:r>
-      <w:r>
-        <w:rPr>
-          <w:rFonts w:ascii="Cambria Math" w:eastAsia="SimSun" w:hAnsi="Cambria Math"/>
-          <w:i/>
-          <w:iCs/>
-        </w:rPr>
-        <w:t xml:space="preserve">e</w:t>
-      </w:r>
-      <w:r>
-        <w:rPr>
-          <w:rFonts w:ascii="Cambria Math" w:eastAsia="SimSun" w:hAnsi="Cambria Math"/>
-          <w:i w:val="false"/>
-          <w:iCs w:val="false"/>
-        </w:rPr>
-        <w:t xml:space="preserve">,</w:t>
-      </w:r>
-      <w:r>
-        <w:rPr>
-          <w:rFonts w:ascii="Cambria Math" w:eastAsia="SimSun" w:hAnsi="Cambria Math"/>
-          <w:i/>
-          <w:iCs/>
-        </w:rPr>
-        <w:t xml:space="preserve">f</w:t>
-      </w:r>
-      <w:r>
-        <w:rPr>
-          <w:rFonts w:ascii="Cambria Math" w:eastAsia="SimSun" w:hAnsi="Cambria Math"/>
-          <w:i w:val="false"/>
-          <w:iCs w:val="false"/>
-        </w:rPr>
-        <w:t xml:space="preserve">)=</w:t>
-      </w:r>
-      <w:r>
-        <w:rPr>
-          <w:rFonts w:ascii="Cambria Math" w:eastAsia="SimSun" w:hAnsi="Cambria Math"/>
-          <w:i/>
-          <w:iCs/>
-        </w:rPr>
-        <w:t xml:space="preserve">N</w:t>
-      </w:r>
-      <w:r>
-        <w:rPr>
-          <w:rFonts w:ascii="Cambria Math" w:eastAsia="SimSun" w:hAnsi="Cambria Math"/>
-          <w:i w:val="false"/>
-          <w:iCs w:val="false"/>
-          <w:vertAlign w:val="subscript"/>
-        </w:rPr>
-        <w:t xml:space="preserve">HT</w:t>
-      </w:r>
-      <w:r>
-        <w:rPr>
-          <w:rFonts w:ascii="Cambria Math" w:eastAsia="SimSun" w:hAnsi="Cambria Math"/>
-          <w:i w:val="false"/>
-          <w:iCs w:val="false"/>
-        </w:rPr>
-        <w:t xml:space="preserve">(</w:t>
-      </w:r>
-      <w:r>
-        <w:rPr>
-          <w:rFonts w:ascii="Cambria Math" w:eastAsia="SimSun" w:hAnsi="Cambria Math"/>
-          <w:i/>
-          <w:iCs/>
-        </w:rPr>
-        <w:t xml:space="preserve">f</w:t>
-      </w:r>
-      <w:r>
-        <w:rPr>
-          <w:rFonts w:ascii="Cambria Math" w:eastAsia="SimSun" w:hAnsi="Cambria Math"/>
-          <w:i w:val="false"/>
-          <w:iCs w:val="false"/>
-        </w:rPr>
-        <w:t xml:space="preserve">,</w:t>
-      </w:r>
-      <w:r>
-        <w:rPr>
-          <w:rFonts w:ascii="Cambria Math" w:eastAsia="SimSun" w:hAnsi="Cambria Math"/>
-          <w:i/>
-          <w:iCs/>
-        </w:rPr>
-        <w:t xml:space="preserve">e</w:t>
-      </w:r>
-      <w:r>
-        <w:rPr>
-          <w:rFonts w:ascii="Cambria Math" w:eastAsia="SimSun" w:hAnsi="Cambria Math"/>
-          <w:i w:val="false"/>
-          <w:iCs w:val="false"/>
-        </w:rPr>
-        <w:t xml:space="preserve">)</w:t>
-      </w:r>
-      <w:r>
-        <w:rPr>
-          <w:rFonts w:ascii="Times New Roman" w:cs="Times New Roman" w:eastAsia="SimSun" w:hAnsi="Times New Roman"/>
-        </w:rPr>
-        <w:t xml:space="preserve">，故同质阶数下 </w:t>
-      </w:r>
-      <w:r>
-        <w:rPr>
-          <w:rFonts w:ascii="Cambria Math" w:eastAsia="SimSun" w:hAnsi="Cambria Math"/>
-          <w:i w:val="false"/>
-          <w:iCs w:val="false"/>
-        </w:rPr>
-        <w:t xml:space="preserve">α</w:t>
+          <w:rFonts w:ascii="Cambria Math" w:eastAsia="SimSun" w:hAnsi="Cambria Math"/>
+          <w:i/>
+          <w:iCs/>
+        </w:rPr>
+        <w:t xml:space="preserve">R</w:t>
+      </w:r>
+      <w:r>
+        <w:rPr>
+          <w:rFonts w:ascii="Times New Roman" w:cs="Times New Roman" w:eastAsia="SimSun" w:hAnsi="Times New Roman"/>
+        </w:rPr>
+        <w:t xml:space="preserve"> 是有向超图空间上的对合（</w:t>
+      </w:r>
+      <w:r>
+        <w:rPr>
+          <w:rFonts w:ascii="Cambria Math" w:eastAsia="SimSun" w:hAnsi="Cambria Math"/>
+          <w:i/>
+          <w:iCs/>
+        </w:rPr>
+        <w:t xml:space="preserve">R</w:t>
       </w:r>
       <w:r>
         <w:rPr>
@@ -7247,7 +7338,37 @@
           <w:iCs w:val="false"/>
           <w:vertAlign w:val="superscript"/>
         </w:rPr>
-        <w:t xml:space="preserve">HT</w:t>
+        <w:t xml:space="preserve">2</w:t>
+      </w:r>
+      <w:r>
+        <w:rPr>
+          <w:rFonts w:ascii="Cambria Math" w:eastAsia="SimSun" w:hAnsi="Cambria Math"/>
+          <w:i w:val="false"/>
+          <w:iCs w:val="false"/>
+        </w:rPr>
+        <w:t xml:space="preserve">=</w:t>
+      </w:r>
+      <w:r>
+        <w:rPr>
+          <w:rFonts w:ascii="Cambria Math" w:eastAsia="SimSun" w:hAnsi="Cambria Math"/>
+          <w:i/>
+          <w:iCs/>
+        </w:rPr>
+        <w:t xml:space="preserve">id</w:t>
+      </w:r>
+      <w:r>
+        <w:rPr>
+          <w:rFonts w:ascii="Times New Roman" w:cs="Times New Roman" w:eastAsia="SimSun" w:hAnsi="Times New Roman"/>
+        </w:rPr>
+        <w:t xml:space="preserve">）。它把每个节点的入度与出度互换，把 </w:t>
+      </w:r>
+      <w:r>
+        <w:rPr>
+          <w:rFonts w:ascii="Cambria Math" w:eastAsia="SimSun" w:hAnsi="Cambria Math"/>
+          <w:i w:val="false"/>
+          <w:iCs w:val="false"/>
+        </w:rPr>
+        <w:t xml:space="preserve">τ</w:t>
       </w:r>
       <w:r>
         <w:rPr>
@@ -7261,176 +7382,13 @@
           <w:i w:val="false"/>
           <w:iCs w:val="false"/>
         </w:rPr>
-        <w:t xml:space="preserve">α</w:t>
-      </w:r>
-      <w:r>
-        <w:rPr>
-          <w:rFonts w:ascii="Cambria Math" w:eastAsia="SimSun" w:hAnsi="Cambria Math"/>
-          <w:i w:val="false"/>
-          <w:iCs w:val="false"/>
-          <w:vertAlign w:val="superscript"/>
-        </w:rPr>
-        <w:t xml:space="preserve">TH</w:t>
-      </w:r>
-      <w:r>
-        <w:rPr>
-          <w:rFonts w:ascii="Times New Roman" w:cs="Times New Roman" w:eastAsia="SimSun" w:hAnsi="Times New Roman"/>
-        </w:rPr>
-        <w:t xml:space="preserve"> 逐实现相等（异质阶数下互为阶指标的转置），串联方向只携带一个分量，记 </w:t>
-      </w:r>
-      <w:r>
-        <w:rPr>
-          <w:rFonts w:ascii="Cambria Math" w:eastAsia="SimSun" w:hAnsi="Cambria Math"/>
-          <w:i w:val="false"/>
-          <w:iCs w:val="false"/>
-        </w:rPr>
-        <w:t xml:space="preserve">α</w:t>
-      </w:r>
-      <w:r>
-        <w:rPr>
-          <w:rFonts w:ascii="Cambria Math" w:eastAsia="SimSun" w:hAnsi="Cambria Math"/>
-          <w:i w:val="false"/>
-          <w:iCs w:val="false"/>
-          <w:vertAlign w:val="superscript"/>
-        </w:rPr>
-        <w:t xml:space="preserve">⇉</w:t>
-      </w:r>
-      <w:r>
-        <w:rPr>
-          <w:rFonts w:ascii="Cambria Math" w:eastAsia="SimSun" w:hAnsi="Cambria Math"/>
-          <w:i w:val="false"/>
-          <w:iCs w:val="false"/>
-        </w:rPr>
-        <w:t xml:space="preserve">=α</w:t>
-      </w:r>
-      <w:r>
-        <w:rPr>
-          <w:rFonts w:ascii="Cambria Math" w:eastAsia="SimSun" w:hAnsi="Cambria Math"/>
-          <w:i w:val="false"/>
-          <w:iCs w:val="false"/>
-          <w:vertAlign w:val="superscript"/>
-        </w:rPr>
-        <w:t xml:space="preserve">HT</w:t>
-      </w:r>
-      <w:r>
-        <w:rPr>
-          <w:rFonts w:ascii="Times New Roman" w:cs="Times New Roman" w:eastAsia="SimSun" w:hAnsi="Times New Roman"/>
-        </w:rPr>
-        <w:t xml:space="preserve">。四个通道在聚合层面因而只有三个独立分量。</w:t>
-      </w:r>
-    </w:p>
-    <w:p>
-      <w:pPr>
-        <w:spacing w:after="120" w:before="120" w:line="320"/>
-        <w:jc w:val="both"/>
-      </w:pPr>
-      <w:r>
-        <w:rPr>
-          <w:rFonts w:ascii="Times New Roman" w:cs="Times New Roman" w:eastAsia="SimSun" w:hAnsi="Times New Roman"/>
-        </w:rPr>
-        <w:t xml:space="preserve">按宇称重组：</w:t>
-      </w:r>
-      <w:r>
-        <w:rPr>
-          <w:rFonts w:ascii="Cambria Math" w:eastAsia="SimSun" w:hAnsi="Cambria Math"/>
-          <w:i w:val="false"/>
-          <w:iCs w:val="false"/>
-        </w:rPr>
-        <w:t xml:space="preserve">α</w:t>
-      </w:r>
-      <w:r>
-        <w:rPr>
-          <w:rFonts w:ascii="Cambria Math" w:eastAsia="SimSun" w:hAnsi="Cambria Math"/>
-          <w:i w:val="false"/>
-          <w:iCs w:val="false"/>
-          <w:vertAlign w:val="superscript"/>
-        </w:rPr>
-        <w:t xml:space="preserve">⇉</w:t>
-      </w:r>
-      <w:r>
-        <w:rPr>
-          <w:rFonts w:ascii="Times New Roman" w:cs="Times New Roman" w:eastAsia="SimSun" w:hAnsi="Times New Roman"/>
-        </w:rPr>
-        <w:t xml:space="preserve"> 与并联重叠 </w:t>
-      </w:r>
-      <w:r>
-        <w:rPr>
-          <w:rFonts w:ascii="Cambria Math" w:eastAsia="SimSun" w:hAnsi="Cambria Math"/>
-          <w:i w:val="false"/>
-          <w:iCs w:val="false"/>
-        </w:rPr>
-        <w:t xml:space="preserve">α</w:t>
-      </w:r>
-      <w:r>
-        <w:rPr>
-          <w:rFonts w:ascii="Cambria Math" w:eastAsia="SimSun" w:hAnsi="Cambria Math"/>
-          <w:i w:val="false"/>
-          <w:iCs w:val="false"/>
-          <w:vertAlign w:val="superscript"/>
-        </w:rPr>
-        <w:t xml:space="preserve">∥</w:t>
-      </w:r>
-      <w:r>
-        <w:rPr>
-          <w:rFonts w:ascii="Cambria Math" w:eastAsia="SimSun" w:hAnsi="Cambria Math"/>
-          <w:i w:val="false"/>
-          <w:iCs w:val="false"/>
-        </w:rPr>
-        <w:t xml:space="preserve">=1/2(α</w:t>
-      </w:r>
-      <w:r>
-        <w:rPr>
-          <w:rFonts w:ascii="Cambria Math" w:eastAsia="SimSun" w:hAnsi="Cambria Math"/>
-          <w:i w:val="false"/>
-          <w:iCs w:val="false"/>
-          <w:vertAlign w:val="superscript"/>
-        </w:rPr>
-        <w:t xml:space="preserve">TT</w:t>
-      </w:r>
-      <w:r>
-        <w:rPr>
-          <w:rFonts w:ascii="Cambria Math" w:eastAsia="SimSun" w:hAnsi="Cambria Math"/>
-          <w:i w:val="false"/>
-          <w:iCs w:val="false"/>
-        </w:rPr>
-        <w:t xml:space="preserve">+α</w:t>
-      </w:r>
-      <w:r>
-        <w:rPr>
-          <w:rFonts w:ascii="Cambria Math" w:eastAsia="SimSun" w:hAnsi="Cambria Math"/>
-          <w:i w:val="false"/>
-          <w:iCs w:val="false"/>
-          <w:vertAlign w:val="superscript"/>
-        </w:rPr>
-        <w:t xml:space="preserve">HH</w:t>
-      </w:r>
-      <w:r>
-        <w:rPr>
-          <w:rFonts w:ascii="Cambria Math" w:eastAsia="SimSun" w:hAnsi="Cambria Math"/>
-          <w:i w:val="false"/>
-          <w:iCs w:val="false"/>
-        </w:rPr>
-        <w:t xml:space="preserve">)</w:t>
-      </w:r>
-      <w:r>
-        <w:rPr>
-          <w:rFonts w:ascii="Times New Roman" w:cs="Times New Roman" w:eastAsia="SimSun" w:hAnsi="Times New Roman"/>
-        </w:rPr>
-        <w:t xml:space="preserve"> 在 </w:t>
-      </w:r>
-      <w:r>
-        <w:rPr>
-          <w:rFonts w:ascii="Cambria Math" w:eastAsia="SimSun" w:hAnsi="Cambria Math"/>
-          <w:i/>
-          <w:iCs/>
-        </w:rPr>
-        <w:t xml:space="preserve">R</w:t>
-      </w:r>
-      <w:r>
-        <w:rPr>
-          <w:rFonts w:ascii="Times New Roman" w:cs="Times New Roman" w:eastAsia="SimSun" w:hAnsi="Times New Roman"/>
-        </w:rPr>
-        <w:t xml:space="preserve"> 下为偶，而极性失衡</w:t>
+        <w:t xml:space="preserve">η</w:t>
+      </w:r>
+      <w:r>
+        <w:rPr>
+          <w:rFonts w:ascii="Times New Roman" w:cs="Times New Roman" w:eastAsia="SimSun" w:hAnsi="Times New Roman"/>
+        </w:rPr>
+        <w:t xml:space="preserve"> 互换，并在四个重叠通道上作用为</w:t>
       </w:r>
     </w:p>
     <w:p>
@@ -7451,6 +7409,456 @@
       <w:r>
         <w:rPr>
           <w:rFonts w:ascii="Cambria Math" w:eastAsia="SimSun" w:hAnsi="Cambria Math"/>
+          <w:i/>
+          <w:iCs/>
+          <w:sz w:val="21"/>
+          <w:szCs w:val="21"/>
+        </w:rPr>
+        <w:t xml:space="preserve">R</w:t>
+      </w:r>
+      <w:r>
+        <w:rPr>
+          <w:rFonts w:ascii="Cambria Math" w:eastAsia="SimSun" w:hAnsi="Cambria Math"/>
+          <w:i w:val="false"/>
+          <w:iCs w:val="false"/>
+          <w:sz w:val="21"/>
+          <w:szCs w:val="21"/>
+        </w:rPr>
+        <w:t xml:space="preserve">:  α</w:t>
+      </w:r>
+      <w:r>
+        <w:rPr>
+          <w:rFonts w:ascii="Cambria Math" w:eastAsia="SimSun" w:hAnsi="Cambria Math"/>
+          <w:i w:val="false"/>
+          <w:iCs w:val="false"/>
+          <w:sz w:val="21"/>
+          <w:szCs w:val="21"/>
+          <w:vertAlign w:val="superscript"/>
+        </w:rPr>
+        <w:t xml:space="preserve">TT</w:t>
+      </w:r>
+      <w:r>
+        <w:rPr>
+          <w:rFonts w:ascii="Cambria Math" w:eastAsia="SimSun" w:hAnsi="Cambria Math"/>
+          <w:i w:val="false"/>
+          <w:iCs w:val="false"/>
+          <w:sz w:val="21"/>
+          <w:szCs w:val="21"/>
+        </w:rPr>
+        <w:t xml:space="preserve">↔α</w:t>
+      </w:r>
+      <w:r>
+        <w:rPr>
+          <w:rFonts w:ascii="Cambria Math" w:eastAsia="SimSun" w:hAnsi="Cambria Math"/>
+          <w:i w:val="false"/>
+          <w:iCs w:val="false"/>
+          <w:sz w:val="21"/>
+          <w:szCs w:val="21"/>
+          <w:vertAlign w:val="superscript"/>
+        </w:rPr>
+        <w:t xml:space="preserve">HH</w:t>
+      </w:r>
+      <w:r>
+        <w:rPr>
+          <w:rFonts w:ascii="Cambria Math" w:eastAsia="SimSun" w:hAnsi="Cambria Math"/>
+          <w:i w:val="false"/>
+          <w:iCs w:val="false"/>
+          <w:sz w:val="21"/>
+          <w:szCs w:val="21"/>
+        </w:rPr>
+        <w:t xml:space="preserve">,  α</w:t>
+      </w:r>
+      <w:r>
+        <w:rPr>
+          <w:rFonts w:ascii="Cambria Math" w:eastAsia="SimSun" w:hAnsi="Cambria Math"/>
+          <w:i w:val="false"/>
+          <w:iCs w:val="false"/>
+          <w:sz w:val="21"/>
+          <w:szCs w:val="21"/>
+          <w:vertAlign w:val="superscript"/>
+        </w:rPr>
+        <w:t xml:space="preserve">HT</w:t>
+      </w:r>
+      <w:r>
+        <w:rPr>
+          <w:rFonts w:ascii="Cambria Math" w:eastAsia="SimSun" w:hAnsi="Cambria Math"/>
+          <w:i w:val="false"/>
+          <w:iCs w:val="false"/>
+          <w:sz w:val="21"/>
+          <w:szCs w:val="21"/>
+        </w:rPr>
+        <w:t xml:space="preserve">↔α</w:t>
+      </w:r>
+      <w:r>
+        <w:rPr>
+          <w:rFonts w:ascii="Cambria Math" w:eastAsia="SimSun" w:hAnsi="Cambria Math"/>
+          <w:i w:val="false"/>
+          <w:iCs w:val="false"/>
+          <w:sz w:val="21"/>
+          <w:szCs w:val="21"/>
+          <w:vertAlign w:val="superscript"/>
+        </w:rPr>
+        <w:t xml:space="preserve">TH</w:t>
+      </w:r>
+      <w:r>
+        <w:rPr>
+          <w:rFonts w:ascii="Cambria Math" w:eastAsia="SimSun" w:hAnsi="Cambria Math"/>
+          <w:sz w:val="21"/>
+          <w:szCs w:val="21"/>
+        </w:rPr>
+        <w:t xml:space="preserve">	(17)</w:t>
+      </w:r>
+    </w:p>
+    <w:p>
+      <w:pPr>
+        <w:spacing w:after="120" w:before="120" w:line="320"/>
+        <w:jc w:val="both"/>
+      </w:pPr>
+      <w:r>
+        <w:rPr>
+          <w:rFonts w:ascii="Times New Roman" w:cs="Times New Roman" w:eastAsia="SimSun" w:hAnsi="Times New Roman"/>
+        </w:rPr>
+        <w:t xml:space="preserve">两个串联通道并不独立。对有序超边对恒有 </w:t>
+      </w:r>
+      <w:r>
+        <w:rPr>
+          <w:rFonts w:ascii="Cambria Math" w:eastAsia="SimSun" w:hAnsi="Cambria Math"/>
+          <w:i/>
+          <w:iCs/>
+        </w:rPr>
+        <w:t xml:space="preserve">N</w:t>
+      </w:r>
+      <w:r>
+        <w:rPr>
+          <w:rFonts w:ascii="Cambria Math" w:eastAsia="SimSun" w:hAnsi="Cambria Math"/>
+          <w:i w:val="false"/>
+          <w:iCs w:val="false"/>
+          <w:vertAlign w:val="subscript"/>
+        </w:rPr>
+        <w:t xml:space="preserve">TH</w:t>
+      </w:r>
+      <w:r>
+        <w:rPr>
+          <w:rFonts w:ascii="Cambria Math" w:eastAsia="SimSun" w:hAnsi="Cambria Math"/>
+          <w:i w:val="false"/>
+          <w:iCs w:val="false"/>
+        </w:rPr>
+        <w:t xml:space="preserve">(</w:t>
+      </w:r>
+      <w:r>
+        <w:rPr>
+          <w:rFonts w:ascii="Cambria Math" w:eastAsia="SimSun" w:hAnsi="Cambria Math"/>
+          <w:i/>
+          <w:iCs/>
+        </w:rPr>
+        <w:t xml:space="preserve">e</w:t>
+      </w:r>
+      <w:r>
+        <w:rPr>
+          <w:rFonts w:ascii="Cambria Math" w:eastAsia="SimSun" w:hAnsi="Cambria Math"/>
+          <w:i w:val="false"/>
+          <w:iCs w:val="false"/>
+        </w:rPr>
+        <w:t xml:space="preserve">,</w:t>
+      </w:r>
+      <w:r>
+        <w:rPr>
+          <w:rFonts w:ascii="Cambria Math" w:eastAsia="SimSun" w:hAnsi="Cambria Math"/>
+          <w:i/>
+          <w:iCs/>
+        </w:rPr>
+        <w:t xml:space="preserve">f</w:t>
+      </w:r>
+      <w:r>
+        <w:rPr>
+          <w:rFonts w:ascii="Cambria Math" w:eastAsia="SimSun" w:hAnsi="Cambria Math"/>
+          <w:i w:val="false"/>
+          <w:iCs w:val="false"/>
+        </w:rPr>
+        <w:t xml:space="preserve">)=</w:t>
+      </w:r>
+      <w:r>
+        <w:rPr>
+          <w:rFonts w:ascii="Cambria Math" w:eastAsia="SimSun" w:hAnsi="Cambria Math"/>
+          <w:i/>
+          <w:iCs/>
+        </w:rPr>
+        <w:t xml:space="preserve">N</w:t>
+      </w:r>
+      <w:r>
+        <w:rPr>
+          <w:rFonts w:ascii="Cambria Math" w:eastAsia="SimSun" w:hAnsi="Cambria Math"/>
+          <w:i w:val="false"/>
+          <w:iCs w:val="false"/>
+          <w:vertAlign w:val="subscript"/>
+        </w:rPr>
+        <w:t xml:space="preserve">HT</w:t>
+      </w:r>
+      <w:r>
+        <w:rPr>
+          <w:rFonts w:ascii="Cambria Math" w:eastAsia="SimSun" w:hAnsi="Cambria Math"/>
+          <w:i w:val="false"/>
+          <w:iCs w:val="false"/>
+        </w:rPr>
+        <w:t xml:space="preserve">(</w:t>
+      </w:r>
+      <w:r>
+        <w:rPr>
+          <w:rFonts w:ascii="Cambria Math" w:eastAsia="SimSun" w:hAnsi="Cambria Math"/>
+          <w:i/>
+          <w:iCs/>
+        </w:rPr>
+        <w:t xml:space="preserve">f</w:t>
+      </w:r>
+      <w:r>
+        <w:rPr>
+          <w:rFonts w:ascii="Cambria Math" w:eastAsia="SimSun" w:hAnsi="Cambria Math"/>
+          <w:i w:val="false"/>
+          <w:iCs w:val="false"/>
+        </w:rPr>
+        <w:t xml:space="preserve">,</w:t>
+      </w:r>
+      <w:r>
+        <w:rPr>
+          <w:rFonts w:ascii="Cambria Math" w:eastAsia="SimSun" w:hAnsi="Cambria Math"/>
+          <w:i/>
+          <w:iCs/>
+        </w:rPr>
+        <w:t xml:space="preserve">e</w:t>
+      </w:r>
+      <w:r>
+        <w:rPr>
+          <w:rFonts w:ascii="Cambria Math" w:eastAsia="SimSun" w:hAnsi="Cambria Math"/>
+          <w:i w:val="false"/>
+          <w:iCs w:val="false"/>
+        </w:rPr>
+        <w:t xml:space="preserve">)</w:t>
+      </w:r>
+      <w:r>
+        <w:rPr>
+          <w:rFonts w:ascii="Times New Roman" w:cs="Times New Roman" w:eastAsia="SimSun" w:hAnsi="Times New Roman"/>
+        </w:rPr>
+        <w:t xml:space="preserve">，故同质阶数下 </w:t>
+      </w:r>
+      <w:r>
+        <w:rPr>
+          <w:rFonts w:ascii="Cambria Math" w:eastAsia="SimSun" w:hAnsi="Cambria Math"/>
+          <w:i w:val="false"/>
+          <w:iCs w:val="false"/>
+        </w:rPr>
+        <w:t xml:space="preserve">α</w:t>
+      </w:r>
+      <w:r>
+        <w:rPr>
+          <w:rFonts w:ascii="Cambria Math" w:eastAsia="SimSun" w:hAnsi="Cambria Math"/>
+          <w:i w:val="false"/>
+          <w:iCs w:val="false"/>
+          <w:vertAlign w:val="superscript"/>
+        </w:rPr>
+        <w:t xml:space="preserve">HT</w:t>
+      </w:r>
+      <w:r>
+        <w:rPr>
+          <w:rFonts w:ascii="Times New Roman" w:cs="Times New Roman" w:eastAsia="SimSun" w:hAnsi="Times New Roman"/>
+        </w:rPr>
+        <w:t xml:space="preserve"> 与 </w:t>
+      </w:r>
+      <w:r>
+        <w:rPr>
+          <w:rFonts w:ascii="Cambria Math" w:eastAsia="SimSun" w:hAnsi="Cambria Math"/>
+          <w:i w:val="false"/>
+          <w:iCs w:val="false"/>
+        </w:rPr>
+        <w:t xml:space="preserve">α</w:t>
+      </w:r>
+      <w:r>
+        <w:rPr>
+          <w:rFonts w:ascii="Cambria Math" w:eastAsia="SimSun" w:hAnsi="Cambria Math"/>
+          <w:i w:val="false"/>
+          <w:iCs w:val="false"/>
+          <w:vertAlign w:val="superscript"/>
+        </w:rPr>
+        <w:t xml:space="preserve">TH</w:t>
+      </w:r>
+      <w:r>
+        <w:rPr>
+          <w:rFonts w:ascii="Times New Roman" w:cs="Times New Roman" w:eastAsia="SimSun" w:hAnsi="Times New Roman"/>
+        </w:rPr>
+        <w:t xml:space="preserve"> 逐实现相等（异质阶数下互为阶指标的转置），串联方向只携带一个分量，记 </w:t>
+      </w:r>
+      <w:r>
+        <w:rPr>
+          <w:rFonts w:ascii="Cambria Math" w:eastAsia="SimSun" w:hAnsi="Cambria Math"/>
+          <w:i w:val="false"/>
+          <w:iCs w:val="false"/>
+        </w:rPr>
+        <w:t xml:space="preserve">α</w:t>
+      </w:r>
+      <w:r>
+        <w:rPr>
+          <w:rFonts w:ascii="Cambria Math" w:eastAsia="SimSun" w:hAnsi="Cambria Math"/>
+          <w:i w:val="false"/>
+          <w:iCs w:val="false"/>
+          <w:vertAlign w:val="superscript"/>
+        </w:rPr>
+        <w:t xml:space="preserve">⇉</w:t>
+      </w:r>
+      <w:r>
+        <w:rPr>
+          <w:rFonts w:ascii="Cambria Math" w:eastAsia="SimSun" w:hAnsi="Cambria Math"/>
+          <w:i w:val="false"/>
+          <w:iCs w:val="false"/>
+        </w:rPr>
+        <w:t xml:space="preserve">=α</w:t>
+      </w:r>
+      <w:r>
+        <w:rPr>
+          <w:rFonts w:ascii="Cambria Math" w:eastAsia="SimSun" w:hAnsi="Cambria Math"/>
+          <w:i w:val="false"/>
+          <w:iCs w:val="false"/>
+          <w:vertAlign w:val="superscript"/>
+        </w:rPr>
+        <w:t xml:space="preserve">HT</w:t>
+      </w:r>
+      <w:r>
+        <w:rPr>
+          <w:rFonts w:ascii="Times New Roman" w:cs="Times New Roman" w:eastAsia="SimSun" w:hAnsi="Times New Roman"/>
+        </w:rPr>
+        <w:t xml:space="preserve">。四个通道在聚合层面因而只有三个独立分量。</w:t>
+      </w:r>
+    </w:p>
+    <w:p>
+      <w:pPr>
+        <w:spacing w:after="120" w:before="120" w:line="320"/>
+        <w:jc w:val="both"/>
+      </w:pPr>
+      <w:r>
+        <w:rPr>
+          <w:rFonts w:ascii="Times New Roman" w:cs="Times New Roman" w:eastAsia="SimSun" w:hAnsi="Times New Roman"/>
+        </w:rPr>
+        <w:t xml:space="preserve">按宇称重组：</w:t>
+      </w:r>
+      <w:r>
+        <w:rPr>
+          <w:rFonts w:ascii="Cambria Math" w:eastAsia="SimSun" w:hAnsi="Cambria Math"/>
+          <w:i w:val="false"/>
+          <w:iCs w:val="false"/>
+        </w:rPr>
+        <w:t xml:space="preserve">α</w:t>
+      </w:r>
+      <w:r>
+        <w:rPr>
+          <w:rFonts w:ascii="Cambria Math" w:eastAsia="SimSun" w:hAnsi="Cambria Math"/>
+          <w:i w:val="false"/>
+          <w:iCs w:val="false"/>
+          <w:vertAlign w:val="superscript"/>
+        </w:rPr>
+        <w:t xml:space="preserve">⇉</w:t>
+      </w:r>
+      <w:r>
+        <w:rPr>
+          <w:rFonts w:ascii="Times New Roman" w:cs="Times New Roman" w:eastAsia="SimSun" w:hAnsi="Times New Roman"/>
+        </w:rPr>
+        <w:t xml:space="preserve"> 与并联重叠 </w:t>
+      </w:r>
+      <w:r>
+        <w:rPr>
+          <w:rFonts w:ascii="Cambria Math" w:eastAsia="SimSun" w:hAnsi="Cambria Math"/>
+          <w:i w:val="false"/>
+          <w:iCs w:val="false"/>
+        </w:rPr>
+        <w:t xml:space="preserve">α</w:t>
+      </w:r>
+      <w:r>
+        <w:rPr>
+          <w:rFonts w:ascii="Cambria Math" w:eastAsia="SimSun" w:hAnsi="Cambria Math"/>
+          <w:i w:val="false"/>
+          <w:iCs w:val="false"/>
+          <w:vertAlign w:val="superscript"/>
+        </w:rPr>
+        <w:t xml:space="preserve">∥</w:t>
+      </w:r>
+      <w:r>
+        <w:rPr>
+          <w:rFonts w:ascii="Cambria Math" w:eastAsia="SimSun" w:hAnsi="Cambria Math"/>
+          <w:i w:val="false"/>
+          <w:iCs w:val="false"/>
+        </w:rPr>
+        <w:t xml:space="preserve">=1/2(α</w:t>
+      </w:r>
+      <w:r>
+        <w:rPr>
+          <w:rFonts w:ascii="Cambria Math" w:eastAsia="SimSun" w:hAnsi="Cambria Math"/>
+          <w:i w:val="false"/>
+          <w:iCs w:val="false"/>
+          <w:vertAlign w:val="superscript"/>
+        </w:rPr>
+        <w:t xml:space="preserve">TT</w:t>
+      </w:r>
+      <w:r>
+        <w:rPr>
+          <w:rFonts w:ascii="Cambria Math" w:eastAsia="SimSun" w:hAnsi="Cambria Math"/>
+          <w:i w:val="false"/>
+          <w:iCs w:val="false"/>
+        </w:rPr>
+        <w:t xml:space="preserve">+α</w:t>
+      </w:r>
+      <w:r>
+        <w:rPr>
+          <w:rFonts w:ascii="Cambria Math" w:eastAsia="SimSun" w:hAnsi="Cambria Math"/>
+          <w:i w:val="false"/>
+          <w:iCs w:val="false"/>
+          <w:vertAlign w:val="superscript"/>
+        </w:rPr>
+        <w:t xml:space="preserve">HH</w:t>
+      </w:r>
+      <w:r>
+        <w:rPr>
+          <w:rFonts w:ascii="Cambria Math" w:eastAsia="SimSun" w:hAnsi="Cambria Math"/>
+          <w:i w:val="false"/>
+          <w:iCs w:val="false"/>
+        </w:rPr>
+        <w:t xml:space="preserve">)</w:t>
+      </w:r>
+      <w:r>
+        <w:rPr>
+          <w:rFonts w:ascii="Times New Roman" w:cs="Times New Roman" w:eastAsia="SimSun" w:hAnsi="Times New Roman"/>
+        </w:rPr>
+        <w:t xml:space="preserve"> 在 </w:t>
+      </w:r>
+      <w:r>
+        <w:rPr>
+          <w:rFonts w:ascii="Cambria Math" w:eastAsia="SimSun" w:hAnsi="Cambria Math"/>
+          <w:i/>
+          <w:iCs/>
+        </w:rPr>
+        <w:t xml:space="preserve">R</w:t>
+      </w:r>
+      <w:r>
+        <w:rPr>
+          <w:rFonts w:ascii="Times New Roman" w:cs="Times New Roman" w:eastAsia="SimSun" w:hAnsi="Times New Roman"/>
+        </w:rPr>
+        <w:t xml:space="preserve"> 下为偶，而极性失衡</w:t>
+      </w:r>
+    </w:p>
+    <w:p>
+      <w:pPr>
+        <w:tabs>
+          <w:tab w:val="center" w:pos="4680"/>
+          <w:tab w:val="right" w:pos="9360"/>
+        </w:tabs>
+        <w:spacing w:after="180" w:before="180" w:line="300"/>
+        <w:jc w:val="left"/>
+      </w:pPr>
+      <w:r>
+        <w:rPr>
+          <w:rFonts w:ascii="Cambria Math" w:eastAsia="SimSun" w:hAnsi="Cambria Math"/>
+        </w:rPr>
+        <w:t xml:space="preserve">	</w:t>
+      </w:r>
+      <w:r>
+        <w:rPr>
+          <w:rFonts w:ascii="Cambria Math" w:eastAsia="SimSun" w:hAnsi="Cambria Math"/>
           <w:i w:val="false"/>
           <w:iCs w:val="false"/>
           <w:sz w:val="21"/>
@@ -7506,7 +7914,7 @@
           <w:sz w:val="21"/>
           <w:szCs w:val="21"/>
         </w:rPr>
-        <w:t xml:space="preserve">	(17)</w:t>
+        <w:t xml:space="preserve">	(18)</w:t>
       </w:r>
     </w:p>
     <w:p>

--- a/drafts/sir-directed-hypergraphs/manuscript.docx
+++ b/drafts/sir-directed-hypergraphs/manuscript.docx
@@ -341,7 +341,7 @@
         <w:rPr>
           <w:rFonts w:ascii="Times New Roman" w:cs="Times New Roman" w:eastAsia="SimSun" w:hAnsi="Times New Roman"/>
         </w:rPr>
-        <w:t xml:space="preserve"> 重叠列联矩阵，其四个通道分别对应共享节点在两条超边中同为尾成员、同为头成员、或一为头一为尾（两个方向各一个通道）。按阶聚合后得到一个张量，其阶对角块与非对角块分别对应已有的阶内与阶间重叠 [27, 28]；对任意一对超边，四个通道之和精确等于无向情形下的重叠，因此本文结果可与无向文献直接对照。互惠通道直接采用文献中的强互惠判据 [34]。在此定义下，我们在严格保持逐节点入出度的约束下，运行以入出度相关 </w:t>
+        <w:t xml:space="preserve"> 重叠列联矩阵，其四个通道分别对应共享节点在两条超边中同为尾成员、同为头成员、或一为头一为尾（两个方向各一个通道）。按阶聚合后得到一个张量，其阶对角块与非对角块分别对应已有的阶内与阶间重叠 [27, 28]；对任意一对超边，四个通道之和精确等于无向情形下的重叠，因此本文结果可与无向文献直接对照。互惠通道直接采用文献中的强互惠判据 [34]。两个结构参数在生成流程的不同环节起作用。入出度相关 </w:t>
       </w:r>
       <w:r>
         <w:rPr>
@@ -364,7 +364,7 @@
         <w:rPr>
           <w:rFonts w:ascii="Times New Roman" w:cs="Times New Roman" w:eastAsia="SimSun" w:hAnsi="Times New Roman"/>
         </w:rPr>
-        <w:t xml:space="preserve"> 与重叠 </w:t>
+        <w:t xml:space="preserve"> 是双度序列的函数，故在构造该序列的阶段设定（保持两条边际度序列不变，重新配置入度与出度在节点上的配对）；重叠 </w:t>
       </w:r>
       <w:r>
         <w:rPr>
@@ -378,7 +378,7 @@
         <w:rPr>
           <w:rFonts w:ascii="Times New Roman" w:cs="Times New Roman" w:eastAsia="SimSun" w:hAnsi="Times New Roman"/>
         </w:rPr>
-        <w:t xml:space="preserve"> 为目标的定向重连，从而沿单一结构坐标做受控扫描；零模型基线取自已有的均匀采样器 [39, 40]。</w:t>
+        <w:t xml:space="preserve"> 则在序列固定之后，由严格保持逐节点入出度的定向重排调节。二者因而可以独立扫描，互不牵动。零模型基线取自已有的均匀采样器 [39, 40]。</w:t>
       </w:r>
     </w:p>
     <w:p>
@@ -506,7 +506,7 @@
         <w:rPr>
           <w:rFonts w:ascii="Times New Roman" w:cs="Times New Roman" w:eastAsia="SimSun" w:hAnsi="Times New Roman"/>
         </w:rPr>
-        <w:t xml:space="preserve">-奇者有三个：尾集与头集基数之差、联合度分布关于对角线的反对称部分，以及共发重叠与共收重叠之差 </w:t>
+        <w:t xml:space="preserve">-奇的来源只有两个：双度序列关于入/出分量互换的不对称性，以及共发重叠与共收重叠之差 </w:t>
       </w:r>
       <w:r>
         <w:rPr>
@@ -520,7 +520,7 @@
         <w:rPr>
           <w:rFonts w:ascii="Times New Roman" w:cs="Times New Roman" w:eastAsia="SimSun" w:hAnsi="Times New Roman"/>
         </w:rPr>
-        <w:t xml:space="preserve">。把前两个置零后，</w:t>
+        <w:t xml:space="preserve">。把序列取为互换对称后，</w:t>
       </w:r>
       <w:r>
         <w:rPr>
@@ -534,7 +534,7 @@
         <w:rPr>
           <w:rFonts w:ascii="Times New Roman" w:cs="Times New Roman" w:eastAsia="SimSun" w:hAnsi="Times New Roman"/>
         </w:rPr>
-        <w:t xml:space="preserve"> 就是破缺的最低阶来源；我们据此设计破缺实验，并给出 </w:t>
+        <w:t xml:space="preserve"> 就是破缺的唯一来源；我们据此设计破缺实验，并以对称序列上的 </w:t>
       </w:r>
       <w:r>
         <w:rPr>
@@ -557,7 +557,7 @@
         <w:rPr>
           <w:rFonts w:ascii="Times New Roman" w:cs="Times New Roman" w:eastAsia="SimSun" w:hAnsi="Times New Roman"/>
         </w:rPr>
-        <w:t xml:space="preserve"> 扫描下无破缺的阴性对照。</w:t>
+        <w:t xml:space="preserve"> 扫描作为无破缺的阴性对照。</w:t>
       </w:r>
     </w:p>
     <w:p>
@@ -2285,6 +2285,22 @@
       <w:r>
         <w:rPr>
           <w:rFonts w:ascii="Cambria Math" w:eastAsia="SimSun" w:hAnsi="Cambria Math"/>
+          <w:i/>
+          <w:iCs/>
+        </w:rPr>
+        <w:t xml:space="preserve">d</w:t>
+      </w:r>
+      <w:r>
+        <w:rPr>
+          <w:rFonts w:ascii="Cambria Math" w:eastAsia="SimSun" w:hAnsi="Cambria Math"/>
+          <w:i w:val="false"/>
+          <w:iCs w:val="false"/>
+        </w:rPr>
+        <w:t xml:space="preserve">=</w:t>
+      </w:r>
+      <w:r>
+        <w:rPr>
+          <w:rFonts w:ascii="Cambria Math" w:eastAsia="SimSun" w:hAnsi="Cambria Math"/>
           <w:i w:val="false"/>
           <w:iCs w:val="false"/>
         </w:rPr>
@@ -2390,6 +2406,15 @@
       </w:r>
       <w:r>
         <w:rPr>
+          <w:rFonts w:ascii="Cambria Math" w:eastAsia="SimSun" w:hAnsi="Cambria Math"/>
+          <w:i w:val="false"/>
+          <w:iCs w:val="false"/>
+          <w:vertAlign w:val="subscript"/>
+        </w:rPr>
+        <w:t xml:space="preserve">v∈ V</w:t>
+      </w:r>
+      <w:r>
+        <w:rPr>
           <w:rFonts w:ascii="Times New Roman" w:cs="Times New Roman" w:eastAsia="SimSun" w:hAnsi="Times New Roman"/>
         </w:rPr>
         <w:t xml:space="preserve"> 与阶数 </w:t>
@@ -2406,7 +2431,7 @@
         <w:rPr>
           <w:rFonts w:ascii="Times New Roman" w:cs="Times New Roman" w:eastAsia="SimSun" w:hAnsi="Times New Roman"/>
         </w:rPr>
-        <w:t xml:space="preserve">，对全部尾槽与头槽做均匀随机配对，再修复违规超边；具体实现与均匀性讨论见第 V 节。</w:t>
+        <w:t xml:space="preserve">，对全部尾槽与头槽做均匀随机配对，再修复违规超边；具体实现见第 V 节。</w:t>
       </w:r>
     </w:p>
     <w:p>
@@ -2710,6 +2735,184 @@
     </w:p>
     <w:p>
       <w:pPr>
+        <w:spacing w:after="120" w:before="120" w:line="320"/>
+        <w:jc w:val="both"/>
+      </w:pPr>
+      <w:r>
+        <w:rPr>
+          <w:rFonts w:ascii="Times New Roman" w:cs="Times New Roman" w:eastAsia="SimSun" w:hAnsi="Times New Roman"/>
+        </w:rPr>
+        <w:t xml:space="preserve">必须强调 </w:t>
+      </w:r>
+      <w:r>
+        <w:rPr>
+          <w:rFonts w:ascii="Cambria Math" w:eastAsia="SimSun" w:hAnsi="Cambria Math"/>
+          <w:i/>
+          <w:iCs/>
+        </w:rPr>
+        <w:t xml:space="preserve">r</w:t>
+      </w:r>
+      <w:r>
+        <w:rPr>
+          <w:rFonts w:ascii="Cambria Math" w:eastAsia="SimSun" w:hAnsi="Cambria Math"/>
+          <w:i w:val="false"/>
+          <w:iCs w:val="false"/>
+          <w:vertAlign w:val="subscript"/>
+        </w:rPr>
+        <w:t xml:space="preserve">io</w:t>
+      </w:r>
+      <w:r>
+        <w:rPr>
+          <w:rFonts w:ascii="Times New Roman" w:cs="Times New Roman" w:eastAsia="SimSun" w:hAnsi="Times New Roman"/>
+        </w:rPr>
+        <w:t xml:space="preserve"> 是</w:t>
+      </w:r>
+      <w:r>
+        <w:rPr>
+          <w:rFonts w:ascii="Times New Roman" w:cs="Times New Roman" w:eastAsia="SimSun" w:hAnsi="Times New Roman"/>
+          <w:b/>
+          <w:bCs/>
+        </w:rPr>
+        <w:t xml:space="preserve">双度序列 </w:t>
+      </w:r>
+      <w:r>
+        <w:rPr>
+          <w:rFonts w:ascii="Cambria Math" w:eastAsia="SimSun" w:hAnsi="Cambria Math"/>
+          <w:b/>
+          <w:bCs/>
+          <w:i/>
+          <w:iCs/>
+        </w:rPr>
+        <w:t xml:space="preserve">d</w:t>
+      </w:r>
+      <w:r>
+        <w:rPr>
+          <w:rFonts w:ascii="Times New Roman" w:cs="Times New Roman" w:eastAsia="SimSun" w:hAnsi="Times New Roman"/>
+          <w:b/>
+          <w:bCs/>
+        </w:rPr>
+        <w:t xml:space="preserve"> 的函数</w:t>
+      </w:r>
+      <w:r>
+        <w:rPr>
+          <w:rFonts w:ascii="Times New Roman" w:cs="Times New Roman" w:eastAsia="SimSun" w:hAnsi="Times New Roman"/>
+        </w:rPr>
+        <w:t xml:space="preserve">，与超边如何连接无关。因此它由系综的输入决定，一经给定即不再随超边的重排而改变：调节 </w:t>
+      </w:r>
+      <w:r>
+        <w:rPr>
+          <w:rFonts w:ascii="Cambria Math" w:eastAsia="SimSun" w:hAnsi="Cambria Math"/>
+          <w:i/>
+          <w:iCs/>
+        </w:rPr>
+        <w:t xml:space="preserve">r</w:t>
+      </w:r>
+      <w:r>
+        <w:rPr>
+          <w:rFonts w:ascii="Cambria Math" w:eastAsia="SimSun" w:hAnsi="Cambria Math"/>
+          <w:i w:val="false"/>
+          <w:iCs w:val="false"/>
+          <w:vertAlign w:val="subscript"/>
+        </w:rPr>
+        <w:t xml:space="preserve">io</w:t>
+      </w:r>
+      <w:r>
+        <w:rPr>
+          <w:rFonts w:ascii="Times New Roman" w:cs="Times New Roman" w:eastAsia="SimSun" w:hAnsi="Times New Roman"/>
+        </w:rPr>
+        <w:t xml:space="preserve"> 只能在构造 </w:t>
+      </w:r>
+      <w:r>
+        <w:rPr>
+          <w:rFonts w:ascii="Cambria Math" w:eastAsia="SimSun" w:hAnsi="Cambria Math"/>
+          <w:i/>
+          <w:iCs/>
+        </w:rPr>
+        <w:t xml:space="preserve">d</w:t>
+      </w:r>
+      <w:r>
+        <w:rPr>
+          <w:rFonts w:ascii="Times New Roman" w:cs="Times New Roman" w:eastAsia="SimSun" w:hAnsi="Times New Roman"/>
+        </w:rPr>
+        <w:t xml:space="preserve"> 的阶段进行（在两条边际度序列固定的前提下重新配置 </w:t>
+      </w:r>
+      <w:r>
+        <w:rPr>
+          <w:rFonts w:ascii="Cambria Math" w:eastAsia="SimSun" w:hAnsi="Cambria Math"/>
+          <w:i/>
+          <w:iCs/>
+        </w:rPr>
+        <w:t xml:space="preserve">k</w:t>
+      </w:r>
+      <w:r>
+        <w:rPr>
+          <w:rFonts w:ascii="Cambria Math" w:eastAsia="SimSun" w:hAnsi="Cambria Math"/>
+          <w:i w:val="false"/>
+          <w:iCs w:val="false"/>
+          <w:vertAlign w:val="subscript"/>
+        </w:rPr>
+        <w:t xml:space="preserve">in</w:t>
+      </w:r>
+      <w:r>
+        <w:rPr>
+          <w:rFonts w:ascii="Times New Roman" w:cs="Times New Roman" w:eastAsia="SimSun" w:hAnsi="Times New Roman"/>
+        </w:rPr>
+        <w:t xml:space="preserve"> 与 </w:t>
+      </w:r>
+      <w:r>
+        <w:rPr>
+          <w:rFonts w:ascii="Cambria Math" w:eastAsia="SimSun" w:hAnsi="Cambria Math"/>
+          <w:i/>
+          <w:iCs/>
+        </w:rPr>
+        <w:t xml:space="preserve">k</w:t>
+      </w:r>
+      <w:r>
+        <w:rPr>
+          <w:rFonts w:ascii="Cambria Math" w:eastAsia="SimSun" w:hAnsi="Cambria Math"/>
+          <w:i w:val="false"/>
+          <w:iCs w:val="false"/>
+          <w:vertAlign w:val="subscript"/>
+        </w:rPr>
+        <w:t xml:space="preserve">out</w:t>
+      </w:r>
+      <w:r>
+        <w:rPr>
+          <w:rFonts w:ascii="Times New Roman" w:cs="Times New Roman" w:eastAsia="SimSun" w:hAnsi="Times New Roman"/>
+        </w:rPr>
+        <w:t xml:space="preserve"> 在节点上的配对），而下一节的重叠 </w:t>
+      </w:r>
+      <w:r>
+        <w:rPr>
+          <w:rFonts w:ascii="Cambria Math" w:eastAsia="SimSun" w:hAnsi="Cambria Math"/>
+          <w:i w:val="false"/>
+          <w:iCs w:val="false"/>
+        </w:rPr>
+        <w:t xml:space="preserve">α</w:t>
+      </w:r>
+      <w:r>
+        <w:rPr>
+          <w:rFonts w:ascii="Times New Roman" w:cs="Times New Roman" w:eastAsia="SimSun" w:hAnsi="Times New Roman"/>
+        </w:rPr>
+        <w:t xml:space="preserve"> 则相反，它在 </w:t>
+      </w:r>
+      <w:r>
+        <w:rPr>
+          <w:rFonts w:ascii="Cambria Math" w:eastAsia="SimSun" w:hAnsi="Cambria Math"/>
+          <w:i/>
+          <w:iCs/>
+        </w:rPr>
+        <w:t xml:space="preserve">d</w:t>
+      </w:r>
+      <w:r>
+        <w:rPr>
+          <w:rFonts w:ascii="Times New Roman" w:cs="Times New Roman" w:eastAsia="SimSun" w:hAnsi="Times New Roman"/>
+        </w:rPr>
+        <w:t xml:space="preserve"> 固定后由超边重排调节。两个结构参数因而作用在生成流程的不同环节，互不干扰——这一分离正是第 V 节两套工具的分工依据。</w:t>
+      </w:r>
+    </w:p>
+    <w:p>
+      <w:pPr>
         <w:pStyle w:val="Heading2"/>
         <w:spacing w:after="160" w:before="300"/>
       </w:pPr>
@@ -8227,7 +8430,35 @@
         <w:rPr>
           <w:rFonts w:ascii="Times New Roman" w:cs="Times New Roman" w:eastAsia="SimSun" w:hAnsi="Times New Roman"/>
         </w:rPr>
-        <w:t xml:space="preserve">-奇者有三个：尾头基数之差 </w:t>
+        <w:t xml:space="preserve">-奇的来源有两个且相互独立：双度序列 </w:t>
+      </w:r>
+      <w:r>
+        <w:rPr>
+          <w:rFonts w:ascii="Cambria Math" w:eastAsia="SimSun" w:hAnsi="Cambria Math"/>
+          <w:i/>
+          <w:iCs/>
+        </w:rPr>
+        <w:t xml:space="preserve">d</w:t>
+      </w:r>
+      <w:r>
+        <w:rPr>
+          <w:rFonts w:ascii="Times New Roman" w:cs="Times New Roman" w:eastAsia="SimSun" w:hAnsi="Times New Roman"/>
+        </w:rPr>
+        <w:t xml:space="preserve"> 关于分量互换的不对称性，以及极性失衡 </w:t>
+      </w:r>
+      <w:r>
+        <w:rPr>
+          <w:rFonts w:ascii="Cambria Math" w:eastAsia="SimSun" w:hAnsi="Cambria Math"/>
+          <w:i w:val="false"/>
+          <w:iCs w:val="false"/>
+        </w:rPr>
+        <w:t xml:space="preserve">Δα</w:t>
+      </w:r>
+      <w:r>
+        <w:rPr>
+          <w:rFonts w:ascii="Times New Roman" w:cs="Times New Roman" w:eastAsia="SimSun" w:hAnsi="Times New Roman"/>
+        </w:rPr>
+        <w:t xml:space="preserve">。尾头基数之差 </w:t>
       </w:r>
       <w:r>
         <w:rPr>
@@ -8241,159 +8472,63 @@
         <w:rPr>
           <w:rFonts w:ascii="Times New Roman" w:cs="Times New Roman" w:eastAsia="SimSun" w:hAnsi="Times New Roman"/>
         </w:rPr>
-        <w:t xml:space="preserve">、联合度分布关于对角线的反对称部分 </w:t>
-      </w:r>
-      <w:r>
-        <w:rPr>
-          <w:rFonts w:ascii="Cambria Math" w:eastAsia="SimSun" w:hAnsi="Cambria Math"/>
-          <w:i/>
-          <w:iCs/>
-        </w:rPr>
-        <w:t xml:space="preserve">P</w:t>
-      </w:r>
-      <w:r>
-        <w:rPr>
-          <w:rFonts w:ascii="Cambria Math" w:eastAsia="SimSun" w:hAnsi="Cambria Math"/>
-          <w:i w:val="false"/>
-          <w:iCs w:val="false"/>
-        </w:rPr>
-        <w:t xml:space="preserve">(</w:t>
-      </w:r>
-      <w:r>
-        <w:rPr>
-          <w:rFonts w:ascii="Cambria Math" w:eastAsia="SimSun" w:hAnsi="Cambria Math"/>
-          <w:i/>
-          <w:iCs/>
-        </w:rPr>
-        <w:t xml:space="preserve">k</w:t>
-      </w:r>
-      <w:r>
-        <w:rPr>
-          <w:rFonts w:ascii="Cambria Math" w:eastAsia="SimSun" w:hAnsi="Cambria Math"/>
-          <w:i w:val="false"/>
-          <w:iCs w:val="false"/>
-          <w:vertAlign w:val="subscript"/>
-        </w:rPr>
-        <w:t xml:space="preserve">in</w:t>
-      </w:r>
-      <w:r>
-        <w:rPr>
-          <w:rFonts w:ascii="Cambria Math" w:eastAsia="SimSun" w:hAnsi="Cambria Math"/>
-          <w:i w:val="false"/>
-          <w:iCs w:val="false"/>
-        </w:rPr>
-        <w:t xml:space="preserve">,</w:t>
-      </w:r>
-      <w:r>
-        <w:rPr>
-          <w:rFonts w:ascii="Cambria Math" w:eastAsia="SimSun" w:hAnsi="Cambria Math"/>
-          <w:i/>
-          <w:iCs/>
-        </w:rPr>
-        <w:t xml:space="preserve">k</w:t>
-      </w:r>
-      <w:r>
-        <w:rPr>
-          <w:rFonts w:ascii="Cambria Math" w:eastAsia="SimSun" w:hAnsi="Cambria Math"/>
-          <w:i w:val="false"/>
-          <w:iCs w:val="false"/>
-          <w:vertAlign w:val="subscript"/>
-        </w:rPr>
-        <w:t xml:space="preserve">out</w:t>
-      </w:r>
-      <w:r>
-        <w:rPr>
-          <w:rFonts w:ascii="Cambria Math" w:eastAsia="SimSun" w:hAnsi="Cambria Math"/>
-          <w:i w:val="false"/>
-          <w:iCs w:val="false"/>
-        </w:rPr>
-        <w:t xml:space="preserve">)-</w:t>
-      </w:r>
-      <w:r>
-        <w:rPr>
-          <w:rFonts w:ascii="Cambria Math" w:eastAsia="SimSun" w:hAnsi="Cambria Math"/>
-          <w:i/>
-          <w:iCs/>
-        </w:rPr>
-        <w:t xml:space="preserve">P</w:t>
-      </w:r>
-      <w:r>
-        <w:rPr>
-          <w:rFonts w:ascii="Cambria Math" w:eastAsia="SimSun" w:hAnsi="Cambria Math"/>
-          <w:i w:val="false"/>
-          <w:iCs w:val="false"/>
-        </w:rPr>
-        <w:t xml:space="preserve">(</w:t>
-      </w:r>
-      <w:r>
-        <w:rPr>
-          <w:rFonts w:ascii="Cambria Math" w:eastAsia="SimSun" w:hAnsi="Cambria Math"/>
-          <w:i/>
-          <w:iCs/>
-        </w:rPr>
-        <w:t xml:space="preserve">k</w:t>
-      </w:r>
-      <w:r>
-        <w:rPr>
-          <w:rFonts w:ascii="Cambria Math" w:eastAsia="SimSun" w:hAnsi="Cambria Math"/>
-          <w:i w:val="false"/>
-          <w:iCs w:val="false"/>
-          <w:vertAlign w:val="subscript"/>
-        </w:rPr>
-        <w:t xml:space="preserve">out</w:t>
-      </w:r>
-      <w:r>
-        <w:rPr>
-          <w:rFonts w:ascii="Cambria Math" w:eastAsia="SimSun" w:hAnsi="Cambria Math"/>
-          <w:i w:val="false"/>
-          <w:iCs w:val="false"/>
-        </w:rPr>
-        <w:t xml:space="preserve">,</w:t>
-      </w:r>
-      <w:r>
-        <w:rPr>
-          <w:rFonts w:ascii="Cambria Math" w:eastAsia="SimSun" w:hAnsi="Cambria Math"/>
-          <w:i/>
-          <w:iCs/>
-        </w:rPr>
-        <w:t xml:space="preserve">k</w:t>
-      </w:r>
-      <w:r>
-        <w:rPr>
-          <w:rFonts w:ascii="Cambria Math" w:eastAsia="SimSun" w:hAnsi="Cambria Math"/>
-          <w:i w:val="false"/>
-          <w:iCs w:val="false"/>
-          <w:vertAlign w:val="subscript"/>
-        </w:rPr>
-        <w:t xml:space="preserve">in</w:t>
-      </w:r>
-      <w:r>
-        <w:rPr>
-          <w:rFonts w:ascii="Cambria Math" w:eastAsia="SimSun" w:hAnsi="Cambria Math"/>
-          <w:i w:val="false"/>
-          <w:iCs w:val="false"/>
-        </w:rPr>
-        <w:t xml:space="preserve">)</w:t>
-      </w:r>
-      <w:r>
-        <w:rPr>
-          <w:rFonts w:ascii="Times New Roman" w:cs="Times New Roman" w:eastAsia="SimSun" w:hAnsi="Times New Roman"/>
-        </w:rPr>
-        <w:t xml:space="preserve">，以及极性失衡 </w:t>
-      </w:r>
-      <w:r>
-        <w:rPr>
-          <w:rFonts w:ascii="Cambria Math" w:eastAsia="SimSun" w:hAnsi="Cambria Math"/>
-          <w:i w:val="false"/>
-          <w:iCs w:val="false"/>
-        </w:rPr>
-        <w:t xml:space="preserve">Δα</w:t>
-      </w:r>
-      <w:r>
-        <w:rPr>
-          <w:rFonts w:ascii="Times New Roman" w:cs="Times New Roman" w:eastAsia="SimSun" w:hAnsi="Times New Roman"/>
-        </w:rPr>
-        <w:t xml:space="preserve">。</w:t>
+        <w:t xml:space="preserve"> 不是第三个独立来源——由 (3)，</w:t>
+      </w:r>
+      <w:r>
+        <w:rPr>
+          <w:rFonts w:ascii="Cambria Math" w:eastAsia="SimSun" w:hAnsi="Cambria Math"/>
+          <w:i/>
+          <w:iCs/>
+        </w:rPr>
+        <w:t xml:space="preserve">d</w:t>
+      </w:r>
+      <w:r>
+        <w:rPr>
+          <w:rFonts w:ascii="Times New Roman" w:cs="Times New Roman" w:eastAsia="SimSun" w:hAnsi="Times New Roman"/>
+        </w:rPr>
+        <w:t xml:space="preserve"> 互换对称蕴含 </w:t>
+      </w:r>
+      <w:r>
+        <w:rPr>
+          <w:rFonts w:ascii="Cambria Math" w:eastAsia="SimSun" w:hAnsi="Cambria Math"/>
+          <w:i w:val="false"/>
+          <w:iCs w:val="false"/>
+        </w:rPr>
+        <w:t xml:space="preserve">τ=η</w:t>
+      </w:r>
+      <w:r>
+        <w:rPr>
+          <w:rFonts w:ascii="Times New Roman" w:cs="Times New Roman" w:eastAsia="SimSun" w:hAnsi="Times New Roman"/>
+        </w:rPr>
+        <w:t xml:space="preserve">，故 </w:t>
+      </w:r>
+      <w:r>
+        <w:rPr>
+          <w:rFonts w:ascii="Cambria Math" w:eastAsia="SimSun" w:hAnsi="Cambria Math"/>
+          <w:i w:val="false"/>
+          <w:iCs w:val="false"/>
+        </w:rPr>
+        <w:t xml:space="preserve">τ≠η</w:t>
+      </w:r>
+      <w:r>
+        <w:rPr>
+          <w:rFonts w:ascii="Times New Roman" w:cs="Times New Roman" w:eastAsia="SimSun" w:hAnsi="Times New Roman"/>
+        </w:rPr>
+        <w:t xml:space="preserve"> 只是序列不对称的一个充分标志；反之序列不对称时 </w:t>
+      </w:r>
+      <w:r>
+        <w:rPr>
+          <w:rFonts w:ascii="Cambria Math" w:eastAsia="SimSun" w:hAnsi="Cambria Math"/>
+          <w:i w:val="false"/>
+          <w:iCs w:val="false"/>
+        </w:rPr>
+        <w:t xml:space="preserve">τ=η</w:t>
+      </w:r>
+      <w:r>
+        <w:rPr>
+          <w:rFonts w:ascii="Times New Roman" w:cs="Times New Roman" w:eastAsia="SimSun" w:hAnsi="Times New Roman"/>
+        </w:rPr>
+        <w:t xml:space="preserve"> 仍可成立。</w:t>
       </w:r>
     </w:p>
     <w:p>
@@ -9014,6 +9149,12 @@
       </w:pPr>
       <w:r>
         <w:rPr>
+          <w:rFonts w:ascii="Times New Roman" w:cs="Times New Roman" w:eastAsia="SimSun" w:hAnsi="Times New Roman"/>
+        </w:rPr>
+        <w:t xml:space="preserve">由此得到一个可直接检验的推论：</w:t>
+      </w:r>
+      <w:r>
+        <w:rPr>
           <w:rFonts w:ascii="Cambria Math" w:eastAsia="SimSun" w:hAnsi="Cambria Math"/>
           <w:i/>
           <w:iCs/>
@@ -9033,35 +9174,49 @@
         <w:rPr>
           <w:rFonts w:ascii="Times New Roman" w:cs="Times New Roman" w:eastAsia="SimSun" w:hAnsi="Times New Roman"/>
         </w:rPr>
-        <w:t xml:space="preserve"> 因而不能单独产生破缺。</w:t>
-      </w:r>
-      <w:r>
-        <w:rPr>
-          <w:rFonts w:ascii="Cambria Math" w:eastAsia="SimSun" w:hAnsi="Cambria Math"/>
-          <w:i w:val="false"/>
-          <w:iCs w:val="false"/>
-        </w:rPr>
-        <w:t xml:space="preserve">τ=η</w:t>
-      </w:r>
-      <w:r>
-        <w:rPr>
-          <w:rFonts w:ascii="Times New Roman" w:cs="Times New Roman" w:eastAsia="SimSun" w:hAnsi="Times New Roman"/>
-        </w:rPr>
-        <w:t xml:space="preserve"> 且 </w:t>
-      </w:r>
-      <w:r>
-        <w:rPr>
-          <w:rFonts w:ascii="Cambria Math" w:eastAsia="SimSun" w:hAnsi="Cambria Math"/>
-          <w:i/>
-          <w:iCs/>
-        </w:rPr>
-        <w:t xml:space="preserve">P</w:t>
-      </w:r>
-      <w:r>
-        <w:rPr>
-          <w:rFonts w:ascii="Times New Roman" w:cs="Times New Roman" w:eastAsia="SimSun" w:hAnsi="Times New Roman"/>
-        </w:rPr>
-        <w:t xml:space="preserve"> 关于对角线对称的位形模型系综是 </w:t>
+        <w:t xml:space="preserve"> 不能单独产生破缺。设双度序列 </w:t>
+      </w:r>
+      <w:r>
+        <w:rPr>
+          <w:rFonts w:ascii="Cambria Math" w:eastAsia="SimSun" w:hAnsi="Cambria Math"/>
+          <w:i/>
+          <w:iCs/>
+        </w:rPr>
+        <w:t xml:space="preserve">d</w:t>
+      </w:r>
+      <w:r>
+        <w:rPr>
+          <w:rFonts w:ascii="Times New Roman" w:cs="Times New Roman" w:eastAsia="SimSun" w:hAnsi="Times New Roman"/>
+        </w:rPr>
+        <w:t xml:space="preserve"> 关于分量互换对称，即 </w:t>
+      </w:r>
+      <w:r>
+        <w:rPr>
+          <w:rFonts w:ascii="Cambria Math" w:eastAsia="SimSun" w:hAnsi="Cambria Math"/>
+          <w:i/>
+          <w:iCs/>
+        </w:rPr>
+        <w:t xml:space="preserve">Rd</w:t>
+      </w:r>
+      <w:r>
+        <w:rPr>
+          <w:rFonts w:ascii="Times New Roman" w:cs="Times New Roman" w:eastAsia="SimSun" w:hAnsi="Times New Roman"/>
+        </w:rPr>
+        <w:t xml:space="preserve"> 与 </w:t>
+      </w:r>
+      <w:r>
+        <w:rPr>
+          <w:rFonts w:ascii="Cambria Math" w:eastAsia="SimSun" w:hAnsi="Cambria Math"/>
+          <w:i/>
+          <w:iCs/>
+        </w:rPr>
+        <w:t xml:space="preserve">d</w:t>
+      </w:r>
+      <w:r>
+        <w:rPr>
+          <w:rFonts w:ascii="Times New Roman" w:cs="Times New Roman" w:eastAsia="SimSun" w:hAnsi="Times New Roman"/>
+        </w:rPr>
+        <w:t xml:space="preserve"> 至多相差一个节点重标号。</w:t>
       </w:r>
       <w:r>
         <w:rPr>
@@ -9075,21 +9230,97 @@
         <w:rPr>
           <w:rFonts w:ascii="Times New Roman" w:cs="Times New Roman" w:eastAsia="SimSun" w:hAnsi="Times New Roman"/>
         </w:rPr>
-        <w:t xml:space="preserve">-不变的，而以 </w:t>
-      </w:r>
-      <w:r>
-        <w:rPr>
-          <w:rFonts w:ascii="Cambria Math" w:eastAsia="SimSun" w:hAnsi="Cambria Math"/>
-          <w:i/>
-          <w:iCs/>
-        </w:rPr>
-        <w:t xml:space="preserve">R</w:t>
-      </w:r>
-      <w:r>
-        <w:rPr>
-          <w:rFonts w:ascii="Times New Roman" w:cs="Times New Roman" w:eastAsia="SimSun" w:hAnsi="Times New Roman"/>
-        </w:rPr>
-        <w:t xml:space="preserve">-偶量为目标的定向重连保持该不变性；</w:t>
+        <w:t xml:space="preserve"> 把位形模型系综 </w:t>
+      </w:r>
+      <w:r>
+        <w:rPr>
+          <w:rFonts w:ascii="Cambria Math" w:eastAsia="SimSun" w:hAnsi="Cambria Math"/>
+          <w:i/>
+          <w:iCs/>
+        </w:rPr>
+        <w:t xml:space="preserve">CM</w:t>
+      </w:r>
+      <w:r>
+        <w:rPr>
+          <w:rFonts w:ascii="Cambria Math" w:eastAsia="SimSun" w:hAnsi="Cambria Math"/>
+          <w:i w:val="false"/>
+          <w:iCs w:val="false"/>
+        </w:rPr>
+        <w:t xml:space="preserve">(</w:t>
+      </w:r>
+      <w:r>
+        <w:rPr>
+          <w:rFonts w:ascii="Cambria Math" w:eastAsia="SimSun" w:hAnsi="Cambria Math"/>
+          <w:i/>
+          <w:iCs/>
+        </w:rPr>
+        <w:t xml:space="preserve">d</w:t>
+      </w:r>
+      <w:r>
+        <w:rPr>
+          <w:rFonts w:ascii="Cambria Math" w:eastAsia="SimSun" w:hAnsi="Cambria Math"/>
+          <w:i w:val="false"/>
+          <w:iCs w:val="false"/>
+        </w:rPr>
+        <w:t xml:space="preserve">)</w:t>
+      </w:r>
+      <w:r>
+        <w:rPr>
+          <w:rFonts w:ascii="Times New Roman" w:cs="Times New Roman" w:eastAsia="SimSun" w:hAnsi="Times New Roman"/>
+        </w:rPr>
+        <w:t xml:space="preserve"> 映为 </w:t>
+      </w:r>
+      <w:r>
+        <w:rPr>
+          <w:rFonts w:ascii="Cambria Math" w:eastAsia="SimSun" w:hAnsi="Cambria Math"/>
+          <w:i/>
+          <w:iCs/>
+        </w:rPr>
+        <w:t xml:space="preserve">CM</w:t>
+      </w:r>
+      <w:r>
+        <w:rPr>
+          <w:rFonts w:ascii="Cambria Math" w:eastAsia="SimSun" w:hAnsi="Cambria Math"/>
+          <w:i w:val="false"/>
+          <w:iCs w:val="false"/>
+        </w:rPr>
+        <w:t xml:space="preserve">(</w:t>
+      </w:r>
+      <w:r>
+        <w:rPr>
+          <w:rFonts w:ascii="Cambria Math" w:eastAsia="SimSun" w:hAnsi="Cambria Math"/>
+          <w:i/>
+          <w:iCs/>
+        </w:rPr>
+        <w:t xml:space="preserve">Rd</w:t>
+      </w:r>
+      <w:r>
+        <w:rPr>
+          <w:rFonts w:ascii="Cambria Math" w:eastAsia="SimSun" w:hAnsi="Cambria Math"/>
+          <w:i w:val="false"/>
+          <w:iCs w:val="false"/>
+        </w:rPr>
+        <w:t xml:space="preserve">)</w:t>
+      </w:r>
+      <w:r>
+        <w:rPr>
+          <w:rFonts w:ascii="Times New Roman" w:cs="Times New Roman" w:eastAsia="SimSun" w:hAnsi="Times New Roman"/>
+        </w:rPr>
+        <w:t xml:space="preserve">，后者是前者在该重标号下的像；而 </w:t>
+      </w:r>
+      <w:r>
+        <w:rPr>
+          <w:rFonts w:ascii="Cambria Math" w:eastAsia="SimSun" w:hAnsi="Cambria Math"/>
+          <w:i/>
+          <w:iCs/>
+        </w:rPr>
+        <w:t xml:space="preserve">S</w:t>
+      </w:r>
+      <w:r>
+        <w:rPr>
+          <w:rFonts w:ascii="Times New Roman" w:cs="Times New Roman" w:eastAsia="SimSun" w:hAnsi="Times New Roman"/>
+        </w:rPr>
+        <w:t xml:space="preserve"> 与节点标号无关，故命题 1 的结论成立，系综平均的爆发规模在方向翻转下相同。关键在于：这类对称序列可以取遍 </w:t>
       </w:r>
       <w:r>
         <w:rPr>
@@ -9110,9 +9341,123 @@
       </w:r>
       <w:r>
         <w:rPr>
-          <w:rFonts w:ascii="Times New Roman" w:cs="Times New Roman" w:eastAsia="SimSun" w:hAnsi="Times New Roman"/>
-        </w:rPr>
-        <w:t xml:space="preserve"> 扫描正属此类，故其系综平均的爆发规模在方向翻转下必然相同——尽管 </w:t>
+          <w:rFonts w:ascii="Cambria Math" w:eastAsia="SimSun" w:hAnsi="Cambria Math"/>
+          <w:i w:val="false"/>
+          <w:iCs w:val="false"/>
+        </w:rPr>
+        <w:t xml:space="preserve">∈[-1,1]</w:t>
+      </w:r>
+      <w:r>
+        <w:rPr>
+          <w:rFonts w:ascii="Times New Roman" w:cs="Times New Roman" w:eastAsia="SimSun" w:hAnsi="Times New Roman"/>
+        </w:rPr>
+        <w:t xml:space="preserve"> 的整个范围（例如 </w:t>
+      </w:r>
+      <w:r>
+        <w:rPr>
+          <w:rFonts w:ascii="Cambria Math" w:eastAsia="SimSun" w:hAnsi="Cambria Math"/>
+          <w:i/>
+          <w:iCs/>
+        </w:rPr>
+        <w:t xml:space="preserve">d</w:t>
+      </w:r>
+      <w:r>
+        <w:rPr>
+          <w:rFonts w:ascii="Times New Roman" w:cs="Times New Roman" w:eastAsia="SimSun" w:hAnsi="Times New Roman"/>
+        </w:rPr>
+        <w:t xml:space="preserve"> 由若干对 </w:t>
+      </w:r>
+      <w:r>
+        <w:rPr>
+          <w:rFonts w:ascii="Cambria Math" w:eastAsia="SimSun" w:hAnsi="Cambria Math"/>
+          <w:i w:val="false"/>
+          <w:iCs w:val="false"/>
+        </w:rPr>
+        <w:t xml:space="preserve">(</w:t>
+      </w:r>
+      <w:r>
+        <w:rPr>
+          <w:rFonts w:ascii="Cambria Math" w:eastAsia="SimSun" w:hAnsi="Cambria Math"/>
+          <w:i/>
+          <w:iCs/>
+        </w:rPr>
+        <w:t xml:space="preserve">a</w:t>
+      </w:r>
+      <w:r>
+        <w:rPr>
+          <w:rFonts w:ascii="Cambria Math" w:eastAsia="SimSun" w:hAnsi="Cambria Math"/>
+          <w:i w:val="false"/>
+          <w:iCs w:val="false"/>
+        </w:rPr>
+        <w:t xml:space="preserve">,</w:t>
+      </w:r>
+      <w:r>
+        <w:rPr>
+          <w:rFonts w:ascii="Cambria Math" w:eastAsia="SimSun" w:hAnsi="Cambria Math"/>
+          <w:i/>
+          <w:iCs/>
+        </w:rPr>
+        <w:t xml:space="preserve">b</w:t>
+      </w:r>
+      <w:r>
+        <w:rPr>
+          <w:rFonts w:ascii="Cambria Math" w:eastAsia="SimSun" w:hAnsi="Cambria Math"/>
+          <w:i w:val="false"/>
+          <w:iCs w:val="false"/>
+        </w:rPr>
+        <w:t xml:space="preserve">)</w:t>
+      </w:r>
+      <w:r>
+        <w:rPr>
+          <w:rFonts w:ascii="Times New Roman" w:cs="Times New Roman" w:eastAsia="SimSun" w:hAnsi="Times New Roman"/>
+        </w:rPr>
+        <w:t xml:space="preserve"> 与 </w:t>
+      </w:r>
+      <w:r>
+        <w:rPr>
+          <w:rFonts w:ascii="Cambria Math" w:eastAsia="SimSun" w:hAnsi="Cambria Math"/>
+          <w:i w:val="false"/>
+          <w:iCs w:val="false"/>
+        </w:rPr>
+        <w:t xml:space="preserve">(</w:t>
+      </w:r>
+      <w:r>
+        <w:rPr>
+          <w:rFonts w:ascii="Cambria Math" w:eastAsia="SimSun" w:hAnsi="Cambria Math"/>
+          <w:i/>
+          <w:iCs/>
+        </w:rPr>
+        <w:t xml:space="preserve">b</w:t>
+      </w:r>
+      <w:r>
+        <w:rPr>
+          <w:rFonts w:ascii="Cambria Math" w:eastAsia="SimSun" w:hAnsi="Cambria Math"/>
+          <w:i w:val="false"/>
+          <w:iCs w:val="false"/>
+        </w:rPr>
+        <w:t xml:space="preserve">,</w:t>
+      </w:r>
+      <w:r>
+        <w:rPr>
+          <w:rFonts w:ascii="Cambria Math" w:eastAsia="SimSun" w:hAnsi="Cambria Math"/>
+          <w:i/>
+          <w:iCs/>
+        </w:rPr>
+        <w:t xml:space="preserve">a</w:t>
+      </w:r>
+      <w:r>
+        <w:rPr>
+          <w:rFonts w:ascii="Cambria Math" w:eastAsia="SimSun" w:hAnsi="Cambria Math"/>
+          <w:i w:val="false"/>
+          <w:iCs w:val="false"/>
+        </w:rPr>
+        <w:t xml:space="preserve">)</w:t>
+      </w:r>
+      <w:r>
+        <w:rPr>
+          <w:rFonts w:ascii="Times New Roman" w:cs="Times New Roman" w:eastAsia="SimSun" w:hAnsi="Times New Roman"/>
+        </w:rPr>
+        <w:t xml:space="preserve"> 组成时序列对称而 </w:t>
       </w:r>
       <w:r>
         <w:rPr>
@@ -9135,21 +9480,128 @@
         <w:rPr>
           <w:rFonts w:ascii="Times New Roman" w:cs="Times New Roman" w:eastAsia="SimSun" w:hAnsi="Times New Roman"/>
         </w:rPr>
-        <w:t xml:space="preserve"> 确实移动阈值。这决定了第 VI 节破缺实验的设计：固定前两个 </w:t>
-      </w:r>
-      <w:r>
-        <w:rPr>
-          <w:rFonts w:ascii="Cambria Math" w:eastAsia="SimSun" w:hAnsi="Cambria Math"/>
-          <w:i/>
-          <w:iCs/>
-        </w:rPr>
-        <w:t xml:space="preserve">R</w:t>
-      </w:r>
-      <w:r>
-        <w:rPr>
-          <w:rFonts w:ascii="Times New Roman" w:cs="Times New Roman" w:eastAsia="SimSun" w:hAnsi="Times New Roman"/>
-        </w:rPr>
-        <w:t xml:space="preserve">-奇量为零，只扫 </w:t>
+        <w:t xml:space="preserve"> 可为任意值），因此</w:t>
+      </w:r>
+      <w:r>
+        <w:rPr>
+          <w:rFonts w:ascii="Times New Roman" w:cs="Times New Roman" w:eastAsia="SimSun" w:hAnsi="Times New Roman"/>
+          <w:b/>
+          <w:bCs/>
+        </w:rPr>
+        <w:t xml:space="preserve">沿 </w:t>
+      </w:r>
+      <w:r>
+        <w:rPr>
+          <w:rFonts w:ascii="Cambria Math" w:eastAsia="SimSun" w:hAnsi="Cambria Math"/>
+          <w:b/>
+          <w:bCs/>
+          <w:i/>
+          <w:iCs/>
+        </w:rPr>
+        <w:t xml:space="preserve">r</w:t>
+      </w:r>
+      <w:r>
+        <w:rPr>
+          <w:rFonts w:ascii="Cambria Math" w:eastAsia="SimSun" w:hAnsi="Cambria Math"/>
+          <w:b/>
+          <w:bCs/>
+          <w:i w:val="false"/>
+          <w:iCs w:val="false"/>
+          <w:vertAlign w:val="subscript"/>
+        </w:rPr>
+        <w:t xml:space="preserve">io</w:t>
+      </w:r>
+      <w:r>
+        <w:rPr>
+          <w:rFonts w:ascii="Times New Roman" w:cs="Times New Roman" w:eastAsia="SimSun" w:hAnsi="Times New Roman"/>
+          <w:b/>
+          <w:bCs/>
+        </w:rPr>
+        <w:t xml:space="preserve"> 扫描的整条线上都不应出现破缺，尽管 </w:t>
+      </w:r>
+      <w:r>
+        <w:rPr>
+          <w:rFonts w:ascii="Cambria Math" w:eastAsia="SimSun" w:hAnsi="Cambria Math"/>
+          <w:b/>
+          <w:bCs/>
+          <w:i/>
+          <w:iCs/>
+        </w:rPr>
+        <w:t xml:space="preserve">r</w:t>
+      </w:r>
+      <w:r>
+        <w:rPr>
+          <w:rFonts w:ascii="Cambria Math" w:eastAsia="SimSun" w:hAnsi="Cambria Math"/>
+          <w:b/>
+          <w:bCs/>
+          <w:i w:val="false"/>
+          <w:iCs w:val="false"/>
+          <w:vertAlign w:val="subscript"/>
+        </w:rPr>
+        <w:t xml:space="preserve">io</w:t>
+      </w:r>
+      <w:r>
+        <w:rPr>
+          <w:rFonts w:ascii="Times New Roman" w:cs="Times New Roman" w:eastAsia="SimSun" w:hAnsi="Times New Roman"/>
+          <w:b/>
+          <w:bCs/>
+        </w:rPr>
+        <w:t xml:space="preserve"> 确实移动阈值</w:t>
+      </w:r>
+      <w:r>
+        <w:rPr>
+          <w:rFonts w:ascii="Times New Roman" w:cs="Times New Roman" w:eastAsia="SimSun" w:hAnsi="Times New Roman"/>
+        </w:rPr>
+        <w:t xml:space="preserve">。</w:t>
+      </w:r>
+    </w:p>
+    <w:p>
+      <w:pPr>
+        <w:spacing w:after="120" w:before="120" w:line="320"/>
+        <w:jc w:val="both"/>
+      </w:pPr>
+      <w:r>
+        <w:rPr>
+          <w:rFonts w:ascii="Times New Roman" w:cs="Times New Roman" w:eastAsia="SimSun" w:hAnsi="Times New Roman"/>
+        </w:rPr>
+        <w:t xml:space="preserve">这决定了第 VI 节破缺实验的设计：在互换对称的双度序列上做 </w:t>
+      </w:r>
+      <w:r>
+        <w:rPr>
+          <w:rFonts w:ascii="Cambria Math" w:eastAsia="SimSun" w:hAnsi="Cambria Math"/>
+          <w:i/>
+          <w:iCs/>
+        </w:rPr>
+        <w:t xml:space="preserve">r</w:t>
+      </w:r>
+      <w:r>
+        <w:rPr>
+          <w:rFonts w:ascii="Cambria Math" w:eastAsia="SimSun" w:hAnsi="Cambria Math"/>
+          <w:i w:val="false"/>
+          <w:iCs w:val="false"/>
+          <w:vertAlign w:val="subscript"/>
+        </w:rPr>
+        <w:t xml:space="preserve">io</w:t>
+      </w:r>
+      <w:r>
+        <w:rPr>
+          <w:rFonts w:ascii="Times New Roman" w:cs="Times New Roman" w:eastAsia="SimSun" w:hAnsi="Times New Roman"/>
+        </w:rPr>
+        <w:t xml:space="preserve"> 扫描，作为无破缺的阴性对照；破缺实验则保持 </w:t>
+      </w:r>
+      <w:r>
+        <w:rPr>
+          <w:rFonts w:ascii="Cambria Math" w:eastAsia="SimSun" w:hAnsi="Cambria Math"/>
+          <w:i/>
+          <w:iCs/>
+        </w:rPr>
+        <w:t xml:space="preserve">d</w:t>
+      </w:r>
+      <w:r>
+        <w:rPr>
+          <w:rFonts w:ascii="Times New Roman" w:cs="Times New Roman" w:eastAsia="SimSun" w:hAnsi="Times New Roman"/>
+        </w:rPr>
+        <w:t xml:space="preserve"> 对称、只用保度重排调节 </w:t>
       </w:r>
       <w:r>
         <w:rPr>
@@ -9163,30 +9615,21 @@
         <w:rPr>
           <w:rFonts w:ascii="Times New Roman" w:cs="Times New Roman" w:eastAsia="SimSun" w:hAnsi="Times New Roman"/>
         </w:rPr>
-        <w:t xml:space="preserve">，并以 </w:t>
-      </w:r>
-      <w:r>
-        <w:rPr>
-          <w:rFonts w:ascii="Cambria Math" w:eastAsia="SimSun" w:hAnsi="Cambria Math"/>
-          <w:i/>
-          <w:iCs/>
-        </w:rPr>
-        <w:t xml:space="preserve">r</w:t>
-      </w:r>
-      <w:r>
-        <w:rPr>
-          <w:rFonts w:ascii="Cambria Math" w:eastAsia="SimSun" w:hAnsi="Cambria Math"/>
-          <w:i w:val="false"/>
-          <w:iCs w:val="false"/>
-          <w:vertAlign w:val="subscript"/>
-        </w:rPr>
-        <w:t xml:space="preserve">io</w:t>
-      </w:r>
-      <w:r>
-        <w:rPr>
-          <w:rFonts w:ascii="Times New Roman" w:cs="Times New Roman" w:eastAsia="SimSun" w:hAnsi="Times New Roman"/>
-        </w:rPr>
-        <w:t xml:space="preserve"> 扫描作为无破缺的阴性对照。</w:t>
+        <w:t xml:space="preserve">，从而把观测到的不对称单独归因于 </w:t>
+      </w:r>
+      <w:r>
+        <w:rPr>
+          <w:rFonts w:ascii="Cambria Math" w:eastAsia="SimSun" w:hAnsi="Cambria Math"/>
+          <w:i w:val="false"/>
+          <w:iCs w:val="false"/>
+        </w:rPr>
+        <w:t xml:space="preserve">Δα</w:t>
+      </w:r>
+      <w:r>
+        <w:rPr>
+          <w:rFonts w:ascii="Times New Roman" w:cs="Times New Roman" w:eastAsia="SimSun" w:hAnsi="Times New Roman"/>
+        </w:rPr>
+        <w:t xml:space="preserve">。</w:t>
       </w:r>
     </w:p>
     <w:p>

--- a/drafts/sir-directed-hypergraphs/manuscript.docx
+++ b/drafts/sir-directed-hypergraphs/manuscript.docx
@@ -131,7 +131,7 @@
         <w:rPr>
           <w:rFonts w:ascii="Times New Roman" w:cs="Times New Roman" w:eastAsia="SimSun" w:hAnsi="Times New Roman"/>
         </w:rPr>
-        <w:t xml:space="preserve">，二阶矩发散时阈值趋于零——这一结论最早在无标度网络上的 SIS 模型中给出 [4]。Kenah 与 Robins 随后指出，SIR 与键渗流之间并非严格同构：与之精确同构的是一个半有向的"流行渗流网络"，其中爆发规模分布对应出分支、阈值对应巨强连通分支的出现、终态规模对应巨出分支 [5]。值得注意的是，方向性由此已经内在地进入了 SIR 的渗流表述，尽管接触网络本身是无向的。</w:t>
+        <w:t xml:space="preserve">，二阶矩发散时阈值趋于零；无标度网络上的 SIS 模型给出过同一结论 [4]。Kenah 与 Robins 随后指出，SIR 与键渗流之间并非严格同构：与之精确同构的是一个半有向的"流行渗流网络"，其中爆发规模分布对应出分支、阈值对应巨强连通分支的出现、终态规模对应巨出分支 [5]。值得注意的是，方向性由此已经内在地进入了 SIR 的渗流表述，尽管接触网络本身是无向的。</w:t>
       </w:r>
     </w:p>
     <w:p>
@@ -4063,7 +4063,7 @@
         <w:rPr>
           <w:rFonts w:ascii="Times New Roman" w:cs="Times New Roman" w:eastAsia="SimSun" w:hAnsi="Times New Roman"/>
         </w:rPr>
-        <w:t xml:space="preserve">故 </w:t>
+        <w:t xml:space="preserve">故给定感染核后，</w:t>
       </w:r>
       <w:r>
         <w:rPr>
@@ -4077,7 +4077,7 @@
         <w:rPr>
           <w:rFonts w:ascii="Times New Roman" w:cs="Times New Roman" w:eastAsia="SimSun" w:hAnsi="Times New Roman"/>
         </w:rPr>
-        <w:t xml:space="preserve"> 是本文唯一的动力学控制参数，爆发阈值指其临界值 </w:t>
+        <w:t xml:space="preserve"> 是唯一的连续动力学控制参数，爆发阈值指其临界值 </w:t>
       </w:r>
       <w:r>
         <w:rPr>
@@ -4243,7 +4243,153 @@
         <w:rPr>
           <w:rFonts w:ascii="Times New Roman" w:cs="Times New Roman" w:eastAsia="SimSun" w:hAnsi="Times New Roman"/>
         </w:rPr>
-        <w:t xml:space="preserve">初始条件取单个均匀随机选取的种子节点感染、其余易感。有限系统几乎必然在有限时间内到达无感染者的吸收态；记该吸收态中康复节点的占比为爆发规模 </w:t>
+        <w:t xml:space="preserve">初始条件需随 </w:t>
+      </w:r>
+      <w:r>
+        <w:rPr>
+          <w:rFonts w:ascii="Cambria Math" w:eastAsia="SimSun" w:hAnsi="Cambria Math"/>
+          <w:i w:val="false"/>
+          <w:iCs w:val="false"/>
+        </w:rPr>
+        <w:t xml:space="preserve">θ</w:t>
+      </w:r>
+      <w:r>
+        <w:rPr>
+          <w:rFonts w:ascii="Times New Roman" w:cs="Times New Roman" w:eastAsia="SimSun" w:hAnsi="Times New Roman"/>
+        </w:rPr>
+        <w:t xml:space="preserve"> 而变。</w:t>
+      </w:r>
+      <w:r>
+        <w:rPr>
+          <w:rFonts w:ascii="Cambria Math" w:eastAsia="SimSun" w:hAnsi="Cambria Math"/>
+          <w:i w:val="false"/>
+          <w:iCs w:val="false"/>
+        </w:rPr>
+        <w:t xml:space="preserve">θ=1</w:t>
+      </w:r>
+      <w:r>
+        <w:rPr>
+          <w:rFonts w:ascii="Times New Roman" w:cs="Times New Roman" w:eastAsia="SimSun" w:hAnsi="Times New Roman"/>
+        </w:rPr>
+        <w:t xml:space="preserve"> 时取单个均匀随机选取的种子节点感染即可。</w:t>
+      </w:r>
+      <w:r>
+        <w:rPr>
+          <w:rFonts w:ascii="Cambria Math" w:eastAsia="SimSun" w:hAnsi="Cambria Math"/>
+          <w:i w:val="false"/>
+          <w:iCs w:val="false"/>
+        </w:rPr>
+        <w:t xml:space="preserve">θ≥2</w:t>
+      </w:r>
+      <w:r>
+        <w:rPr>
+          <w:rFonts w:ascii="Times New Roman" w:cs="Times New Roman" w:eastAsia="SimSun" w:hAnsi="Times New Roman"/>
+        </w:rPr>
+        <w:t xml:space="preserve"> 时单个种子无法激活任何超边——任一超边的感染尾成员数至多为 </w:t>
+      </w:r>
+      <w:r>
+        <w:rPr>
+          <w:rFonts w:ascii="Cambria Math" w:eastAsia="SimSun" w:hAnsi="Cambria Math"/>
+          <w:i w:val="false"/>
+          <w:iCs w:val="false"/>
+        </w:rPr>
+        <w:t xml:space="preserve">1&lt;θ</w:t>
+      </w:r>
+      <w:r>
+        <w:rPr>
+          <w:rFonts w:ascii="Times New Roman" w:cs="Times New Roman" w:eastAsia="SimSun" w:hAnsi="Times New Roman"/>
+        </w:rPr>
+        <w:t xml:space="preserve">——过程立即停在初态，爆发规模恒为 </w:t>
+      </w:r>
+      <w:r>
+        <w:rPr>
+          <w:rFonts w:ascii="Cambria Math" w:eastAsia="SimSun" w:hAnsi="Cambria Math"/>
+          <w:i w:val="false"/>
+          <w:iCs w:val="false"/>
+        </w:rPr>
+        <w:t xml:space="preserve">1/</w:t>
+      </w:r>
+      <w:r>
+        <w:rPr>
+          <w:rFonts w:ascii="Cambria Math" w:eastAsia="SimSun" w:hAnsi="Cambria Math"/>
+          <w:i/>
+          <w:iCs/>
+        </w:rPr>
+        <w:t xml:space="preserve">N</w:t>
+      </w:r>
+      <w:r>
+        <w:rPr>
+          <w:rFonts w:ascii="Times New Roman" w:cs="Times New Roman" w:eastAsia="SimSun" w:hAnsi="Times New Roman"/>
+        </w:rPr>
+        <w:t xml:space="preserve">；因此必须取一个规模不小于 </w:t>
+      </w:r>
+      <w:r>
+        <w:rPr>
+          <w:rFonts w:ascii="Cambria Math" w:eastAsia="SimSun" w:hAnsi="Cambria Math"/>
+          <w:i w:val="false"/>
+          <w:iCs w:val="false"/>
+        </w:rPr>
+        <w:t xml:space="preserve">θ</w:t>
+      </w:r>
+      <w:r>
+        <w:rPr>
+          <w:rFonts w:ascii="Times New Roman" w:cs="Times New Roman" w:eastAsia="SimSun" w:hAnsi="Times New Roman"/>
+        </w:rPr>
+        <w:t xml:space="preserve"> 的种子集，我们取均匀随机的初始感染比例 </w:t>
+      </w:r>
+      <w:r>
+        <w:rPr>
+          <w:rFonts w:ascii="Cambria Math" w:eastAsia="SimSun" w:hAnsi="Cambria Math"/>
+          <w:i/>
+          <w:iCs/>
+        </w:rPr>
+        <w:t xml:space="preserve">f</w:t>
+      </w:r>
+      <w:r>
+        <w:rPr>
+          <w:rFonts w:ascii="Times New Roman" w:cs="Times New Roman" w:eastAsia="SimSun" w:hAnsi="Times New Roman"/>
+        </w:rPr>
+        <w:t xml:space="preserve">。这与 bootstrap 渗流以初始激活比例为控制参数的做法一致 [44]，</w:t>
+      </w:r>
+      <w:r>
+        <w:rPr>
+          <w:rFonts w:ascii="Cambria Math" w:eastAsia="SimSun" w:hAnsi="Cambria Math"/>
+          <w:i/>
+          <w:iCs/>
+        </w:rPr>
+        <w:t xml:space="preserve">f</w:t>
+      </w:r>
+      <w:r>
+        <w:rPr>
+          <w:rFonts w:ascii="Times New Roman" w:cs="Times New Roman" w:eastAsia="SimSun" w:hAnsi="Times New Roman"/>
+        </w:rPr>
+        <w:t xml:space="preserve"> 因而是 </w:t>
+      </w:r>
+      <w:r>
+        <w:rPr>
+          <w:rFonts w:ascii="Cambria Math" w:eastAsia="SimSun" w:hAnsi="Cambria Math"/>
+          <w:i w:val="false"/>
+          <w:iCs w:val="false"/>
+        </w:rPr>
+        <w:t xml:space="preserve">θ≥2</w:t>
+      </w:r>
+      <w:r>
+        <w:rPr>
+          <w:rFonts w:ascii="Times New Roman" w:cs="Times New Roman" w:eastAsia="SimSun" w:hAnsi="Times New Roman"/>
+        </w:rPr>
+        <w:t xml:space="preserve"> 分支的第二个控制参数。</w:t>
+      </w:r>
+    </w:p>
+    <w:p>
+      <w:pPr>
+        <w:spacing w:after="120" w:before="120" w:line="320"/>
+        <w:jc w:val="both"/>
+      </w:pPr>
+      <w:r>
+        <w:rPr>
+          <w:rFonts w:ascii="Times New Roman" w:cs="Times New Roman" w:eastAsia="SimSun" w:hAnsi="Times New Roman"/>
+        </w:rPr>
+        <w:t xml:space="preserve">有限系统几乎必然在有限时间内到达无感染者的吸收态。记该吸收态中康复节点的占比为爆发规模 </w:t>
       </w:r>
       <w:r>
         <w:rPr>
@@ -4323,7 +4469,7 @@
         <w:rPr>
           <w:rFonts w:ascii="Times New Roman" w:cs="Times New Roman" w:eastAsia="SimSun" w:hAnsi="Times New Roman"/>
         </w:rPr>
-        <w:t xml:space="preserve"> 对动力学随机性与种子选取的条件期望。种子分布均匀因而与超边方向无关，这一点 II.D 将用到。</w:t>
+        <w:t xml:space="preserve"> 对动力学随机性与种子选取的条件期望。两种初始条件下种子分布都均匀，因而与超边方向无关，这一点 II.D 将用到。</w:t>
       </w:r>
     </w:p>
     <w:p>

--- a/drafts/sir-directed-hypergraphs/manuscript.docx
+++ b/drafts/sir-directed-hypergraphs/manuscript.docx
@@ -390,49 +390,63 @@
         <w:rPr>
           <w:rFonts w:ascii="Times New Roman" w:cs="Times New Roman" w:eastAsia="SimSun" w:hAnsi="Times New Roman"/>
         </w:rPr>
-        <w:t xml:space="preserve">这里先指出一个与直觉相反的结果。全局方向翻转 </w:t>
-      </w:r>
-      <w:r>
-        <w:rPr>
-          <w:rFonts w:ascii="Cambria Math" w:eastAsia="SimSun" w:hAnsi="Cambria Math"/>
-          <w:i/>
-          <w:iCs/>
-        </w:rPr>
-        <w:t xml:space="preserve">R</w:t>
-      </w:r>
-      <w:r>
-        <w:rPr>
-          <w:rFonts w:ascii="Times New Roman" w:cs="Times New Roman" w:eastAsia="SimSun" w:hAnsi="Times New Roman"/>
-        </w:rPr>
-        <w:t xml:space="preserve"> 是结构空间上的对合；若生成系综在 </w:t>
-      </w:r>
-      <w:r>
-        <w:rPr>
-          <w:rFonts w:ascii="Cambria Math" w:eastAsia="SimSun" w:hAnsi="Cambria Math"/>
-          <w:i/>
-          <w:iCs/>
-        </w:rPr>
-        <w:t xml:space="preserve">R</w:t>
-      </w:r>
-      <w:r>
-        <w:rPr>
-          <w:rFonts w:ascii="Times New Roman" w:cs="Times New Roman" w:eastAsia="SimSun" w:hAnsi="Times New Roman"/>
-        </w:rPr>
-        <w:t xml:space="preserve"> 下不变，则爆发规模的系综平均在方向翻转下必然不变。因此方向对称性破缺要求某个 </w:t>
-      </w:r>
-      <w:r>
-        <w:rPr>
-          <w:rFonts w:ascii="Cambria Math" w:eastAsia="SimSun" w:hAnsi="Cambria Math"/>
-          <w:i/>
-          <w:iCs/>
-        </w:rPr>
-        <w:t xml:space="preserve">R</w:t>
-      </w:r>
-      <w:r>
-        <w:rPr>
-          <w:rFonts w:ascii="Times New Roman" w:cs="Times New Roman" w:eastAsia="SimSun" w:hAnsi="Times New Roman"/>
-        </w:rPr>
-        <w:t xml:space="preserve">-奇不变量非零。而入出度相关 </w:t>
+        <w:t xml:space="preserve">方向对称性破缺的分析给出两个与直觉相反的结果。其一，平均爆发规模是错误的序参量：只要终态可表示为随机结构上的可达性，可达有序对的总数在方向翻转下逐实现守恒，故均匀单种子下的 </w:t>
+      </w:r>
+      <w:r>
+        <w:rPr>
+          <w:rFonts w:ascii="Cambria Math" w:eastAsia="SimSun" w:hAnsi="Cambria Math"/>
+          <w:i w:val="false"/>
+          <w:iCs w:val="false"/>
+        </w:rPr>
+        <w:t xml:space="preserve">⟨ </w:t>
+      </w:r>
+      <w:r>
+        <w:rPr>
+          <w:rFonts w:ascii="Cambria Math" w:eastAsia="SimSun" w:hAnsi="Cambria Math"/>
+          <w:i/>
+          <w:iCs/>
+        </w:rPr>
+        <w:t xml:space="preserve">S</w:t>
+      </w:r>
+      <w:r>
+        <w:rPr>
+          <w:rFonts w:ascii="Cambria Math" w:eastAsia="SimSun" w:hAnsi="Cambria Math"/>
+          <w:i w:val="false"/>
+          <w:iCs w:val="false"/>
+        </w:rPr>
+        <w:t xml:space="preserve">⟩</w:t>
+      </w:r>
+      <w:r>
+        <w:rPr>
+          <w:rFonts w:ascii="Times New Roman" w:cs="Times New Roman" w:eastAsia="SimSun" w:hAnsi="Times New Roman"/>
+        </w:rPr>
+        <w:t xml:space="preserve"> 对</w:t>
+      </w:r>
+      <w:r>
+        <w:rPr>
+          <w:rFonts w:ascii="Times New Roman" w:cs="Times New Roman" w:eastAsia="SimSun" w:hAnsi="Times New Roman"/>
+          <w:b/>
+          <w:bCs/>
+        </w:rPr>
+        <w:t xml:space="preserve">任意</w:t>
+      </w:r>
+      <w:r>
+        <w:rPr>
+          <w:rFonts w:ascii="Times New Roman" w:cs="Times New Roman" w:eastAsia="SimSun" w:hAnsi="Times New Roman"/>
+        </w:rPr>
+        <w:t xml:space="preserve">有向超图都保持不变，无论其结构多么不对称。破缺出现在这些可达对如何分配——大爆发的概率由巨入分支决定、爆发的终态规模由巨出分支决定，而翻转恰好交换二者 [5]。我们因而以爆发概率与条件爆发规模为序参量；二者必须反向破缺并使其乘积守恒，这一补偿关系本身即是一项可证伪的预言。</w:t>
+      </w:r>
+    </w:p>
+    <w:p>
+      <w:pPr>
+        <w:spacing w:after="120" w:before="120" w:line="320"/>
+        <w:jc w:val="both"/>
+      </w:pPr>
+      <w:r>
+        <w:rPr>
+          <w:rFonts w:ascii="Times New Roman" w:cs="Times New Roman" w:eastAsia="SimSun" w:hAnsi="Times New Roman"/>
+        </w:rPr>
+        <w:t xml:space="preserve">其二，入出度相关 </w:t>
       </w:r>
       <w:r>
         <w:rPr>
@@ -455,21 +469,7 @@
         <w:rPr>
           <w:rFonts w:ascii="Times New Roman" w:cs="Times New Roman" w:eastAsia="SimSun" w:hAnsi="Times New Roman"/>
         </w:rPr>
-        <w:t xml:space="preserve"> 在 </w:t>
-      </w:r>
-      <w:r>
-        <w:rPr>
-          <w:rFonts w:ascii="Cambria Math" w:eastAsia="SimSun" w:hAnsi="Cambria Math"/>
-          <w:i/>
-          <w:iCs/>
-        </w:rPr>
-        <w:t xml:space="preserve">R</w:t>
-      </w:r>
-      <w:r>
-        <w:rPr>
-          <w:rFonts w:ascii="Times New Roman" w:cs="Times New Roman" w:eastAsia="SimSun" w:hAnsi="Times New Roman"/>
-        </w:rPr>
-        <w:t xml:space="preserve"> 下是偶的——方向翻转互换每个节点的入度与出度，而相关系数对其两个变量对称。这意味着单独调节 </w:t>
+        <w:t xml:space="preserve"> 在翻转下是偶的——翻转互换每个节点的入度与出度，而相关系数对其两个变量对称——故单独调节 </w:t>
       </w:r>
       <w:r>
         <w:rPr>
@@ -492,21 +492,7 @@
         <w:rPr>
           <w:rFonts w:ascii="Times New Roman" w:cs="Times New Roman" w:eastAsia="SimSun" w:hAnsi="Times New Roman"/>
         </w:rPr>
-        <w:t xml:space="preserve"> 不可能产生系综层面的方向不对称，尽管它确实移动阈值。本文所用结构量中，</w:t>
-      </w:r>
-      <w:r>
-        <w:rPr>
-          <w:rFonts w:ascii="Cambria Math" w:eastAsia="SimSun" w:hAnsi="Cambria Math"/>
-          <w:i/>
-          <w:iCs/>
-        </w:rPr>
-        <w:t xml:space="preserve">R</w:t>
-      </w:r>
-      <w:r>
-        <w:rPr>
-          <w:rFonts w:ascii="Times New Roman" w:cs="Times New Roman" w:eastAsia="SimSun" w:hAnsi="Times New Roman"/>
-        </w:rPr>
-        <w:t xml:space="preserve">-奇的来源只有两个：双度序列关于入/出分量互换的不对称性，以及共发重叠与共收重叠之差 </w:t>
+        <w:t xml:space="preserve"> 不可能产生系综层面的破缺，尽管它确实移动阈值。本文所用结构量中，翻转奇的来源只有两个：双度序列关于入/出分量互换的不对称性，以及共发重叠与共收重叠之差 </w:t>
       </w:r>
       <w:r>
         <w:rPr>
@@ -520,7 +506,7 @@
         <w:rPr>
           <w:rFonts w:ascii="Times New Roman" w:cs="Times New Roman" w:eastAsia="SimSun" w:hAnsi="Times New Roman"/>
         </w:rPr>
-        <w:t xml:space="preserve">。把序列取为互换对称后，</w:t>
+        <w:t xml:space="preserve">。把序列取为互换对称后 </w:t>
       </w:r>
       <w:r>
         <w:rPr>
@@ -534,7 +520,7 @@
         <w:rPr>
           <w:rFonts w:ascii="Times New Roman" w:cs="Times New Roman" w:eastAsia="SimSun" w:hAnsi="Times New Roman"/>
         </w:rPr>
-        <w:t xml:space="preserve"> 就是破缺的唯一来源；我们据此设计破缺实验，并以对称序列上的 </w:t>
+        <w:t xml:space="preserve"> 是唯一来源，我们据此设计破缺实验，并以对称序列上的 </w:t>
       </w:r>
       <w:r>
         <w:rPr>
@@ -557,7 +543,7 @@
         <w:rPr>
           <w:rFonts w:ascii="Times New Roman" w:cs="Times New Roman" w:eastAsia="SimSun" w:hAnsi="Times New Roman"/>
         </w:rPr>
-        <w:t xml:space="preserve"> 扫描作为无破缺的阴性对照。</w:t>
+        <w:t xml:space="preserve"> 扫描作为阴性对照。</w:t>
       </w:r>
     </w:p>
     <w:p>
@@ -9271,7 +9257,7 @@
         <w:rPr>
           <w:rFonts w:ascii="Times New Roman" w:cs="Times New Roman" w:eastAsia="SimSun" w:hAnsi="Times New Roman"/>
         </w:rPr>
-        <w:t xml:space="preserve">。在本文所用结构量中，能承载这一破坏的只有上述三个 </w:t>
+        <w:t xml:space="preserve">。在本文所用结构量中，能承载这一破坏的只有上述两个 </w:t>
       </w:r>
       <w:r>
         <w:rPr>
@@ -9285,7 +9271,7 @@
         <w:rPr>
           <w:rFonts w:ascii="Times New Roman" w:cs="Times New Roman" w:eastAsia="SimSun" w:hAnsi="Times New Roman"/>
         </w:rPr>
-        <w:t xml:space="preserve">-奇量。</w:t>
+        <w:t xml:space="preserve">-奇的来源。</w:t>
       </w:r>
     </w:p>
     <w:p>
@@ -9297,72 +9283,37 @@
         <w:rPr>
           <w:rFonts w:ascii="Times New Roman" w:cs="Times New Roman" w:eastAsia="SimSun" w:hAnsi="Times New Roman"/>
         </w:rPr>
-        <w:t xml:space="preserve">由此得到一个可直接检验的推论：</w:t>
-      </w:r>
-      <w:r>
-        <w:rPr>
-          <w:rFonts w:ascii="Cambria Math" w:eastAsia="SimSun" w:hAnsi="Cambria Math"/>
-          <w:i/>
-          <w:iCs/>
-        </w:rPr>
-        <w:t xml:space="preserve">r</w:t>
-      </w:r>
-      <w:r>
-        <w:rPr>
-          <w:rFonts w:ascii="Cambria Math" w:eastAsia="SimSun" w:hAnsi="Cambria Math"/>
-          <w:i w:val="false"/>
-          <w:iCs w:val="false"/>
-          <w:vertAlign w:val="subscript"/>
-        </w:rPr>
-        <w:t xml:space="preserve">io</w:t>
-      </w:r>
-      <w:r>
-        <w:rPr>
-          <w:rFonts w:ascii="Times New Roman" w:cs="Times New Roman" w:eastAsia="SimSun" w:hAnsi="Times New Roman"/>
-        </w:rPr>
-        <w:t xml:space="preserve"> 不能单独产生破缺。设双度序列 </w:t>
-      </w:r>
-      <w:r>
-        <w:rPr>
-          <w:rFonts w:ascii="Cambria Math" w:eastAsia="SimSun" w:hAnsi="Cambria Math"/>
-          <w:i/>
-          <w:iCs/>
-        </w:rPr>
-        <w:t xml:space="preserve">d</w:t>
-      </w:r>
-      <w:r>
-        <w:rPr>
-          <w:rFonts w:ascii="Times New Roman" w:cs="Times New Roman" w:eastAsia="SimSun" w:hAnsi="Times New Roman"/>
-        </w:rPr>
-        <w:t xml:space="preserve"> 关于分量互换对称，即 </w:t>
-      </w:r>
-      <w:r>
-        <w:rPr>
-          <w:rFonts w:ascii="Cambria Math" w:eastAsia="SimSun" w:hAnsi="Cambria Math"/>
-          <w:i/>
-          <w:iCs/>
-        </w:rPr>
-        <w:t xml:space="preserve">Rd</w:t>
-      </w:r>
-      <w:r>
-        <w:rPr>
-          <w:rFonts w:ascii="Times New Roman" w:cs="Times New Roman" w:eastAsia="SimSun" w:hAnsi="Times New Roman"/>
-        </w:rPr>
-        <w:t xml:space="preserve"> 与 </w:t>
-      </w:r>
-      <w:r>
-        <w:rPr>
-          <w:rFonts w:ascii="Cambria Math" w:eastAsia="SimSun" w:hAnsi="Cambria Math"/>
-          <w:i/>
-          <w:iCs/>
-        </w:rPr>
-        <w:t xml:space="preserve">d</w:t>
-      </w:r>
-      <w:r>
-        <w:rPr>
-          <w:rFonts w:ascii="Times New Roman" w:cs="Times New Roman" w:eastAsia="SimSun" w:hAnsi="Times New Roman"/>
-        </w:rPr>
-        <w:t xml:space="preserve"> 至多相差一个节点重标号。</w:t>
+        <w:t xml:space="preserve">但必要条件被满足并不意味着破缺可以在 </w:t>
+      </w:r>
+      <w:r>
+        <w:rPr>
+          <w:rFonts w:ascii="Cambria Math" w:eastAsia="SimSun" w:hAnsi="Cambria Math"/>
+          <w:i w:val="false"/>
+          <w:iCs w:val="false"/>
+        </w:rPr>
+        <w:t xml:space="preserve">⟨ </w:t>
+      </w:r>
+      <w:r>
+        <w:rPr>
+          <w:rFonts w:ascii="Cambria Math" w:eastAsia="SimSun" w:hAnsi="Cambria Math"/>
+          <w:i/>
+          <w:iCs/>
+        </w:rPr>
+        <w:t xml:space="preserve">S</w:t>
+      </w:r>
+      <w:r>
+        <w:rPr>
+          <w:rFonts w:ascii="Cambria Math" w:eastAsia="SimSun" w:hAnsi="Cambria Math"/>
+          <w:i w:val="false"/>
+          <w:iCs w:val="false"/>
+        </w:rPr>
+        <w:t xml:space="preserve">⟩</w:t>
+      </w:r>
+      <w:r>
+        <w:rPr>
+          <w:rFonts w:ascii="Times New Roman" w:cs="Times New Roman" w:eastAsia="SimSun" w:hAnsi="Times New Roman"/>
+        </w:rPr>
+        <w:t xml:space="preserve"> 上被看到。事实上存在一条更强的不变性，它与系综是否 </w:t>
       </w:r>
       <w:r>
         <w:rPr>
@@ -9376,286 +9327,490 @@
         <w:rPr>
           <w:rFonts w:ascii="Times New Roman" w:cs="Times New Roman" w:eastAsia="SimSun" w:hAnsi="Times New Roman"/>
         </w:rPr>
-        <w:t xml:space="preserve"> 把位形模型系综 </w:t>
-      </w:r>
-      <w:r>
-        <w:rPr>
-          <w:rFonts w:ascii="Cambria Math" w:eastAsia="SimSun" w:hAnsi="Cambria Math"/>
-          <w:i/>
-          <w:iCs/>
-        </w:rPr>
-        <w:t xml:space="preserve">CM</w:t>
-      </w:r>
-      <w:r>
-        <w:rPr>
-          <w:rFonts w:ascii="Cambria Math" w:eastAsia="SimSun" w:hAnsi="Cambria Math"/>
-          <w:i w:val="false"/>
-          <w:iCs w:val="false"/>
-        </w:rPr>
-        <w:t xml:space="preserve">(</w:t>
-      </w:r>
-      <w:r>
-        <w:rPr>
-          <w:rFonts w:ascii="Cambria Math" w:eastAsia="SimSun" w:hAnsi="Cambria Math"/>
-          <w:i/>
-          <w:iCs/>
-        </w:rPr>
-        <w:t xml:space="preserve">d</w:t>
-      </w:r>
-      <w:r>
-        <w:rPr>
-          <w:rFonts w:ascii="Cambria Math" w:eastAsia="SimSun" w:hAnsi="Cambria Math"/>
-          <w:i w:val="false"/>
-          <w:iCs w:val="false"/>
-        </w:rPr>
-        <w:t xml:space="preserve">)</w:t>
-      </w:r>
-      <w:r>
-        <w:rPr>
-          <w:rFonts w:ascii="Times New Roman" w:cs="Times New Roman" w:eastAsia="SimSun" w:hAnsi="Times New Roman"/>
-        </w:rPr>
-        <w:t xml:space="preserve"> 映为 </w:t>
-      </w:r>
-      <w:r>
-        <w:rPr>
-          <w:rFonts w:ascii="Cambria Math" w:eastAsia="SimSun" w:hAnsi="Cambria Math"/>
-          <w:i/>
-          <w:iCs/>
-        </w:rPr>
-        <w:t xml:space="preserve">CM</w:t>
-      </w:r>
-      <w:r>
-        <w:rPr>
-          <w:rFonts w:ascii="Cambria Math" w:eastAsia="SimSun" w:hAnsi="Cambria Math"/>
-          <w:i w:val="false"/>
-          <w:iCs w:val="false"/>
-        </w:rPr>
-        <w:t xml:space="preserve">(</w:t>
-      </w:r>
-      <w:r>
-        <w:rPr>
-          <w:rFonts w:ascii="Cambria Math" w:eastAsia="SimSun" w:hAnsi="Cambria Math"/>
-          <w:i/>
-          <w:iCs/>
-        </w:rPr>
-        <w:t xml:space="preserve">Rd</w:t>
-      </w:r>
-      <w:r>
-        <w:rPr>
-          <w:rFonts w:ascii="Cambria Math" w:eastAsia="SimSun" w:hAnsi="Cambria Math"/>
-          <w:i w:val="false"/>
-          <w:iCs w:val="false"/>
-        </w:rPr>
-        <w:t xml:space="preserve">)</w:t>
-      </w:r>
-      <w:r>
-        <w:rPr>
-          <w:rFonts w:ascii="Times New Roman" w:cs="Times New Roman" w:eastAsia="SimSun" w:hAnsi="Times New Roman"/>
-        </w:rPr>
-        <w:t xml:space="preserve">，后者是前者在该重标号下的像；而 </w:t>
-      </w:r>
-      <w:r>
-        <w:rPr>
-          <w:rFonts w:ascii="Cambria Math" w:eastAsia="SimSun" w:hAnsi="Cambria Math"/>
-          <w:i/>
-          <w:iCs/>
-        </w:rPr>
-        <w:t xml:space="preserve">S</w:t>
-      </w:r>
-      <w:r>
-        <w:rPr>
-          <w:rFonts w:ascii="Times New Roman" w:cs="Times New Roman" w:eastAsia="SimSun" w:hAnsi="Times New Roman"/>
-        </w:rPr>
-        <w:t xml:space="preserve"> 与节点标号无关，故命题 1 的结论成立，系综平均的爆发规模在方向翻转下相同。关键在于：这类对称序列可以取遍 </w:t>
-      </w:r>
-      <w:r>
-        <w:rPr>
-          <w:rFonts w:ascii="Cambria Math" w:eastAsia="SimSun" w:hAnsi="Cambria Math"/>
-          <w:i/>
-          <w:iCs/>
-        </w:rPr>
-        <w:t xml:space="preserve">r</w:t>
-      </w:r>
-      <w:r>
-        <w:rPr>
-          <w:rFonts w:ascii="Cambria Math" w:eastAsia="SimSun" w:hAnsi="Cambria Math"/>
-          <w:i w:val="false"/>
-          <w:iCs w:val="false"/>
-          <w:vertAlign w:val="subscript"/>
-        </w:rPr>
-        <w:t xml:space="preserve">io</w:t>
-      </w:r>
-      <w:r>
-        <w:rPr>
-          <w:rFonts w:ascii="Cambria Math" w:eastAsia="SimSun" w:hAnsi="Cambria Math"/>
-          <w:i w:val="false"/>
-          <w:iCs w:val="false"/>
-        </w:rPr>
-        <w:t xml:space="preserve">∈[-1,1]</w:t>
-      </w:r>
-      <w:r>
-        <w:rPr>
-          <w:rFonts w:ascii="Times New Roman" w:cs="Times New Roman" w:eastAsia="SimSun" w:hAnsi="Times New Roman"/>
-        </w:rPr>
-        <w:t xml:space="preserve"> 的整个范围（例如 </w:t>
-      </w:r>
-      <w:r>
-        <w:rPr>
-          <w:rFonts w:ascii="Cambria Math" w:eastAsia="SimSun" w:hAnsi="Cambria Math"/>
-          <w:i/>
-          <w:iCs/>
-        </w:rPr>
-        <w:t xml:space="preserve">d</w:t>
-      </w:r>
-      <w:r>
-        <w:rPr>
-          <w:rFonts w:ascii="Times New Roman" w:cs="Times New Roman" w:eastAsia="SimSun" w:hAnsi="Times New Roman"/>
-        </w:rPr>
-        <w:t xml:space="preserve"> 由若干对 </w:t>
-      </w:r>
-      <w:r>
-        <w:rPr>
-          <w:rFonts w:ascii="Cambria Math" w:eastAsia="SimSun" w:hAnsi="Cambria Math"/>
-          <w:i w:val="false"/>
-          <w:iCs w:val="false"/>
-        </w:rPr>
-        <w:t xml:space="preserve">(</w:t>
-      </w:r>
-      <w:r>
-        <w:rPr>
-          <w:rFonts w:ascii="Cambria Math" w:eastAsia="SimSun" w:hAnsi="Cambria Math"/>
-          <w:i/>
-          <w:iCs/>
-        </w:rPr>
-        <w:t xml:space="preserve">a</w:t>
-      </w:r>
-      <w:r>
-        <w:rPr>
-          <w:rFonts w:ascii="Cambria Math" w:eastAsia="SimSun" w:hAnsi="Cambria Math"/>
-          <w:i w:val="false"/>
-          <w:iCs w:val="false"/>
-        </w:rPr>
-        <w:t xml:space="preserve">,</w:t>
-      </w:r>
-      <w:r>
-        <w:rPr>
-          <w:rFonts w:ascii="Cambria Math" w:eastAsia="SimSun" w:hAnsi="Cambria Math"/>
-          <w:i/>
-          <w:iCs/>
-        </w:rPr>
-        <w:t xml:space="preserve">b</w:t>
-      </w:r>
-      <w:r>
-        <w:rPr>
-          <w:rFonts w:ascii="Cambria Math" w:eastAsia="SimSun" w:hAnsi="Cambria Math"/>
-          <w:i w:val="false"/>
-          <w:iCs w:val="false"/>
-        </w:rPr>
-        <w:t xml:space="preserve">)</w:t>
-      </w:r>
-      <w:r>
-        <w:rPr>
-          <w:rFonts w:ascii="Times New Roman" w:cs="Times New Roman" w:eastAsia="SimSun" w:hAnsi="Times New Roman"/>
-        </w:rPr>
-        <w:t xml:space="preserve"> 与 </w:t>
-      </w:r>
-      <w:r>
-        <w:rPr>
-          <w:rFonts w:ascii="Cambria Math" w:eastAsia="SimSun" w:hAnsi="Cambria Math"/>
-          <w:i w:val="false"/>
-          <w:iCs w:val="false"/>
-        </w:rPr>
-        <w:t xml:space="preserve">(</w:t>
-      </w:r>
-      <w:r>
-        <w:rPr>
-          <w:rFonts w:ascii="Cambria Math" w:eastAsia="SimSun" w:hAnsi="Cambria Math"/>
-          <w:i/>
-          <w:iCs/>
-        </w:rPr>
-        <w:t xml:space="preserve">b</w:t>
-      </w:r>
-      <w:r>
-        <w:rPr>
-          <w:rFonts w:ascii="Cambria Math" w:eastAsia="SimSun" w:hAnsi="Cambria Math"/>
-          <w:i w:val="false"/>
-          <w:iCs w:val="false"/>
-        </w:rPr>
-        <w:t xml:space="preserve">,</w:t>
-      </w:r>
-      <w:r>
-        <w:rPr>
-          <w:rFonts w:ascii="Cambria Math" w:eastAsia="SimSun" w:hAnsi="Cambria Math"/>
-          <w:i/>
-          <w:iCs/>
-        </w:rPr>
-        <w:t xml:space="preserve">a</w:t>
-      </w:r>
-      <w:r>
-        <w:rPr>
-          <w:rFonts w:ascii="Cambria Math" w:eastAsia="SimSun" w:hAnsi="Cambria Math"/>
-          <w:i w:val="false"/>
-          <w:iCs w:val="false"/>
-        </w:rPr>
-        <w:t xml:space="preserve">)</w:t>
-      </w:r>
-      <w:r>
-        <w:rPr>
-          <w:rFonts w:ascii="Times New Roman" w:cs="Times New Roman" w:eastAsia="SimSun" w:hAnsi="Times New Roman"/>
-        </w:rPr>
-        <w:t xml:space="preserve"> 组成时序列对称而 </w:t>
-      </w:r>
-      <w:r>
-        <w:rPr>
-          <w:rFonts w:ascii="Cambria Math" w:eastAsia="SimSun" w:hAnsi="Cambria Math"/>
-          <w:i/>
-          <w:iCs/>
-        </w:rPr>
-        <w:t xml:space="preserve">r</w:t>
-      </w:r>
-      <w:r>
-        <w:rPr>
-          <w:rFonts w:ascii="Cambria Math" w:eastAsia="SimSun" w:hAnsi="Cambria Math"/>
-          <w:i w:val="false"/>
-          <w:iCs w:val="false"/>
-          <w:vertAlign w:val="subscript"/>
-        </w:rPr>
-        <w:t xml:space="preserve">io</w:t>
-      </w:r>
-      <w:r>
-        <w:rPr>
-          <w:rFonts w:ascii="Times New Roman" w:cs="Times New Roman" w:eastAsia="SimSun" w:hAnsi="Times New Roman"/>
-        </w:rPr>
-        <w:t xml:space="preserve"> 可为任意值），因此</w:t>
-      </w:r>
+        <w:t xml:space="preserve">-不变无关：</w:t>
+      </w:r>
+    </w:p>
+    <w:p>
+      <w:pPr>
+        <w:pBdr>
+          <w:left w:val="single" w:color="9AAFC4" w:sz="12" w:space="8"/>
+        </w:pBdr>
+        <w:spacing w:after="60" w:before="60" w:line="300"/>
+        <w:ind w:left="360"/>
+      </w:pPr>
       <w:r>
         <w:rPr>
           <w:rFonts w:ascii="Times New Roman" w:cs="Times New Roman" w:eastAsia="SimSun" w:hAnsi="Times New Roman"/>
           <w:b/>
           <w:bCs/>
-        </w:rPr>
-        <w:t xml:space="preserve">沿 </w:t>
-      </w:r>
-      <w:r>
-        <w:rPr>
-          <w:rFonts w:ascii="Cambria Math" w:eastAsia="SimSun" w:hAnsi="Cambria Math"/>
+          <w:color w:val="3A4A5A"/>
+        </w:rPr>
+        <w:t xml:space="preserve">命题 2.</w:t>
+      </w:r>
+      <w:r>
+        <w:rPr>
+          <w:rFonts w:ascii="Times New Roman" w:cs="Times New Roman" w:eastAsia="SimSun" w:hAnsi="Times New Roman"/>
+          <w:color w:val="3A4A5A"/>
+        </w:rPr>
+        <w:t xml:space="preserve"> 设终态可表示为某个随机结构上的可达性——即从种子 </w:t>
+      </w:r>
+      <w:r>
+        <w:rPr>
+          <w:rFonts w:ascii="Cambria Math" w:eastAsia="SimSun" w:hAnsi="Cambria Math"/>
+          <w:i/>
+          <w:iCs/>
+          <w:color w:val="3A4A5A"/>
+        </w:rPr>
+        <w:t xml:space="preserve">v</w:t>
+      </w:r>
+      <w:r>
+        <w:rPr>
+          <w:rFonts w:ascii="Times New Roman" w:cs="Times New Roman" w:eastAsia="SimSun" w:hAnsi="Times New Roman"/>
+          <w:color w:val="3A4A5A"/>
+        </w:rPr>
+        <w:t xml:space="preserve"> 出发的最终感染集为 </w:t>
+      </w:r>
+      <w:r>
+        <w:rPr>
+          <w:rFonts w:ascii="Cambria Math" w:eastAsia="SimSun" w:hAnsi="Cambria Math"/>
+          <w:i/>
+          <w:iCs/>
+          <w:color w:val="3A4A5A"/>
+        </w:rPr>
+        <w:t xml:space="preserve">v</w:t>
+      </w:r>
+      <w:r>
+        <w:rPr>
+          <w:rFonts w:ascii="Times New Roman" w:cs="Times New Roman" w:eastAsia="SimSun" w:hAnsi="Times New Roman"/>
+          <w:color w:val="3A4A5A"/>
+        </w:rPr>
+        <w:t xml:space="preserve"> 的出分支 </w:t>
+      </w:r>
+      <w:r>
+        <w:rPr>
+          <w:rFonts w:ascii="Cambria Math" w:eastAsia="SimSun" w:hAnsi="Cambria Math"/>
+          <w:i/>
+          <w:iCs/>
+          <w:color w:val="3A4A5A"/>
+        </w:rPr>
+        <w:t xml:space="preserve">out</w:t>
+      </w:r>
+      <w:r>
+        <w:rPr>
+          <w:rFonts w:ascii="Cambria Math" w:eastAsia="SimSun" w:hAnsi="Cambria Math"/>
+          <w:i w:val="false"/>
+          <w:iCs w:val="false"/>
+          <w:color w:val="3A4A5A"/>
+        </w:rPr>
+        <w:t xml:space="preserve">(</w:t>
+      </w:r>
+      <w:r>
+        <w:rPr>
+          <w:rFonts w:ascii="Cambria Math" w:eastAsia="SimSun" w:hAnsi="Cambria Math"/>
+          <w:i/>
+          <w:iCs/>
+          <w:color w:val="3A4A5A"/>
+        </w:rPr>
+        <w:t xml:space="preserve">v</w:t>
+      </w:r>
+      <w:r>
+        <w:rPr>
+          <w:rFonts w:ascii="Cambria Math" w:eastAsia="SimSun" w:hAnsi="Cambria Math"/>
+          <w:i w:val="false"/>
+          <w:iCs w:val="false"/>
+          <w:color w:val="3A4A5A"/>
+        </w:rPr>
+        <w:t xml:space="preserve">)</w:t>
+      </w:r>
+      <w:r>
+        <w:rPr>
+          <w:rFonts w:ascii="Times New Roman" w:cs="Times New Roman" w:eastAsia="SimSun" w:hAnsi="Times New Roman"/>
+          <w:color w:val="3A4A5A"/>
+        </w:rPr>
+        <w:t xml:space="preserve">，如 [5] 的半有向流行渗流网络所给出。则对</w:t>
+      </w:r>
+      <w:r>
+        <w:rPr>
+          <w:rFonts w:ascii="Times New Roman" w:cs="Times New Roman" w:eastAsia="SimSun" w:hAnsi="Times New Roman"/>
           <w:b/>
           <w:bCs/>
-          <w:i/>
-          <w:iCs/>
-        </w:rPr>
-        <w:t xml:space="preserve">r</w:t>
-      </w:r>
-      <w:r>
-        <w:rPr>
-          <w:rFonts w:ascii="Cambria Math" w:eastAsia="SimSun" w:hAnsi="Cambria Math"/>
+          <w:color w:val="3A4A5A"/>
+        </w:rPr>
+        <w:t xml:space="preserve">任意</w:t>
+      </w:r>
+      <w:r>
+        <w:rPr>
+          <w:rFonts w:ascii="Times New Roman" w:cs="Times New Roman" w:eastAsia="SimSun" w:hAnsi="Times New Roman"/>
+          <w:color w:val="3A4A5A"/>
+        </w:rPr>
+        <w:t xml:space="preserve">有向超图 </w:t>
+      </w:r>
+      <w:r>
+        <w:rPr>
+          <w:rFonts w:ascii="Cambria Math" w:eastAsia="SimSun" w:hAnsi="Cambria Math"/>
+          <w:i/>
+          <w:iCs/>
+          <w:color w:val="3A4A5A"/>
+        </w:rPr>
+        <w:t xml:space="preserve">H</w:t>
+      </w:r>
+      <w:r>
+        <w:rPr>
+          <w:rFonts w:ascii="Times New Roman" w:cs="Times New Roman" w:eastAsia="SimSun" w:hAnsi="Times New Roman"/>
+          <w:color w:val="3A4A5A"/>
+        </w:rPr>
+        <w:t xml:space="preserve">，均匀单种子下的平均爆发规模在方向翻转下不变。</w:t>
+      </w:r>
+    </w:p>
+    <w:p>
+      <w:pPr>
+        <w:spacing w:after="120" w:before="120" w:line="320"/>
+        <w:jc w:val="both"/>
+      </w:pPr>
+      <w:r>
+        <w:rPr>
+          <w:rFonts w:ascii="Times New Roman" w:cs="Times New Roman" w:eastAsia="SimSun" w:hAnsi="Times New Roman"/>
+        </w:rPr>
+        <w:t xml:space="preserve">证明同样只需一次计数：</w:t>
+      </w:r>
+      <w:r>
+        <w:rPr>
+          <w:rFonts w:ascii="Cambria Math" w:eastAsia="SimSun" w:hAnsi="Cambria Math"/>
+          <w:i w:val="false"/>
+          <w:iCs w:val="false"/>
+        </w:rPr>
+        <w:t xml:space="preserve">Σ</w:t>
+      </w:r>
+      <w:r>
+        <w:rPr>
+          <w:rFonts w:ascii="Cambria Math" w:eastAsia="SimSun" w:hAnsi="Cambria Math"/>
+          <w:i w:val="false"/>
+          <w:iCs w:val="false"/>
+          <w:vertAlign w:val="subscript"/>
+        </w:rPr>
+        <w:t xml:space="preserve">v</w:t>
+      </w:r>
+      <w:r>
+        <w:rPr>
+          <w:rFonts w:ascii="Cambria Math" w:eastAsia="SimSun" w:hAnsi="Cambria Math"/>
+          <w:i w:val="false"/>
+          <w:iCs w:val="false"/>
+        </w:rPr>
+        <w:t xml:space="preserve">|</w:t>
+      </w:r>
+      <w:r>
+        <w:rPr>
+          <w:rFonts w:ascii="Cambria Math" w:eastAsia="SimSun" w:hAnsi="Cambria Math"/>
+          <w:i/>
+          <w:iCs/>
+        </w:rPr>
+        <w:t xml:space="preserve">out</w:t>
+      </w:r>
+      <w:r>
+        <w:rPr>
+          <w:rFonts w:ascii="Cambria Math" w:eastAsia="SimSun" w:hAnsi="Cambria Math"/>
+          <w:i w:val="false"/>
+          <w:iCs w:val="false"/>
+        </w:rPr>
+        <w:t xml:space="preserve">(</w:t>
+      </w:r>
+      <w:r>
+        <w:rPr>
+          <w:rFonts w:ascii="Cambria Math" w:eastAsia="SimSun" w:hAnsi="Cambria Math"/>
+          <w:i/>
+          <w:iCs/>
+        </w:rPr>
+        <w:t xml:space="preserve">v</w:t>
+      </w:r>
+      <w:r>
+        <w:rPr>
+          <w:rFonts w:ascii="Cambria Math" w:eastAsia="SimSun" w:hAnsi="Cambria Math"/>
+          <w:i w:val="false"/>
+          <w:iCs w:val="false"/>
+        </w:rPr>
+        <w:t xml:space="preserve">)|=#</w:t>
+      </w:r>
+      <w:r>
+        <w:rPr>
+          <w:rFonts w:ascii="Cambria Math" w:eastAsia="SimSun" w:hAnsi="Cambria Math"/>
+          <w:i w:val="false"/>
+          <w:iCs w:val="false"/>
+        </w:rPr>
+        <w:t xml:space="preserve">{</w:t>
+      </w:r>
+      <w:r>
+        <w:rPr>
+          <w:rFonts w:ascii="Cambria Math" w:eastAsia="SimSun" w:hAnsi="Cambria Math"/>
+          <w:i w:val="false"/>
+          <w:iCs w:val="false"/>
+        </w:rPr>
+        <w:t xml:space="preserve">(</w:t>
+      </w:r>
+      <w:r>
+        <w:rPr>
+          <w:rFonts w:ascii="Cambria Math" w:eastAsia="SimSun" w:hAnsi="Cambria Math"/>
+          <w:i/>
+          <w:iCs/>
+        </w:rPr>
+        <w:t xml:space="preserve">v</w:t>
+      </w:r>
+      <w:r>
+        <w:rPr>
+          <w:rFonts w:ascii="Cambria Math" w:eastAsia="SimSun" w:hAnsi="Cambria Math"/>
+          <w:i w:val="false"/>
+          <w:iCs w:val="false"/>
+        </w:rPr>
+        <w:t xml:space="preserve">,</w:t>
+      </w:r>
+      <w:r>
+        <w:rPr>
+          <w:rFonts w:ascii="Cambria Math" w:eastAsia="SimSun" w:hAnsi="Cambria Math"/>
+          <w:i/>
+          <w:iCs/>
+        </w:rPr>
+        <w:t xml:space="preserve">u</w:t>
+      </w:r>
+      <w:r>
+        <w:rPr>
+          <w:rFonts w:ascii="Cambria Math" w:eastAsia="SimSun" w:hAnsi="Cambria Math"/>
+          <w:i w:val="false"/>
+          <w:iCs w:val="false"/>
+        </w:rPr>
+        <w:t xml:space="preserve">):</w:t>
+      </w:r>
+      <w:r>
+        <w:rPr>
+          <w:rFonts w:ascii="Cambria Math" w:eastAsia="SimSun" w:hAnsi="Cambria Math"/>
+          <w:i/>
+          <w:iCs/>
+        </w:rPr>
+        <w:t xml:space="preserve">u</w:t>
+      </w:r>
+      <w:r>
+        <w:rPr>
+          <w:rFonts w:ascii="Cambria Math" w:eastAsia="SimSun" w:hAnsi="Cambria Math"/>
+          <w:i w:val="false"/>
+          <w:iCs w:val="false"/>
+        </w:rPr>
+        <w:t xml:space="preserve"> 自</w:t>
+      </w:r>
+      <w:r>
+        <w:rPr>
+          <w:rFonts w:ascii="Cambria Math" w:eastAsia="SimSun" w:hAnsi="Cambria Math"/>
+          <w:i w:val="false"/>
+          <w:iCs w:val="false"/>
+        </w:rPr>
+        <w:t xml:space="preserve"> </w:t>
+      </w:r>
+      <w:r>
+        <w:rPr>
+          <w:rFonts w:ascii="Cambria Math" w:eastAsia="SimSun" w:hAnsi="Cambria Math"/>
+          <w:i/>
+          <w:iCs/>
+        </w:rPr>
+        <w:t xml:space="preserve">v</w:t>
+      </w:r>
+      <w:r>
+        <w:rPr>
+          <w:rFonts w:ascii="Cambria Math" w:eastAsia="SimSun" w:hAnsi="Cambria Math"/>
+          <w:i w:val="false"/>
+          <w:iCs w:val="false"/>
+        </w:rPr>
+        <w:t xml:space="preserve"> 可达</w:t>
+      </w:r>
+      <w:r>
+        <w:rPr>
+          <w:rFonts w:ascii="Cambria Math" w:eastAsia="SimSun" w:hAnsi="Cambria Math"/>
+          <w:i w:val="false"/>
+          <w:iCs w:val="false"/>
+        </w:rPr>
+        <w:t xml:space="preserve">}</w:t>
+      </w:r>
+      <w:r>
+        <w:rPr>
+          <w:rFonts w:ascii="Cambria Math" w:eastAsia="SimSun" w:hAnsi="Cambria Math"/>
+          <w:i w:val="false"/>
+          <w:iCs w:val="false"/>
+        </w:rPr>
+        <w:t xml:space="preserve">=Σ</w:t>
+      </w:r>
+      <w:r>
+        <w:rPr>
+          <w:rFonts w:ascii="Cambria Math" w:eastAsia="SimSun" w:hAnsi="Cambria Math"/>
+          <w:i w:val="false"/>
+          <w:iCs w:val="false"/>
+          <w:vertAlign w:val="subscript"/>
+        </w:rPr>
+        <w:t xml:space="preserve">v</w:t>
+      </w:r>
+      <w:r>
+        <w:rPr>
+          <w:rFonts w:ascii="Cambria Math" w:eastAsia="SimSun" w:hAnsi="Cambria Math"/>
+          <w:i w:val="false"/>
+          <w:iCs w:val="false"/>
+        </w:rPr>
+        <w:t xml:space="preserve">|</w:t>
+      </w:r>
+      <w:r>
+        <w:rPr>
+          <w:rFonts w:ascii="Cambria Math" w:eastAsia="SimSun" w:hAnsi="Cambria Math"/>
+          <w:i/>
+          <w:iCs/>
+        </w:rPr>
+        <w:t xml:space="preserve">in</w:t>
+      </w:r>
+      <w:r>
+        <w:rPr>
+          <w:rFonts w:ascii="Cambria Math" w:eastAsia="SimSun" w:hAnsi="Cambria Math"/>
+          <w:i w:val="false"/>
+          <w:iCs w:val="false"/>
+        </w:rPr>
+        <w:t xml:space="preserve">(</w:t>
+      </w:r>
+      <w:r>
+        <w:rPr>
+          <w:rFonts w:ascii="Cambria Math" w:eastAsia="SimSun" w:hAnsi="Cambria Math"/>
+          <w:i/>
+          <w:iCs/>
+        </w:rPr>
+        <w:t xml:space="preserve">v</w:t>
+      </w:r>
+      <w:r>
+        <w:rPr>
+          <w:rFonts w:ascii="Cambria Math" w:eastAsia="SimSun" w:hAnsi="Cambria Math"/>
+          <w:i w:val="false"/>
+          <w:iCs w:val="false"/>
+        </w:rPr>
+        <w:t xml:space="preserve">)|</w:t>
+      </w:r>
+      <w:r>
+        <w:rPr>
+          <w:rFonts w:ascii="Times New Roman" w:cs="Times New Roman" w:eastAsia="SimSun" w:hAnsi="Times New Roman"/>
+        </w:rPr>
+        <w:t xml:space="preserve">，而 </w:t>
+      </w:r>
+      <w:r>
+        <w:rPr>
+          <w:rFonts w:ascii="Cambria Math" w:eastAsia="SimSun" w:hAnsi="Cambria Math"/>
+          <w:i/>
+          <w:iCs/>
+        </w:rPr>
+        <w:t xml:space="preserve">R</w:t>
+      </w:r>
+      <w:r>
+        <w:rPr>
+          <w:rFonts w:ascii="Times New Roman" w:cs="Times New Roman" w:eastAsia="SimSun" w:hAnsi="Times New Roman"/>
+        </w:rPr>
+        <w:t xml:space="preserve"> 把可达关系转置，可达有序对的</w:t>
+      </w:r>
+      <w:r>
+        <w:rPr>
+          <w:rFonts w:ascii="Times New Roman" w:cs="Times New Roman" w:eastAsia="SimSun" w:hAnsi="Times New Roman"/>
           <w:b/>
           <w:bCs/>
-          <w:i w:val="false"/>
-          <w:iCs w:val="false"/>
-          <w:vertAlign w:val="subscript"/>
-        </w:rPr>
-        <w:t xml:space="preserve">io</w:t>
+        </w:rPr>
+        <w:t xml:space="preserve">总数</w:t>
+      </w:r>
+      <w:r>
+        <w:rPr>
+          <w:rFonts w:ascii="Times New Roman" w:cs="Times New Roman" w:eastAsia="SimSun" w:hAnsi="Times New Roman"/>
+        </w:rPr>
+        <w:t xml:space="preserve">因而逐实现不变；除以 </w:t>
+      </w:r>
+      <w:r>
+        <w:rPr>
+          <w:rFonts w:ascii="Cambria Math" w:eastAsia="SimSun" w:hAnsi="Cambria Math"/>
+          <w:i/>
+          <w:iCs/>
+        </w:rPr>
+        <w:t xml:space="preserve">N</w:t>
+      </w:r>
+      <w:r>
+        <w:rPr>
+          <w:rFonts w:ascii="Cambria Math" w:eastAsia="SimSun" w:hAnsi="Cambria Math"/>
+          <w:i w:val="false"/>
+          <w:iCs w:val="false"/>
+          <w:vertAlign w:val="superscript"/>
+        </w:rPr>
+        <w:t xml:space="preserve">2</w:t>
+      </w:r>
+      <w:r>
+        <w:rPr>
+          <w:rFonts w:ascii="Times New Roman" w:cs="Times New Roman" w:eastAsia="SimSun" w:hAnsi="Times New Roman"/>
+        </w:rPr>
+        <w:t xml:space="preserve"> 即得 </w:t>
+      </w:r>
+      <w:r>
+        <w:rPr>
+          <w:rFonts w:ascii="Cambria Math" w:eastAsia="SimSun" w:hAnsi="Cambria Math"/>
+          <w:i w:val="false"/>
+          <w:iCs w:val="false"/>
+        </w:rPr>
+        <w:t xml:space="preserve">⟨ </w:t>
+      </w:r>
+      <w:r>
+        <w:rPr>
+          <w:rFonts w:ascii="Cambria Math" w:eastAsia="SimSun" w:hAnsi="Cambria Math"/>
+          <w:i/>
+          <w:iCs/>
+        </w:rPr>
+        <w:t xml:space="preserve">S</w:t>
+      </w:r>
+      <w:r>
+        <w:rPr>
+          <w:rFonts w:ascii="Cambria Math" w:eastAsia="SimSun" w:hAnsi="Cambria Math"/>
+          <w:i w:val="false"/>
+          <w:iCs w:val="false"/>
+        </w:rPr>
+        <w:t xml:space="preserve">⟩</w:t>
+      </w:r>
+      <w:r>
+        <w:rPr>
+          <w:rFonts w:ascii="Times New Roman" w:cs="Times New Roman" w:eastAsia="SimSun" w:hAnsi="Times New Roman"/>
+        </w:rPr>
+        <w:t xml:space="preserve"> 不变。</w:t>
+      </w:r>
+    </w:p>
+    <w:p>
+      <w:pPr>
+        <w:spacing w:after="120" w:before="120" w:line="320"/>
+        <w:jc w:val="both"/>
+      </w:pPr>
+      <w:r>
+        <w:rPr>
+          <w:rFonts w:ascii="Times New Roman" w:cs="Times New Roman" w:eastAsia="SimSun" w:hAnsi="Times New Roman"/>
+        </w:rPr>
+        <w:t xml:space="preserve">命题 2 的后果是：</w:t>
+      </w:r>
+      <w:r>
+        <w:rPr>
+          <w:rFonts w:ascii="Cambria Math" w:eastAsia="SimSun" w:hAnsi="Cambria Math"/>
+          <w:i w:val="false"/>
+          <w:iCs w:val="false"/>
+        </w:rPr>
+        <w:t xml:space="preserve">⟨ </w:t>
+      </w:r>
+      <w:r>
+        <w:rPr>
+          <w:rFonts w:ascii="Cambria Math" w:eastAsia="SimSun" w:hAnsi="Cambria Math"/>
+          <w:i/>
+          <w:iCs/>
+        </w:rPr>
+        <w:t xml:space="preserve">S</w:t>
+      </w:r>
+      <w:r>
+        <w:rPr>
+          <w:rFonts w:ascii="Cambria Math" w:eastAsia="SimSun" w:hAnsi="Cambria Math"/>
+          <w:i w:val="false"/>
+          <w:iCs w:val="false"/>
+        </w:rPr>
+        <w:t xml:space="preserve">⟩</w:t>
+      </w:r>
+      <w:r>
+        <w:rPr>
+          <w:rFonts w:ascii="Times New Roman" w:cs="Times New Roman" w:eastAsia="SimSun" w:hAnsi="Times New Roman"/>
+        </w:rPr>
+        <w:t xml:space="preserve"> </w:t>
       </w:r>
       <w:r>
         <w:rPr>
@@ -9663,28 +9818,111 @@
           <w:b/>
           <w:bCs/>
         </w:rPr>
-        <w:t xml:space="preserve"> 扫描的整条线上都不应出现破缺，尽管 </w:t>
-      </w:r>
-      <w:r>
-        <w:rPr>
-          <w:rFonts w:ascii="Cambria Math" w:eastAsia="SimSun" w:hAnsi="Cambria Math"/>
+        <w:t xml:space="preserve">不能作为方向对称性破缺的序参量</w:t>
+      </w:r>
+      <w:r>
+        <w:rPr>
+          <w:rFonts w:ascii="Times New Roman" w:cs="Times New Roman" w:eastAsia="SimSun" w:hAnsi="Times New Roman"/>
+        </w:rPr>
+        <w:t xml:space="preserve">。它在任何结构上都对称，与 </w:t>
+      </w:r>
+      <w:r>
+        <w:rPr>
+          <w:rFonts w:ascii="Cambria Math" w:eastAsia="SimSun" w:hAnsi="Cambria Math"/>
+          <w:i w:val="false"/>
+          <w:iCs w:val="false"/>
+        </w:rPr>
+        <w:t xml:space="preserve">Δα</w:t>
+      </w:r>
+      <w:r>
+        <w:rPr>
+          <w:rFonts w:ascii="Times New Roman" w:cs="Times New Roman" w:eastAsia="SimSun" w:hAnsi="Times New Roman"/>
+        </w:rPr>
+        <w:t xml:space="preserve"> 是否为零无关。第 VI 节的数值确认了这一点：即便在 </w:t>
+      </w:r>
+      <w:r>
+        <w:rPr>
+          <w:rFonts w:ascii="Cambria Math" w:eastAsia="SimSun" w:hAnsi="Cambria Math"/>
+          <w:i w:val="false"/>
+          <w:iCs w:val="false"/>
+        </w:rPr>
+        <w:t xml:space="preserve">τ=3,η=1</w:t>
+      </w:r>
+      <w:r>
+        <w:rPr>
+          <w:rFonts w:ascii="Times New Roman" w:cs="Times New Roman" w:eastAsia="SimSun" w:hAnsi="Times New Roman"/>
+        </w:rPr>
+        <w:t xml:space="preserve"> 这种最不对称的构型上，</w:t>
+      </w:r>
+      <w:r>
+        <w:rPr>
+          <w:rFonts w:ascii="Cambria Math" w:eastAsia="SimSun" w:hAnsi="Cambria Math"/>
+          <w:i w:val="false"/>
+          <w:iCs w:val="false"/>
+        </w:rPr>
+        <w:t xml:space="preserve">⟨ </w:t>
+      </w:r>
+      <w:r>
+        <w:rPr>
+          <w:rFonts w:ascii="Cambria Math" w:eastAsia="SimSun" w:hAnsi="Cambria Math"/>
+          <w:i/>
+          <w:iCs/>
+        </w:rPr>
+        <w:t xml:space="preserve">S</w:t>
+      </w:r>
+      <w:r>
+        <w:rPr>
+          <w:rFonts w:ascii="Cambria Math" w:eastAsia="SimSun" w:hAnsi="Cambria Math"/>
+          <w:i w:val="false"/>
+          <w:iCs w:val="false"/>
+        </w:rPr>
+        <w:t xml:space="preserve">⟩</w:t>
+      </w:r>
+      <w:r>
+        <w:rPr>
+          <w:rFonts w:ascii="Times New Roman" w:cs="Times New Roman" w:eastAsia="SimSun" w:hAnsi="Times New Roman"/>
+        </w:rPr>
+        <w:t xml:space="preserve"> 在翻转前后的差异也始终落在统计涨落内。</w:t>
+      </w:r>
+    </w:p>
+    <w:p>
+      <w:pPr>
+        <w:spacing w:after="120" w:before="120" w:line="320"/>
+        <w:jc w:val="both"/>
+      </w:pPr>
+      <w:r>
+        <w:rPr>
+          <w:rFonts w:ascii="Times New Roman" w:cs="Times New Roman" w:eastAsia="SimSun" w:hAnsi="Times New Roman"/>
+        </w:rPr>
+        <w:t xml:space="preserve">破缺出现在可达对</w:t>
+      </w:r>
+      <w:r>
+        <w:rPr>
+          <w:rFonts w:ascii="Times New Roman" w:cs="Times New Roman" w:eastAsia="SimSun" w:hAnsi="Times New Roman"/>
           <w:b/>
           <w:bCs/>
-          <w:i/>
-          <w:iCs/>
-        </w:rPr>
-        <w:t xml:space="preserve">r</w:t>
-      </w:r>
-      <w:r>
-        <w:rPr>
-          <w:rFonts w:ascii="Cambria Math" w:eastAsia="SimSun" w:hAnsi="Cambria Math"/>
+        </w:rPr>
+        <w:t xml:space="preserve">如何分布</w:t>
+      </w:r>
+      <w:r>
+        <w:rPr>
+          <w:rFonts w:ascii="Times New Roman" w:cs="Times New Roman" w:eastAsia="SimSun" w:hAnsi="Times New Roman"/>
+        </w:rPr>
+        <w:t xml:space="preserve">，而非其总数。按 [5]，大爆发的</w:t>
+      </w:r>
+      <w:r>
+        <w:rPr>
+          <w:rFonts w:ascii="Times New Roman" w:cs="Times New Roman" w:eastAsia="SimSun" w:hAnsi="Times New Roman"/>
           <w:b/>
           <w:bCs/>
-          <w:i w:val="false"/>
-          <w:iCs w:val="false"/>
-          <w:vertAlign w:val="subscript"/>
-        </w:rPr>
-        <w:t xml:space="preserve">io</w:t>
+        </w:rPr>
+        <w:t xml:space="preserve">概率</w:t>
+      </w:r>
+      <w:r>
+        <w:rPr>
+          <w:rFonts w:ascii="Times New Roman" w:cs="Times New Roman" w:eastAsia="SimSun" w:hAnsi="Times New Roman"/>
+        </w:rPr>
+        <w:t xml:space="preserve">由巨入分支的相对规模决定，而爆发的</w:t>
       </w:r>
       <w:r>
         <w:rPr>
@@ -9692,13 +9930,243 @@
           <w:b/>
           <w:bCs/>
         </w:rPr>
-        <w:t xml:space="preserve"> 确实移动阈值</w:t>
-      </w:r>
-      <w:r>
-        <w:rPr>
-          <w:rFonts w:ascii="Times New Roman" w:cs="Times New Roman" w:eastAsia="SimSun" w:hAnsi="Times New Roman"/>
-        </w:rPr>
-        <w:t xml:space="preserve">。</w:t>
+        <w:t xml:space="preserve">终态规模</w:t>
+      </w:r>
+      <w:r>
+        <w:rPr>
+          <w:rFonts w:ascii="Times New Roman" w:cs="Times New Roman" w:eastAsia="SimSun" w:hAnsi="Times New Roman"/>
+        </w:rPr>
+        <w:t xml:space="preserve">由巨出分支决定；</w:t>
+      </w:r>
+      <w:r>
+        <w:rPr>
+          <w:rFonts w:ascii="Cambria Math" w:eastAsia="SimSun" w:hAnsi="Cambria Math"/>
+          <w:i/>
+          <w:iCs/>
+        </w:rPr>
+        <w:t xml:space="preserve">R</w:t>
+      </w:r>
+      <w:r>
+        <w:rPr>
+          <w:rFonts w:ascii="Times New Roman" w:cs="Times New Roman" w:eastAsia="SimSun" w:hAnsi="Times New Roman"/>
+        </w:rPr>
+        <w:t xml:space="preserve"> 恰好交换这两者。因此本文取</w:t>
+      </w:r>
+    </w:p>
+    <w:p>
+      <w:pPr>
+        <w:tabs>
+          <w:tab w:val="center" w:pos="4680"/>
+          <w:tab w:val="right" w:pos="9360"/>
+        </w:tabs>
+        <w:spacing w:after="180" w:before="180" w:line="300"/>
+        <w:jc w:val="left"/>
+      </w:pPr>
+      <w:r>
+        <w:rPr>
+          <w:rFonts w:ascii="Cambria Math" w:eastAsia="SimSun" w:hAnsi="Cambria Math"/>
+        </w:rPr>
+        <w:t xml:space="preserve">	</w:t>
+      </w:r>
+      <w:r>
+        <w:rPr>
+          <w:rFonts w:ascii="Cambria Math" w:eastAsia="SimSun" w:hAnsi="Cambria Math"/>
+          <w:i w:val="false"/>
+          <w:iCs w:val="false"/>
+          <w:sz w:val="21"/>
+          <w:szCs w:val="21"/>
+        </w:rPr>
+        <w:t xml:space="preserve">Π=</w:t>
+      </w:r>
+      <w:r>
+        <w:rPr>
+          <w:rFonts w:ascii="Cambria Math" w:eastAsia="SimSun" w:hAnsi="Cambria Math"/>
+          <w:i/>
+          <w:iCs/>
+          <w:sz w:val="21"/>
+          <w:szCs w:val="21"/>
+        </w:rPr>
+        <w:t xml:space="preserve">Pr</w:t>
+      </w:r>
+      <w:r>
+        <w:rPr>
+          <w:rFonts w:ascii="Cambria Math" w:eastAsia="SimSun" w:hAnsi="Cambria Math"/>
+          <w:i w:val="false"/>
+          <w:iCs w:val="false"/>
+          <w:sz w:val="21"/>
+          <w:szCs w:val="21"/>
+        </w:rPr>
+        <w:t xml:space="preserve">(</w:t>
+      </w:r>
+      <w:r>
+        <w:rPr>
+          <w:rFonts w:ascii="Cambria Math" w:eastAsia="SimSun" w:hAnsi="Cambria Math"/>
+          <w:i/>
+          <w:iCs/>
+          <w:sz w:val="21"/>
+          <w:szCs w:val="21"/>
+        </w:rPr>
+        <w:t xml:space="preserve">S</w:t>
+      </w:r>
+      <w:r>
+        <w:rPr>
+          <w:rFonts w:ascii="Cambria Math" w:eastAsia="SimSun" w:hAnsi="Cambria Math"/>
+          <w:i w:val="false"/>
+          <w:iCs w:val="false"/>
+          <w:sz w:val="21"/>
+          <w:szCs w:val="21"/>
+        </w:rPr>
+        <w:t xml:space="preserve">&gt;</w:t>
+      </w:r>
+      <w:r>
+        <w:rPr>
+          <w:rFonts w:ascii="Cambria Math" w:eastAsia="SimSun" w:hAnsi="Cambria Math"/>
+          <w:i/>
+          <w:iCs/>
+          <w:sz w:val="21"/>
+          <w:szCs w:val="21"/>
+        </w:rPr>
+        <w:t xml:space="preserve">S</w:t>
+      </w:r>
+      <w:r>
+        <w:rPr>
+          <w:rFonts w:ascii="Cambria Math" w:eastAsia="SimSun" w:hAnsi="Cambria Math"/>
+          <w:i w:val="false"/>
+          <w:iCs w:val="false"/>
+          <w:sz w:val="21"/>
+          <w:szCs w:val="21"/>
+          <w:vertAlign w:val="subscript"/>
+        </w:rPr>
+        <w:t xml:space="preserve">cut</w:t>
+      </w:r>
+      <w:r>
+        <w:rPr>
+          <w:rFonts w:ascii="Cambria Math" w:eastAsia="SimSun" w:hAnsi="Cambria Math"/>
+          <w:i w:val="false"/>
+          <w:iCs w:val="false"/>
+          <w:sz w:val="21"/>
+          <w:szCs w:val="21"/>
+        </w:rPr>
+        <w:t xml:space="preserve">),  </w:t>
+      </w:r>
+      <w:r>
+        <w:rPr>
+          <w:rFonts w:ascii="Cambria Math" w:eastAsia="SimSun" w:hAnsi="Cambria Math"/>
+          <w:i/>
+          <w:iCs/>
+          <w:sz w:val="21"/>
+          <w:szCs w:val="21"/>
+        </w:rPr>
+        <w:t xml:space="preserve">S</w:t>
+      </w:r>
+      <w:r>
+        <w:rPr>
+          <w:rFonts w:ascii="Cambria Math" w:eastAsia="SimSun" w:hAnsi="Cambria Math"/>
+          <w:i w:val="false"/>
+          <w:iCs w:val="false"/>
+          <w:sz w:val="21"/>
+          <w:szCs w:val="21"/>
+        </w:rPr>
+        <w:t xml:space="preserve">̄=</w:t>
+      </w:r>
+      <w:r>
+        <w:rPr>
+          <w:rFonts w:ascii="Cambria Math" w:eastAsia="SimSun" w:hAnsi="Cambria Math"/>
+          <w:i/>
+          <w:iCs/>
+          <w:sz w:val="21"/>
+          <w:szCs w:val="21"/>
+        </w:rPr>
+        <w:t xml:space="preserve">E</w:t>
+      </w:r>
+      <w:r>
+        <w:rPr>
+          <w:rFonts w:ascii="Cambria Math" w:eastAsia="SimSun" w:hAnsi="Cambria Math"/>
+          <w:i w:val="false"/>
+          <w:iCs w:val="false"/>
+          <w:sz w:val="21"/>
+          <w:szCs w:val="21"/>
+        </w:rPr>
+        <w:t xml:space="preserve">[</w:t>
+      </w:r>
+      <w:r>
+        <w:rPr>
+          <w:rFonts w:ascii="Cambria Math" w:eastAsia="SimSun" w:hAnsi="Cambria Math"/>
+          <w:i/>
+          <w:iCs/>
+          <w:sz w:val="21"/>
+          <w:szCs w:val="21"/>
+        </w:rPr>
+        <w:t xml:space="preserve">S</w:t>
+      </w:r>
+      <w:r>
+        <w:rPr>
+          <w:rFonts w:ascii="Cambria Math" w:eastAsia="SimSun" w:hAnsi="Cambria Math"/>
+          <w:i w:val="false"/>
+          <w:iCs w:val="false"/>
+          <w:sz w:val="21"/>
+          <w:szCs w:val="21"/>
+        </w:rPr>
+        <w:t xml:space="preserve">| </w:t>
+      </w:r>
+      <w:r>
+        <w:rPr>
+          <w:rFonts w:ascii="Cambria Math" w:eastAsia="SimSun" w:hAnsi="Cambria Math"/>
+          <w:i/>
+          <w:iCs/>
+          <w:sz w:val="21"/>
+          <w:szCs w:val="21"/>
+        </w:rPr>
+        <w:t xml:space="preserve">S</w:t>
+      </w:r>
+      <w:r>
+        <w:rPr>
+          <w:rFonts w:ascii="Cambria Math" w:eastAsia="SimSun" w:hAnsi="Cambria Math"/>
+          <w:i w:val="false"/>
+          <w:iCs w:val="false"/>
+          <w:sz w:val="21"/>
+          <w:szCs w:val="21"/>
+        </w:rPr>
+        <w:t xml:space="preserve">&gt;</w:t>
+      </w:r>
+      <w:r>
+        <w:rPr>
+          <w:rFonts w:ascii="Cambria Math" w:eastAsia="SimSun" w:hAnsi="Cambria Math"/>
+          <w:i/>
+          <w:iCs/>
+          <w:sz w:val="21"/>
+          <w:szCs w:val="21"/>
+        </w:rPr>
+        <w:t xml:space="preserve">S</w:t>
+      </w:r>
+      <w:r>
+        <w:rPr>
+          <w:rFonts w:ascii="Cambria Math" w:eastAsia="SimSun" w:hAnsi="Cambria Math"/>
+          <w:i w:val="false"/>
+          <w:iCs w:val="false"/>
+          <w:sz w:val="21"/>
+          <w:szCs w:val="21"/>
+          <w:vertAlign w:val="subscript"/>
+        </w:rPr>
+        <w:t xml:space="preserve">cut</w:t>
+      </w:r>
+      <w:r>
+        <w:rPr>
+          <w:rFonts w:ascii="Cambria Math" w:eastAsia="SimSun" w:hAnsi="Cambria Math"/>
+          <w:i w:val="false"/>
+          <w:iCs w:val="false"/>
+          <w:sz w:val="21"/>
+          <w:szCs w:val="21"/>
+        </w:rPr>
+        <w:t xml:space="preserve">]</w:t>
+      </w:r>
+      <w:r>
+        <w:rPr>
+          <w:rFonts w:ascii="Cambria Math" w:eastAsia="SimSun" w:hAnsi="Cambria Math"/>
+          <w:sz w:val="21"/>
+          <w:szCs w:val="21"/>
+        </w:rPr>
+        <w:t xml:space="preserve">	(19)</w:t>
       </w:r>
     </w:p>
     <w:p>
@@ -9710,7 +10178,138 @@
         <w:rPr>
           <w:rFonts w:ascii="Times New Roman" w:cs="Times New Roman" w:eastAsia="SimSun" w:hAnsi="Times New Roman"/>
         </w:rPr>
-        <w:t xml:space="preserve">这决定了第 VI 节破缺实验的设计：在互换对称的双度序列上做 </w:t>
+        <w:t xml:space="preserve">为破缺的序参量，其中 </w:t>
+      </w:r>
+      <w:r>
+        <w:rPr>
+          <w:rFonts w:ascii="Cambria Math" w:eastAsia="SimSun" w:hAnsi="Cambria Math"/>
+          <w:i/>
+          <w:iCs/>
+        </w:rPr>
+        <w:t xml:space="preserve">S</w:t>
+      </w:r>
+      <w:r>
+        <w:rPr>
+          <w:rFonts w:ascii="Cambria Math" w:eastAsia="SimSun" w:hAnsi="Cambria Math"/>
+          <w:i w:val="false"/>
+          <w:iCs w:val="false"/>
+          <w:vertAlign w:val="subscript"/>
+        </w:rPr>
+        <w:t xml:space="preserve">cut</w:t>
+      </w:r>
+      <w:r>
+        <w:rPr>
+          <w:rFonts w:ascii="Times New Roman" w:cs="Times New Roman" w:eastAsia="SimSun" w:hAnsi="Times New Roman"/>
+        </w:rPr>
+        <w:t xml:space="preserve"> 为区分自限爆发与大爆发的阈值。命题 2 同时给出一条可证伪的预言：</w:t>
+      </w:r>
+      <w:r>
+        <w:rPr>
+          <w:rFonts w:ascii="Cambria Math" w:eastAsia="SimSun" w:hAnsi="Cambria Math"/>
+          <w:i w:val="false"/>
+          <w:iCs w:val="false"/>
+        </w:rPr>
+        <w:t xml:space="preserve">⟨ </w:t>
+      </w:r>
+      <w:r>
+        <w:rPr>
+          <w:rFonts w:ascii="Cambria Math" w:eastAsia="SimSun" w:hAnsi="Cambria Math"/>
+          <w:i/>
+          <w:iCs/>
+        </w:rPr>
+        <w:t xml:space="preserve">S</w:t>
+      </w:r>
+      <w:r>
+        <w:rPr>
+          <w:rFonts w:ascii="Cambria Math" w:eastAsia="SimSun" w:hAnsi="Cambria Math"/>
+          <w:i w:val="false"/>
+          <w:iCs w:val="false"/>
+        </w:rPr>
+        <w:t xml:space="preserve">⟩≃Π</w:t>
+      </w:r>
+      <w:r>
+        <w:rPr>
+          <w:rFonts w:ascii="Cambria Math" w:eastAsia="SimSun" w:hAnsi="Cambria Math"/>
+          <w:i/>
+          <w:iCs/>
+        </w:rPr>
+        <w:t xml:space="preserve">S</w:t>
+      </w:r>
+      <w:r>
+        <w:rPr>
+          <w:rFonts w:ascii="Cambria Math" w:eastAsia="SimSun" w:hAnsi="Cambria Math"/>
+          <w:i w:val="false"/>
+          <w:iCs w:val="false"/>
+        </w:rPr>
+        <w:t xml:space="preserve">̄</w:t>
+      </w:r>
+      <w:r>
+        <w:rPr>
+          <w:rFonts w:ascii="Times New Roman" w:cs="Times New Roman" w:eastAsia="SimSun" w:hAnsi="Times New Roman"/>
+        </w:rPr>
+        <w:t xml:space="preserve"> 在翻转下守恒，故 </w:t>
+      </w:r>
+      <w:r>
+        <w:rPr>
+          <w:rFonts w:ascii="Cambria Math" w:eastAsia="SimSun" w:hAnsi="Cambria Math"/>
+          <w:i w:val="false"/>
+          <w:iCs w:val="false"/>
+        </w:rPr>
+        <w:t xml:space="preserve">Π</w:t>
+      </w:r>
+      <w:r>
+        <w:rPr>
+          <w:rFonts w:ascii="Times New Roman" w:cs="Times New Roman" w:eastAsia="SimSun" w:hAnsi="Times New Roman"/>
+        </w:rPr>
+        <w:t xml:space="preserve"> 与 </w:t>
+      </w:r>
+      <w:r>
+        <w:rPr>
+          <w:rFonts w:ascii="Cambria Math" w:eastAsia="SimSun" w:hAnsi="Cambria Math"/>
+          <w:i/>
+          <w:iCs/>
+        </w:rPr>
+        <w:t xml:space="preserve">S</w:t>
+      </w:r>
+      <w:r>
+        <w:rPr>
+          <w:rFonts w:ascii="Cambria Math" w:eastAsia="SimSun" w:hAnsi="Cambria Math"/>
+          <w:i w:val="false"/>
+          <w:iCs w:val="false"/>
+        </w:rPr>
+        <w:t xml:space="preserve">̄</w:t>
+      </w:r>
+      <w:r>
+        <w:rPr>
+          <w:rFonts w:ascii="Times New Roman" w:cs="Times New Roman" w:eastAsia="SimSun" w:hAnsi="Times New Roman"/>
+        </w:rPr>
+        <w:t xml:space="preserve"> </w:t>
+      </w:r>
+      <w:r>
+        <w:rPr>
+          <w:rFonts w:ascii="Times New Roman" w:cs="Times New Roman" w:eastAsia="SimSun" w:hAnsi="Times New Roman"/>
+          <w:b/>
+          <w:bCs/>
+        </w:rPr>
+        <w:t xml:space="preserve">必须反向破缺、相互补偿</w:t>
+      </w:r>
+      <w:r>
+        <w:rPr>
+          <w:rFonts w:ascii="Times New Roman" w:cs="Times New Roman" w:eastAsia="SimSun" w:hAnsi="Times New Roman"/>
+        </w:rPr>
+        <w:t xml:space="preserve">。第 VI 节将检验这一补偿关系。</w:t>
+      </w:r>
+    </w:p>
+    <w:p>
+      <w:pPr>
+        <w:spacing w:after="120" w:before="120" w:line="320"/>
+        <w:jc w:val="both"/>
+      </w:pPr>
+      <w:r>
+        <w:rPr>
+          <w:rFonts w:ascii="Times New Roman" w:cs="Times New Roman" w:eastAsia="SimSun" w:hAnsi="Times New Roman"/>
+        </w:rPr>
+        <w:t xml:space="preserve">在此基础上，</w:t>
       </w:r>
       <w:r>
         <w:rPr>
@@ -9733,7 +10332,7 @@
         <w:rPr>
           <w:rFonts w:ascii="Times New Roman" w:cs="Times New Roman" w:eastAsia="SimSun" w:hAnsi="Times New Roman"/>
         </w:rPr>
-        <w:t xml:space="preserve"> 扫描，作为无破缺的阴性对照；破缺实验则保持 </w:t>
+        <w:t xml:space="preserve"> 的角色是一个可直接检验的推论：它不能单独产生破缺。设双度序列 </w:t>
       </w:r>
       <w:r>
         <w:rPr>
@@ -9747,6 +10346,479 @@
         <w:rPr>
           <w:rFonts w:ascii="Times New Roman" w:cs="Times New Roman" w:eastAsia="SimSun" w:hAnsi="Times New Roman"/>
         </w:rPr>
+        <w:t xml:space="preserve"> 关于分量互换对称，即 </w:t>
+      </w:r>
+      <w:r>
+        <w:rPr>
+          <w:rFonts w:ascii="Cambria Math" w:eastAsia="SimSun" w:hAnsi="Cambria Math"/>
+          <w:i/>
+          <w:iCs/>
+        </w:rPr>
+        <w:t xml:space="preserve">Rd</w:t>
+      </w:r>
+      <w:r>
+        <w:rPr>
+          <w:rFonts w:ascii="Times New Roman" w:cs="Times New Roman" w:eastAsia="SimSun" w:hAnsi="Times New Roman"/>
+        </w:rPr>
+        <w:t xml:space="preserve"> 与 </w:t>
+      </w:r>
+      <w:r>
+        <w:rPr>
+          <w:rFonts w:ascii="Cambria Math" w:eastAsia="SimSun" w:hAnsi="Cambria Math"/>
+          <w:i/>
+          <w:iCs/>
+        </w:rPr>
+        <w:t xml:space="preserve">d</w:t>
+      </w:r>
+      <w:r>
+        <w:rPr>
+          <w:rFonts w:ascii="Times New Roman" w:cs="Times New Roman" w:eastAsia="SimSun" w:hAnsi="Times New Roman"/>
+        </w:rPr>
+        <w:t xml:space="preserve"> 至多相差一个节点重标号。</w:t>
+      </w:r>
+      <w:r>
+        <w:rPr>
+          <w:rFonts w:ascii="Cambria Math" w:eastAsia="SimSun" w:hAnsi="Cambria Math"/>
+          <w:i/>
+          <w:iCs/>
+        </w:rPr>
+        <w:t xml:space="preserve">R</w:t>
+      </w:r>
+      <w:r>
+        <w:rPr>
+          <w:rFonts w:ascii="Times New Roman" w:cs="Times New Roman" w:eastAsia="SimSun" w:hAnsi="Times New Roman"/>
+        </w:rPr>
+        <w:t xml:space="preserve"> 把位形模型系综 </w:t>
+      </w:r>
+      <w:r>
+        <w:rPr>
+          <w:rFonts w:ascii="Cambria Math" w:eastAsia="SimSun" w:hAnsi="Cambria Math"/>
+          <w:i/>
+          <w:iCs/>
+        </w:rPr>
+        <w:t xml:space="preserve">CM</w:t>
+      </w:r>
+      <w:r>
+        <w:rPr>
+          <w:rFonts w:ascii="Cambria Math" w:eastAsia="SimSun" w:hAnsi="Cambria Math"/>
+          <w:i w:val="false"/>
+          <w:iCs w:val="false"/>
+        </w:rPr>
+        <w:t xml:space="preserve">(</w:t>
+      </w:r>
+      <w:r>
+        <w:rPr>
+          <w:rFonts w:ascii="Cambria Math" w:eastAsia="SimSun" w:hAnsi="Cambria Math"/>
+          <w:i/>
+          <w:iCs/>
+        </w:rPr>
+        <w:t xml:space="preserve">d</w:t>
+      </w:r>
+      <w:r>
+        <w:rPr>
+          <w:rFonts w:ascii="Cambria Math" w:eastAsia="SimSun" w:hAnsi="Cambria Math"/>
+          <w:i w:val="false"/>
+          <w:iCs w:val="false"/>
+        </w:rPr>
+        <w:t xml:space="preserve">)</w:t>
+      </w:r>
+      <w:r>
+        <w:rPr>
+          <w:rFonts w:ascii="Times New Roman" w:cs="Times New Roman" w:eastAsia="SimSun" w:hAnsi="Times New Roman"/>
+        </w:rPr>
+        <w:t xml:space="preserve"> 映为 </w:t>
+      </w:r>
+      <w:r>
+        <w:rPr>
+          <w:rFonts w:ascii="Cambria Math" w:eastAsia="SimSun" w:hAnsi="Cambria Math"/>
+          <w:i/>
+          <w:iCs/>
+        </w:rPr>
+        <w:t xml:space="preserve">CM</w:t>
+      </w:r>
+      <w:r>
+        <w:rPr>
+          <w:rFonts w:ascii="Cambria Math" w:eastAsia="SimSun" w:hAnsi="Cambria Math"/>
+          <w:i w:val="false"/>
+          <w:iCs w:val="false"/>
+        </w:rPr>
+        <w:t xml:space="preserve">(</w:t>
+      </w:r>
+      <w:r>
+        <w:rPr>
+          <w:rFonts w:ascii="Cambria Math" w:eastAsia="SimSun" w:hAnsi="Cambria Math"/>
+          <w:i/>
+          <w:iCs/>
+        </w:rPr>
+        <w:t xml:space="preserve">Rd</w:t>
+      </w:r>
+      <w:r>
+        <w:rPr>
+          <w:rFonts w:ascii="Cambria Math" w:eastAsia="SimSun" w:hAnsi="Cambria Math"/>
+          <w:i w:val="false"/>
+          <w:iCs w:val="false"/>
+        </w:rPr>
+        <w:t xml:space="preserve">)</w:t>
+      </w:r>
+      <w:r>
+        <w:rPr>
+          <w:rFonts w:ascii="Times New Roman" w:cs="Times New Roman" w:eastAsia="SimSun" w:hAnsi="Times New Roman"/>
+        </w:rPr>
+        <w:t xml:space="preserve">，后者是前者在该重标号下的像；而 </w:t>
+      </w:r>
+      <w:r>
+        <w:rPr>
+          <w:rFonts w:ascii="Cambria Math" w:eastAsia="SimSun" w:hAnsi="Cambria Math"/>
+          <w:i/>
+          <w:iCs/>
+        </w:rPr>
+        <w:t xml:space="preserve">S</w:t>
+      </w:r>
+      <w:r>
+        <w:rPr>
+          <w:rFonts w:ascii="Times New Roman" w:cs="Times New Roman" w:eastAsia="SimSun" w:hAnsi="Times New Roman"/>
+        </w:rPr>
+        <w:t xml:space="preserve"> 与节点标号无关，故命题 1 的结论成立，系综平均的爆发规模在方向翻转下相同。关键在于：这类对称序列可以取遍 </w:t>
+      </w:r>
+      <w:r>
+        <w:rPr>
+          <w:rFonts w:ascii="Cambria Math" w:eastAsia="SimSun" w:hAnsi="Cambria Math"/>
+          <w:i/>
+          <w:iCs/>
+        </w:rPr>
+        <w:t xml:space="preserve">r</w:t>
+      </w:r>
+      <w:r>
+        <w:rPr>
+          <w:rFonts w:ascii="Cambria Math" w:eastAsia="SimSun" w:hAnsi="Cambria Math"/>
+          <w:i w:val="false"/>
+          <w:iCs w:val="false"/>
+          <w:vertAlign w:val="subscript"/>
+        </w:rPr>
+        <w:t xml:space="preserve">io</w:t>
+      </w:r>
+      <w:r>
+        <w:rPr>
+          <w:rFonts w:ascii="Cambria Math" w:eastAsia="SimSun" w:hAnsi="Cambria Math"/>
+          <w:i w:val="false"/>
+          <w:iCs w:val="false"/>
+        </w:rPr>
+        <w:t xml:space="preserve">∈[-1,1]</w:t>
+      </w:r>
+      <w:r>
+        <w:rPr>
+          <w:rFonts w:ascii="Times New Roman" w:cs="Times New Roman" w:eastAsia="SimSun" w:hAnsi="Times New Roman"/>
+        </w:rPr>
+        <w:t xml:space="preserve"> 的整个范围（例如 </w:t>
+      </w:r>
+      <w:r>
+        <w:rPr>
+          <w:rFonts w:ascii="Cambria Math" w:eastAsia="SimSun" w:hAnsi="Cambria Math"/>
+          <w:i/>
+          <w:iCs/>
+        </w:rPr>
+        <w:t xml:space="preserve">d</w:t>
+      </w:r>
+      <w:r>
+        <w:rPr>
+          <w:rFonts w:ascii="Times New Roman" w:cs="Times New Roman" w:eastAsia="SimSun" w:hAnsi="Times New Roman"/>
+        </w:rPr>
+        <w:t xml:space="preserve"> 由若干对 </w:t>
+      </w:r>
+      <w:r>
+        <w:rPr>
+          <w:rFonts w:ascii="Cambria Math" w:eastAsia="SimSun" w:hAnsi="Cambria Math"/>
+          <w:i w:val="false"/>
+          <w:iCs w:val="false"/>
+        </w:rPr>
+        <w:t xml:space="preserve">(</w:t>
+      </w:r>
+      <w:r>
+        <w:rPr>
+          <w:rFonts w:ascii="Cambria Math" w:eastAsia="SimSun" w:hAnsi="Cambria Math"/>
+          <w:i/>
+          <w:iCs/>
+        </w:rPr>
+        <w:t xml:space="preserve">a</w:t>
+      </w:r>
+      <w:r>
+        <w:rPr>
+          <w:rFonts w:ascii="Cambria Math" w:eastAsia="SimSun" w:hAnsi="Cambria Math"/>
+          <w:i w:val="false"/>
+          <w:iCs w:val="false"/>
+        </w:rPr>
+        <w:t xml:space="preserve">,</w:t>
+      </w:r>
+      <w:r>
+        <w:rPr>
+          <w:rFonts w:ascii="Cambria Math" w:eastAsia="SimSun" w:hAnsi="Cambria Math"/>
+          <w:i/>
+          <w:iCs/>
+        </w:rPr>
+        <w:t xml:space="preserve">b</w:t>
+      </w:r>
+      <w:r>
+        <w:rPr>
+          <w:rFonts w:ascii="Cambria Math" w:eastAsia="SimSun" w:hAnsi="Cambria Math"/>
+          <w:i w:val="false"/>
+          <w:iCs w:val="false"/>
+        </w:rPr>
+        <w:t xml:space="preserve">)</w:t>
+      </w:r>
+      <w:r>
+        <w:rPr>
+          <w:rFonts w:ascii="Times New Roman" w:cs="Times New Roman" w:eastAsia="SimSun" w:hAnsi="Times New Roman"/>
+        </w:rPr>
+        <w:t xml:space="preserve"> 与 </w:t>
+      </w:r>
+      <w:r>
+        <w:rPr>
+          <w:rFonts w:ascii="Cambria Math" w:eastAsia="SimSun" w:hAnsi="Cambria Math"/>
+          <w:i w:val="false"/>
+          <w:iCs w:val="false"/>
+        </w:rPr>
+        <w:t xml:space="preserve">(</w:t>
+      </w:r>
+      <w:r>
+        <w:rPr>
+          <w:rFonts w:ascii="Cambria Math" w:eastAsia="SimSun" w:hAnsi="Cambria Math"/>
+          <w:i/>
+          <w:iCs/>
+        </w:rPr>
+        <w:t xml:space="preserve">b</w:t>
+      </w:r>
+      <w:r>
+        <w:rPr>
+          <w:rFonts w:ascii="Cambria Math" w:eastAsia="SimSun" w:hAnsi="Cambria Math"/>
+          <w:i w:val="false"/>
+          <w:iCs w:val="false"/>
+        </w:rPr>
+        <w:t xml:space="preserve">,</w:t>
+      </w:r>
+      <w:r>
+        <w:rPr>
+          <w:rFonts w:ascii="Cambria Math" w:eastAsia="SimSun" w:hAnsi="Cambria Math"/>
+          <w:i/>
+          <w:iCs/>
+        </w:rPr>
+        <w:t xml:space="preserve">a</w:t>
+      </w:r>
+      <w:r>
+        <w:rPr>
+          <w:rFonts w:ascii="Cambria Math" w:eastAsia="SimSun" w:hAnsi="Cambria Math"/>
+          <w:i w:val="false"/>
+          <w:iCs w:val="false"/>
+        </w:rPr>
+        <w:t xml:space="preserve">)</w:t>
+      </w:r>
+      <w:r>
+        <w:rPr>
+          <w:rFonts w:ascii="Times New Roman" w:cs="Times New Roman" w:eastAsia="SimSun" w:hAnsi="Times New Roman"/>
+        </w:rPr>
+        <w:t xml:space="preserve"> 组成时序列对称而 </w:t>
+      </w:r>
+      <w:r>
+        <w:rPr>
+          <w:rFonts w:ascii="Cambria Math" w:eastAsia="SimSun" w:hAnsi="Cambria Math"/>
+          <w:i/>
+          <w:iCs/>
+        </w:rPr>
+        <w:t xml:space="preserve">r</w:t>
+      </w:r>
+      <w:r>
+        <w:rPr>
+          <w:rFonts w:ascii="Cambria Math" w:eastAsia="SimSun" w:hAnsi="Cambria Math"/>
+          <w:i w:val="false"/>
+          <w:iCs w:val="false"/>
+          <w:vertAlign w:val="subscript"/>
+        </w:rPr>
+        <w:t xml:space="preserve">io</w:t>
+      </w:r>
+      <w:r>
+        <w:rPr>
+          <w:rFonts w:ascii="Times New Roman" w:cs="Times New Roman" w:eastAsia="SimSun" w:hAnsi="Times New Roman"/>
+        </w:rPr>
+        <w:t xml:space="preserve"> 可为任意值），因此</w:t>
+      </w:r>
+      <w:r>
+        <w:rPr>
+          <w:rFonts w:ascii="Times New Roman" w:cs="Times New Roman" w:eastAsia="SimSun" w:hAnsi="Times New Roman"/>
+          <w:b/>
+          <w:bCs/>
+        </w:rPr>
+        <w:t xml:space="preserve">沿 </w:t>
+      </w:r>
+      <w:r>
+        <w:rPr>
+          <w:rFonts w:ascii="Cambria Math" w:eastAsia="SimSun" w:hAnsi="Cambria Math"/>
+          <w:b/>
+          <w:bCs/>
+          <w:i/>
+          <w:iCs/>
+        </w:rPr>
+        <w:t xml:space="preserve">r</w:t>
+      </w:r>
+      <w:r>
+        <w:rPr>
+          <w:rFonts w:ascii="Cambria Math" w:eastAsia="SimSun" w:hAnsi="Cambria Math"/>
+          <w:b/>
+          <w:bCs/>
+          <w:i w:val="false"/>
+          <w:iCs w:val="false"/>
+          <w:vertAlign w:val="subscript"/>
+        </w:rPr>
+        <w:t xml:space="preserve">io</w:t>
+      </w:r>
+      <w:r>
+        <w:rPr>
+          <w:rFonts w:ascii="Times New Roman" w:cs="Times New Roman" w:eastAsia="SimSun" w:hAnsi="Times New Roman"/>
+          <w:b/>
+          <w:bCs/>
+        </w:rPr>
+        <w:t xml:space="preserve"> 扫描的整条线上都不应出现破缺，尽管 </w:t>
+      </w:r>
+      <w:r>
+        <w:rPr>
+          <w:rFonts w:ascii="Cambria Math" w:eastAsia="SimSun" w:hAnsi="Cambria Math"/>
+          <w:b/>
+          <w:bCs/>
+          <w:i/>
+          <w:iCs/>
+        </w:rPr>
+        <w:t xml:space="preserve">r</w:t>
+      </w:r>
+      <w:r>
+        <w:rPr>
+          <w:rFonts w:ascii="Cambria Math" w:eastAsia="SimSun" w:hAnsi="Cambria Math"/>
+          <w:b/>
+          <w:bCs/>
+          <w:i w:val="false"/>
+          <w:iCs w:val="false"/>
+          <w:vertAlign w:val="subscript"/>
+        </w:rPr>
+        <w:t xml:space="preserve">io</w:t>
+      </w:r>
+      <w:r>
+        <w:rPr>
+          <w:rFonts w:ascii="Times New Roman" w:cs="Times New Roman" w:eastAsia="SimSun" w:hAnsi="Times New Roman"/>
+          <w:b/>
+          <w:bCs/>
+        </w:rPr>
+        <w:t xml:space="preserve"> 确实移动阈值</w:t>
+      </w:r>
+      <w:r>
+        <w:rPr>
+          <w:rFonts w:ascii="Times New Roman" w:cs="Times New Roman" w:eastAsia="SimSun" w:hAnsi="Times New Roman"/>
+        </w:rPr>
+        <w:t xml:space="preserve">。</w:t>
+      </w:r>
+    </w:p>
+    <w:p>
+      <w:pPr>
+        <w:spacing w:after="120" w:before="120" w:line="320"/>
+        <w:jc w:val="both"/>
+      </w:pPr>
+      <w:r>
+        <w:rPr>
+          <w:rFonts w:ascii="Times New Roman" w:cs="Times New Roman" w:eastAsia="SimSun" w:hAnsi="Times New Roman"/>
+        </w:rPr>
+        <w:t xml:space="preserve">这决定了第 VI 节破缺实验的设计：全部测量以 </w:t>
+      </w:r>
+      <w:r>
+        <w:rPr>
+          <w:rFonts w:ascii="Cambria Math" w:eastAsia="SimSun" w:hAnsi="Cambria Math"/>
+          <w:i w:val="false"/>
+          <w:iCs w:val="false"/>
+        </w:rPr>
+        <w:t xml:space="preserve">(Π,</w:t>
+      </w:r>
+      <w:r>
+        <w:rPr>
+          <w:rFonts w:ascii="Cambria Math" w:eastAsia="SimSun" w:hAnsi="Cambria Math"/>
+          <w:i/>
+          <w:iCs/>
+        </w:rPr>
+        <w:t xml:space="preserve">S</w:t>
+      </w:r>
+      <w:r>
+        <w:rPr>
+          <w:rFonts w:ascii="Cambria Math" w:eastAsia="SimSun" w:hAnsi="Cambria Math"/>
+          <w:i w:val="false"/>
+          <w:iCs w:val="false"/>
+        </w:rPr>
+        <w:t xml:space="preserve">̄)</w:t>
+      </w:r>
+      <w:r>
+        <w:rPr>
+          <w:rFonts w:ascii="Times New Roman" w:cs="Times New Roman" w:eastAsia="SimSun" w:hAnsi="Times New Roman"/>
+        </w:rPr>
+        <w:t xml:space="preserve"> 为序参量而非 </w:t>
+      </w:r>
+      <w:r>
+        <w:rPr>
+          <w:rFonts w:ascii="Cambria Math" w:eastAsia="SimSun" w:hAnsi="Cambria Math"/>
+          <w:i w:val="false"/>
+          <w:iCs w:val="false"/>
+        </w:rPr>
+        <w:t xml:space="preserve">⟨ </w:t>
+      </w:r>
+      <w:r>
+        <w:rPr>
+          <w:rFonts w:ascii="Cambria Math" w:eastAsia="SimSun" w:hAnsi="Cambria Math"/>
+          <w:i/>
+          <w:iCs/>
+        </w:rPr>
+        <w:t xml:space="preserve">S</w:t>
+      </w:r>
+      <w:r>
+        <w:rPr>
+          <w:rFonts w:ascii="Cambria Math" w:eastAsia="SimSun" w:hAnsi="Cambria Math"/>
+          <w:i w:val="false"/>
+          <w:iCs w:val="false"/>
+        </w:rPr>
+        <w:t xml:space="preserve">⟩</w:t>
+      </w:r>
+      <w:r>
+        <w:rPr>
+          <w:rFonts w:ascii="Times New Roman" w:cs="Times New Roman" w:eastAsia="SimSun" w:hAnsi="Times New Roman"/>
+        </w:rPr>
+        <w:t xml:space="preserve">；在互换对称的双度序列上做 </w:t>
+      </w:r>
+      <w:r>
+        <w:rPr>
+          <w:rFonts w:ascii="Cambria Math" w:eastAsia="SimSun" w:hAnsi="Cambria Math"/>
+          <w:i/>
+          <w:iCs/>
+        </w:rPr>
+        <w:t xml:space="preserve">r</w:t>
+      </w:r>
+      <w:r>
+        <w:rPr>
+          <w:rFonts w:ascii="Cambria Math" w:eastAsia="SimSun" w:hAnsi="Cambria Math"/>
+          <w:i w:val="false"/>
+          <w:iCs w:val="false"/>
+          <w:vertAlign w:val="subscript"/>
+        </w:rPr>
+        <w:t xml:space="preserve">io</w:t>
+      </w:r>
+      <w:r>
+        <w:rPr>
+          <w:rFonts w:ascii="Times New Roman" w:cs="Times New Roman" w:eastAsia="SimSun" w:hAnsi="Times New Roman"/>
+        </w:rPr>
+        <w:t xml:space="preserve"> 扫描作为阴性对照；破缺实验保持 </w:t>
+      </w:r>
+      <w:r>
+        <w:rPr>
+          <w:rFonts w:ascii="Cambria Math" w:eastAsia="SimSun" w:hAnsi="Cambria Math"/>
+          <w:i/>
+          <w:iCs/>
+        </w:rPr>
+        <w:t xml:space="preserve">d</w:t>
+      </w:r>
+      <w:r>
+        <w:rPr>
+          <w:rFonts w:ascii="Times New Roman" w:cs="Times New Roman" w:eastAsia="SimSun" w:hAnsi="Times New Roman"/>
+        </w:rPr>
         <w:t xml:space="preserve"> 对称、只用保度重排调节 </w:t>
       </w:r>
       <w:r>
@@ -9761,21 +10833,37 @@
         <w:rPr>
           <w:rFonts w:ascii="Times New Roman" w:cs="Times New Roman" w:eastAsia="SimSun" w:hAnsi="Times New Roman"/>
         </w:rPr>
-        <w:t xml:space="preserve">，从而把观测到的不对称单独归因于 </w:t>
-      </w:r>
-      <w:r>
-        <w:rPr>
-          <w:rFonts w:ascii="Cambria Math" w:eastAsia="SimSun" w:hAnsi="Cambria Math"/>
-          <w:i w:val="false"/>
-          <w:iCs w:val="false"/>
-        </w:rPr>
-        <w:t xml:space="preserve">Δα</w:t>
-      </w:r>
-      <w:r>
-        <w:rPr>
-          <w:rFonts w:ascii="Times New Roman" w:cs="Times New Roman" w:eastAsia="SimSun" w:hAnsi="Times New Roman"/>
-        </w:rPr>
-        <w:t xml:space="preserve">。</w:t>
+        <w:t xml:space="preserve">，并同时报告 </w:t>
+      </w:r>
+      <w:r>
+        <w:rPr>
+          <w:rFonts w:ascii="Cambria Math" w:eastAsia="SimSun" w:hAnsi="Cambria Math"/>
+          <w:i w:val="false"/>
+          <w:iCs w:val="false"/>
+        </w:rPr>
+        <w:t xml:space="preserve">⟨ </w:t>
+      </w:r>
+      <w:r>
+        <w:rPr>
+          <w:rFonts w:ascii="Cambria Math" w:eastAsia="SimSun" w:hAnsi="Cambria Math"/>
+          <w:i/>
+          <w:iCs/>
+        </w:rPr>
+        <w:t xml:space="preserve">S</w:t>
+      </w:r>
+      <w:r>
+        <w:rPr>
+          <w:rFonts w:ascii="Cambria Math" w:eastAsia="SimSun" w:hAnsi="Cambria Math"/>
+          <w:i w:val="false"/>
+          <w:iCs w:val="false"/>
+        </w:rPr>
+        <w:t xml:space="preserve">⟩</w:t>
+      </w:r>
+      <w:r>
+        <w:rPr>
+          <w:rFonts w:ascii="Times New Roman" w:cs="Times New Roman" w:eastAsia="SimSun" w:hAnsi="Times New Roman"/>
+        </w:rPr>
+        <w:t xml:space="preserve"> 以验证它按命题 2 保持不变——后者是整套测量的内部一致性检查。</w:t>
       </w:r>
     </w:p>
     <w:p>

--- a/drafts/sir-directed-hypergraphs/manuscript.docx
+++ b/drafts/sir-directed-hypergraphs/manuscript.docx
@@ -434,7 +434,7 @@
         <w:rPr>
           <w:rFonts w:ascii="Times New Roman" w:cs="Times New Roman" w:eastAsia="SimSun" w:hAnsi="Times New Roman"/>
         </w:rPr>
-        <w:t xml:space="preserve">有向超图都保持不变，无论其结构多么不对称。破缺出现在这些可达对如何分配——大爆发的概率由巨入分支决定、爆发的终态规模由巨出分支决定，而翻转恰好交换二者 [5]。我们因而以爆发概率与条件爆发规模为序参量；二者必须反向破缺并使其乘积守恒，这一补偿关系本身即是一项可证伪的预言。</w:t>
+        <w:t xml:space="preserve">有向超图都保持不变，无论其结构多么不对称。破缺出现在这些可达对如何分配——大爆发的概率由巨入分支决定、爆发的终态规模由巨出分支决定，而翻转恰好交换二者 [5]。我们因而以爆发概率与条件爆发规模为序参量；二者若破缺必然反向、且乘积保持守恒——这一补偿关系本身即是一项可证伪的预言。</w:t>
       </w:r>
     </w:p>
     <w:p>
@@ -506,7 +506,7 @@
         <w:rPr>
           <w:rFonts w:ascii="Times New Roman" w:cs="Times New Roman" w:eastAsia="SimSun" w:hAnsi="Times New Roman"/>
         </w:rPr>
-        <w:t xml:space="preserve">。把序列取为互换对称后 </w:t>
+        <w:t xml:space="preserve">。把序列取为互换对称后，</w:t>
       </w:r>
       <w:r>
         <w:rPr>
@@ -520,7 +520,7 @@
         <w:rPr>
           <w:rFonts w:ascii="Times New Roman" w:cs="Times New Roman" w:eastAsia="SimSun" w:hAnsi="Times New Roman"/>
         </w:rPr>
-        <w:t xml:space="preserve"> 是唯一来源，我们据此设计破缺实验，并以对称序列上的 </w:t>
+        <w:t xml:space="preserve"> 是唯一的候选来源；我们据此设计破缺实验，并以对称序列上的 </w:t>
       </w:r>
       <w:r>
         <w:rPr>
@@ -10291,7 +10291,7 @@
           <w:b/>
           <w:bCs/>
         </w:rPr>
-        <w:t xml:space="preserve">必须反向破缺、相互补偿</w:t>
+        <w:t xml:space="preserve">若破缺必反向、相互补偿</w:t>
       </w:r>
       <w:r>
         <w:rPr>

--- a/drafts/sir-directed-hypergraphs/manuscript.docx
+++ b/drafts/sir-directed-hypergraphs/manuscript.docx
@@ -446,7 +446,49 @@
         <w:rPr>
           <w:rFonts w:ascii="Times New Roman" w:cs="Times New Roman" w:eastAsia="SimSun" w:hAnsi="Times New Roman"/>
         </w:rPr>
-        <w:t xml:space="preserve">其二，入出度相关 </w:t>
+        <w:t xml:space="preserve">其二，翻转奇是破缺的必要条件，却远非充分条件。本文所用结构量中翻转奇的来源只有两个：双度序列关于入/出分量互换的不对称性，以及共发重叠与共收重叠之差 </w:t>
+      </w:r>
+      <w:r>
+        <w:rPr>
+          <w:rFonts w:ascii="Cambria Math" w:eastAsia="SimSun" w:hAnsi="Cambria Math"/>
+          <w:i w:val="false"/>
+          <w:iCs w:val="false"/>
+        </w:rPr>
+        <w:t xml:space="preserve">Δα</w:t>
+      </w:r>
+      <w:r>
+        <w:rPr>
+          <w:rFonts w:ascii="Times New Roman" w:cs="Times New Roman" w:eastAsia="SimSun" w:hAnsi="Times New Roman"/>
+        </w:rPr>
+        <w:t xml:space="preserve">。二者的实际作用截然不同：前者驱动的破缺在爆发概率上是数十个标准差的效应，而 </w:t>
+      </w:r>
+      <w:r>
+        <w:rPr>
+          <w:rFonts w:ascii="Cambria Math" w:eastAsia="SimSun" w:hAnsi="Cambria Math"/>
+          <w:i w:val="false"/>
+          <w:iCs w:val="false"/>
+        </w:rPr>
+        <w:t xml:space="preserve">Δα</w:t>
+      </w:r>
+      <w:r>
+        <w:rPr>
+          <w:rFonts w:ascii="Times New Roman" w:cs="Times New Roman" w:eastAsia="SimSun" w:hAnsi="Times New Roman"/>
+        </w:rPr>
+        <w:t xml:space="preserve"> 尽管同样翻转奇，其效应在同一协议下随 </w:t>
+      </w:r>
+      <w:r>
+        <w:rPr>
+          <w:rFonts w:ascii="Cambria Math" w:eastAsia="SimSun" w:hAnsi="Cambria Math"/>
+          <w:i w:val="false"/>
+          <w:iCs w:val="false"/>
+        </w:rPr>
+        <w:t xml:space="preserve">Δα</w:t>
+      </w:r>
+      <w:r>
+        <w:rPr>
+          <w:rFonts w:ascii="Times New Roman" w:cs="Times New Roman" w:eastAsia="SimSun" w:hAnsi="Times New Roman"/>
+        </w:rPr>
+        <w:t xml:space="preserve"> 增大始终不可分辨，我们只能给出上界。破缺因而由分支结构的不对称驱动，而非由重叠的极性驱动——宇称分类能划出候选集合，选出其中哪一个起作用则是动力学问题。作为阴性对照，入出度相关 </w:t>
       </w:r>
       <w:r>
         <w:rPr>
@@ -469,81 +511,7 @@
         <w:rPr>
           <w:rFonts w:ascii="Times New Roman" w:cs="Times New Roman" w:eastAsia="SimSun" w:hAnsi="Times New Roman"/>
         </w:rPr>
-        <w:t xml:space="preserve"> 在翻转下是偶的——翻转互换每个节点的入度与出度，而相关系数对其两个变量对称——故单独调节 </w:t>
-      </w:r>
-      <w:r>
-        <w:rPr>
-          <w:rFonts w:ascii="Cambria Math" w:eastAsia="SimSun" w:hAnsi="Cambria Math"/>
-          <w:i/>
-          <w:iCs/>
-        </w:rPr>
-        <w:t xml:space="preserve">r</w:t>
-      </w:r>
-      <w:r>
-        <w:rPr>
-          <w:rFonts w:ascii="Cambria Math" w:eastAsia="SimSun" w:hAnsi="Cambria Math"/>
-          <w:i w:val="false"/>
-          <w:iCs w:val="false"/>
-          <w:vertAlign w:val="subscript"/>
-        </w:rPr>
-        <w:t xml:space="preserve">io</w:t>
-      </w:r>
-      <w:r>
-        <w:rPr>
-          <w:rFonts w:ascii="Times New Roman" w:cs="Times New Roman" w:eastAsia="SimSun" w:hAnsi="Times New Roman"/>
-        </w:rPr>
-        <w:t xml:space="preserve"> 不可能产生系综层面的破缺，尽管它确实移动阈值。本文所用结构量中，翻转奇的来源只有两个：双度序列关于入/出分量互换的不对称性，以及共发重叠与共收重叠之差 </w:t>
-      </w:r>
-      <w:r>
-        <w:rPr>
-          <w:rFonts w:ascii="Cambria Math" w:eastAsia="SimSun" w:hAnsi="Cambria Math"/>
-          <w:i w:val="false"/>
-          <w:iCs w:val="false"/>
-        </w:rPr>
-        <w:t xml:space="preserve">Δα</w:t>
-      </w:r>
-      <w:r>
-        <w:rPr>
-          <w:rFonts w:ascii="Times New Roman" w:cs="Times New Roman" w:eastAsia="SimSun" w:hAnsi="Times New Roman"/>
-        </w:rPr>
-        <w:t xml:space="preserve">。把序列取为互换对称后，</w:t>
-      </w:r>
-      <w:r>
-        <w:rPr>
-          <w:rFonts w:ascii="Cambria Math" w:eastAsia="SimSun" w:hAnsi="Cambria Math"/>
-          <w:i w:val="false"/>
-          <w:iCs w:val="false"/>
-        </w:rPr>
-        <w:t xml:space="preserve">Δα</w:t>
-      </w:r>
-      <w:r>
-        <w:rPr>
-          <w:rFonts w:ascii="Times New Roman" w:cs="Times New Roman" w:eastAsia="SimSun" w:hAnsi="Times New Roman"/>
-        </w:rPr>
-        <w:t xml:space="preserve"> 是唯一的候选来源；我们据此设计破缺实验，并以对称序列上的 </w:t>
-      </w:r>
-      <w:r>
-        <w:rPr>
-          <w:rFonts w:ascii="Cambria Math" w:eastAsia="SimSun" w:hAnsi="Cambria Math"/>
-          <w:i/>
-          <w:iCs/>
-        </w:rPr>
-        <w:t xml:space="preserve">r</w:t>
-      </w:r>
-      <w:r>
-        <w:rPr>
-          <w:rFonts w:ascii="Cambria Math" w:eastAsia="SimSun" w:hAnsi="Cambria Math"/>
-          <w:i w:val="false"/>
-          <w:iCs w:val="false"/>
-          <w:vertAlign w:val="subscript"/>
-        </w:rPr>
-        <w:t xml:space="preserve">io</w:t>
-      </w:r>
-      <w:r>
-        <w:rPr>
-          <w:rFonts w:ascii="Times New Roman" w:cs="Times New Roman" w:eastAsia="SimSun" w:hAnsi="Times New Roman"/>
-        </w:rPr>
-        <w:t xml:space="preserve"> 扫描作为阴性对照。</w:t>
+        <w:t xml:space="preserve"> 在翻转下是偶的（翻转互换每个节点的入度与出度，而相关系数对其两个变量对称），故单独调节它不可能产生破缺，尽管它确实移动阈值。</w:t>
       </w:r>
     </w:p>
     <w:p>
@@ -9283,6 +9251,88 @@
         <w:rPr>
           <w:rFonts w:ascii="Times New Roman" w:cs="Times New Roman" w:eastAsia="SimSun" w:hAnsi="Times New Roman"/>
         </w:rPr>
+        <w:t xml:space="preserve">需要强调这只是必要条件，而且远非充分。宇称分类指出哪些量</w:t>
+      </w:r>
+      <w:r>
+        <w:rPr>
+          <w:rFonts w:ascii="Times New Roman" w:cs="Times New Roman" w:eastAsia="SimSun" w:hAnsi="Times New Roman"/>
+          <w:b/>
+          <w:bCs/>
+        </w:rPr>
+        <w:t xml:space="preserve">可能</w:t>
+      </w:r>
+      <w:r>
+        <w:rPr>
+          <w:rFonts w:ascii="Times New Roman" w:cs="Times New Roman" w:eastAsia="SimSun" w:hAnsi="Times New Roman"/>
+        </w:rPr>
+        <w:t xml:space="preserve">驱动破缺，却不指出哪一个</w:t>
+      </w:r>
+      <w:r>
+        <w:rPr>
+          <w:rFonts w:ascii="Times New Roman" w:cs="Times New Roman" w:eastAsia="SimSun" w:hAnsi="Times New Roman"/>
+          <w:b/>
+          <w:bCs/>
+        </w:rPr>
+        <w:t xml:space="preserve">实际</w:t>
+      </w:r>
+      <w:r>
+        <w:rPr>
+          <w:rFonts w:ascii="Times New Roman" w:cs="Times New Roman" w:eastAsia="SimSun" w:hAnsi="Times New Roman"/>
+        </w:rPr>
+        <w:t xml:space="preserve">驱动——后者是动力学问题。第 VI 节的结论是二者分野明显：破缺由分支结构的 </w:t>
+      </w:r>
+      <w:r>
+        <w:rPr>
+          <w:rFonts w:ascii="Cambria Math" w:eastAsia="SimSun" w:hAnsi="Cambria Math"/>
+          <w:i/>
+          <w:iCs/>
+        </w:rPr>
+        <w:t xml:space="preserve">R</w:t>
+      </w:r>
+      <w:r>
+        <w:rPr>
+          <w:rFonts w:ascii="Times New Roman" w:cs="Times New Roman" w:eastAsia="SimSun" w:hAnsi="Times New Roman"/>
+        </w:rPr>
+        <w:t xml:space="preserve">-奇部分（阶数不对称、双度序列不对称）驱动，而重叠极性 </w:t>
+      </w:r>
+      <w:r>
+        <w:rPr>
+          <w:rFonts w:ascii="Cambria Math" w:eastAsia="SimSun" w:hAnsi="Cambria Math"/>
+          <w:i w:val="false"/>
+          <w:iCs w:val="false"/>
+        </w:rPr>
+        <w:t xml:space="preserve">Δα</w:t>
+      </w:r>
+      <w:r>
+        <w:rPr>
+          <w:rFonts w:ascii="Times New Roman" w:cs="Times New Roman" w:eastAsia="SimSun" w:hAnsi="Times New Roman"/>
+        </w:rPr>
+        <w:t xml:space="preserve"> 尽管同为 </w:t>
+      </w:r>
+      <w:r>
+        <w:rPr>
+          <w:rFonts w:ascii="Cambria Math" w:eastAsia="SimSun" w:hAnsi="Cambria Math"/>
+          <w:i/>
+          <w:iCs/>
+        </w:rPr>
+        <w:t xml:space="preserve">R</w:t>
+      </w:r>
+      <w:r>
+        <w:rPr>
+          <w:rFonts w:ascii="Times New Roman" w:cs="Times New Roman" w:eastAsia="SimSun" w:hAnsi="Times New Roman"/>
+        </w:rPr>
+        <w:t xml:space="preserve">-奇，其效应在同一测量协议下不可分辨。</w:t>
+      </w:r>
+    </w:p>
+    <w:p>
+      <w:pPr>
+        <w:spacing w:after="120" w:before="120" w:line="320"/>
+        <w:jc w:val="both"/>
+      </w:pPr>
+      <w:r>
+        <w:rPr>
+          <w:rFonts w:ascii="Times New Roman" w:cs="Times New Roman" w:eastAsia="SimSun" w:hAnsi="Times New Roman"/>
+        </w:rPr>
         <w:t xml:space="preserve">但必要条件被满足并不意味着破缺可以在 </w:t>
       </w:r>
       <w:r>
@@ -10782,7 +10832,21 @@
         <w:rPr>
           <w:rFonts w:ascii="Times New Roman" w:cs="Times New Roman" w:eastAsia="SimSun" w:hAnsi="Times New Roman"/>
         </w:rPr>
-        <w:t xml:space="preserve">；在互换对称的双度序列上做 </w:t>
+        <w:t xml:space="preserve">；主实验驱动分支结构的不对称（阶数与双度序列），</w:t>
+      </w:r>
+      <w:r>
+        <w:rPr>
+          <w:rFonts w:ascii="Cambria Math" w:eastAsia="SimSun" w:hAnsi="Cambria Math"/>
+          <w:i w:val="false"/>
+          <w:iCs w:val="false"/>
+        </w:rPr>
+        <w:t xml:space="preserve">Δα</w:t>
+      </w:r>
+      <w:r>
+        <w:rPr>
+          <w:rFonts w:ascii="Times New Roman" w:cs="Times New Roman" w:eastAsia="SimSun" w:hAnsi="Times New Roman"/>
+        </w:rPr>
+        <w:t xml:space="preserve"> 的效应作为独立扫描给出上界；</w:t>
       </w:r>
       <w:r>
         <w:rPr>
@@ -10805,35 +10869,7 @@
         <w:rPr>
           <w:rFonts w:ascii="Times New Roman" w:cs="Times New Roman" w:eastAsia="SimSun" w:hAnsi="Times New Roman"/>
         </w:rPr>
-        <w:t xml:space="preserve"> 扫描作为阴性对照；破缺实验保持 </w:t>
-      </w:r>
-      <w:r>
-        <w:rPr>
-          <w:rFonts w:ascii="Cambria Math" w:eastAsia="SimSun" w:hAnsi="Cambria Math"/>
-          <w:i/>
-          <w:iCs/>
-        </w:rPr>
-        <w:t xml:space="preserve">d</w:t>
-      </w:r>
-      <w:r>
-        <w:rPr>
-          <w:rFonts w:ascii="Times New Roman" w:cs="Times New Roman" w:eastAsia="SimSun" w:hAnsi="Times New Roman"/>
-        </w:rPr>
-        <w:t xml:space="preserve"> 对称、只用保度重排调节 </w:t>
-      </w:r>
-      <w:r>
-        <w:rPr>
-          <w:rFonts w:ascii="Cambria Math" w:eastAsia="SimSun" w:hAnsi="Cambria Math"/>
-          <w:i w:val="false"/>
-          <w:iCs w:val="false"/>
-        </w:rPr>
-        <w:t xml:space="preserve">Δα</w:t>
-      </w:r>
-      <w:r>
-        <w:rPr>
-          <w:rFonts w:ascii="Times New Roman" w:cs="Times New Roman" w:eastAsia="SimSun" w:hAnsi="Times New Roman"/>
-        </w:rPr>
-        <w:t xml:space="preserve">，并同时报告 </w:t>
+        <w:t xml:space="preserve"> 扫描与 </w:t>
       </w:r>
       <w:r>
         <w:rPr>
@@ -10863,7 +10899,7 @@
         <w:rPr>
           <w:rFonts w:ascii="Times New Roman" w:cs="Times New Roman" w:eastAsia="SimSun" w:hAnsi="Times New Roman"/>
         </w:rPr>
-        <w:t xml:space="preserve"> 以验证它按命题 2 保持不变——后者是整套测量的内部一致性检查。</w:t>
+        <w:t xml:space="preserve"> 的不变性分别作为阴性对照与内部一致性检查。</w:t>
       </w:r>
     </w:p>
     <w:p>

--- a/drafts/sir-directed-hypergraphs/manuscript.docx
+++ b/drafts/sir-directed-hypergraphs/manuscript.docx
@@ -8229,7 +8229,7 @@
         <w:rPr>
           <w:rFonts w:ascii="Times New Roman" w:cs="Times New Roman" w:eastAsia="SimSun" w:hAnsi="Times New Roman"/>
         </w:rPr>
-        <w:t xml:space="preserve">为奇。</w:t>
+        <w:t xml:space="preserve">为奇。跨结构比较（如阈值对 </w:t>
       </w:r>
       <w:r>
         <w:rPr>
@@ -8246,13 +8246,64 @@
           <w:iCs w:val="false"/>
           <w:vertAlign w:val="superscript"/>
         </w:rPr>
+        <w:t xml:space="preserve">⇉</w:t>
+      </w:r>
+      <w:r>
+        <w:rPr>
+          <w:rFonts w:ascii="Times New Roman" w:cs="Times New Roman" w:eastAsia="SimSun" w:hAnsi="Times New Roman"/>
+        </w:rPr>
+        <w:t xml:space="preserve"> 的依赖）必须固定 </w:t>
+      </w:r>
+      <w:r>
+        <w:rPr>
+          <w:rFonts w:ascii="Cambria Math" w:eastAsia="SimSun" w:hAnsi="Cambria Math"/>
+          <w:i w:val="false"/>
+          <w:iCs w:val="false"/>
+        </w:rPr>
+        <w:t xml:space="preserve">α</w:t>
+      </w:r>
+      <w:r>
+        <w:rPr>
+          <w:rFonts w:ascii="Cambria Math" w:eastAsia="SimSun" w:hAnsi="Cambria Math"/>
+          <w:i w:val="false"/>
+          <w:iCs w:val="false"/>
+          <w:vertAlign w:val="superscript"/>
+        </w:rPr>
         <w:t xml:space="preserve">∥</w:t>
       </w:r>
       <w:r>
         <w:rPr>
           <w:rFonts w:ascii="Times New Roman" w:cs="Times New Roman" w:eastAsia="SimSun" w:hAnsi="Times New Roman"/>
         </w:rPr>
-        <w:t xml:space="preserve"> 必须在扫描 </w:t>
+        <w:t xml:space="preserve">，否则三个分量的效应混在同一条扫描线上；但成对的 </w:t>
+      </w:r>
+      <w:r>
+        <w:rPr>
+          <w:rFonts w:ascii="Cambria Math" w:eastAsia="SimSun" w:hAnsi="Cambria Math"/>
+          <w:i/>
+          <w:iCs/>
+        </w:rPr>
+        <w:t xml:space="preserve">H</w:t>
+      </w:r>
+      <w:r>
+        <w:rPr>
+          <w:rFonts w:ascii="Times New Roman" w:cs="Times New Roman" w:eastAsia="SimSun" w:hAnsi="Times New Roman"/>
+        </w:rPr>
+        <w:t xml:space="preserve">–</w:t>
+      </w:r>
+      <w:r>
+        <w:rPr>
+          <w:rFonts w:ascii="Cambria Math" w:eastAsia="SimSun" w:hAnsi="Cambria Math"/>
+          <w:i/>
+          <w:iCs/>
+        </w:rPr>
+        <w:t xml:space="preserve">RH</w:t>
+      </w:r>
+      <w:r>
+        <w:rPr>
+          <w:rFonts w:ascii="Times New Roman" w:cs="Times New Roman" w:eastAsia="SimSun" w:hAnsi="Times New Roman"/>
+        </w:rPr>
+        <w:t xml:space="preserve"> 比较不受此限，因为 </w:t>
       </w:r>
       <w:r>
         <w:rPr>
@@ -8269,27 +8320,13 @@
           <w:iCs w:val="false"/>
           <w:vertAlign w:val="superscript"/>
         </w:rPr>
-        <w:t xml:space="preserve">⇉</w:t>
-      </w:r>
-      <w:r>
-        <w:rPr>
-          <w:rFonts w:ascii="Times New Roman" w:cs="Times New Roman" w:eastAsia="SimSun" w:hAnsi="Times New Roman"/>
-        </w:rPr>
-        <w:t xml:space="preserve"> 或 </w:t>
-      </w:r>
-      <w:r>
-        <w:rPr>
-          <w:rFonts w:ascii="Cambria Math" w:eastAsia="SimSun" w:hAnsi="Cambria Math"/>
-          <w:i w:val="false"/>
-          <w:iCs w:val="false"/>
-        </w:rPr>
-        <w:t xml:space="preserve">Δα</w:t>
-      </w:r>
-      <w:r>
-        <w:rPr>
-          <w:rFonts w:ascii="Times New Roman" w:cs="Times New Roman" w:eastAsia="SimSun" w:hAnsi="Times New Roman"/>
-        </w:rPr>
-        <w:t xml:space="preserve"> 时固定，否则三种效应混在同一条扫描线上。</w:t>
+        <w:t xml:space="preserve">∥</w:t>
+      </w:r>
+      <w:r>
+        <w:rPr>
+          <w:rFonts w:ascii="Times New Roman" w:cs="Times New Roman" w:eastAsia="SimSun" w:hAnsi="Times New Roman"/>
+        </w:rPr>
+        <w:t xml:space="preserve"> 为偶，翻转前后取值相同，无法伪造配对差异。</w:t>
       </w:r>
     </w:p>
     <w:p>
@@ -9251,89 +9288,7 @@
         <w:rPr>
           <w:rFonts w:ascii="Times New Roman" w:cs="Times New Roman" w:eastAsia="SimSun" w:hAnsi="Times New Roman"/>
         </w:rPr>
-        <w:t xml:space="preserve">需要强调这只是必要条件，而且远非充分。宇称分类指出哪些量</w:t>
-      </w:r>
-      <w:r>
-        <w:rPr>
-          <w:rFonts w:ascii="Times New Roman" w:cs="Times New Roman" w:eastAsia="SimSun" w:hAnsi="Times New Roman"/>
-          <w:b/>
-          <w:bCs/>
-        </w:rPr>
-        <w:t xml:space="preserve">可能</w:t>
-      </w:r>
-      <w:r>
-        <w:rPr>
-          <w:rFonts w:ascii="Times New Roman" w:cs="Times New Roman" w:eastAsia="SimSun" w:hAnsi="Times New Roman"/>
-        </w:rPr>
-        <w:t xml:space="preserve">驱动破缺，却不指出哪一个</w:t>
-      </w:r>
-      <w:r>
-        <w:rPr>
-          <w:rFonts w:ascii="Times New Roman" w:cs="Times New Roman" w:eastAsia="SimSun" w:hAnsi="Times New Roman"/>
-          <w:b/>
-          <w:bCs/>
-        </w:rPr>
-        <w:t xml:space="preserve">实际</w:t>
-      </w:r>
-      <w:r>
-        <w:rPr>
-          <w:rFonts w:ascii="Times New Roman" w:cs="Times New Roman" w:eastAsia="SimSun" w:hAnsi="Times New Roman"/>
-        </w:rPr>
-        <w:t xml:space="preserve">驱动——后者是动力学问题。第 VI 节的结论是二者分野明显：破缺由分支结构的 </w:t>
-      </w:r>
-      <w:r>
-        <w:rPr>
-          <w:rFonts w:ascii="Cambria Math" w:eastAsia="SimSun" w:hAnsi="Cambria Math"/>
-          <w:i/>
-          <w:iCs/>
-        </w:rPr>
-        <w:t xml:space="preserve">R</w:t>
-      </w:r>
-      <w:r>
-        <w:rPr>
-          <w:rFonts w:ascii="Times New Roman" w:cs="Times New Roman" w:eastAsia="SimSun" w:hAnsi="Times New Roman"/>
-        </w:rPr>
-        <w:t xml:space="preserve">-奇部分（阶数不对称、双度序列不对称）驱动，而重叠极性 </w:t>
-      </w:r>
-      <w:r>
-        <w:rPr>
-          <w:rFonts w:ascii="Cambria Math" w:eastAsia="SimSun" w:hAnsi="Cambria Math"/>
-          <w:i w:val="false"/>
-          <w:iCs w:val="false"/>
-        </w:rPr>
-        <w:t xml:space="preserve">Δα</w:t>
-      </w:r>
-      <w:r>
-        <w:rPr>
-          <w:rFonts w:ascii="Times New Roman" w:cs="Times New Roman" w:eastAsia="SimSun" w:hAnsi="Times New Roman"/>
-        </w:rPr>
-        <w:t xml:space="preserve"> 尽管同为 </w:t>
-      </w:r>
-      <w:r>
-        <w:rPr>
-          <w:rFonts w:ascii="Cambria Math" w:eastAsia="SimSun" w:hAnsi="Cambria Math"/>
-          <w:i/>
-          <w:iCs/>
-        </w:rPr>
-        <w:t xml:space="preserve">R</w:t>
-      </w:r>
-      <w:r>
-        <w:rPr>
-          <w:rFonts w:ascii="Times New Roman" w:cs="Times New Roman" w:eastAsia="SimSun" w:hAnsi="Times New Roman"/>
-        </w:rPr>
-        <w:t xml:space="preserve">-奇，其效应在同一测量协议下不可分辨。</w:t>
-      </w:r>
-    </w:p>
-    <w:p>
-      <w:pPr>
-        <w:spacing w:after="120" w:before="120" w:line="320"/>
-        <w:jc w:val="both"/>
-      </w:pPr>
-      <w:r>
-        <w:rPr>
-          <w:rFonts w:ascii="Times New Roman" w:cs="Times New Roman" w:eastAsia="SimSun" w:hAnsi="Times New Roman"/>
-        </w:rPr>
-        <w:t xml:space="preserve">但必要条件被满足并不意味着破缺可以在 </w:t>
+        <w:t xml:space="preserve">但即便必要条件被满足，破缺也未必能在 </w:t>
       </w:r>
       <w:r>
         <w:rPr>
@@ -9363,7 +9318,7 @@
         <w:rPr>
           <w:rFonts w:ascii="Times New Roman" w:cs="Times New Roman" w:eastAsia="SimSun" w:hAnsi="Times New Roman"/>
         </w:rPr>
-        <w:t xml:space="preserve"> 上被看到。事实上存在一条更强的不变性，它与系综是否 </w:t>
+        <w:t xml:space="preserve"> 上看到。存在一条更强的不变性，它与系综是否 </w:t>
       </w:r>
       <w:r>
         <w:rPr>
@@ -9402,7 +9357,7 @@
           <w:rFonts w:ascii="Times New Roman" w:cs="Times New Roman" w:eastAsia="SimSun" w:hAnsi="Times New Roman"/>
           <w:color w:val="3A4A5A"/>
         </w:rPr>
-        <w:t xml:space="preserve"> 设终态可表示为某个随机结构上的可达性——即从种子 </w:t>
+        <w:t xml:space="preserve"> 设 (i) 终态可表示为某个随机结构 </w:t>
       </w:r>
       <w:r>
         <w:rPr>
@@ -9411,6 +9366,49 @@
           <w:iCs/>
           <w:color w:val="3A4A5A"/>
         </w:rPr>
+        <w:t xml:space="preserve">G</w:t>
+      </w:r>
+      <w:r>
+        <w:rPr>
+          <w:rFonts w:ascii="Cambria Math" w:eastAsia="SimSun" w:hAnsi="Cambria Math"/>
+          <w:i w:val="false"/>
+          <w:iCs w:val="false"/>
+          <w:color w:val="3A4A5A"/>
+        </w:rPr>
+        <w:t xml:space="preserve">(</w:t>
+      </w:r>
+      <w:r>
+        <w:rPr>
+          <w:rFonts w:ascii="Cambria Math" w:eastAsia="SimSun" w:hAnsi="Cambria Math"/>
+          <w:i/>
+          <w:iCs/>
+          <w:color w:val="3A4A5A"/>
+        </w:rPr>
+        <w:t xml:space="preserve">H</w:t>
+      </w:r>
+      <w:r>
+        <w:rPr>
+          <w:rFonts w:ascii="Cambria Math" w:eastAsia="SimSun" w:hAnsi="Cambria Math"/>
+          <w:i w:val="false"/>
+          <w:iCs w:val="false"/>
+          <w:color w:val="3A4A5A"/>
+        </w:rPr>
+        <w:t xml:space="preserve">)</w:t>
+      </w:r>
+      <w:r>
+        <w:rPr>
+          <w:rFonts w:ascii="Times New Roman" w:cs="Times New Roman" w:eastAsia="SimSun" w:hAnsi="Times New Roman"/>
+          <w:color w:val="3A4A5A"/>
+        </w:rPr>
+        <w:t xml:space="preserve"> 上的可达性，即从种子 </w:t>
+      </w:r>
+      <w:r>
+        <w:rPr>
+          <w:rFonts w:ascii="Cambria Math" w:eastAsia="SimSun" w:hAnsi="Cambria Math"/>
+          <w:i/>
+          <w:iCs/>
+          <w:color w:val="3A4A5A"/>
+        </w:rPr>
         <w:t xml:space="preserve">v</w:t>
       </w:r>
       <w:r>
@@ -9434,7 +9432,7 @@
           <w:rFonts w:ascii="Times New Roman" w:cs="Times New Roman" w:eastAsia="SimSun" w:hAnsi="Times New Roman"/>
           <w:color w:val="3A4A5A"/>
         </w:rPr>
-        <w:t xml:space="preserve"> 的出分支 </w:t>
+        <w:t xml:space="preserve"> 在 </w:t>
       </w:r>
       <w:r>
         <w:rPr>
@@ -9443,6 +9441,22 @@
           <w:iCs/>
           <w:color w:val="3A4A5A"/>
         </w:rPr>
+        <w:t xml:space="preserve">G</w:t>
+      </w:r>
+      <w:r>
+        <w:rPr>
+          <w:rFonts w:ascii="Times New Roman" w:cs="Times New Roman" w:eastAsia="SimSun" w:hAnsi="Times New Roman"/>
+          <w:color w:val="3A4A5A"/>
+        </w:rPr>
+        <w:t xml:space="preserve"> 中的出分支 </w:t>
+      </w:r>
+      <w:r>
+        <w:rPr>
+          <w:rFonts w:ascii="Cambria Math" w:eastAsia="SimSun" w:hAnsi="Cambria Math"/>
+          <w:i/>
+          <w:iCs/>
+          <w:color w:val="3A4A5A"/>
+        </w:rPr>
         <w:t xml:space="preserve">out</w:t>
       </w:r>
       <w:r>
@@ -9477,7 +9491,93 @@
           <w:rFonts w:ascii="Times New Roman" w:cs="Times New Roman" w:eastAsia="SimSun" w:hAnsi="Times New Roman"/>
           <w:color w:val="3A4A5A"/>
         </w:rPr>
-        <w:t xml:space="preserve">，如 [5] 的半有向流行渗流网络所给出。则对</w:t>
+        <w:t xml:space="preserve">，如 [5] 的半有向流行渗流网络所给出；且 (ii) </w:t>
+      </w:r>
+      <w:r>
+        <w:rPr>
+          <w:rFonts w:ascii="Cambria Math" w:eastAsia="SimSun" w:hAnsi="Cambria Math"/>
+          <w:i/>
+          <w:iCs/>
+          <w:color w:val="3A4A5A"/>
+        </w:rPr>
+        <w:t xml:space="preserve">G</w:t>
+      </w:r>
+      <w:r>
+        <w:rPr>
+          <w:rFonts w:ascii="Cambria Math" w:eastAsia="SimSun" w:hAnsi="Cambria Math"/>
+          <w:i w:val="false"/>
+          <w:iCs w:val="false"/>
+          <w:color w:val="3A4A5A"/>
+        </w:rPr>
+        <w:t xml:space="preserve">(</w:t>
+      </w:r>
+      <w:r>
+        <w:rPr>
+          <w:rFonts w:ascii="Cambria Math" w:eastAsia="SimSun" w:hAnsi="Cambria Math"/>
+          <w:i/>
+          <w:iCs/>
+          <w:color w:val="3A4A5A"/>
+        </w:rPr>
+        <w:t xml:space="preserve">RH</w:t>
+      </w:r>
+      <w:r>
+        <w:rPr>
+          <w:rFonts w:ascii="Cambria Math" w:eastAsia="SimSun" w:hAnsi="Cambria Math"/>
+          <w:i w:val="false"/>
+          <w:iCs w:val="false"/>
+          <w:color w:val="3A4A5A"/>
+        </w:rPr>
+        <w:t xml:space="preserve">)</w:t>
+      </w:r>
+      <w:r>
+        <w:rPr>
+          <w:rFonts w:ascii="Times New Roman" w:cs="Times New Roman" w:eastAsia="SimSun" w:hAnsi="Times New Roman"/>
+          <w:color w:val="3A4A5A"/>
+        </w:rPr>
+        <w:t xml:space="preserve"> 与 </w:t>
+      </w:r>
+      <w:r>
+        <w:rPr>
+          <w:rFonts w:ascii="Cambria Math" w:eastAsia="SimSun" w:hAnsi="Cambria Math"/>
+          <w:i/>
+          <w:iCs/>
+          <w:color w:val="3A4A5A"/>
+        </w:rPr>
+        <w:t xml:space="preserve">G</w:t>
+      </w:r>
+      <w:r>
+        <w:rPr>
+          <w:rFonts w:ascii="Cambria Math" w:eastAsia="SimSun" w:hAnsi="Cambria Math"/>
+          <w:i w:val="false"/>
+          <w:iCs w:val="false"/>
+          <w:color w:val="3A4A5A"/>
+        </w:rPr>
+        <w:t xml:space="preserve">(</w:t>
+      </w:r>
+      <w:r>
+        <w:rPr>
+          <w:rFonts w:ascii="Cambria Math" w:eastAsia="SimSun" w:hAnsi="Cambria Math"/>
+          <w:i/>
+          <w:iCs/>
+          <w:color w:val="3A4A5A"/>
+        </w:rPr>
+        <w:t xml:space="preserve">H</w:t>
+      </w:r>
+      <w:r>
+        <w:rPr>
+          <w:rFonts w:ascii="Cambria Math" w:eastAsia="SimSun" w:hAnsi="Cambria Math"/>
+          <w:i w:val="false"/>
+          <w:iCs w:val="false"/>
+          <w:color w:val="3A4A5A"/>
+        </w:rPr>
+        <w:t xml:space="preserve">)</w:t>
+      </w:r>
+      <w:r>
+        <w:rPr>
+          <w:rFonts w:ascii="Times New Roman" w:cs="Times New Roman" w:eastAsia="SimSun" w:hAnsi="Times New Roman"/>
+          <w:color w:val="3A4A5A"/>
+        </w:rPr>
+        <w:t xml:space="preserve"> 的转置同分布。则对</w:t>
       </w:r>
       <w:r>
         <w:rPr>
@@ -9521,7 +9621,7 @@
         <w:rPr>
           <w:rFonts w:ascii="Times New Roman" w:cs="Times New Roman" w:eastAsia="SimSun" w:hAnsi="Times New Roman"/>
         </w:rPr>
-        <w:t xml:space="preserve">证明同样只需一次计数：</w:t>
+        <w:t xml:space="preserve">证明只需一次计数：</w:t>
       </w:r>
       <w:r>
         <w:rPr>
@@ -9737,21 +9837,99 @@
         <w:rPr>
           <w:rFonts w:ascii="Times New Roman" w:cs="Times New Roman" w:eastAsia="SimSun" w:hAnsi="Times New Roman"/>
         </w:rPr>
-        <w:t xml:space="preserve">，而 </w:t>
-      </w:r>
-      <w:r>
-        <w:rPr>
-          <w:rFonts w:ascii="Cambria Math" w:eastAsia="SimSun" w:hAnsi="Cambria Math"/>
-          <w:i/>
-          <w:iCs/>
-        </w:rPr>
-        <w:t xml:space="preserve">R</w:t>
-      </w:r>
-      <w:r>
-        <w:rPr>
-          <w:rFonts w:ascii="Times New Roman" w:cs="Times New Roman" w:eastAsia="SimSun" w:hAnsi="Times New Roman"/>
-        </w:rPr>
-        <w:t xml:space="preserve"> 把可达关系转置，可达有序对的</w:t>
+        <w:t xml:space="preserve">。转置把每个可达有序对 </w:t>
+      </w:r>
+      <w:r>
+        <w:rPr>
+          <w:rFonts w:ascii="Cambria Math" w:eastAsia="SimSun" w:hAnsi="Cambria Math"/>
+          <w:i w:val="false"/>
+          <w:iCs w:val="false"/>
+        </w:rPr>
+        <w:t xml:space="preserve">(</w:t>
+      </w:r>
+      <w:r>
+        <w:rPr>
+          <w:rFonts w:ascii="Cambria Math" w:eastAsia="SimSun" w:hAnsi="Cambria Math"/>
+          <w:i/>
+          <w:iCs/>
+        </w:rPr>
+        <w:t xml:space="preserve">v</w:t>
+      </w:r>
+      <w:r>
+        <w:rPr>
+          <w:rFonts w:ascii="Cambria Math" w:eastAsia="SimSun" w:hAnsi="Cambria Math"/>
+          <w:i w:val="false"/>
+          <w:iCs w:val="false"/>
+        </w:rPr>
+        <w:t xml:space="preserve">,</w:t>
+      </w:r>
+      <w:r>
+        <w:rPr>
+          <w:rFonts w:ascii="Cambria Math" w:eastAsia="SimSun" w:hAnsi="Cambria Math"/>
+          <w:i/>
+          <w:iCs/>
+        </w:rPr>
+        <w:t xml:space="preserve">u</w:t>
+      </w:r>
+      <w:r>
+        <w:rPr>
+          <w:rFonts w:ascii="Cambria Math" w:eastAsia="SimSun" w:hAnsi="Cambria Math"/>
+          <w:i w:val="false"/>
+          <w:iCs w:val="false"/>
+        </w:rPr>
+        <w:t xml:space="preserve">)</w:t>
+      </w:r>
+      <w:r>
+        <w:rPr>
+          <w:rFonts w:ascii="Times New Roman" w:cs="Times New Roman" w:eastAsia="SimSun" w:hAnsi="Times New Roman"/>
+        </w:rPr>
+        <w:t xml:space="preserve"> 换成 </w:t>
+      </w:r>
+      <w:r>
+        <w:rPr>
+          <w:rFonts w:ascii="Cambria Math" w:eastAsia="SimSun" w:hAnsi="Cambria Math"/>
+          <w:i w:val="false"/>
+          <w:iCs w:val="false"/>
+        </w:rPr>
+        <w:t xml:space="preserve">(</w:t>
+      </w:r>
+      <w:r>
+        <w:rPr>
+          <w:rFonts w:ascii="Cambria Math" w:eastAsia="SimSun" w:hAnsi="Cambria Math"/>
+          <w:i/>
+          <w:iCs/>
+        </w:rPr>
+        <w:t xml:space="preserve">u</w:t>
+      </w:r>
+      <w:r>
+        <w:rPr>
+          <w:rFonts w:ascii="Cambria Math" w:eastAsia="SimSun" w:hAnsi="Cambria Math"/>
+          <w:i w:val="false"/>
+          <w:iCs w:val="false"/>
+        </w:rPr>
+        <w:t xml:space="preserve">,</w:t>
+      </w:r>
+      <w:r>
+        <w:rPr>
+          <w:rFonts w:ascii="Cambria Math" w:eastAsia="SimSun" w:hAnsi="Cambria Math"/>
+          <w:i/>
+          <w:iCs/>
+        </w:rPr>
+        <w:t xml:space="preserve">v</w:t>
+      </w:r>
+      <w:r>
+        <w:rPr>
+          <w:rFonts w:ascii="Cambria Math" w:eastAsia="SimSun" w:hAnsi="Cambria Math"/>
+          <w:i w:val="false"/>
+          <w:iCs w:val="false"/>
+        </w:rPr>
+        <w:t xml:space="preserve">)</w:t>
+      </w:r>
+      <w:r>
+        <w:rPr>
+          <w:rFonts w:ascii="Times New Roman" w:cs="Times New Roman" w:eastAsia="SimSun" w:hAnsi="Times New Roman"/>
+        </w:rPr>
+        <w:t xml:space="preserve">，可达对的</w:t>
       </w:r>
       <w:r>
         <w:rPr>
@@ -9830,6 +10008,62 @@
         <w:rPr>
           <w:rFonts w:ascii="Times New Roman" w:cs="Times New Roman" w:eastAsia="SimSun" w:hAnsi="Times New Roman"/>
         </w:rPr>
+        <w:t xml:space="preserve">假设 (ii) 值得单独说明。当传播事件对每个（尾成员，头成员）对独立发生时它平凡成立；本文的超边级激活核使各头成员共享同一激活区间，因而 (ii) 只是近似。第 VI 节的数值表明这一近似的偏离低于分辨率：即便在 </w:t>
+      </w:r>
+      <w:r>
+        <w:rPr>
+          <w:rFonts w:ascii="Cambria Math" w:eastAsia="SimSun" w:hAnsi="Cambria Math"/>
+          <w:i w:val="false"/>
+          <w:iCs w:val="false"/>
+        </w:rPr>
+        <w:t xml:space="preserve">τ=3,η=1</w:t>
+      </w:r>
+      <w:r>
+        <w:rPr>
+          <w:rFonts w:ascii="Times New Roman" w:cs="Times New Roman" w:eastAsia="SimSun" w:hAnsi="Times New Roman"/>
+        </w:rPr>
+        <w:t xml:space="preserve"> 这种最不对称的构型上，</w:t>
+      </w:r>
+      <w:r>
+        <w:rPr>
+          <w:rFonts w:ascii="Cambria Math" w:eastAsia="SimSun" w:hAnsi="Cambria Math"/>
+          <w:i w:val="false"/>
+          <w:iCs w:val="false"/>
+        </w:rPr>
+        <w:t xml:space="preserve">⟨ </w:t>
+      </w:r>
+      <w:r>
+        <w:rPr>
+          <w:rFonts w:ascii="Cambria Math" w:eastAsia="SimSun" w:hAnsi="Cambria Math"/>
+          <w:i/>
+          <w:iCs/>
+        </w:rPr>
+        <w:t xml:space="preserve">S</w:t>
+      </w:r>
+      <w:r>
+        <w:rPr>
+          <w:rFonts w:ascii="Cambria Math" w:eastAsia="SimSun" w:hAnsi="Cambria Math"/>
+          <w:i w:val="false"/>
+          <w:iCs w:val="false"/>
+        </w:rPr>
+        <w:t xml:space="preserve">⟩</w:t>
+      </w:r>
+      <w:r>
+        <w:rPr>
+          <w:rFonts w:ascii="Times New Roman" w:cs="Times New Roman" w:eastAsia="SimSun" w:hAnsi="Times New Roman"/>
+        </w:rPr>
+        <w:t xml:space="preserve"> 在翻转前后的差异也始终落在统计涨落内。</w:t>
+      </w:r>
+    </w:p>
+    <w:p>
+      <w:pPr>
+        <w:spacing w:after="120" w:before="120" w:line="320"/>
+        <w:jc w:val="both"/>
+      </w:pPr>
+      <w:r>
+        <w:rPr>
+          <w:rFonts w:ascii="Times New Roman" w:cs="Times New Roman" w:eastAsia="SimSun" w:hAnsi="Times New Roman"/>
+        </w:rPr>
         <w:t xml:space="preserve">命题 2 的后果是：</w:t>
       </w:r>
       <w:r>
@@ -9874,77 +10108,7 @@
         <w:rPr>
           <w:rFonts w:ascii="Times New Roman" w:cs="Times New Roman" w:eastAsia="SimSun" w:hAnsi="Times New Roman"/>
         </w:rPr>
-        <w:t xml:space="preserve">。它在任何结构上都对称，与 </w:t>
-      </w:r>
-      <w:r>
-        <w:rPr>
-          <w:rFonts w:ascii="Cambria Math" w:eastAsia="SimSun" w:hAnsi="Cambria Math"/>
-          <w:i w:val="false"/>
-          <w:iCs w:val="false"/>
-        </w:rPr>
-        <w:t xml:space="preserve">Δα</w:t>
-      </w:r>
-      <w:r>
-        <w:rPr>
-          <w:rFonts w:ascii="Times New Roman" w:cs="Times New Roman" w:eastAsia="SimSun" w:hAnsi="Times New Roman"/>
-        </w:rPr>
-        <w:t xml:space="preserve"> 是否为零无关。第 VI 节的数值确认了这一点：即便在 </w:t>
-      </w:r>
-      <w:r>
-        <w:rPr>
-          <w:rFonts w:ascii="Cambria Math" w:eastAsia="SimSun" w:hAnsi="Cambria Math"/>
-          <w:i w:val="false"/>
-          <w:iCs w:val="false"/>
-        </w:rPr>
-        <w:t xml:space="preserve">τ=3,η=1</w:t>
-      </w:r>
-      <w:r>
-        <w:rPr>
-          <w:rFonts w:ascii="Times New Roman" w:cs="Times New Roman" w:eastAsia="SimSun" w:hAnsi="Times New Roman"/>
-        </w:rPr>
-        <w:t xml:space="preserve"> 这种最不对称的构型上，</w:t>
-      </w:r>
-      <w:r>
-        <w:rPr>
-          <w:rFonts w:ascii="Cambria Math" w:eastAsia="SimSun" w:hAnsi="Cambria Math"/>
-          <w:i w:val="false"/>
-          <w:iCs w:val="false"/>
-        </w:rPr>
-        <w:t xml:space="preserve">⟨ </w:t>
-      </w:r>
-      <w:r>
-        <w:rPr>
-          <w:rFonts w:ascii="Cambria Math" w:eastAsia="SimSun" w:hAnsi="Cambria Math"/>
-          <w:i/>
-          <w:iCs/>
-        </w:rPr>
-        <w:t xml:space="preserve">S</w:t>
-      </w:r>
-      <w:r>
-        <w:rPr>
-          <w:rFonts w:ascii="Cambria Math" w:eastAsia="SimSun" w:hAnsi="Cambria Math"/>
-          <w:i w:val="false"/>
-          <w:iCs w:val="false"/>
-        </w:rPr>
-        <w:t xml:space="preserve">⟩</w:t>
-      </w:r>
-      <w:r>
-        <w:rPr>
-          <w:rFonts w:ascii="Times New Roman" w:cs="Times New Roman" w:eastAsia="SimSun" w:hAnsi="Times New Roman"/>
-        </w:rPr>
-        <w:t xml:space="preserve"> 在翻转前后的差异也始终落在统计涨落内。</w:t>
-      </w:r>
-    </w:p>
-    <w:p>
-      <w:pPr>
-        <w:spacing w:after="120" w:before="120" w:line="320"/>
-        <w:jc w:val="both"/>
-      </w:pPr>
-      <w:r>
-        <w:rPr>
-          <w:rFonts w:ascii="Times New Roman" w:cs="Times New Roman" w:eastAsia="SimSun" w:hAnsi="Times New Roman"/>
-        </w:rPr>
-        <w:t xml:space="preserve">破缺出现在可达对</w:t>
+        <w:t xml:space="preserve">——它在任何结构上都对称，与结构有多不对称无关。破缺出现在可达对</w:t>
       </w:r>
       <w:r>
         <w:rPr>
@@ -10251,13 +10415,31 @@
         <w:rPr>
           <w:rFonts w:ascii="Times New Roman" w:cs="Times New Roman" w:eastAsia="SimSun" w:hAnsi="Times New Roman"/>
         </w:rPr>
-        <w:t xml:space="preserve"> 为区分自限爆发与大爆发的阈值。命题 2 同时给出一条可证伪的预言：</w:t>
-      </w:r>
-      <w:r>
-        <w:rPr>
-          <w:rFonts w:ascii="Cambria Math" w:eastAsia="SimSun" w:hAnsi="Cambria Math"/>
-          <w:i w:val="false"/>
-          <w:iCs w:val="false"/>
+        <w:t xml:space="preserve"> 为区分自限爆发与大爆发的阈值。由全期望公式</w:t>
+      </w:r>
+    </w:p>
+    <w:p>
+      <w:pPr>
+        <w:tabs>
+          <w:tab w:val="center" w:pos="4680"/>
+          <w:tab w:val="right" w:pos="9360"/>
+        </w:tabs>
+        <w:spacing w:after="180" w:before="180" w:line="300"/>
+        <w:jc w:val="left"/>
+      </w:pPr>
+      <w:r>
+        <w:rPr>
+          <w:rFonts w:ascii="Cambria Math" w:eastAsia="SimSun" w:hAnsi="Cambria Math"/>
+        </w:rPr>
+        <w:t xml:space="preserve">	</w:t>
+      </w:r>
+      <w:r>
+        <w:rPr>
+          <w:rFonts w:ascii="Cambria Math" w:eastAsia="SimSun" w:hAnsi="Cambria Math"/>
+          <w:i w:val="false"/>
+          <w:iCs w:val="false"/>
+          <w:sz w:val="21"/>
+          <w:szCs w:val="21"/>
         </w:rPr>
         <w:t xml:space="preserve">⟨ </w:t>
       </w:r>
@@ -10266,6 +10448,8 @@
           <w:rFonts w:ascii="Cambria Math" w:eastAsia="SimSun" w:hAnsi="Cambria Math"/>
           <w:i/>
           <w:iCs/>
+          <w:sz w:val="21"/>
+          <w:szCs w:val="21"/>
         </w:rPr>
         <w:t xml:space="preserve">S</w:t>
       </w:r>
@@ -10274,14 +10458,18 @@
           <w:rFonts w:ascii="Cambria Math" w:eastAsia="SimSun" w:hAnsi="Cambria Math"/>
           <w:i w:val="false"/>
           <w:iCs w:val="false"/>
-        </w:rPr>
-        <w:t xml:space="preserve">⟩≃Π</w:t>
-      </w:r>
-      <w:r>
-        <w:rPr>
-          <w:rFonts w:ascii="Cambria Math" w:eastAsia="SimSun" w:hAnsi="Cambria Math"/>
-          <w:i/>
-          <w:iCs/>
+          <w:sz w:val="21"/>
+          <w:szCs w:val="21"/>
+        </w:rPr>
+        <w:t xml:space="preserve">⟩=Π </w:t>
+      </w:r>
+      <w:r>
+        <w:rPr>
+          <w:rFonts w:ascii="Cambria Math" w:eastAsia="SimSun" w:hAnsi="Cambria Math"/>
+          <w:i/>
+          <w:iCs/>
+          <w:sz w:val="21"/>
+          <w:szCs w:val="21"/>
         </w:rPr>
         <w:t xml:space="preserve">S</w:t>
       </w:r>
@@ -10290,6 +10478,310 @@
           <w:rFonts w:ascii="Cambria Math" w:eastAsia="SimSun" w:hAnsi="Cambria Math"/>
           <w:i w:val="false"/>
           <w:iCs w:val="false"/>
+          <w:sz w:val="21"/>
+          <w:szCs w:val="21"/>
+        </w:rPr>
+        <w:t xml:space="preserve">̄+(1-Π) </w:t>
+      </w:r>
+      <w:r>
+        <w:rPr>
+          <w:rFonts w:ascii="Cambria Math" w:eastAsia="SimSun" w:hAnsi="Cambria Math"/>
+          <w:i/>
+          <w:iCs/>
+          <w:sz w:val="21"/>
+          <w:szCs w:val="21"/>
+        </w:rPr>
+        <w:t xml:space="preserve">s</w:t>
+      </w:r>
+      <w:r>
+        <w:rPr>
+          <w:rFonts w:ascii="Cambria Math" w:eastAsia="SimSun" w:hAnsi="Cambria Math"/>
+          <w:i w:val="false"/>
+          <w:iCs w:val="false"/>
+          <w:sz w:val="21"/>
+          <w:szCs w:val="21"/>
+          <w:vertAlign w:val="subscript"/>
+        </w:rPr>
+        <w:t xml:space="preserve">&lt;</w:t>
+      </w:r>
+      <w:r>
+        <w:rPr>
+          <w:rFonts w:ascii="Cambria Math" w:eastAsia="SimSun" w:hAnsi="Cambria Math"/>
+          <w:i w:val="false"/>
+          <w:iCs w:val="false"/>
+          <w:sz w:val="21"/>
+          <w:szCs w:val="21"/>
+        </w:rPr>
+        <w:t xml:space="preserve">,  </w:t>
+      </w:r>
+      <w:r>
+        <w:rPr>
+          <w:rFonts w:ascii="Cambria Math" w:eastAsia="SimSun" w:hAnsi="Cambria Math"/>
+          <w:i/>
+          <w:iCs/>
+          <w:sz w:val="21"/>
+          <w:szCs w:val="21"/>
+        </w:rPr>
+        <w:t xml:space="preserve">s</w:t>
+      </w:r>
+      <w:r>
+        <w:rPr>
+          <w:rFonts w:ascii="Cambria Math" w:eastAsia="SimSun" w:hAnsi="Cambria Math"/>
+          <w:i w:val="false"/>
+          <w:iCs w:val="false"/>
+          <w:sz w:val="21"/>
+          <w:szCs w:val="21"/>
+          <w:vertAlign w:val="subscript"/>
+        </w:rPr>
+        <w:t xml:space="preserve">&lt;</w:t>
+      </w:r>
+      <w:r>
+        <w:rPr>
+          <w:rFonts w:ascii="Cambria Math" w:eastAsia="SimSun" w:hAnsi="Cambria Math"/>
+          <w:i w:val="false"/>
+          <w:iCs w:val="false"/>
+          <w:sz w:val="21"/>
+          <w:szCs w:val="21"/>
+        </w:rPr>
+        <w:t xml:space="preserve">=</w:t>
+      </w:r>
+      <w:r>
+        <w:rPr>
+          <w:rFonts w:ascii="Cambria Math" w:eastAsia="SimSun" w:hAnsi="Cambria Math"/>
+          <w:i/>
+          <w:iCs/>
+          <w:sz w:val="21"/>
+          <w:szCs w:val="21"/>
+        </w:rPr>
+        <w:t xml:space="preserve">E</w:t>
+      </w:r>
+      <w:r>
+        <w:rPr>
+          <w:rFonts w:ascii="Cambria Math" w:eastAsia="SimSun" w:hAnsi="Cambria Math"/>
+          <w:i w:val="false"/>
+          <w:iCs w:val="false"/>
+          <w:sz w:val="21"/>
+          <w:szCs w:val="21"/>
+        </w:rPr>
+        <w:t xml:space="preserve">[</w:t>
+      </w:r>
+      <w:r>
+        <w:rPr>
+          <w:rFonts w:ascii="Cambria Math" w:eastAsia="SimSun" w:hAnsi="Cambria Math"/>
+          <w:i/>
+          <w:iCs/>
+          <w:sz w:val="21"/>
+          <w:szCs w:val="21"/>
+        </w:rPr>
+        <w:t xml:space="preserve">S</w:t>
+      </w:r>
+      <w:r>
+        <w:rPr>
+          <w:rFonts w:ascii="Cambria Math" w:eastAsia="SimSun" w:hAnsi="Cambria Math"/>
+          <w:i w:val="false"/>
+          <w:iCs w:val="false"/>
+          <w:sz w:val="21"/>
+          <w:szCs w:val="21"/>
+        </w:rPr>
+        <w:t xml:space="preserve">| </w:t>
+      </w:r>
+      <w:r>
+        <w:rPr>
+          <w:rFonts w:ascii="Cambria Math" w:eastAsia="SimSun" w:hAnsi="Cambria Math"/>
+          <w:i/>
+          <w:iCs/>
+          <w:sz w:val="21"/>
+          <w:szCs w:val="21"/>
+        </w:rPr>
+        <w:t xml:space="preserve">S</w:t>
+      </w:r>
+      <w:r>
+        <w:rPr>
+          <w:rFonts w:ascii="Cambria Math" w:eastAsia="SimSun" w:hAnsi="Cambria Math"/>
+          <w:i w:val="false"/>
+          <w:iCs w:val="false"/>
+          <w:sz w:val="21"/>
+          <w:szCs w:val="21"/>
+        </w:rPr>
+        <w:t xml:space="preserve">≤ </w:t>
+      </w:r>
+      <w:r>
+        <w:rPr>
+          <w:rFonts w:ascii="Cambria Math" w:eastAsia="SimSun" w:hAnsi="Cambria Math"/>
+          <w:i/>
+          <w:iCs/>
+          <w:sz w:val="21"/>
+          <w:szCs w:val="21"/>
+        </w:rPr>
+        <w:t xml:space="preserve">S</w:t>
+      </w:r>
+      <w:r>
+        <w:rPr>
+          <w:rFonts w:ascii="Cambria Math" w:eastAsia="SimSun" w:hAnsi="Cambria Math"/>
+          <w:i w:val="false"/>
+          <w:iCs w:val="false"/>
+          <w:sz w:val="21"/>
+          <w:szCs w:val="21"/>
+          <w:vertAlign w:val="subscript"/>
+        </w:rPr>
+        <w:t xml:space="preserve">cut</w:t>
+      </w:r>
+      <w:r>
+        <w:rPr>
+          <w:rFonts w:ascii="Cambria Math" w:eastAsia="SimSun" w:hAnsi="Cambria Math"/>
+          <w:i w:val="false"/>
+          <w:iCs w:val="false"/>
+          <w:sz w:val="21"/>
+          <w:szCs w:val="21"/>
+        </w:rPr>
+        <w:t xml:space="preserve">]</w:t>
+      </w:r>
+      <w:r>
+        <w:rPr>
+          <w:rFonts w:ascii="Cambria Math" w:eastAsia="SimSun" w:hAnsi="Cambria Math"/>
+          <w:sz w:val="21"/>
+          <w:szCs w:val="21"/>
+        </w:rPr>
+        <w:t xml:space="preserve">	(20)</w:t>
+      </w:r>
+    </w:p>
+    <w:p>
+      <w:pPr>
+        <w:spacing w:after="120" w:before="120" w:line="320"/>
+        <w:jc w:val="both"/>
+      </w:pPr>
+      <w:r>
+        <w:rPr>
+          <w:rFonts w:ascii="Times New Roman" w:cs="Times New Roman" w:eastAsia="SimSun" w:hAnsi="Times New Roman"/>
+        </w:rPr>
+        <w:t xml:space="preserve">而命题 2 把左端钉住，故右端各项的 </w:t>
+      </w:r>
+      <w:r>
+        <w:rPr>
+          <w:rFonts w:ascii="Cambria Math" w:eastAsia="SimSun" w:hAnsi="Cambria Math"/>
+          <w:i/>
+          <w:iCs/>
+        </w:rPr>
+        <w:t xml:space="preserve">R</w:t>
+      </w:r>
+      <w:r>
+        <w:rPr>
+          <w:rFonts w:ascii="Times New Roman" w:cs="Times New Roman" w:eastAsia="SimSun" w:hAnsi="Times New Roman"/>
+        </w:rPr>
+        <w:t xml:space="preserve">-奇部分必须相消。这是一条可证伪的预言，第 VI 节将检验之。注意 </w:t>
+      </w:r>
+      <w:r>
+        <w:rPr>
+          <w:rFonts w:ascii="Cambria Math" w:eastAsia="SimSun" w:hAnsi="Cambria Math"/>
+          <w:i/>
+          <w:iCs/>
+        </w:rPr>
+        <w:t xml:space="preserve">s</w:t>
+      </w:r>
+      <w:r>
+        <w:rPr>
+          <w:rFonts w:ascii="Cambria Math" w:eastAsia="SimSun" w:hAnsi="Cambria Math"/>
+          <w:i w:val="false"/>
+          <w:iCs w:val="false"/>
+          <w:vertAlign w:val="subscript"/>
+        </w:rPr>
+        <w:t xml:space="preserve">&lt;</w:t>
+      </w:r>
+      <w:r>
+        <w:rPr>
+          <w:rFonts w:ascii="Times New Roman" w:cs="Times New Roman" w:eastAsia="SimSun" w:hAnsi="Times New Roman"/>
+        </w:rPr>
+        <w:t xml:space="preserve"> 在阈值邻域并不可忽略（自限爆发的规模下界为 </w:t>
+      </w:r>
+      <w:r>
+        <w:rPr>
+          <w:rFonts w:ascii="Cambria Math" w:eastAsia="SimSun" w:hAnsi="Cambria Math"/>
+          <w:i w:val="false"/>
+          <w:iCs w:val="false"/>
+        </w:rPr>
+        <w:t xml:space="preserve">1/</w:t>
+      </w:r>
+      <w:r>
+        <w:rPr>
+          <w:rFonts w:ascii="Cambria Math" w:eastAsia="SimSun" w:hAnsi="Cambria Math"/>
+          <w:i/>
+          <w:iCs/>
+        </w:rPr>
+        <w:t xml:space="preserve">N</w:t>
+      </w:r>
+      <w:r>
+        <w:rPr>
+          <w:rFonts w:ascii="Times New Roman" w:cs="Times New Roman" w:eastAsia="SimSun" w:hAnsi="Times New Roman"/>
+        </w:rPr>
+        <w:t xml:space="preserve">，其贡献与 </w:t>
+      </w:r>
+      <w:r>
+        <w:rPr>
+          <w:rFonts w:ascii="Cambria Math" w:eastAsia="SimSun" w:hAnsi="Cambria Math"/>
+          <w:i w:val="false"/>
+          <w:iCs w:val="false"/>
+        </w:rPr>
+        <w:t xml:space="preserve">⟨ </w:t>
+      </w:r>
+      <w:r>
+        <w:rPr>
+          <w:rFonts w:ascii="Cambria Math" w:eastAsia="SimSun" w:hAnsi="Cambria Math"/>
+          <w:i/>
+          <w:iCs/>
+        </w:rPr>
+        <w:t xml:space="preserve">S</w:t>
+      </w:r>
+      <w:r>
+        <w:rPr>
+          <w:rFonts w:ascii="Cambria Math" w:eastAsia="SimSun" w:hAnsi="Cambria Math"/>
+          <w:i w:val="false"/>
+          <w:iCs w:val="false"/>
+        </w:rPr>
+        <w:t xml:space="preserve">⟩</w:t>
+      </w:r>
+      <w:r>
+        <w:rPr>
+          <w:rFonts w:ascii="Times New Roman" w:cs="Times New Roman" w:eastAsia="SimSun" w:hAnsi="Times New Roman"/>
+        </w:rPr>
+        <w:t xml:space="preserve"> 同量级），因此补偿关系须按上式逐项核算，不能简化为 </w:t>
+      </w:r>
+      <w:r>
+        <w:rPr>
+          <w:rFonts w:ascii="Cambria Math" w:eastAsia="SimSun" w:hAnsi="Cambria Math"/>
+          <w:i w:val="false"/>
+          <w:iCs w:val="false"/>
+        </w:rPr>
+        <w:t xml:space="preserve">⟨ </w:t>
+      </w:r>
+      <w:r>
+        <w:rPr>
+          <w:rFonts w:ascii="Cambria Math" w:eastAsia="SimSun" w:hAnsi="Cambria Math"/>
+          <w:i/>
+          <w:iCs/>
+        </w:rPr>
+        <w:t xml:space="preserve">S</w:t>
+      </w:r>
+      <w:r>
+        <w:rPr>
+          <w:rFonts w:ascii="Cambria Math" w:eastAsia="SimSun" w:hAnsi="Cambria Math"/>
+          <w:i w:val="false"/>
+          <w:iCs w:val="false"/>
+        </w:rPr>
+        <w:t xml:space="preserve">⟩≈Π</w:t>
+      </w:r>
+      <w:r>
+        <w:rPr>
+          <w:rFonts w:ascii="Cambria Math" w:eastAsia="SimSun" w:hAnsi="Cambria Math"/>
+          <w:i/>
+          <w:iCs/>
+        </w:rPr>
+        <w:t xml:space="preserve">S</w:t>
+      </w:r>
+      <w:r>
+        <w:rPr>
+          <w:rFonts w:ascii="Cambria Math" w:eastAsia="SimSun" w:hAnsi="Cambria Math"/>
+          <w:i w:val="false"/>
+          <w:iCs w:val="false"/>
         </w:rPr>
         <w:t xml:space="preserve">̄</w:t>
       </w:r>
@@ -10297,15 +10789,58 @@
         <w:rPr>
           <w:rFonts w:ascii="Times New Roman" w:cs="Times New Roman" w:eastAsia="SimSun" w:hAnsi="Times New Roman"/>
         </w:rPr>
-        <w:t xml:space="preserve"> 在翻转下守恒，故 </w:t>
-      </w:r>
-      <w:r>
-        <w:rPr>
-          <w:rFonts w:ascii="Cambria Math" w:eastAsia="SimSun" w:hAnsi="Cambria Math"/>
-          <w:i w:val="false"/>
-          <w:iCs w:val="false"/>
-        </w:rPr>
-        <w:t xml:space="preserve">Π</w:t>
+        <w:t xml:space="preserve">。</w:t>
+      </w:r>
+    </w:p>
+    <w:p>
+      <w:pPr>
+        <w:spacing w:after="120" w:before="120" w:line="320"/>
+        <w:jc w:val="both"/>
+      </w:pPr>
+      <w:r>
+        <w:rPr>
+          <w:rFonts w:ascii="Cambria Math" w:eastAsia="SimSun" w:hAnsi="Cambria Math"/>
+          <w:i/>
+          <w:iCs/>
+        </w:rPr>
+        <w:t xml:space="preserve">r</w:t>
+      </w:r>
+      <w:r>
+        <w:rPr>
+          <w:rFonts w:ascii="Cambria Math" w:eastAsia="SimSun" w:hAnsi="Cambria Math"/>
+          <w:i w:val="false"/>
+          <w:iCs w:val="false"/>
+          <w:vertAlign w:val="subscript"/>
+        </w:rPr>
+        <w:t xml:space="preserve">io</w:t>
+      </w:r>
+      <w:r>
+        <w:rPr>
+          <w:rFonts w:ascii="Times New Roman" w:cs="Times New Roman" w:eastAsia="SimSun" w:hAnsi="Times New Roman"/>
+        </w:rPr>
+        <w:t xml:space="preserve"> 的角色由此成为一个可直接检验的推论：它不能单独产生破缺。设双度序列 </w:t>
+      </w:r>
+      <w:r>
+        <w:rPr>
+          <w:rFonts w:ascii="Cambria Math" w:eastAsia="SimSun" w:hAnsi="Cambria Math"/>
+          <w:i/>
+          <w:iCs/>
+        </w:rPr>
+        <w:t xml:space="preserve">d</w:t>
+      </w:r>
+      <w:r>
+        <w:rPr>
+          <w:rFonts w:ascii="Times New Roman" w:cs="Times New Roman" w:eastAsia="SimSun" w:hAnsi="Times New Roman"/>
+        </w:rPr>
+        <w:t xml:space="preserve"> 关于分量互换对称，即 </w:t>
+      </w:r>
+      <w:r>
+        <w:rPr>
+          <w:rFonts w:ascii="Cambria Math" w:eastAsia="SimSun" w:hAnsi="Cambria Math"/>
+          <w:i/>
+          <w:iCs/>
+        </w:rPr>
+        <w:t xml:space="preserve">Rd</w:t>
       </w:r>
       <w:r>
         <w:rPr>
@@ -10319,21 +10854,277 @@
           <w:i/>
           <w:iCs/>
         </w:rPr>
+        <w:t xml:space="preserve">d</w:t>
+      </w:r>
+      <w:r>
+        <w:rPr>
+          <w:rFonts w:ascii="Times New Roman" w:cs="Times New Roman" w:eastAsia="SimSun" w:hAnsi="Times New Roman"/>
+        </w:rPr>
+        <w:t xml:space="preserve"> 至多相差一个节点重标号。</w:t>
+      </w:r>
+      <w:r>
+        <w:rPr>
+          <w:rFonts w:ascii="Cambria Math" w:eastAsia="SimSun" w:hAnsi="Cambria Math"/>
+          <w:i/>
+          <w:iCs/>
+        </w:rPr>
+        <w:t xml:space="preserve">R</w:t>
+      </w:r>
+      <w:r>
+        <w:rPr>
+          <w:rFonts w:ascii="Times New Roman" w:cs="Times New Roman" w:eastAsia="SimSun" w:hAnsi="Times New Roman"/>
+        </w:rPr>
+        <w:t xml:space="preserve"> 把位形模型系综 </w:t>
+      </w:r>
+      <w:r>
+        <w:rPr>
+          <w:rFonts w:ascii="Cambria Math" w:eastAsia="SimSun" w:hAnsi="Cambria Math"/>
+          <w:i/>
+          <w:iCs/>
+        </w:rPr>
+        <w:t xml:space="preserve">CM</w:t>
+      </w:r>
+      <w:r>
+        <w:rPr>
+          <w:rFonts w:ascii="Cambria Math" w:eastAsia="SimSun" w:hAnsi="Cambria Math"/>
+          <w:i w:val="false"/>
+          <w:iCs w:val="false"/>
+        </w:rPr>
+        <w:t xml:space="preserve">(</w:t>
+      </w:r>
+      <w:r>
+        <w:rPr>
+          <w:rFonts w:ascii="Cambria Math" w:eastAsia="SimSun" w:hAnsi="Cambria Math"/>
+          <w:i/>
+          <w:iCs/>
+        </w:rPr>
+        <w:t xml:space="preserve">d</w:t>
+      </w:r>
+      <w:r>
+        <w:rPr>
+          <w:rFonts w:ascii="Cambria Math" w:eastAsia="SimSun" w:hAnsi="Cambria Math"/>
+          <w:i w:val="false"/>
+          <w:iCs w:val="false"/>
+        </w:rPr>
+        <w:t xml:space="preserve">)</w:t>
+      </w:r>
+      <w:r>
+        <w:rPr>
+          <w:rFonts w:ascii="Times New Roman" w:cs="Times New Roman" w:eastAsia="SimSun" w:hAnsi="Times New Roman"/>
+        </w:rPr>
+        <w:t xml:space="preserve"> 映为 </w:t>
+      </w:r>
+      <w:r>
+        <w:rPr>
+          <w:rFonts w:ascii="Cambria Math" w:eastAsia="SimSun" w:hAnsi="Cambria Math"/>
+          <w:i/>
+          <w:iCs/>
+        </w:rPr>
+        <w:t xml:space="preserve">CM</w:t>
+      </w:r>
+      <w:r>
+        <w:rPr>
+          <w:rFonts w:ascii="Cambria Math" w:eastAsia="SimSun" w:hAnsi="Cambria Math"/>
+          <w:i w:val="false"/>
+          <w:iCs w:val="false"/>
+        </w:rPr>
+        <w:t xml:space="preserve">(</w:t>
+      </w:r>
+      <w:r>
+        <w:rPr>
+          <w:rFonts w:ascii="Cambria Math" w:eastAsia="SimSun" w:hAnsi="Cambria Math"/>
+          <w:i/>
+          <w:iCs/>
+        </w:rPr>
+        <w:t xml:space="preserve">Rd</w:t>
+      </w:r>
+      <w:r>
+        <w:rPr>
+          <w:rFonts w:ascii="Cambria Math" w:eastAsia="SimSun" w:hAnsi="Cambria Math"/>
+          <w:i w:val="false"/>
+          <w:iCs w:val="false"/>
+        </w:rPr>
+        <w:t xml:space="preserve">)</w:t>
+      </w:r>
+      <w:r>
+        <w:rPr>
+          <w:rFonts w:ascii="Times New Roman" w:cs="Times New Roman" w:eastAsia="SimSun" w:hAnsi="Times New Roman"/>
+        </w:rPr>
+        <w:t xml:space="preserve">，后者是前者在该重标号下的像；而 </w:t>
+      </w:r>
+      <w:r>
+        <w:rPr>
+          <w:rFonts w:ascii="Cambria Math" w:eastAsia="SimSun" w:hAnsi="Cambria Math"/>
+          <w:i/>
+          <w:iCs/>
+        </w:rPr>
         <w:t xml:space="preserve">S</w:t>
       </w:r>
       <w:r>
         <w:rPr>
-          <w:rFonts w:ascii="Cambria Math" w:eastAsia="SimSun" w:hAnsi="Cambria Math"/>
-          <w:i w:val="false"/>
-          <w:iCs w:val="false"/>
-        </w:rPr>
-        <w:t xml:space="preserve">̄</w:t>
-      </w:r>
-      <w:r>
-        <w:rPr>
-          <w:rFonts w:ascii="Times New Roman" w:cs="Times New Roman" w:eastAsia="SimSun" w:hAnsi="Times New Roman"/>
-        </w:rPr>
-        <w:t xml:space="preserve"> </w:t>
+          <w:rFonts w:ascii="Times New Roman" w:cs="Times New Roman" w:eastAsia="SimSun" w:hAnsi="Times New Roman"/>
+        </w:rPr>
+        <w:t xml:space="preserve"> 与节点标号无关，故命题 1 的结论成立。关键在于这类对称序列可以取遍 </w:t>
+      </w:r>
+      <w:r>
+        <w:rPr>
+          <w:rFonts w:ascii="Cambria Math" w:eastAsia="SimSun" w:hAnsi="Cambria Math"/>
+          <w:i/>
+          <w:iCs/>
+        </w:rPr>
+        <w:t xml:space="preserve">r</w:t>
+      </w:r>
+      <w:r>
+        <w:rPr>
+          <w:rFonts w:ascii="Cambria Math" w:eastAsia="SimSun" w:hAnsi="Cambria Math"/>
+          <w:i w:val="false"/>
+          <w:iCs w:val="false"/>
+          <w:vertAlign w:val="subscript"/>
+        </w:rPr>
+        <w:t xml:space="preserve">io</w:t>
+      </w:r>
+      <w:r>
+        <w:rPr>
+          <w:rFonts w:ascii="Cambria Math" w:eastAsia="SimSun" w:hAnsi="Cambria Math"/>
+          <w:i w:val="false"/>
+          <w:iCs w:val="false"/>
+        </w:rPr>
+        <w:t xml:space="preserve">∈[-1,1]</w:t>
+      </w:r>
+      <w:r>
+        <w:rPr>
+          <w:rFonts w:ascii="Times New Roman" w:cs="Times New Roman" w:eastAsia="SimSun" w:hAnsi="Times New Roman"/>
+        </w:rPr>
+        <w:t xml:space="preserve"> 的整个范围（例如 </w:t>
+      </w:r>
+      <w:r>
+        <w:rPr>
+          <w:rFonts w:ascii="Cambria Math" w:eastAsia="SimSun" w:hAnsi="Cambria Math"/>
+          <w:i/>
+          <w:iCs/>
+        </w:rPr>
+        <w:t xml:space="preserve">d</w:t>
+      </w:r>
+      <w:r>
+        <w:rPr>
+          <w:rFonts w:ascii="Times New Roman" w:cs="Times New Roman" w:eastAsia="SimSun" w:hAnsi="Times New Roman"/>
+        </w:rPr>
+        <w:t xml:space="preserve"> 由若干对 </w:t>
+      </w:r>
+      <w:r>
+        <w:rPr>
+          <w:rFonts w:ascii="Cambria Math" w:eastAsia="SimSun" w:hAnsi="Cambria Math"/>
+          <w:i w:val="false"/>
+          <w:iCs w:val="false"/>
+        </w:rPr>
+        <w:t xml:space="preserve">(</w:t>
+      </w:r>
+      <w:r>
+        <w:rPr>
+          <w:rFonts w:ascii="Cambria Math" w:eastAsia="SimSun" w:hAnsi="Cambria Math"/>
+          <w:i/>
+          <w:iCs/>
+        </w:rPr>
+        <w:t xml:space="preserve">a</w:t>
+      </w:r>
+      <w:r>
+        <w:rPr>
+          <w:rFonts w:ascii="Cambria Math" w:eastAsia="SimSun" w:hAnsi="Cambria Math"/>
+          <w:i w:val="false"/>
+          <w:iCs w:val="false"/>
+        </w:rPr>
+        <w:t xml:space="preserve">,</w:t>
+      </w:r>
+      <w:r>
+        <w:rPr>
+          <w:rFonts w:ascii="Cambria Math" w:eastAsia="SimSun" w:hAnsi="Cambria Math"/>
+          <w:i/>
+          <w:iCs/>
+        </w:rPr>
+        <w:t xml:space="preserve">b</w:t>
+      </w:r>
+      <w:r>
+        <w:rPr>
+          <w:rFonts w:ascii="Cambria Math" w:eastAsia="SimSun" w:hAnsi="Cambria Math"/>
+          <w:i w:val="false"/>
+          <w:iCs w:val="false"/>
+        </w:rPr>
+        <w:t xml:space="preserve">)</w:t>
+      </w:r>
+      <w:r>
+        <w:rPr>
+          <w:rFonts w:ascii="Times New Roman" w:cs="Times New Roman" w:eastAsia="SimSun" w:hAnsi="Times New Roman"/>
+        </w:rPr>
+        <w:t xml:space="preserve"> 与 </w:t>
+      </w:r>
+      <w:r>
+        <w:rPr>
+          <w:rFonts w:ascii="Cambria Math" w:eastAsia="SimSun" w:hAnsi="Cambria Math"/>
+          <w:i w:val="false"/>
+          <w:iCs w:val="false"/>
+        </w:rPr>
+        <w:t xml:space="preserve">(</w:t>
+      </w:r>
+      <w:r>
+        <w:rPr>
+          <w:rFonts w:ascii="Cambria Math" w:eastAsia="SimSun" w:hAnsi="Cambria Math"/>
+          <w:i/>
+          <w:iCs/>
+        </w:rPr>
+        <w:t xml:space="preserve">b</w:t>
+      </w:r>
+      <w:r>
+        <w:rPr>
+          <w:rFonts w:ascii="Cambria Math" w:eastAsia="SimSun" w:hAnsi="Cambria Math"/>
+          <w:i w:val="false"/>
+          <w:iCs w:val="false"/>
+        </w:rPr>
+        <w:t xml:space="preserve">,</w:t>
+      </w:r>
+      <w:r>
+        <w:rPr>
+          <w:rFonts w:ascii="Cambria Math" w:eastAsia="SimSun" w:hAnsi="Cambria Math"/>
+          <w:i/>
+          <w:iCs/>
+        </w:rPr>
+        <w:t xml:space="preserve">a</w:t>
+      </w:r>
+      <w:r>
+        <w:rPr>
+          <w:rFonts w:ascii="Cambria Math" w:eastAsia="SimSun" w:hAnsi="Cambria Math"/>
+          <w:i w:val="false"/>
+          <w:iCs w:val="false"/>
+        </w:rPr>
+        <w:t xml:space="preserve">)</w:t>
+      </w:r>
+      <w:r>
+        <w:rPr>
+          <w:rFonts w:ascii="Times New Roman" w:cs="Times New Roman" w:eastAsia="SimSun" w:hAnsi="Times New Roman"/>
+        </w:rPr>
+        <w:t xml:space="preserve"> 组成时序列对称而 </w:t>
+      </w:r>
+      <w:r>
+        <w:rPr>
+          <w:rFonts w:ascii="Cambria Math" w:eastAsia="SimSun" w:hAnsi="Cambria Math"/>
+          <w:i/>
+          <w:iCs/>
+        </w:rPr>
+        <w:t xml:space="preserve">r</w:t>
+      </w:r>
+      <w:r>
+        <w:rPr>
+          <w:rFonts w:ascii="Cambria Math" w:eastAsia="SimSun" w:hAnsi="Cambria Math"/>
+          <w:i w:val="false"/>
+          <w:iCs w:val="false"/>
+          <w:vertAlign w:val="subscript"/>
+        </w:rPr>
+        <w:t xml:space="preserve">io</w:t>
+      </w:r>
+      <w:r>
+        <w:rPr>
+          <w:rFonts w:ascii="Times New Roman" w:cs="Times New Roman" w:eastAsia="SimSun" w:hAnsi="Times New Roman"/>
+        </w:rPr>
+        <w:t xml:space="preserve"> 可为任意值），因此</w:t>
       </w:r>
       <w:r>
         <w:rPr>
@@ -10341,13 +11132,71 @@
           <w:b/>
           <w:bCs/>
         </w:rPr>
-        <w:t xml:space="preserve">若破缺必反向、相互补偿</w:t>
-      </w:r>
-      <w:r>
-        <w:rPr>
-          <w:rFonts w:ascii="Times New Roman" w:cs="Times New Roman" w:eastAsia="SimSun" w:hAnsi="Times New Roman"/>
-        </w:rPr>
-        <w:t xml:space="preserve">。第 VI 节将检验这一补偿关系。</w:t>
+        <w:t xml:space="preserve">沿 </w:t>
+      </w:r>
+      <w:r>
+        <w:rPr>
+          <w:rFonts w:ascii="Cambria Math" w:eastAsia="SimSun" w:hAnsi="Cambria Math"/>
+          <w:b/>
+          <w:bCs/>
+          <w:i/>
+          <w:iCs/>
+        </w:rPr>
+        <w:t xml:space="preserve">r</w:t>
+      </w:r>
+      <w:r>
+        <w:rPr>
+          <w:rFonts w:ascii="Cambria Math" w:eastAsia="SimSun" w:hAnsi="Cambria Math"/>
+          <w:b/>
+          <w:bCs/>
+          <w:i w:val="false"/>
+          <w:iCs w:val="false"/>
+          <w:vertAlign w:val="subscript"/>
+        </w:rPr>
+        <w:t xml:space="preserve">io</w:t>
+      </w:r>
+      <w:r>
+        <w:rPr>
+          <w:rFonts w:ascii="Times New Roman" w:cs="Times New Roman" w:eastAsia="SimSun" w:hAnsi="Times New Roman"/>
+          <w:b/>
+          <w:bCs/>
+        </w:rPr>
+        <w:t xml:space="preserve"> 扫描的整条线上都不应出现破缺，尽管 </w:t>
+      </w:r>
+      <w:r>
+        <w:rPr>
+          <w:rFonts w:ascii="Cambria Math" w:eastAsia="SimSun" w:hAnsi="Cambria Math"/>
+          <w:b/>
+          <w:bCs/>
+          <w:i/>
+          <w:iCs/>
+        </w:rPr>
+        <w:t xml:space="preserve">r</w:t>
+      </w:r>
+      <w:r>
+        <w:rPr>
+          <w:rFonts w:ascii="Cambria Math" w:eastAsia="SimSun" w:hAnsi="Cambria Math"/>
+          <w:b/>
+          <w:bCs/>
+          <w:i w:val="false"/>
+          <w:iCs w:val="false"/>
+          <w:vertAlign w:val="subscript"/>
+        </w:rPr>
+        <w:t xml:space="preserve">io</w:t>
+      </w:r>
+      <w:r>
+        <w:rPr>
+          <w:rFonts w:ascii="Times New Roman" w:cs="Times New Roman" w:eastAsia="SimSun" w:hAnsi="Times New Roman"/>
+          <w:b/>
+          <w:bCs/>
+        </w:rPr>
+        <w:t xml:space="preserve"> 确实移动阈值</w:t>
+      </w:r>
+      <w:r>
+        <w:rPr>
+          <w:rFonts w:ascii="Times New Roman" w:cs="Times New Roman" w:eastAsia="SimSun" w:hAnsi="Times New Roman"/>
+        </w:rPr>
+        <w:t xml:space="preserve">。</w:t>
       </w:r>
     </w:p>
     <w:p>
@@ -10359,72 +11208,7 @@
         <w:rPr>
           <w:rFonts w:ascii="Times New Roman" w:cs="Times New Roman" w:eastAsia="SimSun" w:hAnsi="Times New Roman"/>
         </w:rPr>
-        <w:t xml:space="preserve">在此基础上，</w:t>
-      </w:r>
-      <w:r>
-        <w:rPr>
-          <w:rFonts w:ascii="Cambria Math" w:eastAsia="SimSun" w:hAnsi="Cambria Math"/>
-          <w:i/>
-          <w:iCs/>
-        </w:rPr>
-        <w:t xml:space="preserve">r</w:t>
-      </w:r>
-      <w:r>
-        <w:rPr>
-          <w:rFonts w:ascii="Cambria Math" w:eastAsia="SimSun" w:hAnsi="Cambria Math"/>
-          <w:i w:val="false"/>
-          <w:iCs w:val="false"/>
-          <w:vertAlign w:val="subscript"/>
-        </w:rPr>
-        <w:t xml:space="preserve">io</w:t>
-      </w:r>
-      <w:r>
-        <w:rPr>
-          <w:rFonts w:ascii="Times New Roman" w:cs="Times New Roman" w:eastAsia="SimSun" w:hAnsi="Times New Roman"/>
-        </w:rPr>
-        <w:t xml:space="preserve"> 的角色是一个可直接检验的推论：它不能单独产生破缺。设双度序列 </w:t>
-      </w:r>
-      <w:r>
-        <w:rPr>
-          <w:rFonts w:ascii="Cambria Math" w:eastAsia="SimSun" w:hAnsi="Cambria Math"/>
-          <w:i/>
-          <w:iCs/>
-        </w:rPr>
-        <w:t xml:space="preserve">d</w:t>
-      </w:r>
-      <w:r>
-        <w:rPr>
-          <w:rFonts w:ascii="Times New Roman" w:cs="Times New Roman" w:eastAsia="SimSun" w:hAnsi="Times New Roman"/>
-        </w:rPr>
-        <w:t xml:space="preserve"> 关于分量互换对称，即 </w:t>
-      </w:r>
-      <w:r>
-        <w:rPr>
-          <w:rFonts w:ascii="Cambria Math" w:eastAsia="SimSun" w:hAnsi="Cambria Math"/>
-          <w:i/>
-          <w:iCs/>
-        </w:rPr>
-        <w:t xml:space="preserve">Rd</w:t>
-      </w:r>
-      <w:r>
-        <w:rPr>
-          <w:rFonts w:ascii="Times New Roman" w:cs="Times New Roman" w:eastAsia="SimSun" w:hAnsi="Times New Roman"/>
-        </w:rPr>
-        <w:t xml:space="preserve"> 与 </w:t>
-      </w:r>
-      <w:r>
-        <w:rPr>
-          <w:rFonts w:ascii="Cambria Math" w:eastAsia="SimSun" w:hAnsi="Cambria Math"/>
-          <w:i/>
-          <w:iCs/>
-        </w:rPr>
-        <w:t xml:space="preserve">d</w:t>
-      </w:r>
-      <w:r>
-        <w:rPr>
-          <w:rFonts w:ascii="Times New Roman" w:cs="Times New Roman" w:eastAsia="SimSun" w:hAnsi="Times New Roman"/>
-        </w:rPr>
-        <w:t xml:space="preserve"> 至多相差一个节点重标号。</w:t>
+        <w:t xml:space="preserve">最后需要强调，</w:t>
       </w:r>
       <w:r>
         <w:rPr>
@@ -10438,257 +11222,7 @@
         <w:rPr>
           <w:rFonts w:ascii="Times New Roman" w:cs="Times New Roman" w:eastAsia="SimSun" w:hAnsi="Times New Roman"/>
         </w:rPr>
-        <w:t xml:space="preserve"> 把位形模型系综 </w:t>
-      </w:r>
-      <w:r>
-        <w:rPr>
-          <w:rFonts w:ascii="Cambria Math" w:eastAsia="SimSun" w:hAnsi="Cambria Math"/>
-          <w:i/>
-          <w:iCs/>
-        </w:rPr>
-        <w:t xml:space="preserve">CM</w:t>
-      </w:r>
-      <w:r>
-        <w:rPr>
-          <w:rFonts w:ascii="Cambria Math" w:eastAsia="SimSun" w:hAnsi="Cambria Math"/>
-          <w:i w:val="false"/>
-          <w:iCs w:val="false"/>
-        </w:rPr>
-        <w:t xml:space="preserve">(</w:t>
-      </w:r>
-      <w:r>
-        <w:rPr>
-          <w:rFonts w:ascii="Cambria Math" w:eastAsia="SimSun" w:hAnsi="Cambria Math"/>
-          <w:i/>
-          <w:iCs/>
-        </w:rPr>
-        <w:t xml:space="preserve">d</w:t>
-      </w:r>
-      <w:r>
-        <w:rPr>
-          <w:rFonts w:ascii="Cambria Math" w:eastAsia="SimSun" w:hAnsi="Cambria Math"/>
-          <w:i w:val="false"/>
-          <w:iCs w:val="false"/>
-        </w:rPr>
-        <w:t xml:space="preserve">)</w:t>
-      </w:r>
-      <w:r>
-        <w:rPr>
-          <w:rFonts w:ascii="Times New Roman" w:cs="Times New Roman" w:eastAsia="SimSun" w:hAnsi="Times New Roman"/>
-        </w:rPr>
-        <w:t xml:space="preserve"> 映为 </w:t>
-      </w:r>
-      <w:r>
-        <w:rPr>
-          <w:rFonts w:ascii="Cambria Math" w:eastAsia="SimSun" w:hAnsi="Cambria Math"/>
-          <w:i/>
-          <w:iCs/>
-        </w:rPr>
-        <w:t xml:space="preserve">CM</w:t>
-      </w:r>
-      <w:r>
-        <w:rPr>
-          <w:rFonts w:ascii="Cambria Math" w:eastAsia="SimSun" w:hAnsi="Cambria Math"/>
-          <w:i w:val="false"/>
-          <w:iCs w:val="false"/>
-        </w:rPr>
-        <w:t xml:space="preserve">(</w:t>
-      </w:r>
-      <w:r>
-        <w:rPr>
-          <w:rFonts w:ascii="Cambria Math" w:eastAsia="SimSun" w:hAnsi="Cambria Math"/>
-          <w:i/>
-          <w:iCs/>
-        </w:rPr>
-        <w:t xml:space="preserve">Rd</w:t>
-      </w:r>
-      <w:r>
-        <w:rPr>
-          <w:rFonts w:ascii="Cambria Math" w:eastAsia="SimSun" w:hAnsi="Cambria Math"/>
-          <w:i w:val="false"/>
-          <w:iCs w:val="false"/>
-        </w:rPr>
-        <w:t xml:space="preserve">)</w:t>
-      </w:r>
-      <w:r>
-        <w:rPr>
-          <w:rFonts w:ascii="Times New Roman" w:cs="Times New Roman" w:eastAsia="SimSun" w:hAnsi="Times New Roman"/>
-        </w:rPr>
-        <w:t xml:space="preserve">，后者是前者在该重标号下的像；而 </w:t>
-      </w:r>
-      <w:r>
-        <w:rPr>
-          <w:rFonts w:ascii="Cambria Math" w:eastAsia="SimSun" w:hAnsi="Cambria Math"/>
-          <w:i/>
-          <w:iCs/>
-        </w:rPr>
-        <w:t xml:space="preserve">S</w:t>
-      </w:r>
-      <w:r>
-        <w:rPr>
-          <w:rFonts w:ascii="Times New Roman" w:cs="Times New Roman" w:eastAsia="SimSun" w:hAnsi="Times New Roman"/>
-        </w:rPr>
-        <w:t xml:space="preserve"> 与节点标号无关，故命题 1 的结论成立，系综平均的爆发规模在方向翻转下相同。关键在于：这类对称序列可以取遍 </w:t>
-      </w:r>
-      <w:r>
-        <w:rPr>
-          <w:rFonts w:ascii="Cambria Math" w:eastAsia="SimSun" w:hAnsi="Cambria Math"/>
-          <w:i/>
-          <w:iCs/>
-        </w:rPr>
-        <w:t xml:space="preserve">r</w:t>
-      </w:r>
-      <w:r>
-        <w:rPr>
-          <w:rFonts w:ascii="Cambria Math" w:eastAsia="SimSun" w:hAnsi="Cambria Math"/>
-          <w:i w:val="false"/>
-          <w:iCs w:val="false"/>
-          <w:vertAlign w:val="subscript"/>
-        </w:rPr>
-        <w:t xml:space="preserve">io</w:t>
-      </w:r>
-      <w:r>
-        <w:rPr>
-          <w:rFonts w:ascii="Cambria Math" w:eastAsia="SimSun" w:hAnsi="Cambria Math"/>
-          <w:i w:val="false"/>
-          <w:iCs w:val="false"/>
-        </w:rPr>
-        <w:t xml:space="preserve">∈[-1,1]</w:t>
-      </w:r>
-      <w:r>
-        <w:rPr>
-          <w:rFonts w:ascii="Times New Roman" w:cs="Times New Roman" w:eastAsia="SimSun" w:hAnsi="Times New Roman"/>
-        </w:rPr>
-        <w:t xml:space="preserve"> 的整个范围（例如 </w:t>
-      </w:r>
-      <w:r>
-        <w:rPr>
-          <w:rFonts w:ascii="Cambria Math" w:eastAsia="SimSun" w:hAnsi="Cambria Math"/>
-          <w:i/>
-          <w:iCs/>
-        </w:rPr>
-        <w:t xml:space="preserve">d</w:t>
-      </w:r>
-      <w:r>
-        <w:rPr>
-          <w:rFonts w:ascii="Times New Roman" w:cs="Times New Roman" w:eastAsia="SimSun" w:hAnsi="Times New Roman"/>
-        </w:rPr>
-        <w:t xml:space="preserve"> 由若干对 </w:t>
-      </w:r>
-      <w:r>
-        <w:rPr>
-          <w:rFonts w:ascii="Cambria Math" w:eastAsia="SimSun" w:hAnsi="Cambria Math"/>
-          <w:i w:val="false"/>
-          <w:iCs w:val="false"/>
-        </w:rPr>
-        <w:t xml:space="preserve">(</w:t>
-      </w:r>
-      <w:r>
-        <w:rPr>
-          <w:rFonts w:ascii="Cambria Math" w:eastAsia="SimSun" w:hAnsi="Cambria Math"/>
-          <w:i/>
-          <w:iCs/>
-        </w:rPr>
-        <w:t xml:space="preserve">a</w:t>
-      </w:r>
-      <w:r>
-        <w:rPr>
-          <w:rFonts w:ascii="Cambria Math" w:eastAsia="SimSun" w:hAnsi="Cambria Math"/>
-          <w:i w:val="false"/>
-          <w:iCs w:val="false"/>
-        </w:rPr>
-        <w:t xml:space="preserve">,</w:t>
-      </w:r>
-      <w:r>
-        <w:rPr>
-          <w:rFonts w:ascii="Cambria Math" w:eastAsia="SimSun" w:hAnsi="Cambria Math"/>
-          <w:i/>
-          <w:iCs/>
-        </w:rPr>
-        <w:t xml:space="preserve">b</w:t>
-      </w:r>
-      <w:r>
-        <w:rPr>
-          <w:rFonts w:ascii="Cambria Math" w:eastAsia="SimSun" w:hAnsi="Cambria Math"/>
-          <w:i w:val="false"/>
-          <w:iCs w:val="false"/>
-        </w:rPr>
-        <w:t xml:space="preserve">)</w:t>
-      </w:r>
-      <w:r>
-        <w:rPr>
-          <w:rFonts w:ascii="Times New Roman" w:cs="Times New Roman" w:eastAsia="SimSun" w:hAnsi="Times New Roman"/>
-        </w:rPr>
-        <w:t xml:space="preserve"> 与 </w:t>
-      </w:r>
-      <w:r>
-        <w:rPr>
-          <w:rFonts w:ascii="Cambria Math" w:eastAsia="SimSun" w:hAnsi="Cambria Math"/>
-          <w:i w:val="false"/>
-          <w:iCs w:val="false"/>
-        </w:rPr>
-        <w:t xml:space="preserve">(</w:t>
-      </w:r>
-      <w:r>
-        <w:rPr>
-          <w:rFonts w:ascii="Cambria Math" w:eastAsia="SimSun" w:hAnsi="Cambria Math"/>
-          <w:i/>
-          <w:iCs/>
-        </w:rPr>
-        <w:t xml:space="preserve">b</w:t>
-      </w:r>
-      <w:r>
-        <w:rPr>
-          <w:rFonts w:ascii="Cambria Math" w:eastAsia="SimSun" w:hAnsi="Cambria Math"/>
-          <w:i w:val="false"/>
-          <w:iCs w:val="false"/>
-        </w:rPr>
-        <w:t xml:space="preserve">,</w:t>
-      </w:r>
-      <w:r>
-        <w:rPr>
-          <w:rFonts w:ascii="Cambria Math" w:eastAsia="SimSun" w:hAnsi="Cambria Math"/>
-          <w:i/>
-          <w:iCs/>
-        </w:rPr>
-        <w:t xml:space="preserve">a</w:t>
-      </w:r>
-      <w:r>
-        <w:rPr>
-          <w:rFonts w:ascii="Cambria Math" w:eastAsia="SimSun" w:hAnsi="Cambria Math"/>
-          <w:i w:val="false"/>
-          <w:iCs w:val="false"/>
-        </w:rPr>
-        <w:t xml:space="preserve">)</w:t>
-      </w:r>
-      <w:r>
-        <w:rPr>
-          <w:rFonts w:ascii="Times New Roman" w:cs="Times New Roman" w:eastAsia="SimSun" w:hAnsi="Times New Roman"/>
-        </w:rPr>
-        <w:t xml:space="preserve"> 组成时序列对称而 </w:t>
-      </w:r>
-      <w:r>
-        <w:rPr>
-          <w:rFonts w:ascii="Cambria Math" w:eastAsia="SimSun" w:hAnsi="Cambria Math"/>
-          <w:i/>
-          <w:iCs/>
-        </w:rPr>
-        <w:t xml:space="preserve">r</w:t>
-      </w:r>
-      <w:r>
-        <w:rPr>
-          <w:rFonts w:ascii="Cambria Math" w:eastAsia="SimSun" w:hAnsi="Cambria Math"/>
-          <w:i w:val="false"/>
-          <w:iCs w:val="false"/>
-          <w:vertAlign w:val="subscript"/>
-        </w:rPr>
-        <w:t xml:space="preserve">io</w:t>
-      </w:r>
-      <w:r>
-        <w:rPr>
-          <w:rFonts w:ascii="Times New Roman" w:cs="Times New Roman" w:eastAsia="SimSun" w:hAnsi="Times New Roman"/>
-        </w:rPr>
-        <w:t xml:space="preserve"> 可为任意值），因此</w:t>
+        <w:t xml:space="preserve">-奇是必要条件，却远非充分条件。宇称分类指出哪些量</w:t>
       </w:r>
       <w:r>
         <w:rPr>
@@ -10696,71 +11230,97 @@
           <w:b/>
           <w:bCs/>
         </w:rPr>
-        <w:t xml:space="preserve">沿 </w:t>
-      </w:r>
-      <w:r>
-        <w:rPr>
-          <w:rFonts w:ascii="Cambria Math" w:eastAsia="SimSun" w:hAnsi="Cambria Math"/>
+        <w:t xml:space="preserve">可能</w:t>
+      </w:r>
+      <w:r>
+        <w:rPr>
+          <w:rFonts w:ascii="Times New Roman" w:cs="Times New Roman" w:eastAsia="SimSun" w:hAnsi="Times New Roman"/>
+        </w:rPr>
+        <w:t xml:space="preserve">驱动破缺，不指出哪一个</w:t>
+      </w:r>
+      <w:r>
+        <w:rPr>
+          <w:rFonts w:ascii="Times New Roman" w:cs="Times New Roman" w:eastAsia="SimSun" w:hAnsi="Times New Roman"/>
           <w:b/>
           <w:bCs/>
-          <w:i/>
-          <w:iCs/>
-        </w:rPr>
-        <w:t xml:space="preserve">r</w:t>
-      </w:r>
-      <w:r>
-        <w:rPr>
-          <w:rFonts w:ascii="Cambria Math" w:eastAsia="SimSun" w:hAnsi="Cambria Math"/>
-          <w:b/>
-          <w:bCs/>
-          <w:i w:val="false"/>
-          <w:iCs w:val="false"/>
-          <w:vertAlign w:val="subscript"/>
-        </w:rPr>
-        <w:t xml:space="preserve">io</w:t>
-      </w:r>
-      <w:r>
-        <w:rPr>
-          <w:rFonts w:ascii="Times New Roman" w:cs="Times New Roman" w:eastAsia="SimSun" w:hAnsi="Times New Roman"/>
-          <w:b/>
-          <w:bCs/>
-        </w:rPr>
-        <w:t xml:space="preserve"> 扫描的整条线上都不应出现破缺，尽管 </w:t>
-      </w:r>
-      <w:r>
-        <w:rPr>
-          <w:rFonts w:ascii="Cambria Math" w:eastAsia="SimSun" w:hAnsi="Cambria Math"/>
-          <w:b/>
-          <w:bCs/>
-          <w:i/>
-          <w:iCs/>
-        </w:rPr>
-        <w:t xml:space="preserve">r</w:t>
-      </w:r>
-      <w:r>
-        <w:rPr>
-          <w:rFonts w:ascii="Cambria Math" w:eastAsia="SimSun" w:hAnsi="Cambria Math"/>
-          <w:b/>
-          <w:bCs/>
-          <w:i w:val="false"/>
-          <w:iCs w:val="false"/>
-          <w:vertAlign w:val="subscript"/>
-        </w:rPr>
-        <w:t xml:space="preserve">io</w:t>
-      </w:r>
-      <w:r>
-        <w:rPr>
-          <w:rFonts w:ascii="Times New Roman" w:cs="Times New Roman" w:eastAsia="SimSun" w:hAnsi="Times New Roman"/>
-          <w:b/>
-          <w:bCs/>
-        </w:rPr>
-        <w:t xml:space="preserve"> 确实移动阈值</w:t>
-      </w:r>
-      <w:r>
-        <w:rPr>
-          <w:rFonts w:ascii="Times New Roman" w:cs="Times New Roman" w:eastAsia="SimSun" w:hAnsi="Times New Roman"/>
-        </w:rPr>
-        <w:t xml:space="preserve">。</w:t>
+        </w:rPr>
+        <w:t xml:space="preserve">实际</w:t>
+      </w:r>
+      <w:r>
+        <w:rPr>
+          <w:rFonts w:ascii="Times New Roman" w:cs="Times New Roman" w:eastAsia="SimSun" w:hAnsi="Times New Roman"/>
+        </w:rPr>
+        <w:t xml:space="preserve">驱动——后者是动力学问题，分类本身无从回答。第 VI 节的结论是两个 </w:t>
+      </w:r>
+      <w:r>
+        <w:rPr>
+          <w:rFonts w:ascii="Cambria Math" w:eastAsia="SimSun" w:hAnsi="Cambria Math"/>
+          <w:i/>
+          <w:iCs/>
+        </w:rPr>
+        <w:t xml:space="preserve">R</w:t>
+      </w:r>
+      <w:r>
+        <w:rPr>
+          <w:rFonts w:ascii="Times New Roman" w:cs="Times New Roman" w:eastAsia="SimSun" w:hAnsi="Times New Roman"/>
+        </w:rPr>
+        <w:t xml:space="preserve">-奇来源分野明显：分支结构的不对称（阶数与双度序列）驱动的破缺在 </w:t>
+      </w:r>
+      <w:r>
+        <w:rPr>
+          <w:rFonts w:ascii="Cambria Math" w:eastAsia="SimSun" w:hAnsi="Cambria Math"/>
+          <w:i w:val="false"/>
+          <w:iCs w:val="false"/>
+        </w:rPr>
+        <w:t xml:space="preserve">Π</w:t>
+      </w:r>
+      <w:r>
+        <w:rPr>
+          <w:rFonts w:ascii="Times New Roman" w:cs="Times New Roman" w:eastAsia="SimSun" w:hAnsi="Times New Roman"/>
+        </w:rPr>
+        <w:t xml:space="preserve"> 上是显著效应，而重叠极性 </w:t>
+      </w:r>
+      <w:r>
+        <w:rPr>
+          <w:rFonts w:ascii="Cambria Math" w:eastAsia="SimSun" w:hAnsi="Cambria Math"/>
+          <w:i w:val="false"/>
+          <w:iCs w:val="false"/>
+        </w:rPr>
+        <w:t xml:space="preserve">Δα</w:t>
+      </w:r>
+      <w:r>
+        <w:rPr>
+          <w:rFonts w:ascii="Times New Roman" w:cs="Times New Roman" w:eastAsia="SimSun" w:hAnsi="Times New Roman"/>
+        </w:rPr>
+        <w:t xml:space="preserve"> 尽管同为 </w:t>
+      </w:r>
+      <w:r>
+        <w:rPr>
+          <w:rFonts w:ascii="Cambria Math" w:eastAsia="SimSun" w:hAnsi="Cambria Math"/>
+          <w:i/>
+          <w:iCs/>
+        </w:rPr>
+        <w:t xml:space="preserve">R</w:t>
+      </w:r>
+      <w:r>
+        <w:rPr>
+          <w:rFonts w:ascii="Times New Roman" w:cs="Times New Roman" w:eastAsia="SimSun" w:hAnsi="Times New Roman"/>
+        </w:rPr>
+        <w:t xml:space="preserve">-奇，其效应随 </w:t>
+      </w:r>
+      <w:r>
+        <w:rPr>
+          <w:rFonts w:ascii="Cambria Math" w:eastAsia="SimSun" w:hAnsi="Cambria Math"/>
+          <w:i w:val="false"/>
+          <w:iCs w:val="false"/>
+        </w:rPr>
+        <w:t xml:space="preserve">Δα</w:t>
+      </w:r>
+      <w:r>
+        <w:rPr>
+          <w:rFonts w:ascii="Times New Roman" w:cs="Times New Roman" w:eastAsia="SimSun" w:hAnsi="Times New Roman"/>
+        </w:rPr>
+        <w:t xml:space="preserve"> 增大始终不可分辨，只能给出上界。</w:t>
       </w:r>
     </w:p>
     <w:p>
@@ -10772,7 +11332,7 @@
         <w:rPr>
           <w:rFonts w:ascii="Times New Roman" w:cs="Times New Roman" w:eastAsia="SimSun" w:hAnsi="Times New Roman"/>
         </w:rPr>
-        <w:t xml:space="preserve">这决定了第 VI 节破缺实验的设计：全部测量以 </w:t>
+        <w:t xml:space="preserve">据此，第 VI 节破缺实验的设计为：全部测量以 </w:t>
       </w:r>
       <w:r>
         <w:rPr>
@@ -10832,7 +11392,7 @@
         <w:rPr>
           <w:rFonts w:ascii="Times New Roman" w:cs="Times New Roman" w:eastAsia="SimSun" w:hAnsi="Times New Roman"/>
         </w:rPr>
-        <w:t xml:space="preserve">；主实验驱动分支结构的不对称（阶数与双度序列），</w:t>
+        <w:t xml:space="preserve">；主实验驱动分支结构的不对称，</w:t>
       </w:r>
       <w:r>
         <w:rPr>
@@ -10911,7 +11471,7 @@
         <w:rPr>
           <w:rFonts w:ascii="Times New Roman" w:cs="Times New Roman" w:eastAsia="SimSun" w:hAnsi="Times New Roman"/>
         </w:rPr>
-        <w:t xml:space="preserve">命题 1 是关于系综平均的陈述。对单个实现 </w:t>
+        <w:t xml:space="preserve">命题 1 与命题 2 都是关于系综平均的陈述。对单个实现 </w:t>
       </w:r>
       <w:r>
         <w:rPr>

--- a/drafts/sir-directed-hypergraphs/manuscript.docx
+++ b/drafts/sir-directed-hypergraphs/manuscript.docx
@@ -390,7 +390,7 @@
         <w:rPr>
           <w:rFonts w:ascii="Times New Roman" w:cs="Times New Roman" w:eastAsia="SimSun" w:hAnsi="Times New Roman"/>
         </w:rPr>
-        <w:t xml:space="preserve">方向对称性破缺的分析给出两个与直觉相反的结果。其一，平均爆发规模是错误的序参量：只要终态可表示为随机结构上的可达性，可达有序对的总数在方向翻转下逐实现守恒，故均匀单种子下的 </w:t>
+        <w:t xml:space="preserve">方向对称性破缺的分析给出两个与直觉相反的结果。其一，平均爆发规模是极差的序参量。若终态可表示为某个种子无关的随机结构上的可达性，则可达有序对的总数在方向翻转下逐实现守恒，均匀单种子下的 </w:t>
       </w:r>
       <w:r>
         <w:rPr>
@@ -420,7 +420,7 @@
         <w:rPr>
           <w:rFonts w:ascii="Times New Roman" w:cs="Times New Roman" w:eastAsia="SimSun" w:hAnsi="Times New Roman"/>
         </w:rPr>
-        <w:t xml:space="preserve"> 对</w:t>
+        <w:t xml:space="preserve"> 因而对</w:t>
       </w:r>
       <w:r>
         <w:rPr>
@@ -434,7 +434,51 @@
         <w:rPr>
           <w:rFonts w:ascii="Times New Roman" w:cs="Times New Roman" w:eastAsia="SimSun" w:hAnsi="Times New Roman"/>
         </w:rPr>
-        <w:t xml:space="preserve">有向超图都保持不变，无论其结构多么不对称。破缺出现在这些可达对如何分配——大爆发的概率由巨入分支决定、爆发的终态规模由巨出分支决定，而翻转恰好交换二者 [5]。我们因而以爆发概率与条件爆发规模为序参量；二者若破缺必然反向、且乘积保持守恒——这一补偿关系本身即是一项可证伪的预言。</w:t>
+        <w:t xml:space="preserve">有向超图保持不变，无论其结构多么不对称；这一表示对逐对独立传播严格成立。超边级激活使各头成员共享同一激活区间，破坏该表示，留下约 </w:t>
+      </w:r>
+      <w:r>
+        <w:rPr>
+          <w:rFonts w:ascii="Cambria Math" w:eastAsia="SimSun" w:hAnsi="Cambria Math"/>
+          <w:i w:val="false"/>
+          <w:iCs w:val="false"/>
+        </w:rPr>
+        <w:t xml:space="preserve">2%</w:t>
+      </w:r>
+      <w:r>
+        <w:rPr>
+          <w:rFonts w:ascii="Times New Roman" w:cs="Times New Roman" w:eastAsia="SimSun" w:hAnsi="Times New Roman"/>
+        </w:rPr>
+        <w:t xml:space="preserve"> 的残余不对称——但这仍比爆发概率的破缺幅度小一个多数量级。破缺出现在这些可达对如何分配——大爆发的概率由巨入分支决定、爆发的终态规模由巨出分支决定，而翻转恰好交换二者 [5]。我们因而以爆发概率与条件爆发规模为序参量；二者若破缺则必反向，其组合须把 </w:t>
+      </w:r>
+      <w:r>
+        <w:rPr>
+          <w:rFonts w:ascii="Cambria Math" w:eastAsia="SimSun" w:hAnsi="Cambria Math"/>
+          <w:i w:val="false"/>
+          <w:iCs w:val="false"/>
+        </w:rPr>
+        <w:t xml:space="preserve">⟨ </w:t>
+      </w:r>
+      <w:r>
+        <w:rPr>
+          <w:rFonts w:ascii="Cambria Math" w:eastAsia="SimSun" w:hAnsi="Cambria Math"/>
+          <w:i/>
+          <w:iCs/>
+        </w:rPr>
+        <w:t xml:space="preserve">S</w:t>
+      </w:r>
+      <w:r>
+        <w:rPr>
+          <w:rFonts w:ascii="Cambria Math" w:eastAsia="SimSun" w:hAnsi="Cambria Math"/>
+          <w:i w:val="false"/>
+          <w:iCs w:val="false"/>
+        </w:rPr>
+        <w:t xml:space="preserve">⟩</w:t>
+      </w:r>
+      <w:r>
+        <w:rPr>
+          <w:rFonts w:ascii="Times New Roman" w:cs="Times New Roman" w:eastAsia="SimSun" w:hAnsi="Times New Roman"/>
+        </w:rPr>
+        <w:t xml:space="preserve"> 补偿至上述残余以内——这一补偿关系本身即是一项可证伪的预言。</w:t>
       </w:r>
     </w:p>
     <w:p>
@@ -10008,51 +10052,95 @@
         <w:rPr>
           <w:rFonts w:ascii="Times New Roman" w:cs="Times New Roman" w:eastAsia="SimSun" w:hAnsi="Times New Roman"/>
         </w:rPr>
-        <w:t xml:space="preserve">假设 (ii) 值得单独说明。当传播事件对每个（尾成员，头成员）对独立发生时它平凡成立；本文的超边级激活核使各头成员共享同一激活区间，因而 (ii) 只是近似。第 VI 节的数值表明这一近似的偏离低于分辨率：即便在 </w:t>
-      </w:r>
-      <w:r>
-        <w:rPr>
-          <w:rFonts w:ascii="Cambria Math" w:eastAsia="SimSun" w:hAnsi="Cambria Math"/>
-          <w:i w:val="false"/>
-          <w:iCs w:val="false"/>
-        </w:rPr>
-        <w:t xml:space="preserve">τ=3,η=1</w:t>
-      </w:r>
-      <w:r>
-        <w:rPr>
-          <w:rFonts w:ascii="Times New Roman" w:cs="Times New Roman" w:eastAsia="SimSun" w:hAnsi="Times New Roman"/>
-        </w:rPr>
-        <w:t xml:space="preserve"> 这种最不对称的构型上，</w:t>
-      </w:r>
-      <w:r>
-        <w:rPr>
-          <w:rFonts w:ascii="Cambria Math" w:eastAsia="SimSun" w:hAnsi="Cambria Math"/>
-          <w:i w:val="false"/>
-          <w:iCs w:val="false"/>
-        </w:rPr>
-        <w:t xml:space="preserve">⟨ </w:t>
-      </w:r>
-      <w:r>
-        <w:rPr>
-          <w:rFonts w:ascii="Cambria Math" w:eastAsia="SimSun" w:hAnsi="Cambria Math"/>
-          <w:i/>
-          <w:iCs/>
-        </w:rPr>
-        <w:t xml:space="preserve">S</w:t>
-      </w:r>
-      <w:r>
-        <w:rPr>
-          <w:rFonts w:ascii="Cambria Math" w:eastAsia="SimSun" w:hAnsi="Cambria Math"/>
-          <w:i w:val="false"/>
-          <w:iCs w:val="false"/>
-        </w:rPr>
-        <w:t xml:space="preserve">⟩</w:t>
-      </w:r>
-      <w:r>
-        <w:rPr>
-          <w:rFonts w:ascii="Times New Roman" w:cs="Times New Roman" w:eastAsia="SimSun" w:hAnsi="Times New Roman"/>
-        </w:rPr>
-        <w:t xml:space="preserve"> 在翻转前后的差异也始终落在统计涨落内。</w:t>
+        <w:t xml:space="preserve">假设 (ii) 需要分情形讨论。取线性核 </w:t>
+      </w:r>
+      <w:r>
+        <w:rPr>
+          <w:rFonts w:ascii="Cambria Math" w:eastAsia="SimSun" w:hAnsi="Cambria Math"/>
+          <w:i/>
+          <w:iCs/>
+        </w:rPr>
+        <w:t xml:space="preserve">g</w:t>
+      </w:r>
+      <w:r>
+        <w:rPr>
+          <w:rFonts w:ascii="Cambria Math" w:eastAsia="SimSun" w:hAnsi="Cambria Math"/>
+          <w:i w:val="false"/>
+          <w:iCs w:val="false"/>
+        </w:rPr>
+        <w:t xml:space="preserve">(</w:t>
+      </w:r>
+      <w:r>
+        <w:rPr>
+          <w:rFonts w:ascii="Cambria Math" w:eastAsia="SimSun" w:hAnsi="Cambria Math"/>
+          <w:i/>
+          <w:iCs/>
+        </w:rPr>
+        <w:t xml:space="preserve">n</w:t>
+      </w:r>
+      <w:r>
+        <w:rPr>
+          <w:rFonts w:ascii="Cambria Math" w:eastAsia="SimSun" w:hAnsi="Cambria Math"/>
+          <w:i w:val="false"/>
+          <w:iCs w:val="false"/>
+        </w:rPr>
+        <w:t xml:space="preserve">)=</w:t>
+      </w:r>
+      <w:r>
+        <w:rPr>
+          <w:rFonts w:ascii="Cambria Math" w:eastAsia="SimSun" w:hAnsi="Cambria Math"/>
+          <w:i/>
+          <w:iCs/>
+        </w:rPr>
+        <w:t xml:space="preserve">n</w:t>
+      </w:r>
+      <w:r>
+        <w:rPr>
+          <w:rFonts w:ascii="Times New Roman" w:cs="Times New Roman" w:eastAsia="SimSun" w:hAnsi="Times New Roman"/>
+        </w:rPr>
+        <w:t xml:space="preserve"> 时，传播事件对每个（尾成员，头成员）对独立发生，</w:t>
+      </w:r>
+      <w:r>
+        <w:rPr>
+          <w:rFonts w:ascii="Cambria Math" w:eastAsia="SimSun" w:hAnsi="Cambria Math"/>
+          <w:i/>
+          <w:iCs/>
+        </w:rPr>
+        <w:t xml:space="preserve">G</w:t>
+      </w:r>
+      <w:r>
+        <w:rPr>
+          <w:rFonts w:ascii="Times New Roman" w:cs="Times New Roman" w:eastAsia="SimSun" w:hAnsi="Times New Roman"/>
+        </w:rPr>
+        <w:t xml:space="preserve"> 可在不参照种子的情况下一次抽出，(ii) 严格成立，计数恒等式因而</w:t>
+      </w:r>
+      <w:r>
+        <w:rPr>
+          <w:rFonts w:ascii="Times New Roman" w:cs="Times New Roman" w:eastAsia="SimSun" w:hAnsi="Times New Roman"/>
+          <w:b/>
+          <w:bCs/>
+        </w:rPr>
+        <w:t xml:space="preserve">逐实现精确</w:t>
+      </w:r>
+      <w:r>
+        <w:rPr>
+          <w:rFonts w:ascii="Times New Roman" w:cs="Times New Roman" w:eastAsia="SimSun" w:hAnsi="Times New Roman"/>
+        </w:rPr>
+        <w:t xml:space="preserve">。但本文主线的超边级阈值核不满足 (ii)：超边的激活区间是其已感染尾成员感染期的并集，取决于哪些尾成员先被感染，因而依赖种子，</w:t>
+      </w:r>
+      <w:r>
+        <w:rPr>
+          <w:rFonts w:ascii="Cambria Math" w:eastAsia="SimSun" w:hAnsi="Cambria Math"/>
+          <w:i/>
+          <w:iCs/>
+        </w:rPr>
+        <w:t xml:space="preserve">G</w:t>
+      </w:r>
+      <w:r>
+        <w:rPr>
+          <w:rFonts w:ascii="Times New Roman" w:cs="Times New Roman" w:eastAsia="SimSun" w:hAnsi="Times New Roman"/>
+        </w:rPr>
+        <w:t xml:space="preserve"> 不是种子无关的。</w:t>
       </w:r>
     </w:p>
     <w:p>
@@ -10064,7 +10152,21 @@
         <w:rPr>
           <w:rFonts w:ascii="Times New Roman" w:cs="Times New Roman" w:eastAsia="SimSun" w:hAnsi="Times New Roman"/>
         </w:rPr>
-        <w:t xml:space="preserve">命题 2 的后果是：</w:t>
+        <w:t xml:space="preserve">这一违背是真实的而非可忽略的。第 VI 节在 </w:t>
+      </w:r>
+      <w:r>
+        <w:rPr>
+          <w:rFonts w:ascii="Cambria Math" w:eastAsia="SimSun" w:hAnsi="Cambria Math"/>
+          <w:i w:val="false"/>
+          <w:iCs w:val="false"/>
+        </w:rPr>
+        <w:t xml:space="preserve">τ=3,η=1</w:t>
+      </w:r>
+      <w:r>
+        <w:rPr>
+          <w:rFonts w:ascii="Times New Roman" w:cs="Times New Roman" w:eastAsia="SimSun" w:hAnsi="Times New Roman"/>
+        </w:rPr>
+        <w:t xml:space="preserve"> 的最不对称构型上测得 </w:t>
       </w:r>
       <w:r>
         <w:rPr>
@@ -10094,7 +10196,35 @@
         <w:rPr>
           <w:rFonts w:ascii="Times New Roman" w:cs="Times New Roman" w:eastAsia="SimSun" w:hAnsi="Times New Roman"/>
         </w:rPr>
-        <w:t xml:space="preserve"> </w:t>
+        <w:t xml:space="preserve"> 的翻转残余不对称约为 </w:t>
+      </w:r>
+      <w:r>
+        <w:rPr>
+          <w:rFonts w:ascii="Cambria Math" w:eastAsia="SimSun" w:hAnsi="Cambria Math"/>
+          <w:i w:val="false"/>
+          <w:iCs w:val="false"/>
+        </w:rPr>
+        <w:t xml:space="preserve">-2%</w:t>
+      </w:r>
+      <w:r>
+        <w:rPr>
+          <w:rFonts w:ascii="Times New Roman" w:cs="Times New Roman" w:eastAsia="SimSun" w:hAnsi="Times New Roman"/>
+        </w:rPr>
+        <w:t xml:space="preserve">（阈值邻域，四个独立结构符号一致，合并 </w:t>
+      </w:r>
+      <w:r>
+        <w:rPr>
+          <w:rFonts w:ascii="Cambria Math" w:eastAsia="SimSun" w:hAnsi="Cambria Math"/>
+          <w:i w:val="false"/>
+          <w:iCs w:val="false"/>
+        </w:rPr>
+        <w:t xml:space="preserve">5σ</w:t>
+      </w:r>
+      <w:r>
+        <w:rPr>
+          <w:rFonts w:ascii="Times New Roman" w:cs="Times New Roman" w:eastAsia="SimSun" w:hAnsi="Times New Roman"/>
+        </w:rPr>
+        <w:t xml:space="preserve">）。它是超边级激活特有的效应：成对情形与线性核下均不存在。因此命题 2 对本文主线是</w:t>
       </w:r>
       <w:r>
         <w:rPr>
@@ -10102,13 +10232,157 @@
           <w:b/>
           <w:bCs/>
         </w:rPr>
-        <w:t xml:space="preserve">不能作为方向对称性破缺的序参量</w:t>
-      </w:r>
-      <w:r>
-        <w:rPr>
-          <w:rFonts w:ascii="Times New Roman" w:cs="Times New Roman" w:eastAsia="SimSun" w:hAnsi="Times New Roman"/>
-        </w:rPr>
-        <w:t xml:space="preserve">——它在任何结构上都对称，与结构有多不对称无关。破缺出现在可达对</w:t>
+        <w:t xml:space="preserve">近似</w:t>
+      </w:r>
+      <w:r>
+        <w:rPr>
+          <w:rFonts w:ascii="Times New Roman" w:cs="Times New Roman" w:eastAsia="SimSun" w:hAnsi="Times New Roman"/>
+        </w:rPr>
+        <w:t xml:space="preserve">结论，</w:t>
+      </w:r>
+      <w:r>
+        <w:rPr>
+          <w:rFonts w:ascii="Cambria Math" w:eastAsia="SimSun" w:hAnsi="Cambria Math"/>
+          <w:i w:val="false"/>
+          <w:iCs w:val="false"/>
+        </w:rPr>
+        <w:t xml:space="preserve">⟨ </w:t>
+      </w:r>
+      <w:r>
+        <w:rPr>
+          <w:rFonts w:ascii="Cambria Math" w:eastAsia="SimSun" w:hAnsi="Cambria Math"/>
+          <w:i/>
+          <w:iCs/>
+        </w:rPr>
+        <w:t xml:space="preserve">S</w:t>
+      </w:r>
+      <w:r>
+        <w:rPr>
+          <w:rFonts w:ascii="Cambria Math" w:eastAsia="SimSun" w:hAnsi="Cambria Math"/>
+          <w:i w:val="false"/>
+          <w:iCs w:val="false"/>
+        </w:rPr>
+        <w:t xml:space="preserve">⟩</w:t>
+      </w:r>
+      <w:r>
+        <w:rPr>
+          <w:rFonts w:ascii="Times New Roman" w:cs="Times New Roman" w:eastAsia="SimSun" w:hAnsi="Times New Roman"/>
+        </w:rPr>
+        <w:t xml:space="preserve"> 并非严格不变量。</w:t>
+      </w:r>
+    </w:p>
+    <w:p>
+      <w:pPr>
+        <w:spacing w:after="120" w:before="120" w:line="320"/>
+        <w:jc w:val="both"/>
+      </w:pPr>
+      <w:r>
+        <w:rPr>
+          <w:rFonts w:ascii="Times New Roman" w:cs="Times New Roman" w:eastAsia="SimSun" w:hAnsi="Times New Roman"/>
+        </w:rPr>
+        <w:t xml:space="preserve">即便如此，命题 2 的结论在量级上仍然成立：</w:t>
+      </w:r>
+      <w:r>
+        <w:rPr>
+          <w:rFonts w:ascii="Cambria Math" w:eastAsia="SimSun" w:hAnsi="Cambria Math"/>
+          <w:i w:val="false"/>
+          <w:iCs w:val="false"/>
+        </w:rPr>
+        <w:t xml:space="preserve">⟨ </w:t>
+      </w:r>
+      <w:r>
+        <w:rPr>
+          <w:rFonts w:ascii="Cambria Math" w:eastAsia="SimSun" w:hAnsi="Cambria Math"/>
+          <w:i/>
+          <w:iCs/>
+        </w:rPr>
+        <w:t xml:space="preserve">S</w:t>
+      </w:r>
+      <w:r>
+        <w:rPr>
+          <w:rFonts w:ascii="Cambria Math" w:eastAsia="SimSun" w:hAnsi="Cambria Math"/>
+          <w:i w:val="false"/>
+          <w:iCs w:val="false"/>
+        </w:rPr>
+        <w:t xml:space="preserve">⟩</w:t>
+      </w:r>
+      <w:r>
+        <w:rPr>
+          <w:rFonts w:ascii="Times New Roman" w:cs="Times New Roman" w:eastAsia="SimSun" w:hAnsi="Times New Roman"/>
+        </w:rPr>
+        <w:t xml:space="preserve"> </w:t>
+      </w:r>
+      <w:r>
+        <w:rPr>
+          <w:rFonts w:ascii="Times New Roman" w:cs="Times New Roman" w:eastAsia="SimSun" w:hAnsi="Times New Roman"/>
+          <w:b/>
+          <w:bCs/>
+        </w:rPr>
+        <w:t xml:space="preserve">是一个极差的破缺序参量</w:t>
+      </w:r>
+      <w:r>
+        <w:rPr>
+          <w:rFonts w:ascii="Times New Roman" w:cs="Times New Roman" w:eastAsia="SimSun" w:hAnsi="Times New Roman"/>
+        </w:rPr>
+        <w:t xml:space="preserve">。同一批构型上 </w:t>
+      </w:r>
+      <w:r>
+        <w:rPr>
+          <w:rFonts w:ascii="Cambria Math" w:eastAsia="SimSun" w:hAnsi="Cambria Math"/>
+          <w:i w:val="false"/>
+          <w:iCs w:val="false"/>
+        </w:rPr>
+        <w:t xml:space="preserve">Π</w:t>
+      </w:r>
+      <w:r>
+        <w:rPr>
+          <w:rFonts w:ascii="Times New Roman" w:cs="Times New Roman" w:eastAsia="SimSun" w:hAnsi="Times New Roman"/>
+        </w:rPr>
+        <w:t xml:space="preserve"> 的翻转差异达到其自身的约七成，比 </w:t>
+      </w:r>
+      <w:r>
+        <w:rPr>
+          <w:rFonts w:ascii="Cambria Math" w:eastAsia="SimSun" w:hAnsi="Cambria Math"/>
+          <w:i w:val="false"/>
+          <w:iCs w:val="false"/>
+        </w:rPr>
+        <w:t xml:space="preserve">⟨ </w:t>
+      </w:r>
+      <w:r>
+        <w:rPr>
+          <w:rFonts w:ascii="Cambria Math" w:eastAsia="SimSun" w:hAnsi="Cambria Math"/>
+          <w:i/>
+          <w:iCs/>
+        </w:rPr>
+        <w:t xml:space="preserve">S</w:t>
+      </w:r>
+      <w:r>
+        <w:rPr>
+          <w:rFonts w:ascii="Cambria Math" w:eastAsia="SimSun" w:hAnsi="Cambria Math"/>
+          <w:i w:val="false"/>
+          <w:iCs w:val="false"/>
+        </w:rPr>
+        <w:t xml:space="preserve">⟩</w:t>
+      </w:r>
+      <w:r>
+        <w:rPr>
+          <w:rFonts w:ascii="Times New Roman" w:cs="Times New Roman" w:eastAsia="SimSun" w:hAnsi="Times New Roman"/>
+        </w:rPr>
+        <w:t xml:space="preserve"> 的 </w:t>
+      </w:r>
+      <w:r>
+        <w:rPr>
+          <w:rFonts w:ascii="Cambria Math" w:eastAsia="SimSun" w:hAnsi="Cambria Math"/>
+          <w:i w:val="false"/>
+          <w:iCs w:val="false"/>
+        </w:rPr>
+        <w:t xml:space="preserve">2%</w:t>
+      </w:r>
+      <w:r>
+        <w:rPr>
+          <w:rFonts w:ascii="Times New Roman" w:cs="Times New Roman" w:eastAsia="SimSun" w:hAnsi="Times New Roman"/>
+        </w:rPr>
+        <w:t xml:space="preserve"> 残余大一个多数量级。破缺出现在可达对</w:t>
       </w:r>
       <w:r>
         <w:rPr>
@@ -10654,7 +10928,7 @@
         <w:rPr>
           <w:rFonts w:ascii="Times New Roman" w:cs="Times New Roman" w:eastAsia="SimSun" w:hAnsi="Times New Roman"/>
         </w:rPr>
-        <w:t xml:space="preserve">而命题 2 把左端钉住，故右端各项的 </w:t>
+        <w:t xml:space="preserve">而命题 2 把左端近似钉住，故右端各项的 </w:t>
       </w:r>
       <w:r>
         <w:rPr>
@@ -10668,7 +10942,21 @@
         <w:rPr>
           <w:rFonts w:ascii="Times New Roman" w:cs="Times New Roman" w:eastAsia="SimSun" w:hAnsi="Times New Roman"/>
         </w:rPr>
-        <w:t xml:space="preserve">-奇部分必须相消。这是一条可证伪的预言，第 VI 节将检验之。注意 </w:t>
+        <w:t xml:space="preserve">-奇部分须相互抵消至上述 </w:t>
+      </w:r>
+      <w:r>
+        <w:rPr>
+          <w:rFonts w:ascii="Cambria Math" w:eastAsia="SimSun" w:hAnsi="Cambria Math"/>
+          <w:i w:val="false"/>
+          <w:iCs w:val="false"/>
+        </w:rPr>
+        <w:t xml:space="preserve">2%</w:t>
+      </w:r>
+      <w:r>
+        <w:rPr>
+          <w:rFonts w:ascii="Times New Roman" w:cs="Times New Roman" w:eastAsia="SimSun" w:hAnsi="Times New Roman"/>
+        </w:rPr>
+        <w:t xml:space="preserve"> 的残余以内。这是一条可证伪的预言，第 VI 节将检验之——检验时须把残余本身作为已知的系统项扣除，而非视作零。注意 </w:t>
       </w:r>
       <w:r>
         <w:rPr>
@@ -11429,7 +11717,7 @@
         <w:rPr>
           <w:rFonts w:ascii="Times New Roman" w:cs="Times New Roman" w:eastAsia="SimSun" w:hAnsi="Times New Roman"/>
         </w:rPr>
-        <w:t xml:space="preserve"> 扫描与 </w:t>
+        <w:t xml:space="preserve"> 扫描作为阴性对照；</w:t>
       </w:r>
       <w:r>
         <w:rPr>
@@ -11459,7 +11747,35 @@
         <w:rPr>
           <w:rFonts w:ascii="Times New Roman" w:cs="Times New Roman" w:eastAsia="SimSun" w:hAnsi="Times New Roman"/>
         </w:rPr>
-        <w:t xml:space="preserve"> 的不变性分别作为阴性对照与内部一致性检查。</w:t>
+        <w:t xml:space="preserve"> 的近似不变性作为内部一致性检查，其 </w:t>
+      </w:r>
+      <w:r>
+        <w:rPr>
+          <w:rFonts w:ascii="Cambria Math" w:eastAsia="SimSun" w:hAnsi="Cambria Math"/>
+          <w:i w:val="false"/>
+          <w:iCs w:val="false"/>
+        </w:rPr>
+        <w:t xml:space="preserve">2%</w:t>
+      </w:r>
+      <w:r>
+        <w:rPr>
+          <w:rFonts w:ascii="Times New Roman" w:cs="Times New Roman" w:eastAsia="SimSun" w:hAnsi="Times New Roman"/>
+        </w:rPr>
+        <w:t xml:space="preserve"> 残余须与 </w:t>
+      </w:r>
+      <w:r>
+        <w:rPr>
+          <w:rFonts w:ascii="Cambria Math" w:eastAsia="SimSun" w:hAnsi="Cambria Math"/>
+          <w:i w:val="false"/>
+          <w:iCs w:val="false"/>
+        </w:rPr>
+        <w:t xml:space="preserve">Π</w:t>
+      </w:r>
+      <w:r>
+        <w:rPr>
+          <w:rFonts w:ascii="Times New Roman" w:cs="Times New Roman" w:eastAsia="SimSun" w:hAnsi="Times New Roman"/>
+        </w:rPr>
+        <w:t xml:space="preserve"> 的破缺幅度并列报告，以显示二者相差一个多数量级。</w:t>
       </w:r>
     </w:p>
     <w:p>

--- a/drafts/sir-directed-hypergraphs/manuscript.docx
+++ b/drafts/sir-directed-hypergraphs/manuscript.docx
@@ -10224,6 +10224,76 @@
         <w:rPr>
           <w:rFonts w:ascii="Times New Roman" w:cs="Times New Roman" w:eastAsia="SimSun" w:hAnsi="Times New Roman"/>
         </w:rPr>
+        <w:t xml:space="preserve">）。该残余不是仿真器本身对 </w:t>
+      </w:r>
+      <w:r>
+        <w:rPr>
+          <w:rFonts w:ascii="Cambria Math" w:eastAsia="SimSun" w:hAnsi="Cambria Math"/>
+          <w:i/>
+          <w:iCs/>
+        </w:rPr>
+        <w:t xml:space="preserve">H</w:t>
+      </w:r>
+      <w:r>
+        <w:rPr>
+          <w:rFonts w:ascii="Times New Roman" w:cs="Times New Roman" w:eastAsia="SimSun" w:hAnsi="Times New Roman"/>
+        </w:rPr>
+        <w:t xml:space="preserve"> 与 </w:t>
+      </w:r>
+      <w:r>
+        <w:rPr>
+          <w:rFonts w:ascii="Cambria Math" w:eastAsia="SimSun" w:hAnsi="Cambria Math"/>
+          <w:i/>
+          <w:iCs/>
+        </w:rPr>
+        <w:t xml:space="preserve">RH</w:t>
+      </w:r>
+      <w:r>
+        <w:rPr>
+          <w:rFonts w:ascii="Times New Roman" w:cs="Times New Roman" w:eastAsia="SimSun" w:hAnsi="Times New Roman"/>
+        </w:rPr>
+        <w:t xml:space="preserve"> 的处理不对称：在互换对称的双度序列上——命题 1 直接禁止破缺——同一协议给出的残余为 </w:t>
+      </w:r>
+      <w:r>
+        <w:rPr>
+          <w:rFonts w:ascii="Cambria Math" w:eastAsia="SimSun" w:hAnsi="Cambria Math"/>
+          <w:i w:val="false"/>
+          <w:iCs w:val="false"/>
+        </w:rPr>
+        <w:t xml:space="preserve">-0.36%±0.28%</w:t>
+      </w:r>
+      <w:r>
+        <w:rPr>
+          <w:rFonts w:ascii="Times New Roman" w:cs="Times New Roman" w:eastAsia="SimSun" w:hAnsi="Times New Roman"/>
+        </w:rPr>
+        <w:t xml:space="preserve">，与零相容；即便保守地把它当作仪器基线扣除，剩余部分仍有 </w:t>
+      </w:r>
+      <w:r>
+        <w:rPr>
+          <w:rFonts w:ascii="Cambria Math" w:eastAsia="SimSun" w:hAnsi="Cambria Math"/>
+          <w:i w:val="false"/>
+          <w:iCs w:val="false"/>
+        </w:rPr>
+        <w:t xml:space="preserve">-1.88%±0.52%</w:t>
+      </w:r>
+      <w:r>
+        <w:rPr>
+          <w:rFonts w:ascii="Times New Roman" w:cs="Times New Roman" w:eastAsia="SimSun" w:hAnsi="Times New Roman"/>
+        </w:rPr>
+        <w:t xml:space="preserve">（</w:t>
+      </w:r>
+      <w:r>
+        <w:rPr>
+          <w:rFonts w:ascii="Cambria Math" w:eastAsia="SimSun" w:hAnsi="Cambria Math"/>
+          <w:i w:val="false"/>
+          <w:iCs w:val="false"/>
+        </w:rPr>
+        <w:t xml:space="preserve">3.6σ</w:t>
+      </w:r>
+      <w:r>
+        <w:rPr>
+          <w:rFonts w:ascii="Times New Roman" w:cs="Times New Roman" w:eastAsia="SimSun" w:hAnsi="Times New Roman"/>
+        </w:rPr>
         <w:t xml:space="preserve">）。它是超边级激活特有的效应：成对情形与线性核下均不存在。因此命题 2 对本文主线是</w:t>
       </w:r>
       <w:r>
@@ -10338,7 +10408,49 @@
         <w:rPr>
           <w:rFonts w:ascii="Times New Roman" w:cs="Times New Roman" w:eastAsia="SimSun" w:hAnsi="Times New Roman"/>
         </w:rPr>
-        <w:t xml:space="preserve"> 的翻转差异达到其自身的约七成，比 </w:t>
+        <w:t xml:space="preserve"> 在翻转下由 </w:t>
+      </w:r>
+      <w:r>
+        <w:rPr>
+          <w:rFonts w:ascii="Cambria Math" w:eastAsia="SimSun" w:hAnsi="Cambria Math"/>
+          <w:i w:val="false"/>
+          <w:iCs w:val="false"/>
+        </w:rPr>
+        <w:t xml:space="preserve">0.67</w:t>
+      </w:r>
+      <w:r>
+        <w:rPr>
+          <w:rFonts w:ascii="Times New Roman" w:cs="Times New Roman" w:eastAsia="SimSun" w:hAnsi="Times New Roman"/>
+        </w:rPr>
+        <w:t xml:space="preserve"> 变为 </w:t>
+      </w:r>
+      <w:r>
+        <w:rPr>
+          <w:rFonts w:ascii="Cambria Math" w:eastAsia="SimSun" w:hAnsi="Cambria Math"/>
+          <w:i w:val="false"/>
+          <w:iCs w:val="false"/>
+        </w:rPr>
+        <w:t xml:space="preserve">0.39</w:t>
+      </w:r>
+      <w:r>
+        <w:rPr>
+          <w:rFonts w:ascii="Times New Roman" w:cs="Times New Roman" w:eastAsia="SimSun" w:hAnsi="Times New Roman"/>
+        </w:rPr>
+        <w:t xml:space="preserve">，相对其均值的差异约 </w:t>
+      </w:r>
+      <w:r>
+        <w:rPr>
+          <w:rFonts w:ascii="Cambria Math" w:eastAsia="SimSun" w:hAnsi="Cambria Math"/>
+          <w:i w:val="false"/>
+          <w:iCs w:val="false"/>
+        </w:rPr>
+        <w:t xml:space="preserve">53%</w:t>
+      </w:r>
+      <w:r>
+        <w:rPr>
+          <w:rFonts w:ascii="Times New Roman" w:cs="Times New Roman" w:eastAsia="SimSun" w:hAnsi="Times New Roman"/>
+        </w:rPr>
+        <w:t xml:space="preserve">，比 </w:t>
       </w:r>
       <w:r>
         <w:rPr>
@@ -10382,7 +10494,7 @@
         <w:rPr>
           <w:rFonts w:ascii="Times New Roman" w:cs="Times New Roman" w:eastAsia="SimSun" w:hAnsi="Times New Roman"/>
         </w:rPr>
-        <w:t xml:space="preserve"> 残余大一个多数量级。破缺出现在可达对</w:t>
+        <w:t xml:space="preserve"> 残余大二十余倍。破缺出现在可达对</w:t>
       </w:r>
       <w:r>
         <w:rPr>

--- a/drafts/sir-directed-hypergraphs/manuscript.docx
+++ b/drafts/sir-directed-hypergraphs/manuscript.docx
@@ -68,7 +68,7 @@
           <w:i w:val="false"/>
           <w:iCs w:val="false"/>
         </w:rPr>
-        <w:t xml:space="preserve">=⟨ </w:t>
+        <w:t xml:space="preserve">=⟨</w:t>
       </w:r>
       <w:r>
         <w:rPr>
@@ -84,7 +84,7 @@
           <w:i w:val="false"/>
           <w:iCs w:val="false"/>
         </w:rPr>
-        <w:t xml:space="preserve">⟩/(⟨ </w:t>
+        <w:t xml:space="preserve">⟩/(⟨</w:t>
       </w:r>
       <w:r>
         <w:rPr>
@@ -109,7 +109,7 @@
           <w:i w:val="false"/>
           <w:iCs w:val="false"/>
         </w:rPr>
-        <w:t xml:space="preserve">⟩-⟨ </w:t>
+        <w:t xml:space="preserve">⟩-⟨</w:t>
       </w:r>
       <w:r>
         <w:rPr>
@@ -398,7 +398,7 @@
           <w:i w:val="false"/>
           <w:iCs w:val="false"/>
         </w:rPr>
-        <w:t xml:space="preserve">⟨ </w:t>
+        <w:t xml:space="preserve">⟨</w:t>
       </w:r>
       <w:r>
         <w:rPr>
@@ -456,7 +456,7 @@
           <w:i w:val="false"/>
           <w:iCs w:val="false"/>
         </w:rPr>
-        <w:t xml:space="preserve">⟨ </w:t>
+        <w:t xml:space="preserve">⟨</w:t>
       </w:r>
       <w:r>
         <w:rPr>
@@ -898,7 +898,7 @@
           <w:i w:val="false"/>
           <w:iCs w:val="false"/>
         </w:rPr>
-        <w:t xml:space="preserve">∩ </w:t>
+        <w:t xml:space="preserve">∩</w:t>
       </w:r>
       <w:r>
         <w:rPr>
@@ -1108,7 +1108,7 @@
           <w:sz w:val="21"/>
           <w:szCs w:val="21"/>
         </w:rPr>
-        <w:t xml:space="preserve">)⊆ </w:t>
+        <w:t xml:space="preserve">)⊆</w:t>
       </w:r>
       <w:r>
         <w:rPr>
@@ -1168,7 +1168,7 @@
           <w:sz w:val="21"/>
           <w:szCs w:val="21"/>
         </w:rPr>
-        <w:t xml:space="preserve">)∩ </w:t>
+        <w:t xml:space="preserve">)∩</w:t>
       </w:r>
       <w:r>
         <w:rPr>
@@ -1482,7 +1482,7 @@
           <w:i w:val="false"/>
           <w:iCs w:val="false"/>
         </w:rPr>
-        <w:t xml:space="preserve">)∪ </w:t>
+        <w:t xml:space="preserve">)∪</w:t>
       </w:r>
       <w:r>
         <w:rPr>
@@ -1629,7 +1629,7 @@
           <w:sz w:val="21"/>
           <w:szCs w:val="21"/>
         </w:rPr>
-        <w:t xml:space="preserve">∈ </w:t>
+        <w:t xml:space="preserve">∈</w:t>
       </w:r>
       <w:r>
         <w:rPr>
@@ -1669,7 +1669,7 @@
           <w:sz w:val="21"/>
           <w:szCs w:val="21"/>
         </w:rPr>
-        <w:t xml:space="preserve">∈ </w:t>
+        <w:t xml:space="preserve">∈</w:t>
       </w:r>
       <w:r>
         <w:rPr>
@@ -1810,7 +1810,7 @@
           <w:sz w:val="21"/>
           <w:szCs w:val="21"/>
         </w:rPr>
-        <w:t xml:space="preserve">∈ </w:t>
+        <w:t xml:space="preserve">∈</w:t>
       </w:r>
       <w:r>
         <w:rPr>
@@ -1850,7 +1850,7 @@
           <w:sz w:val="21"/>
           <w:szCs w:val="21"/>
         </w:rPr>
-        <w:t xml:space="preserve">∈ </w:t>
+        <w:t xml:space="preserve">∈</w:t>
       </w:r>
       <w:r>
         <w:rPr>
@@ -2039,7 +2039,7 @@
           <w:szCs w:val="21"/>
           <w:vertAlign w:val="subscript"/>
         </w:rPr>
-        <w:t xml:space="preserve">v∈ V</w:t>
+        <w:t xml:space="preserve">v∈V</w:t>
       </w:r>
       <w:r>
         <w:rPr>
@@ -2090,7 +2090,7 @@
           <w:sz w:val="21"/>
           <w:szCs w:val="21"/>
         </w:rPr>
-        <w:t xml:space="preserve">)=τ </w:t>
+        <w:t xml:space="preserve">)=τ</w:t>
       </w:r>
       <w:r>
         <w:rPr>
@@ -2121,7 +2121,7 @@
           <w:szCs w:val="21"/>
           <w:vertAlign w:val="subscript"/>
         </w:rPr>
-        <w:t xml:space="preserve">v∈ V</w:t>
+        <w:t xml:space="preserve">v∈V</w:t>
       </w:r>
       <w:r>
         <w:rPr>
@@ -2172,7 +2172,7 @@
           <w:sz w:val="21"/>
           <w:szCs w:val="21"/>
         </w:rPr>
-        <w:t xml:space="preserve">)=η </w:t>
+        <w:t xml:space="preserve">)=η</w:t>
       </w:r>
       <w:r>
         <w:rPr>
@@ -2210,7 +2210,7 @@
           <w:i w:val="false"/>
           <w:iCs w:val="false"/>
         </w:rPr>
-        <w:t xml:space="preserve">⟨ </w:t>
+        <w:t xml:space="preserve">⟨</w:t>
       </w:r>
       <w:r>
         <w:rPr>
@@ -2235,7 +2235,7 @@
           <w:i w:val="false"/>
           <w:iCs w:val="false"/>
         </w:rPr>
-        <w:t xml:space="preserve">⟩/⟨ </w:t>
+        <w:t xml:space="preserve">⟩/⟨</w:t>
       </w:r>
       <w:r>
         <w:rPr>
@@ -2409,7 +2409,7 @@
           <w:iCs w:val="false"/>
           <w:vertAlign w:val="subscript"/>
         </w:rPr>
-        <w:t xml:space="preserve">v∈ V</w:t>
+        <w:t xml:space="preserve">v∈V</w:t>
       </w:r>
       <w:r>
         <w:rPr>
@@ -2488,7 +2488,7 @@
           <w:sz w:val="21"/>
           <w:szCs w:val="21"/>
         </w:rPr>
-        <w:t xml:space="preserve">=(⟨ </w:t>
+        <w:t xml:space="preserve">=(⟨</w:t>
       </w:r>
       <w:r>
         <w:rPr>
@@ -2540,7 +2540,7 @@
           <w:sz w:val="21"/>
           <w:szCs w:val="21"/>
         </w:rPr>
-        <w:t xml:space="preserve">⟩-⟨ </w:t>
+        <w:t xml:space="preserve">⟩-⟨</w:t>
       </w:r>
       <w:r>
         <w:rPr>
@@ -2571,7 +2571,7 @@
           <w:sz w:val="21"/>
           <w:szCs w:val="21"/>
         </w:rPr>
-        <w:t xml:space="preserve">⟩⟨ </w:t>
+        <w:t xml:space="preserve">⟩⟨</w:t>
       </w:r>
       <w:r>
         <w:rPr>
@@ -2979,7 +2979,7 @@
           <w:i w:val="false"/>
           <w:iCs w:val="false"/>
         </w:rPr>
-        <w:t xml:space="preserve">)⊆ </w:t>
+        <w:t xml:space="preserve">)⊆</w:t>
       </w:r>
       <w:r>
         <w:rPr>
@@ -3114,7 +3114,7 @@
           <w:sz w:val="21"/>
           <w:szCs w:val="21"/>
         </w:rPr>
-        <w:t xml:space="preserve">)∩ </w:t>
+        <w:t xml:space="preserve">)∩</w:t>
       </w:r>
       <w:r>
         <w:rPr>
@@ -3218,7 +3218,7 @@
           <w:i w:val="false"/>
           <w:iCs w:val="false"/>
         </w:rPr>
-        <w:t xml:space="preserve">∈ </w:t>
+        <w:t xml:space="preserve">∈</w:t>
       </w:r>
       <w:r>
         <w:rPr>
@@ -3886,7 +3886,7 @@
           <w:szCs w:val="21"/>
           <w:vertAlign w:val="subscript"/>
         </w:rPr>
-        <w:t xml:space="preserve">e: u∈ H(e)</w:t>
+        <w:t xml:space="preserve">e: u∈H(e)</w:t>
       </w:r>
       <w:r>
         <w:rPr>
@@ -3987,7 +3987,7 @@
           <w:i w:val="false"/>
           <w:iCs w:val="false"/>
         </w:rPr>
-        <w:t xml:space="preserve">→ </w:t>
+        <w:t xml:space="preserve">→</w:t>
       </w:r>
       <w:r>
         <w:rPr>
@@ -4651,7 +4651,7 @@
           <w:i w:val="false"/>
           <w:iCs w:val="false"/>
         </w:rPr>
-        <w:t xml:space="preserve">≠ </w:t>
+        <w:t xml:space="preserve">≠</w:t>
       </w:r>
       <w:r>
         <w:rPr>
@@ -4792,7 +4792,7 @@
           <w:sz w:val="21"/>
           <w:szCs w:val="21"/>
         </w:rPr>
-        <w:t xml:space="preserve">)∩ </w:t>
+        <w:t xml:space="preserve">)∩</w:t>
       </w:r>
       <w:r>
         <w:rPr>
@@ -5231,7 +5231,7 @@
           <w:i w:val="false"/>
           <w:iCs w:val="false"/>
         </w:rPr>
-        <w:t xml:space="preserve">→ </w:t>
+        <w:t xml:space="preserve">→</w:t>
       </w:r>
       <w:r>
         <w:rPr>
@@ -5300,7 +5300,7 @@
           <w:i w:val="false"/>
           <w:iCs w:val="false"/>
         </w:rPr>
-        <w:t xml:space="preserve">)∩ </w:t>
+        <w:t xml:space="preserve">)∩</w:t>
       </w:r>
       <w:r>
         <w:rPr>
@@ -5386,7 +5386,7 @@
           <w:i w:val="false"/>
           <w:iCs w:val="false"/>
         </w:rPr>
-        <w:t xml:space="preserve">)∪ </w:t>
+        <w:t xml:space="preserve">)∪</w:t>
       </w:r>
       <w:r>
         <w:rPr>
@@ -6057,7 +6057,7 @@
           <w:szCs w:val="21"/>
           <w:vertAlign w:val="subscript"/>
         </w:rPr>
-        <w:t xml:space="preserve">f≠ e</w:t>
+        <w:t xml:space="preserve">f≠e</w:t>
       </w:r>
       <w:r>
         <w:rPr>
@@ -6139,7 +6139,7 @@
           <w:szCs w:val="21"/>
           <w:vertAlign w:val="subscript"/>
         </w:rPr>
-        <w:t xml:space="preserve">v∈ T(e)</w:t>
+        <w:t xml:space="preserve">v∈T(e)</w:t>
       </w:r>
       <w:r>
         <w:rPr>
@@ -6211,7 +6211,7 @@
           <w:szCs w:val="21"/>
           <w:vertAlign w:val="subscript"/>
         </w:rPr>
-        <w:t xml:space="preserve">f≠ e</w:t>
+        <w:t xml:space="preserve">f≠e</w:t>
       </w:r>
       <w:r>
         <w:rPr>
@@ -6293,7 +6293,7 @@
           <w:szCs w:val="21"/>
           <w:vertAlign w:val="subscript"/>
         </w:rPr>
-        <w:t xml:space="preserve">v∈ H(e)</w:t>
+        <w:t xml:space="preserve">v∈H(e)</w:t>
       </w:r>
       <w:r>
         <w:rPr>
@@ -6386,7 +6386,7 @@
           <w:i w:val="false"/>
           <w:iCs w:val="false"/>
         </w:rPr>
-        <w:t xml:space="preserve">⟨ </w:t>
+        <w:t xml:space="preserve">⟨</w:t>
       </w:r>
       <w:r>
         <w:rPr>
@@ -7218,7 +7218,7 @@
           <w:sz w:val="21"/>
           <w:szCs w:val="21"/>
         </w:rPr>
-        <w:t xml:space="preserve">∈ </w:t>
+        <w:t xml:space="preserve">∈</w:t>
       </w:r>
       <w:r>
         <w:rPr>
@@ -8937,7 +8937,7 @@
           <w:iCs w:val="false"/>
           <w:color w:val="3A4A5A"/>
         </w:rPr>
-        <w:t xml:space="preserve">⟨ </w:t>
+        <w:t xml:space="preserve">⟨</w:t>
       </w:r>
       <w:r>
         <w:rPr>
@@ -8974,7 +8974,7 @@
           <w:iCs w:val="false"/>
           <w:color w:val="3A4A5A"/>
         </w:rPr>
-        <w:t xml:space="preserve">=⟨ </w:t>
+        <w:t xml:space="preserve">=⟨</w:t>
       </w:r>
       <w:r>
         <w:rPr>
@@ -9340,7 +9340,7 @@
           <w:i w:val="false"/>
           <w:iCs w:val="false"/>
         </w:rPr>
-        <w:t xml:space="preserve">⟨ </w:t>
+        <w:t xml:space="preserve">⟨</w:t>
       </w:r>
       <w:r>
         <w:rPr>
@@ -10018,7 +10018,7 @@
           <w:i w:val="false"/>
           <w:iCs w:val="false"/>
         </w:rPr>
-        <w:t xml:space="preserve">⟨ </w:t>
+        <w:t xml:space="preserve">⟨</w:t>
       </w:r>
       <w:r>
         <w:rPr>
@@ -10174,7 +10174,7 @@
           <w:i w:val="false"/>
           <w:iCs w:val="false"/>
         </w:rPr>
-        <w:t xml:space="preserve">⟨ </w:t>
+        <w:t xml:space="preserve">⟨</w:t>
       </w:r>
       <w:r>
         <w:rPr>
@@ -10316,7 +10316,7 @@
           <w:i w:val="false"/>
           <w:iCs w:val="false"/>
         </w:rPr>
-        <w:t xml:space="preserve">⟨ </w:t>
+        <w:t xml:space="preserve">⟨</w:t>
       </w:r>
       <w:r>
         <w:rPr>
@@ -10358,7 +10358,7 @@
           <w:i w:val="false"/>
           <w:iCs w:val="false"/>
         </w:rPr>
-        <w:t xml:space="preserve">⟨ </w:t>
+        <w:t xml:space="preserve">⟨</w:t>
       </w:r>
       <w:r>
         <w:rPr>
@@ -10458,7 +10458,7 @@
           <w:i w:val="false"/>
           <w:iCs w:val="false"/>
         </w:rPr>
-        <w:t xml:space="preserve">⟨ </w:t>
+        <w:t xml:space="preserve">⟨</w:t>
       </w:r>
       <w:r>
         <w:rPr>
@@ -10707,7 +10707,7 @@
           <w:sz w:val="21"/>
           <w:szCs w:val="21"/>
         </w:rPr>
-        <w:t xml:space="preserve">| </w:t>
+        <w:t xml:space="preserve">|</w:t>
       </w:r>
       <w:r>
         <w:rPr>
@@ -10827,7 +10827,7 @@
           <w:sz w:val="21"/>
           <w:szCs w:val="21"/>
         </w:rPr>
-        <w:t xml:space="preserve">⟨ </w:t>
+        <w:t xml:space="preserve">⟨</w:t>
       </w:r>
       <w:r>
         <w:rPr>
@@ -10969,7 +10969,7 @@
           <w:sz w:val="21"/>
           <w:szCs w:val="21"/>
         </w:rPr>
-        <w:t xml:space="preserve">| </w:t>
+        <w:t xml:space="preserve">|</w:t>
       </w:r>
       <w:r>
         <w:rPr>
@@ -10989,7 +10989,7 @@
           <w:sz w:val="21"/>
           <w:szCs w:val="21"/>
         </w:rPr>
-        <w:t xml:space="preserve">≤ </w:t>
+        <w:t xml:space="preserve">≤</w:t>
       </w:r>
       <w:r>
         <w:rPr>
@@ -11121,7 +11121,7 @@
           <w:i w:val="false"/>
           <w:iCs w:val="false"/>
         </w:rPr>
-        <w:t xml:space="preserve">⟨ </w:t>
+        <w:t xml:space="preserve">⟨</w:t>
       </w:r>
       <w:r>
         <w:rPr>
@@ -11151,7 +11151,7 @@
           <w:i w:val="false"/>
           <w:iCs w:val="false"/>
         </w:rPr>
-        <w:t xml:space="preserve">⟨ </w:t>
+        <w:t xml:space="preserve">⟨</w:t>
       </w:r>
       <w:r>
         <w:rPr>
@@ -11770,7 +11770,7 @@
           <w:i w:val="false"/>
           <w:iCs w:val="false"/>
         </w:rPr>
-        <w:t xml:space="preserve">⟨ </w:t>
+        <w:t xml:space="preserve">⟨</w:t>
       </w:r>
       <w:r>
         <w:rPr>
@@ -11837,7 +11837,7 @@
           <w:i w:val="false"/>
           <w:iCs w:val="false"/>
         </w:rPr>
-        <w:t xml:space="preserve">⟨ </w:t>
+        <w:t xml:space="preserve">⟨</w:t>
       </w:r>
       <w:r>
         <w:rPr>

--- a/drafts/sir-directed-hypergraphs/manuscript.docx
+++ b/drafts/sir-directed-hypergraphs/manuscript.docx
@@ -43,7 +43,7 @@
         <w:rPr>
           <w:rFonts w:ascii="Times New Roman" w:cs="Times New Roman" w:eastAsia="SimSun" w:hAnsi="Times New Roman"/>
         </w:rPr>
-        <w:t xml:space="preserve"> 下的巨簇规模 [2]；这一思路可上溯至一般流行过程与动力学渗流的等价性 [3]。由此立即可见度分布异质性的作用：临界占据概率为 </w:t>
+        <w:t xml:space="preserve"> 下的巨簇规模 [2]；这一思路可上溯至一般流行过程与动力学渗流的等价性 [3]。度分布异质性的作用由此可直接读出：临界占据概率为 </w:t>
       </w:r>
       <w:r>
         <w:rPr>
@@ -239,7 +239,7 @@
         <w:rPr>
           <w:rFonts w:ascii="Times New Roman" w:cs="Times New Roman" w:eastAsia="SimSun" w:hAnsi="Times New Roman"/>
         </w:rPr>
-        <w:t xml:space="preserve">与此同时，传播研究的重心转向高阶交互——许多传染并非沿边逐个发生，而是在一个群体内集体发生 [15, 16]，而这类高阶交互在真实数据中普遍存在 [17]。单纯复形上的高阶影响与强化机制可诱导不连续相变，并出现健康态与流行态共存的双稳区 [18]；超图上的社会传播已有适用于任意超图的解析框架，展现一阶与二阶相变、双稳与滞后 [19]；而把异质暴露与最小感染剂量结合，会导出一个普适的非线性感染核，并随之出现不连续相变与超指数增长 [20]——这与经典的阈值型复杂传播 [21, 22] 一脉相承。</w:t>
+        <w:t xml:space="preserve">与此同时，传播研究的重心转向高阶交互——许多传染并非沿边逐个发生，而是在一个群体内集体发生 [15, 16]；这类高阶交互在真实数据中普遍存在 [17]。单纯复形上的高阶影响与强化机制可诱导不连续相变，并出现健康态与流行态共存的双稳区 [18]；超图上的社会传播已有适用于任意超图的解析框架，展现一阶与二阶相变、双稳与滞后 [19]；而把异质暴露与最小感染剂量结合，会导出一个普适的非线性感染核，并随之出现不连续相变与超指数增长 [20]——这与经典的阈值型复杂传播 [21, 22] 一脉相承。</w:t>
       </w:r>
     </w:p>
     <w:p>
@@ -251,7 +251,7 @@
         <w:rPr>
           <w:rFonts w:ascii="Times New Roman" w:cs="Times New Roman" w:eastAsia="SimSun" w:hAnsi="Times New Roman"/>
         </w:rPr>
-        <w:t xml:space="preserve">结构对高阶传播的影响同样明确。链接度分布的异质性可抑制爆炸式相变 [23]；超核分解给出一种中心性，传播过程局域于中心超核 [24]；由超边之间共享节点数定义的高阶连通分支，其巨分支的存在是单一种子实现全局爆发的必要条件 [25]；哪些群体最适合作为种子也已被刻画 [26]。尤为关键的是，超边之间的重叠决定了转变是否爆炸式，且其作用方向值得注意：只有在阶内重叠较低时才出现爆炸性与双稳 [27]。重叠的组织方式可由一个超边重叠矩阵刻画，其对角元与非对角元分别对应阶内与阶间重叠 [28]，而阶间相关驱动系统沿不同路径走向爆炸式传播 [29]。超图上的渗流理论亦已建立 [30]，相关进展见综述 [31]。这些工作共享同一前提：超边是无向的，一条超边内的所有节点对称地相互施加影响。</w:t>
+        <w:t xml:space="preserve">结构对高阶传播的影响同样明确。链接度分布的异质性可抑制爆炸式相变 [23]；超核分解给出一种中心性，传播过程局域于中心超核 [24]；由超边之间共享节点数定义的高阶连通分支，其巨分支的存在是单一种子实现全局爆发的必要条件 [25]；哪些群体最适合作为种子也已被刻画 [26]。尤为关键的是超边之间的重叠：它决定转变是否为爆炸式，且作用方向与直觉相反——只有在阶内重叠较低时才出现爆炸性与双稳 [27]。重叠的组织方式可由一个超边重叠矩阵刻画，其对角元与非对角元分别对应阶内与阶间重叠 [28]，而阶间相关驱动系统沿不同路径走向爆炸式传播 [29]。超图上的渗流理论亦已建立 [30]，相关进展见综述 [31]。这些工作共享同一前提：超边是无向的，一条超边内的所有节点对称地相互施加影响。</w:t>
       </w:r>
     </w:p>
     <w:p>
@@ -263,7 +263,7 @@
         <w:rPr>
           <w:rFonts w:ascii="Times New Roman" w:cs="Times New Roman" w:eastAsia="SimSun" w:hAnsi="Times New Roman"/>
         </w:rPr>
-        <w:t xml:space="preserve">然而现实中的高阶交互往往是有向的——施加影响的一方与接受影响的一方并不对称。有向超图正是为刻画这种不对称而设的形式化：每条超边分为施加影响的尾集与接受影响的头集（二者不相交），这一结构在算法与运筹领域已使用三十余年 [32]。代谢与化学反应把一组底物转化为一组产物，是其典型实例 [33]；比特币交易与引用数据亦已按有向超图分析 [34]。针对有向超图的结构刻画工具近年迅速成型：真实数据的微观组织、高阶互惠性与 motif 已被系统刻画 [34, 35]；无向超图中超边重叠的测度与生成器已给出 [36]，位形模型与保度随机化亦有成熟实现 [37, 38]；而保入出度序列的均匀采样与非退化零模型在有向超图上也已可用 [39, 40]。</w:t>
+        <w:t xml:space="preserve">然而现实中的高阶交互往往是有向的——施加影响的一方与接受影响的一方并不对称。有向超图正是为刻画这种不对称而设的形式化：每条超边分为施加影响的尾集与接受影响的头集（二者不相交），这一结构在算法与运筹领域已使用三十余年 [32]。代谢与化学反应把一组底物转化为一组产物，是其典型实例 [33]；比特币交易与引用数据亦已按有向超图分析 [34]。针对有向超图的结构测度近年迅速成型：真实数据的微观组织、高阶互惠性与 motif 已被系统刻画 [34, 35]；无向超图中超边重叠的测度与生成器已给出 [36]，位形模型与保度随机化亦有成熟实现 [37, 38]；而保入出度序列的均匀采样与非退化零模型在有向超图上也已可用 [39, 40]。</w:t>
       </w:r>
     </w:p>
     <w:p>
@@ -275,7 +275,7 @@
         <w:rPr>
           <w:rFonts w:ascii="Times New Roman" w:cs="Times New Roman" w:eastAsia="SimSun" w:hAnsi="Times New Roman"/>
         </w:rPr>
-        <w:t xml:space="preserve">动力学一侧则由 Li 等开启。他们在有向超图上建立社会传播模型，发现不连续相变的双稳区间随有向强度减弱而收缩，表明方向性确实改变高阶传播的相变结构 [41]。该工作采用均场闭合，不涉及渗流，其方向性由单一标量强度参数调节。均场忽略邻域相关，误差在阈值邻域最大；在成对网络上，正是 EBCM 补上了这一层 [6, 7]。因此，有向超图上的传播阈值究竟如何依赖于结构相关，目前既没有超出均场的含时理论，也没有可用于解析扫描的渗流理论。</w:t>
+        <w:t xml:space="preserve">动力学一侧则由 Li 等开启。他们在有向超图上建立社会传播模型，发现不连续相变的双稳区间随有向强度减弱而收缩，表明方向性确实改变高阶传播的相变结构 [41]。该工作采用均场闭合，不涉及渗流，其方向性由单一标量强度参数调节。均场忽略邻域相关，误差在阈值邻域最大；在成对网络上，正是 EBCM 补上了这一层 [6, 7]。因此，对于有向超图上的传播阈值如何依赖于结构相关这一问题，目前既没有超出均场的含时理论，也没有可供解析扫描的渗流理论。</w:t>
       </w:r>
     </w:p>
     <w:p>
@@ -390,7 +390,7 @@
         <w:rPr>
           <w:rFonts w:ascii="Times New Roman" w:cs="Times New Roman" w:eastAsia="SimSun" w:hAnsi="Times New Roman"/>
         </w:rPr>
-        <w:t xml:space="preserve">方向对称性破缺的分析给出两个与直觉相反的结果。其一，平均爆发规模是极差的序参量。若终态可表示为某个种子无关的随机结构上的可达性，则可达有序对的总数在方向翻转下逐实现守恒，均匀单种子下的 </w:t>
+        <w:t xml:space="preserve">方向对称性破缺的分析给出两个与直觉相反的结果。其一，平均爆发规模是极差的序参量。设终态可表示为某个种子无关的随机结构上的可达性——逐对独立传播下这一表示严格成立——则可达有序对的总数在方向翻转下逐实现守恒，均匀单种子下的 </w:t>
       </w:r>
       <w:r>
         <w:rPr>
@@ -434,7 +434,37 @@
         <w:rPr>
           <w:rFonts w:ascii="Times New Roman" w:cs="Times New Roman" w:eastAsia="SimSun" w:hAnsi="Times New Roman"/>
         </w:rPr>
-        <w:t xml:space="preserve">有向超图保持不变，无论其结构多么不对称；这一表示对逐对独立传播严格成立。超边级激活使各头成员共享同一激活区间，破坏该表示，留下约 </w:t>
+        <w:t xml:space="preserve">有向超图保持不变，无论其结构多么不对称。超边级激活使同一超边的各头成员共享一个激活区间，该表示随之失效：</w:t>
+      </w:r>
+      <w:r>
+        <w:rPr>
+          <w:rFonts w:ascii="Cambria Math" w:eastAsia="SimSun" w:hAnsi="Cambria Math"/>
+          <w:i w:val="false"/>
+          <w:iCs w:val="false"/>
+        </w:rPr>
+        <w:t xml:space="preserve">⟨</w:t>
+      </w:r>
+      <w:r>
+        <w:rPr>
+          <w:rFonts w:ascii="Cambria Math" w:eastAsia="SimSun" w:hAnsi="Cambria Math"/>
+          <w:i/>
+          <w:iCs/>
+        </w:rPr>
+        <w:t xml:space="preserve">S</w:t>
+      </w:r>
+      <w:r>
+        <w:rPr>
+          <w:rFonts w:ascii="Cambria Math" w:eastAsia="SimSun" w:hAnsi="Cambria Math"/>
+          <w:i w:val="false"/>
+          <w:iCs w:val="false"/>
+        </w:rPr>
+        <w:t xml:space="preserve">⟩</w:t>
+      </w:r>
+      <w:r>
+        <w:rPr>
+          <w:rFonts w:ascii="Times New Roman" w:cs="Times New Roman" w:eastAsia="SimSun" w:hAnsi="Times New Roman"/>
+        </w:rPr>
+        <w:t xml:space="preserve"> 在翻转下出现约 </w:t>
       </w:r>
       <w:r>
         <w:rPr>
@@ -448,7 +478,7 @@
         <w:rPr>
           <w:rFonts w:ascii="Times New Roman" w:cs="Times New Roman" w:eastAsia="SimSun" w:hAnsi="Times New Roman"/>
         </w:rPr>
-        <w:t xml:space="preserve"> 的残余不对称——但这仍比爆发概率的破缺幅度小一个多数量级。破缺出现在这些可达对如何分配——大爆发的概率由巨入分支决定、爆发的终态规模由巨出分支决定，而翻转恰好交换二者 [5]。我们因而以爆发概率与条件爆发规模为序参量；二者若破缺则必反向，其组合须把 </w:t>
+        <w:t xml:space="preserve"> 的残余不对称，但这比爆发概率的破缺幅度仍小二十余倍。破缺真正出现在这些可达对如何分配：大爆发的概率由巨入分支决定，爆发的终态规模由巨出分支决定，而翻转恰好交换二者 [5]。我们因而以爆发概率与条件爆发规模为序参量。二者若破缺则必反向，其组合须把 </w:t>
       </w:r>
       <w:r>
         <w:rPr>
@@ -504,7 +534,7 @@
         <w:rPr>
           <w:rFonts w:ascii="Times New Roman" w:cs="Times New Roman" w:eastAsia="SimSun" w:hAnsi="Times New Roman"/>
         </w:rPr>
-        <w:t xml:space="preserve">。二者的实际作用截然不同：前者驱动的破缺在爆发概率上是数十个标准差的效应，而 </w:t>
+        <w:t xml:space="preserve">。二者的实际作用截然不同：前者驱动的破缺在爆发概率上是数十个标准差的效应；而 </w:t>
       </w:r>
       <w:r>
         <w:rPr>
@@ -518,21 +548,7 @@
         <w:rPr>
           <w:rFonts w:ascii="Times New Roman" w:cs="Times New Roman" w:eastAsia="SimSun" w:hAnsi="Times New Roman"/>
         </w:rPr>
-        <w:t xml:space="preserve"> 尽管同样翻转奇，其效应在同一协议下随 </w:t>
-      </w:r>
-      <w:r>
-        <w:rPr>
-          <w:rFonts w:ascii="Cambria Math" w:eastAsia="SimSun" w:hAnsi="Cambria Math"/>
-          <w:i w:val="false"/>
-          <w:iCs w:val="false"/>
-        </w:rPr>
-        <w:t xml:space="preserve">Δα</w:t>
-      </w:r>
-      <w:r>
-        <w:rPr>
-          <w:rFonts w:ascii="Times New Roman" w:cs="Times New Roman" w:eastAsia="SimSun" w:hAnsi="Times New Roman"/>
-        </w:rPr>
-        <w:t xml:space="preserve"> 增大始终不可分辨，我们只能给出上界。破缺因而由分支结构的不对称驱动，而非由重叠的极性驱动——宇称分类能划出候选集合，选出其中哪一个起作用则是动力学问题。作为阴性对照，入出度相关 </w:t>
+        <w:t xml:space="preserve"> 尽管同样翻转奇，在同一协议下把它推到量程上限，效应始终不可分辨，我们只能给出上界。破缺因而由分支结构的不对称驱动，而非由重叠的极性驱动——宇称分类能划出候选集合，选出其中哪一个起作用则是动力学问题。作为阴性对照，入出度相关 </w:t>
       </w:r>
       <w:r>
         <w:rPr>
@@ -567,7 +583,7 @@
         <w:rPr>
           <w:rFonts w:ascii="Times New Roman" w:cs="Times New Roman" w:eastAsia="SimSun" w:hAnsi="Times New Roman"/>
         </w:rPr>
-        <w:t xml:space="preserve">还需说明一点：当群体阈值 </w:t>
+        <w:t xml:space="preserve">最后需说明一点。当群体阈值 </w:t>
       </w:r>
       <w:r>
         <w:rPr>
@@ -2832,7 +2848,7 @@
         <w:rPr>
           <w:rFonts w:ascii="Times New Roman" w:cs="Times New Roman" w:eastAsia="SimSun" w:hAnsi="Times New Roman"/>
         </w:rPr>
-        <w:t xml:space="preserve"> 的阶段进行（在两条边际度序列固定的前提下重新配置 </w:t>
+        <w:t xml:space="preserve"> 的阶段进行，即在两条边际度序列固定的前提下重新配置 </w:t>
       </w:r>
       <w:r>
         <w:rPr>
@@ -2878,7 +2894,7 @@
         <w:rPr>
           <w:rFonts w:ascii="Times New Roman" w:cs="Times New Roman" w:eastAsia="SimSun" w:hAnsi="Times New Roman"/>
         </w:rPr>
-        <w:t xml:space="preserve"> 在节点上的配对），而下一节的重叠 </w:t>
+        <w:t xml:space="preserve"> 在节点上的配对。下一小节的重叠 </w:t>
       </w:r>
       <w:r>
         <w:rPr>
@@ -2892,7 +2908,7 @@
         <w:rPr>
           <w:rFonts w:ascii="Times New Roman" w:cs="Times New Roman" w:eastAsia="SimSun" w:hAnsi="Times New Roman"/>
         </w:rPr>
-        <w:t xml:space="preserve"> 则相反，它在 </w:t>
+        <w:t xml:space="preserve"> 恰好相反：它在 </w:t>
       </w:r>
       <w:r>
         <w:rPr>
@@ -2906,7 +2922,7 @@
         <w:rPr>
           <w:rFonts w:ascii="Times New Roman" w:cs="Times New Roman" w:eastAsia="SimSun" w:hAnsi="Times New Roman"/>
         </w:rPr>
-        <w:t xml:space="preserve"> 固定后由超边重排调节。两个结构参数因而作用在生成流程的不同环节，互不干扰——这一分离正是第 V 节两套工具的分工依据。</w:t>
+        <w:t xml:space="preserve"> 固定之后，才由超边的重排调节。两个结构参数因而作用在生成流程的不同环节，互不干扰——这一分离正是第 V 节两套工具的分工依据。</w:t>
       </w:r>
     </w:p>
     <w:p>
@@ -10152,7 +10168,7 @@
         <w:rPr>
           <w:rFonts w:ascii="Times New Roman" w:cs="Times New Roman" w:eastAsia="SimSun" w:hAnsi="Times New Roman"/>
         </w:rPr>
-        <w:t xml:space="preserve">这一违背是真实的而非可忽略的。第 VI 节在 </w:t>
+        <w:t xml:space="preserve">这一违背是真实的，不能当作可忽略的小量。第 VI 节在 </w:t>
       </w:r>
       <w:r>
         <w:rPr>
@@ -10196,7 +10212,7 @@
         <w:rPr>
           <w:rFonts w:ascii="Times New Roman" w:cs="Times New Roman" w:eastAsia="SimSun" w:hAnsi="Times New Roman"/>
         </w:rPr>
-        <w:t xml:space="preserve"> 的翻转残余不对称约为 </w:t>
+        <w:t xml:space="preserve"> 的翻转残余约为 </w:t>
       </w:r>
       <w:r>
         <w:rPr>
@@ -10224,7 +10240,7 @@
         <w:rPr>
           <w:rFonts w:ascii="Times New Roman" w:cs="Times New Roman" w:eastAsia="SimSun" w:hAnsi="Times New Roman"/>
         </w:rPr>
-        <w:t xml:space="preserve">）。该残余不是仿真器本身对 </w:t>
+        <w:t xml:space="preserve">）。它并非仿真器对 </w:t>
       </w:r>
       <w:r>
         <w:rPr>
@@ -10252,7 +10268,7 @@
         <w:rPr>
           <w:rFonts w:ascii="Times New Roman" w:cs="Times New Roman" w:eastAsia="SimSun" w:hAnsi="Times New Roman"/>
         </w:rPr>
-        <w:t xml:space="preserve"> 的处理不对称：在互换对称的双度序列上——命题 1 直接禁止破缺——同一协议给出的残余为 </w:t>
+        <w:t xml:space="preserve"> 处理不均所致。在互换对称的双度序列上，命题 1 直接禁止破缺，而同一协议只给出 </w:t>
       </w:r>
       <w:r>
         <w:rPr>
@@ -10266,7 +10282,7 @@
         <w:rPr>
           <w:rFonts w:ascii="Times New Roman" w:cs="Times New Roman" w:eastAsia="SimSun" w:hAnsi="Times New Roman"/>
         </w:rPr>
-        <w:t xml:space="preserve">，与零相容；即便保守地把它当作仪器基线扣除，剩余部分仍有 </w:t>
+        <w:t xml:space="preserve">，与零相容；即便保守地把这一数值当作仪器基线扣除，剩余部分仍有 </w:t>
       </w:r>
       <w:r>
         <w:rPr>
@@ -10294,7 +10310,7 @@
         <w:rPr>
           <w:rFonts w:ascii="Times New Roman" w:cs="Times New Roman" w:eastAsia="SimSun" w:hAnsi="Times New Roman"/>
         </w:rPr>
-        <w:t xml:space="preserve">）。它是超边级激活特有的效应：成对情形与线性核下均不存在。因此命题 2 对本文主线是</w:t>
+        <w:t xml:space="preserve">）。该效应为超边级激活所特有，成对情形与线性核下均不出现。因此命题 2 对本文主线只是</w:t>
       </w:r>
       <w:r>
         <w:rPr>

--- a/drafts/sir-directed-hypergraphs/manuscript.docx
+++ b/drafts/sir-directed-hypergraphs/manuscript.docx
@@ -22,7 +22,7 @@
     </w:p>
     <w:p>
       <w:pPr>
-        <w:spacing w:after="120" w:before="120" w:line="320"/>
+        <w:spacing w:after="120" w:before="120" w:line="320" w:lineRule="auto"/>
         <w:jc w:val="both"/>
       </w:pPr>
       <w:r>
@@ -136,7 +136,7 @@
     </w:p>
     <w:p>
       <w:pPr>
-        <w:spacing w:after="120" w:before="120" w:line="320"/>
+        <w:spacing w:after="120" w:before="120" w:line="320" w:lineRule="auto"/>
         <w:jc w:val="both"/>
       </w:pPr>
       <w:r>
@@ -148,7 +148,7 @@
     </w:p>
     <w:p>
       <w:pPr>
-        <w:spacing w:after="120" w:before="120" w:line="320"/>
+        <w:spacing w:after="120" w:before="120" w:line="320" w:lineRule="auto"/>
         <w:jc w:val="both"/>
       </w:pPr>
       <w:r>
@@ -232,7 +232,7 @@
     </w:p>
     <w:p>
       <w:pPr>
-        <w:spacing w:after="120" w:before="120" w:line="320"/>
+        <w:spacing w:after="120" w:before="120" w:line="320" w:lineRule="auto"/>
         <w:jc w:val="both"/>
       </w:pPr>
       <w:r>
@@ -244,7 +244,7 @@
     </w:p>
     <w:p>
       <w:pPr>
-        <w:spacing w:after="120" w:before="120" w:line="320"/>
+        <w:spacing w:after="120" w:before="120" w:line="320" w:lineRule="auto"/>
         <w:jc w:val="both"/>
       </w:pPr>
       <w:r>
@@ -256,7 +256,7 @@
     </w:p>
     <w:p>
       <w:pPr>
-        <w:spacing w:after="120" w:before="120" w:line="320"/>
+        <w:spacing w:after="120" w:before="120" w:line="320" w:lineRule="auto"/>
         <w:jc w:val="both"/>
       </w:pPr>
       <w:r>
@@ -268,7 +268,7 @@
     </w:p>
     <w:p>
       <w:pPr>
-        <w:spacing w:after="120" w:before="120" w:line="320"/>
+        <w:spacing w:after="120" w:before="120" w:line="320" w:lineRule="auto"/>
         <w:jc w:val="both"/>
       </w:pPr>
       <w:r>
@@ -280,7 +280,7 @@
     </w:p>
     <w:p>
       <w:pPr>
-        <w:spacing w:after="120" w:before="120" w:line="320"/>
+        <w:spacing w:after="120" w:before="120" w:line="320" w:lineRule="auto"/>
         <w:jc w:val="both"/>
       </w:pPr>
       <w:r>
@@ -320,7 +320,7 @@
     </w:p>
     <w:p>
       <w:pPr>
-        <w:spacing w:after="120" w:before="120" w:line="320"/>
+        <w:spacing w:after="120" w:before="120" w:line="320" w:lineRule="auto"/>
         <w:jc w:val="both"/>
       </w:pPr>
       <w:r>
@@ -383,7 +383,7 @@
     </w:p>
     <w:p>
       <w:pPr>
-        <w:spacing w:after="120" w:before="120" w:line="320"/>
+        <w:spacing w:after="120" w:before="120" w:line="320" w:lineRule="auto"/>
         <w:jc w:val="both"/>
       </w:pPr>
       <w:r>
@@ -513,7 +513,7 @@
     </w:p>
     <w:p>
       <w:pPr>
-        <w:spacing w:after="120" w:before="120" w:line="320"/>
+        <w:spacing w:after="120" w:before="120" w:line="320" w:lineRule="auto"/>
         <w:jc w:val="both"/>
       </w:pPr>
       <w:r>
@@ -576,7 +576,7 @@
     </w:p>
     <w:p>
       <w:pPr>
-        <w:spacing w:after="120" w:before="120" w:line="320"/>
+        <w:spacing w:after="120" w:before="120" w:line="320" w:lineRule="auto"/>
         <w:jc w:val="both"/>
       </w:pPr>
       <w:r>
@@ -672,7 +672,7 @@
     </w:p>
     <w:p>
       <w:pPr>
-        <w:spacing w:after="120" w:before="120" w:line="320"/>
+        <w:spacing w:after="120" w:before="120" w:line="320" w:lineRule="auto"/>
         <w:jc w:val="both"/>
       </w:pPr>
       <w:r>
@@ -719,7 +719,7 @@
     </w:p>
     <w:p>
       <w:pPr>
-        <w:spacing w:after="120" w:before="120" w:line="320"/>
+        <w:spacing w:after="120" w:before="120" w:line="320" w:lineRule="auto"/>
         <w:jc w:val="both"/>
       </w:pPr>
       <w:r>
@@ -1237,7 +1237,7 @@
     </w:p>
     <w:p>
       <w:pPr>
-        <w:spacing w:after="120" w:before="120" w:line="320"/>
+        <w:spacing w:after="120" w:before="120" w:line="320" w:lineRule="auto"/>
         <w:jc w:val="both"/>
       </w:pPr>
       <w:r>
@@ -1325,7 +1325,7 @@
     </w:p>
     <w:p>
       <w:pPr>
-        <w:spacing w:after="120" w:before="120" w:line="320"/>
+        <w:spacing w:after="120" w:before="120" w:line="320" w:lineRule="auto"/>
         <w:jc w:val="both"/>
       </w:pPr>
       <w:r>
@@ -1541,7 +1541,7 @@
     </w:p>
     <w:p>
       <w:pPr>
-        <w:spacing w:after="120" w:before="120" w:line="320"/>
+        <w:spacing w:after="120" w:before="120" w:line="320" w:lineRule="auto"/>
         <w:jc w:val="both"/>
       </w:pPr>
       <w:r>
@@ -1939,7 +1939,7 @@
     </w:p>
     <w:p>
       <w:pPr>
-        <w:spacing w:after="120" w:before="120" w:line="320"/>
+        <w:spacing w:after="120" w:before="120" w:line="320" w:lineRule="auto"/>
         <w:jc w:val="both"/>
       </w:pPr>
       <w:r>
@@ -2211,7 +2211,7 @@
     </w:p>
     <w:p>
       <w:pPr>
-        <w:spacing w:after="120" w:before="120" w:line="320"/>
+        <w:spacing w:after="120" w:before="120" w:line="320" w:lineRule="auto"/>
         <w:jc w:val="both"/>
       </w:pPr>
       <w:r>
@@ -2287,7 +2287,7 @@
     </w:p>
     <w:p>
       <w:pPr>
-        <w:spacing w:after="120" w:before="120" w:line="320"/>
+        <w:spacing w:after="120" w:before="120" w:line="320" w:lineRule="auto"/>
         <w:jc w:val="both"/>
       </w:pPr>
       <w:r>
@@ -2450,7 +2450,7 @@
     </w:p>
     <w:p>
       <w:pPr>
-        <w:spacing w:after="120" w:before="120" w:line="320"/>
+        <w:spacing w:after="120" w:before="120" w:line="320" w:lineRule="auto"/>
         <w:jc w:val="both"/>
       </w:pPr>
       <w:r>
@@ -2673,7 +2673,7 @@
     </w:p>
     <w:p>
       <w:pPr>
-        <w:spacing w:after="120" w:before="120" w:line="320"/>
+        <w:spacing w:after="120" w:before="120" w:line="320" w:lineRule="auto"/>
         <w:jc w:val="both"/>
       </w:pPr>
       <w:r>
@@ -2749,7 +2749,7 @@
     </w:p>
     <w:p>
       <w:pPr>
-        <w:spacing w:after="120" w:before="120" w:line="320"/>
+        <w:spacing w:after="120" w:before="120" w:line="320" w:lineRule="auto"/>
         <w:jc w:val="both"/>
       </w:pPr>
       <w:r>
@@ -2944,7 +2944,7 @@
     </w:p>
     <w:p>
       <w:pPr>
-        <w:spacing w:after="120" w:before="120" w:line="320"/>
+        <w:spacing w:after="120" w:before="120" w:line="320" w:lineRule="auto"/>
         <w:jc w:val="both"/>
       </w:pPr>
       <w:r>
@@ -2956,7 +2956,7 @@
     </w:p>
     <w:p>
       <w:pPr>
-        <w:spacing w:after="120" w:before="120" w:line="320"/>
+        <w:spacing w:after="120" w:before="120" w:line="320" w:lineRule="auto"/>
         <w:jc w:val="both"/>
       </w:pPr>
       <w:r>
@@ -3183,7 +3183,7 @@
     </w:p>
     <w:p>
       <w:pPr>
-        <w:spacing w:after="120" w:before="120" w:line="320"/>
+        <w:spacing w:after="120" w:before="120" w:line="320" w:lineRule="auto"/>
         <w:jc w:val="both"/>
       </w:pPr>
       <w:r>
@@ -3443,7 +3443,7 @@
     </w:p>
     <w:p>
       <w:pPr>
-        <w:spacing w:after="120" w:before="120" w:line="320"/>
+        <w:spacing w:after="120" w:before="120" w:line="320" w:lineRule="auto"/>
         <w:jc w:val="both"/>
       </w:pPr>
       <w:r>
@@ -3637,7 +3637,7 @@
     </w:p>
     <w:p>
       <w:pPr>
-        <w:spacing w:after="120" w:before="120" w:line="320"/>
+        <w:spacing w:after="120" w:before="120" w:line="320" w:lineRule="auto"/>
         <w:jc w:val="both"/>
       </w:pPr>
       <w:r>
@@ -3745,7 +3745,7 @@
     </w:p>
     <w:p>
       <w:pPr>
-        <w:spacing w:after="120" w:before="120" w:line="320"/>
+        <w:spacing w:after="120" w:before="120" w:line="320" w:lineRule="auto"/>
         <w:jc w:val="both"/>
       </w:pPr>
       <w:r>
@@ -3803,7 +3803,7 @@
     </w:p>
     <w:p>
       <w:pPr>
-        <w:spacing w:after="120" w:before="120" w:line="320"/>
+        <w:spacing w:after="120" w:before="120" w:line="320" w:lineRule="auto"/>
         <w:jc w:val="both"/>
       </w:pPr>
       <w:r>
@@ -3966,7 +3966,7 @@
     </w:p>
     <w:p>
       <w:pPr>
-        <w:spacing w:after="120" w:before="120" w:line="320"/>
+        <w:spacing w:after="120" w:before="120" w:line="320" w:lineRule="auto"/>
         <w:jc w:val="both"/>
       </w:pPr>
       <w:r>
@@ -4070,7 +4070,7 @@
     </w:p>
     <w:p>
       <w:pPr>
-        <w:spacing w:after="120" w:before="120" w:line="320"/>
+        <w:spacing w:after="120" w:before="120" w:line="320" w:lineRule="auto"/>
         <w:jc w:val="both"/>
       </w:pPr>
       <w:r>
@@ -4250,7 +4250,7 @@
     </w:p>
     <w:p>
       <w:pPr>
-        <w:spacing w:after="120" w:before="120" w:line="320"/>
+        <w:spacing w:after="120" w:before="120" w:line="320" w:lineRule="auto"/>
         <w:jc w:val="both"/>
       </w:pPr>
       <w:r>
@@ -4396,7 +4396,7 @@
     </w:p>
     <w:p>
       <w:pPr>
-        <w:spacing w:after="120" w:before="120" w:line="320"/>
+        <w:spacing w:after="120" w:before="120" w:line="320" w:lineRule="auto"/>
         <w:jc w:val="both"/>
       </w:pPr>
       <w:r>
@@ -4488,7 +4488,7 @@
     </w:p>
     <w:p>
       <w:pPr>
-        <w:spacing w:after="120" w:before="120" w:line="320"/>
+        <w:spacing w:after="120" w:before="120" w:line="320" w:lineRule="auto"/>
         <w:jc w:val="both"/>
       </w:pPr>
       <w:r>
@@ -4586,7 +4586,7 @@
     </w:p>
     <w:p>
       <w:pPr>
-        <w:spacing w:after="120" w:before="120" w:line="320"/>
+        <w:spacing w:after="120" w:before="120" w:line="320" w:lineRule="auto"/>
         <w:jc w:val="both"/>
       </w:pPr>
       <w:r>
@@ -4598,7 +4598,7 @@
     </w:p>
     <w:p>
       <w:pPr>
-        <w:spacing w:after="120" w:before="120" w:line="320"/>
+        <w:spacing w:after="120" w:before="120" w:line="320" w:lineRule="auto"/>
         <w:jc w:val="both"/>
       </w:pPr>
       <w:r>
@@ -4951,7 +4951,7 @@
     </w:p>
     <w:p>
       <w:pPr>
-        <w:spacing w:after="120" w:before="120" w:line="320"/>
+        <w:spacing w:after="120" w:before="120" w:line="320" w:lineRule="auto"/>
         <w:jc w:val="both"/>
       </w:pPr>
       <w:r>
@@ -5633,7 +5633,7 @@
     </w:p>
     <w:p>
       <w:pPr>
-        <w:spacing w:after="120" w:before="120" w:line="320"/>
+        <w:spacing w:after="120" w:before="120" w:line="320" w:lineRule="auto"/>
         <w:jc w:val="both"/>
       </w:pPr>
       <w:r>
@@ -5645,7 +5645,7 @@
     </w:p>
     <w:p>
       <w:pPr>
-        <w:spacing w:after="120" w:before="120" w:line="320"/>
+        <w:spacing w:after="120" w:before="120" w:line="320" w:lineRule="auto"/>
         <w:jc w:val="both"/>
       </w:pPr>
       <w:r>
@@ -6015,7 +6015,7 @@
     </w:p>
     <w:p>
       <w:pPr>
-        <w:spacing w:after="120" w:before="120" w:line="320"/>
+        <w:spacing w:after="120" w:before="120" w:line="320" w:lineRule="auto"/>
         <w:jc w:val="both"/>
       </w:pPr>
       <w:r>
@@ -6373,7 +6373,7 @@
     </w:p>
     <w:p>
       <w:pPr>
-        <w:spacing w:after="120" w:before="120" w:line="320"/>
+        <w:spacing w:after="120" w:before="120" w:line="320" w:lineRule="auto"/>
         <w:jc w:val="both"/>
       </w:pPr>
       <w:r>
@@ -6726,7 +6726,7 @@
     </w:p>
     <w:p>
       <w:pPr>
-        <w:spacing w:after="120" w:before="120" w:line="320"/>
+        <w:spacing w:after="120" w:before="120" w:line="320" w:lineRule="auto"/>
         <w:jc w:val="both"/>
       </w:pPr>
       <w:r>
@@ -7011,7 +7011,7 @@
     </w:p>
     <w:p>
       <w:pPr>
-        <w:spacing w:after="120" w:before="120" w:line="320"/>
+        <w:spacing w:after="120" w:before="120" w:line="320" w:lineRule="auto"/>
         <w:jc w:val="both"/>
       </w:pPr>
       <w:r>
@@ -7060,7 +7060,7 @@
     </w:p>
     <w:p>
       <w:pPr>
-        <w:spacing w:after="120" w:before="120" w:line="320"/>
+        <w:spacing w:after="120" w:before="120" w:line="320" w:lineRule="auto"/>
         <w:jc w:val="both"/>
       </w:pPr>
       <w:r>
@@ -7337,7 +7337,7 @@
     </w:p>
     <w:p>
       <w:pPr>
-        <w:spacing w:after="120" w:before="120" w:line="320"/>
+        <w:spacing w:after="120" w:before="120" w:line="320" w:lineRule="auto"/>
         <w:jc w:val="both"/>
       </w:pPr>
       <w:r>
@@ -7389,7 +7389,7 @@
     </w:p>
     <w:p>
       <w:pPr>
-        <w:spacing w:after="120" w:before="120" w:line="320"/>
+        <w:spacing w:after="120" w:before="120" w:line="320" w:lineRule="auto"/>
         <w:jc w:val="both"/>
       </w:pPr>
       <w:r>
@@ -7669,7 +7669,7 @@
     </w:p>
     <w:p>
       <w:pPr>
-        <w:spacing w:after="120" w:before="120" w:line="320"/>
+        <w:spacing w:after="120" w:before="120" w:line="320" w:lineRule="auto"/>
         <w:jc w:val="both"/>
       </w:pPr>
       <w:r>
@@ -7874,7 +7874,7 @@
     </w:p>
     <w:p>
       <w:pPr>
-        <w:spacing w:after="120" w:before="120" w:line="320"/>
+        <w:spacing w:after="120" w:before="120" w:line="320" w:lineRule="auto"/>
         <w:jc w:val="both"/>
       </w:pPr>
       <w:r>
@@ -8092,7 +8092,7 @@
     </w:p>
     <w:p>
       <w:pPr>
-        <w:spacing w:after="120" w:before="120" w:line="320"/>
+        <w:spacing w:after="120" w:before="120" w:line="320" w:lineRule="auto"/>
         <w:jc w:val="both"/>
       </w:pPr>
       <w:r>
@@ -8282,7 +8282,7 @@
     </w:p>
     <w:p>
       <w:pPr>
-        <w:spacing w:after="120" w:before="120" w:line="320"/>
+        <w:spacing w:after="120" w:before="120" w:line="320" w:lineRule="auto"/>
         <w:jc w:val="both"/>
       </w:pPr>
       <w:r>
@@ -8391,7 +8391,7 @@
     </w:p>
     <w:p>
       <w:pPr>
-        <w:spacing w:after="120" w:before="120" w:line="320"/>
+        <w:spacing w:after="120" w:before="120" w:line="320" w:lineRule="auto"/>
         <w:jc w:val="both"/>
       </w:pPr>
       <w:r>
@@ -8606,7 +8606,7 @@
     </w:p>
     <w:p>
       <w:pPr>
-        <w:spacing w:after="120" w:before="120" w:line="320"/>
+        <w:spacing w:after="120" w:before="120" w:line="320" w:lineRule="auto"/>
         <w:jc w:val="both"/>
       </w:pPr>
       <w:r>
@@ -8730,7 +8730,7 @@
     </w:p>
     <w:p>
       <w:pPr>
-        <w:spacing w:after="120" w:before="120" w:line="320"/>
+        <w:spacing w:after="120" w:before="120" w:line="320" w:lineRule="auto"/>
         <w:jc w:val="both"/>
       </w:pPr>
       <w:r>
@@ -9048,7 +9048,7 @@
     </w:p>
     <w:p>
       <w:pPr>
-        <w:spacing w:after="120" w:before="120" w:line="320"/>
+        <w:spacing w:after="120" w:before="120" w:line="320" w:lineRule="auto"/>
         <w:jc w:val="both"/>
       </w:pPr>
       <w:r>
@@ -9283,7 +9283,7 @@
     </w:p>
     <w:p>
       <w:pPr>
-        <w:spacing w:after="120" w:before="120" w:line="320"/>
+        <w:spacing w:after="120" w:before="120" w:line="320" w:lineRule="auto"/>
         <w:jc w:val="both"/>
       </w:pPr>
       <w:r>
@@ -9341,7 +9341,7 @@
     </w:p>
     <w:p>
       <w:pPr>
-        <w:spacing w:after="120" w:before="120" w:line="320"/>
+        <w:spacing w:after="120" w:before="120" w:line="320" w:lineRule="auto"/>
         <w:jc w:val="both"/>
       </w:pPr>
       <w:r>
@@ -9674,7 +9674,7 @@
     </w:p>
     <w:p>
       <w:pPr>
-        <w:spacing w:after="120" w:before="120" w:line="320"/>
+        <w:spacing w:after="120" w:before="120" w:line="320" w:lineRule="auto"/>
         <w:jc w:val="both"/>
       </w:pPr>
       <w:r>
@@ -10061,7 +10061,7 @@
     </w:p>
     <w:p>
       <w:pPr>
-        <w:spacing w:after="120" w:before="120" w:line="320"/>
+        <w:spacing w:after="120" w:before="120" w:line="320" w:lineRule="auto"/>
         <w:jc w:val="both"/>
       </w:pPr>
       <w:r>
@@ -10161,7 +10161,7 @@
     </w:p>
     <w:p>
       <w:pPr>
-        <w:spacing w:after="120" w:before="120" w:line="320"/>
+        <w:spacing w:after="120" w:before="120" w:line="320" w:lineRule="auto"/>
         <w:jc w:val="both"/>
       </w:pPr>
       <w:r>
@@ -10359,7 +10359,7 @@
     </w:p>
     <w:p>
       <w:pPr>
-        <w:spacing w:after="120" w:before="120" w:line="320"/>
+        <w:spacing w:after="120" w:before="120" w:line="320" w:lineRule="auto"/>
         <w:jc w:val="both"/>
       </w:pPr>
       <w:r>
@@ -10787,7 +10787,7 @@
     </w:p>
     <w:p>
       <w:pPr>
-        <w:spacing w:after="120" w:before="120" w:line="320"/>
+        <w:spacing w:after="120" w:before="120" w:line="320" w:lineRule="auto"/>
         <w:jc w:val="both"/>
       </w:pPr>
       <w:r>
@@ -11049,7 +11049,7 @@
     </w:p>
     <w:p>
       <w:pPr>
-        <w:spacing w:after="120" w:before="120" w:line="320"/>
+        <w:spacing w:after="120" w:before="120" w:line="320" w:lineRule="auto"/>
         <w:jc w:val="both"/>
       </w:pPr>
       <w:r>
@@ -11210,7 +11210,7 @@
     </w:p>
     <w:p>
       <w:pPr>
-        <w:spacing w:after="120" w:before="120" w:line="320"/>
+        <w:spacing w:after="120" w:before="120" w:line="320" w:lineRule="auto"/>
         <w:jc w:val="both"/>
       </w:pPr>
       <w:r>
@@ -11617,7 +11617,7 @@
     </w:p>
     <w:p>
       <w:pPr>
-        <w:spacing w:after="120" w:before="120" w:line="320"/>
+        <w:spacing w:after="120" w:before="120" w:line="320" w:lineRule="auto"/>
         <w:jc w:val="both"/>
       </w:pPr>
       <w:r>
@@ -11741,7 +11741,7 @@
     </w:p>
     <w:p>
       <w:pPr>
-        <w:spacing w:after="120" w:before="120" w:line="320"/>
+        <w:spacing w:after="120" w:before="120" w:line="320" w:lineRule="auto"/>
         <w:jc w:val="both"/>
       </w:pPr>
       <w:r>
@@ -11908,7 +11908,7 @@
     </w:p>
     <w:p>
       <w:pPr>
-        <w:spacing w:after="120" w:before="120" w:line="320"/>
+        <w:spacing w:after="120" w:before="120" w:line="320" w:lineRule="auto"/>
         <w:jc w:val="both"/>
       </w:pPr>
       <w:r>
@@ -12059,7 +12059,7 @@
     </w:p>
     <w:p>
       <w:pPr>
-        <w:spacing w:after="120" w:before="120" w:line="320"/>
+        <w:spacing w:after="120" w:before="120" w:line="320" w:lineRule="auto"/>
         <w:jc w:val="both"/>
       </w:pPr>
       <w:r>
@@ -12108,7 +12108,7 @@
     </w:p>
     <w:p>
       <w:pPr>
-        <w:spacing w:after="120" w:before="120" w:line="320"/>
+        <w:spacing w:after="120" w:before="120" w:line="320" w:lineRule="auto"/>
         <w:jc w:val="both"/>
       </w:pPr>
       <w:r>
@@ -12384,7 +12384,7 @@
     </w:p>
     <w:p>
       <w:pPr>
-        <w:spacing w:after="120" w:before="120" w:line="320"/>
+        <w:spacing w:after="120" w:before="120" w:line="320" w:lineRule="auto"/>
         <w:jc w:val="both"/>
       </w:pPr>
       <w:r>
@@ -12696,7 +12696,7 @@
     </w:p>
     <w:p>
       <w:pPr>
-        <w:spacing w:after="120" w:before="120" w:line="320"/>
+        <w:spacing w:after="120" w:before="120" w:line="320" w:lineRule="auto"/>
         <w:jc w:val="both"/>
       </w:pPr>
       <w:r>
@@ -12952,7 +12952,7 @@
     </w:p>
     <w:p>
       <w:pPr>
-        <w:spacing w:after="120" w:before="120" w:line="320"/>
+        <w:spacing w:after="120" w:before="120" w:line="320" w:lineRule="auto"/>
         <w:jc w:val="both"/>
       </w:pPr>
       <w:r>
@@ -12964,7 +12964,7 @@
     </w:p>
     <w:p>
       <w:pPr>
-        <w:spacing w:after="120" w:before="120" w:line="320"/>
+        <w:spacing w:after="120" w:before="120" w:line="320" w:lineRule="auto"/>
         <w:jc w:val="both"/>
       </w:pPr>
       <w:r>
@@ -12976,7 +12976,7 @@
     </w:p>
     <w:p>
       <w:pPr>
-        <w:spacing w:after="120" w:before="120" w:line="320"/>
+        <w:spacing w:after="120" w:before="120" w:line="320" w:lineRule="auto"/>
         <w:jc w:val="both"/>
       </w:pPr>
       <w:r>
@@ -13342,7 +13342,7 @@
     </w:p>
     <w:p>
       <w:pPr>
-        <w:spacing w:after="120" w:before="120" w:line="320"/>
+        <w:spacing w:after="120" w:before="120" w:line="320" w:lineRule="auto"/>
         <w:jc w:val="both"/>
       </w:pPr>
       <w:r>
@@ -13368,7 +13368,7 @@
     </w:p>
     <w:p>
       <w:pPr>
-        <w:spacing w:after="120" w:before="120" w:line="320"/>
+        <w:spacing w:after="120" w:before="120" w:line="320" w:lineRule="auto"/>
         <w:jc w:val="both"/>
       </w:pPr>
       <w:r>
@@ -13524,7 +13524,7 @@
     </w:p>
     <w:p>
       <w:pPr>
-        <w:spacing w:after="120" w:before="120" w:line="320"/>
+        <w:spacing w:after="120" w:before="120" w:line="320" w:lineRule="auto"/>
         <w:jc w:val="both"/>
       </w:pPr>
       <w:r>
@@ -13550,7 +13550,7 @@
     </w:p>
     <w:p>
       <w:pPr>
-        <w:spacing w:after="120" w:before="120" w:line="320"/>
+        <w:spacing w:after="120" w:before="120" w:line="320" w:lineRule="auto"/>
         <w:jc w:val="both"/>
       </w:pPr>
       <w:r>
@@ -13995,7 +13995,7 @@
     </w:p>
     <w:p>
       <w:pPr>
-        <w:spacing w:after="120" w:before="120" w:line="320"/>
+        <w:spacing w:after="120" w:before="120" w:line="320" w:lineRule="auto"/>
         <w:jc w:val="both"/>
       </w:pPr>
       <w:r>
@@ -14196,7 +14196,7 @@
     </w:p>
     <w:p>
       <w:pPr>
-        <w:spacing w:after="120" w:before="120" w:line="320"/>
+        <w:spacing w:after="120" w:before="120" w:line="320" w:lineRule="auto"/>
         <w:jc w:val="both"/>
       </w:pPr>
       <w:r>
@@ -14707,7 +14707,7 @@
     </w:p>
     <w:p>
       <w:pPr>
-        <w:spacing w:after="120" w:before="120" w:line="320"/>
+        <w:spacing w:after="120" w:before="120" w:line="320" w:lineRule="auto"/>
         <w:jc w:val="both"/>
       </w:pPr>
       <w:r>
@@ -14896,7 +14896,7 @@
     </w:p>
     <w:p>
       <w:pPr>
-        <w:spacing w:after="120" w:before="120" w:line="320"/>
+        <w:spacing w:after="120" w:before="120" w:line="320" w:lineRule="auto"/>
         <w:jc w:val="both"/>
       </w:pPr>
       <w:r>
@@ -14922,7 +14922,7 @@
     </w:p>
     <w:p>
       <w:pPr>
-        <w:spacing w:after="120" w:before="120" w:line="320"/>
+        <w:spacing w:after="120" w:before="120" w:line="320" w:lineRule="auto"/>
         <w:jc w:val="both"/>
       </w:pPr>
       <w:r>
@@ -15203,7 +15203,7 @@
     </w:p>
     <w:p>
       <w:pPr>
-        <w:spacing w:after="120" w:before="120" w:line="320"/>
+        <w:spacing w:after="120" w:before="120" w:line="320" w:lineRule="auto"/>
         <w:jc w:val="both"/>
       </w:pPr>
       <w:r>
@@ -15603,7 +15603,7 @@
     </w:p>
     <w:p>
       <w:pPr>
-        <w:spacing w:after="120" w:before="120" w:line="320"/>
+        <w:spacing w:after="120" w:before="120" w:line="320" w:lineRule="auto"/>
         <w:jc w:val="both"/>
       </w:pPr>
       <w:r>
@@ -15688,7 +15688,7 @@
     </w:p>
     <w:p>
       <w:pPr>
-        <w:spacing w:after="120" w:before="120" w:line="320"/>
+        <w:spacing w:after="120" w:before="120" w:line="320" w:lineRule="auto"/>
         <w:jc w:val="both"/>
       </w:pPr>
       <w:r>
@@ -15865,7 +15865,7 @@
     </w:p>
     <w:p>
       <w:pPr>
-        <w:spacing w:after="120" w:before="120" w:line="320"/>
+        <w:spacing w:after="120" w:before="120" w:line="320" w:lineRule="auto"/>
         <w:jc w:val="both"/>
       </w:pPr>
       <w:r>
@@ -15941,7 +15941,7 @@
     </w:p>
     <w:p>
       <w:pPr>
-        <w:spacing w:after="120" w:before="120" w:line="320"/>
+        <w:spacing w:after="120" w:before="120" w:line="320" w:lineRule="auto"/>
         <w:jc w:val="both"/>
       </w:pPr>
       <w:r>
@@ -16272,7 +16272,7 @@
     </w:p>
     <w:p>
       <w:pPr>
-        <w:spacing w:after="120" w:before="120" w:line="320"/>
+        <w:spacing w:after="120" w:before="120" w:line="320" w:lineRule="auto"/>
         <w:jc w:val="both"/>
       </w:pPr>
       <w:r>
@@ -16372,7 +16372,7 @@
     </w:p>
     <w:p>
       <w:pPr>
-        <w:spacing w:after="120" w:before="120" w:line="320"/>
+        <w:spacing w:after="120" w:before="120" w:line="320" w:lineRule="auto"/>
         <w:jc w:val="both"/>
       </w:pPr>
       <w:r>
@@ -16533,7 +16533,7 @@
     </w:p>
     <w:p>
       <w:pPr>
-        <w:spacing w:after="120" w:before="120" w:line="320"/>
+        <w:spacing w:after="120" w:before="120" w:line="320" w:lineRule="auto"/>
         <w:jc w:val="both"/>
       </w:pPr>
       <w:r>
@@ -16668,7 +16668,7 @@
     </w:p>
     <w:p>
       <w:pPr>
-        <w:spacing w:after="120" w:before="120" w:line="320"/>
+        <w:spacing w:after="120" w:before="120" w:line="320" w:lineRule="auto"/>
         <w:jc w:val="both"/>
       </w:pPr>
       <w:r>
@@ -16771,7 +16771,7 @@
     </w:p>
     <w:p>
       <w:pPr>
-        <w:spacing w:after="120" w:before="120" w:line="320"/>
+        <w:spacing w:after="120" w:before="120" w:line="320" w:lineRule="auto"/>
         <w:jc w:val="both"/>
       </w:pPr>
       <w:r>
@@ -16921,7 +16921,7 @@
     </w:p>
     <w:p>
       <w:pPr>
-        <w:spacing w:after="120" w:before="120" w:line="320"/>
+        <w:spacing w:after="120" w:before="120" w:line="320" w:lineRule="auto"/>
         <w:jc w:val="both"/>
       </w:pPr>
       <w:r>
@@ -17170,7 +17170,7 @@
     </w:p>
     <w:p>
       <w:pPr>
-        <w:spacing w:after="120" w:before="120" w:line="320"/>
+        <w:spacing w:after="120" w:before="120" w:line="320" w:lineRule="auto"/>
         <w:jc w:val="both"/>
       </w:pPr>
       <w:r>
@@ -17287,7 +17287,7 @@
     </w:p>
     <w:p>
       <w:pPr>
-        <w:spacing w:after="120" w:before="120" w:line="320"/>
+        <w:spacing w:after="120" w:before="120" w:line="320" w:lineRule="auto"/>
         <w:jc w:val="both"/>
       </w:pPr>
       <w:r>
@@ -17307,7 +17307,7 @@
     </w:p>
     <w:p>
       <w:pPr>
-        <w:spacing w:after="120" w:before="120" w:line="320"/>
+        <w:spacing w:after="120" w:before="120" w:line="320" w:lineRule="auto"/>
         <w:jc w:val="both"/>
       </w:pPr>
       <w:r>
@@ -17803,7 +17803,7 @@
     </w:p>
     <w:p>
       <w:pPr>
-        <w:spacing w:after="120" w:before="120" w:line="320"/>
+        <w:spacing w:after="120" w:before="120" w:line="320" w:lineRule="auto"/>
         <w:jc w:val="both"/>
       </w:pPr>
       <w:r>
@@ -17869,7 +17869,7 @@
     </w:p>
     <w:p>
       <w:pPr>
-        <w:spacing w:after="120" w:before="120" w:line="320"/>
+        <w:spacing w:after="120" w:before="120" w:line="320" w:lineRule="auto"/>
         <w:jc w:val="both"/>
       </w:pPr>
       <w:r>
@@ -18132,7 +18132,7 @@
     </w:p>
     <w:p>
       <w:pPr>
-        <w:spacing w:after="120" w:before="120" w:line="320"/>
+        <w:spacing w:after="120" w:before="120" w:line="320" w:lineRule="auto"/>
         <w:jc w:val="both"/>
       </w:pPr>
       <w:r>
@@ -18506,7 +18506,7 @@
     </w:p>
     <w:p>
       <w:pPr>
-        <w:spacing w:after="120" w:before="120" w:line="320"/>
+        <w:spacing w:after="120" w:before="120" w:line="320" w:lineRule="auto"/>
         <w:jc w:val="both"/>
       </w:pPr>
       <w:r>
@@ -18728,7 +18728,7 @@
     </w:p>
     <w:p>
       <w:pPr>
-        <w:spacing w:after="120" w:before="120" w:line="320"/>
+        <w:spacing w:after="120" w:before="120" w:line="320" w:lineRule="auto"/>
         <w:jc w:val="both"/>
       </w:pPr>
       <w:r>
@@ -18809,7 +18809,7 @@
     </w:p>
     <w:p>
       <w:pPr>
-        <w:spacing w:after="120" w:before="120" w:line="320"/>
+        <w:spacing w:after="120" w:before="120" w:line="320" w:lineRule="auto"/>
         <w:jc w:val="both"/>
       </w:pPr>
       <w:r>
@@ -18986,7 +18986,7 @@
     </w:p>
     <w:p>
       <w:pPr>
-        <w:spacing w:after="120" w:before="120" w:line="320"/>
+        <w:spacing w:after="120" w:before="120" w:line="320" w:lineRule="auto"/>
         <w:jc w:val="both"/>
       </w:pPr>
       <w:r>
@@ -19518,7 +19518,7 @@
     </w:p>
     <w:p>
       <w:pPr>
-        <w:spacing w:after="120" w:before="120" w:line="320"/>
+        <w:spacing w:after="120" w:before="120" w:line="320" w:lineRule="auto"/>
         <w:jc w:val="both"/>
       </w:pPr>
       <w:r>
@@ -19610,7 +19610,7 @@
     </w:p>
     <w:p>
       <w:pPr>
-        <w:spacing w:after="120" w:before="120" w:line="320"/>
+        <w:spacing w:after="120" w:before="120" w:line="320" w:lineRule="auto"/>
         <w:jc w:val="both"/>
       </w:pPr>
       <w:r>
@@ -19751,7 +19751,7 @@
     </w:p>
     <w:p>
       <w:pPr>
-        <w:spacing w:after="120" w:before="120" w:line="320"/>
+        <w:spacing w:after="120" w:before="120" w:line="320" w:lineRule="auto"/>
         <w:jc w:val="both"/>
       </w:pPr>
       <w:r>
@@ -19800,7 +19800,7 @@
     </w:p>
     <w:p>
       <w:pPr>
-        <w:spacing w:after="120" w:before="120" w:line="320"/>
+        <w:spacing w:after="120" w:before="120" w:line="320" w:lineRule="auto"/>
         <w:jc w:val="both"/>
       </w:pPr>
       <w:r>
@@ -19843,20 +19843,32 @@
     </w:p>
     <w:p>
       <w:pPr>
-        <w:spacing w:after="120" w:before="120" w:line="320"/>
+        <w:spacing w:after="120" w:before="120" w:line="320" w:lineRule="auto"/>
         <w:jc w:val="both"/>
       </w:pPr>
       <w:r>
         <w:rPr>
           <w:rFonts w:ascii="Times New Roman" w:cs="Times New Roman" w:eastAsia="SimSun" w:hAnsi="Times New Roman"/>
         </w:rPr>
-        <w:t xml:space="preserve">校验分三层：闭合内部的自洽、闭合对精确仿真的复现、以及两条结构预言。全部脚本见 </w:t>
+        <w:t xml:space="preserve">校验分三层：闭合内部的自洽、闭合对精确仿真的复现、以及结构预言。脚本见 </w:t>
       </w:r>
       <w:r>
         <w:rPr>
           <w:rFonts w:ascii="Consolas" w:eastAsia="SimSun" w:hAnsi="Consolas"/>
         </w:rPr>
         <w:t xml:space="preserve">tools/ebcm_directed.py</w:t>
+      </w:r>
+      <w:r>
+        <w:rPr>
+          <w:rFonts w:ascii="Times New Roman" w:cs="Times New Roman" w:eastAsia="SimSun" w:hAnsi="Times New Roman"/>
+        </w:rPr>
+        <w:t xml:space="preserve"> 与 </w:t>
+      </w:r>
+      <w:r>
+        <w:rPr>
+          <w:rFonts w:ascii="Consolas" w:eastAsia="SimSun" w:hAnsi="Consolas"/>
+        </w:rPr>
+        <w:t xml:space="preserve">tools/section3_data.py</w:t>
       </w:r>
       <w:r>
         <w:rPr>
@@ -19881,7 +19893,7 @@
     </w:p>
     <w:p>
       <w:pPr>
-        <w:spacing w:after="120" w:before="120" w:line="320"/>
+        <w:spacing w:after="120" w:before="120" w:line="320" w:lineRule="auto"/>
         <w:jc w:val="both"/>
       </w:pPr>
       <w:r>
@@ -19896,7 +19908,7 @@
         <w:rPr>
           <w:rFonts w:ascii="Times New Roman" w:cs="Times New Roman" w:eastAsia="SimSun" w:hAnsi="Times New Roman"/>
         </w:rPr>
-        <w:t xml:space="preserve"> 恒等式 (32) 的残差以 Euler 步长线性收敛：</w:t>
+        <w:t xml:space="preserve"> 恒等式 (32) 的残差随 Euler 步长线性收敛：</w:t>
       </w:r>
       <w:r>
         <w:rPr>
@@ -20012,7 +20024,7 @@
         <w:rPr>
           <w:rFonts w:ascii="Times New Roman" w:cs="Times New Roman" w:eastAsia="SimSun" w:hAnsi="Times New Roman"/>
         </w:rPr>
-        <w:t xml:space="preserve"> 上的相对差均不超过 </w:t>
+        <w:t xml:space="preserve"> 上的相对差不超过 </w:t>
       </w:r>
       <w:r>
         <w:rPr>
@@ -20035,7 +20047,67 @@
         <w:rPr>
           <w:rFonts w:ascii="Times New Roman" w:cs="Times New Roman" w:eastAsia="SimSun" w:hAnsi="Times New Roman"/>
         </w:rPr>
-        <w:t xml:space="preserve">。</w:t>
+        <w:t xml:space="preserve">；(38) 与 (35) 在全部 </w:t>
+      </w:r>
+      <w:r>
+        <w:rPr>
+          <w:rFonts w:ascii="Cambria Math" w:eastAsia="SimSun" w:hAnsi="Cambria Math"/>
+          <w:i w:val="false"/>
+          <w:iCs w:val="false"/>
+        </w:rPr>
+        <w:t xml:space="preserve">45</w:t>
+      </w:r>
+      <w:r>
+        <w:rPr>
+          <w:rFonts w:ascii="Times New Roman" w:cs="Times New Roman" w:eastAsia="SimSun" w:hAnsi="Times New Roman"/>
+        </w:rPr>
+        <w:t xml:space="preserve"> 个位形模型实现上的相对差不超过 </w:t>
+      </w:r>
+      <w:r>
+        <w:rPr>
+          <w:rFonts w:ascii="Cambria Math" w:eastAsia="SimSun" w:hAnsi="Cambria Math"/>
+          <w:i w:val="false"/>
+          <w:iCs w:val="false"/>
+        </w:rPr>
+        <w:t xml:space="preserve">3×10</w:t>
+      </w:r>
+      <w:r>
+        <w:rPr>
+          <w:rFonts w:ascii="Cambria Math" w:eastAsia="SimSun" w:hAnsi="Cambria Math"/>
+          <w:i w:val="false"/>
+          <w:iCs w:val="false"/>
+          <w:vertAlign w:val="superscript"/>
+        </w:rPr>
+        <w:t xml:space="preserve">-16</w:t>
+      </w:r>
+      <w:r>
+        <w:rPr>
+          <w:rFonts w:ascii="Times New Roman" w:cs="Times New Roman" w:eastAsia="SimSun" w:hAnsi="Times New Roman"/>
+        </w:rPr>
+        <w:t xml:space="preserve">，即经由 </w:t>
+      </w:r>
+      <w:r>
+        <w:rPr>
+          <w:rFonts w:ascii="Cambria Math" w:eastAsia="SimSun" w:hAnsi="Cambria Math"/>
+          <w:i/>
+          <w:iCs/>
+        </w:rPr>
+        <w:t xml:space="preserve">r</w:t>
+      </w:r>
+      <w:r>
+        <w:rPr>
+          <w:rFonts w:ascii="Cambria Math" w:eastAsia="SimSun" w:hAnsi="Cambria Math"/>
+          <w:i w:val="false"/>
+          <w:iCs w:val="false"/>
+          <w:vertAlign w:val="subscript"/>
+        </w:rPr>
+        <w:t xml:space="preserve">io</w:t>
+      </w:r>
+      <w:r>
+        <w:rPr>
+          <w:rFonts w:ascii="Times New Roman" w:cs="Times New Roman" w:eastAsia="SimSun" w:hAnsi="Times New Roman"/>
+        </w:rPr>
+        <w:t xml:space="preserve"> 的改写是恒等的。</w:t>
       </w:r>
       <w:r>
         <w:rPr>
@@ -20063,12 +20135,12 @@
         <w:rPr>
           <w:rFonts w:ascii="Times New Roman" w:cs="Times New Roman" w:eastAsia="SimSun" w:hAnsi="Times New Roman"/>
         </w:rPr>
-        <w:t xml:space="preserve"> 次保度双边交换下的改变量恰为零，与 III.C 的否定性推论一致。</w:t>
+        <w:t xml:space="preserve"> 次保度双边交换下的改变量恰为零，与本节的否定性推论一致。</w:t>
       </w:r>
     </w:p>
     <w:p>
       <w:pPr>
-        <w:spacing w:after="120" w:before="120" w:line="320"/>
+        <w:spacing w:after="120" w:before="120" w:line="320" w:lineRule="auto"/>
         <w:jc w:val="both"/>
       </w:pPr>
       <w:r>
@@ -20149,923 +20221,479 @@
         <w:rPr>
           <w:rFonts w:ascii="Times New Roman" w:cs="Times New Roman" w:eastAsia="SimSun" w:hAnsi="Times New Roman"/>
         </w:rPr>
-        <w:t xml:space="preserve"> 单调趋近预言值，</w:t>
-      </w:r>
-    </w:p>
-    <w:tbl>
-      <w:tblPr>
-        <w:tblW w:type="dxa" w:w="9360"/>
-        <w:tblBorders>
-          <w:top w:val="single" w:color="auto" w:sz="4"/>
-          <w:left w:val="single" w:color="auto" w:sz="4"/>
-          <w:bottom w:val="single" w:color="auto" w:sz="4"/>
-          <w:right w:val="single" w:color="auto" w:sz="4"/>
-          <w:insideH w:val="single" w:color="auto" w:sz="4"/>
-          <w:insideV w:val="single" w:color="auto" w:sz="4"/>
-        </w:tblBorders>
-      </w:tblPr>
-      <w:tblGrid>
-        <w:gridCol w:w="1872"/>
-        <w:gridCol w:w="1872"/>
-        <w:gridCol w:w="1872"/>
-        <w:gridCol w:w="1872"/>
-        <w:gridCol w:w="1872"/>
-      </w:tblGrid>
-      <w:tr>
-        <w:trPr>
-          <w:tblHeader/>
-        </w:trPr>
-        <w:tc>
-          <w:tcPr>
-            <w:tcW w:type="dxa" w:w="1872"/>
-            <w:shd w:fill="E8ECF2" w:val="clear"/>
-            <w:tcMar>
-              <w:top w:type="dxa" w:w="80"/>
-              <w:left w:type="dxa" w:w="110"/>
-              <w:bottom w:type="dxa" w:w="80"/>
-              <w:right w:type="dxa" w:w="110"/>
-            </w:tcMar>
-          </w:tcPr>
-          <w:p>
-            <w:pPr>
-              <w:spacing w:after="40" w:before="40" w:line="300"/>
-            </w:pPr>
-            <w:r>
-              <w:rPr>
-                <w:rFonts w:ascii="Cambria Math" w:eastAsia="SimSun" w:hAnsi="Cambria Math"/>
-                <w:b/>
-                <w:bCs/>
-                <w:i/>
-                <w:iCs/>
-              </w:rPr>
-              <w:t xml:space="preserve">t</w:t>
-            </w:r>
-            <w:r>
-              <w:rPr>
-                <w:rFonts w:ascii="Cambria Math" w:eastAsia="SimSun" w:hAnsi="Cambria Math"/>
-                <w:b/>
-                <w:bCs/>
-                <w:i w:val="false"/>
-                <w:iCs w:val="false"/>
-                <w:vertAlign w:val="subscript"/>
-              </w:rPr>
-              <w:t xml:space="preserve">max</w:t>
-            </w:r>
-          </w:p>
-        </w:tc>
-        <w:tc>
-          <w:tcPr>
-            <w:tcW w:type="dxa" w:w="1872"/>
-            <w:shd w:fill="E8ECF2" w:val="clear"/>
-            <w:tcMar>
-              <w:top w:type="dxa" w:w="80"/>
-              <w:left w:type="dxa" w:w="110"/>
-              <w:bottom w:type="dxa" w:w="80"/>
-              <w:right w:type="dxa" w:w="110"/>
-            </w:tcMar>
-          </w:tcPr>
-          <w:p>
-            <w:pPr>
-              <w:spacing w:after="40" w:before="40" w:line="300"/>
-            </w:pPr>
-            <w:r>
-              <w:rPr>
-                <w:rFonts w:ascii="Times New Roman" w:cs="Times New Roman" w:eastAsia="SimSun" w:hAnsi="Times New Roman"/>
-                <w:b/>
-                <w:bCs/>
-              </w:rPr>
-              <w:t xml:space="preserve">200</w:t>
-            </w:r>
-          </w:p>
-        </w:tc>
-        <w:tc>
-          <w:tcPr>
-            <w:tcW w:type="dxa" w:w="1872"/>
-            <w:shd w:fill="E8ECF2" w:val="clear"/>
-            <w:tcMar>
-              <w:top w:type="dxa" w:w="80"/>
-              <w:left w:type="dxa" w:w="110"/>
-              <w:bottom w:type="dxa" w:w="80"/>
-              <w:right w:type="dxa" w:w="110"/>
-            </w:tcMar>
-          </w:tcPr>
-          <w:p>
-            <w:pPr>
-              <w:spacing w:after="40" w:before="40" w:line="300"/>
-            </w:pPr>
-            <w:r>
-              <w:rPr>
-                <w:rFonts w:ascii="Times New Roman" w:cs="Times New Roman" w:eastAsia="SimSun" w:hAnsi="Times New Roman"/>
-                <w:b/>
-                <w:bCs/>
-              </w:rPr>
-              <w:t xml:space="preserve">400</w:t>
-            </w:r>
-          </w:p>
-        </w:tc>
-        <w:tc>
-          <w:tcPr>
-            <w:tcW w:type="dxa" w:w="1872"/>
-            <w:shd w:fill="E8ECF2" w:val="clear"/>
-            <w:tcMar>
-              <w:top w:type="dxa" w:w="80"/>
-              <w:left w:type="dxa" w:w="110"/>
-              <w:bottom w:type="dxa" w:w="80"/>
-              <w:right w:type="dxa" w:w="110"/>
-            </w:tcMar>
-          </w:tcPr>
-          <w:p>
-            <w:pPr>
-              <w:spacing w:after="40" w:before="40" w:line="300"/>
-            </w:pPr>
-            <w:r>
-              <w:rPr>
-                <w:rFonts w:ascii="Times New Roman" w:cs="Times New Roman" w:eastAsia="SimSun" w:hAnsi="Times New Roman"/>
-                <w:b/>
-                <w:bCs/>
-              </w:rPr>
-              <w:t xml:space="preserve">1600</w:t>
-            </w:r>
-          </w:p>
-        </w:tc>
-        <w:tc>
-          <w:tcPr>
-            <w:tcW w:type="dxa" w:w="1872"/>
-            <w:shd w:fill="E8ECF2" w:val="clear"/>
-            <w:tcMar>
-              <w:top w:type="dxa" w:w="80"/>
-              <w:left w:type="dxa" w:w="110"/>
-              <w:bottom w:type="dxa" w:w="80"/>
-              <w:right w:type="dxa" w:w="110"/>
-            </w:tcMar>
-          </w:tcPr>
-          <w:p>
-            <w:pPr>
-              <w:spacing w:after="40" w:before="40" w:line="300"/>
-            </w:pPr>
-            <w:r>
-              <w:rPr>
-                <w:rFonts w:ascii="Times New Roman" w:cs="Times New Roman" w:eastAsia="SimSun" w:hAnsi="Times New Roman"/>
-                <w:b/>
-                <w:bCs/>
-              </w:rPr>
-              <w:t xml:space="preserve">6400</w:t>
-            </w:r>
-          </w:p>
-        </w:tc>
-      </w:tr>
-      <w:tr>
-        <w:trPr>
-          <w:tblHeader w:val="false"/>
-        </w:trPr>
-        <w:tc>
-          <w:tcPr>
-            <w:tcW w:type="dxa" w:w="1872"/>
-            <w:tcMar>
-              <w:top w:type="dxa" w:w="80"/>
-              <w:left w:type="dxa" w:w="110"/>
-              <w:bottom w:type="dxa" w:w="80"/>
-              <w:right w:type="dxa" w:w="110"/>
-            </w:tcMar>
-          </w:tcPr>
-          <w:p>
-            <w:pPr>
-              <w:spacing w:after="40" w:before="40" w:line="300"/>
-            </w:pPr>
-            <w:r>
-              <w:rPr>
-                <w:rFonts w:ascii="Times New Roman" w:cs="Times New Roman" w:eastAsia="SimSun" w:hAnsi="Times New Roman"/>
-              </w:rPr>
-              <w:t xml:space="preserve">相对偏差</w:t>
-            </w:r>
-          </w:p>
-        </w:tc>
-        <w:tc>
-          <w:tcPr>
-            <w:tcW w:type="dxa" w:w="1872"/>
-            <w:tcMar>
-              <w:top w:type="dxa" w:w="80"/>
-              <w:left w:type="dxa" w:w="110"/>
-              <w:bottom w:type="dxa" w:w="80"/>
-              <w:right w:type="dxa" w:w="110"/>
-            </w:tcMar>
-          </w:tcPr>
-          <w:p>
-            <w:pPr>
-              <w:spacing w:after="40" w:before="40" w:line="300"/>
-            </w:pPr>
-            <w:r>
-              <w:rPr>
-                <w:rFonts w:ascii="Cambria Math" w:eastAsia="SimSun" w:hAnsi="Cambria Math"/>
-                <w:i w:val="false"/>
-                <w:iCs w:val="false"/>
-              </w:rPr>
-              <w:t xml:space="preserve">2.7×10</w:t>
-            </w:r>
-            <w:r>
-              <w:rPr>
-                <w:rFonts w:ascii="Cambria Math" w:eastAsia="SimSun" w:hAnsi="Cambria Math"/>
-                <w:i w:val="false"/>
-                <w:iCs w:val="false"/>
-                <w:vertAlign w:val="superscript"/>
-              </w:rPr>
-              <w:t xml:space="preserve">-2</w:t>
-            </w:r>
-          </w:p>
-        </w:tc>
-        <w:tc>
-          <w:tcPr>
-            <w:tcW w:type="dxa" w:w="1872"/>
-            <w:tcMar>
-              <w:top w:type="dxa" w:w="80"/>
-              <w:left w:type="dxa" w:w="110"/>
-              <w:bottom w:type="dxa" w:w="80"/>
-              <w:right w:type="dxa" w:w="110"/>
-            </w:tcMar>
-          </w:tcPr>
-          <w:p>
-            <w:pPr>
-              <w:spacing w:after="40" w:before="40" w:line="300"/>
-            </w:pPr>
-            <w:r>
-              <w:rPr>
-                <w:rFonts w:ascii="Cambria Math" w:eastAsia="SimSun" w:hAnsi="Cambria Math"/>
-                <w:i w:val="false"/>
-                <w:iCs w:val="false"/>
-              </w:rPr>
-              <w:t xml:space="preserve">1.1×10</w:t>
-            </w:r>
-            <w:r>
-              <w:rPr>
-                <w:rFonts w:ascii="Cambria Math" w:eastAsia="SimSun" w:hAnsi="Cambria Math"/>
-                <w:i w:val="false"/>
-                <w:iCs w:val="false"/>
-                <w:vertAlign w:val="superscript"/>
-              </w:rPr>
-              <w:t xml:space="preserve">-2</w:t>
-            </w:r>
-          </w:p>
-        </w:tc>
-        <w:tc>
-          <w:tcPr>
-            <w:tcW w:type="dxa" w:w="1872"/>
-            <w:tcMar>
-              <w:top w:type="dxa" w:w="80"/>
-              <w:left w:type="dxa" w:w="110"/>
-              <w:bottom w:type="dxa" w:w="80"/>
-              <w:right w:type="dxa" w:w="110"/>
-            </w:tcMar>
-          </w:tcPr>
-          <w:p>
-            <w:pPr>
-              <w:spacing w:after="40" w:before="40" w:line="300"/>
-            </w:pPr>
-            <w:r>
-              <w:rPr>
-                <w:rFonts w:ascii="Cambria Math" w:eastAsia="SimSun" w:hAnsi="Cambria Math"/>
-                <w:i w:val="false"/>
-                <w:iCs w:val="false"/>
-              </w:rPr>
-              <w:t xml:space="preserve">1.6×10</w:t>
-            </w:r>
-            <w:r>
-              <w:rPr>
-                <w:rFonts w:ascii="Cambria Math" w:eastAsia="SimSun" w:hAnsi="Cambria Math"/>
-                <w:i w:val="false"/>
-                <w:iCs w:val="false"/>
-                <w:vertAlign w:val="superscript"/>
-              </w:rPr>
-              <w:t xml:space="preserve">-3</w:t>
-            </w:r>
-          </w:p>
-        </w:tc>
-        <w:tc>
-          <w:tcPr>
-            <w:tcW w:type="dxa" w:w="1872"/>
-            <w:tcMar>
-              <w:top w:type="dxa" w:w="80"/>
-              <w:left w:type="dxa" w:w="110"/>
-              <w:bottom w:type="dxa" w:w="80"/>
-              <w:right w:type="dxa" w:w="110"/>
-            </w:tcMar>
-          </w:tcPr>
-          <w:p>
-            <w:pPr>
-              <w:spacing w:after="40" w:before="40" w:line="300"/>
-            </w:pPr>
-            <w:r>
-              <w:rPr>
-                <w:rFonts w:ascii="Cambria Math" w:eastAsia="SimSun" w:hAnsi="Cambria Math"/>
-                <w:i w:val="false"/>
-                <w:iCs w:val="false"/>
-              </w:rPr>
-              <w:t xml:space="preserve">4.8×10</w:t>
-            </w:r>
-            <w:r>
-              <w:rPr>
-                <w:rFonts w:ascii="Cambria Math" w:eastAsia="SimSun" w:hAnsi="Cambria Math"/>
-                <w:i w:val="false"/>
-                <w:iCs w:val="false"/>
-                <w:vertAlign w:val="superscript"/>
-              </w:rPr>
-              <w:t xml:space="preserve">-5</w:t>
-            </w:r>
-          </w:p>
-        </w:tc>
-      </w:tr>
-    </w:tbl>
-    <w:p>
-      <w:pPr>
-        <w:spacing w:after="160"/>
-      </w:pPr>
+        <w:t xml:space="preserve"> 单调趋近预言值——相对偏差在 </w:t>
+      </w:r>
+      <w:r>
+        <w:rPr>
+          <w:rFonts w:ascii="Cambria Math" w:eastAsia="SimSun" w:hAnsi="Cambria Math"/>
+          <w:i/>
+          <w:iCs/>
+        </w:rPr>
+        <w:t xml:space="preserve">t</w:t>
+      </w:r>
+      <w:r>
+        <w:rPr>
+          <w:rFonts w:ascii="Cambria Math" w:eastAsia="SimSun" w:hAnsi="Cambria Math"/>
+          <w:i w:val="false"/>
+          <w:iCs w:val="false"/>
+          <w:vertAlign w:val="subscript"/>
+        </w:rPr>
+        <w:t xml:space="preserve">max</w:t>
+      </w:r>
+      <w:r>
+        <w:rPr>
+          <w:rFonts w:ascii="Cambria Math" w:eastAsia="SimSun" w:hAnsi="Cambria Math"/>
+          <w:i w:val="false"/>
+          <w:iCs w:val="false"/>
+        </w:rPr>
+        <w:t xml:space="preserve">=200,400,1600,6400</w:t>
+      </w:r>
+      <w:r>
+        <w:rPr>
+          <w:rFonts w:ascii="Times New Roman" w:cs="Times New Roman" w:eastAsia="SimSun" w:hAnsi="Times New Roman"/>
+        </w:rPr>
+        <w:t xml:space="preserve"> 处依次为 </w:t>
+      </w:r>
+      <w:r>
+        <w:rPr>
+          <w:rFonts w:ascii="Cambria Math" w:eastAsia="SimSun" w:hAnsi="Cambria Math"/>
+          <w:i w:val="false"/>
+          <w:iCs w:val="false"/>
+        </w:rPr>
+        <w:t xml:space="preserve">2.7×10</w:t>
+      </w:r>
+      <w:r>
+        <w:rPr>
+          <w:rFonts w:ascii="Cambria Math" w:eastAsia="SimSun" w:hAnsi="Cambria Math"/>
+          <w:i w:val="false"/>
+          <w:iCs w:val="false"/>
+          <w:vertAlign w:val="superscript"/>
+        </w:rPr>
+        <w:t xml:space="preserve">-2</w:t>
+      </w:r>
+      <w:r>
+        <w:rPr>
+          <w:rFonts w:ascii="Times New Roman" w:cs="Times New Roman" w:eastAsia="SimSun" w:hAnsi="Times New Roman"/>
+        </w:rPr>
+        <w:t xml:space="preserve">、</w:t>
+      </w:r>
+      <w:r>
+        <w:rPr>
+          <w:rFonts w:ascii="Cambria Math" w:eastAsia="SimSun" w:hAnsi="Cambria Math"/>
+          <w:i w:val="false"/>
+          <w:iCs w:val="false"/>
+        </w:rPr>
+        <w:t xml:space="preserve">1.1×10</w:t>
+      </w:r>
+      <w:r>
+        <w:rPr>
+          <w:rFonts w:ascii="Cambria Math" w:eastAsia="SimSun" w:hAnsi="Cambria Math"/>
+          <w:i w:val="false"/>
+          <w:iCs w:val="false"/>
+          <w:vertAlign w:val="superscript"/>
+        </w:rPr>
+        <w:t xml:space="preserve">-2</w:t>
+      </w:r>
+      <w:r>
+        <w:rPr>
+          <w:rFonts w:ascii="Times New Roman" w:cs="Times New Roman" w:eastAsia="SimSun" w:hAnsi="Times New Roman"/>
+        </w:rPr>
+        <w:t xml:space="preserve">、</w:t>
+      </w:r>
+      <w:r>
+        <w:rPr>
+          <w:rFonts w:ascii="Cambria Math" w:eastAsia="SimSun" w:hAnsi="Cambria Math"/>
+          <w:i w:val="false"/>
+          <w:iCs w:val="false"/>
+        </w:rPr>
+        <w:t xml:space="preserve">1.6×10</w:t>
+      </w:r>
+      <w:r>
+        <w:rPr>
+          <w:rFonts w:ascii="Cambria Math" w:eastAsia="SimSun" w:hAnsi="Cambria Math"/>
+          <w:i w:val="false"/>
+          <w:iCs w:val="false"/>
+          <w:vertAlign w:val="superscript"/>
+        </w:rPr>
+        <w:t xml:space="preserve">-3</w:t>
+      </w:r>
+      <w:r>
+        <w:rPr>
+          <w:rFonts w:ascii="Times New Roman" w:cs="Times New Roman" w:eastAsia="SimSun" w:hAnsi="Times New Roman"/>
+        </w:rPr>
+        <w:t xml:space="preserve">、</w:t>
+      </w:r>
+      <w:r>
+        <w:rPr>
+          <w:rFonts w:ascii="Cambria Math" w:eastAsia="SimSun" w:hAnsi="Cambria Math"/>
+          <w:i w:val="false"/>
+          <w:iCs w:val="false"/>
+        </w:rPr>
+        <w:t xml:space="preserve">4.8×10</w:t>
+      </w:r>
+      <w:r>
+        <w:rPr>
+          <w:rFonts w:ascii="Cambria Math" w:eastAsia="SimSun" w:hAnsi="Cambria Math"/>
+          <w:i w:val="false"/>
+          <w:iCs w:val="false"/>
+          <w:vertAlign w:val="superscript"/>
+        </w:rPr>
+        <w:t xml:space="preserve">-5</w:t>
+      </w:r>
+      <w:r>
+        <w:rPr>
+          <w:rFonts w:ascii="Times New Roman" w:cs="Times New Roman" w:eastAsia="SimSun" w:hAnsi="Times New Roman"/>
+        </w:rPr>
+        <w:t xml:space="preserve">。偏差来自阈值邻域增长率趋零、有限窗口内尚未展开，而非公式本身。</w:t>
+      </w:r>
     </w:p>
     <w:p>
       <w:pPr>
-        <w:spacing w:after="120" w:before="120" w:line="320"/>
+        <w:spacing w:after="120" w:before="120" w:line="320" w:lineRule="auto"/>
         <w:jc w:val="both"/>
       </w:pPr>
       <w:r>
         <w:rPr>
           <w:rFonts w:ascii="Times New Roman" w:cs="Times New Roman" w:eastAsia="SimSun" w:hAnsi="Times New Roman"/>
-        </w:rPr>
-        <w:t xml:space="preserve">偏差来自阈值邻域增长率趋零、有限窗口内尚未展开，而非公式本身。</w:t>
-      </w:r>
-      <w:r>
-        <w:rPr>
-          <w:rFonts w:ascii="Cambria Math" w:eastAsia="SimSun" w:hAnsi="Cambria Math"/>
-          <w:i w:val="false"/>
-          <w:iCs w:val="false"/>
-        </w:rPr>
-        <w:t xml:space="preserve">τ=η=1</w:t>
-      </w:r>
-      <w:r>
-        <w:rPr>
-          <w:rFonts w:ascii="Times New Roman" w:cs="Times New Roman" w:eastAsia="SimSun" w:hAnsi="Times New Roman"/>
-        </w:rPr>
-        <w:t xml:space="preserve"> 时 (35) 与有向随机图的已知阈值逐位相同。</w:t>
+          <w:b/>
+          <w:bCs/>
+        </w:rPr>
+        <w:t xml:space="preserve">含时复现。</w:t>
+      </w:r>
+      <w:r>
+        <w:rPr>
+          <w:rFonts w:ascii="Times New Roman" w:cs="Times New Roman" w:eastAsia="SimSun" w:hAnsi="Times New Roman"/>
+        </w:rPr>
+        <w:t xml:space="preserve"> 图 1 给出 </w:t>
+      </w:r>
+      <w:r>
+        <w:rPr>
+          <w:rFonts w:ascii="Cambria Math" w:eastAsia="SimSun" w:hAnsi="Cambria Math"/>
+          <w:i w:val="false"/>
+          <w:iCs w:val="false"/>
+        </w:rPr>
+        <w:t xml:space="preserve">τ=η=2</w:t>
+      </w:r>
+      <w:r>
+        <w:rPr>
+          <w:rFonts w:ascii="Times New Roman" w:cs="Times New Roman" w:eastAsia="SimSun" w:hAnsi="Times New Roman"/>
+        </w:rPr>
+        <w:t xml:space="preserve">、</w:t>
+      </w:r>
+      <w:r>
+        <w:rPr>
+          <w:rFonts w:ascii="Cambria Math" w:eastAsia="SimSun" w:hAnsi="Cambria Math"/>
+          <w:i/>
+          <w:iCs/>
+        </w:rPr>
+        <w:t xml:space="preserve">N</w:t>
+      </w:r>
+      <w:r>
+        <w:rPr>
+          <w:rFonts w:ascii="Cambria Math" w:eastAsia="SimSun" w:hAnsi="Cambria Math"/>
+          <w:i w:val="false"/>
+          <w:iCs w:val="false"/>
+        </w:rPr>
+        <w:t xml:space="preserve">=6000</w:t>
+      </w:r>
+      <w:r>
+        <w:rPr>
+          <w:rFonts w:ascii="Times New Roman" w:cs="Times New Roman" w:eastAsia="SimSun" w:hAnsi="Times New Roman"/>
+        </w:rPr>
+        <w:t xml:space="preserve">、</w:t>
+      </w:r>
+      <w:r>
+        <w:rPr>
+          <w:rFonts w:ascii="Cambria Math" w:eastAsia="SimSun" w:hAnsi="Cambria Math"/>
+          <w:i w:val="false"/>
+          <w:iCs w:val="false"/>
+        </w:rPr>
+        <w:t xml:space="preserve">λ=1.6λ</w:t>
+      </w:r>
+      <w:r>
+        <w:rPr>
+          <w:rFonts w:ascii="Cambria Math" w:eastAsia="SimSun" w:hAnsi="Cambria Math"/>
+          <w:i w:val="false"/>
+          <w:iCs w:val="false"/>
+          <w:vertAlign w:val="subscript"/>
+        </w:rPr>
+        <w:t xml:space="preserve">c</w:t>
+      </w:r>
+      <w:r>
+        <w:rPr>
+          <w:rFonts w:ascii="Times New Roman" w:cs="Times New Roman" w:eastAsia="SimSun" w:hAnsi="Times New Roman"/>
+        </w:rPr>
+        <w:t xml:space="preserve"> 下的完整时间演化。并发型 EBCM 与仿真在 </w:t>
+      </w:r>
+      <w:r>
+        <w:rPr>
+          <w:rFonts w:ascii="Cambria Math" w:eastAsia="SimSun" w:hAnsi="Cambria Math"/>
+          <w:i/>
+          <w:iCs/>
+        </w:rPr>
+        <w:t xml:space="preserve">S</w:t>
+      </w:r>
+      <w:r>
+        <w:rPr>
+          <w:rFonts w:ascii="Cambria Math" w:eastAsia="SimSun" w:hAnsi="Cambria Math"/>
+          <w:i w:val="false"/>
+          <w:iCs w:val="false"/>
+        </w:rPr>
+        <w:t xml:space="preserve">(</w:t>
+      </w:r>
+      <w:r>
+        <w:rPr>
+          <w:rFonts w:ascii="Cambria Math" w:eastAsia="SimSun" w:hAnsi="Cambria Math"/>
+          <w:i/>
+          <w:iCs/>
+        </w:rPr>
+        <w:t xml:space="preserve">t</w:t>
+      </w:r>
+      <w:r>
+        <w:rPr>
+          <w:rFonts w:ascii="Cambria Math" w:eastAsia="SimSun" w:hAnsi="Cambria Math"/>
+          <w:i w:val="false"/>
+          <w:iCs w:val="false"/>
+        </w:rPr>
+        <w:t xml:space="preserve">)</w:t>
+      </w:r>
+      <w:r>
+        <w:rPr>
+          <w:rFonts w:ascii="Times New Roman" w:cs="Times New Roman" w:eastAsia="SimSun" w:hAnsi="Times New Roman"/>
+        </w:rPr>
+        <w:t xml:space="preserve"> 与 </w:t>
+      </w:r>
+      <w:r>
+        <w:rPr>
+          <w:rFonts w:ascii="Cambria Math" w:eastAsia="SimSun" w:hAnsi="Cambria Math"/>
+          <w:i/>
+          <w:iCs/>
+        </w:rPr>
+        <w:t xml:space="preserve">I</w:t>
+      </w:r>
+      <w:r>
+        <w:rPr>
+          <w:rFonts w:ascii="Cambria Math" w:eastAsia="SimSun" w:hAnsi="Cambria Math"/>
+          <w:i w:val="false"/>
+          <w:iCs w:val="false"/>
+        </w:rPr>
+        <w:t xml:space="preserve">(</w:t>
+      </w:r>
+      <w:r>
+        <w:rPr>
+          <w:rFonts w:ascii="Cambria Math" w:eastAsia="SimSun" w:hAnsi="Cambria Math"/>
+          <w:i/>
+          <w:iCs/>
+        </w:rPr>
+        <w:t xml:space="preserve">t</w:t>
+      </w:r>
+      <w:r>
+        <w:rPr>
+          <w:rFonts w:ascii="Cambria Math" w:eastAsia="SimSun" w:hAnsi="Cambria Math"/>
+          <w:i w:val="false"/>
+          <w:iCs w:val="false"/>
+        </w:rPr>
+        <w:t xml:space="preserve">)</w:t>
+      </w:r>
+      <w:r>
+        <w:rPr>
+          <w:rFonts w:ascii="Times New Roman" w:cs="Times New Roman" w:eastAsia="SimSun" w:hAnsi="Times New Roman"/>
+        </w:rPr>
+        <w:t xml:space="preserve"> 上均无法用肉眼区分，包括峰高与峰位；均场则把峰值抬高约一倍并提前约两个时间单位。</w:t>
       </w:r>
     </w:p>
     <w:p>
       <w:pPr>
-        <w:spacing w:after="120" w:before="120" w:line="320"/>
-        <w:jc w:val="both"/>
+        <w:spacing w:after="60" w:before="200" w:line="240" w:lineRule="auto"/>
+        <w:jc w:val="center"/>
       </w:pPr>
       <w:r>
-        <w:rPr>
-          <w:rFonts w:ascii="Times New Roman" w:cs="Times New Roman" w:eastAsia="SimSun" w:hAnsi="Times New Roman"/>
-          <w:b/>
-          <w:bCs/>
-        </w:rPr>
-        <w:t xml:space="preserve">对精确仿真的复现。</w:t>
-      </w:r>
-      <w:r>
-        <w:rPr>
-          <w:rFonts w:ascii="Times New Roman" w:cs="Times New Roman" w:eastAsia="SimSun" w:hAnsi="Times New Roman"/>
-        </w:rPr>
-        <w:t xml:space="preserve"> 取 </w:t>
-      </w:r>
-      <w:r>
-        <w:rPr>
-          <w:rFonts w:ascii="Cambria Math" w:eastAsia="SimSun" w:hAnsi="Cambria Math"/>
-          <w:i w:val="false"/>
-          <w:iCs w:val="false"/>
-        </w:rPr>
-        <w:t xml:space="preserve">τ=η=2</w:t>
-      </w:r>
-      <w:r>
-        <w:rPr>
-          <w:rFonts w:ascii="Times New Roman" w:cs="Times New Roman" w:eastAsia="SimSun" w:hAnsi="Times New Roman"/>
-        </w:rPr>
-        <w:t xml:space="preserve">、</w:t>
-      </w:r>
-      <w:r>
-        <w:rPr>
-          <w:rFonts w:ascii="Cambria Math" w:eastAsia="SimSun" w:hAnsi="Cambria Math"/>
-          <w:i w:val="false"/>
-          <w:iCs w:val="false"/>
-        </w:rPr>
-        <w:t xml:space="preserve">λ=1.6λ</w:t>
-      </w:r>
-      <w:r>
-        <w:rPr>
-          <w:rFonts w:ascii="Cambria Math" w:eastAsia="SimSun" w:hAnsi="Cambria Math"/>
-          <w:i w:val="false"/>
-          <w:iCs w:val="false"/>
-          <w:vertAlign w:val="subscript"/>
-        </w:rPr>
-        <w:t xml:space="preserve">c</w:t>
-      </w:r>
-      <w:r>
-        <w:rPr>
-          <w:rFonts w:ascii="Times New Roman" w:cs="Times New Roman" w:eastAsia="SimSun" w:hAnsi="Times New Roman"/>
-        </w:rPr>
-        <w:t xml:space="preserve">、初始感染比例 </w:t>
-      </w:r>
-      <w:r>
-        <w:rPr>
-          <w:rFonts w:ascii="Cambria Math" w:eastAsia="SimSun" w:hAnsi="Cambria Math"/>
-          <w:i w:val="false"/>
-          <w:iCs w:val="false"/>
-        </w:rPr>
-        <w:t xml:space="preserve">ε=0.01</w:t>
-      </w:r>
-      <w:r>
-        <w:rPr>
-          <w:rFonts w:ascii="Times New Roman" w:cs="Times New Roman" w:eastAsia="SimSun" w:hAnsi="Times New Roman"/>
-        </w:rPr>
-        <w:t xml:space="preserve">，比较 </w:t>
-      </w:r>
-      <w:r>
-        <w:rPr>
-          <w:rFonts w:ascii="Cambria Math" w:eastAsia="SimSun" w:hAnsi="Cambria Math"/>
-          <w:i/>
-          <w:iCs/>
-        </w:rPr>
-        <w:t xml:space="preserve">S</w:t>
-      </w:r>
-      <w:r>
-        <w:rPr>
-          <w:rFonts w:ascii="Cambria Math" w:eastAsia="SimSun" w:hAnsi="Cambria Math"/>
-          <w:i w:val="false"/>
-          <w:iCs w:val="false"/>
-        </w:rPr>
-        <w:t xml:space="preserve">(</w:t>
-      </w:r>
-      <w:r>
-        <w:rPr>
-          <w:rFonts w:ascii="Cambria Math" w:eastAsia="SimSun" w:hAnsi="Cambria Math"/>
-          <w:i/>
-          <w:iCs/>
-        </w:rPr>
-        <w:t xml:space="preserve">t</w:t>
-      </w:r>
-      <w:r>
-        <w:rPr>
-          <w:rFonts w:ascii="Cambria Math" w:eastAsia="SimSun" w:hAnsi="Cambria Math"/>
-          <w:i w:val="false"/>
-          <w:iCs w:val="false"/>
-        </w:rPr>
-        <w:t xml:space="preserve">)</w:t>
-      </w:r>
-      <w:r>
-        <w:rPr>
-          <w:rFonts w:ascii="Times New Roman" w:cs="Times New Roman" w:eastAsia="SimSun" w:hAnsi="Times New Roman"/>
-        </w:rPr>
-        <w:t xml:space="preserve"> 在 </w:t>
-      </w:r>
-      <w:r>
-        <w:rPr>
-          <w:rFonts w:ascii="Cambria Math" w:eastAsia="SimSun" w:hAnsi="Cambria Math"/>
-          <w:i/>
-          <w:iCs/>
-        </w:rPr>
-        <w:t xml:space="preserve">t</w:t>
-      </w:r>
-      <w:r>
-        <w:rPr>
-          <w:rFonts w:ascii="Cambria Math" w:eastAsia="SimSun" w:hAnsi="Cambria Math"/>
-          <w:i w:val="false"/>
-          <w:iCs w:val="false"/>
-        </w:rPr>
-        <w:t xml:space="preserve">≤12</w:t>
-      </w:r>
-      <w:r>
-        <w:rPr>
-          <w:rFonts w:ascii="Times New Roman" w:cs="Times New Roman" w:eastAsia="SimSun" w:hAnsi="Times New Roman"/>
-        </w:rPr>
-        <w:t xml:space="preserve"> 上的平均偏差：</w:t>
-      </w:r>
-    </w:p>
-    <w:tbl>
-      <w:tblPr>
-        <w:tblW w:type="dxa" w:w="9360"/>
-        <w:tblBorders>
-          <w:top w:val="single" w:color="auto" w:sz="4"/>
-          <w:left w:val="single" w:color="auto" w:sz="4"/>
-          <w:bottom w:val="single" w:color="auto" w:sz="4"/>
-          <w:right w:val="single" w:color="auto" w:sz="4"/>
-          <w:insideH w:val="single" w:color="auto" w:sz="4"/>
-          <w:insideV w:val="single" w:color="auto" w:sz="4"/>
-        </w:tblBorders>
-      </w:tblPr>
-      <w:tblGrid>
-        <w:gridCol w:w="2340"/>
-        <w:gridCol w:w="2340"/>
-        <w:gridCol w:w="2340"/>
-        <w:gridCol w:w="2340"/>
-      </w:tblGrid>
-      <w:tr>
-        <w:trPr>
-          <w:tblHeader/>
-        </w:trPr>
-        <w:tc>
-          <w:tcPr>
-            <w:tcW w:type="dxa" w:w="2340"/>
-            <w:shd w:fill="E8ECF2" w:val="clear"/>
-            <w:tcMar>
-              <w:top w:type="dxa" w:w="80"/>
-              <w:left w:type="dxa" w:w="110"/>
-              <w:bottom w:type="dxa" w:w="80"/>
-              <w:right w:type="dxa" w:w="110"/>
-            </w:tcMar>
-          </w:tcPr>
-          <w:p>
-            <w:pPr>
-              <w:spacing w:after="40" w:before="40" w:line="300"/>
-            </w:pPr>
-            <w:r>
-              <w:rPr>
-                <w:rFonts w:ascii="Cambria Math" w:eastAsia="SimSun" w:hAnsi="Cambria Math"/>
-                <w:b/>
-                <w:bCs/>
-                <w:i/>
-                <w:iCs/>
-              </w:rPr>
-              <w:t xml:space="preserve">N</w:t>
-            </w:r>
-          </w:p>
-        </w:tc>
-        <w:tc>
-          <w:tcPr>
-            <w:tcW w:type="dxa" w:w="2340"/>
-            <w:shd w:fill="E8ECF2" w:val="clear"/>
-            <w:tcMar>
-              <w:top w:type="dxa" w:w="80"/>
-              <w:left w:type="dxa" w:w="110"/>
-              <w:bottom w:type="dxa" w:w="80"/>
-              <w:right w:type="dxa" w:w="110"/>
-            </w:tcMar>
-          </w:tcPr>
-          <w:p>
-            <w:pPr>
-              <w:spacing w:after="40" w:before="40" w:line="300"/>
-            </w:pPr>
-            <w:r>
-              <w:rPr>
-                <w:rFonts w:ascii="Times New Roman" w:cs="Times New Roman" w:eastAsia="SimSun" w:hAnsi="Times New Roman"/>
-                <w:b/>
-                <w:bCs/>
-              </w:rPr>
-              <w:t xml:space="preserve">EBCM</w:t>
-            </w:r>
-          </w:p>
-        </w:tc>
-        <w:tc>
-          <w:tcPr>
-            <w:tcW w:type="dxa" w:w="2340"/>
-            <w:shd w:fill="E8ECF2" w:val="clear"/>
-            <w:tcMar>
-              <w:top w:type="dxa" w:w="80"/>
-              <w:left w:type="dxa" w:w="110"/>
-              <w:bottom w:type="dxa" w:w="80"/>
-              <w:right w:type="dxa" w:w="110"/>
-            </w:tcMar>
-          </w:tcPr>
-          <w:p>
-            <w:pPr>
-              <w:spacing w:after="40" w:before="40" w:line="300"/>
-            </w:pPr>
-            <w:r>
-              <w:rPr>
-                <w:rFonts w:ascii="Times New Roman" w:cs="Times New Roman" w:eastAsia="SimSun" w:hAnsi="Times New Roman"/>
-                <w:b/>
-                <w:bCs/>
-              </w:rPr>
-              <w:t xml:space="preserve">均场</w:t>
-            </w:r>
-          </w:p>
-        </w:tc>
-        <w:tc>
-          <w:tcPr>
-            <w:tcW w:type="dxa" w:w="2340"/>
-            <w:shd w:fill="E8ECF2" w:val="clear"/>
-            <w:tcMar>
-              <w:top w:type="dxa" w:w="80"/>
-              <w:left w:type="dxa" w:w="110"/>
-              <w:bottom w:type="dxa" w:w="80"/>
-              <w:right w:type="dxa" w:w="110"/>
-            </w:tcMar>
-          </w:tcPr>
-          <w:p>
-            <w:pPr>
-              <w:spacing w:after="40" w:before="40" w:line="300"/>
-            </w:pPr>
-            <w:r>
-              <w:rPr>
-                <w:rFonts w:ascii="Times New Roman" w:cs="Times New Roman" w:eastAsia="SimSun" w:hAnsi="Times New Roman"/>
-                <w:b/>
-                <w:bCs/>
-              </w:rPr>
-              <w:t xml:space="preserve">终态 </w:t>
-            </w:r>
-            <w:r>
-              <w:rPr>
-                <w:rFonts w:ascii="Cambria Math" w:eastAsia="SimSun" w:hAnsi="Cambria Math"/>
-                <w:b/>
-                <w:bCs/>
-                <w:i/>
-                <w:iCs/>
-              </w:rPr>
-              <w:t xml:space="preserve">R</w:t>
-            </w:r>
-            <w:r>
-              <w:rPr>
-                <w:rFonts w:ascii="Cambria Math" w:eastAsia="SimSun" w:hAnsi="Cambria Math"/>
-                <w:b/>
-                <w:bCs/>
-                <w:i w:val="false"/>
-                <w:iCs w:val="false"/>
-              </w:rPr>
-              <w:t xml:space="preserve">(∞)</w:t>
-            </w:r>
-            <w:r>
-              <w:rPr>
-                <w:rFonts w:ascii="Times New Roman" w:cs="Times New Roman" w:eastAsia="SimSun" w:hAnsi="Times New Roman"/>
-                <w:b/>
-                <w:bCs/>
-              </w:rPr>
-              <w:t xml:space="preserve">（仿真 / EBCM / 均场）</w:t>
-            </w:r>
-          </w:p>
-        </w:tc>
-      </w:tr>
-      <w:tr>
-        <w:trPr>
-          <w:tblHeader w:val="false"/>
-        </w:trPr>
-        <w:tc>
-          <w:tcPr>
-            <w:tcW w:type="dxa" w:w="2340"/>
-            <w:tcMar>
-              <w:top w:type="dxa" w:w="80"/>
-              <w:left w:type="dxa" w:w="110"/>
-              <w:bottom w:type="dxa" w:w="80"/>
-              <w:right w:type="dxa" w:w="110"/>
-            </w:tcMar>
-          </w:tcPr>
-          <w:p>
-            <w:pPr>
-              <w:spacing w:after="40" w:before="40" w:line="300"/>
-            </w:pPr>
-            <w:r>
-              <w:rPr>
-                <w:rFonts w:ascii="Times New Roman" w:cs="Times New Roman" w:eastAsia="SimSun" w:hAnsi="Times New Roman"/>
-              </w:rPr>
-              <w:t xml:space="preserve">1000</w:t>
-            </w:r>
-          </w:p>
-        </w:tc>
-        <w:tc>
-          <w:tcPr>
-            <w:tcW w:type="dxa" w:w="2340"/>
-            <w:tcMar>
-              <w:top w:type="dxa" w:w="80"/>
-              <w:left w:type="dxa" w:w="110"/>
-              <w:bottom w:type="dxa" w:w="80"/>
-              <w:right w:type="dxa" w:w="110"/>
-            </w:tcMar>
-          </w:tcPr>
-          <w:p>
-            <w:pPr>
-              <w:spacing w:after="40" w:before="40" w:line="300"/>
-            </w:pPr>
-            <w:r>
-              <w:rPr>
-                <w:rFonts w:ascii="Times New Roman" w:cs="Times New Roman" w:eastAsia="SimSun" w:hAnsi="Times New Roman"/>
-              </w:rPr>
-              <w:t xml:space="preserve">0.0355</w:t>
-            </w:r>
-          </w:p>
-        </w:tc>
-        <w:tc>
-          <w:tcPr>
-            <w:tcW w:type="dxa" w:w="2340"/>
-            <w:tcMar>
-              <w:top w:type="dxa" w:w="80"/>
-              <w:left w:type="dxa" w:w="110"/>
-              <w:bottom w:type="dxa" w:w="80"/>
-              <w:right w:type="dxa" w:w="110"/>
-            </w:tcMar>
-          </w:tcPr>
-          <w:p>
-            <w:pPr>
-              <w:spacing w:after="40" w:before="40" w:line="300"/>
-            </w:pPr>
-            <w:r>
-              <w:rPr>
-                <w:rFonts w:ascii="Times New Roman" w:cs="Times New Roman" w:eastAsia="SimSun" w:hAnsi="Times New Roman"/>
-              </w:rPr>
-              <w:t xml:space="preserve">0.199</w:t>
-            </w:r>
-          </w:p>
-        </w:tc>
-        <w:tc>
-          <w:tcPr>
-            <w:tcW w:type="dxa" w:w="2340"/>
-            <w:tcMar>
-              <w:top w:type="dxa" w:w="80"/>
-              <w:left w:type="dxa" w:w="110"/>
-              <w:bottom w:type="dxa" w:w="80"/>
-              <w:right w:type="dxa" w:w="110"/>
-            </w:tcMar>
-          </w:tcPr>
-          <w:p>
-            <w:pPr>
-              <w:spacing w:after="40" w:before="40" w:line="300"/>
-            </w:pPr>
-            <w:r>
-              <w:rPr>
-                <w:rFonts w:ascii="Times New Roman" w:cs="Times New Roman" w:eastAsia="SimSun" w:hAnsi="Times New Roman"/>
-              </w:rPr>
-              <w:t xml:space="preserve">0.362 / 0.407 / 0.586</w:t>
-            </w:r>
-          </w:p>
-        </w:tc>
-      </w:tr>
-      <w:tr>
-        <w:trPr>
-          <w:tblHeader w:val="false"/>
-        </w:trPr>
-        <w:tc>
-          <w:tcPr>
-            <w:tcW w:type="dxa" w:w="2340"/>
-            <w:tcMar>
-              <w:top w:type="dxa" w:w="80"/>
-              <w:left w:type="dxa" w:w="110"/>
-              <w:bottom w:type="dxa" w:w="80"/>
-              <w:right w:type="dxa" w:w="110"/>
-            </w:tcMar>
-          </w:tcPr>
-          <w:p>
-            <w:pPr>
-              <w:spacing w:after="40" w:before="40" w:line="300"/>
-            </w:pPr>
-            <w:r>
-              <w:rPr>
-                <w:rFonts w:ascii="Times New Roman" w:cs="Times New Roman" w:eastAsia="SimSun" w:hAnsi="Times New Roman"/>
-              </w:rPr>
-              <w:t xml:space="preserve">4000</w:t>
-            </w:r>
-          </w:p>
-        </w:tc>
-        <w:tc>
-          <w:tcPr>
-            <w:tcW w:type="dxa" w:w="2340"/>
-            <w:tcMar>
-              <w:top w:type="dxa" w:w="80"/>
-              <w:left w:type="dxa" w:w="110"/>
-              <w:bottom w:type="dxa" w:w="80"/>
-              <w:right w:type="dxa" w:w="110"/>
-            </w:tcMar>
-          </w:tcPr>
-          <w:p>
-            <w:pPr>
-              <w:spacing w:after="40" w:before="40" w:line="300"/>
-            </w:pPr>
-            <w:r>
-              <w:rPr>
-                <w:rFonts w:ascii="Times New Roman" w:cs="Times New Roman" w:eastAsia="SimSun" w:hAnsi="Times New Roman"/>
-              </w:rPr>
-              <w:t xml:space="preserve">0.0073</w:t>
-            </w:r>
-          </w:p>
-        </w:tc>
-        <w:tc>
-          <w:tcPr>
-            <w:tcW w:type="dxa" w:w="2340"/>
-            <w:tcMar>
-              <w:top w:type="dxa" w:w="80"/>
-              <w:left w:type="dxa" w:w="110"/>
-              <w:bottom w:type="dxa" w:w="80"/>
-              <w:right w:type="dxa" w:w="110"/>
-            </w:tcMar>
-          </w:tcPr>
-          <w:p>
-            <w:pPr>
-              <w:spacing w:after="40" w:before="40" w:line="300"/>
-            </w:pPr>
-            <w:r>
-              <w:rPr>
-                <w:rFonts w:ascii="Times New Roman" w:cs="Times New Roman" w:eastAsia="SimSun" w:hAnsi="Times New Roman"/>
-              </w:rPr>
-              <w:t xml:space="preserve">0.165</w:t>
-            </w:r>
-          </w:p>
-        </w:tc>
-        <w:tc>
-          <w:tcPr>
-            <w:tcW w:type="dxa" w:w="2340"/>
-            <w:tcMar>
-              <w:top w:type="dxa" w:w="80"/>
-              <w:left w:type="dxa" w:w="110"/>
-              <w:bottom w:type="dxa" w:w="80"/>
-              <w:right w:type="dxa" w:w="110"/>
-            </w:tcMar>
-          </w:tcPr>
-          <w:p>
-            <w:pPr>
-              <w:spacing w:after="40" w:before="40" w:line="300"/>
-            </w:pPr>
-            <w:r>
-              <w:rPr>
-                <w:rFonts w:ascii="Times New Roman" w:cs="Times New Roman" w:eastAsia="SimSun" w:hAnsi="Times New Roman"/>
-              </w:rPr>
-              <w:t xml:space="preserve">0.410 / 0.413 / 0.585</w:t>
-            </w:r>
-          </w:p>
-        </w:tc>
-      </w:tr>
-    </w:tbl>
-    <w:p>
-      <w:pPr>
-        <w:spacing w:after="160"/>
-      </w:pPr>
+        <w:drawing>
+          <wp:inline distT="0" distB="0" distL="0" distR="0">
+            <wp:extent cx="5943600" cy="2184471"/>
+            <wp:effectExtent t="0" r="0" b="0" l="0"/>
+            <wp:docPr id="1" name="" descr="" title=""/>
+            <wp:cNvGraphicFramePr>
+              <a:graphicFrameLocks xmlns:a="http://schemas.openxmlformats.org/drawingml/2006/main" noChangeAspect="1"/>
+            </wp:cNvGraphicFramePr>
+            <a:graphic xmlns:a="http://schemas.openxmlformats.org/drawingml/2006/main">
+              <a:graphicData uri="http://schemas.openxmlformats.org/drawingml/2006/picture">
+                <pic:pic xmlns:pic="http://schemas.openxmlformats.org/drawingml/2006/picture">
+                  <pic:nvPicPr>
+                    <pic:cNvPr id="0" name="" descr=""/>
+                    <pic:cNvPicPr>
+                      <a:picLocks noChangeAspect="1" noChangeArrowheads="1"/>
+                    </pic:cNvPicPr>
+                  </pic:nvPicPr>
+                  <pic:blipFill>
+                    <a:blip r:embed="rId7" cstate="none"/>
+                    <a:srcRect/>
+                    <a:stretch>
+                      <a:fillRect/>
+                    </a:stretch>
+                  </pic:blipFill>
+                  <pic:spPr bwMode="auto">
+                    <a:xfrm>
+                      <a:off x="0" y="0"/>
+                      <a:ext cx="5943600" cy="2184471"/>
+                    </a:xfrm>
+                    <a:prstGeom prst="rect">
+                      <a:avLst/>
+                    </a:prstGeom>
+                  </pic:spPr>
+                </pic:pic>
+              </a:graphicData>
+            </a:graphic>
+          </wp:inline>
+        </w:drawing>
+      </w:r>
     </w:p>
     <w:p>
       <w:pPr>
-        <w:spacing w:after="120" w:before="120" w:line="320"/>
-        <w:jc w:val="both"/>
+        <w:spacing w:after="200" w:before="0"/>
+        <w:jc w:val="left"/>
       </w:pPr>
       <w:r>
         <w:rPr>
           <w:rFonts w:ascii="Times New Roman" w:cs="Times New Roman" w:eastAsia="SimSun" w:hAnsi="Times New Roman"/>
-        </w:rPr>
-        <w:t xml:space="preserve">两个尺度是独立抽取的结构。EBCM 的偏差随 </w:t>
-      </w:r>
-      <w:r>
-        <w:rPr>
-          <w:rFonts w:ascii="Cambria Math" w:eastAsia="SimSun" w:hAnsi="Cambria Math"/>
-          <w:i/>
-          <w:iCs/>
+          <w:sz w:val="19"/>
+          <w:szCs w:val="19"/>
+        </w:rPr>
+        <w:t xml:space="preserve">图 1　有向超图 SIR 的含时演化，</w:t>
+      </w:r>
+      <w:r>
+        <w:rPr>
+          <w:rFonts w:ascii="Cambria Math" w:eastAsia="SimSun" w:hAnsi="Cambria Math"/>
+          <w:i/>
+          <w:iCs/>
+          <w:sz w:val="19"/>
+          <w:szCs w:val="19"/>
         </w:rPr>
         <w:t xml:space="preserve">N</w:t>
       </w:r>
       <w:r>
         <w:rPr>
-          <w:rFonts w:ascii="Times New Roman" w:cs="Times New Roman" w:eastAsia="SimSun" w:hAnsi="Times New Roman"/>
-        </w:rPr>
-        <w:t xml:space="preserve"> 增大约缩小五倍，终态误差由 </w:t>
-      </w:r>
-      <w:r>
-        <w:rPr>
-          <w:rFonts w:ascii="Cambria Math" w:eastAsia="SimSun" w:hAnsi="Cambria Math"/>
-          <w:i w:val="false"/>
-          <w:iCs w:val="false"/>
-        </w:rPr>
-        <w:t xml:space="preserve">12%</w:t>
-      </w:r>
-      <w:r>
-        <w:rPr>
-          <w:rFonts w:ascii="Times New Roman" w:cs="Times New Roman" w:eastAsia="SimSun" w:hAnsi="Times New Roman"/>
-        </w:rPr>
-        <w:t xml:space="preserve"> 降到 </w:t>
-      </w:r>
-      <w:r>
-        <w:rPr>
-          <w:rFonts w:ascii="Cambria Math" w:eastAsia="SimSun" w:hAnsi="Cambria Math"/>
-          <w:i w:val="false"/>
-          <w:iCs w:val="false"/>
-        </w:rPr>
-        <w:t xml:space="preserve">0.8%</w:t>
-      </w:r>
-      <w:r>
-        <w:rPr>
-          <w:rFonts w:ascii="Times New Roman" w:cs="Times New Roman" w:eastAsia="SimSun" w:hAnsi="Times New Roman"/>
-        </w:rPr>
-        <w:t xml:space="preserve">——树状闭合的误差应当且确实随 </w:t>
-      </w:r>
-      <w:r>
-        <w:rPr>
-          <w:rFonts w:ascii="Cambria Math" w:eastAsia="SimSun" w:hAnsi="Cambria Math"/>
-          <w:i/>
-          <w:iCs/>
-        </w:rPr>
-        <w:t xml:space="preserve">N</w:t>
-      </w:r>
-      <w:r>
-        <w:rPr>
-          <w:rFonts w:ascii="Times New Roman" w:cs="Times New Roman" w:eastAsia="SimSun" w:hAnsi="Times New Roman"/>
-        </w:rPr>
-        <w:t xml:space="preserve"> 消失；均场的偏差则几乎不随 </w:t>
-      </w:r>
-      <w:r>
-        <w:rPr>
-          <w:rFonts w:ascii="Cambria Math" w:eastAsia="SimSun" w:hAnsi="Cambria Math"/>
-          <w:i/>
-          <w:iCs/>
-        </w:rPr>
-        <w:t xml:space="preserve">N</w:t>
-      </w:r>
-      <w:r>
-        <w:rPr>
-          <w:rFonts w:ascii="Times New Roman" w:cs="Times New Roman" w:eastAsia="SimSun" w:hAnsi="Times New Roman"/>
-        </w:rPr>
-        <w:t xml:space="preserve"> 变化，说明那是闭合层级的误差而非有限尺寸效应。</w:t>
+          <w:rFonts w:ascii="Cambria Math" w:eastAsia="SimSun" w:hAnsi="Cambria Math"/>
+          <w:i w:val="false"/>
+          <w:iCs w:val="false"/>
+          <w:sz w:val="19"/>
+          <w:szCs w:val="19"/>
+        </w:rPr>
+        <w:t xml:space="preserve">=6000</w:t>
+      </w:r>
+      <w:r>
+        <w:rPr>
+          <w:rFonts w:ascii="Times New Roman" w:cs="Times New Roman" w:eastAsia="SimSun" w:hAnsi="Times New Roman"/>
+          <w:sz w:val="19"/>
+          <w:szCs w:val="19"/>
+        </w:rPr>
+        <w:t xml:space="preserve">、</w:t>
+      </w:r>
+      <w:r>
+        <w:rPr>
+          <w:rFonts w:ascii="Cambria Math" w:eastAsia="SimSun" w:hAnsi="Cambria Math"/>
+          <w:i w:val="false"/>
+          <w:iCs w:val="false"/>
+          <w:sz w:val="19"/>
+          <w:szCs w:val="19"/>
+        </w:rPr>
+        <w:t xml:space="preserve">τ=η=2</w:t>
+      </w:r>
+      <w:r>
+        <w:rPr>
+          <w:rFonts w:ascii="Times New Roman" w:cs="Times New Roman" w:eastAsia="SimSun" w:hAnsi="Times New Roman"/>
+          <w:sz w:val="19"/>
+          <w:szCs w:val="19"/>
+        </w:rPr>
+        <w:t xml:space="preserve">、</w:t>
+      </w:r>
+      <w:r>
+        <w:rPr>
+          <w:rFonts w:ascii="Cambria Math" w:eastAsia="SimSun" w:hAnsi="Cambria Math"/>
+          <w:i w:val="false"/>
+          <w:iCs w:val="false"/>
+          <w:sz w:val="19"/>
+          <w:szCs w:val="19"/>
+        </w:rPr>
+        <w:t xml:space="preserve">λ=1.6λ</w:t>
+      </w:r>
+      <w:r>
+        <w:rPr>
+          <w:rFonts w:ascii="Cambria Math" w:eastAsia="SimSun" w:hAnsi="Cambria Math"/>
+          <w:i w:val="false"/>
+          <w:iCs w:val="false"/>
+          <w:sz w:val="19"/>
+          <w:szCs w:val="19"/>
+          <w:vertAlign w:val="subscript"/>
+        </w:rPr>
+        <w:t xml:space="preserve">c</w:t>
+      </w:r>
+      <w:r>
+        <w:rPr>
+          <w:rFonts w:ascii="Times New Roman" w:cs="Times New Roman" w:eastAsia="SimSun" w:hAnsi="Times New Roman"/>
+          <w:sz w:val="19"/>
+          <w:szCs w:val="19"/>
+        </w:rPr>
+        <w:t xml:space="preserve">、初始感染比例 </w:t>
+      </w:r>
+      <w:r>
+        <w:rPr>
+          <w:rFonts w:ascii="Cambria Math" w:eastAsia="SimSun" w:hAnsi="Cambria Math"/>
+          <w:i w:val="false"/>
+          <w:iCs w:val="false"/>
+          <w:sz w:val="19"/>
+          <w:szCs w:val="19"/>
+        </w:rPr>
+        <w:t xml:space="preserve">ε=0.01</w:t>
+      </w:r>
+      <w:r>
+        <w:rPr>
+          <w:rFonts w:ascii="Times New Roman" w:cs="Times New Roman" w:eastAsia="SimSun" w:hAnsi="Times New Roman"/>
+          <w:sz w:val="19"/>
+          <w:szCs w:val="19"/>
+        </w:rPr>
+        <w:t xml:space="preserve">。黑线为 </w:t>
+      </w:r>
+      <w:r>
+        <w:rPr>
+          <w:rFonts w:ascii="Cambria Math" w:eastAsia="SimSun" w:hAnsi="Cambria Math"/>
+          <w:i w:val="false"/>
+          <w:iCs w:val="false"/>
+          <w:sz w:val="19"/>
+          <w:szCs w:val="19"/>
+        </w:rPr>
+        <w:t xml:space="preserve">400</w:t>
+      </w:r>
+      <w:r>
+        <w:rPr>
+          <w:rFonts w:ascii="Times New Roman" w:cs="Times New Roman" w:eastAsia="SimSun" w:hAnsi="Times New Roman"/>
+          <w:sz w:val="19"/>
+          <w:szCs w:val="19"/>
+        </w:rPr>
+        <w:t xml:space="preserve"> 次独立 Gillespie 实现的均值，灰带为 </w:t>
+      </w:r>
+      <w:r>
+        <w:rPr>
+          <w:rFonts w:ascii="Cambria Math" w:eastAsia="SimSun" w:hAnsi="Cambria Math"/>
+          <w:i w:val="false"/>
+          <w:iCs w:val="false"/>
+          <w:sz w:val="19"/>
+          <w:szCs w:val="19"/>
+        </w:rPr>
+        <w:t xml:space="preserve">95%</w:t>
+      </w:r>
+      <w:r>
+        <w:rPr>
+          <w:rFonts w:ascii="Times New Roman" w:cs="Times New Roman" w:eastAsia="SimSun" w:hAnsi="Times New Roman"/>
+          <w:sz w:val="19"/>
+          <w:szCs w:val="19"/>
+        </w:rPr>
+        <w:t xml:space="preserve"> 置信区间（窄于线宽）；蓝虚线为并发型 EBCM (29)，橙点线为均场闭合 (39)。(a) 易感比例；(b) 感染比例。</w:t>
       </w:r>
     </w:p>
     <w:p>
       <w:pPr>
-        <w:spacing w:after="120" w:before="120" w:line="320"/>
+        <w:spacing w:after="120" w:before="120" w:line="320" w:lineRule="auto"/>
         <w:jc w:val="both"/>
       </w:pPr>
       <w:r>
@@ -21074,1482 +20702,975 @@
           <w:b/>
           <w:bCs/>
         </w:rPr>
-        <w:t xml:space="preserve">阈值邻域。</w:t>
-      </w:r>
-      <w:r>
-        <w:rPr>
-          <w:rFonts w:ascii="Times New Roman" w:cs="Times New Roman" w:eastAsia="SimSun" w:hAnsi="Times New Roman"/>
-        </w:rPr>
-        <w:t xml:space="preserve"> (41) 预言均场的误差在 </w:t>
-      </w:r>
-      <w:r>
-        <w:rPr>
-          <w:rFonts w:ascii="Cambria Math" w:eastAsia="SimSun" w:hAnsi="Cambria Math"/>
-          <w:i w:val="false"/>
-          <w:iCs w:val="false"/>
-        </w:rPr>
-        <w:t xml:space="preserve">τκ→1</w:t>
-      </w:r>
-      <w:r>
-        <w:rPr>
-          <w:rFonts w:ascii="Cambria Math" w:eastAsia="SimSun" w:hAnsi="Cambria Math"/>
-          <w:i w:val="false"/>
-          <w:iCs w:val="false"/>
-          <w:vertAlign w:val="superscript"/>
-        </w:rPr>
-        <w:t xml:space="preserve">+</w:t>
-      </w:r>
-      <w:r>
-        <w:rPr>
-          <w:rFonts w:ascii="Times New Roman" w:cs="Times New Roman" w:eastAsia="SimSun" w:hAnsi="Times New Roman"/>
-        </w:rPr>
-        <w:t xml:space="preserve"> 时发散。在 </w:t>
-      </w:r>
-      <w:r>
-        <w:rPr>
-          <w:rFonts w:ascii="Cambria Math" w:eastAsia="SimSun" w:hAnsi="Cambria Math"/>
-          <w:i/>
-          <w:iCs/>
-        </w:rPr>
-        <w:t xml:space="preserve">N</w:t>
-      </w:r>
-      <w:r>
-        <w:rPr>
-          <w:rFonts w:ascii="Cambria Math" w:eastAsia="SimSun" w:hAnsi="Cambria Math"/>
-          <w:i w:val="false"/>
-          <w:iCs w:val="false"/>
-        </w:rPr>
-        <w:t xml:space="preserve">=8000</w:t>
-      </w:r>
-      <w:r>
-        <w:rPr>
-          <w:rFonts w:ascii="Times New Roman" w:cs="Times New Roman" w:eastAsia="SimSun" w:hAnsi="Times New Roman"/>
-        </w:rPr>
-        <w:t xml:space="preserve"> 上沿 </w:t>
-      </w:r>
-      <w:r>
-        <w:rPr>
-          <w:rFonts w:ascii="Cambria Math" w:eastAsia="SimSun" w:hAnsi="Cambria Math"/>
-          <w:i w:val="false"/>
-          <w:iCs w:val="false"/>
-        </w:rPr>
-        <w:t xml:space="preserve">λ/λ</w:t>
-      </w:r>
-      <w:r>
-        <w:rPr>
-          <w:rFonts w:ascii="Cambria Math" w:eastAsia="SimSun" w:hAnsi="Cambria Math"/>
-          <w:i w:val="false"/>
-          <w:iCs w:val="false"/>
-          <w:vertAlign w:val="subscript"/>
-        </w:rPr>
-        <w:t xml:space="preserve">c</w:t>
-      </w:r>
-      <w:r>
-        <w:rPr>
-          <w:rFonts w:ascii="Times New Roman" w:cs="Times New Roman" w:eastAsia="SimSun" w:hAnsi="Times New Roman"/>
-        </w:rPr>
-        <w:t xml:space="preserve"> 扫描终态规模：</w:t>
-      </w:r>
-    </w:p>
-    <w:tbl>
-      <w:tblPr>
-        <w:tblW w:type="dxa" w:w="9360"/>
-        <w:tblBorders>
-          <w:top w:val="single" w:color="auto" w:sz="4"/>
-          <w:left w:val="single" w:color="auto" w:sz="4"/>
-          <w:bottom w:val="single" w:color="auto" w:sz="4"/>
-          <w:right w:val="single" w:color="auto" w:sz="4"/>
-          <w:insideH w:val="single" w:color="auto" w:sz="4"/>
-          <w:insideV w:val="single" w:color="auto" w:sz="4"/>
-        </w:tblBorders>
-      </w:tblPr>
-      <w:tblGrid>
-        <w:gridCol w:w="1337"/>
-        <w:gridCol w:w="1337"/>
-        <w:gridCol w:w="1337"/>
-        <w:gridCol w:w="1337"/>
-        <w:gridCol w:w="1337"/>
-        <w:gridCol w:w="1337"/>
-        <w:gridCol w:w="1338"/>
-      </w:tblGrid>
-      <w:tr>
-        <w:trPr>
-          <w:tblHeader/>
-        </w:trPr>
-        <w:tc>
-          <w:tcPr>
-            <w:tcW w:type="dxa" w:w="1337"/>
-            <w:shd w:fill="E8ECF2" w:val="clear"/>
-            <w:tcMar>
-              <w:top w:type="dxa" w:w="80"/>
-              <w:left w:type="dxa" w:w="110"/>
-              <w:bottom w:type="dxa" w:w="80"/>
-              <w:right w:type="dxa" w:w="110"/>
-            </w:tcMar>
-          </w:tcPr>
-          <w:p>
-            <w:pPr>
-              <w:spacing w:after="40" w:before="40" w:line="300"/>
-            </w:pPr>
-            <w:r>
-              <w:rPr>
-                <w:rFonts w:ascii="Cambria Math" w:eastAsia="SimSun" w:hAnsi="Cambria Math"/>
-                <w:b/>
-                <w:bCs/>
-                <w:i w:val="false"/>
-                <w:iCs w:val="false"/>
-              </w:rPr>
-              <w:t xml:space="preserve">λ/λ</w:t>
-            </w:r>
-            <w:r>
-              <w:rPr>
-                <w:rFonts w:ascii="Cambria Math" w:eastAsia="SimSun" w:hAnsi="Cambria Math"/>
-                <w:b/>
-                <w:bCs/>
-                <w:i w:val="false"/>
-                <w:iCs w:val="false"/>
-                <w:vertAlign w:val="subscript"/>
-              </w:rPr>
-              <w:t xml:space="preserve">c</w:t>
-            </w:r>
-          </w:p>
-        </w:tc>
-        <w:tc>
-          <w:tcPr>
-            <w:tcW w:type="dxa" w:w="1337"/>
-            <w:shd w:fill="E8ECF2" w:val="clear"/>
-            <w:tcMar>
-              <w:top w:type="dxa" w:w="80"/>
-              <w:left w:type="dxa" w:w="110"/>
-              <w:bottom w:type="dxa" w:w="80"/>
-              <w:right w:type="dxa" w:w="110"/>
-            </w:tcMar>
-          </w:tcPr>
-          <w:p>
-            <w:pPr>
-              <w:spacing w:after="40" w:before="40" w:line="300"/>
-            </w:pPr>
-            <w:r>
-              <w:rPr>
-                <w:rFonts w:ascii="Times New Roman" w:cs="Times New Roman" w:eastAsia="SimSun" w:hAnsi="Times New Roman"/>
-                <w:b/>
-                <w:bCs/>
-              </w:rPr>
-              <w:t xml:space="preserve">0.7</w:t>
-            </w:r>
-          </w:p>
-        </w:tc>
-        <w:tc>
-          <w:tcPr>
-            <w:tcW w:type="dxa" w:w="1337"/>
-            <w:shd w:fill="E8ECF2" w:val="clear"/>
-            <w:tcMar>
-              <w:top w:type="dxa" w:w="80"/>
-              <w:left w:type="dxa" w:w="110"/>
-              <w:bottom w:type="dxa" w:w="80"/>
-              <w:right w:type="dxa" w:w="110"/>
-            </w:tcMar>
-          </w:tcPr>
-          <w:p>
-            <w:pPr>
-              <w:spacing w:after="40" w:before="40" w:line="300"/>
-            </w:pPr>
-            <w:r>
-              <w:rPr>
-                <w:rFonts w:ascii="Times New Roman" w:cs="Times New Roman" w:eastAsia="SimSun" w:hAnsi="Times New Roman"/>
-                <w:b/>
-                <w:bCs/>
-              </w:rPr>
-              <w:t xml:space="preserve">0.9</w:t>
-            </w:r>
-          </w:p>
-        </w:tc>
-        <w:tc>
-          <w:tcPr>
-            <w:tcW w:type="dxa" w:w="1337"/>
-            <w:shd w:fill="E8ECF2" w:val="clear"/>
-            <w:tcMar>
-              <w:top w:type="dxa" w:w="80"/>
-              <w:left w:type="dxa" w:w="110"/>
-              <w:bottom w:type="dxa" w:w="80"/>
-              <w:right w:type="dxa" w:w="110"/>
-            </w:tcMar>
-          </w:tcPr>
-          <w:p>
-            <w:pPr>
-              <w:spacing w:after="40" w:before="40" w:line="300"/>
-            </w:pPr>
-            <w:r>
-              <w:rPr>
-                <w:rFonts w:ascii="Times New Roman" w:cs="Times New Roman" w:eastAsia="SimSun" w:hAnsi="Times New Roman"/>
-                <w:b/>
-                <w:bCs/>
-              </w:rPr>
-              <w:t xml:space="preserve">1.0</w:t>
-            </w:r>
-          </w:p>
-        </w:tc>
-        <w:tc>
-          <w:tcPr>
-            <w:tcW w:type="dxa" w:w="1337"/>
-            <w:shd w:fill="E8ECF2" w:val="clear"/>
-            <w:tcMar>
-              <w:top w:type="dxa" w:w="80"/>
-              <w:left w:type="dxa" w:w="110"/>
-              <w:bottom w:type="dxa" w:w="80"/>
-              <w:right w:type="dxa" w:w="110"/>
-            </w:tcMar>
-          </w:tcPr>
-          <w:p>
-            <w:pPr>
-              <w:spacing w:after="40" w:before="40" w:line="300"/>
-            </w:pPr>
-            <w:r>
-              <w:rPr>
-                <w:rFonts w:ascii="Times New Roman" w:cs="Times New Roman" w:eastAsia="SimSun" w:hAnsi="Times New Roman"/>
-                <w:b/>
-                <w:bCs/>
-              </w:rPr>
-              <w:t xml:space="preserve">1.2</w:t>
-            </w:r>
-          </w:p>
-        </w:tc>
-        <w:tc>
-          <w:tcPr>
-            <w:tcW w:type="dxa" w:w="1337"/>
-            <w:shd w:fill="E8ECF2" w:val="clear"/>
-            <w:tcMar>
-              <w:top w:type="dxa" w:w="80"/>
-              <w:left w:type="dxa" w:w="110"/>
-              <w:bottom w:type="dxa" w:w="80"/>
-              <w:right w:type="dxa" w:w="110"/>
-            </w:tcMar>
-          </w:tcPr>
-          <w:p>
-            <w:pPr>
-              <w:spacing w:after="40" w:before="40" w:line="300"/>
-            </w:pPr>
-            <w:r>
-              <w:rPr>
-                <w:rFonts w:ascii="Times New Roman" w:cs="Times New Roman" w:eastAsia="SimSun" w:hAnsi="Times New Roman"/>
-                <w:b/>
-                <w:bCs/>
-              </w:rPr>
-              <w:t xml:space="preserve">1.6</w:t>
-            </w:r>
-          </w:p>
-        </w:tc>
-        <w:tc>
-          <w:tcPr>
-            <w:tcW w:type="dxa" w:w="1338"/>
-            <w:shd w:fill="E8ECF2" w:val="clear"/>
-            <w:tcMar>
-              <w:top w:type="dxa" w:w="80"/>
-              <w:left w:type="dxa" w:w="110"/>
-              <w:bottom w:type="dxa" w:w="80"/>
-              <w:right w:type="dxa" w:w="110"/>
-            </w:tcMar>
-          </w:tcPr>
-          <w:p>
-            <w:pPr>
-              <w:spacing w:after="40" w:before="40" w:line="300"/>
-            </w:pPr>
-            <w:r>
-              <w:rPr>
-                <w:rFonts w:ascii="Times New Roman" w:cs="Times New Roman" w:eastAsia="SimSun" w:hAnsi="Times New Roman"/>
-                <w:b/>
-                <w:bCs/>
-              </w:rPr>
-              <w:t xml:space="preserve">2.4</w:t>
-            </w:r>
-          </w:p>
-        </w:tc>
-      </w:tr>
-      <w:tr>
-        <w:trPr>
-          <w:tblHeader w:val="false"/>
-        </w:trPr>
-        <w:tc>
-          <w:tcPr>
-            <w:tcW w:type="dxa" w:w="1337"/>
-            <w:tcMar>
-              <w:top w:type="dxa" w:w="80"/>
-              <w:left w:type="dxa" w:w="110"/>
-              <w:bottom w:type="dxa" w:w="80"/>
-              <w:right w:type="dxa" w:w="110"/>
-            </w:tcMar>
-          </w:tcPr>
-          <w:p>
-            <w:pPr>
-              <w:spacing w:after="40" w:before="40" w:line="300"/>
-            </w:pPr>
-            <w:r>
-              <w:rPr>
-                <w:rFonts w:ascii="Times New Roman" w:cs="Times New Roman" w:eastAsia="SimSun" w:hAnsi="Times New Roman"/>
-              </w:rPr>
-              <w:t xml:space="preserve">仿真</w:t>
-            </w:r>
-          </w:p>
-        </w:tc>
-        <w:tc>
-          <w:tcPr>
-            <w:tcW w:type="dxa" w:w="1337"/>
-            <w:tcMar>
-              <w:top w:type="dxa" w:w="80"/>
-              <w:left w:type="dxa" w:w="110"/>
-              <w:bottom w:type="dxa" w:w="80"/>
-              <w:right w:type="dxa" w:w="110"/>
-            </w:tcMar>
-          </w:tcPr>
-          <w:p>
-            <w:pPr>
-              <w:spacing w:after="40" w:before="40" w:line="300"/>
-            </w:pPr>
-            <w:r>
-              <w:rPr>
-                <w:rFonts w:ascii="Times New Roman" w:cs="Times New Roman" w:eastAsia="SimSun" w:hAnsi="Times New Roman"/>
-              </w:rPr>
-              <w:t xml:space="preserve">0.0196</w:t>
-            </w:r>
-          </w:p>
-        </w:tc>
-        <w:tc>
-          <w:tcPr>
-            <w:tcW w:type="dxa" w:w="1337"/>
-            <w:tcMar>
-              <w:top w:type="dxa" w:w="80"/>
-              <w:left w:type="dxa" w:w="110"/>
-              <w:bottom w:type="dxa" w:w="80"/>
-              <w:right w:type="dxa" w:w="110"/>
-            </w:tcMar>
-          </w:tcPr>
-          <w:p>
-            <w:pPr>
-              <w:spacing w:after="40" w:before="40" w:line="300"/>
-            </w:pPr>
-            <w:r>
-              <w:rPr>
-                <w:rFonts w:ascii="Times New Roman" w:cs="Times New Roman" w:eastAsia="SimSun" w:hAnsi="Times New Roman"/>
-              </w:rPr>
-              <w:t xml:space="preserve">0.0449</w:t>
-            </w:r>
-          </w:p>
-        </w:tc>
-        <w:tc>
-          <w:tcPr>
-            <w:tcW w:type="dxa" w:w="1337"/>
-            <w:tcMar>
-              <w:top w:type="dxa" w:w="80"/>
-              <w:left w:type="dxa" w:w="110"/>
-              <w:bottom w:type="dxa" w:w="80"/>
-              <w:right w:type="dxa" w:w="110"/>
-            </w:tcMar>
-          </w:tcPr>
-          <w:p>
-            <w:pPr>
-              <w:spacing w:after="40" w:before="40" w:line="300"/>
-            </w:pPr>
-            <w:r>
-              <w:rPr>
-                <w:rFonts w:ascii="Times New Roman" w:cs="Times New Roman" w:eastAsia="SimSun" w:hAnsi="Times New Roman"/>
-              </w:rPr>
-              <w:t xml:space="preserve">0.0791</w:t>
-            </w:r>
-          </w:p>
-        </w:tc>
-        <w:tc>
-          <w:tcPr>
-            <w:tcW w:type="dxa" w:w="1337"/>
-            <w:tcMar>
-              <w:top w:type="dxa" w:w="80"/>
-              <w:left w:type="dxa" w:w="110"/>
-              <w:bottom w:type="dxa" w:w="80"/>
-              <w:right w:type="dxa" w:w="110"/>
-            </w:tcMar>
-          </w:tcPr>
-          <w:p>
-            <w:pPr>
-              <w:spacing w:after="40" w:before="40" w:line="300"/>
-            </w:pPr>
-            <w:r>
-              <w:rPr>
-                <w:rFonts w:ascii="Times New Roman" w:cs="Times New Roman" w:eastAsia="SimSun" w:hAnsi="Times New Roman"/>
-              </w:rPr>
-              <w:t xml:space="preserve">0.199</w:t>
-            </w:r>
-          </w:p>
-        </w:tc>
-        <w:tc>
-          <w:tcPr>
-            <w:tcW w:type="dxa" w:w="1337"/>
-            <w:tcMar>
-              <w:top w:type="dxa" w:w="80"/>
-              <w:left w:type="dxa" w:w="110"/>
-              <w:bottom w:type="dxa" w:w="80"/>
-              <w:right w:type="dxa" w:w="110"/>
-            </w:tcMar>
-          </w:tcPr>
-          <w:p>
-            <w:pPr>
-              <w:spacing w:after="40" w:before="40" w:line="300"/>
-            </w:pPr>
-            <w:r>
-              <w:rPr>
-                <w:rFonts w:ascii="Times New Roman" w:cs="Times New Roman" w:eastAsia="SimSun" w:hAnsi="Times New Roman"/>
-              </w:rPr>
-              <w:t xml:space="preserve">0.401</w:t>
-            </w:r>
-          </w:p>
-        </w:tc>
-        <w:tc>
-          <w:tcPr>
-            <w:tcW w:type="dxa" w:w="1338"/>
-            <w:tcMar>
-              <w:top w:type="dxa" w:w="80"/>
-              <w:left w:type="dxa" w:w="110"/>
-              <w:bottom w:type="dxa" w:w="80"/>
-              <w:right w:type="dxa" w:w="110"/>
-            </w:tcMar>
-          </w:tcPr>
-          <w:p>
-            <w:pPr>
-              <w:spacing w:after="40" w:before="40" w:line="300"/>
-            </w:pPr>
-            <w:r>
-              <w:rPr>
-                <w:rFonts w:ascii="Times New Roman" w:cs="Times New Roman" w:eastAsia="SimSun" w:hAnsi="Times New Roman"/>
-              </w:rPr>
-              <w:t xml:space="preserve">0.565</w:t>
-            </w:r>
-          </w:p>
-        </w:tc>
-      </w:tr>
-      <w:tr>
-        <w:trPr>
-          <w:tblHeader w:val="false"/>
-        </w:trPr>
-        <w:tc>
-          <w:tcPr>
-            <w:tcW w:type="dxa" w:w="1337"/>
-            <w:tcMar>
-              <w:top w:type="dxa" w:w="80"/>
-              <w:left w:type="dxa" w:w="110"/>
-              <w:bottom w:type="dxa" w:w="80"/>
-              <w:right w:type="dxa" w:w="110"/>
-            </w:tcMar>
-          </w:tcPr>
-          <w:p>
-            <w:pPr>
-              <w:spacing w:after="40" w:before="40" w:line="300"/>
-            </w:pPr>
-            <w:r>
-              <w:rPr>
-                <w:rFonts w:ascii="Times New Roman" w:cs="Times New Roman" w:eastAsia="SimSun" w:hAnsi="Times New Roman"/>
-              </w:rPr>
-              <w:t xml:space="preserve">EBCM</w:t>
-            </w:r>
-          </w:p>
-        </w:tc>
-        <w:tc>
-          <w:tcPr>
-            <w:tcW w:type="dxa" w:w="1337"/>
-            <w:tcMar>
-              <w:top w:type="dxa" w:w="80"/>
-              <w:left w:type="dxa" w:w="110"/>
-              <w:bottom w:type="dxa" w:w="80"/>
-              <w:right w:type="dxa" w:w="110"/>
-            </w:tcMar>
-          </w:tcPr>
-          <w:p>
-            <w:pPr>
-              <w:spacing w:after="40" w:before="40" w:line="300"/>
-            </w:pPr>
-            <w:r>
-              <w:rPr>
-                <w:rFonts w:ascii="Times New Roman" w:cs="Times New Roman" w:eastAsia="SimSun" w:hAnsi="Times New Roman"/>
-              </w:rPr>
-              <w:t xml:space="preserve">0.0197</w:t>
-            </w:r>
-          </w:p>
-        </w:tc>
-        <w:tc>
-          <w:tcPr>
-            <w:tcW w:type="dxa" w:w="1337"/>
-            <w:tcMar>
-              <w:top w:type="dxa" w:w="80"/>
-              <w:left w:type="dxa" w:w="110"/>
-              <w:bottom w:type="dxa" w:w="80"/>
-              <w:right w:type="dxa" w:w="110"/>
-            </w:tcMar>
-          </w:tcPr>
-          <w:p>
-            <w:pPr>
-              <w:spacing w:after="40" w:before="40" w:line="300"/>
-            </w:pPr>
-            <w:r>
-              <w:rPr>
-                <w:rFonts w:ascii="Times New Roman" w:cs="Times New Roman" w:eastAsia="SimSun" w:hAnsi="Times New Roman"/>
-              </w:rPr>
-              <w:t xml:space="preserve">0.0469</w:t>
-            </w:r>
-          </w:p>
-        </w:tc>
-        <w:tc>
-          <w:tcPr>
-            <w:tcW w:type="dxa" w:w="1337"/>
-            <w:tcMar>
-              <w:top w:type="dxa" w:w="80"/>
-              <w:left w:type="dxa" w:w="110"/>
-              <w:bottom w:type="dxa" w:w="80"/>
-              <w:right w:type="dxa" w:w="110"/>
-            </w:tcMar>
-          </w:tcPr>
-          <w:p>
-            <w:pPr>
-              <w:spacing w:after="40" w:before="40" w:line="300"/>
-            </w:pPr>
-            <w:r>
-              <w:rPr>
-                <w:rFonts w:ascii="Times New Roman" w:cs="Times New Roman" w:eastAsia="SimSun" w:hAnsi="Times New Roman"/>
-              </w:rPr>
-              <w:t xml:space="preserve">0.0862</w:t>
-            </w:r>
-          </w:p>
-        </w:tc>
-        <w:tc>
-          <w:tcPr>
-            <w:tcW w:type="dxa" w:w="1337"/>
-            <w:tcMar>
-              <w:top w:type="dxa" w:w="80"/>
-              <w:left w:type="dxa" w:w="110"/>
-              <w:bottom w:type="dxa" w:w="80"/>
-              <w:right w:type="dxa" w:w="110"/>
-            </w:tcMar>
-          </w:tcPr>
-          <w:p>
-            <w:pPr>
-              <w:spacing w:after="40" w:before="40" w:line="300"/>
-            </w:pPr>
-            <w:r>
-              <w:rPr>
-                <w:rFonts w:ascii="Times New Roman" w:cs="Times New Roman" w:eastAsia="SimSun" w:hAnsi="Times New Roman"/>
-              </w:rPr>
-              <w:t xml:space="preserve">0.213</w:t>
-            </w:r>
-          </w:p>
-        </w:tc>
-        <w:tc>
-          <w:tcPr>
-            <w:tcW w:type="dxa" w:w="1337"/>
-            <w:tcMar>
-              <w:top w:type="dxa" w:w="80"/>
-              <w:left w:type="dxa" w:w="110"/>
-              <w:bottom w:type="dxa" w:w="80"/>
-              <w:right w:type="dxa" w:w="110"/>
-            </w:tcMar>
-          </w:tcPr>
-          <w:p>
-            <w:pPr>
-              <w:spacing w:after="40" w:before="40" w:line="300"/>
-            </w:pPr>
-            <w:r>
-              <w:rPr>
-                <w:rFonts w:ascii="Times New Roman" w:cs="Times New Roman" w:eastAsia="SimSun" w:hAnsi="Times New Roman"/>
-              </w:rPr>
-              <w:t xml:space="preserve">0.401</w:t>
-            </w:r>
-          </w:p>
-        </w:tc>
-        <w:tc>
-          <w:tcPr>
-            <w:tcW w:type="dxa" w:w="1338"/>
-            <w:tcMar>
-              <w:top w:type="dxa" w:w="80"/>
-              <w:left w:type="dxa" w:w="110"/>
-              <w:bottom w:type="dxa" w:w="80"/>
-              <w:right w:type="dxa" w:w="110"/>
-            </w:tcMar>
-          </w:tcPr>
-          <w:p>
-            <w:pPr>
-              <w:spacing w:after="40" w:before="40" w:line="300"/>
-            </w:pPr>
-            <w:r>
-              <w:rPr>
-                <w:rFonts w:ascii="Times New Roman" w:cs="Times New Roman" w:eastAsia="SimSun" w:hAnsi="Times New Roman"/>
-              </w:rPr>
-              <w:t xml:space="preserve">0.566</w:t>
-            </w:r>
-          </w:p>
-        </w:tc>
-      </w:tr>
-      <w:tr>
-        <w:trPr>
-          <w:tblHeader w:val="false"/>
-        </w:trPr>
-        <w:tc>
-          <w:tcPr>
-            <w:tcW w:type="dxa" w:w="1337"/>
-            <w:tcMar>
-              <w:top w:type="dxa" w:w="80"/>
-              <w:left w:type="dxa" w:w="110"/>
-              <w:bottom w:type="dxa" w:w="80"/>
-              <w:right w:type="dxa" w:w="110"/>
-            </w:tcMar>
-          </w:tcPr>
-          <w:p>
-            <w:pPr>
-              <w:spacing w:after="40" w:before="40" w:line="300"/>
-            </w:pPr>
-            <w:r>
-              <w:rPr>
-                <w:rFonts w:ascii="Times New Roman" w:cs="Times New Roman" w:eastAsia="SimSun" w:hAnsi="Times New Roman"/>
-              </w:rPr>
-              <w:t xml:space="preserve">均场</w:t>
-            </w:r>
-          </w:p>
-        </w:tc>
-        <w:tc>
-          <w:tcPr>
-            <w:tcW w:type="dxa" w:w="1337"/>
-            <w:tcMar>
-              <w:top w:type="dxa" w:w="80"/>
-              <w:left w:type="dxa" w:w="110"/>
-              <w:bottom w:type="dxa" w:w="80"/>
-              <w:right w:type="dxa" w:w="110"/>
-            </w:tcMar>
-          </w:tcPr>
-          <w:p>
-            <w:pPr>
-              <w:spacing w:after="40" w:before="40" w:line="300"/>
-            </w:pPr>
-            <w:r>
-              <w:rPr>
-                <w:rFonts w:ascii="Times New Roman" w:cs="Times New Roman" w:eastAsia="SimSun" w:hAnsi="Times New Roman"/>
-              </w:rPr>
-              <w:t xml:space="preserve">0.0491</w:t>
-            </w:r>
-          </w:p>
-        </w:tc>
-        <w:tc>
-          <w:tcPr>
-            <w:tcW w:type="dxa" w:w="1337"/>
-            <w:tcMar>
-              <w:top w:type="dxa" w:w="80"/>
-              <w:left w:type="dxa" w:w="110"/>
-              <w:bottom w:type="dxa" w:w="80"/>
-              <w:right w:type="dxa" w:w="110"/>
-            </w:tcMar>
-          </w:tcPr>
-          <w:p>
-            <w:pPr>
-              <w:spacing w:after="40" w:before="40" w:line="300"/>
-            </w:pPr>
-            <w:r>
-              <w:rPr>
-                <w:rFonts w:ascii="Times New Roman" w:cs="Times New Roman" w:eastAsia="SimSun" w:hAnsi="Times New Roman"/>
-              </w:rPr>
-              <w:t xml:space="preserve">0.229</w:t>
-            </w:r>
-          </w:p>
-        </w:tc>
-        <w:tc>
-          <w:tcPr>
-            <w:tcW w:type="dxa" w:w="1337"/>
-            <w:tcMar>
-              <w:top w:type="dxa" w:w="80"/>
-              <w:left w:type="dxa" w:w="110"/>
-              <w:bottom w:type="dxa" w:w="80"/>
-              <w:right w:type="dxa" w:w="110"/>
-            </w:tcMar>
-          </w:tcPr>
-          <w:p>
-            <w:pPr>
-              <w:spacing w:after="40" w:before="40" w:line="300"/>
-            </w:pPr>
-            <w:r>
-              <w:rPr>
-                <w:rFonts w:ascii="Times New Roman" w:cs="Times New Roman" w:eastAsia="SimSun" w:hAnsi="Times New Roman"/>
-              </w:rPr>
-              <w:t xml:space="preserve">0.315</w:t>
-            </w:r>
-          </w:p>
-        </w:tc>
-        <w:tc>
-          <w:tcPr>
-            <w:tcW w:type="dxa" w:w="1337"/>
-            <w:tcMar>
-              <w:top w:type="dxa" w:w="80"/>
-              <w:left w:type="dxa" w:w="110"/>
-              <w:bottom w:type="dxa" w:w="80"/>
-              <w:right w:type="dxa" w:w="110"/>
-            </w:tcMar>
-          </w:tcPr>
-          <w:p>
-            <w:pPr>
-              <w:spacing w:after="40" w:before="40" w:line="300"/>
-            </w:pPr>
-            <w:r>
-              <w:rPr>
-                <w:rFonts w:ascii="Times New Roman" w:cs="Times New Roman" w:eastAsia="SimSun" w:hAnsi="Times New Roman"/>
-              </w:rPr>
-              <w:t xml:space="preserve">0.439</w:t>
-            </w:r>
-          </w:p>
-        </w:tc>
-        <w:tc>
-          <w:tcPr>
-            <w:tcW w:type="dxa" w:w="1337"/>
-            <w:tcMar>
-              <w:top w:type="dxa" w:w="80"/>
-              <w:left w:type="dxa" w:w="110"/>
-              <w:bottom w:type="dxa" w:w="80"/>
-              <w:right w:type="dxa" w:w="110"/>
-            </w:tcMar>
-          </w:tcPr>
-          <w:p>
-            <w:pPr>
-              <w:spacing w:after="40" w:before="40" w:line="300"/>
-            </w:pPr>
-            <w:r>
-              <w:rPr>
-                <w:rFonts w:ascii="Times New Roman" w:cs="Times New Roman" w:eastAsia="SimSun" w:hAnsi="Times New Roman"/>
-              </w:rPr>
-              <w:t xml:space="preserve">0.576</w:t>
-            </w:r>
-          </w:p>
-        </w:tc>
-        <w:tc>
-          <w:tcPr>
-            <w:tcW w:type="dxa" w:w="1338"/>
-            <w:tcMar>
-              <w:top w:type="dxa" w:w="80"/>
-              <w:left w:type="dxa" w:w="110"/>
-              <w:bottom w:type="dxa" w:w="80"/>
-              <w:right w:type="dxa" w:w="110"/>
-            </w:tcMar>
-          </w:tcPr>
-          <w:p>
-            <w:pPr>
-              <w:spacing w:after="40" w:before="40" w:line="300"/>
-            </w:pPr>
-            <w:r>
-              <w:rPr>
-                <w:rFonts w:ascii="Times New Roman" w:cs="Times New Roman" w:eastAsia="SimSun" w:hAnsi="Times New Roman"/>
-              </w:rPr>
-              <w:t xml:space="preserve">0.689</w:t>
-            </w:r>
-          </w:p>
-        </w:tc>
-      </w:tr>
-    </w:tbl>
-    <w:p>
-      <w:pPr>
-        <w:spacing w:after="160"/>
-      </w:pPr>
+        <w:t xml:space="preserve">定量校验。</w:t>
+      </w:r>
+      <w:r>
+        <w:rPr>
+          <w:rFonts w:ascii="Times New Roman" w:cs="Times New Roman" w:eastAsia="SimSun" w:hAnsi="Times New Roman"/>
+        </w:rPr>
+        <w:t xml:space="preserve"> 图 2 汇总三项定量比较。</w:t>
+      </w:r>
     </w:p>
     <w:p>
       <w:pPr>
-        <w:spacing w:after="120" w:before="120" w:line="320"/>
-        <w:jc w:val="both"/>
+        <w:spacing w:after="60" w:before="200" w:line="240" w:lineRule="auto"/>
+        <w:jc w:val="center"/>
       </w:pPr>
       <w:r>
-        <w:rPr>
-          <w:rFonts w:ascii="Times New Roman" w:cs="Times New Roman" w:eastAsia="SimSun" w:hAnsi="Times New Roman"/>
-        </w:rPr>
-        <w:t xml:space="preserve">EBCM 在整条扫描线上跟随仿真，包括阈值处本身；均场在 </w:t>
-      </w:r>
-      <w:r>
-        <w:rPr>
-          <w:rFonts w:ascii="Cambria Math" w:eastAsia="SimSun" w:hAnsi="Cambria Math"/>
-          <w:i w:val="false"/>
-          <w:iCs w:val="false"/>
-        </w:rPr>
-        <w:t xml:space="preserve">λ=0.9λ</w:t>
-      </w:r>
-      <w:r>
-        <w:rPr>
-          <w:rFonts w:ascii="Cambria Math" w:eastAsia="SimSun" w:hAnsi="Cambria Math"/>
-          <w:i w:val="false"/>
-          <w:iCs w:val="false"/>
-          <w:vertAlign w:val="subscript"/>
-        </w:rPr>
-        <w:t xml:space="preserve">c</w:t>
-      </w:r>
-      <w:r>
-        <w:rPr>
-          <w:rFonts w:ascii="Times New Roman" w:cs="Times New Roman" w:eastAsia="SimSun" w:hAnsi="Times New Roman"/>
-        </w:rPr>
-        <w:t xml:space="preserve"> 处高估五倍、在 </w:t>
-      </w:r>
-      <w:r>
-        <w:rPr>
-          <w:rFonts w:ascii="Cambria Math" w:eastAsia="SimSun" w:hAnsi="Cambria Math"/>
-          <w:i w:val="false"/>
-          <w:iCs w:val="false"/>
-        </w:rPr>
-        <w:t xml:space="preserve">λ</w:t>
-      </w:r>
-      <w:r>
-        <w:rPr>
-          <w:rFonts w:ascii="Cambria Math" w:eastAsia="SimSun" w:hAnsi="Cambria Math"/>
-          <w:i w:val="false"/>
-          <w:iCs w:val="false"/>
-          <w:vertAlign w:val="subscript"/>
-        </w:rPr>
-        <w:t xml:space="preserve">c</w:t>
-      </w:r>
-      <w:r>
-        <w:rPr>
-          <w:rFonts w:ascii="Times New Roman" w:cs="Times New Roman" w:eastAsia="SimSun" w:hAnsi="Times New Roman"/>
-        </w:rPr>
-        <w:t xml:space="preserve"> 处高估四倍，深超临界区才收敛到 </w:t>
-      </w:r>
-      <w:r>
-        <w:rPr>
-          <w:rFonts w:ascii="Cambria Math" w:eastAsia="SimSun" w:hAnsi="Cambria Math"/>
-          <w:i w:val="false"/>
-          <w:iCs w:val="false"/>
-        </w:rPr>
-        <w:t xml:space="preserve">1.2</w:t>
-      </w:r>
-      <w:r>
-        <w:rPr>
-          <w:rFonts w:ascii="Times New Roman" w:cs="Times New Roman" w:eastAsia="SimSun" w:hAnsi="Times New Roman"/>
-        </w:rPr>
-        <w:t xml:space="preserve"> 倍。这正是 (41) 所预言的形状：均场把阈值压低到 </w:t>
-      </w:r>
-      <w:r>
-        <w:rPr>
-          <w:rFonts w:ascii="Cambria Math" w:eastAsia="SimSun" w:hAnsi="Cambria Math"/>
-          <w:i w:val="false"/>
-          <w:iCs w:val="false"/>
-        </w:rPr>
-        <w:t xml:space="preserve">λ</w:t>
-      </w:r>
-      <w:r>
-        <w:rPr>
-          <w:rFonts w:ascii="Cambria Math" w:eastAsia="SimSun" w:hAnsi="Cambria Math"/>
-          <w:i w:val="false"/>
-          <w:iCs w:val="false"/>
-          <w:vertAlign w:val="subscript"/>
-        </w:rPr>
-        <w:t xml:space="preserve">c</w:t>
-      </w:r>
-      <w:r>
-        <w:rPr>
-          <w:rFonts w:ascii="Cambria Math" w:eastAsia="SimSun" w:hAnsi="Cambria Math"/>
-          <w:i w:val="false"/>
-          <w:iCs w:val="false"/>
-          <w:vertAlign w:val="superscript"/>
-        </w:rPr>
-        <w:t xml:space="preserve">MF</w:t>
-      </w:r>
-      <w:r>
-        <w:rPr>
-          <w:rFonts w:ascii="Cambria Math" w:eastAsia="SimSun" w:hAnsi="Cambria Math"/>
-          <w:i w:val="false"/>
-          <w:iCs w:val="false"/>
-        </w:rPr>
-        <w:t xml:space="preserve">=0.75λ</w:t>
-      </w:r>
-      <w:r>
-        <w:rPr>
-          <w:rFonts w:ascii="Cambria Math" w:eastAsia="SimSun" w:hAnsi="Cambria Math"/>
-          <w:i w:val="false"/>
-          <w:iCs w:val="false"/>
-          <w:vertAlign w:val="subscript"/>
-        </w:rPr>
-        <w:t xml:space="preserve">c</w:t>
-      </w:r>
-      <w:r>
-        <w:rPr>
-          <w:rFonts w:ascii="Times New Roman" w:cs="Times New Roman" w:eastAsia="SimSun" w:hAnsi="Times New Roman"/>
-        </w:rPr>
-        <w:t xml:space="preserve">，因而在真实的亚临界区已经给出宏观爆发。第 I 节所称"边基闭合相对均场的增益"由此定量化——增益不是均匀的百分数，而是集中在阈值邻域。</w:t>
+        <w:drawing>
+          <wp:inline distT="0" distB="0" distL="0" distR="0">
+            <wp:extent cx="5943600" cy="2017399"/>
+            <wp:effectExtent t="0" r="0" b="0" l="0"/>
+            <wp:docPr id="1" name="" descr="" title=""/>
+            <wp:cNvGraphicFramePr>
+              <a:graphicFrameLocks xmlns:a="http://schemas.openxmlformats.org/drawingml/2006/main" noChangeAspect="1"/>
+            </wp:cNvGraphicFramePr>
+            <a:graphic xmlns:a="http://schemas.openxmlformats.org/drawingml/2006/main">
+              <a:graphicData uri="http://schemas.openxmlformats.org/drawingml/2006/picture">
+                <pic:pic xmlns:pic="http://schemas.openxmlformats.org/drawingml/2006/picture">
+                  <pic:nvPicPr>
+                    <pic:cNvPr id="0" name="" descr=""/>
+                    <pic:cNvPicPr>
+                      <a:picLocks noChangeAspect="1" noChangeArrowheads="1"/>
+                    </pic:cNvPicPr>
+                  </pic:nvPicPr>
+                  <pic:blipFill>
+                    <a:blip r:embed="rId8" cstate="none"/>
+                    <a:srcRect/>
+                    <a:stretch>
+                      <a:fillRect/>
+                    </a:stretch>
+                  </pic:blipFill>
+                  <pic:spPr bwMode="auto">
+                    <a:xfrm>
+                      <a:off x="0" y="0"/>
+                      <a:ext cx="5943600" cy="2017399"/>
+                    </a:xfrm>
+                    <a:prstGeom prst="rect">
+                      <a:avLst/>
+                    </a:prstGeom>
+                  </pic:spPr>
+                </pic:pic>
+              </a:graphicData>
+            </a:graphic>
+          </wp:inline>
+        </w:drawing>
       </w:r>
     </w:p>
     <w:p>
       <w:pPr>
-        <w:spacing w:after="120" w:before="120" w:line="320"/>
-        <w:jc w:val="both"/>
+        <w:spacing w:after="200" w:before="0"/>
+        <w:jc w:val="left"/>
       </w:pPr>
       <w:r>
         <w:rPr>
           <w:rFonts w:ascii="Times New Roman" w:cs="Times New Roman" w:eastAsia="SimSun" w:hAnsi="Times New Roman"/>
-          <w:b/>
-          <w:bCs/>
-        </w:rPr>
-        <w:t xml:space="preserve">结构预言。</w:t>
-      </w:r>
-      <w:r>
-        <w:rPr>
-          <w:rFonts w:ascii="Times New Roman" w:cs="Times New Roman" w:eastAsia="SimSun" w:hAnsi="Times New Roman"/>
-        </w:rPr>
-        <w:t xml:space="preserve"> 保持两条边际度序列不变、只改变 </w:t>
-      </w:r>
-      <w:r>
-        <w:rPr>
-          <w:rFonts w:ascii="Cambria Math" w:eastAsia="SimSun" w:hAnsi="Cambria Math"/>
-          <w:i/>
-          <w:iCs/>
-        </w:rPr>
-        <w:t xml:space="preserve">k</w:t>
-      </w:r>
-      <w:r>
-        <w:rPr>
-          <w:rFonts w:ascii="Cambria Math" w:eastAsia="SimSun" w:hAnsi="Cambria Math"/>
-          <w:i w:val="false"/>
-          <w:iCs w:val="false"/>
-          <w:vertAlign w:val="subscript"/>
-        </w:rPr>
-        <w:t xml:space="preserve">in</w:t>
-      </w:r>
-      <w:r>
-        <w:rPr>
-          <w:rFonts w:ascii="Times New Roman" w:cs="Times New Roman" w:eastAsia="SimSun" w:hAnsi="Times New Roman"/>
-        </w:rPr>
-        <w:t xml:space="preserve"> 与 </w:t>
-      </w:r>
-      <w:r>
-        <w:rPr>
-          <w:rFonts w:ascii="Cambria Math" w:eastAsia="SimSun" w:hAnsi="Cambria Math"/>
-          <w:i/>
-          <w:iCs/>
-        </w:rPr>
-        <w:t xml:space="preserve">k</w:t>
-      </w:r>
-      <w:r>
-        <w:rPr>
-          <w:rFonts w:ascii="Cambria Math" w:eastAsia="SimSun" w:hAnsi="Cambria Math"/>
-          <w:i w:val="false"/>
-          <w:iCs w:val="false"/>
-          <w:vertAlign w:val="subscript"/>
-        </w:rPr>
-        <w:t xml:space="preserve">out</w:t>
-      </w:r>
-      <w:r>
-        <w:rPr>
-          <w:rFonts w:ascii="Times New Roman" w:cs="Times New Roman" w:eastAsia="SimSun" w:hAnsi="Times New Roman"/>
-        </w:rPr>
-        <w:t xml:space="preserve"> 在节点上的配对，</w:t>
-      </w:r>
-      <w:r>
-        <w:rPr>
-          <w:rFonts w:ascii="Cambria Math" w:eastAsia="SimSun" w:hAnsi="Cambria Math"/>
-          <w:i w:val="false"/>
-          <w:iCs w:val="false"/>
-        </w:rPr>
-        <w:t xml:space="preserve">τ=η=2</w:t>
-      </w:r>
-      <w:r>
-        <w:rPr>
-          <w:rFonts w:ascii="Times New Roman" w:cs="Times New Roman" w:eastAsia="SimSun" w:hAnsi="Times New Roman"/>
-        </w:rPr>
-        <w:t xml:space="preserve">：</w:t>
-      </w:r>
-    </w:p>
-    <w:tbl>
-      <w:tblPr>
-        <w:tblW w:type="dxa" w:w="9360"/>
-        <w:tblBorders>
-          <w:top w:val="single" w:color="auto" w:sz="4"/>
-          <w:left w:val="single" w:color="auto" w:sz="4"/>
-          <w:bottom w:val="single" w:color="auto" w:sz="4"/>
-          <w:right w:val="single" w:color="auto" w:sz="4"/>
-          <w:insideH w:val="single" w:color="auto" w:sz="4"/>
-          <w:insideV w:val="single" w:color="auto" w:sz="4"/>
-        </w:tblBorders>
-      </w:tblPr>
-      <w:tblGrid>
-        <w:gridCol w:w="1560"/>
-        <w:gridCol w:w="1560"/>
-        <w:gridCol w:w="1560"/>
-        <w:gridCol w:w="1560"/>
-        <w:gridCol w:w="1560"/>
-        <w:gridCol w:w="1560"/>
-      </w:tblGrid>
-      <w:tr>
-        <w:trPr>
-          <w:tblHeader/>
-        </w:trPr>
-        <w:tc>
-          <w:tcPr>
-            <w:tcW w:type="dxa" w:w="1560"/>
-            <w:shd w:fill="E8ECF2" w:val="clear"/>
-            <w:tcMar>
-              <w:top w:type="dxa" w:w="80"/>
-              <w:left w:type="dxa" w:w="110"/>
-              <w:bottom w:type="dxa" w:w="80"/>
-              <w:right w:type="dxa" w:w="110"/>
-            </w:tcMar>
-          </w:tcPr>
-          <w:p>
-            <w:pPr>
-              <w:spacing w:after="40" w:before="40" w:line="300"/>
-            </w:pPr>
-            <w:r>
-              <w:rPr>
-                <w:rFonts w:ascii="Cambria Math" w:eastAsia="SimSun" w:hAnsi="Cambria Math"/>
-                <w:b/>
-                <w:bCs/>
-                <w:i/>
-                <w:iCs/>
-              </w:rPr>
-              <w:t xml:space="preserve">r</w:t>
-            </w:r>
-            <w:r>
-              <w:rPr>
-                <w:rFonts w:ascii="Cambria Math" w:eastAsia="SimSun" w:hAnsi="Cambria Math"/>
-                <w:b/>
-                <w:bCs/>
-                <w:i w:val="false"/>
-                <w:iCs w:val="false"/>
-                <w:vertAlign w:val="subscript"/>
-              </w:rPr>
-              <w:t xml:space="preserve">io</w:t>
-            </w:r>
-          </w:p>
-        </w:tc>
-        <w:tc>
-          <w:tcPr>
-            <w:tcW w:type="dxa" w:w="1560"/>
-            <w:shd w:fill="E8ECF2" w:val="clear"/>
-            <w:tcMar>
-              <w:top w:type="dxa" w:w="80"/>
-              <w:left w:type="dxa" w:w="110"/>
-              <w:bottom w:type="dxa" w:w="80"/>
-              <w:right w:type="dxa" w:w="110"/>
-            </w:tcMar>
-          </w:tcPr>
-          <w:p>
-            <w:pPr>
-              <w:spacing w:after="40" w:before="40" w:line="300"/>
-            </w:pPr>
-            <w:r>
-              <w:rPr>
-                <w:rFonts w:ascii="Cambria Math" w:eastAsia="SimSun" w:hAnsi="Cambria Math"/>
-                <w:b/>
-                <w:bCs/>
-                <w:i w:val="false"/>
-                <w:iCs w:val="false"/>
-              </w:rPr>
-              <w:t xml:space="preserve">-0.795</w:t>
-            </w:r>
-          </w:p>
-        </w:tc>
-        <w:tc>
-          <w:tcPr>
-            <w:tcW w:type="dxa" w:w="1560"/>
-            <w:shd w:fill="E8ECF2" w:val="clear"/>
-            <w:tcMar>
-              <w:top w:type="dxa" w:w="80"/>
-              <w:left w:type="dxa" w:w="110"/>
-              <w:bottom w:type="dxa" w:w="80"/>
-              <w:right w:type="dxa" w:w="110"/>
-            </w:tcMar>
-          </w:tcPr>
-          <w:p>
-            <w:pPr>
-              <w:spacing w:after="40" w:before="40" w:line="300"/>
-            </w:pPr>
-            <w:r>
-              <w:rPr>
-                <w:rFonts w:ascii="Cambria Math" w:eastAsia="SimSun" w:hAnsi="Cambria Math"/>
-                <w:b/>
-                <w:bCs/>
-                <w:i w:val="false"/>
-                <w:iCs w:val="false"/>
-              </w:rPr>
-              <w:t xml:space="preserve">-0.394</w:t>
-            </w:r>
-          </w:p>
-        </w:tc>
-        <w:tc>
-          <w:tcPr>
-            <w:tcW w:type="dxa" w:w="1560"/>
-            <w:shd w:fill="E8ECF2" w:val="clear"/>
-            <w:tcMar>
-              <w:top w:type="dxa" w:w="80"/>
-              <w:left w:type="dxa" w:w="110"/>
-              <w:bottom w:type="dxa" w:w="80"/>
-              <w:right w:type="dxa" w:w="110"/>
-            </w:tcMar>
-          </w:tcPr>
-          <w:p>
-            <w:pPr>
-              <w:spacing w:after="40" w:before="40" w:line="300"/>
-            </w:pPr>
-            <w:r>
-              <w:rPr>
-                <w:rFonts w:ascii="Cambria Math" w:eastAsia="SimSun" w:hAnsi="Cambria Math"/>
-                <w:b/>
-                <w:bCs/>
-                <w:i w:val="false"/>
-                <w:iCs w:val="false"/>
-              </w:rPr>
-              <w:t xml:space="preserve">-0.027</w:t>
-            </w:r>
-          </w:p>
-        </w:tc>
-        <w:tc>
-          <w:tcPr>
-            <w:tcW w:type="dxa" w:w="1560"/>
-            <w:shd w:fill="E8ECF2" w:val="clear"/>
-            <w:tcMar>
-              <w:top w:type="dxa" w:w="80"/>
-              <w:left w:type="dxa" w:w="110"/>
-              <w:bottom w:type="dxa" w:w="80"/>
-              <w:right w:type="dxa" w:w="110"/>
-            </w:tcMar>
-          </w:tcPr>
-          <w:p>
-            <w:pPr>
-              <w:spacing w:after="40" w:before="40" w:line="300"/>
-            </w:pPr>
-            <w:r>
-              <w:rPr>
-                <w:rFonts w:ascii="Cambria Math" w:eastAsia="SimSun" w:hAnsi="Cambria Math"/>
-                <w:b/>
-                <w:bCs/>
-                <w:i w:val="false"/>
-                <w:iCs w:val="false"/>
-              </w:rPr>
-              <w:t xml:space="preserve">+0.387</w:t>
-            </w:r>
-          </w:p>
-        </w:tc>
-        <w:tc>
-          <w:tcPr>
-            <w:tcW w:type="dxa" w:w="1560"/>
-            <w:shd w:fill="E8ECF2" w:val="clear"/>
-            <w:tcMar>
-              <w:top w:type="dxa" w:w="80"/>
-              <w:left w:type="dxa" w:w="110"/>
-              <w:bottom w:type="dxa" w:w="80"/>
-              <w:right w:type="dxa" w:w="110"/>
-            </w:tcMar>
-          </w:tcPr>
-          <w:p>
-            <w:pPr>
-              <w:spacing w:after="40" w:before="40" w:line="300"/>
-            </w:pPr>
-            <w:r>
-              <w:rPr>
-                <w:rFonts w:ascii="Cambria Math" w:eastAsia="SimSun" w:hAnsi="Cambria Math"/>
-                <w:b/>
-                <w:bCs/>
-                <w:i w:val="false"/>
-                <w:iCs w:val="false"/>
-              </w:rPr>
-              <w:t xml:space="preserve">+0.795</w:t>
-            </w:r>
-          </w:p>
-        </w:tc>
-      </w:tr>
-      <w:tr>
-        <w:trPr>
-          <w:tblHeader w:val="false"/>
-        </w:trPr>
-        <w:tc>
-          <w:tcPr>
-            <w:tcW w:type="dxa" w:w="1560"/>
-            <w:tcMar>
-              <w:top w:type="dxa" w:w="80"/>
-              <w:left w:type="dxa" w:w="110"/>
-              <w:bottom w:type="dxa" w:w="80"/>
-              <w:right w:type="dxa" w:w="110"/>
-            </w:tcMar>
-          </w:tcPr>
-          <w:p>
-            <w:pPr>
-              <w:spacing w:after="40" w:before="40" w:line="300"/>
-            </w:pPr>
-            <w:r>
-              <w:rPr>
-                <w:rFonts w:ascii="Cambria Math" w:eastAsia="SimSun" w:hAnsi="Cambria Math"/>
-                <w:i w:val="false"/>
-                <w:iCs w:val="false"/>
-              </w:rPr>
-              <w:t xml:space="preserve">κ</w:t>
-            </w:r>
-          </w:p>
-        </w:tc>
-        <w:tc>
-          <w:tcPr>
-            <w:tcW w:type="dxa" w:w="1560"/>
-            <w:tcMar>
-              <w:top w:type="dxa" w:w="80"/>
-              <w:left w:type="dxa" w:w="110"/>
-              <w:bottom w:type="dxa" w:w="80"/>
-              <w:right w:type="dxa" w:w="110"/>
-            </w:tcMar>
-          </w:tcPr>
-          <w:p>
-            <w:pPr>
-              <w:spacing w:after="40" w:before="40" w:line="300"/>
-            </w:pPr>
-            <w:r>
-              <w:rPr>
-                <w:rFonts w:ascii="Times New Roman" w:cs="Times New Roman" w:eastAsia="SimSun" w:hAnsi="Times New Roman"/>
-              </w:rPr>
-              <w:t xml:space="preserve">1.197</w:t>
-            </w:r>
-          </w:p>
-        </w:tc>
-        <w:tc>
-          <w:tcPr>
-            <w:tcW w:type="dxa" w:w="1560"/>
-            <w:tcMar>
-              <w:top w:type="dxa" w:w="80"/>
-              <w:left w:type="dxa" w:w="110"/>
-              <w:bottom w:type="dxa" w:w="80"/>
-              <w:right w:type="dxa" w:w="110"/>
-            </w:tcMar>
-          </w:tcPr>
-          <w:p>
-            <w:pPr>
-              <w:spacing w:after="40" w:before="40" w:line="300"/>
-            </w:pPr>
-            <w:r>
-              <w:rPr>
-                <w:rFonts w:ascii="Times New Roman" w:cs="Times New Roman" w:eastAsia="SimSun" w:hAnsi="Times New Roman"/>
-              </w:rPr>
-              <w:t xml:space="preserve">1.596</w:t>
-            </w:r>
-          </w:p>
-        </w:tc>
-        <w:tc>
-          <w:tcPr>
-            <w:tcW w:type="dxa" w:w="1560"/>
-            <w:tcMar>
-              <w:top w:type="dxa" w:w="80"/>
-              <w:left w:type="dxa" w:w="110"/>
-              <w:bottom w:type="dxa" w:w="80"/>
-              <w:right w:type="dxa" w:w="110"/>
-            </w:tcMar>
-          </w:tcPr>
-          <w:p>
-            <w:pPr>
-              <w:spacing w:after="40" w:before="40" w:line="300"/>
-            </w:pPr>
-            <w:r>
-              <w:rPr>
-                <w:rFonts w:ascii="Times New Roman" w:cs="Times New Roman" w:eastAsia="SimSun" w:hAnsi="Times New Roman"/>
-              </w:rPr>
-              <w:t xml:space="preserve">2.013</w:t>
-            </w:r>
-          </w:p>
-        </w:tc>
-        <w:tc>
-          <w:tcPr>
-            <w:tcW w:type="dxa" w:w="1560"/>
-            <w:tcMar>
-              <w:top w:type="dxa" w:w="80"/>
-              <w:left w:type="dxa" w:w="110"/>
-              <w:bottom w:type="dxa" w:w="80"/>
-              <w:right w:type="dxa" w:w="110"/>
-            </w:tcMar>
-          </w:tcPr>
-          <w:p>
-            <w:pPr>
-              <w:spacing w:after="40" w:before="40" w:line="300"/>
-            </w:pPr>
-            <w:r>
-              <w:rPr>
-                <w:rFonts w:ascii="Times New Roman" w:cs="Times New Roman" w:eastAsia="SimSun" w:hAnsi="Times New Roman"/>
-              </w:rPr>
-              <w:t xml:space="preserve">2.372</w:t>
-            </w:r>
-          </w:p>
-        </w:tc>
-        <w:tc>
-          <w:tcPr>
-            <w:tcW w:type="dxa" w:w="1560"/>
-            <w:tcMar>
-              <w:top w:type="dxa" w:w="80"/>
-              <w:left w:type="dxa" w:w="110"/>
-              <w:bottom w:type="dxa" w:w="80"/>
-              <w:right w:type="dxa" w:w="110"/>
-            </w:tcMar>
-          </w:tcPr>
-          <w:p>
-            <w:pPr>
-              <w:spacing w:after="40" w:before="40" w:line="300"/>
-            </w:pPr>
-            <w:r>
-              <w:rPr>
-                <w:rFonts w:ascii="Times New Roman" w:cs="Times New Roman" w:eastAsia="SimSun" w:hAnsi="Times New Roman"/>
-              </w:rPr>
-              <w:t xml:space="preserve">2.790</w:t>
-            </w:r>
-          </w:p>
-        </w:tc>
-      </w:tr>
-      <w:tr>
-        <w:trPr>
-          <w:tblHeader w:val="false"/>
-        </w:trPr>
-        <w:tc>
-          <w:tcPr>
-            <w:tcW w:type="dxa" w:w="1560"/>
-            <w:tcMar>
-              <w:top w:type="dxa" w:w="80"/>
-              <w:left w:type="dxa" w:w="110"/>
-              <w:bottom w:type="dxa" w:w="80"/>
-              <w:right w:type="dxa" w:w="110"/>
-            </w:tcMar>
-          </w:tcPr>
-          <w:p>
-            <w:pPr>
-              <w:spacing w:after="40" w:before="40" w:line="300"/>
-            </w:pPr>
-            <w:r>
-              <w:rPr>
-                <w:rFonts w:ascii="Cambria Math" w:eastAsia="SimSun" w:hAnsi="Cambria Math"/>
-                <w:i w:val="false"/>
-                <w:iCs w:val="false"/>
-              </w:rPr>
-              <w:t xml:space="preserve">λ</w:t>
-            </w:r>
-            <w:r>
-              <w:rPr>
-                <w:rFonts w:ascii="Cambria Math" w:eastAsia="SimSun" w:hAnsi="Cambria Math"/>
-                <w:i w:val="false"/>
-                <w:iCs w:val="false"/>
-                <w:vertAlign w:val="subscript"/>
-              </w:rPr>
-              <w:t xml:space="preserve">c</w:t>
-            </w:r>
-          </w:p>
-        </w:tc>
-        <w:tc>
-          <w:tcPr>
-            <w:tcW w:type="dxa" w:w="1560"/>
-            <w:tcMar>
-              <w:top w:type="dxa" w:w="80"/>
-              <w:left w:type="dxa" w:w="110"/>
-              <w:bottom w:type="dxa" w:w="80"/>
-              <w:right w:type="dxa" w:w="110"/>
-            </w:tcMar>
-          </w:tcPr>
-          <w:p>
-            <w:pPr>
-              <w:spacing w:after="40" w:before="40" w:line="300"/>
-            </w:pPr>
-            <w:r>
-              <w:rPr>
-                <w:rFonts w:ascii="Times New Roman" w:cs="Times New Roman" w:eastAsia="SimSun" w:hAnsi="Times New Roman"/>
-              </w:rPr>
-              <w:t xml:space="preserve">0.717</w:t>
-            </w:r>
-          </w:p>
-        </w:tc>
-        <w:tc>
-          <w:tcPr>
-            <w:tcW w:type="dxa" w:w="1560"/>
-            <w:tcMar>
-              <w:top w:type="dxa" w:w="80"/>
-              <w:left w:type="dxa" w:w="110"/>
-              <w:bottom w:type="dxa" w:w="80"/>
-              <w:right w:type="dxa" w:w="110"/>
-            </w:tcMar>
-          </w:tcPr>
-          <w:p>
-            <w:pPr>
-              <w:spacing w:after="40" w:before="40" w:line="300"/>
-            </w:pPr>
-            <w:r>
-              <w:rPr>
-                <w:rFonts w:ascii="Times New Roman" w:cs="Times New Roman" w:eastAsia="SimSun" w:hAnsi="Times New Roman"/>
-              </w:rPr>
-              <w:t xml:space="preserve">0.456</w:t>
-            </w:r>
-          </w:p>
-        </w:tc>
-        <w:tc>
-          <w:tcPr>
-            <w:tcW w:type="dxa" w:w="1560"/>
-            <w:tcMar>
-              <w:top w:type="dxa" w:w="80"/>
-              <w:left w:type="dxa" w:w="110"/>
-              <w:bottom w:type="dxa" w:w="80"/>
-              <w:right w:type="dxa" w:w="110"/>
-            </w:tcMar>
-          </w:tcPr>
-          <w:p>
-            <w:pPr>
-              <w:spacing w:after="40" w:before="40" w:line="300"/>
-            </w:pPr>
-            <w:r>
-              <w:rPr>
-                <w:rFonts w:ascii="Times New Roman" w:cs="Times New Roman" w:eastAsia="SimSun" w:hAnsi="Times New Roman"/>
-              </w:rPr>
-              <w:t xml:space="preserve">0.330</w:t>
-            </w:r>
-          </w:p>
-        </w:tc>
-        <w:tc>
-          <w:tcPr>
-            <w:tcW w:type="dxa" w:w="1560"/>
-            <w:tcMar>
-              <w:top w:type="dxa" w:w="80"/>
-              <w:left w:type="dxa" w:w="110"/>
-              <w:bottom w:type="dxa" w:w="80"/>
-              <w:right w:type="dxa" w:w="110"/>
-            </w:tcMar>
-          </w:tcPr>
-          <w:p>
-            <w:pPr>
-              <w:spacing w:after="40" w:before="40" w:line="300"/>
-            </w:pPr>
-            <w:r>
-              <w:rPr>
-                <w:rFonts w:ascii="Times New Roman" w:cs="Times New Roman" w:eastAsia="SimSun" w:hAnsi="Times New Roman"/>
-              </w:rPr>
-              <w:t xml:space="preserve">0.267</w:t>
-            </w:r>
-          </w:p>
-        </w:tc>
-        <w:tc>
-          <w:tcPr>
-            <w:tcW w:type="dxa" w:w="1560"/>
-            <w:tcMar>
-              <w:top w:type="dxa" w:w="80"/>
-              <w:left w:type="dxa" w:w="110"/>
-              <w:bottom w:type="dxa" w:w="80"/>
-              <w:right w:type="dxa" w:w="110"/>
-            </w:tcMar>
-          </w:tcPr>
-          <w:p>
-            <w:pPr>
-              <w:spacing w:after="40" w:before="40" w:line="300"/>
-            </w:pPr>
-            <w:r>
-              <w:rPr>
-                <w:rFonts w:ascii="Times New Roman" w:cs="Times New Roman" w:eastAsia="SimSun" w:hAnsi="Times New Roman"/>
-              </w:rPr>
-              <w:t xml:space="preserve">0.218</w:t>
-            </w:r>
-          </w:p>
-        </w:tc>
-      </w:tr>
-    </w:tbl>
-    <w:p>
-      <w:pPr>
-        <w:spacing w:after="160"/>
-      </w:pPr>
+          <w:sz w:val="19"/>
+          <w:szCs w:val="19"/>
+        </w:rPr>
+        <w:t xml:space="preserve">图 2　闭合的定量校验。(a) </w:t>
+      </w:r>
+      <w:r>
+        <w:rPr>
+          <w:rFonts w:ascii="Cambria Math" w:eastAsia="SimSun" w:hAnsi="Cambria Math"/>
+          <w:i/>
+          <w:iCs/>
+          <w:sz w:val="19"/>
+          <w:szCs w:val="19"/>
+        </w:rPr>
+        <w:t xml:space="preserve">t</w:t>
+      </w:r>
+      <w:r>
+        <w:rPr>
+          <w:rFonts w:ascii="Cambria Math" w:eastAsia="SimSun" w:hAnsi="Cambria Math"/>
+          <w:i w:val="false"/>
+          <w:iCs w:val="false"/>
+          <w:sz w:val="19"/>
+          <w:szCs w:val="19"/>
+        </w:rPr>
+        <w:t xml:space="preserve">≤12</w:t>
+      </w:r>
+      <w:r>
+        <w:rPr>
+          <w:rFonts w:ascii="Times New Roman" w:cs="Times New Roman" w:eastAsia="SimSun" w:hAnsi="Times New Roman"/>
+          <w:sz w:val="19"/>
+          <w:szCs w:val="19"/>
+        </w:rPr>
+        <w:t xml:space="preserve"> 上 </w:t>
+      </w:r>
+      <w:r>
+        <w:rPr>
+          <w:rFonts w:ascii="Cambria Math" w:eastAsia="SimSun" w:hAnsi="Cambria Math"/>
+          <w:i/>
+          <w:iCs/>
+          <w:sz w:val="19"/>
+          <w:szCs w:val="19"/>
+        </w:rPr>
+        <w:t xml:space="preserve">S</w:t>
+      </w:r>
+      <w:r>
+        <w:rPr>
+          <w:rFonts w:ascii="Cambria Math" w:eastAsia="SimSun" w:hAnsi="Cambria Math"/>
+          <w:i w:val="false"/>
+          <w:iCs w:val="false"/>
+          <w:sz w:val="19"/>
+          <w:szCs w:val="19"/>
+        </w:rPr>
+        <w:t xml:space="preserve">(</w:t>
+      </w:r>
+      <w:r>
+        <w:rPr>
+          <w:rFonts w:ascii="Cambria Math" w:eastAsia="SimSun" w:hAnsi="Cambria Math"/>
+          <w:i/>
+          <w:iCs/>
+          <w:sz w:val="19"/>
+          <w:szCs w:val="19"/>
+        </w:rPr>
+        <w:t xml:space="preserve">t</w:t>
+      </w:r>
+      <w:r>
+        <w:rPr>
+          <w:rFonts w:ascii="Cambria Math" w:eastAsia="SimSun" w:hAnsi="Cambria Math"/>
+          <w:i w:val="false"/>
+          <w:iCs w:val="false"/>
+          <w:sz w:val="19"/>
+          <w:szCs w:val="19"/>
+        </w:rPr>
+        <w:t xml:space="preserve">)</w:t>
+      </w:r>
+      <w:r>
+        <w:rPr>
+          <w:rFonts w:ascii="Times New Roman" w:cs="Times New Roman" w:eastAsia="SimSun" w:hAnsi="Times New Roman"/>
+          <w:sz w:val="19"/>
+          <w:szCs w:val="19"/>
+        </w:rPr>
+        <w:t xml:space="preserve"> 的平均绝对偏差随系统规模的变化；除 </w:t>
+      </w:r>
+      <w:r>
+        <w:rPr>
+          <w:rFonts w:ascii="Cambria Math" w:eastAsia="SimSun" w:hAnsi="Cambria Math"/>
+          <w:i/>
+          <w:iCs/>
+          <w:sz w:val="19"/>
+          <w:szCs w:val="19"/>
+        </w:rPr>
+        <w:t xml:space="preserve">N</w:t>
+      </w:r>
+      <w:r>
+        <w:rPr>
+          <w:rFonts w:ascii="Times New Roman" w:cs="Times New Roman" w:eastAsia="SimSun" w:hAnsi="Times New Roman"/>
+          <w:sz w:val="19"/>
+          <w:szCs w:val="19"/>
+        </w:rPr>
+        <w:t xml:space="preserve"> 外生成参数、仿真次数与 </w:t>
+      </w:r>
+      <w:r>
+        <w:rPr>
+          <w:rFonts w:ascii="Cambria Math" w:eastAsia="SimSun" w:hAnsi="Cambria Math"/>
+          <w:i w:val="false"/>
+          <w:iCs w:val="false"/>
+          <w:sz w:val="19"/>
+          <w:szCs w:val="19"/>
+        </w:rPr>
+        <w:t xml:space="preserve">λ/λ</w:t>
+      </w:r>
+      <w:r>
+        <w:rPr>
+          <w:rFonts w:ascii="Cambria Math" w:eastAsia="SimSun" w:hAnsi="Cambria Math"/>
+          <w:i w:val="false"/>
+          <w:iCs w:val="false"/>
+          <w:sz w:val="19"/>
+          <w:szCs w:val="19"/>
+          <w:vertAlign w:val="subscript"/>
+        </w:rPr>
+        <w:t xml:space="preserve">c</w:t>
+      </w:r>
+      <w:r>
+        <w:rPr>
+          <w:rFonts w:ascii="Times New Roman" w:cs="Times New Roman" w:eastAsia="SimSun" w:hAnsi="Times New Roman"/>
+          <w:sz w:val="19"/>
+          <w:szCs w:val="19"/>
+        </w:rPr>
+        <w:t xml:space="preserve"> 全部固定，每点为 </w:t>
+      </w:r>
+      <w:r>
+        <w:rPr>
+          <w:rFonts w:ascii="Cambria Math" w:eastAsia="SimSun" w:hAnsi="Cambria Math"/>
+          <w:i w:val="false"/>
+          <w:iCs w:val="false"/>
+          <w:sz w:val="19"/>
+          <w:szCs w:val="19"/>
+        </w:rPr>
+        <w:t xml:space="preserve">4</w:t>
+      </w:r>
+      <w:r>
+        <w:rPr>
+          <w:rFonts w:ascii="Times New Roman" w:cs="Times New Roman" w:eastAsia="SimSun" w:hAnsi="Times New Roman"/>
+          <w:sz w:val="19"/>
+          <w:szCs w:val="19"/>
+        </w:rPr>
+        <w:t xml:space="preserve"> 个独立结构的均值，误差棒为结构间标准误，灰点划线为加权幂律拟合。(b) 终态规模随 </w:t>
+      </w:r>
+      <w:r>
+        <w:rPr>
+          <w:rFonts w:ascii="Cambria Math" w:eastAsia="SimSun" w:hAnsi="Cambria Math"/>
+          <w:i w:val="false"/>
+          <w:iCs w:val="false"/>
+          <w:sz w:val="19"/>
+          <w:szCs w:val="19"/>
+        </w:rPr>
+        <w:t xml:space="preserve">λ/λ</w:t>
+      </w:r>
+      <w:r>
+        <w:rPr>
+          <w:rFonts w:ascii="Cambria Math" w:eastAsia="SimSun" w:hAnsi="Cambria Math"/>
+          <w:i w:val="false"/>
+          <w:iCs w:val="false"/>
+          <w:sz w:val="19"/>
+          <w:szCs w:val="19"/>
+          <w:vertAlign w:val="subscript"/>
+        </w:rPr>
+        <w:t xml:space="preserve">c</w:t>
+      </w:r>
+      <w:r>
+        <w:rPr>
+          <w:rFonts w:ascii="Times New Roman" w:cs="Times New Roman" w:eastAsia="SimSun" w:hAnsi="Times New Roman"/>
+          <w:sz w:val="19"/>
+          <w:szCs w:val="19"/>
+        </w:rPr>
+        <w:t xml:space="preserve"> 的变化，</w:t>
+      </w:r>
+      <w:r>
+        <w:rPr>
+          <w:rFonts w:ascii="Cambria Math" w:eastAsia="SimSun" w:hAnsi="Cambria Math"/>
+          <w:i/>
+          <w:iCs/>
+          <w:sz w:val="19"/>
+          <w:szCs w:val="19"/>
+        </w:rPr>
+        <w:t xml:space="preserve">N</w:t>
+      </w:r>
+      <w:r>
+        <w:rPr>
+          <w:rFonts w:ascii="Cambria Math" w:eastAsia="SimSun" w:hAnsi="Cambria Math"/>
+          <w:i w:val="false"/>
+          <w:iCs w:val="false"/>
+          <w:sz w:val="19"/>
+          <w:szCs w:val="19"/>
+        </w:rPr>
+        <w:t xml:space="preserve">=6000</w:t>
+      </w:r>
+      <w:r>
+        <w:rPr>
+          <w:rFonts w:ascii="Times New Roman" w:cs="Times New Roman" w:eastAsia="SimSun" w:hAnsi="Times New Roman"/>
+          <w:sz w:val="19"/>
+          <w:szCs w:val="19"/>
+        </w:rPr>
+        <w:t xml:space="preserve">，每点 </w:t>
+      </w:r>
+      <w:r>
+        <w:rPr>
+          <w:rFonts w:ascii="Cambria Math" w:eastAsia="SimSun" w:hAnsi="Cambria Math"/>
+          <w:i w:val="false"/>
+          <w:iCs w:val="false"/>
+          <w:sz w:val="19"/>
+          <w:szCs w:val="19"/>
+        </w:rPr>
+        <w:t xml:space="preserve">400</w:t>
+      </w:r>
+      <w:r>
+        <w:rPr>
+          <w:rFonts w:ascii="Times New Roman" w:cs="Times New Roman" w:eastAsia="SimSun" w:hAnsi="Times New Roman"/>
+          <w:sz w:val="19"/>
+          <w:szCs w:val="19"/>
+        </w:rPr>
+        <w:t xml:space="preserve"> 次实现，误差棒为 </w:t>
+      </w:r>
+      <w:r>
+        <w:rPr>
+          <w:rFonts w:ascii="Cambria Math" w:eastAsia="SimSun" w:hAnsi="Cambria Math"/>
+          <w:i w:val="false"/>
+          <w:iCs w:val="false"/>
+          <w:sz w:val="19"/>
+          <w:szCs w:val="19"/>
+        </w:rPr>
+        <w:t xml:space="preserve">95%</w:t>
+      </w:r>
+      <w:r>
+        <w:rPr>
+          <w:rFonts w:ascii="Times New Roman" w:cs="Times New Roman" w:eastAsia="SimSun" w:hAnsi="Times New Roman"/>
+          <w:sz w:val="19"/>
+          <w:szCs w:val="19"/>
+        </w:rPr>
+        <w:t xml:space="preserve"> 置信区间。(c) 爆发阈值随入出度相关的变化，</w:t>
+      </w:r>
+      <w:r>
+        <w:rPr>
+          <w:rFonts w:ascii="Cambria Math" w:eastAsia="SimSun" w:hAnsi="Cambria Math"/>
+          <w:i/>
+          <w:iCs/>
+          <w:sz w:val="19"/>
+          <w:szCs w:val="19"/>
+        </w:rPr>
+        <w:t xml:space="preserve">N</w:t>
+      </w:r>
+      <w:r>
+        <w:rPr>
+          <w:rFonts w:ascii="Cambria Math" w:eastAsia="SimSun" w:hAnsi="Cambria Math"/>
+          <w:i w:val="false"/>
+          <w:iCs w:val="false"/>
+          <w:sz w:val="19"/>
+          <w:szCs w:val="19"/>
+        </w:rPr>
+        <w:t xml:space="preserve">=3000</w:t>
+      </w:r>
+      <w:r>
+        <w:rPr>
+          <w:rFonts w:ascii="Times New Roman" w:cs="Times New Roman" w:eastAsia="SimSun" w:hAnsi="Times New Roman"/>
+          <w:sz w:val="19"/>
+          <w:szCs w:val="19"/>
+        </w:rPr>
+        <w:t xml:space="preserve">，每点 </w:t>
+      </w:r>
+      <w:r>
+        <w:rPr>
+          <w:rFonts w:ascii="Cambria Math" w:eastAsia="SimSun" w:hAnsi="Cambria Math"/>
+          <w:i w:val="false"/>
+          <w:iCs w:val="false"/>
+          <w:sz w:val="19"/>
+          <w:szCs w:val="19"/>
+        </w:rPr>
+        <w:t xml:space="preserve">5</w:t>
+      </w:r>
+      <w:r>
+        <w:rPr>
+          <w:rFonts w:ascii="Times New Roman" w:cs="Times New Roman" w:eastAsia="SimSun" w:hAnsi="Times New Roman"/>
+          <w:sz w:val="19"/>
+          <w:szCs w:val="19"/>
+        </w:rPr>
+        <w:t xml:space="preserve"> 个独立双度序列，两个方向的误差棒均为标准误，实线为 (38)。</w:t>
+      </w:r>
     </w:p>
     <w:p>
       <w:pPr>
-        <w:spacing w:after="120" w:before="120" w:line="320"/>
+        <w:spacing w:after="120" w:before="120" w:line="320" w:lineRule="auto"/>
         <w:jc w:val="both"/>
       </w:pPr>
       <w:r>
         <w:rPr>
           <w:rFonts w:ascii="Times New Roman" w:cs="Times New Roman" w:eastAsia="SimSun" w:hAnsi="Times New Roman"/>
         </w:rPr>
-        <w:t xml:space="preserve">阈值在 </w:t>
+        <w:t xml:space="preserve">图 2(a) 分离出两种误差的不同性质。EBCM 的偏差按 </w:t>
+      </w:r>
+      <w:r>
+        <w:rPr>
+          <w:rFonts w:ascii="Cambria Math" w:eastAsia="SimSun" w:hAnsi="Cambria Math"/>
+          <w:i/>
+          <w:iCs/>
+        </w:rPr>
+        <w:t xml:space="preserve">N</w:t>
+      </w:r>
+      <w:r>
+        <w:rPr>
+          <w:rFonts w:ascii="Cambria Math" w:eastAsia="SimSun" w:hAnsi="Cambria Math"/>
+          <w:i w:val="false"/>
+          <w:iCs w:val="false"/>
+          <w:vertAlign w:val="superscript"/>
+        </w:rPr>
+        <w:t xml:space="preserve">-1.22±0.05</w:t>
+      </w:r>
+      <w:r>
+        <w:rPr>
+          <w:rFonts w:ascii="Times New Roman" w:cs="Times New Roman" w:eastAsia="SimSun" w:hAnsi="Times New Roman"/>
+        </w:rPr>
+        <w:t xml:space="preserve"> 衰减——树状闭合的误差源于位形模型中密度为 </w:t>
+      </w:r>
+      <w:r>
+        <w:rPr>
+          <w:rFonts w:ascii="Cambria Math" w:eastAsia="SimSun" w:hAnsi="Cambria Math"/>
+          <w:i/>
+          <w:iCs/>
+        </w:rPr>
+        <w:t xml:space="preserve">O</w:t>
+      </w:r>
+      <w:r>
+        <w:rPr>
+          <w:rFonts w:ascii="Cambria Math" w:eastAsia="SimSun" w:hAnsi="Cambria Math"/>
+          <w:i w:val="false"/>
+          <w:iCs w:val="false"/>
+        </w:rPr>
+        <w:t xml:space="preserve">(1/</w:t>
+      </w:r>
+      <w:r>
+        <w:rPr>
+          <w:rFonts w:ascii="Cambria Math" w:eastAsia="SimSun" w:hAnsi="Cambria Math"/>
+          <w:i/>
+          <w:iCs/>
+        </w:rPr>
+        <w:t xml:space="preserve">N</w:t>
+      </w:r>
+      <w:r>
+        <w:rPr>
+          <w:rFonts w:ascii="Cambria Math" w:eastAsia="SimSun" w:hAnsi="Cambria Math"/>
+          <w:i w:val="false"/>
+          <w:iCs w:val="false"/>
+        </w:rPr>
+        <w:t xml:space="preserve">)</w:t>
+      </w:r>
+      <w:r>
+        <w:rPr>
+          <w:rFonts w:ascii="Times New Roman" w:cs="Times New Roman" w:eastAsia="SimSun" w:hAnsi="Times New Roman"/>
+        </w:rPr>
+        <w:t xml:space="preserve"> 的短回路，随规模增大而消失。均场的偏差同样随 </w:t>
+      </w:r>
+      <w:r>
+        <w:rPr>
+          <w:rFonts w:ascii="Cambria Math" w:eastAsia="SimSun" w:hAnsi="Cambria Math"/>
+          <w:i/>
+          <w:iCs/>
+        </w:rPr>
+        <w:t xml:space="preserve">N</w:t>
+      </w:r>
+      <w:r>
+        <w:rPr>
+          <w:rFonts w:ascii="Times New Roman" w:cs="Times New Roman" w:eastAsia="SimSun" w:hAnsi="Times New Roman"/>
+        </w:rPr>
+        <w:t xml:space="preserve"> 下降（</w:t>
+      </w:r>
+      <w:r>
+        <w:rPr>
+          <w:rFonts w:ascii="Cambria Math" w:eastAsia="SimSun" w:hAnsi="Cambria Math"/>
+          <w:i w:val="false"/>
+          <w:iCs w:val="false"/>
+        </w:rPr>
+        <w:t xml:space="preserve">0.220→0.156</w:t>
+      </w:r>
+      <w:r>
+        <w:rPr>
+          <w:rFonts w:ascii="Times New Roman" w:cs="Times New Roman" w:eastAsia="SimSun" w:hAnsi="Times New Roman"/>
+        </w:rPr>
+        <w:t xml:space="preserve">），但按 </w:t>
+      </w:r>
+      <w:r>
+        <w:rPr>
+          <w:rFonts w:ascii="Cambria Math" w:eastAsia="SimSun" w:hAnsi="Cambria Math"/>
+          <w:i/>
+          <w:iCs/>
+        </w:rPr>
+        <w:t xml:space="preserve">a</w:t>
+      </w:r>
+      <w:r>
+        <w:rPr>
+          <w:rFonts w:ascii="Cambria Math" w:eastAsia="SimSun" w:hAnsi="Cambria Math"/>
+          <w:i w:val="false"/>
+          <w:iCs w:val="false"/>
+        </w:rPr>
+        <w:t xml:space="preserve">+</w:t>
+      </w:r>
+      <w:r>
+        <w:rPr>
+          <w:rFonts w:ascii="Cambria Math" w:eastAsia="SimSun" w:hAnsi="Cambria Math"/>
+          <w:i/>
+          <w:iCs/>
+        </w:rPr>
+        <w:t xml:space="preserve">b</w:t>
+      </w:r>
+      <w:r>
+        <w:rPr>
+          <w:rFonts w:ascii="Cambria Math" w:eastAsia="SimSun" w:hAnsi="Cambria Math"/>
+          <w:i w:val="false"/>
+          <w:iCs w:val="false"/>
+        </w:rPr>
+        <w:t xml:space="preserve">/</w:t>
+      </w:r>
+      <w:r>
+        <w:rPr>
+          <w:rFonts w:ascii="Cambria Math" w:eastAsia="SimSun" w:hAnsi="Cambria Math"/>
+          <w:i/>
+          <w:iCs/>
+        </w:rPr>
+        <w:t xml:space="preserve">N</w:t>
+      </w:r>
+      <w:r>
+        <w:rPr>
+          <w:rFonts w:ascii="Times New Roman" w:cs="Times New Roman" w:eastAsia="SimSun" w:hAnsi="Times New Roman"/>
+        </w:rPr>
+        <w:t xml:space="preserve"> 外推收敛到非零平台 </w:t>
+      </w:r>
+      <w:r>
+        <w:rPr>
+          <w:rFonts w:ascii="Cambria Math" w:eastAsia="SimSun" w:hAnsi="Cambria Math"/>
+          <w:i/>
+          <w:iCs/>
+        </w:rPr>
+        <w:t xml:space="preserve">a</w:t>
+      </w:r>
+      <w:r>
+        <w:rPr>
+          <w:rFonts w:ascii="Cambria Math" w:eastAsia="SimSun" w:hAnsi="Cambria Math"/>
+          <w:i w:val="false"/>
+          <w:iCs w:val="false"/>
+        </w:rPr>
+        <w:t xml:space="preserve">≈0.147</w:t>
+      </w:r>
+      <w:r>
+        <w:rPr>
+          <w:rFonts w:ascii="Times New Roman" w:cs="Times New Roman" w:eastAsia="SimSun" w:hAnsi="Times New Roman"/>
+        </w:rPr>
+        <w:t xml:space="preserve">。两者因而不是同一类误差：EBCM 的可以靠增大系统消除，均场的不能，因为那是闭合层级的误差。</w:t>
+      </w:r>
+      <w:r>
+        <w:rPr>
+          <w:rFonts w:ascii="Cambria Math" w:eastAsia="SimSun" w:hAnsi="Cambria Math"/>
+          <w:i/>
+          <w:iCs/>
+        </w:rPr>
+        <w:t xml:space="preserve">N</w:t>
+      </w:r>
+      <w:r>
+        <w:rPr>
+          <w:rFonts w:ascii="Cambria Math" w:eastAsia="SimSun" w:hAnsi="Cambria Math"/>
+          <w:i w:val="false"/>
+          <w:iCs w:val="false"/>
+        </w:rPr>
+        <w:t xml:space="preserve">=4000</w:t>
+      </w:r>
+      <w:r>
+        <w:rPr>
+          <w:rFonts w:ascii="Times New Roman" w:cs="Times New Roman" w:eastAsia="SimSun" w:hAnsi="Times New Roman"/>
+        </w:rPr>
+        <w:t xml:space="preserve"> 时二者相差 </w:t>
+      </w:r>
+      <w:r>
+        <w:rPr>
+          <w:rFonts w:ascii="Cambria Math" w:eastAsia="SimSun" w:hAnsi="Cambria Math"/>
+          <w:i w:val="false"/>
+          <w:iCs w:val="false"/>
+        </w:rPr>
+        <w:t xml:space="preserve">28</w:t>
+      </w:r>
+      <w:r>
+        <w:rPr>
+          <w:rFonts w:ascii="Times New Roman" w:cs="Times New Roman" w:eastAsia="SimSun" w:hAnsi="Times New Roman"/>
+        </w:rPr>
+        <w:t xml:space="preserve"> 倍。</w:t>
+      </w:r>
+    </w:p>
+    <w:p>
+      <w:pPr>
+        <w:spacing w:after="120" w:before="120" w:line="320" w:lineRule="auto"/>
+        <w:jc w:val="both"/>
+      </w:pPr>
+      <w:r>
+        <w:rPr>
+          <w:rFonts w:ascii="Times New Roman" w:cs="Times New Roman" w:eastAsia="SimSun" w:hAnsi="Times New Roman"/>
+        </w:rPr>
+        <w:t xml:space="preserve">图 2(b) 检验 (41) 所预言的形状——均场的误差集中在阈值邻域。均场把阈值压低到 </w:t>
+      </w:r>
+      <w:r>
+        <w:rPr>
+          <w:rFonts w:ascii="Cambria Math" w:eastAsia="SimSun" w:hAnsi="Cambria Math"/>
+          <w:i w:val="false"/>
+          <w:iCs w:val="false"/>
+        </w:rPr>
+        <w:t xml:space="preserve">λ</w:t>
+      </w:r>
+      <w:r>
+        <w:rPr>
+          <w:rFonts w:ascii="Cambria Math" w:eastAsia="SimSun" w:hAnsi="Cambria Math"/>
+          <w:i w:val="false"/>
+          <w:iCs w:val="false"/>
+          <w:vertAlign w:val="subscript"/>
+        </w:rPr>
+        <w:t xml:space="preserve">c</w:t>
+      </w:r>
+      <w:r>
+        <w:rPr>
+          <w:rFonts w:ascii="Cambria Math" w:eastAsia="SimSun" w:hAnsi="Cambria Math"/>
+          <w:i w:val="false"/>
+          <w:iCs w:val="false"/>
+          <w:vertAlign w:val="superscript"/>
+        </w:rPr>
+        <w:t xml:space="preserve">MF</w:t>
+      </w:r>
+      <w:r>
+        <w:rPr>
+          <w:rFonts w:ascii="Cambria Math" w:eastAsia="SimSun" w:hAnsi="Cambria Math"/>
+          <w:i w:val="false"/>
+          <w:iCs w:val="false"/>
+        </w:rPr>
+        <w:t xml:space="preserve">=0.75λ</w:t>
+      </w:r>
+      <w:r>
+        <w:rPr>
+          <w:rFonts w:ascii="Cambria Math" w:eastAsia="SimSun" w:hAnsi="Cambria Math"/>
+          <w:i w:val="false"/>
+          <w:iCs w:val="false"/>
+          <w:vertAlign w:val="subscript"/>
+        </w:rPr>
+        <w:t xml:space="preserve">c</w:t>
+      </w:r>
+      <w:r>
+        <w:rPr>
+          <w:rFonts w:ascii="Times New Roman" w:cs="Times New Roman" w:eastAsia="SimSun" w:hAnsi="Times New Roman"/>
+        </w:rPr>
+        <w:t xml:space="preserve">，因而在真实的亚临界区已给出宏观爆发：</w:t>
+      </w:r>
+      <w:r>
+        <w:rPr>
+          <w:rFonts w:ascii="Cambria Math" w:eastAsia="SimSun" w:hAnsi="Cambria Math"/>
+          <w:i w:val="false"/>
+          <w:iCs w:val="false"/>
+        </w:rPr>
+        <w:t xml:space="preserve">λ=0.9λ</w:t>
+      </w:r>
+      <w:r>
+        <w:rPr>
+          <w:rFonts w:ascii="Cambria Math" w:eastAsia="SimSun" w:hAnsi="Cambria Math"/>
+          <w:i w:val="false"/>
+          <w:iCs w:val="false"/>
+          <w:vertAlign w:val="subscript"/>
+        </w:rPr>
+        <w:t xml:space="preserve">c</w:t>
+      </w:r>
+      <w:r>
+        <w:rPr>
+          <w:rFonts w:ascii="Times New Roman" w:cs="Times New Roman" w:eastAsia="SimSun" w:hAnsi="Times New Roman"/>
+        </w:rPr>
+        <w:t xml:space="preserve"> 处高估 </w:t>
+      </w:r>
+      <w:r>
+        <w:rPr>
+          <w:rFonts w:ascii="Cambria Math" w:eastAsia="SimSun" w:hAnsi="Cambria Math"/>
+          <w:i w:val="false"/>
+          <w:iCs w:val="false"/>
+        </w:rPr>
+        <w:t xml:space="preserve">5.1</w:t>
+      </w:r>
+      <w:r>
+        <w:rPr>
+          <w:rFonts w:ascii="Times New Roman" w:cs="Times New Roman" w:eastAsia="SimSun" w:hAnsi="Times New Roman"/>
+        </w:rPr>
+        <w:t xml:space="preserve"> 倍、</w:t>
+      </w:r>
+      <w:r>
+        <w:rPr>
+          <w:rFonts w:ascii="Cambria Math" w:eastAsia="SimSun" w:hAnsi="Cambria Math"/>
+          <w:i w:val="false"/>
+          <w:iCs w:val="false"/>
+        </w:rPr>
+        <w:t xml:space="preserve">λ=λ</w:t>
+      </w:r>
+      <w:r>
+        <w:rPr>
+          <w:rFonts w:ascii="Cambria Math" w:eastAsia="SimSun" w:hAnsi="Cambria Math"/>
+          <w:i w:val="false"/>
+          <w:iCs w:val="false"/>
+          <w:vertAlign w:val="subscript"/>
+        </w:rPr>
+        <w:t xml:space="preserve">c</w:t>
+      </w:r>
+      <w:r>
+        <w:rPr>
+          <w:rFonts w:ascii="Times New Roman" w:cs="Times New Roman" w:eastAsia="SimSun" w:hAnsi="Times New Roman"/>
+        </w:rPr>
+        <w:t xml:space="preserve"> 处高估 </w:t>
+      </w:r>
+      <w:r>
+        <w:rPr>
+          <w:rFonts w:ascii="Cambria Math" w:eastAsia="SimSun" w:hAnsi="Cambria Math"/>
+          <w:i w:val="false"/>
+          <w:iCs w:val="false"/>
+        </w:rPr>
+        <w:t xml:space="preserve">4.3</w:t>
+      </w:r>
+      <w:r>
+        <w:rPr>
+          <w:rFonts w:ascii="Times New Roman" w:cs="Times New Roman" w:eastAsia="SimSun" w:hAnsi="Times New Roman"/>
+        </w:rPr>
+        <w:t xml:space="preserve"> 倍，深超临界区才收敛到 </w:t>
+      </w:r>
+      <w:r>
+        <w:rPr>
+          <w:rFonts w:ascii="Cambria Math" w:eastAsia="SimSun" w:hAnsi="Cambria Math"/>
+          <w:i w:val="false"/>
+          <w:iCs w:val="false"/>
+        </w:rPr>
+        <w:t xml:space="preserve">1.2</w:t>
+      </w:r>
+      <w:r>
+        <w:rPr>
+          <w:rFonts w:ascii="Times New Roman" w:cs="Times New Roman" w:eastAsia="SimSun" w:hAnsi="Times New Roman"/>
+        </w:rPr>
+        <w:t xml:space="preserve"> 倍。第 I 节所称"边基闭合相对均场的增益"由此定量化：增益不是均匀的百分数，而集中在最需要理论的区域。</w:t>
+      </w:r>
+    </w:p>
+    <w:p>
+      <w:pPr>
+        <w:spacing w:after="120" w:before="120" w:line="320" w:lineRule="auto"/>
+        <w:jc w:val="both"/>
+      </w:pPr>
+      <w:r>
+        <w:rPr>
+          <w:rFonts w:ascii="Times New Roman" w:cs="Times New Roman" w:eastAsia="SimSun" w:hAnsi="Times New Roman"/>
+        </w:rPr>
+        <w:t xml:space="preserve">同一张图也暴露出 EBCM 自身的限度，须如实报告。深超临界区（</w:t>
+      </w:r>
+      <w:r>
+        <w:rPr>
+          <w:rFonts w:ascii="Cambria Math" w:eastAsia="SimSun" w:hAnsi="Cambria Math"/>
+          <w:i w:val="false"/>
+          <w:iCs w:val="false"/>
+        </w:rPr>
+        <w:t xml:space="preserve">λ≥1.6λ</w:t>
+      </w:r>
+      <w:r>
+        <w:rPr>
+          <w:rFonts w:ascii="Cambria Math" w:eastAsia="SimSun" w:hAnsi="Cambria Math"/>
+          <w:i w:val="false"/>
+          <w:iCs w:val="false"/>
+          <w:vertAlign w:val="subscript"/>
+        </w:rPr>
+        <w:t xml:space="preserve">c</w:t>
+      </w:r>
+      <w:r>
+        <w:rPr>
+          <w:rFonts w:ascii="Times New Roman" w:cs="Times New Roman" w:eastAsia="SimSun" w:hAnsi="Times New Roman"/>
+        </w:rPr>
+        <w:t xml:space="preserve">）与深亚临界区的偏差在 </w:t>
+      </w:r>
+      <w:r>
+        <w:rPr>
+          <w:rFonts w:ascii="Cambria Math" w:eastAsia="SimSun" w:hAnsi="Cambria Math"/>
+          <w:i w:val="false"/>
+          <w:iCs w:val="false"/>
+        </w:rPr>
+        <w:t xml:space="preserve">0.7%</w:t>
+      </w:r>
+      <w:r>
+        <w:rPr>
+          <w:rFonts w:ascii="Times New Roman" w:cs="Times New Roman" w:eastAsia="SimSun" w:hAnsi="Times New Roman"/>
+        </w:rPr>
+        <w:t xml:space="preserve"> 以内，但在 </w:t>
+      </w:r>
+      <w:r>
+        <w:rPr>
+          <w:rFonts w:ascii="Cambria Math" w:eastAsia="SimSun" w:hAnsi="Cambria Math"/>
+          <w:i w:val="false"/>
+          <w:iCs w:val="false"/>
+        </w:rPr>
+        <w:t xml:space="preserve">λ=λ</w:t>
+      </w:r>
+      <w:r>
+        <w:rPr>
+          <w:rFonts w:ascii="Cambria Math" w:eastAsia="SimSun" w:hAnsi="Cambria Math"/>
+          <w:i w:val="false"/>
+          <w:iCs w:val="false"/>
+          <w:vertAlign w:val="subscript"/>
+        </w:rPr>
+        <w:t xml:space="preserve">c</w:t>
+      </w:r>
+      <w:r>
+        <w:rPr>
+          <w:rFonts w:ascii="Times New Roman" w:cs="Times New Roman" w:eastAsia="SimSun" w:hAnsi="Times New Roman"/>
+        </w:rPr>
+        <w:t xml:space="preserve"> 与 </w:t>
+      </w:r>
+      <w:r>
+        <w:rPr>
+          <w:rFonts w:ascii="Cambria Math" w:eastAsia="SimSun" w:hAnsi="Cambria Math"/>
+          <w:i w:val="false"/>
+          <w:iCs w:val="false"/>
+        </w:rPr>
+        <w:t xml:space="preserve">1.1λ</w:t>
+      </w:r>
+      <w:r>
+        <w:rPr>
+          <w:rFonts w:ascii="Cambria Math" w:eastAsia="SimSun" w:hAnsi="Cambria Math"/>
+          <w:i w:val="false"/>
+          <w:iCs w:val="false"/>
+          <w:vertAlign w:val="subscript"/>
+        </w:rPr>
+        <w:t xml:space="preserve">c</w:t>
+      </w:r>
+      <w:r>
+        <w:rPr>
+          <w:rFonts w:ascii="Times New Roman" w:cs="Times New Roman" w:eastAsia="SimSun" w:hAnsi="Times New Roman"/>
+        </w:rPr>
+        <w:t xml:space="preserve"> 处 EBCM 系统性高估约 </w:t>
+      </w:r>
+      <w:r>
+        <w:rPr>
+          <w:rFonts w:ascii="Cambria Math" w:eastAsia="SimSun" w:hAnsi="Cambria Math"/>
+          <w:i w:val="false"/>
+          <w:iCs w:val="false"/>
+        </w:rPr>
+        <w:t xml:space="preserve">18%</w:t>
+      </w:r>
+      <w:r>
+        <w:rPr>
+          <w:rFonts w:ascii="Times New Roman" w:cs="Times New Roman" w:eastAsia="SimSun" w:hAnsi="Times New Roman"/>
+        </w:rPr>
+        <w:t xml:space="preserve">–</w:t>
+      </w:r>
+      <w:r>
+        <w:rPr>
+          <w:rFonts w:ascii="Cambria Math" w:eastAsia="SimSun" w:hAnsi="Cambria Math"/>
+          <w:i w:val="false"/>
+          <w:iCs w:val="false"/>
+        </w:rPr>
+        <w:t xml:space="preserve">19%</w:t>
+      </w:r>
+      <w:r>
+        <w:rPr>
+          <w:rFonts w:ascii="Times New Roman" w:cs="Times New Roman" w:eastAsia="SimSun" w:hAnsi="Times New Roman"/>
+        </w:rPr>
+        <w:t xml:space="preserve">（分别为 </w:t>
+      </w:r>
+      <w:r>
+        <w:rPr>
+          <w:rFonts w:ascii="Cambria Math" w:eastAsia="SimSun" w:hAnsi="Cambria Math"/>
+          <w:i w:val="false"/>
+          <w:iCs w:val="false"/>
+        </w:rPr>
+        <w:t xml:space="preserve">6.9σ</w:t>
+      </w:r>
+      <w:r>
+        <w:rPr>
+          <w:rFonts w:ascii="Times New Roman" w:cs="Times New Roman" w:eastAsia="SimSun" w:hAnsi="Times New Roman"/>
+        </w:rPr>
+        <w:t xml:space="preserve"> 与 </w:t>
+      </w:r>
+      <w:r>
+        <w:rPr>
+          <w:rFonts w:ascii="Cambria Math" w:eastAsia="SimSun" w:hAnsi="Cambria Math"/>
+          <w:i w:val="false"/>
+          <w:iCs w:val="false"/>
+        </w:rPr>
+        <w:t xml:space="preserve">8.4σ</w:t>
+      </w:r>
+      <w:r>
+        <w:rPr>
+          <w:rFonts w:ascii="Times New Roman" w:cs="Times New Roman" w:eastAsia="SimSun" w:hAnsi="Times New Roman"/>
+        </w:rPr>
+        <w:t xml:space="preserve">）。这与 (24)–(29) 是 </w:t>
+      </w:r>
+      <w:r>
+        <w:rPr>
+          <w:rFonts w:ascii="Cambria Math" w:eastAsia="SimSun" w:hAnsi="Cambria Math"/>
+          <w:i/>
+          <w:iCs/>
+        </w:rPr>
+        <w:t xml:space="preserve">N</w:t>
+      </w:r>
+      <w:r>
+        <w:rPr>
+          <w:rFonts w:ascii="Cambria Math" w:eastAsia="SimSun" w:hAnsi="Cambria Math"/>
+          <w:i w:val="false"/>
+          <w:iCs w:val="false"/>
+        </w:rPr>
+        <w:t xml:space="preserve">→∞</w:t>
+      </w:r>
+      <w:r>
+        <w:rPr>
+          <w:rFonts w:ascii="Times New Roman" w:cs="Times New Roman" w:eastAsia="SimSun" w:hAnsi="Times New Roman"/>
+        </w:rPr>
+        <w:t xml:space="preserve"> 理论一致：阈值邻域关联长度发散，有限系统的偏离在此最大，且方向为理论高估。生产运行须在阈值邻域做有限尺寸标度外推，不能直接引用有限 </w:t>
+      </w:r>
+      <w:r>
+        <w:rPr>
+          <w:rFonts w:ascii="Cambria Math" w:eastAsia="SimSun" w:hAnsi="Cambria Math"/>
+          <w:i/>
+          <w:iCs/>
+        </w:rPr>
+        <w:t xml:space="preserve">N</w:t>
+      </w:r>
+      <w:r>
+        <w:rPr>
+          <w:rFonts w:ascii="Times New Roman" w:cs="Times New Roman" w:eastAsia="SimSun" w:hAnsi="Times New Roman"/>
+        </w:rPr>
+        <w:t xml:space="preserve"> 的 EBCM 值。</w:t>
+      </w:r>
+    </w:p>
+    <w:p>
+      <w:pPr>
+        <w:spacing w:after="120" w:before="120" w:line="320" w:lineRule="auto"/>
+        <w:jc w:val="both"/>
+      </w:pPr>
+      <w:r>
+        <w:rPr>
+          <w:rFonts w:ascii="Times New Roman" w:cs="Times New Roman" w:eastAsia="SimSun" w:hAnsi="Times New Roman"/>
+        </w:rPr>
+        <w:t xml:space="preserve">图 2(c) 给出阈值对结构的依赖。保持两条边际度序列不变、只重新配置 </w:t>
+      </w:r>
+      <w:r>
+        <w:rPr>
+          <w:rFonts w:ascii="Cambria Math" w:eastAsia="SimSun" w:hAnsi="Cambria Math"/>
+          <w:i/>
+          <w:iCs/>
+        </w:rPr>
+        <w:t xml:space="preserve">k</w:t>
+      </w:r>
+      <w:r>
+        <w:rPr>
+          <w:rFonts w:ascii="Cambria Math" w:eastAsia="SimSun" w:hAnsi="Cambria Math"/>
+          <w:i w:val="false"/>
+          <w:iCs w:val="false"/>
+          <w:vertAlign w:val="subscript"/>
+        </w:rPr>
+        <w:t xml:space="preserve">in</w:t>
+      </w:r>
+      <w:r>
+        <w:rPr>
+          <w:rFonts w:ascii="Times New Roman" w:cs="Times New Roman" w:eastAsia="SimSun" w:hAnsi="Times New Roman"/>
+        </w:rPr>
+        <w:t xml:space="preserve"> 与 </w:t>
+      </w:r>
+      <w:r>
+        <w:rPr>
+          <w:rFonts w:ascii="Cambria Math" w:eastAsia="SimSun" w:hAnsi="Cambria Math"/>
+          <w:i/>
+          <w:iCs/>
+        </w:rPr>
+        <w:t xml:space="preserve">k</w:t>
+      </w:r>
+      <w:r>
+        <w:rPr>
+          <w:rFonts w:ascii="Cambria Math" w:eastAsia="SimSun" w:hAnsi="Cambria Math"/>
+          <w:i w:val="false"/>
+          <w:iCs w:val="false"/>
+          <w:vertAlign w:val="subscript"/>
+        </w:rPr>
+        <w:t xml:space="preserve">out</w:t>
+      </w:r>
+      <w:r>
+        <w:rPr>
+          <w:rFonts w:ascii="Times New Roman" w:cs="Times New Roman" w:eastAsia="SimSun" w:hAnsi="Times New Roman"/>
+        </w:rPr>
+        <w:t xml:space="preserve"> 在节点上的配对，</w:t>
+      </w:r>
+      <w:r>
+        <w:rPr>
+          <w:rFonts w:ascii="Cambria Math" w:eastAsia="SimSun" w:hAnsi="Cambria Math"/>
+          <w:i w:val="false"/>
+          <w:iCs w:val="false"/>
+        </w:rPr>
+        <w:t xml:space="preserve">λ</w:t>
+      </w:r>
+      <w:r>
+        <w:rPr>
+          <w:rFonts w:ascii="Cambria Math" w:eastAsia="SimSun" w:hAnsi="Cambria Math"/>
+          <w:i w:val="false"/>
+          <w:iCs w:val="false"/>
+          <w:vertAlign w:val="subscript"/>
+        </w:rPr>
+        <w:t xml:space="preserve">c</w:t>
+      </w:r>
+      <w:r>
+        <w:rPr>
+          <w:rFonts w:ascii="Times New Roman" w:cs="Times New Roman" w:eastAsia="SimSun" w:hAnsi="Times New Roman"/>
+        </w:rPr>
+        <w:t xml:space="preserve"> 在 </w:t>
       </w:r>
       <w:r>
         <w:rPr>
@@ -22570,9 +21691,59 @@
       </w:r>
       <w:r>
         <w:rPr>
-          <w:rFonts w:ascii="Times New Roman" w:cs="Times New Roman" w:eastAsia="SimSun" w:hAnsi="Times New Roman"/>
-        </w:rPr>
-        <w:t xml:space="preserve"> 的可及范围内变动三倍以上，与 (38) 一致。这是第 VI 节 </w:t>
+          <w:rFonts w:ascii="Cambria Math" w:eastAsia="SimSun" w:hAnsi="Cambria Math"/>
+          <w:i w:val="false"/>
+          <w:iCs w:val="false"/>
+        </w:rPr>
+        <w:t xml:space="preserve">∈[-0.89,+0.89]</w:t>
+      </w:r>
+      <w:r>
+        <w:rPr>
+          <w:rFonts w:ascii="Times New Roman" w:cs="Times New Roman" w:eastAsia="SimSun" w:hAnsi="Times New Roman"/>
+        </w:rPr>
+        <w:t xml:space="preserve"> 上从 </w:t>
+      </w:r>
+      <w:r>
+        <w:rPr>
+          <w:rFonts w:ascii="Cambria Math" w:eastAsia="SimSun" w:hAnsi="Cambria Math"/>
+          <w:i w:val="false"/>
+          <w:iCs w:val="false"/>
+        </w:rPr>
+        <w:t xml:space="preserve">0.803</w:t>
+      </w:r>
+      <w:r>
+        <w:rPr>
+          <w:rFonts w:ascii="Times New Roman" w:cs="Times New Roman" w:eastAsia="SimSun" w:hAnsi="Times New Roman"/>
+        </w:rPr>
+        <w:t xml:space="preserve"> 降到 </w:t>
+      </w:r>
+      <w:r>
+        <w:rPr>
+          <w:rFonts w:ascii="Cambria Math" w:eastAsia="SimSun" w:hAnsi="Cambria Math"/>
+          <w:i w:val="false"/>
+          <w:iCs w:val="false"/>
+        </w:rPr>
+        <w:t xml:space="preserve">0.209</w:t>
+      </w:r>
+      <w:r>
+        <w:rPr>
+          <w:rFonts w:ascii="Times New Roman" w:cs="Times New Roman" w:eastAsia="SimSun" w:hAnsi="Times New Roman"/>
+        </w:rPr>
+        <w:t xml:space="preserve">，变动近四倍，与 (38) 逐点吻合。需要说明，图 2(c) 的纵轴由 (35) 经 </w:t>
+      </w:r>
+      <w:r>
+        <w:rPr>
+          <w:rFonts w:ascii="Cambria Math" w:eastAsia="SimSun" w:hAnsi="Cambria Math"/>
+          <w:i w:val="false"/>
+          <w:iCs w:val="false"/>
+        </w:rPr>
+        <w:t xml:space="preserve">κ</w:t>
+      </w:r>
+      <w:r>
+        <w:rPr>
+          <w:rFonts w:ascii="Times New Roman" w:cs="Times New Roman" w:eastAsia="SimSun" w:hAnsi="Times New Roman"/>
+        </w:rPr>
+        <w:t xml:space="preserve"> 算得，因而它检验的是"</w:t>
       </w:r>
       <w:r>
         <w:rPr>
@@ -22595,7 +21766,63 @@
         <w:rPr>
           <w:rFonts w:ascii="Times New Roman" w:cs="Times New Roman" w:eastAsia="SimSun" w:hAnsi="Times New Roman"/>
         </w:rPr>
-        <w:t xml:space="preserve"> 扫描的解析基线；同时须记住 II.D 的宇称结论——</w:t>
+        <w:t xml:space="preserve"> 能把阈值推到多远"以及改写 (38) 的恒等性，而非对阈值的独立测量；对 </w:t>
+      </w:r>
+      <w:r>
+        <w:rPr>
+          <w:rFonts w:ascii="Cambria Math" w:eastAsia="SimSun" w:hAnsi="Cambria Math"/>
+          <w:i w:val="false"/>
+          <w:iCs w:val="false"/>
+        </w:rPr>
+        <w:t xml:space="preserve">λ</w:t>
+      </w:r>
+      <w:r>
+        <w:rPr>
+          <w:rFonts w:ascii="Cambria Math" w:eastAsia="SimSun" w:hAnsi="Cambria Math"/>
+          <w:i w:val="false"/>
+          <w:iCs w:val="false"/>
+          <w:vertAlign w:val="subscript"/>
+        </w:rPr>
+        <w:t xml:space="preserve">c</w:t>
+      </w:r>
+      <w:r>
+        <w:rPr>
+          <w:rFonts w:ascii="Cambria Math" w:eastAsia="SimSun" w:hAnsi="Cambria Math"/>
+          <w:i w:val="false"/>
+          <w:iCs w:val="false"/>
+        </w:rPr>
+        <w:t xml:space="preserve">(</w:t>
+      </w:r>
+      <w:r>
+        <w:rPr>
+          <w:rFonts w:ascii="Cambria Math" w:eastAsia="SimSun" w:hAnsi="Cambria Math"/>
+          <w:i/>
+          <w:iCs/>
+        </w:rPr>
+        <w:t xml:space="preserve">r</w:t>
+      </w:r>
+      <w:r>
+        <w:rPr>
+          <w:rFonts w:ascii="Cambria Math" w:eastAsia="SimSun" w:hAnsi="Cambria Math"/>
+          <w:i w:val="false"/>
+          <w:iCs w:val="false"/>
+          <w:vertAlign w:val="subscript"/>
+        </w:rPr>
+        <w:t xml:space="preserve">io</w:t>
+      </w:r>
+      <w:r>
+        <w:rPr>
+          <w:rFonts w:ascii="Cambria Math" w:eastAsia="SimSun" w:hAnsi="Cambria Math"/>
+          <w:i w:val="false"/>
+          <w:iCs w:val="false"/>
+        </w:rPr>
+        <w:t xml:space="preserve">)</w:t>
+      </w:r>
+      <w:r>
+        <w:rPr>
+          <w:rFonts w:ascii="Times New Roman" w:cs="Times New Roman" w:eastAsia="SimSun" w:hAnsi="Times New Roman"/>
+        </w:rPr>
+        <w:t xml:space="preserve"> 的仿真检验属于第 VI 节。同时须记住 II.D 的宇称结论——</w:t>
       </w:r>
       <w:r>
         <w:rPr>
@@ -24809,7 +24036,7 @@
     </w:rPrDefault>
     <w:pPrDefault>
       <w:pPr>
-        <w:spacing w:line="320"/>
+        <w:spacing w:line="320" w:lineRule="auto"/>
       </w:pPr>
     </w:pPrDefault>
   </w:docDefaults>

--- a/drafts/sir-directed-hypergraphs/manuscript.docx
+++ b/drafts/sir-directed-hypergraphs/manuscript.docx
@@ -20909,7 +20909,61 @@
           <w:sz w:val="19"/>
           <w:szCs w:val="19"/>
         </w:rPr>
-        <w:t xml:space="preserve"> 个独立结构的均值，误差棒为结构间标准误，灰点划线为加权幂律拟合。(b) 终态规模随 </w:t>
+        <w:t xml:space="preserve"> 个独立结构的均值，误差棒为结构间标准误，灰点划线为加权幂律拟合，指数 </w:t>
+      </w:r>
+      <w:r>
+        <w:rPr>
+          <w:rFonts w:ascii="Cambria Math" w:eastAsia="SimSun" w:hAnsi="Cambria Math"/>
+          <w:i w:val="false"/>
+          <w:iCs w:val="false"/>
+          <w:sz w:val="19"/>
+          <w:szCs w:val="19"/>
+        </w:rPr>
+        <w:t xml:space="preserve">-1.2</w:t>
+      </w:r>
+      <w:r>
+        <w:rPr>
+          <w:rFonts w:ascii="Times New Roman" w:cs="Times New Roman" w:eastAsia="SimSun" w:hAnsi="Times New Roman"/>
+          <w:sz w:val="19"/>
+          <w:szCs w:val="19"/>
+        </w:rPr>
+        <w:t xml:space="preserve">（子集拟合散布约 </w:t>
+      </w:r>
+      <w:r>
+        <w:rPr>
+          <w:rFonts w:ascii="Cambria Math" w:eastAsia="SimSun" w:hAnsi="Cambria Math"/>
+          <w:i w:val="false"/>
+          <w:iCs w:val="false"/>
+          <w:sz w:val="19"/>
+          <w:szCs w:val="19"/>
+        </w:rPr>
+        <w:t xml:space="preserve">±0.2</w:t>
+      </w:r>
+      <w:r>
+        <w:rPr>
+          <w:rFonts w:ascii="Times New Roman" w:cs="Times New Roman" w:eastAsia="SimSun" w:hAnsi="Times New Roman"/>
+          <w:sz w:val="19"/>
+          <w:szCs w:val="19"/>
+        </w:rPr>
+        <w:t xml:space="preserve">，与 </w:t>
+      </w:r>
+      <w:r>
+        <w:rPr>
+          <w:rFonts w:ascii="Cambria Math" w:eastAsia="SimSun" w:hAnsi="Cambria Math"/>
+          <w:i w:val="false"/>
+          <w:iCs w:val="false"/>
+          <w:sz w:val="19"/>
+          <w:szCs w:val="19"/>
+        </w:rPr>
+        <w:t xml:space="preserve">-1</w:t>
+      </w:r>
+      <w:r>
+        <w:rPr>
+          <w:rFonts w:ascii="Times New Roman" w:cs="Times New Roman" w:eastAsia="SimSun" w:hAnsi="Times New Roman"/>
+          <w:sz w:val="19"/>
+          <w:szCs w:val="19"/>
+        </w:rPr>
+        <w:t xml:space="preserve"> 相容）。(b) 终态规模随 </w:t>
       </w:r>
       <w:r>
         <w:rPr>
@@ -21060,7 +21114,7 @@
         <w:rPr>
           <w:rFonts w:ascii="Times New Roman" w:cs="Times New Roman" w:eastAsia="SimSun" w:hAnsi="Times New Roman"/>
         </w:rPr>
-        <w:t xml:space="preserve">图 2(a) 分离出两种误差的不同性质。EBCM 的偏差按 </w:t>
+        <w:t xml:space="preserve">图 2(a) 分离出两种误差的不同性质。EBCM 的偏差随 </w:t>
       </w:r>
       <w:r>
         <w:rPr>
@@ -21072,10 +21126,15 @@
       </w:r>
       <w:r>
         <w:rPr>
-          <w:rFonts w:ascii="Cambria Math" w:eastAsia="SimSun" w:hAnsi="Cambria Math"/>
-          <w:i w:val="false"/>
-          <w:iCs w:val="false"/>
-          <w:vertAlign w:val="superscript"/>
+          <w:rFonts w:ascii="Times New Roman" w:cs="Times New Roman" w:eastAsia="SimSun" w:hAnsi="Times New Roman"/>
+        </w:rPr>
+        <w:t xml:space="preserve"> 幂律衰减，四点加权拟合给出指数 </w:t>
+      </w:r>
+      <w:r>
+        <w:rPr>
+          <w:rFonts w:ascii="Cambria Math" w:eastAsia="SimSun" w:hAnsi="Cambria Math"/>
+          <w:i w:val="false"/>
+          <w:iCs w:val="false"/>
         </w:rPr>
         <w:t xml:space="preserve">-1.22±0.05</w:t>
       </w:r>
@@ -21083,7 +21142,91 @@
         <w:rPr>
           <w:rFonts w:ascii="Times New Roman" w:cs="Times New Roman" w:eastAsia="SimSun" w:hAnsi="Times New Roman"/>
         </w:rPr>
-        <w:t xml:space="preserve"> 衰减——树状闭合的误差源于位形模型中密度为 </w:t>
+        <w:t xml:space="preserve">；但这一误差棒只是拟合的统计误差，改用子集重拟合得 </w:t>
+      </w:r>
+      <w:r>
+        <w:rPr>
+          <w:rFonts w:ascii="Cambria Math" w:eastAsia="SimSun" w:hAnsi="Cambria Math"/>
+          <w:i w:val="false"/>
+          <w:iCs w:val="false"/>
+        </w:rPr>
+        <w:t xml:space="preserve">-1.32±0.11</w:t>
+      </w:r>
+      <w:r>
+        <w:rPr>
+          <w:rFonts w:ascii="Times New Roman" w:cs="Times New Roman" w:eastAsia="SimSun" w:hAnsi="Times New Roman"/>
+        </w:rPr>
+        <w:t xml:space="preserve">、</w:t>
+      </w:r>
+      <w:r>
+        <w:rPr>
+          <w:rFonts w:ascii="Cambria Math" w:eastAsia="SimSun" w:hAnsi="Cambria Math"/>
+          <w:i w:val="false"/>
+          <w:iCs w:val="false"/>
+        </w:rPr>
+        <w:t xml:space="preserve">-1.21±0.10</w:t>
+      </w:r>
+      <w:r>
+        <w:rPr>
+          <w:rFonts w:ascii="Times New Roman" w:cs="Times New Roman" w:eastAsia="SimSun" w:hAnsi="Times New Roman"/>
+        </w:rPr>
+        <w:t xml:space="preserve">、</w:t>
+      </w:r>
+      <w:r>
+        <w:rPr>
+          <w:rFonts w:ascii="Cambria Math" w:eastAsia="SimSun" w:hAnsi="Cambria Math"/>
+          <w:i w:val="false"/>
+          <w:iCs w:val="false"/>
+        </w:rPr>
+        <w:t xml:space="preserve">-1.03±0.31</w:t>
+      </w:r>
+      <w:r>
+        <w:rPr>
+          <w:rFonts w:ascii="Times New Roman" w:cs="Times New Roman" w:eastAsia="SimSun" w:hAnsi="Times New Roman"/>
+        </w:rPr>
+        <w:t xml:space="preserve">，因而实际不确定度约 </w:t>
+      </w:r>
+      <w:r>
+        <w:rPr>
+          <w:rFonts w:ascii="Cambria Math" w:eastAsia="SimSun" w:hAnsi="Cambria Math"/>
+          <w:i w:val="false"/>
+          <w:iCs w:val="false"/>
+        </w:rPr>
+        <w:t xml:space="preserve">±0.2</w:t>
+      </w:r>
+      <w:r>
+        <w:rPr>
+          <w:rFonts w:ascii="Times New Roman" w:cs="Times New Roman" w:eastAsia="SimSun" w:hAnsi="Times New Roman"/>
+        </w:rPr>
+        <w:t xml:space="preserve">，数据尚不能把该指数与 </w:t>
+      </w:r>
+      <w:r>
+        <w:rPr>
+          <w:rFonts w:ascii="Cambria Math" w:eastAsia="SimSun" w:hAnsi="Cambria Math"/>
+          <w:i w:val="false"/>
+          <w:iCs w:val="false"/>
+        </w:rPr>
+        <w:t xml:space="preserve">-1</w:t>
+      </w:r>
+      <w:r>
+        <w:rPr>
+          <w:rFonts w:ascii="Times New Roman" w:cs="Times New Roman" w:eastAsia="SimSun" w:hAnsi="Times New Roman"/>
+        </w:rPr>
+        <w:t xml:space="preserve"> 区分开。</w:t>
+      </w:r>
+      <w:r>
+        <w:rPr>
+          <w:rFonts w:ascii="Cambria Math" w:eastAsia="SimSun" w:hAnsi="Cambria Math"/>
+          <w:i w:val="false"/>
+          <w:iCs w:val="false"/>
+        </w:rPr>
+        <w:t xml:space="preserve">-1</w:t>
+      </w:r>
+      <w:r>
+        <w:rPr>
+          <w:rFonts w:ascii="Times New Roman" w:cs="Times New Roman" w:eastAsia="SimSun" w:hAnsi="Times New Roman"/>
+        </w:rPr>
+        <w:t xml:space="preserve"> 正是树状闭合所预期的：位形模型中短回路的密度为 </w:t>
       </w:r>
       <w:r>
         <w:rPr>
@@ -21121,7 +21264,7 @@
         <w:rPr>
           <w:rFonts w:ascii="Times New Roman" w:cs="Times New Roman" w:eastAsia="SimSun" w:hAnsi="Times New Roman"/>
         </w:rPr>
-        <w:t xml:space="preserve"> 的短回路，随规模增大而消失。均场的偏差同样随 </w:t>
+        <w:t xml:space="preserve">。可以确定的是偏差趋于零。均场的偏差同样随 </w:t>
       </w:r>
       <w:r>
         <w:rPr>
@@ -21149,7 +21292,7 @@
         <w:rPr>
           <w:rFonts w:ascii="Times New Roman" w:cs="Times New Roman" w:eastAsia="SimSun" w:hAnsi="Times New Roman"/>
         </w:rPr>
-        <w:t xml:space="preserve">），但按 </w:t>
+        <w:t xml:space="preserve">），却按 </w:t>
       </w:r>
       <w:r>
         <w:rPr>
@@ -21195,7 +21338,7 @@
         <w:rPr>
           <w:rFonts w:ascii="Times New Roman" w:cs="Times New Roman" w:eastAsia="SimSun" w:hAnsi="Times New Roman"/>
         </w:rPr>
-        <w:t xml:space="preserve"> 外推收敛到非零平台 </w:t>
+        <w:t xml:space="preserve"> 外推到非零平台 </w:t>
       </w:r>
       <w:r>
         <w:rPr>
@@ -21211,13 +21354,13 @@
           <w:i w:val="false"/>
           <w:iCs w:val="false"/>
         </w:rPr>
-        <w:t xml:space="preserve">≈0.147</w:t>
-      </w:r>
-      <w:r>
-        <w:rPr>
-          <w:rFonts w:ascii="Times New Roman" w:cs="Times New Roman" w:eastAsia="SimSun" w:hAnsi="Times New Roman"/>
-        </w:rPr>
-        <w:t xml:space="preserve">。两者因而不是同一类误差：EBCM 的可以靠增大系统消除，均场的不能，因为那是闭合层级的误差。</w:t>
+        <w:t xml:space="preserve">=0.146±0.001</w:t>
+      </w:r>
+      <w:r>
+        <w:rPr>
+          <w:rFonts w:ascii="Times New Roman" w:cs="Times New Roman" w:eastAsia="SimSun" w:hAnsi="Times New Roman"/>
+        </w:rPr>
+        <w:t xml:space="preserve">（四种子集拟合的散布）。两者因而不是同一类误差：EBCM 的可以靠增大系统消除，均场的不能，因为那是闭合层级的误差。</w:t>
       </w:r>
       <w:r>
         <w:rPr>
@@ -21846,6 +21989,753 @@
           <w:rFonts w:ascii="Times New Roman" w:cs="Times New Roman" w:eastAsia="SimSun" w:hAnsi="Times New Roman"/>
         </w:rPr>
         <w:t xml:space="preserve"> 移动阈值，却不产生方向对称性破缺，二者并不矛盾。</w:t>
+      </w:r>
+    </w:p>
+    <w:p>
+      <w:pPr>
+        <w:spacing w:after="120" w:before="120" w:line="320" w:lineRule="auto"/>
+        <w:jc w:val="both"/>
+      </w:pPr>
+      <w:r>
+        <w:rPr>
+          <w:rFonts w:ascii="Times New Roman" w:cs="Times New Roman" w:eastAsia="SimSun" w:hAnsi="Times New Roman"/>
+          <w:b/>
+          <w:bCs/>
+        </w:rPr>
+        <w:t xml:space="preserve">独立复算。</w:t>
+      </w:r>
+      <w:r>
+        <w:rPr>
+          <w:rFonts w:ascii="Times New Roman" w:cs="Times New Roman" w:eastAsia="SimSun" w:hAnsi="Times New Roman"/>
+        </w:rPr>
+        <w:t xml:space="preserve"> 上述数字均由与原推导不共享路径的方式复核一遍（脚本 </w:t>
+      </w:r>
+      <w:r>
+        <w:rPr>
+          <w:rFonts w:ascii="Consolas" w:eastAsia="SimSun" w:hAnsi="Consolas"/>
+        </w:rPr>
+        <w:t xml:space="preserve">tools/section3_audit.py</w:t>
+      </w:r>
+      <w:r>
+        <w:rPr>
+          <w:rFonts w:ascii="Times New Roman" w:cs="Times New Roman" w:eastAsia="SimSun" w:hAnsi="Times New Roman"/>
+        </w:rPr>
+        <w:t xml:space="preserve">）。</w:t>
+      </w:r>
+      <w:r>
+        <w:rPr>
+          <w:rFonts w:ascii="Cambria Math" w:eastAsia="SimSun" w:hAnsi="Cambria Math"/>
+          <w:i w:val="false"/>
+          <w:iCs w:val="false"/>
+        </w:rPr>
+        <w:t xml:space="preserve">τ=1</w:t>
+      </w:r>
+      <w:r>
+        <w:rPr>
+          <w:rFonts w:ascii="Times New Roman" w:cs="Times New Roman" w:eastAsia="SimSun" w:hAnsi="Times New Roman"/>
+        </w:rPr>
+        <w:t xml:space="preserve"> 时方程组可解析积出终态：由 </w:t>
+      </w:r>
+      <w:r>
+        <w:rPr>
+          <w:rFonts w:ascii="Cambria Math" w:eastAsia="SimSun" w:hAnsi="Cambria Math"/>
+          <w:i w:val="false"/>
+          <w:iCs w:val="false"/>
+        </w:rPr>
+        <w:t xml:space="preserve">Φ̇=-β</w:t>
+      </w:r>
+      <w:r>
+        <w:rPr>
+          <w:rFonts w:ascii="Cambria Math" w:eastAsia="SimSun" w:hAnsi="Cambria Math"/>
+          <w:i/>
+          <w:iCs/>
+        </w:rPr>
+        <w:t xml:space="preserve">x</w:t>
+      </w:r>
+      <w:r>
+        <w:rPr>
+          <w:rFonts w:ascii="Cambria Math" w:eastAsia="SimSun" w:hAnsi="Cambria Math"/>
+          <w:i w:val="false"/>
+          <w:iCs w:val="false"/>
+          <w:vertAlign w:val="subscript"/>
+        </w:rPr>
+        <w:t xml:space="preserve">010</w:t>
+      </w:r>
+      <w:r>
+        <w:rPr>
+          <w:rFonts w:ascii="Times New Roman" w:cs="Times New Roman" w:eastAsia="SimSun" w:hAnsi="Times New Roman"/>
+        </w:rPr>
+        <w:t xml:space="preserve"> 与 </w:t>
+      </w:r>
+      <w:r>
+        <w:rPr>
+          <w:rFonts w:ascii="Cambria Math" w:eastAsia="SimSun" w:hAnsi="Cambria Math"/>
+          <w:i/>
+          <w:iCs/>
+        </w:rPr>
+        <w:t xml:space="preserve">x</w:t>
+      </w:r>
+      <w:r>
+        <w:rPr>
+          <w:rFonts w:ascii="Cambria Math" w:eastAsia="SimSun" w:hAnsi="Cambria Math"/>
+          <w:i w:val="false"/>
+          <w:iCs w:val="false"/>
+        </w:rPr>
+        <w:t xml:space="preserve">̇</w:t>
+      </w:r>
+      <w:r>
+        <w:rPr>
+          <w:rFonts w:ascii="Cambria Math" w:eastAsia="SimSun" w:hAnsi="Cambria Math"/>
+          <w:i w:val="false"/>
+          <w:iCs w:val="false"/>
+          <w:vertAlign w:val="subscript"/>
+        </w:rPr>
+        <w:t xml:space="preserve">001</w:t>
+      </w:r>
+      <w:r>
+        <w:rPr>
+          <w:rFonts w:ascii="Cambria Math" w:eastAsia="SimSun" w:hAnsi="Cambria Math"/>
+          <w:i w:val="false"/>
+          <w:iCs w:val="false"/>
+        </w:rPr>
+        <w:t xml:space="preserve">=μ</w:t>
+      </w:r>
+      <w:r>
+        <w:rPr>
+          <w:rFonts w:ascii="Cambria Math" w:eastAsia="SimSun" w:hAnsi="Cambria Math"/>
+          <w:i/>
+          <w:iCs/>
+        </w:rPr>
+        <w:t xml:space="preserve">x</w:t>
+      </w:r>
+      <w:r>
+        <w:rPr>
+          <w:rFonts w:ascii="Cambria Math" w:eastAsia="SimSun" w:hAnsi="Cambria Math"/>
+          <w:i w:val="false"/>
+          <w:iCs w:val="false"/>
+          <w:vertAlign w:val="subscript"/>
+        </w:rPr>
+        <w:t xml:space="preserve">010</w:t>
+      </w:r>
+      <w:r>
+        <w:rPr>
+          <w:rFonts w:ascii="Times New Roman" w:cs="Times New Roman" w:eastAsia="SimSun" w:hAnsi="Times New Roman"/>
+        </w:rPr>
+        <w:t xml:space="preserve"> 得 </w:t>
+      </w:r>
+      <w:r>
+        <w:rPr>
+          <w:rFonts w:ascii="Cambria Math" w:eastAsia="SimSun" w:hAnsi="Cambria Math"/>
+          <w:i/>
+          <w:iCs/>
+        </w:rPr>
+        <w:t xml:space="preserve">x</w:t>
+      </w:r>
+      <w:r>
+        <w:rPr>
+          <w:rFonts w:ascii="Cambria Math" w:eastAsia="SimSun" w:hAnsi="Cambria Math"/>
+          <w:i w:val="false"/>
+          <w:iCs w:val="false"/>
+          <w:vertAlign w:val="subscript"/>
+        </w:rPr>
+        <w:t xml:space="preserve">001</w:t>
+      </w:r>
+      <w:r>
+        <w:rPr>
+          <w:rFonts w:ascii="Cambria Math" w:eastAsia="SimSun" w:hAnsi="Cambria Math"/>
+          <w:i w:val="false"/>
+          <w:iCs w:val="false"/>
+        </w:rPr>
+        <w:t xml:space="preserve">=λ</w:t>
+      </w:r>
+      <w:r>
+        <w:rPr>
+          <w:rFonts w:ascii="Cambria Math" w:eastAsia="SimSun" w:hAnsi="Cambria Math"/>
+          <w:i w:val="false"/>
+          <w:iCs w:val="false"/>
+          <w:vertAlign w:val="superscript"/>
+        </w:rPr>
+        <w:t xml:space="preserve">-1</w:t>
+      </w:r>
+      <w:r>
+        <w:rPr>
+          <w:rFonts w:ascii="Cambria Math" w:eastAsia="SimSun" w:hAnsi="Cambria Math"/>
+          <w:i w:val="false"/>
+          <w:iCs w:val="false"/>
+        </w:rPr>
+        <w:t xml:space="preserve">(1-Φ)</w:t>
+      </w:r>
+      <w:r>
+        <w:rPr>
+          <w:rFonts w:ascii="Times New Roman" w:cs="Times New Roman" w:eastAsia="SimSun" w:hAnsi="Times New Roman"/>
+        </w:rPr>
+        <w:t xml:space="preserve">，令 </w:t>
+      </w:r>
+      <w:r>
+        <w:rPr>
+          <w:rFonts w:ascii="Cambria Math" w:eastAsia="SimSun" w:hAnsi="Cambria Math"/>
+          <w:i/>
+          <w:iCs/>
+        </w:rPr>
+        <w:t xml:space="preserve">t</w:t>
+      </w:r>
+      <w:r>
+        <w:rPr>
+          <w:rFonts w:ascii="Cambria Math" w:eastAsia="SimSun" w:hAnsi="Cambria Math"/>
+          <w:i w:val="false"/>
+          <w:iCs w:val="false"/>
+        </w:rPr>
+        <w:t xml:space="preserve">→∞</w:t>
+      </w:r>
+      <w:r>
+        <w:rPr>
+          <w:rFonts w:ascii="Times New Roman" w:cs="Times New Roman" w:eastAsia="SimSun" w:hAnsi="Times New Roman"/>
+        </w:rPr>
+        <w:t xml:space="preserve"> 即</w:t>
+      </w:r>
+    </w:p>
+    <w:p>
+      <w:pPr>
+        <w:tabs>
+          <w:tab w:val="center" w:pos="4680"/>
+          <w:tab w:val="right" w:pos="9360"/>
+        </w:tabs>
+        <w:spacing w:after="180" w:before="180" w:line="300"/>
+        <w:jc w:val="left"/>
+      </w:pPr>
+      <w:r>
+        <w:rPr>
+          <w:rFonts w:ascii="Cambria Math" w:eastAsia="SimSun" w:hAnsi="Cambria Math"/>
+        </w:rPr>
+        <w:t xml:space="preserve">	</w:t>
+      </w:r>
+      <w:r>
+        <w:rPr>
+          <w:rFonts w:ascii="Cambria Math" w:eastAsia="SimSun" w:hAnsi="Cambria Math"/>
+          <w:i w:val="false"/>
+          <w:iCs w:val="false"/>
+          <w:sz w:val="21"/>
+          <w:szCs w:val="21"/>
+        </w:rPr>
+        <w:t xml:space="preserve">Φ</w:t>
+      </w:r>
+      <w:r>
+        <w:rPr>
+          <w:rFonts w:ascii="Cambria Math" w:eastAsia="SimSun" w:hAnsi="Cambria Math"/>
+          <w:i w:val="false"/>
+          <w:iCs w:val="false"/>
+          <w:sz w:val="21"/>
+          <w:szCs w:val="21"/>
+          <w:vertAlign w:val="subscript"/>
+        </w:rPr>
+        <w:t xml:space="preserve">∞</w:t>
+      </w:r>
+      <w:r>
+        <w:rPr>
+          <w:rFonts w:ascii="Cambria Math" w:eastAsia="SimSun" w:hAnsi="Cambria Math"/>
+          <w:i w:val="false"/>
+          <w:iCs w:val="false"/>
+          <w:sz w:val="21"/>
+          <w:szCs w:val="21"/>
+        </w:rPr>
+        <w:t xml:space="preserve">=(1+λ (1-ε) ψ</w:t>
+      </w:r>
+      <w:r>
+        <w:rPr>
+          <w:rFonts w:ascii="Cambria Math" w:eastAsia="SimSun" w:hAnsi="Cambria Math"/>
+          <w:i w:val="false"/>
+          <w:iCs w:val="false"/>
+          <w:sz w:val="21"/>
+          <w:szCs w:val="21"/>
+          <w:vertAlign w:val="subscript"/>
+        </w:rPr>
+        <w:t xml:space="preserve">tail</w:t>
+      </w:r>
+      <w:r>
+        <w:rPr>
+          <w:rFonts w:ascii="Cambria Math" w:eastAsia="SimSun" w:hAnsi="Cambria Math"/>
+          <w:i w:val="false"/>
+          <w:iCs w:val="false"/>
+          <w:sz w:val="21"/>
+          <w:szCs w:val="21"/>
+        </w:rPr>
+        <w:t xml:space="preserve">(Φ</w:t>
+      </w:r>
+      <w:r>
+        <w:rPr>
+          <w:rFonts w:ascii="Cambria Math" w:eastAsia="SimSun" w:hAnsi="Cambria Math"/>
+          <w:i w:val="false"/>
+          <w:iCs w:val="false"/>
+          <w:sz w:val="21"/>
+          <w:szCs w:val="21"/>
+          <w:vertAlign w:val="subscript"/>
+        </w:rPr>
+        <w:t xml:space="preserve">∞</w:t>
+      </w:r>
+      <w:r>
+        <w:rPr>
+          <w:rFonts w:ascii="Cambria Math" w:eastAsia="SimSun" w:hAnsi="Cambria Math"/>
+          <w:i w:val="false"/>
+          <w:iCs w:val="false"/>
+          <w:sz w:val="21"/>
+          <w:szCs w:val="21"/>
+        </w:rPr>
+        <w:t xml:space="preserve">))/(1+λ)</w:t>
+      </w:r>
+      <w:r>
+        <w:rPr>
+          <w:rFonts w:ascii="Cambria Math" w:eastAsia="SimSun" w:hAnsi="Cambria Math"/>
+          <w:sz w:val="21"/>
+          <w:szCs w:val="21"/>
+        </w:rPr>
+        <w:t xml:space="preserve">	(42)</w:t>
+      </w:r>
+    </w:p>
+    <w:p>
+      <w:pPr>
+        <w:spacing w:after="120" w:before="120" w:line="320" w:lineRule="auto"/>
+        <w:jc w:val="both"/>
+      </w:pPr>
+      <w:r>
+        <w:rPr>
+          <w:rFonts w:ascii="Times New Roman" w:cs="Times New Roman" w:eastAsia="SimSun" w:hAnsi="Times New Roman"/>
+        </w:rPr>
+        <w:t xml:space="preserve">这是一个标量不动点，求解不涉及积分器；三组参数下它与 RK4 积分的 </w:t>
+      </w:r>
+      <w:r>
+        <w:rPr>
+          <w:rFonts w:ascii="Cambria Math" w:eastAsia="SimSun" w:hAnsi="Cambria Math"/>
+          <w:i/>
+          <w:iCs/>
+        </w:rPr>
+        <w:t xml:space="preserve">R</w:t>
+      </w:r>
+      <w:r>
+        <w:rPr>
+          <w:rFonts w:ascii="Cambria Math" w:eastAsia="SimSun" w:hAnsi="Cambria Math"/>
+          <w:i w:val="false"/>
+          <w:iCs w:val="false"/>
+        </w:rPr>
+        <w:t xml:space="preserve">(∞)</w:t>
+      </w:r>
+      <w:r>
+        <w:rPr>
+          <w:rFonts w:ascii="Times New Roman" w:cs="Times New Roman" w:eastAsia="SimSun" w:hAnsi="Times New Roman"/>
+        </w:rPr>
+        <w:t xml:space="preserve"> 相差不超过 </w:t>
+      </w:r>
+      <w:r>
+        <w:rPr>
+          <w:rFonts w:ascii="Cambria Math" w:eastAsia="SimSun" w:hAnsi="Cambria Math"/>
+          <w:i w:val="false"/>
+          <w:iCs w:val="false"/>
+        </w:rPr>
+        <w:t xml:space="preserve">8×10</w:t>
+      </w:r>
+      <w:r>
+        <w:rPr>
+          <w:rFonts w:ascii="Cambria Math" w:eastAsia="SimSun" w:hAnsi="Cambria Math"/>
+          <w:i w:val="false"/>
+          <w:iCs w:val="false"/>
+          <w:vertAlign w:val="superscript"/>
+        </w:rPr>
+        <w:t xml:space="preserve">-14</w:t>
+      </w:r>
+      <w:r>
+        <w:rPr>
+          <w:rFonts w:ascii="Times New Roman" w:cs="Times New Roman" w:eastAsia="SimSun" w:hAnsi="Times New Roman"/>
+        </w:rPr>
+        <w:t xml:space="preserve">。</w:t>
+      </w:r>
+      <w:r>
+        <w:rPr>
+          <w:rFonts w:ascii="Cambria Math" w:eastAsia="SimSun" w:hAnsi="Cambria Math"/>
+          <w:i/>
+          <w:iCs/>
+        </w:rPr>
+        <w:t xml:space="preserve">R</w:t>
+      </w:r>
+      <w:r>
+        <w:rPr>
+          <w:rFonts w:ascii="Cambria Math" w:eastAsia="SimSun" w:hAnsi="Cambria Math"/>
+          <w:i w:val="false"/>
+          <w:iCs w:val="false"/>
+          <w:vertAlign w:val="subscript"/>
+        </w:rPr>
+        <w:t xml:space="preserve">0</w:t>
+      </w:r>
+      <w:r>
+        <w:rPr>
+          <w:rFonts w:ascii="Cambria Math" w:eastAsia="SimSun" w:hAnsi="Cambria Math"/>
+          <w:i w:val="false"/>
+          <w:iCs w:val="false"/>
+        </w:rPr>
+        <w:t xml:space="preserve">=τκ β/(β+μ)</w:t>
+      </w:r>
+      <w:r>
+        <w:rPr>
+          <w:rFonts w:ascii="Times New Roman" w:cs="Times New Roman" w:eastAsia="SimSun" w:hAnsi="Times New Roman"/>
+        </w:rPr>
+        <w:t xml:space="preserve"> 另由直接抽样复核：按头槽抽取节点（即按 </w:t>
+      </w:r>
+      <w:r>
+        <w:rPr>
+          <w:rFonts w:ascii="Cambria Math" w:eastAsia="SimSun" w:hAnsi="Cambria Math"/>
+          <w:i/>
+          <w:iCs/>
+        </w:rPr>
+        <w:t xml:space="preserve">k</w:t>
+      </w:r>
+      <w:r>
+        <w:rPr>
+          <w:rFonts w:ascii="Cambria Math" w:eastAsia="SimSun" w:hAnsi="Cambria Math"/>
+          <w:i w:val="false"/>
+          <w:iCs w:val="false"/>
+          <w:vertAlign w:val="subscript"/>
+        </w:rPr>
+        <w:t xml:space="preserve">in</w:t>
+      </w:r>
+      <w:r>
+        <w:rPr>
+          <w:rFonts w:ascii="Times New Roman" w:cs="Times New Roman" w:eastAsia="SimSun" w:hAnsi="Times New Roman"/>
+        </w:rPr>
+        <w:t xml:space="preserve"> 偏置，与新感染节点的到达方式一致），赋以 </w:t>
+      </w:r>
+      <w:r>
+        <w:rPr>
+          <w:rFonts w:ascii="Cambria Math" w:eastAsia="SimSun" w:hAnsi="Cambria Math"/>
+          <w:i/>
+          <w:iCs/>
+        </w:rPr>
+        <w:t xml:space="preserve">Exp</w:t>
+      </w:r>
+      <w:r>
+        <w:rPr>
+          <w:rFonts w:ascii="Cambria Math" w:eastAsia="SimSun" w:hAnsi="Cambria Math"/>
+          <w:i w:val="false"/>
+          <w:iCs w:val="false"/>
+        </w:rPr>
+        <w:t xml:space="preserve">(μ)</w:t>
+      </w:r>
+      <w:r>
+        <w:rPr>
+          <w:rFonts w:ascii="Times New Roman" w:cs="Times New Roman" w:eastAsia="SimSun" w:hAnsi="Times New Roman"/>
+        </w:rPr>
+        <w:t xml:space="preserve"> 感染期，对其每条出超边的每个头成员各跑一个 </w:t>
+      </w:r>
+      <w:r>
+        <w:rPr>
+          <w:rFonts w:ascii="Cambria Math" w:eastAsia="SimSun" w:hAnsi="Cambria Math"/>
+          <w:i/>
+          <w:iCs/>
+        </w:rPr>
+        <w:t xml:space="preserve">Exp</w:t>
+      </w:r>
+      <w:r>
+        <w:rPr>
+          <w:rFonts w:ascii="Cambria Math" w:eastAsia="SimSun" w:hAnsi="Cambria Math"/>
+          <w:i w:val="false"/>
+          <w:iCs w:val="false"/>
+        </w:rPr>
+        <w:t xml:space="preserve">(β)</w:t>
+      </w:r>
+      <w:r>
+        <w:rPr>
+          <w:rFonts w:ascii="Times New Roman" w:cs="Times New Roman" w:eastAsia="SimSun" w:hAnsi="Times New Roman"/>
+        </w:rPr>
+        <w:t xml:space="preserve"> 时钟并计数子代；</w:t>
+      </w:r>
+      <w:r>
+        <w:rPr>
+          <w:rFonts w:ascii="Cambria Math" w:eastAsia="SimSun" w:hAnsi="Cambria Math"/>
+          <w:i w:val="false"/>
+          <w:iCs w:val="false"/>
+        </w:rPr>
+        <w:t xml:space="preserve">λ=0.3,0.8,2.0</w:t>
+      </w:r>
+      <w:r>
+        <w:rPr>
+          <w:rFonts w:ascii="Times New Roman" w:cs="Times New Roman" w:eastAsia="SimSun" w:hAnsi="Times New Roman"/>
+        </w:rPr>
+        <w:t xml:space="preserve"> 时测得值与预言的相对差分别为 </w:t>
+      </w:r>
+      <w:r>
+        <w:rPr>
+          <w:rFonts w:ascii="Cambria Math" w:eastAsia="SimSun" w:hAnsi="Cambria Math"/>
+          <w:i w:val="false"/>
+          <w:iCs w:val="false"/>
+        </w:rPr>
+        <w:t xml:space="preserve">4.0×10</w:t>
+      </w:r>
+      <w:r>
+        <w:rPr>
+          <w:rFonts w:ascii="Cambria Math" w:eastAsia="SimSun" w:hAnsi="Cambria Math"/>
+          <w:i w:val="false"/>
+          <w:iCs w:val="false"/>
+          <w:vertAlign w:val="superscript"/>
+        </w:rPr>
+        <w:t xml:space="preserve">-3</w:t>
+      </w:r>
+      <w:r>
+        <w:rPr>
+          <w:rFonts w:ascii="Times New Roman" w:cs="Times New Roman" w:eastAsia="SimSun" w:hAnsi="Times New Roman"/>
+        </w:rPr>
+        <w:t xml:space="preserve">、</w:t>
+      </w:r>
+      <w:r>
+        <w:rPr>
+          <w:rFonts w:ascii="Cambria Math" w:eastAsia="SimSun" w:hAnsi="Cambria Math"/>
+          <w:i w:val="false"/>
+          <w:iCs w:val="false"/>
+        </w:rPr>
+        <w:t xml:space="preserve">1.3×10</w:t>
+      </w:r>
+      <w:r>
+        <w:rPr>
+          <w:rFonts w:ascii="Cambria Math" w:eastAsia="SimSun" w:hAnsi="Cambria Math"/>
+          <w:i w:val="false"/>
+          <w:iCs w:val="false"/>
+          <w:vertAlign w:val="superscript"/>
+        </w:rPr>
+        <w:t xml:space="preserve">-3</w:t>
+      </w:r>
+      <w:r>
+        <w:rPr>
+          <w:rFonts w:ascii="Times New Roman" w:cs="Times New Roman" w:eastAsia="SimSun" w:hAnsi="Times New Roman"/>
+        </w:rPr>
+        <w:t xml:space="preserve">、</w:t>
+      </w:r>
+      <w:r>
+        <w:rPr>
+          <w:rFonts w:ascii="Cambria Math" w:eastAsia="SimSun" w:hAnsi="Cambria Math"/>
+          <w:i w:val="false"/>
+          <w:iCs w:val="false"/>
+        </w:rPr>
+        <w:t xml:space="preserve">5.4×10</w:t>
+      </w:r>
+      <w:r>
+        <w:rPr>
+          <w:rFonts w:ascii="Cambria Math" w:eastAsia="SimSun" w:hAnsi="Cambria Math"/>
+          <w:i w:val="false"/>
+          <w:iCs w:val="false"/>
+          <w:vertAlign w:val="superscript"/>
+        </w:rPr>
+        <w:t xml:space="preserve">-4</w:t>
+      </w:r>
+      <w:r>
+        <w:rPr>
+          <w:rFonts w:ascii="Times New Roman" w:cs="Times New Roman" w:eastAsia="SimSun" w:hAnsi="Times New Roman"/>
+        </w:rPr>
+        <w:t xml:space="preserve">，均在统计误差以内。该检验既不使用方程组也不使用 (42)。均场阈值 (40) 同样以其自身终态二分复核，</w:t>
+      </w:r>
+      <w:r>
+        <w:rPr>
+          <w:rFonts w:ascii="Cambria Math" w:eastAsia="SimSun" w:hAnsi="Cambria Math"/>
+          <w:i/>
+          <w:iCs/>
+        </w:rPr>
+        <w:t xml:space="preserve">t</w:t>
+      </w:r>
+      <w:r>
+        <w:rPr>
+          <w:rFonts w:ascii="Cambria Math" w:eastAsia="SimSun" w:hAnsi="Cambria Math"/>
+          <w:i w:val="false"/>
+          <w:iCs w:val="false"/>
+          <w:vertAlign w:val="subscript"/>
+        </w:rPr>
+        <w:t xml:space="preserve">max</w:t>
+      </w:r>
+      <w:r>
+        <w:rPr>
+          <w:rFonts w:ascii="Cambria Math" w:eastAsia="SimSun" w:hAnsi="Cambria Math"/>
+          <w:i w:val="false"/>
+          <w:iCs w:val="false"/>
+        </w:rPr>
+        <w:t xml:space="preserve">=6400</w:t>
+      </w:r>
+      <w:r>
+        <w:rPr>
+          <w:rFonts w:ascii="Times New Roman" w:cs="Times New Roman" w:eastAsia="SimSun" w:hAnsi="Times New Roman"/>
+        </w:rPr>
+        <w:t xml:space="preserve"> 时相对偏差 </w:t>
+      </w:r>
+      <w:r>
+        <w:rPr>
+          <w:rFonts w:ascii="Cambria Math" w:eastAsia="SimSun" w:hAnsi="Cambria Math"/>
+          <w:i w:val="false"/>
+          <w:iCs w:val="false"/>
+        </w:rPr>
+        <w:t xml:space="preserve">1.3×10</w:t>
+      </w:r>
+      <w:r>
+        <w:rPr>
+          <w:rFonts w:ascii="Cambria Math" w:eastAsia="SimSun" w:hAnsi="Cambria Math"/>
+          <w:i w:val="false"/>
+          <w:iCs w:val="false"/>
+          <w:vertAlign w:val="superscript"/>
+        </w:rPr>
+        <w:t xml:space="preserve">-4</w:t>
+      </w:r>
+      <w:r>
+        <w:rPr>
+          <w:rFonts w:ascii="Times New Roman" w:cs="Times New Roman" w:eastAsia="SimSun" w:hAnsi="Times New Roman"/>
+        </w:rPr>
+        <w:t xml:space="preserve">。</w:t>
+      </w:r>
+    </w:p>
+    <w:p>
+      <w:pPr>
+        <w:spacing w:after="120" w:before="120" w:line="320" w:lineRule="auto"/>
+        <w:jc w:val="both"/>
+      </w:pPr>
+      <w:r>
+        <w:rPr>
+          <w:rFonts w:ascii="Times New Roman" w:cs="Times New Roman" w:eastAsia="SimSun" w:hAnsi="Times New Roman"/>
+        </w:rPr>
+        <w:t xml:space="preserve">另有四项针对数值实现而非理论的核查，结果一并记录：位形模型的修复步在全部五种配置下未丢弃任何超边，实现的双度序列与请求值逐点相同；RK4 在 </w:t>
+      </w:r>
+      <w:r>
+        <w:rPr>
+          <w:rFonts w:ascii="Cambria Math" w:eastAsia="SimSun" w:hAnsi="Cambria Math"/>
+          <w:i/>
+          <w:iCs/>
+        </w:rPr>
+        <w:t xml:space="preserve">dt</w:t>
+      </w:r>
+      <w:r>
+        <w:rPr>
+          <w:rFonts w:ascii="Times New Roman" w:cs="Times New Roman" w:eastAsia="SimSun" w:hAnsi="Times New Roman"/>
+        </w:rPr>
+        <w:t xml:space="preserve"> 由 </w:t>
+      </w:r>
+      <w:r>
+        <w:rPr>
+          <w:rFonts w:ascii="Cambria Math" w:eastAsia="SimSun" w:hAnsi="Cambria Math"/>
+          <w:i w:val="false"/>
+          <w:iCs w:val="false"/>
+        </w:rPr>
+        <w:t xml:space="preserve">0.02</w:t>
+      </w:r>
+      <w:r>
+        <w:rPr>
+          <w:rFonts w:ascii="Times New Roman" w:cs="Times New Roman" w:eastAsia="SimSun" w:hAnsi="Times New Roman"/>
+        </w:rPr>
+        <w:t xml:space="preserve"> 减至 </w:t>
+      </w:r>
+      <w:r>
+        <w:rPr>
+          <w:rFonts w:ascii="Cambria Math" w:eastAsia="SimSun" w:hAnsi="Cambria Math"/>
+          <w:i w:val="false"/>
+          <w:iCs w:val="false"/>
+        </w:rPr>
+        <w:t xml:space="preserve">0.0025</w:t>
+      </w:r>
+      <w:r>
+        <w:rPr>
+          <w:rFonts w:ascii="Times New Roman" w:cs="Times New Roman" w:eastAsia="SimSun" w:hAnsi="Times New Roman"/>
+        </w:rPr>
+        <w:t xml:space="preserve"> 时 </w:t>
+      </w:r>
+      <w:r>
+        <w:rPr>
+          <w:rFonts w:ascii="Cambria Math" w:eastAsia="SimSun" w:hAnsi="Cambria Math"/>
+          <w:i/>
+          <w:iCs/>
+        </w:rPr>
+        <w:t xml:space="preserve">R</w:t>
+      </w:r>
+      <w:r>
+        <w:rPr>
+          <w:rFonts w:ascii="Cambria Math" w:eastAsia="SimSun" w:hAnsi="Cambria Math"/>
+          <w:i w:val="false"/>
+          <w:iCs w:val="false"/>
+        </w:rPr>
+        <w:t xml:space="preserve">(14)</w:t>
+      </w:r>
+      <w:r>
+        <w:rPr>
+          <w:rFonts w:ascii="Times New Roman" w:cs="Times New Roman" w:eastAsia="SimSun" w:hAnsi="Times New Roman"/>
+        </w:rPr>
+        <w:t xml:space="preserve"> 的变化小于 </w:t>
+      </w:r>
+      <w:r>
+        <w:rPr>
+          <w:rFonts w:ascii="Cambria Math" w:eastAsia="SimSun" w:hAnsi="Cambria Math"/>
+          <w:i w:val="false"/>
+          <w:iCs w:val="false"/>
+        </w:rPr>
+        <w:t xml:space="preserve">10</w:t>
+      </w:r>
+      <w:r>
+        <w:rPr>
+          <w:rFonts w:ascii="Cambria Math" w:eastAsia="SimSun" w:hAnsi="Cambria Math"/>
+          <w:i w:val="false"/>
+          <w:iCs w:val="false"/>
+          <w:vertAlign w:val="superscript"/>
+        </w:rPr>
+        <w:t xml:space="preserve">-12</w:t>
+      </w:r>
+      <w:r>
+        <w:rPr>
+          <w:rFonts w:ascii="Times New Roman" w:cs="Times New Roman" w:eastAsia="SimSun" w:hAnsi="Times New Roman"/>
+        </w:rPr>
+        <w:t xml:space="preserve">，故积分步长不是误差来源；仿真按 Bernoulli</w:t>
+      </w:r>
+      <w:r>
+        <w:rPr>
+          <w:rFonts w:ascii="Cambria Math" w:eastAsia="SimSun" w:hAnsi="Cambria Math"/>
+          <w:i w:val="false"/>
+          <w:iCs w:val="false"/>
+        </w:rPr>
+        <w:t xml:space="preserve">(ε)</w:t>
+      </w:r>
+      <w:r>
+        <w:rPr>
+          <w:rFonts w:ascii="Times New Roman" w:cs="Times New Roman" w:eastAsia="SimSun" w:hAnsi="Times New Roman"/>
+        </w:rPr>
+        <w:t xml:space="preserve"> 播种与按固定种子数播种的终态相差 </w:t>
+      </w:r>
+      <w:r>
+        <w:rPr>
+          <w:rFonts w:ascii="Cambria Math" w:eastAsia="SimSun" w:hAnsi="Cambria Math"/>
+          <w:i w:val="false"/>
+          <w:iCs w:val="false"/>
+        </w:rPr>
+        <w:t xml:space="preserve">0.5σ</w:t>
+      </w:r>
+      <w:r>
+        <w:rPr>
+          <w:rFonts w:ascii="Times New Roman" w:cs="Times New Roman" w:eastAsia="SimSun" w:hAnsi="Times New Roman"/>
+        </w:rPr>
+        <w:t xml:space="preserve">，故 ODE 假设的"恰好 </w:t>
+      </w:r>
+      <w:r>
+        <w:rPr>
+          <w:rFonts w:ascii="Cambria Math" w:eastAsia="SimSun" w:hAnsi="Cambria Math"/>
+          <w:i w:val="false"/>
+          <w:iCs w:val="false"/>
+        </w:rPr>
+        <w:t xml:space="preserve">ε</w:t>
+      </w:r>
+      <w:r>
+        <w:rPr>
+          <w:rFonts w:ascii="Times New Roman" w:cs="Times New Roman" w:eastAsia="SimSun" w:hAnsi="Times New Roman"/>
+        </w:rPr>
+        <w:t xml:space="preserve">"不引入系统偏置；增量式 Gillespie 采样器与逐事件重算的朴素实现相差 </w:t>
+      </w:r>
+      <w:r>
+        <w:rPr>
+          <w:rFonts w:ascii="Cambria Math" w:eastAsia="SimSun" w:hAnsi="Cambria Math"/>
+          <w:i w:val="false"/>
+          <w:iCs w:val="false"/>
+        </w:rPr>
+        <w:t xml:space="preserve">1.1σ</w:t>
+      </w:r>
+      <w:r>
+        <w:rPr>
+          <w:rFonts w:ascii="Times New Roman" w:cs="Times New Roman" w:eastAsia="SimSun" w:hAnsi="Times New Roman"/>
+        </w:rPr>
+        <w:t xml:space="preserve">。</w:t>
       </w:r>
     </w:p>
     <w:p>

--- a/drafts/sir-directed-hypergraphs/manuscript.docx
+++ b/drafts/sir-directed-hypergraphs/manuscript.docx
@@ -20499,7 +20499,143 @@
         <w:rPr>
           <w:rFonts w:ascii="Times New Roman" w:cs="Times New Roman" w:eastAsia="SimSun" w:hAnsi="Times New Roman"/>
         </w:rPr>
-        <w:t xml:space="preserve"> 上均无法用肉眼区分，包括峰高与峰位；均场则把峰值抬高约一倍并提前约两个时间单位。</w:t>
+        <w:t xml:space="preserve"> 上的最大偏差分别为 </w:t>
+      </w:r>
+      <w:r>
+        <w:rPr>
+          <w:rFonts w:ascii="Cambria Math" w:eastAsia="SimSun" w:hAnsi="Cambria Math"/>
+          <w:i w:val="false"/>
+          <w:iCs w:val="false"/>
+        </w:rPr>
+        <w:t xml:space="preserve">0.0031</w:t>
+      </w:r>
+      <w:r>
+        <w:rPr>
+          <w:rFonts w:ascii="Times New Roman" w:cs="Times New Roman" w:eastAsia="SimSun" w:hAnsi="Times New Roman"/>
+        </w:rPr>
+        <w:t xml:space="preserve"> 与 </w:t>
+      </w:r>
+      <w:r>
+        <w:rPr>
+          <w:rFonts w:ascii="Cambria Math" w:eastAsia="SimSun" w:hAnsi="Cambria Math"/>
+          <w:i w:val="false"/>
+          <w:iCs w:val="false"/>
+        </w:rPr>
+        <w:t xml:space="preserve">0.0008</w:t>
+      </w:r>
+      <w:r>
+        <w:rPr>
+          <w:rFonts w:ascii="Times New Roman" w:cs="Times New Roman" w:eastAsia="SimSun" w:hAnsi="Times New Roman"/>
+        </w:rPr>
+        <w:t xml:space="preserve">，均小于图中线宽；峰位完全重合（</w:t>
+      </w:r>
+      <w:r>
+        <w:rPr>
+          <w:rFonts w:ascii="Cambria Math" w:eastAsia="SimSun" w:hAnsi="Cambria Math"/>
+          <w:i/>
+          <w:iCs/>
+        </w:rPr>
+        <w:t xml:space="preserve">t</w:t>
+      </w:r>
+      <w:r>
+        <w:rPr>
+          <w:rFonts w:ascii="Cambria Math" w:eastAsia="SimSun" w:hAnsi="Cambria Math"/>
+          <w:i w:val="false"/>
+          <w:iCs w:val="false"/>
+        </w:rPr>
+        <w:t xml:space="preserve">=4.50</w:t>
+      </w:r>
+      <w:r>
+        <w:rPr>
+          <w:rFonts w:ascii="Times New Roman" w:cs="Times New Roman" w:eastAsia="SimSun" w:hAnsi="Times New Roman"/>
+        </w:rPr>
+        <w:t xml:space="preserve">），峰高相差 </w:t>
+      </w:r>
+      <w:r>
+        <w:rPr>
+          <w:rFonts w:ascii="Cambria Math" w:eastAsia="SimSun" w:hAnsi="Cambria Math"/>
+          <w:i w:val="false"/>
+          <w:iCs w:val="false"/>
+        </w:rPr>
+        <w:t xml:space="preserve">1.3%</w:t>
+      </w:r>
+      <w:r>
+        <w:rPr>
+          <w:rFonts w:ascii="Times New Roman" w:cs="Times New Roman" w:eastAsia="SimSun" w:hAnsi="Times New Roman"/>
+        </w:rPr>
+        <w:t xml:space="preserve">。均场则把峰值由 </w:t>
+      </w:r>
+      <w:r>
+        <w:rPr>
+          <w:rFonts w:ascii="Cambria Math" w:eastAsia="SimSun" w:hAnsi="Cambria Math"/>
+          <w:i w:val="false"/>
+          <w:iCs w:val="false"/>
+        </w:rPr>
+        <w:t xml:space="preserve">0.059</w:t>
+      </w:r>
+      <w:r>
+        <w:rPr>
+          <w:rFonts w:ascii="Times New Roman" w:cs="Times New Roman" w:eastAsia="SimSun" w:hAnsi="Times New Roman"/>
+        </w:rPr>
+        <w:t xml:space="preserve"> 抬到 </w:t>
+      </w:r>
+      <w:r>
+        <w:rPr>
+          <w:rFonts w:ascii="Cambria Math" w:eastAsia="SimSun" w:hAnsi="Cambria Math"/>
+          <w:i w:val="false"/>
+          <w:iCs w:val="false"/>
+        </w:rPr>
+        <w:t xml:space="preserve">0.117</w:t>
+      </w:r>
+      <w:r>
+        <w:rPr>
+          <w:rFonts w:ascii="Times New Roman" w:cs="Times New Roman" w:eastAsia="SimSun" w:hAnsi="Times New Roman"/>
+        </w:rPr>
+        <w:t xml:space="preserve">（约一倍），并把峰位由 </w:t>
+      </w:r>
+      <w:r>
+        <w:rPr>
+          <w:rFonts w:ascii="Cambria Math" w:eastAsia="SimSun" w:hAnsi="Cambria Math"/>
+          <w:i/>
+          <w:iCs/>
+        </w:rPr>
+        <w:t xml:space="preserve">t</w:t>
+      </w:r>
+      <w:r>
+        <w:rPr>
+          <w:rFonts w:ascii="Cambria Math" w:eastAsia="SimSun" w:hAnsi="Cambria Math"/>
+          <w:i w:val="false"/>
+          <w:iCs w:val="false"/>
+        </w:rPr>
+        <w:t xml:space="preserve">=4.50</w:t>
+      </w:r>
+      <w:r>
+        <w:rPr>
+          <w:rFonts w:ascii="Times New Roman" w:cs="Times New Roman" w:eastAsia="SimSun" w:hAnsi="Times New Roman"/>
+        </w:rPr>
+        <w:t xml:space="preserve"> 提前到 </w:t>
+      </w:r>
+      <w:r>
+        <w:rPr>
+          <w:rFonts w:ascii="Cambria Math" w:eastAsia="SimSun" w:hAnsi="Cambria Math"/>
+          <w:i/>
+          <w:iCs/>
+        </w:rPr>
+        <w:t xml:space="preserve">t</w:t>
+      </w:r>
+      <w:r>
+        <w:rPr>
+          <w:rFonts w:ascii="Cambria Math" w:eastAsia="SimSun" w:hAnsi="Cambria Math"/>
+          <w:i w:val="false"/>
+          <w:iCs w:val="false"/>
+        </w:rPr>
+        <w:t xml:space="preserve">=3.75</w:t>
+      </w:r>
+      <w:r>
+        <w:rPr>
+          <w:rFonts w:ascii="Times New Roman" w:cs="Times New Roman" w:eastAsia="SimSun" w:hAnsi="Times New Roman"/>
+        </w:rPr>
+        <w:t xml:space="preserve">。</w:t>
       </w:r>
     </w:p>
     <w:p>
@@ -20688,7 +20824,7 @@
           <w:sz w:val="19"/>
           <w:szCs w:val="19"/>
         </w:rPr>
-        <w:t xml:space="preserve"> 置信区间（窄于线宽）；蓝虚线为并发型 EBCM (29)，橙点线为均场闭合 (39)。(a) 易感比例；(b) 感染比例。</w:t>
+        <w:t xml:space="preserve"> 置信区间，最宽处约与线宽相当；蓝虚线为并发型 EBCM (29)，橙点线为均场闭合 (39)。(a) 易感比例；(b) 感染比例。</w:t>
       </w:r>
     </w:p>
     <w:p>
@@ -21557,7 +21693,7 @@
         <w:rPr>
           <w:rFonts w:ascii="Times New Roman" w:cs="Times New Roman" w:eastAsia="SimSun" w:hAnsi="Times New Roman"/>
         </w:rPr>
-        <w:t xml:space="preserve">同一张图也暴露出 EBCM 自身的限度，须如实报告。深超临界区（</w:t>
+        <w:t xml:space="preserve">同一张图也暴露出 EBCM 自身的限度，须如实报告。偏差在深超临界区最小（</w:t>
       </w:r>
       <w:r>
         <w:rPr>
@@ -21580,21 +21716,95 @@
         <w:rPr>
           <w:rFonts w:ascii="Times New Roman" w:cs="Times New Roman" w:eastAsia="SimSun" w:hAnsi="Times New Roman"/>
         </w:rPr>
-        <w:t xml:space="preserve">）与深亚临界区的偏差在 </w:t>
-      </w:r>
-      <w:r>
-        <w:rPr>
-          <w:rFonts w:ascii="Cambria Math" w:eastAsia="SimSun" w:hAnsi="Cambria Math"/>
-          <w:i w:val="false"/>
-          <w:iCs w:val="false"/>
-        </w:rPr>
-        <w:t xml:space="preserve">0.7%</w:t>
-      </w:r>
-      <w:r>
-        <w:rPr>
-          <w:rFonts w:ascii="Times New Roman" w:cs="Times New Roman" w:eastAsia="SimSun" w:hAnsi="Times New Roman"/>
-        </w:rPr>
-        <w:t xml:space="preserve"> 以内，但在 </w:t>
+        <w:t xml:space="preserve"> 处 </w:t>
+      </w:r>
+      <w:r>
+        <w:rPr>
+          <w:rFonts w:ascii="Cambria Math" w:eastAsia="SimSun" w:hAnsi="Cambria Math"/>
+          <w:i w:val="false"/>
+          <w:iCs w:val="false"/>
+        </w:rPr>
+        <w:t xml:space="preserve">≤0.7%</w:t>
+      </w:r>
+      <w:r>
+        <w:rPr>
+          <w:rFonts w:ascii="Times New Roman" w:cs="Times New Roman" w:eastAsia="SimSun" w:hAnsi="Times New Roman"/>
+        </w:rPr>
+        <w:t xml:space="preserve">），亚临界侧为 </w:t>
+      </w:r>
+      <w:r>
+        <w:rPr>
+          <w:rFonts w:ascii="Cambria Math" w:eastAsia="SimSun" w:hAnsi="Cambria Math"/>
+          <w:i w:val="false"/>
+          <w:iCs w:val="false"/>
+        </w:rPr>
+        <w:t xml:space="preserve">+3.3%</w:t>
+      </w:r>
+      <w:r>
+        <w:rPr>
+          <w:rFonts w:ascii="Times New Roman" w:cs="Times New Roman" w:eastAsia="SimSun" w:hAnsi="Times New Roman"/>
+        </w:rPr>
+        <w:t xml:space="preserve">（</w:t>
+      </w:r>
+      <w:r>
+        <w:rPr>
+          <w:rFonts w:ascii="Cambria Math" w:eastAsia="SimSun" w:hAnsi="Cambria Math"/>
+          <w:i w:val="false"/>
+          <w:iCs w:val="false"/>
+        </w:rPr>
+        <w:t xml:space="preserve">0.6λ</w:t>
+      </w:r>
+      <w:r>
+        <w:rPr>
+          <w:rFonts w:ascii="Cambria Math" w:eastAsia="SimSun" w:hAnsi="Cambria Math"/>
+          <w:i w:val="false"/>
+          <w:iCs w:val="false"/>
+          <w:vertAlign w:val="subscript"/>
+        </w:rPr>
+        <w:t xml:space="preserve">c</w:t>
+      </w:r>
+      <w:r>
+        <w:rPr>
+          <w:rFonts w:ascii="Times New Roman" w:cs="Times New Roman" w:eastAsia="SimSun" w:hAnsi="Times New Roman"/>
+        </w:rPr>
+        <w:t xml:space="preserve">）与 </w:t>
+      </w:r>
+      <w:r>
+        <w:rPr>
+          <w:rFonts w:ascii="Cambria Math" w:eastAsia="SimSun" w:hAnsi="Cambria Math"/>
+          <w:i w:val="false"/>
+          <w:iCs w:val="false"/>
+        </w:rPr>
+        <w:t xml:space="preserve">+1.7%</w:t>
+      </w:r>
+      <w:r>
+        <w:rPr>
+          <w:rFonts w:ascii="Times New Roman" w:cs="Times New Roman" w:eastAsia="SimSun" w:hAnsi="Times New Roman"/>
+        </w:rPr>
+        <w:t xml:space="preserve">（</w:t>
+      </w:r>
+      <w:r>
+        <w:rPr>
+          <w:rFonts w:ascii="Cambria Math" w:eastAsia="SimSun" w:hAnsi="Cambria Math"/>
+          <w:i w:val="false"/>
+          <w:iCs w:val="false"/>
+        </w:rPr>
+        <w:t xml:space="preserve">0.8λ</w:t>
+      </w:r>
+      <w:r>
+        <w:rPr>
+          <w:rFonts w:ascii="Cambria Math" w:eastAsia="SimSun" w:hAnsi="Cambria Math"/>
+          <w:i w:val="false"/>
+          <w:iCs w:val="false"/>
+          <w:vertAlign w:val="subscript"/>
+        </w:rPr>
+        <w:t xml:space="preserve">c</w:t>
+      </w:r>
+      <w:r>
+        <w:rPr>
+          <w:rFonts w:ascii="Times New Roman" w:cs="Times New Roman" w:eastAsia="SimSun" w:hAnsi="Times New Roman"/>
+        </w:rPr>
+        <w:t xml:space="preserve">），而在 </w:t>
       </w:r>
       <w:r>
         <w:rPr>
@@ -21640,7 +21850,7 @@
         <w:rPr>
           <w:rFonts w:ascii="Times New Roman" w:cs="Times New Roman" w:eastAsia="SimSun" w:hAnsi="Times New Roman"/>
         </w:rPr>
-        <w:t xml:space="preserve"> 处 EBCM 系统性高估约 </w:t>
+        <w:t xml:space="preserve"> 处 EBCM 系统性高估 </w:t>
       </w:r>
       <w:r>
         <w:rPr>
@@ -21654,7 +21864,7 @@
         <w:rPr>
           <w:rFonts w:ascii="Times New Roman" w:cs="Times New Roman" w:eastAsia="SimSun" w:hAnsi="Times New Roman"/>
         </w:rPr>
-        <w:t xml:space="preserve">–</w:t>
+        <w:t xml:space="preserve"> 与 </w:t>
       </w:r>
       <w:r>
         <w:rPr>
@@ -21696,7 +21906,7 @@
         <w:rPr>
           <w:rFonts w:ascii="Times New Roman" w:cs="Times New Roman" w:eastAsia="SimSun" w:hAnsi="Times New Roman"/>
         </w:rPr>
-        <w:t xml:space="preserve">）。这与 (24)–(29) 是 </w:t>
+        <w:t xml:space="preserve">）。偏差始终为正，且在阈值邻域出现尖峰。这与 (24)–(29) 是 </w:t>
       </w:r>
       <w:r>
         <w:rPr>
@@ -22575,6 +22785,355 @@
           <w:vertAlign w:val="superscript"/>
         </w:rPr>
         <w:t xml:space="preserve">-4</w:t>
+      </w:r>
+      <w:r>
+        <w:rPr>
+          <w:rFonts w:ascii="Times New Roman" w:cs="Times New Roman" w:eastAsia="SimSun" w:hAnsi="Times New Roman"/>
+        </w:rPr>
+        <w:t xml:space="preserve">。</w:t>
+      </w:r>
+    </w:p>
+    <w:p>
+      <w:pPr>
+        <w:spacing w:after="120" w:before="120" w:line="320" w:lineRule="auto"/>
+        <w:jc w:val="both"/>
+      </w:pPr>
+      <w:r>
+        <w:rPr>
+          <w:rFonts w:ascii="Times New Roman" w:cs="Times New Roman" w:eastAsia="SimSun" w:hAnsi="Times New Roman"/>
+        </w:rPr>
+        <w:t xml:space="preserve">阈值本身也已由仿真独立测定，此前它只是理论值。亚临界区单个种子引发的簇平均总规模为 </w:t>
+      </w:r>
+      <w:r>
+        <w:rPr>
+          <w:rFonts w:ascii="Cambria Math" w:eastAsia="SimSun" w:hAnsi="Cambria Math"/>
+          <w:i w:val="false"/>
+          <w:iCs w:val="false"/>
+        </w:rPr>
+        <w:t xml:space="preserve">1/(1-</w:t>
+      </w:r>
+      <w:r>
+        <w:rPr>
+          <w:rFonts w:ascii="Cambria Math" w:eastAsia="SimSun" w:hAnsi="Cambria Math"/>
+          <w:i/>
+          <w:iCs/>
+        </w:rPr>
+        <w:t xml:space="preserve">R</w:t>
+      </w:r>
+      <w:r>
+        <w:rPr>
+          <w:rFonts w:ascii="Cambria Math" w:eastAsia="SimSun" w:hAnsi="Cambria Math"/>
+          <w:i w:val="false"/>
+          <w:iCs w:val="false"/>
+          <w:vertAlign w:val="subscript"/>
+        </w:rPr>
+        <w:t xml:space="preserve">0</w:t>
+      </w:r>
+      <w:r>
+        <w:rPr>
+          <w:rFonts w:ascii="Cambria Math" w:eastAsia="SimSun" w:hAnsi="Cambria Math"/>
+          <w:i w:val="false"/>
+          <w:iCs w:val="false"/>
+        </w:rPr>
+        <w:t xml:space="preserve">)</w:t>
+      </w:r>
+      <w:r>
+        <w:rPr>
+          <w:rFonts w:ascii="Times New Roman" w:cs="Times New Roman" w:eastAsia="SimSun" w:hAnsi="Times New Roman"/>
+        </w:rPr>
+        <w:t xml:space="preserve">，故 </w:t>
+      </w:r>
+      <w:r>
+        <w:rPr>
+          <w:rFonts w:ascii="Cambria Math" w:eastAsia="SimSun" w:hAnsi="Cambria Math"/>
+          <w:i w:val="false"/>
+          <w:iCs w:val="false"/>
+        </w:rPr>
+        <w:t xml:space="preserve">ε/</w:t>
+      </w:r>
+      <w:r>
+        <w:rPr>
+          <w:rFonts w:ascii="Cambria Math" w:eastAsia="SimSun" w:hAnsi="Cambria Math"/>
+          <w:i/>
+          <w:iCs/>
+        </w:rPr>
+        <w:t xml:space="preserve">R</w:t>
+      </w:r>
+      <w:r>
+        <w:rPr>
+          <w:rFonts w:ascii="Cambria Math" w:eastAsia="SimSun" w:hAnsi="Cambria Math"/>
+          <w:i w:val="false"/>
+          <w:iCs w:val="false"/>
+        </w:rPr>
+        <w:t xml:space="preserve">(∞)→1-</w:t>
+      </w:r>
+      <w:r>
+        <w:rPr>
+          <w:rFonts w:ascii="Cambria Math" w:eastAsia="SimSun" w:hAnsi="Cambria Math"/>
+          <w:i/>
+          <w:iCs/>
+        </w:rPr>
+        <w:t xml:space="preserve">R</w:t>
+      </w:r>
+      <w:r>
+        <w:rPr>
+          <w:rFonts w:ascii="Cambria Math" w:eastAsia="SimSun" w:hAnsi="Cambria Math"/>
+          <w:i w:val="false"/>
+          <w:iCs w:val="false"/>
+          <w:vertAlign w:val="subscript"/>
+        </w:rPr>
+        <w:t xml:space="preserve">0</w:t>
+      </w:r>
+      <w:r>
+        <w:rPr>
+          <w:rFonts w:ascii="Cambria Math" w:eastAsia="SimSun" w:hAnsi="Cambria Math"/>
+          <w:i w:val="false"/>
+          <w:iCs w:val="false"/>
+        </w:rPr>
+        <w:t xml:space="preserve">(λ)</w:t>
+      </w:r>
+      <w:r>
+        <w:rPr>
+          <w:rFonts w:ascii="Times New Roman" w:cs="Times New Roman" w:eastAsia="SimSun" w:hAnsi="Times New Roman"/>
+        </w:rPr>
+        <w:t xml:space="preserve">，该量在 </w:t>
+      </w:r>
+      <w:r>
+        <w:rPr>
+          <w:rFonts w:ascii="Cambria Math" w:eastAsia="SimSun" w:hAnsi="Cambria Math"/>
+          <w:i w:val="false"/>
+          <w:iCs w:val="false"/>
+        </w:rPr>
+        <w:t xml:space="preserve">λ</w:t>
+      </w:r>
+      <w:r>
+        <w:rPr>
+          <w:rFonts w:ascii="Cambria Math" w:eastAsia="SimSun" w:hAnsi="Cambria Math"/>
+          <w:i w:val="false"/>
+          <w:iCs w:val="false"/>
+          <w:vertAlign w:val="subscript"/>
+        </w:rPr>
+        <w:t xml:space="preserve">c</w:t>
+      </w:r>
+      <w:r>
+        <w:rPr>
+          <w:rFonts w:ascii="Times New Roman" w:cs="Times New Roman" w:eastAsia="SimSun" w:hAnsi="Times New Roman"/>
+        </w:rPr>
+        <w:t xml:space="preserve"> 处归零。在 </w:t>
+      </w:r>
+      <w:r>
+        <w:rPr>
+          <w:rFonts w:ascii="Cambria Math" w:eastAsia="SimSun" w:hAnsi="Cambria Math"/>
+          <w:i/>
+          <w:iCs/>
+        </w:rPr>
+        <w:t xml:space="preserve">N</w:t>
+      </w:r>
+      <w:r>
+        <w:rPr>
+          <w:rFonts w:ascii="Cambria Math" w:eastAsia="SimSun" w:hAnsi="Cambria Math"/>
+          <w:i w:val="false"/>
+          <w:iCs w:val="false"/>
+        </w:rPr>
+        <w:t xml:space="preserve">=8000</w:t>
+      </w:r>
+      <w:r>
+        <w:rPr>
+          <w:rFonts w:ascii="Times New Roman" w:cs="Times New Roman" w:eastAsia="SimSun" w:hAnsi="Times New Roman"/>
+        </w:rPr>
+        <w:t xml:space="preserve"> 上取 </w:t>
+      </w:r>
+      <w:r>
+        <w:rPr>
+          <w:rFonts w:ascii="Cambria Math" w:eastAsia="SimSun" w:hAnsi="Cambria Math"/>
+          <w:i w:val="false"/>
+          <w:iCs w:val="false"/>
+        </w:rPr>
+        <w:t xml:space="preserve">λ/λ</w:t>
+      </w:r>
+      <w:r>
+        <w:rPr>
+          <w:rFonts w:ascii="Cambria Math" w:eastAsia="SimSun" w:hAnsi="Cambria Math"/>
+          <w:i w:val="false"/>
+          <w:iCs w:val="false"/>
+          <w:vertAlign w:val="subscript"/>
+        </w:rPr>
+        <w:t xml:space="preserve">c</w:t>
+      </w:r>
+      <w:r>
+        <w:rPr>
+          <w:rFonts w:ascii="Cambria Math" w:eastAsia="SimSun" w:hAnsi="Cambria Math"/>
+          <w:i w:val="false"/>
+          <w:iCs w:val="false"/>
+        </w:rPr>
+        <w:t xml:space="preserve">∈[0.4,0.8]</w:t>
+      </w:r>
+      <w:r>
+        <w:rPr>
+          <w:rFonts w:ascii="Times New Roman" w:cs="Times New Roman" w:eastAsia="SimSun" w:hAnsi="Times New Roman"/>
+        </w:rPr>
+        <w:t xml:space="preserve"> 五点、每点 </w:t>
+      </w:r>
+      <w:r>
+        <w:rPr>
+          <w:rFonts w:ascii="Cambria Math" w:eastAsia="SimSun" w:hAnsi="Cambria Math"/>
+          <w:i w:val="false"/>
+          <w:iCs w:val="false"/>
+        </w:rPr>
+        <w:t xml:space="preserve">1500</w:t>
+      </w:r>
+      <w:r>
+        <w:rPr>
+          <w:rFonts w:ascii="Times New Roman" w:cs="Times New Roman" w:eastAsia="SimSun" w:hAnsi="Times New Roman"/>
+        </w:rPr>
+        <w:t xml:space="preserve"> 次实现，加权外推得 </w:t>
+      </w:r>
+      <w:r>
+        <w:rPr>
+          <w:rFonts w:ascii="Cambria Math" w:eastAsia="SimSun" w:hAnsi="Cambria Math"/>
+          <w:i w:val="false"/>
+          <w:iCs w:val="false"/>
+        </w:rPr>
+        <w:t xml:space="preserve">λ</w:t>
+      </w:r>
+      <w:r>
+        <w:rPr>
+          <w:rFonts w:ascii="Cambria Math" w:eastAsia="SimSun" w:hAnsi="Cambria Math"/>
+          <w:i w:val="false"/>
+          <w:iCs w:val="false"/>
+          <w:vertAlign w:val="subscript"/>
+        </w:rPr>
+        <w:t xml:space="preserve">c</w:t>
+      </w:r>
+      <w:r>
+        <w:rPr>
+          <w:rFonts w:ascii="Cambria Math" w:eastAsia="SimSun" w:hAnsi="Cambria Math"/>
+          <w:i w:val="false"/>
+          <w:iCs w:val="false"/>
+        </w:rPr>
+        <w:t xml:space="preserve">=0.3410±0.0058</w:t>
+      </w:r>
+      <w:r>
+        <w:rPr>
+          <w:rFonts w:ascii="Times New Roman" w:cs="Times New Roman" w:eastAsia="SimSun" w:hAnsi="Times New Roman"/>
+        </w:rPr>
+        <w:t xml:space="preserve">，与 (35) 给出的 </w:t>
+      </w:r>
+      <w:r>
+        <w:rPr>
+          <w:rFonts w:ascii="Cambria Math" w:eastAsia="SimSun" w:hAnsi="Cambria Math"/>
+          <w:i w:val="false"/>
+          <w:iCs w:val="false"/>
+        </w:rPr>
+        <w:t xml:space="preserve">0.3327</w:t>
+      </w:r>
+      <w:r>
+        <w:rPr>
+          <w:rFonts w:ascii="Times New Roman" w:cs="Times New Roman" w:eastAsia="SimSun" w:hAnsi="Times New Roman"/>
+        </w:rPr>
+        <w:t xml:space="preserve"> 相差 </w:t>
+      </w:r>
+      <w:r>
+        <w:rPr>
+          <w:rFonts w:ascii="Cambria Math" w:eastAsia="SimSun" w:hAnsi="Cambria Math"/>
+          <w:i w:val="false"/>
+          <w:iCs w:val="false"/>
+        </w:rPr>
+        <w:t xml:space="preserve">1.4σ</w:t>
+      </w:r>
+      <w:r>
+        <w:rPr>
+          <w:rFonts w:ascii="Times New Roman" w:cs="Times New Roman" w:eastAsia="SimSun" w:hAnsi="Times New Roman"/>
+        </w:rPr>
+        <w:t xml:space="preserve">。拟合斜率给出 </w:t>
+      </w:r>
+      <w:r>
+        <w:rPr>
+          <w:rFonts w:ascii="Cambria Math" w:eastAsia="SimSun" w:hAnsi="Cambria Math"/>
+          <w:i w:val="false"/>
+          <w:iCs w:val="false"/>
+        </w:rPr>
+        <w:t xml:space="preserve">τκ-1=2.85±0.05</w:t>
+      </w:r>
+      <w:r>
+        <w:rPr>
+          <w:rFonts w:ascii="Times New Roman" w:cs="Times New Roman" w:eastAsia="SimSun" w:hAnsi="Times New Roman"/>
+        </w:rPr>
+        <w:t xml:space="preserve">，较公式值 </w:t>
+      </w:r>
+      <w:r>
+        <w:rPr>
+          <w:rFonts w:ascii="Cambria Math" w:eastAsia="SimSun" w:hAnsi="Cambria Math"/>
+          <w:i w:val="false"/>
+          <w:iCs w:val="false"/>
+        </w:rPr>
+        <w:t xml:space="preserve">3.01</w:t>
+      </w:r>
+      <w:r>
+        <w:rPr>
+          <w:rFonts w:ascii="Times New Roman" w:cs="Times New Roman" w:eastAsia="SimSun" w:hAnsi="Times New Roman"/>
+        </w:rPr>
+        <w:t xml:space="preserve"> 低约 </w:t>
+      </w:r>
+      <w:r>
+        <w:rPr>
+          <w:rFonts w:ascii="Cambria Math" w:eastAsia="SimSun" w:hAnsi="Cambria Math"/>
+          <w:i w:val="false"/>
+          <w:iCs w:val="false"/>
+        </w:rPr>
+        <w:t xml:space="preserve">5%</w:t>
+      </w:r>
+      <w:r>
+        <w:rPr>
+          <w:rFonts w:ascii="Times New Roman" w:cs="Times New Roman" w:eastAsia="SimSun" w:hAnsi="Times New Roman"/>
+        </w:rPr>
+        <w:t xml:space="preserve">；这一偏低方向是预期的——纯分支形式忽略易感耗尽与不同种子所生簇的重叠，二者都压低 </w:t>
+      </w:r>
+      <w:r>
+        <w:rPr>
+          <w:rFonts w:ascii="Cambria Math" w:eastAsia="SimSun" w:hAnsi="Cambria Math"/>
+          <w:i/>
+          <w:iCs/>
+        </w:rPr>
+        <w:t xml:space="preserve">R</w:t>
+      </w:r>
+      <w:r>
+        <w:rPr>
+          <w:rFonts w:ascii="Cambria Math" w:eastAsia="SimSun" w:hAnsi="Cambria Math"/>
+          <w:i w:val="false"/>
+          <w:iCs w:val="false"/>
+        </w:rPr>
+        <w:t xml:space="preserve">(∞)</w:t>
+      </w:r>
+      <w:r>
+        <w:rPr>
+          <w:rFonts w:ascii="Times New Roman" w:cs="Times New Roman" w:eastAsia="SimSun" w:hAnsi="Times New Roman"/>
+        </w:rPr>
+        <w:t xml:space="preserve">，从而抬高 </w:t>
+      </w:r>
+      <w:r>
+        <w:rPr>
+          <w:rFonts w:ascii="Cambria Math" w:eastAsia="SimSun" w:hAnsi="Cambria Math"/>
+          <w:i w:val="false"/>
+          <w:iCs w:val="false"/>
+        </w:rPr>
+        <w:t xml:space="preserve">ε/</w:t>
+      </w:r>
+      <w:r>
+        <w:rPr>
+          <w:rFonts w:ascii="Cambria Math" w:eastAsia="SimSun" w:hAnsi="Cambria Math"/>
+          <w:i/>
+          <w:iCs/>
+        </w:rPr>
+        <w:t xml:space="preserve">R</w:t>
+      </w:r>
+      <w:r>
+        <w:rPr>
+          <w:rFonts w:ascii="Cambria Math" w:eastAsia="SimSun" w:hAnsi="Cambria Math"/>
+          <w:i w:val="false"/>
+          <w:iCs w:val="false"/>
+        </w:rPr>
+        <w:t xml:space="preserve">(∞)</w:t>
       </w:r>
       <w:r>
         <w:rPr>

--- a/drafts/sir-directed-hypergraphs/manuscript.docx
+++ b/drafts/sir-directed-hypergraphs/manuscript.docx
@@ -16377,31 +16377,237 @@
       </w:pPr>
       <w:r>
         <w:rPr>
-          <w:rFonts w:ascii="Times New Roman" w:cs="Times New Roman" w:eastAsia="SimSun" w:hAnsi="Times New Roman"/>
+          <w:rFonts w:ascii="Cambria Math" w:eastAsia="SimSun" w:hAnsi="Cambria Math"/>
           <w:b/>
           <w:bCs/>
-        </w:rPr>
-        <w:t xml:space="preserve">一条精确恒等式。</w:t>
-      </w:r>
-      <w:r>
-        <w:rPr>
-          <w:rFonts w:ascii="Times New Roman" w:cs="Times New Roman" w:eastAsia="SimSun" w:hAnsi="Times New Roman"/>
-        </w:rPr>
-        <w:t xml:space="preserve"> 全部尾成员易感蕴含 </w:t>
-      </w:r>
-      <w:r>
-        <w:rPr>
-          <w:rFonts w:ascii="Cambria Math" w:eastAsia="SimSun" w:hAnsi="Cambria Math"/>
-          <w:i/>
-          <w:iCs/>
-        </w:rPr>
-        <w:t xml:space="preserve">e</w:t>
-      </w:r>
-      <w:r>
-        <w:rPr>
-          <w:rFonts w:ascii="Times New Roman" w:cs="Times New Roman" w:eastAsia="SimSun" w:hAnsi="Times New Roman"/>
-        </w:rPr>
-        <w:t xml:space="preserve"> 从未激活，因而必未传递，故</w:t>
+          <w:i w:val="false"/>
+          <w:iCs w:val="false"/>
+        </w:rPr>
+        <w:t xml:space="preserve">τ=2</w:t>
+      </w:r>
+      <w:r>
+        <w:rPr>
+          <w:rFonts w:ascii="Times New Roman" w:cs="Times New Roman" w:eastAsia="SimSun" w:hAnsi="Times New Roman"/>
+          <w:b/>
+          <w:bCs/>
+        </w:rPr>
+        <w:t xml:space="preserve"> 的显式形式。</w:t>
+      </w:r>
+      <w:r>
+        <w:rPr>
+          <w:rFonts w:ascii="Times New Roman" w:cs="Times New Roman" w:eastAsia="SimSun" w:hAnsi="Times New Roman"/>
+        </w:rPr>
+        <w:t xml:space="preserve"> 六个状态按 </w:t>
+      </w:r>
+      <w:r>
+        <w:rPr>
+          <w:rFonts w:ascii="Cambria Math" w:eastAsia="SimSun" w:hAnsi="Cambria Math"/>
+          <w:i w:val="false"/>
+          <w:iCs w:val="false"/>
+        </w:rPr>
+        <w:t xml:space="preserve">(</w:t>
+      </w:r>
+      <w:r>
+        <w:rPr>
+          <w:rFonts w:ascii="Cambria Math" w:eastAsia="SimSun" w:hAnsi="Cambria Math"/>
+          <w:i/>
+          <w:iCs/>
+        </w:rPr>
+        <w:t xml:space="preserve">a</w:t>
+      </w:r>
+      <w:r>
+        <w:rPr>
+          <w:rFonts w:ascii="Cambria Math" w:eastAsia="SimSun" w:hAnsi="Cambria Math"/>
+          <w:i w:val="false"/>
+          <w:iCs w:val="false"/>
+        </w:rPr>
+        <w:t xml:space="preserve">,</w:t>
+      </w:r>
+      <w:r>
+        <w:rPr>
+          <w:rFonts w:ascii="Cambria Math" w:eastAsia="SimSun" w:hAnsi="Cambria Math"/>
+          <w:i/>
+          <w:iCs/>
+        </w:rPr>
+        <w:t xml:space="preserve">b</w:t>
+      </w:r>
+      <w:r>
+        <w:rPr>
+          <w:rFonts w:ascii="Cambria Math" w:eastAsia="SimSun" w:hAnsi="Cambria Math"/>
+          <w:i w:val="false"/>
+          <w:iCs w:val="false"/>
+        </w:rPr>
+        <w:t xml:space="preserve">,</w:t>
+      </w:r>
+      <w:r>
+        <w:rPr>
+          <w:rFonts w:ascii="Cambria Math" w:eastAsia="SimSun" w:hAnsi="Cambria Math"/>
+          <w:i/>
+          <w:iCs/>
+        </w:rPr>
+        <w:t xml:space="preserve">c</w:t>
+      </w:r>
+      <w:r>
+        <w:rPr>
+          <w:rFonts w:ascii="Cambria Math" w:eastAsia="SimSun" w:hAnsi="Cambria Math"/>
+          <w:i w:val="false"/>
+          <w:iCs w:val="false"/>
+        </w:rPr>
+        <w:t xml:space="preserve">)</w:t>
+      </w:r>
+      <w:r>
+        <w:rPr>
+          <w:rFonts w:ascii="Times New Roman" w:cs="Times New Roman" w:eastAsia="SimSun" w:hAnsi="Times New Roman"/>
+        </w:rPr>
+        <w:t xml:space="preserve"> 记为 </w:t>
+      </w:r>
+      <w:r>
+        <w:rPr>
+          <w:rFonts w:ascii="Cambria Math" w:eastAsia="SimSun" w:hAnsi="Cambria Math"/>
+          <w:i/>
+          <w:iCs/>
+        </w:rPr>
+        <w:t xml:space="preserve">x</w:t>
+      </w:r>
+      <w:r>
+        <w:rPr>
+          <w:rFonts w:ascii="Cambria Math" w:eastAsia="SimSun" w:hAnsi="Cambria Math"/>
+          <w:i w:val="false"/>
+          <w:iCs w:val="false"/>
+          <w:vertAlign w:val="subscript"/>
+        </w:rPr>
+        <w:t xml:space="preserve">200</w:t>
+      </w:r>
+      <w:r>
+        <w:rPr>
+          <w:rFonts w:ascii="Cambria Math" w:eastAsia="SimSun" w:hAnsi="Cambria Math"/>
+          <w:i w:val="false"/>
+          <w:iCs w:val="false"/>
+        </w:rPr>
+        <w:t xml:space="preserve">,</w:t>
+      </w:r>
+      <w:r>
+        <w:rPr>
+          <w:rFonts w:ascii="Cambria Math" w:eastAsia="SimSun" w:hAnsi="Cambria Math"/>
+          <w:i/>
+          <w:iCs/>
+        </w:rPr>
+        <w:t xml:space="preserve">x</w:t>
+      </w:r>
+      <w:r>
+        <w:rPr>
+          <w:rFonts w:ascii="Cambria Math" w:eastAsia="SimSun" w:hAnsi="Cambria Math"/>
+          <w:i w:val="false"/>
+          <w:iCs w:val="false"/>
+          <w:vertAlign w:val="subscript"/>
+        </w:rPr>
+        <w:t xml:space="preserve">110</w:t>
+      </w:r>
+      <w:r>
+        <w:rPr>
+          <w:rFonts w:ascii="Cambria Math" w:eastAsia="SimSun" w:hAnsi="Cambria Math"/>
+          <w:i w:val="false"/>
+          <w:iCs w:val="false"/>
+        </w:rPr>
+        <w:t xml:space="preserve">,</w:t>
+      </w:r>
+      <w:r>
+        <w:rPr>
+          <w:rFonts w:ascii="Cambria Math" w:eastAsia="SimSun" w:hAnsi="Cambria Math"/>
+          <w:i/>
+          <w:iCs/>
+        </w:rPr>
+        <w:t xml:space="preserve">x</w:t>
+      </w:r>
+      <w:r>
+        <w:rPr>
+          <w:rFonts w:ascii="Cambria Math" w:eastAsia="SimSun" w:hAnsi="Cambria Math"/>
+          <w:i w:val="false"/>
+          <w:iCs w:val="false"/>
+          <w:vertAlign w:val="subscript"/>
+        </w:rPr>
+        <w:t xml:space="preserve">101</w:t>
+      </w:r>
+      <w:r>
+        <w:rPr>
+          <w:rFonts w:ascii="Cambria Math" w:eastAsia="SimSun" w:hAnsi="Cambria Math"/>
+          <w:i w:val="false"/>
+          <w:iCs w:val="false"/>
+        </w:rPr>
+        <w:t xml:space="preserve">,</w:t>
+      </w:r>
+      <w:r>
+        <w:rPr>
+          <w:rFonts w:ascii="Cambria Math" w:eastAsia="SimSun" w:hAnsi="Cambria Math"/>
+          <w:i/>
+          <w:iCs/>
+        </w:rPr>
+        <w:t xml:space="preserve">x</w:t>
+      </w:r>
+      <w:r>
+        <w:rPr>
+          <w:rFonts w:ascii="Cambria Math" w:eastAsia="SimSun" w:hAnsi="Cambria Math"/>
+          <w:i w:val="false"/>
+          <w:iCs w:val="false"/>
+          <w:vertAlign w:val="subscript"/>
+        </w:rPr>
+        <w:t xml:space="preserve">020</w:t>
+      </w:r>
+      <w:r>
+        <w:rPr>
+          <w:rFonts w:ascii="Cambria Math" w:eastAsia="SimSun" w:hAnsi="Cambria Math"/>
+          <w:i w:val="false"/>
+          <w:iCs w:val="false"/>
+        </w:rPr>
+        <w:t xml:space="preserve">,</w:t>
+      </w:r>
+      <w:r>
+        <w:rPr>
+          <w:rFonts w:ascii="Cambria Math" w:eastAsia="SimSun" w:hAnsi="Cambria Math"/>
+          <w:i/>
+          <w:iCs/>
+        </w:rPr>
+        <w:t xml:space="preserve">x</w:t>
+      </w:r>
+      <w:r>
+        <w:rPr>
+          <w:rFonts w:ascii="Cambria Math" w:eastAsia="SimSun" w:hAnsi="Cambria Math"/>
+          <w:i w:val="false"/>
+          <w:iCs w:val="false"/>
+          <w:vertAlign w:val="subscript"/>
+        </w:rPr>
+        <w:t xml:space="preserve">011</w:t>
+      </w:r>
+      <w:r>
+        <w:rPr>
+          <w:rFonts w:ascii="Cambria Math" w:eastAsia="SimSun" w:hAnsi="Cambria Math"/>
+          <w:i w:val="false"/>
+          <w:iCs w:val="false"/>
+        </w:rPr>
+        <w:t xml:space="preserve">,</w:t>
+      </w:r>
+      <w:r>
+        <w:rPr>
+          <w:rFonts w:ascii="Cambria Math" w:eastAsia="SimSun" w:hAnsi="Cambria Math"/>
+          <w:i/>
+          <w:iCs/>
+        </w:rPr>
+        <w:t xml:space="preserve">x</w:t>
+      </w:r>
+      <w:r>
+        <w:rPr>
+          <w:rFonts w:ascii="Cambria Math" w:eastAsia="SimSun" w:hAnsi="Cambria Math"/>
+          <w:i w:val="false"/>
+          <w:iCs w:val="false"/>
+          <w:vertAlign w:val="subscript"/>
+        </w:rPr>
+        <w:t xml:space="preserve">002</w:t>
+      </w:r>
+      <w:r>
+        <w:rPr>
+          <w:rFonts w:ascii="Times New Roman" w:cs="Times New Roman" w:eastAsia="SimSun" w:hAnsi="Times New Roman"/>
+        </w:rPr>
+        <w:t xml:space="preserve">，(29) 展开为</w:t>
       </w:r>
     </w:p>
     <w:p>
@@ -16436,91 +16642,336 @@
           <w:iCs w:val="false"/>
           <w:sz w:val="21"/>
           <w:szCs w:val="21"/>
-          <w:vertAlign w:val="subscript"/>
-        </w:rPr>
-        <w:t xml:space="preserve">τ00</w:t>
-      </w:r>
-      <w:r>
-        <w:rPr>
-          <w:rFonts w:ascii="Cambria Math" w:eastAsia="SimSun" w:hAnsi="Cambria Math"/>
-          <w:i w:val="false"/>
-          <w:iCs w:val="false"/>
-          <w:sz w:val="21"/>
-          <w:szCs w:val="21"/>
-        </w:rPr>
-        <w:t xml:space="preserve">(</w:t>
-      </w:r>
-      <w:r>
-        <w:rPr>
-          <w:rFonts w:ascii="Cambria Math" w:eastAsia="SimSun" w:hAnsi="Cambria Math"/>
-          <w:i/>
-          <w:iCs/>
-          <w:sz w:val="21"/>
-          <w:szCs w:val="21"/>
-        </w:rPr>
-        <w:t xml:space="preserve">t</w:t>
-      </w:r>
-      <w:r>
-        <w:rPr>
-          <w:rFonts w:ascii="Cambria Math" w:eastAsia="SimSun" w:hAnsi="Cambria Math"/>
-          <w:i w:val="false"/>
-          <w:iCs w:val="false"/>
-          <w:sz w:val="21"/>
-          <w:szCs w:val="21"/>
-        </w:rPr>
-        <w:t xml:space="preserve">)=[(1-ε) ψ</w:t>
-      </w:r>
-      <w:r>
-        <w:rPr>
-          <w:rFonts w:ascii="Cambria Math" w:eastAsia="SimSun" w:hAnsi="Cambria Math"/>
-          <w:i w:val="false"/>
-          <w:iCs w:val="false"/>
-          <w:sz w:val="21"/>
-          <w:szCs w:val="21"/>
-          <w:vertAlign w:val="subscript"/>
-        </w:rPr>
-        <w:t xml:space="preserve">tail</w:t>
-      </w:r>
-      <w:r>
-        <w:rPr>
-          <w:rFonts w:ascii="Cambria Math" w:eastAsia="SimSun" w:hAnsi="Cambria Math"/>
-          <w:i w:val="false"/>
-          <w:iCs w:val="false"/>
-          <w:sz w:val="21"/>
-          <w:szCs w:val="21"/>
-        </w:rPr>
-        <w:t xml:space="preserve">(Φ(</w:t>
-      </w:r>
-      <w:r>
-        <w:rPr>
-          <w:rFonts w:ascii="Cambria Math" w:eastAsia="SimSun" w:hAnsi="Cambria Math"/>
-          <w:i/>
-          <w:iCs/>
-          <w:sz w:val="21"/>
-          <w:szCs w:val="21"/>
-        </w:rPr>
-        <w:t xml:space="preserve">t</w:t>
-      </w:r>
-      <w:r>
-        <w:rPr>
-          <w:rFonts w:ascii="Cambria Math" w:eastAsia="SimSun" w:hAnsi="Cambria Math"/>
-          <w:i w:val="false"/>
-          <w:iCs w:val="false"/>
-          <w:sz w:val="21"/>
-          <w:szCs w:val="21"/>
-        </w:rPr>
-        <w:t xml:space="preserve">))]</w:t>
-      </w:r>
-      <w:r>
-        <w:rPr>
-          <w:rFonts w:ascii="Cambria Math" w:eastAsia="SimSun" w:hAnsi="Cambria Math"/>
-          <w:i w:val="false"/>
-          <w:iCs w:val="false"/>
-          <w:sz w:val="21"/>
-          <w:szCs w:val="21"/>
-          <w:vertAlign w:val="superscript"/>
-        </w:rPr>
-        <w:t xml:space="preserve">τ</w:t>
+        </w:rPr>
+        <w:t xml:space="preserve">̇</w:t>
+      </w:r>
+      <w:r>
+        <w:rPr>
+          <w:rFonts w:ascii="Cambria Math" w:eastAsia="SimSun" w:hAnsi="Cambria Math"/>
+          <w:i w:val="false"/>
+          <w:iCs w:val="false"/>
+          <w:sz w:val="21"/>
+          <w:szCs w:val="21"/>
+          <w:vertAlign w:val="subscript"/>
+        </w:rPr>
+        <w:t xml:space="preserve">200</w:t>
+      </w:r>
+      <w:r>
+        <w:rPr>
+          <w:rFonts w:ascii="Cambria Math" w:eastAsia="SimSun" w:hAnsi="Cambria Math"/>
+          <w:i w:val="false"/>
+          <w:iCs w:val="false"/>
+          <w:sz w:val="21"/>
+          <w:szCs w:val="21"/>
+        </w:rPr>
+        <w:t xml:space="preserve">=-2</w:t>
+      </w:r>
+      <w:r>
+        <w:rPr>
+          <w:rFonts w:ascii="Cambria Math" w:eastAsia="SimSun" w:hAnsi="Cambria Math"/>
+          <w:i/>
+          <w:iCs/>
+          <w:sz w:val="21"/>
+          <w:szCs w:val="21"/>
+        </w:rPr>
+        <w:t xml:space="preserve">h</w:t>
+      </w:r>
+      <w:r>
+        <w:rPr>
+          <w:rFonts w:ascii="Cambria Math" w:eastAsia="SimSun" w:hAnsi="Cambria Math"/>
+          <w:i w:val="false"/>
+          <w:iCs w:val="false"/>
+          <w:sz w:val="21"/>
+          <w:szCs w:val="21"/>
+        </w:rPr>
+        <w:t xml:space="preserve"> </w:t>
+      </w:r>
+      <w:r>
+        <w:rPr>
+          <w:rFonts w:ascii="Cambria Math" w:eastAsia="SimSun" w:hAnsi="Cambria Math"/>
+          <w:i/>
+          <w:iCs/>
+          <w:sz w:val="21"/>
+          <w:szCs w:val="21"/>
+        </w:rPr>
+        <w:t xml:space="preserve">x</w:t>
+      </w:r>
+      <w:r>
+        <w:rPr>
+          <w:rFonts w:ascii="Cambria Math" w:eastAsia="SimSun" w:hAnsi="Cambria Math"/>
+          <w:i w:val="false"/>
+          <w:iCs w:val="false"/>
+          <w:sz w:val="21"/>
+          <w:szCs w:val="21"/>
+          <w:vertAlign w:val="subscript"/>
+        </w:rPr>
+        <w:t xml:space="preserve">200</w:t>
+      </w:r>
+      <w:r>
+        <w:rPr>
+          <w:rFonts w:ascii="Cambria Math" w:eastAsia="SimSun" w:hAnsi="Cambria Math"/>
+          <w:i w:val="false"/>
+          <w:iCs w:val="false"/>
+          <w:sz w:val="21"/>
+          <w:szCs w:val="21"/>
+        </w:rPr>
+        <w:t xml:space="preserve">,  </w:t>
+      </w:r>
+      <w:r>
+        <w:rPr>
+          <w:rFonts w:ascii="Cambria Math" w:eastAsia="SimSun" w:hAnsi="Cambria Math"/>
+          <w:i/>
+          <w:iCs/>
+          <w:sz w:val="21"/>
+          <w:szCs w:val="21"/>
+        </w:rPr>
+        <w:t xml:space="preserve">x</w:t>
+      </w:r>
+      <w:r>
+        <w:rPr>
+          <w:rFonts w:ascii="Cambria Math" w:eastAsia="SimSun" w:hAnsi="Cambria Math"/>
+          <w:i w:val="false"/>
+          <w:iCs w:val="false"/>
+          <w:sz w:val="21"/>
+          <w:szCs w:val="21"/>
+        </w:rPr>
+        <w:t xml:space="preserve">̇</w:t>
+      </w:r>
+      <w:r>
+        <w:rPr>
+          <w:rFonts w:ascii="Cambria Math" w:eastAsia="SimSun" w:hAnsi="Cambria Math"/>
+          <w:i w:val="false"/>
+          <w:iCs w:val="false"/>
+          <w:sz w:val="21"/>
+          <w:szCs w:val="21"/>
+          <w:vertAlign w:val="subscript"/>
+        </w:rPr>
+        <w:t xml:space="preserve">110</w:t>
+      </w:r>
+      <w:r>
+        <w:rPr>
+          <w:rFonts w:ascii="Cambria Math" w:eastAsia="SimSun" w:hAnsi="Cambria Math"/>
+          <w:i w:val="false"/>
+          <w:iCs w:val="false"/>
+          <w:sz w:val="21"/>
+          <w:szCs w:val="21"/>
+        </w:rPr>
+        <w:t xml:space="preserve">=2</w:t>
+      </w:r>
+      <w:r>
+        <w:rPr>
+          <w:rFonts w:ascii="Cambria Math" w:eastAsia="SimSun" w:hAnsi="Cambria Math"/>
+          <w:i/>
+          <w:iCs/>
+          <w:sz w:val="21"/>
+          <w:szCs w:val="21"/>
+        </w:rPr>
+        <w:t xml:space="preserve">h</w:t>
+      </w:r>
+      <w:r>
+        <w:rPr>
+          <w:rFonts w:ascii="Cambria Math" w:eastAsia="SimSun" w:hAnsi="Cambria Math"/>
+          <w:i w:val="false"/>
+          <w:iCs w:val="false"/>
+          <w:sz w:val="21"/>
+          <w:szCs w:val="21"/>
+        </w:rPr>
+        <w:t xml:space="preserve"> </w:t>
+      </w:r>
+      <w:r>
+        <w:rPr>
+          <w:rFonts w:ascii="Cambria Math" w:eastAsia="SimSun" w:hAnsi="Cambria Math"/>
+          <w:i/>
+          <w:iCs/>
+          <w:sz w:val="21"/>
+          <w:szCs w:val="21"/>
+        </w:rPr>
+        <w:t xml:space="preserve">x</w:t>
+      </w:r>
+      <w:r>
+        <w:rPr>
+          <w:rFonts w:ascii="Cambria Math" w:eastAsia="SimSun" w:hAnsi="Cambria Math"/>
+          <w:i w:val="false"/>
+          <w:iCs w:val="false"/>
+          <w:sz w:val="21"/>
+          <w:szCs w:val="21"/>
+          <w:vertAlign w:val="subscript"/>
+        </w:rPr>
+        <w:t xml:space="preserve">200</w:t>
+      </w:r>
+      <w:r>
+        <w:rPr>
+          <w:rFonts w:ascii="Cambria Math" w:eastAsia="SimSun" w:hAnsi="Cambria Math"/>
+          <w:i w:val="false"/>
+          <w:iCs w:val="false"/>
+          <w:sz w:val="21"/>
+          <w:szCs w:val="21"/>
+        </w:rPr>
+        <w:t xml:space="preserve">-(</w:t>
+      </w:r>
+      <w:r>
+        <w:rPr>
+          <w:rFonts w:ascii="Cambria Math" w:eastAsia="SimSun" w:hAnsi="Cambria Math"/>
+          <w:i/>
+          <w:iCs/>
+          <w:sz w:val="21"/>
+          <w:szCs w:val="21"/>
+        </w:rPr>
+        <w:t xml:space="preserve">h</w:t>
+      </w:r>
+      <w:r>
+        <w:rPr>
+          <w:rFonts w:ascii="Cambria Math" w:eastAsia="SimSun" w:hAnsi="Cambria Math"/>
+          <w:i w:val="false"/>
+          <w:iCs w:val="false"/>
+          <w:sz w:val="21"/>
+          <w:szCs w:val="21"/>
+        </w:rPr>
+        <w:t xml:space="preserve">+μ+β) </w:t>
+      </w:r>
+      <w:r>
+        <w:rPr>
+          <w:rFonts w:ascii="Cambria Math" w:eastAsia="SimSun" w:hAnsi="Cambria Math"/>
+          <w:i/>
+          <w:iCs/>
+          <w:sz w:val="21"/>
+          <w:szCs w:val="21"/>
+        </w:rPr>
+        <w:t xml:space="preserve">x</w:t>
+      </w:r>
+      <w:r>
+        <w:rPr>
+          <w:rFonts w:ascii="Cambria Math" w:eastAsia="SimSun" w:hAnsi="Cambria Math"/>
+          <w:i w:val="false"/>
+          <w:iCs w:val="false"/>
+          <w:sz w:val="21"/>
+          <w:szCs w:val="21"/>
+          <w:vertAlign w:val="subscript"/>
+        </w:rPr>
+        <w:t xml:space="preserve">110</w:t>
+      </w:r>
+      <w:r>
+        <w:rPr>
+          <w:rFonts w:ascii="Cambria Math" w:eastAsia="SimSun" w:hAnsi="Cambria Math"/>
+          <w:i w:val="false"/>
+          <w:iCs w:val="false"/>
+          <w:sz w:val="21"/>
+          <w:szCs w:val="21"/>
+        </w:rPr>
+        <w:t xml:space="preserve">,  </w:t>
+      </w:r>
+      <w:r>
+        <w:rPr>
+          <w:rFonts w:ascii="Cambria Math" w:eastAsia="SimSun" w:hAnsi="Cambria Math"/>
+          <w:i/>
+          <w:iCs/>
+          <w:sz w:val="21"/>
+          <w:szCs w:val="21"/>
+        </w:rPr>
+        <w:t xml:space="preserve">x</w:t>
+      </w:r>
+      <w:r>
+        <w:rPr>
+          <w:rFonts w:ascii="Cambria Math" w:eastAsia="SimSun" w:hAnsi="Cambria Math"/>
+          <w:i w:val="false"/>
+          <w:iCs w:val="false"/>
+          <w:sz w:val="21"/>
+          <w:szCs w:val="21"/>
+        </w:rPr>
+        <w:t xml:space="preserve">̇</w:t>
+      </w:r>
+      <w:r>
+        <w:rPr>
+          <w:rFonts w:ascii="Cambria Math" w:eastAsia="SimSun" w:hAnsi="Cambria Math"/>
+          <w:i w:val="false"/>
+          <w:iCs w:val="false"/>
+          <w:sz w:val="21"/>
+          <w:szCs w:val="21"/>
+          <w:vertAlign w:val="subscript"/>
+        </w:rPr>
+        <w:t xml:space="preserve">101</w:t>
+      </w:r>
+      <w:r>
+        <w:rPr>
+          <w:rFonts w:ascii="Cambria Math" w:eastAsia="SimSun" w:hAnsi="Cambria Math"/>
+          <w:i w:val="false"/>
+          <w:iCs w:val="false"/>
+          <w:sz w:val="21"/>
+          <w:szCs w:val="21"/>
+        </w:rPr>
+        <w:t xml:space="preserve">=μ </w:t>
+      </w:r>
+      <w:r>
+        <w:rPr>
+          <w:rFonts w:ascii="Cambria Math" w:eastAsia="SimSun" w:hAnsi="Cambria Math"/>
+          <w:i/>
+          <w:iCs/>
+          <w:sz w:val="21"/>
+          <w:szCs w:val="21"/>
+        </w:rPr>
+        <w:t xml:space="preserve">x</w:t>
+      </w:r>
+      <w:r>
+        <w:rPr>
+          <w:rFonts w:ascii="Cambria Math" w:eastAsia="SimSun" w:hAnsi="Cambria Math"/>
+          <w:i w:val="false"/>
+          <w:iCs w:val="false"/>
+          <w:sz w:val="21"/>
+          <w:szCs w:val="21"/>
+          <w:vertAlign w:val="subscript"/>
+        </w:rPr>
+        <w:t xml:space="preserve">110</w:t>
+      </w:r>
+      <w:r>
+        <w:rPr>
+          <w:rFonts w:ascii="Cambria Math" w:eastAsia="SimSun" w:hAnsi="Cambria Math"/>
+          <w:i w:val="false"/>
+          <w:iCs w:val="false"/>
+          <w:sz w:val="21"/>
+          <w:szCs w:val="21"/>
+        </w:rPr>
+        <w:t xml:space="preserve">-</w:t>
+      </w:r>
+      <w:r>
+        <w:rPr>
+          <w:rFonts w:ascii="Cambria Math" w:eastAsia="SimSun" w:hAnsi="Cambria Math"/>
+          <w:i/>
+          <w:iCs/>
+          <w:sz w:val="21"/>
+          <w:szCs w:val="21"/>
+        </w:rPr>
+        <w:t xml:space="preserve">h</w:t>
+      </w:r>
+      <w:r>
+        <w:rPr>
+          <w:rFonts w:ascii="Cambria Math" w:eastAsia="SimSun" w:hAnsi="Cambria Math"/>
+          <w:i w:val="false"/>
+          <w:iCs w:val="false"/>
+          <w:sz w:val="21"/>
+          <w:szCs w:val="21"/>
+        </w:rPr>
+        <w:t xml:space="preserve"> </w:t>
+      </w:r>
+      <w:r>
+        <w:rPr>
+          <w:rFonts w:ascii="Cambria Math" w:eastAsia="SimSun" w:hAnsi="Cambria Math"/>
+          <w:i/>
+          <w:iCs/>
+          <w:sz w:val="21"/>
+          <w:szCs w:val="21"/>
+        </w:rPr>
+        <w:t xml:space="preserve">x</w:t>
+      </w:r>
+      <w:r>
+        <w:rPr>
+          <w:rFonts w:ascii="Cambria Math" w:eastAsia="SimSun" w:hAnsi="Cambria Math"/>
+          <w:i w:val="false"/>
+          <w:iCs w:val="false"/>
+          <w:sz w:val="21"/>
+          <w:szCs w:val="21"/>
+          <w:vertAlign w:val="subscript"/>
+        </w:rPr>
+        <w:t xml:space="preserve">101</w:t>
       </w:r>
       <w:r>
         <w:rPr>
@@ -16529,256 +16980,6 @@
           <w:szCs w:val="21"/>
         </w:rPr>
         <w:t xml:space="preserve">	(32)</w:t>
-      </w:r>
-    </w:p>
-    <w:p>
-      <w:pPr>
-        <w:spacing w:after="120" w:before="120" w:line="320" w:lineRule="auto"/>
-        <w:jc w:val="both"/>
-      </w:pPr>
-      <w:r>
-        <w:rPr>
-          <w:rFonts w:ascii="Times New Roman" w:cs="Times New Roman" w:eastAsia="SimSun" w:hAnsi="Times New Roman"/>
-        </w:rPr>
-        <w:t xml:space="preserve">对一切 </w:t>
-      </w:r>
-      <w:r>
-        <w:rPr>
-          <w:rFonts w:ascii="Cambria Math" w:eastAsia="SimSun" w:hAnsi="Cambria Math"/>
-          <w:i/>
-          <w:iCs/>
-        </w:rPr>
-        <w:t xml:space="preserve">t</w:t>
-      </w:r>
-      <w:r>
-        <w:rPr>
-          <w:rFonts w:ascii="Times New Roman" w:cs="Times New Roman" w:eastAsia="SimSun" w:hAnsi="Times New Roman"/>
-        </w:rPr>
-        <w:t xml:space="preserve"> 成立。(32) 不是额外假设，而是 (29) 的推论：对右端求导得 </w:t>
-      </w:r>
-      <w:r>
-        <w:rPr>
-          <w:rFonts w:ascii="Cambria Math" w:eastAsia="SimSun" w:hAnsi="Cambria Math"/>
-          <w:i w:val="false"/>
-          <w:iCs w:val="false"/>
-        </w:rPr>
-        <w:t xml:space="preserve">-τ</w:t>
-      </w:r>
-      <w:r>
-        <w:rPr>
-          <w:rFonts w:ascii="Cambria Math" w:eastAsia="SimSun" w:hAnsi="Cambria Math"/>
-          <w:i/>
-          <w:iCs/>
-        </w:rPr>
-        <w:t xml:space="preserve">h</w:t>
-      </w:r>
-      <w:r>
-        <w:rPr>
-          <w:rFonts w:ascii="Cambria Math" w:eastAsia="SimSun" w:hAnsi="Cambria Math"/>
-          <w:i w:val="false"/>
-          <w:iCs w:val="false"/>
-        </w:rPr>
-        <w:t xml:space="preserve"> </w:t>
-      </w:r>
-      <w:r>
-        <w:rPr>
-          <w:rFonts w:ascii="Cambria Math" w:eastAsia="SimSun" w:hAnsi="Cambria Math"/>
-          <w:i/>
-          <w:iCs/>
-        </w:rPr>
-        <w:t xml:space="preserve">x</w:t>
-      </w:r>
-      <w:r>
-        <w:rPr>
-          <w:rFonts w:ascii="Cambria Math" w:eastAsia="SimSun" w:hAnsi="Cambria Math"/>
-          <w:i w:val="false"/>
-          <w:iCs w:val="false"/>
-          <w:vertAlign w:val="subscript"/>
-        </w:rPr>
-        <w:t xml:space="preserve">τ00</w:t>
-      </w:r>
-      <w:r>
-        <w:rPr>
-          <w:rFonts w:ascii="Times New Roman" w:cs="Times New Roman" w:eastAsia="SimSun" w:hAnsi="Times New Roman"/>
-        </w:rPr>
-        <w:t xml:space="preserve">，与 (29) 在 </w:t>
-      </w:r>
-      <w:r>
-        <w:rPr>
-          <w:rFonts w:ascii="Cambria Math" w:eastAsia="SimSun" w:hAnsi="Cambria Math"/>
-          <w:i w:val="false"/>
-          <w:iCs w:val="false"/>
-        </w:rPr>
-        <w:t xml:space="preserve">(</w:t>
-      </w:r>
-      <w:r>
-        <w:rPr>
-          <w:rFonts w:ascii="Cambria Math" w:eastAsia="SimSun" w:hAnsi="Cambria Math"/>
-          <w:i/>
-          <w:iCs/>
-        </w:rPr>
-        <w:t xml:space="preserve">a</w:t>
-      </w:r>
-      <w:r>
-        <w:rPr>
-          <w:rFonts w:ascii="Cambria Math" w:eastAsia="SimSun" w:hAnsi="Cambria Math"/>
-          <w:i w:val="false"/>
-          <w:iCs w:val="false"/>
-        </w:rPr>
-        <w:t xml:space="preserve">,</w:t>
-      </w:r>
-      <w:r>
-        <w:rPr>
-          <w:rFonts w:ascii="Cambria Math" w:eastAsia="SimSun" w:hAnsi="Cambria Math"/>
-          <w:i/>
-          <w:iCs/>
-        </w:rPr>
-        <w:t xml:space="preserve">b</w:t>
-      </w:r>
-      <w:r>
-        <w:rPr>
-          <w:rFonts w:ascii="Cambria Math" w:eastAsia="SimSun" w:hAnsi="Cambria Math"/>
-          <w:i w:val="false"/>
-          <w:iCs w:val="false"/>
-        </w:rPr>
-        <w:t xml:space="preserve">,</w:t>
-      </w:r>
-      <w:r>
-        <w:rPr>
-          <w:rFonts w:ascii="Cambria Math" w:eastAsia="SimSun" w:hAnsi="Cambria Math"/>
-          <w:i/>
-          <w:iCs/>
-        </w:rPr>
-        <w:t xml:space="preserve">c</w:t>
-      </w:r>
-      <w:r>
-        <w:rPr>
-          <w:rFonts w:ascii="Cambria Math" w:eastAsia="SimSun" w:hAnsi="Cambria Math"/>
-          <w:i w:val="false"/>
-          <w:iCs w:val="false"/>
-        </w:rPr>
-        <w:t xml:space="preserve">)=(τ,0,0)</w:t>
-      </w:r>
-      <w:r>
-        <w:rPr>
-          <w:rFonts w:ascii="Times New Roman" w:cs="Times New Roman" w:eastAsia="SimSun" w:hAnsi="Times New Roman"/>
-        </w:rPr>
-        <w:t xml:space="preserve"> 处逐项相同。它为数值积分提供了一条无需仿真的自检。</w:t>
-      </w:r>
-    </w:p>
-    <w:p>
-      <w:pPr>
-        <w:spacing w:after="120" w:before="120" w:line="320" w:lineRule="auto"/>
-        <w:jc w:val="both"/>
-      </w:pPr>
-      <w:r>
-        <w:rPr>
-          <w:rFonts w:ascii="Cambria Math" w:eastAsia="SimSun" w:hAnsi="Cambria Math"/>
-          <w:b/>
-          <w:bCs/>
-          <w:i w:val="false"/>
-          <w:iCs w:val="false"/>
-        </w:rPr>
-        <w:t xml:space="preserve">θ≥2</w:t>
-      </w:r>
-      <w:r>
-        <w:rPr>
-          <w:rFonts w:ascii="Times New Roman" w:cs="Times New Roman" w:eastAsia="SimSun" w:hAnsi="Times New Roman"/>
-          <w:b/>
-          <w:bCs/>
-        </w:rPr>
-        <w:t xml:space="preserve">。</w:t>
-      </w:r>
-      <w:r>
-        <w:rPr>
-          <w:rFonts w:ascii="Times New Roman" w:cs="Times New Roman" w:eastAsia="SimSun" w:hAnsi="Times New Roman"/>
-        </w:rPr>
-        <w:t xml:space="preserve"> (29) 中只有湮灭项的指示函数依赖于 </w:t>
-      </w:r>
-      <w:r>
-        <w:rPr>
-          <w:rFonts w:ascii="Cambria Math" w:eastAsia="SimSun" w:hAnsi="Cambria Math"/>
-          <w:i w:val="false"/>
-          <w:iCs w:val="false"/>
-        </w:rPr>
-        <w:t xml:space="preserve">θ</w:t>
-      </w:r>
-      <w:r>
-        <w:rPr>
-          <w:rFonts w:ascii="Times New Roman" w:cs="Times New Roman" w:eastAsia="SimSun" w:hAnsi="Times New Roman"/>
-        </w:rPr>
-        <w:t xml:space="preserve">，故方程组对任意 </w:t>
-      </w:r>
-      <w:r>
-        <w:rPr>
-          <w:rFonts w:ascii="Cambria Math" w:eastAsia="SimSun" w:hAnsi="Cambria Math"/>
-          <w:i w:val="false"/>
-          <w:iCs w:val="false"/>
-        </w:rPr>
-        <w:t xml:space="preserve">θ</w:t>
-      </w:r>
-      <w:r>
-        <w:rPr>
-          <w:rFonts w:ascii="Times New Roman" w:cs="Times New Roman" w:eastAsia="SimSun" w:hAnsi="Times New Roman"/>
-        </w:rPr>
-        <w:t xml:space="preserve"> 形式不变。但下一小节的阈值分析不再适用：</w:t>
-      </w:r>
-      <w:r>
-        <w:rPr>
-          <w:rFonts w:ascii="Cambria Math" w:eastAsia="SimSun" w:hAnsi="Cambria Math"/>
-          <w:i w:val="false"/>
-          <w:iCs w:val="false"/>
-        </w:rPr>
-        <w:t xml:space="preserve">θ≥2</w:t>
-      </w:r>
-      <w:r>
-        <w:rPr>
-          <w:rFonts w:ascii="Times New Roman" w:cs="Times New Roman" w:eastAsia="SimSun" w:hAnsi="Times New Roman"/>
-        </w:rPr>
-        <w:t xml:space="preserve"> 时单个感染尾成员不足以激活超边，(29) 在无病定态附近的线性化没有增长模式，这与 II.B 所述 bootstrap 图像一致，须按第 IV 节的 </w:t>
-      </w:r>
-      <w:r>
-        <w:rPr>
-          <w:rFonts w:ascii="Cambria Math" w:eastAsia="SimSun" w:hAnsi="Cambria Math"/>
-          <w:i/>
-          <w:iCs/>
-        </w:rPr>
-        <w:t xml:space="preserve">k</w:t>
-      </w:r>
-      <w:r>
-        <w:rPr>
-          <w:rFonts w:ascii="Times New Roman" w:cs="Times New Roman" w:eastAsia="SimSun" w:hAnsi="Times New Roman"/>
-        </w:rPr>
-        <w:t xml:space="preserve">-core 途径处理。</w:t>
-      </w:r>
-    </w:p>
-    <w:p>
-      <w:pPr>
-        <w:pStyle w:val="Heading2"/>
-        <w:spacing w:after="160" w:before="300"/>
-      </w:pPr>
-      <w:r>
-        <w:rPr>
-          <w:rFonts w:ascii="Times New Roman" w:cs="Times New Roman" w:eastAsia="SimSun" w:hAnsi="Times New Roman"/>
-          <w:b/>
-          <w:bCs/>
-          <w:color w:val="1A1A1A"/>
-          <w:sz w:val="26"/>
-          <w:szCs w:val="26"/>
-        </w:rPr>
-        <w:t xml:space="preserve">C. 爆发阈值</w:t>
-      </w:r>
-    </w:p>
-    <w:p>
-      <w:pPr>
-        <w:spacing w:after="120" w:before="120" w:line="320" w:lineRule="auto"/>
-        <w:jc w:val="both"/>
-      </w:pPr>
-      <w:r>
-        <w:rPr>
-          <w:rFonts w:ascii="Times New Roman" w:cs="Times New Roman" w:eastAsia="SimSun" w:hAnsi="Times New Roman"/>
-        </w:rPr>
-        <w:t xml:space="preserve">令</w:t>
       </w:r>
     </w:p>
     <w:p>
@@ -16799,116 +17000,341 @@
       <w:r>
         <w:rPr>
           <w:rFonts w:ascii="Cambria Math" w:eastAsia="SimSun" w:hAnsi="Cambria Math"/>
-          <w:i w:val="false"/>
-          <w:iCs w:val="false"/>
-          <w:sz w:val="21"/>
-          <w:szCs w:val="21"/>
-        </w:rPr>
-        <w:t xml:space="preserve">κ≡ψ'</w:t>
-      </w:r>
-      <w:r>
-        <w:rPr>
-          <w:rFonts w:ascii="Cambria Math" w:eastAsia="SimSun" w:hAnsi="Cambria Math"/>
-          <w:i w:val="false"/>
-          <w:iCs w:val="false"/>
-          <w:sz w:val="21"/>
-          <w:szCs w:val="21"/>
-          <w:vertAlign w:val="subscript"/>
-        </w:rPr>
-        <w:t xml:space="preserve">tail</w:t>
-      </w:r>
-      <w:r>
-        <w:rPr>
-          <w:rFonts w:ascii="Cambria Math" w:eastAsia="SimSun" w:hAnsi="Cambria Math"/>
-          <w:i w:val="false"/>
-          <w:iCs w:val="false"/>
-          <w:sz w:val="21"/>
-          <w:szCs w:val="21"/>
-        </w:rPr>
-        <w:t xml:space="preserve">(1)=(⟨</w:t>
-      </w:r>
-      <w:r>
-        <w:rPr>
-          <w:rFonts w:ascii="Cambria Math" w:eastAsia="SimSun" w:hAnsi="Cambria Math"/>
-          <w:i/>
-          <w:iCs/>
-          <w:sz w:val="21"/>
-          <w:szCs w:val="21"/>
-        </w:rPr>
-        <w:t xml:space="preserve">k</w:t>
-      </w:r>
-      <w:r>
-        <w:rPr>
-          <w:rFonts w:ascii="Cambria Math" w:eastAsia="SimSun" w:hAnsi="Cambria Math"/>
-          <w:i w:val="false"/>
-          <w:iCs w:val="false"/>
-          <w:sz w:val="21"/>
-          <w:szCs w:val="21"/>
-          <w:vertAlign w:val="subscript"/>
-        </w:rPr>
-        <w:t xml:space="preserve">in</w:t>
-      </w:r>
-      <w:r>
-        <w:rPr>
-          <w:rFonts w:ascii="Cambria Math" w:eastAsia="SimSun" w:hAnsi="Cambria Math"/>
-          <w:i/>
-          <w:iCs/>
-          <w:sz w:val="21"/>
-          <w:szCs w:val="21"/>
-        </w:rPr>
-        <w:t xml:space="preserve">k</w:t>
-      </w:r>
-      <w:r>
-        <w:rPr>
-          <w:rFonts w:ascii="Cambria Math" w:eastAsia="SimSun" w:hAnsi="Cambria Math"/>
-          <w:i w:val="false"/>
-          <w:iCs w:val="false"/>
-          <w:sz w:val="21"/>
-          <w:szCs w:val="21"/>
-          <w:vertAlign w:val="subscript"/>
-        </w:rPr>
-        <w:t xml:space="preserve">out</w:t>
-      </w:r>
-      <w:r>
-        <w:rPr>
-          <w:rFonts w:ascii="Cambria Math" w:eastAsia="SimSun" w:hAnsi="Cambria Math"/>
-          <w:i w:val="false"/>
-          <w:iCs w:val="false"/>
-          <w:sz w:val="21"/>
-          <w:szCs w:val="21"/>
-        </w:rPr>
-        <w:t xml:space="preserve">⟩)/(⟨</w:t>
-      </w:r>
-      <w:r>
-        <w:rPr>
-          <w:rFonts w:ascii="Cambria Math" w:eastAsia="SimSun" w:hAnsi="Cambria Math"/>
-          <w:i/>
-          <w:iCs/>
-          <w:sz w:val="21"/>
-          <w:szCs w:val="21"/>
-        </w:rPr>
-        <w:t xml:space="preserve">k</w:t>
-      </w:r>
-      <w:r>
-        <w:rPr>
-          <w:rFonts w:ascii="Cambria Math" w:eastAsia="SimSun" w:hAnsi="Cambria Math"/>
-          <w:i w:val="false"/>
-          <w:iCs w:val="false"/>
-          <w:sz w:val="21"/>
-          <w:szCs w:val="21"/>
-          <w:vertAlign w:val="subscript"/>
-        </w:rPr>
-        <w:t xml:space="preserve">out</w:t>
-      </w:r>
-      <w:r>
-        <w:rPr>
-          <w:rFonts w:ascii="Cambria Math" w:eastAsia="SimSun" w:hAnsi="Cambria Math"/>
-          <w:i w:val="false"/>
-          <w:iCs w:val="false"/>
-          <w:sz w:val="21"/>
-          <w:szCs w:val="21"/>
-        </w:rPr>
-        <w:t xml:space="preserve">⟩)</w:t>
+          <w:i/>
+          <w:iCs/>
+          <w:sz w:val="21"/>
+          <w:szCs w:val="21"/>
+        </w:rPr>
+        <w:t xml:space="preserve">x</w:t>
+      </w:r>
+      <w:r>
+        <w:rPr>
+          <w:rFonts w:ascii="Cambria Math" w:eastAsia="SimSun" w:hAnsi="Cambria Math"/>
+          <w:i w:val="false"/>
+          <w:iCs w:val="false"/>
+          <w:sz w:val="21"/>
+          <w:szCs w:val="21"/>
+        </w:rPr>
+        <w:t xml:space="preserve">̇</w:t>
+      </w:r>
+      <w:r>
+        <w:rPr>
+          <w:rFonts w:ascii="Cambria Math" w:eastAsia="SimSun" w:hAnsi="Cambria Math"/>
+          <w:i w:val="false"/>
+          <w:iCs w:val="false"/>
+          <w:sz w:val="21"/>
+          <w:szCs w:val="21"/>
+          <w:vertAlign w:val="subscript"/>
+        </w:rPr>
+        <w:t xml:space="preserve">020</w:t>
+      </w:r>
+      <w:r>
+        <w:rPr>
+          <w:rFonts w:ascii="Cambria Math" w:eastAsia="SimSun" w:hAnsi="Cambria Math"/>
+          <w:i w:val="false"/>
+          <w:iCs w:val="false"/>
+          <w:sz w:val="21"/>
+          <w:szCs w:val="21"/>
+        </w:rPr>
+        <w:t xml:space="preserve">=</w:t>
+      </w:r>
+      <w:r>
+        <w:rPr>
+          <w:rFonts w:ascii="Cambria Math" w:eastAsia="SimSun" w:hAnsi="Cambria Math"/>
+          <w:i/>
+          <w:iCs/>
+          <w:sz w:val="21"/>
+          <w:szCs w:val="21"/>
+        </w:rPr>
+        <w:t xml:space="preserve">h</w:t>
+      </w:r>
+      <w:r>
+        <w:rPr>
+          <w:rFonts w:ascii="Cambria Math" w:eastAsia="SimSun" w:hAnsi="Cambria Math"/>
+          <w:i w:val="false"/>
+          <w:iCs w:val="false"/>
+          <w:sz w:val="21"/>
+          <w:szCs w:val="21"/>
+        </w:rPr>
+        <w:t xml:space="preserve"> </w:t>
+      </w:r>
+      <w:r>
+        <w:rPr>
+          <w:rFonts w:ascii="Cambria Math" w:eastAsia="SimSun" w:hAnsi="Cambria Math"/>
+          <w:i/>
+          <w:iCs/>
+          <w:sz w:val="21"/>
+          <w:szCs w:val="21"/>
+        </w:rPr>
+        <w:t xml:space="preserve">x</w:t>
+      </w:r>
+      <w:r>
+        <w:rPr>
+          <w:rFonts w:ascii="Cambria Math" w:eastAsia="SimSun" w:hAnsi="Cambria Math"/>
+          <w:i w:val="false"/>
+          <w:iCs w:val="false"/>
+          <w:sz w:val="21"/>
+          <w:szCs w:val="21"/>
+          <w:vertAlign w:val="subscript"/>
+        </w:rPr>
+        <w:t xml:space="preserve">110</w:t>
+      </w:r>
+      <w:r>
+        <w:rPr>
+          <w:rFonts w:ascii="Cambria Math" w:eastAsia="SimSun" w:hAnsi="Cambria Math"/>
+          <w:i w:val="false"/>
+          <w:iCs w:val="false"/>
+          <w:sz w:val="21"/>
+          <w:szCs w:val="21"/>
+        </w:rPr>
+        <w:t xml:space="preserve">-(2μ+β) </w:t>
+      </w:r>
+      <w:r>
+        <w:rPr>
+          <w:rFonts w:ascii="Cambria Math" w:eastAsia="SimSun" w:hAnsi="Cambria Math"/>
+          <w:i/>
+          <w:iCs/>
+          <w:sz w:val="21"/>
+          <w:szCs w:val="21"/>
+        </w:rPr>
+        <w:t xml:space="preserve">x</w:t>
+      </w:r>
+      <w:r>
+        <w:rPr>
+          <w:rFonts w:ascii="Cambria Math" w:eastAsia="SimSun" w:hAnsi="Cambria Math"/>
+          <w:i w:val="false"/>
+          <w:iCs w:val="false"/>
+          <w:sz w:val="21"/>
+          <w:szCs w:val="21"/>
+          <w:vertAlign w:val="subscript"/>
+        </w:rPr>
+        <w:t xml:space="preserve">020</w:t>
+      </w:r>
+      <w:r>
+        <w:rPr>
+          <w:rFonts w:ascii="Cambria Math" w:eastAsia="SimSun" w:hAnsi="Cambria Math"/>
+          <w:i w:val="false"/>
+          <w:iCs w:val="false"/>
+          <w:sz w:val="21"/>
+          <w:szCs w:val="21"/>
+        </w:rPr>
+        <w:t xml:space="preserve">,  </w:t>
+      </w:r>
+      <w:r>
+        <w:rPr>
+          <w:rFonts w:ascii="Cambria Math" w:eastAsia="SimSun" w:hAnsi="Cambria Math"/>
+          <w:i/>
+          <w:iCs/>
+          <w:sz w:val="21"/>
+          <w:szCs w:val="21"/>
+        </w:rPr>
+        <w:t xml:space="preserve">x</w:t>
+      </w:r>
+      <w:r>
+        <w:rPr>
+          <w:rFonts w:ascii="Cambria Math" w:eastAsia="SimSun" w:hAnsi="Cambria Math"/>
+          <w:i w:val="false"/>
+          <w:iCs w:val="false"/>
+          <w:sz w:val="21"/>
+          <w:szCs w:val="21"/>
+        </w:rPr>
+        <w:t xml:space="preserve">̇</w:t>
+      </w:r>
+      <w:r>
+        <w:rPr>
+          <w:rFonts w:ascii="Cambria Math" w:eastAsia="SimSun" w:hAnsi="Cambria Math"/>
+          <w:i w:val="false"/>
+          <w:iCs w:val="false"/>
+          <w:sz w:val="21"/>
+          <w:szCs w:val="21"/>
+          <w:vertAlign w:val="subscript"/>
+        </w:rPr>
+        <w:t xml:space="preserve">011</w:t>
+      </w:r>
+      <w:r>
+        <w:rPr>
+          <w:rFonts w:ascii="Cambria Math" w:eastAsia="SimSun" w:hAnsi="Cambria Math"/>
+          <w:i w:val="false"/>
+          <w:iCs w:val="false"/>
+          <w:sz w:val="21"/>
+          <w:szCs w:val="21"/>
+        </w:rPr>
+        <w:t xml:space="preserve">=</w:t>
+      </w:r>
+      <w:r>
+        <w:rPr>
+          <w:rFonts w:ascii="Cambria Math" w:eastAsia="SimSun" w:hAnsi="Cambria Math"/>
+          <w:i/>
+          <w:iCs/>
+          <w:sz w:val="21"/>
+          <w:szCs w:val="21"/>
+        </w:rPr>
+        <w:t xml:space="preserve">h</w:t>
+      </w:r>
+      <w:r>
+        <w:rPr>
+          <w:rFonts w:ascii="Cambria Math" w:eastAsia="SimSun" w:hAnsi="Cambria Math"/>
+          <w:i w:val="false"/>
+          <w:iCs w:val="false"/>
+          <w:sz w:val="21"/>
+          <w:szCs w:val="21"/>
+        </w:rPr>
+        <w:t xml:space="preserve"> </w:t>
+      </w:r>
+      <w:r>
+        <w:rPr>
+          <w:rFonts w:ascii="Cambria Math" w:eastAsia="SimSun" w:hAnsi="Cambria Math"/>
+          <w:i/>
+          <w:iCs/>
+          <w:sz w:val="21"/>
+          <w:szCs w:val="21"/>
+        </w:rPr>
+        <w:t xml:space="preserve">x</w:t>
+      </w:r>
+      <w:r>
+        <w:rPr>
+          <w:rFonts w:ascii="Cambria Math" w:eastAsia="SimSun" w:hAnsi="Cambria Math"/>
+          <w:i w:val="false"/>
+          <w:iCs w:val="false"/>
+          <w:sz w:val="21"/>
+          <w:szCs w:val="21"/>
+          <w:vertAlign w:val="subscript"/>
+        </w:rPr>
+        <w:t xml:space="preserve">101</w:t>
+      </w:r>
+      <w:r>
+        <w:rPr>
+          <w:rFonts w:ascii="Cambria Math" w:eastAsia="SimSun" w:hAnsi="Cambria Math"/>
+          <w:i w:val="false"/>
+          <w:iCs w:val="false"/>
+          <w:sz w:val="21"/>
+          <w:szCs w:val="21"/>
+        </w:rPr>
+        <w:t xml:space="preserve">+2μ </w:t>
+      </w:r>
+      <w:r>
+        <w:rPr>
+          <w:rFonts w:ascii="Cambria Math" w:eastAsia="SimSun" w:hAnsi="Cambria Math"/>
+          <w:i/>
+          <w:iCs/>
+          <w:sz w:val="21"/>
+          <w:szCs w:val="21"/>
+        </w:rPr>
+        <w:t xml:space="preserve">x</w:t>
+      </w:r>
+      <w:r>
+        <w:rPr>
+          <w:rFonts w:ascii="Cambria Math" w:eastAsia="SimSun" w:hAnsi="Cambria Math"/>
+          <w:i w:val="false"/>
+          <w:iCs w:val="false"/>
+          <w:sz w:val="21"/>
+          <w:szCs w:val="21"/>
+          <w:vertAlign w:val="subscript"/>
+        </w:rPr>
+        <w:t xml:space="preserve">020</w:t>
+      </w:r>
+      <w:r>
+        <w:rPr>
+          <w:rFonts w:ascii="Cambria Math" w:eastAsia="SimSun" w:hAnsi="Cambria Math"/>
+          <w:i w:val="false"/>
+          <w:iCs w:val="false"/>
+          <w:sz w:val="21"/>
+          <w:szCs w:val="21"/>
+        </w:rPr>
+        <w:t xml:space="preserve">-(μ+β) </w:t>
+      </w:r>
+      <w:r>
+        <w:rPr>
+          <w:rFonts w:ascii="Cambria Math" w:eastAsia="SimSun" w:hAnsi="Cambria Math"/>
+          <w:i/>
+          <w:iCs/>
+          <w:sz w:val="21"/>
+          <w:szCs w:val="21"/>
+        </w:rPr>
+        <w:t xml:space="preserve">x</w:t>
+      </w:r>
+      <w:r>
+        <w:rPr>
+          <w:rFonts w:ascii="Cambria Math" w:eastAsia="SimSun" w:hAnsi="Cambria Math"/>
+          <w:i w:val="false"/>
+          <w:iCs w:val="false"/>
+          <w:sz w:val="21"/>
+          <w:szCs w:val="21"/>
+          <w:vertAlign w:val="subscript"/>
+        </w:rPr>
+        <w:t xml:space="preserve">011</w:t>
+      </w:r>
+      <w:r>
+        <w:rPr>
+          <w:rFonts w:ascii="Cambria Math" w:eastAsia="SimSun" w:hAnsi="Cambria Math"/>
+          <w:i w:val="false"/>
+          <w:iCs w:val="false"/>
+          <w:sz w:val="21"/>
+          <w:szCs w:val="21"/>
+        </w:rPr>
+        <w:t xml:space="preserve">,  </w:t>
+      </w:r>
+      <w:r>
+        <w:rPr>
+          <w:rFonts w:ascii="Cambria Math" w:eastAsia="SimSun" w:hAnsi="Cambria Math"/>
+          <w:i/>
+          <w:iCs/>
+          <w:sz w:val="21"/>
+          <w:szCs w:val="21"/>
+        </w:rPr>
+        <w:t xml:space="preserve">x</w:t>
+      </w:r>
+      <w:r>
+        <w:rPr>
+          <w:rFonts w:ascii="Cambria Math" w:eastAsia="SimSun" w:hAnsi="Cambria Math"/>
+          <w:i w:val="false"/>
+          <w:iCs w:val="false"/>
+          <w:sz w:val="21"/>
+          <w:szCs w:val="21"/>
+        </w:rPr>
+        <w:t xml:space="preserve">̇</w:t>
+      </w:r>
+      <w:r>
+        <w:rPr>
+          <w:rFonts w:ascii="Cambria Math" w:eastAsia="SimSun" w:hAnsi="Cambria Math"/>
+          <w:i w:val="false"/>
+          <w:iCs w:val="false"/>
+          <w:sz w:val="21"/>
+          <w:szCs w:val="21"/>
+          <w:vertAlign w:val="subscript"/>
+        </w:rPr>
+        <w:t xml:space="preserve">002</w:t>
+      </w:r>
+      <w:r>
+        <w:rPr>
+          <w:rFonts w:ascii="Cambria Math" w:eastAsia="SimSun" w:hAnsi="Cambria Math"/>
+          <w:i w:val="false"/>
+          <w:iCs w:val="false"/>
+          <w:sz w:val="21"/>
+          <w:szCs w:val="21"/>
+        </w:rPr>
+        <w:t xml:space="preserve">=μ </w:t>
+      </w:r>
+      <w:r>
+        <w:rPr>
+          <w:rFonts w:ascii="Cambria Math" w:eastAsia="SimSun" w:hAnsi="Cambria Math"/>
+          <w:i/>
+          <w:iCs/>
+          <w:sz w:val="21"/>
+          <w:szCs w:val="21"/>
+        </w:rPr>
+        <w:t xml:space="preserve">x</w:t>
+      </w:r>
+      <w:r>
+        <w:rPr>
+          <w:rFonts w:ascii="Cambria Math" w:eastAsia="SimSun" w:hAnsi="Cambria Math"/>
+          <w:i w:val="false"/>
+          <w:iCs w:val="false"/>
+          <w:sz w:val="21"/>
+          <w:szCs w:val="21"/>
+          <w:vertAlign w:val="subscript"/>
+        </w:rPr>
+        <w:t xml:space="preserve">011</w:t>
       </w:r>
       <w:r>
         <w:rPr>
@@ -16926,17 +17352,34 @@
       </w:pPr>
       <w:r>
         <w:rPr>
-          <w:rFonts w:ascii="Cambria Math" w:eastAsia="SimSun" w:hAnsi="Cambria Math"/>
-          <w:i w:val="false"/>
-          <w:iCs w:val="false"/>
-        </w:rPr>
-        <w:t xml:space="preserve">ε→0</w:t>
-      </w:r>
-      <w:r>
-        <w:rPr>
-          <w:rFonts w:ascii="Times New Roman" w:cs="Times New Roman" w:eastAsia="SimSun" w:hAnsi="Times New Roman"/>
-        </w:rPr>
-        <w:t xml:space="preserve"> 时无病定态为 </w:t>
+          <w:rFonts w:ascii="Times New Roman" w:cs="Times New Roman" w:eastAsia="SimSun" w:hAnsi="Times New Roman"/>
+        </w:rPr>
+        <w:t xml:space="preserve">前三式对应尾集中至多一个成员曾被感染的情形，后三式对应两个成员；</w:t>
+      </w:r>
+      <w:r>
+        <w:rPr>
+          <w:rFonts w:ascii="Cambria Math" w:eastAsia="SimSun" w:hAnsi="Cambria Math"/>
+          <w:i w:val="false"/>
+          <w:iCs w:val="false"/>
+        </w:rPr>
+        <w:t xml:space="preserve">Φ</w:t>
+      </w:r>
+      <w:r>
+        <w:rPr>
+          <w:rFonts w:ascii="Cambria Math" w:eastAsia="SimSun" w:hAnsi="Cambria Math"/>
+          <w:i w:val="false"/>
+          <w:iCs w:val="false"/>
+          <w:vertAlign w:val="subscript"/>
+        </w:rPr>
+        <w:t xml:space="preserve">A</w:t>
+      </w:r>
+      <w:r>
+        <w:rPr>
+          <w:rFonts w:ascii="Cambria Math" w:eastAsia="SimSun" w:hAnsi="Cambria Math"/>
+          <w:i w:val="false"/>
+          <w:iCs w:val="false"/>
+        </w:rPr>
+        <w:t xml:space="preserve">=</w:t>
       </w:r>
       <w:r>
         <w:rPr>
@@ -16953,51 +17396,15 @@
           <w:iCs w:val="false"/>
           <w:vertAlign w:val="subscript"/>
         </w:rPr>
-        <w:t xml:space="preserve">τ00</w:t>
-      </w:r>
-      <w:r>
-        <w:rPr>
-          <w:rFonts w:ascii="Cambria Math" w:eastAsia="SimSun" w:hAnsi="Cambria Math"/>
-          <w:i w:val="false"/>
-          <w:iCs w:val="false"/>
-        </w:rPr>
-        <w:t xml:space="preserve">=1</w:t>
-      </w:r>
-      <w:r>
-        <w:rPr>
-          <w:rFonts w:ascii="Times New Roman" w:cs="Times New Roman" w:eastAsia="SimSun" w:hAnsi="Times New Roman"/>
-        </w:rPr>
-        <w:t xml:space="preserve">、其余为零、</w:t>
-      </w:r>
-      <w:r>
-        <w:rPr>
-          <w:rFonts w:ascii="Cambria Math" w:eastAsia="SimSun" w:hAnsi="Cambria Math"/>
-          <w:i w:val="false"/>
-          <w:iCs w:val="false"/>
-        </w:rPr>
-        <w:t xml:space="preserve">Φ=1</w:t>
-      </w:r>
-      <w:r>
-        <w:rPr>
-          <w:rFonts w:ascii="Times New Roman" w:cs="Times New Roman" w:eastAsia="SimSun" w:hAnsi="Times New Roman"/>
-        </w:rPr>
-        <w:t xml:space="preserve">。一阶量只有 </w:t>
-      </w:r>
-      <w:r>
-        <w:rPr>
-          <w:rFonts w:ascii="Cambria Math" w:eastAsia="SimSun" w:hAnsi="Cambria Math"/>
-          <w:i/>
-          <w:iCs/>
-        </w:rPr>
-        <w:t xml:space="preserve">p</w:t>
-      </w:r>
-      <w:r>
-        <w:rPr>
-          <w:rFonts w:ascii="Cambria Math" w:eastAsia="SimSun" w:hAnsi="Cambria Math"/>
-          <w:i w:val="false"/>
-          <w:iCs w:val="false"/>
-        </w:rPr>
-        <w:t xml:space="preserve">≡</w:t>
+        <w:t xml:space="preserve">110</w:t>
+      </w:r>
+      <w:r>
+        <w:rPr>
+          <w:rFonts w:ascii="Cambria Math" w:eastAsia="SimSun" w:hAnsi="Cambria Math"/>
+          <w:i w:val="false"/>
+          <w:iCs w:val="false"/>
+        </w:rPr>
+        <w:t xml:space="preserve">+</w:t>
       </w:r>
       <w:r>
         <w:rPr>
@@ -17014,29 +17421,15 @@
           <w:iCs w:val="false"/>
           <w:vertAlign w:val="subscript"/>
         </w:rPr>
-        <w:t xml:space="preserve">τ-1,1,0</w:t>
-      </w:r>
-      <w:r>
-        <w:rPr>
-          <w:rFonts w:ascii="Times New Roman" w:cs="Times New Roman" w:eastAsia="SimSun" w:hAnsi="Times New Roman"/>
-        </w:rPr>
-        <w:t xml:space="preserve"> 与 </w:t>
-      </w:r>
-      <w:r>
-        <w:rPr>
-          <w:rFonts w:ascii="Cambria Math" w:eastAsia="SimSun" w:hAnsi="Cambria Math"/>
-          <w:i/>
-          <w:iCs/>
-        </w:rPr>
-        <w:t xml:space="preserve">q</w:t>
-      </w:r>
-      <w:r>
-        <w:rPr>
-          <w:rFonts w:ascii="Cambria Math" w:eastAsia="SimSun" w:hAnsi="Cambria Math"/>
-          <w:i w:val="false"/>
-          <w:iCs w:val="false"/>
-        </w:rPr>
-        <w:t xml:space="preserve">≡</w:t>
+        <w:t xml:space="preserve">020</w:t>
+      </w:r>
+      <w:r>
+        <w:rPr>
+          <w:rFonts w:ascii="Cambria Math" w:eastAsia="SimSun" w:hAnsi="Cambria Math"/>
+          <w:i w:val="false"/>
+          <w:iCs w:val="false"/>
+        </w:rPr>
+        <w:t xml:space="preserve">+</w:t>
       </w:r>
       <w:r>
         <w:rPr>
@@ -17053,35 +17446,13 @@
           <w:iCs w:val="false"/>
           <w:vertAlign w:val="subscript"/>
         </w:rPr>
-        <w:t xml:space="preserve">τ-1,0,1</w:t>
-      </w:r>
-      <w:r>
-        <w:rPr>
-          <w:rFonts w:ascii="Times New Roman" w:cs="Times New Roman" w:eastAsia="SimSun" w:hAnsi="Times New Roman"/>
-        </w:rPr>
-        <w:t xml:space="preserve">，</w:t>
-      </w:r>
-      <w:r>
-        <w:rPr>
-          <w:rFonts w:ascii="Cambria Math" w:eastAsia="SimSun" w:hAnsi="Cambria Math"/>
-          <w:i/>
-          <w:iCs/>
-        </w:rPr>
-        <w:t xml:space="preserve">b</w:t>
-      </w:r>
-      <w:r>
-        <w:rPr>
-          <w:rFonts w:ascii="Cambria Math" w:eastAsia="SimSun" w:hAnsi="Cambria Math"/>
-          <w:i w:val="false"/>
-          <w:iCs w:val="false"/>
-        </w:rPr>
-        <w:t xml:space="preserve">≥2</w:t>
-      </w:r>
-      <w:r>
-        <w:rPr>
-          <w:rFonts w:ascii="Times New Roman" w:cs="Times New Roman" w:eastAsia="SimSun" w:hAnsi="Times New Roman"/>
-        </w:rPr>
-        <w:t xml:space="preserve"> 的态为二阶。由 (28) 有 </w:t>
+        <w:t xml:space="preserve">011</w:t>
+      </w:r>
+      <w:r>
+        <w:rPr>
+          <w:rFonts w:ascii="Times New Roman" w:cs="Times New Roman" w:eastAsia="SimSun" w:hAnsi="Times New Roman"/>
+        </w:rPr>
+        <w:t xml:space="preserve">。逐式相加，</w:t>
       </w:r>
       <w:r>
         <w:rPr>
@@ -17093,25 +17464,125 @@
       </w:r>
       <w:r>
         <w:rPr>
-          <w:rFonts w:ascii="Cambria Math" w:eastAsia="SimSun" w:hAnsi="Cambria Math"/>
-          <w:i w:val="false"/>
-          <w:iCs w:val="false"/>
-        </w:rPr>
-        <w:t xml:space="preserve">≃βκ</w:t>
-      </w:r>
-      <w:r>
-        <w:rPr>
-          <w:rFonts w:ascii="Cambria Math" w:eastAsia="SimSun" w:hAnsi="Cambria Math"/>
-          <w:i/>
-          <w:iCs/>
-        </w:rPr>
-        <w:t xml:space="preserve">p</w:t>
-      </w:r>
-      <w:r>
-        <w:rPr>
-          <w:rFonts w:ascii="Times New Roman" w:cs="Times New Roman" w:eastAsia="SimSun" w:hAnsi="Times New Roman"/>
-        </w:rPr>
-        <w:t xml:space="preserve">，代入 (29) 得</w:t>
+          <w:rFonts w:ascii="Times New Roman" w:cs="Times New Roman" w:eastAsia="SimSun" w:hAnsi="Times New Roman"/>
+        </w:rPr>
+        <w:t xml:space="preserve"> 项与 </w:t>
+      </w:r>
+      <w:r>
+        <w:rPr>
+          <w:rFonts w:ascii="Cambria Math" w:eastAsia="SimSun" w:hAnsi="Cambria Math"/>
+          <w:i w:val="false"/>
+          <w:iCs w:val="false"/>
+        </w:rPr>
+        <w:t xml:space="preserve">μ</w:t>
+      </w:r>
+      <w:r>
+        <w:rPr>
+          <w:rFonts w:ascii="Times New Roman" w:cs="Times New Roman" w:eastAsia="SimSun" w:hAnsi="Times New Roman"/>
+        </w:rPr>
+        <w:t xml:space="preserve"> 项成对相消，只余 </w:t>
+      </w:r>
+      <w:r>
+        <w:rPr>
+          <w:rFonts w:ascii="Cambria Math" w:eastAsia="SimSun" w:hAnsi="Cambria Math"/>
+          <w:i w:val="false"/>
+          <w:iCs w:val="false"/>
+        </w:rPr>
+        <w:t xml:space="preserve">-βΦ</w:t>
+      </w:r>
+      <w:r>
+        <w:rPr>
+          <w:rFonts w:ascii="Cambria Math" w:eastAsia="SimSun" w:hAnsi="Cambria Math"/>
+          <w:i w:val="false"/>
+          <w:iCs w:val="false"/>
+          <w:vertAlign w:val="subscript"/>
+        </w:rPr>
+        <w:t xml:space="preserve">A</w:t>
+      </w:r>
+      <w:r>
+        <w:rPr>
+          <w:rFonts w:ascii="Times New Roman" w:cs="Times New Roman" w:eastAsia="SimSun" w:hAnsi="Times New Roman"/>
+        </w:rPr>
+        <w:t xml:space="preserve">，即 (30)。手写的这六个方程与按 (29) 自动生成的方程组，其积分在 </w:t>
+      </w:r>
+      <w:r>
+        <w:rPr>
+          <w:rFonts w:ascii="Cambria Math" w:eastAsia="SimSun" w:hAnsi="Cambria Math"/>
+          <w:i/>
+          <w:iCs/>
+        </w:rPr>
+        <w:t xml:space="preserve">t</w:t>
+      </w:r>
+      <w:r>
+        <w:rPr>
+          <w:rFonts w:ascii="Cambria Math" w:eastAsia="SimSun" w:hAnsi="Cambria Math"/>
+          <w:i w:val="false"/>
+          <w:iCs w:val="false"/>
+        </w:rPr>
+        <w:t xml:space="preserve">=14</w:t>
+      </w:r>
+      <w:r>
+        <w:rPr>
+          <w:rFonts w:ascii="Times New Roman" w:cs="Times New Roman" w:eastAsia="SimSun" w:hAnsi="Times New Roman"/>
+        </w:rPr>
+        <w:t xml:space="preserve"> 处相差 </w:t>
+      </w:r>
+      <w:r>
+        <w:rPr>
+          <w:rFonts w:ascii="Cambria Math" w:eastAsia="SimSun" w:hAnsi="Cambria Math"/>
+          <w:i w:val="false"/>
+          <w:iCs w:val="false"/>
+        </w:rPr>
+        <w:t xml:space="preserve">6×10</w:t>
+      </w:r>
+      <w:r>
+        <w:rPr>
+          <w:rFonts w:ascii="Cambria Math" w:eastAsia="SimSun" w:hAnsi="Cambria Math"/>
+          <w:i w:val="false"/>
+          <w:iCs w:val="false"/>
+          <w:vertAlign w:val="superscript"/>
+        </w:rPr>
+        <w:t xml:space="preserve">-17</w:t>
+      </w:r>
+      <w:r>
+        <w:rPr>
+          <w:rFonts w:ascii="Times New Roman" w:cs="Times New Roman" w:eastAsia="SimSun" w:hAnsi="Times New Roman"/>
+        </w:rPr>
+        <w:t xml:space="preserve">。</w:t>
+      </w:r>
+    </w:p>
+    <w:p>
+      <w:pPr>
+        <w:spacing w:after="120" w:before="120" w:line="320" w:lineRule="auto"/>
+        <w:jc w:val="both"/>
+      </w:pPr>
+      <w:r>
+        <w:rPr>
+          <w:rFonts w:ascii="Times New Roman" w:cs="Times New Roman" w:eastAsia="SimSun" w:hAnsi="Times New Roman"/>
+          <w:b/>
+          <w:bCs/>
+        </w:rPr>
+        <w:t xml:space="preserve">一条精确恒等式。</w:t>
+      </w:r>
+      <w:r>
+        <w:rPr>
+          <w:rFonts w:ascii="Times New Roman" w:cs="Times New Roman" w:eastAsia="SimSun" w:hAnsi="Times New Roman"/>
+        </w:rPr>
+        <w:t xml:space="preserve"> 全部尾成员易感蕴含 </w:t>
+      </w:r>
+      <w:r>
+        <w:rPr>
+          <w:rFonts w:ascii="Cambria Math" w:eastAsia="SimSun" w:hAnsi="Cambria Math"/>
+          <w:i/>
+          <w:iCs/>
+        </w:rPr>
+        <w:t xml:space="preserve">e</w:t>
+      </w:r>
+      <w:r>
+        <w:rPr>
+          <w:rFonts w:ascii="Times New Roman" w:cs="Times New Roman" w:eastAsia="SimSun" w:hAnsi="Times New Roman"/>
+        </w:rPr>
+        <w:t xml:space="preserve"> 从未激活，因而必未传递，故</w:t>
       </w:r>
     </w:p>
     <w:p>
@@ -17137,27 +17608,100 @@
           <w:sz w:val="21"/>
           <w:szCs w:val="21"/>
         </w:rPr>
-        <w:t xml:space="preserve">p</w:t>
-      </w:r>
-      <w:r>
-        <w:rPr>
-          <w:rFonts w:ascii="Cambria Math" w:eastAsia="SimSun" w:hAnsi="Cambria Math"/>
-          <w:i w:val="false"/>
-          <w:iCs w:val="false"/>
-          <w:sz w:val="21"/>
-          <w:szCs w:val="21"/>
-        </w:rPr>
-        <w:t xml:space="preserve">̇=[τβκ-(μ+β)] </w:t>
-      </w:r>
-      <w:r>
-        <w:rPr>
-          <w:rFonts w:ascii="Cambria Math" w:eastAsia="SimSun" w:hAnsi="Cambria Math"/>
-          <w:i/>
-          <w:iCs/>
-          <w:sz w:val="21"/>
-          <w:szCs w:val="21"/>
-        </w:rPr>
-        <w:t xml:space="preserve">p</w:t>
+        <w:t xml:space="preserve">x</w:t>
+      </w:r>
+      <w:r>
+        <w:rPr>
+          <w:rFonts w:ascii="Cambria Math" w:eastAsia="SimSun" w:hAnsi="Cambria Math"/>
+          <w:i w:val="false"/>
+          <w:iCs w:val="false"/>
+          <w:sz w:val="21"/>
+          <w:szCs w:val="21"/>
+          <w:vertAlign w:val="subscript"/>
+        </w:rPr>
+        <w:t xml:space="preserve">τ00</w:t>
+      </w:r>
+      <w:r>
+        <w:rPr>
+          <w:rFonts w:ascii="Cambria Math" w:eastAsia="SimSun" w:hAnsi="Cambria Math"/>
+          <w:i w:val="false"/>
+          <w:iCs w:val="false"/>
+          <w:sz w:val="21"/>
+          <w:szCs w:val="21"/>
+        </w:rPr>
+        <w:t xml:space="preserve">(</w:t>
+      </w:r>
+      <w:r>
+        <w:rPr>
+          <w:rFonts w:ascii="Cambria Math" w:eastAsia="SimSun" w:hAnsi="Cambria Math"/>
+          <w:i/>
+          <w:iCs/>
+          <w:sz w:val="21"/>
+          <w:szCs w:val="21"/>
+        </w:rPr>
+        <w:t xml:space="preserve">t</w:t>
+      </w:r>
+      <w:r>
+        <w:rPr>
+          <w:rFonts w:ascii="Cambria Math" w:eastAsia="SimSun" w:hAnsi="Cambria Math"/>
+          <w:i w:val="false"/>
+          <w:iCs w:val="false"/>
+          <w:sz w:val="21"/>
+          <w:szCs w:val="21"/>
+        </w:rPr>
+        <w:t xml:space="preserve">)=[(1-ε) ψ</w:t>
+      </w:r>
+      <w:r>
+        <w:rPr>
+          <w:rFonts w:ascii="Cambria Math" w:eastAsia="SimSun" w:hAnsi="Cambria Math"/>
+          <w:i w:val="false"/>
+          <w:iCs w:val="false"/>
+          <w:sz w:val="21"/>
+          <w:szCs w:val="21"/>
+          <w:vertAlign w:val="subscript"/>
+        </w:rPr>
+        <w:t xml:space="preserve">tail</w:t>
+      </w:r>
+      <w:r>
+        <w:rPr>
+          <w:rFonts w:ascii="Cambria Math" w:eastAsia="SimSun" w:hAnsi="Cambria Math"/>
+          <w:i w:val="false"/>
+          <w:iCs w:val="false"/>
+          <w:sz w:val="21"/>
+          <w:szCs w:val="21"/>
+        </w:rPr>
+        <w:t xml:space="preserve">(Φ(</w:t>
+      </w:r>
+      <w:r>
+        <w:rPr>
+          <w:rFonts w:ascii="Cambria Math" w:eastAsia="SimSun" w:hAnsi="Cambria Math"/>
+          <w:i/>
+          <w:iCs/>
+          <w:sz w:val="21"/>
+          <w:szCs w:val="21"/>
+        </w:rPr>
+        <w:t xml:space="preserve">t</w:t>
+      </w:r>
+      <w:r>
+        <w:rPr>
+          <w:rFonts w:ascii="Cambria Math" w:eastAsia="SimSun" w:hAnsi="Cambria Math"/>
+          <w:i w:val="false"/>
+          <w:iCs w:val="false"/>
+          <w:sz w:val="21"/>
+          <w:szCs w:val="21"/>
+        </w:rPr>
+        <w:t xml:space="preserve">))]</w:t>
+      </w:r>
+      <w:r>
+        <w:rPr>
+          <w:rFonts w:ascii="Cambria Math" w:eastAsia="SimSun" w:hAnsi="Cambria Math"/>
+          <w:i w:val="false"/>
+          <w:iCs w:val="false"/>
+          <w:sz w:val="21"/>
+          <w:szCs w:val="21"/>
+          <w:vertAlign w:val="superscript"/>
+        </w:rPr>
+        <w:t xml:space="preserve">τ</w:t>
       </w:r>
       <w:r>
         <w:rPr>
@@ -17175,59 +17719,247 @@
       </w:pPr>
       <w:r>
         <w:rPr>
-          <w:rFonts w:ascii="Cambria Math" w:eastAsia="SimSun" w:hAnsi="Cambria Math"/>
-          <w:i/>
-          <w:iCs/>
-        </w:rPr>
-        <w:t xml:space="preserve">q</w:t>
-      </w:r>
-      <w:r>
-        <w:rPr>
-          <w:rFonts w:ascii="Times New Roman" w:cs="Times New Roman" w:eastAsia="SimSun" w:hAnsi="Times New Roman"/>
-        </w:rPr>
-        <w:t xml:space="preserve"> 不反馈到 </w:t>
-      </w:r>
-      <w:r>
-        <w:rPr>
-          <w:rFonts w:ascii="Cambria Math" w:eastAsia="SimSun" w:hAnsi="Cambria Math"/>
-          <w:i/>
-          <w:iCs/>
-        </w:rPr>
-        <w:t xml:space="preserve">p</w:t>
-      </w:r>
-      <w:r>
-        <w:rPr>
-          <w:rFonts w:ascii="Times New Roman" w:cs="Times New Roman" w:eastAsia="SimSun" w:hAnsi="Times New Roman"/>
-        </w:rPr>
-        <w:t xml:space="preserve">，故阈值由 </w:t>
-      </w:r>
-      <w:r>
-        <w:rPr>
-          <w:rFonts w:ascii="Cambria Math" w:eastAsia="SimSun" w:hAnsi="Cambria Math"/>
-          <w:i w:val="false"/>
-          <w:iCs w:val="false"/>
-        </w:rPr>
-        <w:t xml:space="preserve">τβκ=μ+β</w:t>
-      </w:r>
-      <w:r>
-        <w:rPr>
-          <w:rFonts w:ascii="Times New Roman" w:cs="Times New Roman" w:eastAsia="SimSun" w:hAnsi="Times New Roman"/>
-        </w:rPr>
-        <w:t xml:space="preserve"> 单独给出。以 </w:t>
-      </w:r>
-      <w:r>
-        <w:rPr>
-          <w:rFonts w:ascii="Cambria Math" w:eastAsia="SimSun" w:hAnsi="Cambria Math"/>
-          <w:i w:val="false"/>
-          <w:iCs w:val="false"/>
-        </w:rPr>
-        <w:t xml:space="preserve">λ=β/μ</w:t>
-      </w:r>
-      <w:r>
-        <w:rPr>
-          <w:rFonts w:ascii="Times New Roman" w:cs="Times New Roman" w:eastAsia="SimSun" w:hAnsi="Times New Roman"/>
-        </w:rPr>
-        <w:t xml:space="preserve"> 表示，</w:t>
+          <w:rFonts w:ascii="Times New Roman" w:cs="Times New Roman" w:eastAsia="SimSun" w:hAnsi="Times New Roman"/>
+        </w:rPr>
+        <w:t xml:space="preserve">对一切 </w:t>
+      </w:r>
+      <w:r>
+        <w:rPr>
+          <w:rFonts w:ascii="Cambria Math" w:eastAsia="SimSun" w:hAnsi="Cambria Math"/>
+          <w:i/>
+          <w:iCs/>
+        </w:rPr>
+        <w:t xml:space="preserve">t</w:t>
+      </w:r>
+      <w:r>
+        <w:rPr>
+          <w:rFonts w:ascii="Times New Roman" w:cs="Times New Roman" w:eastAsia="SimSun" w:hAnsi="Times New Roman"/>
+        </w:rPr>
+        <w:t xml:space="preserve"> 成立。(34) 不是额外假设，而是 (29) 的推论：对右端求导得 </w:t>
+      </w:r>
+      <w:r>
+        <w:rPr>
+          <w:rFonts w:ascii="Cambria Math" w:eastAsia="SimSun" w:hAnsi="Cambria Math"/>
+          <w:i w:val="false"/>
+          <w:iCs w:val="false"/>
+        </w:rPr>
+        <w:t xml:space="preserve">-τ</w:t>
+      </w:r>
+      <w:r>
+        <w:rPr>
+          <w:rFonts w:ascii="Cambria Math" w:eastAsia="SimSun" w:hAnsi="Cambria Math"/>
+          <w:i/>
+          <w:iCs/>
+        </w:rPr>
+        <w:t xml:space="preserve">h</w:t>
+      </w:r>
+      <w:r>
+        <w:rPr>
+          <w:rFonts w:ascii="Cambria Math" w:eastAsia="SimSun" w:hAnsi="Cambria Math"/>
+          <w:i w:val="false"/>
+          <w:iCs w:val="false"/>
+        </w:rPr>
+        <w:t xml:space="preserve"> </w:t>
+      </w:r>
+      <w:r>
+        <w:rPr>
+          <w:rFonts w:ascii="Cambria Math" w:eastAsia="SimSun" w:hAnsi="Cambria Math"/>
+          <w:i/>
+          <w:iCs/>
+        </w:rPr>
+        <w:t xml:space="preserve">x</w:t>
+      </w:r>
+      <w:r>
+        <w:rPr>
+          <w:rFonts w:ascii="Cambria Math" w:eastAsia="SimSun" w:hAnsi="Cambria Math"/>
+          <w:i w:val="false"/>
+          <w:iCs w:val="false"/>
+          <w:vertAlign w:val="subscript"/>
+        </w:rPr>
+        <w:t xml:space="preserve">τ00</w:t>
+      </w:r>
+      <w:r>
+        <w:rPr>
+          <w:rFonts w:ascii="Times New Roman" w:cs="Times New Roman" w:eastAsia="SimSun" w:hAnsi="Times New Roman"/>
+        </w:rPr>
+        <w:t xml:space="preserve">，与 (29) 在 </w:t>
+      </w:r>
+      <w:r>
+        <w:rPr>
+          <w:rFonts w:ascii="Cambria Math" w:eastAsia="SimSun" w:hAnsi="Cambria Math"/>
+          <w:i w:val="false"/>
+          <w:iCs w:val="false"/>
+        </w:rPr>
+        <w:t xml:space="preserve">(</w:t>
+      </w:r>
+      <w:r>
+        <w:rPr>
+          <w:rFonts w:ascii="Cambria Math" w:eastAsia="SimSun" w:hAnsi="Cambria Math"/>
+          <w:i/>
+          <w:iCs/>
+        </w:rPr>
+        <w:t xml:space="preserve">a</w:t>
+      </w:r>
+      <w:r>
+        <w:rPr>
+          <w:rFonts w:ascii="Cambria Math" w:eastAsia="SimSun" w:hAnsi="Cambria Math"/>
+          <w:i w:val="false"/>
+          <w:iCs w:val="false"/>
+        </w:rPr>
+        <w:t xml:space="preserve">,</w:t>
+      </w:r>
+      <w:r>
+        <w:rPr>
+          <w:rFonts w:ascii="Cambria Math" w:eastAsia="SimSun" w:hAnsi="Cambria Math"/>
+          <w:i/>
+          <w:iCs/>
+        </w:rPr>
+        <w:t xml:space="preserve">b</w:t>
+      </w:r>
+      <w:r>
+        <w:rPr>
+          <w:rFonts w:ascii="Cambria Math" w:eastAsia="SimSun" w:hAnsi="Cambria Math"/>
+          <w:i w:val="false"/>
+          <w:iCs w:val="false"/>
+        </w:rPr>
+        <w:t xml:space="preserve">,</w:t>
+      </w:r>
+      <w:r>
+        <w:rPr>
+          <w:rFonts w:ascii="Cambria Math" w:eastAsia="SimSun" w:hAnsi="Cambria Math"/>
+          <w:i/>
+          <w:iCs/>
+        </w:rPr>
+        <w:t xml:space="preserve">c</w:t>
+      </w:r>
+      <w:r>
+        <w:rPr>
+          <w:rFonts w:ascii="Cambria Math" w:eastAsia="SimSun" w:hAnsi="Cambria Math"/>
+          <w:i w:val="false"/>
+          <w:iCs w:val="false"/>
+        </w:rPr>
+        <w:t xml:space="preserve">)=(τ,0,0)</w:t>
+      </w:r>
+      <w:r>
+        <w:rPr>
+          <w:rFonts w:ascii="Times New Roman" w:cs="Times New Roman" w:eastAsia="SimSun" w:hAnsi="Times New Roman"/>
+        </w:rPr>
+        <w:t xml:space="preserve"> 处逐项相同。它为数值积分提供了一条无需仿真的自检。</w:t>
+      </w:r>
+    </w:p>
+    <w:p>
+      <w:pPr>
+        <w:spacing w:after="120" w:before="120" w:line="320" w:lineRule="auto"/>
+        <w:jc w:val="both"/>
+      </w:pPr>
+      <w:r>
+        <w:rPr>
+          <w:rFonts w:ascii="Cambria Math" w:eastAsia="SimSun" w:hAnsi="Cambria Math"/>
+          <w:b/>
+          <w:bCs/>
+          <w:i w:val="false"/>
+          <w:iCs w:val="false"/>
+        </w:rPr>
+        <w:t xml:space="preserve">θ≥2</w:t>
+      </w:r>
+      <w:r>
+        <w:rPr>
+          <w:rFonts w:ascii="Times New Roman" w:cs="Times New Roman" w:eastAsia="SimSun" w:hAnsi="Times New Roman"/>
+          <w:b/>
+          <w:bCs/>
+        </w:rPr>
+        <w:t xml:space="preserve">。</w:t>
+      </w:r>
+      <w:r>
+        <w:rPr>
+          <w:rFonts w:ascii="Times New Roman" w:cs="Times New Roman" w:eastAsia="SimSun" w:hAnsi="Times New Roman"/>
+        </w:rPr>
+        <w:t xml:space="preserve"> (29) 中只有湮灭项的指示函数依赖于 </w:t>
+      </w:r>
+      <w:r>
+        <w:rPr>
+          <w:rFonts w:ascii="Cambria Math" w:eastAsia="SimSun" w:hAnsi="Cambria Math"/>
+          <w:i w:val="false"/>
+          <w:iCs w:val="false"/>
+        </w:rPr>
+        <w:t xml:space="preserve">θ</w:t>
+      </w:r>
+      <w:r>
+        <w:rPr>
+          <w:rFonts w:ascii="Times New Roman" w:cs="Times New Roman" w:eastAsia="SimSun" w:hAnsi="Times New Roman"/>
+        </w:rPr>
+        <w:t xml:space="preserve">，故方程组对任意 </w:t>
+      </w:r>
+      <w:r>
+        <w:rPr>
+          <w:rFonts w:ascii="Cambria Math" w:eastAsia="SimSun" w:hAnsi="Cambria Math"/>
+          <w:i w:val="false"/>
+          <w:iCs w:val="false"/>
+        </w:rPr>
+        <w:t xml:space="preserve">θ</w:t>
+      </w:r>
+      <w:r>
+        <w:rPr>
+          <w:rFonts w:ascii="Times New Roman" w:cs="Times New Roman" w:eastAsia="SimSun" w:hAnsi="Times New Roman"/>
+        </w:rPr>
+        <w:t xml:space="preserve"> 形式不变。但下一小节的阈值分析不再适用：</w:t>
+      </w:r>
+      <w:r>
+        <w:rPr>
+          <w:rFonts w:ascii="Cambria Math" w:eastAsia="SimSun" w:hAnsi="Cambria Math"/>
+          <w:i w:val="false"/>
+          <w:iCs w:val="false"/>
+        </w:rPr>
+        <w:t xml:space="preserve">θ≥2</w:t>
+      </w:r>
+      <w:r>
+        <w:rPr>
+          <w:rFonts w:ascii="Times New Roman" w:cs="Times New Roman" w:eastAsia="SimSun" w:hAnsi="Times New Roman"/>
+        </w:rPr>
+        <w:t xml:space="preserve"> 时单个感染尾成员不足以激活超边，(29) 在无病定态附近的线性化没有增长模式，这与 II.B 所述 bootstrap 图像一致，须按第 IV 节的 </w:t>
+      </w:r>
+      <w:r>
+        <w:rPr>
+          <w:rFonts w:ascii="Cambria Math" w:eastAsia="SimSun" w:hAnsi="Cambria Math"/>
+          <w:i/>
+          <w:iCs/>
+        </w:rPr>
+        <w:t xml:space="preserve">k</w:t>
+      </w:r>
+      <w:r>
+        <w:rPr>
+          <w:rFonts w:ascii="Times New Roman" w:cs="Times New Roman" w:eastAsia="SimSun" w:hAnsi="Times New Roman"/>
+        </w:rPr>
+        <w:t xml:space="preserve">-core 途径处理。</w:t>
+      </w:r>
+    </w:p>
+    <w:p>
+      <w:pPr>
+        <w:pStyle w:val="Heading2"/>
+        <w:spacing w:after="160" w:before="300"/>
+      </w:pPr>
+      <w:r>
+        <w:rPr>
+          <w:rFonts w:ascii="Times New Roman" w:cs="Times New Roman" w:eastAsia="SimSun" w:hAnsi="Times New Roman"/>
+          <w:b/>
+          <w:bCs/>
+          <w:color w:val="1A1A1A"/>
+          <w:sz w:val="26"/>
+          <w:szCs w:val="26"/>
+        </w:rPr>
+        <w:t xml:space="preserve">C. 爆发阈值</w:t>
+      </w:r>
+    </w:p>
+    <w:p>
+      <w:pPr>
+        <w:spacing w:after="120" w:before="120" w:line="320" w:lineRule="auto"/>
+        <w:jc w:val="both"/>
+      </w:pPr>
+      <w:r>
+        <w:rPr>
+          <w:rFonts w:ascii="Times New Roman" w:cs="Times New Roman" w:eastAsia="SimSun" w:hAnsi="Times New Roman"/>
+        </w:rPr>
+        <w:t xml:space="preserve">令</w:t>
       </w:r>
     </w:p>
     <w:p>
@@ -17253,28 +17985,111 @@
           <w:sz w:val="21"/>
           <w:szCs w:val="21"/>
         </w:rPr>
-        <w:t xml:space="preserve">λ</w:t>
-      </w:r>
-      <w:r>
-        <w:rPr>
-          <w:rFonts w:ascii="Cambria Math" w:eastAsia="SimSun" w:hAnsi="Cambria Math"/>
-          <w:i w:val="false"/>
-          <w:iCs w:val="false"/>
-          <w:sz w:val="21"/>
-          <w:szCs w:val="21"/>
-          <w:vertAlign w:val="subscript"/>
-        </w:rPr>
-        <w:t xml:space="preserve">c</w:t>
-      </w:r>
-      <w:r>
-        <w:rPr>
-          <w:rFonts w:ascii="Cambria Math" w:eastAsia="SimSun" w:hAnsi="Cambria Math"/>
-          <w:i w:val="false"/>
-          <w:iCs w:val="false"/>
-          <w:sz w:val="21"/>
-          <w:szCs w:val="21"/>
-        </w:rPr>
-        <w:t xml:space="preserve">=(1)/(τκ-1),  τκ&gt;1</w:t>
+        <w:t xml:space="preserve">κ≡ψ'</w:t>
+      </w:r>
+      <w:r>
+        <w:rPr>
+          <w:rFonts w:ascii="Cambria Math" w:eastAsia="SimSun" w:hAnsi="Cambria Math"/>
+          <w:i w:val="false"/>
+          <w:iCs w:val="false"/>
+          <w:sz w:val="21"/>
+          <w:szCs w:val="21"/>
+          <w:vertAlign w:val="subscript"/>
+        </w:rPr>
+        <w:t xml:space="preserve">tail</w:t>
+      </w:r>
+      <w:r>
+        <w:rPr>
+          <w:rFonts w:ascii="Cambria Math" w:eastAsia="SimSun" w:hAnsi="Cambria Math"/>
+          <w:i w:val="false"/>
+          <w:iCs w:val="false"/>
+          <w:sz w:val="21"/>
+          <w:szCs w:val="21"/>
+        </w:rPr>
+        <w:t xml:space="preserve">(1)=(⟨</w:t>
+      </w:r>
+      <w:r>
+        <w:rPr>
+          <w:rFonts w:ascii="Cambria Math" w:eastAsia="SimSun" w:hAnsi="Cambria Math"/>
+          <w:i/>
+          <w:iCs/>
+          <w:sz w:val="21"/>
+          <w:szCs w:val="21"/>
+        </w:rPr>
+        <w:t xml:space="preserve">k</w:t>
+      </w:r>
+      <w:r>
+        <w:rPr>
+          <w:rFonts w:ascii="Cambria Math" w:eastAsia="SimSun" w:hAnsi="Cambria Math"/>
+          <w:i w:val="false"/>
+          <w:iCs w:val="false"/>
+          <w:sz w:val="21"/>
+          <w:szCs w:val="21"/>
+          <w:vertAlign w:val="subscript"/>
+        </w:rPr>
+        <w:t xml:space="preserve">in</w:t>
+      </w:r>
+      <w:r>
+        <w:rPr>
+          <w:rFonts w:ascii="Cambria Math" w:eastAsia="SimSun" w:hAnsi="Cambria Math"/>
+          <w:i/>
+          <w:iCs/>
+          <w:sz w:val="21"/>
+          <w:szCs w:val="21"/>
+        </w:rPr>
+        <w:t xml:space="preserve">k</w:t>
+      </w:r>
+      <w:r>
+        <w:rPr>
+          <w:rFonts w:ascii="Cambria Math" w:eastAsia="SimSun" w:hAnsi="Cambria Math"/>
+          <w:i w:val="false"/>
+          <w:iCs w:val="false"/>
+          <w:sz w:val="21"/>
+          <w:szCs w:val="21"/>
+          <w:vertAlign w:val="subscript"/>
+        </w:rPr>
+        <w:t xml:space="preserve">out</w:t>
+      </w:r>
+      <w:r>
+        <w:rPr>
+          <w:rFonts w:ascii="Cambria Math" w:eastAsia="SimSun" w:hAnsi="Cambria Math"/>
+          <w:i w:val="false"/>
+          <w:iCs w:val="false"/>
+          <w:sz w:val="21"/>
+          <w:szCs w:val="21"/>
+        </w:rPr>
+        <w:t xml:space="preserve">⟩)/(⟨</w:t>
+      </w:r>
+      <w:r>
+        <w:rPr>
+          <w:rFonts w:ascii="Cambria Math" w:eastAsia="SimSun" w:hAnsi="Cambria Math"/>
+          <w:i/>
+          <w:iCs/>
+          <w:sz w:val="21"/>
+          <w:szCs w:val="21"/>
+        </w:rPr>
+        <w:t xml:space="preserve">k</w:t>
+      </w:r>
+      <w:r>
+        <w:rPr>
+          <w:rFonts w:ascii="Cambria Math" w:eastAsia="SimSun" w:hAnsi="Cambria Math"/>
+          <w:i w:val="false"/>
+          <w:iCs w:val="false"/>
+          <w:sz w:val="21"/>
+          <w:szCs w:val="21"/>
+          <w:vertAlign w:val="subscript"/>
+        </w:rPr>
+        <w:t xml:space="preserve">out</w:t>
+      </w:r>
+      <w:r>
+        <w:rPr>
+          <w:rFonts w:ascii="Cambria Math" w:eastAsia="SimSun" w:hAnsi="Cambria Math"/>
+          <w:i w:val="false"/>
+          <w:iCs w:val="false"/>
+          <w:sz w:val="21"/>
+          <w:szCs w:val="21"/>
+        </w:rPr>
+        <w:t xml:space="preserve">⟩)</w:t>
       </w:r>
       <w:r>
         <w:rPr>
@@ -17296,309 +18111,188 @@
           <w:i w:val="false"/>
           <w:iCs w:val="false"/>
         </w:rPr>
-        <w:t xml:space="preserve">τκ≤1</w:t>
-      </w:r>
-      <w:r>
-        <w:rPr>
-          <w:rFonts w:ascii="Times New Roman" w:cs="Times New Roman" w:eastAsia="SimSun" w:hAnsi="Times New Roman"/>
-        </w:rPr>
-        <w:t xml:space="preserve"> 时不存在有限阈值。</w:t>
-      </w:r>
-    </w:p>
-    <w:p>
-      <w:pPr>
-        <w:spacing w:after="120" w:before="120" w:line="320" w:lineRule="auto"/>
-        <w:jc w:val="both"/>
-      </w:pPr>
-      <w:r>
-        <w:rPr>
-          <w:rFonts w:ascii="Times New Roman" w:cs="Times New Roman" w:eastAsia="SimSun" w:hAnsi="Times New Roman"/>
-          <w:b/>
-          <w:bCs/>
-        </w:rPr>
-        <w:t xml:space="preserve">分支解释自洽。</w:t>
-      </w:r>
-      <w:r>
-        <w:rPr>
-          <w:rFonts w:ascii="Times New Roman" w:cs="Times New Roman" w:eastAsia="SimSun" w:hAnsi="Times New Roman"/>
-        </w:rPr>
-        <w:t xml:space="preserve"> 一个感染的尾成员使其超边激活，超边在该成员的感染期内以速率 </w:t>
-      </w:r>
-      <w:r>
-        <w:rPr>
-          <w:rFonts w:ascii="Cambria Math" w:eastAsia="SimSun" w:hAnsi="Cambria Math"/>
-          <w:i w:val="false"/>
-          <w:iCs w:val="false"/>
-        </w:rPr>
-        <w:t xml:space="preserve">β</w:t>
-      </w:r>
-      <w:r>
-        <w:rPr>
-          <w:rFonts w:ascii="Times New Roman" w:cs="Times New Roman" w:eastAsia="SimSun" w:hAnsi="Times New Roman"/>
-        </w:rPr>
-        <w:t xml:space="preserve"> 向每个头成员施压，故对给定头成员的传递概率为 </w:t>
-      </w:r>
-      <w:r>
-        <w:rPr>
-          <w:rFonts w:ascii="Cambria Math" w:eastAsia="SimSun" w:hAnsi="Cambria Math"/>
-          <w:i/>
-          <w:iCs/>
-        </w:rPr>
-        <w:t xml:space="preserve">T</w:t>
-      </w:r>
-      <w:r>
-        <w:rPr>
-          <w:rFonts w:ascii="Cambria Math" w:eastAsia="SimSun" w:hAnsi="Cambria Math"/>
-          <w:i w:val="false"/>
-          <w:iCs w:val="false"/>
-        </w:rPr>
-        <w:t xml:space="preserve">=β/(β+μ)</w:t>
-      </w:r>
-      <w:r>
-        <w:rPr>
-          <w:rFonts w:ascii="Times New Roman" w:cs="Times New Roman" w:eastAsia="SimSun" w:hAnsi="Times New Roman"/>
-        </w:rPr>
-        <w:t xml:space="preserve">。从尾侧计数得 </w:t>
-      </w:r>
-      <w:r>
-        <w:rPr>
-          <w:rFonts w:ascii="Cambria Math" w:eastAsia="SimSun" w:hAnsi="Cambria Math"/>
-          <w:i/>
-          <w:iCs/>
-        </w:rPr>
-        <w:t xml:space="preserve">R</w:t>
-      </w:r>
-      <w:r>
-        <w:rPr>
-          <w:rFonts w:ascii="Cambria Math" w:eastAsia="SimSun" w:hAnsi="Cambria Math"/>
-          <w:i w:val="false"/>
-          <w:iCs w:val="false"/>
-          <w:vertAlign w:val="subscript"/>
-        </w:rPr>
-        <w:t xml:space="preserve">0</w:t>
-      </w:r>
-      <w:r>
-        <w:rPr>
-          <w:rFonts w:ascii="Cambria Math" w:eastAsia="SimSun" w:hAnsi="Cambria Math"/>
-          <w:i w:val="false"/>
-          <w:iCs w:val="false"/>
-        </w:rPr>
-        <w:t xml:space="preserve">=τκ</w:t>
-      </w:r>
-      <w:r>
-        <w:rPr>
-          <w:rFonts w:ascii="Cambria Math" w:eastAsia="SimSun" w:hAnsi="Cambria Math"/>
-          <w:i/>
-          <w:iCs/>
-        </w:rPr>
-        <w:t xml:space="preserve">T</w:t>
-      </w:r>
-      <w:r>
-        <w:rPr>
-          <w:rFonts w:ascii="Times New Roman" w:cs="Times New Roman" w:eastAsia="SimSun" w:hAnsi="Times New Roman"/>
-        </w:rPr>
-        <w:t xml:space="preserve">；从头侧计数，新感染节点的出度按 </w:t>
-      </w:r>
-      <w:r>
-        <w:rPr>
-          <w:rFonts w:ascii="Cambria Math" w:eastAsia="SimSun" w:hAnsi="Cambria Math"/>
-          <w:i/>
-          <w:iCs/>
-        </w:rPr>
-        <w:t xml:space="preserve">k</w:t>
-      </w:r>
-      <w:r>
-        <w:rPr>
-          <w:rFonts w:ascii="Cambria Math" w:eastAsia="SimSun" w:hAnsi="Cambria Math"/>
-          <w:i w:val="false"/>
-          <w:iCs w:val="false"/>
-          <w:vertAlign w:val="subscript"/>
-        </w:rPr>
-        <w:t xml:space="preserve">in</w:t>
-      </w:r>
-      <w:r>
-        <w:rPr>
-          <w:rFonts w:ascii="Times New Roman" w:cs="Times New Roman" w:eastAsia="SimSun" w:hAnsi="Times New Roman"/>
-        </w:rPr>
-        <w:t xml:space="preserve"> 偏置，得 </w:t>
-      </w:r>
-      <w:r>
-        <w:rPr>
-          <w:rFonts w:ascii="Cambria Math" w:eastAsia="SimSun" w:hAnsi="Cambria Math"/>
-          <w:i/>
-          <w:iCs/>
-        </w:rPr>
-        <w:t xml:space="preserve">R</w:t>
-      </w:r>
-      <w:r>
-        <w:rPr>
-          <w:rFonts w:ascii="Cambria Math" w:eastAsia="SimSun" w:hAnsi="Cambria Math"/>
-          <w:i w:val="false"/>
-          <w:iCs w:val="false"/>
-          <w:vertAlign w:val="subscript"/>
-        </w:rPr>
-        <w:t xml:space="preserve">0</w:t>
-      </w:r>
-      <w:r>
-        <w:rPr>
-          <w:rFonts w:ascii="Cambria Math" w:eastAsia="SimSun" w:hAnsi="Cambria Math"/>
-          <w:i w:val="false"/>
-          <w:iCs w:val="false"/>
-        </w:rPr>
-        <w:t xml:space="preserve">=η</w:t>
-      </w:r>
-      <w:r>
-        <w:rPr>
-          <w:rFonts w:ascii="Cambria Math" w:eastAsia="SimSun" w:hAnsi="Cambria Math"/>
-          <w:i/>
-          <w:iCs/>
-        </w:rPr>
-        <w:t xml:space="preserve">T</w:t>
-      </w:r>
-      <w:r>
-        <w:rPr>
-          <w:rFonts w:ascii="Cambria Math" w:eastAsia="SimSun" w:hAnsi="Cambria Math"/>
-          <w:i w:val="false"/>
-          <w:iCs w:val="false"/>
-        </w:rPr>
-        <w:t xml:space="preserve">⟨</w:t>
-      </w:r>
-      <w:r>
-        <w:rPr>
-          <w:rFonts w:ascii="Cambria Math" w:eastAsia="SimSun" w:hAnsi="Cambria Math"/>
-          <w:i/>
-          <w:iCs/>
-        </w:rPr>
-        <w:t xml:space="preserve">k</w:t>
-      </w:r>
-      <w:r>
-        <w:rPr>
-          <w:rFonts w:ascii="Cambria Math" w:eastAsia="SimSun" w:hAnsi="Cambria Math"/>
-          <w:i w:val="false"/>
-          <w:iCs w:val="false"/>
-          <w:vertAlign w:val="subscript"/>
-        </w:rPr>
-        <w:t xml:space="preserve">in</w:t>
-      </w:r>
-      <w:r>
-        <w:rPr>
-          <w:rFonts w:ascii="Cambria Math" w:eastAsia="SimSun" w:hAnsi="Cambria Math"/>
-          <w:i/>
-          <w:iCs/>
-        </w:rPr>
-        <w:t xml:space="preserve">k</w:t>
-      </w:r>
-      <w:r>
-        <w:rPr>
-          <w:rFonts w:ascii="Cambria Math" w:eastAsia="SimSun" w:hAnsi="Cambria Math"/>
-          <w:i w:val="false"/>
-          <w:iCs w:val="false"/>
-          <w:vertAlign w:val="subscript"/>
-        </w:rPr>
-        <w:t xml:space="preserve">out</w:t>
-      </w:r>
-      <w:r>
-        <w:rPr>
-          <w:rFonts w:ascii="Cambria Math" w:eastAsia="SimSun" w:hAnsi="Cambria Math"/>
-          <w:i w:val="false"/>
-          <w:iCs w:val="false"/>
-        </w:rPr>
-        <w:t xml:space="preserve">⟩/⟨</w:t>
-      </w:r>
-      <w:r>
-        <w:rPr>
-          <w:rFonts w:ascii="Cambria Math" w:eastAsia="SimSun" w:hAnsi="Cambria Math"/>
-          <w:i/>
-          <w:iCs/>
-        </w:rPr>
-        <w:t xml:space="preserve">k</w:t>
-      </w:r>
-      <w:r>
-        <w:rPr>
-          <w:rFonts w:ascii="Cambria Math" w:eastAsia="SimSun" w:hAnsi="Cambria Math"/>
-          <w:i w:val="false"/>
-          <w:iCs w:val="false"/>
-          <w:vertAlign w:val="subscript"/>
-        </w:rPr>
-        <w:t xml:space="preserve">in</w:t>
-      </w:r>
-      <w:r>
-        <w:rPr>
-          <w:rFonts w:ascii="Cambria Math" w:eastAsia="SimSun" w:hAnsi="Cambria Math"/>
-          <w:i w:val="false"/>
-          <w:iCs w:val="false"/>
-        </w:rPr>
-        <w:t xml:space="preserve">⟩</w:t>
-      </w:r>
-      <w:r>
-        <w:rPr>
-          <w:rFonts w:ascii="Times New Roman" w:cs="Times New Roman" w:eastAsia="SimSun" w:hAnsi="Times New Roman"/>
-        </w:rPr>
-        <w:t xml:space="preserve">。由握手关系 (3) 有 </w:t>
-      </w:r>
-      <w:r>
-        <w:rPr>
-          <w:rFonts w:ascii="Cambria Math" w:eastAsia="SimSun" w:hAnsi="Cambria Math"/>
-          <w:i w:val="false"/>
-          <w:iCs w:val="false"/>
-        </w:rPr>
-        <w:t xml:space="preserve">⟨</w:t>
-      </w:r>
-      <w:r>
-        <w:rPr>
-          <w:rFonts w:ascii="Cambria Math" w:eastAsia="SimSun" w:hAnsi="Cambria Math"/>
-          <w:i/>
-          <w:iCs/>
-        </w:rPr>
-        <w:t xml:space="preserve">k</w:t>
-      </w:r>
-      <w:r>
-        <w:rPr>
-          <w:rFonts w:ascii="Cambria Math" w:eastAsia="SimSun" w:hAnsi="Cambria Math"/>
-          <w:i w:val="false"/>
-          <w:iCs w:val="false"/>
-          <w:vertAlign w:val="subscript"/>
-        </w:rPr>
-        <w:t xml:space="preserve">out</w:t>
-      </w:r>
-      <w:r>
-        <w:rPr>
-          <w:rFonts w:ascii="Cambria Math" w:eastAsia="SimSun" w:hAnsi="Cambria Math"/>
-          <w:i w:val="false"/>
-          <w:iCs w:val="false"/>
-        </w:rPr>
-        <w:t xml:space="preserve">⟩/⟨</w:t>
-      </w:r>
-      <w:r>
-        <w:rPr>
-          <w:rFonts w:ascii="Cambria Math" w:eastAsia="SimSun" w:hAnsi="Cambria Math"/>
-          <w:i/>
-          <w:iCs/>
-        </w:rPr>
-        <w:t xml:space="preserve">k</w:t>
-      </w:r>
-      <w:r>
-        <w:rPr>
-          <w:rFonts w:ascii="Cambria Math" w:eastAsia="SimSun" w:hAnsi="Cambria Math"/>
-          <w:i w:val="false"/>
-          <w:iCs w:val="false"/>
-          <w:vertAlign w:val="subscript"/>
-        </w:rPr>
-        <w:t xml:space="preserve">in</w:t>
-      </w:r>
-      <w:r>
-        <w:rPr>
-          <w:rFonts w:ascii="Cambria Math" w:eastAsia="SimSun" w:hAnsi="Cambria Math"/>
-          <w:i w:val="false"/>
-          <w:iCs w:val="false"/>
-        </w:rPr>
-        <w:t xml:space="preserve">⟩=τ/η</w:t>
-      </w:r>
-      <w:r>
-        <w:rPr>
-          <w:rFonts w:ascii="Times New Roman" w:cs="Times New Roman" w:eastAsia="SimSun" w:hAnsi="Times New Roman"/>
-        </w:rPr>
-        <w:t xml:space="preserve">，两式因而恒等：</w:t>
+        <w:t xml:space="preserve">ε→0</w:t>
+      </w:r>
+      <w:r>
+        <w:rPr>
+          <w:rFonts w:ascii="Times New Roman" w:cs="Times New Roman" w:eastAsia="SimSun" w:hAnsi="Times New Roman"/>
+        </w:rPr>
+        <w:t xml:space="preserve"> 时无病定态为 </w:t>
+      </w:r>
+      <w:r>
+        <w:rPr>
+          <w:rFonts w:ascii="Cambria Math" w:eastAsia="SimSun" w:hAnsi="Cambria Math"/>
+          <w:i/>
+          <w:iCs/>
+        </w:rPr>
+        <w:t xml:space="preserve">x</w:t>
+      </w:r>
+      <w:r>
+        <w:rPr>
+          <w:rFonts w:ascii="Cambria Math" w:eastAsia="SimSun" w:hAnsi="Cambria Math"/>
+          <w:i w:val="false"/>
+          <w:iCs w:val="false"/>
+          <w:vertAlign w:val="subscript"/>
+        </w:rPr>
+        <w:t xml:space="preserve">τ00</w:t>
+      </w:r>
+      <w:r>
+        <w:rPr>
+          <w:rFonts w:ascii="Cambria Math" w:eastAsia="SimSun" w:hAnsi="Cambria Math"/>
+          <w:i w:val="false"/>
+          <w:iCs w:val="false"/>
+        </w:rPr>
+        <w:t xml:space="preserve">=1</w:t>
+      </w:r>
+      <w:r>
+        <w:rPr>
+          <w:rFonts w:ascii="Times New Roman" w:cs="Times New Roman" w:eastAsia="SimSun" w:hAnsi="Times New Roman"/>
+        </w:rPr>
+        <w:t xml:space="preserve">、其余为零、</w:t>
+      </w:r>
+      <w:r>
+        <w:rPr>
+          <w:rFonts w:ascii="Cambria Math" w:eastAsia="SimSun" w:hAnsi="Cambria Math"/>
+          <w:i w:val="false"/>
+          <w:iCs w:val="false"/>
+        </w:rPr>
+        <w:t xml:space="preserve">Φ=1</w:t>
+      </w:r>
+      <w:r>
+        <w:rPr>
+          <w:rFonts w:ascii="Times New Roman" w:cs="Times New Roman" w:eastAsia="SimSun" w:hAnsi="Times New Roman"/>
+        </w:rPr>
+        <w:t xml:space="preserve">。一阶量只有 </w:t>
+      </w:r>
+      <w:r>
+        <w:rPr>
+          <w:rFonts w:ascii="Cambria Math" w:eastAsia="SimSun" w:hAnsi="Cambria Math"/>
+          <w:i/>
+          <w:iCs/>
+        </w:rPr>
+        <w:t xml:space="preserve">p</w:t>
+      </w:r>
+      <w:r>
+        <w:rPr>
+          <w:rFonts w:ascii="Cambria Math" w:eastAsia="SimSun" w:hAnsi="Cambria Math"/>
+          <w:i w:val="false"/>
+          <w:iCs w:val="false"/>
+        </w:rPr>
+        <w:t xml:space="preserve">≡</w:t>
+      </w:r>
+      <w:r>
+        <w:rPr>
+          <w:rFonts w:ascii="Cambria Math" w:eastAsia="SimSun" w:hAnsi="Cambria Math"/>
+          <w:i/>
+          <w:iCs/>
+        </w:rPr>
+        <w:t xml:space="preserve">x</w:t>
+      </w:r>
+      <w:r>
+        <w:rPr>
+          <w:rFonts w:ascii="Cambria Math" w:eastAsia="SimSun" w:hAnsi="Cambria Math"/>
+          <w:i w:val="false"/>
+          <w:iCs w:val="false"/>
+          <w:vertAlign w:val="subscript"/>
+        </w:rPr>
+        <w:t xml:space="preserve">τ-1,1,0</w:t>
+      </w:r>
+      <w:r>
+        <w:rPr>
+          <w:rFonts w:ascii="Times New Roman" w:cs="Times New Roman" w:eastAsia="SimSun" w:hAnsi="Times New Roman"/>
+        </w:rPr>
+        <w:t xml:space="preserve"> 与 </w:t>
+      </w:r>
+      <w:r>
+        <w:rPr>
+          <w:rFonts w:ascii="Cambria Math" w:eastAsia="SimSun" w:hAnsi="Cambria Math"/>
+          <w:i/>
+          <w:iCs/>
+        </w:rPr>
+        <w:t xml:space="preserve">q</w:t>
+      </w:r>
+      <w:r>
+        <w:rPr>
+          <w:rFonts w:ascii="Cambria Math" w:eastAsia="SimSun" w:hAnsi="Cambria Math"/>
+          <w:i w:val="false"/>
+          <w:iCs w:val="false"/>
+        </w:rPr>
+        <w:t xml:space="preserve">≡</w:t>
+      </w:r>
+      <w:r>
+        <w:rPr>
+          <w:rFonts w:ascii="Cambria Math" w:eastAsia="SimSun" w:hAnsi="Cambria Math"/>
+          <w:i/>
+          <w:iCs/>
+        </w:rPr>
+        <w:t xml:space="preserve">x</w:t>
+      </w:r>
+      <w:r>
+        <w:rPr>
+          <w:rFonts w:ascii="Cambria Math" w:eastAsia="SimSun" w:hAnsi="Cambria Math"/>
+          <w:i w:val="false"/>
+          <w:iCs w:val="false"/>
+          <w:vertAlign w:val="subscript"/>
+        </w:rPr>
+        <w:t xml:space="preserve">τ-1,0,1</w:t>
+      </w:r>
+      <w:r>
+        <w:rPr>
+          <w:rFonts w:ascii="Times New Roman" w:cs="Times New Roman" w:eastAsia="SimSun" w:hAnsi="Times New Roman"/>
+        </w:rPr>
+        <w:t xml:space="preserve">，</w:t>
+      </w:r>
+      <w:r>
+        <w:rPr>
+          <w:rFonts w:ascii="Cambria Math" w:eastAsia="SimSun" w:hAnsi="Cambria Math"/>
+          <w:i/>
+          <w:iCs/>
+        </w:rPr>
+        <w:t xml:space="preserve">b</w:t>
+      </w:r>
+      <w:r>
+        <w:rPr>
+          <w:rFonts w:ascii="Cambria Math" w:eastAsia="SimSun" w:hAnsi="Cambria Math"/>
+          <w:i w:val="false"/>
+          <w:iCs w:val="false"/>
+        </w:rPr>
+        <w:t xml:space="preserve">≥2</w:t>
+      </w:r>
+      <w:r>
+        <w:rPr>
+          <w:rFonts w:ascii="Times New Roman" w:cs="Times New Roman" w:eastAsia="SimSun" w:hAnsi="Times New Roman"/>
+        </w:rPr>
+        <w:t xml:space="preserve"> 的态为二阶。由 (28) 有 </w:t>
+      </w:r>
+      <w:r>
+        <w:rPr>
+          <w:rFonts w:ascii="Cambria Math" w:eastAsia="SimSun" w:hAnsi="Cambria Math"/>
+          <w:i/>
+          <w:iCs/>
+        </w:rPr>
+        <w:t xml:space="preserve">h</w:t>
+      </w:r>
+      <w:r>
+        <w:rPr>
+          <w:rFonts w:ascii="Cambria Math" w:eastAsia="SimSun" w:hAnsi="Cambria Math"/>
+          <w:i w:val="false"/>
+          <w:iCs w:val="false"/>
+        </w:rPr>
+        <w:t xml:space="preserve">≃βκ</w:t>
+      </w:r>
+      <w:r>
+        <w:rPr>
+          <w:rFonts w:ascii="Cambria Math" w:eastAsia="SimSun" w:hAnsi="Cambria Math"/>
+          <w:i/>
+          <w:iCs/>
+        </w:rPr>
+        <w:t xml:space="preserve">p</w:t>
+      </w:r>
+      <w:r>
+        <w:rPr>
+          <w:rFonts w:ascii="Times New Roman" w:cs="Times New Roman" w:eastAsia="SimSun" w:hAnsi="Times New Roman"/>
+        </w:rPr>
+        <w:t xml:space="preserve">，代入 (29) 得</w:t>
       </w:r>
     </w:p>
     <w:p>
@@ -17619,178 +18313,32 @@
       <w:r>
         <w:rPr>
           <w:rFonts w:ascii="Cambria Math" w:eastAsia="SimSun" w:hAnsi="Cambria Math"/>
-          <w:i w:val="false"/>
-          <w:iCs w:val="false"/>
-          <w:sz w:val="21"/>
-          <w:szCs w:val="21"/>
-        </w:rPr>
-        <w:t xml:space="preserve">τ (⟨</w:t>
-      </w:r>
-      <w:r>
-        <w:rPr>
-          <w:rFonts w:ascii="Cambria Math" w:eastAsia="SimSun" w:hAnsi="Cambria Math"/>
-          <w:i/>
-          <w:iCs/>
-          <w:sz w:val="21"/>
-          <w:szCs w:val="21"/>
-        </w:rPr>
-        <w:t xml:space="preserve">k</w:t>
-      </w:r>
-      <w:r>
-        <w:rPr>
-          <w:rFonts w:ascii="Cambria Math" w:eastAsia="SimSun" w:hAnsi="Cambria Math"/>
-          <w:i w:val="false"/>
-          <w:iCs w:val="false"/>
-          <w:sz w:val="21"/>
-          <w:szCs w:val="21"/>
-          <w:vertAlign w:val="subscript"/>
-        </w:rPr>
-        <w:t xml:space="preserve">in</w:t>
-      </w:r>
-      <w:r>
-        <w:rPr>
-          <w:rFonts w:ascii="Cambria Math" w:eastAsia="SimSun" w:hAnsi="Cambria Math"/>
-          <w:i/>
-          <w:iCs/>
-          <w:sz w:val="21"/>
-          <w:szCs w:val="21"/>
-        </w:rPr>
-        <w:t xml:space="preserve">k</w:t>
-      </w:r>
-      <w:r>
-        <w:rPr>
-          <w:rFonts w:ascii="Cambria Math" w:eastAsia="SimSun" w:hAnsi="Cambria Math"/>
-          <w:i w:val="false"/>
-          <w:iCs w:val="false"/>
-          <w:sz w:val="21"/>
-          <w:szCs w:val="21"/>
-          <w:vertAlign w:val="subscript"/>
-        </w:rPr>
-        <w:t xml:space="preserve">out</w:t>
-      </w:r>
-      <w:r>
-        <w:rPr>
-          <w:rFonts w:ascii="Cambria Math" w:eastAsia="SimSun" w:hAnsi="Cambria Math"/>
-          <w:i w:val="false"/>
-          <w:iCs w:val="false"/>
-          <w:sz w:val="21"/>
-          <w:szCs w:val="21"/>
-        </w:rPr>
-        <w:t xml:space="preserve">⟩)/(⟨</w:t>
-      </w:r>
-      <w:r>
-        <w:rPr>
-          <w:rFonts w:ascii="Cambria Math" w:eastAsia="SimSun" w:hAnsi="Cambria Math"/>
-          <w:i/>
-          <w:iCs/>
-          <w:sz w:val="21"/>
-          <w:szCs w:val="21"/>
-        </w:rPr>
-        <w:t xml:space="preserve">k</w:t>
-      </w:r>
-      <w:r>
-        <w:rPr>
-          <w:rFonts w:ascii="Cambria Math" w:eastAsia="SimSun" w:hAnsi="Cambria Math"/>
-          <w:i w:val="false"/>
-          <w:iCs w:val="false"/>
-          <w:sz w:val="21"/>
-          <w:szCs w:val="21"/>
-          <w:vertAlign w:val="subscript"/>
-        </w:rPr>
-        <w:t xml:space="preserve">out</w:t>
-      </w:r>
-      <w:r>
-        <w:rPr>
-          <w:rFonts w:ascii="Cambria Math" w:eastAsia="SimSun" w:hAnsi="Cambria Math"/>
-          <w:i w:val="false"/>
-          <w:iCs w:val="false"/>
-          <w:sz w:val="21"/>
-          <w:szCs w:val="21"/>
-        </w:rPr>
-        <w:t xml:space="preserve">⟩) =η (⟨</w:t>
-      </w:r>
-      <w:r>
-        <w:rPr>
-          <w:rFonts w:ascii="Cambria Math" w:eastAsia="SimSun" w:hAnsi="Cambria Math"/>
-          <w:i/>
-          <w:iCs/>
-          <w:sz w:val="21"/>
-          <w:szCs w:val="21"/>
-        </w:rPr>
-        <w:t xml:space="preserve">k</w:t>
-      </w:r>
-      <w:r>
-        <w:rPr>
-          <w:rFonts w:ascii="Cambria Math" w:eastAsia="SimSun" w:hAnsi="Cambria Math"/>
-          <w:i w:val="false"/>
-          <w:iCs w:val="false"/>
-          <w:sz w:val="21"/>
-          <w:szCs w:val="21"/>
-          <w:vertAlign w:val="subscript"/>
-        </w:rPr>
-        <w:t xml:space="preserve">in</w:t>
-      </w:r>
-      <w:r>
-        <w:rPr>
-          <w:rFonts w:ascii="Cambria Math" w:eastAsia="SimSun" w:hAnsi="Cambria Math"/>
-          <w:i/>
-          <w:iCs/>
-          <w:sz w:val="21"/>
-          <w:szCs w:val="21"/>
-        </w:rPr>
-        <w:t xml:space="preserve">k</w:t>
-      </w:r>
-      <w:r>
-        <w:rPr>
-          <w:rFonts w:ascii="Cambria Math" w:eastAsia="SimSun" w:hAnsi="Cambria Math"/>
-          <w:i w:val="false"/>
-          <w:iCs w:val="false"/>
-          <w:sz w:val="21"/>
-          <w:szCs w:val="21"/>
-          <w:vertAlign w:val="subscript"/>
-        </w:rPr>
-        <w:t xml:space="preserve">out</w:t>
-      </w:r>
-      <w:r>
-        <w:rPr>
-          <w:rFonts w:ascii="Cambria Math" w:eastAsia="SimSun" w:hAnsi="Cambria Math"/>
-          <w:i w:val="false"/>
-          <w:iCs w:val="false"/>
-          <w:sz w:val="21"/>
-          <w:szCs w:val="21"/>
-        </w:rPr>
-        <w:t xml:space="preserve">⟩)/(⟨</w:t>
-      </w:r>
-      <w:r>
-        <w:rPr>
-          <w:rFonts w:ascii="Cambria Math" w:eastAsia="SimSun" w:hAnsi="Cambria Math"/>
-          <w:i/>
-          <w:iCs/>
-          <w:sz w:val="21"/>
-          <w:szCs w:val="21"/>
-        </w:rPr>
-        <w:t xml:space="preserve">k</w:t>
-      </w:r>
-      <w:r>
-        <w:rPr>
-          <w:rFonts w:ascii="Cambria Math" w:eastAsia="SimSun" w:hAnsi="Cambria Math"/>
-          <w:i w:val="false"/>
-          <w:iCs w:val="false"/>
-          <w:sz w:val="21"/>
-          <w:szCs w:val="21"/>
-          <w:vertAlign w:val="subscript"/>
-        </w:rPr>
-        <w:t xml:space="preserve">in</w:t>
-      </w:r>
-      <w:r>
-        <w:rPr>
-          <w:rFonts w:ascii="Cambria Math" w:eastAsia="SimSun" w:hAnsi="Cambria Math"/>
-          <w:i w:val="false"/>
-          <w:iCs w:val="false"/>
-          <w:sz w:val="21"/>
-          <w:szCs w:val="21"/>
-        </w:rPr>
-        <w:t xml:space="preserve">⟩)</w:t>
+          <w:i/>
+          <w:iCs/>
+          <w:sz w:val="21"/>
+          <w:szCs w:val="21"/>
+        </w:rPr>
+        <w:t xml:space="preserve">p</w:t>
+      </w:r>
+      <w:r>
+        <w:rPr>
+          <w:rFonts w:ascii="Cambria Math" w:eastAsia="SimSun" w:hAnsi="Cambria Math"/>
+          <w:i w:val="false"/>
+          <w:iCs w:val="false"/>
+          <w:sz w:val="21"/>
+          <w:szCs w:val="21"/>
+        </w:rPr>
+        <w:t xml:space="preserve">̇=[τβκ-(μ+β)] </w:t>
+      </w:r>
+      <w:r>
+        <w:rPr>
+          <w:rFonts w:ascii="Cambria Math" w:eastAsia="SimSun" w:hAnsi="Cambria Math"/>
+          <w:i/>
+          <w:iCs/>
+          <w:sz w:val="21"/>
+          <w:szCs w:val="21"/>
+        </w:rPr>
+        <w:t xml:space="preserve">p</w:t>
       </w:r>
       <w:r>
         <w:rPr>
@@ -17808,532 +18356,59 @@
       </w:pPr>
       <w:r>
         <w:rPr>
-          <w:rFonts w:ascii="Times New Roman" w:cs="Times New Roman" w:eastAsia="SimSun" w:hAnsi="Times New Roman"/>
-        </w:rPr>
-        <w:t xml:space="preserve">两种数法给出同一个 </w:t>
-      </w:r>
-      <w:r>
-        <w:rPr>
-          <w:rFonts w:ascii="Cambria Math" w:eastAsia="SimSun" w:hAnsi="Cambria Math"/>
-          <w:i/>
-          <w:iCs/>
-        </w:rPr>
-        <w:t xml:space="preserve">R</w:t>
-      </w:r>
-      <w:r>
-        <w:rPr>
-          <w:rFonts w:ascii="Cambria Math" w:eastAsia="SimSun" w:hAnsi="Cambria Math"/>
-          <w:i w:val="false"/>
-          <w:iCs w:val="false"/>
-          <w:vertAlign w:val="subscript"/>
-        </w:rPr>
-        <w:t xml:space="preserve">0</w:t>
-      </w:r>
-      <w:r>
-        <w:rPr>
-          <w:rFonts w:ascii="Times New Roman" w:cs="Times New Roman" w:eastAsia="SimSun" w:hAnsi="Times New Roman"/>
-        </w:rPr>
-        <w:t xml:space="preserve">，且 </w:t>
-      </w:r>
-      <w:r>
-        <w:rPr>
-          <w:rFonts w:ascii="Cambria Math" w:eastAsia="SimSun" w:hAnsi="Cambria Math"/>
-          <w:i/>
-          <w:iCs/>
-        </w:rPr>
-        <w:t xml:space="preserve">R</w:t>
-      </w:r>
-      <w:r>
-        <w:rPr>
-          <w:rFonts w:ascii="Cambria Math" w:eastAsia="SimSun" w:hAnsi="Cambria Math"/>
-          <w:i w:val="false"/>
-          <w:iCs w:val="false"/>
-          <w:vertAlign w:val="subscript"/>
-        </w:rPr>
-        <w:t xml:space="preserve">0</w:t>
-      </w:r>
-      <w:r>
-        <w:rPr>
-          <w:rFonts w:ascii="Cambria Math" w:eastAsia="SimSun" w:hAnsi="Cambria Math"/>
-          <w:i w:val="false"/>
-          <w:iCs w:val="false"/>
-        </w:rPr>
-        <w:t xml:space="preserve">=1</w:t>
-      </w:r>
-      <w:r>
-        <w:rPr>
-          <w:rFonts w:ascii="Times New Roman" w:cs="Times New Roman" w:eastAsia="SimSun" w:hAnsi="Times New Roman"/>
-        </w:rPr>
-        <w:t xml:space="preserve"> 与 (35) 等价。</w:t>
-      </w:r>
-    </w:p>
-    <w:p>
-      <w:pPr>
-        <w:spacing w:after="120" w:before="120" w:line="320" w:lineRule="auto"/>
-        <w:jc w:val="both"/>
-      </w:pPr>
-      <w:r>
-        <w:rPr>
-          <w:rFonts w:ascii="Cambria Math" w:eastAsia="SimSun" w:hAnsi="Cambria Math"/>
-          <w:b/>
-          <w:bCs/>
-          <w:i w:val="false"/>
-          <w:iCs w:val="false"/>
-        </w:rPr>
-        <w:t xml:space="preserve">τ=η=1</w:t>
-      </w:r>
-      <w:r>
-        <w:rPr>
-          <w:rFonts w:ascii="Times New Roman" w:cs="Times New Roman" w:eastAsia="SimSun" w:hAnsi="Times New Roman"/>
-          <w:b/>
-          <w:bCs/>
-        </w:rPr>
-        <w:t xml:space="preserve"> 的退化。</w:t>
-      </w:r>
-      <w:r>
-        <w:rPr>
-          <w:rFonts w:ascii="Times New Roman" w:cs="Times New Roman" w:eastAsia="SimSun" w:hAnsi="Times New Roman"/>
-        </w:rPr>
-        <w:t xml:space="preserve"> (35) 化为 </w:t>
-      </w:r>
-      <w:r>
-        <w:rPr>
-          <w:rFonts w:ascii="Cambria Math" w:eastAsia="SimSun" w:hAnsi="Cambria Math"/>
-          <w:i w:val="false"/>
-          <w:iCs w:val="false"/>
-        </w:rPr>
-        <w:t xml:space="preserve">λ</w:t>
-      </w:r>
-      <w:r>
-        <w:rPr>
-          <w:rFonts w:ascii="Cambria Math" w:eastAsia="SimSun" w:hAnsi="Cambria Math"/>
-          <w:i w:val="false"/>
-          <w:iCs w:val="false"/>
-          <w:vertAlign w:val="subscript"/>
-        </w:rPr>
-        <w:t xml:space="preserve">c</w:t>
-      </w:r>
-      <w:r>
-        <w:rPr>
-          <w:rFonts w:ascii="Cambria Math" w:eastAsia="SimSun" w:hAnsi="Cambria Math"/>
-          <w:i w:val="false"/>
-          <w:iCs w:val="false"/>
-        </w:rPr>
-        <w:t xml:space="preserve">=[⟨</w:t>
-      </w:r>
-      <w:r>
-        <w:rPr>
-          <w:rFonts w:ascii="Cambria Math" w:eastAsia="SimSun" w:hAnsi="Cambria Math"/>
-          <w:i/>
-          <w:iCs/>
-        </w:rPr>
-        <w:t xml:space="preserve">k</w:t>
-      </w:r>
-      <w:r>
-        <w:rPr>
-          <w:rFonts w:ascii="Cambria Math" w:eastAsia="SimSun" w:hAnsi="Cambria Math"/>
-          <w:i w:val="false"/>
-          <w:iCs w:val="false"/>
-          <w:vertAlign w:val="subscript"/>
-        </w:rPr>
-        <w:t xml:space="preserve">in</w:t>
-      </w:r>
-      <w:r>
-        <w:rPr>
-          <w:rFonts w:ascii="Cambria Math" w:eastAsia="SimSun" w:hAnsi="Cambria Math"/>
-          <w:i/>
-          <w:iCs/>
-        </w:rPr>
-        <w:t xml:space="preserve">k</w:t>
-      </w:r>
-      <w:r>
-        <w:rPr>
-          <w:rFonts w:ascii="Cambria Math" w:eastAsia="SimSun" w:hAnsi="Cambria Math"/>
-          <w:i w:val="false"/>
-          <w:iCs w:val="false"/>
-          <w:vertAlign w:val="subscript"/>
-        </w:rPr>
-        <w:t xml:space="preserve">out</w:t>
-      </w:r>
-      <w:r>
-        <w:rPr>
-          <w:rFonts w:ascii="Cambria Math" w:eastAsia="SimSun" w:hAnsi="Cambria Math"/>
-          <w:i w:val="false"/>
-          <w:iCs w:val="false"/>
-        </w:rPr>
-        <w:t xml:space="preserve">⟩/⟨</w:t>
-      </w:r>
-      <w:r>
-        <w:rPr>
-          <w:rFonts w:ascii="Cambria Math" w:eastAsia="SimSun" w:hAnsi="Cambria Math"/>
-          <w:i/>
-          <w:iCs/>
-        </w:rPr>
-        <w:t xml:space="preserve">k</w:t>
-      </w:r>
-      <w:r>
-        <w:rPr>
-          <w:rFonts w:ascii="Cambria Math" w:eastAsia="SimSun" w:hAnsi="Cambria Math"/>
-          <w:i w:val="false"/>
-          <w:iCs w:val="false"/>
-          <w:vertAlign w:val="subscript"/>
-        </w:rPr>
-        <w:t xml:space="preserve">out</w:t>
-      </w:r>
-      <w:r>
-        <w:rPr>
-          <w:rFonts w:ascii="Cambria Math" w:eastAsia="SimSun" w:hAnsi="Cambria Math"/>
-          <w:i w:val="false"/>
-          <w:iCs w:val="false"/>
-        </w:rPr>
-        <w:t xml:space="preserve">⟩-1]</w:t>
-      </w:r>
-      <w:r>
-        <w:rPr>
-          <w:rFonts w:ascii="Cambria Math" w:eastAsia="SimSun" w:hAnsi="Cambria Math"/>
-          <w:i w:val="false"/>
-          <w:iCs w:val="false"/>
-          <w:vertAlign w:val="superscript"/>
-        </w:rPr>
-        <w:t xml:space="preserve">-1</w:t>
-      </w:r>
-      <w:r>
-        <w:rPr>
-          <w:rFonts w:ascii="Times New Roman" w:cs="Times New Roman" w:eastAsia="SimSun" w:hAnsi="Times New Roman"/>
-        </w:rPr>
-        <w:t xml:space="preserve">，即有向随机图上 SIR 的已知阈值 [11, 12]。需要强调，令 </w:t>
-      </w:r>
-      <w:r>
-        <w:rPr>
-          <w:rFonts w:ascii="Cambria Math" w:eastAsia="SimSun" w:hAnsi="Cambria Math"/>
-          <w:i/>
-          <w:iCs/>
-        </w:rPr>
-        <w:t xml:space="preserve">k</w:t>
-      </w:r>
-      <w:r>
-        <w:rPr>
-          <w:rFonts w:ascii="Cambria Math" w:eastAsia="SimSun" w:hAnsi="Cambria Math"/>
-          <w:i w:val="false"/>
-          <w:iCs w:val="false"/>
-          <w:vertAlign w:val="subscript"/>
-        </w:rPr>
-        <w:t xml:space="preserve">in</w:t>
-      </w:r>
-      <w:r>
-        <w:rPr>
-          <w:rFonts w:ascii="Cambria Math" w:eastAsia="SimSun" w:hAnsi="Cambria Math"/>
-          <w:i w:val="false"/>
-          <w:iCs w:val="false"/>
-        </w:rPr>
-        <w:t xml:space="preserve">=</w:t>
-      </w:r>
-      <w:r>
-        <w:rPr>
-          <w:rFonts w:ascii="Cambria Math" w:eastAsia="SimSun" w:hAnsi="Cambria Math"/>
-          <w:i/>
-          <w:iCs/>
-        </w:rPr>
-        <w:t xml:space="preserve">k</w:t>
-      </w:r>
-      <w:r>
-        <w:rPr>
-          <w:rFonts w:ascii="Cambria Math" w:eastAsia="SimSun" w:hAnsi="Cambria Math"/>
-          <w:i w:val="false"/>
-          <w:iCs w:val="false"/>
-          <w:vertAlign w:val="subscript"/>
-        </w:rPr>
-        <w:t xml:space="preserve">out</w:t>
-      </w:r>
-      <w:r>
-        <w:rPr>
-          <w:rFonts w:ascii="Times New Roman" w:cs="Times New Roman" w:eastAsia="SimSun" w:hAnsi="Times New Roman"/>
-        </w:rPr>
-        <w:t xml:space="preserve"> 并</w:t>
-      </w:r>
-      <w:r>
-        <w:rPr>
-          <w:rFonts w:ascii="Times New Roman" w:cs="Times New Roman" w:eastAsia="SimSun" w:hAnsi="Times New Roman"/>
-          <w:b/>
-          <w:bCs/>
-        </w:rPr>
-        <w:t xml:space="preserve">不</w:t>
-      </w:r>
-      <w:r>
-        <w:rPr>
-          <w:rFonts w:ascii="Times New Roman" w:cs="Times New Roman" w:eastAsia="SimSun" w:hAnsi="Times New Roman"/>
-        </w:rPr>
-        <w:t xml:space="preserve">回到无向网络的结果：无向情形的余度相减源于"来路那条边不可再用"，而有向情形下来路超边根本不在 </w:t>
-      </w:r>
-      <w:r>
-        <w:rPr>
-          <w:rFonts w:ascii="Cambria Math" w:eastAsia="SimSun" w:hAnsi="Cambria Math"/>
-          <w:i/>
-          <w:iCs/>
-        </w:rPr>
-        <w:t xml:space="preserve">v</w:t>
-      </w:r>
-      <w:r>
-        <w:rPr>
-          <w:rFonts w:ascii="Times New Roman" w:cs="Times New Roman" w:eastAsia="SimSun" w:hAnsi="Times New Roman"/>
-        </w:rPr>
-        <w:t xml:space="preserve"> 的入超边之列。(35) 分母中的 </w:t>
-      </w:r>
-      <w:r>
-        <w:rPr>
-          <w:rFonts w:ascii="Cambria Math" w:eastAsia="SimSun" w:hAnsi="Cambria Math"/>
-          <w:i w:val="false"/>
-          <w:iCs w:val="false"/>
-        </w:rPr>
-        <w:t xml:space="preserve">-1</w:t>
-      </w:r>
-      <w:r>
-        <w:rPr>
-          <w:rFonts w:ascii="Times New Roman" w:cs="Times New Roman" w:eastAsia="SimSun" w:hAnsi="Times New Roman"/>
-        </w:rPr>
-        <w:t xml:space="preserve"> 来自 </w:t>
-      </w:r>
-      <w:r>
-        <w:rPr>
-          <w:rFonts w:ascii="Cambria Math" w:eastAsia="SimSun" w:hAnsi="Cambria Math"/>
-          <w:i/>
-          <w:iCs/>
-        </w:rPr>
-        <w:t xml:space="preserve">T</w:t>
-      </w:r>
-      <w:r>
-        <w:rPr>
-          <w:rFonts w:ascii="Cambria Math" w:eastAsia="SimSun" w:hAnsi="Cambria Math"/>
-          <w:i w:val="false"/>
-          <w:iCs w:val="false"/>
-        </w:rPr>
-        <w:t xml:space="preserve">=β/(β+μ)</w:t>
-      </w:r>
-      <w:r>
-        <w:rPr>
-          <w:rFonts w:ascii="Times New Roman" w:cs="Times New Roman" w:eastAsia="SimSun" w:hAnsi="Times New Roman"/>
-        </w:rPr>
-        <w:t xml:space="preserve"> 里的 </w:t>
-      </w:r>
-      <w:r>
-        <w:rPr>
-          <w:rFonts w:ascii="Cambria Math" w:eastAsia="SimSun" w:hAnsi="Cambria Math"/>
-          <w:i w:val="false"/>
-          <w:iCs w:val="false"/>
-        </w:rPr>
-        <w:t xml:space="preserve">β</w:t>
-      </w:r>
-      <w:r>
-        <w:rPr>
-          <w:rFonts w:ascii="Times New Roman" w:cs="Times New Roman" w:eastAsia="SimSun" w:hAnsi="Times New Roman"/>
-        </w:rPr>
-        <w:t xml:space="preserve">，与余度无关。两者是不同的结构，不应混为一谈。</w:t>
-      </w:r>
-    </w:p>
-    <w:p>
-      <w:pPr>
-        <w:spacing w:after="120" w:before="120" w:line="320" w:lineRule="auto"/>
-        <w:jc w:val="both"/>
-      </w:pPr>
-      <w:r>
-        <w:rPr>
-          <w:rFonts w:ascii="Times New Roman" w:cs="Times New Roman" w:eastAsia="SimSun" w:hAnsi="Times New Roman"/>
-          <w:b/>
-          <w:bCs/>
-        </w:rPr>
-        <w:t xml:space="preserve">阈值对 </w:t>
-      </w:r>
-      <w:r>
-        <w:rPr>
-          <w:rFonts w:ascii="Cambria Math" w:eastAsia="SimSun" w:hAnsi="Cambria Math"/>
-          <w:b/>
-          <w:bCs/>
-          <w:i/>
-          <w:iCs/>
-        </w:rPr>
-        <w:t xml:space="preserve">r</w:t>
-      </w:r>
-      <w:r>
-        <w:rPr>
-          <w:rFonts w:ascii="Cambria Math" w:eastAsia="SimSun" w:hAnsi="Cambria Math"/>
-          <w:b/>
-          <w:bCs/>
-          <w:i w:val="false"/>
-          <w:iCs w:val="false"/>
-          <w:vertAlign w:val="subscript"/>
-        </w:rPr>
-        <w:t xml:space="preserve">io</w:t>
-      </w:r>
-      <w:r>
-        <w:rPr>
-          <w:rFonts w:ascii="Times New Roman" w:cs="Times New Roman" w:eastAsia="SimSun" w:hAnsi="Times New Roman"/>
-          <w:b/>
-          <w:bCs/>
-        </w:rPr>
-        <w:t xml:space="preserve"> 的依赖。</w:t>
-      </w:r>
-      <w:r>
-        <w:rPr>
-          <w:rFonts w:ascii="Times New Roman" w:cs="Times New Roman" w:eastAsia="SimSun" w:hAnsi="Times New Roman"/>
-        </w:rPr>
-        <w:t xml:space="preserve"> 由 </w:t>
-      </w:r>
-      <w:r>
-        <w:rPr>
-          <w:rFonts w:ascii="Cambria Math" w:eastAsia="SimSun" w:hAnsi="Cambria Math"/>
-          <w:i w:val="false"/>
-          <w:iCs w:val="false"/>
-        </w:rPr>
-        <w:t xml:space="preserve">⟨</w:t>
-      </w:r>
-      <w:r>
-        <w:rPr>
-          <w:rFonts w:ascii="Cambria Math" w:eastAsia="SimSun" w:hAnsi="Cambria Math"/>
-          <w:i/>
-          <w:iCs/>
-        </w:rPr>
-        <w:t xml:space="preserve">k</w:t>
-      </w:r>
-      <w:r>
-        <w:rPr>
-          <w:rFonts w:ascii="Cambria Math" w:eastAsia="SimSun" w:hAnsi="Cambria Math"/>
-          <w:i w:val="false"/>
-          <w:iCs w:val="false"/>
-          <w:vertAlign w:val="subscript"/>
-        </w:rPr>
-        <w:t xml:space="preserve">in</w:t>
-      </w:r>
-      <w:r>
-        <w:rPr>
-          <w:rFonts w:ascii="Cambria Math" w:eastAsia="SimSun" w:hAnsi="Cambria Math"/>
-          <w:i/>
-          <w:iCs/>
-        </w:rPr>
-        <w:t xml:space="preserve">k</w:t>
-      </w:r>
-      <w:r>
-        <w:rPr>
-          <w:rFonts w:ascii="Cambria Math" w:eastAsia="SimSun" w:hAnsi="Cambria Math"/>
-          <w:i w:val="false"/>
-          <w:iCs w:val="false"/>
-          <w:vertAlign w:val="subscript"/>
-        </w:rPr>
-        <w:t xml:space="preserve">out</w:t>
-      </w:r>
-      <w:r>
-        <w:rPr>
-          <w:rFonts w:ascii="Cambria Math" w:eastAsia="SimSun" w:hAnsi="Cambria Math"/>
-          <w:i w:val="false"/>
-          <w:iCs w:val="false"/>
-        </w:rPr>
-        <w:t xml:space="preserve">⟩=⟨</w:t>
-      </w:r>
-      <w:r>
-        <w:rPr>
-          <w:rFonts w:ascii="Cambria Math" w:eastAsia="SimSun" w:hAnsi="Cambria Math"/>
-          <w:i/>
-          <w:iCs/>
-        </w:rPr>
-        <w:t xml:space="preserve">k</w:t>
-      </w:r>
-      <w:r>
-        <w:rPr>
-          <w:rFonts w:ascii="Cambria Math" w:eastAsia="SimSun" w:hAnsi="Cambria Math"/>
-          <w:i w:val="false"/>
-          <w:iCs w:val="false"/>
-          <w:vertAlign w:val="subscript"/>
-        </w:rPr>
-        <w:t xml:space="preserve">in</w:t>
-      </w:r>
-      <w:r>
-        <w:rPr>
-          <w:rFonts w:ascii="Cambria Math" w:eastAsia="SimSun" w:hAnsi="Cambria Math"/>
-          <w:i w:val="false"/>
-          <w:iCs w:val="false"/>
-        </w:rPr>
-        <w:t xml:space="preserve">⟩⟨</w:t>
-      </w:r>
-      <w:r>
-        <w:rPr>
-          <w:rFonts w:ascii="Cambria Math" w:eastAsia="SimSun" w:hAnsi="Cambria Math"/>
-          <w:i/>
-          <w:iCs/>
-        </w:rPr>
-        <w:t xml:space="preserve">k</w:t>
-      </w:r>
-      <w:r>
-        <w:rPr>
-          <w:rFonts w:ascii="Cambria Math" w:eastAsia="SimSun" w:hAnsi="Cambria Math"/>
-          <w:i w:val="false"/>
-          <w:iCs w:val="false"/>
-          <w:vertAlign w:val="subscript"/>
-        </w:rPr>
-        <w:t xml:space="preserve">out</w:t>
-      </w:r>
-      <w:r>
-        <w:rPr>
-          <w:rFonts w:ascii="Cambria Math" w:eastAsia="SimSun" w:hAnsi="Cambria Math"/>
-          <w:i w:val="false"/>
-          <w:iCs w:val="false"/>
-        </w:rPr>
-        <w:t xml:space="preserve">⟩+</w:t>
-      </w:r>
-      <w:r>
-        <w:rPr>
-          <w:rFonts w:ascii="Cambria Math" w:eastAsia="SimSun" w:hAnsi="Cambria Math"/>
-          <w:i/>
-          <w:iCs/>
-        </w:rPr>
-        <w:t xml:space="preserve">r</w:t>
-      </w:r>
-      <w:r>
-        <w:rPr>
-          <w:rFonts w:ascii="Cambria Math" w:eastAsia="SimSun" w:hAnsi="Cambria Math"/>
-          <w:i w:val="false"/>
-          <w:iCs w:val="false"/>
-          <w:vertAlign w:val="subscript"/>
-        </w:rPr>
-        <w:t xml:space="preserve">io</w:t>
-      </w:r>
-      <w:r>
-        <w:rPr>
-          <w:rFonts w:ascii="Cambria Math" w:eastAsia="SimSun" w:hAnsi="Cambria Math"/>
-          <w:i w:val="false"/>
-          <w:iCs w:val="false"/>
-        </w:rPr>
-        <w:t xml:space="preserve">σ</w:t>
-      </w:r>
-      <w:r>
-        <w:rPr>
-          <w:rFonts w:ascii="Cambria Math" w:eastAsia="SimSun" w:hAnsi="Cambria Math"/>
-          <w:i w:val="false"/>
-          <w:iCs w:val="false"/>
-          <w:vertAlign w:val="subscript"/>
-        </w:rPr>
-        <w:t xml:space="preserve">k_in</w:t>
-      </w:r>
-      <w:r>
-        <w:rPr>
-          <w:rFonts w:ascii="Cambria Math" w:eastAsia="SimSun" w:hAnsi="Cambria Math"/>
-          <w:i w:val="false"/>
-          <w:iCs w:val="false"/>
-        </w:rPr>
-        <w:t xml:space="preserve">σ</w:t>
-      </w:r>
-      <w:r>
-        <w:rPr>
-          <w:rFonts w:ascii="Cambria Math" w:eastAsia="SimSun" w:hAnsi="Cambria Math"/>
-          <w:i w:val="false"/>
-          <w:iCs w:val="false"/>
-          <w:vertAlign w:val="subscript"/>
-        </w:rPr>
-        <w:t xml:space="preserve">k_out</w:t>
-      </w:r>
-      <w:r>
-        <w:rPr>
-          <w:rFonts w:ascii="Times New Roman" w:cs="Times New Roman" w:eastAsia="SimSun" w:hAnsi="Times New Roman"/>
-        </w:rPr>
-        <w:t xml:space="preserve"> 与握手关系 (3)，</w:t>
+          <w:rFonts w:ascii="Cambria Math" w:eastAsia="SimSun" w:hAnsi="Cambria Math"/>
+          <w:i/>
+          <w:iCs/>
+        </w:rPr>
+        <w:t xml:space="preserve">q</w:t>
+      </w:r>
+      <w:r>
+        <w:rPr>
+          <w:rFonts w:ascii="Times New Roman" w:cs="Times New Roman" w:eastAsia="SimSun" w:hAnsi="Times New Roman"/>
+        </w:rPr>
+        <w:t xml:space="preserve"> 不反馈到 </w:t>
+      </w:r>
+      <w:r>
+        <w:rPr>
+          <w:rFonts w:ascii="Cambria Math" w:eastAsia="SimSun" w:hAnsi="Cambria Math"/>
+          <w:i/>
+          <w:iCs/>
+        </w:rPr>
+        <w:t xml:space="preserve">p</w:t>
+      </w:r>
+      <w:r>
+        <w:rPr>
+          <w:rFonts w:ascii="Times New Roman" w:cs="Times New Roman" w:eastAsia="SimSun" w:hAnsi="Times New Roman"/>
+        </w:rPr>
+        <w:t xml:space="preserve">，故阈值由 </w:t>
+      </w:r>
+      <w:r>
+        <w:rPr>
+          <w:rFonts w:ascii="Cambria Math" w:eastAsia="SimSun" w:hAnsi="Cambria Math"/>
+          <w:i w:val="false"/>
+          <w:iCs w:val="false"/>
+        </w:rPr>
+        <w:t xml:space="preserve">τβκ=μ+β</w:t>
+      </w:r>
+      <w:r>
+        <w:rPr>
+          <w:rFonts w:ascii="Times New Roman" w:cs="Times New Roman" w:eastAsia="SimSun" w:hAnsi="Times New Roman"/>
+        </w:rPr>
+        <w:t xml:space="preserve"> 单独给出。以 </w:t>
+      </w:r>
+      <w:r>
+        <w:rPr>
+          <w:rFonts w:ascii="Cambria Math" w:eastAsia="SimSun" w:hAnsi="Cambria Math"/>
+          <w:i w:val="false"/>
+          <w:iCs w:val="false"/>
+        </w:rPr>
+        <w:t xml:space="preserve">λ=β/μ</w:t>
+      </w:r>
+      <w:r>
+        <w:rPr>
+          <w:rFonts w:ascii="Times New Roman" w:cs="Times New Roman" w:eastAsia="SimSun" w:hAnsi="Times New Roman"/>
+        </w:rPr>
+        <w:t xml:space="preserve"> 表示，</w:t>
       </w:r>
     </w:p>
     <w:p>
@@ -18359,141 +18434,28 @@
           <w:sz w:val="21"/>
           <w:szCs w:val="21"/>
         </w:rPr>
-        <w:t xml:space="preserve">τκ=τ⟨</w:t>
-      </w:r>
-      <w:r>
-        <w:rPr>
-          <w:rFonts w:ascii="Cambria Math" w:eastAsia="SimSun" w:hAnsi="Cambria Math"/>
-          <w:i/>
-          <w:iCs/>
-          <w:sz w:val="21"/>
-          <w:szCs w:val="21"/>
-        </w:rPr>
-        <w:t xml:space="preserve">k</w:t>
-      </w:r>
-      <w:r>
-        <w:rPr>
-          <w:rFonts w:ascii="Cambria Math" w:eastAsia="SimSun" w:hAnsi="Cambria Math"/>
-          <w:i w:val="false"/>
-          <w:iCs w:val="false"/>
-          <w:sz w:val="21"/>
-          <w:szCs w:val="21"/>
-          <w:vertAlign w:val="subscript"/>
-        </w:rPr>
-        <w:t xml:space="preserve">in</w:t>
-      </w:r>
-      <w:r>
-        <w:rPr>
-          <w:rFonts w:ascii="Cambria Math" w:eastAsia="SimSun" w:hAnsi="Cambria Math"/>
-          <w:i w:val="false"/>
-          <w:iCs w:val="false"/>
-          <w:sz w:val="21"/>
-          <w:szCs w:val="21"/>
-        </w:rPr>
-        <w:t xml:space="preserve">⟩+(</w:t>
-      </w:r>
-      <w:r>
-        <w:rPr>
-          <w:rFonts w:ascii="Cambria Math" w:eastAsia="SimSun" w:hAnsi="Cambria Math"/>
-          <w:i/>
-          <w:iCs/>
-          <w:sz w:val="21"/>
-          <w:szCs w:val="21"/>
-        </w:rPr>
-        <w:t xml:space="preserve">N</w:t>
-      </w:r>
-      <w:r>
-        <w:rPr>
-          <w:rFonts w:ascii="Cambria Math" w:eastAsia="SimSun" w:hAnsi="Cambria Math"/>
-          <w:i w:val="false"/>
-          <w:iCs w:val="false"/>
-          <w:sz w:val="21"/>
-          <w:szCs w:val="21"/>
-        </w:rPr>
-        <w:t xml:space="preserve">)/(</w:t>
-      </w:r>
-      <w:r>
-        <w:rPr>
-          <w:rFonts w:ascii="Cambria Math" w:eastAsia="SimSun" w:hAnsi="Cambria Math"/>
-          <w:i/>
-          <w:iCs/>
-          <w:sz w:val="21"/>
-          <w:szCs w:val="21"/>
-        </w:rPr>
-        <w:t xml:space="preserve">M</w:t>
-      </w:r>
-      <w:r>
-        <w:rPr>
-          <w:rFonts w:ascii="Cambria Math" w:eastAsia="SimSun" w:hAnsi="Cambria Math"/>
-          <w:i w:val="false"/>
-          <w:iCs w:val="false"/>
-          <w:sz w:val="21"/>
-          <w:szCs w:val="21"/>
-        </w:rPr>
-        <w:t xml:space="preserve">) </w:t>
-      </w:r>
-      <w:r>
-        <w:rPr>
-          <w:rFonts w:ascii="Cambria Math" w:eastAsia="SimSun" w:hAnsi="Cambria Math"/>
-          <w:i/>
-          <w:iCs/>
-          <w:sz w:val="21"/>
-          <w:szCs w:val="21"/>
-        </w:rPr>
-        <w:t xml:space="preserve">r</w:t>
-      </w:r>
-      <w:r>
-        <w:rPr>
-          <w:rFonts w:ascii="Cambria Math" w:eastAsia="SimSun" w:hAnsi="Cambria Math"/>
-          <w:i w:val="false"/>
-          <w:iCs w:val="false"/>
-          <w:sz w:val="21"/>
-          <w:szCs w:val="21"/>
-          <w:vertAlign w:val="subscript"/>
-        </w:rPr>
-        <w:t xml:space="preserve">io</w:t>
-      </w:r>
-      <w:r>
-        <w:rPr>
-          <w:rFonts w:ascii="Cambria Math" w:eastAsia="SimSun" w:hAnsi="Cambria Math"/>
-          <w:i w:val="false"/>
-          <w:iCs w:val="false"/>
-          <w:sz w:val="21"/>
-          <w:szCs w:val="21"/>
-        </w:rPr>
-        <w:t xml:space="preserve"> σ</w:t>
-      </w:r>
-      <w:r>
-        <w:rPr>
-          <w:rFonts w:ascii="Cambria Math" w:eastAsia="SimSun" w:hAnsi="Cambria Math"/>
-          <w:i w:val="false"/>
-          <w:iCs w:val="false"/>
-          <w:sz w:val="21"/>
-          <w:szCs w:val="21"/>
-          <w:vertAlign w:val="subscript"/>
-        </w:rPr>
-        <w:t xml:space="preserve">k_in</w:t>
-      </w:r>
-      <w:r>
-        <w:rPr>
-          <w:rFonts w:ascii="Cambria Math" w:eastAsia="SimSun" w:hAnsi="Cambria Math"/>
-          <w:i w:val="false"/>
-          <w:iCs w:val="false"/>
-          <w:sz w:val="21"/>
-          <w:szCs w:val="21"/>
-        </w:rPr>
-        <w:t xml:space="preserve">σ</w:t>
-      </w:r>
-      <w:r>
-        <w:rPr>
-          <w:rFonts w:ascii="Cambria Math" w:eastAsia="SimSun" w:hAnsi="Cambria Math"/>
-          <w:i w:val="false"/>
-          <w:iCs w:val="false"/>
-          <w:sz w:val="21"/>
-          <w:szCs w:val="21"/>
-          <w:vertAlign w:val="subscript"/>
-        </w:rPr>
-        <w:t xml:space="preserve">k_out</w:t>
+        <w:t xml:space="preserve">λ</w:t>
+      </w:r>
+      <w:r>
+        <w:rPr>
+          <w:rFonts w:ascii="Cambria Math" w:eastAsia="SimSun" w:hAnsi="Cambria Math"/>
+          <w:i w:val="false"/>
+          <w:iCs w:val="false"/>
+          <w:sz w:val="21"/>
+          <w:szCs w:val="21"/>
+          <w:vertAlign w:val="subscript"/>
+        </w:rPr>
+        <w:t xml:space="preserve">c</w:t>
+      </w:r>
+      <w:r>
+        <w:rPr>
+          <w:rFonts w:ascii="Cambria Math" w:eastAsia="SimSun" w:hAnsi="Cambria Math"/>
+          <w:i w:val="false"/>
+          <w:iCs w:val="false"/>
+          <w:sz w:val="21"/>
+          <w:szCs w:val="21"/>
+        </w:rPr>
+        <w:t xml:space="preserve">=(1)/(τκ-1),  τκ&gt;1</w:t>
       </w:r>
       <w:r>
         <w:rPr>
@@ -18511,9 +18473,313 @@
       </w:pPr>
       <w:r>
         <w:rPr>
-          <w:rFonts w:ascii="Times New Roman" w:cs="Times New Roman" w:eastAsia="SimSun" w:hAnsi="Times New Roman"/>
-        </w:rPr>
-        <w:t xml:space="preserve">于是</w:t>
+          <w:rFonts w:ascii="Cambria Math" w:eastAsia="SimSun" w:hAnsi="Cambria Math"/>
+          <w:i w:val="false"/>
+          <w:iCs w:val="false"/>
+        </w:rPr>
+        <w:t xml:space="preserve">τκ≤1</w:t>
+      </w:r>
+      <w:r>
+        <w:rPr>
+          <w:rFonts w:ascii="Times New Roman" w:cs="Times New Roman" w:eastAsia="SimSun" w:hAnsi="Times New Roman"/>
+        </w:rPr>
+        <w:t xml:space="preserve"> 时不存在有限阈值。</w:t>
+      </w:r>
+    </w:p>
+    <w:p>
+      <w:pPr>
+        <w:spacing w:after="120" w:before="120" w:line="320" w:lineRule="auto"/>
+        <w:jc w:val="both"/>
+      </w:pPr>
+      <w:r>
+        <w:rPr>
+          <w:rFonts w:ascii="Times New Roman" w:cs="Times New Roman" w:eastAsia="SimSun" w:hAnsi="Times New Roman"/>
+          <w:b/>
+          <w:bCs/>
+        </w:rPr>
+        <w:t xml:space="preserve">分支解释自洽。</w:t>
+      </w:r>
+      <w:r>
+        <w:rPr>
+          <w:rFonts w:ascii="Times New Roman" w:cs="Times New Roman" w:eastAsia="SimSun" w:hAnsi="Times New Roman"/>
+        </w:rPr>
+        <w:t xml:space="preserve"> 一个感染的尾成员使其超边激活，超边在该成员的感染期内以速率 </w:t>
+      </w:r>
+      <w:r>
+        <w:rPr>
+          <w:rFonts w:ascii="Cambria Math" w:eastAsia="SimSun" w:hAnsi="Cambria Math"/>
+          <w:i w:val="false"/>
+          <w:iCs w:val="false"/>
+        </w:rPr>
+        <w:t xml:space="preserve">β</w:t>
+      </w:r>
+      <w:r>
+        <w:rPr>
+          <w:rFonts w:ascii="Times New Roman" w:cs="Times New Roman" w:eastAsia="SimSun" w:hAnsi="Times New Roman"/>
+        </w:rPr>
+        <w:t xml:space="preserve"> 向每个头成员施压，故对给定头成员的传递概率为 </w:t>
+      </w:r>
+      <w:r>
+        <w:rPr>
+          <w:rFonts w:ascii="Cambria Math" w:eastAsia="SimSun" w:hAnsi="Cambria Math"/>
+          <w:i/>
+          <w:iCs/>
+        </w:rPr>
+        <w:t xml:space="preserve">T</w:t>
+      </w:r>
+      <w:r>
+        <w:rPr>
+          <w:rFonts w:ascii="Cambria Math" w:eastAsia="SimSun" w:hAnsi="Cambria Math"/>
+          <w:i w:val="false"/>
+          <w:iCs w:val="false"/>
+        </w:rPr>
+        <w:t xml:space="preserve">=β/(β+μ)</w:t>
+      </w:r>
+      <w:r>
+        <w:rPr>
+          <w:rFonts w:ascii="Times New Roman" w:cs="Times New Roman" w:eastAsia="SimSun" w:hAnsi="Times New Roman"/>
+        </w:rPr>
+        <w:t xml:space="preserve">。从尾侧计数得 </w:t>
+      </w:r>
+      <w:r>
+        <w:rPr>
+          <w:rFonts w:ascii="Cambria Math" w:eastAsia="SimSun" w:hAnsi="Cambria Math"/>
+          <w:i/>
+          <w:iCs/>
+        </w:rPr>
+        <w:t xml:space="preserve">R</w:t>
+      </w:r>
+      <w:r>
+        <w:rPr>
+          <w:rFonts w:ascii="Cambria Math" w:eastAsia="SimSun" w:hAnsi="Cambria Math"/>
+          <w:i w:val="false"/>
+          <w:iCs w:val="false"/>
+          <w:vertAlign w:val="subscript"/>
+        </w:rPr>
+        <w:t xml:space="preserve">0</w:t>
+      </w:r>
+      <w:r>
+        <w:rPr>
+          <w:rFonts w:ascii="Cambria Math" w:eastAsia="SimSun" w:hAnsi="Cambria Math"/>
+          <w:i w:val="false"/>
+          <w:iCs w:val="false"/>
+        </w:rPr>
+        <w:t xml:space="preserve">=τκ</w:t>
+      </w:r>
+      <w:r>
+        <w:rPr>
+          <w:rFonts w:ascii="Cambria Math" w:eastAsia="SimSun" w:hAnsi="Cambria Math"/>
+          <w:i/>
+          <w:iCs/>
+        </w:rPr>
+        <w:t xml:space="preserve">T</w:t>
+      </w:r>
+      <w:r>
+        <w:rPr>
+          <w:rFonts w:ascii="Times New Roman" w:cs="Times New Roman" w:eastAsia="SimSun" w:hAnsi="Times New Roman"/>
+        </w:rPr>
+        <w:t xml:space="preserve">；从头侧计数，新感染节点的出度按 </w:t>
+      </w:r>
+      <w:r>
+        <w:rPr>
+          <w:rFonts w:ascii="Cambria Math" w:eastAsia="SimSun" w:hAnsi="Cambria Math"/>
+          <w:i/>
+          <w:iCs/>
+        </w:rPr>
+        <w:t xml:space="preserve">k</w:t>
+      </w:r>
+      <w:r>
+        <w:rPr>
+          <w:rFonts w:ascii="Cambria Math" w:eastAsia="SimSun" w:hAnsi="Cambria Math"/>
+          <w:i w:val="false"/>
+          <w:iCs w:val="false"/>
+          <w:vertAlign w:val="subscript"/>
+        </w:rPr>
+        <w:t xml:space="preserve">in</w:t>
+      </w:r>
+      <w:r>
+        <w:rPr>
+          <w:rFonts w:ascii="Times New Roman" w:cs="Times New Roman" w:eastAsia="SimSun" w:hAnsi="Times New Roman"/>
+        </w:rPr>
+        <w:t xml:space="preserve"> 偏置，得 </w:t>
+      </w:r>
+      <w:r>
+        <w:rPr>
+          <w:rFonts w:ascii="Cambria Math" w:eastAsia="SimSun" w:hAnsi="Cambria Math"/>
+          <w:i/>
+          <w:iCs/>
+        </w:rPr>
+        <w:t xml:space="preserve">R</w:t>
+      </w:r>
+      <w:r>
+        <w:rPr>
+          <w:rFonts w:ascii="Cambria Math" w:eastAsia="SimSun" w:hAnsi="Cambria Math"/>
+          <w:i w:val="false"/>
+          <w:iCs w:val="false"/>
+          <w:vertAlign w:val="subscript"/>
+        </w:rPr>
+        <w:t xml:space="preserve">0</w:t>
+      </w:r>
+      <w:r>
+        <w:rPr>
+          <w:rFonts w:ascii="Cambria Math" w:eastAsia="SimSun" w:hAnsi="Cambria Math"/>
+          <w:i w:val="false"/>
+          <w:iCs w:val="false"/>
+        </w:rPr>
+        <w:t xml:space="preserve">=η</w:t>
+      </w:r>
+      <w:r>
+        <w:rPr>
+          <w:rFonts w:ascii="Cambria Math" w:eastAsia="SimSun" w:hAnsi="Cambria Math"/>
+          <w:i/>
+          <w:iCs/>
+        </w:rPr>
+        <w:t xml:space="preserve">T</w:t>
+      </w:r>
+      <w:r>
+        <w:rPr>
+          <w:rFonts w:ascii="Cambria Math" w:eastAsia="SimSun" w:hAnsi="Cambria Math"/>
+          <w:i w:val="false"/>
+          <w:iCs w:val="false"/>
+        </w:rPr>
+        <w:t xml:space="preserve">⟨</w:t>
+      </w:r>
+      <w:r>
+        <w:rPr>
+          <w:rFonts w:ascii="Cambria Math" w:eastAsia="SimSun" w:hAnsi="Cambria Math"/>
+          <w:i/>
+          <w:iCs/>
+        </w:rPr>
+        <w:t xml:space="preserve">k</w:t>
+      </w:r>
+      <w:r>
+        <w:rPr>
+          <w:rFonts w:ascii="Cambria Math" w:eastAsia="SimSun" w:hAnsi="Cambria Math"/>
+          <w:i w:val="false"/>
+          <w:iCs w:val="false"/>
+          <w:vertAlign w:val="subscript"/>
+        </w:rPr>
+        <w:t xml:space="preserve">in</w:t>
+      </w:r>
+      <w:r>
+        <w:rPr>
+          <w:rFonts w:ascii="Cambria Math" w:eastAsia="SimSun" w:hAnsi="Cambria Math"/>
+          <w:i/>
+          <w:iCs/>
+        </w:rPr>
+        <w:t xml:space="preserve">k</w:t>
+      </w:r>
+      <w:r>
+        <w:rPr>
+          <w:rFonts w:ascii="Cambria Math" w:eastAsia="SimSun" w:hAnsi="Cambria Math"/>
+          <w:i w:val="false"/>
+          <w:iCs w:val="false"/>
+          <w:vertAlign w:val="subscript"/>
+        </w:rPr>
+        <w:t xml:space="preserve">out</w:t>
+      </w:r>
+      <w:r>
+        <w:rPr>
+          <w:rFonts w:ascii="Cambria Math" w:eastAsia="SimSun" w:hAnsi="Cambria Math"/>
+          <w:i w:val="false"/>
+          <w:iCs w:val="false"/>
+        </w:rPr>
+        <w:t xml:space="preserve">⟩/⟨</w:t>
+      </w:r>
+      <w:r>
+        <w:rPr>
+          <w:rFonts w:ascii="Cambria Math" w:eastAsia="SimSun" w:hAnsi="Cambria Math"/>
+          <w:i/>
+          <w:iCs/>
+        </w:rPr>
+        <w:t xml:space="preserve">k</w:t>
+      </w:r>
+      <w:r>
+        <w:rPr>
+          <w:rFonts w:ascii="Cambria Math" w:eastAsia="SimSun" w:hAnsi="Cambria Math"/>
+          <w:i w:val="false"/>
+          <w:iCs w:val="false"/>
+          <w:vertAlign w:val="subscript"/>
+        </w:rPr>
+        <w:t xml:space="preserve">in</w:t>
+      </w:r>
+      <w:r>
+        <w:rPr>
+          <w:rFonts w:ascii="Cambria Math" w:eastAsia="SimSun" w:hAnsi="Cambria Math"/>
+          <w:i w:val="false"/>
+          <w:iCs w:val="false"/>
+        </w:rPr>
+        <w:t xml:space="preserve">⟩</w:t>
+      </w:r>
+      <w:r>
+        <w:rPr>
+          <w:rFonts w:ascii="Times New Roman" w:cs="Times New Roman" w:eastAsia="SimSun" w:hAnsi="Times New Roman"/>
+        </w:rPr>
+        <w:t xml:space="preserve">。由握手关系 (3) 有 </w:t>
+      </w:r>
+      <w:r>
+        <w:rPr>
+          <w:rFonts w:ascii="Cambria Math" w:eastAsia="SimSun" w:hAnsi="Cambria Math"/>
+          <w:i w:val="false"/>
+          <w:iCs w:val="false"/>
+        </w:rPr>
+        <w:t xml:space="preserve">⟨</w:t>
+      </w:r>
+      <w:r>
+        <w:rPr>
+          <w:rFonts w:ascii="Cambria Math" w:eastAsia="SimSun" w:hAnsi="Cambria Math"/>
+          <w:i/>
+          <w:iCs/>
+        </w:rPr>
+        <w:t xml:space="preserve">k</w:t>
+      </w:r>
+      <w:r>
+        <w:rPr>
+          <w:rFonts w:ascii="Cambria Math" w:eastAsia="SimSun" w:hAnsi="Cambria Math"/>
+          <w:i w:val="false"/>
+          <w:iCs w:val="false"/>
+          <w:vertAlign w:val="subscript"/>
+        </w:rPr>
+        <w:t xml:space="preserve">out</w:t>
+      </w:r>
+      <w:r>
+        <w:rPr>
+          <w:rFonts w:ascii="Cambria Math" w:eastAsia="SimSun" w:hAnsi="Cambria Math"/>
+          <w:i w:val="false"/>
+          <w:iCs w:val="false"/>
+        </w:rPr>
+        <w:t xml:space="preserve">⟩/⟨</w:t>
+      </w:r>
+      <w:r>
+        <w:rPr>
+          <w:rFonts w:ascii="Cambria Math" w:eastAsia="SimSun" w:hAnsi="Cambria Math"/>
+          <w:i/>
+          <w:iCs/>
+        </w:rPr>
+        <w:t xml:space="preserve">k</w:t>
+      </w:r>
+      <w:r>
+        <w:rPr>
+          <w:rFonts w:ascii="Cambria Math" w:eastAsia="SimSun" w:hAnsi="Cambria Math"/>
+          <w:i w:val="false"/>
+          <w:iCs w:val="false"/>
+          <w:vertAlign w:val="subscript"/>
+        </w:rPr>
+        <w:t xml:space="preserve">in</w:t>
+      </w:r>
+      <w:r>
+        <w:rPr>
+          <w:rFonts w:ascii="Cambria Math" w:eastAsia="SimSun" w:hAnsi="Cambria Math"/>
+          <w:i w:val="false"/>
+          <w:iCs w:val="false"/>
+        </w:rPr>
+        <w:t xml:space="preserve">⟩=τ/η</w:t>
+      </w:r>
+      <w:r>
+        <w:rPr>
+          <w:rFonts w:ascii="Times New Roman" w:cs="Times New Roman" w:eastAsia="SimSun" w:hAnsi="Times New Roman"/>
+        </w:rPr>
+        <w:t xml:space="preserve">，两式因而恒等：</w:t>
       </w:r>
     </w:p>
     <w:p>
@@ -18539,28 +18805,7 @@
           <w:sz w:val="21"/>
           <w:szCs w:val="21"/>
         </w:rPr>
-        <w:t xml:space="preserve">λ</w:t>
-      </w:r>
-      <w:r>
-        <w:rPr>
-          <w:rFonts w:ascii="Cambria Math" w:eastAsia="SimSun" w:hAnsi="Cambria Math"/>
-          <w:i w:val="false"/>
-          <w:iCs w:val="false"/>
-          <w:sz w:val="21"/>
-          <w:szCs w:val="21"/>
-          <w:vertAlign w:val="subscript"/>
-        </w:rPr>
-        <w:t xml:space="preserve">c</w:t>
-      </w:r>
-      <w:r>
-        <w:rPr>
-          <w:rFonts w:ascii="Cambria Math" w:eastAsia="SimSun" w:hAnsi="Cambria Math"/>
-          <w:i w:val="false"/>
-          <w:iCs w:val="false"/>
-          <w:sz w:val="21"/>
-          <w:szCs w:val="21"/>
-        </w:rPr>
-        <w:t xml:space="preserve">=[τ⟨</w:t>
+        <w:t xml:space="preserve">τ (⟨</w:t>
       </w:r>
       <w:r>
         <w:rPr>
@@ -18586,136 +18831,147 @@
       <w:r>
         <w:rPr>
           <w:rFonts w:ascii="Cambria Math" w:eastAsia="SimSun" w:hAnsi="Cambria Math"/>
-          <w:i w:val="false"/>
-          <w:iCs w:val="false"/>
-          <w:sz w:val="21"/>
-          <w:szCs w:val="21"/>
-        </w:rPr>
-        <w:t xml:space="preserve">⟩+(</w:t>
-      </w:r>
-      <w:r>
-        <w:rPr>
-          <w:rFonts w:ascii="Cambria Math" w:eastAsia="SimSun" w:hAnsi="Cambria Math"/>
-          <w:i/>
-          <w:iCs/>
-          <w:sz w:val="21"/>
-          <w:szCs w:val="21"/>
-        </w:rPr>
-        <w:t xml:space="preserve">N</w:t>
-      </w:r>
-      <w:r>
-        <w:rPr>
-          <w:rFonts w:ascii="Cambria Math" w:eastAsia="SimSun" w:hAnsi="Cambria Math"/>
-          <w:i w:val="false"/>
-          <w:iCs w:val="false"/>
-          <w:sz w:val="21"/>
-          <w:szCs w:val="21"/>
-        </w:rPr>
-        <w:t xml:space="preserve">)/(</w:t>
-      </w:r>
-      <w:r>
-        <w:rPr>
-          <w:rFonts w:ascii="Cambria Math" w:eastAsia="SimSun" w:hAnsi="Cambria Math"/>
-          <w:i/>
-          <w:iCs/>
-          <w:sz w:val="21"/>
-          <w:szCs w:val="21"/>
-        </w:rPr>
-        <w:t xml:space="preserve">M</w:t>
-      </w:r>
-      <w:r>
-        <w:rPr>
-          <w:rFonts w:ascii="Cambria Math" w:eastAsia="SimSun" w:hAnsi="Cambria Math"/>
-          <w:i w:val="false"/>
-          <w:iCs w:val="false"/>
-          <w:sz w:val="21"/>
-          <w:szCs w:val="21"/>
-        </w:rPr>
-        <w:t xml:space="preserve">) </w:t>
-      </w:r>
-      <w:r>
-        <w:rPr>
-          <w:rFonts w:ascii="Cambria Math" w:eastAsia="SimSun" w:hAnsi="Cambria Math"/>
-          <w:i/>
-          <w:iCs/>
-          <w:sz w:val="21"/>
-          <w:szCs w:val="21"/>
-        </w:rPr>
-        <w:t xml:space="preserve">r</w:t>
-      </w:r>
-      <w:r>
-        <w:rPr>
-          <w:rFonts w:ascii="Cambria Math" w:eastAsia="SimSun" w:hAnsi="Cambria Math"/>
-          <w:i w:val="false"/>
-          <w:iCs w:val="false"/>
-          <w:sz w:val="21"/>
-          <w:szCs w:val="21"/>
-          <w:vertAlign w:val="subscript"/>
-        </w:rPr>
-        <w:t xml:space="preserve">io</w:t>
-      </w:r>
-      <w:r>
-        <w:rPr>
-          <w:rFonts w:ascii="Cambria Math" w:eastAsia="SimSun" w:hAnsi="Cambria Math"/>
-          <w:i w:val="false"/>
-          <w:iCs w:val="false"/>
-          <w:sz w:val="21"/>
-          <w:szCs w:val="21"/>
-        </w:rPr>
-        <w:t xml:space="preserve"> σ</w:t>
-      </w:r>
-      <w:r>
-        <w:rPr>
-          <w:rFonts w:ascii="Cambria Math" w:eastAsia="SimSun" w:hAnsi="Cambria Math"/>
-          <w:i w:val="false"/>
-          <w:iCs w:val="false"/>
-          <w:sz w:val="21"/>
-          <w:szCs w:val="21"/>
-          <w:vertAlign w:val="subscript"/>
-        </w:rPr>
-        <w:t xml:space="preserve">k_in</w:t>
-      </w:r>
-      <w:r>
-        <w:rPr>
-          <w:rFonts w:ascii="Cambria Math" w:eastAsia="SimSun" w:hAnsi="Cambria Math"/>
-          <w:i w:val="false"/>
-          <w:iCs w:val="false"/>
-          <w:sz w:val="21"/>
-          <w:szCs w:val="21"/>
-        </w:rPr>
-        <w:t xml:space="preserve">σ</w:t>
-      </w:r>
-      <w:r>
-        <w:rPr>
-          <w:rFonts w:ascii="Cambria Math" w:eastAsia="SimSun" w:hAnsi="Cambria Math"/>
-          <w:i w:val="false"/>
-          <w:iCs w:val="false"/>
-          <w:sz w:val="21"/>
-          <w:szCs w:val="21"/>
-          <w:vertAlign w:val="subscript"/>
-        </w:rPr>
-        <w:t xml:space="preserve">k_out</w:t>
-      </w:r>
-      <w:r>
-        <w:rPr>
-          <w:rFonts w:ascii="Cambria Math" w:eastAsia="SimSun" w:hAnsi="Cambria Math"/>
-          <w:i w:val="false"/>
-          <w:iCs w:val="false"/>
-          <w:sz w:val="21"/>
-          <w:szCs w:val="21"/>
-        </w:rPr>
-        <w:t xml:space="preserve">-1]</w:t>
-      </w:r>
-      <w:r>
-        <w:rPr>
-          <w:rFonts w:ascii="Cambria Math" w:eastAsia="SimSun" w:hAnsi="Cambria Math"/>
-          <w:i w:val="false"/>
-          <w:iCs w:val="false"/>
-          <w:sz w:val="21"/>
-          <w:szCs w:val="21"/>
-          <w:vertAlign w:val="superscript"/>
-        </w:rPr>
-        <w:t xml:space="preserve">-1</w:t>
+          <w:i/>
+          <w:iCs/>
+          <w:sz w:val="21"/>
+          <w:szCs w:val="21"/>
+        </w:rPr>
+        <w:t xml:space="preserve">k</w:t>
+      </w:r>
+      <w:r>
+        <w:rPr>
+          <w:rFonts w:ascii="Cambria Math" w:eastAsia="SimSun" w:hAnsi="Cambria Math"/>
+          <w:i w:val="false"/>
+          <w:iCs w:val="false"/>
+          <w:sz w:val="21"/>
+          <w:szCs w:val="21"/>
+          <w:vertAlign w:val="subscript"/>
+        </w:rPr>
+        <w:t xml:space="preserve">out</w:t>
+      </w:r>
+      <w:r>
+        <w:rPr>
+          <w:rFonts w:ascii="Cambria Math" w:eastAsia="SimSun" w:hAnsi="Cambria Math"/>
+          <w:i w:val="false"/>
+          <w:iCs w:val="false"/>
+          <w:sz w:val="21"/>
+          <w:szCs w:val="21"/>
+        </w:rPr>
+        <w:t xml:space="preserve">⟩)/(⟨</w:t>
+      </w:r>
+      <w:r>
+        <w:rPr>
+          <w:rFonts w:ascii="Cambria Math" w:eastAsia="SimSun" w:hAnsi="Cambria Math"/>
+          <w:i/>
+          <w:iCs/>
+          <w:sz w:val="21"/>
+          <w:szCs w:val="21"/>
+        </w:rPr>
+        <w:t xml:space="preserve">k</w:t>
+      </w:r>
+      <w:r>
+        <w:rPr>
+          <w:rFonts w:ascii="Cambria Math" w:eastAsia="SimSun" w:hAnsi="Cambria Math"/>
+          <w:i w:val="false"/>
+          <w:iCs w:val="false"/>
+          <w:sz w:val="21"/>
+          <w:szCs w:val="21"/>
+          <w:vertAlign w:val="subscript"/>
+        </w:rPr>
+        <w:t xml:space="preserve">out</w:t>
+      </w:r>
+      <w:r>
+        <w:rPr>
+          <w:rFonts w:ascii="Cambria Math" w:eastAsia="SimSun" w:hAnsi="Cambria Math"/>
+          <w:i w:val="false"/>
+          <w:iCs w:val="false"/>
+          <w:sz w:val="21"/>
+          <w:szCs w:val="21"/>
+        </w:rPr>
+        <w:t xml:space="preserve">⟩) =η (⟨</w:t>
+      </w:r>
+      <w:r>
+        <w:rPr>
+          <w:rFonts w:ascii="Cambria Math" w:eastAsia="SimSun" w:hAnsi="Cambria Math"/>
+          <w:i/>
+          <w:iCs/>
+          <w:sz w:val="21"/>
+          <w:szCs w:val="21"/>
+        </w:rPr>
+        <w:t xml:space="preserve">k</w:t>
+      </w:r>
+      <w:r>
+        <w:rPr>
+          <w:rFonts w:ascii="Cambria Math" w:eastAsia="SimSun" w:hAnsi="Cambria Math"/>
+          <w:i w:val="false"/>
+          <w:iCs w:val="false"/>
+          <w:sz w:val="21"/>
+          <w:szCs w:val="21"/>
+          <w:vertAlign w:val="subscript"/>
+        </w:rPr>
+        <w:t xml:space="preserve">in</w:t>
+      </w:r>
+      <w:r>
+        <w:rPr>
+          <w:rFonts w:ascii="Cambria Math" w:eastAsia="SimSun" w:hAnsi="Cambria Math"/>
+          <w:i/>
+          <w:iCs/>
+          <w:sz w:val="21"/>
+          <w:szCs w:val="21"/>
+        </w:rPr>
+        <w:t xml:space="preserve">k</w:t>
+      </w:r>
+      <w:r>
+        <w:rPr>
+          <w:rFonts w:ascii="Cambria Math" w:eastAsia="SimSun" w:hAnsi="Cambria Math"/>
+          <w:i w:val="false"/>
+          <w:iCs w:val="false"/>
+          <w:sz w:val="21"/>
+          <w:szCs w:val="21"/>
+          <w:vertAlign w:val="subscript"/>
+        </w:rPr>
+        <w:t xml:space="preserve">out</w:t>
+      </w:r>
+      <w:r>
+        <w:rPr>
+          <w:rFonts w:ascii="Cambria Math" w:eastAsia="SimSun" w:hAnsi="Cambria Math"/>
+          <w:i w:val="false"/>
+          <w:iCs w:val="false"/>
+          <w:sz w:val="21"/>
+          <w:szCs w:val="21"/>
+        </w:rPr>
+        <w:t xml:space="preserve">⟩)/(⟨</w:t>
+      </w:r>
+      <w:r>
+        <w:rPr>
+          <w:rFonts w:ascii="Cambria Math" w:eastAsia="SimSun" w:hAnsi="Cambria Math"/>
+          <w:i/>
+          <w:iCs/>
+          <w:sz w:val="21"/>
+          <w:szCs w:val="21"/>
+        </w:rPr>
+        <w:t xml:space="preserve">k</w:t>
+      </w:r>
+      <w:r>
+        <w:rPr>
+          <w:rFonts w:ascii="Cambria Math" w:eastAsia="SimSun" w:hAnsi="Cambria Math"/>
+          <w:i w:val="false"/>
+          <w:iCs w:val="false"/>
+          <w:sz w:val="21"/>
+          <w:szCs w:val="21"/>
+          <w:vertAlign w:val="subscript"/>
+        </w:rPr>
+        <w:t xml:space="preserve">in</w:t>
+      </w:r>
+      <w:r>
+        <w:rPr>
+          <w:rFonts w:ascii="Cambria Math" w:eastAsia="SimSun" w:hAnsi="Cambria Math"/>
+          <w:i w:val="false"/>
+          <w:iCs w:val="false"/>
+          <w:sz w:val="21"/>
+          <w:szCs w:val="21"/>
+        </w:rPr>
+        <w:t xml:space="preserve">⟩)</w:t>
       </w:r>
       <w:r>
         <w:rPr>
@@ -18735,76 +18991,61 @@
         <w:rPr>
           <w:rFonts w:ascii="Times New Roman" w:cs="Times New Roman" w:eastAsia="SimSun" w:hAnsi="Times New Roman"/>
         </w:rPr>
-        <w:t xml:space="preserve">在两条边际度序列固定时 </w:t>
-      </w:r>
-      <w:r>
-        <w:rPr>
-          <w:rFonts w:ascii="Cambria Math" w:eastAsia="SimSun" w:hAnsi="Cambria Math"/>
-          <w:i w:val="false"/>
-          <w:iCs w:val="false"/>
-        </w:rPr>
-        <w:t xml:space="preserve">λ</w:t>
-      </w:r>
-      <w:r>
-        <w:rPr>
-          <w:rFonts w:ascii="Cambria Math" w:eastAsia="SimSun" w:hAnsi="Cambria Math"/>
-          <w:i w:val="false"/>
-          <w:iCs w:val="false"/>
-          <w:vertAlign w:val="subscript"/>
-        </w:rPr>
-        <w:t xml:space="preserve">c</w:t>
-      </w:r>
-      <w:r>
-        <w:rPr>
-          <w:rFonts w:ascii="Times New Roman" w:cs="Times New Roman" w:eastAsia="SimSun" w:hAnsi="Times New Roman"/>
-        </w:rPr>
-        <w:t xml:space="preserve"> 是 </w:t>
-      </w:r>
-      <w:r>
-        <w:rPr>
-          <w:rFonts w:ascii="Cambria Math" w:eastAsia="SimSun" w:hAnsi="Cambria Math"/>
-          <w:i/>
-          <w:iCs/>
-        </w:rPr>
-        <w:t xml:space="preserve">r</w:t>
-      </w:r>
-      <w:r>
-        <w:rPr>
-          <w:rFonts w:ascii="Cambria Math" w:eastAsia="SimSun" w:hAnsi="Cambria Math"/>
-          <w:i w:val="false"/>
-          <w:iCs w:val="false"/>
-          <w:vertAlign w:val="subscript"/>
-        </w:rPr>
-        <w:t xml:space="preserve">io</w:t>
-      </w:r>
-      <w:r>
-        <w:rPr>
-          <w:rFonts w:ascii="Times New Roman" w:cs="Times New Roman" w:eastAsia="SimSun" w:hAnsi="Times New Roman"/>
-        </w:rPr>
-        <w:t xml:space="preserve"> 的严格减函数：正的入出度相关促进传播。这是第 VI 节 </w:t>
-      </w:r>
-      <w:r>
-        <w:rPr>
-          <w:rFonts w:ascii="Cambria Math" w:eastAsia="SimSun" w:hAnsi="Cambria Math"/>
-          <w:i/>
-          <w:iCs/>
-        </w:rPr>
-        <w:t xml:space="preserve">r</w:t>
-      </w:r>
-      <w:r>
-        <w:rPr>
-          <w:rFonts w:ascii="Cambria Math" w:eastAsia="SimSun" w:hAnsi="Cambria Math"/>
-          <w:i w:val="false"/>
-          <w:iCs w:val="false"/>
-          <w:vertAlign w:val="subscript"/>
-        </w:rPr>
-        <w:t xml:space="preserve">io</w:t>
-      </w:r>
-      <w:r>
-        <w:rPr>
-          <w:rFonts w:ascii="Times New Roman" w:cs="Times New Roman" w:eastAsia="SimSun" w:hAnsi="Times New Roman"/>
-        </w:rPr>
-        <w:t xml:space="preserve"> 扫描的定量预言。</w:t>
+        <w:t xml:space="preserve">两种数法给出同一个 </w:t>
+      </w:r>
+      <w:r>
+        <w:rPr>
+          <w:rFonts w:ascii="Cambria Math" w:eastAsia="SimSun" w:hAnsi="Cambria Math"/>
+          <w:i/>
+          <w:iCs/>
+        </w:rPr>
+        <w:t xml:space="preserve">R</w:t>
+      </w:r>
+      <w:r>
+        <w:rPr>
+          <w:rFonts w:ascii="Cambria Math" w:eastAsia="SimSun" w:hAnsi="Cambria Math"/>
+          <w:i w:val="false"/>
+          <w:iCs w:val="false"/>
+          <w:vertAlign w:val="subscript"/>
+        </w:rPr>
+        <w:t xml:space="preserve">0</w:t>
+      </w:r>
+      <w:r>
+        <w:rPr>
+          <w:rFonts w:ascii="Times New Roman" w:cs="Times New Roman" w:eastAsia="SimSun" w:hAnsi="Times New Roman"/>
+        </w:rPr>
+        <w:t xml:space="preserve">，且 </w:t>
+      </w:r>
+      <w:r>
+        <w:rPr>
+          <w:rFonts w:ascii="Cambria Math" w:eastAsia="SimSun" w:hAnsi="Cambria Math"/>
+          <w:i/>
+          <w:iCs/>
+        </w:rPr>
+        <w:t xml:space="preserve">R</w:t>
+      </w:r>
+      <w:r>
+        <w:rPr>
+          <w:rFonts w:ascii="Cambria Math" w:eastAsia="SimSun" w:hAnsi="Cambria Math"/>
+          <w:i w:val="false"/>
+          <w:iCs w:val="false"/>
+          <w:vertAlign w:val="subscript"/>
+        </w:rPr>
+        <w:t xml:space="preserve">0</w:t>
+      </w:r>
+      <w:r>
+        <w:rPr>
+          <w:rFonts w:ascii="Cambria Math" w:eastAsia="SimSun" w:hAnsi="Cambria Math"/>
+          <w:i w:val="false"/>
+          <w:iCs w:val="false"/>
+        </w:rPr>
+        <w:t xml:space="preserve">=1</w:t>
+      </w:r>
+      <w:r>
+        <w:rPr>
+          <w:rFonts w:ascii="Times New Roman" w:cs="Times New Roman" w:eastAsia="SimSun" w:hAnsi="Times New Roman"/>
+        </w:rPr>
+        <w:t xml:space="preserve"> 与 (37) 等价。</w:t>
       </w:r>
     </w:p>
     <w:p>
@@ -18814,68 +19055,13 @@
       </w:pPr>
       <w:r>
         <w:rPr>
-          <w:rFonts w:ascii="Times New Roman" w:cs="Times New Roman" w:eastAsia="SimSun" w:hAnsi="Times New Roman"/>
+          <w:rFonts w:ascii="Cambria Math" w:eastAsia="SimSun" w:hAnsi="Cambria Math"/>
           <w:b/>
           <w:bCs/>
-        </w:rPr>
-        <w:t xml:space="preserve">一个否定性推论。</w:t>
-      </w:r>
-      <w:r>
-        <w:rPr>
-          <w:rFonts w:ascii="Times New Roman" w:cs="Times New Roman" w:eastAsia="SimSun" w:hAnsi="Times New Roman"/>
-        </w:rPr>
-        <w:t xml:space="preserve"> (35) 只依赖于阶数 </w:t>
-      </w:r>
-      <w:r>
-        <w:rPr>
-          <w:rFonts w:ascii="Cambria Math" w:eastAsia="SimSun" w:hAnsi="Cambria Math"/>
-          <w:i w:val="false"/>
-          <w:iCs w:val="false"/>
-        </w:rPr>
-        <w:t xml:space="preserve">τ</w:t>
-      </w:r>
-      <w:r>
-        <w:rPr>
-          <w:rFonts w:ascii="Times New Roman" w:cs="Times New Roman" w:eastAsia="SimSun" w:hAnsi="Times New Roman"/>
-        </w:rPr>
-        <w:t xml:space="preserve"> 与双度序列（经由 </w:t>
-      </w:r>
-      <w:r>
-        <w:rPr>
-          <w:rFonts w:ascii="Cambria Math" w:eastAsia="SimSun" w:hAnsi="Cambria Math"/>
-          <w:i w:val="false"/>
-          <w:iCs w:val="false"/>
-        </w:rPr>
-        <w:t xml:space="preserve">κ</w:t>
-      </w:r>
-      <w:r>
-        <w:rPr>
-          <w:rFonts w:ascii="Times New Roman" w:cs="Times New Roman" w:eastAsia="SimSun" w:hAnsi="Times New Roman"/>
-        </w:rPr>
-        <w:t xml:space="preserve">）。II.C 的重叠 </w:t>
-      </w:r>
-      <w:r>
-        <w:rPr>
-          <w:rFonts w:ascii="Cambria Math" w:eastAsia="SimSun" w:hAnsi="Cambria Math"/>
-          <w:i w:val="false"/>
-          <w:iCs w:val="false"/>
-        </w:rPr>
-        <w:t xml:space="preserve">α</w:t>
-      </w:r>
-      <w:r>
-        <w:rPr>
-          <w:rFonts w:ascii="Cambria Math" w:eastAsia="SimSun" w:hAnsi="Cambria Math"/>
-          <w:i w:val="false"/>
-          <w:iCs w:val="false"/>
-          <w:vertAlign w:val="superscript"/>
-        </w:rPr>
-        <w:t xml:space="preserve">ab</w:t>
-      </w:r>
-      <w:r>
-        <w:rPr>
-          <w:rFonts w:ascii="Times New Roman" w:cs="Times New Roman" w:eastAsia="SimSun" w:hAnsi="Times New Roman"/>
-        </w:rPr>
-        <w:t xml:space="preserve"> 在双度序列固定时仍可自由调节，因而</w:t>
+          <w:i w:val="false"/>
+          <w:iCs w:val="false"/>
+        </w:rPr>
+        <w:t xml:space="preserve">τ=η=1</w:t>
       </w:r>
       <w:r>
         <w:rPr>
@@ -18883,105 +19069,246 @@
           <w:b/>
           <w:bCs/>
         </w:rPr>
-        <w:t xml:space="preserve">在树状闭合内 </w:t>
-      </w:r>
-      <w:r>
-        <w:rPr>
-          <w:rFonts w:ascii="Cambria Math" w:eastAsia="SimSun" w:hAnsi="Cambria Math"/>
+        <w:t xml:space="preserve"> 的退化。</w:t>
+      </w:r>
+      <w:r>
+        <w:rPr>
+          <w:rFonts w:ascii="Times New Roman" w:cs="Times New Roman" w:eastAsia="SimSun" w:hAnsi="Times New Roman"/>
+        </w:rPr>
+        <w:t xml:space="preserve"> (37) 化为 </w:t>
+      </w:r>
+      <w:r>
+        <w:rPr>
+          <w:rFonts w:ascii="Cambria Math" w:eastAsia="SimSun" w:hAnsi="Cambria Math"/>
+          <w:i w:val="false"/>
+          <w:iCs w:val="false"/>
+        </w:rPr>
+        <w:t xml:space="preserve">λ</w:t>
+      </w:r>
+      <w:r>
+        <w:rPr>
+          <w:rFonts w:ascii="Cambria Math" w:eastAsia="SimSun" w:hAnsi="Cambria Math"/>
+          <w:i w:val="false"/>
+          <w:iCs w:val="false"/>
+          <w:vertAlign w:val="subscript"/>
+        </w:rPr>
+        <w:t xml:space="preserve">c</w:t>
+      </w:r>
+      <w:r>
+        <w:rPr>
+          <w:rFonts w:ascii="Cambria Math" w:eastAsia="SimSun" w:hAnsi="Cambria Math"/>
+          <w:i w:val="false"/>
+          <w:iCs w:val="false"/>
+        </w:rPr>
+        <w:t xml:space="preserve">=[⟨</w:t>
+      </w:r>
+      <w:r>
+        <w:rPr>
+          <w:rFonts w:ascii="Cambria Math" w:eastAsia="SimSun" w:hAnsi="Cambria Math"/>
+          <w:i/>
+          <w:iCs/>
+        </w:rPr>
+        <w:t xml:space="preserve">k</w:t>
+      </w:r>
+      <w:r>
+        <w:rPr>
+          <w:rFonts w:ascii="Cambria Math" w:eastAsia="SimSun" w:hAnsi="Cambria Math"/>
+          <w:i w:val="false"/>
+          <w:iCs w:val="false"/>
+          <w:vertAlign w:val="subscript"/>
+        </w:rPr>
+        <w:t xml:space="preserve">in</w:t>
+      </w:r>
+      <w:r>
+        <w:rPr>
+          <w:rFonts w:ascii="Cambria Math" w:eastAsia="SimSun" w:hAnsi="Cambria Math"/>
+          <w:i/>
+          <w:iCs/>
+        </w:rPr>
+        <w:t xml:space="preserve">k</w:t>
+      </w:r>
+      <w:r>
+        <w:rPr>
+          <w:rFonts w:ascii="Cambria Math" w:eastAsia="SimSun" w:hAnsi="Cambria Math"/>
+          <w:i w:val="false"/>
+          <w:iCs w:val="false"/>
+          <w:vertAlign w:val="subscript"/>
+        </w:rPr>
+        <w:t xml:space="preserve">out</w:t>
+      </w:r>
+      <w:r>
+        <w:rPr>
+          <w:rFonts w:ascii="Cambria Math" w:eastAsia="SimSun" w:hAnsi="Cambria Math"/>
+          <w:i w:val="false"/>
+          <w:iCs w:val="false"/>
+        </w:rPr>
+        <w:t xml:space="preserve">⟩/⟨</w:t>
+      </w:r>
+      <w:r>
+        <w:rPr>
+          <w:rFonts w:ascii="Cambria Math" w:eastAsia="SimSun" w:hAnsi="Cambria Math"/>
+          <w:i/>
+          <w:iCs/>
+        </w:rPr>
+        <w:t xml:space="preserve">k</w:t>
+      </w:r>
+      <w:r>
+        <w:rPr>
+          <w:rFonts w:ascii="Cambria Math" w:eastAsia="SimSun" w:hAnsi="Cambria Math"/>
+          <w:i w:val="false"/>
+          <w:iCs w:val="false"/>
+          <w:vertAlign w:val="subscript"/>
+        </w:rPr>
+        <w:t xml:space="preserve">out</w:t>
+      </w:r>
+      <w:r>
+        <w:rPr>
+          <w:rFonts w:ascii="Cambria Math" w:eastAsia="SimSun" w:hAnsi="Cambria Math"/>
+          <w:i w:val="false"/>
+          <w:iCs w:val="false"/>
+        </w:rPr>
+        <w:t xml:space="preserve">⟩-1]</w:t>
+      </w:r>
+      <w:r>
+        <w:rPr>
+          <w:rFonts w:ascii="Cambria Math" w:eastAsia="SimSun" w:hAnsi="Cambria Math"/>
+          <w:i w:val="false"/>
+          <w:iCs w:val="false"/>
+          <w:vertAlign w:val="superscript"/>
+        </w:rPr>
+        <w:t xml:space="preserve">-1</w:t>
+      </w:r>
+      <w:r>
+        <w:rPr>
+          <w:rFonts w:ascii="Times New Roman" w:cs="Times New Roman" w:eastAsia="SimSun" w:hAnsi="Times New Roman"/>
+        </w:rPr>
+        <w:t xml:space="preserve">，即有向随机图上 SIR 的已知阈值 [11, 12]。需要强调，令 </w:t>
+      </w:r>
+      <w:r>
+        <w:rPr>
+          <w:rFonts w:ascii="Cambria Math" w:eastAsia="SimSun" w:hAnsi="Cambria Math"/>
+          <w:i/>
+          <w:iCs/>
+        </w:rPr>
+        <w:t xml:space="preserve">k</w:t>
+      </w:r>
+      <w:r>
+        <w:rPr>
+          <w:rFonts w:ascii="Cambria Math" w:eastAsia="SimSun" w:hAnsi="Cambria Math"/>
+          <w:i w:val="false"/>
+          <w:iCs w:val="false"/>
+          <w:vertAlign w:val="subscript"/>
+        </w:rPr>
+        <w:t xml:space="preserve">in</w:t>
+      </w:r>
+      <w:r>
+        <w:rPr>
+          <w:rFonts w:ascii="Cambria Math" w:eastAsia="SimSun" w:hAnsi="Cambria Math"/>
+          <w:i w:val="false"/>
+          <w:iCs w:val="false"/>
+        </w:rPr>
+        <w:t xml:space="preserve">=</w:t>
+      </w:r>
+      <w:r>
+        <w:rPr>
+          <w:rFonts w:ascii="Cambria Math" w:eastAsia="SimSun" w:hAnsi="Cambria Math"/>
+          <w:i/>
+          <w:iCs/>
+        </w:rPr>
+        <w:t xml:space="preserve">k</w:t>
+      </w:r>
+      <w:r>
+        <w:rPr>
+          <w:rFonts w:ascii="Cambria Math" w:eastAsia="SimSun" w:hAnsi="Cambria Math"/>
+          <w:i w:val="false"/>
+          <w:iCs w:val="false"/>
+          <w:vertAlign w:val="subscript"/>
+        </w:rPr>
+        <w:t xml:space="preserve">out</w:t>
+      </w:r>
+      <w:r>
+        <w:rPr>
+          <w:rFonts w:ascii="Times New Roman" w:cs="Times New Roman" w:eastAsia="SimSun" w:hAnsi="Times New Roman"/>
+        </w:rPr>
+        <w:t xml:space="preserve"> 并</w:t>
+      </w:r>
+      <w:r>
+        <w:rPr>
+          <w:rFonts w:ascii="Times New Roman" w:cs="Times New Roman" w:eastAsia="SimSun" w:hAnsi="Times New Roman"/>
           <w:b/>
           <w:bCs/>
-          <w:i w:val="false"/>
-          <w:iCs w:val="false"/>
-        </w:rPr>
-        <w:t xml:space="preserve">λ</w:t>
-      </w:r>
-      <w:r>
-        <w:rPr>
-          <w:rFonts w:ascii="Cambria Math" w:eastAsia="SimSun" w:hAnsi="Cambria Math"/>
-          <w:b/>
-          <w:bCs/>
-          <w:i w:val="false"/>
-          <w:iCs w:val="false"/>
-          <w:vertAlign w:val="subscript"/>
-        </w:rPr>
-        <w:t xml:space="preserve">c</w:t>
-      </w:r>
-      <w:r>
-        <w:rPr>
-          <w:rFonts w:ascii="Times New Roman" w:cs="Times New Roman" w:eastAsia="SimSun" w:hAnsi="Times New Roman"/>
-          <w:b/>
-          <w:bCs/>
-        </w:rPr>
-        <w:t xml:space="preserve"> 与 </w:t>
-      </w:r>
-      <w:r>
-        <w:rPr>
-          <w:rFonts w:ascii="Cambria Math" w:eastAsia="SimSun" w:hAnsi="Cambria Math"/>
-          <w:b/>
-          <w:bCs/>
-          <w:i w:val="false"/>
-          <w:iCs w:val="false"/>
-        </w:rPr>
-        <w:t xml:space="preserve">α</w:t>
-      </w:r>
-      <w:r>
-        <w:rPr>
-          <w:rFonts w:ascii="Times New Roman" w:cs="Times New Roman" w:eastAsia="SimSun" w:hAnsi="Times New Roman"/>
-          <w:b/>
-          <w:bCs/>
-        </w:rPr>
-        <w:t xml:space="preserve"> 无关</w:t>
-      </w:r>
-      <w:r>
-        <w:rPr>
-          <w:rFonts w:ascii="Times New Roman" w:cs="Times New Roman" w:eastAsia="SimSun" w:hAnsi="Times New Roman"/>
-        </w:rPr>
-        <w:t xml:space="preserve">。这不是疏漏而是可检验的预言：重叠恰好度量超边之间共享节点的程度，也就是 (H1) 所排除的短回路。第 VI 节若测得阈值随 </w:t>
-      </w:r>
-      <w:r>
-        <w:rPr>
-          <w:rFonts w:ascii="Cambria Math" w:eastAsia="SimSun" w:hAnsi="Cambria Math"/>
-          <w:i w:val="false"/>
-          <w:iCs w:val="false"/>
-        </w:rPr>
-        <w:t xml:space="preserve">α</w:t>
-      </w:r>
-      <w:r>
-        <w:rPr>
-          <w:rFonts w:ascii="Times New Roman" w:cs="Times New Roman" w:eastAsia="SimSun" w:hAnsi="Times New Roman"/>
-        </w:rPr>
-        <w:t xml:space="preserve"> 移动，其幅度即为树状闭合失效的定量刻度；若测不到，则 </w:t>
-      </w:r>
-      <w:r>
-        <w:rPr>
-          <w:rFonts w:ascii="Cambria Math" w:eastAsia="SimSun" w:hAnsi="Cambria Math"/>
-          <w:i w:val="false"/>
-          <w:iCs w:val="false"/>
-        </w:rPr>
-        <w:t xml:space="preserve">α</w:t>
-      </w:r>
-      <w:r>
-        <w:rPr>
-          <w:rFonts w:ascii="Times New Roman" w:cs="Times New Roman" w:eastAsia="SimSun" w:hAnsi="Times New Roman"/>
-        </w:rPr>
-        <w:t xml:space="preserve"> 的作用只体现在阈值以外的量上。无论哪一种结果，都是有内容的。</w:t>
-      </w:r>
-    </w:p>
-    <w:p>
-      <w:pPr>
-        <w:pStyle w:val="Heading2"/>
-        <w:spacing w:after="160" w:before="300"/>
-      </w:pPr>
-      <w:r>
-        <w:rPr>
-          <w:rFonts w:ascii="Times New Roman" w:cs="Times New Roman" w:eastAsia="SimSun" w:hAnsi="Times New Roman"/>
-          <w:b/>
-          <w:bCs/>
-          <w:color w:val="1A1A1A"/>
-          <w:sz w:val="26"/>
-          <w:szCs w:val="26"/>
-        </w:rPr>
-        <w:t xml:space="preserve">D. 与均场闭合的比较</w:t>
+        </w:rPr>
+        <w:t xml:space="preserve">不</w:t>
+      </w:r>
+      <w:r>
+        <w:rPr>
+          <w:rFonts w:ascii="Times New Roman" w:cs="Times New Roman" w:eastAsia="SimSun" w:hAnsi="Times New Roman"/>
+        </w:rPr>
+        <w:t xml:space="preserve">回到无向网络的结果：无向情形的余度相减源于"来路那条边不可再用"，而有向情形下来路超边根本不在 </w:t>
+      </w:r>
+      <w:r>
+        <w:rPr>
+          <w:rFonts w:ascii="Cambria Math" w:eastAsia="SimSun" w:hAnsi="Cambria Math"/>
+          <w:i/>
+          <w:iCs/>
+        </w:rPr>
+        <w:t xml:space="preserve">v</w:t>
+      </w:r>
+      <w:r>
+        <w:rPr>
+          <w:rFonts w:ascii="Times New Roman" w:cs="Times New Roman" w:eastAsia="SimSun" w:hAnsi="Times New Roman"/>
+        </w:rPr>
+        <w:t xml:space="preserve"> 的入超边之列。(37) 分母中的 </w:t>
+      </w:r>
+      <w:r>
+        <w:rPr>
+          <w:rFonts w:ascii="Cambria Math" w:eastAsia="SimSun" w:hAnsi="Cambria Math"/>
+          <w:i w:val="false"/>
+          <w:iCs w:val="false"/>
+        </w:rPr>
+        <w:t xml:space="preserve">-1</w:t>
+      </w:r>
+      <w:r>
+        <w:rPr>
+          <w:rFonts w:ascii="Times New Roman" w:cs="Times New Roman" w:eastAsia="SimSun" w:hAnsi="Times New Roman"/>
+        </w:rPr>
+        <w:t xml:space="preserve"> 来自 </w:t>
+      </w:r>
+      <w:r>
+        <w:rPr>
+          <w:rFonts w:ascii="Cambria Math" w:eastAsia="SimSun" w:hAnsi="Cambria Math"/>
+          <w:i/>
+          <w:iCs/>
+        </w:rPr>
+        <w:t xml:space="preserve">T</w:t>
+      </w:r>
+      <w:r>
+        <w:rPr>
+          <w:rFonts w:ascii="Cambria Math" w:eastAsia="SimSun" w:hAnsi="Cambria Math"/>
+          <w:i w:val="false"/>
+          <w:iCs w:val="false"/>
+        </w:rPr>
+        <w:t xml:space="preserve">=β/(β+μ)</w:t>
+      </w:r>
+      <w:r>
+        <w:rPr>
+          <w:rFonts w:ascii="Times New Roman" w:cs="Times New Roman" w:eastAsia="SimSun" w:hAnsi="Times New Roman"/>
+        </w:rPr>
+        <w:t xml:space="preserve"> 里的 </w:t>
+      </w:r>
+      <w:r>
+        <w:rPr>
+          <w:rFonts w:ascii="Cambria Math" w:eastAsia="SimSun" w:hAnsi="Cambria Math"/>
+          <w:i w:val="false"/>
+          <w:iCs w:val="false"/>
+        </w:rPr>
+        <w:t xml:space="preserve">β</w:t>
+      </w:r>
+      <w:r>
+        <w:rPr>
+          <w:rFonts w:ascii="Times New Roman" w:cs="Times New Roman" w:eastAsia="SimSun" w:hAnsi="Times New Roman"/>
+        </w:rPr>
+        <w:t xml:space="preserve">，与余度无关。两者是不同的结构，不应混为一谈。</w:t>
       </w:r>
     </w:p>
     <w:p>
@@ -18992,107 +19319,53 @@
       <w:r>
         <w:rPr>
           <w:rFonts w:ascii="Times New Roman" w:cs="Times New Roman" w:eastAsia="SimSun" w:hAnsi="Times New Roman"/>
-        </w:rPr>
-        <w:t xml:space="preserve">同一模型的度均场闭合是：设节点 </w:t>
-      </w:r>
-      <w:r>
-        <w:rPr>
-          <w:rFonts w:ascii="Cambria Math" w:eastAsia="SimSun" w:hAnsi="Cambria Math"/>
-          <w:i/>
-          <w:iCs/>
-        </w:rPr>
-        <w:t xml:space="preserve">v</w:t>
-      </w:r>
-      <w:r>
-        <w:rPr>
-          <w:rFonts w:ascii="Times New Roman" w:cs="Times New Roman" w:eastAsia="SimSun" w:hAnsi="Times New Roman"/>
-        </w:rPr>
-        <w:t xml:space="preserve"> 的感染概率为 </w:t>
-      </w:r>
-      <w:r>
-        <w:rPr>
-          <w:rFonts w:ascii="Cambria Math" w:eastAsia="SimSun" w:hAnsi="Cambria Math"/>
-          <w:i/>
-          <w:iCs/>
-        </w:rPr>
-        <w:t xml:space="preserve">i</w:t>
-      </w:r>
-      <w:r>
-        <w:rPr>
-          <w:rFonts w:ascii="Cambria Math" w:eastAsia="SimSun" w:hAnsi="Cambria Math"/>
-          <w:i w:val="false"/>
-          <w:iCs w:val="false"/>
-          <w:vertAlign w:val="subscript"/>
-        </w:rPr>
-        <w:t xml:space="preserve">v</w:t>
-      </w:r>
-      <w:r>
-        <w:rPr>
-          <w:rFonts w:ascii="Times New Roman" w:cs="Times New Roman" w:eastAsia="SimSun" w:hAnsi="Times New Roman"/>
-        </w:rPr>
-        <w:t xml:space="preserve">，把其入超边的激活概率取为系综平均 </w:t>
-      </w:r>
-      <w:r>
-        <w:rPr>
-          <w:rFonts w:ascii="Cambria Math" w:eastAsia="SimSun" w:hAnsi="Cambria Math"/>
-          <w:i w:val="false"/>
-          <w:iCs w:val="false"/>
-        </w:rPr>
-        <w:t xml:space="preserve">Θ=1-(1-φ)</w:t>
-      </w:r>
-      <w:r>
-        <w:rPr>
-          <w:rFonts w:ascii="Cambria Math" w:eastAsia="SimSun" w:hAnsi="Cambria Math"/>
-          <w:i w:val="false"/>
-          <w:iCs w:val="false"/>
-          <w:vertAlign w:val="superscript"/>
-        </w:rPr>
-        <w:t xml:space="preserve">τ</w:t>
-      </w:r>
-      <w:r>
-        <w:rPr>
-          <w:rFonts w:ascii="Times New Roman" w:cs="Times New Roman" w:eastAsia="SimSun" w:hAnsi="Times New Roman"/>
-        </w:rPr>
-        <w:t xml:space="preserve">（</w:t>
-      </w:r>
-      <w:r>
-        <w:rPr>
-          <w:rFonts w:ascii="Cambria Math" w:eastAsia="SimSun" w:hAnsi="Cambria Math"/>
-          <w:i w:val="false"/>
-          <w:iCs w:val="false"/>
-        </w:rPr>
-        <w:t xml:space="preserve">θ=1</w:t>
-      </w:r>
-      <w:r>
-        <w:rPr>
-          <w:rFonts w:ascii="Times New Roman" w:cs="Times New Roman" w:eastAsia="SimSun" w:hAnsi="Times New Roman"/>
-        </w:rPr>
-        <w:t xml:space="preserve">），其中 </w:t>
-      </w:r>
-      <w:r>
-        <w:rPr>
-          <w:rFonts w:ascii="Cambria Math" w:eastAsia="SimSun" w:hAnsi="Cambria Math"/>
-          <w:i w:val="false"/>
-          <w:iCs w:val="false"/>
-        </w:rPr>
-        <w:t xml:space="preserve">φ=Σ</w:t>
-      </w:r>
-      <w:r>
-        <w:rPr>
-          <w:rFonts w:ascii="Cambria Math" w:eastAsia="SimSun" w:hAnsi="Cambria Math"/>
-          <w:i w:val="false"/>
-          <w:iCs w:val="false"/>
-          <w:vertAlign w:val="subscript"/>
-        </w:rPr>
-        <w:t xml:space="preserve">v</w:t>
-      </w:r>
-      <w:r>
-        <w:rPr>
-          <w:rFonts w:ascii="Cambria Math" w:eastAsia="SimSun" w:hAnsi="Cambria Math"/>
-          <w:i w:val="false"/>
-          <w:iCs w:val="false"/>
-        </w:rPr>
-        <w:t xml:space="preserve"> </w:t>
+          <w:b/>
+          <w:bCs/>
+        </w:rPr>
+        <w:t xml:space="preserve">阈值对 </w:t>
+      </w:r>
+      <w:r>
+        <w:rPr>
+          <w:rFonts w:ascii="Cambria Math" w:eastAsia="SimSun" w:hAnsi="Cambria Math"/>
+          <w:b/>
+          <w:bCs/>
+          <w:i/>
+          <w:iCs/>
+        </w:rPr>
+        <w:t xml:space="preserve">r</w:t>
+      </w:r>
+      <w:r>
+        <w:rPr>
+          <w:rFonts w:ascii="Cambria Math" w:eastAsia="SimSun" w:hAnsi="Cambria Math"/>
+          <w:b/>
+          <w:bCs/>
+          <w:i w:val="false"/>
+          <w:iCs w:val="false"/>
+          <w:vertAlign w:val="subscript"/>
+        </w:rPr>
+        <w:t xml:space="preserve">io</w:t>
+      </w:r>
+      <w:r>
+        <w:rPr>
+          <w:rFonts w:ascii="Times New Roman" w:cs="Times New Roman" w:eastAsia="SimSun" w:hAnsi="Times New Roman"/>
+          <w:b/>
+          <w:bCs/>
+        </w:rPr>
+        <w:t xml:space="preserve"> 的依赖。</w:t>
+      </w:r>
+      <w:r>
+        <w:rPr>
+          <w:rFonts w:ascii="Times New Roman" w:cs="Times New Roman" w:eastAsia="SimSun" w:hAnsi="Times New Roman"/>
+        </w:rPr>
+        <w:t xml:space="preserve"> 由 </w:t>
+      </w:r>
+      <w:r>
+        <w:rPr>
+          <w:rFonts w:ascii="Cambria Math" w:eastAsia="SimSun" w:hAnsi="Cambria Math"/>
+          <w:i w:val="false"/>
+          <w:iCs w:val="false"/>
+        </w:rPr>
+        <w:t xml:space="preserve">⟨</w:t>
       </w:r>
       <w:r>
         <w:rPr>
@@ -19109,6 +19382,23 @@
           <w:iCs w:val="false"/>
           <w:vertAlign w:val="subscript"/>
         </w:rPr>
+        <w:t xml:space="preserve">in</w:t>
+      </w:r>
+      <w:r>
+        <w:rPr>
+          <w:rFonts w:ascii="Cambria Math" w:eastAsia="SimSun" w:hAnsi="Cambria Math"/>
+          <w:i/>
+          <w:iCs/>
+        </w:rPr>
+        <w:t xml:space="preserve">k</w:t>
+      </w:r>
+      <w:r>
+        <w:rPr>
+          <w:rFonts w:ascii="Cambria Math" w:eastAsia="SimSun" w:hAnsi="Cambria Math"/>
+          <w:i w:val="false"/>
+          <w:iCs w:val="false"/>
+          <w:vertAlign w:val="subscript"/>
+        </w:rPr>
         <w:t xml:space="preserve">out</w:t>
       </w:r>
       <w:r>
@@ -19117,65 +19407,7 @@
           <w:i w:val="false"/>
           <w:iCs w:val="false"/>
         </w:rPr>
-        <w:t xml:space="preserve">(</w:t>
-      </w:r>
-      <w:r>
-        <w:rPr>
-          <w:rFonts w:ascii="Cambria Math" w:eastAsia="SimSun" w:hAnsi="Cambria Math"/>
-          <w:i/>
-          <w:iCs/>
-        </w:rPr>
-        <w:t xml:space="preserve">v</w:t>
-      </w:r>
-      <w:r>
-        <w:rPr>
-          <w:rFonts w:ascii="Cambria Math" w:eastAsia="SimSun" w:hAnsi="Cambria Math"/>
-          <w:i w:val="false"/>
-          <w:iCs w:val="false"/>
-        </w:rPr>
-        <w:t xml:space="preserve">)</w:t>
-      </w:r>
-      <w:r>
-        <w:rPr>
-          <w:rFonts w:ascii="Cambria Math" w:eastAsia="SimSun" w:hAnsi="Cambria Math"/>
-          <w:i/>
-          <w:iCs/>
-        </w:rPr>
-        <w:t xml:space="preserve">i</w:t>
-      </w:r>
-      <w:r>
-        <w:rPr>
-          <w:rFonts w:ascii="Cambria Math" w:eastAsia="SimSun" w:hAnsi="Cambria Math"/>
-          <w:i w:val="false"/>
-          <w:iCs w:val="false"/>
-          <w:vertAlign w:val="subscript"/>
-        </w:rPr>
-        <w:t xml:space="preserve">v</w:t>
-      </w:r>
-      <w:r>
-        <w:rPr>
-          <w:rFonts w:ascii="Cambria Math" w:eastAsia="SimSun" w:hAnsi="Cambria Math"/>
-          <w:i w:val="false"/>
-          <w:iCs w:val="false"/>
-        </w:rPr>
-        <w:t xml:space="preserve">/Σ</w:t>
-      </w:r>
-      <w:r>
-        <w:rPr>
-          <w:rFonts w:ascii="Cambria Math" w:eastAsia="SimSun" w:hAnsi="Cambria Math"/>
-          <w:i w:val="false"/>
-          <w:iCs w:val="false"/>
-          <w:vertAlign w:val="subscript"/>
-        </w:rPr>
-        <w:t xml:space="preserve">v</w:t>
-      </w:r>
-      <w:r>
-        <w:rPr>
-          <w:rFonts w:ascii="Cambria Math" w:eastAsia="SimSun" w:hAnsi="Cambria Math"/>
-          <w:i w:val="false"/>
-          <w:iCs w:val="false"/>
-        </w:rPr>
-        <w:t xml:space="preserve"> </w:t>
+        <w:t xml:space="preserve">⟩=⟨</w:t>
       </w:r>
       <w:r>
         <w:rPr>
@@ -19192,6 +19424,31 @@
           <w:iCs w:val="false"/>
           <w:vertAlign w:val="subscript"/>
         </w:rPr>
+        <w:t xml:space="preserve">in</w:t>
+      </w:r>
+      <w:r>
+        <w:rPr>
+          <w:rFonts w:ascii="Cambria Math" w:eastAsia="SimSun" w:hAnsi="Cambria Math"/>
+          <w:i w:val="false"/>
+          <w:iCs w:val="false"/>
+        </w:rPr>
+        <w:t xml:space="preserve">⟩⟨</w:t>
+      </w:r>
+      <w:r>
+        <w:rPr>
+          <w:rFonts w:ascii="Cambria Math" w:eastAsia="SimSun" w:hAnsi="Cambria Math"/>
+          <w:i/>
+          <w:iCs/>
+        </w:rPr>
+        <w:t xml:space="preserve">k</w:t>
+      </w:r>
+      <w:r>
+        <w:rPr>
+          <w:rFonts w:ascii="Cambria Math" w:eastAsia="SimSun" w:hAnsi="Cambria Math"/>
+          <w:i w:val="false"/>
+          <w:iCs w:val="false"/>
+          <w:vertAlign w:val="subscript"/>
+        </w:rPr>
         <w:t xml:space="preserve">out</w:t>
       </w:r>
       <w:r>
@@ -19200,29 +19457,64 @@
           <w:i w:val="false"/>
           <w:iCs w:val="false"/>
         </w:rPr>
-        <w:t xml:space="preserve">(</w:t>
-      </w:r>
-      <w:r>
-        <w:rPr>
-          <w:rFonts w:ascii="Cambria Math" w:eastAsia="SimSun" w:hAnsi="Cambria Math"/>
-          <w:i/>
-          <w:iCs/>
-        </w:rPr>
-        <w:t xml:space="preserve">v</w:t>
-      </w:r>
-      <w:r>
-        <w:rPr>
-          <w:rFonts w:ascii="Cambria Math" w:eastAsia="SimSun" w:hAnsi="Cambria Math"/>
-          <w:i w:val="false"/>
-          <w:iCs w:val="false"/>
-        </w:rPr>
-        <w:t xml:space="preserve">)</w:t>
-      </w:r>
-      <w:r>
-        <w:rPr>
-          <w:rFonts w:ascii="Times New Roman" w:cs="Times New Roman" w:eastAsia="SimSun" w:hAnsi="Times New Roman"/>
-        </w:rPr>
-        <w:t xml:space="preserve"> 为尾槽被感染节点占据的比例，则</w:t>
+        <w:t xml:space="preserve">⟩+</w:t>
+      </w:r>
+      <w:r>
+        <w:rPr>
+          <w:rFonts w:ascii="Cambria Math" w:eastAsia="SimSun" w:hAnsi="Cambria Math"/>
+          <w:i/>
+          <w:iCs/>
+        </w:rPr>
+        <w:t xml:space="preserve">r</w:t>
+      </w:r>
+      <w:r>
+        <w:rPr>
+          <w:rFonts w:ascii="Cambria Math" w:eastAsia="SimSun" w:hAnsi="Cambria Math"/>
+          <w:i w:val="false"/>
+          <w:iCs w:val="false"/>
+          <w:vertAlign w:val="subscript"/>
+        </w:rPr>
+        <w:t xml:space="preserve">io</w:t>
+      </w:r>
+      <w:r>
+        <w:rPr>
+          <w:rFonts w:ascii="Cambria Math" w:eastAsia="SimSun" w:hAnsi="Cambria Math"/>
+          <w:i w:val="false"/>
+          <w:iCs w:val="false"/>
+        </w:rPr>
+        <w:t xml:space="preserve">σ</w:t>
+      </w:r>
+      <w:r>
+        <w:rPr>
+          <w:rFonts w:ascii="Cambria Math" w:eastAsia="SimSun" w:hAnsi="Cambria Math"/>
+          <w:i w:val="false"/>
+          <w:iCs w:val="false"/>
+          <w:vertAlign w:val="subscript"/>
+        </w:rPr>
+        <w:t xml:space="preserve">k_in</w:t>
+      </w:r>
+      <w:r>
+        <w:rPr>
+          <w:rFonts w:ascii="Cambria Math" w:eastAsia="SimSun" w:hAnsi="Cambria Math"/>
+          <w:i w:val="false"/>
+          <w:iCs w:val="false"/>
+        </w:rPr>
+        <w:t xml:space="preserve">σ</w:t>
+      </w:r>
+      <w:r>
+        <w:rPr>
+          <w:rFonts w:ascii="Cambria Math" w:eastAsia="SimSun" w:hAnsi="Cambria Math"/>
+          <w:i w:val="false"/>
+          <w:iCs w:val="false"/>
+          <w:vertAlign w:val="subscript"/>
+        </w:rPr>
+        <w:t xml:space="preserve">k_out</w:t>
+      </w:r>
+      <w:r>
+        <w:rPr>
+          <w:rFonts w:ascii="Times New Roman" w:cs="Times New Roman" w:eastAsia="SimSun" w:hAnsi="Times New Roman"/>
+        </w:rPr>
+        <w:t xml:space="preserve"> 与握手关系 (3)，</w:t>
       </w:r>
     </w:p>
     <w:p>
@@ -19243,43 +19535,12 @@
       <w:r>
         <w:rPr>
           <w:rFonts w:ascii="Cambria Math" w:eastAsia="SimSun" w:hAnsi="Cambria Math"/>
-          <w:i/>
-          <w:iCs/>
-          <w:sz w:val="21"/>
-          <w:szCs w:val="21"/>
-        </w:rPr>
-        <w:t xml:space="preserve">s</w:t>
-      </w:r>
-      <w:r>
-        <w:rPr>
-          <w:rFonts w:ascii="Cambria Math" w:eastAsia="SimSun" w:hAnsi="Cambria Math"/>
-          <w:i w:val="false"/>
-          <w:iCs w:val="false"/>
-          <w:sz w:val="21"/>
-          <w:szCs w:val="21"/>
-        </w:rPr>
-        <w:t xml:space="preserve">̇</w:t>
-      </w:r>
-      <w:r>
-        <w:rPr>
-          <w:rFonts w:ascii="Cambria Math" w:eastAsia="SimSun" w:hAnsi="Cambria Math"/>
-          <w:i w:val="false"/>
-          <w:iCs w:val="false"/>
-          <w:sz w:val="21"/>
-          <w:szCs w:val="21"/>
-          <w:vertAlign w:val="subscript"/>
-        </w:rPr>
-        <w:t xml:space="preserve">v</w:t>
-      </w:r>
-      <w:r>
-        <w:rPr>
-          <w:rFonts w:ascii="Cambria Math" w:eastAsia="SimSun" w:hAnsi="Cambria Math"/>
-          <w:i w:val="false"/>
-          <w:iCs w:val="false"/>
-          <w:sz w:val="21"/>
-          <w:szCs w:val="21"/>
-        </w:rPr>
-        <w:t xml:space="preserve">=-β </w:t>
+          <w:i w:val="false"/>
+          <w:iCs w:val="false"/>
+          <w:sz w:val="21"/>
+          <w:szCs w:val="21"/>
+        </w:rPr>
+        <w:t xml:space="preserve">τκ=τ⟨</w:t>
       </w:r>
       <w:r>
         <w:rPr>
@@ -19310,202 +19571,110 @@
           <w:sz w:val="21"/>
           <w:szCs w:val="21"/>
         </w:rPr>
-        <w:t xml:space="preserve">(</w:t>
-      </w:r>
-      <w:r>
-        <w:rPr>
-          <w:rFonts w:ascii="Cambria Math" w:eastAsia="SimSun" w:hAnsi="Cambria Math"/>
-          <w:i/>
-          <w:iCs/>
-          <w:sz w:val="21"/>
-          <w:szCs w:val="21"/>
-        </w:rPr>
-        <w:t xml:space="preserve">v</w:t>
-      </w:r>
-      <w:r>
-        <w:rPr>
-          <w:rFonts w:ascii="Cambria Math" w:eastAsia="SimSun" w:hAnsi="Cambria Math"/>
-          <w:i w:val="false"/>
-          <w:iCs w:val="false"/>
-          <w:sz w:val="21"/>
-          <w:szCs w:val="21"/>
-        </w:rPr>
-        <w:t xml:space="preserve">) Θ </w:t>
-      </w:r>
-      <w:r>
-        <w:rPr>
-          <w:rFonts w:ascii="Cambria Math" w:eastAsia="SimSun" w:hAnsi="Cambria Math"/>
-          <w:i/>
-          <w:iCs/>
-          <w:sz w:val="21"/>
-          <w:szCs w:val="21"/>
-        </w:rPr>
-        <w:t xml:space="preserve">s</w:t>
-      </w:r>
-      <w:r>
-        <w:rPr>
-          <w:rFonts w:ascii="Cambria Math" w:eastAsia="SimSun" w:hAnsi="Cambria Math"/>
-          <w:i w:val="false"/>
-          <w:iCs w:val="false"/>
-          <w:sz w:val="21"/>
-          <w:szCs w:val="21"/>
-          <w:vertAlign w:val="subscript"/>
-        </w:rPr>
-        <w:t xml:space="preserve">v</w:t>
-      </w:r>
-      <w:r>
-        <w:rPr>
-          <w:rFonts w:ascii="Cambria Math" w:eastAsia="SimSun" w:hAnsi="Cambria Math"/>
-          <w:i w:val="false"/>
-          <w:iCs w:val="false"/>
-          <w:sz w:val="21"/>
-          <w:szCs w:val="21"/>
-        </w:rPr>
-        <w:t xml:space="preserve">,  </w:t>
-      </w:r>
-      <w:r>
-        <w:rPr>
-          <w:rFonts w:ascii="Cambria Math" w:eastAsia="SimSun" w:hAnsi="Cambria Math"/>
-          <w:i/>
-          <w:iCs/>
-          <w:sz w:val="21"/>
-          <w:szCs w:val="21"/>
-        </w:rPr>
-        <w:t xml:space="preserve">i</w:t>
-      </w:r>
-      <w:r>
-        <w:rPr>
-          <w:rFonts w:ascii="Cambria Math" w:eastAsia="SimSun" w:hAnsi="Cambria Math"/>
-          <w:i w:val="false"/>
-          <w:iCs w:val="false"/>
-          <w:sz w:val="21"/>
-          <w:szCs w:val="21"/>
-        </w:rPr>
-        <w:t xml:space="preserve">̇</w:t>
-      </w:r>
-      <w:r>
-        <w:rPr>
-          <w:rFonts w:ascii="Cambria Math" w:eastAsia="SimSun" w:hAnsi="Cambria Math"/>
-          <w:i w:val="false"/>
-          <w:iCs w:val="false"/>
-          <w:sz w:val="21"/>
-          <w:szCs w:val="21"/>
-          <w:vertAlign w:val="subscript"/>
-        </w:rPr>
-        <w:t xml:space="preserve">v</w:t>
-      </w:r>
-      <w:r>
-        <w:rPr>
-          <w:rFonts w:ascii="Cambria Math" w:eastAsia="SimSun" w:hAnsi="Cambria Math"/>
-          <w:i w:val="false"/>
-          <w:iCs w:val="false"/>
-          <w:sz w:val="21"/>
-          <w:szCs w:val="21"/>
-        </w:rPr>
-        <w:t xml:space="preserve">=β </w:t>
-      </w:r>
-      <w:r>
-        <w:rPr>
-          <w:rFonts w:ascii="Cambria Math" w:eastAsia="SimSun" w:hAnsi="Cambria Math"/>
-          <w:i/>
-          <w:iCs/>
-          <w:sz w:val="21"/>
-          <w:szCs w:val="21"/>
-        </w:rPr>
-        <w:t xml:space="preserve">k</w:t>
-      </w:r>
-      <w:r>
-        <w:rPr>
-          <w:rFonts w:ascii="Cambria Math" w:eastAsia="SimSun" w:hAnsi="Cambria Math"/>
-          <w:i w:val="false"/>
-          <w:iCs w:val="false"/>
-          <w:sz w:val="21"/>
-          <w:szCs w:val="21"/>
-          <w:vertAlign w:val="subscript"/>
-        </w:rPr>
-        <w:t xml:space="preserve">in</w:t>
-      </w:r>
-      <w:r>
-        <w:rPr>
-          <w:rFonts w:ascii="Cambria Math" w:eastAsia="SimSun" w:hAnsi="Cambria Math"/>
-          <w:i w:val="false"/>
-          <w:iCs w:val="false"/>
-          <w:sz w:val="21"/>
-          <w:szCs w:val="21"/>
-        </w:rPr>
-        <w:t xml:space="preserve">(</w:t>
-      </w:r>
-      <w:r>
-        <w:rPr>
-          <w:rFonts w:ascii="Cambria Math" w:eastAsia="SimSun" w:hAnsi="Cambria Math"/>
-          <w:i/>
-          <w:iCs/>
-          <w:sz w:val="21"/>
-          <w:szCs w:val="21"/>
-        </w:rPr>
-        <w:t xml:space="preserve">v</w:t>
-      </w:r>
-      <w:r>
-        <w:rPr>
-          <w:rFonts w:ascii="Cambria Math" w:eastAsia="SimSun" w:hAnsi="Cambria Math"/>
-          <w:i w:val="false"/>
-          <w:iCs w:val="false"/>
-          <w:sz w:val="21"/>
-          <w:szCs w:val="21"/>
-        </w:rPr>
-        <w:t xml:space="preserve">) Θ </w:t>
-      </w:r>
-      <w:r>
-        <w:rPr>
-          <w:rFonts w:ascii="Cambria Math" w:eastAsia="SimSun" w:hAnsi="Cambria Math"/>
-          <w:i/>
-          <w:iCs/>
-          <w:sz w:val="21"/>
-          <w:szCs w:val="21"/>
-        </w:rPr>
-        <w:t xml:space="preserve">s</w:t>
-      </w:r>
-      <w:r>
-        <w:rPr>
-          <w:rFonts w:ascii="Cambria Math" w:eastAsia="SimSun" w:hAnsi="Cambria Math"/>
-          <w:i w:val="false"/>
-          <w:iCs w:val="false"/>
-          <w:sz w:val="21"/>
-          <w:szCs w:val="21"/>
-          <w:vertAlign w:val="subscript"/>
-        </w:rPr>
-        <w:t xml:space="preserve">v</w:t>
-      </w:r>
-      <w:r>
-        <w:rPr>
-          <w:rFonts w:ascii="Cambria Math" w:eastAsia="SimSun" w:hAnsi="Cambria Math"/>
-          <w:i w:val="false"/>
-          <w:iCs w:val="false"/>
-          <w:sz w:val="21"/>
-          <w:szCs w:val="21"/>
-        </w:rPr>
-        <w:t xml:space="preserve">-μ </w:t>
-      </w:r>
-      <w:r>
-        <w:rPr>
-          <w:rFonts w:ascii="Cambria Math" w:eastAsia="SimSun" w:hAnsi="Cambria Math"/>
-          <w:i/>
-          <w:iCs/>
-          <w:sz w:val="21"/>
-          <w:szCs w:val="21"/>
-        </w:rPr>
-        <w:t xml:space="preserve">i</w:t>
-      </w:r>
-      <w:r>
-        <w:rPr>
-          <w:rFonts w:ascii="Cambria Math" w:eastAsia="SimSun" w:hAnsi="Cambria Math"/>
-          <w:i w:val="false"/>
-          <w:iCs w:val="false"/>
-          <w:sz w:val="21"/>
-          <w:szCs w:val="21"/>
-          <w:vertAlign w:val="subscript"/>
-        </w:rPr>
-        <w:t xml:space="preserve">v</w:t>
+        <w:t xml:space="preserve">⟩+(</w:t>
+      </w:r>
+      <w:r>
+        <w:rPr>
+          <w:rFonts w:ascii="Cambria Math" w:eastAsia="SimSun" w:hAnsi="Cambria Math"/>
+          <w:i/>
+          <w:iCs/>
+          <w:sz w:val="21"/>
+          <w:szCs w:val="21"/>
+        </w:rPr>
+        <w:t xml:space="preserve">N</w:t>
+      </w:r>
+      <w:r>
+        <w:rPr>
+          <w:rFonts w:ascii="Cambria Math" w:eastAsia="SimSun" w:hAnsi="Cambria Math"/>
+          <w:i w:val="false"/>
+          <w:iCs w:val="false"/>
+          <w:sz w:val="21"/>
+          <w:szCs w:val="21"/>
+        </w:rPr>
+        <w:t xml:space="preserve">)/(</w:t>
+      </w:r>
+      <w:r>
+        <w:rPr>
+          <w:rFonts w:ascii="Cambria Math" w:eastAsia="SimSun" w:hAnsi="Cambria Math"/>
+          <w:i/>
+          <w:iCs/>
+          <w:sz w:val="21"/>
+          <w:szCs w:val="21"/>
+        </w:rPr>
+        <w:t xml:space="preserve">M</w:t>
+      </w:r>
+      <w:r>
+        <w:rPr>
+          <w:rFonts w:ascii="Cambria Math" w:eastAsia="SimSun" w:hAnsi="Cambria Math"/>
+          <w:i w:val="false"/>
+          <w:iCs w:val="false"/>
+          <w:sz w:val="21"/>
+          <w:szCs w:val="21"/>
+        </w:rPr>
+        <w:t xml:space="preserve">) </w:t>
+      </w:r>
+      <w:r>
+        <w:rPr>
+          <w:rFonts w:ascii="Cambria Math" w:eastAsia="SimSun" w:hAnsi="Cambria Math"/>
+          <w:i/>
+          <w:iCs/>
+          <w:sz w:val="21"/>
+          <w:szCs w:val="21"/>
+        </w:rPr>
+        <w:t xml:space="preserve">r</w:t>
+      </w:r>
+      <w:r>
+        <w:rPr>
+          <w:rFonts w:ascii="Cambria Math" w:eastAsia="SimSun" w:hAnsi="Cambria Math"/>
+          <w:i w:val="false"/>
+          <w:iCs w:val="false"/>
+          <w:sz w:val="21"/>
+          <w:szCs w:val="21"/>
+          <w:vertAlign w:val="subscript"/>
+        </w:rPr>
+        <w:t xml:space="preserve">io</w:t>
+      </w:r>
+      <w:r>
+        <w:rPr>
+          <w:rFonts w:ascii="Cambria Math" w:eastAsia="SimSun" w:hAnsi="Cambria Math"/>
+          <w:i w:val="false"/>
+          <w:iCs w:val="false"/>
+          <w:sz w:val="21"/>
+          <w:szCs w:val="21"/>
+        </w:rPr>
+        <w:t xml:space="preserve"> σ</w:t>
+      </w:r>
+      <w:r>
+        <w:rPr>
+          <w:rFonts w:ascii="Cambria Math" w:eastAsia="SimSun" w:hAnsi="Cambria Math"/>
+          <w:i w:val="false"/>
+          <w:iCs w:val="false"/>
+          <w:sz w:val="21"/>
+          <w:szCs w:val="21"/>
+          <w:vertAlign w:val="subscript"/>
+        </w:rPr>
+        <w:t xml:space="preserve">k_in</w:t>
+      </w:r>
+      <w:r>
+        <w:rPr>
+          <w:rFonts w:ascii="Cambria Math" w:eastAsia="SimSun" w:hAnsi="Cambria Math"/>
+          <w:i w:val="false"/>
+          <w:iCs w:val="false"/>
+          <w:sz w:val="21"/>
+          <w:szCs w:val="21"/>
+        </w:rPr>
+        <w:t xml:space="preserve">σ</w:t>
+      </w:r>
+      <w:r>
+        <w:rPr>
+          <w:rFonts w:ascii="Cambria Math" w:eastAsia="SimSun" w:hAnsi="Cambria Math"/>
+          <w:i w:val="false"/>
+          <w:iCs w:val="false"/>
+          <w:sz w:val="21"/>
+          <w:szCs w:val="21"/>
+          <w:vertAlign w:val="subscript"/>
+        </w:rPr>
+        <w:t xml:space="preserve">k_out</w:t>
       </w:r>
       <w:r>
         <w:rPr>
@@ -19525,21 +19694,7 @@
         <w:rPr>
           <w:rFonts w:ascii="Times New Roman" w:cs="Times New Roman" w:eastAsia="SimSun" w:hAnsi="Times New Roman"/>
         </w:rPr>
-        <w:t xml:space="preserve">线性化给出 </w:t>
-      </w:r>
-      <w:r>
-        <w:rPr>
-          <w:rFonts w:ascii="Cambria Math" w:eastAsia="SimSun" w:hAnsi="Cambria Math"/>
-          <w:i w:val="false"/>
-          <w:iCs w:val="false"/>
-        </w:rPr>
-        <w:t xml:space="preserve">φ̇=(βτκ-μ)φ</w:t>
-      </w:r>
-      <w:r>
-        <w:rPr>
-          <w:rFonts w:ascii="Times New Roman" w:cs="Times New Roman" w:eastAsia="SimSun" w:hAnsi="Times New Roman"/>
-        </w:rPr>
-        <w:t xml:space="preserve">，即</w:t>
+        <w:t xml:space="preserve">于是</w:t>
       </w:r>
     </w:p>
     <w:p>
@@ -19585,19 +19740,163 @@
           <w:iCs w:val="false"/>
           <w:sz w:val="21"/>
           <w:szCs w:val="21"/>
+        </w:rPr>
+        <w:t xml:space="preserve">=[τ⟨</w:t>
+      </w:r>
+      <w:r>
+        <w:rPr>
+          <w:rFonts w:ascii="Cambria Math" w:eastAsia="SimSun" w:hAnsi="Cambria Math"/>
+          <w:i/>
+          <w:iCs/>
+          <w:sz w:val="21"/>
+          <w:szCs w:val="21"/>
+        </w:rPr>
+        <w:t xml:space="preserve">k</w:t>
+      </w:r>
+      <w:r>
+        <w:rPr>
+          <w:rFonts w:ascii="Cambria Math" w:eastAsia="SimSun" w:hAnsi="Cambria Math"/>
+          <w:i w:val="false"/>
+          <w:iCs w:val="false"/>
+          <w:sz w:val="21"/>
+          <w:szCs w:val="21"/>
+          <w:vertAlign w:val="subscript"/>
+        </w:rPr>
+        <w:t xml:space="preserve">in</w:t>
+      </w:r>
+      <w:r>
+        <w:rPr>
+          <w:rFonts w:ascii="Cambria Math" w:eastAsia="SimSun" w:hAnsi="Cambria Math"/>
+          <w:i w:val="false"/>
+          <w:iCs w:val="false"/>
+          <w:sz w:val="21"/>
+          <w:szCs w:val="21"/>
+        </w:rPr>
+        <w:t xml:space="preserve">⟩+(</w:t>
+      </w:r>
+      <w:r>
+        <w:rPr>
+          <w:rFonts w:ascii="Cambria Math" w:eastAsia="SimSun" w:hAnsi="Cambria Math"/>
+          <w:i/>
+          <w:iCs/>
+          <w:sz w:val="21"/>
+          <w:szCs w:val="21"/>
+        </w:rPr>
+        <w:t xml:space="preserve">N</w:t>
+      </w:r>
+      <w:r>
+        <w:rPr>
+          <w:rFonts w:ascii="Cambria Math" w:eastAsia="SimSun" w:hAnsi="Cambria Math"/>
+          <w:i w:val="false"/>
+          <w:iCs w:val="false"/>
+          <w:sz w:val="21"/>
+          <w:szCs w:val="21"/>
+        </w:rPr>
+        <w:t xml:space="preserve">)/(</w:t>
+      </w:r>
+      <w:r>
+        <w:rPr>
+          <w:rFonts w:ascii="Cambria Math" w:eastAsia="SimSun" w:hAnsi="Cambria Math"/>
+          <w:i/>
+          <w:iCs/>
+          <w:sz w:val="21"/>
+          <w:szCs w:val="21"/>
+        </w:rPr>
+        <w:t xml:space="preserve">M</w:t>
+      </w:r>
+      <w:r>
+        <w:rPr>
+          <w:rFonts w:ascii="Cambria Math" w:eastAsia="SimSun" w:hAnsi="Cambria Math"/>
+          <w:i w:val="false"/>
+          <w:iCs w:val="false"/>
+          <w:sz w:val="21"/>
+          <w:szCs w:val="21"/>
+        </w:rPr>
+        <w:t xml:space="preserve">) </w:t>
+      </w:r>
+      <w:r>
+        <w:rPr>
+          <w:rFonts w:ascii="Cambria Math" w:eastAsia="SimSun" w:hAnsi="Cambria Math"/>
+          <w:i/>
+          <w:iCs/>
+          <w:sz w:val="21"/>
+          <w:szCs w:val="21"/>
+        </w:rPr>
+        <w:t xml:space="preserve">r</w:t>
+      </w:r>
+      <w:r>
+        <w:rPr>
+          <w:rFonts w:ascii="Cambria Math" w:eastAsia="SimSun" w:hAnsi="Cambria Math"/>
+          <w:i w:val="false"/>
+          <w:iCs w:val="false"/>
+          <w:sz w:val="21"/>
+          <w:szCs w:val="21"/>
+          <w:vertAlign w:val="subscript"/>
+        </w:rPr>
+        <w:t xml:space="preserve">io</w:t>
+      </w:r>
+      <w:r>
+        <w:rPr>
+          <w:rFonts w:ascii="Cambria Math" w:eastAsia="SimSun" w:hAnsi="Cambria Math"/>
+          <w:i w:val="false"/>
+          <w:iCs w:val="false"/>
+          <w:sz w:val="21"/>
+          <w:szCs w:val="21"/>
+        </w:rPr>
+        <w:t xml:space="preserve"> σ</w:t>
+      </w:r>
+      <w:r>
+        <w:rPr>
+          <w:rFonts w:ascii="Cambria Math" w:eastAsia="SimSun" w:hAnsi="Cambria Math"/>
+          <w:i w:val="false"/>
+          <w:iCs w:val="false"/>
+          <w:sz w:val="21"/>
+          <w:szCs w:val="21"/>
+          <w:vertAlign w:val="subscript"/>
+        </w:rPr>
+        <w:t xml:space="preserve">k_in</w:t>
+      </w:r>
+      <w:r>
+        <w:rPr>
+          <w:rFonts w:ascii="Cambria Math" w:eastAsia="SimSun" w:hAnsi="Cambria Math"/>
+          <w:i w:val="false"/>
+          <w:iCs w:val="false"/>
+          <w:sz w:val="21"/>
+          <w:szCs w:val="21"/>
+        </w:rPr>
+        <w:t xml:space="preserve">σ</w:t>
+      </w:r>
+      <w:r>
+        <w:rPr>
+          <w:rFonts w:ascii="Cambria Math" w:eastAsia="SimSun" w:hAnsi="Cambria Math"/>
+          <w:i w:val="false"/>
+          <w:iCs w:val="false"/>
+          <w:sz w:val="21"/>
+          <w:szCs w:val="21"/>
+          <w:vertAlign w:val="subscript"/>
+        </w:rPr>
+        <w:t xml:space="preserve">k_out</w:t>
+      </w:r>
+      <w:r>
+        <w:rPr>
+          <w:rFonts w:ascii="Cambria Math" w:eastAsia="SimSun" w:hAnsi="Cambria Math"/>
+          <w:i w:val="false"/>
+          <w:iCs w:val="false"/>
+          <w:sz w:val="21"/>
+          <w:szCs w:val="21"/>
+        </w:rPr>
+        <w:t xml:space="preserve">-1]</w:t>
+      </w:r>
+      <w:r>
+        <w:rPr>
+          <w:rFonts w:ascii="Cambria Math" w:eastAsia="SimSun" w:hAnsi="Cambria Math"/>
+          <w:i w:val="false"/>
+          <w:iCs w:val="false"/>
+          <w:sz w:val="21"/>
+          <w:szCs w:val="21"/>
           <w:vertAlign w:val="superscript"/>
         </w:rPr>
-        <w:t xml:space="preserve">MF</w:t>
-      </w:r>
-      <w:r>
-        <w:rPr>
-          <w:rFonts w:ascii="Cambria Math" w:eastAsia="SimSun" w:hAnsi="Cambria Math"/>
-          <w:i w:val="false"/>
-          <w:iCs w:val="false"/>
-          <w:sz w:val="21"/>
-          <w:szCs w:val="21"/>
-        </w:rPr>
-        <w:t xml:space="preserve">=(1)/(τκ)</w:t>
+        <w:t xml:space="preserve">-1</w:t>
       </w:r>
       <w:r>
         <w:rPr>
@@ -19617,49 +19916,494 @@
         <w:rPr>
           <w:rFonts w:ascii="Times New Roman" w:cs="Times New Roman" w:eastAsia="SimSun" w:hAnsi="Times New Roman"/>
         </w:rPr>
-        <w:t xml:space="preserve">与 (35) 相比，均场丢掉的恰是分母中的 </w:t>
-      </w:r>
-      <w:r>
-        <w:rPr>
-          <w:rFonts w:ascii="Cambria Math" w:eastAsia="SimSun" w:hAnsi="Cambria Math"/>
-          <w:i w:val="false"/>
-          <w:iCs w:val="false"/>
-        </w:rPr>
-        <w:t xml:space="preserve">-1</w:t>
-      </w:r>
-      <w:r>
-        <w:rPr>
-          <w:rFonts w:ascii="Times New Roman" w:cs="Times New Roman" w:eastAsia="SimSun" w:hAnsi="Times New Roman"/>
-        </w:rPr>
-        <w:t xml:space="preserve">，其来源可以精确指出：均场把一个尾成员在整个感染期内向同一头成员的传递概率记作 </w:t>
-      </w:r>
-      <w:r>
-        <w:rPr>
-          <w:rFonts w:ascii="Cambria Math" w:eastAsia="SimSun" w:hAnsi="Cambria Math"/>
-          <w:i w:val="false"/>
-          <w:iCs w:val="false"/>
-        </w:rPr>
-        <w:t xml:space="preserve">β/μ=λ</w:t>
-      </w:r>
-      <w:r>
-        <w:rPr>
-          <w:rFonts w:ascii="Times New Roman" w:cs="Times New Roman" w:eastAsia="SimSun" w:hAnsi="Times New Roman"/>
-        </w:rPr>
-        <w:t xml:space="preserve">，而实际为 </w:t>
-      </w:r>
-      <w:r>
-        <w:rPr>
-          <w:rFonts w:ascii="Cambria Math" w:eastAsia="SimSun" w:hAnsi="Cambria Math"/>
-          <w:i w:val="false"/>
-          <w:iCs w:val="false"/>
-        </w:rPr>
-        <w:t xml:space="preserve">β/(β+μ)=λ/(1+λ)</w:t>
-      </w:r>
-      <w:r>
-        <w:rPr>
-          <w:rFonts w:ascii="Times New Roman" w:cs="Times New Roman" w:eastAsia="SimSun" w:hAnsi="Times New Roman"/>
-        </w:rPr>
-        <w:t xml:space="preserve">——超边一旦向某头成员传递即对它用尽，均场没有这一条件。相对误差</w:t>
+        <w:t xml:space="preserve">在两条边际度序列固定时 </w:t>
+      </w:r>
+      <w:r>
+        <w:rPr>
+          <w:rFonts w:ascii="Cambria Math" w:eastAsia="SimSun" w:hAnsi="Cambria Math"/>
+          <w:i w:val="false"/>
+          <w:iCs w:val="false"/>
+        </w:rPr>
+        <w:t xml:space="preserve">λ</w:t>
+      </w:r>
+      <w:r>
+        <w:rPr>
+          <w:rFonts w:ascii="Cambria Math" w:eastAsia="SimSun" w:hAnsi="Cambria Math"/>
+          <w:i w:val="false"/>
+          <w:iCs w:val="false"/>
+          <w:vertAlign w:val="subscript"/>
+        </w:rPr>
+        <w:t xml:space="preserve">c</w:t>
+      </w:r>
+      <w:r>
+        <w:rPr>
+          <w:rFonts w:ascii="Times New Roman" w:cs="Times New Roman" w:eastAsia="SimSun" w:hAnsi="Times New Roman"/>
+        </w:rPr>
+        <w:t xml:space="preserve"> 是 </w:t>
+      </w:r>
+      <w:r>
+        <w:rPr>
+          <w:rFonts w:ascii="Cambria Math" w:eastAsia="SimSun" w:hAnsi="Cambria Math"/>
+          <w:i/>
+          <w:iCs/>
+        </w:rPr>
+        <w:t xml:space="preserve">r</w:t>
+      </w:r>
+      <w:r>
+        <w:rPr>
+          <w:rFonts w:ascii="Cambria Math" w:eastAsia="SimSun" w:hAnsi="Cambria Math"/>
+          <w:i w:val="false"/>
+          <w:iCs w:val="false"/>
+          <w:vertAlign w:val="subscript"/>
+        </w:rPr>
+        <w:t xml:space="preserve">io</w:t>
+      </w:r>
+      <w:r>
+        <w:rPr>
+          <w:rFonts w:ascii="Times New Roman" w:cs="Times New Roman" w:eastAsia="SimSun" w:hAnsi="Times New Roman"/>
+        </w:rPr>
+        <w:t xml:space="preserve"> 的严格减函数：正的入出度相关促进传播。这是第 VI 节 </w:t>
+      </w:r>
+      <w:r>
+        <w:rPr>
+          <w:rFonts w:ascii="Cambria Math" w:eastAsia="SimSun" w:hAnsi="Cambria Math"/>
+          <w:i/>
+          <w:iCs/>
+        </w:rPr>
+        <w:t xml:space="preserve">r</w:t>
+      </w:r>
+      <w:r>
+        <w:rPr>
+          <w:rFonts w:ascii="Cambria Math" w:eastAsia="SimSun" w:hAnsi="Cambria Math"/>
+          <w:i w:val="false"/>
+          <w:iCs w:val="false"/>
+          <w:vertAlign w:val="subscript"/>
+        </w:rPr>
+        <w:t xml:space="preserve">io</w:t>
+      </w:r>
+      <w:r>
+        <w:rPr>
+          <w:rFonts w:ascii="Times New Roman" w:cs="Times New Roman" w:eastAsia="SimSun" w:hAnsi="Times New Roman"/>
+        </w:rPr>
+        <w:t xml:space="preserve"> 扫描的定量预言。</w:t>
+      </w:r>
+    </w:p>
+    <w:p>
+      <w:pPr>
+        <w:spacing w:after="120" w:before="120" w:line="320" w:lineRule="auto"/>
+        <w:jc w:val="both"/>
+      </w:pPr>
+      <w:r>
+        <w:rPr>
+          <w:rFonts w:ascii="Times New Roman" w:cs="Times New Roman" w:eastAsia="SimSun" w:hAnsi="Times New Roman"/>
+          <w:b/>
+          <w:bCs/>
+        </w:rPr>
+        <w:t xml:space="preserve">一个否定性推论。</w:t>
+      </w:r>
+      <w:r>
+        <w:rPr>
+          <w:rFonts w:ascii="Times New Roman" w:cs="Times New Roman" w:eastAsia="SimSun" w:hAnsi="Times New Roman"/>
+        </w:rPr>
+        <w:t xml:space="preserve"> (37) 只依赖于阶数 </w:t>
+      </w:r>
+      <w:r>
+        <w:rPr>
+          <w:rFonts w:ascii="Cambria Math" w:eastAsia="SimSun" w:hAnsi="Cambria Math"/>
+          <w:i w:val="false"/>
+          <w:iCs w:val="false"/>
+        </w:rPr>
+        <w:t xml:space="preserve">τ</w:t>
+      </w:r>
+      <w:r>
+        <w:rPr>
+          <w:rFonts w:ascii="Times New Roman" w:cs="Times New Roman" w:eastAsia="SimSun" w:hAnsi="Times New Roman"/>
+        </w:rPr>
+        <w:t xml:space="preserve"> 与双度序列（经由 </w:t>
+      </w:r>
+      <w:r>
+        <w:rPr>
+          <w:rFonts w:ascii="Cambria Math" w:eastAsia="SimSun" w:hAnsi="Cambria Math"/>
+          <w:i w:val="false"/>
+          <w:iCs w:val="false"/>
+        </w:rPr>
+        <w:t xml:space="preserve">κ</w:t>
+      </w:r>
+      <w:r>
+        <w:rPr>
+          <w:rFonts w:ascii="Times New Roman" w:cs="Times New Roman" w:eastAsia="SimSun" w:hAnsi="Times New Roman"/>
+        </w:rPr>
+        <w:t xml:space="preserve">）。II.C 的重叠 </w:t>
+      </w:r>
+      <w:r>
+        <w:rPr>
+          <w:rFonts w:ascii="Cambria Math" w:eastAsia="SimSun" w:hAnsi="Cambria Math"/>
+          <w:i w:val="false"/>
+          <w:iCs w:val="false"/>
+        </w:rPr>
+        <w:t xml:space="preserve">α</w:t>
+      </w:r>
+      <w:r>
+        <w:rPr>
+          <w:rFonts w:ascii="Cambria Math" w:eastAsia="SimSun" w:hAnsi="Cambria Math"/>
+          <w:i w:val="false"/>
+          <w:iCs w:val="false"/>
+          <w:vertAlign w:val="superscript"/>
+        </w:rPr>
+        <w:t xml:space="preserve">ab</w:t>
+      </w:r>
+      <w:r>
+        <w:rPr>
+          <w:rFonts w:ascii="Times New Roman" w:cs="Times New Roman" w:eastAsia="SimSun" w:hAnsi="Times New Roman"/>
+        </w:rPr>
+        <w:t xml:space="preserve"> 在双度序列固定时仍可自由调节，因而</w:t>
+      </w:r>
+      <w:r>
+        <w:rPr>
+          <w:rFonts w:ascii="Times New Roman" w:cs="Times New Roman" w:eastAsia="SimSun" w:hAnsi="Times New Roman"/>
+          <w:b/>
+          <w:bCs/>
+        </w:rPr>
+        <w:t xml:space="preserve">在树状闭合内 </w:t>
+      </w:r>
+      <w:r>
+        <w:rPr>
+          <w:rFonts w:ascii="Cambria Math" w:eastAsia="SimSun" w:hAnsi="Cambria Math"/>
+          <w:b/>
+          <w:bCs/>
+          <w:i w:val="false"/>
+          <w:iCs w:val="false"/>
+        </w:rPr>
+        <w:t xml:space="preserve">λ</w:t>
+      </w:r>
+      <w:r>
+        <w:rPr>
+          <w:rFonts w:ascii="Cambria Math" w:eastAsia="SimSun" w:hAnsi="Cambria Math"/>
+          <w:b/>
+          <w:bCs/>
+          <w:i w:val="false"/>
+          <w:iCs w:val="false"/>
+          <w:vertAlign w:val="subscript"/>
+        </w:rPr>
+        <w:t xml:space="preserve">c</w:t>
+      </w:r>
+      <w:r>
+        <w:rPr>
+          <w:rFonts w:ascii="Times New Roman" w:cs="Times New Roman" w:eastAsia="SimSun" w:hAnsi="Times New Roman"/>
+          <w:b/>
+          <w:bCs/>
+        </w:rPr>
+        <w:t xml:space="preserve"> 与 </w:t>
+      </w:r>
+      <w:r>
+        <w:rPr>
+          <w:rFonts w:ascii="Cambria Math" w:eastAsia="SimSun" w:hAnsi="Cambria Math"/>
+          <w:b/>
+          <w:bCs/>
+          <w:i w:val="false"/>
+          <w:iCs w:val="false"/>
+        </w:rPr>
+        <w:t xml:space="preserve">α</w:t>
+      </w:r>
+      <w:r>
+        <w:rPr>
+          <w:rFonts w:ascii="Times New Roman" w:cs="Times New Roman" w:eastAsia="SimSun" w:hAnsi="Times New Roman"/>
+          <w:b/>
+          <w:bCs/>
+        </w:rPr>
+        <w:t xml:space="preserve"> 无关</w:t>
+      </w:r>
+      <w:r>
+        <w:rPr>
+          <w:rFonts w:ascii="Times New Roman" w:cs="Times New Roman" w:eastAsia="SimSun" w:hAnsi="Times New Roman"/>
+        </w:rPr>
+        <w:t xml:space="preserve">。这不是疏漏而是可检验的预言：重叠恰好度量超边之间共享节点的程度，也就是 (H1) 所排除的短回路。第 VI 节若测得阈值随 </w:t>
+      </w:r>
+      <w:r>
+        <w:rPr>
+          <w:rFonts w:ascii="Cambria Math" w:eastAsia="SimSun" w:hAnsi="Cambria Math"/>
+          <w:i w:val="false"/>
+          <w:iCs w:val="false"/>
+        </w:rPr>
+        <w:t xml:space="preserve">α</w:t>
+      </w:r>
+      <w:r>
+        <w:rPr>
+          <w:rFonts w:ascii="Times New Roman" w:cs="Times New Roman" w:eastAsia="SimSun" w:hAnsi="Times New Roman"/>
+        </w:rPr>
+        <w:t xml:space="preserve"> 移动，其幅度即为树状闭合失效的定量刻度；若测不到，则 </w:t>
+      </w:r>
+      <w:r>
+        <w:rPr>
+          <w:rFonts w:ascii="Cambria Math" w:eastAsia="SimSun" w:hAnsi="Cambria Math"/>
+          <w:i w:val="false"/>
+          <w:iCs w:val="false"/>
+        </w:rPr>
+        <w:t xml:space="preserve">α</w:t>
+      </w:r>
+      <w:r>
+        <w:rPr>
+          <w:rFonts w:ascii="Times New Roman" w:cs="Times New Roman" w:eastAsia="SimSun" w:hAnsi="Times New Roman"/>
+        </w:rPr>
+        <w:t xml:space="preserve"> 的作用只体现在阈值以外的量上。无论哪一种结果，都是有内容的。</w:t>
+      </w:r>
+    </w:p>
+    <w:p>
+      <w:pPr>
+        <w:pStyle w:val="Heading2"/>
+        <w:spacing w:after="160" w:before="300"/>
+      </w:pPr>
+      <w:r>
+        <w:rPr>
+          <w:rFonts w:ascii="Times New Roman" w:cs="Times New Roman" w:eastAsia="SimSun" w:hAnsi="Times New Roman"/>
+          <w:b/>
+          <w:bCs/>
+          <w:color w:val="1A1A1A"/>
+          <w:sz w:val="26"/>
+          <w:szCs w:val="26"/>
+        </w:rPr>
+        <w:t xml:space="preserve">D. 与均场闭合的比较</w:t>
+      </w:r>
+    </w:p>
+    <w:p>
+      <w:pPr>
+        <w:spacing w:after="120" w:before="120" w:line="320" w:lineRule="auto"/>
+        <w:jc w:val="both"/>
+      </w:pPr>
+      <w:r>
+        <w:rPr>
+          <w:rFonts w:ascii="Times New Roman" w:cs="Times New Roman" w:eastAsia="SimSun" w:hAnsi="Times New Roman"/>
+        </w:rPr>
+        <w:t xml:space="preserve">同一模型的度均场闭合是：设节点 </w:t>
+      </w:r>
+      <w:r>
+        <w:rPr>
+          <w:rFonts w:ascii="Cambria Math" w:eastAsia="SimSun" w:hAnsi="Cambria Math"/>
+          <w:i/>
+          <w:iCs/>
+        </w:rPr>
+        <w:t xml:space="preserve">v</w:t>
+      </w:r>
+      <w:r>
+        <w:rPr>
+          <w:rFonts w:ascii="Times New Roman" w:cs="Times New Roman" w:eastAsia="SimSun" w:hAnsi="Times New Roman"/>
+        </w:rPr>
+        <w:t xml:space="preserve"> 的感染概率为 </w:t>
+      </w:r>
+      <w:r>
+        <w:rPr>
+          <w:rFonts w:ascii="Cambria Math" w:eastAsia="SimSun" w:hAnsi="Cambria Math"/>
+          <w:i/>
+          <w:iCs/>
+        </w:rPr>
+        <w:t xml:space="preserve">i</w:t>
+      </w:r>
+      <w:r>
+        <w:rPr>
+          <w:rFonts w:ascii="Cambria Math" w:eastAsia="SimSun" w:hAnsi="Cambria Math"/>
+          <w:i w:val="false"/>
+          <w:iCs w:val="false"/>
+          <w:vertAlign w:val="subscript"/>
+        </w:rPr>
+        <w:t xml:space="preserve">v</w:t>
+      </w:r>
+      <w:r>
+        <w:rPr>
+          <w:rFonts w:ascii="Times New Roman" w:cs="Times New Roman" w:eastAsia="SimSun" w:hAnsi="Times New Roman"/>
+        </w:rPr>
+        <w:t xml:space="preserve">，把其入超边的激活概率取为系综平均 </w:t>
+      </w:r>
+      <w:r>
+        <w:rPr>
+          <w:rFonts w:ascii="Cambria Math" w:eastAsia="SimSun" w:hAnsi="Cambria Math"/>
+          <w:i w:val="false"/>
+          <w:iCs w:val="false"/>
+        </w:rPr>
+        <w:t xml:space="preserve">Θ=1-(1-φ)</w:t>
+      </w:r>
+      <w:r>
+        <w:rPr>
+          <w:rFonts w:ascii="Cambria Math" w:eastAsia="SimSun" w:hAnsi="Cambria Math"/>
+          <w:i w:val="false"/>
+          <w:iCs w:val="false"/>
+          <w:vertAlign w:val="superscript"/>
+        </w:rPr>
+        <w:t xml:space="preserve">τ</w:t>
+      </w:r>
+      <w:r>
+        <w:rPr>
+          <w:rFonts w:ascii="Times New Roman" w:cs="Times New Roman" w:eastAsia="SimSun" w:hAnsi="Times New Roman"/>
+        </w:rPr>
+        <w:t xml:space="preserve">（</w:t>
+      </w:r>
+      <w:r>
+        <w:rPr>
+          <w:rFonts w:ascii="Cambria Math" w:eastAsia="SimSun" w:hAnsi="Cambria Math"/>
+          <w:i w:val="false"/>
+          <w:iCs w:val="false"/>
+        </w:rPr>
+        <w:t xml:space="preserve">θ=1</w:t>
+      </w:r>
+      <w:r>
+        <w:rPr>
+          <w:rFonts w:ascii="Times New Roman" w:cs="Times New Roman" w:eastAsia="SimSun" w:hAnsi="Times New Roman"/>
+        </w:rPr>
+        <w:t xml:space="preserve">），其中 </w:t>
+      </w:r>
+      <w:r>
+        <w:rPr>
+          <w:rFonts w:ascii="Cambria Math" w:eastAsia="SimSun" w:hAnsi="Cambria Math"/>
+          <w:i w:val="false"/>
+          <w:iCs w:val="false"/>
+        </w:rPr>
+        <w:t xml:space="preserve">φ=Σ</w:t>
+      </w:r>
+      <w:r>
+        <w:rPr>
+          <w:rFonts w:ascii="Cambria Math" w:eastAsia="SimSun" w:hAnsi="Cambria Math"/>
+          <w:i w:val="false"/>
+          <w:iCs w:val="false"/>
+          <w:vertAlign w:val="subscript"/>
+        </w:rPr>
+        <w:t xml:space="preserve">v</w:t>
+      </w:r>
+      <w:r>
+        <w:rPr>
+          <w:rFonts w:ascii="Cambria Math" w:eastAsia="SimSun" w:hAnsi="Cambria Math"/>
+          <w:i w:val="false"/>
+          <w:iCs w:val="false"/>
+        </w:rPr>
+        <w:t xml:space="preserve"> </w:t>
+      </w:r>
+      <w:r>
+        <w:rPr>
+          <w:rFonts w:ascii="Cambria Math" w:eastAsia="SimSun" w:hAnsi="Cambria Math"/>
+          <w:i/>
+          <w:iCs/>
+        </w:rPr>
+        <w:t xml:space="preserve">k</w:t>
+      </w:r>
+      <w:r>
+        <w:rPr>
+          <w:rFonts w:ascii="Cambria Math" w:eastAsia="SimSun" w:hAnsi="Cambria Math"/>
+          <w:i w:val="false"/>
+          <w:iCs w:val="false"/>
+          <w:vertAlign w:val="subscript"/>
+        </w:rPr>
+        <w:t xml:space="preserve">out</w:t>
+      </w:r>
+      <w:r>
+        <w:rPr>
+          <w:rFonts w:ascii="Cambria Math" w:eastAsia="SimSun" w:hAnsi="Cambria Math"/>
+          <w:i w:val="false"/>
+          <w:iCs w:val="false"/>
+        </w:rPr>
+        <w:t xml:space="preserve">(</w:t>
+      </w:r>
+      <w:r>
+        <w:rPr>
+          <w:rFonts w:ascii="Cambria Math" w:eastAsia="SimSun" w:hAnsi="Cambria Math"/>
+          <w:i/>
+          <w:iCs/>
+        </w:rPr>
+        <w:t xml:space="preserve">v</w:t>
+      </w:r>
+      <w:r>
+        <w:rPr>
+          <w:rFonts w:ascii="Cambria Math" w:eastAsia="SimSun" w:hAnsi="Cambria Math"/>
+          <w:i w:val="false"/>
+          <w:iCs w:val="false"/>
+        </w:rPr>
+        <w:t xml:space="preserve">)</w:t>
+      </w:r>
+      <w:r>
+        <w:rPr>
+          <w:rFonts w:ascii="Cambria Math" w:eastAsia="SimSun" w:hAnsi="Cambria Math"/>
+          <w:i/>
+          <w:iCs/>
+        </w:rPr>
+        <w:t xml:space="preserve">i</w:t>
+      </w:r>
+      <w:r>
+        <w:rPr>
+          <w:rFonts w:ascii="Cambria Math" w:eastAsia="SimSun" w:hAnsi="Cambria Math"/>
+          <w:i w:val="false"/>
+          <w:iCs w:val="false"/>
+          <w:vertAlign w:val="subscript"/>
+        </w:rPr>
+        <w:t xml:space="preserve">v</w:t>
+      </w:r>
+      <w:r>
+        <w:rPr>
+          <w:rFonts w:ascii="Cambria Math" w:eastAsia="SimSun" w:hAnsi="Cambria Math"/>
+          <w:i w:val="false"/>
+          <w:iCs w:val="false"/>
+        </w:rPr>
+        <w:t xml:space="preserve">/Σ</w:t>
+      </w:r>
+      <w:r>
+        <w:rPr>
+          <w:rFonts w:ascii="Cambria Math" w:eastAsia="SimSun" w:hAnsi="Cambria Math"/>
+          <w:i w:val="false"/>
+          <w:iCs w:val="false"/>
+          <w:vertAlign w:val="subscript"/>
+        </w:rPr>
+        <w:t xml:space="preserve">v</w:t>
+      </w:r>
+      <w:r>
+        <w:rPr>
+          <w:rFonts w:ascii="Cambria Math" w:eastAsia="SimSun" w:hAnsi="Cambria Math"/>
+          <w:i w:val="false"/>
+          <w:iCs w:val="false"/>
+        </w:rPr>
+        <w:t xml:space="preserve"> </w:t>
+      </w:r>
+      <w:r>
+        <w:rPr>
+          <w:rFonts w:ascii="Cambria Math" w:eastAsia="SimSun" w:hAnsi="Cambria Math"/>
+          <w:i/>
+          <w:iCs/>
+        </w:rPr>
+        <w:t xml:space="preserve">k</w:t>
+      </w:r>
+      <w:r>
+        <w:rPr>
+          <w:rFonts w:ascii="Cambria Math" w:eastAsia="SimSun" w:hAnsi="Cambria Math"/>
+          <w:i w:val="false"/>
+          <w:iCs w:val="false"/>
+          <w:vertAlign w:val="subscript"/>
+        </w:rPr>
+        <w:t xml:space="preserve">out</w:t>
+      </w:r>
+      <w:r>
+        <w:rPr>
+          <w:rFonts w:ascii="Cambria Math" w:eastAsia="SimSun" w:hAnsi="Cambria Math"/>
+          <w:i w:val="false"/>
+          <w:iCs w:val="false"/>
+        </w:rPr>
+        <w:t xml:space="preserve">(</w:t>
+      </w:r>
+      <w:r>
+        <w:rPr>
+          <w:rFonts w:ascii="Cambria Math" w:eastAsia="SimSun" w:hAnsi="Cambria Math"/>
+          <w:i/>
+          <w:iCs/>
+        </w:rPr>
+        <w:t xml:space="preserve">v</w:t>
+      </w:r>
+      <w:r>
+        <w:rPr>
+          <w:rFonts w:ascii="Cambria Math" w:eastAsia="SimSun" w:hAnsi="Cambria Math"/>
+          <w:i w:val="false"/>
+          <w:iCs w:val="false"/>
+        </w:rPr>
+        <w:t xml:space="preserve">)</w:t>
+      </w:r>
+      <w:r>
+        <w:rPr>
+          <w:rFonts w:ascii="Times New Roman" w:cs="Times New Roman" w:eastAsia="SimSun" w:hAnsi="Times New Roman"/>
+        </w:rPr>
+        <w:t xml:space="preserve"> 为尾槽被感染节点占据的比例，则</w:t>
       </w:r>
     </w:p>
     <w:p>
@@ -19680,65 +20424,269 @@
       <w:r>
         <w:rPr>
           <w:rFonts w:ascii="Cambria Math" w:eastAsia="SimSun" w:hAnsi="Cambria Math"/>
-          <w:i w:val="false"/>
-          <w:iCs w:val="false"/>
-          <w:sz w:val="21"/>
-          <w:szCs w:val="21"/>
-        </w:rPr>
-        <w:t xml:space="preserve">(λ</w:t>
-      </w:r>
-      <w:r>
-        <w:rPr>
-          <w:rFonts w:ascii="Cambria Math" w:eastAsia="SimSun" w:hAnsi="Cambria Math"/>
-          <w:i w:val="false"/>
-          <w:iCs w:val="false"/>
-          <w:sz w:val="21"/>
-          <w:szCs w:val="21"/>
-          <w:vertAlign w:val="subscript"/>
-        </w:rPr>
-        <w:t xml:space="preserve">c</w:t>
-      </w:r>
-      <w:r>
-        <w:rPr>
-          <w:rFonts w:ascii="Cambria Math" w:eastAsia="SimSun" w:hAnsi="Cambria Math"/>
-          <w:i w:val="false"/>
-          <w:iCs w:val="false"/>
-          <w:sz w:val="21"/>
-          <w:szCs w:val="21"/>
-        </w:rPr>
-        <w:t xml:space="preserve">)/(λ</w:t>
-      </w:r>
-      <w:r>
-        <w:rPr>
-          <w:rFonts w:ascii="Cambria Math" w:eastAsia="SimSun" w:hAnsi="Cambria Math"/>
-          <w:i w:val="false"/>
-          <w:iCs w:val="false"/>
-          <w:sz w:val="21"/>
-          <w:szCs w:val="21"/>
-          <w:vertAlign w:val="subscript"/>
-        </w:rPr>
-        <w:t xml:space="preserve">c</w:t>
-      </w:r>
-      <w:r>
-        <w:rPr>
-          <w:rFonts w:ascii="Cambria Math" w:eastAsia="SimSun" w:hAnsi="Cambria Math"/>
-          <w:i w:val="false"/>
-          <w:iCs w:val="false"/>
-          <w:sz w:val="21"/>
-          <w:szCs w:val="21"/>
-          <w:vertAlign w:val="superscript"/>
-        </w:rPr>
-        <w:t xml:space="preserve">MF</w:t>
-      </w:r>
-      <w:r>
-        <w:rPr>
-          <w:rFonts w:ascii="Cambria Math" w:eastAsia="SimSun" w:hAnsi="Cambria Math"/>
-          <w:i w:val="false"/>
-          <w:iCs w:val="false"/>
-          <w:sz w:val="21"/>
-          <w:szCs w:val="21"/>
-        </w:rPr>
-        <w:t xml:space="preserve">)=(τκ)/(τκ-1)</w:t>
+          <w:i/>
+          <w:iCs/>
+          <w:sz w:val="21"/>
+          <w:szCs w:val="21"/>
+        </w:rPr>
+        <w:t xml:space="preserve">s</w:t>
+      </w:r>
+      <w:r>
+        <w:rPr>
+          <w:rFonts w:ascii="Cambria Math" w:eastAsia="SimSun" w:hAnsi="Cambria Math"/>
+          <w:i w:val="false"/>
+          <w:iCs w:val="false"/>
+          <w:sz w:val="21"/>
+          <w:szCs w:val="21"/>
+        </w:rPr>
+        <w:t xml:space="preserve">̇</w:t>
+      </w:r>
+      <w:r>
+        <w:rPr>
+          <w:rFonts w:ascii="Cambria Math" w:eastAsia="SimSun" w:hAnsi="Cambria Math"/>
+          <w:i w:val="false"/>
+          <w:iCs w:val="false"/>
+          <w:sz w:val="21"/>
+          <w:szCs w:val="21"/>
+          <w:vertAlign w:val="subscript"/>
+        </w:rPr>
+        <w:t xml:space="preserve">v</w:t>
+      </w:r>
+      <w:r>
+        <w:rPr>
+          <w:rFonts w:ascii="Cambria Math" w:eastAsia="SimSun" w:hAnsi="Cambria Math"/>
+          <w:i w:val="false"/>
+          <w:iCs w:val="false"/>
+          <w:sz w:val="21"/>
+          <w:szCs w:val="21"/>
+        </w:rPr>
+        <w:t xml:space="preserve">=-β </w:t>
+      </w:r>
+      <w:r>
+        <w:rPr>
+          <w:rFonts w:ascii="Cambria Math" w:eastAsia="SimSun" w:hAnsi="Cambria Math"/>
+          <w:i/>
+          <w:iCs/>
+          <w:sz w:val="21"/>
+          <w:szCs w:val="21"/>
+        </w:rPr>
+        <w:t xml:space="preserve">k</w:t>
+      </w:r>
+      <w:r>
+        <w:rPr>
+          <w:rFonts w:ascii="Cambria Math" w:eastAsia="SimSun" w:hAnsi="Cambria Math"/>
+          <w:i w:val="false"/>
+          <w:iCs w:val="false"/>
+          <w:sz w:val="21"/>
+          <w:szCs w:val="21"/>
+          <w:vertAlign w:val="subscript"/>
+        </w:rPr>
+        <w:t xml:space="preserve">in</w:t>
+      </w:r>
+      <w:r>
+        <w:rPr>
+          <w:rFonts w:ascii="Cambria Math" w:eastAsia="SimSun" w:hAnsi="Cambria Math"/>
+          <w:i w:val="false"/>
+          <w:iCs w:val="false"/>
+          <w:sz w:val="21"/>
+          <w:szCs w:val="21"/>
+        </w:rPr>
+        <w:t xml:space="preserve">(</w:t>
+      </w:r>
+      <w:r>
+        <w:rPr>
+          <w:rFonts w:ascii="Cambria Math" w:eastAsia="SimSun" w:hAnsi="Cambria Math"/>
+          <w:i/>
+          <w:iCs/>
+          <w:sz w:val="21"/>
+          <w:szCs w:val="21"/>
+        </w:rPr>
+        <w:t xml:space="preserve">v</w:t>
+      </w:r>
+      <w:r>
+        <w:rPr>
+          <w:rFonts w:ascii="Cambria Math" w:eastAsia="SimSun" w:hAnsi="Cambria Math"/>
+          <w:i w:val="false"/>
+          <w:iCs w:val="false"/>
+          <w:sz w:val="21"/>
+          <w:szCs w:val="21"/>
+        </w:rPr>
+        <w:t xml:space="preserve">) Θ </w:t>
+      </w:r>
+      <w:r>
+        <w:rPr>
+          <w:rFonts w:ascii="Cambria Math" w:eastAsia="SimSun" w:hAnsi="Cambria Math"/>
+          <w:i/>
+          <w:iCs/>
+          <w:sz w:val="21"/>
+          <w:szCs w:val="21"/>
+        </w:rPr>
+        <w:t xml:space="preserve">s</w:t>
+      </w:r>
+      <w:r>
+        <w:rPr>
+          <w:rFonts w:ascii="Cambria Math" w:eastAsia="SimSun" w:hAnsi="Cambria Math"/>
+          <w:i w:val="false"/>
+          <w:iCs w:val="false"/>
+          <w:sz w:val="21"/>
+          <w:szCs w:val="21"/>
+          <w:vertAlign w:val="subscript"/>
+        </w:rPr>
+        <w:t xml:space="preserve">v</w:t>
+      </w:r>
+      <w:r>
+        <w:rPr>
+          <w:rFonts w:ascii="Cambria Math" w:eastAsia="SimSun" w:hAnsi="Cambria Math"/>
+          <w:i w:val="false"/>
+          <w:iCs w:val="false"/>
+          <w:sz w:val="21"/>
+          <w:szCs w:val="21"/>
+        </w:rPr>
+        <w:t xml:space="preserve">,  </w:t>
+      </w:r>
+      <w:r>
+        <w:rPr>
+          <w:rFonts w:ascii="Cambria Math" w:eastAsia="SimSun" w:hAnsi="Cambria Math"/>
+          <w:i/>
+          <w:iCs/>
+          <w:sz w:val="21"/>
+          <w:szCs w:val="21"/>
+        </w:rPr>
+        <w:t xml:space="preserve">i</w:t>
+      </w:r>
+      <w:r>
+        <w:rPr>
+          <w:rFonts w:ascii="Cambria Math" w:eastAsia="SimSun" w:hAnsi="Cambria Math"/>
+          <w:i w:val="false"/>
+          <w:iCs w:val="false"/>
+          <w:sz w:val="21"/>
+          <w:szCs w:val="21"/>
+        </w:rPr>
+        <w:t xml:space="preserve">̇</w:t>
+      </w:r>
+      <w:r>
+        <w:rPr>
+          <w:rFonts w:ascii="Cambria Math" w:eastAsia="SimSun" w:hAnsi="Cambria Math"/>
+          <w:i w:val="false"/>
+          <w:iCs w:val="false"/>
+          <w:sz w:val="21"/>
+          <w:szCs w:val="21"/>
+          <w:vertAlign w:val="subscript"/>
+        </w:rPr>
+        <w:t xml:space="preserve">v</w:t>
+      </w:r>
+      <w:r>
+        <w:rPr>
+          <w:rFonts w:ascii="Cambria Math" w:eastAsia="SimSun" w:hAnsi="Cambria Math"/>
+          <w:i w:val="false"/>
+          <w:iCs w:val="false"/>
+          <w:sz w:val="21"/>
+          <w:szCs w:val="21"/>
+        </w:rPr>
+        <w:t xml:space="preserve">=β </w:t>
+      </w:r>
+      <w:r>
+        <w:rPr>
+          <w:rFonts w:ascii="Cambria Math" w:eastAsia="SimSun" w:hAnsi="Cambria Math"/>
+          <w:i/>
+          <w:iCs/>
+          <w:sz w:val="21"/>
+          <w:szCs w:val="21"/>
+        </w:rPr>
+        <w:t xml:space="preserve">k</w:t>
+      </w:r>
+      <w:r>
+        <w:rPr>
+          <w:rFonts w:ascii="Cambria Math" w:eastAsia="SimSun" w:hAnsi="Cambria Math"/>
+          <w:i w:val="false"/>
+          <w:iCs w:val="false"/>
+          <w:sz w:val="21"/>
+          <w:szCs w:val="21"/>
+          <w:vertAlign w:val="subscript"/>
+        </w:rPr>
+        <w:t xml:space="preserve">in</w:t>
+      </w:r>
+      <w:r>
+        <w:rPr>
+          <w:rFonts w:ascii="Cambria Math" w:eastAsia="SimSun" w:hAnsi="Cambria Math"/>
+          <w:i w:val="false"/>
+          <w:iCs w:val="false"/>
+          <w:sz w:val="21"/>
+          <w:szCs w:val="21"/>
+        </w:rPr>
+        <w:t xml:space="preserve">(</w:t>
+      </w:r>
+      <w:r>
+        <w:rPr>
+          <w:rFonts w:ascii="Cambria Math" w:eastAsia="SimSun" w:hAnsi="Cambria Math"/>
+          <w:i/>
+          <w:iCs/>
+          <w:sz w:val="21"/>
+          <w:szCs w:val="21"/>
+        </w:rPr>
+        <w:t xml:space="preserve">v</w:t>
+      </w:r>
+      <w:r>
+        <w:rPr>
+          <w:rFonts w:ascii="Cambria Math" w:eastAsia="SimSun" w:hAnsi="Cambria Math"/>
+          <w:i w:val="false"/>
+          <w:iCs w:val="false"/>
+          <w:sz w:val="21"/>
+          <w:szCs w:val="21"/>
+        </w:rPr>
+        <w:t xml:space="preserve">) Θ </w:t>
+      </w:r>
+      <w:r>
+        <w:rPr>
+          <w:rFonts w:ascii="Cambria Math" w:eastAsia="SimSun" w:hAnsi="Cambria Math"/>
+          <w:i/>
+          <w:iCs/>
+          <w:sz w:val="21"/>
+          <w:szCs w:val="21"/>
+        </w:rPr>
+        <w:t xml:space="preserve">s</w:t>
+      </w:r>
+      <w:r>
+        <w:rPr>
+          <w:rFonts w:ascii="Cambria Math" w:eastAsia="SimSun" w:hAnsi="Cambria Math"/>
+          <w:i w:val="false"/>
+          <w:iCs w:val="false"/>
+          <w:sz w:val="21"/>
+          <w:szCs w:val="21"/>
+          <w:vertAlign w:val="subscript"/>
+        </w:rPr>
+        <w:t xml:space="preserve">v</w:t>
+      </w:r>
+      <w:r>
+        <w:rPr>
+          <w:rFonts w:ascii="Cambria Math" w:eastAsia="SimSun" w:hAnsi="Cambria Math"/>
+          <w:i w:val="false"/>
+          <w:iCs w:val="false"/>
+          <w:sz w:val="21"/>
+          <w:szCs w:val="21"/>
+        </w:rPr>
+        <w:t xml:space="preserve">-μ </w:t>
+      </w:r>
+      <w:r>
+        <w:rPr>
+          <w:rFonts w:ascii="Cambria Math" w:eastAsia="SimSun" w:hAnsi="Cambria Math"/>
+          <w:i/>
+          <w:iCs/>
+          <w:sz w:val="21"/>
+          <w:szCs w:val="21"/>
+        </w:rPr>
+        <w:t xml:space="preserve">i</w:t>
+      </w:r>
+      <w:r>
+        <w:rPr>
+          <w:rFonts w:ascii="Cambria Math" w:eastAsia="SimSun" w:hAnsi="Cambria Math"/>
+          <w:i w:val="false"/>
+          <w:iCs w:val="false"/>
+          <w:sz w:val="21"/>
+          <w:szCs w:val="21"/>
+          <w:vertAlign w:val="subscript"/>
+        </w:rPr>
+        <w:t xml:space="preserve">v</w:t>
       </w:r>
       <w:r>
         <w:rPr>
@@ -19758,44 +20706,87 @@
         <w:rPr>
           <w:rFonts w:ascii="Times New Roman" w:cs="Times New Roman" w:eastAsia="SimSun" w:hAnsi="Times New Roman"/>
         </w:rPr>
-        <w:t xml:space="preserve">在 </w:t>
-      </w:r>
-      <w:r>
-        <w:rPr>
-          <w:rFonts w:ascii="Cambria Math" w:eastAsia="SimSun" w:hAnsi="Cambria Math"/>
-          <w:i w:val="false"/>
-          <w:iCs w:val="false"/>
-        </w:rPr>
-        <w:t xml:space="preserve">τκ→1</w:t>
-      </w:r>
-      <w:r>
-        <w:rPr>
-          <w:rFonts w:ascii="Cambria Math" w:eastAsia="SimSun" w:hAnsi="Cambria Math"/>
-          <w:i w:val="false"/>
-          <w:iCs w:val="false"/>
+        <w:t xml:space="preserve">线性化给出 </w:t>
+      </w:r>
+      <w:r>
+        <w:rPr>
+          <w:rFonts w:ascii="Cambria Math" w:eastAsia="SimSun" w:hAnsi="Cambria Math"/>
+          <w:i w:val="false"/>
+          <w:iCs w:val="false"/>
+        </w:rPr>
+        <w:t xml:space="preserve">φ̇=(βτκ-μ)φ</w:t>
+      </w:r>
+      <w:r>
+        <w:rPr>
+          <w:rFonts w:ascii="Times New Roman" w:cs="Times New Roman" w:eastAsia="SimSun" w:hAnsi="Times New Roman"/>
+        </w:rPr>
+        <w:t xml:space="preserve">，即</w:t>
+      </w:r>
+    </w:p>
+    <w:p>
+      <w:pPr>
+        <w:tabs>
+          <w:tab w:val="center" w:pos="4680"/>
+          <w:tab w:val="right" w:pos="9360"/>
+        </w:tabs>
+        <w:spacing w:after="180" w:before="180" w:line="300"/>
+        <w:jc w:val="left"/>
+      </w:pPr>
+      <w:r>
+        <w:rPr>
+          <w:rFonts w:ascii="Cambria Math" w:eastAsia="SimSun" w:hAnsi="Cambria Math"/>
+        </w:rPr>
+        <w:t xml:space="preserve">	</w:t>
+      </w:r>
+      <w:r>
+        <w:rPr>
+          <w:rFonts w:ascii="Cambria Math" w:eastAsia="SimSun" w:hAnsi="Cambria Math"/>
+          <w:i w:val="false"/>
+          <w:iCs w:val="false"/>
+          <w:sz w:val="21"/>
+          <w:szCs w:val="21"/>
+        </w:rPr>
+        <w:t xml:space="preserve">λ</w:t>
+      </w:r>
+      <w:r>
+        <w:rPr>
+          <w:rFonts w:ascii="Cambria Math" w:eastAsia="SimSun" w:hAnsi="Cambria Math"/>
+          <w:i w:val="false"/>
+          <w:iCs w:val="false"/>
+          <w:sz w:val="21"/>
+          <w:szCs w:val="21"/>
+          <w:vertAlign w:val="subscript"/>
+        </w:rPr>
+        <w:t xml:space="preserve">c</w:t>
+      </w:r>
+      <w:r>
+        <w:rPr>
+          <w:rFonts w:ascii="Cambria Math" w:eastAsia="SimSun" w:hAnsi="Cambria Math"/>
+          <w:i w:val="false"/>
+          <w:iCs w:val="false"/>
+          <w:sz w:val="21"/>
+          <w:szCs w:val="21"/>
           <w:vertAlign w:val="superscript"/>
         </w:rPr>
-        <w:t xml:space="preserve">+</w:t>
-      </w:r>
-      <w:r>
-        <w:rPr>
-          <w:rFonts w:ascii="Times New Roman" w:cs="Times New Roman" w:eastAsia="SimSun" w:hAnsi="Times New Roman"/>
-        </w:rPr>
-        <w:t xml:space="preserve"> 时发散：</w:t>
-      </w:r>
-      <w:r>
-        <w:rPr>
-          <w:rFonts w:ascii="Times New Roman" w:cs="Times New Roman" w:eastAsia="SimSun" w:hAnsi="Times New Roman"/>
-          <w:b/>
-          <w:bCs/>
-        </w:rPr>
-        <w:t xml:space="preserve">均场的误差在阈值邻域最大</w:t>
-      </w:r>
-      <w:r>
-        <w:rPr>
-          <w:rFonts w:ascii="Times New Roman" w:cs="Times New Roman" w:eastAsia="SimSun" w:hAnsi="Times New Roman"/>
-        </w:rPr>
-        <w:t xml:space="preserve">，而这正是最需要理论的区域。这与成对网络上 EBCM 相对均场的增益同源 [6, 7]，本文把它推广到有向超图并给出闭式。</w:t>
+        <w:t xml:space="preserve">MF</w:t>
+      </w:r>
+      <w:r>
+        <w:rPr>
+          <w:rFonts w:ascii="Cambria Math" w:eastAsia="SimSun" w:hAnsi="Cambria Math"/>
+          <w:i w:val="false"/>
+          <w:iCs w:val="false"/>
+          <w:sz w:val="21"/>
+          <w:szCs w:val="21"/>
+        </w:rPr>
+        <w:t xml:space="preserve">=(1)/(τκ)</w:t>
+      </w:r>
+      <w:r>
+        <w:rPr>
+          <w:rFonts w:ascii="Cambria Math" w:eastAsia="SimSun" w:hAnsi="Cambria Math"/>
+          <w:sz w:val="21"/>
+          <w:szCs w:val="21"/>
+        </w:rPr>
+        <w:t xml:space="preserve">	(42)</w:t>
       </w:r>
     </w:p>
     <w:p>
@@ -19807,7 +20798,197 @@
         <w:rPr>
           <w:rFonts w:ascii="Times New Roman" w:cs="Times New Roman" w:eastAsia="SimSun" w:hAnsi="Times New Roman"/>
         </w:rPr>
-        <w:t xml:space="preserve">需要说明，(39) 是我们为本模型构造的均场对照，而非 [41] 中模型的复述——后者是社会传播而非 SIR，其方向性由单一标量强度参数调节。此处比较的是</w:t>
+        <w:t xml:space="preserve">与 (37) 相比，均场丢掉的恰是分母中的 </w:t>
+      </w:r>
+      <w:r>
+        <w:rPr>
+          <w:rFonts w:ascii="Cambria Math" w:eastAsia="SimSun" w:hAnsi="Cambria Math"/>
+          <w:i w:val="false"/>
+          <w:iCs w:val="false"/>
+        </w:rPr>
+        <w:t xml:space="preserve">-1</w:t>
+      </w:r>
+      <w:r>
+        <w:rPr>
+          <w:rFonts w:ascii="Times New Roman" w:cs="Times New Roman" w:eastAsia="SimSun" w:hAnsi="Times New Roman"/>
+        </w:rPr>
+        <w:t xml:space="preserve">，其来源可以精确指出：均场把一个尾成员在整个感染期内向同一头成员的传递概率记作 </w:t>
+      </w:r>
+      <w:r>
+        <w:rPr>
+          <w:rFonts w:ascii="Cambria Math" w:eastAsia="SimSun" w:hAnsi="Cambria Math"/>
+          <w:i w:val="false"/>
+          <w:iCs w:val="false"/>
+        </w:rPr>
+        <w:t xml:space="preserve">β/μ=λ</w:t>
+      </w:r>
+      <w:r>
+        <w:rPr>
+          <w:rFonts w:ascii="Times New Roman" w:cs="Times New Roman" w:eastAsia="SimSun" w:hAnsi="Times New Roman"/>
+        </w:rPr>
+        <w:t xml:space="preserve">，而实际为 </w:t>
+      </w:r>
+      <w:r>
+        <w:rPr>
+          <w:rFonts w:ascii="Cambria Math" w:eastAsia="SimSun" w:hAnsi="Cambria Math"/>
+          <w:i w:val="false"/>
+          <w:iCs w:val="false"/>
+        </w:rPr>
+        <w:t xml:space="preserve">β/(β+μ)=λ/(1+λ)</w:t>
+      </w:r>
+      <w:r>
+        <w:rPr>
+          <w:rFonts w:ascii="Times New Roman" w:cs="Times New Roman" w:eastAsia="SimSun" w:hAnsi="Times New Roman"/>
+        </w:rPr>
+        <w:t xml:space="preserve">——超边一旦向某头成员传递即对它用尽，均场没有这一条件。相对误差</w:t>
+      </w:r>
+    </w:p>
+    <w:p>
+      <w:pPr>
+        <w:tabs>
+          <w:tab w:val="center" w:pos="4680"/>
+          <w:tab w:val="right" w:pos="9360"/>
+        </w:tabs>
+        <w:spacing w:after="180" w:before="180" w:line="300"/>
+        <w:jc w:val="left"/>
+      </w:pPr>
+      <w:r>
+        <w:rPr>
+          <w:rFonts w:ascii="Cambria Math" w:eastAsia="SimSun" w:hAnsi="Cambria Math"/>
+        </w:rPr>
+        <w:t xml:space="preserve">	</w:t>
+      </w:r>
+      <w:r>
+        <w:rPr>
+          <w:rFonts w:ascii="Cambria Math" w:eastAsia="SimSun" w:hAnsi="Cambria Math"/>
+          <w:i w:val="false"/>
+          <w:iCs w:val="false"/>
+          <w:sz w:val="21"/>
+          <w:szCs w:val="21"/>
+        </w:rPr>
+        <w:t xml:space="preserve">(λ</w:t>
+      </w:r>
+      <w:r>
+        <w:rPr>
+          <w:rFonts w:ascii="Cambria Math" w:eastAsia="SimSun" w:hAnsi="Cambria Math"/>
+          <w:i w:val="false"/>
+          <w:iCs w:val="false"/>
+          <w:sz w:val="21"/>
+          <w:szCs w:val="21"/>
+          <w:vertAlign w:val="subscript"/>
+        </w:rPr>
+        <w:t xml:space="preserve">c</w:t>
+      </w:r>
+      <w:r>
+        <w:rPr>
+          <w:rFonts w:ascii="Cambria Math" w:eastAsia="SimSun" w:hAnsi="Cambria Math"/>
+          <w:i w:val="false"/>
+          <w:iCs w:val="false"/>
+          <w:sz w:val="21"/>
+          <w:szCs w:val="21"/>
+        </w:rPr>
+        <w:t xml:space="preserve">)/(λ</w:t>
+      </w:r>
+      <w:r>
+        <w:rPr>
+          <w:rFonts w:ascii="Cambria Math" w:eastAsia="SimSun" w:hAnsi="Cambria Math"/>
+          <w:i w:val="false"/>
+          <w:iCs w:val="false"/>
+          <w:sz w:val="21"/>
+          <w:szCs w:val="21"/>
+          <w:vertAlign w:val="subscript"/>
+        </w:rPr>
+        <w:t xml:space="preserve">c</w:t>
+      </w:r>
+      <w:r>
+        <w:rPr>
+          <w:rFonts w:ascii="Cambria Math" w:eastAsia="SimSun" w:hAnsi="Cambria Math"/>
+          <w:i w:val="false"/>
+          <w:iCs w:val="false"/>
+          <w:sz w:val="21"/>
+          <w:szCs w:val="21"/>
+          <w:vertAlign w:val="superscript"/>
+        </w:rPr>
+        <w:t xml:space="preserve">MF</w:t>
+      </w:r>
+      <w:r>
+        <w:rPr>
+          <w:rFonts w:ascii="Cambria Math" w:eastAsia="SimSun" w:hAnsi="Cambria Math"/>
+          <w:i w:val="false"/>
+          <w:iCs w:val="false"/>
+          <w:sz w:val="21"/>
+          <w:szCs w:val="21"/>
+        </w:rPr>
+        <w:t xml:space="preserve">)=(τκ)/(τκ-1)</w:t>
+      </w:r>
+      <w:r>
+        <w:rPr>
+          <w:rFonts w:ascii="Cambria Math" w:eastAsia="SimSun" w:hAnsi="Cambria Math"/>
+          <w:sz w:val="21"/>
+          <w:szCs w:val="21"/>
+        </w:rPr>
+        <w:t xml:space="preserve">	(43)</w:t>
+      </w:r>
+    </w:p>
+    <w:p>
+      <w:pPr>
+        <w:spacing w:after="120" w:before="120" w:line="320" w:lineRule="auto"/>
+        <w:jc w:val="both"/>
+      </w:pPr>
+      <w:r>
+        <w:rPr>
+          <w:rFonts w:ascii="Times New Roman" w:cs="Times New Roman" w:eastAsia="SimSun" w:hAnsi="Times New Roman"/>
+        </w:rPr>
+        <w:t xml:space="preserve">在 </w:t>
+      </w:r>
+      <w:r>
+        <w:rPr>
+          <w:rFonts w:ascii="Cambria Math" w:eastAsia="SimSun" w:hAnsi="Cambria Math"/>
+          <w:i w:val="false"/>
+          <w:iCs w:val="false"/>
+        </w:rPr>
+        <w:t xml:space="preserve">τκ→1</w:t>
+      </w:r>
+      <w:r>
+        <w:rPr>
+          <w:rFonts w:ascii="Cambria Math" w:eastAsia="SimSun" w:hAnsi="Cambria Math"/>
+          <w:i w:val="false"/>
+          <w:iCs w:val="false"/>
+          <w:vertAlign w:val="superscript"/>
+        </w:rPr>
+        <w:t xml:space="preserve">+</w:t>
+      </w:r>
+      <w:r>
+        <w:rPr>
+          <w:rFonts w:ascii="Times New Roman" w:cs="Times New Roman" w:eastAsia="SimSun" w:hAnsi="Times New Roman"/>
+        </w:rPr>
+        <w:t xml:space="preserve"> 时发散：</w:t>
+      </w:r>
+      <w:r>
+        <w:rPr>
+          <w:rFonts w:ascii="Times New Roman" w:cs="Times New Roman" w:eastAsia="SimSun" w:hAnsi="Times New Roman"/>
+          <w:b/>
+          <w:bCs/>
+        </w:rPr>
+        <w:t xml:space="preserve">均场的误差在阈值邻域最大</w:t>
+      </w:r>
+      <w:r>
+        <w:rPr>
+          <w:rFonts w:ascii="Times New Roman" w:cs="Times New Roman" w:eastAsia="SimSun" w:hAnsi="Times New Roman"/>
+        </w:rPr>
+        <w:t xml:space="preserve">，而这正是最需要理论的区域。这与成对网络上 EBCM 相对均场的增益同源 [6, 7]，本文把它推广到有向超图并给出闭式。</w:t>
+      </w:r>
+    </w:p>
+    <w:p>
+      <w:pPr>
+        <w:spacing w:after="120" w:before="120" w:line="320" w:lineRule="auto"/>
+        <w:jc w:val="both"/>
+      </w:pPr>
+      <w:r>
+        <w:rPr>
+          <w:rFonts w:ascii="Times New Roman" w:cs="Times New Roman" w:eastAsia="SimSun" w:hAnsi="Times New Roman"/>
+        </w:rPr>
+        <w:t xml:space="preserve">需要说明，(41) 是我们为本模型构造的均场对照，而非 [41] 中模型的复述——后者是社会传播而非 SIR，其方向性由单一标量强度参数调节。此处比较的是</w:t>
       </w:r>
       <w:r>
         <w:rPr>
@@ -19908,7 +21089,7 @@
         <w:rPr>
           <w:rFonts w:ascii="Times New Roman" w:cs="Times New Roman" w:eastAsia="SimSun" w:hAnsi="Times New Roman"/>
         </w:rPr>
-        <w:t xml:space="preserve"> 恒等式 (32) 的残差随 Euler 步长线性收敛：</w:t>
+        <w:t xml:space="preserve"> 恒等式 (34) 的残差随 Euler 步长线性收敛：</w:t>
       </w:r>
       <w:r>
         <w:rPr>
@@ -20010,7 +21191,7 @@
         <w:rPr>
           <w:rFonts w:ascii="Times New Roman" w:cs="Times New Roman" w:eastAsia="SimSun" w:hAnsi="Times New Roman"/>
         </w:rPr>
-        <w:t xml:space="preserve">。残差因而是积分误差而非闭合的破缺。两种分支计数 (36) 在 </w:t>
+        <w:t xml:space="preserve">。残差因而是积分误差而非闭合的破缺。两种分支计数 (38) 在 </w:t>
       </w:r>
       <w:r>
         <w:rPr>
@@ -20047,7 +21228,7 @@
         <w:rPr>
           <w:rFonts w:ascii="Times New Roman" w:cs="Times New Roman" w:eastAsia="SimSun" w:hAnsi="Times New Roman"/>
         </w:rPr>
-        <w:t xml:space="preserve">；(38) 与 (35) 在全部 </w:t>
+        <w:t xml:space="preserve">；(40) 与 (37) 在全部 </w:t>
       </w:r>
       <w:r>
         <w:rPr>
@@ -20147,7 +21328,7 @@
         <w:rPr>
           <w:rFonts w:ascii="Times New Roman" w:cs="Times New Roman" w:eastAsia="SimSun" w:hAnsi="Times New Roman"/>
         </w:rPr>
-        <w:t xml:space="preserve">阈值公式 (35) 与方程组自身的失稳点独立比对：对 (29) 由 </w:t>
+        <w:t xml:space="preserve">阈值公式 (37) 与方程组自身的失稳点独立比对：对 (29) 由 </w:t>
       </w:r>
       <w:r>
         <w:rPr>
@@ -20824,7 +22005,7 @@
           <w:sz w:val="19"/>
           <w:szCs w:val="19"/>
         </w:rPr>
-        <w:t xml:space="preserve"> 置信区间，最宽处约与线宽相当；蓝虚线为并发型 EBCM (29)，橙点线为均场闭合 (39)。(a) 易感比例；(b) 感染比例。</w:t>
+        <w:t xml:space="preserve"> 置信区间，最宽处约与线宽相当；蓝虚线为并发型 EBCM (29)，橙点线为均场闭合 (41)。(a) 易感比例；(b) 感染比例。</w:t>
       </w:r>
     </w:p>
     <w:p>
@@ -20980,17 +22161,17 @@
           <w:sz w:val="19"/>
           <w:szCs w:val="19"/>
         </w:rPr>
-        <w:t xml:space="preserve"> 的平均绝对偏差随系统规模的变化；除 </w:t>
-      </w:r>
-      <w:r>
-        <w:rPr>
-          <w:rFonts w:ascii="Cambria Math" w:eastAsia="SimSun" w:hAnsi="Cambria Math"/>
-          <w:i/>
-          <w:iCs/>
+        <w:t xml:space="preserve"> 的平均绝对偏差随系统规模的变化；初始感染比例 </w:t>
+      </w:r>
+      <w:r>
+        <w:rPr>
+          <w:rFonts w:ascii="Cambria Math" w:eastAsia="SimSun" w:hAnsi="Cambria Math"/>
+          <w:i w:val="false"/>
+          <w:iCs w:val="false"/>
           <w:sz w:val="19"/>
           <w:szCs w:val="19"/>
         </w:rPr>
-        <w:t xml:space="preserve">N</w:t>
+        <w:t xml:space="preserve">ε=0.01</w:t>
       </w:r>
       <w:r>
         <w:rPr>
@@ -20998,36 +22179,35 @@
           <w:sz w:val="19"/>
           <w:szCs w:val="19"/>
         </w:rPr>
-        <w:t xml:space="preserve"> 外生成参数、仿真次数与 </w:t>
-      </w:r>
-      <w:r>
-        <w:rPr>
-          <w:rFonts w:ascii="Cambria Math" w:eastAsia="SimSun" w:hAnsi="Cambria Math"/>
-          <w:i w:val="false"/>
-          <w:iCs w:val="false"/>
+        <w:t xml:space="preserve">，除 </w:t>
+      </w:r>
+      <w:r>
+        <w:rPr>
+          <w:rFonts w:ascii="Cambria Math" w:eastAsia="SimSun" w:hAnsi="Cambria Math"/>
+          <w:i/>
+          <w:iCs/>
           <w:sz w:val="19"/>
           <w:szCs w:val="19"/>
         </w:rPr>
-        <w:t xml:space="preserve">λ/λ</w:t>
-      </w:r>
-      <w:r>
-        <w:rPr>
-          <w:rFonts w:ascii="Cambria Math" w:eastAsia="SimSun" w:hAnsi="Cambria Math"/>
-          <w:i w:val="false"/>
-          <w:iCs w:val="false"/>
+        <w:t xml:space="preserve">N</w:t>
+      </w:r>
+      <w:r>
+        <w:rPr>
+          <w:rFonts w:ascii="Times New Roman" w:cs="Times New Roman" w:eastAsia="SimSun" w:hAnsi="Times New Roman"/>
           <w:sz w:val="19"/>
           <w:szCs w:val="19"/>
-          <w:vertAlign w:val="subscript"/>
-        </w:rPr>
-        <w:t xml:space="preserve">c</w:t>
-      </w:r>
-      <w:r>
-        <w:rPr>
-          <w:rFonts w:ascii="Times New Roman" w:cs="Times New Roman" w:eastAsia="SimSun" w:hAnsi="Times New Roman"/>
+        </w:rPr>
+        <w:t xml:space="preserve"> 外生成参数、仿真次数与 </w:t>
+      </w:r>
+      <w:r>
+        <w:rPr>
+          <w:rFonts w:ascii="Cambria Math" w:eastAsia="SimSun" w:hAnsi="Cambria Math"/>
+          <w:i w:val="false"/>
+          <w:iCs w:val="false"/>
           <w:sz w:val="19"/>
           <w:szCs w:val="19"/>
         </w:rPr>
-        <w:t xml:space="preserve"> 全部固定，每点为 </w:t>
+        <w:t xml:space="preserve">λ/λ</w:t>
       </w:r>
       <w:r>
         <w:rPr>
@@ -21036,8 +22216,9 @@
           <w:iCs w:val="false"/>
           <w:sz w:val="19"/>
           <w:szCs w:val="19"/>
-        </w:rPr>
-        <w:t xml:space="preserve">4</w:t>
+          <w:vertAlign w:val="subscript"/>
+        </w:rPr>
+        <w:t xml:space="preserve">c</w:t>
       </w:r>
       <w:r>
         <w:rPr>
@@ -21045,7 +22226,7 @@
           <w:sz w:val="19"/>
           <w:szCs w:val="19"/>
         </w:rPr>
-        <w:t xml:space="preserve"> 个独立结构的均值，误差棒为结构间标准误，灰点划线为加权幂律拟合，指数 </w:t>
+        <w:t xml:space="preserve"> 全部固定，每点为 </w:t>
       </w:r>
       <w:r>
         <w:rPr>
@@ -21055,7 +22236,7 @@
           <w:sz w:val="19"/>
           <w:szCs w:val="19"/>
         </w:rPr>
-        <w:t xml:space="preserve">-1.2</w:t>
+        <w:t xml:space="preserve">4</w:t>
       </w:r>
       <w:r>
         <w:rPr>
@@ -21063,7 +22244,7 @@
           <w:sz w:val="19"/>
           <w:szCs w:val="19"/>
         </w:rPr>
-        <w:t xml:space="preserve">（子集拟合散布约 </w:t>
+        <w:t xml:space="preserve"> 个独立结构的均值，误差棒为结构间标准误，灰点划线为加权幂律拟合，指数 </w:t>
       </w:r>
       <w:r>
         <w:rPr>
@@ -21073,7 +22254,7 @@
           <w:sz w:val="19"/>
           <w:szCs w:val="19"/>
         </w:rPr>
-        <w:t xml:space="preserve">±0.2</w:t>
+        <w:t xml:space="preserve">-1.2</w:t>
       </w:r>
       <w:r>
         <w:rPr>
@@ -21081,7 +22262,7 @@
           <w:sz w:val="19"/>
           <w:szCs w:val="19"/>
         </w:rPr>
-        <w:t xml:space="preserve">，与 </w:t>
+        <w:t xml:space="preserve">（子集拟合散布约 </w:t>
       </w:r>
       <w:r>
         <w:rPr>
@@ -21091,7 +22272,7 @@
           <w:sz w:val="19"/>
           <w:szCs w:val="19"/>
         </w:rPr>
-        <w:t xml:space="preserve">-1</w:t>
+        <w:t xml:space="preserve">±0.2</w:t>
       </w:r>
       <w:r>
         <w:rPr>
@@ -21099,7 +22280,7 @@
           <w:sz w:val="19"/>
           <w:szCs w:val="19"/>
         </w:rPr>
-        <w:t xml:space="preserve"> 相容）。(b) 终态规模随 </w:t>
+        <w:t xml:space="preserve">，与 </w:t>
       </w:r>
       <w:r>
         <w:rPr>
@@ -21109,54 +22290,54 @@
           <w:sz w:val="19"/>
           <w:szCs w:val="19"/>
         </w:rPr>
-        <w:t xml:space="preserve">λ/λ</w:t>
-      </w:r>
-      <w:r>
-        <w:rPr>
-          <w:rFonts w:ascii="Cambria Math" w:eastAsia="SimSun" w:hAnsi="Cambria Math"/>
-          <w:i w:val="false"/>
-          <w:iCs w:val="false"/>
+        <w:t xml:space="preserve">-1</w:t>
+      </w:r>
+      <w:r>
+        <w:rPr>
+          <w:rFonts w:ascii="Times New Roman" w:cs="Times New Roman" w:eastAsia="SimSun" w:hAnsi="Times New Roman"/>
           <w:sz w:val="19"/>
           <w:szCs w:val="19"/>
-          <w:vertAlign w:val="subscript"/>
-        </w:rPr>
-        <w:t xml:space="preserve">c</w:t>
-      </w:r>
-      <w:r>
-        <w:rPr>
-          <w:rFonts w:ascii="Times New Roman" w:cs="Times New Roman" w:eastAsia="SimSun" w:hAnsi="Times New Roman"/>
+        </w:rPr>
+        <w:t xml:space="preserve"> 相容）。(b) 终态规模随 </w:t>
+      </w:r>
+      <w:r>
+        <w:rPr>
+          <w:rFonts w:ascii="Cambria Math" w:eastAsia="SimSun" w:hAnsi="Cambria Math"/>
+          <w:i w:val="false"/>
+          <w:iCs w:val="false"/>
           <w:sz w:val="19"/>
           <w:szCs w:val="19"/>
         </w:rPr>
-        <w:t xml:space="preserve"> 的变化，</w:t>
-      </w:r>
-      <w:r>
-        <w:rPr>
-          <w:rFonts w:ascii="Cambria Math" w:eastAsia="SimSun" w:hAnsi="Cambria Math"/>
-          <w:i/>
-          <w:iCs/>
+        <w:t xml:space="preserve">λ/λ</w:t>
+      </w:r>
+      <w:r>
+        <w:rPr>
+          <w:rFonts w:ascii="Cambria Math" w:eastAsia="SimSun" w:hAnsi="Cambria Math"/>
+          <w:i w:val="false"/>
+          <w:iCs w:val="false"/>
           <w:sz w:val="19"/>
           <w:szCs w:val="19"/>
-        </w:rPr>
-        <w:t xml:space="preserve">N</w:t>
-      </w:r>
-      <w:r>
-        <w:rPr>
-          <w:rFonts w:ascii="Cambria Math" w:eastAsia="SimSun" w:hAnsi="Cambria Math"/>
-          <w:i w:val="false"/>
-          <w:iCs w:val="false"/>
+          <w:vertAlign w:val="subscript"/>
+        </w:rPr>
+        <w:t xml:space="preserve">c</w:t>
+      </w:r>
+      <w:r>
+        <w:rPr>
+          <w:rFonts w:ascii="Times New Roman" w:cs="Times New Roman" w:eastAsia="SimSun" w:hAnsi="Times New Roman"/>
           <w:sz w:val="19"/>
           <w:szCs w:val="19"/>
         </w:rPr>
-        <w:t xml:space="preserve">=6000</w:t>
-      </w:r>
-      <w:r>
-        <w:rPr>
-          <w:rFonts w:ascii="Times New Roman" w:cs="Times New Roman" w:eastAsia="SimSun" w:hAnsi="Times New Roman"/>
+        <w:t xml:space="preserve"> 的变化，</w:t>
+      </w:r>
+      <w:r>
+        <w:rPr>
+          <w:rFonts w:ascii="Cambria Math" w:eastAsia="SimSun" w:hAnsi="Cambria Math"/>
+          <w:i/>
+          <w:iCs/>
           <w:sz w:val="19"/>
           <w:szCs w:val="19"/>
         </w:rPr>
-        <w:t xml:space="preserve">，每点 </w:t>
+        <w:t xml:space="preserve">N</w:t>
       </w:r>
       <w:r>
         <w:rPr>
@@ -21166,7 +22347,7 @@
           <w:sz w:val="19"/>
           <w:szCs w:val="19"/>
         </w:rPr>
-        <w:t xml:space="preserve">400</w:t>
+        <w:t xml:space="preserve">=6000</w:t>
       </w:r>
       <w:r>
         <w:rPr>
@@ -21174,7 +22355,7 @@
           <w:sz w:val="19"/>
           <w:szCs w:val="19"/>
         </w:rPr>
-        <w:t xml:space="preserve"> 次实现，误差棒为 </w:t>
+        <w:t xml:space="preserve">，初始感染比例 </w:t>
       </w:r>
       <w:r>
         <w:rPr>
@@ -21184,7 +22365,7 @@
           <w:sz w:val="19"/>
           <w:szCs w:val="19"/>
         </w:rPr>
-        <w:t xml:space="preserve">95%</w:t>
+        <w:t xml:space="preserve">ε=0.005</w:t>
       </w:r>
       <w:r>
         <w:rPr>
@@ -21192,53 +22373,89 @@
           <w:sz w:val="19"/>
           <w:szCs w:val="19"/>
         </w:rPr>
-        <w:t xml:space="preserve"> 置信区间。(c) 爆发阈值随入出度相关的变化，</w:t>
-      </w:r>
-      <w:r>
-        <w:rPr>
-          <w:rFonts w:ascii="Cambria Math" w:eastAsia="SimSun" w:hAnsi="Cambria Math"/>
-          <w:i/>
-          <w:iCs/>
+        <w:t xml:space="preserve">，每点 </w:t>
+      </w:r>
+      <w:r>
+        <w:rPr>
+          <w:rFonts w:ascii="Cambria Math" w:eastAsia="SimSun" w:hAnsi="Cambria Math"/>
+          <w:i w:val="false"/>
+          <w:iCs w:val="false"/>
           <w:sz w:val="19"/>
           <w:szCs w:val="19"/>
         </w:rPr>
-        <w:t xml:space="preserve">N</w:t>
-      </w:r>
-      <w:r>
-        <w:rPr>
-          <w:rFonts w:ascii="Cambria Math" w:eastAsia="SimSun" w:hAnsi="Cambria Math"/>
-          <w:i w:val="false"/>
-          <w:iCs w:val="false"/>
+        <w:t xml:space="preserve">400</w:t>
+      </w:r>
+      <w:r>
+        <w:rPr>
+          <w:rFonts w:ascii="Times New Roman" w:cs="Times New Roman" w:eastAsia="SimSun" w:hAnsi="Times New Roman"/>
           <w:sz w:val="19"/>
           <w:szCs w:val="19"/>
         </w:rPr>
-        <w:t xml:space="preserve">=3000</w:t>
-      </w:r>
-      <w:r>
-        <w:rPr>
-          <w:rFonts w:ascii="Times New Roman" w:cs="Times New Roman" w:eastAsia="SimSun" w:hAnsi="Times New Roman"/>
+        <w:t xml:space="preserve"> 次实现，误差棒为 </w:t>
+      </w:r>
+      <w:r>
+        <w:rPr>
+          <w:rFonts w:ascii="Cambria Math" w:eastAsia="SimSun" w:hAnsi="Cambria Math"/>
+          <w:i w:val="false"/>
+          <w:iCs w:val="false"/>
           <w:sz w:val="19"/>
           <w:szCs w:val="19"/>
         </w:rPr>
-        <w:t xml:space="preserve">，每点 </w:t>
-      </w:r>
-      <w:r>
-        <w:rPr>
-          <w:rFonts w:ascii="Cambria Math" w:eastAsia="SimSun" w:hAnsi="Cambria Math"/>
-          <w:i w:val="false"/>
-          <w:iCs w:val="false"/>
+        <w:t xml:space="preserve">95%</w:t>
+      </w:r>
+      <w:r>
+        <w:rPr>
+          <w:rFonts w:ascii="Times New Roman" w:cs="Times New Roman" w:eastAsia="SimSun" w:hAnsi="Times New Roman"/>
           <w:sz w:val="19"/>
           <w:szCs w:val="19"/>
         </w:rPr>
-        <w:t xml:space="preserve">5</w:t>
-      </w:r>
-      <w:r>
-        <w:rPr>
-          <w:rFonts w:ascii="Times New Roman" w:cs="Times New Roman" w:eastAsia="SimSun" w:hAnsi="Times New Roman"/>
+        <w:t xml:space="preserve"> 置信区间。(c) 爆发阈值随入出度相关的变化，</w:t>
+      </w:r>
+      <w:r>
+        <w:rPr>
+          <w:rFonts w:ascii="Cambria Math" w:eastAsia="SimSun" w:hAnsi="Cambria Math"/>
+          <w:i/>
+          <w:iCs/>
           <w:sz w:val="19"/>
           <w:szCs w:val="19"/>
         </w:rPr>
-        <w:t xml:space="preserve"> 个独立双度序列，两个方向的误差棒均为标准误，实线为 (38)。</w:t>
+        <w:t xml:space="preserve">N</w:t>
+      </w:r>
+      <w:r>
+        <w:rPr>
+          <w:rFonts w:ascii="Cambria Math" w:eastAsia="SimSun" w:hAnsi="Cambria Math"/>
+          <w:i w:val="false"/>
+          <w:iCs w:val="false"/>
+          <w:sz w:val="19"/>
+          <w:szCs w:val="19"/>
+        </w:rPr>
+        <w:t xml:space="preserve">=3000</w:t>
+      </w:r>
+      <w:r>
+        <w:rPr>
+          <w:rFonts w:ascii="Times New Roman" w:cs="Times New Roman" w:eastAsia="SimSun" w:hAnsi="Times New Roman"/>
+          <w:sz w:val="19"/>
+          <w:szCs w:val="19"/>
+        </w:rPr>
+        <w:t xml:space="preserve">，每点 </w:t>
+      </w:r>
+      <w:r>
+        <w:rPr>
+          <w:rFonts w:ascii="Cambria Math" w:eastAsia="SimSun" w:hAnsi="Cambria Math"/>
+          <w:i w:val="false"/>
+          <w:iCs w:val="false"/>
+          <w:sz w:val="19"/>
+          <w:szCs w:val="19"/>
+        </w:rPr>
+        <w:t xml:space="preserve">5</w:t>
+      </w:r>
+      <w:r>
+        <w:rPr>
+          <w:rFonts w:ascii="Times New Roman" w:cs="Times New Roman" w:eastAsia="SimSun" w:hAnsi="Times New Roman"/>
+          <w:sz w:val="19"/>
+          <w:szCs w:val="19"/>
+        </w:rPr>
+        <w:t xml:space="preserve"> 个独立双度序列，两个方向的误差棒均为标准误，实线为 (40)。</w:t>
       </w:r>
     </w:p>
     <w:p>
@@ -21544,7 +22761,7 @@
         <w:rPr>
           <w:rFonts w:ascii="Times New Roman" w:cs="Times New Roman" w:eastAsia="SimSun" w:hAnsi="Times New Roman"/>
         </w:rPr>
-        <w:t xml:space="preserve">图 2(b) 检验 (41) 所预言的形状——均场的误差集中在阈值邻域。均场把阈值压低到 </w:t>
+        <w:t xml:space="preserve">图 2(b) 检验 (43) 所预言的形状——均场的误差集中在阈值邻域。均场把阈值压低到 </w:t>
       </w:r>
       <w:r>
         <w:rPr>
@@ -22082,7 +23299,7 @@
         <w:rPr>
           <w:rFonts w:ascii="Times New Roman" w:cs="Times New Roman" w:eastAsia="SimSun" w:hAnsi="Times New Roman"/>
         </w:rPr>
-        <w:t xml:space="preserve">，变动近四倍，与 (38) 逐点吻合。需要说明，图 2(c) 的纵轴由 (35) 经 </w:t>
+        <w:t xml:space="preserve">，变动近四倍，与 (40) 逐点吻合。需要说明，图 2(c) 的纵轴由 (37) 经 </w:t>
       </w:r>
       <w:r>
         <w:rPr>
@@ -22119,7 +23336,7 @@
         <w:rPr>
           <w:rFonts w:ascii="Times New Roman" w:cs="Times New Roman" w:eastAsia="SimSun" w:hAnsi="Times New Roman"/>
         </w:rPr>
-        <w:t xml:space="preserve"> 能把阈值推到多远"以及改写 (38) 的恒等性，而非对阈值的独立测量；对 </w:t>
+        <w:t xml:space="preserve"> 能把阈值推到多远"以及改写 (40) 的恒等性，而非对阈值的独立测量；对 </w:t>
       </w:r>
       <w:r>
         <w:rPr>
@@ -22498,7 +23715,7 @@
           <w:sz w:val="21"/>
           <w:szCs w:val="21"/>
         </w:rPr>
-        <w:t xml:space="preserve">	(42)</w:t>
+        <w:t xml:space="preserve">	(44)</w:t>
       </w:r>
     </w:p>
     <w:p>
@@ -22736,7 +23953,7 @@
         <w:rPr>
           <w:rFonts w:ascii="Times New Roman" w:cs="Times New Roman" w:eastAsia="SimSun" w:hAnsi="Times New Roman"/>
         </w:rPr>
-        <w:t xml:space="preserve">，均在统计误差以内。该检验既不使用方程组也不使用 (42)。均场阈值 (40) 同样以其自身终态二分复核，</w:t>
+        <w:t xml:space="preserve">，均在统计误差以内。该检验既不使用方程组也不使用 (44)。均场阈值 (42) 同样以其自身终态二分复核，</w:t>
       </w:r>
       <w:r>
         <w:rPr>
@@ -22972,7 +24189,21 @@
         <w:rPr>
           <w:rFonts w:ascii="Times New Roman" w:cs="Times New Roman" w:eastAsia="SimSun" w:hAnsi="Times New Roman"/>
         </w:rPr>
-        <w:t xml:space="preserve"> 五点、每点 </w:t>
+        <w:t xml:space="preserve"> 五点、初始感染比例 </w:t>
+      </w:r>
+      <w:r>
+        <w:rPr>
+          <w:rFonts w:ascii="Cambria Math" w:eastAsia="SimSun" w:hAnsi="Cambria Math"/>
+          <w:i w:val="false"/>
+          <w:iCs w:val="false"/>
+        </w:rPr>
+        <w:t xml:space="preserve">ε=0.002</w:t>
+      </w:r>
+      <w:r>
+        <w:rPr>
+          <w:rFonts w:ascii="Times New Roman" w:cs="Times New Roman" w:eastAsia="SimSun" w:hAnsi="Times New Roman"/>
+        </w:rPr>
+        <w:t xml:space="preserve">、每点 </w:t>
       </w:r>
       <w:r>
         <w:rPr>
@@ -23017,7 +24248,7 @@
         <w:rPr>
           <w:rFonts w:ascii="Times New Roman" w:cs="Times New Roman" w:eastAsia="SimSun" w:hAnsi="Times New Roman"/>
         </w:rPr>
-        <w:t xml:space="preserve">，与 (35) 给出的 </w:t>
+        <w:t xml:space="preserve">，与 (37) 给出的 </w:t>
       </w:r>
       <w:r>
         <w:rPr>

--- a/drafts/sir-directed-hypergraphs/manuscript.docx
+++ b/drafts/sir-directed-hypergraphs/manuscript.docx
@@ -16279,15 +16279,15 @@
         <w:rPr>
           <w:rFonts w:ascii="Times New Roman" w:cs="Times New Roman" w:eastAsia="SimSun" w:hAnsi="Times New Roman"/>
         </w:rPr>
-        <w:t xml:space="preserve">这正是成对 EBCM 的 </w:t>
-      </w:r>
-      <w:r>
-        <w:rPr>
-          <w:rFonts w:ascii="Cambria Math" w:eastAsia="SimSun" w:hAnsi="Cambria Math"/>
-          <w:i w:val="false"/>
-          <w:iCs w:val="false"/>
-        </w:rPr>
-        <w:t xml:space="preserve">(θ</w:t>
+        <w:t xml:space="preserve">这正是成对 EBCM 的三元组 </w:t>
+      </w:r>
+      <w:r>
+        <w:rPr>
+          <w:rFonts w:ascii="Cambria Math" w:eastAsia="SimSun" w:hAnsi="Cambria Math"/>
+          <w:i w:val="false"/>
+          <w:iCs w:val="false"/>
+        </w:rPr>
+        <w:t xml:space="preserve">(Φ</w:t>
       </w:r>
       <w:r>
         <w:rPr>
@@ -16304,7 +16304,7 @@
           <w:i w:val="false"/>
           <w:iCs w:val="false"/>
         </w:rPr>
-        <w:t xml:space="preserve">,θ</w:t>
+        <w:t xml:space="preserve">,Φ</w:t>
       </w:r>
       <w:r>
         <w:rPr>
@@ -16321,7 +16321,7 @@
           <w:i w:val="false"/>
           <w:iCs w:val="false"/>
         </w:rPr>
-        <w:t xml:space="preserve">,θ</w:t>
+        <w:t xml:space="preserve">,Φ</w:t>
       </w:r>
       <w:r>
         <w:rPr>
@@ -16344,7 +16344,7 @@
         <w:rPr>
           <w:rFonts w:ascii="Times New Roman" w:cs="Times New Roman" w:eastAsia="SimSun" w:hAnsi="Times New Roman"/>
         </w:rPr>
-        <w:t xml:space="preserve"> 三元组 [7]，唯一的替换是把余度生成函数换成 (25) 的 </w:t>
+        <w:t xml:space="preserve"> [7]——依次为伙伴处于易感、已感染但尚未传递、已康复且未曾传递的概率——唯一的实质替换是把余度生成函数换成 (25) 的 </w:t>
       </w:r>
       <w:r>
         <w:rPr>
@@ -16367,7 +16367,72 @@
         <w:rPr>
           <w:rFonts w:ascii="Times New Roman" w:cs="Times New Roman" w:eastAsia="SimSun" w:hAnsi="Times New Roman"/>
         </w:rPr>
-        <w:t xml:space="preserve">。</w:t>
+        <w:t xml:space="preserve">。需注意记号差异：本文的 </w:t>
+      </w:r>
+      <w:r>
+        <w:rPr>
+          <w:rFonts w:ascii="Cambria Math" w:eastAsia="SimSun" w:hAnsi="Cambria Math"/>
+          <w:i w:val="false"/>
+          <w:iCs w:val="false"/>
+        </w:rPr>
+        <w:t xml:space="preserve">Φ</w:t>
+      </w:r>
+      <w:r>
+        <w:rPr>
+          <w:rFonts w:ascii="Times New Roman" w:cs="Times New Roman" w:eastAsia="SimSun" w:hAnsi="Times New Roman"/>
+        </w:rPr>
+        <w:t xml:space="preserve"> 对应该文中三者之和 </w:t>
+      </w:r>
+      <w:r>
+        <w:rPr>
+          <w:rFonts w:ascii="Cambria Math" w:eastAsia="SimSun" w:hAnsi="Cambria Math"/>
+          <w:i w:val="false"/>
+          <w:iCs w:val="false"/>
+        </w:rPr>
+        <w:t xml:space="preserve">Θ</w:t>
+      </w:r>
+      <w:r>
+        <w:rPr>
+          <w:rFonts w:ascii="Times New Roman" w:cs="Times New Roman" w:eastAsia="SimSun" w:hAnsi="Times New Roman"/>
+        </w:rPr>
+        <w:t xml:space="preserve">，而本文的 </w:t>
+      </w:r>
+      <w:r>
+        <w:rPr>
+          <w:rFonts w:ascii="Cambria Math" w:eastAsia="SimSun" w:hAnsi="Cambria Math"/>
+          <w:i/>
+          <w:iCs/>
+        </w:rPr>
+        <w:t xml:space="preserve">x</w:t>
+      </w:r>
+      <w:r>
+        <w:rPr>
+          <w:rFonts w:ascii="Cambria Math" w:eastAsia="SimSun" w:hAnsi="Cambria Math"/>
+          <w:i w:val="false"/>
+          <w:iCs w:val="false"/>
+          <w:vertAlign w:val="subscript"/>
+        </w:rPr>
+        <w:t xml:space="preserve">abc</w:t>
+      </w:r>
+      <w:r>
+        <w:rPr>
+          <w:rFonts w:ascii="Times New Roman" w:cs="Times New Roman" w:eastAsia="SimSun" w:hAnsi="Times New Roman"/>
+        </w:rPr>
+        <w:t xml:space="preserve"> 对应其 </w:t>
+      </w:r>
+      <w:r>
+        <w:rPr>
+          <w:rFonts w:ascii="Cambria Math" w:eastAsia="SimSun" w:hAnsi="Cambria Math"/>
+          <w:i w:val="false"/>
+          <w:iCs w:val="false"/>
+        </w:rPr>
+        <w:t xml:space="preserve">Φ</w:t>
+      </w:r>
+      <w:r>
+        <w:rPr>
+          <w:rFonts w:ascii="Times New Roman" w:cs="Times New Roman" w:eastAsia="SimSun" w:hAnsi="Times New Roman"/>
+        </w:rPr>
+        <w:t xml:space="preserve"> 分量。</w:t>
       </w:r>
     </w:p>
     <w:p>
@@ -23123,7 +23188,58 @@
         <w:rPr>
           <w:rFonts w:ascii="Times New Roman" w:cs="Times New Roman" w:eastAsia="SimSun" w:hAnsi="Times New Roman"/>
         </w:rPr>
-        <w:t xml:space="preserve">）。偏差始终为正，且在阈值邻域出现尖峰。这与 (24)–(29) 是 </w:t>
+        <w:t xml:space="preserve">）。偏差始终为正，且在阈值邻域出现尖峰。这一高估是有限尺寸效应而非闭合误差，已直接验证：在 </w:t>
+      </w:r>
+      <w:r>
+        <w:rPr>
+          <w:rFonts w:ascii="Cambria Math" w:eastAsia="SimSun" w:hAnsi="Cambria Math"/>
+          <w:i w:val="false"/>
+          <w:iCs w:val="false"/>
+        </w:rPr>
+        <w:t xml:space="preserve">λ=λ</w:t>
+      </w:r>
+      <w:r>
+        <w:rPr>
+          <w:rFonts w:ascii="Cambria Math" w:eastAsia="SimSun" w:hAnsi="Cambria Math"/>
+          <w:i w:val="false"/>
+          <w:iCs w:val="false"/>
+          <w:vertAlign w:val="subscript"/>
+        </w:rPr>
+        <w:t xml:space="preserve">c</w:t>
+      </w:r>
+      <w:r>
+        <w:rPr>
+          <w:rFonts w:ascii="Times New Roman" w:cs="Times New Roman" w:eastAsia="SimSun" w:hAnsi="Times New Roman"/>
+        </w:rPr>
+        <w:t xml:space="preserve"> 处固定 </w:t>
+      </w:r>
+      <w:r>
+        <w:rPr>
+          <w:rFonts w:ascii="Cambria Math" w:eastAsia="SimSun" w:hAnsi="Cambria Math"/>
+          <w:i w:val="false"/>
+          <w:iCs w:val="false"/>
+        </w:rPr>
+        <w:t xml:space="preserve">ε=0.005</w:t>
+      </w:r>
+      <w:r>
+        <w:rPr>
+          <w:rFonts w:ascii="Times New Roman" w:cs="Times New Roman" w:eastAsia="SimSun" w:hAnsi="Times New Roman"/>
+        </w:rPr>
+        <w:t xml:space="preserve">、每点取 </w:t>
+      </w:r>
+      <w:r>
+        <w:rPr>
+          <w:rFonts w:ascii="Cambria Math" w:eastAsia="SimSun" w:hAnsi="Cambria Math"/>
+          <w:i w:val="false"/>
+          <w:iCs w:val="false"/>
+        </w:rPr>
+        <w:t xml:space="preserve">3</w:t>
+      </w:r>
+      <w:r>
+        <w:rPr>
+          <w:rFonts w:ascii="Times New Roman" w:cs="Times New Roman" w:eastAsia="SimSun" w:hAnsi="Times New Roman"/>
+        </w:rPr>
+        <w:t xml:space="preserve"> 个独立结构逐一增大系统，高估由 </w:t>
       </w:r>
       <w:r>
         <w:rPr>
@@ -23139,13 +23255,141 @@
           <w:i w:val="false"/>
           <w:iCs w:val="false"/>
         </w:rPr>
+        <w:t xml:space="preserve">=1000</w:t>
+      </w:r>
+      <w:r>
+        <w:rPr>
+          <w:rFonts w:ascii="Times New Roman" w:cs="Times New Roman" w:eastAsia="SimSun" w:hAnsi="Times New Roman"/>
+        </w:rPr>
+        <w:t xml:space="preserve"> 的 </w:t>
+      </w:r>
+      <w:r>
+        <w:rPr>
+          <w:rFonts w:ascii="Cambria Math" w:eastAsia="SimSun" w:hAnsi="Cambria Math"/>
+          <w:i w:val="false"/>
+          <w:iCs w:val="false"/>
+        </w:rPr>
+        <w:t xml:space="preserve">+54%</w:t>
+      </w:r>
+      <w:r>
+        <w:rPr>
+          <w:rFonts w:ascii="Times New Roman" w:cs="Times New Roman" w:eastAsia="SimSun" w:hAnsi="Times New Roman"/>
+        </w:rPr>
+        <w:t xml:space="preserve"> 单调降至 </w:t>
+      </w:r>
+      <w:r>
+        <w:rPr>
+          <w:rFonts w:ascii="Cambria Math" w:eastAsia="SimSun" w:hAnsi="Cambria Math"/>
+          <w:i/>
+          <w:iCs/>
+        </w:rPr>
+        <w:t xml:space="preserve">N</w:t>
+      </w:r>
+      <w:r>
+        <w:rPr>
+          <w:rFonts w:ascii="Cambria Math" w:eastAsia="SimSun" w:hAnsi="Cambria Math"/>
+          <w:i w:val="false"/>
+          <w:iCs w:val="false"/>
+        </w:rPr>
+        <w:t xml:space="preserve">=16000</w:t>
+      </w:r>
+      <w:r>
+        <w:rPr>
+          <w:rFonts w:ascii="Times New Roman" w:cs="Times New Roman" w:eastAsia="SimSun" w:hAnsi="Times New Roman"/>
+        </w:rPr>
+        <w:t xml:space="preserve"> 的 </w:t>
+      </w:r>
+      <w:r>
+        <w:rPr>
+          <w:rFonts w:ascii="Cambria Math" w:eastAsia="SimSun" w:hAnsi="Cambria Math"/>
+          <w:i w:val="false"/>
+          <w:iCs w:val="false"/>
+        </w:rPr>
+        <w:t xml:space="preserve">+4.4%</w:t>
+      </w:r>
+      <w:r>
+        <w:rPr>
+          <w:rFonts w:ascii="Times New Roman" w:cs="Times New Roman" w:eastAsia="SimSun" w:hAnsi="Times New Roman"/>
+        </w:rPr>
+        <w:t xml:space="preserve">——</w:t>
+      </w:r>
+      <w:r>
+        <w:rPr>
+          <w:rFonts w:ascii="Cambria Math" w:eastAsia="SimSun" w:hAnsi="Cambria Math"/>
+          <w:i/>
+          <w:iCs/>
+        </w:rPr>
+        <w:t xml:space="preserve">N</w:t>
+      </w:r>
+      <w:r>
+        <w:rPr>
+          <w:rFonts w:ascii="Times New Roman" w:cs="Times New Roman" w:eastAsia="SimSun" w:hAnsi="Times New Roman"/>
+        </w:rPr>
+        <w:t xml:space="preserve"> 增大 </w:t>
+      </w:r>
+      <w:r>
+        <w:rPr>
+          <w:rFonts w:ascii="Cambria Math" w:eastAsia="SimSun" w:hAnsi="Cambria Math"/>
+          <w:i w:val="false"/>
+          <w:iCs w:val="false"/>
+        </w:rPr>
+        <w:t xml:space="preserve">16</w:t>
+      </w:r>
+      <w:r>
+        <w:rPr>
+          <w:rFonts w:ascii="Times New Roman" w:cs="Times New Roman" w:eastAsia="SimSun" w:hAnsi="Times New Roman"/>
+        </w:rPr>
+        <w:t xml:space="preserve"> 倍，高估缩小约 </w:t>
+      </w:r>
+      <w:r>
+        <w:rPr>
+          <w:rFonts w:ascii="Cambria Math" w:eastAsia="SimSun" w:hAnsi="Cambria Math"/>
+          <w:i w:val="false"/>
+          <w:iCs w:val="false"/>
+        </w:rPr>
+        <w:t xml:space="preserve">12</w:t>
+      </w:r>
+      <w:r>
+        <w:rPr>
+          <w:rFonts w:ascii="Times New Roman" w:cs="Times New Roman" w:eastAsia="SimSun" w:hAnsi="Times New Roman"/>
+        </w:rPr>
+        <w:t xml:space="preserve"> 倍。这与 (24)–(29) 是 </w:t>
+      </w:r>
+      <w:r>
+        <w:rPr>
+          <w:rFonts w:ascii="Cambria Math" w:eastAsia="SimSun" w:hAnsi="Cambria Math"/>
+          <w:i/>
+          <w:iCs/>
+        </w:rPr>
+        <w:t xml:space="preserve">N</w:t>
+      </w:r>
+      <w:r>
+        <w:rPr>
+          <w:rFonts w:ascii="Cambria Math" w:eastAsia="SimSun" w:hAnsi="Cambria Math"/>
+          <w:i w:val="false"/>
+          <w:iCs w:val="false"/>
+        </w:rPr>
         <w:t xml:space="preserve">→∞</w:t>
       </w:r>
       <w:r>
         <w:rPr>
           <w:rFonts w:ascii="Times New Roman" w:cs="Times New Roman" w:eastAsia="SimSun" w:hAnsi="Times New Roman"/>
         </w:rPr>
-        <w:t xml:space="preserve"> 理论一致：阈值邻域关联长度发散，有限系统的偏离在此最大，且方向为理论高估。生产运行须在阈值邻域做有限尺寸标度外推，不能直接引用有限 </w:t>
+        <w:t xml:space="preserve"> 理论一致（阈值邻域关联长度发散，有限系统的偏离在此最大），也与均场那个不随 </w:t>
+      </w:r>
+      <w:r>
+        <w:rPr>
+          <w:rFonts w:ascii="Cambria Math" w:eastAsia="SimSun" w:hAnsi="Cambria Math"/>
+          <w:i/>
+          <w:iCs/>
+        </w:rPr>
+        <w:t xml:space="preserve">N</w:t>
+      </w:r>
+      <w:r>
+        <w:rPr>
+          <w:rFonts w:ascii="Times New Roman" w:cs="Times New Roman" w:eastAsia="SimSun" w:hAnsi="Times New Roman"/>
+        </w:rPr>
+        <w:t xml:space="preserve"> 消失的平台形成对照。即便如此，生产运行仍须在阈值邻域做有限尺寸标度外推，不能直接引用有限 </w:t>
       </w:r>
       <w:r>
         <w:rPr>

--- a/drafts/sir-directed-hypergraphs/manuscript.docx
+++ b/drafts/sir-directed-hypergraphs/manuscript.docx
@@ -19247,7 +19247,303 @@
         <w:rPr>
           <w:rFonts w:ascii="Times New Roman" w:cs="Times New Roman" w:eastAsia="SimSun" w:hAnsi="Times New Roman"/>
         </w:rPr>
-        <w:t xml:space="preserve">，即有向随机图上 SIR 的已知阈值 [11, 12]。需要强调，令 </w:t>
+        <w:t xml:space="preserve">，即有向随机图上 SIR 的已知阈值 [11, 12]。文献以临界传播率给出该结果，</w:t>
+      </w:r>
+      <w:r>
+        <w:rPr>
+          <w:rFonts w:ascii="Cambria Math" w:eastAsia="SimSun" w:hAnsi="Cambria Math"/>
+          <w:i/>
+          <w:iCs/>
+        </w:rPr>
+        <w:t xml:space="preserve">T</w:t>
+      </w:r>
+      <w:r>
+        <w:rPr>
+          <w:rFonts w:ascii="Cambria Math" w:eastAsia="SimSun" w:hAnsi="Cambria Math"/>
+          <w:i w:val="false"/>
+          <w:iCs w:val="false"/>
+          <w:vertAlign w:val="subscript"/>
+        </w:rPr>
+        <w:t xml:space="preserve">c</w:t>
+      </w:r>
+      <w:r>
+        <w:rPr>
+          <w:rFonts w:ascii="Cambria Math" w:eastAsia="SimSun" w:hAnsi="Cambria Math"/>
+          <w:i w:val="false"/>
+          <w:iCs w:val="false"/>
+        </w:rPr>
+        <w:t xml:space="preserve">=⟨</w:t>
+      </w:r>
+      <w:r>
+        <w:rPr>
+          <w:rFonts w:ascii="Cambria Math" w:eastAsia="SimSun" w:hAnsi="Cambria Math"/>
+          <w:i/>
+          <w:iCs/>
+        </w:rPr>
+        <w:t xml:space="preserve">k</w:t>
+      </w:r>
+      <w:r>
+        <w:rPr>
+          <w:rFonts w:ascii="Cambria Math" w:eastAsia="SimSun" w:hAnsi="Cambria Math"/>
+          <w:i w:val="false"/>
+          <w:iCs w:val="false"/>
+          <w:vertAlign w:val="subscript"/>
+        </w:rPr>
+        <w:t xml:space="preserve">in</w:t>
+      </w:r>
+      <w:r>
+        <w:rPr>
+          <w:rFonts w:ascii="Cambria Math" w:eastAsia="SimSun" w:hAnsi="Cambria Math"/>
+          <w:i w:val="false"/>
+          <w:iCs w:val="false"/>
+        </w:rPr>
+        <w:t xml:space="preserve">⟩/⟨</w:t>
+      </w:r>
+      <w:r>
+        <w:rPr>
+          <w:rFonts w:ascii="Cambria Math" w:eastAsia="SimSun" w:hAnsi="Cambria Math"/>
+          <w:i/>
+          <w:iCs/>
+        </w:rPr>
+        <w:t xml:space="preserve">k</w:t>
+      </w:r>
+      <w:r>
+        <w:rPr>
+          <w:rFonts w:ascii="Cambria Math" w:eastAsia="SimSun" w:hAnsi="Cambria Math"/>
+          <w:i w:val="false"/>
+          <w:iCs w:val="false"/>
+          <w:vertAlign w:val="subscript"/>
+        </w:rPr>
+        <w:t xml:space="preserve">in</w:t>
+      </w:r>
+      <w:r>
+        <w:rPr>
+          <w:rFonts w:ascii="Cambria Math" w:eastAsia="SimSun" w:hAnsi="Cambria Math"/>
+          <w:i/>
+          <w:iCs/>
+        </w:rPr>
+        <w:t xml:space="preserve">k</w:t>
+      </w:r>
+      <w:r>
+        <w:rPr>
+          <w:rFonts w:ascii="Cambria Math" w:eastAsia="SimSun" w:hAnsi="Cambria Math"/>
+          <w:i w:val="false"/>
+          <w:iCs w:val="false"/>
+          <w:vertAlign w:val="subscript"/>
+        </w:rPr>
+        <w:t xml:space="preserve">out</w:t>
+      </w:r>
+      <w:r>
+        <w:rPr>
+          <w:rFonts w:ascii="Cambria Math" w:eastAsia="SimSun" w:hAnsi="Cambria Math"/>
+          <w:i w:val="false"/>
+          <w:iCs w:val="false"/>
+        </w:rPr>
+        <w:t xml:space="preserve">⟩</w:t>
+      </w:r>
+      <w:r>
+        <w:rPr>
+          <w:rFonts w:ascii="Times New Roman" w:cs="Times New Roman" w:eastAsia="SimSun" w:hAnsi="Times New Roman"/>
+        </w:rPr>
+        <w:t xml:space="preserve">；由 </w:t>
+      </w:r>
+      <w:r>
+        <w:rPr>
+          <w:rFonts w:ascii="Cambria Math" w:eastAsia="SimSun" w:hAnsi="Cambria Math"/>
+          <w:i/>
+          <w:iCs/>
+        </w:rPr>
+        <w:t xml:space="preserve">T</w:t>
+      </w:r>
+      <w:r>
+        <w:rPr>
+          <w:rFonts w:ascii="Cambria Math" w:eastAsia="SimSun" w:hAnsi="Cambria Math"/>
+          <w:i w:val="false"/>
+          <w:iCs w:val="false"/>
+        </w:rPr>
+        <w:t xml:space="preserve">=λ/(1+λ)</w:t>
+      </w:r>
+      <w:r>
+        <w:rPr>
+          <w:rFonts w:ascii="Times New Roman" w:cs="Times New Roman" w:eastAsia="SimSun" w:hAnsi="Times New Roman"/>
+        </w:rPr>
+        <w:t xml:space="preserve"> 代入 (37) 得 </w:t>
+      </w:r>
+      <w:r>
+        <w:rPr>
+          <w:rFonts w:ascii="Cambria Math" w:eastAsia="SimSun" w:hAnsi="Cambria Math"/>
+          <w:i/>
+          <w:iCs/>
+        </w:rPr>
+        <w:t xml:space="preserve">T</w:t>
+      </w:r>
+      <w:r>
+        <w:rPr>
+          <w:rFonts w:ascii="Cambria Math" w:eastAsia="SimSun" w:hAnsi="Cambria Math"/>
+          <w:i w:val="false"/>
+          <w:iCs w:val="false"/>
+          <w:vertAlign w:val="subscript"/>
+        </w:rPr>
+        <w:t xml:space="preserve">c</w:t>
+      </w:r>
+      <w:r>
+        <w:rPr>
+          <w:rFonts w:ascii="Cambria Math" w:eastAsia="SimSun" w:hAnsi="Cambria Math"/>
+          <w:i w:val="false"/>
+          <w:iCs w:val="false"/>
+        </w:rPr>
+        <w:t xml:space="preserve">=1/κ=⟨</w:t>
+      </w:r>
+      <w:r>
+        <w:rPr>
+          <w:rFonts w:ascii="Cambria Math" w:eastAsia="SimSun" w:hAnsi="Cambria Math"/>
+          <w:i/>
+          <w:iCs/>
+        </w:rPr>
+        <w:t xml:space="preserve">k</w:t>
+      </w:r>
+      <w:r>
+        <w:rPr>
+          <w:rFonts w:ascii="Cambria Math" w:eastAsia="SimSun" w:hAnsi="Cambria Math"/>
+          <w:i w:val="false"/>
+          <w:iCs w:val="false"/>
+          <w:vertAlign w:val="subscript"/>
+        </w:rPr>
+        <w:t xml:space="preserve">out</w:t>
+      </w:r>
+      <w:r>
+        <w:rPr>
+          <w:rFonts w:ascii="Cambria Math" w:eastAsia="SimSun" w:hAnsi="Cambria Math"/>
+          <w:i w:val="false"/>
+          <w:iCs w:val="false"/>
+        </w:rPr>
+        <w:t xml:space="preserve">⟩/⟨</w:t>
+      </w:r>
+      <w:r>
+        <w:rPr>
+          <w:rFonts w:ascii="Cambria Math" w:eastAsia="SimSun" w:hAnsi="Cambria Math"/>
+          <w:i/>
+          <w:iCs/>
+        </w:rPr>
+        <w:t xml:space="preserve">k</w:t>
+      </w:r>
+      <w:r>
+        <w:rPr>
+          <w:rFonts w:ascii="Cambria Math" w:eastAsia="SimSun" w:hAnsi="Cambria Math"/>
+          <w:i w:val="false"/>
+          <w:iCs w:val="false"/>
+          <w:vertAlign w:val="subscript"/>
+        </w:rPr>
+        <w:t xml:space="preserve">in</w:t>
+      </w:r>
+      <w:r>
+        <w:rPr>
+          <w:rFonts w:ascii="Cambria Math" w:eastAsia="SimSun" w:hAnsi="Cambria Math"/>
+          <w:i/>
+          <w:iCs/>
+        </w:rPr>
+        <w:t xml:space="preserve">k</w:t>
+      </w:r>
+      <w:r>
+        <w:rPr>
+          <w:rFonts w:ascii="Cambria Math" w:eastAsia="SimSun" w:hAnsi="Cambria Math"/>
+          <w:i w:val="false"/>
+          <w:iCs w:val="false"/>
+          <w:vertAlign w:val="subscript"/>
+        </w:rPr>
+        <w:t xml:space="preserve">out</w:t>
+      </w:r>
+      <w:r>
+        <w:rPr>
+          <w:rFonts w:ascii="Cambria Math" w:eastAsia="SimSun" w:hAnsi="Cambria Math"/>
+          <w:i w:val="false"/>
+          <w:iCs w:val="false"/>
+        </w:rPr>
+        <w:t xml:space="preserve">⟩</w:t>
+      </w:r>
+      <w:r>
+        <w:rPr>
+          <w:rFonts w:ascii="Times New Roman" w:cs="Times New Roman" w:eastAsia="SimSun" w:hAnsi="Times New Roman"/>
+        </w:rPr>
+        <w:t xml:space="preserve">，而 </w:t>
+      </w:r>
+      <w:r>
+        <w:rPr>
+          <w:rFonts w:ascii="Cambria Math" w:eastAsia="SimSun" w:hAnsi="Cambria Math"/>
+          <w:i w:val="false"/>
+          <w:iCs w:val="false"/>
+        </w:rPr>
+        <w:t xml:space="preserve">τ=η</w:t>
+      </w:r>
+      <w:r>
+        <w:rPr>
+          <w:rFonts w:ascii="Times New Roman" w:cs="Times New Roman" w:eastAsia="SimSun" w:hAnsi="Times New Roman"/>
+        </w:rPr>
+        <w:t xml:space="preserve"> 时握手关系 (3) 给出 </w:t>
+      </w:r>
+      <w:r>
+        <w:rPr>
+          <w:rFonts w:ascii="Cambria Math" w:eastAsia="SimSun" w:hAnsi="Cambria Math"/>
+          <w:i w:val="false"/>
+          <w:iCs w:val="false"/>
+        </w:rPr>
+        <w:t xml:space="preserve">⟨</w:t>
+      </w:r>
+      <w:r>
+        <w:rPr>
+          <w:rFonts w:ascii="Cambria Math" w:eastAsia="SimSun" w:hAnsi="Cambria Math"/>
+          <w:i/>
+          <w:iCs/>
+        </w:rPr>
+        <w:t xml:space="preserve">k</w:t>
+      </w:r>
+      <w:r>
+        <w:rPr>
+          <w:rFonts w:ascii="Cambria Math" w:eastAsia="SimSun" w:hAnsi="Cambria Math"/>
+          <w:i w:val="false"/>
+          <w:iCs w:val="false"/>
+          <w:vertAlign w:val="subscript"/>
+        </w:rPr>
+        <w:t xml:space="preserve">in</w:t>
+      </w:r>
+      <w:r>
+        <w:rPr>
+          <w:rFonts w:ascii="Cambria Math" w:eastAsia="SimSun" w:hAnsi="Cambria Math"/>
+          <w:i w:val="false"/>
+          <w:iCs w:val="false"/>
+        </w:rPr>
+        <w:t xml:space="preserve">⟩=⟨</w:t>
+      </w:r>
+      <w:r>
+        <w:rPr>
+          <w:rFonts w:ascii="Cambria Math" w:eastAsia="SimSun" w:hAnsi="Cambria Math"/>
+          <w:i/>
+          <w:iCs/>
+        </w:rPr>
+        <w:t xml:space="preserve">k</w:t>
+      </w:r>
+      <w:r>
+        <w:rPr>
+          <w:rFonts w:ascii="Cambria Math" w:eastAsia="SimSun" w:hAnsi="Cambria Math"/>
+          <w:i w:val="false"/>
+          <w:iCs w:val="false"/>
+          <w:vertAlign w:val="subscript"/>
+        </w:rPr>
+        <w:t xml:space="preserve">out</w:t>
+      </w:r>
+      <w:r>
+        <w:rPr>
+          <w:rFonts w:ascii="Cambria Math" w:eastAsia="SimSun" w:hAnsi="Cambria Math"/>
+          <w:i w:val="false"/>
+          <w:iCs w:val="false"/>
+        </w:rPr>
+        <w:t xml:space="preserve">⟩</w:t>
+      </w:r>
+      <w:r>
+        <w:rPr>
+          <w:rFonts w:ascii="Times New Roman" w:cs="Times New Roman" w:eastAsia="SimSun" w:hAnsi="Times New Roman"/>
+        </w:rPr>
+        <w:t xml:space="preserve">，两式因而恒等。需要强调，令 </w:t>
       </w:r>
       <w:r>
         <w:rPr>
@@ -21315,7 +21611,7 @@
           <w:i w:val="false"/>
           <w:iCs w:val="false"/>
         </w:rPr>
-        <w:t xml:space="preserve">3×10</w:t>
+        <w:t xml:space="preserve">4×10</w:t>
       </w:r>
       <w:r>
         <w:rPr>

--- a/drafts/sir-directed-hypergraphs/manuscript.docx
+++ b/drafts/sir-directed-hypergraphs/manuscript.docx
@@ -10566,7 +10566,7 @@
         <w:rPr>
           <w:rFonts w:ascii="Times New Roman" w:cs="Times New Roman" w:eastAsia="SimSun" w:hAnsi="Times New Roman"/>
         </w:rPr>
-        <w:t xml:space="preserve"> 恰好交换这两者。因此本文取</w:t>
+        <w:t xml:space="preserve"> 恰好交换这两者。成对有向图上这一分离已有明确表述：爆发概率由沿出边的前向分支过程给出，爆发规模由沿入边的后向分支过程给出，后者等价于时间反演模型中的前向计算 [46]。本文的命题 2 正是该结构在有向超图上的推论。因此本文取</w:t>
       </w:r>
     </w:p>
     <w:p>
@@ -18643,7 +18643,7 @@
         <w:rPr>
           <w:rFonts w:ascii="Times New Roman" w:cs="Times New Roman" w:eastAsia="SimSun" w:hAnsi="Times New Roman"/>
         </w:rPr>
-        <w:t xml:space="preserve">；从头侧计数，新感染节点的出度按 </w:t>
+        <w:t xml:space="preserve">；从头侧计数，新感染节点沿入边到达、其出度因而按 </w:t>
       </w:r>
       <w:r>
         <w:rPr>
@@ -18780,7 +18780,88 @@
         <w:rPr>
           <w:rFonts w:ascii="Times New Roman" w:cs="Times New Roman" w:eastAsia="SimSun" w:hAnsi="Times New Roman"/>
         </w:rPr>
-        <w:t xml:space="preserve">。由握手关系 (3) 有 </w:t>
+        <w:t xml:space="preserve">——成对情形下 </w:t>
+      </w:r>
+      <w:r>
+        <w:rPr>
+          <w:rFonts w:ascii="Cambria Math" w:eastAsia="SimSun" w:hAnsi="Cambria Math"/>
+          <w:i w:val="false"/>
+          <w:iCs w:val="false"/>
+        </w:rPr>
+        <w:t xml:space="preserve">⟨</w:t>
+      </w:r>
+      <w:r>
+        <w:rPr>
+          <w:rFonts w:ascii="Cambria Math" w:eastAsia="SimSun" w:hAnsi="Cambria Math"/>
+          <w:i/>
+          <w:iCs/>
+        </w:rPr>
+        <w:t xml:space="preserve">k</w:t>
+      </w:r>
+      <w:r>
+        <w:rPr>
+          <w:rFonts w:ascii="Cambria Math" w:eastAsia="SimSun" w:hAnsi="Cambria Math"/>
+          <w:i w:val="false"/>
+          <w:iCs w:val="false"/>
+          <w:vertAlign w:val="subscript"/>
+        </w:rPr>
+        <w:t xml:space="preserve">in</w:t>
+      </w:r>
+      <w:r>
+        <w:rPr>
+          <w:rFonts w:ascii="Cambria Math" w:eastAsia="SimSun" w:hAnsi="Cambria Math"/>
+          <w:i/>
+          <w:iCs/>
+        </w:rPr>
+        <w:t xml:space="preserve">k</w:t>
+      </w:r>
+      <w:r>
+        <w:rPr>
+          <w:rFonts w:ascii="Cambria Math" w:eastAsia="SimSun" w:hAnsi="Cambria Math"/>
+          <w:i w:val="false"/>
+          <w:iCs w:val="false"/>
+          <w:vertAlign w:val="subscript"/>
+        </w:rPr>
+        <w:t xml:space="preserve">out</w:t>
+      </w:r>
+      <w:r>
+        <w:rPr>
+          <w:rFonts w:ascii="Cambria Math" w:eastAsia="SimSun" w:hAnsi="Cambria Math"/>
+          <w:i w:val="false"/>
+          <w:iCs w:val="false"/>
+        </w:rPr>
+        <w:t xml:space="preserve">⟩/⟨</w:t>
+      </w:r>
+      <w:r>
+        <w:rPr>
+          <w:rFonts w:ascii="Cambria Math" w:eastAsia="SimSun" w:hAnsi="Cambria Math"/>
+          <w:i/>
+          <w:iCs/>
+        </w:rPr>
+        <w:t xml:space="preserve">k</w:t>
+      </w:r>
+      <w:r>
+        <w:rPr>
+          <w:rFonts w:ascii="Cambria Math" w:eastAsia="SimSun" w:hAnsi="Cambria Math"/>
+          <w:i w:val="false"/>
+          <w:iCs w:val="false"/>
+          <w:vertAlign w:val="subscript"/>
+        </w:rPr>
+        <w:t xml:space="preserve">in</w:t>
+      </w:r>
+      <w:r>
+        <w:rPr>
+          <w:rFonts w:ascii="Cambria Math" w:eastAsia="SimSun" w:hAnsi="Cambria Math"/>
+          <w:i w:val="false"/>
+          <w:iCs w:val="false"/>
+        </w:rPr>
+        <w:t xml:space="preserve">⟩</w:t>
+      </w:r>
+      <w:r>
+        <w:rPr>
+          <w:rFonts w:ascii="Times New Roman" w:cs="Times New Roman" w:eastAsia="SimSun" w:hAnsi="Times New Roman"/>
+        </w:rPr>
+        <w:t xml:space="preserve"> 正是有向图中"后继节点的平均出度"，亦即其再生数 [46]。由握手关系 (3) 有 </w:t>
       </w:r>
       <w:r>
         <w:rPr>
@@ -19247,7 +19328,7 @@
         <w:rPr>
           <w:rFonts w:ascii="Times New Roman" w:cs="Times New Roman" w:eastAsia="SimSun" w:hAnsi="Times New Roman"/>
         </w:rPr>
-        <w:t xml:space="preserve">，即有向随机图上 SIR 的已知阈值 [11, 12]。文献以临界传播率给出该结果，</w:t>
+        <w:t xml:space="preserve">，即有向随机图上 SIR 的已知阈值 [11, 12, 46]。[12] 的半有向阈值条件在纯有向极限下化为临界传播率 </w:t>
       </w:r>
       <w:r>
         <w:rPr>
@@ -19345,7 +19426,105 @@
         <w:rPr>
           <w:rFonts w:ascii="Times New Roman" w:cs="Times New Roman" w:eastAsia="SimSun" w:hAnsi="Times New Roman"/>
         </w:rPr>
-        <w:t xml:space="preserve">；由 </w:t>
+        <w:t xml:space="preserve">，[46] 亦以再生数 </w:t>
+      </w:r>
+      <w:r>
+        <w:rPr>
+          <w:rFonts w:ascii="Cambria Math" w:eastAsia="SimSun" w:hAnsi="Cambria Math"/>
+          <w:i/>
+          <w:iCs/>
+        </w:rPr>
+        <w:t xml:space="preserve">R</w:t>
+      </w:r>
+      <w:r>
+        <w:rPr>
+          <w:rFonts w:ascii="Cambria Math" w:eastAsia="SimSun" w:hAnsi="Cambria Math"/>
+          <w:i w:val="false"/>
+          <w:iCs w:val="false"/>
+          <w:vertAlign w:val="subscript"/>
+        </w:rPr>
+        <w:t xml:space="preserve">0</w:t>
+      </w:r>
+      <w:r>
+        <w:rPr>
+          <w:rFonts w:ascii="Cambria Math" w:eastAsia="SimSun" w:hAnsi="Cambria Math"/>
+          <w:i w:val="false"/>
+          <w:iCs w:val="false"/>
+        </w:rPr>
+        <w:t xml:space="preserve">=⟨</w:t>
+      </w:r>
+      <w:r>
+        <w:rPr>
+          <w:rFonts w:ascii="Cambria Math" w:eastAsia="SimSun" w:hAnsi="Cambria Math"/>
+          <w:i/>
+          <w:iCs/>
+        </w:rPr>
+        <w:t xml:space="preserve">k</w:t>
+      </w:r>
+      <w:r>
+        <w:rPr>
+          <w:rFonts w:ascii="Cambria Math" w:eastAsia="SimSun" w:hAnsi="Cambria Math"/>
+          <w:i w:val="false"/>
+          <w:iCs w:val="false"/>
+          <w:vertAlign w:val="subscript"/>
+        </w:rPr>
+        <w:t xml:space="preserve">in</w:t>
+      </w:r>
+      <w:r>
+        <w:rPr>
+          <w:rFonts w:ascii="Cambria Math" w:eastAsia="SimSun" w:hAnsi="Cambria Math"/>
+          <w:i/>
+          <w:iCs/>
+        </w:rPr>
+        <w:t xml:space="preserve">k</w:t>
+      </w:r>
+      <w:r>
+        <w:rPr>
+          <w:rFonts w:ascii="Cambria Math" w:eastAsia="SimSun" w:hAnsi="Cambria Math"/>
+          <w:i w:val="false"/>
+          <w:iCs w:val="false"/>
+          <w:vertAlign w:val="subscript"/>
+        </w:rPr>
+        <w:t xml:space="preserve">out</w:t>
+      </w:r>
+      <w:r>
+        <w:rPr>
+          <w:rFonts w:ascii="Cambria Math" w:eastAsia="SimSun" w:hAnsi="Cambria Math"/>
+          <w:i w:val="false"/>
+          <w:iCs w:val="false"/>
+        </w:rPr>
+        <w:t xml:space="preserve">⟩/⟨</w:t>
+      </w:r>
+      <w:r>
+        <w:rPr>
+          <w:rFonts w:ascii="Cambria Math" w:eastAsia="SimSun" w:hAnsi="Cambria Math"/>
+          <w:i/>
+          <w:iCs/>
+        </w:rPr>
+        <w:t xml:space="preserve">k</w:t>
+      </w:r>
+      <w:r>
+        <w:rPr>
+          <w:rFonts w:ascii="Cambria Math" w:eastAsia="SimSun" w:hAnsi="Cambria Math"/>
+          <w:i w:val="false"/>
+          <w:iCs w:val="false"/>
+          <w:vertAlign w:val="subscript"/>
+        </w:rPr>
+        <w:t xml:space="preserve">in</w:t>
+      </w:r>
+      <w:r>
+        <w:rPr>
+          <w:rFonts w:ascii="Cambria Math" w:eastAsia="SimSun" w:hAnsi="Cambria Math"/>
+          <w:i w:val="false"/>
+          <w:iCs w:val="false"/>
+        </w:rPr>
+        <w:t xml:space="preserve">⟩</w:t>
+      </w:r>
+      <w:r>
+        <w:rPr>
+          <w:rFonts w:ascii="Times New Roman" w:cs="Times New Roman" w:eastAsia="SimSun" w:hAnsi="Times New Roman"/>
+        </w:rPr>
+        <w:t xml:space="preserve"> 给出同一结果；由 </w:t>
       </w:r>
       <w:r>
         <w:rPr>
@@ -20323,7 +20502,130 @@
         <w:rPr>
           <w:rFonts w:ascii="Times New Roman" w:cs="Times New Roman" w:eastAsia="SimSun" w:hAnsi="Times New Roman"/>
         </w:rPr>
-        <w:t xml:space="preserve"> 的严格减函数：正的入出度相关促进传播。这是第 VI 节 </w:t>
+        <w:t xml:space="preserve"> 的严格减函数：正的入出度相关促进传播。这一方向与成对有向图一致——那里 </w:t>
+      </w:r>
+      <w:r>
+        <w:rPr>
+          <w:rFonts w:ascii="Cambria Math" w:eastAsia="SimSun" w:hAnsi="Cambria Math"/>
+          <w:i/>
+          <w:iCs/>
+        </w:rPr>
+        <w:t xml:space="preserve">R</w:t>
+      </w:r>
+      <w:r>
+        <w:rPr>
+          <w:rFonts w:ascii="Cambria Math" w:eastAsia="SimSun" w:hAnsi="Cambria Math"/>
+          <w:i w:val="false"/>
+          <w:iCs w:val="false"/>
+          <w:vertAlign w:val="subscript"/>
+        </w:rPr>
+        <w:t xml:space="preserve">0</w:t>
+      </w:r>
+      <w:r>
+        <w:rPr>
+          <w:rFonts w:ascii="Times New Roman" w:cs="Times New Roman" w:eastAsia="SimSun" w:hAnsi="Times New Roman"/>
+        </w:rPr>
+        <w:t xml:space="preserve"> 同样经 </w:t>
+      </w:r>
+      <w:r>
+        <w:rPr>
+          <w:rFonts w:ascii="Cambria Math" w:eastAsia="SimSun" w:hAnsi="Cambria Math"/>
+          <w:i w:val="false"/>
+          <w:iCs w:val="false"/>
+        </w:rPr>
+        <w:t xml:space="preserve">⟨</w:t>
+      </w:r>
+      <w:r>
+        <w:rPr>
+          <w:rFonts w:ascii="Cambria Math" w:eastAsia="SimSun" w:hAnsi="Cambria Math"/>
+          <w:i/>
+          <w:iCs/>
+        </w:rPr>
+        <w:t xml:space="preserve">k</w:t>
+      </w:r>
+      <w:r>
+        <w:rPr>
+          <w:rFonts w:ascii="Cambria Math" w:eastAsia="SimSun" w:hAnsi="Cambria Math"/>
+          <w:i w:val="false"/>
+          <w:iCs w:val="false"/>
+          <w:vertAlign w:val="subscript"/>
+        </w:rPr>
+        <w:t xml:space="preserve">in</w:t>
+      </w:r>
+      <w:r>
+        <w:rPr>
+          <w:rFonts w:ascii="Cambria Math" w:eastAsia="SimSun" w:hAnsi="Cambria Math"/>
+          <w:i/>
+          <w:iCs/>
+        </w:rPr>
+        <w:t xml:space="preserve">k</w:t>
+      </w:r>
+      <w:r>
+        <w:rPr>
+          <w:rFonts w:ascii="Cambria Math" w:eastAsia="SimSun" w:hAnsi="Cambria Math"/>
+          <w:i w:val="false"/>
+          <w:iCs w:val="false"/>
+          <w:vertAlign w:val="subscript"/>
+        </w:rPr>
+        <w:t xml:space="preserve">out</w:t>
+      </w:r>
+      <w:r>
+        <w:rPr>
+          <w:rFonts w:ascii="Cambria Math" w:eastAsia="SimSun" w:hAnsi="Cambria Math"/>
+          <w:i w:val="false"/>
+          <w:iCs w:val="false"/>
+        </w:rPr>
+        <w:t xml:space="preserve">⟩</w:t>
+      </w:r>
+      <w:r>
+        <w:rPr>
+          <w:rFonts w:ascii="Times New Roman" w:cs="Times New Roman" w:eastAsia="SimSun" w:hAnsi="Times New Roman"/>
+        </w:rPr>
+        <w:t xml:space="preserve"> 依赖于入出度的协方差 [46]；(40) 把该依赖推广到有向超图，并显式给出 </w:t>
+      </w:r>
+      <w:r>
+        <w:rPr>
+          <w:rFonts w:ascii="Cambria Math" w:eastAsia="SimSun" w:hAnsi="Cambria Math"/>
+          <w:i w:val="false"/>
+          <w:iCs w:val="false"/>
+        </w:rPr>
+        <w:t xml:space="preserve">τ</w:t>
+      </w:r>
+      <w:r>
+        <w:rPr>
+          <w:rFonts w:ascii="Times New Roman" w:cs="Times New Roman" w:eastAsia="SimSun" w:hAnsi="Times New Roman"/>
+        </w:rPr>
+        <w:t xml:space="preserve"> 与 </w:t>
+      </w:r>
+      <w:r>
+        <w:rPr>
+          <w:rFonts w:ascii="Cambria Math" w:eastAsia="SimSun" w:hAnsi="Cambria Math"/>
+          <w:i/>
+          <w:iCs/>
+        </w:rPr>
+        <w:t xml:space="preserve">N</w:t>
+      </w:r>
+      <w:r>
+        <w:rPr>
+          <w:rFonts w:ascii="Cambria Math" w:eastAsia="SimSun" w:hAnsi="Cambria Math"/>
+          <w:i w:val="false"/>
+          <w:iCs w:val="false"/>
+        </w:rPr>
+        <w:t xml:space="preserve">/</w:t>
+      </w:r>
+      <w:r>
+        <w:rPr>
+          <w:rFonts w:ascii="Cambria Math" w:eastAsia="SimSun" w:hAnsi="Cambria Math"/>
+          <w:i/>
+          <w:iCs/>
+        </w:rPr>
+        <w:t xml:space="preserve">M</w:t>
+      </w:r>
+      <w:r>
+        <w:rPr>
+          <w:rFonts w:ascii="Times New Roman" w:cs="Times New Roman" w:eastAsia="SimSun" w:hAnsi="Times New Roman"/>
+        </w:rPr>
+        <w:t xml:space="preserve"> 的系数。这是第 VI 节 </w:t>
       </w:r>
       <w:r>
         <w:rPr>
@@ -27029,6 +27331,50 @@
           <w:rFonts w:ascii="Times New Roman" w:cs="Times New Roman" w:eastAsia="SimSun" w:hAnsi="Times New Roman"/>
         </w:rPr>
         <w:t xml:space="preserve">, 034306 (2021). doi:10.1103/PhysRevE.104.034306</w:t>
+      </w:r>
+    </w:p>
+    <w:p>
+      <w:pPr>
+        <w:pStyle w:val="ListParagraph"/>
+        <w:numPr>
+          <w:ilvl w:val="0"/>
+          <w:numId w:val="2"/>
+        </w:numPr>
+        <w:spacing w:after="100" w:before="100" w:line="310"/>
+      </w:pPr>
+      <w:r>
+        <w:rPr>
+          <w:rFonts w:ascii="Times New Roman" w:cs="Times New Roman" w:eastAsia="SimSun" w:hAnsi="Times New Roman"/>
+        </w:rPr>
+        <w:t xml:space="preserve">A. Allard, C. Moore, S. V. Scarpino, B. M. Althouse, L. Hébert-Dufresne, </w:t>
+      </w:r>
+      <w:r>
+        <w:rPr>
+          <w:rFonts w:ascii="Times New Roman" w:cs="Times New Roman" w:eastAsia="SimSun" w:hAnsi="Times New Roman"/>
+          <w:i/>
+          <w:iCs/>
+        </w:rPr>
+        <w:t xml:space="preserve">SIAM Review</w:t>
+      </w:r>
+      <w:r>
+        <w:rPr>
+          <w:rFonts w:ascii="Times New Roman" w:cs="Times New Roman" w:eastAsia="SimSun" w:hAnsi="Times New Roman"/>
+        </w:rPr>
+        <w:t xml:space="preserve">, </w:t>
+      </w:r>
+      <w:r>
+        <w:rPr>
+          <w:rFonts w:ascii="Times New Roman" w:cs="Times New Roman" w:eastAsia="SimSun" w:hAnsi="Times New Roman"/>
+          <w:b/>
+          <w:bCs/>
+        </w:rPr>
+        <w:t xml:space="preserve">65</w:t>
+      </w:r>
+      <w:r>
+        <w:rPr>
+          <w:rFonts w:ascii="Times New Roman" w:cs="Times New Roman" w:eastAsia="SimSun" w:hAnsi="Times New Roman"/>
+        </w:rPr>
+        <w:t xml:space="preserve">, 471–492 (2023). doi:10.1137/20M1383811</w:t>
       </w:r>
     </w:p>
     <w:sectPr>

--- a/drafts/sir-directed-hypergraphs/manuscript.docx
+++ b/drafts/sir-directed-hypergraphs/manuscript.docx
@@ -17,7 +17,7 @@
           <w:sz w:val="32"/>
           <w:szCs w:val="32"/>
         </w:rPr>
-        <w:t xml:space="preserve">I. 引言</w:t>
+        <w:t xml:space="preserve">摘要</w:t>
       </w:r>
     </w:p>
     <w:p>
@@ -29,109 +29,63 @@
         <w:rPr>
           <w:rFonts w:ascii="Times New Roman" w:cs="Times New Roman" w:eastAsia="SimSun" w:hAnsi="Times New Roman"/>
         </w:rPr>
-        <w:t xml:space="preserve">在成对接触网络上，SIR 传播的理论已沿两条彼此独立的路径发展成熟。终态一侧由渗流承担：任意度分布随机图的连通结构可由生成函数方法解析给出 [1]，而键渗流映射把最终感染规模化归为占据概率 </w:t>
-      </w:r>
-      <w:r>
-        <w:rPr>
-          <w:rFonts w:ascii="Cambria Math" w:eastAsia="SimSun" w:hAnsi="Cambria Math"/>
-          <w:i w:val="false"/>
-          <w:iCs w:val="false"/>
-        </w:rPr>
-        <w:t xml:space="preserve">φ</w:t>
-      </w:r>
-      <w:r>
-        <w:rPr>
-          <w:rFonts w:ascii="Times New Roman" w:cs="Times New Roman" w:eastAsia="SimSun" w:hAnsi="Times New Roman"/>
-        </w:rPr>
-        <w:t xml:space="preserve"> 下的巨簇规模 [2]；这一思路可上溯至一般流行过程与动力学渗流的等价性 [3]。度分布异质性的作用由此可直接读出：临界占据概率为 </w:t>
-      </w:r>
-      <w:r>
-        <w:rPr>
-          <w:rFonts w:ascii="Cambria Math" w:eastAsia="SimSun" w:hAnsi="Cambria Math"/>
-          <w:i w:val="false"/>
-          <w:iCs w:val="false"/>
-        </w:rPr>
-        <w:t xml:space="preserve">φ</w:t>
-      </w:r>
-      <w:r>
-        <w:rPr>
-          <w:rFonts w:ascii="Cambria Math" w:eastAsia="SimSun" w:hAnsi="Cambria Math"/>
-          <w:i w:val="false"/>
-          <w:iCs w:val="false"/>
-          <w:vertAlign w:val="subscript"/>
-        </w:rPr>
-        <w:t xml:space="preserve">c</w:t>
-      </w:r>
-      <w:r>
-        <w:rPr>
-          <w:rFonts w:ascii="Cambria Math" w:eastAsia="SimSun" w:hAnsi="Cambria Math"/>
-          <w:i w:val="false"/>
-          <w:iCs w:val="false"/>
-        </w:rPr>
-        <w:t xml:space="preserve">=⟨</w:t>
-      </w:r>
-      <w:r>
-        <w:rPr>
-          <w:rFonts w:ascii="Cambria Math" w:eastAsia="SimSun" w:hAnsi="Cambria Math"/>
-          <w:i/>
-          <w:iCs/>
-        </w:rPr>
-        <w:t xml:space="preserve">k</w:t>
-      </w:r>
-      <w:r>
-        <w:rPr>
-          <w:rFonts w:ascii="Cambria Math" w:eastAsia="SimSun" w:hAnsi="Cambria Math"/>
-          <w:i w:val="false"/>
-          <w:iCs w:val="false"/>
-        </w:rPr>
-        <w:t xml:space="preserve">⟩/(⟨</w:t>
-      </w:r>
-      <w:r>
-        <w:rPr>
-          <w:rFonts w:ascii="Cambria Math" w:eastAsia="SimSun" w:hAnsi="Cambria Math"/>
-          <w:i/>
-          <w:iCs/>
-        </w:rPr>
-        <w:t xml:space="preserve">k</w:t>
-      </w:r>
-      <w:r>
-        <w:rPr>
-          <w:rFonts w:ascii="Cambria Math" w:eastAsia="SimSun" w:hAnsi="Cambria Math"/>
-          <w:i w:val="false"/>
-          <w:iCs w:val="false"/>
-          <w:vertAlign w:val="superscript"/>
-        </w:rPr>
-        <w:t xml:space="preserve">2</w:t>
-      </w:r>
-      <w:r>
-        <w:rPr>
-          <w:rFonts w:ascii="Cambria Math" w:eastAsia="SimSun" w:hAnsi="Cambria Math"/>
-          <w:i w:val="false"/>
-          <w:iCs w:val="false"/>
-        </w:rPr>
-        <w:t xml:space="preserve">⟩-⟨</w:t>
-      </w:r>
-      <w:r>
-        <w:rPr>
-          <w:rFonts w:ascii="Cambria Math" w:eastAsia="SimSun" w:hAnsi="Cambria Math"/>
-          <w:i/>
-          <w:iCs/>
-        </w:rPr>
-        <w:t xml:space="preserve">k</w:t>
-      </w:r>
-      <w:r>
-        <w:rPr>
-          <w:rFonts w:ascii="Cambria Math" w:eastAsia="SimSun" w:hAnsi="Cambria Math"/>
-          <w:i w:val="false"/>
-          <w:iCs w:val="false"/>
-        </w:rPr>
-        <w:t xml:space="preserve">⟩)</w:t>
-      </w:r>
-      <w:r>
-        <w:rPr>
-          <w:rFonts w:ascii="Times New Roman" w:cs="Times New Roman" w:eastAsia="SimSun" w:hAnsi="Times New Roman"/>
-        </w:rPr>
-        <w:t xml:space="preserve">，二阶矩发散时阈值趋于零；无标度网络上的 SIS 模型给出过同一结论 [4]。Kenah 与 Robins 随后指出，SIR 与键渗流之间并非严格同构：与之精确同构的是一个半有向的"流行渗流网络"，其中爆发规模分布对应出分支、阈值对应巨强连通分支的出现、终态规模对应巨出分支 [5]。值得注意的是，方向性由此已经内在地进入了 SIR 的渗流表述，尽管接触网络本身是无向的。</w:t>
+        <w:t xml:space="preserve">现实中的高阶交互往往是有向的：施加影响的一方与接受影响的一方并不对称。我们在有向超图上建立并求解 SIR 传播模型。每条超边分为尾集与头集（二者不相交）；尾集中被感染的成员数达到群体阈值 </w:t>
+      </w:r>
+      <w:r>
+        <w:rPr>
+          <w:rFonts w:ascii="Cambria Math" w:eastAsia="SimSun" w:hAnsi="Cambria Math"/>
+          <w:i w:val="false"/>
+          <w:iCs w:val="false"/>
+        </w:rPr>
+        <w:t xml:space="preserve">θ</w:t>
+      </w:r>
+      <w:r>
+        <w:rPr>
+          <w:rFonts w:ascii="Times New Roman" w:cs="Times New Roman" w:eastAsia="SimSun" w:hAnsi="Times New Roman"/>
+        </w:rPr>
+        <w:t xml:space="preserve"> 时超边激活，以速率 </w:t>
+      </w:r>
+      <w:r>
+        <w:rPr>
+          <w:rFonts w:ascii="Cambria Math" w:eastAsia="SimSun" w:hAnsi="Cambria Math"/>
+          <w:i w:val="false"/>
+          <w:iCs w:val="false"/>
+        </w:rPr>
+        <w:t xml:space="preserve">β</w:t>
+      </w:r>
+      <w:r>
+        <w:rPr>
+          <w:rFonts w:ascii="Times New Roman" w:cs="Times New Roman" w:eastAsia="SimSun" w:hAnsi="Times New Roman"/>
+        </w:rPr>
+        <w:t xml:space="preserve"> 向头集中每个易感节点传递，感染者以速率 </w:t>
+      </w:r>
+      <w:r>
+        <w:rPr>
+          <w:rFonts w:ascii="Cambria Math" w:eastAsia="SimSun" w:hAnsi="Cambria Math"/>
+          <w:i w:val="false"/>
+          <w:iCs w:val="false"/>
+        </w:rPr>
+        <w:t xml:space="preserve">μ</w:t>
+      </w:r>
+      <w:r>
+        <w:rPr>
+          <w:rFonts w:ascii="Times New Roman" w:cs="Times New Roman" w:eastAsia="SimSun" w:hAnsi="Times New Roman"/>
+        </w:rPr>
+        <w:t xml:space="preserve"> 康复，控制参数为 </w:t>
+      </w:r>
+      <w:r>
+        <w:rPr>
+          <w:rFonts w:ascii="Cambria Math" w:eastAsia="SimSun" w:hAnsi="Cambria Math"/>
+          <w:i w:val="false"/>
+          <w:iCs w:val="false"/>
+        </w:rPr>
+        <w:t xml:space="preserve">λ=β/μ</w:t>
+      </w:r>
+      <w:r>
+        <w:rPr>
+          <w:rFonts w:ascii="Times New Roman" w:cs="Times New Roman" w:eastAsia="SimSun" w:hAnsi="Times New Roman"/>
+        </w:rPr>
+        <w:t xml:space="preserve">。</w:t>
       </w:r>
     </w:p>
     <w:p>
@@ -143,7 +97,57 @@
         <w:rPr>
           <w:rFonts w:ascii="Times New Roman" w:cs="Times New Roman" w:eastAsia="SimSun" w:hAnsi="Times New Roman"/>
         </w:rPr>
-        <w:t xml:space="preserve">含时一侧由方程法承担。Volz 用成对近似给出随机网络上 SIR 的低维闭合 [6]，Miller 等将其整理为边基房室模型（EBCM），以"沿一条边尚未传来感染"的概率为核心变量，用少数常微分方程同时容纳异质接触率与伙伴关系的有限持续时间 [7]。传染与康复过程的分布形式并非细节：偏离马尔可夫假设会显著改变流行阈值 [8]。两条路径分工明确——渗流给出阈值与终态，方程给出峰值与时间演化——并可相互印证 [9]。</w:t>
+        <w:t xml:space="preserve">对简单传播（</w:t>
+      </w:r>
+      <w:r>
+        <w:rPr>
+          <w:rFonts w:ascii="Cambria Math" w:eastAsia="SimSun" w:hAnsi="Cambria Math"/>
+          <w:i w:val="false"/>
+          <w:iCs w:val="false"/>
+        </w:rPr>
+        <w:t xml:space="preserve">θ=1</w:t>
+      </w:r>
+      <w:r>
+        <w:rPr>
+          <w:rFonts w:ascii="Times New Roman" w:cs="Times New Roman" w:eastAsia="SimSun" w:hAnsi="Times New Roman"/>
+        </w:rPr>
+        <w:t xml:space="preserve">）我们给出完整的含时解。技术困难在于一条超边只有一个激活时钟，却由 </w:t>
+      </w:r>
+      <w:r>
+        <w:rPr>
+          <w:rFonts w:ascii="Cambria Math" w:eastAsia="SimSun" w:hAnsi="Cambria Math"/>
+          <w:i w:val="false"/>
+          <w:iCs w:val="false"/>
+        </w:rPr>
+        <w:t xml:space="preserve">τ</w:t>
+      </w:r>
+      <w:r>
+        <w:rPr>
+          <w:rFonts w:ascii="Times New Roman" w:cs="Times New Roman" w:eastAsia="SimSun" w:hAnsi="Times New Roman"/>
+        </w:rPr>
+        <w:t xml:space="preserve"> 个尾成员共同驱动：激活时长是各成员感染期之并，不能逐成员相乘，朴素的乘积闭合失效。以尾集中易感、感染、康复的成员计数为状态，可把"尚未传递"重新写成一条带湮灭的 Markov 链，得到 </w:t>
+      </w:r>
+      <w:r>
+        <w:rPr>
+          <w:rFonts w:ascii="Cambria Math" w:eastAsia="SimSun" w:hAnsi="Cambria Math"/>
+          <w:i/>
+          <w:iCs/>
+        </w:rPr>
+        <w:t xml:space="preserve">C</w:t>
+      </w:r>
+      <w:r>
+        <w:rPr>
+          <w:rFonts w:ascii="Cambria Math" w:eastAsia="SimSun" w:hAnsi="Cambria Math"/>
+          <w:i w:val="false"/>
+          <w:iCs w:val="false"/>
+        </w:rPr>
+        <w:t xml:space="preserve">(τ+2, 2)+1</w:t>
+      </w:r>
+      <w:r>
+        <w:rPr>
+          <w:rFonts w:ascii="Times New Roman" w:cs="Times New Roman" w:eastAsia="SimSun" w:hAnsi="Times New Roman"/>
+        </w:rPr>
+        <w:t xml:space="preserve"> 维的闭方程组，维数与系统规模无关。</w:t>
       </w:r>
     </w:p>
     <w:p>
@@ -155,29 +159,52 @@
         <w:rPr>
           <w:rFonts w:ascii="Times New Roman" w:cs="Times New Roman" w:eastAsia="SimSun" w:hAnsi="Times New Roman"/>
         </w:rPr>
-        <w:t xml:space="preserve">方向性作为接触网络本身的属性也早已被处理，且入出度相关从一开始就是其中的关键量。有向随机图各巨分支的规模由入出度联合分布 </w:t>
-      </w:r>
-      <w:r>
-        <w:rPr>
-          <w:rFonts w:ascii="Cambria Math" w:eastAsia="SimSun" w:hAnsi="Cambria Math"/>
-          <w:i/>
-          <w:iCs/>
-        </w:rPr>
-        <w:t xml:space="preserve">P</w:t>
-      </w:r>
-      <w:r>
-        <w:rPr>
-          <w:rFonts w:ascii="Cambria Math" w:eastAsia="SimSun" w:hAnsi="Cambria Math"/>
-          <w:i w:val="false"/>
-          <w:iCs w:val="false"/>
-        </w:rPr>
-        <w:t xml:space="preserve">(</w:t>
-      </w:r>
-      <w:r>
-        <w:rPr>
-          <w:rFonts w:ascii="Cambria Math" w:eastAsia="SimSun" w:hAnsi="Cambria Math"/>
-          <w:i/>
-          <w:iCs/>
+        <w:t xml:space="preserve">线性化给出爆发阈值</w:t>
+      </w:r>
+    </w:p>
+    <w:p>
+      <w:pPr>
+        <w:spacing w:after="180" w:before="180" w:line="300"/>
+        <w:jc w:val="center"/>
+      </w:pPr>
+      <w:r>
+        <w:rPr>
+          <w:rFonts w:ascii="Cambria Math" w:eastAsia="SimSun" w:hAnsi="Cambria Math"/>
+          <w:i w:val="false"/>
+          <w:iCs w:val="false"/>
+          <w:sz w:val="21"/>
+          <w:szCs w:val="21"/>
+        </w:rPr>
+        <w:t xml:space="preserve">λ</w:t>
+      </w:r>
+      <w:r>
+        <w:rPr>
+          <w:rFonts w:ascii="Cambria Math" w:eastAsia="SimSun" w:hAnsi="Cambria Math"/>
+          <w:i w:val="false"/>
+          <w:iCs w:val="false"/>
+          <w:sz w:val="21"/>
+          <w:szCs w:val="21"/>
+          <w:vertAlign w:val="subscript"/>
+        </w:rPr>
+        <w:t xml:space="preserve">c</w:t>
+      </w:r>
+      <w:r>
+        <w:rPr>
+          <w:rFonts w:ascii="Cambria Math" w:eastAsia="SimSun" w:hAnsi="Cambria Math"/>
+          <w:i w:val="false"/>
+          <w:iCs w:val="false"/>
+          <w:sz w:val="21"/>
+          <w:szCs w:val="21"/>
+        </w:rPr>
+        <w:t xml:space="preserve">=(1)/(τκ-1),  κ=(⟨</w:t>
+      </w:r>
+      <w:r>
+        <w:rPr>
+          <w:rFonts w:ascii="Cambria Math" w:eastAsia="SimSun" w:hAnsi="Cambria Math"/>
+          <w:i/>
+          <w:iCs/>
+          <w:sz w:val="21"/>
+          <w:szCs w:val="21"/>
         </w:rPr>
         <w:t xml:space="preserve">k</w:t>
       </w:r>
@@ -186,6 +213,8 @@
           <w:rFonts w:ascii="Cambria Math" w:eastAsia="SimSun" w:hAnsi="Cambria Math"/>
           <w:i w:val="false"/>
           <w:iCs w:val="false"/>
+          <w:sz w:val="21"/>
+          <w:szCs w:val="21"/>
           <w:vertAlign w:val="subscript"/>
         </w:rPr>
         <w:t xml:space="preserve">in</w:t>
@@ -193,16 +222,10 @@
       <w:r>
         <w:rPr>
           <w:rFonts w:ascii="Cambria Math" w:eastAsia="SimSun" w:hAnsi="Cambria Math"/>
-          <w:i w:val="false"/>
-          <w:iCs w:val="false"/>
-        </w:rPr>
-        <w:t xml:space="preserve">,</w:t>
-      </w:r>
-      <w:r>
-        <w:rPr>
-          <w:rFonts w:ascii="Cambria Math" w:eastAsia="SimSun" w:hAnsi="Cambria Math"/>
-          <w:i/>
-          <w:iCs/>
+          <w:i/>
+          <w:iCs/>
+          <w:sz w:val="21"/>
+          <w:szCs w:val="21"/>
         </w:rPr>
         <w:t xml:space="preserve">k</w:t>
       </w:r>
@@ -211,6 +234,8 @@
           <w:rFonts w:ascii="Cambria Math" w:eastAsia="SimSun" w:hAnsi="Cambria Math"/>
           <w:i w:val="false"/>
           <w:iCs w:val="false"/>
+          <w:sz w:val="21"/>
+          <w:szCs w:val="21"/>
           <w:vertAlign w:val="subscript"/>
         </w:rPr>
         <w:t xml:space="preserve">out</w:t>
@@ -220,14 +245,41 @@
           <w:rFonts w:ascii="Cambria Math" w:eastAsia="SimSun" w:hAnsi="Cambria Math"/>
           <w:i w:val="false"/>
           <w:iCs w:val="false"/>
-        </w:rPr>
-        <w:t xml:space="preserve">)</w:t>
-      </w:r>
-      <w:r>
-        <w:rPr>
-          <w:rFonts w:ascii="Times New Roman" w:cs="Times New Roman" w:eastAsia="SimSun" w:hAnsi="Times New Roman"/>
-        </w:rPr>
-        <w:t xml:space="preserve"> 决定；当该分布不可分解——即入度与出度相关时——巨强连通分支的规模会偏离巨入分支与巨出分支规模之积 [10]。在任意两点度相关与双向边同时存在的一般情形下，有向渗流的阈值与各巨分支规模已可解析求出 [11]，这套机制并已直接用于有向接触网络上的流行预测 [12]。入出度相关对动力学的影响亦有直接证据：在有向网络上的阈值型传播中，正的入出度相关在较宽的平均入度范围内提高系统稳健性，负相关则相反 [13]。它与无向网络中的度—度同配性 [14] 并非同一件事——后者刻画相连节点之间度值的相似性，前者刻画同一节点两个方向的度值关系。</w:t>
+          <w:sz w:val="21"/>
+          <w:szCs w:val="21"/>
+        </w:rPr>
+        <w:t xml:space="preserve">⟩)/(⟨</w:t>
+      </w:r>
+      <w:r>
+        <w:rPr>
+          <w:rFonts w:ascii="Cambria Math" w:eastAsia="SimSun" w:hAnsi="Cambria Math"/>
+          <w:i/>
+          <w:iCs/>
+          <w:sz w:val="21"/>
+          <w:szCs w:val="21"/>
+        </w:rPr>
+        <w:t xml:space="preserve">k</w:t>
+      </w:r>
+      <w:r>
+        <w:rPr>
+          <w:rFonts w:ascii="Cambria Math" w:eastAsia="SimSun" w:hAnsi="Cambria Math"/>
+          <w:i w:val="false"/>
+          <w:iCs w:val="false"/>
+          <w:sz w:val="21"/>
+          <w:szCs w:val="21"/>
+          <w:vertAlign w:val="subscript"/>
+        </w:rPr>
+        <w:t xml:space="preserve">out</w:t>
+      </w:r>
+      <w:r>
+        <w:rPr>
+          <w:rFonts w:ascii="Cambria Math" w:eastAsia="SimSun" w:hAnsi="Cambria Math"/>
+          <w:i w:val="false"/>
+          <w:iCs w:val="false"/>
+          <w:sz w:val="21"/>
+          <w:szCs w:val="21"/>
+        </w:rPr>
+        <w:t xml:space="preserve">⟩)</w:t>
       </w:r>
     </w:p>
     <w:p>
@@ -237,9 +289,127 @@
       </w:pPr>
       <w:r>
         <w:rPr>
-          <w:rFonts w:ascii="Times New Roman" w:cs="Times New Roman" w:eastAsia="SimSun" w:hAnsi="Times New Roman"/>
-        </w:rPr>
-        <w:t xml:space="preserve">与此同时，传播研究的重心转向高阶交互——许多传染并非沿边逐个发生，而是在一个群体内集体发生 [15, 16]；这类高阶交互在真实数据中普遍存在 [17]。单纯复形上的高阶影响与强化机制可诱导不连续相变，并出现健康态与流行态共存的双稳区 [18]；超图上的社会传播已有适用于任意超图的解析框架，展现一阶与二阶相变、双稳与滞后 [19]；而把异质暴露与最小感染剂量结合，会导出一个普适的非线性感染核，并随之出现不连续相变与超指数增长 [20]——这与经典的阈值型复杂传播 [21, 22] 一脉相承。</w:t>
+          <w:rFonts w:ascii="Cambria Math" w:eastAsia="SimSun" w:hAnsi="Cambria Math"/>
+          <w:i w:val="false"/>
+          <w:iCs w:val="false"/>
+        </w:rPr>
+        <w:t xml:space="preserve">τ=η=1</w:t>
+      </w:r>
+      <w:r>
+        <w:rPr>
+          <w:rFonts w:ascii="Times New Roman" w:cs="Times New Roman" w:eastAsia="SimSun" w:hAnsi="Times New Roman"/>
+        </w:rPr>
+        <w:t xml:space="preserve"> 时它退化为有向随机图上 SIR 的已知结果。阈值经 </w:t>
+      </w:r>
+      <w:r>
+        <w:rPr>
+          <w:rFonts w:ascii="Cambria Math" w:eastAsia="SimSun" w:hAnsi="Cambria Math"/>
+          <w:i w:val="false"/>
+          <w:iCs w:val="false"/>
+        </w:rPr>
+        <w:t xml:space="preserve">κ</w:t>
+      </w:r>
+      <w:r>
+        <w:rPr>
+          <w:rFonts w:ascii="Times New Roman" w:cs="Times New Roman" w:eastAsia="SimSun" w:hAnsi="Times New Roman"/>
+        </w:rPr>
+        <w:t xml:space="preserve"> 依赖于入出度相关 </w:t>
+      </w:r>
+      <w:r>
+        <w:rPr>
+          <w:rFonts w:ascii="Cambria Math" w:eastAsia="SimSun" w:hAnsi="Cambria Math"/>
+          <w:i/>
+          <w:iCs/>
+        </w:rPr>
+        <w:t xml:space="preserve">r</w:t>
+      </w:r>
+      <w:r>
+        <w:rPr>
+          <w:rFonts w:ascii="Cambria Math" w:eastAsia="SimSun" w:hAnsi="Cambria Math"/>
+          <w:i w:val="false"/>
+          <w:iCs w:val="false"/>
+          <w:vertAlign w:val="subscript"/>
+        </w:rPr>
+        <w:t xml:space="preserve">io</w:t>
+      </w:r>
+      <w:r>
+        <w:rPr>
+          <w:rFonts w:ascii="Times New Roman" w:cs="Times New Roman" w:eastAsia="SimSun" w:hAnsi="Times New Roman"/>
+        </w:rPr>
+        <w:t xml:space="preserve">，却与超边重叠无关——后者是树状闭合的一条可证伪推论。与精确 Gillespie 仿真比较，闭合的偏差随系统规模趋零（</w:t>
+      </w:r>
+      <w:r>
+        <w:rPr>
+          <w:rFonts w:ascii="Cambria Math" w:eastAsia="SimSun" w:hAnsi="Cambria Math"/>
+          <w:i/>
+          <w:iCs/>
+        </w:rPr>
+        <w:t xml:space="preserve">N</w:t>
+      </w:r>
+      <w:r>
+        <w:rPr>
+          <w:rFonts w:ascii="Cambria Math" w:eastAsia="SimSun" w:hAnsi="Cambria Math"/>
+          <w:i w:val="false"/>
+          <w:iCs w:val="false"/>
+        </w:rPr>
+        <w:t xml:space="preserve">=4000</w:t>
+      </w:r>
+      <w:r>
+        <w:rPr>
+          <w:rFonts w:ascii="Times New Roman" w:cs="Times New Roman" w:eastAsia="SimSun" w:hAnsi="Times New Roman"/>
+        </w:rPr>
+        <w:t xml:space="preserve"> 时终态误差 </w:t>
+      </w:r>
+      <w:r>
+        <w:rPr>
+          <w:rFonts w:ascii="Cambria Math" w:eastAsia="SimSun" w:hAnsi="Cambria Math"/>
+          <w:i w:val="false"/>
+          <w:iCs w:val="false"/>
+        </w:rPr>
+        <w:t xml:space="preserve">0.8%</w:t>
+      </w:r>
+      <w:r>
+        <w:rPr>
+          <w:rFonts w:ascii="Times New Roman" w:cs="Times New Roman" w:eastAsia="SimSun" w:hAnsi="Times New Roman"/>
+        </w:rPr>
+        <w:t xml:space="preserve">），而同一模型的度均场把阈值压低到 </w:t>
+      </w:r>
+      <w:r>
+        <w:rPr>
+          <w:rFonts w:ascii="Cambria Math" w:eastAsia="SimSun" w:hAnsi="Cambria Math"/>
+          <w:i w:val="false"/>
+          <w:iCs w:val="false"/>
+        </w:rPr>
+        <w:t xml:space="preserve">0.75λ</w:t>
+      </w:r>
+      <w:r>
+        <w:rPr>
+          <w:rFonts w:ascii="Cambria Math" w:eastAsia="SimSun" w:hAnsi="Cambria Math"/>
+          <w:i w:val="false"/>
+          <w:iCs w:val="false"/>
+          <w:vertAlign w:val="subscript"/>
+        </w:rPr>
+        <w:t xml:space="preserve">c</w:t>
+      </w:r>
+      <w:r>
+        <w:rPr>
+          <w:rFonts w:ascii="Times New Roman" w:cs="Times New Roman" w:eastAsia="SimSun" w:hAnsi="Times New Roman"/>
+        </w:rPr>
+        <w:t xml:space="preserve">，在真实的亚临界区就给出宏观爆发，其误差不随规模消失。阈值本身亦由亚临界终态外推独立测得，与解析值相差 </w:t>
+      </w:r>
+      <w:r>
+        <w:rPr>
+          <w:rFonts w:ascii="Cambria Math" w:eastAsia="SimSun" w:hAnsi="Cambria Math"/>
+          <w:i w:val="false"/>
+          <w:iCs w:val="false"/>
+        </w:rPr>
+        <w:t xml:space="preserve">1.4σ</w:t>
+      </w:r>
+      <w:r>
+        <w:rPr>
+          <w:rFonts w:ascii="Times New Roman" w:cs="Times New Roman" w:eastAsia="SimSun" w:hAnsi="Times New Roman"/>
+        </w:rPr>
+        <w:t xml:space="preserve">。</w:t>
       </w:r>
     </w:p>
     <w:p>
@@ -251,7 +421,25 @@
         <w:rPr>
           <w:rFonts w:ascii="Times New Roman" w:cs="Times New Roman" w:eastAsia="SimSun" w:hAnsi="Times New Roman"/>
         </w:rPr>
-        <w:t xml:space="preserve">结构对高阶传播的影响同样明确。链接度分布的异质性可抑制爆炸式相变 [23]；超核分解给出一种中心性，传播过程局域于中心超核 [24]；由超边之间共享节点数定义的高阶连通分支，其巨分支的存在是单一种子实现全局爆发的必要条件 [25]；哪些群体最适合作为种子也已被刻画 [26]。尤为关键的是超边之间的重叠：它决定转变是否为爆炸式，且作用方向与直觉相反——只有在阶内重叠较低时才出现爆炸性与双稳 [27]。重叠的组织方式可由一个超边重叠矩阵刻画，其对角元与非对角元分别对应阶内与阶间重叠 [28]，而阶间相关驱动系统沿不同路径走向爆炸式传播 [29]。超图上的渗流理论亦已建立 [30]，相关进展见综述 [31]。这些工作共享同一前提：超边是无向的，一条超边内的所有节点对称地相互施加影响。</w:t>
+        <w:t xml:space="preserve">模型还给出两个与直觉相反的结构结论：均匀单种子下的平均爆发规模几乎不能探测方向对称性破缺，破缺须以爆发概率与条件爆发规模为序参量；而方向翻转下的奇宇称是破缺的必要而远非充分条件。</w:t>
+      </w:r>
+    </w:p>
+    <w:p>
+      <w:pPr>
+        <w:pStyle w:val="Heading1"/>
+        <w:spacing w:after="160" w:before="0"/>
+        <w:jc w:val="center"/>
+      </w:pPr>
+      <w:r>
+        <w:rPr>
+          <w:rFonts w:ascii="Times New Roman" w:cs="Times New Roman" w:eastAsia="SimSun" w:hAnsi="Times New Roman"/>
+          <w:b/>
+          <w:bCs/>
+          <w:color w:val="1A1A1A"/>
+          <w:sz w:val="32"/>
+          <w:szCs w:val="32"/>
+        </w:rPr>
+        <w:t xml:space="preserve">I. 引言</w:t>
       </w:r>
     </w:p>
     <w:p>
@@ -263,7 +451,21 @@
         <w:rPr>
           <w:rFonts w:ascii="Times New Roman" w:cs="Times New Roman" w:eastAsia="SimSun" w:hAnsi="Times New Roman"/>
         </w:rPr>
-        <w:t xml:space="preserve">然而现实中的高阶交互往往是有向的——施加影响的一方与接受影响的一方并不对称。有向超图正是为刻画这种不对称而设的形式化：每条超边分为施加影响的尾集与接受影响的头集（二者不相交），这一结构在算法与运筹领域已使用三十余年 [32]。代谢与化学反应把一组底物转化为一组产物，是其典型实例 [33]；比特币交易与引用数据亦已按有向超图分析 [34]。针对有向超图的结构测度近年迅速成型：真实数据的微观组织、高阶互惠性与 motif 已被系统刻画 [34, 35]；无向超图中超边重叠的测度与生成器已给出 [36]，位形模型与保度随机化亦有成熟实现 [37, 38]；而保入出度序列的均匀采样与非退化零模型在有向超图上也已可用 [39, 40]。</w:t>
+        <w:t xml:space="preserve">许多传染并非沿边逐个发生，而是在一个群体内集体发生 [1, 2]，这类高阶交互在真实数据中普遍存在 [3]。但群体交互往往是</w:t>
+      </w:r>
+      <w:r>
+        <w:rPr>
+          <w:rFonts w:ascii="Times New Roman" w:cs="Times New Roman" w:eastAsia="SimSun" w:hAnsi="Times New Roman"/>
+          <w:b/>
+          <w:bCs/>
+        </w:rPr>
+        <w:t xml:space="preserve">有向</w:t>
+      </w:r>
+      <w:r>
+        <w:rPr>
+          <w:rFonts w:ascii="Times New Roman" w:cs="Times New Roman" w:eastAsia="SimSun" w:hAnsi="Times New Roman"/>
+        </w:rPr>
+        <w:t xml:space="preserve">的：施加影响的一方与接受影响的一方并不对称。代谢反应把一组底物转化为一组产物 [4]，比特币交易与引用数据同样是一组主体指向另一组 [5]。有向超图正是为刻画这种不对称而设的形式化——每条超边分为施加影响的尾集与接受影响的头集（二者不相交），这一结构在算法与运筹领域已使用三十余年 [6]。</w:t>
       </w:r>
     </w:p>
     <w:p>
@@ -275,7 +477,77 @@
         <w:rPr>
           <w:rFonts w:ascii="Times New Roman" w:cs="Times New Roman" w:eastAsia="SimSun" w:hAnsi="Times New Roman"/>
         </w:rPr>
-        <w:t xml:space="preserve">动力学一侧则由 Li 等开启。他们在有向超图上建立社会传播模型，发现不连续相变的双稳区间随有向强度减弱而收缩，表明方向性确实改变高阶传播的相变结构 [41]。该工作采用均场闭合，不涉及渗流，其方向性由单一标量强度参数调节。均场忽略邻域相关，误差在阈值邻域最大；在成对网络上，正是 EBCM 补上了这一层 [6, 7]。因此，对于有向超图上的传播阈值如何依赖于结构相关这一问题，目前既没有超出均场的含时理论，也没有可供解析扫描的渗流理论。</w:t>
+        <w:t xml:space="preserve">已有的理论工具恰好绕开了这个交叉点。成对网络上的 SIR 已由两条彼此独立的路径解决：渗流给出阈值与终态 [7, 8, 9]——度分布二阶矩发散时阈值趋零 [10]，方程给出峰值与时间演化——Volz 的低维闭合 [11] 经 Miller 等整理为边基房室模型（EBCM），以"沿一条边尚未传来感染"的概率为核心变量 [12]；二者可相互印证 [13]。方向性作为</w:t>
+      </w:r>
+      <w:r>
+        <w:rPr>
+          <w:rFonts w:ascii="Times New Roman" w:cs="Times New Roman" w:eastAsia="SimSun" w:hAnsi="Times New Roman"/>
+          <w:b/>
+          <w:bCs/>
+        </w:rPr>
+        <w:t xml:space="preserve">成对</w:t>
+      </w:r>
+      <w:r>
+        <w:rPr>
+          <w:rFonts w:ascii="Times New Roman" w:cs="Times New Roman" w:eastAsia="SimSun" w:hAnsi="Times New Roman"/>
+        </w:rPr>
+        <w:t xml:space="preserve">网络的属性也已处理成熟：有向随机图各巨分支的规模由入出度联合分布决定 [14]，阈值与分支规模可解析求出 [15, 16]，且再生数经 </w:t>
+      </w:r>
+      <w:r>
+        <w:rPr>
+          <w:rFonts w:ascii="Cambria Math" w:eastAsia="SimSun" w:hAnsi="Cambria Math"/>
+          <w:i w:val="false"/>
+          <w:iCs w:val="false"/>
+        </w:rPr>
+        <w:t xml:space="preserve">⟨</w:t>
+      </w:r>
+      <w:r>
+        <w:rPr>
+          <w:rFonts w:ascii="Cambria Math" w:eastAsia="SimSun" w:hAnsi="Cambria Math"/>
+          <w:i/>
+          <w:iCs/>
+        </w:rPr>
+        <w:t xml:space="preserve">k</w:t>
+      </w:r>
+      <w:r>
+        <w:rPr>
+          <w:rFonts w:ascii="Cambria Math" w:eastAsia="SimSun" w:hAnsi="Cambria Math"/>
+          <w:i w:val="false"/>
+          <w:iCs w:val="false"/>
+          <w:vertAlign w:val="subscript"/>
+        </w:rPr>
+        <w:t xml:space="preserve">in</w:t>
+      </w:r>
+      <w:r>
+        <w:rPr>
+          <w:rFonts w:ascii="Cambria Math" w:eastAsia="SimSun" w:hAnsi="Cambria Math"/>
+          <w:i/>
+          <w:iCs/>
+        </w:rPr>
+        <w:t xml:space="preserve">k</w:t>
+      </w:r>
+      <w:r>
+        <w:rPr>
+          <w:rFonts w:ascii="Cambria Math" w:eastAsia="SimSun" w:hAnsi="Cambria Math"/>
+          <w:i w:val="false"/>
+          <w:iCs w:val="false"/>
+          <w:vertAlign w:val="subscript"/>
+        </w:rPr>
+        <w:t xml:space="preserve">out</w:t>
+      </w:r>
+      <w:r>
+        <w:rPr>
+          <w:rFonts w:ascii="Cambria Math" w:eastAsia="SimSun" w:hAnsi="Cambria Math"/>
+          <w:i w:val="false"/>
+          <w:iCs w:val="false"/>
+        </w:rPr>
+        <w:t xml:space="preserve">⟩</w:t>
+      </w:r>
+      <w:r>
+        <w:rPr>
+          <w:rFonts w:ascii="Times New Roman" w:cs="Times New Roman" w:eastAsia="SimSun" w:hAnsi="Times New Roman"/>
+        </w:rPr>
+        <w:t xml:space="preserve"> 依赖于入出度的相关 [17]。高阶交互一侧同样成果丰富：单纯复形与超图上的传播可出现不连续相变与双稳 [18, 19, 20]，结构的影响也已刻画——链接度异质性抑制爆炸式相变 [21]，超核分解给出局域化的中心性 [22]，高阶连通分支的巨分支是单种子全局爆发的必要条件 [23]，最佳种子群体已被刻画 [24]，而超边重叠决定转变是否爆炸式且方向与直觉相反 [25, 26, 27]，超图渗流理论亦已建立 [28, 29]。这些工作共享同一前提：超边是无向的。</w:t>
       </w:r>
     </w:p>
     <w:p>
@@ -287,35 +559,7 @@
         <w:rPr>
           <w:rFonts w:ascii="Times New Roman" w:cs="Times New Roman" w:eastAsia="SimSun" w:hAnsi="Times New Roman"/>
         </w:rPr>
-        <w:t xml:space="preserve">本文沿方程与渗流两条路径推进这一问题，并证明二者在同一极限下相合。方程一侧，我们提出有向超图 SIR 的并发型 EBCM 方程；其技术困难在于一个头节点同时承受多条超边、多个尾成员的并发压力，闭合变量不能简单相乘。我们给出闭合方案，在尾集基数 </w:t>
-      </w:r>
-      <w:r>
-        <w:rPr>
-          <w:rFonts w:ascii="Cambria Math" w:eastAsia="SimSun" w:hAnsi="Cambria Math"/>
-          <w:i w:val="false"/>
-          <w:iCs w:val="false"/>
-        </w:rPr>
-        <w:t xml:space="preserve">τ=1,2</w:t>
-      </w:r>
-      <w:r>
-        <w:rPr>
-          <w:rFonts w:ascii="Times New Roman" w:cs="Times New Roman" w:eastAsia="SimSun" w:hAnsi="Times New Roman"/>
-        </w:rPr>
-        <w:t xml:space="preserve"> 的可控情形下手推验证，并以精确 Gillespie 仿真 [42] 在阈值邻域校验，从而定量给出边基闭合相对均场的增益。渗流一侧，我们把成对网络上的 SIR–渗流映射及其半有向修正 [2, 5] 与有向渗流的生成函数机制 [10, 11] 推广到有向超图，得到爆发阈值随结构参数变化的半解析依赖。两条路径互不依赖，因而可互为验证；我们进一步证明二者的自洽方程在 </w:t>
-      </w:r>
-      <w:r>
-        <w:rPr>
-          <w:rFonts w:ascii="Cambria Math" w:eastAsia="SimSun" w:hAnsi="Cambria Math"/>
-          <w:i w:val="false"/>
-          <w:iCs w:val="false"/>
-        </w:rPr>
-        <w:t xml:space="preserve">μ→0</w:t>
-      </w:r>
-      <w:r>
-        <w:rPr>
-          <w:rFonts w:ascii="Times New Roman" w:cs="Times New Roman" w:eastAsia="SimSun" w:hAnsi="Times New Roman"/>
-        </w:rPr>
-        <w:t xml:space="preserve"> 极限下同构，给出同一阈值。</w:t>
+        <w:t xml:space="preserve">有向超图上，结构刻画的工具近年已迅速成型——真实数据的微观组织与高阶互惠性 [5, 30]、重叠测度 [31]、位形模型与保度随机化 [32, 33]、保入出度序列的均匀采样 [34, 35]。动力学一侧则只有 Li 等一项：他们在有向超图上建立社会传播模型，发现双稳区间随有向强度减弱而收缩 [36]。该工作采用均场闭合，方向性由单一标量参数调节。均场忽略邻域相关，误差在阈值邻域最大；成对网络上正是 EBCM 补上了这一层 [11, 12]。因此，有向超图上的传播阈值如何依赖于结构，目前既无超出均场的含时理论，也无可供解析扫描的渗流理论。</w:t>
       </w:r>
     </w:p>
     <w:p>
@@ -327,21 +571,253 @@
         <w:rPr>
           <w:rFonts w:ascii="Times New Roman" w:cs="Times New Roman" w:eastAsia="SimSun" w:hAnsi="Times New Roman"/>
         </w:rPr>
-        <w:t xml:space="preserve">为使结构依赖可被受控地检验，我们给出有向超边重叠的可计算定义。对每一对有序超边构造 </w:t>
-      </w:r>
-      <w:r>
-        <w:rPr>
-          <w:rFonts w:ascii="Cambria Math" w:eastAsia="SimSun" w:hAnsi="Cambria Math"/>
-          <w:i w:val="false"/>
-          <w:iCs w:val="false"/>
-        </w:rPr>
-        <w:t xml:space="preserve">2×2</w:t>
-      </w:r>
-      <w:r>
-        <w:rPr>
-          <w:rFonts w:ascii="Times New Roman" w:cs="Times New Roman" w:eastAsia="SimSun" w:hAnsi="Times New Roman"/>
-        </w:rPr>
-        <w:t xml:space="preserve"> 重叠列联矩阵，其四个通道分别对应共享节点在两条超边中同为尾成员、同为头成员、或一为头一为尾（两个方向各一个通道）。按阶聚合后得到一个张量，其阶对角块与非对角块分别对应已有的阶内与阶间重叠 [27, 28]；对任意一对超边，四个通道之和精确等于无向情形下的重叠，因此本文结果可与无向文献直接对照。互惠通道直接采用文献中的强互惠判据 [34]。两个结构参数在生成流程的不同环节起作用。入出度相关 </w:t>
+        <w:t xml:space="preserve">本文建立并求解有向超图上的 SIR 模型。第 II 节定义模型：尾集中被感染的成员数达到群体阈值 </w:t>
+      </w:r>
+      <w:r>
+        <w:rPr>
+          <w:rFonts w:ascii="Cambria Math" w:eastAsia="SimSun" w:hAnsi="Cambria Math"/>
+          <w:i w:val="false"/>
+          <w:iCs w:val="false"/>
+        </w:rPr>
+        <w:t xml:space="preserve">θ</w:t>
+      </w:r>
+      <w:r>
+        <w:rPr>
+          <w:rFonts w:ascii="Times New Roman" w:cs="Times New Roman" w:eastAsia="SimSun" w:hAnsi="Times New Roman"/>
+        </w:rPr>
+        <w:t xml:space="preserve"> 时超边激活，以速率 </w:t>
+      </w:r>
+      <w:r>
+        <w:rPr>
+          <w:rFonts w:ascii="Cambria Math" w:eastAsia="SimSun" w:hAnsi="Cambria Math"/>
+          <w:i w:val="false"/>
+          <w:iCs w:val="false"/>
+        </w:rPr>
+        <w:t xml:space="preserve">β</w:t>
+      </w:r>
+      <w:r>
+        <w:rPr>
+          <w:rFonts w:ascii="Times New Roman" w:cs="Times New Roman" w:eastAsia="SimSun" w:hAnsi="Times New Roman"/>
+        </w:rPr>
+        <w:t xml:space="preserve"> 向头集中每个易感节点传递，感染者以速率 </w:t>
+      </w:r>
+      <w:r>
+        <w:rPr>
+          <w:rFonts w:ascii="Cambria Math" w:eastAsia="SimSun" w:hAnsi="Cambria Math"/>
+          <w:i w:val="false"/>
+          <w:iCs w:val="false"/>
+        </w:rPr>
+        <w:t xml:space="preserve">μ</w:t>
+      </w:r>
+      <w:r>
+        <w:rPr>
+          <w:rFonts w:ascii="Times New Roman" w:cs="Times New Roman" w:eastAsia="SimSun" w:hAnsi="Times New Roman"/>
+        </w:rPr>
+        <w:t xml:space="preserve"> 康复，控制参数为 </w:t>
+      </w:r>
+      <w:r>
+        <w:rPr>
+          <w:rFonts w:ascii="Cambria Math" w:eastAsia="SimSun" w:hAnsi="Cambria Math"/>
+          <w:i w:val="false"/>
+          <w:iCs w:val="false"/>
+        </w:rPr>
+        <w:t xml:space="preserve">λ=β/μ</w:t>
+      </w:r>
+      <w:r>
+        <w:rPr>
+          <w:rFonts w:ascii="Times New Roman" w:cs="Times New Roman" w:eastAsia="SimSun" w:hAnsi="Times New Roman"/>
+        </w:rPr>
+        <w:t xml:space="preserve">；非指数康复期会显著改变成对网络的流行阈值 [37]，其推广见附录。第 III 节给出 </w:t>
+      </w:r>
+      <w:r>
+        <w:rPr>
+          <w:rFonts w:ascii="Cambria Math" w:eastAsia="SimSun" w:hAnsi="Cambria Math"/>
+          <w:i w:val="false"/>
+          <w:iCs w:val="false"/>
+        </w:rPr>
+        <w:t xml:space="preserve">θ=1</w:t>
+      </w:r>
+      <w:r>
+        <w:rPr>
+          <w:rFonts w:ascii="Times New Roman" w:cs="Times New Roman" w:eastAsia="SimSun" w:hAnsi="Times New Roman"/>
+        </w:rPr>
+        <w:t xml:space="preserve"> 的并发型 EBCM 方程。技术困难在于一条超边只有一个激活时钟却由 </w:t>
+      </w:r>
+      <w:r>
+        <w:rPr>
+          <w:rFonts w:ascii="Cambria Math" w:eastAsia="SimSun" w:hAnsi="Cambria Math"/>
+          <w:i w:val="false"/>
+          <w:iCs w:val="false"/>
+        </w:rPr>
+        <w:t xml:space="preserve">τ</w:t>
+      </w:r>
+      <w:r>
+        <w:rPr>
+          <w:rFonts w:ascii="Times New Roman" w:cs="Times New Roman" w:eastAsia="SimSun" w:hAnsi="Times New Roman"/>
+        </w:rPr>
+        <w:t xml:space="preserve"> 个尾成员共同驱动——激活时长是各成员感染期之并，因而闭合变量不能逐成员相乘。以尾集中易感、感染、康复的成员计数为状态，可把"尚未传递"重新写成一条带湮灭的 Markov 链，得到 </w:t>
+      </w:r>
+      <w:r>
+        <w:rPr>
+          <w:rFonts w:ascii="Cambria Math" w:eastAsia="SimSun" w:hAnsi="Cambria Math"/>
+          <w:i/>
+          <w:iCs/>
+        </w:rPr>
+        <w:t xml:space="preserve">C</w:t>
+      </w:r>
+      <w:r>
+        <w:rPr>
+          <w:rFonts w:ascii="Cambria Math" w:eastAsia="SimSun" w:hAnsi="Cambria Math"/>
+          <w:i w:val="false"/>
+          <w:iCs w:val="false"/>
+        </w:rPr>
+        <w:t xml:space="preserve">(τ+2, 2)+1</w:t>
+      </w:r>
+      <w:r>
+        <w:rPr>
+          <w:rFonts w:ascii="Times New Roman" w:cs="Times New Roman" w:eastAsia="SimSun" w:hAnsi="Times New Roman"/>
+        </w:rPr>
+        <w:t xml:space="preserve"> 维、与系统规模无关的闭方程组。爆发条件由线性化给出，</w:t>
+      </w:r>
+      <w:r>
+        <w:rPr>
+          <w:rFonts w:ascii="Cambria Math" w:eastAsia="SimSun" w:hAnsi="Cambria Math"/>
+          <w:i w:val="false"/>
+          <w:iCs w:val="false"/>
+        </w:rPr>
+        <w:t xml:space="preserve">λ</w:t>
+      </w:r>
+      <w:r>
+        <w:rPr>
+          <w:rFonts w:ascii="Cambria Math" w:eastAsia="SimSun" w:hAnsi="Cambria Math"/>
+          <w:i w:val="false"/>
+          <w:iCs w:val="false"/>
+          <w:vertAlign w:val="subscript"/>
+        </w:rPr>
+        <w:t xml:space="preserve">c</w:t>
+      </w:r>
+      <w:r>
+        <w:rPr>
+          <w:rFonts w:ascii="Cambria Math" w:eastAsia="SimSun" w:hAnsi="Cambria Math"/>
+          <w:i w:val="false"/>
+          <w:iCs w:val="false"/>
+        </w:rPr>
+        <w:t xml:space="preserve">=1/(τκ-1)</w:t>
+      </w:r>
+      <w:r>
+        <w:rPr>
+          <w:rFonts w:ascii="Times New Roman" w:cs="Times New Roman" w:eastAsia="SimSun" w:hAnsi="Times New Roman"/>
+        </w:rPr>
+        <w:t xml:space="preserve">，</w:t>
+      </w:r>
+      <w:r>
+        <w:rPr>
+          <w:rFonts w:ascii="Cambria Math" w:eastAsia="SimSun" w:hAnsi="Cambria Math"/>
+          <w:i w:val="false"/>
+          <w:iCs w:val="false"/>
+        </w:rPr>
+        <w:t xml:space="preserve">κ=⟨</w:t>
+      </w:r>
+      <w:r>
+        <w:rPr>
+          <w:rFonts w:ascii="Cambria Math" w:eastAsia="SimSun" w:hAnsi="Cambria Math"/>
+          <w:i/>
+          <w:iCs/>
+        </w:rPr>
+        <w:t xml:space="preserve">k</w:t>
+      </w:r>
+      <w:r>
+        <w:rPr>
+          <w:rFonts w:ascii="Cambria Math" w:eastAsia="SimSun" w:hAnsi="Cambria Math"/>
+          <w:i w:val="false"/>
+          <w:iCs w:val="false"/>
+          <w:vertAlign w:val="subscript"/>
+        </w:rPr>
+        <w:t xml:space="preserve">in</w:t>
+      </w:r>
+      <w:r>
+        <w:rPr>
+          <w:rFonts w:ascii="Cambria Math" w:eastAsia="SimSun" w:hAnsi="Cambria Math"/>
+          <w:i/>
+          <w:iCs/>
+        </w:rPr>
+        <w:t xml:space="preserve">k</w:t>
+      </w:r>
+      <w:r>
+        <w:rPr>
+          <w:rFonts w:ascii="Cambria Math" w:eastAsia="SimSun" w:hAnsi="Cambria Math"/>
+          <w:i w:val="false"/>
+          <w:iCs w:val="false"/>
+          <w:vertAlign w:val="subscript"/>
+        </w:rPr>
+        <w:t xml:space="preserve">out</w:t>
+      </w:r>
+      <w:r>
+        <w:rPr>
+          <w:rFonts w:ascii="Cambria Math" w:eastAsia="SimSun" w:hAnsi="Cambria Math"/>
+          <w:i w:val="false"/>
+          <w:iCs w:val="false"/>
+        </w:rPr>
+        <w:t xml:space="preserve">⟩/⟨</w:t>
+      </w:r>
+      <w:r>
+        <w:rPr>
+          <w:rFonts w:ascii="Cambria Math" w:eastAsia="SimSun" w:hAnsi="Cambria Math"/>
+          <w:i/>
+          <w:iCs/>
+        </w:rPr>
+        <w:t xml:space="preserve">k</w:t>
+      </w:r>
+      <w:r>
+        <w:rPr>
+          <w:rFonts w:ascii="Cambria Math" w:eastAsia="SimSun" w:hAnsi="Cambria Math"/>
+          <w:i w:val="false"/>
+          <w:iCs w:val="false"/>
+          <w:vertAlign w:val="subscript"/>
+        </w:rPr>
+        <w:t xml:space="preserve">out</w:t>
+      </w:r>
+      <w:r>
+        <w:rPr>
+          <w:rFonts w:ascii="Cambria Math" w:eastAsia="SimSun" w:hAnsi="Cambria Math"/>
+          <w:i w:val="false"/>
+          <w:iCs w:val="false"/>
+        </w:rPr>
+        <w:t xml:space="preserve">⟩</w:t>
+      </w:r>
+      <w:r>
+        <w:rPr>
+          <w:rFonts w:ascii="Times New Roman" w:cs="Times New Roman" w:eastAsia="SimSun" w:hAnsi="Times New Roman"/>
+        </w:rPr>
+        <w:t xml:space="preserve">；</w:t>
+      </w:r>
+      <w:r>
+        <w:rPr>
+          <w:rFonts w:ascii="Cambria Math" w:eastAsia="SimSun" w:hAnsi="Cambria Math"/>
+          <w:i w:val="false"/>
+          <w:iCs w:val="false"/>
+        </w:rPr>
+        <w:t xml:space="preserve">τ=η=1</w:t>
+      </w:r>
+      <w:r>
+        <w:rPr>
+          <w:rFonts w:ascii="Times New Roman" w:cs="Times New Roman" w:eastAsia="SimSun" w:hAnsi="Times New Roman"/>
+        </w:rPr>
+        <w:t xml:space="preserve"> 时退化为有向随机图的已知阈值 [16, 17]。阈值经 </w:t>
+      </w:r>
+      <w:r>
+        <w:rPr>
+          <w:rFonts w:ascii="Cambria Math" w:eastAsia="SimSun" w:hAnsi="Cambria Math"/>
+          <w:i w:val="false"/>
+          <w:iCs w:val="false"/>
+        </w:rPr>
+        <w:t xml:space="preserve">κ</w:t>
+      </w:r>
+      <w:r>
+        <w:rPr>
+          <w:rFonts w:ascii="Times New Roman" w:cs="Times New Roman" w:eastAsia="SimSun" w:hAnsi="Times New Roman"/>
+        </w:rPr>
+        <w:t xml:space="preserve"> 依赖于入出度相关 </w:t>
       </w:r>
       <w:r>
         <w:rPr>
@@ -364,21 +840,7 @@
         <w:rPr>
           <w:rFonts w:ascii="Times New Roman" w:cs="Times New Roman" w:eastAsia="SimSun" w:hAnsi="Times New Roman"/>
         </w:rPr>
-        <w:t xml:space="preserve"> 是双度序列的函数，故在构造该序列的阶段设定（保持两条边际度序列不变，重新配置入度与出度在节点上的配对）；重叠 </w:t>
-      </w:r>
-      <w:r>
-        <w:rPr>
-          <w:rFonts w:ascii="Cambria Math" w:eastAsia="SimSun" w:hAnsi="Cambria Math"/>
-          <w:i w:val="false"/>
-          <w:iCs w:val="false"/>
-        </w:rPr>
-        <w:t xml:space="preserve">α</w:t>
-      </w:r>
-      <w:r>
-        <w:rPr>
-          <w:rFonts w:ascii="Times New Roman" w:cs="Times New Roman" w:eastAsia="SimSun" w:hAnsi="Times New Roman"/>
-        </w:rPr>
-        <w:t xml:space="preserve"> 则在序列固定之后，由严格保持逐节点入出度的定向重排调节。二者因而可以独立扫描，互不牵动。零模型基线取自已有的均匀采样器 [39, 40]。</w:t>
+        <w:t xml:space="preserve">，却与超边重叠无关——这不是疏漏，而是树状闭合的一条可证伪推论。入出度相关影响传播已有独立证据：有向网络的阈值型传播中，正的入出度相关在较宽的平均入度范围内改变系统稳健性 [38]。与精确 Gillespie 仿真 [39] 比较，闭合的偏差随系统规模趋零，均场的不然：它把阈值压低四分之一，在真实的亚临界区就给出宏观爆发。</w:t>
       </w:r>
     </w:p>
     <w:p>
@@ -390,125 +852,49 @@
         <w:rPr>
           <w:rFonts w:ascii="Times New Roman" w:cs="Times New Roman" w:eastAsia="SimSun" w:hAnsi="Times New Roman"/>
         </w:rPr>
-        <w:t xml:space="preserve">方向对称性破缺的分析给出两个与直觉相反的结果。其一，平均爆发规模是极差的序参量。设终态可表示为某个种子无关的随机结构上的可达性——逐对独立传播下这一表示严格成立——则可达有序对的总数在方向翻转下逐实现守恒，均匀单种子下的 </w:t>
-      </w:r>
-      <w:r>
-        <w:rPr>
-          <w:rFonts w:ascii="Cambria Math" w:eastAsia="SimSun" w:hAnsi="Cambria Math"/>
-          <w:i w:val="false"/>
-          <w:iCs w:val="false"/>
-        </w:rPr>
-        <w:t xml:space="preserve">⟨</w:t>
-      </w:r>
-      <w:r>
-        <w:rPr>
-          <w:rFonts w:ascii="Cambria Math" w:eastAsia="SimSun" w:hAnsi="Cambria Math"/>
-          <w:i/>
-          <w:iCs/>
-        </w:rPr>
-        <w:t xml:space="preserve">S</w:t>
-      </w:r>
-      <w:r>
-        <w:rPr>
-          <w:rFonts w:ascii="Cambria Math" w:eastAsia="SimSun" w:hAnsi="Cambria Math"/>
-          <w:i w:val="false"/>
-          <w:iCs w:val="false"/>
-        </w:rPr>
-        <w:t xml:space="preserve">⟩</w:t>
-      </w:r>
-      <w:r>
-        <w:rPr>
-          <w:rFonts w:ascii="Times New Roman" w:cs="Times New Roman" w:eastAsia="SimSun" w:hAnsi="Times New Roman"/>
-        </w:rPr>
-        <w:t xml:space="preserve"> 因而对</w:t>
-      </w:r>
-      <w:r>
-        <w:rPr>
-          <w:rFonts w:ascii="Times New Roman" w:cs="Times New Roman" w:eastAsia="SimSun" w:hAnsi="Times New Roman"/>
-          <w:b/>
-          <w:bCs/>
-        </w:rPr>
-        <w:t xml:space="preserve">任意</w:t>
-      </w:r>
-      <w:r>
-        <w:rPr>
-          <w:rFonts w:ascii="Times New Roman" w:cs="Times New Roman" w:eastAsia="SimSun" w:hAnsi="Times New Roman"/>
-        </w:rPr>
-        <w:t xml:space="preserve">有向超图保持不变，无论其结构多么不对称。超边级激活使同一超边的各头成员共享一个激活区间，该表示随之失效：</w:t>
-      </w:r>
-      <w:r>
-        <w:rPr>
-          <w:rFonts w:ascii="Cambria Math" w:eastAsia="SimSun" w:hAnsi="Cambria Math"/>
-          <w:i w:val="false"/>
-          <w:iCs w:val="false"/>
-        </w:rPr>
-        <w:t xml:space="preserve">⟨</w:t>
-      </w:r>
-      <w:r>
-        <w:rPr>
-          <w:rFonts w:ascii="Cambria Math" w:eastAsia="SimSun" w:hAnsi="Cambria Math"/>
-          <w:i/>
-          <w:iCs/>
-        </w:rPr>
-        <w:t xml:space="preserve">S</w:t>
-      </w:r>
-      <w:r>
-        <w:rPr>
-          <w:rFonts w:ascii="Cambria Math" w:eastAsia="SimSun" w:hAnsi="Cambria Math"/>
-          <w:i w:val="false"/>
-          <w:iCs w:val="false"/>
-        </w:rPr>
-        <w:t xml:space="preserve">⟩</w:t>
-      </w:r>
-      <w:r>
-        <w:rPr>
-          <w:rFonts w:ascii="Times New Roman" w:cs="Times New Roman" w:eastAsia="SimSun" w:hAnsi="Times New Roman"/>
-        </w:rPr>
-        <w:t xml:space="preserve"> 在翻转下出现约 </w:t>
-      </w:r>
-      <w:r>
-        <w:rPr>
-          <w:rFonts w:ascii="Cambria Math" w:eastAsia="SimSun" w:hAnsi="Cambria Math"/>
-          <w:i w:val="false"/>
-          <w:iCs w:val="false"/>
-        </w:rPr>
-        <w:t xml:space="preserve">2%</w:t>
-      </w:r>
-      <w:r>
-        <w:rPr>
-          <w:rFonts w:ascii="Times New Roman" w:cs="Times New Roman" w:eastAsia="SimSun" w:hAnsi="Times New Roman"/>
-        </w:rPr>
-        <w:t xml:space="preserve"> 的残余不对称，但这比爆发概率的破缺幅度仍小二十余倍。破缺真正出现在这些可达对如何分配：大爆发的概率由巨入分支决定，爆发的终态规模由巨出分支决定，而翻转恰好交换二者 [5]。我们因而以爆发概率与条件爆发规模为序参量。二者若破缺则必反向，其组合须把 </w:t>
-      </w:r>
-      <w:r>
-        <w:rPr>
-          <w:rFonts w:ascii="Cambria Math" w:eastAsia="SimSun" w:hAnsi="Cambria Math"/>
-          <w:i w:val="false"/>
-          <w:iCs w:val="false"/>
-        </w:rPr>
-        <w:t xml:space="preserve">⟨</w:t>
-      </w:r>
-      <w:r>
-        <w:rPr>
-          <w:rFonts w:ascii="Cambria Math" w:eastAsia="SimSun" w:hAnsi="Cambria Math"/>
-          <w:i/>
-          <w:iCs/>
-        </w:rPr>
-        <w:t xml:space="preserve">S</w:t>
-      </w:r>
-      <w:r>
-        <w:rPr>
-          <w:rFonts w:ascii="Cambria Math" w:eastAsia="SimSun" w:hAnsi="Cambria Math"/>
-          <w:i w:val="false"/>
-          <w:iCs w:val="false"/>
-        </w:rPr>
-        <w:t xml:space="preserve">⟩</w:t>
-      </w:r>
-      <w:r>
-        <w:rPr>
-          <w:rFonts w:ascii="Times New Roman" w:cs="Times New Roman" w:eastAsia="SimSun" w:hAnsi="Times New Roman"/>
-        </w:rPr>
-        <w:t xml:space="preserve"> 补偿至上述残余以内——这一补偿关系本身即是一项可证伪的预言。</w:t>
+        <w:t xml:space="preserve">第 IV 节转向渗流一侧，把成对网络上的 SIR–渗流映射及其半有向修正 [8, 40] 与有向渗流的生成函数机制 [14, 15] 推广到有向超图。两条路径互不依赖，因而可互为验证；我们进一步证明二者的自洽方程在 </w:t>
+      </w:r>
+      <w:r>
+        <w:rPr>
+          <w:rFonts w:ascii="Cambria Math" w:eastAsia="SimSun" w:hAnsi="Cambria Math"/>
+          <w:i w:val="false"/>
+          <w:iCs w:val="false"/>
+        </w:rPr>
+        <w:t xml:space="preserve">μ→0</w:t>
+      </w:r>
+      <w:r>
+        <w:rPr>
+          <w:rFonts w:ascii="Times New Roman" w:cs="Times New Roman" w:eastAsia="SimSun" w:hAnsi="Times New Roman"/>
+        </w:rPr>
+        <w:t xml:space="preserve"> 极限下同构。</w:t>
+      </w:r>
+      <w:r>
+        <w:rPr>
+          <w:rFonts w:ascii="Cambria Math" w:eastAsia="SimSun" w:hAnsi="Cambria Math"/>
+          <w:i w:val="false"/>
+          <w:iCs w:val="false"/>
+        </w:rPr>
+        <w:t xml:space="preserve">θ≥2</w:t>
+      </w:r>
+      <w:r>
+        <w:rPr>
+          <w:rFonts w:ascii="Times New Roman" w:cs="Times New Roman" w:eastAsia="SimSun" w:hAnsi="Times New Roman"/>
+        </w:rPr>
+        <w:t xml:space="preserve"> 时激活不再是单条超边的独立事件，模型转入 bootstrap 与 </w:t>
+      </w:r>
+      <w:r>
+        <w:rPr>
+          <w:rFonts w:ascii="Cambria Math" w:eastAsia="SimSun" w:hAnsi="Cambria Math"/>
+          <w:i/>
+          <w:iCs/>
+        </w:rPr>
+        <w:t xml:space="preserve">k</w:t>
+      </w:r>
+      <w:r>
+        <w:rPr>
+          <w:rFonts w:ascii="Times New Roman" w:cs="Times New Roman" w:eastAsia="SimSun" w:hAnsi="Times New Roman"/>
+        </w:rPr>
+        <w:t xml:space="preserve">-core 型渗流，其相变结构不同于普通渗流 [41, 42, 43]，亦在该节处理。</w:t>
       </w:r>
     </w:p>
     <w:p>
@@ -520,35 +906,21 @@
         <w:rPr>
           <w:rFonts w:ascii="Times New Roman" w:cs="Times New Roman" w:eastAsia="SimSun" w:hAnsi="Times New Roman"/>
         </w:rPr>
-        <w:t xml:space="preserve">其二，翻转奇是破缺的必要条件，却远非充分条件。本文所用结构量中翻转奇的来源只有两个：双度序列关于入/出分量互换的不对称性，以及共发重叠与共收重叠之差 </w:t>
-      </w:r>
-      <w:r>
-        <w:rPr>
-          <w:rFonts w:ascii="Cambria Math" w:eastAsia="SimSun" w:hAnsi="Cambria Math"/>
-          <w:i w:val="false"/>
-          <w:iCs w:val="false"/>
-        </w:rPr>
-        <w:t xml:space="preserve">Δα</w:t>
-      </w:r>
-      <w:r>
-        <w:rPr>
-          <w:rFonts w:ascii="Times New Roman" w:cs="Times New Roman" w:eastAsia="SimSun" w:hAnsi="Times New Roman"/>
-        </w:rPr>
-        <w:t xml:space="preserve">。二者的实际作用截然不同：前者驱动的破缺在爆发概率上是数十个标准差的效应；而 </w:t>
-      </w:r>
-      <w:r>
-        <w:rPr>
-          <w:rFonts w:ascii="Cambria Math" w:eastAsia="SimSun" w:hAnsi="Cambria Math"/>
-          <w:i w:val="false"/>
-          <w:iCs w:val="false"/>
-        </w:rPr>
-        <w:t xml:space="preserve">Δα</w:t>
-      </w:r>
-      <w:r>
-        <w:rPr>
-          <w:rFonts w:ascii="Times New Roman" w:cs="Times New Roman" w:eastAsia="SimSun" w:hAnsi="Times New Roman"/>
-        </w:rPr>
-        <w:t xml:space="preserve"> 尽管同样翻转奇，在同一协议下把它推到量程上限，效应始终不可分辨，我们只能给出上界。破缺因而由分支结构的不对称驱动，而非由重叠的极性驱动——宇称分类能划出候选集合，选出其中哪一个起作用则是动力学问题。作为阴性对照，入出度相关 </w:t>
+        <w:t xml:space="preserve">为使结构依赖可被受控地检验，第 II 节给出有向超边重叠的可计算定义：对每一对有序超边构造 </w:t>
+      </w:r>
+      <w:r>
+        <w:rPr>
+          <w:rFonts w:ascii="Cambria Math" w:eastAsia="SimSun" w:hAnsi="Cambria Math"/>
+          <w:i w:val="false"/>
+          <w:iCs w:val="false"/>
+        </w:rPr>
+        <w:t xml:space="preserve">2×2</w:t>
+      </w:r>
+      <w:r>
+        <w:rPr>
+          <w:rFonts w:ascii="Times New Roman" w:cs="Times New Roman" w:eastAsia="SimSun" w:hAnsi="Times New Roman"/>
+        </w:rPr>
+        <w:t xml:space="preserve"> 列联矩阵，四个通道分别对应共享节点同为尾成员、同为头成员、或一为头一为尾。四通道之和精确等于无向重叠，因而结果可与无向文献直接对照 [25, 26]；互惠方向另采用文献中的强互惠判据 [5]。入出度相关 </w:t>
       </w:r>
       <w:r>
         <w:rPr>
@@ -571,7 +943,21 @@
         <w:rPr>
           <w:rFonts w:ascii="Times New Roman" w:cs="Times New Roman" w:eastAsia="SimSun" w:hAnsi="Times New Roman"/>
         </w:rPr>
-        <w:t xml:space="preserve"> 在翻转下是偶的（翻转互换每个节点的入度与出度，而相关系数对其两个变量对称），故单独调节它不可能产生破缺，尽管它确实移动阈值。</w:t>
+        <w:t xml:space="preserve"> 与重叠 </w:t>
+      </w:r>
+      <w:r>
+        <w:rPr>
+          <w:rFonts w:ascii="Cambria Math" w:eastAsia="SimSun" w:hAnsi="Cambria Math"/>
+          <w:i w:val="false"/>
+          <w:iCs w:val="false"/>
+        </w:rPr>
+        <w:t xml:space="preserve">α</w:t>
+      </w:r>
+      <w:r>
+        <w:rPr>
+          <w:rFonts w:ascii="Times New Roman" w:cs="Times New Roman" w:eastAsia="SimSun" w:hAnsi="Times New Roman"/>
+        </w:rPr>
+        <w:t xml:space="preserve"> 作用在生成流程的不同环节，因而可独立扫描；零模型基线取自已有的均匀采样器 [34, 35]。</w:t>
       </w:r>
     </w:p>
     <w:p>
@@ -583,91 +969,21 @@
         <w:rPr>
           <w:rFonts w:ascii="Times New Roman" w:cs="Times New Roman" w:eastAsia="SimSun" w:hAnsi="Times New Roman"/>
         </w:rPr>
-        <w:t xml:space="preserve">最后需说明一点。当群体阈值 </w:t>
-      </w:r>
-      <w:r>
-        <w:rPr>
-          <w:rFonts w:ascii="Cambria Math" w:eastAsia="SimSun" w:hAnsi="Cambria Math"/>
-          <w:i w:val="false"/>
-          <w:iCs w:val="false"/>
-        </w:rPr>
-        <w:t xml:space="preserve">θ≥2</w:t>
-      </w:r>
-      <w:r>
-        <w:rPr>
-          <w:rFonts w:ascii="Times New Roman" w:cs="Times New Roman" w:eastAsia="SimSun" w:hAnsi="Times New Roman"/>
-        </w:rPr>
-        <w:t xml:space="preserve"> 时，激活规则不再是单条超边的独立事件，模型转而落入 bootstrap 与 </w:t>
-      </w:r>
-      <w:r>
-        <w:rPr>
-          <w:rFonts w:ascii="Cambria Math" w:eastAsia="SimSun" w:hAnsi="Cambria Math"/>
-          <w:i/>
-          <w:iCs/>
-        </w:rPr>
-        <w:t xml:space="preserve">k</w:t>
-      </w:r>
-      <w:r>
-        <w:rPr>
-          <w:rFonts w:ascii="Times New Roman" w:cs="Times New Roman" w:eastAsia="SimSun" w:hAnsi="Times New Roman"/>
-        </w:rPr>
-        <w:t xml:space="preserve">-core 型渗流，其相变结构不同于普通渗流——</w:t>
-      </w:r>
-      <w:r>
-        <w:rPr>
-          <w:rFonts w:ascii="Cambria Math" w:eastAsia="SimSun" w:hAnsi="Cambria Math"/>
-          <w:i/>
-          <w:iCs/>
-        </w:rPr>
-        <w:t xml:space="preserve">k</w:t>
-      </w:r>
-      <w:r>
-        <w:rPr>
-          <w:rFonts w:ascii="Times New Roman" w:cs="Times New Roman" w:eastAsia="SimSun" w:hAnsi="Times New Roman"/>
-        </w:rPr>
-        <w:t xml:space="preserve">-core 的出现是混合型相变 [43]，bootstrap 渗流则可能同时存在一个连续阈值与一个更高的混合型阈值，且后者在二阶矩发散时消失 [44]；高阶渗流与 </w:t>
-      </w:r>
-      <w:r>
-        <w:rPr>
-          <w:rFonts w:ascii="Cambria Math" w:eastAsia="SimSun" w:hAnsi="Cambria Math"/>
-          <w:i/>
-          <w:iCs/>
-        </w:rPr>
-        <w:t xml:space="preserve">K</w:t>
-      </w:r>
-      <w:r>
-        <w:rPr>
-          <w:rFonts w:ascii="Times New Roman" w:cs="Times New Roman" w:eastAsia="SimSun" w:hAnsi="Times New Roman"/>
-        </w:rPr>
-        <w:t xml:space="preserve">-core 渗流之间的联系在多重超图上已被建立 [45]。本文对 </w:t>
-      </w:r>
-      <w:r>
-        <w:rPr>
-          <w:rFonts w:ascii="Cambria Math" w:eastAsia="SimSun" w:hAnsi="Cambria Math"/>
-          <w:i w:val="false"/>
-          <w:iCs w:val="false"/>
-        </w:rPr>
-        <w:t xml:space="preserve">θ=1</w:t>
-      </w:r>
-      <w:r>
-        <w:rPr>
-          <w:rFonts w:ascii="Times New Roman" w:cs="Times New Roman" w:eastAsia="SimSun" w:hAnsi="Times New Roman"/>
-        </w:rPr>
-        <w:t xml:space="preserve"> 与 </w:t>
-      </w:r>
-      <w:r>
-        <w:rPr>
-          <w:rFonts w:ascii="Cambria Math" w:eastAsia="SimSun" w:hAnsi="Cambria Math"/>
-          <w:i w:val="false"/>
-          <w:iCs w:val="false"/>
-        </w:rPr>
-        <w:t xml:space="preserve">θ≥2</w:t>
-      </w:r>
-      <w:r>
-        <w:rPr>
-          <w:rFonts w:ascii="Times New Roman" w:cs="Times New Roman" w:eastAsia="SimSun" w:hAnsi="Times New Roman"/>
-        </w:rPr>
-        <w:t xml:space="preserve"> 分别处理。</w:t>
+        <w:t xml:space="preserve">方向对称性破缺的分析（第 II、VI 节）给出两个与直觉相反的结果。其一，均匀单种子下的平均爆发规模几乎不能用来探测破缺：可达有序对的总数在方向翻转下近乎守恒，翻转真正改变的是这些可达对如何分配——大爆发的概率由巨入分支决定、终态规模由巨出分支决定，而翻转恰好交换二者 [17, 40]。我们因而以爆发概率与条件爆发规模为序参量。其二，翻转奇是破缺的必要条件却远非充分：双度序列的不对称驱动的破缺是数十个标准差的效应，而同样翻转奇的重叠极性 </w:t>
+      </w:r>
+      <w:r>
+        <w:rPr>
+          <w:rFonts w:ascii="Cambria Math" w:eastAsia="SimSun" w:hAnsi="Cambria Math"/>
+          <w:i w:val="false"/>
+          <w:iCs w:val="false"/>
+        </w:rPr>
+        <w:t xml:space="preserve">Δα</w:t>
+      </w:r>
+      <w:r>
+        <w:rPr>
+          <w:rFonts w:ascii="Times New Roman" w:cs="Times New Roman" w:eastAsia="SimSun" w:hAnsi="Times New Roman"/>
+        </w:rPr>
+        <w:t xml:space="preserve"> 效应始终不可分辨，我们只能给出上界。破缺因而由分支结构的不对称驱动，而非由重叠的极性驱动。</w:t>
       </w:r>
     </w:p>
     <w:p>
@@ -679,7 +995,7 @@
         <w:rPr>
           <w:rFonts w:ascii="Times New Roman" w:cs="Times New Roman" w:eastAsia="SimSun" w:hAnsi="Times New Roman"/>
         </w:rPr>
-        <w:t xml:space="preserve">本文余下部分安排如下。第 II 节给出有向超图与 SIR 动力学的定义、有向超边重叠的可计算形式，以及结构量在方向翻转下的宇称分类。第 III 节推导并发型 EBCM 方程并给出仿真校验。第 IV 节建立 SIR 到有向超图渗流的映射与生成函数阈值理论。第 V 节介绍保度生成与定向重连工具。第 VI 节给出阈值对结构参数的依赖、方向对称性破缺，以及两方法的交叉验证。第 VII 节在真实有向超图数据上检验模型。第 VIII 节为讨论与结论。</w:t>
+        <w:t xml:space="preserve">本文余下部分安排如下。第 II 节给出模型定义、有向超边重叠的可计算形式，以及结构量在方向翻转下的宇称分类。第 III 节推导并发型 EBCM 方程并给出仿真校验。第 IV 节建立渗流映射与生成函数阈值理论。第 V 节介绍保度生成与定向重连工具。第 VI 节给出阈值对结构参数的依赖、方向对称性破缺，以及两方法的交叉验证。第 VII 节在真实有向超图数据上检验模型。第 VIII 节为讨论与结论。</w:t>
       </w:r>
     </w:p>
     <w:p>
@@ -2744,7 +3060,7 @@
         <w:rPr>
           <w:rFonts w:ascii="Times New Roman" w:cs="Times New Roman" w:eastAsia="SimSun" w:hAnsi="Times New Roman"/>
         </w:rPr>
-        <w:t xml:space="preserve"> 在节点上的 Pearson 相关系数——刻画同一节点两个方向的度值关系，而非相连节点之间的度值相似性 [14]。</w:t>
+        <w:t xml:space="preserve"> 在节点上的 Pearson 相关系数——刻画同一节点两个方向的度值关系，而非相连节点之间的度值相似性 [44]。</w:t>
       </w:r>
     </w:p>
     <w:p>
@@ -3740,7 +4056,7 @@
         <w:rPr>
           <w:rFonts w:ascii="Times New Roman" w:cs="Times New Roman" w:eastAsia="SimSun" w:hAnsi="Times New Roman"/>
         </w:rPr>
-        <w:t xml:space="preserve"> 则要求多个尾成员的联合状态，属于阈值型复杂传播 [21, 22]。两者的渗流对应物不同，将在第 IV 节分别处理。</w:t>
+        <w:t xml:space="preserve"> 则要求多个尾成员的联合状态，属于阈值型复杂传播 [45, 46]。两者的渗流对应物不同，将在第 IV 节分别处理。</w:t>
       </w:r>
     </w:p>
     <w:p>
@@ -4245,7 +4561,7 @@
         <w:rPr>
           <w:rFonts w:ascii="Times New Roman" w:cs="Times New Roman" w:eastAsia="SimSun" w:hAnsi="Times New Roman"/>
         </w:rPr>
-        <w:t xml:space="preserve"> 上的演化因而是连续时间 Markov 过程，可用 Gillespie 算法精确抽样 [42]——这是第 III 节数值校验的基础。非指数康复期分布的推广见附录。</w:t>
+        <w:t xml:space="preserve"> 上的演化因而是连续时间 Markov 过程，可用 Gillespie 算法精确抽样 [39]——这是第 III 节数值校验的基础。非指数康复期分布的推广见附录。</w:t>
       </w:r>
     </w:p>
     <w:p>
@@ -4363,7 +4679,7 @@
         <w:rPr>
           <w:rFonts w:ascii="Times New Roman" w:cs="Times New Roman" w:eastAsia="SimSun" w:hAnsi="Times New Roman"/>
         </w:rPr>
-        <w:t xml:space="preserve">。这与 bootstrap 渗流以初始激活比例为控制参数的做法一致 [44]，</w:t>
+        <w:t xml:space="preserve">。这与 bootstrap 渗流以初始激活比例为控制参数的做法一致 [42]，</w:t>
       </w:r>
       <w:r>
         <w:rPr>
@@ -4593,7 +4909,7 @@
         <w:rPr>
           <w:rFonts w:ascii="Times New Roman" w:cs="Times New Roman" w:eastAsia="SimSun" w:hAnsi="Times New Roman"/>
         </w:rPr>
-        <w:t xml:space="preserve">第二个结构参数刻画超边之间如何共享节点。在无向超图中，两条超边的重叠只有"共享几个节点"一个自由度 [27, 28]；引入尾/头之分后，共享节点在两条超边中各自扮演的角色也成为信息。</w:t>
+        <w:t xml:space="preserve">第二个结构参数刻画超边之间如何共享节点。在无向超图中，两条超边的重叠只有"共享几个节点"一个自由度 [25, 26]；引入尾/头之分后，共享节点在两条超边中各自扮演的角色也成为信息。</w:t>
       </w:r>
     </w:p>
     <w:p>
@@ -7032,7 +7348,7 @@
         <w:rPr>
           <w:rFonts w:ascii="Times New Roman" w:cs="Times New Roman" w:eastAsia="SimSun" w:hAnsi="Times New Roman"/>
         </w:rPr>
-        <w:t xml:space="preserve">）即阶内重叠、取非对角块即阶间重叠，与无向情形下超边重叠矩阵的对角/非对角划分一致 [28]；本文只是在其每个矩阵元上再展开出四个方向通道。同质阶数下阶指标退化，以下略去并简记为 </w:t>
+        <w:t xml:space="preserve">）即阶内重叠、取非对角块即阶间重叠，与无向情形下超边重叠矩阵的对角/非对角划分一致 [26]；本文只是在其每个矩阵元上再展开出四个方向通道。同质阶数下阶指标退化，以下略去并简记为 </w:t>
       </w:r>
       <w:r>
         <w:rPr>
@@ -7067,7 +7383,7 @@
         <w:rPr>
           <w:rFonts w:ascii="Times New Roman" w:cs="Times New Roman" w:eastAsia="SimSun" w:hAnsi="Times New Roman"/>
         </w:rPr>
-        <w:t xml:space="preserve">互惠方向不由上述张量刻画。两条超边是否互相指回，取决于一组超边能否共同完成反向覆盖，这是超边级而非超边对级的判据。本文直接采用已有的强互惠定义 [34]：若存在一组超边，其尾集之并覆盖 </w:t>
+        <w:t xml:space="preserve">互惠方向不由上述张量刻画。两条超边是否互相指回，取决于一组超边能否共同完成反向覆盖，这是超边级而非超边对级的判据。本文直接采用已有的强互惠定义 [5]：若存在一组超边，其尾集之并覆盖 </w:t>
       </w:r>
       <w:r>
         <w:rPr>
@@ -9551,7 +9867,7 @@
           <w:rFonts w:ascii="Times New Roman" w:cs="Times New Roman" w:eastAsia="SimSun" w:hAnsi="Times New Roman"/>
           <w:color w:val="3A4A5A"/>
         </w:rPr>
-        <w:t xml:space="preserve">，如 [5] 的半有向流行渗流网络所给出；且 (ii) </w:t>
+        <w:t xml:space="preserve">，如 [40] 的半有向流行渗流网络所给出；且 (ii) </w:t>
       </w:r>
       <w:r>
         <w:rPr>
@@ -10524,7 +10840,7 @@
         <w:rPr>
           <w:rFonts w:ascii="Times New Roman" w:cs="Times New Roman" w:eastAsia="SimSun" w:hAnsi="Times New Roman"/>
         </w:rPr>
-        <w:t xml:space="preserve">，而非其总数。按 [5]，大爆发的</w:t>
+        <w:t xml:space="preserve">，而非其总数。按 [40]，大爆发的</w:t>
       </w:r>
       <w:r>
         <w:rPr>
@@ -10566,7 +10882,7 @@
         <w:rPr>
           <w:rFonts w:ascii="Times New Roman" w:cs="Times New Roman" w:eastAsia="SimSun" w:hAnsi="Times New Roman"/>
         </w:rPr>
-        <w:t xml:space="preserve"> 恰好交换这两者。成对有向图上这一分离已有明确表述：爆发概率由沿出边的前向分支过程给出，爆发规模由沿入边的后向分支过程给出，后者等价于时间反演模型中的前向计算 [46]。本文的命题 2 正是该结构在有向超图上的推论。因此本文取</w:t>
+        <w:t xml:space="preserve"> 恰好交换这两者。成对有向图上这一分离已有明确表述：爆发概率由沿出边的前向分支过程给出，爆发规模由沿入边的后向分支过程给出，后者等价于时间反演模型中的前向计算 [17]。本文的命题 2 正是该结构在有向超图上的推论。因此本文取</w:t>
       </w:r>
     </w:p>
     <w:p>
@@ -12066,7 +12382,7 @@
         <w:rPr>
           <w:rFonts w:ascii="Times New Roman" w:cs="Times New Roman" w:eastAsia="SimSun" w:hAnsi="Times New Roman"/>
         </w:rPr>
-        <w:t xml:space="preserve">成对网络上的边基房室模型（EBCM）以"沿一条边尚未传来感染"的概率为核心变量，把 SIR 的含时演化压缩到少数常微分方程 [6, 7]。移到有向超图上有两重并发需要处理：一个头节点同时暴露于 </w:t>
+        <w:t xml:space="preserve">成对网络上的边基房室模型（EBCM）以"沿一条边尚未传来感染"的概率为核心变量，把 SIR 的含时演化压缩到少数常微分方程 [11, 12]。移到有向超图上有两重并发需要处理：一个头节点同时暴露于 </w:t>
       </w:r>
       <w:r>
         <w:rPr>
@@ -16344,7 +16660,7 @@
         <w:rPr>
           <w:rFonts w:ascii="Times New Roman" w:cs="Times New Roman" w:eastAsia="SimSun" w:hAnsi="Times New Roman"/>
         </w:rPr>
-        <w:t xml:space="preserve"> [7]——依次为伙伴处于易感、已感染但尚未传递、已康复且未曾传递的概率——唯一的实质替换是把余度生成函数换成 (25) 的 </w:t>
+        <w:t xml:space="preserve"> [12]——依次为伙伴处于易感、已感染但尚未传递、已康复且未曾传递的概率——唯一的实质替换是把余度生成函数换成 (25) 的 </w:t>
       </w:r>
       <w:r>
         <w:rPr>
@@ -17919,6 +18235,343 @@
       </w:pPr>
       <w:r>
         <w:rPr>
+          <w:rFonts w:ascii="Times New Roman" w:cs="Times New Roman" w:eastAsia="SimSun" w:hAnsi="Times New Roman"/>
+          <w:b/>
+          <w:bCs/>
+        </w:rPr>
+        <w:t xml:space="preserve">求解到什么程度。</w:t>
+      </w:r>
+      <w:r>
+        <w:rPr>
+          <w:rFonts w:ascii="Times New Roman" w:cs="Times New Roman" w:eastAsia="SimSun" w:hAnsi="Times New Roman"/>
+        </w:rPr>
+        <w:t xml:space="preserve"> 有必要把"求解"的含义说清楚。</w:t>
+      </w:r>
+      <w:r>
+        <w:rPr>
+          <w:rFonts w:ascii="Cambria Math" w:eastAsia="SimSun" w:hAnsi="Cambria Math"/>
+          <w:i w:val="false"/>
+          <w:iCs w:val="false"/>
+        </w:rPr>
+        <w:t xml:space="preserve">θ=1</w:t>
+      </w:r>
+      <w:r>
+        <w:rPr>
+          <w:rFonts w:ascii="Times New Roman" w:cs="Times New Roman" w:eastAsia="SimSun" w:hAnsi="Times New Roman"/>
+        </w:rPr>
+        <w:t xml:space="preserve"> 时，(24) 与 (29)–(30) 构成一个封闭的低维系统，其积分给出完整的 </w:t>
+      </w:r>
+      <w:r>
+        <w:rPr>
+          <w:rFonts w:ascii="Cambria Math" w:eastAsia="SimSun" w:hAnsi="Cambria Math"/>
+          <w:i/>
+          <w:iCs/>
+        </w:rPr>
+        <w:t xml:space="preserve">S</w:t>
+      </w:r>
+      <w:r>
+        <w:rPr>
+          <w:rFonts w:ascii="Cambria Math" w:eastAsia="SimSun" w:hAnsi="Cambria Math"/>
+          <w:i w:val="false"/>
+          <w:iCs w:val="false"/>
+        </w:rPr>
+        <w:t xml:space="preserve">(</w:t>
+      </w:r>
+      <w:r>
+        <w:rPr>
+          <w:rFonts w:ascii="Cambria Math" w:eastAsia="SimSun" w:hAnsi="Cambria Math"/>
+          <w:i/>
+          <w:iCs/>
+        </w:rPr>
+        <w:t xml:space="preserve">t</w:t>
+      </w:r>
+      <w:r>
+        <w:rPr>
+          <w:rFonts w:ascii="Cambria Math" w:eastAsia="SimSun" w:hAnsi="Cambria Math"/>
+          <w:i w:val="false"/>
+          <w:iCs w:val="false"/>
+        </w:rPr>
+        <w:t xml:space="preserve">)</w:t>
+      </w:r>
+      <w:r>
+        <w:rPr>
+          <w:rFonts w:ascii="Times New Roman" w:cs="Times New Roman" w:eastAsia="SimSun" w:hAnsi="Times New Roman"/>
+        </w:rPr>
+        <w:t xml:space="preserve">、</w:t>
+      </w:r>
+      <w:r>
+        <w:rPr>
+          <w:rFonts w:ascii="Cambria Math" w:eastAsia="SimSun" w:hAnsi="Cambria Math"/>
+          <w:i/>
+          <w:iCs/>
+        </w:rPr>
+        <w:t xml:space="preserve">I</w:t>
+      </w:r>
+      <w:r>
+        <w:rPr>
+          <w:rFonts w:ascii="Cambria Math" w:eastAsia="SimSun" w:hAnsi="Cambria Math"/>
+          <w:i w:val="false"/>
+          <w:iCs w:val="false"/>
+        </w:rPr>
+        <w:t xml:space="preserve">(</w:t>
+      </w:r>
+      <w:r>
+        <w:rPr>
+          <w:rFonts w:ascii="Cambria Math" w:eastAsia="SimSun" w:hAnsi="Cambria Math"/>
+          <w:i/>
+          <w:iCs/>
+        </w:rPr>
+        <w:t xml:space="preserve">t</w:t>
+      </w:r>
+      <w:r>
+        <w:rPr>
+          <w:rFonts w:ascii="Cambria Math" w:eastAsia="SimSun" w:hAnsi="Cambria Math"/>
+          <w:i w:val="false"/>
+          <w:iCs w:val="false"/>
+        </w:rPr>
+        <w:t xml:space="preserve">)</w:t>
+      </w:r>
+      <w:r>
+        <w:rPr>
+          <w:rFonts w:ascii="Times New Roman" w:cs="Times New Roman" w:eastAsia="SimSun" w:hAnsi="Times New Roman"/>
+        </w:rPr>
+        <w:t xml:space="preserve">、</w:t>
+      </w:r>
+      <w:r>
+        <w:rPr>
+          <w:rFonts w:ascii="Cambria Math" w:eastAsia="SimSun" w:hAnsi="Cambria Math"/>
+          <w:i/>
+          <w:iCs/>
+        </w:rPr>
+        <w:t xml:space="preserve">R</w:t>
+      </w:r>
+      <w:r>
+        <w:rPr>
+          <w:rFonts w:ascii="Cambria Math" w:eastAsia="SimSun" w:hAnsi="Cambria Math"/>
+          <w:i w:val="false"/>
+          <w:iCs w:val="false"/>
+        </w:rPr>
+        <w:t xml:space="preserve">(</w:t>
+      </w:r>
+      <w:r>
+        <w:rPr>
+          <w:rFonts w:ascii="Cambria Math" w:eastAsia="SimSun" w:hAnsi="Cambria Math"/>
+          <w:i/>
+          <w:iCs/>
+        </w:rPr>
+        <w:t xml:space="preserve">t</w:t>
+      </w:r>
+      <w:r>
+        <w:rPr>
+          <w:rFonts w:ascii="Cambria Math" w:eastAsia="SimSun" w:hAnsi="Cambria Math"/>
+          <w:i w:val="false"/>
+          <w:iCs w:val="false"/>
+        </w:rPr>
+        <w:t xml:space="preserve">)</w:t>
+      </w:r>
+      <w:r>
+        <w:rPr>
+          <w:rFonts w:ascii="Times New Roman" w:cs="Times New Roman" w:eastAsia="SimSun" w:hAnsi="Times New Roman"/>
+        </w:rPr>
+        <w:t xml:space="preserve"> 与终态规模，精度由 III.E 逐项校验；爆发阈值 (37) 是闭式，</w:t>
+      </w:r>
+      <w:r>
+        <w:rPr>
+          <w:rFonts w:ascii="Cambria Math" w:eastAsia="SimSun" w:hAnsi="Cambria Math"/>
+          <w:i w:val="false"/>
+          <w:iCs w:val="false"/>
+        </w:rPr>
+        <w:t xml:space="preserve">τ=1</w:t>
+      </w:r>
+      <w:r>
+        <w:rPr>
+          <w:rFonts w:ascii="Times New Roman" w:cs="Times New Roman" w:eastAsia="SimSun" w:hAnsi="Times New Roman"/>
+        </w:rPr>
+        <w:t xml:space="preserve"> 时终态亦有闭式 (44)。但 </w:t>
+      </w:r>
+      <w:r>
+        <w:rPr>
+          <w:rFonts w:ascii="Cambria Math" w:eastAsia="SimSun" w:hAnsi="Cambria Math"/>
+          <w:i w:val="false"/>
+          <w:iCs w:val="false"/>
+        </w:rPr>
+        <w:t xml:space="preserve">τ≥2</w:t>
+      </w:r>
+      <w:r>
+        <w:rPr>
+          <w:rFonts w:ascii="Times New Roman" w:cs="Times New Roman" w:eastAsia="SimSun" w:hAnsi="Times New Roman"/>
+        </w:rPr>
+        <w:t xml:space="preserve"> 时终态</w:t>
+      </w:r>
+      <w:r>
+        <w:rPr>
+          <w:rFonts w:ascii="Times New Roman" w:cs="Times New Roman" w:eastAsia="SimSun" w:hAnsi="Times New Roman"/>
+          <w:b/>
+          <w:bCs/>
+        </w:rPr>
+        <w:t xml:space="preserve">没有</w:t>
+      </w:r>
+      <w:r>
+        <w:rPr>
+          <w:rFonts w:ascii="Times New Roman" w:cs="Times New Roman" w:eastAsia="SimSun" w:hAnsi="Times New Roman"/>
+        </w:rPr>
+        <w:t xml:space="preserve">闭式，原因是结构性的而非技术性的：</w:t>
+      </w:r>
+      <w:r>
+        <w:rPr>
+          <w:rFonts w:ascii="Cambria Math" w:eastAsia="SimSun" w:hAnsi="Cambria Math"/>
+          <w:i w:val="false"/>
+          <w:iCs w:val="false"/>
+        </w:rPr>
+        <w:t xml:space="preserve">Φ</w:t>
+      </w:r>
+      <w:r>
+        <w:rPr>
+          <w:rFonts w:ascii="Cambria Math" w:eastAsia="SimSun" w:hAnsi="Cambria Math"/>
+          <w:i w:val="false"/>
+          <w:iCs w:val="false"/>
+          <w:vertAlign w:val="subscript"/>
+        </w:rPr>
+        <w:t xml:space="preserve">∞</w:t>
+      </w:r>
+      <w:r>
+        <w:rPr>
+          <w:rFonts w:ascii="Times New Roman" w:cs="Times New Roman" w:eastAsia="SimSun" w:hAnsi="Times New Roman"/>
+        </w:rPr>
+        <w:t xml:space="preserve"> 取决于各尾成员感染期之</w:t>
+      </w:r>
+      <w:r>
+        <w:rPr>
+          <w:rFonts w:ascii="Times New Roman" w:cs="Times New Roman" w:eastAsia="SimSun" w:hAnsi="Times New Roman"/>
+          <w:b/>
+          <w:bCs/>
+        </w:rPr>
+        <w:t xml:space="preserve">并</w:t>
+      </w:r>
+      <w:r>
+        <w:rPr>
+          <w:rFonts w:ascii="Times New Roman" w:cs="Times New Roman" w:eastAsia="SimSun" w:hAnsi="Times New Roman"/>
+        </w:rPr>
+        <w:t xml:space="preserve">的长度；</w:t>
+      </w:r>
+      <w:r>
+        <w:rPr>
+          <w:rFonts w:ascii="Cambria Math" w:eastAsia="SimSun" w:hAnsi="Cambria Math"/>
+          <w:i w:val="false"/>
+          <w:iCs w:val="false"/>
+        </w:rPr>
+        <w:t xml:space="preserve">τ=1</w:t>
+      </w:r>
+      <w:r>
+        <w:rPr>
+          <w:rFonts w:ascii="Times New Roman" w:cs="Times New Roman" w:eastAsia="SimSun" w:hAnsi="Times New Roman"/>
+        </w:rPr>
+        <w:t xml:space="preserve"> 时这个并只有一段，其长度服从 </w:t>
+      </w:r>
+      <w:r>
+        <w:rPr>
+          <w:rFonts w:ascii="Cambria Math" w:eastAsia="SimSun" w:hAnsi="Cambria Math"/>
+          <w:i/>
+          <w:iCs/>
+        </w:rPr>
+        <w:t xml:space="preserve">Exp</w:t>
+      </w:r>
+      <w:r>
+        <w:rPr>
+          <w:rFonts w:ascii="Cambria Math" w:eastAsia="SimSun" w:hAnsi="Cambria Math"/>
+          <w:i w:val="false"/>
+          <w:iCs w:val="false"/>
+        </w:rPr>
+        <w:t xml:space="preserve">(μ)</w:t>
+      </w:r>
+      <w:r>
+        <w:rPr>
+          <w:rFonts w:ascii="Times New Roman" w:cs="Times New Roman" w:eastAsia="SimSun" w:hAnsi="Times New Roman"/>
+        </w:rPr>
+        <w:t xml:space="preserve"> 且与起始时刻无关，故可只用终态量闭合，而 </w:t>
+      </w:r>
+      <w:r>
+        <w:rPr>
+          <w:rFonts w:ascii="Cambria Math" w:eastAsia="SimSun" w:hAnsi="Cambria Math"/>
+          <w:i w:val="false"/>
+          <w:iCs w:val="false"/>
+        </w:rPr>
+        <w:t xml:space="preserve">τ≥2</w:t>
+      </w:r>
+      <w:r>
+        <w:rPr>
+          <w:rFonts w:ascii="Times New Roman" w:cs="Times New Roman" w:eastAsia="SimSun" w:hAnsi="Times New Roman"/>
+        </w:rPr>
+        <w:t xml:space="preserve"> 时并的长度依赖于各感染时刻的相对先后，终态量不足以确定它。这与 (23) 是同一个障碍。取线性核 </w:t>
+      </w:r>
+      <w:r>
+        <w:rPr>
+          <w:rFonts w:ascii="Cambria Math" w:eastAsia="SimSun" w:hAnsi="Cambria Math"/>
+          <w:i/>
+          <w:iCs/>
+        </w:rPr>
+        <w:t xml:space="preserve">g</w:t>
+      </w:r>
+      <w:r>
+        <w:rPr>
+          <w:rFonts w:ascii="Cambria Math" w:eastAsia="SimSun" w:hAnsi="Cambria Math"/>
+          <w:i w:val="false"/>
+          <w:iCs w:val="false"/>
+        </w:rPr>
+        <w:t xml:space="preserve">(</w:t>
+      </w:r>
+      <w:r>
+        <w:rPr>
+          <w:rFonts w:ascii="Cambria Math" w:eastAsia="SimSun" w:hAnsi="Cambria Math"/>
+          <w:i/>
+          <w:iCs/>
+        </w:rPr>
+        <w:t xml:space="preserve">n</w:t>
+      </w:r>
+      <w:r>
+        <w:rPr>
+          <w:rFonts w:ascii="Cambria Math" w:eastAsia="SimSun" w:hAnsi="Cambria Math"/>
+          <w:i w:val="false"/>
+          <w:iCs w:val="false"/>
+        </w:rPr>
+        <w:t xml:space="preserve">)=</w:t>
+      </w:r>
+      <w:r>
+        <w:rPr>
+          <w:rFonts w:ascii="Cambria Math" w:eastAsia="SimSun" w:hAnsi="Cambria Math"/>
+          <w:i/>
+          <w:iCs/>
+        </w:rPr>
+        <w:t xml:space="preserve">n</w:t>
+      </w:r>
+      <w:r>
+        <w:rPr>
+          <w:rFonts w:ascii="Times New Roman" w:cs="Times New Roman" w:eastAsia="SimSun" w:hAnsi="Times New Roman"/>
+        </w:rPr>
+        <w:t xml:space="preserve"> 时传播事件逐（尾成员，头成员）对独立，闭式重新出现。</w:t>
+      </w:r>
+      <w:r>
+        <w:rPr>
+          <w:rFonts w:ascii="Cambria Math" w:eastAsia="SimSun" w:hAnsi="Cambria Math"/>
+          <w:i w:val="false"/>
+          <w:iCs w:val="false"/>
+        </w:rPr>
+        <w:t xml:space="preserve">θ≥2</w:t>
+      </w:r>
+      <w:r>
+        <w:rPr>
+          <w:rFonts w:ascii="Times New Roman" w:cs="Times New Roman" w:eastAsia="SimSun" w:hAnsi="Times New Roman"/>
+        </w:rPr>
+        <w:t xml:space="preserve"> 的爆发条件不属本节范围。</w:t>
+      </w:r>
+    </w:p>
+    <w:p>
+      <w:pPr>
+        <w:spacing w:after="120" w:before="120" w:line="320" w:lineRule="auto"/>
+        <w:jc w:val="both"/>
+      </w:pPr>
+      <w:r>
+        <w:rPr>
           <w:rFonts w:ascii="Cambria Math" w:eastAsia="SimSun" w:hAnsi="Cambria Math"/>
           <w:b/>
           <w:bCs/>
@@ -18861,7 +19514,7 @@
         <w:rPr>
           <w:rFonts w:ascii="Times New Roman" w:cs="Times New Roman" w:eastAsia="SimSun" w:hAnsi="Times New Roman"/>
         </w:rPr>
-        <w:t xml:space="preserve"> 正是有向图中"后继节点的平均出度"，亦即其再生数 [46]。由握手关系 (3) 有 </w:t>
+        <w:t xml:space="preserve"> 正是有向图中"后继节点的平均出度"，亦即其再生数 [17]。由握手关系 (3) 有 </w:t>
       </w:r>
       <w:r>
         <w:rPr>
@@ -19328,7 +19981,7 @@
         <w:rPr>
           <w:rFonts w:ascii="Times New Roman" w:cs="Times New Roman" w:eastAsia="SimSun" w:hAnsi="Times New Roman"/>
         </w:rPr>
-        <w:t xml:space="preserve">，即有向随机图上 SIR 的已知阈值 [11, 12, 46]。[12] 的半有向阈值条件在纯有向极限下化为临界传播率 </w:t>
+        <w:t xml:space="preserve">，即有向随机图上 SIR 的已知阈值 [15, 16, 17]。[16] 的半有向阈值条件在纯有向极限下化为临界传播率 </w:t>
       </w:r>
       <w:r>
         <w:rPr>
@@ -19426,7 +20079,7 @@
         <w:rPr>
           <w:rFonts w:ascii="Times New Roman" w:cs="Times New Roman" w:eastAsia="SimSun" w:hAnsi="Times New Roman"/>
         </w:rPr>
-        <w:t xml:space="preserve">，[46] 亦以再生数 </w:t>
+        <w:t xml:space="preserve">，[17] 亦以再生数 </w:t>
       </w:r>
       <w:r>
         <w:rPr>
@@ -20581,7 +21234,7 @@
         <w:rPr>
           <w:rFonts w:ascii="Times New Roman" w:cs="Times New Roman" w:eastAsia="SimSun" w:hAnsi="Times New Roman"/>
         </w:rPr>
-        <w:t xml:space="preserve"> 依赖于入出度的协方差 [46]；(40) 把该依赖推广到有向超图，并显式给出 </w:t>
+        <w:t xml:space="preserve"> 依赖于入出度的协方差 [17]；(40) 把该依赖推广到有向超图，并显式给出 </w:t>
       </w:r>
       <w:r>
         <w:rPr>
@@ -21639,7 +22292,7 @@
         <w:rPr>
           <w:rFonts w:ascii="Times New Roman" w:cs="Times New Roman" w:eastAsia="SimSun" w:hAnsi="Times New Roman"/>
         </w:rPr>
-        <w:t xml:space="preserve">，而这正是最需要理论的区域。这与成对网络上 EBCM 相对均场的增益同源 [6, 7]，本文把它推广到有向超图并给出闭式。</w:t>
+        <w:t xml:space="preserve">，而这正是最需要理论的区域。这与成对网络上 EBCM 相对均场的增益同源 [11, 12]，本文把它推广到有向超图并给出闭式。</w:t>
       </w:r>
     </w:p>
     <w:p>
@@ -21651,7 +22304,7 @@
         <w:rPr>
           <w:rFonts w:ascii="Times New Roman" w:cs="Times New Roman" w:eastAsia="SimSun" w:hAnsi="Times New Roman"/>
         </w:rPr>
-        <w:t xml:space="preserve">需要说明，(41) 是我们为本模型构造的均场对照，而非 [41] 中模型的复述——后者是社会传播而非 SIR，其方向性由单一标量强度参数调节。此处比较的是</w:t>
+        <w:t xml:space="preserve">需要说明，(41) 是我们为本模型构造的均场对照，而非 [36] 中模型的复述——后者是社会传播而非 SIR，其方向性由单一标量强度参数调节。此处比较的是</w:t>
       </w:r>
       <w:r>
         <w:rPr>
@@ -21718,7 +22371,7 @@
         <w:rPr>
           <w:rFonts w:ascii="Times New Roman" w:cs="Times New Roman" w:eastAsia="SimSun" w:hAnsi="Times New Roman"/>
         </w:rPr>
-        <w:t xml:space="preserve">；仿真为 II.B 所定义连续时间 Markov 过程的精确 Gillespie 抽样 [42]，取 </w:t>
+        <w:t xml:space="preserve">；仿真为 II.B 所定义连续时间 Markov 过程的精确 Gillespie 抽样 [39]，取 </w:t>
       </w:r>
       <w:r>
         <w:rPr>
@@ -25408,15 +26061,15 @@
         <w:rPr>
           <w:rFonts w:ascii="Times New Roman" w:cs="Times New Roman" w:eastAsia="SimSun" w:hAnsi="Times New Roman"/>
         </w:rPr>
-        <w:t xml:space="preserve">M. E. J. Newman, S. H. Strogatz, D. J. Watts, </w:t>
-      </w:r>
-      <w:r>
-        <w:rPr>
-          <w:rFonts w:ascii="Times New Roman" w:cs="Times New Roman" w:eastAsia="SimSun" w:hAnsi="Times New Roman"/>
-          <w:i/>
-          <w:iCs/>
-        </w:rPr>
-        <w:t xml:space="preserve">Physical Review E</w:t>
+        <w:t xml:space="preserve">F. Battiston, G. Cencetti, I. Iacopini, V. Latora, M. Lucas, A. Patania, J. G. Young, G. Petri, </w:t>
+      </w:r>
+      <w:r>
+        <w:rPr>
+          <w:rFonts w:ascii="Times New Roman" w:cs="Times New Roman" w:eastAsia="SimSun" w:hAnsi="Times New Roman"/>
+          <w:i/>
+          <w:iCs/>
+        </w:rPr>
+        <w:t xml:space="preserve">Physics Reports</w:t>
       </w:r>
       <w:r>
         <w:rPr>
@@ -25430,13 +26083,13 @@
           <w:b/>
           <w:bCs/>
         </w:rPr>
-        <w:t xml:space="preserve">64</w:t>
-      </w:r>
-      <w:r>
-        <w:rPr>
-          <w:rFonts w:ascii="Times New Roman" w:cs="Times New Roman" w:eastAsia="SimSun" w:hAnsi="Times New Roman"/>
-        </w:rPr>
-        <w:t xml:space="preserve">, 026118 (2001). doi:10.1103/PhysRevE.64.026118</w:t>
+        <w:t xml:space="preserve">874</w:t>
+      </w:r>
+      <w:r>
+        <w:rPr>
+          <w:rFonts w:ascii="Times New Roman" w:cs="Times New Roman" w:eastAsia="SimSun" w:hAnsi="Times New Roman"/>
+        </w:rPr>
+        <w:t xml:space="preserve">, 1–92 (2020). doi:10.1016/j.physrep.2020.05.004</w:t>
       </w:r>
     </w:p>
     <w:p>
@@ -25452,15 +26105,15 @@
         <w:rPr>
           <w:rFonts w:ascii="Times New Roman" w:cs="Times New Roman" w:eastAsia="SimSun" w:hAnsi="Times New Roman"/>
         </w:rPr>
-        <w:t xml:space="preserve">M. E. J. Newman, </w:t>
-      </w:r>
-      <w:r>
-        <w:rPr>
-          <w:rFonts w:ascii="Times New Roman" w:cs="Times New Roman" w:eastAsia="SimSun" w:hAnsi="Times New Roman"/>
-          <w:i/>
-          <w:iCs/>
-        </w:rPr>
-        <w:t xml:space="preserve">Physical Review E</w:t>
+        <w:t xml:space="preserve">F. Battiston, E. Amico, A. Barrat, G. Bianconi, G. Ferraz de Arruda, B. Franceschiello, I. Iacopini, S. Kéfi et al., </w:t>
+      </w:r>
+      <w:r>
+        <w:rPr>
+          <w:rFonts w:ascii="Times New Roman" w:cs="Times New Roman" w:eastAsia="SimSun" w:hAnsi="Times New Roman"/>
+          <w:i/>
+          <w:iCs/>
+        </w:rPr>
+        <w:t xml:space="preserve">Nature Physics</w:t>
       </w:r>
       <w:r>
         <w:rPr>
@@ -25474,13 +26127,13 @@
           <w:b/>
           <w:bCs/>
         </w:rPr>
-        <w:t xml:space="preserve">66</w:t>
-      </w:r>
-      <w:r>
-        <w:rPr>
-          <w:rFonts w:ascii="Times New Roman" w:cs="Times New Roman" w:eastAsia="SimSun" w:hAnsi="Times New Roman"/>
-        </w:rPr>
-        <w:t xml:space="preserve">, 016128 (2002). doi:10.1103/PhysRevE.66.016128</w:t>
+        <w:t xml:space="preserve">17</w:t>
+      </w:r>
+      <w:r>
+        <w:rPr>
+          <w:rFonts w:ascii="Times New Roman" w:cs="Times New Roman" w:eastAsia="SimSun" w:hAnsi="Times New Roman"/>
+        </w:rPr>
+        <w:t xml:space="preserve">, 1093–1098 (2021). doi:10.1038/s41567-021-01371-4</w:t>
       </w:r>
     </w:p>
     <w:p>
@@ -25496,15 +26149,15 @@
         <w:rPr>
           <w:rFonts w:ascii="Times New Roman" w:cs="Times New Roman" w:eastAsia="SimSun" w:hAnsi="Times New Roman"/>
         </w:rPr>
-        <w:t xml:space="preserve">P. Grassberger, </w:t>
-      </w:r>
-      <w:r>
-        <w:rPr>
-          <w:rFonts w:ascii="Times New Roman" w:cs="Times New Roman" w:eastAsia="SimSun" w:hAnsi="Times New Roman"/>
-          <w:i/>
-          <w:iCs/>
-        </w:rPr>
-        <w:t xml:space="preserve">Mathematical Biosciences</w:t>
+        <w:t xml:space="preserve">A. R. Benson, R. Abebe, M. T. Schaub, A. Jadbabaie, J. Kleinberg, </w:t>
+      </w:r>
+      <w:r>
+        <w:rPr>
+          <w:rFonts w:ascii="Times New Roman" w:cs="Times New Roman" w:eastAsia="SimSun" w:hAnsi="Times New Roman"/>
+          <w:i/>
+          <w:iCs/>
+        </w:rPr>
+        <w:t xml:space="preserve">Proceedings of the National Academy of Sciences</w:t>
       </w:r>
       <w:r>
         <w:rPr>
@@ -25518,13 +26171,13 @@
           <w:b/>
           <w:bCs/>
         </w:rPr>
-        <w:t xml:space="preserve">63</w:t>
-      </w:r>
-      <w:r>
-        <w:rPr>
-          <w:rFonts w:ascii="Times New Roman" w:cs="Times New Roman" w:eastAsia="SimSun" w:hAnsi="Times New Roman"/>
-        </w:rPr>
-        <w:t xml:space="preserve">, 157–172 (1983). doi:10.1016/0025-5564(82)90036-0</w:t>
+        <w:t xml:space="preserve">115</w:t>
+      </w:r>
+      <w:r>
+        <w:rPr>
+          <w:rFonts w:ascii="Times New Roman" w:cs="Times New Roman" w:eastAsia="SimSun" w:hAnsi="Times New Roman"/>
+        </w:rPr>
+        <w:t xml:space="preserve">, E11221–E11230 (2018). doi:10.1073/pnas.1800683115</w:t>
       </w:r>
     </w:p>
     <w:p>
@@ -25540,15 +26193,15 @@
         <w:rPr>
           <w:rFonts w:ascii="Times New Roman" w:cs="Times New Roman" w:eastAsia="SimSun" w:hAnsi="Times New Roman"/>
         </w:rPr>
-        <w:t xml:space="preserve">R. Pastor-Satorras, A. Vespignani, </w:t>
-      </w:r>
-      <w:r>
-        <w:rPr>
-          <w:rFonts w:ascii="Times New Roman" w:cs="Times New Roman" w:eastAsia="SimSun" w:hAnsi="Times New Roman"/>
-          <w:i/>
-          <w:iCs/>
-        </w:rPr>
-        <w:t xml:space="preserve">Physical Review Letters</w:t>
+        <w:t xml:space="preserve">S. Klamt, U. U. Haus, F. Theis, </w:t>
+      </w:r>
+      <w:r>
+        <w:rPr>
+          <w:rFonts w:ascii="Times New Roman" w:cs="Times New Roman" w:eastAsia="SimSun" w:hAnsi="Times New Roman"/>
+          <w:i/>
+          <w:iCs/>
+        </w:rPr>
+        <w:t xml:space="preserve">PLoS Computational Biology</w:t>
       </w:r>
       <w:r>
         <w:rPr>
@@ -25562,13 +26215,13 @@
           <w:b/>
           <w:bCs/>
         </w:rPr>
-        <w:t xml:space="preserve">86</w:t>
-      </w:r>
-      <w:r>
-        <w:rPr>
-          <w:rFonts w:ascii="Times New Roman" w:cs="Times New Roman" w:eastAsia="SimSun" w:hAnsi="Times New Roman"/>
-        </w:rPr>
-        <w:t xml:space="preserve">, 3200–3203 (2001). doi:10.1103/PhysRevLett.86.3200</w:t>
+        <w:t xml:space="preserve">5</w:t>
+      </w:r>
+      <w:r>
+        <w:rPr>
+          <w:rFonts w:ascii="Times New Roman" w:cs="Times New Roman" w:eastAsia="SimSun" w:hAnsi="Times New Roman"/>
+        </w:rPr>
+        <w:t xml:space="preserve">, e1000385 (2009). doi:10.1371/journal.pcbi.1000385</w:t>
       </w:r>
     </w:p>
     <w:p>
@@ -25584,15 +26237,15 @@
         <w:rPr>
           <w:rFonts w:ascii="Times New Roman" w:cs="Times New Roman" w:eastAsia="SimSun" w:hAnsi="Times New Roman"/>
         </w:rPr>
-        <w:t xml:space="preserve">E. Kenah, J. M. Robins, </w:t>
-      </w:r>
-      <w:r>
-        <w:rPr>
-          <w:rFonts w:ascii="Times New Roman" w:cs="Times New Roman" w:eastAsia="SimSun" w:hAnsi="Times New Roman"/>
-          <w:i/>
-          <w:iCs/>
-        </w:rPr>
-        <w:t xml:space="preserve">Physical Review E</w:t>
+        <w:t xml:space="preserve">Q. F. Lotito, A. Vendramini, A. Montresor, F. Battiston, </w:t>
+      </w:r>
+      <w:r>
+        <w:rPr>
+          <w:rFonts w:ascii="Times New Roman" w:cs="Times New Roman" w:eastAsia="SimSun" w:hAnsi="Times New Roman"/>
+          <w:i/>
+          <w:iCs/>
+        </w:rPr>
+        <w:t xml:space="preserve">Communications Physics</w:t>
       </w:r>
       <w:r>
         <w:rPr>
@@ -25606,13 +26259,13 @@
           <w:b/>
           <w:bCs/>
         </w:rPr>
-        <w:t xml:space="preserve">76</w:t>
-      </w:r>
-      <w:r>
-        <w:rPr>
-          <w:rFonts w:ascii="Times New Roman" w:cs="Times New Roman" w:eastAsia="SimSun" w:hAnsi="Times New Roman"/>
-        </w:rPr>
-        <w:t xml:space="preserve">, 036113 (2007). doi:10.1103/PhysRevE.76.036113</w:t>
+        <w:t xml:space="preserve">9</w:t>
+      </w:r>
+      <w:r>
+        <w:rPr>
+          <w:rFonts w:ascii="Times New Roman" w:cs="Times New Roman" w:eastAsia="SimSun" w:hAnsi="Times New Roman"/>
+        </w:rPr>
+        <w:t xml:space="preserve"> (2026). doi:10.1038/s42005-025-02472-9</w:t>
       </w:r>
     </w:p>
     <w:p>
@@ -25628,15 +26281,15 @@
         <w:rPr>
           <w:rFonts w:ascii="Times New Roman" w:cs="Times New Roman" w:eastAsia="SimSun" w:hAnsi="Times New Roman"/>
         </w:rPr>
-        <w:t xml:space="preserve">E. Volz, </w:t>
-      </w:r>
-      <w:r>
-        <w:rPr>
-          <w:rFonts w:ascii="Times New Roman" w:cs="Times New Roman" w:eastAsia="SimSun" w:hAnsi="Times New Roman"/>
-          <w:i/>
-          <w:iCs/>
-        </w:rPr>
-        <w:t xml:space="preserve">Journal of Mathematical Biology</w:t>
+        <w:t xml:space="preserve">G. Gallo, G. Longo, S. Pallottino, S. Nguyen, </w:t>
+      </w:r>
+      <w:r>
+        <w:rPr>
+          <w:rFonts w:ascii="Times New Roman" w:cs="Times New Roman" w:eastAsia="SimSun" w:hAnsi="Times New Roman"/>
+          <w:i/>
+          <w:iCs/>
+        </w:rPr>
+        <w:t xml:space="preserve">Discrete Applied Mathematics</w:t>
       </w:r>
       <w:r>
         <w:rPr>
@@ -25650,13 +26303,13 @@
           <w:b/>
           <w:bCs/>
         </w:rPr>
-        <w:t xml:space="preserve">56</w:t>
-      </w:r>
-      <w:r>
-        <w:rPr>
-          <w:rFonts w:ascii="Times New Roman" w:cs="Times New Roman" w:eastAsia="SimSun" w:hAnsi="Times New Roman"/>
-        </w:rPr>
-        <w:t xml:space="preserve">, 293–310 (2008). doi:10.1007/s00285-007-0116-4</w:t>
+        <w:t xml:space="preserve">42</w:t>
+      </w:r>
+      <w:r>
+        <w:rPr>
+          <w:rFonts w:ascii="Times New Roman" w:cs="Times New Roman" w:eastAsia="SimSun" w:hAnsi="Times New Roman"/>
+        </w:rPr>
+        <w:t xml:space="preserve">, 177–201 (1993). doi:10.1016/0166-218X(93)90045-P</w:t>
       </w:r>
     </w:p>
     <w:p>
@@ -25672,15 +26325,15 @@
         <w:rPr>
           <w:rFonts w:ascii="Times New Roman" w:cs="Times New Roman" w:eastAsia="SimSun" w:hAnsi="Times New Roman"/>
         </w:rPr>
-        <w:t xml:space="preserve">J. C. Miller, A. C. Slim, E. M. Volz, </w:t>
-      </w:r>
-      <w:r>
-        <w:rPr>
-          <w:rFonts w:ascii="Times New Roman" w:cs="Times New Roman" w:eastAsia="SimSun" w:hAnsi="Times New Roman"/>
-          <w:i/>
-          <w:iCs/>
-        </w:rPr>
-        <w:t xml:space="preserve">Journal of the Royal Society Interface</w:t>
+        <w:t xml:space="preserve">M. E. J. Newman, S. H. Strogatz, D. J. Watts, </w:t>
+      </w:r>
+      <w:r>
+        <w:rPr>
+          <w:rFonts w:ascii="Times New Roman" w:cs="Times New Roman" w:eastAsia="SimSun" w:hAnsi="Times New Roman"/>
+          <w:i/>
+          <w:iCs/>
+        </w:rPr>
+        <w:t xml:space="preserve">Physical Review E</w:t>
       </w:r>
       <w:r>
         <w:rPr>
@@ -25694,13 +26347,13 @@
           <w:b/>
           <w:bCs/>
         </w:rPr>
-        <w:t xml:space="preserve">9</w:t>
-      </w:r>
-      <w:r>
-        <w:rPr>
-          <w:rFonts w:ascii="Times New Roman" w:cs="Times New Roman" w:eastAsia="SimSun" w:hAnsi="Times New Roman"/>
-        </w:rPr>
-        <w:t xml:space="preserve">, 890–906 (2012). doi:10.1098/rsif.2011.0403</w:t>
+        <w:t xml:space="preserve">64</w:t>
+      </w:r>
+      <w:r>
+        <w:rPr>
+          <w:rFonts w:ascii="Times New Roman" w:cs="Times New Roman" w:eastAsia="SimSun" w:hAnsi="Times New Roman"/>
+        </w:rPr>
+        <w:t xml:space="preserve">, 026118 (2001). doi:10.1103/PhysRevE.64.026118</w:t>
       </w:r>
     </w:p>
     <w:p>
@@ -25716,15 +26369,15 @@
         <w:rPr>
           <w:rFonts w:ascii="Times New Roman" w:cs="Times New Roman" w:eastAsia="SimSun" w:hAnsi="Times New Roman"/>
         </w:rPr>
-        <w:t xml:space="preserve">P. Van Mieghem, R. van de Bovenkamp, </w:t>
-      </w:r>
-      <w:r>
-        <w:rPr>
-          <w:rFonts w:ascii="Times New Roman" w:cs="Times New Roman" w:eastAsia="SimSun" w:hAnsi="Times New Roman"/>
-          <w:i/>
-          <w:iCs/>
-        </w:rPr>
-        <w:t xml:space="preserve">Physical Review Letters</w:t>
+        <w:t xml:space="preserve">M. E. J. Newman, </w:t>
+      </w:r>
+      <w:r>
+        <w:rPr>
+          <w:rFonts w:ascii="Times New Roman" w:cs="Times New Roman" w:eastAsia="SimSun" w:hAnsi="Times New Roman"/>
+          <w:i/>
+          <w:iCs/>
+        </w:rPr>
+        <w:t xml:space="preserve">Physical Review E</w:t>
       </w:r>
       <w:r>
         <w:rPr>
@@ -25738,13 +26391,13 @@
           <w:b/>
           <w:bCs/>
         </w:rPr>
-        <w:t xml:space="preserve">110</w:t>
-      </w:r>
-      <w:r>
-        <w:rPr>
-          <w:rFonts w:ascii="Times New Roman" w:cs="Times New Roman" w:eastAsia="SimSun" w:hAnsi="Times New Roman"/>
-        </w:rPr>
-        <w:t xml:space="preserve">, 108701 (2013). doi:10.1103/PhysRevLett.110.108701</w:t>
+        <w:t xml:space="preserve">66</w:t>
+      </w:r>
+      <w:r>
+        <w:rPr>
+          <w:rFonts w:ascii="Times New Roman" w:cs="Times New Roman" w:eastAsia="SimSun" w:hAnsi="Times New Roman"/>
+        </w:rPr>
+        <w:t xml:space="preserve">, 016128 (2002). doi:10.1103/PhysRevE.66.016128</w:t>
       </w:r>
     </w:p>
     <w:p>
@@ -25760,15 +26413,15 @@
         <w:rPr>
           <w:rFonts w:ascii="Times New Roman" w:cs="Times New Roman" w:eastAsia="SimSun" w:hAnsi="Times New Roman"/>
         </w:rPr>
-        <w:t xml:space="preserve">R. Pastor-Satorras, C. Castellano, P. Van Mieghem, A. Vespignani, </w:t>
-      </w:r>
-      <w:r>
-        <w:rPr>
-          <w:rFonts w:ascii="Times New Roman" w:cs="Times New Roman" w:eastAsia="SimSun" w:hAnsi="Times New Roman"/>
-          <w:i/>
-          <w:iCs/>
-        </w:rPr>
-        <w:t xml:space="preserve">Reviews of Modern Physics</w:t>
+        <w:t xml:space="preserve">P. Grassberger, </w:t>
+      </w:r>
+      <w:r>
+        <w:rPr>
+          <w:rFonts w:ascii="Times New Roman" w:cs="Times New Roman" w:eastAsia="SimSun" w:hAnsi="Times New Roman"/>
+          <w:i/>
+          <w:iCs/>
+        </w:rPr>
+        <w:t xml:space="preserve">Mathematical Biosciences</w:t>
       </w:r>
       <w:r>
         <w:rPr>
@@ -25782,13 +26435,13 @@
           <w:b/>
           <w:bCs/>
         </w:rPr>
-        <w:t xml:space="preserve">87</w:t>
-      </w:r>
-      <w:r>
-        <w:rPr>
-          <w:rFonts w:ascii="Times New Roman" w:cs="Times New Roman" w:eastAsia="SimSun" w:hAnsi="Times New Roman"/>
-        </w:rPr>
-        <w:t xml:space="preserve">, 925–979 (2015). doi:10.1103/RevModPhys.87.925</w:t>
+        <w:t xml:space="preserve">63</w:t>
+      </w:r>
+      <w:r>
+        <w:rPr>
+          <w:rFonts w:ascii="Times New Roman" w:cs="Times New Roman" w:eastAsia="SimSun" w:hAnsi="Times New Roman"/>
+        </w:rPr>
+        <w:t xml:space="preserve">, 157–172 (1983). doi:10.1016/0025-5564(82)90036-0</w:t>
       </w:r>
     </w:p>
     <w:p>
@@ -25804,15 +26457,15 @@
         <w:rPr>
           <w:rFonts w:ascii="Times New Roman" w:cs="Times New Roman" w:eastAsia="SimSun" w:hAnsi="Times New Roman"/>
         </w:rPr>
-        <w:t xml:space="preserve">S. N. Dorogovtsev, J. F. F. Mendes, A. N. Samukhin, </w:t>
-      </w:r>
-      <w:r>
-        <w:rPr>
-          <w:rFonts w:ascii="Times New Roman" w:cs="Times New Roman" w:eastAsia="SimSun" w:hAnsi="Times New Roman"/>
-          <w:i/>
-          <w:iCs/>
-        </w:rPr>
-        <w:t xml:space="preserve">Physical Review E</w:t>
+        <w:t xml:space="preserve">R. Pastor-Satorras, A. Vespignani, </w:t>
+      </w:r>
+      <w:r>
+        <w:rPr>
+          <w:rFonts w:ascii="Times New Roman" w:cs="Times New Roman" w:eastAsia="SimSun" w:hAnsi="Times New Roman"/>
+          <w:i/>
+          <w:iCs/>
+        </w:rPr>
+        <w:t xml:space="preserve">Physical Review Letters</w:t>
       </w:r>
       <w:r>
         <w:rPr>
@@ -25826,13 +26479,13 @@
           <w:b/>
           <w:bCs/>
         </w:rPr>
-        <w:t xml:space="preserve">64</w:t>
-      </w:r>
-      <w:r>
-        <w:rPr>
-          <w:rFonts w:ascii="Times New Roman" w:cs="Times New Roman" w:eastAsia="SimSun" w:hAnsi="Times New Roman"/>
-        </w:rPr>
-        <w:t xml:space="preserve">, 025101 (2001). doi:10.1103/PhysRevE.64.025101</w:t>
+        <w:t xml:space="preserve">86</w:t>
+      </w:r>
+      <w:r>
+        <w:rPr>
+          <w:rFonts w:ascii="Times New Roman" w:cs="Times New Roman" w:eastAsia="SimSun" w:hAnsi="Times New Roman"/>
+        </w:rPr>
+        <w:t xml:space="preserve">, 3200–3203 (2001). doi:10.1103/PhysRevLett.86.3200</w:t>
       </w:r>
     </w:p>
     <w:p>
@@ -25848,15 +26501,15 @@
         <w:rPr>
           <w:rFonts w:ascii="Times New Roman" w:cs="Times New Roman" w:eastAsia="SimSun" w:hAnsi="Times New Roman"/>
         </w:rPr>
-        <w:t xml:space="preserve">M. Boguñá, M. Á. Serrano, </w:t>
-      </w:r>
-      <w:r>
-        <w:rPr>
-          <w:rFonts w:ascii="Times New Roman" w:cs="Times New Roman" w:eastAsia="SimSun" w:hAnsi="Times New Roman"/>
-          <w:i/>
-          <w:iCs/>
-        </w:rPr>
-        <w:t xml:space="preserve">Physical Review E</w:t>
+        <w:t xml:space="preserve">E. Volz, </w:t>
+      </w:r>
+      <w:r>
+        <w:rPr>
+          <w:rFonts w:ascii="Times New Roman" w:cs="Times New Roman" w:eastAsia="SimSun" w:hAnsi="Times New Roman"/>
+          <w:i/>
+          <w:iCs/>
+        </w:rPr>
+        <w:t xml:space="preserve">Journal of Mathematical Biology</w:t>
       </w:r>
       <w:r>
         <w:rPr>
@@ -25870,13 +26523,13 @@
           <w:b/>
           <w:bCs/>
         </w:rPr>
-        <w:t xml:space="preserve">72</w:t>
-      </w:r>
-      <w:r>
-        <w:rPr>
-          <w:rFonts w:ascii="Times New Roman" w:cs="Times New Roman" w:eastAsia="SimSun" w:hAnsi="Times New Roman"/>
-        </w:rPr>
-        <w:t xml:space="preserve">, 016106 (2005). doi:10.1103/PhysRevE.72.016106</w:t>
+        <w:t xml:space="preserve">56</w:t>
+      </w:r>
+      <w:r>
+        <w:rPr>
+          <w:rFonts w:ascii="Times New Roman" w:cs="Times New Roman" w:eastAsia="SimSun" w:hAnsi="Times New Roman"/>
+        </w:rPr>
+        <w:t xml:space="preserve">, 293–310 (2008). doi:10.1007/s00285-007-0116-4</w:t>
       </w:r>
     </w:p>
     <w:p>
@@ -25892,15 +26545,15 @@
         <w:rPr>
           <w:rFonts w:ascii="Times New Roman" w:cs="Times New Roman" w:eastAsia="SimSun" w:hAnsi="Times New Roman"/>
         </w:rPr>
-        <w:t xml:space="preserve">L. A. Meyers, M. E. J. Newman, B. Pourbohloul, </w:t>
-      </w:r>
-      <w:r>
-        <w:rPr>
-          <w:rFonts w:ascii="Times New Roman" w:cs="Times New Roman" w:eastAsia="SimSun" w:hAnsi="Times New Roman"/>
-          <w:i/>
-          <w:iCs/>
-        </w:rPr>
-        <w:t xml:space="preserve">Journal of Theoretical Biology</w:t>
+        <w:t xml:space="preserve">J. C. Miller, A. C. Slim, E. M. Volz, </w:t>
+      </w:r>
+      <w:r>
+        <w:rPr>
+          <w:rFonts w:ascii="Times New Roman" w:cs="Times New Roman" w:eastAsia="SimSun" w:hAnsi="Times New Roman"/>
+          <w:i/>
+          <w:iCs/>
+        </w:rPr>
+        <w:t xml:space="preserve">Journal of the Royal Society Interface</w:t>
       </w:r>
       <w:r>
         <w:rPr>
@@ -25914,13 +26567,13 @@
           <w:b/>
           <w:bCs/>
         </w:rPr>
-        <w:t xml:space="preserve">240</w:t>
-      </w:r>
-      <w:r>
-        <w:rPr>
-          <w:rFonts w:ascii="Times New Roman" w:cs="Times New Roman" w:eastAsia="SimSun" w:hAnsi="Times New Roman"/>
-        </w:rPr>
-        <w:t xml:space="preserve">, 400–418 (2006). doi:10.1016/j.jtbi.2005.10.004</w:t>
+        <w:t xml:space="preserve">9</w:t>
+      </w:r>
+      <w:r>
+        <w:rPr>
+          <w:rFonts w:ascii="Times New Roman" w:cs="Times New Roman" w:eastAsia="SimSun" w:hAnsi="Times New Roman"/>
+        </w:rPr>
+        <w:t xml:space="preserve">, 890–906 (2012). doi:10.1098/rsif.2011.0403</w:t>
       </w:r>
     </w:p>
     <w:p>
@@ -25936,15 +26589,15 @@
         <w:rPr>
           <w:rFonts w:ascii="Times New Roman" w:cs="Times New Roman" w:eastAsia="SimSun" w:hAnsi="Times New Roman"/>
         </w:rPr>
-        <w:t xml:space="preserve">X. J. Xu, J. Y. Li, X. Fu, L. J. Zhang, </w:t>
-      </w:r>
-      <w:r>
-        <w:rPr>
-          <w:rFonts w:ascii="Times New Roman" w:cs="Times New Roman" w:eastAsia="SimSun" w:hAnsi="Times New Roman"/>
-          <w:i/>
-          <w:iCs/>
-        </w:rPr>
-        <w:t xml:space="preserve">Scientific Reports</w:t>
+        <w:t xml:space="preserve">R. Pastor-Satorras, C. Castellano, P. Van Mieghem, A. Vespignani, </w:t>
+      </w:r>
+      <w:r>
+        <w:rPr>
+          <w:rFonts w:ascii="Times New Roman" w:cs="Times New Roman" w:eastAsia="SimSun" w:hAnsi="Times New Roman"/>
+          <w:i/>
+          <w:iCs/>
+        </w:rPr>
+        <w:t xml:space="preserve">Reviews of Modern Physics</w:t>
       </w:r>
       <w:r>
         <w:rPr>
@@ -25958,13 +26611,13 @@
           <w:b/>
           <w:bCs/>
         </w:rPr>
-        <w:t xml:space="preserve">8</w:t>
-      </w:r>
-      <w:r>
-        <w:rPr>
-          <w:rFonts w:ascii="Times New Roman" w:cs="Times New Roman" w:eastAsia="SimSun" w:hAnsi="Times New Roman"/>
-        </w:rPr>
-        <w:t xml:space="preserve"> (2018). doi:10.1038/s41598-018-22508-1</w:t>
+        <w:t xml:space="preserve">87</w:t>
+      </w:r>
+      <w:r>
+        <w:rPr>
+          <w:rFonts w:ascii="Times New Roman" w:cs="Times New Roman" w:eastAsia="SimSun" w:hAnsi="Times New Roman"/>
+        </w:rPr>
+        <w:t xml:space="preserve">, 925–979 (2015). doi:10.1103/RevModPhys.87.925</w:t>
       </w:r>
     </w:p>
     <w:p>
@@ -25980,15 +26633,15 @@
         <w:rPr>
           <w:rFonts w:ascii="Times New Roman" w:cs="Times New Roman" w:eastAsia="SimSun" w:hAnsi="Times New Roman"/>
         </w:rPr>
-        <w:t xml:space="preserve">M. E. J. Newman, </w:t>
-      </w:r>
-      <w:r>
-        <w:rPr>
-          <w:rFonts w:ascii="Times New Roman" w:cs="Times New Roman" w:eastAsia="SimSun" w:hAnsi="Times New Roman"/>
-          <w:i/>
-          <w:iCs/>
-        </w:rPr>
-        <w:t xml:space="preserve">Physical Review Letters</w:t>
+        <w:t xml:space="preserve">S. N. Dorogovtsev, J. F. F. Mendes, A. N. Samukhin, </w:t>
+      </w:r>
+      <w:r>
+        <w:rPr>
+          <w:rFonts w:ascii="Times New Roman" w:cs="Times New Roman" w:eastAsia="SimSun" w:hAnsi="Times New Roman"/>
+          <w:i/>
+          <w:iCs/>
+        </w:rPr>
+        <w:t xml:space="preserve">Physical Review E</w:t>
       </w:r>
       <w:r>
         <w:rPr>
@@ -26002,13 +26655,13 @@
           <w:b/>
           <w:bCs/>
         </w:rPr>
-        <w:t xml:space="preserve">89</w:t>
-      </w:r>
-      <w:r>
-        <w:rPr>
-          <w:rFonts w:ascii="Times New Roman" w:cs="Times New Roman" w:eastAsia="SimSun" w:hAnsi="Times New Roman"/>
-        </w:rPr>
-        <w:t xml:space="preserve">, 208701 (2002). doi:10.1103/PhysRevLett.89.208701</w:t>
+        <w:t xml:space="preserve">64</w:t>
+      </w:r>
+      <w:r>
+        <w:rPr>
+          <w:rFonts w:ascii="Times New Roman" w:cs="Times New Roman" w:eastAsia="SimSun" w:hAnsi="Times New Roman"/>
+        </w:rPr>
+        <w:t xml:space="preserve">, 025101 (2001). doi:10.1103/PhysRevE.64.025101</w:t>
       </w:r>
     </w:p>
     <w:p>
@@ -26024,15 +26677,15 @@
         <w:rPr>
           <w:rFonts w:ascii="Times New Roman" w:cs="Times New Roman" w:eastAsia="SimSun" w:hAnsi="Times New Roman"/>
         </w:rPr>
-        <w:t xml:space="preserve">F. Battiston, G. Cencetti, I. Iacopini, V. Latora, M. Lucas, A. Patania, J. G. Young, G. Petri, </w:t>
-      </w:r>
-      <w:r>
-        <w:rPr>
-          <w:rFonts w:ascii="Times New Roman" w:cs="Times New Roman" w:eastAsia="SimSun" w:hAnsi="Times New Roman"/>
-          <w:i/>
-          <w:iCs/>
-        </w:rPr>
-        <w:t xml:space="preserve">Physics Reports</w:t>
+        <w:t xml:space="preserve">M. Boguñá, M. Á. Serrano, </w:t>
+      </w:r>
+      <w:r>
+        <w:rPr>
+          <w:rFonts w:ascii="Times New Roman" w:cs="Times New Roman" w:eastAsia="SimSun" w:hAnsi="Times New Roman"/>
+          <w:i/>
+          <w:iCs/>
+        </w:rPr>
+        <w:t xml:space="preserve">Physical Review E</w:t>
       </w:r>
       <w:r>
         <w:rPr>
@@ -26046,13 +26699,13 @@
           <w:b/>
           <w:bCs/>
         </w:rPr>
-        <w:t xml:space="preserve">874</w:t>
-      </w:r>
-      <w:r>
-        <w:rPr>
-          <w:rFonts w:ascii="Times New Roman" w:cs="Times New Roman" w:eastAsia="SimSun" w:hAnsi="Times New Roman"/>
-        </w:rPr>
-        <w:t xml:space="preserve">, 1–92 (2020). doi:10.1016/j.physrep.2020.05.004</w:t>
+        <w:t xml:space="preserve">72</w:t>
+      </w:r>
+      <w:r>
+        <w:rPr>
+          <w:rFonts w:ascii="Times New Roman" w:cs="Times New Roman" w:eastAsia="SimSun" w:hAnsi="Times New Roman"/>
+        </w:rPr>
+        <w:t xml:space="preserve">, 016106 (2005). doi:10.1103/PhysRevE.72.016106</w:t>
       </w:r>
     </w:p>
     <w:p>
@@ -26068,15 +26721,15 @@
         <w:rPr>
           <w:rFonts w:ascii="Times New Roman" w:cs="Times New Roman" w:eastAsia="SimSun" w:hAnsi="Times New Roman"/>
         </w:rPr>
-        <w:t xml:space="preserve">F. Battiston, E. Amico, A. Barrat, G. Bianconi, G. Ferraz de Arruda, B. Franceschiello, I. Iacopini, S. Kéfi et al., </w:t>
-      </w:r>
-      <w:r>
-        <w:rPr>
-          <w:rFonts w:ascii="Times New Roman" w:cs="Times New Roman" w:eastAsia="SimSun" w:hAnsi="Times New Roman"/>
-          <w:i/>
-          <w:iCs/>
-        </w:rPr>
-        <w:t xml:space="preserve">Nature Physics</w:t>
+        <w:t xml:space="preserve">L. A. Meyers, M. E. J. Newman, B. Pourbohloul, </w:t>
+      </w:r>
+      <w:r>
+        <w:rPr>
+          <w:rFonts w:ascii="Times New Roman" w:cs="Times New Roman" w:eastAsia="SimSun" w:hAnsi="Times New Roman"/>
+          <w:i/>
+          <w:iCs/>
+        </w:rPr>
+        <w:t xml:space="preserve">Journal of Theoretical Biology</w:t>
       </w:r>
       <w:r>
         <w:rPr>
@@ -26090,13 +26743,13 @@
           <w:b/>
           <w:bCs/>
         </w:rPr>
-        <w:t xml:space="preserve">17</w:t>
-      </w:r>
-      <w:r>
-        <w:rPr>
-          <w:rFonts w:ascii="Times New Roman" w:cs="Times New Roman" w:eastAsia="SimSun" w:hAnsi="Times New Roman"/>
-        </w:rPr>
-        <w:t xml:space="preserve">, 1093–1098 (2021). doi:10.1038/s41567-021-01371-4</w:t>
+        <w:t xml:space="preserve">240</w:t>
+      </w:r>
+      <w:r>
+        <w:rPr>
+          <w:rFonts w:ascii="Times New Roman" w:cs="Times New Roman" w:eastAsia="SimSun" w:hAnsi="Times New Roman"/>
+        </w:rPr>
+        <w:t xml:space="preserve">, 400–418 (2006). doi:10.1016/j.jtbi.2005.10.004</w:t>
       </w:r>
     </w:p>
     <w:p>
@@ -26112,15 +26765,15 @@
         <w:rPr>
           <w:rFonts w:ascii="Times New Roman" w:cs="Times New Roman" w:eastAsia="SimSun" w:hAnsi="Times New Roman"/>
         </w:rPr>
-        <w:t xml:space="preserve">A. R. Benson, R. Abebe, M. T. Schaub, A. Jadbabaie, J. Kleinberg, </w:t>
-      </w:r>
-      <w:r>
-        <w:rPr>
-          <w:rFonts w:ascii="Times New Roman" w:cs="Times New Roman" w:eastAsia="SimSun" w:hAnsi="Times New Roman"/>
-          <w:i/>
-          <w:iCs/>
-        </w:rPr>
-        <w:t xml:space="preserve">Proceedings of the National Academy of Sciences</w:t>
+        <w:t xml:space="preserve">A. Allard, C. Moore, S. V. Scarpino, B. M. Althouse, L. Hébert-Dufresne, </w:t>
+      </w:r>
+      <w:r>
+        <w:rPr>
+          <w:rFonts w:ascii="Times New Roman" w:cs="Times New Roman" w:eastAsia="SimSun" w:hAnsi="Times New Roman"/>
+          <w:i/>
+          <w:iCs/>
+        </w:rPr>
+        <w:t xml:space="preserve">SIAM Review</w:t>
       </w:r>
       <w:r>
         <w:rPr>
@@ -26134,13 +26787,13 @@
           <w:b/>
           <w:bCs/>
         </w:rPr>
-        <w:t xml:space="preserve">115</w:t>
-      </w:r>
-      <w:r>
-        <w:rPr>
-          <w:rFonts w:ascii="Times New Roman" w:cs="Times New Roman" w:eastAsia="SimSun" w:hAnsi="Times New Roman"/>
-        </w:rPr>
-        <w:t xml:space="preserve">, E11221–E11230 (2018). doi:10.1073/pnas.1800683115</w:t>
+        <w:t xml:space="preserve">65</w:t>
+      </w:r>
+      <w:r>
+        <w:rPr>
+          <w:rFonts w:ascii="Times New Roman" w:cs="Times New Roman" w:eastAsia="SimSun" w:hAnsi="Times New Roman"/>
+        </w:rPr>
+        <w:t xml:space="preserve">, 471–492 (2023). doi:10.1137/20M1383811</w:t>
       </w:r>
     </w:p>
     <w:p>
@@ -26288,15 +26941,15 @@
         <w:rPr>
           <w:rFonts w:ascii="Times New Roman" w:cs="Times New Roman" w:eastAsia="SimSun" w:hAnsi="Times New Roman"/>
         </w:rPr>
-        <w:t xml:space="preserve">D. J. Watts, </w:t>
-      </w:r>
-      <w:r>
-        <w:rPr>
-          <w:rFonts w:ascii="Times New Roman" w:cs="Times New Roman" w:eastAsia="SimSun" w:hAnsi="Times New Roman"/>
-          <w:i/>
-          <w:iCs/>
-        </w:rPr>
-        <w:t xml:space="preserve">Proceedings of the National Academy of Sciences</w:t>
+        <w:t xml:space="preserve">N. W. Landry, J. G. Restrepo, </w:t>
+      </w:r>
+      <w:r>
+        <w:rPr>
+          <w:rFonts w:ascii="Times New Roman" w:cs="Times New Roman" w:eastAsia="SimSun" w:hAnsi="Times New Roman"/>
+          <w:i/>
+          <w:iCs/>
+        </w:rPr>
+        <w:t xml:space="preserve">Chaos</w:t>
       </w:r>
       <w:r>
         <w:rPr>
@@ -26310,13 +26963,13 @@
           <w:b/>
           <w:bCs/>
         </w:rPr>
-        <w:t xml:space="preserve">99</w:t>
-      </w:r>
-      <w:r>
-        <w:rPr>
-          <w:rFonts w:ascii="Times New Roman" w:cs="Times New Roman" w:eastAsia="SimSun" w:hAnsi="Times New Roman"/>
-        </w:rPr>
-        <w:t xml:space="preserve">, 5766–5771 (2002). doi:10.1073/pnas.082090499</w:t>
+        <w:t xml:space="preserve">30</w:t>
+      </w:r>
+      <w:r>
+        <w:rPr>
+          <w:rFonts w:ascii="Times New Roman" w:cs="Times New Roman" w:eastAsia="SimSun" w:hAnsi="Times New Roman"/>
+        </w:rPr>
+        <w:t xml:space="preserve">, 103117 (2020). doi:10.1063/5.0020034</w:t>
       </w:r>
     </w:p>
     <w:p>
@@ -26332,15 +26985,15 @@
         <w:rPr>
           <w:rFonts w:ascii="Times New Roman" w:cs="Times New Roman" w:eastAsia="SimSun" w:hAnsi="Times New Roman"/>
         </w:rPr>
-        <w:t xml:space="preserve">D. Centola, M. Macy, </w:t>
-      </w:r>
-      <w:r>
-        <w:rPr>
-          <w:rFonts w:ascii="Times New Roman" w:cs="Times New Roman" w:eastAsia="SimSun" w:hAnsi="Times New Roman"/>
-          <w:i/>
-          <w:iCs/>
-        </w:rPr>
-        <w:t xml:space="preserve">American Journal of Sociology</w:t>
+        <w:t xml:space="preserve">M. Mancastroppa, I. Iacopini, G. Petri, A. Barrat, </w:t>
+      </w:r>
+      <w:r>
+        <w:rPr>
+          <w:rFonts w:ascii="Times New Roman" w:cs="Times New Roman" w:eastAsia="SimSun" w:hAnsi="Times New Roman"/>
+          <w:i/>
+          <w:iCs/>
+        </w:rPr>
+        <w:t xml:space="preserve">Nature Communications</w:t>
       </w:r>
       <w:r>
         <w:rPr>
@@ -26354,13 +27007,13 @@
           <w:b/>
           <w:bCs/>
         </w:rPr>
-        <w:t xml:space="preserve">113</w:t>
-      </w:r>
-      <w:r>
-        <w:rPr>
-          <w:rFonts w:ascii="Times New Roman" w:cs="Times New Roman" w:eastAsia="SimSun" w:hAnsi="Times New Roman"/>
-        </w:rPr>
-        <w:t xml:space="preserve">, 702–734 (2007). doi:10.1086/521848</w:t>
+        <w:t xml:space="preserve">14</w:t>
+      </w:r>
+      <w:r>
+        <w:rPr>
+          <w:rFonts w:ascii="Times New Roman" w:cs="Times New Roman" w:eastAsia="SimSun" w:hAnsi="Times New Roman"/>
+        </w:rPr>
+        <w:t xml:space="preserve">, 6223 (2023). doi:10.1038/s41467-023-41887-2</w:t>
       </w:r>
     </w:p>
     <w:p>
@@ -26376,15 +27029,15 @@
         <w:rPr>
           <w:rFonts w:ascii="Times New Roman" w:cs="Times New Roman" w:eastAsia="SimSun" w:hAnsi="Times New Roman"/>
         </w:rPr>
-        <w:t xml:space="preserve">N. W. Landry, J. G. Restrepo, </w:t>
-      </w:r>
-      <w:r>
-        <w:rPr>
-          <w:rFonts w:ascii="Times New Roman" w:cs="Times New Roman" w:eastAsia="SimSun" w:hAnsi="Times New Roman"/>
-          <w:i/>
-          <w:iCs/>
-        </w:rPr>
-        <w:t xml:space="preserve">Chaos</w:t>
+        <w:t xml:space="preserve">J. H. Kim, K. I. Goh, </w:t>
+      </w:r>
+      <w:r>
+        <w:rPr>
+          <w:rFonts w:ascii="Times New Roman" w:cs="Times New Roman" w:eastAsia="SimSun" w:hAnsi="Times New Roman"/>
+          <w:i/>
+          <w:iCs/>
+        </w:rPr>
+        <w:t xml:space="preserve">Physical Review Letters</w:t>
       </w:r>
       <w:r>
         <w:rPr>
@@ -26398,13 +27051,13 @@
           <w:b/>
           <w:bCs/>
         </w:rPr>
-        <w:t xml:space="preserve">30</w:t>
-      </w:r>
-      <w:r>
-        <w:rPr>
-          <w:rFonts w:ascii="Times New Roman" w:cs="Times New Roman" w:eastAsia="SimSun" w:hAnsi="Times New Roman"/>
-        </w:rPr>
-        <w:t xml:space="preserve">, 103117 (2020). doi:10.1063/5.0020034</w:t>
+        <w:t xml:space="preserve">132</w:t>
+      </w:r>
+      <w:r>
+        <w:rPr>
+          <w:rFonts w:ascii="Times New Roman" w:cs="Times New Roman" w:eastAsia="SimSun" w:hAnsi="Times New Roman"/>
+        </w:rPr>
+        <w:t xml:space="preserve">, 087401 (2024). doi:10.1103/PhysRevLett.132.087401</w:t>
       </w:r>
     </w:p>
     <w:p>
@@ -26420,15 +27073,15 @@
         <w:rPr>
           <w:rFonts w:ascii="Times New Roman" w:cs="Times New Roman" w:eastAsia="SimSun" w:hAnsi="Times New Roman"/>
         </w:rPr>
-        <w:t xml:space="preserve">M. Mancastroppa, I. Iacopini, G. Petri, A. Barrat, </w:t>
-      </w:r>
-      <w:r>
-        <w:rPr>
-          <w:rFonts w:ascii="Times New Roman" w:cs="Times New Roman" w:eastAsia="SimSun" w:hAnsi="Times New Roman"/>
-          <w:i/>
-          <w:iCs/>
-        </w:rPr>
-        <w:t xml:space="preserve">Nature Communications</w:t>
+        <w:t xml:space="preserve">G. St-Onge, I. Iacopini, V. Latora, A. Barrat, G. Petri, A. Allard, L. Hébert-Dufresne, </w:t>
+      </w:r>
+      <w:r>
+        <w:rPr>
+          <w:rFonts w:ascii="Times New Roman" w:cs="Times New Roman" w:eastAsia="SimSun" w:hAnsi="Times New Roman"/>
+          <w:i/>
+          <w:iCs/>
+        </w:rPr>
+        <w:t xml:space="preserve">Communications Physics</w:t>
       </w:r>
       <w:r>
         <w:rPr>
@@ -26442,13 +27095,13 @@
           <w:b/>
           <w:bCs/>
         </w:rPr>
-        <w:t xml:space="preserve">14</w:t>
-      </w:r>
-      <w:r>
-        <w:rPr>
-          <w:rFonts w:ascii="Times New Roman" w:cs="Times New Roman" w:eastAsia="SimSun" w:hAnsi="Times New Roman"/>
-        </w:rPr>
-        <w:t xml:space="preserve">, 6223 (2023). doi:10.1038/s41467-023-41887-2</w:t>
+        <w:t xml:space="preserve">5</w:t>
+      </w:r>
+      <w:r>
+        <w:rPr>
+          <w:rFonts w:ascii="Times New Roman" w:cs="Times New Roman" w:eastAsia="SimSun" w:hAnsi="Times New Roman"/>
+        </w:rPr>
+        <w:t xml:space="preserve">, 25 (2022). doi:10.1038/s42005-021-00788-w</w:t>
       </w:r>
     </w:p>
     <w:p>
@@ -26464,15 +27117,15 @@
         <w:rPr>
           <w:rFonts w:ascii="Times New Roman" w:cs="Times New Roman" w:eastAsia="SimSun" w:hAnsi="Times New Roman"/>
         </w:rPr>
-        <w:t xml:space="preserve">J. H. Kim, K. I. Goh, </w:t>
-      </w:r>
-      <w:r>
-        <w:rPr>
-          <w:rFonts w:ascii="Times New Roman" w:cs="Times New Roman" w:eastAsia="SimSun" w:hAnsi="Times New Roman"/>
-          <w:i/>
-          <w:iCs/>
-        </w:rPr>
-        <w:t xml:space="preserve">Physical Review Letters</w:t>
+        <w:t xml:space="preserve">F. Malizia, S. Lamata-Otín, M. Frasca, V. Latora, J. Gómez-Gardeñes, </w:t>
+      </w:r>
+      <w:r>
+        <w:rPr>
+          <w:rFonts w:ascii="Times New Roman" w:cs="Times New Roman" w:eastAsia="SimSun" w:hAnsi="Times New Roman"/>
+          <w:i/>
+          <w:iCs/>
+        </w:rPr>
+        <w:t xml:space="preserve">Nature Communications</w:t>
       </w:r>
       <w:r>
         <w:rPr>
@@ -26486,13 +27139,13 @@
           <w:b/>
           <w:bCs/>
         </w:rPr>
-        <w:t xml:space="preserve">132</w:t>
-      </w:r>
-      <w:r>
-        <w:rPr>
-          <w:rFonts w:ascii="Times New Roman" w:cs="Times New Roman" w:eastAsia="SimSun" w:hAnsi="Times New Roman"/>
-        </w:rPr>
-        <w:t xml:space="preserve">, 087401 (2024). doi:10.1103/PhysRevLett.132.087401</w:t>
+        <w:t xml:space="preserve">16</w:t>
+      </w:r>
+      <w:r>
+        <w:rPr>
+          <w:rFonts w:ascii="Times New Roman" w:cs="Times New Roman" w:eastAsia="SimSun" w:hAnsi="Times New Roman"/>
+        </w:rPr>
+        <w:t xml:space="preserve"> (2025). doi:10.1038/s41467-024-55506-1</w:t>
       </w:r>
     </w:p>
     <w:p>
@@ -26508,15 +27161,15 @@
         <w:rPr>
           <w:rFonts w:ascii="Times New Roman" w:cs="Times New Roman" w:eastAsia="SimSun" w:hAnsi="Times New Roman"/>
         </w:rPr>
-        <w:t xml:space="preserve">G. St-Onge, I. Iacopini, V. Latora, A. Barrat, G. Petri, A. Allard, L. Hébert-Dufresne, </w:t>
-      </w:r>
-      <w:r>
-        <w:rPr>
-          <w:rFonts w:ascii="Times New Roman" w:cs="Times New Roman" w:eastAsia="SimSun" w:hAnsi="Times New Roman"/>
-          <w:i/>
-          <w:iCs/>
-        </w:rPr>
-        <w:t xml:space="preserve">Communications Physics</w:t>
+        <w:t xml:space="preserve">S. Lamata-Otín, F. Malizia, V. Latora, M. Frasca, J. Gómez-Gardeñes, </w:t>
+      </w:r>
+      <w:r>
+        <w:rPr>
+          <w:rFonts w:ascii="Times New Roman" w:cs="Times New Roman" w:eastAsia="SimSun" w:hAnsi="Times New Roman"/>
+          <w:i/>
+          <w:iCs/>
+        </w:rPr>
+        <w:t xml:space="preserve">Physical Review E</w:t>
       </w:r>
       <w:r>
         <w:rPr>
@@ -26530,13 +27183,13 @@
           <w:b/>
           <w:bCs/>
         </w:rPr>
-        <w:t xml:space="preserve">5</w:t>
-      </w:r>
-      <w:r>
-        <w:rPr>
-          <w:rFonts w:ascii="Times New Roman" w:cs="Times New Roman" w:eastAsia="SimSun" w:hAnsi="Times New Roman"/>
-        </w:rPr>
-        <w:t xml:space="preserve">, 25 (2022). doi:10.1038/s42005-021-00788-w</w:t>
+        <w:t xml:space="preserve">111</w:t>
+      </w:r>
+      <w:r>
+        <w:rPr>
+          <w:rFonts w:ascii="Times New Roman" w:cs="Times New Roman" w:eastAsia="SimSun" w:hAnsi="Times New Roman"/>
+        </w:rPr>
+        <w:t xml:space="preserve">, 034302 (2025). doi:10.1103/PhysRevE.111.034302</w:t>
       </w:r>
     </w:p>
     <w:p>
@@ -26552,35 +27205,21 @@
         <w:rPr>
           <w:rFonts w:ascii="Times New Roman" w:cs="Times New Roman" w:eastAsia="SimSun" w:hAnsi="Times New Roman"/>
         </w:rPr>
-        <w:t xml:space="preserve">F. Malizia, S. Lamata-Otín, M. Frasca, V. Latora, J. Gómez-Gardeñes, </w:t>
-      </w:r>
-      <w:r>
-        <w:rPr>
-          <w:rFonts w:ascii="Times New Roman" w:cs="Times New Roman" w:eastAsia="SimSun" w:hAnsi="Times New Roman"/>
-          <w:i/>
-          <w:iCs/>
-        </w:rPr>
-        <w:t xml:space="preserve">Nature Communications</w:t>
-      </w:r>
-      <w:r>
-        <w:rPr>
-          <w:rFonts w:ascii="Times New Roman" w:cs="Times New Roman" w:eastAsia="SimSun" w:hAnsi="Times New Roman"/>
-        </w:rPr>
-        <w:t xml:space="preserve">, </w:t>
-      </w:r>
-      <w:r>
-        <w:rPr>
-          <w:rFonts w:ascii="Times New Roman" w:cs="Times New Roman" w:eastAsia="SimSun" w:hAnsi="Times New Roman"/>
-          <w:b/>
-          <w:bCs/>
-        </w:rPr>
-        <w:t xml:space="preserve">16</w:t>
-      </w:r>
-      <w:r>
-        <w:rPr>
-          <w:rFonts w:ascii="Times New Roman" w:cs="Times New Roman" w:eastAsia="SimSun" w:hAnsi="Times New Roman"/>
-        </w:rPr>
-        <w:t xml:space="preserve"> (2025). doi:10.1038/s41467-024-55506-1</w:t>
+        <w:t xml:space="preserve">F. Malizia, A. Guzmán, I. Iacopini, I. Z. Kiss, </w:t>
+      </w:r>
+      <w:r>
+        <w:rPr>
+          <w:rFonts w:ascii="Times New Roman" w:cs="Times New Roman" w:eastAsia="SimSun" w:hAnsi="Times New Roman"/>
+          <w:i/>
+          <w:iCs/>
+        </w:rPr>
+        <w:t xml:space="preserve">Physical Review Letters</w:t>
+      </w:r>
+      <w:r>
+        <w:rPr>
+          <w:rFonts w:ascii="Times New Roman" w:cs="Times New Roman" w:eastAsia="SimSun" w:hAnsi="Times New Roman"/>
+        </w:rPr>
+        <w:t xml:space="preserve"> (2025). doi:10.1103/z3d5-94zb</w:t>
       </w:r>
     </w:p>
     <w:p>
@@ -26596,7 +27235,7 @@
         <w:rPr>
           <w:rFonts w:ascii="Times New Roman" w:cs="Times New Roman" w:eastAsia="SimSun" w:hAnsi="Times New Roman"/>
         </w:rPr>
-        <w:t xml:space="preserve">S. Lamata-Otín, F. Malizia, V. Latora, M. Frasca, J. Gómez-Gardeñes, </w:t>
+        <w:t xml:space="preserve">G. Bianconi, S. N. Dorogovtsev, </w:t>
       </w:r>
       <w:r>
         <w:rPr>
@@ -26618,13 +27257,13 @@
           <w:b/>
           <w:bCs/>
         </w:rPr>
-        <w:t xml:space="preserve">111</w:t>
-      </w:r>
-      <w:r>
-        <w:rPr>
-          <w:rFonts w:ascii="Times New Roman" w:cs="Times New Roman" w:eastAsia="SimSun" w:hAnsi="Times New Roman"/>
-        </w:rPr>
-        <w:t xml:space="preserve">, 034302 (2025). doi:10.1103/PhysRevE.111.034302</w:t>
+        <w:t xml:space="preserve">109</w:t>
+      </w:r>
+      <w:r>
+        <w:rPr>
+          <w:rFonts w:ascii="Times New Roman" w:cs="Times New Roman" w:eastAsia="SimSun" w:hAnsi="Times New Roman"/>
+        </w:rPr>
+        <w:t xml:space="preserve">, 014306 (2024). doi:10.1103/PhysRevE.109.014306</w:t>
       </w:r>
     </w:p>
     <w:p>
@@ -26640,21 +27279,35 @@
         <w:rPr>
           <w:rFonts w:ascii="Times New Roman" w:cs="Times New Roman" w:eastAsia="SimSun" w:hAnsi="Times New Roman"/>
         </w:rPr>
-        <w:t xml:space="preserve">F. Malizia, A. Guzmán, I. Iacopini, I. Z. Kiss, </w:t>
-      </w:r>
-      <w:r>
-        <w:rPr>
-          <w:rFonts w:ascii="Times New Roman" w:cs="Times New Roman" w:eastAsia="SimSun" w:hAnsi="Times New Roman"/>
-          <w:i/>
-          <w:iCs/>
-        </w:rPr>
-        <w:t xml:space="preserve">Physical Review Letters</w:t>
-      </w:r>
-      <w:r>
-        <w:rPr>
-          <w:rFonts w:ascii="Times New Roman" w:cs="Times New Roman" w:eastAsia="SimSun" w:hAnsi="Times New Roman"/>
-        </w:rPr>
-        <w:t xml:space="preserve"> (2025). doi:10.1103/z3d5-94zb</w:t>
+        <w:t xml:space="preserve">G. Ferraz de Arruda, A. Aleta, Y. Moreno, </w:t>
+      </w:r>
+      <w:r>
+        <w:rPr>
+          <w:rFonts w:ascii="Times New Roman" w:cs="Times New Roman" w:eastAsia="SimSun" w:hAnsi="Times New Roman"/>
+          <w:i/>
+          <w:iCs/>
+        </w:rPr>
+        <w:t xml:space="preserve">Nature Reviews Physics</w:t>
+      </w:r>
+      <w:r>
+        <w:rPr>
+          <w:rFonts w:ascii="Times New Roman" w:cs="Times New Roman" w:eastAsia="SimSun" w:hAnsi="Times New Roman"/>
+        </w:rPr>
+        <w:t xml:space="preserve">, </w:t>
+      </w:r>
+      <w:r>
+        <w:rPr>
+          <w:rFonts w:ascii="Times New Roman" w:cs="Times New Roman" w:eastAsia="SimSun" w:hAnsi="Times New Roman"/>
+          <w:b/>
+          <w:bCs/>
+        </w:rPr>
+        <w:t xml:space="preserve">6</w:t>
+      </w:r>
+      <w:r>
+        <w:rPr>
+          <w:rFonts w:ascii="Times New Roman" w:cs="Times New Roman" w:eastAsia="SimSun" w:hAnsi="Times New Roman"/>
+        </w:rPr>
+        <w:t xml:space="preserve">, 468–482 (2024). doi:10.1038/s42254-024-00733-0</w:t>
       </w:r>
     </w:p>
     <w:p>
@@ -26670,35 +27323,21 @@
         <w:rPr>
           <w:rFonts w:ascii="Times New Roman" w:cs="Times New Roman" w:eastAsia="SimSun" w:hAnsi="Times New Roman"/>
         </w:rPr>
-        <w:t xml:space="preserve">G. Bianconi, S. N. Dorogovtsev, </w:t>
-      </w:r>
-      <w:r>
-        <w:rPr>
-          <w:rFonts w:ascii="Times New Roman" w:cs="Times New Roman" w:eastAsia="SimSun" w:hAnsi="Times New Roman"/>
-          <w:i/>
-          <w:iCs/>
-        </w:rPr>
-        <w:t xml:space="preserve">Physical Review E</w:t>
-      </w:r>
-      <w:r>
-        <w:rPr>
-          <w:rFonts w:ascii="Times New Roman" w:cs="Times New Roman" w:eastAsia="SimSun" w:hAnsi="Times New Roman"/>
-        </w:rPr>
-        <w:t xml:space="preserve">, </w:t>
-      </w:r>
-      <w:r>
-        <w:rPr>
-          <w:rFonts w:ascii="Times New Roman" w:cs="Times New Roman" w:eastAsia="SimSun" w:hAnsi="Times New Roman"/>
-          <w:b/>
-          <w:bCs/>
-        </w:rPr>
-        <w:t xml:space="preserve">109</w:t>
-      </w:r>
-      <w:r>
-        <w:rPr>
-          <w:rFonts w:ascii="Times New Roman" w:cs="Times New Roman" w:eastAsia="SimSun" w:hAnsi="Times New Roman"/>
-        </w:rPr>
-        <w:t xml:space="preserve">, 014306 (2024). doi:10.1103/PhysRevE.109.014306</w:t>
+        <w:t xml:space="preserve">S. Kim, M. Choe, J. Yoo, K. Shin, </w:t>
+      </w:r>
+      <w:r>
+        <w:rPr>
+          <w:rFonts w:ascii="Times New Roman" w:cs="Times New Roman" w:eastAsia="SimSun" w:hAnsi="Times New Roman"/>
+          <w:i/>
+          <w:iCs/>
+        </w:rPr>
+        <w:t xml:space="preserve">Data Mining and Knowledge Discovery</w:t>
+      </w:r>
+      <w:r>
+        <w:rPr>
+          <w:rFonts w:ascii="Times New Roman" w:cs="Times New Roman" w:eastAsia="SimSun" w:hAnsi="Times New Roman"/>
+        </w:rPr>
+        <w:t xml:space="preserve"> (2023). doi:10.1007/s10618-023-00955-3</w:t>
       </w:r>
     </w:p>
     <w:p>
@@ -26714,35 +27353,21 @@
         <w:rPr>
           <w:rFonts w:ascii="Times New Roman" w:cs="Times New Roman" w:eastAsia="SimSun" w:hAnsi="Times New Roman"/>
         </w:rPr>
-        <w:t xml:space="preserve">G. Ferraz de Arruda, A. Aleta, Y. Moreno, </w:t>
-      </w:r>
-      <w:r>
-        <w:rPr>
-          <w:rFonts w:ascii="Times New Roman" w:cs="Times New Roman" w:eastAsia="SimSun" w:hAnsi="Times New Roman"/>
-          <w:i/>
-          <w:iCs/>
-        </w:rPr>
-        <w:t xml:space="preserve">Nature Reviews Physics</w:t>
-      </w:r>
-      <w:r>
-        <w:rPr>
-          <w:rFonts w:ascii="Times New Roman" w:cs="Times New Roman" w:eastAsia="SimSun" w:hAnsi="Times New Roman"/>
-        </w:rPr>
-        <w:t xml:space="preserve">, </w:t>
-      </w:r>
-      <w:r>
-        <w:rPr>
-          <w:rFonts w:ascii="Times New Roman" w:cs="Times New Roman" w:eastAsia="SimSun" w:hAnsi="Times New Roman"/>
-          <w:b/>
-          <w:bCs/>
-        </w:rPr>
-        <w:t xml:space="preserve">6</w:t>
-      </w:r>
-      <w:r>
-        <w:rPr>
-          <w:rFonts w:ascii="Times New Roman" w:cs="Times New Roman" w:eastAsia="SimSun" w:hAnsi="Times New Roman"/>
-        </w:rPr>
-        <w:t xml:space="preserve">, 468–482 (2024). doi:10.1038/s42254-024-00733-0</w:t>
+        <w:t xml:space="preserve">G. Lee, M. Choe, K. Shin, </w:t>
+      </w:r>
+      <w:r>
+        <w:rPr>
+          <w:rFonts w:ascii="Times New Roman" w:cs="Times New Roman" w:eastAsia="SimSun" w:hAnsi="Times New Roman"/>
+          <w:i/>
+          <w:iCs/>
+        </w:rPr>
+        <w:t xml:space="preserve">Proceedings of the Web Conference 2021</w:t>
+      </w:r>
+      <w:r>
+        <w:rPr>
+          <w:rFonts w:ascii="Times New Roman" w:cs="Times New Roman" w:eastAsia="SimSun" w:hAnsi="Times New Roman"/>
+        </w:rPr>
+        <w:t xml:space="preserve"> (2021). doi:10.1145/3442381.3450010</w:t>
       </w:r>
     </w:p>
     <w:p>
@@ -26758,15 +27383,15 @@
         <w:rPr>
           <w:rFonts w:ascii="Times New Roman" w:cs="Times New Roman" w:eastAsia="SimSun" w:hAnsi="Times New Roman"/>
         </w:rPr>
-        <w:t xml:space="preserve">G. Gallo, G. Longo, S. Pallottino, S. Nguyen, </w:t>
-      </w:r>
-      <w:r>
-        <w:rPr>
-          <w:rFonts w:ascii="Times New Roman" w:cs="Times New Roman" w:eastAsia="SimSun" w:hAnsi="Times New Roman"/>
-          <w:i/>
-          <w:iCs/>
-        </w:rPr>
-        <w:t xml:space="preserve">Discrete Applied Mathematics</w:t>
+        <w:t xml:space="preserve">P. S. Chodrow, </w:t>
+      </w:r>
+      <w:r>
+        <w:rPr>
+          <w:rFonts w:ascii="Times New Roman" w:cs="Times New Roman" w:eastAsia="SimSun" w:hAnsi="Times New Roman"/>
+          <w:i/>
+          <w:iCs/>
+        </w:rPr>
+        <w:t xml:space="preserve">Journal of Complex Networks</w:t>
       </w:r>
       <w:r>
         <w:rPr>
@@ -26780,13 +27405,13 @@
           <w:b/>
           <w:bCs/>
         </w:rPr>
-        <w:t xml:space="preserve">42</w:t>
-      </w:r>
-      <w:r>
-        <w:rPr>
-          <w:rFonts w:ascii="Times New Roman" w:cs="Times New Roman" w:eastAsia="SimSun" w:hAnsi="Times New Roman"/>
-        </w:rPr>
-        <w:t xml:space="preserve">, 177–201 (1993). doi:10.1016/0166-218X(93)90045-P</w:t>
+        <w:t xml:space="preserve">8</w:t>
+      </w:r>
+      <w:r>
+        <w:rPr>
+          <w:rFonts w:ascii="Times New Roman" w:cs="Times New Roman" w:eastAsia="SimSun" w:hAnsi="Times New Roman"/>
+        </w:rPr>
+        <w:t xml:space="preserve">, cnaa018 (2020). doi:10.1093/comnet/cnaa018</w:t>
       </w:r>
     </w:p>
     <w:p>
@@ -26802,15 +27427,15 @@
         <w:rPr>
           <w:rFonts w:ascii="Times New Roman" w:cs="Times New Roman" w:eastAsia="SimSun" w:hAnsi="Times New Roman"/>
         </w:rPr>
-        <w:t xml:space="preserve">S. Klamt, U. U. Haus, F. Theis, </w:t>
-      </w:r>
-      <w:r>
-        <w:rPr>
-          <w:rFonts w:ascii="Times New Roman" w:cs="Times New Roman" w:eastAsia="SimSun" w:hAnsi="Times New Roman"/>
-          <w:i/>
-          <w:iCs/>
-        </w:rPr>
-        <w:t xml:space="preserve">PLoS Computational Biology</w:t>
+        <w:t xml:space="preserve">K. Nakajima, K. Shudo, N. Masuda, </w:t>
+      </w:r>
+      <w:r>
+        <w:rPr>
+          <w:rFonts w:ascii="Times New Roman" w:cs="Times New Roman" w:eastAsia="SimSun" w:hAnsi="Times New Roman"/>
+          <w:i/>
+          <w:iCs/>
+        </w:rPr>
+        <w:t xml:space="preserve">IEEE Transactions on Network Science and Engineering</w:t>
       </w:r>
       <w:r>
         <w:rPr>
@@ -26824,13 +27449,13 @@
           <w:b/>
           <w:bCs/>
         </w:rPr>
-        <w:t xml:space="preserve">5</w:t>
-      </w:r>
-      <w:r>
-        <w:rPr>
-          <w:rFonts w:ascii="Times New Roman" w:cs="Times New Roman" w:eastAsia="SimSun" w:hAnsi="Times New Roman"/>
-        </w:rPr>
-        <w:t xml:space="preserve">, e1000385 (2009). doi:10.1371/journal.pcbi.1000385</w:t>
+        <w:t xml:space="preserve">9</w:t>
+      </w:r>
+      <w:r>
+        <w:rPr>
+          <w:rFonts w:ascii="Times New Roman" w:cs="Times New Roman" w:eastAsia="SimSun" w:hAnsi="Times New Roman"/>
+        </w:rPr>
+        <w:t xml:space="preserve">, 1139–1153 (2022). doi:10.1109/TNSE.2021.3133380</w:t>
       </w:r>
     </w:p>
     <w:p>
@@ -26846,15 +27471,15 @@
         <w:rPr>
           <w:rFonts w:ascii="Times New Roman" w:cs="Times New Roman" w:eastAsia="SimSun" w:hAnsi="Times New Roman"/>
         </w:rPr>
-        <w:t xml:space="preserve">Q. F. Lotito, A. Vendramini, A. Montresor, F. Battiston, </w:t>
-      </w:r>
-      <w:r>
-        <w:rPr>
-          <w:rFonts w:ascii="Times New Roman" w:cs="Times New Roman" w:eastAsia="SimSun" w:hAnsi="Times New Roman"/>
-          <w:i/>
-          <w:iCs/>
-        </w:rPr>
-        <w:t xml:space="preserve">Communications Physics</w:t>
+        <w:t xml:space="preserve">Y. J. Kraakman, C. Stegehuis, </w:t>
+      </w:r>
+      <w:r>
+        <w:rPr>
+          <w:rFonts w:ascii="Times New Roman" w:cs="Times New Roman" w:eastAsia="SimSun" w:hAnsi="Times New Roman"/>
+          <w:i/>
+          <w:iCs/>
+        </w:rPr>
+        <w:t xml:space="preserve">Discrete Mathematics</w:t>
       </w:r>
       <w:r>
         <w:rPr>
@@ -26868,13 +27493,13 @@
           <w:b/>
           <w:bCs/>
         </w:rPr>
-        <w:t xml:space="preserve">9</w:t>
-      </w:r>
-      <w:r>
-        <w:rPr>
-          <w:rFonts w:ascii="Times New Roman" w:cs="Times New Roman" w:eastAsia="SimSun" w:hAnsi="Times New Roman"/>
-        </w:rPr>
-        <w:t xml:space="preserve"> (2026). doi:10.1038/s42005-025-02472-9</w:t>
+        <w:t xml:space="preserve">349</w:t>
+      </w:r>
+      <w:r>
+        <w:rPr>
+          <w:rFonts w:ascii="Times New Roman" w:cs="Times New Roman" w:eastAsia="SimSun" w:hAnsi="Times New Roman"/>
+        </w:rPr>
+        <w:t xml:space="preserve">, 114961 (2026). doi:10.1016/j.disc.2025.114961</w:t>
       </w:r>
     </w:p>
     <w:p>
@@ -26890,7 +27515,7 @@
         <w:rPr>
           <w:rFonts w:ascii="Times New Roman" w:cs="Times New Roman" w:eastAsia="SimSun" w:hAnsi="Times New Roman"/>
         </w:rPr>
-        <w:t xml:space="preserve">S. Kim, M. Choe, J. Yoo, K. Shin, </w:t>
+        <w:t xml:space="preserve">M. Abuissa, M. Riondato, E. Upfal, </w:t>
       </w:r>
       <w:r>
         <w:rPr>
@@ -26904,7 +27529,21 @@
         <w:rPr>
           <w:rFonts w:ascii="Times New Roman" w:cs="Times New Roman" w:eastAsia="SimSun" w:hAnsi="Times New Roman"/>
         </w:rPr>
-        <w:t xml:space="preserve"> (2023). doi:10.1007/s10618-023-00955-3</w:t>
+        <w:t xml:space="preserve">, </w:t>
+      </w:r>
+      <w:r>
+        <w:rPr>
+          <w:rFonts w:ascii="Times New Roman" w:cs="Times New Roman" w:eastAsia="SimSun" w:hAnsi="Times New Roman"/>
+          <w:b/>
+          <w:bCs/>
+        </w:rPr>
+        <w:t xml:space="preserve">40</w:t>
+      </w:r>
+      <w:r>
+        <w:rPr>
+          <w:rFonts w:ascii="Times New Roman" w:cs="Times New Roman" w:eastAsia="SimSun" w:hAnsi="Times New Roman"/>
+        </w:rPr>
+        <w:t xml:space="preserve"> (2026). doi:10.1007/s10618-026-01209-8</w:t>
       </w:r>
     </w:p>
     <w:p>
@@ -26920,21 +27559,35 @@
         <w:rPr>
           <w:rFonts w:ascii="Times New Roman" w:cs="Times New Roman" w:eastAsia="SimSun" w:hAnsi="Times New Roman"/>
         </w:rPr>
-        <w:t xml:space="preserve">G. Lee, M. Choe, K. Shin, </w:t>
-      </w:r>
-      <w:r>
-        <w:rPr>
-          <w:rFonts w:ascii="Times New Roman" w:cs="Times New Roman" w:eastAsia="SimSun" w:hAnsi="Times New Roman"/>
-          <w:i/>
-          <w:iCs/>
-        </w:rPr>
-        <w:t xml:space="preserve">Proceedings of the Web Conference 2021</w:t>
-      </w:r>
-      <w:r>
-        <w:rPr>
-          <w:rFonts w:ascii="Times New Roman" w:cs="Times New Roman" w:eastAsia="SimSun" w:hAnsi="Times New Roman"/>
-        </w:rPr>
-        <w:t xml:space="preserve"> (2021). doi:10.1145/3442381.3450010</w:t>
+        <w:t xml:space="preserve">J. Li, X. Wu, J. Lü, L. Lei, </w:t>
+      </w:r>
+      <w:r>
+        <w:rPr>
+          <w:rFonts w:ascii="Times New Roman" w:cs="Times New Roman" w:eastAsia="SimSun" w:hAnsi="Times New Roman"/>
+          <w:i/>
+          <w:iCs/>
+        </w:rPr>
+        <w:t xml:space="preserve">Communications Physics</w:t>
+      </w:r>
+      <w:r>
+        <w:rPr>
+          <w:rFonts w:ascii="Times New Roman" w:cs="Times New Roman" w:eastAsia="SimSun" w:hAnsi="Times New Roman"/>
+        </w:rPr>
+        <w:t xml:space="preserve">, </w:t>
+      </w:r>
+      <w:r>
+        <w:rPr>
+          <w:rFonts w:ascii="Times New Roman" w:cs="Times New Roman" w:eastAsia="SimSun" w:hAnsi="Times New Roman"/>
+          <w:b/>
+          <w:bCs/>
+        </w:rPr>
+        <w:t xml:space="preserve">7</w:t>
+      </w:r>
+      <w:r>
+        <w:rPr>
+          <w:rFonts w:ascii="Times New Roman" w:cs="Times New Roman" w:eastAsia="SimSun" w:hAnsi="Times New Roman"/>
+        </w:rPr>
+        <w:t xml:space="preserve"> (2024). doi:10.1038/s42005-024-01614-9</w:t>
       </w:r>
     </w:p>
     <w:p>
@@ -26950,15 +27603,15 @@
         <w:rPr>
           <w:rFonts w:ascii="Times New Roman" w:cs="Times New Roman" w:eastAsia="SimSun" w:hAnsi="Times New Roman"/>
         </w:rPr>
-        <w:t xml:space="preserve">P. S. Chodrow, </w:t>
-      </w:r>
-      <w:r>
-        <w:rPr>
-          <w:rFonts w:ascii="Times New Roman" w:cs="Times New Roman" w:eastAsia="SimSun" w:hAnsi="Times New Roman"/>
-          <w:i/>
-          <w:iCs/>
-        </w:rPr>
-        <w:t xml:space="preserve">Journal of Complex Networks</w:t>
+        <w:t xml:space="preserve">P. Van Mieghem, R. van de Bovenkamp, </w:t>
+      </w:r>
+      <w:r>
+        <w:rPr>
+          <w:rFonts w:ascii="Times New Roman" w:cs="Times New Roman" w:eastAsia="SimSun" w:hAnsi="Times New Roman"/>
+          <w:i/>
+          <w:iCs/>
+        </w:rPr>
+        <w:t xml:space="preserve">Physical Review Letters</w:t>
       </w:r>
       <w:r>
         <w:rPr>
@@ -26972,13 +27625,13 @@
           <w:b/>
           <w:bCs/>
         </w:rPr>
-        <w:t xml:space="preserve">8</w:t>
-      </w:r>
-      <w:r>
-        <w:rPr>
-          <w:rFonts w:ascii="Times New Roman" w:cs="Times New Roman" w:eastAsia="SimSun" w:hAnsi="Times New Roman"/>
-        </w:rPr>
-        <w:t xml:space="preserve">, cnaa018 (2020). doi:10.1093/comnet/cnaa018</w:t>
+        <w:t xml:space="preserve">110</w:t>
+      </w:r>
+      <w:r>
+        <w:rPr>
+          <w:rFonts w:ascii="Times New Roman" w:cs="Times New Roman" w:eastAsia="SimSun" w:hAnsi="Times New Roman"/>
+        </w:rPr>
+        <w:t xml:space="preserve">, 108701 (2013). doi:10.1103/PhysRevLett.110.108701</w:t>
       </w:r>
     </w:p>
     <w:p>
@@ -26994,15 +27647,15 @@
         <w:rPr>
           <w:rFonts w:ascii="Times New Roman" w:cs="Times New Roman" w:eastAsia="SimSun" w:hAnsi="Times New Roman"/>
         </w:rPr>
-        <w:t xml:space="preserve">K. Nakajima, K. Shudo, N. Masuda, </w:t>
-      </w:r>
-      <w:r>
-        <w:rPr>
-          <w:rFonts w:ascii="Times New Roman" w:cs="Times New Roman" w:eastAsia="SimSun" w:hAnsi="Times New Roman"/>
-          <w:i/>
-          <w:iCs/>
-        </w:rPr>
-        <w:t xml:space="preserve">IEEE Transactions on Network Science and Engineering</w:t>
+        <w:t xml:space="preserve">X. J. Xu, J. Y. Li, X. Fu, L. J. Zhang, </w:t>
+      </w:r>
+      <w:r>
+        <w:rPr>
+          <w:rFonts w:ascii="Times New Roman" w:cs="Times New Roman" w:eastAsia="SimSun" w:hAnsi="Times New Roman"/>
+          <w:i/>
+          <w:iCs/>
+        </w:rPr>
+        <w:t xml:space="preserve">Scientific Reports</w:t>
       </w:r>
       <w:r>
         <w:rPr>
@@ -27016,13 +27669,13 @@
           <w:b/>
           <w:bCs/>
         </w:rPr>
-        <w:t xml:space="preserve">9</w:t>
-      </w:r>
-      <w:r>
-        <w:rPr>
-          <w:rFonts w:ascii="Times New Roman" w:cs="Times New Roman" w:eastAsia="SimSun" w:hAnsi="Times New Roman"/>
-        </w:rPr>
-        <w:t xml:space="preserve">, 1139–1153 (2022). doi:10.1109/TNSE.2021.3133380</w:t>
+        <w:t xml:space="preserve">8</w:t>
+      </w:r>
+      <w:r>
+        <w:rPr>
+          <w:rFonts w:ascii="Times New Roman" w:cs="Times New Roman" w:eastAsia="SimSun" w:hAnsi="Times New Roman"/>
+        </w:rPr>
+        <w:t xml:space="preserve"> (2018). doi:10.1038/s41598-018-22508-1</w:t>
       </w:r>
     </w:p>
     <w:p>
@@ -27038,15 +27691,15 @@
         <w:rPr>
           <w:rFonts w:ascii="Times New Roman" w:cs="Times New Roman" w:eastAsia="SimSun" w:hAnsi="Times New Roman"/>
         </w:rPr>
-        <w:t xml:space="preserve">Y. J. Kraakman, C. Stegehuis, </w:t>
-      </w:r>
-      <w:r>
-        <w:rPr>
-          <w:rFonts w:ascii="Times New Roman" w:cs="Times New Roman" w:eastAsia="SimSun" w:hAnsi="Times New Roman"/>
-          <w:i/>
-          <w:iCs/>
-        </w:rPr>
-        <w:t xml:space="preserve">Discrete Mathematics</w:t>
+        <w:t xml:space="preserve">D. T. Gillespie, </w:t>
+      </w:r>
+      <w:r>
+        <w:rPr>
+          <w:rFonts w:ascii="Times New Roman" w:cs="Times New Roman" w:eastAsia="SimSun" w:hAnsi="Times New Roman"/>
+          <w:i/>
+          <w:iCs/>
+        </w:rPr>
+        <w:t xml:space="preserve">The Journal of Physical Chemistry</w:t>
       </w:r>
       <w:r>
         <w:rPr>
@@ -27060,13 +27713,13 @@
           <w:b/>
           <w:bCs/>
         </w:rPr>
-        <w:t xml:space="preserve">349</w:t>
-      </w:r>
-      <w:r>
-        <w:rPr>
-          <w:rFonts w:ascii="Times New Roman" w:cs="Times New Roman" w:eastAsia="SimSun" w:hAnsi="Times New Roman"/>
-        </w:rPr>
-        <w:t xml:space="preserve">, 114961 (2026). doi:10.1016/j.disc.2025.114961</w:t>
+        <w:t xml:space="preserve">81</w:t>
+      </w:r>
+      <w:r>
+        <w:rPr>
+          <w:rFonts w:ascii="Times New Roman" w:cs="Times New Roman" w:eastAsia="SimSun" w:hAnsi="Times New Roman"/>
+        </w:rPr>
+        <w:t xml:space="preserve">, 2340–2361 (1977). doi:10.1021/j100540a008</w:t>
       </w:r>
     </w:p>
     <w:p>
@@ -27082,15 +27735,15 @@
         <w:rPr>
           <w:rFonts w:ascii="Times New Roman" w:cs="Times New Roman" w:eastAsia="SimSun" w:hAnsi="Times New Roman"/>
         </w:rPr>
-        <w:t xml:space="preserve">M. Abuissa, M. Riondato, E. Upfal, </w:t>
-      </w:r>
-      <w:r>
-        <w:rPr>
-          <w:rFonts w:ascii="Times New Roman" w:cs="Times New Roman" w:eastAsia="SimSun" w:hAnsi="Times New Roman"/>
-          <w:i/>
-          <w:iCs/>
-        </w:rPr>
-        <w:t xml:space="preserve">Data Mining and Knowledge Discovery</w:t>
+        <w:t xml:space="preserve">E. Kenah, J. M. Robins, </w:t>
+      </w:r>
+      <w:r>
+        <w:rPr>
+          <w:rFonts w:ascii="Times New Roman" w:cs="Times New Roman" w:eastAsia="SimSun" w:hAnsi="Times New Roman"/>
+          <w:i/>
+          <w:iCs/>
+        </w:rPr>
+        <w:t xml:space="preserve">Physical Review E</w:t>
       </w:r>
       <w:r>
         <w:rPr>
@@ -27104,13 +27757,13 @@
           <w:b/>
           <w:bCs/>
         </w:rPr>
-        <w:t xml:space="preserve">40</w:t>
-      </w:r>
-      <w:r>
-        <w:rPr>
-          <w:rFonts w:ascii="Times New Roman" w:cs="Times New Roman" w:eastAsia="SimSun" w:hAnsi="Times New Roman"/>
-        </w:rPr>
-        <w:t xml:space="preserve"> (2026). doi:10.1007/s10618-026-01209-8</w:t>
+        <w:t xml:space="preserve">76</w:t>
+      </w:r>
+      <w:r>
+        <w:rPr>
+          <w:rFonts w:ascii="Times New Roman" w:cs="Times New Roman" w:eastAsia="SimSun" w:hAnsi="Times New Roman"/>
+        </w:rPr>
+        <w:t xml:space="preserve">, 036113 (2007). doi:10.1103/PhysRevE.76.036113</w:t>
       </w:r>
     </w:p>
     <w:p>
@@ -27126,15 +27779,15 @@
         <w:rPr>
           <w:rFonts w:ascii="Times New Roman" w:cs="Times New Roman" w:eastAsia="SimSun" w:hAnsi="Times New Roman"/>
         </w:rPr>
-        <w:t xml:space="preserve">J. Li, X. Wu, J. Lü, L. Lei, </w:t>
-      </w:r>
-      <w:r>
-        <w:rPr>
-          <w:rFonts w:ascii="Times New Roman" w:cs="Times New Roman" w:eastAsia="SimSun" w:hAnsi="Times New Roman"/>
-          <w:i/>
-          <w:iCs/>
-        </w:rPr>
-        <w:t xml:space="preserve">Communications Physics</w:t>
+        <w:t xml:space="preserve">S. N. Dorogovtsev, A. V. Goltsev, J. F. F. Mendes, </w:t>
+      </w:r>
+      <w:r>
+        <w:rPr>
+          <w:rFonts w:ascii="Times New Roman" w:cs="Times New Roman" w:eastAsia="SimSun" w:hAnsi="Times New Roman"/>
+          <w:i/>
+          <w:iCs/>
+        </w:rPr>
+        <w:t xml:space="preserve">Physical Review Letters</w:t>
       </w:r>
       <w:r>
         <w:rPr>
@@ -27148,13 +27801,13 @@
           <w:b/>
           <w:bCs/>
         </w:rPr>
-        <w:t xml:space="preserve">7</w:t>
-      </w:r>
-      <w:r>
-        <w:rPr>
-          <w:rFonts w:ascii="Times New Roman" w:cs="Times New Roman" w:eastAsia="SimSun" w:hAnsi="Times New Roman"/>
-        </w:rPr>
-        <w:t xml:space="preserve"> (2024). doi:10.1038/s42005-024-01614-9</w:t>
+        <w:t xml:space="preserve">96</w:t>
+      </w:r>
+      <w:r>
+        <w:rPr>
+          <w:rFonts w:ascii="Times New Roman" w:cs="Times New Roman" w:eastAsia="SimSun" w:hAnsi="Times New Roman"/>
+        </w:rPr>
+        <w:t xml:space="preserve">, 040601 (2006). doi:10.1103/PhysRevLett.96.040601</w:t>
       </w:r>
     </w:p>
     <w:p>
@@ -27170,15 +27823,15 @@
         <w:rPr>
           <w:rFonts w:ascii="Times New Roman" w:cs="Times New Roman" w:eastAsia="SimSun" w:hAnsi="Times New Roman"/>
         </w:rPr>
-        <w:t xml:space="preserve">D. T. Gillespie, </w:t>
-      </w:r>
-      <w:r>
-        <w:rPr>
-          <w:rFonts w:ascii="Times New Roman" w:cs="Times New Roman" w:eastAsia="SimSun" w:hAnsi="Times New Roman"/>
-          <w:i/>
-          <w:iCs/>
-        </w:rPr>
-        <w:t xml:space="preserve">The Journal of Physical Chemistry</w:t>
+        <w:t xml:space="preserve">G. J. Baxter, S. N. Dorogovtsev, A. V. Goltsev, J. F. F. Mendes, </w:t>
+      </w:r>
+      <w:r>
+        <w:rPr>
+          <w:rFonts w:ascii="Times New Roman" w:cs="Times New Roman" w:eastAsia="SimSun" w:hAnsi="Times New Roman"/>
+          <w:i/>
+          <w:iCs/>
+        </w:rPr>
+        <w:t xml:space="preserve">Physical Review E</w:t>
       </w:r>
       <w:r>
         <w:rPr>
@@ -27192,13 +27845,13 @@
           <w:b/>
           <w:bCs/>
         </w:rPr>
-        <w:t xml:space="preserve">81</w:t>
-      </w:r>
-      <w:r>
-        <w:rPr>
-          <w:rFonts w:ascii="Times New Roman" w:cs="Times New Roman" w:eastAsia="SimSun" w:hAnsi="Times New Roman"/>
-        </w:rPr>
-        <w:t xml:space="preserve">, 2340–2361 (1977). doi:10.1021/j100540a008</w:t>
+        <w:t xml:space="preserve">82</w:t>
+      </w:r>
+      <w:r>
+        <w:rPr>
+          <w:rFonts w:ascii="Times New Roman" w:cs="Times New Roman" w:eastAsia="SimSun" w:hAnsi="Times New Roman"/>
+        </w:rPr>
+        <w:t xml:space="preserve">, 011103 (2010). doi:10.1103/PhysRevE.82.011103</w:t>
       </w:r>
     </w:p>
     <w:p>
@@ -27214,15 +27867,15 @@
         <w:rPr>
           <w:rFonts w:ascii="Times New Roman" w:cs="Times New Roman" w:eastAsia="SimSun" w:hAnsi="Times New Roman"/>
         </w:rPr>
-        <w:t xml:space="preserve">S. N. Dorogovtsev, A. V. Goltsev, J. F. F. Mendes, </w:t>
-      </w:r>
-      <w:r>
-        <w:rPr>
-          <w:rFonts w:ascii="Times New Roman" w:cs="Times New Roman" w:eastAsia="SimSun" w:hAnsi="Times New Roman"/>
-          <w:i/>
-          <w:iCs/>
-        </w:rPr>
-        <w:t xml:space="preserve">Physical Review Letters</w:t>
+        <w:t xml:space="preserve">H. Sun, G. Bianconi, </w:t>
+      </w:r>
+      <w:r>
+        <w:rPr>
+          <w:rFonts w:ascii="Times New Roman" w:cs="Times New Roman" w:eastAsia="SimSun" w:hAnsi="Times New Roman"/>
+          <w:i/>
+          <w:iCs/>
+        </w:rPr>
+        <w:t xml:space="preserve">Physical Review E</w:t>
       </w:r>
       <w:r>
         <w:rPr>
@@ -27236,13 +27889,13 @@
           <w:b/>
           <w:bCs/>
         </w:rPr>
-        <w:t xml:space="preserve">96</w:t>
-      </w:r>
-      <w:r>
-        <w:rPr>
-          <w:rFonts w:ascii="Times New Roman" w:cs="Times New Roman" w:eastAsia="SimSun" w:hAnsi="Times New Roman"/>
-        </w:rPr>
-        <w:t xml:space="preserve">, 040601 (2006). doi:10.1103/PhysRevLett.96.040601</w:t>
+        <w:t xml:space="preserve">104</w:t>
+      </w:r>
+      <w:r>
+        <w:rPr>
+          <w:rFonts w:ascii="Times New Roman" w:cs="Times New Roman" w:eastAsia="SimSun" w:hAnsi="Times New Roman"/>
+        </w:rPr>
+        <w:t xml:space="preserve">, 034306 (2021). doi:10.1103/PhysRevE.104.034306</w:t>
       </w:r>
     </w:p>
     <w:p>
@@ -27258,15 +27911,15 @@
         <w:rPr>
           <w:rFonts w:ascii="Times New Roman" w:cs="Times New Roman" w:eastAsia="SimSun" w:hAnsi="Times New Roman"/>
         </w:rPr>
-        <w:t xml:space="preserve">G. J. Baxter, S. N. Dorogovtsev, A. V. Goltsev, J. F. F. Mendes, </w:t>
-      </w:r>
-      <w:r>
-        <w:rPr>
-          <w:rFonts w:ascii="Times New Roman" w:cs="Times New Roman" w:eastAsia="SimSun" w:hAnsi="Times New Roman"/>
-          <w:i/>
-          <w:iCs/>
-        </w:rPr>
-        <w:t xml:space="preserve">Physical Review E</w:t>
+        <w:t xml:space="preserve">M. E. J. Newman, </w:t>
+      </w:r>
+      <w:r>
+        <w:rPr>
+          <w:rFonts w:ascii="Times New Roman" w:cs="Times New Roman" w:eastAsia="SimSun" w:hAnsi="Times New Roman"/>
+          <w:i/>
+          <w:iCs/>
+        </w:rPr>
+        <w:t xml:space="preserve">Physical Review Letters</w:t>
       </w:r>
       <w:r>
         <w:rPr>
@@ -27280,13 +27933,13 @@
           <w:b/>
           <w:bCs/>
         </w:rPr>
-        <w:t xml:space="preserve">82</w:t>
-      </w:r>
-      <w:r>
-        <w:rPr>
-          <w:rFonts w:ascii="Times New Roman" w:cs="Times New Roman" w:eastAsia="SimSun" w:hAnsi="Times New Roman"/>
-        </w:rPr>
-        <w:t xml:space="preserve">, 011103 (2010). doi:10.1103/PhysRevE.82.011103</w:t>
+        <w:t xml:space="preserve">89</w:t>
+      </w:r>
+      <w:r>
+        <w:rPr>
+          <w:rFonts w:ascii="Times New Roman" w:cs="Times New Roman" w:eastAsia="SimSun" w:hAnsi="Times New Roman"/>
+        </w:rPr>
+        <w:t xml:space="preserve">, 208701 (2002). doi:10.1103/PhysRevLett.89.208701</w:t>
       </w:r>
     </w:p>
     <w:p>
@@ -27302,15 +27955,15 @@
         <w:rPr>
           <w:rFonts w:ascii="Times New Roman" w:cs="Times New Roman" w:eastAsia="SimSun" w:hAnsi="Times New Roman"/>
         </w:rPr>
-        <w:t xml:space="preserve">H. Sun, G. Bianconi, </w:t>
-      </w:r>
-      <w:r>
-        <w:rPr>
-          <w:rFonts w:ascii="Times New Roman" w:cs="Times New Roman" w:eastAsia="SimSun" w:hAnsi="Times New Roman"/>
-          <w:i/>
-          <w:iCs/>
-        </w:rPr>
-        <w:t xml:space="preserve">Physical Review E</w:t>
+        <w:t xml:space="preserve">D. J. Watts, </w:t>
+      </w:r>
+      <w:r>
+        <w:rPr>
+          <w:rFonts w:ascii="Times New Roman" w:cs="Times New Roman" w:eastAsia="SimSun" w:hAnsi="Times New Roman"/>
+          <w:i/>
+          <w:iCs/>
+        </w:rPr>
+        <w:t xml:space="preserve">Proceedings of the National Academy of Sciences</w:t>
       </w:r>
       <w:r>
         <w:rPr>
@@ -27324,13 +27977,13 @@
           <w:b/>
           <w:bCs/>
         </w:rPr>
-        <w:t xml:space="preserve">104</w:t>
-      </w:r>
-      <w:r>
-        <w:rPr>
-          <w:rFonts w:ascii="Times New Roman" w:cs="Times New Roman" w:eastAsia="SimSun" w:hAnsi="Times New Roman"/>
-        </w:rPr>
-        <w:t xml:space="preserve">, 034306 (2021). doi:10.1103/PhysRevE.104.034306</w:t>
+        <w:t xml:space="preserve">99</w:t>
+      </w:r>
+      <w:r>
+        <w:rPr>
+          <w:rFonts w:ascii="Times New Roman" w:cs="Times New Roman" w:eastAsia="SimSun" w:hAnsi="Times New Roman"/>
+        </w:rPr>
+        <w:t xml:space="preserve">, 5766–5771 (2002). doi:10.1073/pnas.082090499</w:t>
       </w:r>
     </w:p>
     <w:p>
@@ -27346,15 +27999,15 @@
         <w:rPr>
           <w:rFonts w:ascii="Times New Roman" w:cs="Times New Roman" w:eastAsia="SimSun" w:hAnsi="Times New Roman"/>
         </w:rPr>
-        <w:t xml:space="preserve">A. Allard, C. Moore, S. V. Scarpino, B. M. Althouse, L. Hébert-Dufresne, </w:t>
-      </w:r>
-      <w:r>
-        <w:rPr>
-          <w:rFonts w:ascii="Times New Roman" w:cs="Times New Roman" w:eastAsia="SimSun" w:hAnsi="Times New Roman"/>
-          <w:i/>
-          <w:iCs/>
-        </w:rPr>
-        <w:t xml:space="preserve">SIAM Review</w:t>
+        <w:t xml:space="preserve">D. Centola, M. Macy, </w:t>
+      </w:r>
+      <w:r>
+        <w:rPr>
+          <w:rFonts w:ascii="Times New Roman" w:cs="Times New Roman" w:eastAsia="SimSun" w:hAnsi="Times New Roman"/>
+          <w:i/>
+          <w:iCs/>
+        </w:rPr>
+        <w:t xml:space="preserve">American Journal of Sociology</w:t>
       </w:r>
       <w:r>
         <w:rPr>
@@ -27368,13 +28021,13 @@
           <w:b/>
           <w:bCs/>
         </w:rPr>
-        <w:t xml:space="preserve">65</w:t>
-      </w:r>
-      <w:r>
-        <w:rPr>
-          <w:rFonts w:ascii="Times New Roman" w:cs="Times New Roman" w:eastAsia="SimSun" w:hAnsi="Times New Roman"/>
-        </w:rPr>
-        <w:t xml:space="preserve">, 471–492 (2023). doi:10.1137/20M1383811</w:t>
+        <w:t xml:space="preserve">113</w:t>
+      </w:r>
+      <w:r>
+        <w:rPr>
+          <w:rFonts w:ascii="Times New Roman" w:cs="Times New Roman" w:eastAsia="SimSun" w:hAnsi="Times New Roman"/>
+        </w:rPr>
+        <w:t xml:space="preserve">, 702–734 (2007). doi:10.1086/521848</w:t>
       </w:r>
     </w:p>
     <w:sectPr>

--- a/drafts/sir-directed-hypergraphs/manuscript.docx
+++ b/drafts/sir-directed-hypergraphs/manuscript.docx
@@ -336,7 +336,45 @@
         <w:rPr>
           <w:rFonts w:ascii="Times New Roman" w:cs="Times New Roman" w:eastAsia="SimSun" w:hAnsi="Times New Roman"/>
         </w:rPr>
-        <w:t xml:space="preserve">，却与超边重叠无关——后者是树状闭合的一条可证伪推论。与精确 Gillespie 仿真比较，闭合的偏差随系统规模趋零（</w:t>
+        <w:t xml:space="preserve">，却与超边重叠无关——后者是树状闭合的一条可证伪推论。与精确 Gillespie 仿真比较，闭合对 </w:t>
+      </w:r>
+      <w:r>
+        <w:rPr>
+          <w:rFonts w:ascii="Cambria Math" w:eastAsia="SimSun" w:hAnsi="Cambria Math"/>
+          <w:i/>
+          <w:iCs/>
+        </w:rPr>
+        <w:t xml:space="preserve">S</w:t>
+      </w:r>
+      <w:r>
+        <w:rPr>
+          <w:rFonts w:ascii="Cambria Math" w:eastAsia="SimSun" w:hAnsi="Cambria Math"/>
+          <w:i w:val="false"/>
+          <w:iCs w:val="false"/>
+        </w:rPr>
+        <w:t xml:space="preserve">(</w:t>
+      </w:r>
+      <w:r>
+        <w:rPr>
+          <w:rFonts w:ascii="Cambria Math" w:eastAsia="SimSun" w:hAnsi="Cambria Math"/>
+          <w:i/>
+          <w:iCs/>
+        </w:rPr>
+        <w:t xml:space="preserve">t</w:t>
+      </w:r>
+      <w:r>
+        <w:rPr>
+          <w:rFonts w:ascii="Cambria Math" w:eastAsia="SimSun" w:hAnsi="Cambria Math"/>
+          <w:i w:val="false"/>
+          <w:iCs w:val="false"/>
+        </w:rPr>
+        <w:t xml:space="preserve">)</w:t>
+      </w:r>
+      <w:r>
+        <w:rPr>
+          <w:rFonts w:ascii="Times New Roman" w:cs="Times New Roman" w:eastAsia="SimSun" w:hAnsi="Times New Roman"/>
+        </w:rPr>
+        <w:t xml:space="preserve"> 的平均绝对偏差随系统规模趋零（</w:t>
       </w:r>
       <w:r>
         <w:rPr>
@@ -348,25 +386,59 @@
       </w:r>
       <w:r>
         <w:rPr>
-          <w:rFonts w:ascii="Cambria Math" w:eastAsia="SimSun" w:hAnsi="Cambria Math"/>
-          <w:i w:val="false"/>
-          <w:iCs w:val="false"/>
-        </w:rPr>
-        <w:t xml:space="preserve">=4000</w:t>
-      </w:r>
-      <w:r>
-        <w:rPr>
-          <w:rFonts w:ascii="Times New Roman" w:cs="Times New Roman" w:eastAsia="SimSun" w:hAnsi="Times New Roman"/>
-        </w:rPr>
-        <w:t xml:space="preserve"> 时终态误差 </w:t>
-      </w:r>
-      <w:r>
-        <w:rPr>
-          <w:rFonts w:ascii="Cambria Math" w:eastAsia="SimSun" w:hAnsi="Cambria Math"/>
-          <w:i w:val="false"/>
-          <w:iCs w:val="false"/>
-        </w:rPr>
-        <w:t xml:space="preserve">0.8%</w:t>
+          <w:rFonts w:ascii="Times New Roman" w:cs="Times New Roman" w:eastAsia="SimSun" w:hAnsi="Times New Roman"/>
+        </w:rPr>
+        <w:t xml:space="preserve"> 由 </w:t>
+      </w:r>
+      <w:r>
+        <w:rPr>
+          <w:rFonts w:ascii="Cambria Math" w:eastAsia="SimSun" w:hAnsi="Cambria Math"/>
+          <w:i w:val="false"/>
+          <w:iCs w:val="false"/>
+        </w:rPr>
+        <w:t xml:space="preserve">500</w:t>
+      </w:r>
+      <w:r>
+        <w:rPr>
+          <w:rFonts w:ascii="Times New Roman" w:cs="Times New Roman" w:eastAsia="SimSun" w:hAnsi="Times New Roman"/>
+        </w:rPr>
+        <w:t xml:space="preserve"> 增至 </w:t>
+      </w:r>
+      <w:r>
+        <w:rPr>
+          <w:rFonts w:ascii="Cambria Math" w:eastAsia="SimSun" w:hAnsi="Cambria Math"/>
+          <w:i w:val="false"/>
+          <w:iCs w:val="false"/>
+        </w:rPr>
+        <w:t xml:space="preserve">4000</w:t>
+      </w:r>
+      <w:r>
+        <w:rPr>
+          <w:rFonts w:ascii="Times New Roman" w:cs="Times New Roman" w:eastAsia="SimSun" w:hAnsi="Times New Roman"/>
+        </w:rPr>
+        <w:t xml:space="preserve"> 时由 </w:t>
+      </w:r>
+      <w:r>
+        <w:rPr>
+          <w:rFonts w:ascii="Cambria Math" w:eastAsia="SimSun" w:hAnsi="Cambria Math"/>
+          <w:i w:val="false"/>
+          <w:iCs w:val="false"/>
+        </w:rPr>
+        <w:t xml:space="preserve">0.071</w:t>
+      </w:r>
+      <w:r>
+        <w:rPr>
+          <w:rFonts w:ascii="Times New Roman" w:cs="Times New Roman" w:eastAsia="SimSun" w:hAnsi="Times New Roman"/>
+        </w:rPr>
+        <w:t xml:space="preserve"> 降至 </w:t>
+      </w:r>
+      <w:r>
+        <w:rPr>
+          <w:rFonts w:ascii="Cambria Math" w:eastAsia="SimSun" w:hAnsi="Cambria Math"/>
+          <w:i w:val="false"/>
+          <w:iCs w:val="false"/>
+        </w:rPr>
+        <w:t xml:space="preserve">0.0056</w:t>
       </w:r>
       <w:r>
         <w:rPr>
@@ -395,7 +467,7 @@
         <w:rPr>
           <w:rFonts w:ascii="Times New Roman" w:cs="Times New Roman" w:eastAsia="SimSun" w:hAnsi="Times New Roman"/>
         </w:rPr>
-        <w:t xml:space="preserve">，在真实的亚临界区就给出宏观爆发，其误差不随规模消失。阈值本身亦由亚临界终态外推独立测得，与解析值相差 </w:t>
+        <w:t xml:space="preserve">，在真实的亚临界区就给出宏观爆发，其偏差收敛到非零平台。阈值本身亦由亚临界终态外推独立测得，与解析值相差 </w:t>
       </w:r>
       <w:r>
         <w:rPr>
@@ -477,7 +549,78 @@
         <w:rPr>
           <w:rFonts w:ascii="Times New Roman" w:cs="Times New Roman" w:eastAsia="SimSun" w:hAnsi="Times New Roman"/>
         </w:rPr>
-        <w:t xml:space="preserve">已有的理论工具恰好绕开了这个交叉点。成对网络上的 SIR 已由两条彼此独立的路径解决：渗流给出阈值与终态 [7, 8, 9]——度分布二阶矩发散时阈值趋零 [10]，方程给出峰值与时间演化——Volz 的低维闭合 [11] 经 Miller 等整理为边基房室模型（EBCM），以"沿一条边尚未传来感染"的概率为核心变量 [12]；二者可相互印证 [13]。方向性作为</w:t>
+        <w:t xml:space="preserve">已有的理论工具恰好绕开了这个交叉点。成对网络上的 SIR 已由两条彼此独立的路径解决：渗流给出阈值与终态 [7, 8, 9]——临界占据概率为 </w:t>
+      </w:r>
+      <w:r>
+        <w:rPr>
+          <w:rFonts w:ascii="Cambria Math" w:eastAsia="SimSun" w:hAnsi="Cambria Math"/>
+          <w:i w:val="false"/>
+          <w:iCs w:val="false"/>
+        </w:rPr>
+        <w:t xml:space="preserve">⟨</w:t>
+      </w:r>
+      <w:r>
+        <w:rPr>
+          <w:rFonts w:ascii="Cambria Math" w:eastAsia="SimSun" w:hAnsi="Cambria Math"/>
+          <w:i/>
+          <w:iCs/>
+        </w:rPr>
+        <w:t xml:space="preserve">k</w:t>
+      </w:r>
+      <w:r>
+        <w:rPr>
+          <w:rFonts w:ascii="Cambria Math" w:eastAsia="SimSun" w:hAnsi="Cambria Math"/>
+          <w:i w:val="false"/>
+          <w:iCs w:val="false"/>
+        </w:rPr>
+        <w:t xml:space="preserve">⟩/(⟨</w:t>
+      </w:r>
+      <w:r>
+        <w:rPr>
+          <w:rFonts w:ascii="Cambria Math" w:eastAsia="SimSun" w:hAnsi="Cambria Math"/>
+          <w:i/>
+          <w:iCs/>
+        </w:rPr>
+        <w:t xml:space="preserve">k</w:t>
+      </w:r>
+      <w:r>
+        <w:rPr>
+          <w:rFonts w:ascii="Cambria Math" w:eastAsia="SimSun" w:hAnsi="Cambria Math"/>
+          <w:i w:val="false"/>
+          <w:iCs w:val="false"/>
+          <w:vertAlign w:val="superscript"/>
+        </w:rPr>
+        <w:t xml:space="preserve">2</w:t>
+      </w:r>
+      <w:r>
+        <w:rPr>
+          <w:rFonts w:ascii="Cambria Math" w:eastAsia="SimSun" w:hAnsi="Cambria Math"/>
+          <w:i w:val="false"/>
+          <w:iCs w:val="false"/>
+        </w:rPr>
+        <w:t xml:space="preserve">⟩-⟨</w:t>
+      </w:r>
+      <w:r>
+        <w:rPr>
+          <w:rFonts w:ascii="Cambria Math" w:eastAsia="SimSun" w:hAnsi="Cambria Math"/>
+          <w:i/>
+          <w:iCs/>
+        </w:rPr>
+        <w:t xml:space="preserve">k</w:t>
+      </w:r>
+      <w:r>
+        <w:rPr>
+          <w:rFonts w:ascii="Cambria Math" w:eastAsia="SimSun" w:hAnsi="Cambria Math"/>
+          <w:i w:val="false"/>
+          <w:iCs w:val="false"/>
+        </w:rPr>
+        <w:t xml:space="preserve">⟩)</w:t>
+      </w:r>
+      <w:r>
+        <w:rPr>
+          <w:rFonts w:ascii="Times New Roman" w:cs="Times New Roman" w:eastAsia="SimSun" w:hAnsi="Times New Roman"/>
+        </w:rPr>
+        <w:t xml:space="preserve">，二阶矩发散时趋零，无标度网络上的 SIS 模型给出过同一结论 [10]；方程给出峰值与时间演化——Volz 的低维闭合 [11] 经 Miller 等整理为边基房室模型（EBCM），以"沿一条边尚未传来感染"的概率为核心变量 [12]；二者可相互印证 [13]。方向性作为</w:t>
       </w:r>
       <w:r>
         <w:rPr>
@@ -840,7 +983,58 @@
         <w:rPr>
           <w:rFonts w:ascii="Times New Roman" w:cs="Times New Roman" w:eastAsia="SimSun" w:hAnsi="Times New Roman"/>
         </w:rPr>
-        <w:t xml:space="preserve">，却与超边重叠无关——这不是疏漏，而是树状闭合的一条可证伪推论。入出度相关影响传播已有独立证据：有向网络的阈值型传播中，正的入出度相关在较宽的平均入度范围内改变系统稳健性 [38]。与精确 Gillespie 仿真 [39] 比较，闭合的偏差随系统规模趋零，均场的不然：它把阈值压低四分之一，在真实的亚临界区就给出宏观爆发。</w:t>
+        <w:t xml:space="preserve">，却与超边重叠无关——这不是疏漏，而是树状闭合的一条可证伪推论。</w:t>
+      </w:r>
+      <w:r>
+        <w:rPr>
+          <w:rFonts w:ascii="Cambria Math" w:eastAsia="SimSun" w:hAnsi="Cambria Math"/>
+          <w:i/>
+          <w:iCs/>
+        </w:rPr>
+        <w:t xml:space="preserve">r</w:t>
+      </w:r>
+      <w:r>
+        <w:rPr>
+          <w:rFonts w:ascii="Cambria Math" w:eastAsia="SimSun" w:hAnsi="Cambria Math"/>
+          <w:i w:val="false"/>
+          <w:iCs w:val="false"/>
+          <w:vertAlign w:val="subscript"/>
+        </w:rPr>
+        <w:t xml:space="preserve">io</w:t>
+      </w:r>
+      <w:r>
+        <w:rPr>
+          <w:rFonts w:ascii="Times New Roman" w:cs="Times New Roman" w:eastAsia="SimSun" w:hAnsi="Times New Roman"/>
+        </w:rPr>
+        <w:t xml:space="preserve"> 的作用方向依传播机制而异，须分别对待：有向网络的</w:t>
+      </w:r>
+      <w:r>
+        <w:rPr>
+          <w:rFonts w:ascii="Times New Roman" w:cs="Times New Roman" w:eastAsia="SimSun" w:hAnsi="Times New Roman"/>
+          <w:b/>
+          <w:bCs/>
+        </w:rPr>
+        <w:t xml:space="preserve">阈值型</w:t>
+      </w:r>
+      <w:r>
+        <w:rPr>
+          <w:rFonts w:ascii="Times New Roman" w:cs="Times New Roman" w:eastAsia="SimSun" w:hAnsi="Times New Roman"/>
+        </w:rPr>
+        <w:t xml:space="preserve">级联中，正的入出度相关在较宽的平均入度范围内</w:t>
+      </w:r>
+      <w:r>
+        <w:rPr>
+          <w:rFonts w:ascii="Times New Roman" w:cs="Times New Roman" w:eastAsia="SimSun" w:hAnsi="Times New Roman"/>
+          <w:b/>
+          <w:bCs/>
+        </w:rPr>
+        <w:t xml:space="preserve">提高</w:t>
+      </w:r>
+      <w:r>
+        <w:rPr>
+          <w:rFonts w:ascii="Times New Roman" w:cs="Times New Roman" w:eastAsia="SimSun" w:hAnsi="Times New Roman"/>
+        </w:rPr>
+        <w:t xml:space="preserve">系统稳健性 [38]，与本文的 SIR 结果相反。原因在于阈值模型按活跃邻居的比例判定激活，高入度因而抬高激活门槛，而 SIR 中高入度只增加暴露。与精确 Gillespie 仿真 [39] 比较，闭合的偏差随系统规模趋零，均场的不然：它把阈值压低四分之一，在真实的亚临界区就给出宏观爆发。</w:t>
       </w:r>
     </w:p>
     <w:p>
@@ -21155,7 +21349,7 @@
         <w:rPr>
           <w:rFonts w:ascii="Times New Roman" w:cs="Times New Roman" w:eastAsia="SimSun" w:hAnsi="Times New Roman"/>
         </w:rPr>
-        <w:t xml:space="preserve"> 的严格减函数：正的入出度相关促进传播。这一方向与成对有向图一致——那里 </w:t>
+        <w:t xml:space="preserve"> 的严格减函数：正的入出度相关促进传播。这一方向与成对有向图上的 SIR 一致——那里 </w:t>
       </w:r>
       <w:r>
         <w:rPr>
@@ -21278,7 +21472,90 @@
         <w:rPr>
           <w:rFonts w:ascii="Times New Roman" w:cs="Times New Roman" w:eastAsia="SimSun" w:hAnsi="Times New Roman"/>
         </w:rPr>
-        <w:t xml:space="preserve"> 的系数。这是第 VI 节 </w:t>
+        <w:t xml:space="preserve"> 的系数。需要提醒的是这一方向并非普适于一切传播机制：有向网络的阈值型级联中，正的入出度相关反而</w:t>
+      </w:r>
+      <w:r>
+        <w:rPr>
+          <w:rFonts w:ascii="Times New Roman" w:cs="Times New Roman" w:eastAsia="SimSun" w:hAnsi="Times New Roman"/>
+          <w:b/>
+          <w:bCs/>
+        </w:rPr>
+        <w:t xml:space="preserve">提高</w:t>
+      </w:r>
+      <w:r>
+        <w:rPr>
+          <w:rFonts w:ascii="Times New Roman" w:cs="Times New Roman" w:eastAsia="SimSun" w:hAnsi="Times New Roman"/>
+        </w:rPr>
+        <w:t xml:space="preserve">系统稳健性 [38]。二者并不冲突——阈值模型按活跃邻居的比例判定激活，高入度抬高激活门槛；SIR 中高入度只增加暴露，故 </w:t>
+      </w:r>
+      <w:r>
+        <w:rPr>
+          <w:rFonts w:ascii="Cambria Math" w:eastAsia="SimSun" w:hAnsi="Cambria Math"/>
+          <w:i/>
+          <w:iCs/>
+        </w:rPr>
+        <w:t xml:space="preserve">k</w:t>
+      </w:r>
+      <w:r>
+        <w:rPr>
+          <w:rFonts w:ascii="Cambria Math" w:eastAsia="SimSun" w:hAnsi="Cambria Math"/>
+          <w:i w:val="false"/>
+          <w:iCs w:val="false"/>
+          <w:vertAlign w:val="subscript"/>
+        </w:rPr>
+        <w:t xml:space="preserve">in</w:t>
+      </w:r>
+      <w:r>
+        <w:rPr>
+          <w:rFonts w:ascii="Times New Roman" w:cs="Times New Roman" w:eastAsia="SimSun" w:hAnsi="Times New Roman"/>
+        </w:rPr>
+        <w:t xml:space="preserve"> 与 </w:t>
+      </w:r>
+      <w:r>
+        <w:rPr>
+          <w:rFonts w:ascii="Cambria Math" w:eastAsia="SimSun" w:hAnsi="Cambria Math"/>
+          <w:i/>
+          <w:iCs/>
+        </w:rPr>
+        <w:t xml:space="preserve">k</w:t>
+      </w:r>
+      <w:r>
+        <w:rPr>
+          <w:rFonts w:ascii="Cambria Math" w:eastAsia="SimSun" w:hAnsi="Cambria Math"/>
+          <w:i w:val="false"/>
+          <w:iCs w:val="false"/>
+          <w:vertAlign w:val="subscript"/>
+        </w:rPr>
+        <w:t xml:space="preserve">out</w:t>
+      </w:r>
+      <w:r>
+        <w:rPr>
+          <w:rFonts w:ascii="Times New Roman" w:cs="Times New Roman" w:eastAsia="SimSun" w:hAnsi="Times New Roman"/>
+        </w:rPr>
+        <w:t xml:space="preserve"> 同时偏大的节点在 SIR 中放大 </w:t>
+      </w:r>
+      <w:r>
+        <w:rPr>
+          <w:rFonts w:ascii="Cambria Math" w:eastAsia="SimSun" w:hAnsi="Cambria Math"/>
+          <w:i/>
+          <w:iCs/>
+        </w:rPr>
+        <w:t xml:space="preserve">R</w:t>
+      </w:r>
+      <w:r>
+        <w:rPr>
+          <w:rFonts w:ascii="Cambria Math" w:eastAsia="SimSun" w:hAnsi="Cambria Math"/>
+          <w:i w:val="false"/>
+          <w:iCs w:val="false"/>
+          <w:vertAlign w:val="subscript"/>
+        </w:rPr>
+        <w:t xml:space="preserve">0</w:t>
+      </w:r>
+      <w:r>
+        <w:rPr>
+          <w:rFonts w:ascii="Times New Roman" w:cs="Times New Roman" w:eastAsia="SimSun" w:hAnsi="Times New Roman"/>
+        </w:rPr>
+        <w:t xml:space="preserve">，在阈值级联中却既难被激活又本可广播。这是第 VI 节 </w:t>
       </w:r>
       <w:r>
         <w:rPr>

--- a/drafts/sir-directed-hypergraphs/manuscript.docx
+++ b/drafts/sir-directed-hypergraphs/manuscript.docx
@@ -29,7 +29,7 @@
         <w:rPr>
           <w:rFonts w:ascii="Times New Roman" w:cs="Times New Roman" w:eastAsia="SimSun" w:hAnsi="Times New Roman"/>
         </w:rPr>
-        <w:t xml:space="preserve">现实中的高阶交互往往是有向的：施加影响的一方与接受影响的一方并不对称。我们在有向超图上建立并求解 SIR 传播模型。每条超边分为尾集与头集（二者不相交）；尾集中被感染的成员数达到群体阈值 </w:t>
+        <w:t xml:space="preserve">现实中的高阶交互往往是有向的：施加影响的一方与接受影响的一方并不对称。我们在有向超图上建立 SIR 模型并求解其简单传播分支。每条超边分为不相交的尾集与头集；尾集中被感染的成员数达到群体阈值 </w:t>
       </w:r>
       <w:r>
         <w:rPr>
@@ -71,7 +71,7 @@
         <w:rPr>
           <w:rFonts w:ascii="Times New Roman" w:cs="Times New Roman" w:eastAsia="SimSun" w:hAnsi="Times New Roman"/>
         </w:rPr>
-        <w:t xml:space="preserve"> 康复，控制参数为 </w:t>
+        <w:t xml:space="preserve"> 康复，控制参数 </w:t>
       </w:r>
       <w:r>
         <w:rPr>
@@ -87,18 +87,6 @@
         </w:rPr>
         <w:t xml:space="preserve">。</w:t>
       </w:r>
-    </w:p>
-    <w:p>
-      <w:pPr>
-        <w:spacing w:after="120" w:before="120" w:line="320" w:lineRule="auto"/>
-        <w:jc w:val="both"/>
-      </w:pPr>
-      <w:r>
-        <w:rPr>
-          <w:rFonts w:ascii="Times New Roman" w:cs="Times New Roman" w:eastAsia="SimSun" w:hAnsi="Times New Roman"/>
-        </w:rPr>
-        <w:t xml:space="preserve">对简单传播（</w:t>
-      </w:r>
       <w:r>
         <w:rPr>
           <w:rFonts w:ascii="Cambria Math" w:eastAsia="SimSun" w:hAnsi="Cambria Math"/>
@@ -111,7 +99,7 @@
         <w:rPr>
           <w:rFonts w:ascii="Times New Roman" w:cs="Times New Roman" w:eastAsia="SimSun" w:hAnsi="Times New Roman"/>
         </w:rPr>
-        <w:t xml:space="preserve">）我们给出完整的含时解。技术困难在于一条超边只有一个激活时钟，却由 </w:t>
+        <w:t xml:space="preserve"> 时的技术困难在于一条超边只有一个激活时钟却由 </w:t>
       </w:r>
       <w:r>
         <w:rPr>
@@ -125,7 +113,7 @@
         <w:rPr>
           <w:rFonts w:ascii="Times New Roman" w:cs="Times New Roman" w:eastAsia="SimSun" w:hAnsi="Times New Roman"/>
         </w:rPr>
-        <w:t xml:space="preserve"> 个尾成员共同驱动：激活时长是各成员感染期之并，不能逐成员相乘，朴素的乘积闭合失效。以尾集中易感、感染、康复的成员计数为状态，可把"尚未传递"重新写成一条带湮灭的 Markov 链，得到 </w:t>
+        <w:t xml:space="preserve"> 个尾成员共同驱动——激活时长是各成员感染期之并，闭合变量不能逐成员相乘。以尾集中易感、感染、康复的成员计数为状态，可把"尚未传递"重写为一条带湮灭的 Markov 链，得到 </w:t>
       </w:r>
       <w:r>
         <w:rPr>
@@ -147,33 +135,41 @@
         <w:rPr>
           <w:rFonts w:ascii="Times New Roman" w:cs="Times New Roman" w:eastAsia="SimSun" w:hAnsi="Times New Roman"/>
         </w:rPr>
-        <w:t xml:space="preserve"> 维的闭方程组，维数与系统规模无关。</w:t>
-      </w:r>
-    </w:p>
-    <w:p>
-      <w:pPr>
-        <w:spacing w:after="120" w:before="120" w:line="320" w:lineRule="auto"/>
-        <w:jc w:val="both"/>
-      </w:pPr>
-      <w:r>
-        <w:rPr>
-          <w:rFonts w:ascii="Times New Roman" w:cs="Times New Roman" w:eastAsia="SimSun" w:hAnsi="Times New Roman"/>
-        </w:rPr>
-        <w:t xml:space="preserve">线性化给出爆发阈值</w:t>
-      </w:r>
-    </w:p>
-    <w:p>
-      <w:pPr>
-        <w:spacing w:after="180" w:before="180" w:line="300"/>
-        <w:jc w:val="center"/>
-      </w:pPr>
-      <w:r>
-        <w:rPr>
-          <w:rFonts w:ascii="Cambria Math" w:eastAsia="SimSun" w:hAnsi="Cambria Math"/>
-          <w:i w:val="false"/>
-          <w:iCs w:val="false"/>
-          <w:sz w:val="21"/>
-          <w:szCs w:val="21"/>
+        <w:t xml:space="preserve"> 维、与系统规模无关的闭方程组，其解给出完整的含时演化；终态在 </w:t>
+      </w:r>
+      <w:r>
+        <w:rPr>
+          <w:rFonts w:ascii="Cambria Math" w:eastAsia="SimSun" w:hAnsi="Cambria Math"/>
+          <w:i w:val="false"/>
+          <w:iCs w:val="false"/>
+        </w:rPr>
+        <w:t xml:space="preserve">τ=1</w:t>
+      </w:r>
+      <w:r>
+        <w:rPr>
+          <w:rFonts w:ascii="Times New Roman" w:cs="Times New Roman" w:eastAsia="SimSun" w:hAnsi="Times New Roman"/>
+        </w:rPr>
+        <w:t xml:space="preserve"> 时另有闭式，</w:t>
+      </w:r>
+      <w:r>
+        <w:rPr>
+          <w:rFonts w:ascii="Cambria Math" w:eastAsia="SimSun" w:hAnsi="Cambria Math"/>
+          <w:i w:val="false"/>
+          <w:iCs w:val="false"/>
+        </w:rPr>
+        <w:t xml:space="preserve">τ≥2</w:t>
+      </w:r>
+      <w:r>
+        <w:rPr>
+          <w:rFonts w:ascii="Times New Roman" w:cs="Times New Roman" w:eastAsia="SimSun" w:hAnsi="Times New Roman"/>
+        </w:rPr>
+        <w:t xml:space="preserve"> 时须由方程组积分。线性化给出爆发阈值 </w:t>
+      </w:r>
+      <w:r>
+        <w:rPr>
+          <w:rFonts w:ascii="Cambria Math" w:eastAsia="SimSun" w:hAnsi="Cambria Math"/>
+          <w:i w:val="false"/>
+          <w:iCs w:val="false"/>
         </w:rPr>
         <w:t xml:space="preserve">λ</w:t>
       </w:r>
@@ -182,8 +178,6 @@
           <w:rFonts w:ascii="Cambria Math" w:eastAsia="SimSun" w:hAnsi="Cambria Math"/>
           <w:i w:val="false"/>
           <w:iCs w:val="false"/>
-          <w:sz w:val="21"/>
-          <w:szCs w:val="21"/>
           <w:vertAlign w:val="subscript"/>
         </w:rPr>
         <w:t xml:space="preserve">c</w:t>
@@ -193,18 +187,28 @@
           <w:rFonts w:ascii="Cambria Math" w:eastAsia="SimSun" w:hAnsi="Cambria Math"/>
           <w:i w:val="false"/>
           <w:iCs w:val="false"/>
-          <w:sz w:val="21"/>
-          <w:szCs w:val="21"/>
-        </w:rPr>
-        <w:t xml:space="preserve">=(1)/(τκ-1),  κ=(⟨</w:t>
-      </w:r>
-      <w:r>
-        <w:rPr>
-          <w:rFonts w:ascii="Cambria Math" w:eastAsia="SimSun" w:hAnsi="Cambria Math"/>
-          <w:i/>
-          <w:iCs/>
-          <w:sz w:val="21"/>
-          <w:szCs w:val="21"/>
+        </w:rPr>
+        <w:t xml:space="preserve">=1/(τκ-1)</w:t>
+      </w:r>
+      <w:r>
+        <w:rPr>
+          <w:rFonts w:ascii="Times New Roman" w:cs="Times New Roman" w:eastAsia="SimSun" w:hAnsi="Times New Roman"/>
+        </w:rPr>
+        <w:t xml:space="preserve">，其中 </w:t>
+      </w:r>
+      <w:r>
+        <w:rPr>
+          <w:rFonts w:ascii="Cambria Math" w:eastAsia="SimSun" w:hAnsi="Cambria Math"/>
+          <w:i w:val="false"/>
+          <w:iCs w:val="false"/>
+        </w:rPr>
+        <w:t xml:space="preserve">κ=⟨</w:t>
+      </w:r>
+      <w:r>
+        <w:rPr>
+          <w:rFonts w:ascii="Cambria Math" w:eastAsia="SimSun" w:hAnsi="Cambria Math"/>
+          <w:i/>
+          <w:iCs/>
         </w:rPr>
         <w:t xml:space="preserve">k</w:t>
       </w:r>
@@ -213,8 +217,6 @@
           <w:rFonts w:ascii="Cambria Math" w:eastAsia="SimSun" w:hAnsi="Cambria Math"/>
           <w:i w:val="false"/>
           <w:iCs w:val="false"/>
-          <w:sz w:val="21"/>
-          <w:szCs w:val="21"/>
           <w:vertAlign w:val="subscript"/>
         </w:rPr>
         <w:t xml:space="preserve">in</w:t>
@@ -224,8 +226,6 @@
           <w:rFonts w:ascii="Cambria Math" w:eastAsia="SimSun" w:hAnsi="Cambria Math"/>
           <w:i/>
           <w:iCs/>
-          <w:sz w:val="21"/>
-          <w:szCs w:val="21"/>
         </w:rPr>
         <w:t xml:space="preserve">k</w:t>
       </w:r>
@@ -234,8 +234,6 @@
           <w:rFonts w:ascii="Cambria Math" w:eastAsia="SimSun" w:hAnsi="Cambria Math"/>
           <w:i w:val="false"/>
           <w:iCs w:val="false"/>
-          <w:sz w:val="21"/>
-          <w:szCs w:val="21"/>
           <w:vertAlign w:val="subscript"/>
         </w:rPr>
         <w:t xml:space="preserve">out</w:t>
@@ -245,18 +243,14 @@
           <w:rFonts w:ascii="Cambria Math" w:eastAsia="SimSun" w:hAnsi="Cambria Math"/>
           <w:i w:val="false"/>
           <w:iCs w:val="false"/>
-          <w:sz w:val="21"/>
-          <w:szCs w:val="21"/>
-        </w:rPr>
-        <w:t xml:space="preserve">⟩)/(⟨</w:t>
-      </w:r>
-      <w:r>
-        <w:rPr>
-          <w:rFonts w:ascii="Cambria Math" w:eastAsia="SimSun" w:hAnsi="Cambria Math"/>
-          <w:i/>
-          <w:iCs/>
-          <w:sz w:val="21"/>
-          <w:szCs w:val="21"/>
+        </w:rPr>
+        <w:t xml:space="preserve">⟩/⟨</w:t>
+      </w:r>
+      <w:r>
+        <w:rPr>
+          <w:rFonts w:ascii="Cambria Math" w:eastAsia="SimSun" w:hAnsi="Cambria Math"/>
+          <w:i/>
+          <w:iCs/>
         </w:rPr>
         <w:t xml:space="preserve">k</w:t>
       </w:r>
@@ -265,8 +259,6 @@
           <w:rFonts w:ascii="Cambria Math" w:eastAsia="SimSun" w:hAnsi="Cambria Math"/>
           <w:i w:val="false"/>
           <w:iCs w:val="false"/>
-          <w:sz w:val="21"/>
-          <w:szCs w:val="21"/>
           <w:vertAlign w:val="subscript"/>
         </w:rPr>
         <w:t xml:space="preserve">out</w:t>
@@ -276,17 +268,15 @@
           <w:rFonts w:ascii="Cambria Math" w:eastAsia="SimSun" w:hAnsi="Cambria Math"/>
           <w:i w:val="false"/>
           <w:iCs w:val="false"/>
-          <w:sz w:val="21"/>
-          <w:szCs w:val="21"/>
-        </w:rPr>
-        <w:t xml:space="preserve">⟩)</w:t>
-      </w:r>
-    </w:p>
-    <w:p>
-      <w:pPr>
-        <w:spacing w:after="120" w:before="120" w:line="320" w:lineRule="auto"/>
-        <w:jc w:val="both"/>
-      </w:pPr>
+        </w:rPr>
+        <w:t xml:space="preserve">⟩</w:t>
+      </w:r>
+      <w:r>
+        <w:rPr>
+          <w:rFonts w:ascii="Times New Roman" w:cs="Times New Roman" w:eastAsia="SimSun" w:hAnsi="Times New Roman"/>
+        </w:rPr>
+        <w:t xml:space="preserve">；</w:t>
+      </w:r>
       <w:r>
         <w:rPr>
           <w:rFonts w:ascii="Cambria Math" w:eastAsia="SimSun" w:hAnsi="Cambria Math"/>
@@ -313,30 +303,7 @@
         <w:rPr>
           <w:rFonts w:ascii="Times New Roman" w:cs="Times New Roman" w:eastAsia="SimSun" w:hAnsi="Times New Roman"/>
         </w:rPr>
-        <w:t xml:space="preserve"> 依赖于入出度相关 </w:t>
-      </w:r>
-      <w:r>
-        <w:rPr>
-          <w:rFonts w:ascii="Cambria Math" w:eastAsia="SimSun" w:hAnsi="Cambria Math"/>
-          <w:i/>
-          <w:iCs/>
-        </w:rPr>
-        <w:t xml:space="preserve">r</w:t>
-      </w:r>
-      <w:r>
-        <w:rPr>
-          <w:rFonts w:ascii="Cambria Math" w:eastAsia="SimSun" w:hAnsi="Cambria Math"/>
-          <w:i w:val="false"/>
-          <w:iCs w:val="false"/>
-          <w:vertAlign w:val="subscript"/>
-        </w:rPr>
-        <w:t xml:space="preserve">io</w:t>
-      </w:r>
-      <w:r>
-        <w:rPr>
-          <w:rFonts w:ascii="Times New Roman" w:cs="Times New Roman" w:eastAsia="SimSun" w:hAnsi="Times New Roman"/>
-        </w:rPr>
-        <w:t xml:space="preserve">，却与超边重叠无关——后者是树状闭合的一条可证伪推论。与精确 Gillespie 仿真比较，闭合对 </w:t>
+        <w:t xml:space="preserve"> 依赖于入出度相关，却与超边重叠无关——后者是树状闭合的一条可证伪推论。与精确 Gillespie 仿真比较，闭合对 </w:t>
       </w:r>
       <w:r>
         <w:rPr>
@@ -374,77 +341,7 @@
         <w:rPr>
           <w:rFonts w:ascii="Times New Roman" w:cs="Times New Roman" w:eastAsia="SimSun" w:hAnsi="Times New Roman"/>
         </w:rPr>
-        <w:t xml:space="preserve"> 的平均绝对偏差随系统规模趋零（</w:t>
-      </w:r>
-      <w:r>
-        <w:rPr>
-          <w:rFonts w:ascii="Cambria Math" w:eastAsia="SimSun" w:hAnsi="Cambria Math"/>
-          <w:i/>
-          <w:iCs/>
-        </w:rPr>
-        <w:t xml:space="preserve">N</w:t>
-      </w:r>
-      <w:r>
-        <w:rPr>
-          <w:rFonts w:ascii="Times New Roman" w:cs="Times New Roman" w:eastAsia="SimSun" w:hAnsi="Times New Roman"/>
-        </w:rPr>
-        <w:t xml:space="preserve"> 由 </w:t>
-      </w:r>
-      <w:r>
-        <w:rPr>
-          <w:rFonts w:ascii="Cambria Math" w:eastAsia="SimSun" w:hAnsi="Cambria Math"/>
-          <w:i w:val="false"/>
-          <w:iCs w:val="false"/>
-        </w:rPr>
-        <w:t xml:space="preserve">500</w:t>
-      </w:r>
-      <w:r>
-        <w:rPr>
-          <w:rFonts w:ascii="Times New Roman" w:cs="Times New Roman" w:eastAsia="SimSun" w:hAnsi="Times New Roman"/>
-        </w:rPr>
-        <w:t xml:space="preserve"> 增至 </w:t>
-      </w:r>
-      <w:r>
-        <w:rPr>
-          <w:rFonts w:ascii="Cambria Math" w:eastAsia="SimSun" w:hAnsi="Cambria Math"/>
-          <w:i w:val="false"/>
-          <w:iCs w:val="false"/>
-        </w:rPr>
-        <w:t xml:space="preserve">4000</w:t>
-      </w:r>
-      <w:r>
-        <w:rPr>
-          <w:rFonts w:ascii="Times New Roman" w:cs="Times New Roman" w:eastAsia="SimSun" w:hAnsi="Times New Roman"/>
-        </w:rPr>
-        <w:t xml:space="preserve"> 时由 </w:t>
-      </w:r>
-      <w:r>
-        <w:rPr>
-          <w:rFonts w:ascii="Cambria Math" w:eastAsia="SimSun" w:hAnsi="Cambria Math"/>
-          <w:i w:val="false"/>
-          <w:iCs w:val="false"/>
-        </w:rPr>
-        <w:t xml:space="preserve">0.071</w:t>
-      </w:r>
-      <w:r>
-        <w:rPr>
-          <w:rFonts w:ascii="Times New Roman" w:cs="Times New Roman" w:eastAsia="SimSun" w:hAnsi="Times New Roman"/>
-        </w:rPr>
-        <w:t xml:space="preserve"> 降至 </w:t>
-      </w:r>
-      <w:r>
-        <w:rPr>
-          <w:rFonts w:ascii="Cambria Math" w:eastAsia="SimSun" w:hAnsi="Cambria Math"/>
-          <w:i w:val="false"/>
-          <w:iCs w:val="false"/>
-        </w:rPr>
-        <w:t xml:space="preserve">0.0056</w:t>
-      </w:r>
-      <w:r>
-        <w:rPr>
-          <w:rFonts w:ascii="Times New Roman" w:cs="Times New Roman" w:eastAsia="SimSun" w:hAnsi="Times New Roman"/>
-        </w:rPr>
-        <w:t xml:space="preserve">），而同一模型的度均场把阈值压低到 </w:t>
+        <w:t xml:space="preserve"> 的偏差随系统规模趋零，而同一模型的度均场把阈值压低到 </w:t>
       </w:r>
       <w:r>
         <w:rPr>
@@ -467,7 +364,7 @@
         <w:rPr>
           <w:rFonts w:ascii="Times New Roman" w:cs="Times New Roman" w:eastAsia="SimSun" w:hAnsi="Times New Roman"/>
         </w:rPr>
-        <w:t xml:space="preserve">，在真实的亚临界区就给出宏观爆发，其偏差收敛到非零平台。阈值本身亦由亚临界终态外推独立测得，与解析值相差 </w:t>
+        <w:t xml:space="preserve">，在真实的亚临界区就给出宏观爆发，其偏差收敛到非零平台；阈值本身由亚临界终态外推独立测得，与解析值相差 </w:t>
       </w:r>
       <w:r>
         <w:rPr>
@@ -481,19 +378,35 @@
         <w:rPr>
           <w:rFonts w:ascii="Times New Roman" w:cs="Times New Roman" w:eastAsia="SimSun" w:hAnsi="Times New Roman"/>
         </w:rPr>
-        <w:t xml:space="preserve">。</w:t>
-      </w:r>
-    </w:p>
-    <w:p>
-      <w:pPr>
-        <w:spacing w:after="120" w:before="120" w:line="320" w:lineRule="auto"/>
-        <w:jc w:val="both"/>
-      </w:pPr>
-      <w:r>
-        <w:rPr>
-          <w:rFonts w:ascii="Times New Roman" w:cs="Times New Roman" w:eastAsia="SimSun" w:hAnsi="Times New Roman"/>
-        </w:rPr>
-        <w:t xml:space="preserve">模型还给出两个与直觉相反的结构结论：均匀单种子下的平均爆发规模几乎不能探测方向对称性破缺，破缺须以爆发概率与条件爆发规模为序参量；而方向翻转下的奇宇称是破缺的必要而远非充分条件。</w:t>
+        <w:t xml:space="preserve">。模型另给出两个与直觉相反的结构结论：均匀单种子下的平均爆发规模几乎不能探测方向对称性破缺，须改用爆发概率与条件爆发规模；方向翻转下的奇宇称是破缺的必要而远非充分条件。</w:t>
+      </w:r>
+      <w:r>
+        <w:rPr>
+          <w:rFonts w:ascii="Cambria Math" w:eastAsia="SimSun" w:hAnsi="Cambria Math"/>
+          <w:i w:val="false"/>
+          <w:iCs w:val="false"/>
+        </w:rPr>
+        <w:t xml:space="preserve">θ≥2</w:t>
+      </w:r>
+      <w:r>
+        <w:rPr>
+          <w:rFonts w:ascii="Times New Roman" w:cs="Times New Roman" w:eastAsia="SimSun" w:hAnsi="Times New Roman"/>
+        </w:rPr>
+        <w:t xml:space="preserve"> 时激活不再是单条超边的独立事件，模型转入 bootstrap 与 </w:t>
+      </w:r>
+      <w:r>
+        <w:rPr>
+          <w:rFonts w:ascii="Cambria Math" w:eastAsia="SimSun" w:hAnsi="Cambria Math"/>
+          <w:i/>
+          <w:iCs/>
+        </w:rPr>
+        <w:t xml:space="preserve">k</w:t>
+      </w:r>
+      <w:r>
+        <w:rPr>
+          <w:rFonts w:ascii="Times New Roman" w:cs="Times New Roman" w:eastAsia="SimSun" w:hAnsi="Times New Roman"/>
+        </w:rPr>
+        <w:t xml:space="preserve">-core 型渗流，另行处理。</w:t>
       </w:r>
     </w:p>
     <w:p>

--- a/drafts/sir-directed-hypergraphs/manuscript.docx
+++ b/drafts/sir-directed-hypergraphs/manuscript.docx
@@ -603,7 +603,7 @@
         <w:rPr>
           <w:rFonts w:ascii="Times New Roman" w:cs="Times New Roman" w:eastAsia="SimSun" w:hAnsi="Times New Roman"/>
         </w:rPr>
-        <w:t xml:space="preserve"> 依赖于入出度的相关 [17]。高阶交互一侧同样成果丰富：单纯复形与超图上的传播可出现不连续相变与双稳 [18, 19, 20]，结构的影响也已刻画——链接度异质性抑制爆炸式相变 [21]，超核分解给出局域化的中心性 [22]，高阶连通分支的巨分支是单种子全局爆发的必要条件 [23]，最佳种子群体已被刻画 [24]，而超边重叠决定转变是否爆炸式且方向与直觉相反 [25, 26, 27]，超图渗流理论亦已建立 [28, 29]。这些工作共享同一前提：超边是无向的。</w:t>
+        <w:t xml:space="preserve"> 依赖于入出度的相关 [17]。高阶交互一侧同样成果丰富：单纯复形与超图上的传播可出现不连续相变与双稳 [18, 19, 20]，结构的影响也已刻画——链接度异质性抑制爆炸式相变 [21]，超核分解给出局域化的中心性 [22]，高阶连通分支的巨分支是单种子全局爆发的必要条件 [23]，最佳种子群体已被刻画 [24]，而超边重叠决定转变是否爆炸式且方向与直觉相反 [25, 26, 27]，超图渗流理论亦已建立 [28, 29]。两条线索各自成熟，却始终没有相交：处理方向性的工作都停留在成对网络，处理高阶交互的工作则都假设超边无向。</w:t>
       </w:r>
     </w:p>
     <w:p>
@@ -615,7 +615,7 @@
         <w:rPr>
           <w:rFonts w:ascii="Times New Roman" w:cs="Times New Roman" w:eastAsia="SimSun" w:hAnsi="Times New Roman"/>
         </w:rPr>
-        <w:t xml:space="preserve">有向超图上，结构刻画的工具近年已迅速成型——真实数据的微观组织与高阶互惠性 [5, 30]、重叠测度 [31]、位形模型与保度随机化 [32, 33]、保入出度序列的均匀采样 [34, 35]。动力学一侧则只有 Li 等一项：他们在有向超图上建立社会传播模型，发现双稳区间随有向强度减弱而收缩 [36]。该工作采用均场闭合，方向性由单一标量参数调节。均场忽略邻域相关，误差在阈值邻域最大；成对网络上正是 EBCM 补上了这一层 [11, 12]。因此，有向超图上的传播阈值如何依赖于结构，目前既无超出均场的含时理论，也无可供解析扫描的渗流理论。</w:t>
+        <w:t xml:space="preserve">有向超图上，结构刻画的工具近年已迅速成型——真实数据的微观组织与高阶互惠性 [5, 30]、重叠测度 [31]、位形模型与保度随机化 [32, 33]、保入出度序列的均匀采样 [34, 35]。动力学一侧则少得多，据我们所知以 Li 等的工作为主：他们在有向超图上建立社会传播模型，发现双稳区间随有向强度减弱而收缩 [36]。该工作采用均场闭合，方向性由单一标量参数调节。均场忽略邻域相关，误差在阈值邻域最大；成对网络上正是 EBCM 补上了这一层 [11, 12]。因此，有向超图上的传播阈值如何依赖于结构，据我们所知尚无超出均场的含时理论，也无可供解析扫描的渗流理论。</w:t>
       </w:r>
     </w:p>
     <w:p>

--- a/drafts/sir-directed-hypergraphs/manuscript.docx
+++ b/drafts/sir-directed-hypergraphs/manuscript.docx
@@ -21539,30 +21539,7 @@
         <w:rPr>
           <w:rFonts w:ascii="Times New Roman" w:cs="Times New Roman" w:eastAsia="SimSun" w:hAnsi="Times New Roman"/>
         </w:rPr>
-        <w:t xml:space="preserve">）。II.C 的重叠 </w:t>
-      </w:r>
-      <w:r>
-        <w:rPr>
-          <w:rFonts w:ascii="Cambria Math" w:eastAsia="SimSun" w:hAnsi="Cambria Math"/>
-          <w:i w:val="false"/>
-          <w:iCs w:val="false"/>
-        </w:rPr>
-        <w:t xml:space="preserve">α</w:t>
-      </w:r>
-      <w:r>
-        <w:rPr>
-          <w:rFonts w:ascii="Cambria Math" w:eastAsia="SimSun" w:hAnsi="Cambria Math"/>
-          <w:i w:val="false"/>
-          <w:iCs w:val="false"/>
-          <w:vertAlign w:val="superscript"/>
-        </w:rPr>
-        <w:t xml:space="preserve">ab</w:t>
-      </w:r>
-      <w:r>
-        <w:rPr>
-          <w:rFonts w:ascii="Times New Roman" w:cs="Times New Roman" w:eastAsia="SimSun" w:hAnsi="Times New Roman"/>
-        </w:rPr>
-        <w:t xml:space="preserve"> 在双度序列固定时仍可自由调节，因而</w:t>
+        <w:t xml:space="preserve">）。更强地说，(24) 与 (25) 也只读取双度序列，故</w:t>
       </w:r>
       <w:r>
         <w:rPr>
@@ -21570,7 +21547,7 @@
           <w:b/>
           <w:bCs/>
         </w:rPr>
-        <w:t xml:space="preserve">在树状闭合内 </w:t>
+        <w:t xml:space="preserve">整个闭合而不止阈值都看不见重叠 </w:t>
       </w:r>
       <w:r>
         <w:rPr>
@@ -21580,32 +21557,236 @@
           <w:i w:val="false"/>
           <w:iCs w:val="false"/>
         </w:rPr>
-        <w:t xml:space="preserve">λ</w:t>
-      </w:r>
-      <w:r>
-        <w:rPr>
-          <w:rFonts w:ascii="Cambria Math" w:eastAsia="SimSun" w:hAnsi="Cambria Math"/>
-          <w:b/>
-          <w:bCs/>
-          <w:i w:val="false"/>
-          <w:iCs w:val="false"/>
-          <w:vertAlign w:val="subscript"/>
-        </w:rPr>
-        <w:t xml:space="preserve">c</w:t>
-      </w:r>
-      <w:r>
-        <w:rPr>
-          <w:rFonts w:ascii="Times New Roman" w:cs="Times New Roman" w:eastAsia="SimSun" w:hAnsi="Times New Roman"/>
-          <w:b/>
-          <w:bCs/>
+        <w:t xml:space="preserve">α</w:t>
+      </w:r>
+      <w:r>
+        <w:rPr>
+          <w:rFonts w:ascii="Times New Roman" w:cs="Times New Roman" w:eastAsia="SimSun" w:hAnsi="Times New Roman"/>
+        </w:rPr>
+        <w:t xml:space="preserve">。由 II.C 的求和规则，双度序列锁死的只是四个通道的重叠总量 </w:t>
+      </w:r>
+      <w:r>
+        <w:rPr>
+          <w:rFonts w:ascii="Cambria Math" w:eastAsia="SimSun" w:hAnsi="Cambria Math"/>
+          <w:i/>
+          <w:iCs/>
+        </w:rPr>
+        <w:t xml:space="preserve">C</w:t>
+      </w:r>
+      <w:r>
+        <w:rPr>
+          <w:rFonts w:ascii="Cambria Math" w:eastAsia="SimSun" w:hAnsi="Cambria Math"/>
+          <w:i w:val="false"/>
+          <w:iCs w:val="false"/>
+          <w:vertAlign w:val="subscript"/>
+        </w:rPr>
+        <w:t xml:space="preserve">ab</w:t>
+      </w:r>
+      <w:r>
+        <w:rPr>
+          <w:rFonts w:ascii="Times New Roman" w:cs="Times New Roman" w:eastAsia="SimSun" w:hAnsi="Times New Roman"/>
+        </w:rPr>
+        <w:t xml:space="preserve">，并不锁死 </w:t>
+      </w:r>
+      <w:r>
+        <w:rPr>
+          <w:rFonts w:ascii="Cambria Math" w:eastAsia="SimSun" w:hAnsi="Cambria Math"/>
+          <w:i w:val="false"/>
+          <w:iCs w:val="false"/>
+        </w:rPr>
+        <w:t xml:space="preserve">α</w:t>
+      </w:r>
+      <w:r>
+        <w:rPr>
+          <w:rFonts w:ascii="Cambria Math" w:eastAsia="SimSun" w:hAnsi="Cambria Math"/>
+          <w:i w:val="false"/>
+          <w:iCs w:val="false"/>
+          <w:vertAlign w:val="superscript"/>
+        </w:rPr>
+        <w:t xml:space="preserve">ab</w:t>
+      </w:r>
+      <w:r>
+        <w:rPr>
+          <w:rFonts w:ascii="Cambria Math" w:eastAsia="SimSun" w:hAnsi="Cambria Math"/>
+          <w:i w:val="false"/>
+          <w:iCs w:val="false"/>
+        </w:rPr>
+        <w:t xml:space="preserve">=</w:t>
+      </w:r>
+      <w:r>
+        <w:rPr>
+          <w:rFonts w:ascii="Cambria Math" w:eastAsia="SimSun" w:hAnsi="Cambria Math"/>
+          <w:i/>
+          <w:iCs/>
+        </w:rPr>
+        <w:t xml:space="preserve">C</w:t>
+      </w:r>
+      <w:r>
+        <w:rPr>
+          <w:rFonts w:ascii="Cambria Math" w:eastAsia="SimSun" w:hAnsi="Cambria Math"/>
+          <w:i w:val="false"/>
+          <w:iCs w:val="false"/>
+          <w:vertAlign w:val="subscript"/>
+        </w:rPr>
+        <w:t xml:space="preserve">ab</w:t>
+      </w:r>
+      <w:r>
+        <w:rPr>
+          <w:rFonts w:ascii="Cambria Math" w:eastAsia="SimSun" w:hAnsi="Cambria Math"/>
+          <w:i w:val="false"/>
+          <w:iCs w:val="false"/>
+        </w:rPr>
+        <w:t xml:space="preserve">/</w:t>
+      </w:r>
+      <w:r>
+        <w:rPr>
+          <w:rFonts w:ascii="Cambria Math" w:eastAsia="SimSun" w:hAnsi="Cambria Math"/>
+          <w:i/>
+          <w:iCs/>
+        </w:rPr>
+        <w:t xml:space="preserve">m</w:t>
+      </w:r>
+      <w:r>
+        <w:rPr>
+          <w:rFonts w:ascii="Cambria Math" w:eastAsia="SimSun" w:hAnsi="Cambria Math"/>
+          <w:i w:val="false"/>
+          <w:iCs w:val="false"/>
+          <w:vertAlign w:val="subscript"/>
+        </w:rPr>
+        <w:t xml:space="preserve">ab</w:t>
+      </w:r>
+      <w:r>
+        <w:rPr>
+          <w:rFonts w:ascii="Times New Roman" w:cs="Times New Roman" w:eastAsia="SimSun" w:hAnsi="Times New Roman"/>
+        </w:rPr>
+        <w:t xml:space="preserve"> 本身，</w:t>
+      </w:r>
+      <w:r>
+        <w:rPr>
+          <w:rFonts w:ascii="Cambria Math" w:eastAsia="SimSun" w:hAnsi="Cambria Math"/>
+          <w:i w:val="false"/>
+          <w:iCs w:val="false"/>
+        </w:rPr>
+        <w:t xml:space="preserve">α</w:t>
+      </w:r>
+      <w:r>
+        <w:rPr>
+          <w:rFonts w:ascii="Times New Roman" w:cs="Times New Roman" w:eastAsia="SimSun" w:hAnsi="Times New Roman"/>
+        </w:rPr>
+        <w:t xml:space="preserve"> 因而在固定度序列下仍是可动的自由度。这不是疏漏而是可检验的预言：重叠恰好度量超边之间共享节点的程度，也就是 (H1) 所排除的短回路。第 VI 节若测得阈值随 </w:t>
+      </w:r>
+      <w:r>
+        <w:rPr>
+          <w:rFonts w:ascii="Cambria Math" w:eastAsia="SimSun" w:hAnsi="Cambria Math"/>
+          <w:i w:val="false"/>
+          <w:iCs w:val="false"/>
+        </w:rPr>
+        <w:t xml:space="preserve">α</w:t>
+      </w:r>
+      <w:r>
+        <w:rPr>
+          <w:rFonts w:ascii="Times New Roman" w:cs="Times New Roman" w:eastAsia="SimSun" w:hAnsi="Times New Roman"/>
+        </w:rPr>
+        <w:t xml:space="preserve"> 移动，其幅度即为树状闭合失效的定量刻度；若测不到，则 </w:t>
+      </w:r>
+      <w:r>
+        <w:rPr>
+          <w:rFonts w:ascii="Cambria Math" w:eastAsia="SimSun" w:hAnsi="Cambria Math"/>
+          <w:i w:val="false"/>
+          <w:iCs w:val="false"/>
+        </w:rPr>
+        <w:t xml:space="preserve">α</w:t>
+      </w:r>
+      <w:r>
+        <w:rPr>
+          <w:rFonts w:ascii="Times New Roman" w:cs="Times New Roman" w:eastAsia="SimSun" w:hAnsi="Times New Roman"/>
+        </w:rPr>
+        <w:t xml:space="preserve"> 的作用只体现在阈值以外的量上。但须说明，可动不等于易动：单纯的保度双边交换只能把 </w:t>
+      </w:r>
+      <w:r>
+        <w:rPr>
+          <w:rFonts w:ascii="Cambria Math" w:eastAsia="SimSun" w:hAnsi="Cambria Math"/>
+          <w:i w:val="false"/>
+          <w:iCs w:val="false"/>
+        </w:rPr>
+        <w:t xml:space="preserve">α</w:t>
+      </w:r>
+      <w:r>
+        <w:rPr>
+          <w:rFonts w:ascii="Cambria Math" w:eastAsia="SimSun" w:hAnsi="Cambria Math"/>
+          <w:i w:val="false"/>
+          <w:iCs w:val="false"/>
+          <w:vertAlign w:val="superscript"/>
+        </w:rPr>
+        <w:t xml:space="preserve">∥</w:t>
+      </w:r>
+      <w:r>
+        <w:rPr>
+          <w:rFonts w:ascii="Times New Roman" w:cs="Times New Roman" w:eastAsia="SimSun" w:hAnsi="Times New Roman"/>
+        </w:rPr>
+        <w:t xml:space="preserve"> 挪动约 </w:t>
+      </w:r>
+      <w:r>
+        <w:rPr>
+          <w:rFonts w:ascii="Cambria Math" w:eastAsia="SimSun" w:hAnsi="Cambria Math"/>
+          <w:i w:val="false"/>
+          <w:iCs w:val="false"/>
+        </w:rPr>
+        <w:t xml:space="preserve">0.005</w:t>
+      </w:r>
+      <w:r>
+        <w:rPr>
+          <w:rFonts w:ascii="Times New Roman" w:cs="Times New Roman" w:eastAsia="SimSun" w:hAnsi="Times New Roman"/>
+        </w:rPr>
+        <w:t xml:space="preserve">（</w:t>
+      </w:r>
+      <w:r>
+        <w:rPr>
+          <w:rFonts w:ascii="Cambria Math" w:eastAsia="SimSun" w:hAnsi="Cambria Math"/>
+          <w:i/>
+          <w:iCs/>
+        </w:rPr>
+        <w:t xml:space="preserve">N</w:t>
+      </w:r>
+      <w:r>
+        <w:rPr>
+          <w:rFonts w:ascii="Cambria Math" w:eastAsia="SimSun" w:hAnsi="Cambria Math"/>
+          <w:i w:val="false"/>
+          <w:iCs w:val="false"/>
+        </w:rPr>
+        <w:t xml:space="preserve">=150</w:t>
+      </w:r>
+      <w:r>
+        <w:rPr>
+          <w:rFonts w:ascii="Times New Roman" w:cs="Times New Roman" w:eastAsia="SimSun" w:hAnsi="Times New Roman"/>
         </w:rPr>
         <w:t xml:space="preserve"> 与 </w:t>
       </w:r>
       <w:r>
         <w:rPr>
           <w:rFonts w:ascii="Cambria Math" w:eastAsia="SimSun" w:hAnsi="Cambria Math"/>
-          <w:b/>
-          <w:bCs/>
+          <w:i/>
+          <w:iCs/>
+        </w:rPr>
+        <w:t xml:space="preserve">N</w:t>
+      </w:r>
+      <w:r>
+        <w:rPr>
+          <w:rFonts w:ascii="Cambria Math" w:eastAsia="SimSun" w:hAnsi="Cambria Math"/>
+          <w:i w:val="false"/>
+          <w:iCs w:val="false"/>
+        </w:rPr>
+        <w:t xml:space="preserve">=500</w:t>
+      </w:r>
+      <w:r>
+        <w:rPr>
+          <w:rFonts w:ascii="Times New Roman" w:cs="Times New Roman" w:eastAsia="SimSun" w:hAnsi="Times New Roman"/>
+        </w:rPr>
+        <w:t xml:space="preserve"> 两处测量一致），在如此窄的区间上仿真的变化不可分辨，因而检验这一预言必须先有第 V 节的定向重连工具把 </w:t>
+      </w:r>
+      <w:r>
+        <w:rPr>
+          <w:rFonts w:ascii="Cambria Math" w:eastAsia="SimSun" w:hAnsi="Cambria Math"/>
           <w:i w:val="false"/>
           <w:iCs w:val="false"/>
         </w:rPr>
@@ -21614,44 +21795,36 @@
       <w:r>
         <w:rPr>
           <w:rFonts w:ascii="Times New Roman" w:cs="Times New Roman" w:eastAsia="SimSun" w:hAnsi="Times New Roman"/>
-          <w:b/>
-          <w:bCs/>
-        </w:rPr>
-        <w:t xml:space="preserve"> 无关</w:t>
-      </w:r>
-      <w:r>
-        <w:rPr>
-          <w:rFonts w:ascii="Times New Roman" w:cs="Times New Roman" w:eastAsia="SimSun" w:hAnsi="Times New Roman"/>
-        </w:rPr>
-        <w:t xml:space="preserve">。这不是疏漏而是可检验的预言：重叠恰好度量超边之间共享节点的程度，也就是 (H1) 所排除的短回路。第 VI 节若测得阈值随 </w:t>
-      </w:r>
-      <w:r>
-        <w:rPr>
-          <w:rFonts w:ascii="Cambria Math" w:eastAsia="SimSun" w:hAnsi="Cambria Math"/>
-          <w:i w:val="false"/>
-          <w:iCs w:val="false"/>
-        </w:rPr>
-        <w:t xml:space="preserve">α</w:t>
-      </w:r>
-      <w:r>
-        <w:rPr>
-          <w:rFonts w:ascii="Times New Roman" w:cs="Times New Roman" w:eastAsia="SimSun" w:hAnsi="Times New Roman"/>
-        </w:rPr>
-        <w:t xml:space="preserve"> 移动，其幅度即为树状闭合失效的定量刻度；若测不到，则 </w:t>
-      </w:r>
-      <w:r>
-        <w:rPr>
-          <w:rFonts w:ascii="Cambria Math" w:eastAsia="SimSun" w:hAnsi="Cambria Math"/>
-          <w:i w:val="false"/>
-          <w:iCs w:val="false"/>
-        </w:rPr>
-        <w:t xml:space="preserve">α</w:t>
-      </w:r>
-      <w:r>
-        <w:rPr>
-          <w:rFonts w:ascii="Times New Roman" w:cs="Times New Roman" w:eastAsia="SimSun" w:hAnsi="Times New Roman"/>
-        </w:rPr>
-        <w:t xml:space="preserve"> 的作用只体现在阈值以外的量上。无论哪一种结果，都是有内容的。</w:t>
+        </w:rPr>
+        <w:t xml:space="preserve"> 推到有意义的范围。极性失衡 </w:t>
+      </w:r>
+      <w:r>
+        <w:rPr>
+          <w:rFonts w:ascii="Cambria Math" w:eastAsia="SimSun" w:hAnsi="Cambria Math"/>
+          <w:i w:val="false"/>
+          <w:iCs w:val="false"/>
+        </w:rPr>
+        <w:t xml:space="preserve">Δα</w:t>
+      </w:r>
+      <w:r>
+        <w:rPr>
+          <w:rFonts w:ascii="Times New Roman" w:cs="Times New Roman" w:eastAsia="SimSun" w:hAnsi="Times New Roman"/>
+        </w:rPr>
+        <w:t xml:space="preserve"> 是例外，它可被驱动到 </w:t>
+      </w:r>
+      <w:r>
+        <w:rPr>
+          <w:rFonts w:ascii="Cambria Math" w:eastAsia="SimSun" w:hAnsi="Cambria Math"/>
+          <w:i w:val="false"/>
+          <w:iCs w:val="false"/>
+        </w:rPr>
+        <w:t xml:space="preserve">0.108</w:t>
+      </w:r>
+      <w:r>
+        <w:rPr>
+          <w:rFonts w:ascii="Times New Roman" w:cs="Times New Roman" w:eastAsia="SimSun" w:hAnsi="Times New Roman"/>
+        </w:rPr>
+        <w:t xml:space="preserve">，故第 VI 节对它的上界测量不受此限。</w:t>
       </w:r>
     </w:p>
     <w:p>

--- a/drafts/sir-directed-hypergraphs/manuscript.docx
+++ b/drafts/sir-directed-hypergraphs/manuscript.docx
@@ -4736,7 +4736,7 @@
         <w:rPr>
           <w:rFonts w:ascii="Times New Roman" w:cs="Times New Roman" w:eastAsia="SimSun" w:hAnsi="Times New Roman"/>
         </w:rPr>
-        <w:t xml:space="preserve">——过程立即停在初态，爆发规模恒为 </w:t>
+        <w:t xml:space="preserve">——过程只以种子自身康复告终，爆发规模恒为 </w:t>
       </w:r>
       <w:r>
         <w:rPr>
@@ -11530,29 +11530,75 @@
         <w:rPr>
           <w:rFonts w:ascii="Times New Roman" w:cs="Times New Roman" w:eastAsia="SimSun" w:hAnsi="Times New Roman"/>
         </w:rPr>
-        <w:t xml:space="preserve"> 在阈值邻域并不可忽略（自限爆发的规模下界为 </w:t>
-      </w:r>
-      <w:r>
-        <w:rPr>
-          <w:rFonts w:ascii="Cambria Math" w:eastAsia="SimSun" w:hAnsi="Cambria Math"/>
-          <w:i w:val="false"/>
-          <w:iCs w:val="false"/>
-        </w:rPr>
-        <w:t xml:space="preserve">1/</w:t>
-      </w:r>
-      <w:r>
-        <w:rPr>
-          <w:rFonts w:ascii="Cambria Math" w:eastAsia="SimSun" w:hAnsi="Cambria Math"/>
-          <w:i/>
-          <w:iCs/>
-        </w:rPr>
-        <w:t xml:space="preserve">N</w:t>
-      </w:r>
-      <w:r>
-        <w:rPr>
-          <w:rFonts w:ascii="Times New Roman" w:cs="Times New Roman" w:eastAsia="SimSun" w:hAnsi="Times New Roman"/>
-        </w:rPr>
-        <w:t xml:space="preserve">，其贡献与 </w:t>
+        <w:t xml:space="preserve"> 在阈值邻域并不可忽略：那里绝大多数实现是自限的（</w:t>
+      </w:r>
+      <w:r>
+        <w:rPr>
+          <w:rFonts w:ascii="Cambria Math" w:eastAsia="SimSun" w:hAnsi="Cambria Math"/>
+          <w:i w:val="false"/>
+          <w:iCs w:val="false"/>
+        </w:rPr>
+        <w:t xml:space="preserve">1-Π</w:t>
+      </w:r>
+      <w:r>
+        <w:rPr>
+          <w:rFonts w:ascii="Times New Roman" w:cs="Times New Roman" w:eastAsia="SimSun" w:hAnsi="Times New Roman"/>
+        </w:rPr>
+        <w:t xml:space="preserve"> 接近 1），预跑测得自限项 </w:t>
+      </w:r>
+      <w:r>
+        <w:rPr>
+          <w:rFonts w:ascii="Cambria Math" w:eastAsia="SimSun" w:hAnsi="Cambria Math"/>
+          <w:i w:val="false"/>
+          <w:iCs w:val="false"/>
+        </w:rPr>
+        <w:t xml:space="preserve">(1-Π)</w:t>
+      </w:r>
+      <w:r>
+        <w:rPr>
+          <w:rFonts w:ascii="Cambria Math" w:eastAsia="SimSun" w:hAnsi="Cambria Math"/>
+          <w:i/>
+          <w:iCs/>
+        </w:rPr>
+        <w:t xml:space="preserve">s</w:t>
+      </w:r>
+      <w:r>
+        <w:rPr>
+          <w:rFonts w:ascii="Cambria Math" w:eastAsia="SimSun" w:hAnsi="Cambria Math"/>
+          <w:i w:val="false"/>
+          <w:iCs w:val="false"/>
+          <w:vertAlign w:val="subscript"/>
+        </w:rPr>
+        <w:t xml:space="preserve">&lt;</w:t>
+      </w:r>
+      <w:r>
+        <w:rPr>
+          <w:rFonts w:ascii="Times New Roman" w:cs="Times New Roman" w:eastAsia="SimSun" w:hAnsi="Times New Roman"/>
+        </w:rPr>
+        <w:t xml:space="preserve"> 在 </w:t>
+      </w:r>
+      <w:r>
+        <w:rPr>
+          <w:rFonts w:ascii="Cambria Math" w:eastAsia="SimSun" w:hAnsi="Cambria Math"/>
+          <w:i w:val="false"/>
+          <w:iCs w:val="false"/>
+        </w:rPr>
+        <w:t xml:space="preserve">λ=λ</w:t>
+      </w:r>
+      <w:r>
+        <w:rPr>
+          <w:rFonts w:ascii="Cambria Math" w:eastAsia="SimSun" w:hAnsi="Cambria Math"/>
+          <w:i w:val="false"/>
+          <w:iCs w:val="false"/>
+          <w:vertAlign w:val="subscript"/>
+        </w:rPr>
+        <w:t xml:space="preserve">c</w:t>
+      </w:r>
+      <w:r>
+        <w:rPr>
+          <w:rFonts w:ascii="Times New Roman" w:cs="Times New Roman" w:eastAsia="SimSun" w:hAnsi="Times New Roman"/>
+        </w:rPr>
+        <w:t xml:space="preserve"> 处占 </w:t>
       </w:r>
       <w:r>
         <w:rPr>
@@ -11582,7 +11628,21 @@
         <w:rPr>
           <w:rFonts w:ascii="Times New Roman" w:cs="Times New Roman" w:eastAsia="SimSun" w:hAnsi="Times New Roman"/>
         </w:rPr>
-        <w:t xml:space="preserve"> 同量级），因此补偿关系须按上式逐项核算，不能简化为 </w:t>
+        <w:t xml:space="preserve"> 的 </w:t>
+      </w:r>
+      <w:r>
+        <w:rPr>
+          <w:rFonts w:ascii="Cambria Math" w:eastAsia="SimSun" w:hAnsi="Cambria Math"/>
+          <w:i w:val="false"/>
+          <w:iCs w:val="false"/>
+        </w:rPr>
+        <w:t xml:space="preserve">47%</w:t>
+      </w:r>
+      <w:r>
+        <w:rPr>
+          <w:rFonts w:ascii="Times New Roman" w:cs="Times New Roman" w:eastAsia="SimSun" w:hAnsi="Times New Roman"/>
+        </w:rPr>
+        <w:t xml:space="preserve">。因此补偿关系须按上式逐项核算，不能简化为 </w:t>
       </w:r>
       <w:r>
         <w:rPr>
@@ -12338,7 +12398,7 @@
         <w:rPr>
           <w:rFonts w:ascii="Times New Roman" w:cs="Times New Roman" w:eastAsia="SimSun" w:hAnsi="Times New Roman"/>
         </w:rPr>
-        <w:t xml:space="preserve">命题 1 与命题 2 都是关于系综平均的陈述。对单个实现 </w:t>
+        <w:t xml:space="preserve">两条命题的适用层级不同：命题 1 是关于结构系综的陈述，命题 2 则对每个 </w:t>
       </w:r>
       <w:r>
         <w:rPr>
@@ -12352,7 +12412,7 @@
         <w:rPr>
           <w:rFonts w:ascii="Times New Roman" w:cs="Times New Roman" w:eastAsia="SimSun" w:hAnsi="Times New Roman"/>
         </w:rPr>
-        <w:t xml:space="preserve">，</w:t>
+        <w:t xml:space="preserve"> 单独成立——这正是它可以在单个不对称结构上被检验的原因。但两者针对的都是已对动力学随机性与种子取过平均的 </w:t>
       </w:r>
       <w:r>
         <w:rPr>
@@ -12390,6 +12450,20 @@
         <w:rPr>
           <w:rFonts w:ascii="Times New Roman" w:cs="Times New Roman" w:eastAsia="SimSun" w:hAnsi="Times New Roman"/>
         </w:rPr>
+        <w:t xml:space="preserve">；单次仿真的爆发规模在 </w:t>
+      </w:r>
+      <w:r>
+        <w:rPr>
+          <w:rFonts w:ascii="Cambria Math" w:eastAsia="SimSun" w:hAnsi="Cambria Math"/>
+          <w:i/>
+          <w:iCs/>
+        </w:rPr>
+        <w:t xml:space="preserve">H</w:t>
+      </w:r>
+      <w:r>
+        <w:rPr>
+          <w:rFonts w:ascii="Times New Roman" w:cs="Times New Roman" w:eastAsia="SimSun" w:hAnsi="Times New Roman"/>
+        </w:rPr>
         <w:t xml:space="preserve"> 与 </w:t>
       </w:r>
       <w:r>
@@ -12398,51 +12472,13 @@
           <w:i/>
           <w:iCs/>
         </w:rPr>
-        <w:t xml:space="preserve">S</w:t>
-      </w:r>
-      <w:r>
-        <w:rPr>
-          <w:rFonts w:ascii="Cambria Math" w:eastAsia="SimSun" w:hAnsi="Cambria Math"/>
-          <w:i w:val="false"/>
-          <w:iCs w:val="false"/>
-        </w:rPr>
-        <w:t xml:space="preserve">[</w:t>
-      </w:r>
-      <w:r>
-        <w:rPr>
-          <w:rFonts w:ascii="Cambria Math" w:eastAsia="SimSun" w:hAnsi="Cambria Math"/>
-          <w:i/>
-          <w:iCs/>
-        </w:rPr>
         <w:t xml:space="preserve">RH</w:t>
       </w:r>
       <w:r>
         <w:rPr>
-          <w:rFonts w:ascii="Cambria Math" w:eastAsia="SimSun" w:hAnsi="Cambria Math"/>
-          <w:i w:val="false"/>
-          <w:iCs w:val="false"/>
-        </w:rPr>
-        <w:t xml:space="preserve">]</w:t>
-      </w:r>
-      <w:r>
-        <w:rPr>
-          <w:rFonts w:ascii="Times New Roman" w:cs="Times New Roman" w:eastAsia="SimSun" w:hAnsi="Times New Roman"/>
-        </w:rPr>
-        <w:t xml:space="preserve"> 一般不等，其差为有限尺寸涨落，随 </w:t>
-      </w:r>
-      <w:r>
-        <w:rPr>
-          <w:rFonts w:ascii="Cambria Math" w:eastAsia="SimSun" w:hAnsi="Cambria Math"/>
-          <w:i/>
-          <w:iCs/>
-        </w:rPr>
-        <w:t xml:space="preserve">N</w:t>
-      </w:r>
-      <w:r>
-        <w:rPr>
-          <w:rFonts w:ascii="Times New Roman" w:cs="Times New Roman" w:eastAsia="SimSun" w:hAnsi="Times New Roman"/>
-        </w:rPr>
-        <w:t xml:space="preserve"> 增大而趋零。</w:t>
+          <w:rFonts w:ascii="Times New Roman" w:cs="Times New Roman" w:eastAsia="SimSun" w:hAnsi="Times New Roman"/>
+        </w:rPr>
+        <w:t xml:space="preserve"> 之间自然不等，其差是有限次抽样的涨落，随实现数增大而趋零。</w:t>
       </w:r>
     </w:p>
     <w:p>
@@ -18987,7 +19023,7 @@
         <w:rPr>
           <w:rFonts w:ascii="Times New Roman" w:cs="Times New Roman" w:eastAsia="SimSun" w:hAnsi="Times New Roman"/>
         </w:rPr>
-        <w:t xml:space="preserve">。一阶量只有 </w:t>
+        <w:t xml:space="preserve">。一阶量是恰有一个尾成员曾被感染的两个态，</w:t>
       </w:r>
       <w:r>
         <w:rPr>
@@ -19065,6 +19101,36 @@
         <w:rPr>
           <w:rFonts w:ascii="Times New Roman" w:cs="Times New Roman" w:eastAsia="SimSun" w:hAnsi="Times New Roman"/>
         </w:rPr>
+        <w:t xml:space="preserve">；判据是曾被感染的成员数 </w:t>
+      </w:r>
+      <w:r>
+        <w:rPr>
+          <w:rFonts w:ascii="Cambria Math" w:eastAsia="SimSun" w:hAnsi="Cambria Math"/>
+          <w:i/>
+          <w:iCs/>
+        </w:rPr>
+        <w:t xml:space="preserve">b</w:t>
+      </w:r>
+      <w:r>
+        <w:rPr>
+          <w:rFonts w:ascii="Cambria Math" w:eastAsia="SimSun" w:hAnsi="Cambria Math"/>
+          <w:i w:val="false"/>
+          <w:iCs w:val="false"/>
+        </w:rPr>
+        <w:t xml:space="preserve">+</w:t>
+      </w:r>
+      <w:r>
+        <w:rPr>
+          <w:rFonts w:ascii="Cambria Math" w:eastAsia="SimSun" w:hAnsi="Cambria Math"/>
+          <w:i/>
+          <w:iCs/>
+        </w:rPr>
+        <w:t xml:space="preserve">c</w:t>
+      </w:r>
+      <w:r>
+        <w:rPr>
+          <w:rFonts w:ascii="Times New Roman" w:cs="Times New Roman" w:eastAsia="SimSun" w:hAnsi="Times New Roman"/>
+        </w:rPr>
         <w:t xml:space="preserve">，</w:t>
       </w:r>
       <w:r>
@@ -19081,13 +19147,181 @@
           <w:i w:val="false"/>
           <w:iCs w:val="false"/>
         </w:rPr>
+        <w:t xml:space="preserve">+</w:t>
+      </w:r>
+      <w:r>
+        <w:rPr>
+          <w:rFonts w:ascii="Cambria Math" w:eastAsia="SimSun" w:hAnsi="Cambria Math"/>
+          <w:i/>
+          <w:iCs/>
+        </w:rPr>
+        <w:t xml:space="preserve">c</w:t>
+      </w:r>
+      <w:r>
+        <w:rPr>
+          <w:rFonts w:ascii="Cambria Math" w:eastAsia="SimSun" w:hAnsi="Cambria Math"/>
+          <w:i w:val="false"/>
+          <w:iCs w:val="false"/>
+        </w:rPr>
         <w:t xml:space="preserve">≥2</w:t>
       </w:r>
       <w:r>
         <w:rPr>
           <w:rFonts w:ascii="Times New Roman" w:cs="Times New Roman" w:eastAsia="SimSun" w:hAnsi="Times New Roman"/>
         </w:rPr>
-        <w:t xml:space="preserve"> 的态为二阶。由 (28) 有 </w:t>
+        <w:t xml:space="preserve"> 的态为二阶——注意 </w:t>
+      </w:r>
+      <w:r>
+        <w:rPr>
+          <w:rFonts w:ascii="Cambria Math" w:eastAsia="SimSun" w:hAnsi="Cambria Math"/>
+          <w:i/>
+          <w:iCs/>
+        </w:rPr>
+        <w:t xml:space="preserve">x</w:t>
+      </w:r>
+      <w:r>
+        <w:rPr>
+          <w:rFonts w:ascii="Cambria Math" w:eastAsia="SimSun" w:hAnsi="Cambria Math"/>
+          <w:i w:val="false"/>
+          <w:iCs w:val="false"/>
+          <w:vertAlign w:val="subscript"/>
+        </w:rPr>
+        <w:t xml:space="preserve">τ-2,1,1</w:t>
+      </w:r>
+      <w:r>
+        <w:rPr>
+          <w:rFonts w:ascii="Times New Roman" w:cs="Times New Roman" w:eastAsia="SimSun" w:hAnsi="Times New Roman"/>
+        </w:rPr>
+        <w:t xml:space="preserve"> 虽然 </w:t>
+      </w:r>
+      <w:r>
+        <w:rPr>
+          <w:rFonts w:ascii="Cambria Math" w:eastAsia="SimSun" w:hAnsi="Cambria Math"/>
+          <w:i/>
+          <w:iCs/>
+        </w:rPr>
+        <w:t xml:space="preserve">b</w:t>
+      </w:r>
+      <w:r>
+        <w:rPr>
+          <w:rFonts w:ascii="Cambria Math" w:eastAsia="SimSun" w:hAnsi="Cambria Math"/>
+          <w:i w:val="false"/>
+          <w:iCs w:val="false"/>
+        </w:rPr>
+        <w:t xml:space="preserve">=1</w:t>
+      </w:r>
+      <w:r>
+        <w:rPr>
+          <w:rFonts w:ascii="Times New Roman" w:cs="Times New Roman" w:eastAsia="SimSun" w:hAnsi="Times New Roman"/>
+        </w:rPr>
+        <w:t xml:space="preserve"> 也在其中。由两个种子规模积分读出各态随 </w:t>
+      </w:r>
+      <w:r>
+        <w:rPr>
+          <w:rFonts w:ascii="Cambria Math" w:eastAsia="SimSun" w:hAnsi="Cambria Math"/>
+          <w:i w:val="false"/>
+          <w:iCs w:val="false"/>
+        </w:rPr>
+        <w:t xml:space="preserve">ε</w:t>
+      </w:r>
+      <w:r>
+        <w:rPr>
+          <w:rFonts w:ascii="Times New Roman" w:cs="Times New Roman" w:eastAsia="SimSun" w:hAnsi="Times New Roman"/>
+        </w:rPr>
+        <w:t xml:space="preserve"> 的幂次，测得阶数逐态等于 </w:t>
+      </w:r>
+      <w:r>
+        <w:rPr>
+          <w:rFonts w:ascii="Cambria Math" w:eastAsia="SimSun" w:hAnsi="Cambria Math"/>
+          <w:i/>
+          <w:iCs/>
+        </w:rPr>
+        <w:t xml:space="preserve">b</w:t>
+      </w:r>
+      <w:r>
+        <w:rPr>
+          <w:rFonts w:ascii="Cambria Math" w:eastAsia="SimSun" w:hAnsi="Cambria Math"/>
+          <w:i w:val="false"/>
+          <w:iCs w:val="false"/>
+        </w:rPr>
+        <w:t xml:space="preserve">+</w:t>
+      </w:r>
+      <w:r>
+        <w:rPr>
+          <w:rFonts w:ascii="Cambria Math" w:eastAsia="SimSun" w:hAnsi="Cambria Math"/>
+          <w:i/>
+          <w:iCs/>
+        </w:rPr>
+        <w:t xml:space="preserve">c</w:t>
+      </w:r>
+      <w:r>
+        <w:rPr>
+          <w:rFonts w:ascii="Times New Roman" w:cs="Times New Roman" w:eastAsia="SimSun" w:hAnsi="Times New Roman"/>
+        </w:rPr>
+        <w:t xml:space="preserve">（</w:t>
+      </w:r>
+      <w:r>
+        <w:rPr>
+          <w:rFonts w:ascii="Cambria Math" w:eastAsia="SimSun" w:hAnsi="Cambria Math"/>
+          <w:i w:val="false"/>
+          <w:iCs w:val="false"/>
+        </w:rPr>
+        <w:t xml:space="preserve">τ=3</w:t>
+      </w:r>
+      <w:r>
+        <w:rPr>
+          <w:rFonts w:ascii="Times New Roman" w:cs="Times New Roman" w:eastAsia="SimSun" w:hAnsi="Times New Roman"/>
+        </w:rPr>
+        <w:t xml:space="preserve">，见 </w:t>
+      </w:r>
+      <w:r>
+        <w:rPr>
+          <w:rFonts w:ascii="Consolas" w:eastAsia="SimSun" w:hAnsi="Consolas"/>
+        </w:rPr>
+        <w:t xml:space="preserve">tools/check_order_counting.py</w:t>
+      </w:r>
+      <w:r>
+        <w:rPr>
+          <w:rFonts w:ascii="Times New Roman" w:cs="Times New Roman" w:eastAsia="SimSun" w:hAnsi="Times New Roman"/>
+        </w:rPr>
+        <w:t xml:space="preserve">）。</w:t>
+      </w:r>
+      <w:r>
+        <w:rPr>
+          <w:rFonts w:ascii="Cambria Math" w:eastAsia="SimSun" w:hAnsi="Cambria Math"/>
+          <w:i w:val="false"/>
+          <w:iCs w:val="false"/>
+        </w:rPr>
+        <w:t xml:space="preserve">Φ</w:t>
+      </w:r>
+      <w:r>
+        <w:rPr>
+          <w:rFonts w:ascii="Cambria Math" w:eastAsia="SimSun" w:hAnsi="Cambria Math"/>
+          <w:i w:val="false"/>
+          <w:iCs w:val="false"/>
+          <w:vertAlign w:val="subscript"/>
+        </w:rPr>
+        <w:t xml:space="preserve">A</w:t>
+      </w:r>
+      <w:r>
+        <w:rPr>
+          <w:rFonts w:ascii="Times New Roman" w:cs="Times New Roman" w:eastAsia="SimSun" w:hAnsi="Times New Roman"/>
+        </w:rPr>
+        <w:t xml:space="preserve"> 的一阶部分因而只有 </w:t>
+      </w:r>
+      <w:r>
+        <w:rPr>
+          <w:rFonts w:ascii="Cambria Math" w:eastAsia="SimSun" w:hAnsi="Cambria Math"/>
+          <w:i/>
+          <w:iCs/>
+        </w:rPr>
+        <w:t xml:space="preserve">p</w:t>
+      </w:r>
+      <w:r>
+        <w:rPr>
+          <w:rFonts w:ascii="Times New Roman" w:cs="Times New Roman" w:eastAsia="SimSun" w:hAnsi="Times New Roman"/>
+        </w:rPr>
+        <w:t xml:space="preserve">。由 (28) 有 </w:t>
       </w:r>
       <w:r>
         <w:rPr>
@@ -21724,7 +21958,7 @@
         <w:rPr>
           <w:rFonts w:ascii="Times New Roman" w:cs="Times New Roman" w:eastAsia="SimSun" w:hAnsi="Times New Roman"/>
         </w:rPr>
-        <w:t xml:space="preserve"> 挪动约 </w:t>
+        <w:t xml:space="preserve"> 挪动 </w:t>
       </w:r>
       <w:r>
         <w:rPr>
@@ -21738,6 +21972,20 @@
         <w:rPr>
           <w:rFonts w:ascii="Times New Roman" w:cs="Times New Roman" w:eastAsia="SimSun" w:hAnsi="Times New Roman"/>
         </w:rPr>
+        <w:t xml:space="preserve">–</w:t>
+      </w:r>
+      <w:r>
+        <w:rPr>
+          <w:rFonts w:ascii="Cambria Math" w:eastAsia="SimSun" w:hAnsi="Cambria Math"/>
+          <w:i w:val="false"/>
+          <w:iCs w:val="false"/>
+        </w:rPr>
+        <w:t xml:space="preserve">0.006</w:t>
+      </w:r>
+      <w:r>
+        <w:rPr>
+          <w:rFonts w:ascii="Times New Roman" w:cs="Times New Roman" w:eastAsia="SimSun" w:hAnsi="Times New Roman"/>
+        </w:rPr>
         <w:t xml:space="preserve">（</w:t>
       </w:r>
       <w:r>
@@ -21782,7 +22030,7 @@
         <w:rPr>
           <w:rFonts w:ascii="Times New Roman" w:cs="Times New Roman" w:eastAsia="SimSun" w:hAnsi="Times New Roman"/>
         </w:rPr>
-        <w:t xml:space="preserve"> 两处测量一致），在如此窄的区间上仿真的变化不可分辨，因而检验这一预言必须先有第 V 节的定向重连工具把 </w:t>
+        <w:t xml:space="preserve"> 两处测量），在如此窄的区间上仿真的变化不可分辨，因而检验这一预言必须先有第 V 节的定向重连工具把 </w:t>
       </w:r>
       <w:r>
         <w:rPr>
@@ -24802,7 +25050,7 @@
         <w:rPr>
           <w:rFonts w:ascii="Times New Roman" w:cs="Times New Roman" w:eastAsia="SimSun" w:hAnsi="Times New Roman"/>
         </w:rPr>
-        <w:t xml:space="preserve">）。偏差始终为正，且在阈值邻域出现尖峰。这一高估是有限尺寸效应而非闭合误差，已直接验证：在 </w:t>
+        <w:t xml:space="preserve">）。偏差在亚临界区与阈值邻域一律为正，并在阈值邻域出现尖峰，深超临界区则收敛到零。这一高估是有限尺寸效应而非闭合误差，已直接验证：在 </w:t>
       </w:r>
       <w:r>
         <w:rPr>

--- a/drafts/sir-directed-hypergraphs/manuscript.docx
+++ b/drafts/sir-directed-hypergraphs/manuscript.docx
@@ -113,7 +113,7 @@
         <w:rPr>
           <w:rFonts w:ascii="Times New Roman" w:cs="Times New Roman" w:eastAsia="SimSun" w:hAnsi="Times New Roman"/>
         </w:rPr>
-        <w:t xml:space="preserve"> 个尾成员共同驱动——激活时长是各成员感染期之并，闭合变量不能逐成员相乘。以尾集中易感、感染、康复的成员计数为状态，可把"尚未传递"重写为一条带湮灭的 Markov 链，得到 </w:t>
+        <w:t xml:space="preserve"> 个尾成员共同驱动——激活时长是各成员感染期之并，闭合变量不能逐成员相乘。以尾集中易感、感染、康复的成员计数为状态，可把"尚未传递"写成一条以传递事件为消灭机制的 Markov 链，得到 </w:t>
       </w:r>
       <w:r>
         <w:rPr>
@@ -711,7 +711,7 @@
         <w:rPr>
           <w:rFonts w:ascii="Times New Roman" w:cs="Times New Roman" w:eastAsia="SimSun" w:hAnsi="Times New Roman"/>
         </w:rPr>
-        <w:t xml:space="preserve"> 个尾成员共同驱动——激活时长是各成员感染期之并，因而闭合变量不能逐成员相乘。以尾集中易感、感染、康复的成员计数为状态，可把"尚未传递"重新写成一条带湮灭的 Markov 链，得到 </w:t>
+        <w:t xml:space="preserve"> 个尾成员共同驱动——激活时长是各成员感染期之并，因而闭合变量不能逐成员相乘。以尾集中易感、感染、康复的成员计数为状态，可把"尚未传递"写成一条以传递事件为消灭机制的 Markov 链——等价于给该链添一个"已传递"的吸收态——得到 </w:t>
       </w:r>
       <w:r>
         <w:rPr>
@@ -15713,7 +15713,92 @@
         <w:rPr>
           <w:rFonts w:ascii="Times New Roman" w:cs="Times New Roman" w:eastAsia="SimSun" w:hAnsi="Times New Roman"/>
         </w:rPr>
-        <w:t xml:space="preserve"> 把概率移出"未传递"类，即一个</w:t>
+        <w:t xml:space="preserve"> 把概率移出"未传递"类。等价地，在 </w:t>
+      </w:r>
+      <w:r>
+        <w:rPr>
+          <w:rFonts w:ascii="Cambria Math" w:eastAsia="SimSun" w:hAnsi="Cambria Math"/>
+          <w:i w:val="false"/>
+          <w:iCs w:val="false"/>
+        </w:rPr>
+        <w:t xml:space="preserve">(</w:t>
+      </w:r>
+      <w:r>
+        <w:rPr>
+          <w:rFonts w:ascii="Cambria Math" w:eastAsia="SimSun" w:hAnsi="Cambria Math"/>
+          <w:i/>
+          <w:iCs/>
+        </w:rPr>
+        <w:t xml:space="preserve">a</w:t>
+      </w:r>
+      <w:r>
+        <w:rPr>
+          <w:rFonts w:ascii="Cambria Math" w:eastAsia="SimSun" w:hAnsi="Cambria Math"/>
+          <w:i w:val="false"/>
+          <w:iCs w:val="false"/>
+        </w:rPr>
+        <w:t xml:space="preserve">,</w:t>
+      </w:r>
+      <w:r>
+        <w:rPr>
+          <w:rFonts w:ascii="Cambria Math" w:eastAsia="SimSun" w:hAnsi="Cambria Math"/>
+          <w:i/>
+          <w:iCs/>
+        </w:rPr>
+        <w:t xml:space="preserve">b</w:t>
+      </w:r>
+      <w:r>
+        <w:rPr>
+          <w:rFonts w:ascii="Cambria Math" w:eastAsia="SimSun" w:hAnsi="Cambria Math"/>
+          <w:i w:val="false"/>
+          <w:iCs w:val="false"/>
+        </w:rPr>
+        <w:t xml:space="preserve">,</w:t>
+      </w:r>
+      <w:r>
+        <w:rPr>
+          <w:rFonts w:ascii="Cambria Math" w:eastAsia="SimSun" w:hAnsi="Cambria Math"/>
+          <w:i/>
+          <w:iCs/>
+        </w:rPr>
+        <w:t xml:space="preserve">c</w:t>
+      </w:r>
+      <w:r>
+        <w:rPr>
+          <w:rFonts w:ascii="Cambria Math" w:eastAsia="SimSun" w:hAnsi="Cambria Math"/>
+          <w:i w:val="false"/>
+          <w:iCs w:val="false"/>
+        </w:rPr>
+        <w:t xml:space="preserve">)</w:t>
+      </w:r>
+      <w:r>
+        <w:rPr>
+          <w:rFonts w:ascii="Times New Roman" w:cs="Times New Roman" w:eastAsia="SimSun" w:hAnsi="Times New Roman"/>
+        </w:rPr>
+        <w:t xml:space="preserve"> 之外添一个"已传递"的吸收态，则整体是一条标准的连续时间 Markov 链，而 </w:t>
+      </w:r>
+      <w:r>
+        <w:rPr>
+          <w:rFonts w:ascii="Cambria Math" w:eastAsia="SimSun" w:hAnsi="Cambria Math"/>
+          <w:i/>
+          <w:iCs/>
+        </w:rPr>
+        <w:t xml:space="preserve">x</w:t>
+      </w:r>
+      <w:r>
+        <w:rPr>
+          <w:rFonts w:ascii="Cambria Math" w:eastAsia="SimSun" w:hAnsi="Cambria Math"/>
+          <w:i w:val="false"/>
+          <w:iCs w:val="false"/>
+          <w:vertAlign w:val="subscript"/>
+        </w:rPr>
+        <w:t xml:space="preserve">abc</w:t>
+      </w:r>
+      <w:r>
+        <w:rPr>
+          <w:rFonts w:ascii="Times New Roman" w:cs="Times New Roman" w:eastAsia="SimSun" w:hAnsi="Times New Roman"/>
+        </w:rPr>
+        <w:t xml:space="preserve"> 是其未被吸收部分的</w:t>
       </w:r>
       <w:r>
         <w:rPr>
@@ -15721,13 +15806,105 @@
           <w:b/>
           <w:bCs/>
         </w:rPr>
-        <w:t xml:space="preserve">带湮灭的 Markov 链</w:t>
-      </w:r>
-      <w:r>
-        <w:rPr>
-          <w:rFonts w:ascii="Times New Roman" w:cs="Times New Roman" w:eastAsia="SimSun" w:hAnsi="Times New Roman"/>
-        </w:rPr>
-        <w:t xml:space="preserve">。据此</w:t>
+        <w:t xml:space="preserve">子概率</w:t>
+      </w:r>
+      <w:r>
+        <w:rPr>
+          <w:rFonts w:ascii="Times New Roman" w:cs="Times New Roman" w:eastAsia="SimSun" w:hAnsi="Times New Roman"/>
+        </w:rPr>
+        <w:t xml:space="preserve">，</w:t>
+      </w:r>
+      <w:r>
+        <w:rPr>
+          <w:rFonts w:ascii="Cambria Math" w:eastAsia="SimSun" w:hAnsi="Cambria Math"/>
+          <w:i w:val="false"/>
+          <w:iCs w:val="false"/>
+        </w:rPr>
+        <w:t xml:space="preserve">Σ</w:t>
+      </w:r>
+      <w:r>
+        <w:rPr>
+          <w:rFonts w:ascii="Cambria Math" w:eastAsia="SimSun" w:hAnsi="Cambria Math"/>
+          <w:i w:val="false"/>
+          <w:iCs w:val="false"/>
+          <w:vertAlign w:val="subscript"/>
+        </w:rPr>
+        <w:t xml:space="preserve">abc</w:t>
+      </w:r>
+      <w:r>
+        <w:rPr>
+          <w:rFonts w:ascii="Cambria Math" w:eastAsia="SimSun" w:hAnsi="Cambria Math"/>
+          <w:i/>
+          <w:iCs/>
+        </w:rPr>
+        <w:t xml:space="preserve">x</w:t>
+      </w:r>
+      <w:r>
+        <w:rPr>
+          <w:rFonts w:ascii="Cambria Math" w:eastAsia="SimSun" w:hAnsi="Cambria Math"/>
+          <w:i w:val="false"/>
+          <w:iCs w:val="false"/>
+          <w:vertAlign w:val="subscript"/>
+        </w:rPr>
+        <w:t xml:space="preserve">abc</w:t>
+      </w:r>
+      <w:r>
+        <w:rPr>
+          <w:rFonts w:ascii="Cambria Math" w:eastAsia="SimSun" w:hAnsi="Cambria Math"/>
+          <w:i w:val="false"/>
+          <w:iCs w:val="false"/>
+        </w:rPr>
+        <w:t xml:space="preserve">=Φ≤1</w:t>
+      </w:r>
+      <w:r>
+        <w:rPr>
+          <w:rFonts w:ascii="Times New Roman" w:cs="Times New Roman" w:eastAsia="SimSun" w:hAnsi="Times New Roman"/>
+        </w:rPr>
+        <w:t xml:space="preserve">；概率论中这称为以速率 </w:t>
+      </w:r>
+      <w:r>
+        <w:rPr>
+          <w:rFonts w:ascii="Cambria Math" w:eastAsia="SimSun" w:hAnsi="Cambria Math"/>
+          <w:i w:val="false"/>
+          <w:iCs w:val="false"/>
+        </w:rPr>
+        <w:t xml:space="preserve">β 1[</w:t>
+      </w:r>
+      <w:r>
+        <w:rPr>
+          <w:rFonts w:ascii="Cambria Math" w:eastAsia="SimSun" w:hAnsi="Cambria Math"/>
+          <w:i/>
+          <w:iCs/>
+        </w:rPr>
+        <w:t xml:space="preserve">b</w:t>
+      </w:r>
+      <w:r>
+        <w:rPr>
+          <w:rFonts w:ascii="Cambria Math" w:eastAsia="SimSun" w:hAnsi="Cambria Math"/>
+          <w:i w:val="false"/>
+          <w:iCs w:val="false"/>
+        </w:rPr>
+        <w:t xml:space="preserve">≥θ]</w:t>
+      </w:r>
+      <w:r>
+        <w:rPr>
+          <w:rFonts w:ascii="Times New Roman" w:cs="Times New Roman" w:eastAsia="SimSun" w:hAnsi="Times New Roman"/>
+        </w:rPr>
+        <w:t xml:space="preserve"> </w:t>
+      </w:r>
+      <w:r>
+        <w:rPr>
+          <w:rFonts w:ascii="Times New Roman" w:cs="Times New Roman" w:eastAsia="SimSun" w:hAnsi="Times New Roman"/>
+          <w:b/>
+          <w:bCs/>
+        </w:rPr>
+        <w:t xml:space="preserve">消灭</w:t>
+      </w:r>
+      <w:r>
+        <w:rPr>
+          <w:rFonts w:ascii="Times New Roman" w:cs="Times New Roman" w:eastAsia="SimSun" w:hAnsi="Times New Roman"/>
+        </w:rPr>
+        <w:t xml:space="preserve">（killing）的 Markov 链，其半群为次随机的，而 (22) 正是它的 Feynman–Kac 表示。据此</w:t>
       </w:r>
     </w:p>
     <w:p>
@@ -18735,7 +18912,7 @@
         <w:rPr>
           <w:rFonts w:ascii="Times New Roman" w:cs="Times New Roman" w:eastAsia="SimSun" w:hAnsi="Times New Roman"/>
         </w:rPr>
-        <w:t xml:space="preserve"> (29) 中只有湮灭项的指示函数依赖于 </w:t>
+        <w:t xml:space="preserve"> (29) 中只有消灭项的指示函数依赖于 </w:t>
       </w:r>
       <w:r>
         <w:rPr>

--- a/drafts/sir-directed-hypergraphs/manuscript.docx
+++ b/drafts/sir-directed-hypergraphs/manuscript.docx
@@ -436,21 +436,7 @@
         <w:rPr>
           <w:rFonts w:ascii="Times New Roman" w:cs="Times New Roman" w:eastAsia="SimSun" w:hAnsi="Times New Roman"/>
         </w:rPr>
-        <w:t xml:space="preserve">许多传染并非沿边逐个发生，而是在一个群体内集体发生 [1, 2]，这类高阶交互在真实数据中普遍存在 [3]。但群体交互往往是</w:t>
-      </w:r>
-      <w:r>
-        <w:rPr>
-          <w:rFonts w:ascii="Times New Roman" w:cs="Times New Roman" w:eastAsia="SimSun" w:hAnsi="Times New Roman"/>
-          <w:b/>
-          <w:bCs/>
-        </w:rPr>
-        <w:t xml:space="preserve">有向</w:t>
-      </w:r>
-      <w:r>
-        <w:rPr>
-          <w:rFonts w:ascii="Times New Roman" w:cs="Times New Roman" w:eastAsia="SimSun" w:hAnsi="Times New Roman"/>
-        </w:rPr>
-        <w:t xml:space="preserve">的：施加影响的一方与接受影响的一方并不对称。代谢反应把一组底物转化为一组产物 [4]，比特币交易与引用数据同样是一组主体指向另一组 [5]。有向超图正是为刻画这种不对称而设的形式化——每条超边分为施加影响的尾集与接受影响的头集（二者不相交），这一结构在算法与运筹领域已使用三十余年 [6]。</w:t>
+        <w:t xml:space="preserve">许多传染并非沿边逐个发生，而是在一个群体内集体发生 [1, 2]，这类高阶交互在真实数据中普遍存在 [3]。但群体交互往往是有向的：施加影响的一方与接受影响的一方并不对称。代谢反应把一组底物转化为一组产物 [4]，比特币交易与引用数据同样是一组主体指向另一组 [5]。有向超图正是为刻画这种不对称而设的形式化——每条超边分为施加影响的尾集与接受影响的头集（二者不相交），这一结构在算法与运筹领域已使用三十余年 [6]。</w:t>
       </w:r>
     </w:p>
     <w:p>
@@ -533,21 +519,7 @@
         <w:rPr>
           <w:rFonts w:ascii="Times New Roman" w:cs="Times New Roman" w:eastAsia="SimSun" w:hAnsi="Times New Roman"/>
         </w:rPr>
-        <w:t xml:space="preserve">，二阶矩发散时趋零，无标度网络上的 SIS 模型给出过同一结论 [10]；方程给出峰值与时间演化——Volz 的低维闭合 [11] 经 Miller 等整理为边基房室模型（EBCM），以"沿一条边尚未传来感染"的概率为核心变量 [12]；二者可相互印证 [13]。方向性作为</w:t>
-      </w:r>
-      <w:r>
-        <w:rPr>
-          <w:rFonts w:ascii="Times New Roman" w:cs="Times New Roman" w:eastAsia="SimSun" w:hAnsi="Times New Roman"/>
-          <w:b/>
-          <w:bCs/>
-        </w:rPr>
-        <w:t xml:space="preserve">成对</w:t>
-      </w:r>
-      <w:r>
-        <w:rPr>
-          <w:rFonts w:ascii="Times New Roman" w:cs="Times New Roman" w:eastAsia="SimSun" w:hAnsi="Times New Roman"/>
-        </w:rPr>
-        <w:t xml:space="preserve">网络的属性也已处理成熟：有向随机图各巨分支的规模由入出度联合分布决定 [14]，阈值与分支规模可解析求出 [15, 16]，且再生数经 </w:t>
+        <w:t xml:space="preserve">，二阶矩发散时趋零，无标度网络上的 SIS 模型给出过同一结论 [10]；方程给出峰值与时间演化——Volz 的低维闭合 [11] 经 Miller 等整理为边基房室模型（EBCM），以"沿一条边尚未传来感染"的概率为核心变量 [12]；二者可相互印证 [13]。方向性作为成对网络的属性也已处理成熟：有向随机图各巨分支的规模由入出度联合分布决定 [14]，阈值与分支规模可解析求出 [15, 16]，且再生数经 </w:t>
       </w:r>
       <w:r>
         <w:rPr>
@@ -919,35 +891,7 @@
         <w:rPr>
           <w:rFonts w:ascii="Times New Roman" w:cs="Times New Roman" w:eastAsia="SimSun" w:hAnsi="Times New Roman"/>
         </w:rPr>
-        <w:t xml:space="preserve"> 的作用方向依传播机制而异，须分别对待：有向网络的</w:t>
-      </w:r>
-      <w:r>
-        <w:rPr>
-          <w:rFonts w:ascii="Times New Roman" w:cs="Times New Roman" w:eastAsia="SimSun" w:hAnsi="Times New Roman"/>
-          <w:b/>
-          <w:bCs/>
-        </w:rPr>
-        <w:t xml:space="preserve">阈值型</w:t>
-      </w:r>
-      <w:r>
-        <w:rPr>
-          <w:rFonts w:ascii="Times New Roman" w:cs="Times New Roman" w:eastAsia="SimSun" w:hAnsi="Times New Roman"/>
-        </w:rPr>
-        <w:t xml:space="preserve">级联中，正的入出度相关在较宽的平均入度范围内</w:t>
-      </w:r>
-      <w:r>
-        <w:rPr>
-          <w:rFonts w:ascii="Times New Roman" w:cs="Times New Roman" w:eastAsia="SimSun" w:hAnsi="Times New Roman"/>
-          <w:b/>
-          <w:bCs/>
-        </w:rPr>
-        <w:t xml:space="preserve">提高</w:t>
-      </w:r>
-      <w:r>
-        <w:rPr>
-          <w:rFonts w:ascii="Times New Roman" w:cs="Times New Roman" w:eastAsia="SimSun" w:hAnsi="Times New Roman"/>
-        </w:rPr>
-        <w:t xml:space="preserve">系统稳健性 [38]，与本文的 SIR 结果相反。原因在于阈值模型按活跃邻居的比例判定激活，高入度因而抬高激活门槛，而 SIR 中高入度只增加暴露。与精确 Gillespie 仿真 [39] 比较，闭合的偏差随系统规模趋零，均场的不然：它把阈值压低四分之一，在真实的亚临界区就给出宏观爆发。</w:t>
+        <w:t xml:space="preserve"> 的作用方向依传播机制而异，须分别对待：有向网络的阈值型级联中，正的入出度相关在较宽的平均入度范围内提高系统稳健性 [38]，与本文的 SIR 结果相反。原因在于阈值模型按活跃邻居的比例判定激活，高入度因而抬高激活门槛，而 SIR 中高入度只增加暴露。与精确 Gillespie 仿真 [39] 比较，闭合的偏差随系统规模趋零，均场的不然：它把阈值压低四分之一，在真实的亚临界区就给出宏观爆发。</w:t>
       </w:r>
     </w:p>
     <w:p>
@@ -3202,21 +3146,11 @@
         <w:rPr>
           <w:rFonts w:ascii="Times New Roman" w:cs="Times New Roman" w:eastAsia="SimSun" w:hAnsi="Times New Roman"/>
         </w:rPr>
-        <w:t xml:space="preserve"> 是</w:t>
-      </w:r>
-      <w:r>
-        <w:rPr>
-          <w:rFonts w:ascii="Times New Roman" w:cs="Times New Roman" w:eastAsia="SimSun" w:hAnsi="Times New Roman"/>
-          <w:b/>
-          <w:bCs/>
-        </w:rPr>
-        <w:t xml:space="preserve">双度序列 </w:t>
-      </w:r>
-      <w:r>
-        <w:rPr>
-          <w:rFonts w:ascii="Cambria Math" w:eastAsia="SimSun" w:hAnsi="Cambria Math"/>
-          <w:b/>
-          <w:bCs/>
+        <w:t xml:space="preserve"> 是双度序列 </w:t>
+      </w:r>
+      <w:r>
+        <w:rPr>
+          <w:rFonts w:ascii="Cambria Math" w:eastAsia="SimSun" w:hAnsi="Cambria Math"/>
           <w:i/>
           <w:iCs/>
         </w:rPr>
@@ -3225,16 +3159,8 @@
       <w:r>
         <w:rPr>
           <w:rFonts w:ascii="Times New Roman" w:cs="Times New Roman" w:eastAsia="SimSun" w:hAnsi="Times New Roman"/>
-          <w:b/>
-          <w:bCs/>
-        </w:rPr>
-        <w:t xml:space="preserve"> 的函数</w:t>
-      </w:r>
-      <w:r>
-        <w:rPr>
-          <w:rFonts w:ascii="Times New Roman" w:cs="Times New Roman" w:eastAsia="SimSun" w:hAnsi="Times New Roman"/>
-        </w:rPr>
-        <w:t xml:space="preserve">，与超边如何连接无关。因此它由系综的输入决定，一经给定即不再随超边的重排而改变：调节 </w:t>
+        </w:rPr>
+        <w:t xml:space="preserve"> 的函数，与超边如何连接无关。因此它由系综的输入决定，一经给定即不再随超边的重排而改变：调节 </w:t>
       </w:r>
       <w:r>
         <w:rPr>
@@ -5538,21 +5464,7 @@
         <w:rPr>
           <w:rFonts w:ascii="Times New Roman" w:cs="Times New Roman" w:eastAsia="SimSun" w:hAnsi="Times New Roman"/>
         </w:rPr>
-        <w:t xml:space="preserve"> 为</w:t>
-      </w:r>
-      <w:r>
-        <w:rPr>
-          <w:rFonts w:ascii="Times New Roman" w:cs="Times New Roman" w:eastAsia="SimSun" w:hAnsi="Times New Roman"/>
-          <w:b/>
-          <w:bCs/>
-        </w:rPr>
-        <w:t xml:space="preserve">共发</w:t>
-      </w:r>
-      <w:r>
-        <w:rPr>
-          <w:rFonts w:ascii="Times New Roman" w:cs="Times New Roman" w:eastAsia="SimSun" w:hAnsi="Times New Roman"/>
-        </w:rPr>
-        <w:t xml:space="preserve">，共享节点在两条超边中同为尾成员，同一感染源向两个不同头集扇出；</w:t>
+        <w:t xml:space="preserve"> 为共发，共享节点在两条超边中同为尾成员，同一感染源向两个不同头集扇出；</w:t>
       </w:r>
       <w:r>
         <w:rPr>
@@ -5575,21 +5487,7 @@
         <w:rPr>
           <w:rFonts w:ascii="Times New Roman" w:cs="Times New Roman" w:eastAsia="SimSun" w:hAnsi="Times New Roman"/>
         </w:rPr>
-        <w:t xml:space="preserve"> 为</w:t>
-      </w:r>
-      <w:r>
-        <w:rPr>
-          <w:rFonts w:ascii="Times New Roman" w:cs="Times New Roman" w:eastAsia="SimSun" w:hAnsi="Times New Roman"/>
-          <w:b/>
-          <w:bCs/>
-        </w:rPr>
-        <w:t xml:space="preserve">共收</w:t>
-      </w:r>
-      <w:r>
-        <w:rPr>
-          <w:rFonts w:ascii="Times New Roman" w:cs="Times New Roman" w:eastAsia="SimSun" w:hAnsi="Times New Roman"/>
-        </w:rPr>
-        <w:t xml:space="preserve">，共享节点同为头成员，两条超边的感染率按 (8) 在该节点上叠加（附录的头侧剂量核下，跨超边剂量亦在此累积）；</w:t>
+        <w:t xml:space="preserve"> 为共收，共享节点同为头成员，两条超边的感染率按 (8) 在该节点上叠加（附录的头侧剂量核下，跨超边剂量亦在此累积）；</w:t>
       </w:r>
       <w:r>
         <w:rPr>
@@ -5612,21 +5510,7 @@
         <w:rPr>
           <w:rFonts w:ascii="Times New Roman" w:cs="Times New Roman" w:eastAsia="SimSun" w:hAnsi="Times New Roman"/>
         </w:rPr>
-        <w:t xml:space="preserve"> 为</w:t>
-      </w:r>
-      <w:r>
-        <w:rPr>
-          <w:rFonts w:ascii="Times New Roman" w:cs="Times New Roman" w:eastAsia="SimSun" w:hAnsi="Times New Roman"/>
-          <w:b/>
-          <w:bCs/>
-        </w:rPr>
-        <w:t xml:space="preserve">串联</w:t>
-      </w:r>
-      <w:r>
-        <w:rPr>
-          <w:rFonts w:ascii="Times New Roman" w:cs="Times New Roman" w:eastAsia="SimSun" w:hAnsi="Times New Roman"/>
-        </w:rPr>
-        <w:t xml:space="preserve">，</w:t>
+        <w:t xml:space="preserve"> 为串联，</w:t>
       </w:r>
       <w:r>
         <w:rPr>
@@ -6803,21 +6687,7 @@
         <w:rPr>
           <w:rFonts w:ascii="Times New Roman" w:cs="Times New Roman" w:eastAsia="SimSun" w:hAnsi="Times New Roman"/>
         </w:rPr>
-        <w:t xml:space="preserve">其余两式同理。右端只依赖度序列，因此</w:t>
-      </w:r>
-      <w:r>
-        <w:rPr>
-          <w:rFonts w:ascii="Times New Roman" w:cs="Times New Roman" w:eastAsia="SimSun" w:hAnsi="Times New Roman"/>
-          <w:b/>
-          <w:bCs/>
-        </w:rPr>
-        <w:t xml:space="preserve">在保度约束下四个通道的重叠总量是常数</w:t>
-      </w:r>
-      <w:r>
-        <w:rPr>
-          <w:rFonts w:ascii="Times New Roman" w:cs="Times New Roman" w:eastAsia="SimSun" w:hAnsi="Times New Roman"/>
-        </w:rPr>
-        <w:t xml:space="preserve">；同质阶数下 (12) 的分母逐通道为常数，故无条件平均 </w:t>
+        <w:t xml:space="preserve">其余两式同理。右端只依赖度序列，因此在保度约束下四个通道的重叠总量是常数；同质阶数下 (12) 的分母逐通道为常数，故无条件平均 </w:t>
       </w:r>
       <w:r>
         <w:rPr>
@@ -8858,21 +8728,7 @@
         <w:rPr>
           <w:rFonts w:ascii="Times New Roman" w:cs="Times New Roman" w:eastAsia="SimSun" w:hAnsi="Times New Roman"/>
         </w:rPr>
-        <w:t xml:space="preserve"> 下为</w:t>
-      </w:r>
-      <w:r>
-        <w:rPr>
-          <w:rFonts w:ascii="Times New Roman" w:cs="Times New Roman" w:eastAsia="SimSun" w:hAnsi="Times New Roman"/>
-          <w:b/>
-          <w:bCs/>
-        </w:rPr>
-        <w:t xml:space="preserve">偶</w:t>
-      </w:r>
-      <w:r>
-        <w:rPr>
-          <w:rFonts w:ascii="Times New Roman" w:cs="Times New Roman" w:eastAsia="SimSun" w:hAnsi="Times New Roman"/>
-        </w:rPr>
-        <w:t xml:space="preserve">：翻转互换每个节点的 </w:t>
+        <w:t xml:space="preserve"> 下为偶：翻转互换每个节点的 </w:t>
       </w:r>
       <w:r>
         <w:rPr>
@@ -9713,21 +9569,11 @@
         <w:rPr>
           <w:rFonts w:ascii="Times New Roman" w:cs="Times New Roman" w:eastAsia="SimSun" w:hAnsi="Times New Roman"/>
         </w:rPr>
-        <w:t xml:space="preserve">命题 1 的逆否形式给出方向对称性破缺的必要条件：</w:t>
-      </w:r>
-      <w:r>
-        <w:rPr>
-          <w:rFonts w:ascii="Times New Roman" w:cs="Times New Roman" w:eastAsia="SimSun" w:hAnsi="Times New Roman"/>
-          <w:b/>
-          <w:bCs/>
-        </w:rPr>
-        <w:t xml:space="preserve">系综层面的破缺要求生成系综本身破坏 </w:t>
-      </w:r>
-      <w:r>
-        <w:rPr>
-          <w:rFonts w:ascii="Cambria Math" w:eastAsia="SimSun" w:hAnsi="Cambria Math"/>
-          <w:b/>
-          <w:bCs/>
+        <w:t xml:space="preserve">命题 1 的逆否形式给出方向对称性破缺的必要条件：系综层面的破缺要求生成系综本身破坏 </w:t>
+      </w:r>
+      <w:r>
+        <w:rPr>
+          <w:rFonts w:ascii="Cambria Math" w:eastAsia="SimSun" w:hAnsi="Cambria Math"/>
           <w:i/>
           <w:iCs/>
         </w:rPr>
@@ -9736,16 +9582,8 @@
       <w:r>
         <w:rPr>
           <w:rFonts w:ascii="Times New Roman" w:cs="Times New Roman" w:eastAsia="SimSun" w:hAnsi="Times New Roman"/>
-          <w:b/>
-          <w:bCs/>
-        </w:rPr>
-        <w:t xml:space="preserve">-不变性</w:t>
-      </w:r>
-      <w:r>
-        <w:rPr>
-          <w:rFonts w:ascii="Times New Roman" w:cs="Times New Roman" w:eastAsia="SimSun" w:hAnsi="Times New Roman"/>
-        </w:rPr>
-        <w:t xml:space="preserve">。在本文所用结构量中，能承载这一破坏的只有上述两个 </w:t>
+        </w:rPr>
+        <w:t xml:space="preserve">-不变性。在本文所用结构量中，能承载这一破坏的只有上述两个 </w:t>
       </w:r>
       <w:r>
         <w:rPr>
@@ -10060,23 +9898,7 @@
           <w:rFonts w:ascii="Times New Roman" w:cs="Times New Roman" w:eastAsia="SimSun" w:hAnsi="Times New Roman"/>
           <w:color w:val="3A4A5A"/>
         </w:rPr>
-        <w:t xml:space="preserve"> 的转置同分布。则对</w:t>
-      </w:r>
-      <w:r>
-        <w:rPr>
-          <w:rFonts w:ascii="Times New Roman" w:cs="Times New Roman" w:eastAsia="SimSun" w:hAnsi="Times New Roman"/>
-          <w:b/>
-          <w:bCs/>
-          <w:color w:val="3A4A5A"/>
-        </w:rPr>
-        <w:t xml:space="preserve">任意</w:t>
-      </w:r>
-      <w:r>
-        <w:rPr>
-          <w:rFonts w:ascii="Times New Roman" w:cs="Times New Roman" w:eastAsia="SimSun" w:hAnsi="Times New Roman"/>
-          <w:color w:val="3A4A5A"/>
-        </w:rPr>
-        <w:t xml:space="preserve">有向超图 </w:t>
+        <w:t xml:space="preserve"> 的转置同分布。则对任意有向超图 </w:t>
       </w:r>
       <w:r>
         <w:rPr>
@@ -10412,21 +10234,7 @@
         <w:rPr>
           <w:rFonts w:ascii="Times New Roman" w:cs="Times New Roman" w:eastAsia="SimSun" w:hAnsi="Times New Roman"/>
         </w:rPr>
-        <w:t xml:space="preserve">，可达对的</w:t>
-      </w:r>
-      <w:r>
-        <w:rPr>
-          <w:rFonts w:ascii="Times New Roman" w:cs="Times New Roman" w:eastAsia="SimSun" w:hAnsi="Times New Roman"/>
-          <w:b/>
-          <w:bCs/>
-        </w:rPr>
-        <w:t xml:space="preserve">总数</w:t>
-      </w:r>
-      <w:r>
-        <w:rPr>
-          <w:rFonts w:ascii="Times New Roman" w:cs="Times New Roman" w:eastAsia="SimSun" w:hAnsi="Times New Roman"/>
-        </w:rPr>
-        <w:t xml:space="preserve">因而逐实现不变；除以 </w:t>
+        <w:t xml:space="preserve">，可达对的总数因而逐实现不变；除以 </w:t>
       </w:r>
       <w:r>
         <w:rPr>
@@ -10551,21 +10359,7 @@
         <w:rPr>
           <w:rFonts w:ascii="Times New Roman" w:cs="Times New Roman" w:eastAsia="SimSun" w:hAnsi="Times New Roman"/>
         </w:rPr>
-        <w:t xml:space="preserve"> 可在不参照种子的情况下一次抽出，(ii) 严格成立，计数恒等式因而</w:t>
-      </w:r>
-      <w:r>
-        <w:rPr>
-          <w:rFonts w:ascii="Times New Roman" w:cs="Times New Roman" w:eastAsia="SimSun" w:hAnsi="Times New Roman"/>
-          <w:b/>
-          <w:bCs/>
-        </w:rPr>
-        <w:t xml:space="preserve">逐实现精确</w:t>
-      </w:r>
-      <w:r>
-        <w:rPr>
-          <w:rFonts w:ascii="Times New Roman" w:cs="Times New Roman" w:eastAsia="SimSun" w:hAnsi="Times New Roman"/>
-        </w:rPr>
-        <w:t xml:space="preserve">。但本文主线的超边级阈值核不满足 (ii)：超边的激活区间是其已感染尾成员感染期的并集，取决于哪些尾成员先被感染，因而依赖种子，</w:t>
+        <w:t xml:space="preserve"> 可在不参照种子的情况下一次抽出，(ii) 严格成立，计数恒等式因而逐实现精确。但本文主线的超边级阈值核不满足 (ii)：超边的激活区间是其已感染尾成员感染期的并集，取决于哪些尾成员先被感染，因而依赖种子，</w:t>
       </w:r>
       <w:r>
         <w:rPr>
@@ -10733,21 +10527,7 @@
         <w:rPr>
           <w:rFonts w:ascii="Times New Roman" w:cs="Times New Roman" w:eastAsia="SimSun" w:hAnsi="Times New Roman"/>
         </w:rPr>
-        <w:t xml:space="preserve">）。该效应为超边级激活所特有，成对情形与线性核下均不出现。因此命题 2 对本文主线只是</w:t>
-      </w:r>
-      <w:r>
-        <w:rPr>
-          <w:rFonts w:ascii="Times New Roman" w:cs="Times New Roman" w:eastAsia="SimSun" w:hAnsi="Times New Roman"/>
-          <w:b/>
-          <w:bCs/>
-        </w:rPr>
-        <w:t xml:space="preserve">近似</w:t>
-      </w:r>
-      <w:r>
-        <w:rPr>
-          <w:rFonts w:ascii="Times New Roman" w:cs="Times New Roman" w:eastAsia="SimSun" w:hAnsi="Times New Roman"/>
-        </w:rPr>
-        <w:t xml:space="preserve">结论，</w:t>
+        <w:t xml:space="preserve">）。该效应为超边级激活所特有，成对情形与线性核下均不出现。因此命题 2 对本文主线只是近似结论，</w:t>
       </w:r>
       <w:r>
         <w:rPr>
@@ -10819,21 +10599,7 @@
         <w:rPr>
           <w:rFonts w:ascii="Times New Roman" w:cs="Times New Roman" w:eastAsia="SimSun" w:hAnsi="Times New Roman"/>
         </w:rPr>
-        <w:t xml:space="preserve"> </w:t>
-      </w:r>
-      <w:r>
-        <w:rPr>
-          <w:rFonts w:ascii="Times New Roman" w:cs="Times New Roman" w:eastAsia="SimSun" w:hAnsi="Times New Roman"/>
-          <w:b/>
-          <w:bCs/>
-        </w:rPr>
-        <w:t xml:space="preserve">是一个极差的破缺序参量</w:t>
-      </w:r>
-      <w:r>
-        <w:rPr>
-          <w:rFonts w:ascii="Times New Roman" w:cs="Times New Roman" w:eastAsia="SimSun" w:hAnsi="Times New Roman"/>
-        </w:rPr>
-        <w:t xml:space="preserve">。同一批构型上 </w:t>
+        <w:t xml:space="preserve"> 是一个极差的破缺序参量。同一批构型上 </w:t>
       </w:r>
       <w:r>
         <w:rPr>
@@ -10933,49 +10699,7 @@
         <w:rPr>
           <w:rFonts w:ascii="Times New Roman" w:cs="Times New Roman" w:eastAsia="SimSun" w:hAnsi="Times New Roman"/>
         </w:rPr>
-        <w:t xml:space="preserve"> 残余大二十余倍。破缺出现在可达对</w:t>
-      </w:r>
-      <w:r>
-        <w:rPr>
-          <w:rFonts w:ascii="Times New Roman" w:cs="Times New Roman" w:eastAsia="SimSun" w:hAnsi="Times New Roman"/>
-          <w:b/>
-          <w:bCs/>
-        </w:rPr>
-        <w:t xml:space="preserve">如何分布</w:t>
-      </w:r>
-      <w:r>
-        <w:rPr>
-          <w:rFonts w:ascii="Times New Roman" w:cs="Times New Roman" w:eastAsia="SimSun" w:hAnsi="Times New Roman"/>
-        </w:rPr>
-        <w:t xml:space="preserve">，而非其总数。按 [40]，大爆发的</w:t>
-      </w:r>
-      <w:r>
-        <w:rPr>
-          <w:rFonts w:ascii="Times New Roman" w:cs="Times New Roman" w:eastAsia="SimSun" w:hAnsi="Times New Roman"/>
-          <w:b/>
-          <w:bCs/>
-        </w:rPr>
-        <w:t xml:space="preserve">概率</w:t>
-      </w:r>
-      <w:r>
-        <w:rPr>
-          <w:rFonts w:ascii="Times New Roman" w:cs="Times New Roman" w:eastAsia="SimSun" w:hAnsi="Times New Roman"/>
-        </w:rPr>
-        <w:t xml:space="preserve">由巨入分支的相对规模决定，而爆发的</w:t>
-      </w:r>
-      <w:r>
-        <w:rPr>
-          <w:rFonts w:ascii="Times New Roman" w:cs="Times New Roman" w:eastAsia="SimSun" w:hAnsi="Times New Roman"/>
-          <w:b/>
-          <w:bCs/>
-        </w:rPr>
-        <w:t xml:space="preserve">终态规模</w:t>
-      </w:r>
-      <w:r>
-        <w:rPr>
-          <w:rFonts w:ascii="Times New Roman" w:cs="Times New Roman" w:eastAsia="SimSun" w:hAnsi="Times New Roman"/>
-        </w:rPr>
-        <w:t xml:space="preserve">由巨出分支决定；</w:t>
+        <w:t xml:space="preserve"> 残余大二十余倍。破缺出现在可达对如何分布，而非其总数。按 [40]，大爆发的概率由巨入分支的相对规模决定，而爆发的终态规模由巨出分支决定；</w:t>
       </w:r>
       <w:r>
         <w:rPr>
@@ -12023,21 +11747,11 @@
         <w:rPr>
           <w:rFonts w:ascii="Times New Roman" w:cs="Times New Roman" w:eastAsia="SimSun" w:hAnsi="Times New Roman"/>
         </w:rPr>
-        <w:t xml:space="preserve"> 可为任意值），因此</w:t>
-      </w:r>
-      <w:r>
-        <w:rPr>
-          <w:rFonts w:ascii="Times New Roman" w:cs="Times New Roman" w:eastAsia="SimSun" w:hAnsi="Times New Roman"/>
-          <w:b/>
-          <w:bCs/>
-        </w:rPr>
-        <w:t xml:space="preserve">沿 </w:t>
-      </w:r>
-      <w:r>
-        <w:rPr>
-          <w:rFonts w:ascii="Cambria Math" w:eastAsia="SimSun" w:hAnsi="Cambria Math"/>
-          <w:b/>
-          <w:bCs/>
+        <w:t xml:space="preserve"> 可为任意值），因此沿 </w:t>
+      </w:r>
+      <w:r>
+        <w:rPr>
+          <w:rFonts w:ascii="Cambria Math" w:eastAsia="SimSun" w:hAnsi="Cambria Math"/>
           <w:i/>
           <w:iCs/>
         </w:rPr>
@@ -12046,8 +11760,6 @@
       <w:r>
         <w:rPr>
           <w:rFonts w:ascii="Cambria Math" w:eastAsia="SimSun" w:hAnsi="Cambria Math"/>
-          <w:b/>
-          <w:bCs/>
           <w:i w:val="false"/>
           <w:iCs w:val="false"/>
           <w:vertAlign w:val="subscript"/>
@@ -12057,16 +11769,12 @@
       <w:r>
         <w:rPr>
           <w:rFonts w:ascii="Times New Roman" w:cs="Times New Roman" w:eastAsia="SimSun" w:hAnsi="Times New Roman"/>
-          <w:b/>
-          <w:bCs/>
         </w:rPr>
         <w:t xml:space="preserve"> 扫描的整条线上都不应出现破缺，尽管 </w:t>
       </w:r>
       <w:r>
         <w:rPr>
           <w:rFonts w:ascii="Cambria Math" w:eastAsia="SimSun" w:hAnsi="Cambria Math"/>
-          <w:b/>
-          <w:bCs/>
           <w:i/>
           <w:iCs/>
         </w:rPr>
@@ -12075,8 +11783,6 @@
       <w:r>
         <w:rPr>
           <w:rFonts w:ascii="Cambria Math" w:eastAsia="SimSun" w:hAnsi="Cambria Math"/>
-          <w:b/>
-          <w:bCs/>
           <w:i w:val="false"/>
           <w:iCs w:val="false"/>
           <w:vertAlign w:val="subscript"/>
@@ -12086,16 +11792,8 @@
       <w:r>
         <w:rPr>
           <w:rFonts w:ascii="Times New Roman" w:cs="Times New Roman" w:eastAsia="SimSun" w:hAnsi="Times New Roman"/>
-          <w:b/>
-          <w:bCs/>
-        </w:rPr>
-        <w:t xml:space="preserve"> 确实移动阈值</w:t>
-      </w:r>
-      <w:r>
-        <w:rPr>
-          <w:rFonts w:ascii="Times New Roman" w:cs="Times New Roman" w:eastAsia="SimSun" w:hAnsi="Times New Roman"/>
-        </w:rPr>
-        <w:t xml:space="preserve">。</w:t>
+        </w:rPr>
+        <w:t xml:space="preserve"> 确实移动阈值。</w:t>
       </w:r>
     </w:p>
     <w:p>
@@ -12121,35 +11819,7 @@
         <w:rPr>
           <w:rFonts w:ascii="Times New Roman" w:cs="Times New Roman" w:eastAsia="SimSun" w:hAnsi="Times New Roman"/>
         </w:rPr>
-        <w:t xml:space="preserve">-奇是必要条件，却远非充分条件。宇称分类指出哪些量</w:t>
-      </w:r>
-      <w:r>
-        <w:rPr>
-          <w:rFonts w:ascii="Times New Roman" w:cs="Times New Roman" w:eastAsia="SimSun" w:hAnsi="Times New Roman"/>
-          <w:b/>
-          <w:bCs/>
-        </w:rPr>
-        <w:t xml:space="preserve">可能</w:t>
-      </w:r>
-      <w:r>
-        <w:rPr>
-          <w:rFonts w:ascii="Times New Roman" w:cs="Times New Roman" w:eastAsia="SimSun" w:hAnsi="Times New Roman"/>
-        </w:rPr>
-        <w:t xml:space="preserve">驱动破缺，不指出哪一个</w:t>
-      </w:r>
-      <w:r>
-        <w:rPr>
-          <w:rFonts w:ascii="Times New Roman" w:cs="Times New Roman" w:eastAsia="SimSun" w:hAnsi="Times New Roman"/>
-          <w:b/>
-          <w:bCs/>
-        </w:rPr>
-        <w:t xml:space="preserve">实际</w:t>
-      </w:r>
-      <w:r>
-        <w:rPr>
-          <w:rFonts w:ascii="Times New Roman" w:cs="Times New Roman" w:eastAsia="SimSun" w:hAnsi="Times New Roman"/>
-        </w:rPr>
-        <w:t xml:space="preserve">驱动——后者是动力学问题，分类本身无从回答。第 VI 节的结论是两个 </w:t>
+        <w:t xml:space="preserve">-奇是必要条件，却远非充分条件。宇称分类指出哪些量可能驱动破缺，不指出哪一个实际驱动——后者是动力学问题，分类本身无从回答。第 VI 节的结论是两个 </w:t>
       </w:r>
       <w:r>
         <w:rPr>
@@ -12574,21 +12244,7 @@
         <w:rPr>
           <w:rFonts w:ascii="Times New Roman" w:cs="Times New Roman" w:eastAsia="SimSun" w:hAnsi="Times New Roman"/>
         </w:rPr>
-        <w:t xml:space="preserve">固定一个</w:t>
-      </w:r>
-      <w:r>
-        <w:rPr>
-          <w:rFonts w:ascii="Times New Roman" w:cs="Times New Roman" w:eastAsia="SimSun" w:hAnsi="Times New Roman"/>
-          <w:b/>
-          <w:bCs/>
-        </w:rPr>
-        <w:t xml:space="preserve">检验节点</w:t>
-      </w:r>
-      <w:r>
-        <w:rPr>
-          <w:rFonts w:ascii="Times New Roman" w:cs="Times New Roman" w:eastAsia="SimSun" w:hAnsi="Times New Roman"/>
-        </w:rPr>
-        <w:t xml:space="preserve"> </w:t>
+        <w:t xml:space="preserve">固定一个检验节点 </w:t>
       </w:r>
       <w:r>
         <w:rPr>
@@ -13262,35 +12918,7 @@
         <w:rPr>
           <w:rFonts w:ascii="Times New Roman" w:cs="Times New Roman" w:eastAsia="SimSun" w:hAnsi="Times New Roman"/>
         </w:rPr>
-        <w:t xml:space="preserve"> 的</w:t>
-      </w:r>
-      <w:r>
-        <w:rPr>
-          <w:rFonts w:ascii="Times New Roman" w:cs="Times New Roman" w:eastAsia="SimSun" w:hAnsi="Times New Roman"/>
-          <w:b/>
-          <w:bCs/>
-        </w:rPr>
-        <w:t xml:space="preserve">激活时长</w:t>
-      </w:r>
-      <w:r>
-        <w:rPr>
-          <w:rFonts w:ascii="Times New Roman" w:cs="Times New Roman" w:eastAsia="SimSun" w:hAnsi="Times New Roman"/>
-        </w:rPr>
-        <w:t xml:space="preserve">，也就是其各尾成员感染期之</w:t>
-      </w:r>
-      <w:r>
-        <w:rPr>
-          <w:rFonts w:ascii="Times New Roman" w:cs="Times New Roman" w:eastAsia="SimSun" w:hAnsi="Times New Roman"/>
-          <w:b/>
-          <w:bCs/>
-        </w:rPr>
-        <w:t xml:space="preserve">并</w:t>
-      </w:r>
-      <w:r>
-        <w:rPr>
-          <w:rFonts w:ascii="Times New Roman" w:cs="Times New Roman" w:eastAsia="SimSun" w:hAnsi="Times New Roman"/>
-        </w:rPr>
-        <w:t xml:space="preserve">的测度。并的测度不等于各成员贡献之和，因而</w:t>
+        <w:t xml:space="preserve"> 的激活时长，也就是其各尾成员感染期之并的测度。并的测度不等于各成员贡献之和，因而</w:t>
       </w:r>
     </w:p>
     <w:p>
@@ -14016,21 +13644,7 @@
         <w:rPr>
           <w:rFonts w:ascii="Times New Roman" w:cs="Times New Roman" w:eastAsia="SimSun" w:hAnsi="Times New Roman"/>
         </w:rPr>
-        <w:t xml:space="preserve">还需注意一处</w:t>
-      </w:r>
-      <w:r>
-        <w:rPr>
-          <w:rFonts w:ascii="Times New Roman" w:cs="Times New Roman" w:eastAsia="SimSun" w:hAnsi="Times New Roman"/>
-          <w:b/>
-          <w:bCs/>
-        </w:rPr>
-        <w:t xml:space="preserve">度偏置</w:t>
-      </w:r>
-      <w:r>
-        <w:rPr>
-          <w:rFonts w:ascii="Times New Roman" w:cs="Times New Roman" w:eastAsia="SimSun" w:hAnsi="Times New Roman"/>
-        </w:rPr>
-        <w:t xml:space="preserve">。沿 </w:t>
+        <w:t xml:space="preserve">还需注意一处度偏置。沿 </w:t>
       </w:r>
       <w:r>
         <w:rPr>
@@ -14184,21 +13798,7 @@
         <w:rPr>
           <w:rFonts w:ascii="Times New Roman" w:cs="Times New Roman" w:eastAsia="SimSun" w:hAnsi="Times New Roman"/>
         </w:rPr>
-        <w:t xml:space="preserve"> 的入超边，因而</w:t>
-      </w:r>
-      <w:r>
-        <w:rPr>
-          <w:rFonts w:ascii="Times New Roman" w:cs="Times New Roman" w:eastAsia="SimSun" w:hAnsi="Times New Roman"/>
-          <w:b/>
-          <w:bCs/>
-        </w:rPr>
-        <w:t xml:space="preserve">不出现无向 EBCM 中的余度相减</w:t>
-      </w:r>
-      <w:r>
-        <w:rPr>
-          <w:rFonts w:ascii="Times New Roman" w:cs="Times New Roman" w:eastAsia="SimSun" w:hAnsi="Times New Roman"/>
-        </w:rPr>
-        <w:t xml:space="preserve">——偏置变量与计数变量是两个不同的量。据此定义尾侧生成函数</w:t>
+        <w:t xml:space="preserve"> 的入超边，因而不出现无向 EBCM 中的余度相减——偏置变量与计数变量是两个不同的量。据此定义尾侧生成函数</w:t>
       </w:r>
     </w:p>
     <w:p>
@@ -14478,21 +14078,7 @@
         <w:rPr>
           <w:rFonts w:ascii="Times New Roman" w:cs="Times New Roman" w:eastAsia="SimSun" w:hAnsi="Times New Roman"/>
         </w:rPr>
-        <w:t xml:space="preserve"> 显式依赖于</w:t>
-      </w:r>
-      <w:r>
-        <w:rPr>
-          <w:rFonts w:ascii="Times New Roman" w:cs="Times New Roman" w:eastAsia="SimSun" w:hAnsi="Times New Roman"/>
-          <w:b/>
-          <w:bCs/>
-        </w:rPr>
-        <w:t xml:space="preserve">联合</w:t>
-      </w:r>
-      <w:r>
-        <w:rPr>
-          <w:rFonts w:ascii="Times New Roman" w:cs="Times New Roman" w:eastAsia="SimSun" w:hAnsi="Times New Roman"/>
-        </w:rPr>
-        <w:t xml:space="preserve">分布 </w:t>
+        <w:t xml:space="preserve"> 显式依赖于联合分布 </w:t>
       </w:r>
       <w:r>
         <w:rPr>
@@ -14848,15 +14434,7 @@
         <w:rPr>
           <w:rFonts w:ascii="Times New Roman" w:cs="Times New Roman" w:eastAsia="SimSun" w:hAnsi="Times New Roman"/>
         </w:rPr>
-        <w:t xml:space="preserve">。定义</w:t>
-      </w:r>
-      <w:r>
-        <w:rPr>
-          <w:rFonts w:ascii="Times New Roman" w:cs="Times New Roman" w:eastAsia="SimSun" w:hAnsi="Times New Roman"/>
-          <w:b/>
-          <w:bCs/>
-        </w:rPr>
-        <w:t xml:space="preserve">未传递子概率</w:t>
+        <w:t xml:space="preserve">。定义未传递子概率</w:t>
       </w:r>
     </w:p>
     <w:p>
@@ -15798,21 +15376,7 @@
         <w:rPr>
           <w:rFonts w:ascii="Times New Roman" w:cs="Times New Roman" w:eastAsia="SimSun" w:hAnsi="Times New Roman"/>
         </w:rPr>
-        <w:t xml:space="preserve"> 是其未被吸收部分的</w:t>
-      </w:r>
-      <w:r>
-        <w:rPr>
-          <w:rFonts w:ascii="Times New Roman" w:cs="Times New Roman" w:eastAsia="SimSun" w:hAnsi="Times New Roman"/>
-          <w:b/>
-          <w:bCs/>
-        </w:rPr>
-        <w:t xml:space="preserve">子概率</w:t>
-      </w:r>
-      <w:r>
-        <w:rPr>
-          <w:rFonts w:ascii="Times New Roman" w:cs="Times New Roman" w:eastAsia="SimSun" w:hAnsi="Times New Roman"/>
-        </w:rPr>
-        <w:t xml:space="preserve">，</w:t>
+        <w:t xml:space="preserve"> 是其未被吸收部分的子概率，</w:t>
       </w:r>
       <w:r>
         <w:rPr>
@@ -15890,21 +15454,7 @@
         <w:rPr>
           <w:rFonts w:ascii="Times New Roman" w:cs="Times New Roman" w:eastAsia="SimSun" w:hAnsi="Times New Roman"/>
         </w:rPr>
-        <w:t xml:space="preserve"> </w:t>
-      </w:r>
-      <w:r>
-        <w:rPr>
-          <w:rFonts w:ascii="Times New Roman" w:cs="Times New Roman" w:eastAsia="SimSun" w:hAnsi="Times New Roman"/>
-          <w:b/>
-          <w:bCs/>
-        </w:rPr>
-        <w:t xml:space="preserve">消灭</w:t>
-      </w:r>
-      <w:r>
-        <w:rPr>
-          <w:rFonts w:ascii="Times New Roman" w:cs="Times New Roman" w:eastAsia="SimSun" w:hAnsi="Times New Roman"/>
-        </w:rPr>
-        <w:t xml:space="preserve">（killing）的 Markov 链，其半群为次随机的，而 (22) 正是它的 Feynman–Kac 表示。据此</w:t>
+        <w:t xml:space="preserve"> 消灭（killing）的 Markov 链，其半群为次随机的，而 (22) 正是它的 Feynman–Kac 表示。据此</w:t>
       </w:r>
     </w:p>
     <w:p>
@@ -18721,21 +18271,7 @@
         <w:rPr>
           <w:rFonts w:ascii="Times New Roman" w:cs="Times New Roman" w:eastAsia="SimSun" w:hAnsi="Times New Roman"/>
         </w:rPr>
-        <w:t xml:space="preserve"> 时终态</w:t>
-      </w:r>
-      <w:r>
-        <w:rPr>
-          <w:rFonts w:ascii="Times New Roman" w:cs="Times New Roman" w:eastAsia="SimSun" w:hAnsi="Times New Roman"/>
-          <w:b/>
-          <w:bCs/>
-        </w:rPr>
-        <w:t xml:space="preserve">没有</w:t>
-      </w:r>
-      <w:r>
-        <w:rPr>
-          <w:rFonts w:ascii="Times New Roman" w:cs="Times New Roman" w:eastAsia="SimSun" w:hAnsi="Times New Roman"/>
-        </w:rPr>
-        <w:t xml:space="preserve">闭式，原因是结构性的而非技术性的：</w:t>
+        <w:t xml:space="preserve"> 时终态没有闭式，原因是结构性的而非技术性的：</w:t>
       </w:r>
       <w:r>
         <w:rPr>
@@ -18758,21 +18294,7 @@
         <w:rPr>
           <w:rFonts w:ascii="Times New Roman" w:cs="Times New Roman" w:eastAsia="SimSun" w:hAnsi="Times New Roman"/>
         </w:rPr>
-        <w:t xml:space="preserve"> 取决于各尾成员感染期之</w:t>
-      </w:r>
-      <w:r>
-        <w:rPr>
-          <w:rFonts w:ascii="Times New Roman" w:cs="Times New Roman" w:eastAsia="SimSun" w:hAnsi="Times New Roman"/>
-          <w:b/>
-          <w:bCs/>
-        </w:rPr>
-        <w:t xml:space="preserve">并</w:t>
-      </w:r>
-      <w:r>
-        <w:rPr>
-          <w:rFonts w:ascii="Times New Roman" w:cs="Times New Roman" w:eastAsia="SimSun" w:hAnsi="Times New Roman"/>
-        </w:rPr>
-        <w:t xml:space="preserve">的长度；</w:t>
+        <w:t xml:space="preserve"> 取决于各尾成员感染期之并的长度；</w:t>
       </w:r>
       <w:r>
         <w:rPr>
@@ -20941,21 +20463,7 @@
         <w:rPr>
           <w:rFonts w:ascii="Times New Roman" w:cs="Times New Roman" w:eastAsia="SimSun" w:hAnsi="Times New Roman"/>
         </w:rPr>
-        <w:t xml:space="preserve"> 并</w:t>
-      </w:r>
-      <w:r>
-        <w:rPr>
-          <w:rFonts w:ascii="Times New Roman" w:cs="Times New Roman" w:eastAsia="SimSun" w:hAnsi="Times New Roman"/>
-          <w:b/>
-          <w:bCs/>
-        </w:rPr>
-        <w:t xml:space="preserve">不</w:t>
-      </w:r>
-      <w:r>
-        <w:rPr>
-          <w:rFonts w:ascii="Times New Roman" w:cs="Times New Roman" w:eastAsia="SimSun" w:hAnsi="Times New Roman"/>
-        </w:rPr>
-        <w:t xml:space="preserve">回到无向网络的结果：无向情形的余度相减源于"来路那条边不可再用"，而有向情形下来路超边根本不在 </w:t>
+        <w:t xml:space="preserve"> 并不回到无向网络的结果：无向情形的余度相减源于"来路那条边不可再用"，而有向情形下来路超边根本不在 </w:t>
       </w:r>
       <w:r>
         <w:rPr>
@@ -21796,21 +21304,7 @@
         <w:rPr>
           <w:rFonts w:ascii="Times New Roman" w:cs="Times New Roman" w:eastAsia="SimSun" w:hAnsi="Times New Roman"/>
         </w:rPr>
-        <w:t xml:space="preserve"> 的系数。需要提醒的是这一方向并非普适于一切传播机制：有向网络的阈值型级联中，正的入出度相关反而</w:t>
-      </w:r>
-      <w:r>
-        <w:rPr>
-          <w:rFonts w:ascii="Times New Roman" w:cs="Times New Roman" w:eastAsia="SimSun" w:hAnsi="Times New Roman"/>
-          <w:b/>
-          <w:bCs/>
-        </w:rPr>
-        <w:t xml:space="preserve">提高</w:t>
-      </w:r>
-      <w:r>
-        <w:rPr>
-          <w:rFonts w:ascii="Times New Roman" w:cs="Times New Roman" w:eastAsia="SimSun" w:hAnsi="Times New Roman"/>
-        </w:rPr>
-        <w:t xml:space="preserve">系统稳健性 [38]。二者并不冲突——阈值模型按活跃邻居的比例判定激活，高入度抬高激活门槛；SIR 中高入度只增加暴露，故 </w:t>
+        <w:t xml:space="preserve"> 的系数。需要提醒的是这一方向并非普适于一切传播机制：有向网络的阈值型级联中，正的入出度相关反而提高系统稳健性 [38]。二者并不冲突——阈值模型按活跃邻居的比例判定激活，高入度抬高激活门槛；SIR 中高入度只增加暴露，故 </w:t>
       </w:r>
       <w:r>
         <w:rPr>
@@ -21950,21 +21444,11 @@
         <w:rPr>
           <w:rFonts w:ascii="Times New Roman" w:cs="Times New Roman" w:eastAsia="SimSun" w:hAnsi="Times New Roman"/>
         </w:rPr>
-        <w:t xml:space="preserve">）。更强地说，(24) 与 (25) 也只读取双度序列，故</w:t>
-      </w:r>
-      <w:r>
-        <w:rPr>
-          <w:rFonts w:ascii="Times New Roman" w:cs="Times New Roman" w:eastAsia="SimSun" w:hAnsi="Times New Roman"/>
-          <w:b/>
-          <w:bCs/>
-        </w:rPr>
-        <w:t xml:space="preserve">整个闭合而不止阈值都看不见重叠 </w:t>
-      </w:r>
-      <w:r>
-        <w:rPr>
-          <w:rFonts w:ascii="Cambria Math" w:eastAsia="SimSun" w:hAnsi="Cambria Math"/>
-          <w:b/>
-          <w:bCs/>
+        <w:t xml:space="preserve">）。更强地说，(24) 与 (25) 也只读取双度序列，故整个闭合而不止阈值都看不见重叠 </w:t>
+      </w:r>
+      <w:r>
+        <w:rPr>
+          <w:rFonts w:ascii="Cambria Math" w:eastAsia="SimSun" w:hAnsi="Cambria Math"/>
           <w:i w:val="false"/>
           <w:iCs w:val="false"/>
         </w:rPr>
@@ -23066,21 +22550,7 @@
         <w:rPr>
           <w:rFonts w:ascii="Times New Roman" w:cs="Times New Roman" w:eastAsia="SimSun" w:hAnsi="Times New Roman"/>
         </w:rPr>
-        <w:t xml:space="preserve"> 时发散：</w:t>
-      </w:r>
-      <w:r>
-        <w:rPr>
-          <w:rFonts w:ascii="Times New Roman" w:cs="Times New Roman" w:eastAsia="SimSun" w:hAnsi="Times New Roman"/>
-          <w:b/>
-          <w:bCs/>
-        </w:rPr>
-        <w:t xml:space="preserve">均场的误差在阈值邻域最大</w:t>
-      </w:r>
-      <w:r>
-        <w:rPr>
-          <w:rFonts w:ascii="Times New Roman" w:cs="Times New Roman" w:eastAsia="SimSun" w:hAnsi="Times New Roman"/>
-        </w:rPr>
-        <w:t xml:space="preserve">，而这正是最需要理论的区域。这与成对网络上 EBCM 相对均场的增益同源 [11, 12]，本文把它推广到有向超图并给出闭式。</w:t>
+        <w:t xml:space="preserve"> 时发散：均场的误差在阈值邻域最大，而这正是最需要理论的区域。这与成对网络上 EBCM 相对均场的增益同源 [11, 12]，本文把它推广到有向超图并给出闭式。</w:t>
       </w:r>
     </w:p>
     <w:p>
@@ -23092,21 +22562,7 @@
         <w:rPr>
           <w:rFonts w:ascii="Times New Roman" w:cs="Times New Roman" w:eastAsia="SimSun" w:hAnsi="Times New Roman"/>
         </w:rPr>
-        <w:t xml:space="preserve">需要说明，(41) 是我们为本模型构造的均场对照，而非 [36] 中模型的复述——后者是社会传播而非 SIR，其方向性由单一标量强度参数调节。此处比较的是</w:t>
-      </w:r>
-      <w:r>
-        <w:rPr>
-          <w:rFonts w:ascii="Times New Roman" w:cs="Times New Roman" w:eastAsia="SimSun" w:hAnsi="Times New Roman"/>
-          <w:b/>
-          <w:bCs/>
-        </w:rPr>
-        <w:t xml:space="preserve">闭合层级</w:t>
-      </w:r>
-      <w:r>
-        <w:rPr>
-          <w:rFonts w:ascii="Times New Roman" w:cs="Times New Roman" w:eastAsia="SimSun" w:hAnsi="Times New Roman"/>
-        </w:rPr>
-        <w:t xml:space="preserve">，不是两项工作的模型。</w:t>
+        <w:t xml:space="preserve">需要说明，(41) 是我们为本模型构造的均场对照，而非 [36] 中模型的复述——后者是社会传播而非 SIR，其方向性由单一标量强度参数调节。此处比较的是闭合层级，不是两项工作的模型。</w:t>
       </w:r>
     </w:p>
     <w:p>

--- a/drafts/sir-directed-hypergraphs/manuscript.docx
+++ b/drafts/sir-directed-hypergraphs/manuscript.docx
@@ -411,20 +411,22 @@
     </w:p>
     <w:p>
       <w:pPr>
-        <w:pStyle w:val="Heading1"/>
-        <w:spacing w:after="160" w:before="0"/>
-        <w:jc w:val="center"/>
+        <w:spacing w:after="120" w:before="120" w:line="320" w:lineRule="auto"/>
+        <w:jc w:val="both"/>
       </w:pPr>
       <w:r>
         <w:rPr>
           <w:rFonts w:ascii="Times New Roman" w:cs="Times New Roman" w:eastAsia="SimSun" w:hAnsi="Times New Roman"/>
           <w:b/>
           <w:bCs/>
-          <w:color w:val="1A1A1A"/>
-          <w:sz w:val="32"/>
-          <w:szCs w:val="32"/>
-        </w:rPr>
-        <w:t xml:space="preserve">I. 引言</w:t>
+        </w:rPr>
+        <w:t xml:space="preserve">关键词.</w:t>
+      </w:r>
+      <w:r>
+        <w:rPr>
+          <w:rFonts w:ascii="Times New Roman" w:cs="Times New Roman" w:eastAsia="SimSun" w:hAnsi="Times New Roman"/>
+        </w:rPr>
+        <w:t xml:space="preserve"> 有向超图，高阶交互，SIR 传播，边基房室模型，空腔方法，生成函数，渗流，爆发阈值，方向对称性破缺</w:t>
       </w:r>
     </w:p>
     <w:p>
@@ -435,618 +437,16 @@
       <w:r>
         <w:rPr>
           <w:rFonts w:ascii="Times New Roman" w:cs="Times New Roman" w:eastAsia="SimSun" w:hAnsi="Times New Roman"/>
-        </w:rPr>
-        <w:t xml:space="preserve">许多传染并非沿边逐个发生，而是在一个群体内集体发生 [1, 2]，这类高阶交互在真实数据中普遍存在 [3]。但群体交互往往是有向的：施加影响的一方与接受影响的一方并不对称。代谢反应把一组底物转化为一组产物 [4]，比特币交易与引用数据同样是一组主体指向另一组 [5]。有向超图正是为刻画这种不对称而设的形式化——每条超边分为施加影响的尾集与接受影响的头集（二者不相交），这一结构在算法与运筹领域已使用三十余年 [6]。</w:t>
-      </w:r>
-    </w:p>
-    <w:p>
-      <w:pPr>
-        <w:spacing w:after="120" w:before="120" w:line="320" w:lineRule="auto"/>
-        <w:jc w:val="both"/>
-      </w:pPr>
-      <w:r>
-        <w:rPr>
-          <w:rFonts w:ascii="Times New Roman" w:cs="Times New Roman" w:eastAsia="SimSun" w:hAnsi="Times New Roman"/>
-        </w:rPr>
-        <w:t xml:space="preserve">已有的理论工具恰好绕开了这个交叉点。成对网络上的 SIR 已由两条彼此独立的路径解决：渗流给出阈值与终态 [7, 8, 9]——临界占据概率为 </w:t>
-      </w:r>
-      <w:r>
-        <w:rPr>
-          <w:rFonts w:ascii="Cambria Math" w:eastAsia="SimSun" w:hAnsi="Cambria Math"/>
-          <w:i w:val="false"/>
-          <w:iCs w:val="false"/>
-        </w:rPr>
-        <w:t xml:space="preserve">⟨</w:t>
-      </w:r>
-      <w:r>
-        <w:rPr>
-          <w:rFonts w:ascii="Cambria Math" w:eastAsia="SimSun" w:hAnsi="Cambria Math"/>
-          <w:i/>
-          <w:iCs/>
-        </w:rPr>
-        <w:t xml:space="preserve">k</w:t>
-      </w:r>
-      <w:r>
-        <w:rPr>
-          <w:rFonts w:ascii="Cambria Math" w:eastAsia="SimSun" w:hAnsi="Cambria Math"/>
-          <w:i w:val="false"/>
-          <w:iCs w:val="false"/>
-        </w:rPr>
-        <w:t xml:space="preserve">⟩/(⟨</w:t>
-      </w:r>
-      <w:r>
-        <w:rPr>
-          <w:rFonts w:ascii="Cambria Math" w:eastAsia="SimSun" w:hAnsi="Cambria Math"/>
-          <w:i/>
-          <w:iCs/>
-        </w:rPr>
-        <w:t xml:space="preserve">k</w:t>
-      </w:r>
-      <w:r>
-        <w:rPr>
-          <w:rFonts w:ascii="Cambria Math" w:eastAsia="SimSun" w:hAnsi="Cambria Math"/>
-          <w:i w:val="false"/>
-          <w:iCs w:val="false"/>
-          <w:vertAlign w:val="superscript"/>
-        </w:rPr>
-        <w:t xml:space="preserve">2</w:t>
-      </w:r>
-      <w:r>
-        <w:rPr>
-          <w:rFonts w:ascii="Cambria Math" w:eastAsia="SimSun" w:hAnsi="Cambria Math"/>
-          <w:i w:val="false"/>
-          <w:iCs w:val="false"/>
-        </w:rPr>
-        <w:t xml:space="preserve">⟩-⟨</w:t>
-      </w:r>
-      <w:r>
-        <w:rPr>
-          <w:rFonts w:ascii="Cambria Math" w:eastAsia="SimSun" w:hAnsi="Cambria Math"/>
-          <w:i/>
-          <w:iCs/>
-        </w:rPr>
-        <w:t xml:space="preserve">k</w:t>
-      </w:r>
-      <w:r>
-        <w:rPr>
-          <w:rFonts w:ascii="Cambria Math" w:eastAsia="SimSun" w:hAnsi="Cambria Math"/>
-          <w:i w:val="false"/>
-          <w:iCs w:val="false"/>
-        </w:rPr>
-        <w:t xml:space="preserve">⟩)</w:t>
-      </w:r>
-      <w:r>
-        <w:rPr>
-          <w:rFonts w:ascii="Times New Roman" w:cs="Times New Roman" w:eastAsia="SimSun" w:hAnsi="Times New Roman"/>
-        </w:rPr>
-        <w:t xml:space="preserve">，二阶矩发散时趋零，无标度网络上的 SIS 模型给出过同一结论 [10]；方程给出峰值与时间演化——Volz 的低维闭合 [11] 经 Miller 等整理为边基房室模型（EBCM），以"沿一条边尚未传来感染"的概率为核心变量 [12]；二者可相互印证 [13]。方向性作为成对网络的属性也已处理成熟：有向随机图各巨分支的规模由入出度联合分布决定 [14]，阈值与分支规模可解析求出 [15, 16]，且再生数经 </w:t>
-      </w:r>
-      <w:r>
-        <w:rPr>
-          <w:rFonts w:ascii="Cambria Math" w:eastAsia="SimSun" w:hAnsi="Cambria Math"/>
-          <w:i w:val="false"/>
-          <w:iCs w:val="false"/>
-        </w:rPr>
-        <w:t xml:space="preserve">⟨</w:t>
-      </w:r>
-      <w:r>
-        <w:rPr>
-          <w:rFonts w:ascii="Cambria Math" w:eastAsia="SimSun" w:hAnsi="Cambria Math"/>
-          <w:i/>
-          <w:iCs/>
-        </w:rPr>
-        <w:t xml:space="preserve">k</w:t>
-      </w:r>
-      <w:r>
-        <w:rPr>
-          <w:rFonts w:ascii="Cambria Math" w:eastAsia="SimSun" w:hAnsi="Cambria Math"/>
-          <w:i w:val="false"/>
-          <w:iCs w:val="false"/>
-          <w:vertAlign w:val="subscript"/>
-        </w:rPr>
-        <w:t xml:space="preserve">in</w:t>
-      </w:r>
-      <w:r>
-        <w:rPr>
-          <w:rFonts w:ascii="Cambria Math" w:eastAsia="SimSun" w:hAnsi="Cambria Math"/>
-          <w:i/>
-          <w:iCs/>
-        </w:rPr>
-        <w:t xml:space="preserve">k</w:t>
-      </w:r>
-      <w:r>
-        <w:rPr>
-          <w:rFonts w:ascii="Cambria Math" w:eastAsia="SimSun" w:hAnsi="Cambria Math"/>
-          <w:i w:val="false"/>
-          <w:iCs w:val="false"/>
-          <w:vertAlign w:val="subscript"/>
-        </w:rPr>
-        <w:t xml:space="preserve">out</w:t>
-      </w:r>
-      <w:r>
-        <w:rPr>
-          <w:rFonts w:ascii="Cambria Math" w:eastAsia="SimSun" w:hAnsi="Cambria Math"/>
-          <w:i w:val="false"/>
-          <w:iCs w:val="false"/>
-        </w:rPr>
-        <w:t xml:space="preserve">⟩</w:t>
-      </w:r>
-      <w:r>
-        <w:rPr>
-          <w:rFonts w:ascii="Times New Roman" w:cs="Times New Roman" w:eastAsia="SimSun" w:hAnsi="Times New Roman"/>
-        </w:rPr>
-        <w:t xml:space="preserve"> 依赖于入出度的相关 [17]。高阶交互一侧同样成果丰富：单纯复形与超图上的传播可出现不连续相变与双稳 [18, 19, 20]，结构的影响也已刻画——链接度异质性抑制爆炸式相变 [21]，超核分解给出局域化的中心性 [22]，高阶连通分支的巨分支是单种子全局爆发的必要条件 [23]，最佳种子群体已被刻画 [24]，而超边重叠决定转变是否爆炸式且方向与直觉相反 [25, 26, 27]，超图渗流理论亦已建立 [28, 29]。两条线索各自成熟，却始终没有相交：处理方向性的工作都停留在成对网络，处理高阶交互的工作则都假设超边无向。</w:t>
-      </w:r>
-    </w:p>
-    <w:p>
-      <w:pPr>
-        <w:spacing w:after="120" w:before="120" w:line="320" w:lineRule="auto"/>
-        <w:jc w:val="both"/>
-      </w:pPr>
-      <w:r>
-        <w:rPr>
-          <w:rFonts w:ascii="Times New Roman" w:cs="Times New Roman" w:eastAsia="SimSun" w:hAnsi="Times New Roman"/>
-        </w:rPr>
-        <w:t xml:space="preserve">有向超图上，结构刻画的工具近年已迅速成型——真实数据的微观组织与高阶互惠性 [5, 30]、重叠测度 [31]、位形模型与保度随机化 [32, 33]、保入出度序列的均匀采样 [34, 35]。动力学一侧则少得多，据我们所知以 Li 等的工作为主：他们在有向超图上建立社会传播模型，发现双稳区间随有向强度减弱而收缩 [36]。该工作采用均场闭合，方向性由单一标量参数调节。均场忽略邻域相关，误差在阈值邻域最大；成对网络上正是 EBCM 补上了这一层 [11, 12]。因此，有向超图上的传播阈值如何依赖于结构，据我们所知尚无超出均场的含时理论，也无可供解析扫描的渗流理论。</w:t>
-      </w:r>
-    </w:p>
-    <w:p>
-      <w:pPr>
-        <w:spacing w:after="120" w:before="120" w:line="320" w:lineRule="auto"/>
-        <w:jc w:val="both"/>
-      </w:pPr>
-      <w:r>
-        <w:rPr>
-          <w:rFonts w:ascii="Times New Roman" w:cs="Times New Roman" w:eastAsia="SimSun" w:hAnsi="Times New Roman"/>
-        </w:rPr>
-        <w:t xml:space="preserve">本文建立并求解有向超图上的 SIR 模型。第 II 节定义模型：尾集中被感染的成员数达到群体阈值 </w:t>
-      </w:r>
-      <w:r>
-        <w:rPr>
-          <w:rFonts w:ascii="Cambria Math" w:eastAsia="SimSun" w:hAnsi="Cambria Math"/>
-          <w:i w:val="false"/>
-          <w:iCs w:val="false"/>
-        </w:rPr>
-        <w:t xml:space="preserve">θ</w:t>
-      </w:r>
-      <w:r>
-        <w:rPr>
-          <w:rFonts w:ascii="Times New Roman" w:cs="Times New Roman" w:eastAsia="SimSun" w:hAnsi="Times New Roman"/>
-        </w:rPr>
-        <w:t xml:space="preserve"> 时超边激活，以速率 </w:t>
-      </w:r>
-      <w:r>
-        <w:rPr>
-          <w:rFonts w:ascii="Cambria Math" w:eastAsia="SimSun" w:hAnsi="Cambria Math"/>
-          <w:i w:val="false"/>
-          <w:iCs w:val="false"/>
-        </w:rPr>
-        <w:t xml:space="preserve">β</w:t>
-      </w:r>
-      <w:r>
-        <w:rPr>
-          <w:rFonts w:ascii="Times New Roman" w:cs="Times New Roman" w:eastAsia="SimSun" w:hAnsi="Times New Roman"/>
-        </w:rPr>
-        <w:t xml:space="preserve"> 向头集中每个易感节点传递，感染者以速率 </w:t>
-      </w:r>
-      <w:r>
-        <w:rPr>
-          <w:rFonts w:ascii="Cambria Math" w:eastAsia="SimSun" w:hAnsi="Cambria Math"/>
-          <w:i w:val="false"/>
-          <w:iCs w:val="false"/>
-        </w:rPr>
-        <w:t xml:space="preserve">μ</w:t>
-      </w:r>
-      <w:r>
-        <w:rPr>
-          <w:rFonts w:ascii="Times New Roman" w:cs="Times New Roman" w:eastAsia="SimSun" w:hAnsi="Times New Roman"/>
-        </w:rPr>
-        <w:t xml:space="preserve"> 康复，控制参数为 </w:t>
-      </w:r>
-      <w:r>
-        <w:rPr>
-          <w:rFonts w:ascii="Cambria Math" w:eastAsia="SimSun" w:hAnsi="Cambria Math"/>
-          <w:i w:val="false"/>
-          <w:iCs w:val="false"/>
-        </w:rPr>
-        <w:t xml:space="preserve">λ=β/μ</w:t>
-      </w:r>
-      <w:r>
-        <w:rPr>
-          <w:rFonts w:ascii="Times New Roman" w:cs="Times New Roman" w:eastAsia="SimSun" w:hAnsi="Times New Roman"/>
-        </w:rPr>
-        <w:t xml:space="preserve">；非指数康复期会显著改变成对网络的流行阈值 [37]，其推广见附录。第 III 节给出 </w:t>
-      </w:r>
-      <w:r>
-        <w:rPr>
-          <w:rFonts w:ascii="Cambria Math" w:eastAsia="SimSun" w:hAnsi="Cambria Math"/>
-          <w:i w:val="false"/>
-          <w:iCs w:val="false"/>
-        </w:rPr>
-        <w:t xml:space="preserve">θ=1</w:t>
-      </w:r>
-      <w:r>
-        <w:rPr>
-          <w:rFonts w:ascii="Times New Roman" w:cs="Times New Roman" w:eastAsia="SimSun" w:hAnsi="Times New Roman"/>
-        </w:rPr>
-        <w:t xml:space="preserve"> 的并发型 EBCM 方程。技术困难在于一条超边只有一个激活时钟却由 </w:t>
-      </w:r>
-      <w:r>
-        <w:rPr>
-          <w:rFonts w:ascii="Cambria Math" w:eastAsia="SimSun" w:hAnsi="Cambria Math"/>
-          <w:i w:val="false"/>
-          <w:iCs w:val="false"/>
-        </w:rPr>
-        <w:t xml:space="preserve">τ</w:t>
-      </w:r>
-      <w:r>
-        <w:rPr>
-          <w:rFonts w:ascii="Times New Roman" w:cs="Times New Roman" w:eastAsia="SimSun" w:hAnsi="Times New Roman"/>
-        </w:rPr>
-        <w:t xml:space="preserve"> 个尾成员共同驱动——激活时长是各成员感染期之并，因而闭合变量不能逐成员相乘。以尾集中易感、感染、康复的成员计数为状态，可把"尚未传递"写成一条以传递事件为消灭机制的 Markov 链——等价于给该链添一个"已传递"的吸收态——得到 </w:t>
-      </w:r>
-      <w:r>
-        <w:rPr>
-          <w:rFonts w:ascii="Cambria Math" w:eastAsia="SimSun" w:hAnsi="Cambria Math"/>
-          <w:i/>
-          <w:iCs/>
-        </w:rPr>
-        <w:t xml:space="preserve">C</w:t>
-      </w:r>
-      <w:r>
-        <w:rPr>
-          <w:rFonts w:ascii="Cambria Math" w:eastAsia="SimSun" w:hAnsi="Cambria Math"/>
-          <w:i w:val="false"/>
-          <w:iCs w:val="false"/>
-        </w:rPr>
-        <w:t xml:space="preserve">(τ+2, 2)+1</w:t>
-      </w:r>
-      <w:r>
-        <w:rPr>
-          <w:rFonts w:ascii="Times New Roman" w:cs="Times New Roman" w:eastAsia="SimSun" w:hAnsi="Times New Roman"/>
-        </w:rPr>
-        <w:t xml:space="preserve"> 维、与系统规模无关的闭方程组。爆发条件由线性化给出，</w:t>
-      </w:r>
-      <w:r>
-        <w:rPr>
-          <w:rFonts w:ascii="Cambria Math" w:eastAsia="SimSun" w:hAnsi="Cambria Math"/>
-          <w:i w:val="false"/>
-          <w:iCs w:val="false"/>
-        </w:rPr>
-        <w:t xml:space="preserve">λ</w:t>
-      </w:r>
-      <w:r>
-        <w:rPr>
-          <w:rFonts w:ascii="Cambria Math" w:eastAsia="SimSun" w:hAnsi="Cambria Math"/>
-          <w:i w:val="false"/>
-          <w:iCs w:val="false"/>
-          <w:vertAlign w:val="subscript"/>
-        </w:rPr>
-        <w:t xml:space="preserve">c</w:t>
-      </w:r>
-      <w:r>
-        <w:rPr>
-          <w:rFonts w:ascii="Cambria Math" w:eastAsia="SimSun" w:hAnsi="Cambria Math"/>
-          <w:i w:val="false"/>
-          <w:iCs w:val="false"/>
-        </w:rPr>
-        <w:t xml:space="preserve">=1/(τκ-1)</w:t>
-      </w:r>
-      <w:r>
-        <w:rPr>
-          <w:rFonts w:ascii="Times New Roman" w:cs="Times New Roman" w:eastAsia="SimSun" w:hAnsi="Times New Roman"/>
-        </w:rPr>
-        <w:t xml:space="preserve">，</w:t>
-      </w:r>
-      <w:r>
-        <w:rPr>
-          <w:rFonts w:ascii="Cambria Math" w:eastAsia="SimSun" w:hAnsi="Cambria Math"/>
-          <w:i w:val="false"/>
-          <w:iCs w:val="false"/>
-        </w:rPr>
-        <w:t xml:space="preserve">κ=⟨</w:t>
-      </w:r>
-      <w:r>
-        <w:rPr>
-          <w:rFonts w:ascii="Cambria Math" w:eastAsia="SimSun" w:hAnsi="Cambria Math"/>
-          <w:i/>
-          <w:iCs/>
-        </w:rPr>
-        <w:t xml:space="preserve">k</w:t>
-      </w:r>
-      <w:r>
-        <w:rPr>
-          <w:rFonts w:ascii="Cambria Math" w:eastAsia="SimSun" w:hAnsi="Cambria Math"/>
-          <w:i w:val="false"/>
-          <w:iCs w:val="false"/>
-          <w:vertAlign w:val="subscript"/>
-        </w:rPr>
-        <w:t xml:space="preserve">in</w:t>
-      </w:r>
-      <w:r>
-        <w:rPr>
-          <w:rFonts w:ascii="Cambria Math" w:eastAsia="SimSun" w:hAnsi="Cambria Math"/>
-          <w:i/>
-          <w:iCs/>
-        </w:rPr>
-        <w:t xml:space="preserve">k</w:t>
-      </w:r>
-      <w:r>
-        <w:rPr>
-          <w:rFonts w:ascii="Cambria Math" w:eastAsia="SimSun" w:hAnsi="Cambria Math"/>
-          <w:i w:val="false"/>
-          <w:iCs w:val="false"/>
-          <w:vertAlign w:val="subscript"/>
-        </w:rPr>
-        <w:t xml:space="preserve">out</w:t>
-      </w:r>
-      <w:r>
-        <w:rPr>
-          <w:rFonts w:ascii="Cambria Math" w:eastAsia="SimSun" w:hAnsi="Cambria Math"/>
-          <w:i w:val="false"/>
-          <w:iCs w:val="false"/>
-        </w:rPr>
-        <w:t xml:space="preserve">⟩/⟨</w:t>
-      </w:r>
-      <w:r>
-        <w:rPr>
-          <w:rFonts w:ascii="Cambria Math" w:eastAsia="SimSun" w:hAnsi="Cambria Math"/>
-          <w:i/>
-          <w:iCs/>
-        </w:rPr>
-        <w:t xml:space="preserve">k</w:t>
-      </w:r>
-      <w:r>
-        <w:rPr>
-          <w:rFonts w:ascii="Cambria Math" w:eastAsia="SimSun" w:hAnsi="Cambria Math"/>
-          <w:i w:val="false"/>
-          <w:iCs w:val="false"/>
-          <w:vertAlign w:val="subscript"/>
-        </w:rPr>
-        <w:t xml:space="preserve">out</w:t>
-      </w:r>
-      <w:r>
-        <w:rPr>
-          <w:rFonts w:ascii="Cambria Math" w:eastAsia="SimSun" w:hAnsi="Cambria Math"/>
-          <w:i w:val="false"/>
-          <w:iCs w:val="false"/>
-        </w:rPr>
-        <w:t xml:space="preserve">⟩</w:t>
-      </w:r>
-      <w:r>
-        <w:rPr>
-          <w:rFonts w:ascii="Times New Roman" w:cs="Times New Roman" w:eastAsia="SimSun" w:hAnsi="Times New Roman"/>
-        </w:rPr>
-        <w:t xml:space="preserve">；</w:t>
-      </w:r>
-      <w:r>
-        <w:rPr>
-          <w:rFonts w:ascii="Cambria Math" w:eastAsia="SimSun" w:hAnsi="Cambria Math"/>
-          <w:i w:val="false"/>
-          <w:iCs w:val="false"/>
-        </w:rPr>
-        <w:t xml:space="preserve">τ=η=1</w:t>
-      </w:r>
-      <w:r>
-        <w:rPr>
-          <w:rFonts w:ascii="Times New Roman" w:cs="Times New Roman" w:eastAsia="SimSun" w:hAnsi="Times New Roman"/>
-        </w:rPr>
-        <w:t xml:space="preserve"> 时退化为有向随机图的已知阈值 [16, 17]。阈值经 </w:t>
-      </w:r>
-      <w:r>
-        <w:rPr>
-          <w:rFonts w:ascii="Cambria Math" w:eastAsia="SimSun" w:hAnsi="Cambria Math"/>
-          <w:i w:val="false"/>
-          <w:iCs w:val="false"/>
-        </w:rPr>
-        <w:t xml:space="preserve">κ</w:t>
-      </w:r>
-      <w:r>
-        <w:rPr>
-          <w:rFonts w:ascii="Times New Roman" w:cs="Times New Roman" w:eastAsia="SimSun" w:hAnsi="Times New Roman"/>
-        </w:rPr>
-        <w:t xml:space="preserve"> 依赖于入出度相关 </w:t>
-      </w:r>
-      <w:r>
-        <w:rPr>
-          <w:rFonts w:ascii="Cambria Math" w:eastAsia="SimSun" w:hAnsi="Cambria Math"/>
-          <w:i/>
-          <w:iCs/>
-        </w:rPr>
-        <w:t xml:space="preserve">r</w:t>
-      </w:r>
-      <w:r>
-        <w:rPr>
-          <w:rFonts w:ascii="Cambria Math" w:eastAsia="SimSun" w:hAnsi="Cambria Math"/>
-          <w:i w:val="false"/>
-          <w:iCs w:val="false"/>
-          <w:vertAlign w:val="subscript"/>
-        </w:rPr>
-        <w:t xml:space="preserve">io</w:t>
-      </w:r>
-      <w:r>
-        <w:rPr>
-          <w:rFonts w:ascii="Times New Roman" w:cs="Times New Roman" w:eastAsia="SimSun" w:hAnsi="Times New Roman"/>
-        </w:rPr>
-        <w:t xml:space="preserve">，却与超边重叠无关——这不是疏漏，而是树状闭合的一条可证伪推论。</w:t>
-      </w:r>
-      <w:r>
-        <w:rPr>
-          <w:rFonts w:ascii="Cambria Math" w:eastAsia="SimSun" w:hAnsi="Cambria Math"/>
-          <w:i/>
-          <w:iCs/>
-        </w:rPr>
-        <w:t xml:space="preserve">r</w:t>
-      </w:r>
-      <w:r>
-        <w:rPr>
-          <w:rFonts w:ascii="Cambria Math" w:eastAsia="SimSun" w:hAnsi="Cambria Math"/>
-          <w:i w:val="false"/>
-          <w:iCs w:val="false"/>
-          <w:vertAlign w:val="subscript"/>
-        </w:rPr>
-        <w:t xml:space="preserve">io</w:t>
-      </w:r>
-      <w:r>
-        <w:rPr>
-          <w:rFonts w:ascii="Times New Roman" w:cs="Times New Roman" w:eastAsia="SimSun" w:hAnsi="Times New Roman"/>
-        </w:rPr>
-        <w:t xml:space="preserve"> 的作用方向依传播机制而异，须分别对待：有向网络的阈值型级联中，正的入出度相关在较宽的平均入度范围内提高系统稳健性 [38]，与本文的 SIR 结果相反。原因在于阈值模型按活跃邻居的比例判定激活，高入度因而抬高激活门槛，而 SIR 中高入度只增加暴露。与精确 Gillespie 仿真 [39] 比较，闭合的偏差随系统规模趋零，均场的不然：它把阈值压低四分之一，在真实的亚临界区就给出宏观爆发。</w:t>
-      </w:r>
-    </w:p>
-    <w:p>
-      <w:pPr>
-        <w:spacing w:after="120" w:before="120" w:line="320" w:lineRule="auto"/>
-        <w:jc w:val="both"/>
-      </w:pPr>
-      <w:r>
-        <w:rPr>
-          <w:rFonts w:ascii="Times New Roman" w:cs="Times New Roman" w:eastAsia="SimSun" w:hAnsi="Times New Roman"/>
-        </w:rPr>
-        <w:t xml:space="preserve">第 IV 节转向渗流一侧，把成对网络上的 SIR–渗流映射及其半有向修正 [8, 40] 与有向渗流的生成函数机制 [14, 15] 推广到有向超图。两条路径互不依赖，因而可互为验证；我们进一步证明二者的自洽方程在 </w:t>
-      </w:r>
-      <w:r>
-        <w:rPr>
-          <w:rFonts w:ascii="Cambria Math" w:eastAsia="SimSun" w:hAnsi="Cambria Math"/>
-          <w:i w:val="false"/>
-          <w:iCs w:val="false"/>
-        </w:rPr>
-        <w:t xml:space="preserve">μ→0</w:t>
-      </w:r>
-      <w:r>
-        <w:rPr>
-          <w:rFonts w:ascii="Times New Roman" w:cs="Times New Roman" w:eastAsia="SimSun" w:hAnsi="Times New Roman"/>
-        </w:rPr>
-        <w:t xml:space="preserve"> 极限下同构。</w:t>
-      </w:r>
-      <w:r>
-        <w:rPr>
-          <w:rFonts w:ascii="Cambria Math" w:eastAsia="SimSun" w:hAnsi="Cambria Math"/>
-          <w:i w:val="false"/>
-          <w:iCs w:val="false"/>
-        </w:rPr>
-        <w:t xml:space="preserve">θ≥2</w:t>
-      </w:r>
-      <w:r>
-        <w:rPr>
-          <w:rFonts w:ascii="Times New Roman" w:cs="Times New Roman" w:eastAsia="SimSun" w:hAnsi="Times New Roman"/>
-        </w:rPr>
-        <w:t xml:space="preserve"> 时激活不再是单条超边的独立事件，模型转入 bootstrap 与 </w:t>
-      </w:r>
-      <w:r>
-        <w:rPr>
-          <w:rFonts w:ascii="Cambria Math" w:eastAsia="SimSun" w:hAnsi="Cambria Math"/>
-          <w:i/>
-          <w:iCs/>
-        </w:rPr>
-        <w:t xml:space="preserve">k</w:t>
-      </w:r>
-      <w:r>
-        <w:rPr>
-          <w:rFonts w:ascii="Times New Roman" w:cs="Times New Roman" w:eastAsia="SimSun" w:hAnsi="Times New Roman"/>
-        </w:rPr>
-        <w:t xml:space="preserve">-core 型渗流，其相变结构不同于普通渗流 [41, 42, 43]，亦在该节处理。</w:t>
-      </w:r>
-    </w:p>
-    <w:p>
-      <w:pPr>
-        <w:spacing w:after="120" w:before="120" w:line="320" w:lineRule="auto"/>
-        <w:jc w:val="both"/>
-      </w:pPr>
-      <w:r>
-        <w:rPr>
-          <w:rFonts w:ascii="Times New Roman" w:cs="Times New Roman" w:eastAsia="SimSun" w:hAnsi="Times New Roman"/>
-        </w:rPr>
-        <w:t xml:space="preserve">为使结构依赖可被受控地检验，第 II 节给出有向超边重叠的可计算定义：对每一对有序超边构造 </w:t>
-      </w:r>
-      <w:r>
-        <w:rPr>
-          <w:rFonts w:ascii="Cambria Math" w:eastAsia="SimSun" w:hAnsi="Cambria Math"/>
-          <w:i w:val="false"/>
-          <w:iCs w:val="false"/>
-        </w:rPr>
-        <w:t xml:space="preserve">2×2</w:t>
-      </w:r>
-      <w:r>
-        <w:rPr>
-          <w:rFonts w:ascii="Times New Roman" w:cs="Times New Roman" w:eastAsia="SimSun" w:hAnsi="Times New Roman"/>
-        </w:rPr>
-        <w:t xml:space="preserve"> 列联矩阵，四个通道分别对应共享节点同为尾成员、同为头成员、或一为头一为尾。四通道之和精确等于无向重叠，因而结果可与无向文献直接对照 [25, 26]；互惠方向另采用文献中的强互惠判据 [5]。入出度相关 </w:t>
-      </w:r>
-      <w:r>
-        <w:rPr>
-          <w:rFonts w:ascii="Cambria Math" w:eastAsia="SimSun" w:hAnsi="Cambria Math"/>
-          <w:i/>
-          <w:iCs/>
-        </w:rPr>
-        <w:t xml:space="preserve">r</w:t>
-      </w:r>
-      <w:r>
-        <w:rPr>
-          <w:rFonts w:ascii="Cambria Math" w:eastAsia="SimSun" w:hAnsi="Cambria Math"/>
-          <w:i w:val="false"/>
-          <w:iCs w:val="false"/>
-          <w:vertAlign w:val="subscript"/>
-        </w:rPr>
-        <w:t xml:space="preserve">io</w:t>
-      </w:r>
-      <w:r>
-        <w:rPr>
-          <w:rFonts w:ascii="Times New Roman" w:cs="Times New Roman" w:eastAsia="SimSun" w:hAnsi="Times New Roman"/>
-        </w:rPr>
-        <w:t xml:space="preserve"> 与重叠 </w:t>
-      </w:r>
-      <w:r>
-        <w:rPr>
-          <w:rFonts w:ascii="Cambria Math" w:eastAsia="SimSun" w:hAnsi="Cambria Math"/>
-          <w:i w:val="false"/>
-          <w:iCs w:val="false"/>
-        </w:rPr>
-        <w:t xml:space="preserve">α</w:t>
-      </w:r>
-      <w:r>
-        <w:rPr>
-          <w:rFonts w:ascii="Times New Roman" w:cs="Times New Roman" w:eastAsia="SimSun" w:hAnsi="Times New Roman"/>
-        </w:rPr>
-        <w:t xml:space="preserve"> 作用在生成流程的不同环节，因而可独立扫描；零模型基线取自已有的均匀采样器 [34, 35]。</w:t>
-      </w:r>
-    </w:p>
-    <w:p>
-      <w:pPr>
-        <w:spacing w:after="120" w:before="120" w:line="320" w:lineRule="auto"/>
-        <w:jc w:val="both"/>
-      </w:pPr>
-      <w:r>
-        <w:rPr>
-          <w:rFonts w:ascii="Times New Roman" w:cs="Times New Roman" w:eastAsia="SimSun" w:hAnsi="Times New Roman"/>
-        </w:rPr>
-        <w:t xml:space="preserve">方向对称性破缺的分析（第 II、VI 节）给出两个与直觉相反的结果。其一，均匀单种子下的平均爆发规模几乎不能用来探测破缺：可达有序对的总数在方向翻转下近乎守恒，翻转真正改变的是这些可达对如何分配——大爆发的概率由巨入分支决定、终态规模由巨出分支决定，而翻转恰好交换二者 [17, 40]。我们因而以爆发概率与条件爆发规模为序参量。其二，翻转奇是破缺的必要条件却远非充分：双度序列的不对称驱动的破缺是数十个标准差的效应，而同样翻转奇的重叠极性 </w:t>
-      </w:r>
-      <w:r>
-        <w:rPr>
-          <w:rFonts w:ascii="Cambria Math" w:eastAsia="SimSun" w:hAnsi="Cambria Math"/>
-          <w:i w:val="false"/>
-          <w:iCs w:val="false"/>
-        </w:rPr>
-        <w:t xml:space="preserve">Δα</w:t>
-      </w:r>
-      <w:r>
-        <w:rPr>
-          <w:rFonts w:ascii="Times New Roman" w:cs="Times New Roman" w:eastAsia="SimSun" w:hAnsi="Times New Roman"/>
-        </w:rPr>
-        <w:t xml:space="preserve"> 效应始终不可分辨，我们只能给出上界。破缺因而由分支结构的不对称驱动，而非由重叠的极性驱动。</w:t>
-      </w:r>
-    </w:p>
-    <w:p>
-      <w:pPr>
-        <w:spacing w:after="120" w:before="120" w:line="320" w:lineRule="auto"/>
-        <w:jc w:val="both"/>
-      </w:pPr>
-      <w:r>
-        <w:rPr>
-          <w:rFonts w:ascii="Times New Roman" w:cs="Times New Roman" w:eastAsia="SimSun" w:hAnsi="Times New Roman"/>
-        </w:rPr>
-        <w:t xml:space="preserve">本文余下部分安排如下。第 II 节给出模型定义、有向超边重叠的可计算形式，以及结构量在方向翻转下的宇称分类。第 III 节推导并发型 EBCM 方程并给出仿真校验。第 IV 节建立渗流映射与生成函数阈值理论。第 V 节介绍保度生成与定向重连工具。第 VI 节给出阈值对结构参数的依赖、方向对称性破缺，以及两方法的交叉验证。第 VII 节在真实有向超图数据上检验模型。第 VIII 节为讨论与结论。</w:t>
+          <w:b/>
+          <w:bCs/>
+        </w:rPr>
+        <w:t xml:space="preserve">MSC 分类号.</w:t>
+      </w:r>
+      <w:r>
+        <w:rPr>
+          <w:rFonts w:ascii="Times New Roman" w:cs="Times New Roman" w:eastAsia="SimSun" w:hAnsi="Times New Roman"/>
+        </w:rPr>
+        <w:t xml:space="preserve"> 05C65, 05C20, 05C80, 92D30, 60J28, 82B43, 37N25</w:t>
       </w:r>
     </w:p>
     <w:p>
@@ -1064,7 +464,647 @@
           <w:sz w:val="32"/>
           <w:szCs w:val="32"/>
         </w:rPr>
-        <w:t xml:space="preserve">II. 模型与结构量</w:t>
+        <w:t xml:space="preserve">1. 引言</w:t>
+      </w:r>
+    </w:p>
+    <w:p>
+      <w:pPr>
+        <w:spacing w:after="120" w:before="120" w:line="320" w:lineRule="auto"/>
+        <w:jc w:val="both"/>
+      </w:pPr>
+      <w:r>
+        <w:rPr>
+          <w:rFonts w:ascii="Times New Roman" w:cs="Times New Roman" w:eastAsia="SimSun" w:hAnsi="Times New Roman"/>
+        </w:rPr>
+        <w:t xml:space="preserve">许多传染并非沿边逐个发生，而是在一个群体内集体发生 [3, 4]，这类高阶交互在真实数据中普遍存在 [6]。但群体交互往往是有向的：施加影响的一方与接受影响的一方并不对称。代谢反应把一组底物转化为一组产物 [22]，比特币交易与引用数据同样是一组主体指向另一组 [28]。有向超图正是为刻画这种不对称而设的形式化——每条超边分为施加影响的尾集与接受影响的头集（二者不相交），这一结构在算法与运筹领域已使用三十余年 [15]。</w:t>
+      </w:r>
+    </w:p>
+    <w:p>
+      <w:pPr>
+        <w:spacing w:after="120" w:before="120" w:line="320" w:lineRule="auto"/>
+        <w:jc w:val="both"/>
+      </w:pPr>
+      <w:r>
+        <w:rPr>
+          <w:rFonts w:ascii="Times New Roman" w:cs="Times New Roman" w:eastAsia="SimSun" w:hAnsi="Times New Roman"/>
+        </w:rPr>
+        <w:t xml:space="preserve">已有的理论工具恰好绕开了这个交叉点。成对网络上的 SIR 已由两条彼此独立的路径解决：渗流给出阈值与终态 [17, 35, 37]——临界占据概率为 </w:t>
+      </w:r>
+      <w:r>
+        <w:rPr>
+          <w:rFonts w:ascii="Cambria Math" w:eastAsia="SimSun" w:hAnsi="Cambria Math"/>
+          <w:i w:val="false"/>
+          <w:iCs w:val="false"/>
+        </w:rPr>
+        <w:t xml:space="preserve">⟨</w:t>
+      </w:r>
+      <w:r>
+        <w:rPr>
+          <w:rFonts w:ascii="Cambria Math" w:eastAsia="SimSun" w:hAnsi="Cambria Math"/>
+          <w:i/>
+          <w:iCs/>
+        </w:rPr>
+        <w:t xml:space="preserve">k</w:t>
+      </w:r>
+      <w:r>
+        <w:rPr>
+          <w:rFonts w:ascii="Cambria Math" w:eastAsia="SimSun" w:hAnsi="Cambria Math"/>
+          <w:i w:val="false"/>
+          <w:iCs w:val="false"/>
+        </w:rPr>
+        <w:t xml:space="preserve">⟩/(⟨</w:t>
+      </w:r>
+      <w:r>
+        <w:rPr>
+          <w:rFonts w:ascii="Cambria Math" w:eastAsia="SimSun" w:hAnsi="Cambria Math"/>
+          <w:i/>
+          <w:iCs/>
+        </w:rPr>
+        <w:t xml:space="preserve">k</w:t>
+      </w:r>
+      <w:r>
+        <w:rPr>
+          <w:rFonts w:ascii="Cambria Math" w:eastAsia="SimSun" w:hAnsi="Cambria Math"/>
+          <w:i w:val="false"/>
+          <w:iCs w:val="false"/>
+          <w:vertAlign w:val="superscript"/>
+        </w:rPr>
+        <w:t xml:space="preserve">2</w:t>
+      </w:r>
+      <w:r>
+        <w:rPr>
+          <w:rFonts w:ascii="Cambria Math" w:eastAsia="SimSun" w:hAnsi="Cambria Math"/>
+          <w:i w:val="false"/>
+          <w:iCs w:val="false"/>
+        </w:rPr>
+        <w:t xml:space="preserve">⟩-⟨</w:t>
+      </w:r>
+      <w:r>
+        <w:rPr>
+          <w:rFonts w:ascii="Cambria Math" w:eastAsia="SimSun" w:hAnsi="Cambria Math"/>
+          <w:i/>
+          <w:iCs/>
+        </w:rPr>
+        <w:t xml:space="preserve">k</w:t>
+      </w:r>
+      <w:r>
+        <w:rPr>
+          <w:rFonts w:ascii="Cambria Math" w:eastAsia="SimSun" w:hAnsi="Cambria Math"/>
+          <w:i w:val="false"/>
+          <w:iCs w:val="false"/>
+        </w:rPr>
+        <w:t xml:space="preserve">⟩)</w:t>
+      </w:r>
+      <w:r>
+        <w:rPr>
+          <w:rFonts w:ascii="Times New Roman" w:cs="Times New Roman" w:eastAsia="SimSun" w:hAnsi="Times New Roman"/>
+        </w:rPr>
+        <w:t xml:space="preserve">，二阶矩发散时趋零，无标度网络上的 SIS 模型给出过同一结论 [38]；方程给出峰值与时间演化——Volz 的低维闭合 [44] 经 Miller 等整理为边基房室模型（EBCM），以"沿一条边尚未传来感染"的概率为核心变量 [33]；二者可相互印证 [39]。方向性作为成对网络的属性也已处理成熟：有向随机图各巨分支的规模由入出度联合分布决定 [11]，阈值与分支规模可解析求出 [8, 32]，且再生数经 </w:t>
+      </w:r>
+      <w:r>
+        <w:rPr>
+          <w:rFonts w:ascii="Cambria Math" w:eastAsia="SimSun" w:hAnsi="Cambria Math"/>
+          <w:i w:val="false"/>
+          <w:iCs w:val="false"/>
+        </w:rPr>
+        <w:t xml:space="preserve">⟨</w:t>
+      </w:r>
+      <w:r>
+        <w:rPr>
+          <w:rFonts w:ascii="Cambria Math" w:eastAsia="SimSun" w:hAnsi="Cambria Math"/>
+          <w:i/>
+          <w:iCs/>
+        </w:rPr>
+        <w:t xml:space="preserve">k</w:t>
+      </w:r>
+      <w:r>
+        <w:rPr>
+          <w:rFonts w:ascii="Cambria Math" w:eastAsia="SimSun" w:hAnsi="Cambria Math"/>
+          <w:i w:val="false"/>
+          <w:iCs w:val="false"/>
+          <w:vertAlign w:val="subscript"/>
+        </w:rPr>
+        <w:t xml:space="preserve">in</w:t>
+      </w:r>
+      <w:r>
+        <w:rPr>
+          <w:rFonts w:ascii="Cambria Math" w:eastAsia="SimSun" w:hAnsi="Cambria Math"/>
+          <w:i/>
+          <w:iCs/>
+        </w:rPr>
+        <w:t xml:space="preserve">k</w:t>
+      </w:r>
+      <w:r>
+        <w:rPr>
+          <w:rFonts w:ascii="Cambria Math" w:eastAsia="SimSun" w:hAnsi="Cambria Math"/>
+          <w:i w:val="false"/>
+          <w:iCs w:val="false"/>
+          <w:vertAlign w:val="subscript"/>
+        </w:rPr>
+        <w:t xml:space="preserve">out</w:t>
+      </w:r>
+      <w:r>
+        <w:rPr>
+          <w:rFonts w:ascii="Cambria Math" w:eastAsia="SimSun" w:hAnsi="Cambria Math"/>
+          <w:i w:val="false"/>
+          <w:iCs w:val="false"/>
+        </w:rPr>
+        <w:t xml:space="preserve">⟩</w:t>
+      </w:r>
+      <w:r>
+        <w:rPr>
+          <w:rFonts w:ascii="Times New Roman" w:cs="Times New Roman" w:eastAsia="SimSun" w:hAnsi="Times New Roman"/>
+        </w:rPr>
+        <w:t xml:space="preserve"> 依赖于入出度的相关 [2]。高阶交互一侧同样成果丰富：单纯复形与超图上的传播可出现不连续相变与双稳 [13, 18, 40]，结构的影响也已刻画——链接度异质性抑制爆炸式相变 [25]，超核分解给出局域化的中心性 [31]，高阶连通分支的巨分支是单种子全局爆发的必要条件 [21]，最佳种子群体已被刻画 [41]，而超边重叠决定转变是否爆炸式且方向与直觉相反 [24, 29, 30]，超图渗流理论亦已建立 [7, 14]。两条线索各自成熟，却始终没有相交：处理方向性的工作都停留在成对网络，处理高阶交互的工作则都假设超边无向。</w:t>
+      </w:r>
+    </w:p>
+    <w:p>
+      <w:pPr>
+        <w:spacing w:after="120" w:before="120" w:line="320" w:lineRule="auto"/>
+        <w:jc w:val="both"/>
+      </w:pPr>
+      <w:r>
+        <w:rPr>
+          <w:rFonts w:ascii="Times New Roman" w:cs="Times New Roman" w:eastAsia="SimSun" w:hAnsi="Times New Roman"/>
+        </w:rPr>
+        <w:t xml:space="preserve">有向超图上，结构刻画的工具近年已迅速成型——真实数据的微观组织与高阶互惠性 [20, 28]、重叠测度 [26]、位形模型与保度随机化 [10, 34]、保入出度序列的均匀采样 [1, 23]。动力学一侧则少得多，据我们所知以 Li 等的工作为主：他们在有向超图上建立社会传播模型，发现双稳区间随有向强度减弱而收缩 [27]。该工作采用均场闭合，方向性由单一标量参数调节。均场忽略邻域相关，误差在阈值邻域最大；成对网络上正是 EBCM 补上了这一层 [33, 44]。因此，有向超图上的传播阈值如何依赖于结构，据我们所知尚无超出均场的含时理论，也无可供解析扫描的渗流理论。</w:t>
+      </w:r>
+    </w:p>
+    <w:p>
+      <w:pPr>
+        <w:spacing w:after="120" w:before="120" w:line="320" w:lineRule="auto"/>
+        <w:jc w:val="both"/>
+      </w:pPr>
+      <w:r>
+        <w:rPr>
+          <w:rFonts w:ascii="Times New Roman" w:cs="Times New Roman" w:eastAsia="SimSun" w:hAnsi="Times New Roman"/>
+        </w:rPr>
+        <w:t xml:space="preserve">本文建立并求解有向超图上的 SIR 模型。第 2 节定义模型：尾集中被感染的成员数达到群体阈值 </w:t>
+      </w:r>
+      <w:r>
+        <w:rPr>
+          <w:rFonts w:ascii="Cambria Math" w:eastAsia="SimSun" w:hAnsi="Cambria Math"/>
+          <w:i w:val="false"/>
+          <w:iCs w:val="false"/>
+        </w:rPr>
+        <w:t xml:space="preserve">θ</w:t>
+      </w:r>
+      <w:r>
+        <w:rPr>
+          <w:rFonts w:ascii="Times New Roman" w:cs="Times New Roman" w:eastAsia="SimSun" w:hAnsi="Times New Roman"/>
+        </w:rPr>
+        <w:t xml:space="preserve"> 时超边激活，以速率 </w:t>
+      </w:r>
+      <w:r>
+        <w:rPr>
+          <w:rFonts w:ascii="Cambria Math" w:eastAsia="SimSun" w:hAnsi="Cambria Math"/>
+          <w:i w:val="false"/>
+          <w:iCs w:val="false"/>
+        </w:rPr>
+        <w:t xml:space="preserve">β</w:t>
+      </w:r>
+      <w:r>
+        <w:rPr>
+          <w:rFonts w:ascii="Times New Roman" w:cs="Times New Roman" w:eastAsia="SimSun" w:hAnsi="Times New Roman"/>
+        </w:rPr>
+        <w:t xml:space="preserve"> 向头集中每个易感节点传递，感染者以速率 </w:t>
+      </w:r>
+      <w:r>
+        <w:rPr>
+          <w:rFonts w:ascii="Cambria Math" w:eastAsia="SimSun" w:hAnsi="Cambria Math"/>
+          <w:i w:val="false"/>
+          <w:iCs w:val="false"/>
+        </w:rPr>
+        <w:t xml:space="preserve">μ</w:t>
+      </w:r>
+      <w:r>
+        <w:rPr>
+          <w:rFonts w:ascii="Times New Roman" w:cs="Times New Roman" w:eastAsia="SimSun" w:hAnsi="Times New Roman"/>
+        </w:rPr>
+        <w:t xml:space="preserve"> 康复，控制参数为 </w:t>
+      </w:r>
+      <w:r>
+        <w:rPr>
+          <w:rFonts w:ascii="Cambria Math" w:eastAsia="SimSun" w:hAnsi="Cambria Math"/>
+          <w:i w:val="false"/>
+          <w:iCs w:val="false"/>
+        </w:rPr>
+        <w:t xml:space="preserve">λ=β/μ</w:t>
+      </w:r>
+      <w:r>
+        <w:rPr>
+          <w:rFonts w:ascii="Times New Roman" w:cs="Times New Roman" w:eastAsia="SimSun" w:hAnsi="Times New Roman"/>
+        </w:rPr>
+        <w:t xml:space="preserve">；非指数康复期会显著改变成对网络的流行阈值 [43]，其推广见附录。第 3 节给出 </w:t>
+      </w:r>
+      <w:r>
+        <w:rPr>
+          <w:rFonts w:ascii="Cambria Math" w:eastAsia="SimSun" w:hAnsi="Cambria Math"/>
+          <w:i w:val="false"/>
+          <w:iCs w:val="false"/>
+        </w:rPr>
+        <w:t xml:space="preserve">θ=1</w:t>
+      </w:r>
+      <w:r>
+        <w:rPr>
+          <w:rFonts w:ascii="Times New Roman" w:cs="Times New Roman" w:eastAsia="SimSun" w:hAnsi="Times New Roman"/>
+        </w:rPr>
+        <w:t xml:space="preserve"> 的并发型 EBCM 方程。技术困难在于一条超边只有一个激活时钟却由 </w:t>
+      </w:r>
+      <w:r>
+        <w:rPr>
+          <w:rFonts w:ascii="Cambria Math" w:eastAsia="SimSun" w:hAnsi="Cambria Math"/>
+          <w:i w:val="false"/>
+          <w:iCs w:val="false"/>
+        </w:rPr>
+        <w:t xml:space="preserve">τ</w:t>
+      </w:r>
+      <w:r>
+        <w:rPr>
+          <w:rFonts w:ascii="Times New Roman" w:cs="Times New Roman" w:eastAsia="SimSun" w:hAnsi="Times New Roman"/>
+        </w:rPr>
+        <w:t xml:space="preserve"> 个尾成员共同驱动——激活时长是各成员感染期之并，因而闭合变量不能逐成员相乘。以尾集中易感、感染、康复的成员计数为状态，可把"尚未传递"写成一条以传递事件为消灭机制的 Markov 链——等价于给该链添一个"已传递"的吸收态——得到 </w:t>
+      </w:r>
+      <w:r>
+        <w:rPr>
+          <w:rFonts w:ascii="Cambria Math" w:eastAsia="SimSun" w:hAnsi="Cambria Math"/>
+          <w:i/>
+          <w:iCs/>
+        </w:rPr>
+        <w:t xml:space="preserve">C</w:t>
+      </w:r>
+      <w:r>
+        <w:rPr>
+          <w:rFonts w:ascii="Cambria Math" w:eastAsia="SimSun" w:hAnsi="Cambria Math"/>
+          <w:i w:val="false"/>
+          <w:iCs w:val="false"/>
+        </w:rPr>
+        <w:t xml:space="preserve">(τ+2, 2)+1</w:t>
+      </w:r>
+      <w:r>
+        <w:rPr>
+          <w:rFonts w:ascii="Times New Roman" w:cs="Times New Roman" w:eastAsia="SimSun" w:hAnsi="Times New Roman"/>
+        </w:rPr>
+        <w:t xml:space="preserve"> 维、与系统规模无关的闭方程组。爆发条件由线性化给出，</w:t>
+      </w:r>
+      <w:r>
+        <w:rPr>
+          <w:rFonts w:ascii="Cambria Math" w:eastAsia="SimSun" w:hAnsi="Cambria Math"/>
+          <w:i w:val="false"/>
+          <w:iCs w:val="false"/>
+        </w:rPr>
+        <w:t xml:space="preserve">λ</w:t>
+      </w:r>
+      <w:r>
+        <w:rPr>
+          <w:rFonts w:ascii="Cambria Math" w:eastAsia="SimSun" w:hAnsi="Cambria Math"/>
+          <w:i w:val="false"/>
+          <w:iCs w:val="false"/>
+          <w:vertAlign w:val="subscript"/>
+        </w:rPr>
+        <w:t xml:space="preserve">c</w:t>
+      </w:r>
+      <w:r>
+        <w:rPr>
+          <w:rFonts w:ascii="Cambria Math" w:eastAsia="SimSun" w:hAnsi="Cambria Math"/>
+          <w:i w:val="false"/>
+          <w:iCs w:val="false"/>
+        </w:rPr>
+        <w:t xml:space="preserve">=1/(τκ-1)</w:t>
+      </w:r>
+      <w:r>
+        <w:rPr>
+          <w:rFonts w:ascii="Times New Roman" w:cs="Times New Roman" w:eastAsia="SimSun" w:hAnsi="Times New Roman"/>
+        </w:rPr>
+        <w:t xml:space="preserve">，</w:t>
+      </w:r>
+      <w:r>
+        <w:rPr>
+          <w:rFonts w:ascii="Cambria Math" w:eastAsia="SimSun" w:hAnsi="Cambria Math"/>
+          <w:i w:val="false"/>
+          <w:iCs w:val="false"/>
+        </w:rPr>
+        <w:t xml:space="preserve">κ=⟨</w:t>
+      </w:r>
+      <w:r>
+        <w:rPr>
+          <w:rFonts w:ascii="Cambria Math" w:eastAsia="SimSun" w:hAnsi="Cambria Math"/>
+          <w:i/>
+          <w:iCs/>
+        </w:rPr>
+        <w:t xml:space="preserve">k</w:t>
+      </w:r>
+      <w:r>
+        <w:rPr>
+          <w:rFonts w:ascii="Cambria Math" w:eastAsia="SimSun" w:hAnsi="Cambria Math"/>
+          <w:i w:val="false"/>
+          <w:iCs w:val="false"/>
+          <w:vertAlign w:val="subscript"/>
+        </w:rPr>
+        <w:t xml:space="preserve">in</w:t>
+      </w:r>
+      <w:r>
+        <w:rPr>
+          <w:rFonts w:ascii="Cambria Math" w:eastAsia="SimSun" w:hAnsi="Cambria Math"/>
+          <w:i/>
+          <w:iCs/>
+        </w:rPr>
+        <w:t xml:space="preserve">k</w:t>
+      </w:r>
+      <w:r>
+        <w:rPr>
+          <w:rFonts w:ascii="Cambria Math" w:eastAsia="SimSun" w:hAnsi="Cambria Math"/>
+          <w:i w:val="false"/>
+          <w:iCs w:val="false"/>
+          <w:vertAlign w:val="subscript"/>
+        </w:rPr>
+        <w:t xml:space="preserve">out</w:t>
+      </w:r>
+      <w:r>
+        <w:rPr>
+          <w:rFonts w:ascii="Cambria Math" w:eastAsia="SimSun" w:hAnsi="Cambria Math"/>
+          <w:i w:val="false"/>
+          <w:iCs w:val="false"/>
+        </w:rPr>
+        <w:t xml:space="preserve">⟩/⟨</w:t>
+      </w:r>
+      <w:r>
+        <w:rPr>
+          <w:rFonts w:ascii="Cambria Math" w:eastAsia="SimSun" w:hAnsi="Cambria Math"/>
+          <w:i/>
+          <w:iCs/>
+        </w:rPr>
+        <w:t xml:space="preserve">k</w:t>
+      </w:r>
+      <w:r>
+        <w:rPr>
+          <w:rFonts w:ascii="Cambria Math" w:eastAsia="SimSun" w:hAnsi="Cambria Math"/>
+          <w:i w:val="false"/>
+          <w:iCs w:val="false"/>
+          <w:vertAlign w:val="subscript"/>
+        </w:rPr>
+        <w:t xml:space="preserve">out</w:t>
+      </w:r>
+      <w:r>
+        <w:rPr>
+          <w:rFonts w:ascii="Cambria Math" w:eastAsia="SimSun" w:hAnsi="Cambria Math"/>
+          <w:i w:val="false"/>
+          <w:iCs w:val="false"/>
+        </w:rPr>
+        <w:t xml:space="preserve">⟩</w:t>
+      </w:r>
+      <w:r>
+        <w:rPr>
+          <w:rFonts w:ascii="Times New Roman" w:cs="Times New Roman" w:eastAsia="SimSun" w:hAnsi="Times New Roman"/>
+        </w:rPr>
+        <w:t xml:space="preserve">；</w:t>
+      </w:r>
+      <w:r>
+        <w:rPr>
+          <w:rFonts w:ascii="Cambria Math" w:eastAsia="SimSun" w:hAnsi="Cambria Math"/>
+          <w:i w:val="false"/>
+          <w:iCs w:val="false"/>
+        </w:rPr>
+        <w:t xml:space="preserve">τ=η=1</w:t>
+      </w:r>
+      <w:r>
+        <w:rPr>
+          <w:rFonts w:ascii="Times New Roman" w:cs="Times New Roman" w:eastAsia="SimSun" w:hAnsi="Times New Roman"/>
+        </w:rPr>
+        <w:t xml:space="preserve"> 时退化为有向随机图的已知阈值 [2, 32]。阈值经 </w:t>
+      </w:r>
+      <w:r>
+        <w:rPr>
+          <w:rFonts w:ascii="Cambria Math" w:eastAsia="SimSun" w:hAnsi="Cambria Math"/>
+          <w:i w:val="false"/>
+          <w:iCs w:val="false"/>
+        </w:rPr>
+        <w:t xml:space="preserve">κ</w:t>
+      </w:r>
+      <w:r>
+        <w:rPr>
+          <w:rFonts w:ascii="Times New Roman" w:cs="Times New Roman" w:eastAsia="SimSun" w:hAnsi="Times New Roman"/>
+        </w:rPr>
+        <w:t xml:space="preserve"> 依赖于入出度相关 </w:t>
+      </w:r>
+      <w:r>
+        <w:rPr>
+          <w:rFonts w:ascii="Cambria Math" w:eastAsia="SimSun" w:hAnsi="Cambria Math"/>
+          <w:i/>
+          <w:iCs/>
+        </w:rPr>
+        <w:t xml:space="preserve">r</w:t>
+      </w:r>
+      <w:r>
+        <w:rPr>
+          <w:rFonts w:ascii="Cambria Math" w:eastAsia="SimSun" w:hAnsi="Cambria Math"/>
+          <w:i w:val="false"/>
+          <w:iCs w:val="false"/>
+          <w:vertAlign w:val="subscript"/>
+        </w:rPr>
+        <w:t xml:space="preserve">io</w:t>
+      </w:r>
+      <w:r>
+        <w:rPr>
+          <w:rFonts w:ascii="Times New Roman" w:cs="Times New Roman" w:eastAsia="SimSun" w:hAnsi="Times New Roman"/>
+        </w:rPr>
+        <w:t xml:space="preserve">，却与超边重叠无关——这不是疏漏，而是树状闭合的一条可证伪推论。</w:t>
+      </w:r>
+      <w:r>
+        <w:rPr>
+          <w:rFonts w:ascii="Cambria Math" w:eastAsia="SimSun" w:hAnsi="Cambria Math"/>
+          <w:i/>
+          <w:iCs/>
+        </w:rPr>
+        <w:t xml:space="preserve">r</w:t>
+      </w:r>
+      <w:r>
+        <w:rPr>
+          <w:rFonts w:ascii="Cambria Math" w:eastAsia="SimSun" w:hAnsi="Cambria Math"/>
+          <w:i w:val="false"/>
+          <w:iCs w:val="false"/>
+          <w:vertAlign w:val="subscript"/>
+        </w:rPr>
+        <w:t xml:space="preserve">io</w:t>
+      </w:r>
+      <w:r>
+        <w:rPr>
+          <w:rFonts w:ascii="Times New Roman" w:cs="Times New Roman" w:eastAsia="SimSun" w:hAnsi="Times New Roman"/>
+        </w:rPr>
+        <w:t xml:space="preserve"> 的作用方向依传播机制而异，须分别对待：有向网络的阈值型级联中，正的入出度相关在较宽的平均入度范围内提高系统稳健性 [46]，与本文的 SIR 结果相反。原因在于阈值模型按活跃邻居的比例判定激活，高入度因而抬高激活门槛，而 SIR 中高入度只增加暴露。与精确 Gillespie 仿真 [16] 比较，闭合的偏差随系统规模趋零，均场的不然：它把阈值压低四分之一，在真实的亚临界区就给出宏观爆发。</w:t>
+      </w:r>
+    </w:p>
+    <w:p>
+      <w:pPr>
+        <w:spacing w:after="120" w:before="120" w:line="320" w:lineRule="auto"/>
+        <w:jc w:val="both"/>
+      </w:pPr>
+      <w:r>
+        <w:rPr>
+          <w:rFonts w:ascii="Times New Roman" w:cs="Times New Roman" w:eastAsia="SimSun" w:hAnsi="Times New Roman"/>
+        </w:rPr>
+        <w:t xml:space="preserve">第 4 节转向渗流一侧，把成对网络上的 SIR–渗流映射及其半有向修正 [19, 37] 与有向渗流的生成函数机制 [8, 11] 推广到有向超图。两条路径互不依赖，因而可互为验证；我们进一步证明二者的自洽方程在 </w:t>
+      </w:r>
+      <w:r>
+        <w:rPr>
+          <w:rFonts w:ascii="Cambria Math" w:eastAsia="SimSun" w:hAnsi="Cambria Math"/>
+          <w:i w:val="false"/>
+          <w:iCs w:val="false"/>
+        </w:rPr>
+        <w:t xml:space="preserve">μ→0</w:t>
+      </w:r>
+      <w:r>
+        <w:rPr>
+          <w:rFonts w:ascii="Times New Roman" w:cs="Times New Roman" w:eastAsia="SimSun" w:hAnsi="Times New Roman"/>
+        </w:rPr>
+        <w:t xml:space="preserve"> 极限下同构。</w:t>
+      </w:r>
+      <w:r>
+        <w:rPr>
+          <w:rFonts w:ascii="Cambria Math" w:eastAsia="SimSun" w:hAnsi="Cambria Math"/>
+          <w:i w:val="false"/>
+          <w:iCs w:val="false"/>
+        </w:rPr>
+        <w:t xml:space="preserve">θ≥2</w:t>
+      </w:r>
+      <w:r>
+        <w:rPr>
+          <w:rFonts w:ascii="Times New Roman" w:cs="Times New Roman" w:eastAsia="SimSun" w:hAnsi="Times New Roman"/>
+        </w:rPr>
+        <w:t xml:space="preserve"> 时激活不再是单条超边的独立事件，模型转入 bootstrap 与 </w:t>
+      </w:r>
+      <w:r>
+        <w:rPr>
+          <w:rFonts w:ascii="Cambria Math" w:eastAsia="SimSun" w:hAnsi="Cambria Math"/>
+          <w:i/>
+          <w:iCs/>
+        </w:rPr>
+        <w:t xml:space="preserve">k</w:t>
+      </w:r>
+      <w:r>
+        <w:rPr>
+          <w:rFonts w:ascii="Times New Roman" w:cs="Times New Roman" w:eastAsia="SimSun" w:hAnsi="Times New Roman"/>
+        </w:rPr>
+        <w:t xml:space="preserve">-core 型渗流，其相变结构不同于普通渗流 [5, 12, 42]，亦在该节处理。</w:t>
+      </w:r>
+    </w:p>
+    <w:p>
+      <w:pPr>
+        <w:spacing w:after="120" w:before="120" w:line="320" w:lineRule="auto"/>
+        <w:jc w:val="both"/>
+      </w:pPr>
+      <w:r>
+        <w:rPr>
+          <w:rFonts w:ascii="Times New Roman" w:cs="Times New Roman" w:eastAsia="SimSun" w:hAnsi="Times New Roman"/>
+        </w:rPr>
+        <w:t xml:space="preserve">为使结构依赖可被受控地检验，第 2 节给出有向超边重叠的可计算定义：对每一对有序超边构造 </w:t>
+      </w:r>
+      <w:r>
+        <w:rPr>
+          <w:rFonts w:ascii="Cambria Math" w:eastAsia="SimSun" w:hAnsi="Cambria Math"/>
+          <w:i w:val="false"/>
+          <w:iCs w:val="false"/>
+        </w:rPr>
+        <w:t xml:space="preserve">2×2</w:t>
+      </w:r>
+      <w:r>
+        <w:rPr>
+          <w:rFonts w:ascii="Times New Roman" w:cs="Times New Roman" w:eastAsia="SimSun" w:hAnsi="Times New Roman"/>
+        </w:rPr>
+        <w:t xml:space="preserve"> 列联矩阵，四个通道分别对应共享节点同为尾成员、同为头成员、或一为头一为尾。四通道之和精确等于无向重叠，因而结果可与无向文献直接对照 [24, 30]；互惠方向另采用文献中的强互惠判据 [28]。入出度相关 </w:t>
+      </w:r>
+      <w:r>
+        <w:rPr>
+          <w:rFonts w:ascii="Cambria Math" w:eastAsia="SimSun" w:hAnsi="Cambria Math"/>
+          <w:i/>
+          <w:iCs/>
+        </w:rPr>
+        <w:t xml:space="preserve">r</w:t>
+      </w:r>
+      <w:r>
+        <w:rPr>
+          <w:rFonts w:ascii="Cambria Math" w:eastAsia="SimSun" w:hAnsi="Cambria Math"/>
+          <w:i w:val="false"/>
+          <w:iCs w:val="false"/>
+          <w:vertAlign w:val="subscript"/>
+        </w:rPr>
+        <w:t xml:space="preserve">io</w:t>
+      </w:r>
+      <w:r>
+        <w:rPr>
+          <w:rFonts w:ascii="Times New Roman" w:cs="Times New Roman" w:eastAsia="SimSun" w:hAnsi="Times New Roman"/>
+        </w:rPr>
+        <w:t xml:space="preserve"> 与重叠 </w:t>
+      </w:r>
+      <w:r>
+        <w:rPr>
+          <w:rFonts w:ascii="Cambria Math" w:eastAsia="SimSun" w:hAnsi="Cambria Math"/>
+          <w:i w:val="false"/>
+          <w:iCs w:val="false"/>
+        </w:rPr>
+        <w:t xml:space="preserve">α</w:t>
+      </w:r>
+      <w:r>
+        <w:rPr>
+          <w:rFonts w:ascii="Times New Roman" w:cs="Times New Roman" w:eastAsia="SimSun" w:hAnsi="Times New Roman"/>
+        </w:rPr>
+        <w:t xml:space="preserve"> 作用在生成流程的不同环节，因而可独立扫描；零模型基线取自已有的均匀采样器 [1, 23]。</w:t>
+      </w:r>
+    </w:p>
+    <w:p>
+      <w:pPr>
+        <w:spacing w:after="120" w:before="120" w:line="320" w:lineRule="auto"/>
+        <w:jc w:val="both"/>
+      </w:pPr>
+      <w:r>
+        <w:rPr>
+          <w:rFonts w:ascii="Times New Roman" w:cs="Times New Roman" w:eastAsia="SimSun" w:hAnsi="Times New Roman"/>
+        </w:rPr>
+        <w:t xml:space="preserve">方向对称性破缺的分析（第 II、VI 节）给出两个与直觉相反的结果。其一，均匀单种子下的平均爆发规模几乎不能用来探测破缺：可达有序对的总数在方向翻转下近乎守恒，翻转真正改变的是这些可达对如何分配——大爆发的概率由巨入分支决定、终态规模由巨出分支决定，而翻转恰好交换二者 [2, 19]。我们因而以爆发概率与条件爆发规模为序参量。其二，翻转奇是破缺的必要条件却远非充分：双度序列的不对称驱动的破缺是数十个标准差的效应，而同样翻转奇的重叠极性 </w:t>
+      </w:r>
+      <w:r>
+        <w:rPr>
+          <w:rFonts w:ascii="Cambria Math" w:eastAsia="SimSun" w:hAnsi="Cambria Math"/>
+          <w:i w:val="false"/>
+          <w:iCs w:val="false"/>
+        </w:rPr>
+        <w:t xml:space="preserve">Δα</w:t>
+      </w:r>
+      <w:r>
+        <w:rPr>
+          <w:rFonts w:ascii="Times New Roman" w:cs="Times New Roman" w:eastAsia="SimSun" w:hAnsi="Times New Roman"/>
+        </w:rPr>
+        <w:t xml:space="preserve"> 效应始终不可分辨，我们只能给出上界。破缺因而由分支结构的不对称驱动，而非由重叠的极性驱动。</w:t>
+      </w:r>
+    </w:p>
+    <w:p>
+      <w:pPr>
+        <w:spacing w:after="120" w:before="120" w:line="320" w:lineRule="auto"/>
+        <w:jc w:val="both"/>
+      </w:pPr>
+      <w:r>
+        <w:rPr>
+          <w:rFonts w:ascii="Times New Roman" w:cs="Times New Roman" w:eastAsia="SimSun" w:hAnsi="Times New Roman"/>
+        </w:rPr>
+        <w:t xml:space="preserve">本文余下部分安排如下。第 2 节给出模型定义、有向超边重叠的可计算形式，以及结构量在方向翻转下的宇称分类。第 3 节推导并发型 EBCM 方程并给出仿真校验。第 4 节建立渗流映射与生成函数阈值理论。第 5 节介绍保度生成与定向重连工具。第 6 节给出阈值对结构参数的依赖、方向对称性破缺，以及两方法的交叉验证。第 7 节在真实有向超图数据上检验模型。第 8 节为讨论与结论。</w:t>
+      </w:r>
+    </w:p>
+    <w:p>
+      <w:pPr>
+        <w:pStyle w:val="Heading1"/>
+        <w:spacing w:after="160" w:before="0"/>
+        <w:jc w:val="center"/>
+      </w:pPr>
+      <w:r>
+        <w:rPr>
+          <w:rFonts w:ascii="Times New Roman" w:cs="Times New Roman" w:eastAsia="SimSun" w:hAnsi="Times New Roman"/>
+          <w:b/>
+          <w:bCs/>
+          <w:color w:val="1A1A1A"/>
+          <w:sz w:val="32"/>
+          <w:szCs w:val="32"/>
+        </w:rPr>
+        <w:t xml:space="preserve">2. 模型与结构量</w:t>
       </w:r>
     </w:p>
     <w:p>
@@ -1081,7 +1121,7 @@
           <w:sz w:val="26"/>
           <w:szCs w:val="26"/>
         </w:rPr>
-        <w:t xml:space="preserve">A. 有向超图与记号</w:t>
+        <w:t xml:space="preserve">2.1. 有向超图与记号</w:t>
       </w:r>
     </w:p>
     <w:p>
@@ -1265,7 +1305,7 @@
         <w:rPr>
           <w:rFonts w:ascii="Times New Roman" w:cs="Times New Roman" w:eastAsia="SimSun" w:hAnsi="Times New Roman"/>
         </w:rPr>
-        <w:t xml:space="preserve"> 为集合，即不含重复超边；第 V 节的生成器在配对后显式修复重复超边与 </w:t>
+        <w:t xml:space="preserve"> 为集合，即不含重复超边；第 5 节的生成器在配对后显式修复重复超边与 </w:t>
       </w:r>
       <w:r>
         <w:rPr>
@@ -1599,7 +1639,7 @@
           <w:sz w:val="21"/>
           <w:szCs w:val="21"/>
         </w:rPr>
-        <w:t xml:space="preserve">	(1)</w:t>
+        <w:t xml:space="preserve">	(2.1)</w:t>
       </w:r>
     </w:p>
     <w:p>
@@ -1687,7 +1727,7 @@
         <w:rPr>
           <w:rFonts w:ascii="Times New Roman" w:cs="Times New Roman" w:eastAsia="SimSun" w:hAnsi="Times New Roman"/>
         </w:rPr>
-        <w:t xml:space="preserve"> 为接受影响的一方。二者不相交，这既排除了自作用，也是后文重叠退化关系 (11) 成立的前提。</w:t>
+        <w:t xml:space="preserve"> 为接受影响的一方。二者不相交，这既排除了自作用，也是后文重叠退化关系 (2.11) 成立的前提。</w:t>
       </w:r>
     </w:p>
     <w:p>
@@ -2301,7 +2341,7 @@
           <w:sz w:val="21"/>
           <w:szCs w:val="21"/>
         </w:rPr>
-        <w:t xml:space="preserve">	(2)</w:t>
+        <w:t xml:space="preserve">	(2.2)</w:t>
       </w:r>
     </w:p>
     <w:p>
@@ -2573,7 +2613,7 @@
           <w:sz w:val="21"/>
           <w:szCs w:val="21"/>
         </w:rPr>
-        <w:t xml:space="preserve">	(3)</w:t>
+        <w:t xml:space="preserve">	(2.3)</w:t>
       </w:r>
     </w:p>
     <w:p>
@@ -2812,7 +2852,7 @@
         <w:rPr>
           <w:rFonts w:ascii="Times New Roman" w:cs="Times New Roman" w:eastAsia="SimSun" w:hAnsi="Times New Roman"/>
         </w:rPr>
-        <w:t xml:space="preserve">，对全部尾槽与头槽做均匀随机配对，再修复违规超边；具体实现见第 V 节。</w:t>
+        <w:t xml:space="preserve">，对全部尾槽与头槽做均匀随机配对，再修复违规超边；具体实现见第 5 节。</w:t>
       </w:r>
     </w:p>
     <w:p>
@@ -3035,7 +3075,7 @@
           <w:sz w:val="21"/>
           <w:szCs w:val="21"/>
         </w:rPr>
-        <w:t xml:space="preserve">	(4)</w:t>
+        <w:t xml:space="preserve">	(2.4)</w:t>
       </w:r>
     </w:p>
     <w:p>
@@ -3111,7 +3151,7 @@
         <w:rPr>
           <w:rFonts w:ascii="Times New Roman" w:cs="Times New Roman" w:eastAsia="SimSun" w:hAnsi="Times New Roman"/>
         </w:rPr>
-        <w:t xml:space="preserve"> 在节点上的 Pearson 相关系数——刻画同一节点两个方向的度值关系，而非相连节点之间的度值相似性 [44]。</w:t>
+        <w:t xml:space="preserve"> 在节点上的 Pearson 相关系数——刻画同一节点两个方向的度值关系，而非相连节点之间的度值相似性 [36]。</w:t>
       </w:r>
     </w:p>
     <w:p>
@@ -3271,7 +3311,7 @@
         <w:rPr>
           <w:rFonts w:ascii="Times New Roman" w:cs="Times New Roman" w:eastAsia="SimSun" w:hAnsi="Times New Roman"/>
         </w:rPr>
-        <w:t xml:space="preserve"> 固定之后，才由超边的重排调节。两个结构参数因而作用在生成流程的不同环节，互不干扰——这一分离正是第 V 节两套工具的分工依据。</w:t>
+        <w:t xml:space="preserve"> 固定之后，才由超边的重排调节。两个结构参数因而作用在生成流程的不同环节，互不干扰——这一分离正是第 5 节两套工具的分工依据。</w:t>
       </w:r>
     </w:p>
     <w:p>
@@ -3288,7 +3328,7 @@
           <w:sz w:val="26"/>
           <w:szCs w:val="26"/>
         </w:rPr>
-        <w:t xml:space="preserve">B. SIR 动力学</w:t>
+        <w:t xml:space="preserve">2.2. SIR 动力学</w:t>
       </w:r>
     </w:p>
     <w:p>
@@ -3527,7 +3567,7 @@
           <w:sz w:val="21"/>
           <w:szCs w:val="21"/>
         </w:rPr>
-        <w:t xml:space="preserve">	(5)</w:t>
+        <w:t xml:space="preserve">	(2.5)</w:t>
       </w:r>
     </w:p>
     <w:p>
@@ -3787,7 +3827,7 @@
           <w:sz w:val="21"/>
           <w:szCs w:val="21"/>
         </w:rPr>
-        <w:t xml:space="preserve">	(6)</w:t>
+        <w:t xml:space="preserve">	(2.6)</w:t>
       </w:r>
     </w:p>
     <w:p>
@@ -3981,7 +4021,7 @@
           <w:sz w:val="21"/>
           <w:szCs w:val="21"/>
         </w:rPr>
-        <w:t xml:space="preserve">	(7)</w:t>
+        <w:t xml:space="preserve">	(2.7)</w:t>
       </w:r>
     </w:p>
     <w:p>
@@ -4089,7 +4129,7 @@
         <w:rPr>
           <w:rFonts w:ascii="Times New Roman" w:cs="Times New Roman" w:eastAsia="SimSun" w:hAnsi="Times New Roman"/>
         </w:rPr>
-        <w:t xml:space="preserve"> 则要求多个尾成员的联合状态，属于阈值型复杂传播 [45, 46]。两者的渗流对应物不同，将在第 IV 节分别处理。</w:t>
+        <w:t xml:space="preserve"> 则要求多个尾成员的联合状态，属于阈值型复杂传播 [9, 45]。两者的渗流对应物不同，将在第 4 节分别处理。</w:t>
       </w:r>
     </w:p>
     <w:p>
@@ -4310,7 +4350,7 @@
           <w:sz w:val="21"/>
           <w:szCs w:val="21"/>
         </w:rPr>
-        <w:t xml:space="preserve">	(8)</w:t>
+        <w:t xml:space="preserve">	(2.8)</w:t>
       </w:r>
     </w:p>
     <w:p>
@@ -4414,7 +4454,7 @@
           <w:sz w:val="21"/>
           <w:szCs w:val="21"/>
         </w:rPr>
-        <w:t xml:space="preserve">	(9)</w:t>
+        <w:t xml:space="preserve">	(2.9)</w:t>
       </w:r>
     </w:p>
     <w:p>
@@ -4594,7 +4634,7 @@
         <w:rPr>
           <w:rFonts w:ascii="Times New Roman" w:cs="Times New Roman" w:eastAsia="SimSun" w:hAnsi="Times New Roman"/>
         </w:rPr>
-        <w:t xml:space="preserve"> 上的演化因而是连续时间 Markov 过程，可用 Gillespie 算法精确抽样 [39]——这是第 III 节数值校验的基础。非指数康复期分布的推广见附录。</w:t>
+        <w:t xml:space="preserve"> 上的演化因而是连续时间 Markov 过程，可用 Gillespie 算法精确抽样 [16]——这是第 3 节数值校验的基础。非指数康复期分布的推广见附录。</w:t>
       </w:r>
     </w:p>
     <w:p>
@@ -4712,7 +4752,7 @@
         <w:rPr>
           <w:rFonts w:ascii="Times New Roman" w:cs="Times New Roman" w:eastAsia="SimSun" w:hAnsi="Times New Roman"/>
         </w:rPr>
-        <w:t xml:space="preserve">。这与 bootstrap 渗流以初始激活比例为控制参数的做法一致 [42]，</w:t>
+        <w:t xml:space="preserve">。这与 bootstrap 渗流以初始激活比例为控制参数的做法一致 [5]，</w:t>
       </w:r>
       <w:r>
         <w:rPr>
@@ -4832,7 +4872,7 @@
         <w:rPr>
           <w:rFonts w:ascii="Times New Roman" w:cs="Times New Roman" w:eastAsia="SimSun" w:hAnsi="Times New Roman"/>
         </w:rPr>
-        <w:t xml:space="preserve"> 对动力学随机性与种子选取的条件期望。两种初始条件下种子分布都均匀，因而与超边方向无关，这一点 II.D 将用到。</w:t>
+        <w:t xml:space="preserve"> 对动力学随机性与种子选取的条件期望。两种初始条件下种子分布都均匀，因而与超边方向无关，这一点 2.4 将用到。</w:t>
       </w:r>
     </w:p>
     <w:p>
@@ -4844,7 +4884,7 @@
         <w:rPr>
           <w:rFonts w:ascii="Times New Roman" w:cs="Times New Roman" w:eastAsia="SimSun" w:hAnsi="Times New Roman"/>
         </w:rPr>
-        <w:t xml:space="preserve">式 (5)–(8) 中方向性的作用是不对称的：节点的 </w:t>
+        <w:t xml:space="preserve">式 (2.5)–(2.8) 中方向性的作用是不对称的：节点的 </w:t>
       </w:r>
       <w:r>
         <w:rPr>
@@ -4930,7 +4970,7 @@
           <w:sz w:val="26"/>
           <w:szCs w:val="26"/>
         </w:rPr>
-        <w:t xml:space="preserve">C. 有向超边重叠</w:t>
+        <w:t xml:space="preserve">2.3. 有向超边重叠</w:t>
       </w:r>
     </w:p>
     <w:p>
@@ -4942,7 +4982,7 @@
         <w:rPr>
           <w:rFonts w:ascii="Times New Roman" w:cs="Times New Roman" w:eastAsia="SimSun" w:hAnsi="Times New Roman"/>
         </w:rPr>
-        <w:t xml:space="preserve">第二个结构参数刻画超边之间如何共享节点。在无向超图中，两条超边的重叠只有"共享几个节点"一个自由度 [25, 26]；引入尾/头之分后，共享节点在两条超边中各自扮演的角色也成为信息。</w:t>
+        <w:t xml:space="preserve">第二个结构参数刻画超边之间如何共享节点。在无向超图中，两条超边的重叠只有"共享几个节点"一个自由度 [24, 30]；引入尾/头之分后，共享节点在两条超边中各自扮演的角色也成为信息。</w:t>
       </w:r>
     </w:p>
     <w:p>
@@ -5295,7 +5335,7 @@
           <w:sz w:val="21"/>
           <w:szCs w:val="21"/>
         </w:rPr>
-        <w:t xml:space="preserve">	(10)</w:t>
+        <w:t xml:space="preserve">	(2.10)</w:t>
       </w:r>
     </w:p>
     <w:p>
@@ -5487,7 +5527,7 @@
         <w:rPr>
           <w:rFonts w:ascii="Times New Roman" w:cs="Times New Roman" w:eastAsia="SimSun" w:hAnsi="Times New Roman"/>
         </w:rPr>
-        <w:t xml:space="preserve"> 为共收，共享节点同为头成员，两条超边的感染率按 (8) 在该节点上叠加（附录的头侧剂量核下，跨超边剂量亦在此累积）；</w:t>
+        <w:t xml:space="preserve"> 为共收，共享节点同为头成员，两条超边的感染率按 (2.8) 在该节点上叠加（附录的头侧剂量核下，跨超边剂量亦在此累积）；</w:t>
       </w:r>
       <w:r>
         <w:rPr>
@@ -5935,7 +5975,7 @@
           <w:sz w:val="21"/>
           <w:szCs w:val="21"/>
         </w:rPr>
-        <w:t xml:space="preserve">	(11)</w:t>
+        <w:t xml:space="preserve">	(2.11)</w:t>
       </w:r>
     </w:p>
     <w:p>
@@ -6317,7 +6357,7 @@
           <w:sz w:val="21"/>
           <w:szCs w:val="21"/>
         </w:rPr>
-        <w:t xml:space="preserve">	(12)</w:t>
+        <w:t xml:space="preserve">	(2.12)</w:t>
       </w:r>
     </w:p>
     <w:p>
@@ -6675,7 +6715,7 @@
           <w:sz w:val="21"/>
           <w:szCs w:val="21"/>
         </w:rPr>
-        <w:t xml:space="preserve">	(13)</w:t>
+        <w:t xml:space="preserve">	(2.13)</w:t>
       </w:r>
     </w:p>
     <w:p>
@@ -6687,7 +6727,7 @@
         <w:rPr>
           <w:rFonts w:ascii="Times New Roman" w:cs="Times New Roman" w:eastAsia="SimSun" w:hAnsi="Times New Roman"/>
         </w:rPr>
-        <w:t xml:space="preserve">其余两式同理。右端只依赖度序列，因此在保度约束下四个通道的重叠总量是常数；同质阶数下 (12) 的分母逐通道为常数，故无条件平均 </w:t>
+        <w:t xml:space="preserve">其余两式同理。右端只依赖度序列，因此在保度约束下四个通道的重叠总量是常数；同质阶数下 (2.12) 的分母逐通道为常数，故无条件平均 </w:t>
       </w:r>
       <w:r>
         <w:rPr>
@@ -7014,7 +7054,7 @@
           <w:sz w:val="21"/>
           <w:szCs w:val="21"/>
         </w:rPr>
-        <w:t xml:space="preserve">	(14)</w:t>
+        <w:t xml:space="preserve">	(2.14)</w:t>
       </w:r>
     </w:p>
     <w:p>
@@ -7299,7 +7339,7 @@
         <w:rPr>
           <w:rFonts w:ascii="Times New Roman" w:cs="Times New Roman" w:eastAsia="SimSun" w:hAnsi="Times New Roman"/>
         </w:rPr>
-        <w:t xml:space="preserve">，这决定了第 V 节重连算法的实现方式。</w:t>
+        <w:t xml:space="preserve">，这决定了第 5 节重连算法的实现方式。</w:t>
       </w:r>
     </w:p>
     <w:p>
@@ -7311,7 +7351,7 @@
         <w:rPr>
           <w:rFonts w:ascii="Times New Roman" w:cs="Times New Roman" w:eastAsia="SimSun" w:hAnsi="Times New Roman"/>
         </w:rPr>
-        <w:t xml:space="preserve">式 (14) 中阶指标取对角块（</w:t>
+        <w:t xml:space="preserve">式 (2.14) 中阶指标取对角块（</w:t>
       </w:r>
       <w:r>
         <w:rPr>
@@ -7325,7 +7365,7 @@
         <w:rPr>
           <w:rFonts w:ascii="Times New Roman" w:cs="Times New Roman" w:eastAsia="SimSun" w:hAnsi="Times New Roman"/>
         </w:rPr>
-        <w:t xml:space="preserve">）即阶内重叠、取非对角块即阶间重叠，与无向情形下超边重叠矩阵的对角/非对角划分一致 [26]；本文只是在其每个矩阵元上再展开出四个方向通道。同质阶数下阶指标退化，以下略去并简记为 </w:t>
+        <w:t xml:space="preserve">）即阶内重叠、取非对角块即阶间重叠，与无向情形下超边重叠矩阵的对角/非对角划分一致 [24]；本文只是在其每个矩阵元上再展开出四个方向通道。同质阶数下阶指标退化，以下略去并简记为 </w:t>
       </w:r>
       <w:r>
         <w:rPr>
@@ -7348,7 +7388,7 @@
         <w:rPr>
           <w:rFonts w:ascii="Times New Roman" w:cs="Times New Roman" w:eastAsia="SimSun" w:hAnsi="Times New Roman"/>
         </w:rPr>
-        <w:t xml:space="preserve">；第 VII 节的真实数据阶数异质，届时阶指标重新生效。</w:t>
+        <w:t xml:space="preserve">；第 7 节的真实数据阶数异质，届时阶指标重新生效。</w:t>
       </w:r>
     </w:p>
     <w:p>
@@ -7360,7 +7400,7 @@
         <w:rPr>
           <w:rFonts w:ascii="Times New Roman" w:cs="Times New Roman" w:eastAsia="SimSun" w:hAnsi="Times New Roman"/>
         </w:rPr>
-        <w:t xml:space="preserve">互惠方向不由上述张量刻画。两条超边是否互相指回，取决于一组超边能否共同完成反向覆盖，这是超边级而非超边对级的判据。本文直接采用已有的强互惠定义 [5]：若存在一组超边，其尾集之并覆盖 </w:t>
+        <w:t xml:space="preserve">互惠方向不由上述张量刻画。两条超边是否互相指回，取决于一组超边能否共同完成反向覆盖，这是超边级而非超边对级的判据。本文直接采用已有的强互惠定义 [28]：若存在一组超边，其尾集之并覆盖 </w:t>
       </w:r>
       <w:r>
         <w:rPr>
@@ -7625,7 +7665,7 @@
           <w:sz w:val="21"/>
           <w:szCs w:val="21"/>
         </w:rPr>
-        <w:t xml:space="preserve">	(15)</w:t>
+        <w:t xml:space="preserve">	(2.15)</w:t>
       </w:r>
     </w:p>
     <w:p>
@@ -7637,7 +7677,7 @@
         <w:rPr>
           <w:rFonts w:ascii="Times New Roman" w:cs="Times New Roman" w:eastAsia="SimSun" w:hAnsi="Times New Roman"/>
         </w:rPr>
-        <w:t xml:space="preserve">采用这一定义是为了与已有测量口径一致，便于第 VII 节与真实数据的报告值并列。需要注意它与 </w:t>
+        <w:t xml:space="preserve">采用这一定义是为了与已有测量口径一致，便于第 7 节与真实数据的报告值并列。需要注意它与 </w:t>
       </w:r>
       <w:r>
         <w:rPr>
@@ -7660,7 +7700,7 @@
         <w:rPr>
           <w:rFonts w:ascii="Times New Roman" w:cs="Times New Roman" w:eastAsia="SimSun" w:hAnsi="Times New Roman"/>
         </w:rPr>
-        <w:t xml:space="preserve"> 不同类：退化关系 (11) 对它不成立，它也不进入第 IV 节转移算子的权重。</w:t>
+        <w:t xml:space="preserve"> 不同类：退化关系 (2.11) 对它不成立，它也不进入第 4 节转移算子的权重。</w:t>
       </w:r>
     </w:p>
     <w:p>
@@ -7677,7 +7717,7 @@
           <w:sz w:val="26"/>
           <w:szCs w:val="26"/>
         </w:rPr>
-        <w:t xml:space="preserve">D. 方向翻转与宇称</w:t>
+        <w:t xml:space="preserve">2.4. 方向翻转与宇称</w:t>
       </w:r>
     </w:p>
     <w:p>
@@ -7957,7 +7997,7 @@
           <w:sz w:val="21"/>
           <w:szCs w:val="21"/>
         </w:rPr>
-        <w:t xml:space="preserve">	(16)</w:t>
+        <w:t xml:space="preserve">	(2.16)</w:t>
       </w:r>
     </w:p>
     <w:p>
@@ -8162,7 +8202,7 @@
           <w:sz w:val="21"/>
           <w:szCs w:val="21"/>
         </w:rPr>
-        <w:t xml:space="preserve">	(17)</w:t>
+        <w:t xml:space="preserve">	(2.17)</w:t>
       </w:r>
     </w:p>
     <w:p>
@@ -8570,7 +8610,7 @@
           <w:sz w:val="21"/>
           <w:szCs w:val="21"/>
         </w:rPr>
-        <w:t xml:space="preserve">	(18)</w:t>
+        <w:t xml:space="preserve">	(2.18)</w:t>
       </w:r>
     </w:p>
     <w:p>
@@ -8792,7 +8832,7 @@
         <w:rPr>
           <w:rFonts w:ascii="Times New Roman" w:cs="Times New Roman" w:eastAsia="SimSun" w:hAnsi="Times New Roman"/>
         </w:rPr>
-        <w:t xml:space="preserve">，而 (4) 的 Pearson 相关系数对其两个变量对称，故 </w:t>
+        <w:t xml:space="preserve">，而 (2.4) 的 Pearson 相关系数对其两个变量对称，故 </w:t>
       </w:r>
       <w:r>
         <w:rPr>
@@ -8948,7 +8988,7 @@
         <w:rPr>
           <w:rFonts w:ascii="Times New Roman" w:cs="Times New Roman" w:eastAsia="SimSun" w:hAnsi="Times New Roman"/>
         </w:rPr>
-        <w:t xml:space="preserve"> 不是第三个独立来源——由 (3)，</w:t>
+        <w:t xml:space="preserve"> 不是第三个独立来源——由 (2.3)，</w:t>
       </w:r>
       <w:r>
         <w:rPr>
@@ -9084,7 +9124,7 @@
         <w:rPr>
           <w:rFonts w:ascii="Times New Roman" w:cs="Times New Roman" w:eastAsia="SimSun" w:hAnsi="Times New Roman"/>
         </w:rPr>
-        <w:t xml:space="preserve"> 为 II.B 定义的条件期望爆发规模；由于种子均匀选取，</w:t>
+        <w:t xml:space="preserve"> 为 2.2 定义的条件期望爆发规模；由于种子均匀选取，</w:t>
       </w:r>
       <w:r>
         <w:rPr>
@@ -9116,7 +9156,7 @@
           <w:bCs/>
           <w:color w:val="3A4A5A"/>
         </w:rPr>
-        <w:t xml:space="preserve">命题 1.</w:t>
+        <w:t xml:space="preserve">命题 2.1.</w:t>
       </w:r>
       <w:r>
         <w:rPr>
@@ -9333,8 +9373,16 @@
       <w:r>
         <w:rPr>
           <w:rFonts w:ascii="Times New Roman" w:cs="Times New Roman" w:eastAsia="SimSun" w:hAnsi="Times New Roman"/>
-        </w:rPr>
-        <w:t xml:space="preserve">证明只需一次换元：</w:t>
+          <w:b/>
+          <w:bCs/>
+        </w:rPr>
+        <w:t xml:space="preserve">证明.</w:t>
+      </w:r>
+      <w:r>
+        <w:rPr>
+          <w:rFonts w:ascii="Times New Roman" w:cs="Times New Roman" w:eastAsia="SimSun" w:hAnsi="Times New Roman"/>
+        </w:rPr>
+        <w:t xml:space="preserve"> 只需一次换元：</w:t>
       </w:r>
       <w:r>
         <w:rPr>
@@ -9557,7 +9605,15 @@
         <w:rPr>
           <w:rFonts w:ascii="Times New Roman" w:cs="Times New Roman" w:eastAsia="SimSun" w:hAnsi="Times New Roman"/>
         </w:rPr>
-        <w:t xml:space="preserve">。</w:t>
+        <w:t xml:space="preserve">。 </w:t>
+      </w:r>
+      <w:r>
+        <w:rPr>
+          <w:rFonts w:ascii="Cambria Math" w:eastAsia="SimSun" w:hAnsi="Cambria Math"/>
+          <w:i w:val="false"/>
+          <w:iCs w:val="false"/>
+        </w:rPr>
+        <w:t xml:space="preserve">□</w:t>
       </w:r>
     </w:p>
     <w:p>
@@ -9569,7 +9625,7 @@
         <w:rPr>
           <w:rFonts w:ascii="Times New Roman" w:cs="Times New Roman" w:eastAsia="SimSun" w:hAnsi="Times New Roman"/>
         </w:rPr>
-        <w:t xml:space="preserve">命题 1 的逆否形式给出方向对称性破缺的必要条件：系综层面的破缺要求生成系综本身破坏 </w:t>
+        <w:t xml:space="preserve">命题 2.1 的逆否形式给出方向对称性破缺的必要条件：系综层面的破缺要求生成系综本身破坏 </w:t>
       </w:r>
       <w:r>
         <w:rPr>
@@ -9671,7 +9727,7 @@
           <w:bCs/>
           <w:color w:val="3A4A5A"/>
         </w:rPr>
-        <w:t xml:space="preserve">命题 2.</w:t>
+        <w:t xml:space="preserve">命题 2.2.</w:t>
       </w:r>
       <w:r>
         <w:rPr>
@@ -9812,7 +9868,7 @@
           <w:rFonts w:ascii="Times New Roman" w:cs="Times New Roman" w:eastAsia="SimSun" w:hAnsi="Times New Roman"/>
           <w:color w:val="3A4A5A"/>
         </w:rPr>
-        <w:t xml:space="preserve">，如 [40] 的半有向流行渗流网络所给出；且 (ii) </w:t>
+        <w:t xml:space="preserve">，如 [19] 的半有向流行渗流网络所给出；且 (ii) </w:t>
       </w:r>
       <w:r>
         <w:rPr>
@@ -9925,8 +9981,16 @@
       <w:r>
         <w:rPr>
           <w:rFonts w:ascii="Times New Roman" w:cs="Times New Roman" w:eastAsia="SimSun" w:hAnsi="Times New Roman"/>
-        </w:rPr>
-        <w:t xml:space="preserve">证明只需一次计数：</w:t>
+          <w:b/>
+          <w:bCs/>
+        </w:rPr>
+        <w:t xml:space="preserve">证明.</w:t>
+      </w:r>
+      <w:r>
+        <w:rPr>
+          <w:rFonts w:ascii="Times New Roman" w:cs="Times New Roman" w:eastAsia="SimSun" w:hAnsi="Times New Roman"/>
+        </w:rPr>
+        <w:t xml:space="preserve"> 只需一次计数：</w:t>
       </w:r>
       <w:r>
         <w:rPr>
@@ -10287,7 +10351,15 @@
         <w:rPr>
           <w:rFonts w:ascii="Times New Roman" w:cs="Times New Roman" w:eastAsia="SimSun" w:hAnsi="Times New Roman"/>
         </w:rPr>
-        <w:t xml:space="preserve"> 不变。</w:t>
+        <w:t xml:space="preserve"> 不变。 </w:t>
+      </w:r>
+      <w:r>
+        <w:rPr>
+          <w:rFonts w:ascii="Cambria Math" w:eastAsia="SimSun" w:hAnsi="Cambria Math"/>
+          <w:i w:val="false"/>
+          <w:iCs w:val="false"/>
+        </w:rPr>
+        <w:t xml:space="preserve">□</w:t>
       </w:r>
     </w:p>
     <w:p>
@@ -10385,7 +10457,7 @@
         <w:rPr>
           <w:rFonts w:ascii="Times New Roman" w:cs="Times New Roman" w:eastAsia="SimSun" w:hAnsi="Times New Roman"/>
         </w:rPr>
-        <w:t xml:space="preserve">这一违背是真实的，不能当作可忽略的小量。第 VI 节在 </w:t>
+        <w:t xml:space="preserve">这一违背是真实的，不能当作可忽略的小量。第 6 节在 </w:t>
       </w:r>
       <w:r>
         <w:rPr>
@@ -10485,7 +10557,7 @@
         <w:rPr>
           <w:rFonts w:ascii="Times New Roman" w:cs="Times New Roman" w:eastAsia="SimSun" w:hAnsi="Times New Roman"/>
         </w:rPr>
-        <w:t xml:space="preserve"> 处理不均所致。在互换对称的双度序列上，命题 1 直接禁止破缺，而同一协议只给出 </w:t>
+        <w:t xml:space="preserve"> 处理不均所致。在互换对称的双度序列上，命题 2.1 直接禁止破缺，而同一协议只给出 </w:t>
       </w:r>
       <w:r>
         <w:rPr>
@@ -10527,7 +10599,7 @@
         <w:rPr>
           <w:rFonts w:ascii="Times New Roman" w:cs="Times New Roman" w:eastAsia="SimSun" w:hAnsi="Times New Roman"/>
         </w:rPr>
-        <w:t xml:space="preserve">）。该效应为超边级激活所特有，成对情形与线性核下均不出现。因此命题 2 对本文主线只是近似结论，</w:t>
+        <w:t xml:space="preserve">）。该效应为超边级激活所特有，成对情形与线性核下均不出现。因此本文主线不满足命题 2.2 的假设 (ii)，命题的结论对它不适用：</w:t>
       </w:r>
       <w:r>
         <w:rPr>
@@ -10569,7 +10641,7 @@
         <w:rPr>
           <w:rFonts w:ascii="Times New Roman" w:cs="Times New Roman" w:eastAsia="SimSun" w:hAnsi="Times New Roman"/>
         </w:rPr>
-        <w:t xml:space="preserve">即便如此，命题 2 的结论在量级上仍然成立：</w:t>
+        <w:t xml:space="preserve">即便如此，命题 2.2 的结论在量级上仍然成立：</w:t>
       </w:r>
       <w:r>
         <w:rPr>
@@ -10699,7 +10771,7 @@
         <w:rPr>
           <w:rFonts w:ascii="Times New Roman" w:cs="Times New Roman" w:eastAsia="SimSun" w:hAnsi="Times New Roman"/>
         </w:rPr>
-        <w:t xml:space="preserve"> 残余大二十余倍。破缺出现在可达对如何分布，而非其总数。按 [40]，大爆发的概率由巨入分支的相对规模决定，而爆发的终态规模由巨出分支决定；</w:t>
+        <w:t xml:space="preserve"> 残余大二十余倍。破缺出现在可达对如何分布，而非其总数。按 [19]，大爆发的概率由巨入分支的相对规模决定，而爆发的终态规模由巨出分支决定；</w:t>
       </w:r>
       <w:r>
         <w:rPr>
@@ -10713,7 +10785,7 @@
         <w:rPr>
           <w:rFonts w:ascii="Times New Roman" w:cs="Times New Roman" w:eastAsia="SimSun" w:hAnsi="Times New Roman"/>
         </w:rPr>
-        <w:t xml:space="preserve"> 恰好交换这两者。成对有向图上这一分离已有明确表述：爆发概率由沿出边的前向分支过程给出，爆发规模由沿入边的后向分支过程给出，后者等价于时间反演模型中的前向计算 [17]。本文的命题 2 正是该结构在有向超图上的推论。因此本文取</w:t>
+        <w:t xml:space="preserve"> 恰好交换这两者。成对有向图上这一分离已有明确表述：爆发概率由沿出边的前向分支过程给出，爆发规模由沿入边的后向分支过程给出，后者等价于时间反演模型中的前向计算 [2]。本文的命题 2.2 正是该结构在有向超图上的推论。因此本文取</w:t>
       </w:r>
     </w:p>
     <w:p>
@@ -10929,7 +11001,7 @@
           <w:sz w:val="21"/>
           <w:szCs w:val="21"/>
         </w:rPr>
-        <w:t xml:space="preserve">	(19)</w:t>
+        <w:t xml:space="preserve">	(2.19)</w:t>
       </w:r>
     </w:p>
     <w:p>
@@ -11191,7 +11263,7 @@
           <w:sz w:val="21"/>
           <w:szCs w:val="21"/>
         </w:rPr>
-        <w:t xml:space="preserve">	(20)</w:t>
+        <w:t xml:space="preserve">	(2.20)</w:t>
       </w:r>
     </w:p>
     <w:p>
@@ -11231,7 +11303,7 @@
         <w:rPr>
           <w:rFonts w:ascii="Times New Roman" w:cs="Times New Roman" w:eastAsia="SimSun" w:hAnsi="Times New Roman"/>
         </w:rPr>
-        <w:t xml:space="preserve"> 的残余以内。这是一条可证伪的预言，第 VI 节将检验之——检验时须把残余本身作为已知的系统项扣除，而非视作零。注意 </w:t>
+        <w:t xml:space="preserve"> 的残余以内。这是一条可证伪的预言，第 6 节将检验之——检验时须把残余本身作为已知的系统项扣除，而非视作零。注意 </w:t>
       </w:r>
       <w:r>
         <w:rPr>
@@ -11819,7 +11891,7 @@
         <w:rPr>
           <w:rFonts w:ascii="Times New Roman" w:cs="Times New Roman" w:eastAsia="SimSun" w:hAnsi="Times New Roman"/>
         </w:rPr>
-        <w:t xml:space="preserve">-奇是必要条件，却远非充分条件。宇称分类指出哪些量可能驱动破缺，不指出哪一个实际驱动——后者是动力学问题，分类本身无从回答。第 VI 节的结论是两个 </w:t>
+        <w:t xml:space="preserve">-奇是必要条件，却远非充分条件。宇称分类指出哪些量可能驱动破缺，不指出哪一个实际驱动——后者是动力学问题，分类本身无从回答。第 6 节的结论是两个 </w:t>
       </w:r>
       <w:r>
         <w:rPr>
@@ -11901,7 +11973,7 @@
         <w:rPr>
           <w:rFonts w:ascii="Times New Roman" w:cs="Times New Roman" w:eastAsia="SimSun" w:hAnsi="Times New Roman"/>
         </w:rPr>
-        <w:t xml:space="preserve">据此，第 VI 节破缺实验的设计为：全部测量以 </w:t>
+        <w:t xml:space="preserve">据此，第 6 节破缺实验的设计为：全部测量以 </w:t>
       </w:r>
       <w:r>
         <w:rPr>
@@ -12166,7 +12238,7 @@
           <w:sz w:val="32"/>
           <w:szCs w:val="32"/>
         </w:rPr>
-        <w:t xml:space="preserve">III. 并发型边基房室方程</w:t>
+        <w:t xml:space="preserve">3. 并发型边基房室方程</w:t>
       </w:r>
     </w:p>
     <w:p>
@@ -12183,7 +12255,7 @@
           <w:sz w:val="26"/>
           <w:szCs w:val="26"/>
         </w:rPr>
-        <w:t xml:space="preserve">A. 空腔构造与闭合假设</w:t>
+        <w:t xml:space="preserve">3.1. 空腔构造与闭合假设</w:t>
       </w:r>
     </w:p>
     <w:p>
@@ -12195,7 +12267,7 @@
         <w:rPr>
           <w:rFonts w:ascii="Times New Roman" w:cs="Times New Roman" w:eastAsia="SimSun" w:hAnsi="Times New Roman"/>
         </w:rPr>
-        <w:t xml:space="preserve">成对网络上的边基房室模型（EBCM）以"沿一条边尚未传来感染"的概率为核心变量，把 SIR 的含时演化压缩到少数常微分方程 [11, 12]。移到有向超图上有两重并发需要处理：一个头节点同时暴露于 </w:t>
+        <w:t xml:space="preserve">成对网络上的边基房室模型（EBCM）以"沿一条边尚未传来感染"的概率为核心变量，把 SIR 的含时演化压缩到少数常微分方程 [33, 44]。移到有向超图上有两重并发需要处理：一个头节点同时暴露于 </w:t>
       </w:r>
       <w:r>
         <w:rPr>
@@ -12494,7 +12566,7 @@
           <w:sz w:val="21"/>
           <w:szCs w:val="21"/>
         </w:rPr>
-        <w:t xml:space="preserve">	(21)</w:t>
+        <w:t xml:space="preserve">	(3.1)</w:t>
       </w:r>
     </w:p>
     <w:p>
@@ -12506,7 +12578,7 @@
         <w:rPr>
           <w:rFonts w:ascii="Times New Roman" w:cs="Times New Roman" w:eastAsia="SimSun" w:hAnsi="Times New Roman"/>
         </w:rPr>
-        <w:t xml:space="preserve">由 II.B 的速率规则，</w:t>
+        <w:t xml:space="preserve">由 2.2 的速率规则，</w:t>
       </w:r>
       <w:r>
         <w:rPr>
@@ -12806,7 +12878,7 @@
           <w:sz w:val="21"/>
           <w:szCs w:val="21"/>
         </w:rPr>
-        <w:t xml:space="preserve">	(22)</w:t>
+        <w:t xml:space="preserve">	(3.2)</w:t>
       </w:r>
     </w:p>
     <w:p>
@@ -13034,7 +13106,7 @@
           <w:sz w:val="21"/>
           <w:szCs w:val="21"/>
         </w:rPr>
-        <w:t xml:space="preserve">	(23)</w:t>
+        <w:t xml:space="preserve">	(3.3)</w:t>
       </w:r>
     </w:p>
     <w:p>
@@ -13046,7 +13118,7 @@
         <w:rPr>
           <w:rFonts w:ascii="Times New Roman" w:cs="Times New Roman" w:eastAsia="SimSun" w:hAnsi="Times New Roman"/>
         </w:rPr>
-        <w:t xml:space="preserve">朴素的逐成员乘积闭合在此失效。这与 II.D 中破坏命题 2 假设 (ii) 的是同一件事——超边级激活：一条超边只有一个激活时钟，它由全体尾成员共同驱动，又被全体头成员共享。</w:t>
+        <w:t xml:space="preserve">朴素的逐成员乘积闭合在此失效。这与 2.4 中破坏命题 2.2 假设 (ii) 的是同一件事——超边级激活：一条超边只有一个激活时钟，它由全体尾成员共同驱动，又被全体头成员共享。</w:t>
       </w:r>
     </w:p>
     <w:p>
@@ -13424,7 +13496,7 @@
           <w:sz w:val="21"/>
           <w:szCs w:val="21"/>
         </w:rPr>
-        <w:t xml:space="preserve">	(24)</w:t>
+        <w:t xml:space="preserve">	(3.4)</w:t>
       </w:r>
     </w:p>
     <w:p>
@@ -14049,7 +14121,7 @@
           <w:sz w:val="21"/>
           <w:szCs w:val="21"/>
         </w:rPr>
-        <w:t xml:space="preserve">	(25)</w:t>
+        <w:t xml:space="preserve">	(3.5)</w:t>
       </w:r>
     </w:p>
     <w:p>
@@ -14150,7 +14222,7 @@
         <w:rPr>
           <w:rFonts w:ascii="Times New Roman" w:cs="Times New Roman" w:eastAsia="SimSun" w:hAnsi="Times New Roman"/>
         </w:rPr>
-        <w:t xml:space="preserve">，而 (24) 的 </w:t>
+        <w:t xml:space="preserve">，而 (3.4) 的 </w:t>
       </w:r>
       <w:r>
         <w:rPr>
@@ -14173,7 +14245,7 @@
         <w:rPr>
           <w:rFonts w:ascii="Times New Roman" w:cs="Times New Roman" w:eastAsia="SimSun" w:hAnsi="Times New Roman"/>
         </w:rPr>
-        <w:t xml:space="preserve"> 只依赖于其边际。这是 II.A 的入出度相关 </w:t>
+        <w:t xml:space="preserve"> 只依赖于其边际。这是 2.1 的入出度相关 </w:t>
       </w:r>
       <w:r>
         <w:rPr>
@@ -14236,7 +14308,7 @@
           <w:sz w:val="26"/>
           <w:szCs w:val="26"/>
         </w:rPr>
-        <w:t xml:space="preserve">B. 方程组</w:t>
+        <w:t xml:space="preserve">3.2. 方程组</w:t>
       </w:r>
     </w:p>
     <w:p>
@@ -14739,7 +14811,7 @@
           <w:sz w:val="21"/>
           <w:szCs w:val="21"/>
         </w:rPr>
-        <w:t xml:space="preserve">	(26)</w:t>
+        <w:t xml:space="preserve">	(3.6)</w:t>
       </w:r>
     </w:p>
     <w:p>
@@ -14928,7 +15000,7 @@
           <w:sz w:val="21"/>
           <w:szCs w:val="21"/>
         </w:rPr>
-        <w:t xml:space="preserve">	(27)</w:t>
+        <w:t xml:space="preserve">	(3.7)</w:t>
       </w:r>
     </w:p>
     <w:p>
@@ -14966,7 +15038,7 @@
         <w:rPr>
           <w:rFonts w:ascii="Times New Roman" w:cs="Times New Roman" w:eastAsia="SimSun" w:hAnsi="Times New Roman"/>
         </w:rPr>
-        <w:t xml:space="preserve">尾成员的感染是一个时间非齐次的 Markov 过程。由 (24) 与 (25)，一个尾成员到 </w:t>
+        <w:t xml:space="preserve">尾成员的感染是一个时间非齐次的 Markov 过程。由 (3.4) 与 (3.5)，一个尾成员到 </w:t>
       </w:r>
       <w:r>
         <w:rPr>
@@ -15235,7 +15307,7 @@
           <w:sz w:val="21"/>
           <w:szCs w:val="21"/>
         </w:rPr>
-        <w:t xml:space="preserve">	(28)</w:t>
+        <w:t xml:space="preserve">	(3.8)</w:t>
       </w:r>
     </w:p>
     <w:p>
@@ -15247,7 +15319,7 @@
         <w:rPr>
           <w:rFonts w:ascii="Times New Roman" w:cs="Times New Roman" w:eastAsia="SimSun" w:hAnsi="Times New Roman"/>
         </w:rPr>
-        <w:t xml:space="preserve">末一步用了下面的 (30)。向 </w:t>
+        <w:t xml:space="preserve">末一步用了下面的 (3.10)。向 </w:t>
       </w:r>
       <w:r>
         <w:rPr>
@@ -15454,7 +15526,7 @@
         <w:rPr>
           <w:rFonts w:ascii="Times New Roman" w:cs="Times New Roman" w:eastAsia="SimSun" w:hAnsi="Times New Roman"/>
         </w:rPr>
-        <w:t xml:space="preserve"> 消灭（killing）的 Markov 链，其半群为次随机的，而 (22) 正是它的 Feynman–Kac 表示。据此</w:t>
+        <w:t xml:space="preserve"> 消灭（killing）的 Markov 链，其半群为次随机的，而 (3.2) 正是它的 Feynman–Kac 表示。据此</w:t>
       </w:r>
     </w:p>
     <w:p>
@@ -15784,7 +15856,7 @@
           <w:sz w:val="21"/>
           <w:szCs w:val="21"/>
         </w:rPr>
-        <w:t xml:space="preserve">	(29)</w:t>
+        <w:t xml:space="preserve">	(3.9)</w:t>
       </w:r>
     </w:p>
     <w:p>
@@ -15796,7 +15868,7 @@
         <w:rPr>
           <w:rFonts w:ascii="Times New Roman" w:cs="Times New Roman" w:eastAsia="SimSun" w:hAnsi="Times New Roman"/>
         </w:rPr>
-        <w:t xml:space="preserve">（越界下标记为零）。对 (29) 求和，</w:t>
+        <w:t xml:space="preserve">（越界下标记为零）。对 (3.9) 求和，</w:t>
       </w:r>
       <w:r>
         <w:rPr>
@@ -15869,7 +15941,7 @@
           <w:sz w:val="21"/>
           <w:szCs w:val="21"/>
         </w:rPr>
-        <w:t xml:space="preserve">	(30)</w:t>
+        <w:t xml:space="preserve">	(3.10)</w:t>
       </w:r>
     </w:p>
     <w:p>
@@ -15881,7 +15953,7 @@
         <w:rPr>
           <w:rFonts w:ascii="Times New Roman" w:cs="Times New Roman" w:eastAsia="SimSun" w:hAnsi="Times New Roman"/>
         </w:rPr>
-        <w:t xml:space="preserve">与 (28) 自洽。终态由 </w:t>
+        <w:t xml:space="preserve">与 (3.8) 自洽。终态由 </w:t>
       </w:r>
       <w:r>
         <w:rPr>
@@ -15957,7 +16029,7 @@
         <w:rPr>
           <w:rFonts w:ascii="Times New Roman" w:cs="Times New Roman" w:eastAsia="SimSun" w:hAnsi="Times New Roman"/>
         </w:rPr>
-        <w:t xml:space="preserve"> 与 (24) 闭合。初始条件为 </w:t>
+        <w:t xml:space="preserve"> 与 (3.4) 闭合。初始条件为 </w:t>
       </w:r>
       <w:r>
         <w:rPr>
@@ -16058,7 +16130,7 @@
         <w:rPr>
           <w:rFonts w:ascii="Times New Roman" w:cs="Times New Roman" w:eastAsia="SimSun" w:hAnsi="Times New Roman"/>
         </w:rPr>
-        <w:t xml:space="preserve">方程 (24) 与 (29)–(30) 构成一个 </w:t>
+        <w:t xml:space="preserve">方程 (3.4) 与 (3.9)–(3.10) 构成一个 </w:t>
       </w:r>
       <w:r>
         <w:rPr>
@@ -16152,7 +16224,7 @@
         <w:rPr>
           <w:rFonts w:ascii="Times New Roman" w:cs="Times New Roman" w:eastAsia="SimSun" w:hAnsi="Times New Roman"/>
         </w:rPr>
-        <w:t xml:space="preserve"> 此时只有三个变量，(29) 化为</w:t>
+        <w:t xml:space="preserve"> 此时只有三个变量，(3.9) 化为</w:t>
       </w:r>
     </w:p>
     <w:p>
@@ -16453,7 +16525,7 @@
           <w:sz w:val="21"/>
           <w:szCs w:val="21"/>
         </w:rPr>
-        <w:t xml:space="preserve">	(31)</w:t>
+        <w:t xml:space="preserve">	(3.11)</w:t>
       </w:r>
     </w:p>
     <w:p>
@@ -16530,7 +16602,7 @@
         <w:rPr>
           <w:rFonts w:ascii="Times New Roman" w:cs="Times New Roman" w:eastAsia="SimSun" w:hAnsi="Times New Roman"/>
         </w:rPr>
-        <w:t xml:space="preserve"> [12]——依次为伙伴处于易感、已感染但尚未传递、已康复且未曾传递的概率——唯一的实质替换是把余度生成函数换成 (25) 的 </w:t>
+        <w:t xml:space="preserve"> [33]——依次为伙伴处于易感、已感染但尚未传递、已康复且未曾传递的概率——唯一的实质替换是把余度生成函数换成 (3.5) 的 </w:t>
       </w:r>
       <w:r>
         <w:rPr>
@@ -16858,7 +16930,7 @@
         <w:rPr>
           <w:rFonts w:ascii="Times New Roman" w:cs="Times New Roman" w:eastAsia="SimSun" w:hAnsi="Times New Roman"/>
         </w:rPr>
-        <w:t xml:space="preserve">，(29) 展开为</w:t>
+        <w:t xml:space="preserve">，(3.9) 展开为</w:t>
       </w:r>
     </w:p>
     <w:p>
@@ -17230,7 +17302,7 @@
           <w:sz w:val="21"/>
           <w:szCs w:val="21"/>
         </w:rPr>
-        <w:t xml:space="preserve">	(32)</w:t>
+        <w:t xml:space="preserve">	(3.12)</w:t>
       </w:r>
     </w:p>
     <w:p>
@@ -17593,7 +17665,7 @@
           <w:sz w:val="21"/>
           <w:szCs w:val="21"/>
         </w:rPr>
-        <w:t xml:space="preserve">	(33)</w:t>
+        <w:t xml:space="preserve">	(3.13)</w:t>
       </w:r>
     </w:p>
     <w:p>
@@ -17754,7 +17826,7 @@
         <w:rPr>
           <w:rFonts w:ascii="Times New Roman" w:cs="Times New Roman" w:eastAsia="SimSun" w:hAnsi="Times New Roman"/>
         </w:rPr>
-        <w:t xml:space="preserve">，即 (30)。手写的这六个方程与按 (29) 自动生成的方程组，其积分在 </w:t>
+        <w:t xml:space="preserve">，即 (3.10)。手写的这六个方程与按 (3.9) 自动生成的方程组，其积分在 </w:t>
       </w:r>
       <w:r>
         <w:rPr>
@@ -17960,7 +18032,7 @@
           <w:sz w:val="21"/>
           <w:szCs w:val="21"/>
         </w:rPr>
-        <w:t xml:space="preserve">	(34)</w:t>
+        <w:t xml:space="preserve">	(3.14)</w:t>
       </w:r>
     </w:p>
     <w:p>
@@ -17986,7 +18058,7 @@
         <w:rPr>
           <w:rFonts w:ascii="Times New Roman" w:cs="Times New Roman" w:eastAsia="SimSun" w:hAnsi="Times New Roman"/>
         </w:rPr>
-        <w:t xml:space="preserve"> 成立。(34) 不是额外假设，而是 (29) 的推论：对右端求导得 </w:t>
+        <w:t xml:space="preserve"> 成立。(3.14) 不是额外假设，而是 (3.9) 的推论：对右端求导得 </w:t>
       </w:r>
       <w:r>
         <w:rPr>
@@ -18033,7 +18105,7 @@
         <w:rPr>
           <w:rFonts w:ascii="Times New Roman" w:cs="Times New Roman" w:eastAsia="SimSun" w:hAnsi="Times New Roman"/>
         </w:rPr>
-        <w:t xml:space="preserve">，与 (29) 在 </w:t>
+        <w:t xml:space="preserve">，与 (3.9) 在 </w:t>
       </w:r>
       <w:r>
         <w:rPr>
@@ -18129,7 +18201,7 @@
         <w:rPr>
           <w:rFonts w:ascii="Times New Roman" w:cs="Times New Roman" w:eastAsia="SimSun" w:hAnsi="Times New Roman"/>
         </w:rPr>
-        <w:t xml:space="preserve"> 时，(24) 与 (29)–(30) 构成一个封闭的低维系统，其积分给出完整的 </w:t>
+        <w:t xml:space="preserve"> 时，(3.4) 与 (3.9)–(3.10) 构成一个封闭的低维系统，其积分给出完整的 </w:t>
       </w:r>
       <w:r>
         <w:rPr>
@@ -18243,7 +18315,7 @@
         <w:rPr>
           <w:rFonts w:ascii="Times New Roman" w:cs="Times New Roman" w:eastAsia="SimSun" w:hAnsi="Times New Roman"/>
         </w:rPr>
-        <w:t xml:space="preserve"> 与终态规模，精度由 III.E 逐项校验；爆发阈值 (37) 是闭式，</w:t>
+        <w:t xml:space="preserve"> 与终态规模，精度由 3.5 逐项校验；爆发阈值 (3.17) 是闭式，</w:t>
       </w:r>
       <w:r>
         <w:rPr>
@@ -18257,7 +18329,7 @@
         <w:rPr>
           <w:rFonts w:ascii="Times New Roman" w:cs="Times New Roman" w:eastAsia="SimSun" w:hAnsi="Times New Roman"/>
         </w:rPr>
-        <w:t xml:space="preserve"> 时终态亦有闭式 (44)。但 </w:t>
+        <w:t xml:space="preserve"> 时终态亦有闭式 (3.24)。但 </w:t>
       </w:r>
       <w:r>
         <w:rPr>
@@ -18344,7 +18416,7 @@
         <w:rPr>
           <w:rFonts w:ascii="Times New Roman" w:cs="Times New Roman" w:eastAsia="SimSun" w:hAnsi="Times New Roman"/>
         </w:rPr>
-        <w:t xml:space="preserve"> 时并的长度依赖于各感染时刻的相对先后，终态量不足以确定它。这与 (23) 是同一个障碍。取线性核 </w:t>
+        <w:t xml:space="preserve"> 时并的长度依赖于各感染时刻的相对先后，终态量不足以确定它。这与 (3.3) 是同一个障碍。取线性核 </w:t>
       </w:r>
       <w:r>
         <w:rPr>
@@ -18434,7 +18506,7 @@
         <w:rPr>
           <w:rFonts w:ascii="Times New Roman" w:cs="Times New Roman" w:eastAsia="SimSun" w:hAnsi="Times New Roman"/>
         </w:rPr>
-        <w:t xml:space="preserve"> (29) 中只有消灭项的指示函数依赖于 </w:t>
+        <w:t xml:space="preserve"> (3.9) 中只有消灭项的指示函数依赖于 </w:t>
       </w:r>
       <w:r>
         <w:rPr>
@@ -18476,7 +18548,7 @@
         <w:rPr>
           <w:rFonts w:ascii="Times New Roman" w:cs="Times New Roman" w:eastAsia="SimSun" w:hAnsi="Times New Roman"/>
         </w:rPr>
-        <w:t xml:space="preserve"> 时单个感染尾成员不足以激活超边，(29) 在无病定态附近的线性化没有增长模式，这与 II.B 所述 bootstrap 图像一致，须按第 IV 节的 </w:t>
+        <w:t xml:space="preserve"> 时单个感染尾成员不足以激活超边，(3.9) 在无病定态附近的线性化没有增长模式，这与 2.2 所述 bootstrap 图像一致，须按第 4 节的 </w:t>
       </w:r>
       <w:r>
         <w:rPr>
@@ -18507,7 +18579,7 @@
           <w:sz w:val="26"/>
           <w:szCs w:val="26"/>
         </w:rPr>
-        <w:t xml:space="preserve">C. 爆发阈值</w:t>
+        <w:t xml:space="preserve">3.3. 爆发阈值</w:t>
       </w:r>
     </w:p>
     <w:p>
@@ -18657,7 +18729,7 @@
           <w:sz w:val="21"/>
           <w:szCs w:val="21"/>
         </w:rPr>
-        <w:t xml:space="preserve">	(35)</w:t>
+        <w:t xml:space="preserve">	(3.15)</w:t>
       </w:r>
     </w:p>
     <w:p>
@@ -19020,7 +19092,7 @@
         <w:rPr>
           <w:rFonts w:ascii="Times New Roman" w:cs="Times New Roman" w:eastAsia="SimSun" w:hAnsi="Times New Roman"/>
         </w:rPr>
-        <w:t xml:space="preserve">。由 (28) 有 </w:t>
+        <w:t xml:space="preserve">。由 (3.8) 有 </w:t>
       </w:r>
       <w:r>
         <w:rPr>
@@ -19050,7 +19122,7 @@
         <w:rPr>
           <w:rFonts w:ascii="Times New Roman" w:cs="Times New Roman" w:eastAsia="SimSun" w:hAnsi="Times New Roman"/>
         </w:rPr>
-        <w:t xml:space="preserve">，代入 (29) 得</w:t>
+        <w:t xml:space="preserve">，代入 (3.9) 得</w:t>
       </w:r>
     </w:p>
     <w:p>
@@ -19104,7 +19176,7 @@
           <w:sz w:val="21"/>
           <w:szCs w:val="21"/>
         </w:rPr>
-        <w:t xml:space="preserve">	(36)</w:t>
+        <w:t xml:space="preserve">	(3.16)</w:t>
       </w:r>
     </w:p>
     <w:p>
@@ -19221,7 +19293,7 @@
           <w:sz w:val="21"/>
           <w:szCs w:val="21"/>
         </w:rPr>
-        <w:t xml:space="preserve">	(37)</w:t>
+        <w:t xml:space="preserve">	(3.17)</w:t>
       </w:r>
     </w:p>
     <w:p>
@@ -19554,7 +19626,7 @@
         <w:rPr>
           <w:rFonts w:ascii="Times New Roman" w:cs="Times New Roman" w:eastAsia="SimSun" w:hAnsi="Times New Roman"/>
         </w:rPr>
-        <w:t xml:space="preserve"> 正是有向图中"后继节点的平均出度"，亦即其再生数 [17]。由握手关系 (3) 有 </w:t>
+        <w:t xml:space="preserve"> 正是有向图中"后继节点的平均出度"，亦即其再生数 [2]。由握手关系 (2.3) 有 </w:t>
       </w:r>
       <w:r>
         <w:rPr>
@@ -19818,7 +19890,7 @@
           <w:sz w:val="21"/>
           <w:szCs w:val="21"/>
         </w:rPr>
-        <w:t xml:space="preserve">	(38)</w:t>
+        <w:t xml:space="preserve">	(3.18)</w:t>
       </w:r>
     </w:p>
     <w:p>
@@ -19884,7 +19956,7 @@
         <w:rPr>
           <w:rFonts w:ascii="Times New Roman" w:cs="Times New Roman" w:eastAsia="SimSun" w:hAnsi="Times New Roman"/>
         </w:rPr>
-        <w:t xml:space="preserve"> 与 (37) 等价。</w:t>
+        <w:t xml:space="preserve"> 与 (3.17) 等价。</w:t>
       </w:r>
     </w:p>
     <w:p>
@@ -19914,7 +19986,7 @@
         <w:rPr>
           <w:rFonts w:ascii="Times New Roman" w:cs="Times New Roman" w:eastAsia="SimSun" w:hAnsi="Times New Roman"/>
         </w:rPr>
-        <w:t xml:space="preserve"> (37) 化为 </w:t>
+        <w:t xml:space="preserve"> (3.17) 化为 </w:t>
       </w:r>
       <w:r>
         <w:rPr>
@@ -20021,7 +20093,7 @@
         <w:rPr>
           <w:rFonts w:ascii="Times New Roman" w:cs="Times New Roman" w:eastAsia="SimSun" w:hAnsi="Times New Roman"/>
         </w:rPr>
-        <w:t xml:space="preserve">，即有向随机图上 SIR 的已知阈值 [15, 16, 17]。[16] 的半有向阈值条件在纯有向极限下化为临界传播率 </w:t>
+        <w:t xml:space="preserve">，即有向随机图上 SIR 的已知阈值 [2, 8, 32]。[32] 的半有向阈值条件在纯有向极限下化为临界传播率 </w:t>
       </w:r>
       <w:r>
         <w:rPr>
@@ -20119,7 +20191,7 @@
         <w:rPr>
           <w:rFonts w:ascii="Times New Roman" w:cs="Times New Roman" w:eastAsia="SimSun" w:hAnsi="Times New Roman"/>
         </w:rPr>
-        <w:t xml:space="preserve">，[17] 亦以再生数 </w:t>
+        <w:t xml:space="preserve">，[2] 亦以再生数 </w:t>
       </w:r>
       <w:r>
         <w:rPr>
@@ -20239,7 +20311,7 @@
         <w:rPr>
           <w:rFonts w:ascii="Times New Roman" w:cs="Times New Roman" w:eastAsia="SimSun" w:hAnsi="Times New Roman"/>
         </w:rPr>
-        <w:t xml:space="preserve"> 代入 (37) 得 </w:t>
+        <w:t xml:space="preserve"> 代入 (3.17) 得 </w:t>
       </w:r>
       <w:r>
         <w:rPr>
@@ -20351,7 +20423,7 @@
         <w:rPr>
           <w:rFonts w:ascii="Times New Roman" w:cs="Times New Roman" w:eastAsia="SimSun" w:hAnsi="Times New Roman"/>
         </w:rPr>
-        <w:t xml:space="preserve"> 时握手关系 (3) 给出 </w:t>
+        <w:t xml:space="preserve"> 时握手关系 (2.3) 给出 </w:t>
       </w:r>
       <w:r>
         <w:rPr>
@@ -20477,7 +20549,7 @@
         <w:rPr>
           <w:rFonts w:ascii="Times New Roman" w:cs="Times New Roman" w:eastAsia="SimSun" w:hAnsi="Times New Roman"/>
         </w:rPr>
-        <w:t xml:space="preserve"> 的入超边之列。(37) 分母中的 </w:t>
+        <w:t xml:space="preserve"> 的入超边之列。(3.17) 分母中的 </w:t>
       </w:r>
       <w:r>
         <w:rPr>
@@ -20733,7 +20805,7 @@
         <w:rPr>
           <w:rFonts w:ascii="Times New Roman" w:cs="Times New Roman" w:eastAsia="SimSun" w:hAnsi="Times New Roman"/>
         </w:rPr>
-        <w:t xml:space="preserve"> 与握手关系 (3)，</w:t>
+        <w:t xml:space="preserve"> 与握手关系 (2.3)，</w:t>
       </w:r>
     </w:p>
     <w:p>
@@ -20901,7 +20973,7 @@
           <w:sz w:val="21"/>
           <w:szCs w:val="21"/>
         </w:rPr>
-        <w:t xml:space="preserve">	(39)</w:t>
+        <w:t xml:space="preserve">	(3.19)</w:t>
       </w:r>
     </w:p>
     <w:p>
@@ -21123,7 +21195,7 @@
           <w:sz w:val="21"/>
           <w:szCs w:val="21"/>
         </w:rPr>
-        <w:t xml:space="preserve">	(40)</w:t>
+        <w:t xml:space="preserve">	(3.20)</w:t>
       </w:r>
     </w:p>
     <w:p>
@@ -21260,7 +21332,7 @@
         <w:rPr>
           <w:rFonts w:ascii="Times New Roman" w:cs="Times New Roman" w:eastAsia="SimSun" w:hAnsi="Times New Roman"/>
         </w:rPr>
-        <w:t xml:space="preserve"> 依赖于入出度的协方差 [17]；(40) 把该依赖推广到有向超图，并显式给出 </w:t>
+        <w:t xml:space="preserve"> 依赖于入出度的协方差 [2]；(3.20) 把该依赖推广到有向超图，并显式给出 </w:t>
       </w:r>
       <w:r>
         <w:rPr>
@@ -21304,7 +21376,7 @@
         <w:rPr>
           <w:rFonts w:ascii="Times New Roman" w:cs="Times New Roman" w:eastAsia="SimSun" w:hAnsi="Times New Roman"/>
         </w:rPr>
-        <w:t xml:space="preserve"> 的系数。需要提醒的是这一方向并非普适于一切传播机制：有向网络的阈值型级联中，正的入出度相关反而提高系统稳健性 [38]。二者并不冲突——阈值模型按活跃邻居的比例判定激活，高入度抬高激活门槛；SIR 中高入度只增加暴露，故 </w:t>
+        <w:t xml:space="preserve"> 的系数。需要提醒的是这一方向并非普适于一切传播机制：有向网络的阈值型级联中，正的入出度相关反而提高系统稳健性 [46]。二者并不冲突——阈值模型按活跃邻居的比例判定激活，高入度抬高激活门槛；SIR 中高入度只增加暴露，故 </w:t>
       </w:r>
       <w:r>
         <w:rPr>
@@ -21373,7 +21445,7 @@
         <w:rPr>
           <w:rFonts w:ascii="Times New Roman" w:cs="Times New Roman" w:eastAsia="SimSun" w:hAnsi="Times New Roman"/>
         </w:rPr>
-        <w:t xml:space="preserve">，在阈值级联中却既难被激活又本可广播。这是第 VI 节 </w:t>
+        <w:t xml:space="preserve">，在阈值级联中却既难被激活又本可广播。这是第 6 节 </w:t>
       </w:r>
       <w:r>
         <w:rPr>
@@ -21416,7 +21488,7 @@
         <w:rPr>
           <w:rFonts w:ascii="Times New Roman" w:cs="Times New Roman" w:eastAsia="SimSun" w:hAnsi="Times New Roman"/>
         </w:rPr>
-        <w:t xml:space="preserve"> (37) 只依赖于阶数 </w:t>
+        <w:t xml:space="preserve"> (3.17) 只依赖于阶数 </w:t>
       </w:r>
       <w:r>
         <w:rPr>
@@ -21444,7 +21516,7 @@
         <w:rPr>
           <w:rFonts w:ascii="Times New Roman" w:cs="Times New Roman" w:eastAsia="SimSun" w:hAnsi="Times New Roman"/>
         </w:rPr>
-        <w:t xml:space="preserve">）。更强地说，(24) 与 (25) 也只读取双度序列，故整个闭合而不止阈值都看不见重叠 </w:t>
+        <w:t xml:space="preserve">）。更强地说，(3.4) 与 (3.5) 也只读取双度序列，故整个闭合而不止阈值都看不见重叠 </w:t>
       </w:r>
       <w:r>
         <w:rPr>
@@ -21458,7 +21530,7 @@
         <w:rPr>
           <w:rFonts w:ascii="Times New Roman" w:cs="Times New Roman" w:eastAsia="SimSun" w:hAnsi="Times New Roman"/>
         </w:rPr>
-        <w:t xml:space="preserve">。由 II.C 的求和规则，双度序列锁死的只是四个通道的重叠总量 </w:t>
+        <w:t xml:space="preserve">。由 2.3 的求和规则，双度序列锁死的只是四个通道的重叠总量 </w:t>
       </w:r>
       <w:r>
         <w:rPr>
@@ -21568,7 +21640,7 @@
         <w:rPr>
           <w:rFonts w:ascii="Times New Roman" w:cs="Times New Roman" w:eastAsia="SimSun" w:hAnsi="Times New Roman"/>
         </w:rPr>
-        <w:t xml:space="preserve"> 因而在固定度序列下仍是可动的自由度。这不是疏漏而是可检验的预言：重叠恰好度量超边之间共享节点的程度，也就是 (H1) 所排除的短回路。第 VI 节若测得阈值随 </w:t>
+        <w:t xml:space="preserve"> 因而在固定度序列下仍是可动的自由度。这不是疏漏而是可检验的预言：重叠恰好度量超边之间共享节点的程度，也就是 (H1) 所排除的短回路。第 6 节若测得阈值随 </w:t>
       </w:r>
       <w:r>
         <w:rPr>
@@ -21691,7 +21763,7 @@
         <w:rPr>
           <w:rFonts w:ascii="Times New Roman" w:cs="Times New Roman" w:eastAsia="SimSun" w:hAnsi="Times New Roman"/>
         </w:rPr>
-        <w:t xml:space="preserve"> 两处测量），在如此窄的区间上仿真的变化不可分辨，因而检验这一预言必须先有第 V 节的定向重连工具把 </w:t>
+        <w:t xml:space="preserve"> 两处测量），在如此窄的区间上仿真的变化不可分辨，因而检验这一预言必须先有第 5 节的定向重连工具把 </w:t>
       </w:r>
       <w:r>
         <w:rPr>
@@ -21733,7 +21805,7 @@
         <w:rPr>
           <w:rFonts w:ascii="Times New Roman" w:cs="Times New Roman" w:eastAsia="SimSun" w:hAnsi="Times New Roman"/>
         </w:rPr>
-        <w:t xml:space="preserve">，故第 VI 节对它的上界测量不受此限。</w:t>
+        <w:t xml:space="preserve">，故第 6 节对它的上界测量不受此限。</w:t>
       </w:r>
     </w:p>
     <w:p>
@@ -21750,7 +21822,7 @@
           <w:sz w:val="26"/>
           <w:szCs w:val="26"/>
         </w:rPr>
-        <w:t xml:space="preserve">D. 与均场闭合的比较</w:t>
+        <w:t xml:space="preserve">3.4. 与均场闭合的比较</w:t>
       </w:r>
     </w:p>
     <w:p>
@@ -22282,7 +22354,7 @@
           <w:sz w:val="21"/>
           <w:szCs w:val="21"/>
         </w:rPr>
-        <w:t xml:space="preserve">	(41)</w:t>
+        <w:t xml:space="preserve">	(3.21)</w:t>
       </w:r>
     </w:p>
     <w:p>
@@ -22374,7 +22446,7 @@
           <w:sz w:val="21"/>
           <w:szCs w:val="21"/>
         </w:rPr>
-        <w:t xml:space="preserve">	(42)</w:t>
+        <w:t xml:space="preserve">	(3.22)</w:t>
       </w:r>
     </w:p>
     <w:p>
@@ -22386,7 +22458,7 @@
         <w:rPr>
           <w:rFonts w:ascii="Times New Roman" w:cs="Times New Roman" w:eastAsia="SimSun" w:hAnsi="Times New Roman"/>
         </w:rPr>
-        <w:t xml:space="preserve">与 (37) 相比，均场丢掉的恰是分母中的 </w:t>
+        <w:t xml:space="preserve">与 (3.17) 相比，均场丢掉的恰是分母中的 </w:t>
       </w:r>
       <w:r>
         <w:rPr>
@@ -22515,7 +22587,7 @@
           <w:sz w:val="21"/>
           <w:szCs w:val="21"/>
         </w:rPr>
-        <w:t xml:space="preserve">	(43)</w:t>
+        <w:t xml:space="preserve">	(3.23)</w:t>
       </w:r>
     </w:p>
     <w:p>
@@ -22550,7 +22622,7 @@
         <w:rPr>
           <w:rFonts w:ascii="Times New Roman" w:cs="Times New Roman" w:eastAsia="SimSun" w:hAnsi="Times New Roman"/>
         </w:rPr>
-        <w:t xml:space="preserve"> 时发散：均场的误差在阈值邻域最大，而这正是最需要理论的区域。这与成对网络上 EBCM 相对均场的增益同源 [11, 12]，本文把它推广到有向超图并给出闭式。</w:t>
+        <w:t xml:space="preserve"> 时发散：均场的误差在阈值邻域最大，而这正是最需要理论的区域。这与成对网络上 EBCM 相对均场的增益同源 [33, 44]，本文把它推广到有向超图并给出闭式。</w:t>
       </w:r>
     </w:p>
     <w:p>
@@ -22562,7 +22634,7 @@
         <w:rPr>
           <w:rFonts w:ascii="Times New Roman" w:cs="Times New Roman" w:eastAsia="SimSun" w:hAnsi="Times New Roman"/>
         </w:rPr>
-        <w:t xml:space="preserve">需要说明，(41) 是我们为本模型构造的均场对照，而非 [36] 中模型的复述——后者是社会传播而非 SIR，其方向性由单一标量强度参数调节。此处比较的是闭合层级，不是两项工作的模型。</w:t>
+        <w:t xml:space="preserve">需要说明，(3.21) 是我们为本模型构造的均场对照，而非 [27] 中模型的复述——后者是社会传播而非 SIR，其方向性由单一标量强度参数调节。此处比较的是闭合层级，不是两项工作的模型。</w:t>
       </w:r>
     </w:p>
     <w:p>
@@ -22579,7 +22651,7 @@
           <w:sz w:val="26"/>
           <w:szCs w:val="26"/>
         </w:rPr>
-        <w:t xml:space="preserve">E. 数值校验</w:t>
+        <w:t xml:space="preserve">3.5. 数值校验</w:t>
       </w:r>
     </w:p>
     <w:p>
@@ -22615,7 +22687,7 @@
         <w:rPr>
           <w:rFonts w:ascii="Times New Roman" w:cs="Times New Roman" w:eastAsia="SimSun" w:hAnsi="Times New Roman"/>
         </w:rPr>
-        <w:t xml:space="preserve">；仿真为 II.B 所定义连续时间 Markov 过程的精确 Gillespie 抽样 [39]，取 </w:t>
+        <w:t xml:space="preserve">；仿真为 2.2 所定义连续时间 Markov 过程的精确 Gillespie 抽样 [16]，取 </w:t>
       </w:r>
       <w:r>
         <w:rPr>
@@ -22649,7 +22721,7 @@
         <w:rPr>
           <w:rFonts w:ascii="Times New Roman" w:cs="Times New Roman" w:eastAsia="SimSun" w:hAnsi="Times New Roman"/>
         </w:rPr>
-        <w:t xml:space="preserve"> 恒等式 (34) 的残差随 Euler 步长线性收敛：</w:t>
+        <w:t xml:space="preserve"> 恒等式 (3.14) 的残差随 Euler 步长线性收敛：</w:t>
       </w:r>
       <w:r>
         <w:rPr>
@@ -22751,7 +22823,7 @@
         <w:rPr>
           <w:rFonts w:ascii="Times New Roman" w:cs="Times New Roman" w:eastAsia="SimSun" w:hAnsi="Times New Roman"/>
         </w:rPr>
-        <w:t xml:space="preserve">。残差因而是积分误差而非闭合的破缺。两种分支计数 (38) 在 </w:t>
+        <w:t xml:space="preserve">。残差因而是积分误差而非闭合的破缺。两种分支计数 (3.18) 在 </w:t>
       </w:r>
       <w:r>
         <w:rPr>
@@ -22788,7 +22860,7 @@
         <w:rPr>
           <w:rFonts w:ascii="Times New Roman" w:cs="Times New Roman" w:eastAsia="SimSun" w:hAnsi="Times New Roman"/>
         </w:rPr>
-        <w:t xml:space="preserve">；(40) 与 (37) 在全部 </w:t>
+        <w:t xml:space="preserve">；(3.20) 与 (3.17) 在全部 </w:t>
       </w:r>
       <w:r>
         <w:rPr>
@@ -22888,7 +22960,7 @@
         <w:rPr>
           <w:rFonts w:ascii="Times New Roman" w:cs="Times New Roman" w:eastAsia="SimSun" w:hAnsi="Times New Roman"/>
         </w:rPr>
-        <w:t xml:space="preserve">阈值公式 (37) 与方程组自身的失稳点独立比对：对 (29) 由 </w:t>
+        <w:t xml:space="preserve">阈值公式 (3.17) 与方程组自身的失稳点独立比对：对 (3.9) 由 </w:t>
       </w:r>
       <w:r>
         <w:rPr>
@@ -23387,7 +23459,7 @@
       <w:r>
         <w:drawing>
           <wp:inline distT="0" distB="0" distL="0" distR="0">
-            <wp:extent cx="5943600" cy="2184471"/>
+            <wp:extent cx="5029200" cy="1983914"/>
             <wp:effectExtent t="0" r="0" b="0" l="0"/>
             <wp:docPr id="1" name="" descr="" title=""/>
             <wp:cNvGraphicFramePr>
@@ -23412,7 +23484,7 @@
                   <pic:spPr bwMode="auto">
                     <a:xfrm>
                       <a:off x="0" y="0"/>
-                      <a:ext cx="5943600" cy="2184471"/>
+                      <a:ext cx="5029200" cy="1983914"/>
                     </a:xfrm>
                     <a:prstGeom prst="rect">
                       <a:avLst/>
@@ -23565,7 +23637,7 @@
           <w:sz w:val="19"/>
           <w:szCs w:val="19"/>
         </w:rPr>
-        <w:t xml:space="preserve"> 置信区间，最宽处约与线宽相当；蓝虚线为并发型 EBCM (29)，橙点线为均场闭合 (41)。(a) 易感比例；(b) 感染比例。</w:t>
+        <w:t xml:space="preserve"> 置信区间，最宽处约与线宽相当；蓝虚线为并发型 EBCM (3.9)，橙点线为均场闭合 (3.21)。(a) 易感比例；(b) 感染比例。</w:t>
       </w:r>
     </w:p>
     <w:p>
@@ -23596,7 +23668,7 @@
       <w:r>
         <w:drawing>
           <wp:inline distT="0" distB="0" distL="0" distR="0">
-            <wp:extent cx="5943600" cy="2017399"/>
+            <wp:extent cx="5029200" cy="2297399"/>
             <wp:effectExtent t="0" r="0" b="0" l="0"/>
             <wp:docPr id="1" name="" descr="" title=""/>
             <wp:cNvGraphicFramePr>
@@ -23621,7 +23693,7 @@
                   <pic:spPr bwMode="auto">
                     <a:xfrm>
                       <a:off x="0" y="0"/>
-                      <a:ext cx="5943600" cy="2017399"/>
+                      <a:ext cx="5029200" cy="2297399"/>
                     </a:xfrm>
                     <a:prstGeom prst="rect">
                       <a:avLst/>
@@ -24015,7 +24087,7 @@
           <w:sz w:val="19"/>
           <w:szCs w:val="19"/>
         </w:rPr>
-        <w:t xml:space="preserve"> 个独立双度序列，两个方向的误差棒均为标准误，实线为 (40)。</w:t>
+        <w:t xml:space="preserve"> 个独立双度序列，两个方向的误差棒均为标准误，实线为 (3.20)。</w:t>
       </w:r>
     </w:p>
     <w:p>
@@ -24321,7 +24393,7 @@
         <w:rPr>
           <w:rFonts w:ascii="Times New Roman" w:cs="Times New Roman" w:eastAsia="SimSun" w:hAnsi="Times New Roman"/>
         </w:rPr>
-        <w:t xml:space="preserve">图 2(b) 检验 (43) 所预言的形状——均场的误差集中在阈值邻域。均场把阈值压低到 </w:t>
+        <w:t xml:space="preserve">图 2(b) 检验 (3.23) 所预言的形状——均场的误差集中在阈值邻域。均场把阈值压低到 </w:t>
       </w:r>
       <w:r>
         <w:rPr>
@@ -24458,7 +24530,7 @@
         <w:rPr>
           <w:rFonts w:ascii="Times New Roman" w:cs="Times New Roman" w:eastAsia="SimSun" w:hAnsi="Times New Roman"/>
         </w:rPr>
-        <w:t xml:space="preserve"> 倍。第 I 节所称"边基闭合相对均场的增益"由此定量化：增益不是均匀的百分数，而集中在最需要理论的区域。</w:t>
+        <w:t xml:space="preserve"> 倍。第 1 节所称"边基闭合相对均场的增益"由此定量化：增益不是均匀的百分数，而集中在最需要理论的区域。</w:t>
       </w:r>
     </w:p>
     <w:p>
@@ -24848,7 +24920,7 @@
         <w:rPr>
           <w:rFonts w:ascii="Times New Roman" w:cs="Times New Roman" w:eastAsia="SimSun" w:hAnsi="Times New Roman"/>
         </w:rPr>
-        <w:t xml:space="preserve"> 倍。这与 (24)–(29) 是 </w:t>
+        <w:t xml:space="preserve"> 倍。这与 (3.4)–(3.9) 是 </w:t>
       </w:r>
       <w:r>
         <w:rPr>
@@ -25038,7 +25110,7 @@
         <w:rPr>
           <w:rFonts w:ascii="Times New Roman" w:cs="Times New Roman" w:eastAsia="SimSun" w:hAnsi="Times New Roman"/>
         </w:rPr>
-        <w:t xml:space="preserve">，变动近四倍，与 (40) 逐点吻合。需要说明，图 2(c) 的纵轴由 (37) 经 </w:t>
+        <w:t xml:space="preserve">，变动近四倍，与 (3.20) 逐点吻合。需要说明，图 2(c) 的纵轴由 (3.17) 经 </w:t>
       </w:r>
       <w:r>
         <w:rPr>
@@ -25075,7 +25147,7 @@
         <w:rPr>
           <w:rFonts w:ascii="Times New Roman" w:cs="Times New Roman" w:eastAsia="SimSun" w:hAnsi="Times New Roman"/>
         </w:rPr>
-        <w:t xml:space="preserve"> 能把阈值推到多远"以及改写 (40) 的恒等性，而非对阈值的独立测量；对 </w:t>
+        <w:t xml:space="preserve"> 能把阈值推到多远"以及改写 (3.20) 的恒等性，而非对阈值的独立测量；对 </w:t>
       </w:r>
       <w:r>
         <w:rPr>
@@ -25131,7 +25203,7 @@
         <w:rPr>
           <w:rFonts w:ascii="Times New Roman" w:cs="Times New Roman" w:eastAsia="SimSun" w:hAnsi="Times New Roman"/>
         </w:rPr>
-        <w:t xml:space="preserve"> 的仿真检验属于第 VI 节。同时须记住 II.D 的宇称结论——</w:t>
+        <w:t xml:space="preserve"> 的仿真检验属于第 6 节。同时须记住 2.4 的宇称结论——</w:t>
       </w:r>
       <w:r>
         <w:rPr>
@@ -25454,7 +25526,7 @@
           <w:sz w:val="21"/>
           <w:szCs w:val="21"/>
         </w:rPr>
-        <w:t xml:space="preserve">	(44)</w:t>
+        <w:t xml:space="preserve">	(3.24)</w:t>
       </w:r>
     </w:p>
     <w:p>
@@ -25692,7 +25764,7 @@
         <w:rPr>
           <w:rFonts w:ascii="Times New Roman" w:cs="Times New Roman" w:eastAsia="SimSun" w:hAnsi="Times New Roman"/>
         </w:rPr>
-        <w:t xml:space="preserve">，均在统计误差以内。该检验既不使用方程组也不使用 (44)。均场阈值 (42) 同样以其自身终态二分复核，</w:t>
+        <w:t xml:space="preserve">，均在统计误差以内。该检验既不使用方程组也不使用 (3.24)。均场阈值 (3.22) 同样以其自身终态二分复核，</w:t>
       </w:r>
       <w:r>
         <w:rPr>
@@ -25987,7 +26059,7 @@
         <w:rPr>
           <w:rFonts w:ascii="Times New Roman" w:cs="Times New Roman" w:eastAsia="SimSun" w:hAnsi="Times New Roman"/>
         </w:rPr>
-        <w:t xml:space="preserve">，与 (37) 给出的 </w:t>
+        <w:t xml:space="preserve">，与 (3.17) 给出的 </w:t>
       </w:r>
       <w:r>
         <w:rPr>
@@ -26305,35 +26377,21 @@
         <w:rPr>
           <w:rFonts w:ascii="Times New Roman" w:cs="Times New Roman" w:eastAsia="SimSun" w:hAnsi="Times New Roman"/>
         </w:rPr>
-        <w:t xml:space="preserve">F. Battiston, G. Cencetti, I. Iacopini, V. Latora, M. Lucas, A. Patania, J. G. Young, G. Petri, </w:t>
-      </w:r>
-      <w:r>
-        <w:rPr>
-          <w:rFonts w:ascii="Times New Roman" w:cs="Times New Roman" w:eastAsia="SimSun" w:hAnsi="Times New Roman"/>
-          <w:i/>
-          <w:iCs/>
-        </w:rPr>
-        <w:t xml:space="preserve">Physics Reports</w:t>
-      </w:r>
-      <w:r>
-        <w:rPr>
-          <w:rFonts w:ascii="Times New Roman" w:cs="Times New Roman" w:eastAsia="SimSun" w:hAnsi="Times New Roman"/>
-        </w:rPr>
-        <w:t xml:space="preserve">, </w:t>
-      </w:r>
-      <w:r>
-        <w:rPr>
-          <w:rFonts w:ascii="Times New Roman" w:cs="Times New Roman" w:eastAsia="SimSun" w:hAnsi="Times New Roman"/>
-          <w:b/>
-          <w:bCs/>
-        </w:rPr>
-        <w:t xml:space="preserve">874</w:t>
-      </w:r>
-      <w:r>
-        <w:rPr>
-          <w:rFonts w:ascii="Times New Roman" w:cs="Times New Roman" w:eastAsia="SimSun" w:hAnsi="Times New Roman"/>
-        </w:rPr>
-        <w:t xml:space="preserve">, 1–92 (2020). doi:10.1016/j.physrep.2020.05.004</w:t>
+        <w:t xml:space="preserve">M. Abuissa, M. Riondato, and E. Upfal, </w:t>
+      </w:r>
+      <w:r>
+        <w:rPr>
+          <w:rFonts w:ascii="Times New Roman" w:cs="Times New Roman" w:eastAsia="SimSun" w:hAnsi="Times New Roman"/>
+          <w:i/>
+          <w:iCs/>
+        </w:rPr>
+        <w:t xml:space="preserve">DiNgHy: null models for non-degenerate directed hypergraphs</w:t>
+      </w:r>
+      <w:r>
+        <w:rPr>
+          <w:rFonts w:ascii="Times New Roman" w:cs="Times New Roman" w:eastAsia="SimSun" w:hAnsi="Times New Roman"/>
+        </w:rPr>
+        <w:t xml:space="preserve">, Data Mining and Knowledge Discovery, 40 (2026), https://doi.org/10.1007/s10618-026-01209-8.</w:t>
       </w:r>
     </w:p>
     <w:p>
@@ -26349,35 +26407,21 @@
         <w:rPr>
           <w:rFonts w:ascii="Times New Roman" w:cs="Times New Roman" w:eastAsia="SimSun" w:hAnsi="Times New Roman"/>
         </w:rPr>
-        <w:t xml:space="preserve">F. Battiston, E. Amico, A. Barrat, G. Bianconi, G. Ferraz de Arruda, B. Franceschiello, I. Iacopini, S. Kéfi et al., </w:t>
-      </w:r>
-      <w:r>
-        <w:rPr>
-          <w:rFonts w:ascii="Times New Roman" w:cs="Times New Roman" w:eastAsia="SimSun" w:hAnsi="Times New Roman"/>
-          <w:i/>
-          <w:iCs/>
-        </w:rPr>
-        <w:t xml:space="preserve">Nature Physics</w:t>
-      </w:r>
-      <w:r>
-        <w:rPr>
-          <w:rFonts w:ascii="Times New Roman" w:cs="Times New Roman" w:eastAsia="SimSun" w:hAnsi="Times New Roman"/>
-        </w:rPr>
-        <w:t xml:space="preserve">, </w:t>
-      </w:r>
-      <w:r>
-        <w:rPr>
-          <w:rFonts w:ascii="Times New Roman" w:cs="Times New Roman" w:eastAsia="SimSun" w:hAnsi="Times New Roman"/>
-          <w:b/>
-          <w:bCs/>
-        </w:rPr>
-        <w:t xml:space="preserve">17</w:t>
-      </w:r>
-      <w:r>
-        <w:rPr>
-          <w:rFonts w:ascii="Times New Roman" w:cs="Times New Roman" w:eastAsia="SimSun" w:hAnsi="Times New Roman"/>
-        </w:rPr>
-        <w:t xml:space="preserve">, 1093–1098 (2021). doi:10.1038/s41567-021-01371-4</w:t>
+        <w:t xml:space="preserve">A. Allard, C. Moore, S. V. Scarpino, B. M. Althouse, and L. Hébert-Dufresne, </w:t>
+      </w:r>
+      <w:r>
+        <w:rPr>
+          <w:rFonts w:ascii="Times New Roman" w:cs="Times New Roman" w:eastAsia="SimSun" w:hAnsi="Times New Roman"/>
+          <w:i/>
+          <w:iCs/>
+        </w:rPr>
+        <w:t xml:space="preserve">The Role of Directionality, Heterogeneity, and Correlations in Epidemic Risk and Spread</w:t>
+      </w:r>
+      <w:r>
+        <w:rPr>
+          <w:rFonts w:ascii="Times New Roman" w:cs="Times New Roman" w:eastAsia="SimSun" w:hAnsi="Times New Roman"/>
+        </w:rPr>
+        <w:t xml:space="preserve">, SIAM Review, 65 (2023), pp. 471–492, https://doi.org/10.1137/20M1383811.</w:t>
       </w:r>
     </w:p>
     <w:p>
@@ -26393,35 +26437,21 @@
         <w:rPr>
           <w:rFonts w:ascii="Times New Roman" w:cs="Times New Roman" w:eastAsia="SimSun" w:hAnsi="Times New Roman"/>
         </w:rPr>
-        <w:t xml:space="preserve">A. R. Benson, R. Abebe, M. T. Schaub, A. Jadbabaie, J. Kleinberg, </w:t>
-      </w:r>
-      <w:r>
-        <w:rPr>
-          <w:rFonts w:ascii="Times New Roman" w:cs="Times New Roman" w:eastAsia="SimSun" w:hAnsi="Times New Roman"/>
-          <w:i/>
-          <w:iCs/>
-        </w:rPr>
-        <w:t xml:space="preserve">Proceedings of the National Academy of Sciences</w:t>
-      </w:r>
-      <w:r>
-        <w:rPr>
-          <w:rFonts w:ascii="Times New Roman" w:cs="Times New Roman" w:eastAsia="SimSun" w:hAnsi="Times New Roman"/>
-        </w:rPr>
-        <w:t xml:space="preserve">, </w:t>
-      </w:r>
-      <w:r>
-        <w:rPr>
-          <w:rFonts w:ascii="Times New Roman" w:cs="Times New Roman" w:eastAsia="SimSun" w:hAnsi="Times New Roman"/>
-          <w:b/>
-          <w:bCs/>
-        </w:rPr>
-        <w:t xml:space="preserve">115</w:t>
-      </w:r>
-      <w:r>
-        <w:rPr>
-          <w:rFonts w:ascii="Times New Roman" w:cs="Times New Roman" w:eastAsia="SimSun" w:hAnsi="Times New Roman"/>
-        </w:rPr>
-        <w:t xml:space="preserve">, E11221–E11230 (2018). doi:10.1073/pnas.1800683115</w:t>
+        <w:t xml:space="preserve">F. Battiston, G. Cencetti, I. Iacopini, V. Latora, M. Lucas, A. Patania, J. G. Young, and G. Petri, </w:t>
+      </w:r>
+      <w:r>
+        <w:rPr>
+          <w:rFonts w:ascii="Times New Roman" w:cs="Times New Roman" w:eastAsia="SimSun" w:hAnsi="Times New Roman"/>
+          <w:i/>
+          <w:iCs/>
+        </w:rPr>
+        <w:t xml:space="preserve">Networks beyond pairwise interactions: Structure and dynamics</w:t>
+      </w:r>
+      <w:r>
+        <w:rPr>
+          <w:rFonts w:ascii="Times New Roman" w:cs="Times New Roman" w:eastAsia="SimSun" w:hAnsi="Times New Roman"/>
+        </w:rPr>
+        <w:t xml:space="preserve">, Physics Reports, 874 (2020), pp. 1–92, https://doi.org/10.1016/j.physrep.2020.05.004.</w:t>
       </w:r>
     </w:p>
     <w:p>
@@ -26437,35 +26467,21 @@
         <w:rPr>
           <w:rFonts w:ascii="Times New Roman" w:cs="Times New Roman" w:eastAsia="SimSun" w:hAnsi="Times New Roman"/>
         </w:rPr>
-        <w:t xml:space="preserve">S. Klamt, U. U. Haus, F. Theis, </w:t>
-      </w:r>
-      <w:r>
-        <w:rPr>
-          <w:rFonts w:ascii="Times New Roman" w:cs="Times New Roman" w:eastAsia="SimSun" w:hAnsi="Times New Roman"/>
-          <w:i/>
-          <w:iCs/>
-        </w:rPr>
-        <w:t xml:space="preserve">PLoS Computational Biology</w:t>
-      </w:r>
-      <w:r>
-        <w:rPr>
-          <w:rFonts w:ascii="Times New Roman" w:cs="Times New Roman" w:eastAsia="SimSun" w:hAnsi="Times New Roman"/>
-        </w:rPr>
-        <w:t xml:space="preserve">, </w:t>
-      </w:r>
-      <w:r>
-        <w:rPr>
-          <w:rFonts w:ascii="Times New Roman" w:cs="Times New Roman" w:eastAsia="SimSun" w:hAnsi="Times New Roman"/>
-          <w:b/>
-          <w:bCs/>
-        </w:rPr>
-        <w:t xml:space="preserve">5</w:t>
-      </w:r>
-      <w:r>
-        <w:rPr>
-          <w:rFonts w:ascii="Times New Roman" w:cs="Times New Roman" w:eastAsia="SimSun" w:hAnsi="Times New Roman"/>
-        </w:rPr>
-        <w:t xml:space="preserve">, e1000385 (2009). doi:10.1371/journal.pcbi.1000385</w:t>
+        <w:t xml:space="preserve">F. Battiston, E. Amico, A. Barrat, G. Bianconi, G. Ferraz de Arruda, B. Franceschiello, I. Iacopini, S. Kéfi, and et al., </w:t>
+      </w:r>
+      <w:r>
+        <w:rPr>
+          <w:rFonts w:ascii="Times New Roman" w:cs="Times New Roman" w:eastAsia="SimSun" w:hAnsi="Times New Roman"/>
+          <w:i/>
+          <w:iCs/>
+        </w:rPr>
+        <w:t xml:space="preserve">The physics of higher-order interactions in complex systems</w:t>
+      </w:r>
+      <w:r>
+        <w:rPr>
+          <w:rFonts w:ascii="Times New Roman" w:cs="Times New Roman" w:eastAsia="SimSun" w:hAnsi="Times New Roman"/>
+        </w:rPr>
+        <w:t xml:space="preserve">, Nature Physics, 17 (2021), pp. 1093–1098, https://doi.org/10.1038/s41567-021-01371-4.</w:t>
       </w:r>
     </w:p>
     <w:p>
@@ -26481,35 +26497,21 @@
         <w:rPr>
           <w:rFonts w:ascii="Times New Roman" w:cs="Times New Roman" w:eastAsia="SimSun" w:hAnsi="Times New Roman"/>
         </w:rPr>
-        <w:t xml:space="preserve">Q. F. Lotito, A. Vendramini, A. Montresor, F. Battiston, </w:t>
-      </w:r>
-      <w:r>
-        <w:rPr>
-          <w:rFonts w:ascii="Times New Roman" w:cs="Times New Roman" w:eastAsia="SimSun" w:hAnsi="Times New Roman"/>
-          <w:i/>
-          <w:iCs/>
-        </w:rPr>
-        <w:t xml:space="preserve">Communications Physics</w:t>
-      </w:r>
-      <w:r>
-        <w:rPr>
-          <w:rFonts w:ascii="Times New Roman" w:cs="Times New Roman" w:eastAsia="SimSun" w:hAnsi="Times New Roman"/>
-        </w:rPr>
-        <w:t xml:space="preserve">, </w:t>
-      </w:r>
-      <w:r>
-        <w:rPr>
-          <w:rFonts w:ascii="Times New Roman" w:cs="Times New Roman" w:eastAsia="SimSun" w:hAnsi="Times New Roman"/>
-          <w:b/>
-          <w:bCs/>
-        </w:rPr>
-        <w:t xml:space="preserve">9</w:t>
-      </w:r>
-      <w:r>
-        <w:rPr>
-          <w:rFonts w:ascii="Times New Roman" w:cs="Times New Roman" w:eastAsia="SimSun" w:hAnsi="Times New Roman"/>
-        </w:rPr>
-        <w:t xml:space="preserve"> (2026). doi:10.1038/s42005-025-02472-9</w:t>
+        <w:t xml:space="preserve">G. J. Baxter, S. N. Dorogovtsev, A. V. Goltsev, and J. F. F. Mendes, </w:t>
+      </w:r>
+      <w:r>
+        <w:rPr>
+          <w:rFonts w:ascii="Times New Roman" w:cs="Times New Roman" w:eastAsia="SimSun" w:hAnsi="Times New Roman"/>
+          <w:i/>
+          <w:iCs/>
+        </w:rPr>
+        <w:t xml:space="preserve">Bootstrap percolation on complex networks</w:t>
+      </w:r>
+      <w:r>
+        <w:rPr>
+          <w:rFonts w:ascii="Times New Roman" w:cs="Times New Roman" w:eastAsia="SimSun" w:hAnsi="Times New Roman"/>
+        </w:rPr>
+        <w:t xml:space="preserve">, Physical Review E, 82 (2010), p. 011103, https://doi.org/10.1103/PhysRevE.82.011103.</w:t>
       </w:r>
     </w:p>
     <w:p>
@@ -26525,35 +26527,21 @@
         <w:rPr>
           <w:rFonts w:ascii="Times New Roman" w:cs="Times New Roman" w:eastAsia="SimSun" w:hAnsi="Times New Roman"/>
         </w:rPr>
-        <w:t xml:space="preserve">G. Gallo, G. Longo, S. Pallottino, S. Nguyen, </w:t>
-      </w:r>
-      <w:r>
-        <w:rPr>
-          <w:rFonts w:ascii="Times New Roman" w:cs="Times New Roman" w:eastAsia="SimSun" w:hAnsi="Times New Roman"/>
-          <w:i/>
-          <w:iCs/>
-        </w:rPr>
-        <w:t xml:space="preserve">Discrete Applied Mathematics</w:t>
-      </w:r>
-      <w:r>
-        <w:rPr>
-          <w:rFonts w:ascii="Times New Roman" w:cs="Times New Roman" w:eastAsia="SimSun" w:hAnsi="Times New Roman"/>
-        </w:rPr>
-        <w:t xml:space="preserve">, </w:t>
-      </w:r>
-      <w:r>
-        <w:rPr>
-          <w:rFonts w:ascii="Times New Roman" w:cs="Times New Roman" w:eastAsia="SimSun" w:hAnsi="Times New Roman"/>
-          <w:b/>
-          <w:bCs/>
-        </w:rPr>
-        <w:t xml:space="preserve">42</w:t>
-      </w:r>
-      <w:r>
-        <w:rPr>
-          <w:rFonts w:ascii="Times New Roman" w:cs="Times New Roman" w:eastAsia="SimSun" w:hAnsi="Times New Roman"/>
-        </w:rPr>
-        <w:t xml:space="preserve">, 177–201 (1993). doi:10.1016/0166-218X(93)90045-P</w:t>
+        <w:t xml:space="preserve">A. R. Benson, R. Abebe, M. T. Schaub, A. Jadbabaie, and J. Kleinberg, </w:t>
+      </w:r>
+      <w:r>
+        <w:rPr>
+          <w:rFonts w:ascii="Times New Roman" w:cs="Times New Roman" w:eastAsia="SimSun" w:hAnsi="Times New Roman"/>
+          <w:i/>
+          <w:iCs/>
+        </w:rPr>
+        <w:t xml:space="preserve">Simplicial closure and higher-order link prediction</w:t>
+      </w:r>
+      <w:r>
+        <w:rPr>
+          <w:rFonts w:ascii="Times New Roman" w:cs="Times New Roman" w:eastAsia="SimSun" w:hAnsi="Times New Roman"/>
+        </w:rPr>
+        <w:t xml:space="preserve">, Proceedings of the National Academy of Sciences, 115 (2018), pp. E11221–E11230, https://doi.org/10.1073/pnas.1800683115.</w:t>
       </w:r>
     </w:p>
     <w:p>
@@ -26569,35 +26557,21 @@
         <w:rPr>
           <w:rFonts w:ascii="Times New Roman" w:cs="Times New Roman" w:eastAsia="SimSun" w:hAnsi="Times New Roman"/>
         </w:rPr>
-        <w:t xml:space="preserve">M. E. J. Newman, S. H. Strogatz, D. J. Watts, </w:t>
-      </w:r>
-      <w:r>
-        <w:rPr>
-          <w:rFonts w:ascii="Times New Roman" w:cs="Times New Roman" w:eastAsia="SimSun" w:hAnsi="Times New Roman"/>
-          <w:i/>
-          <w:iCs/>
-        </w:rPr>
-        <w:t xml:space="preserve">Physical Review E</w:t>
-      </w:r>
-      <w:r>
-        <w:rPr>
-          <w:rFonts w:ascii="Times New Roman" w:cs="Times New Roman" w:eastAsia="SimSun" w:hAnsi="Times New Roman"/>
-        </w:rPr>
-        <w:t xml:space="preserve">, </w:t>
-      </w:r>
-      <w:r>
-        <w:rPr>
-          <w:rFonts w:ascii="Times New Roman" w:cs="Times New Roman" w:eastAsia="SimSun" w:hAnsi="Times New Roman"/>
-          <w:b/>
-          <w:bCs/>
-        </w:rPr>
-        <w:t xml:space="preserve">64</w:t>
-      </w:r>
-      <w:r>
-        <w:rPr>
-          <w:rFonts w:ascii="Times New Roman" w:cs="Times New Roman" w:eastAsia="SimSun" w:hAnsi="Times New Roman"/>
-        </w:rPr>
-        <w:t xml:space="preserve">, 026118 (2001). doi:10.1103/PhysRevE.64.026118</w:t>
+        <w:t xml:space="preserve">G. Bianconi and S. N. Dorogovtsev, </w:t>
+      </w:r>
+      <w:r>
+        <w:rPr>
+          <w:rFonts w:ascii="Times New Roman" w:cs="Times New Roman" w:eastAsia="SimSun" w:hAnsi="Times New Roman"/>
+          <w:i/>
+          <w:iCs/>
+        </w:rPr>
+        <w:t xml:space="preserve">Theory of percolation on hypergraphs</w:t>
+      </w:r>
+      <w:r>
+        <w:rPr>
+          <w:rFonts w:ascii="Times New Roman" w:cs="Times New Roman" w:eastAsia="SimSun" w:hAnsi="Times New Roman"/>
+        </w:rPr>
+        <w:t xml:space="preserve">, Physical Review E, 109 (2024), p. 014306, https://doi.org/10.1103/PhysRevE.109.014306.</w:t>
       </w:r>
     </w:p>
     <w:p>
@@ -26613,35 +26587,21 @@
         <w:rPr>
           <w:rFonts w:ascii="Times New Roman" w:cs="Times New Roman" w:eastAsia="SimSun" w:hAnsi="Times New Roman"/>
         </w:rPr>
-        <w:t xml:space="preserve">M. E. J. Newman, </w:t>
-      </w:r>
-      <w:r>
-        <w:rPr>
-          <w:rFonts w:ascii="Times New Roman" w:cs="Times New Roman" w:eastAsia="SimSun" w:hAnsi="Times New Roman"/>
-          <w:i/>
-          <w:iCs/>
-        </w:rPr>
-        <w:t xml:space="preserve">Physical Review E</w:t>
-      </w:r>
-      <w:r>
-        <w:rPr>
-          <w:rFonts w:ascii="Times New Roman" w:cs="Times New Roman" w:eastAsia="SimSun" w:hAnsi="Times New Roman"/>
-        </w:rPr>
-        <w:t xml:space="preserve">, </w:t>
-      </w:r>
-      <w:r>
-        <w:rPr>
-          <w:rFonts w:ascii="Times New Roman" w:cs="Times New Roman" w:eastAsia="SimSun" w:hAnsi="Times New Roman"/>
-          <w:b/>
-          <w:bCs/>
-        </w:rPr>
-        <w:t xml:space="preserve">66</w:t>
-      </w:r>
-      <w:r>
-        <w:rPr>
-          <w:rFonts w:ascii="Times New Roman" w:cs="Times New Roman" w:eastAsia="SimSun" w:hAnsi="Times New Roman"/>
-        </w:rPr>
-        <w:t xml:space="preserve">, 016128 (2002). doi:10.1103/PhysRevE.66.016128</w:t>
+        <w:t xml:space="preserve">M. Boguñá and M. Á. Serrano, </w:t>
+      </w:r>
+      <w:r>
+        <w:rPr>
+          <w:rFonts w:ascii="Times New Roman" w:cs="Times New Roman" w:eastAsia="SimSun" w:hAnsi="Times New Roman"/>
+          <w:i/>
+          <w:iCs/>
+        </w:rPr>
+        <w:t xml:space="preserve">Generalized percolation in random directed networks</w:t>
+      </w:r>
+      <w:r>
+        <w:rPr>
+          <w:rFonts w:ascii="Times New Roman" w:cs="Times New Roman" w:eastAsia="SimSun" w:hAnsi="Times New Roman"/>
+        </w:rPr>
+        <w:t xml:space="preserve">, Physical Review E, 72 (2005), p. 016106, https://doi.org/10.1103/PhysRevE.72.016106.</w:t>
       </w:r>
     </w:p>
     <w:p>
@@ -26657,35 +26617,21 @@
         <w:rPr>
           <w:rFonts w:ascii="Times New Roman" w:cs="Times New Roman" w:eastAsia="SimSun" w:hAnsi="Times New Roman"/>
         </w:rPr>
-        <w:t xml:space="preserve">P. Grassberger, </w:t>
-      </w:r>
-      <w:r>
-        <w:rPr>
-          <w:rFonts w:ascii="Times New Roman" w:cs="Times New Roman" w:eastAsia="SimSun" w:hAnsi="Times New Roman"/>
-          <w:i/>
-          <w:iCs/>
-        </w:rPr>
-        <w:t xml:space="preserve">Mathematical Biosciences</w:t>
-      </w:r>
-      <w:r>
-        <w:rPr>
-          <w:rFonts w:ascii="Times New Roman" w:cs="Times New Roman" w:eastAsia="SimSun" w:hAnsi="Times New Roman"/>
-        </w:rPr>
-        <w:t xml:space="preserve">, </w:t>
-      </w:r>
-      <w:r>
-        <w:rPr>
-          <w:rFonts w:ascii="Times New Roman" w:cs="Times New Roman" w:eastAsia="SimSun" w:hAnsi="Times New Roman"/>
-          <w:b/>
-          <w:bCs/>
-        </w:rPr>
-        <w:t xml:space="preserve">63</w:t>
-      </w:r>
-      <w:r>
-        <w:rPr>
-          <w:rFonts w:ascii="Times New Roman" w:cs="Times New Roman" w:eastAsia="SimSun" w:hAnsi="Times New Roman"/>
-        </w:rPr>
-        <w:t xml:space="preserve">, 157–172 (1983). doi:10.1016/0025-5564(82)90036-0</w:t>
+        <w:t xml:space="preserve">D. Centola and M. Macy, </w:t>
+      </w:r>
+      <w:r>
+        <w:rPr>
+          <w:rFonts w:ascii="Times New Roman" w:cs="Times New Roman" w:eastAsia="SimSun" w:hAnsi="Times New Roman"/>
+          <w:i/>
+          <w:iCs/>
+        </w:rPr>
+        <w:t xml:space="preserve">Complex contagions and the weakness of long ties</w:t>
+      </w:r>
+      <w:r>
+        <w:rPr>
+          <w:rFonts w:ascii="Times New Roman" w:cs="Times New Roman" w:eastAsia="SimSun" w:hAnsi="Times New Roman"/>
+        </w:rPr>
+        <w:t xml:space="preserve">, American Journal of Sociology, 113 (2007), pp. 702–734, https://doi.org/10.1086/521848.</w:t>
       </w:r>
     </w:p>
     <w:p>
@@ -26701,35 +26647,21 @@
         <w:rPr>
           <w:rFonts w:ascii="Times New Roman" w:cs="Times New Roman" w:eastAsia="SimSun" w:hAnsi="Times New Roman"/>
         </w:rPr>
-        <w:t xml:space="preserve">R. Pastor-Satorras, A. Vespignani, </w:t>
-      </w:r>
-      <w:r>
-        <w:rPr>
-          <w:rFonts w:ascii="Times New Roman" w:cs="Times New Roman" w:eastAsia="SimSun" w:hAnsi="Times New Roman"/>
-          <w:i/>
-          <w:iCs/>
-        </w:rPr>
-        <w:t xml:space="preserve">Physical Review Letters</w:t>
-      </w:r>
-      <w:r>
-        <w:rPr>
-          <w:rFonts w:ascii="Times New Roman" w:cs="Times New Roman" w:eastAsia="SimSun" w:hAnsi="Times New Roman"/>
-        </w:rPr>
-        <w:t xml:space="preserve">, </w:t>
-      </w:r>
-      <w:r>
-        <w:rPr>
-          <w:rFonts w:ascii="Times New Roman" w:cs="Times New Roman" w:eastAsia="SimSun" w:hAnsi="Times New Roman"/>
-          <w:b/>
-          <w:bCs/>
-        </w:rPr>
-        <w:t xml:space="preserve">86</w:t>
-      </w:r>
-      <w:r>
-        <w:rPr>
-          <w:rFonts w:ascii="Times New Roman" w:cs="Times New Roman" w:eastAsia="SimSun" w:hAnsi="Times New Roman"/>
-        </w:rPr>
-        <w:t xml:space="preserve">, 3200–3203 (2001). doi:10.1103/PhysRevLett.86.3200</w:t>
+        <w:t xml:space="preserve">P. S. Chodrow, </w:t>
+      </w:r>
+      <w:r>
+        <w:rPr>
+          <w:rFonts w:ascii="Times New Roman" w:cs="Times New Roman" w:eastAsia="SimSun" w:hAnsi="Times New Roman"/>
+          <w:i/>
+          <w:iCs/>
+        </w:rPr>
+        <w:t xml:space="preserve">Configuration models of random hypergraphs</w:t>
+      </w:r>
+      <w:r>
+        <w:rPr>
+          <w:rFonts w:ascii="Times New Roman" w:cs="Times New Roman" w:eastAsia="SimSun" w:hAnsi="Times New Roman"/>
+        </w:rPr>
+        <w:t xml:space="preserve">, Journal of Complex Networks, 8 (2020), p. cnaa018, https://doi.org/10.1093/comnet/cnaa018.</w:t>
       </w:r>
     </w:p>
     <w:p>
@@ -26745,35 +26677,21 @@
         <w:rPr>
           <w:rFonts w:ascii="Times New Roman" w:cs="Times New Roman" w:eastAsia="SimSun" w:hAnsi="Times New Roman"/>
         </w:rPr>
-        <w:t xml:space="preserve">E. Volz, </w:t>
-      </w:r>
-      <w:r>
-        <w:rPr>
-          <w:rFonts w:ascii="Times New Roman" w:cs="Times New Roman" w:eastAsia="SimSun" w:hAnsi="Times New Roman"/>
-          <w:i/>
-          <w:iCs/>
-        </w:rPr>
-        <w:t xml:space="preserve">Journal of Mathematical Biology</w:t>
-      </w:r>
-      <w:r>
-        <w:rPr>
-          <w:rFonts w:ascii="Times New Roman" w:cs="Times New Roman" w:eastAsia="SimSun" w:hAnsi="Times New Roman"/>
-        </w:rPr>
-        <w:t xml:space="preserve">, </w:t>
-      </w:r>
-      <w:r>
-        <w:rPr>
-          <w:rFonts w:ascii="Times New Roman" w:cs="Times New Roman" w:eastAsia="SimSun" w:hAnsi="Times New Roman"/>
-          <w:b/>
-          <w:bCs/>
-        </w:rPr>
-        <w:t xml:space="preserve">56</w:t>
-      </w:r>
-      <w:r>
-        <w:rPr>
-          <w:rFonts w:ascii="Times New Roman" w:cs="Times New Roman" w:eastAsia="SimSun" w:hAnsi="Times New Roman"/>
-        </w:rPr>
-        <w:t xml:space="preserve">, 293–310 (2008). doi:10.1007/s00285-007-0116-4</w:t>
+        <w:t xml:space="preserve">S. N. Dorogovtsev, J. F. F. Mendes, and A. N. Samukhin, </w:t>
+      </w:r>
+      <w:r>
+        <w:rPr>
+          <w:rFonts w:ascii="Times New Roman" w:cs="Times New Roman" w:eastAsia="SimSun" w:hAnsi="Times New Roman"/>
+          <w:i/>
+          <w:iCs/>
+        </w:rPr>
+        <w:t xml:space="preserve">Giant strongly connected component of directed networks</w:t>
+      </w:r>
+      <w:r>
+        <w:rPr>
+          <w:rFonts w:ascii="Times New Roman" w:cs="Times New Roman" w:eastAsia="SimSun" w:hAnsi="Times New Roman"/>
+        </w:rPr>
+        <w:t xml:space="preserve">, Physical Review E, 64 (2001), p. 025101, https://doi.org/10.1103/PhysRevE.64.025101.</w:t>
       </w:r>
     </w:p>
     <w:p>
@@ -26789,35 +26707,21 @@
         <w:rPr>
           <w:rFonts w:ascii="Times New Roman" w:cs="Times New Roman" w:eastAsia="SimSun" w:hAnsi="Times New Roman"/>
         </w:rPr>
-        <w:t xml:space="preserve">J. C. Miller, A. C. Slim, E. M. Volz, </w:t>
-      </w:r>
-      <w:r>
-        <w:rPr>
-          <w:rFonts w:ascii="Times New Roman" w:cs="Times New Roman" w:eastAsia="SimSun" w:hAnsi="Times New Roman"/>
-          <w:i/>
-          <w:iCs/>
-        </w:rPr>
-        <w:t xml:space="preserve">Journal of the Royal Society Interface</w:t>
-      </w:r>
-      <w:r>
-        <w:rPr>
-          <w:rFonts w:ascii="Times New Roman" w:cs="Times New Roman" w:eastAsia="SimSun" w:hAnsi="Times New Roman"/>
-        </w:rPr>
-        <w:t xml:space="preserve">, </w:t>
-      </w:r>
-      <w:r>
-        <w:rPr>
-          <w:rFonts w:ascii="Times New Roman" w:cs="Times New Roman" w:eastAsia="SimSun" w:hAnsi="Times New Roman"/>
-          <w:b/>
-          <w:bCs/>
-        </w:rPr>
-        <w:t xml:space="preserve">9</w:t>
-      </w:r>
-      <w:r>
-        <w:rPr>
-          <w:rFonts w:ascii="Times New Roman" w:cs="Times New Roman" w:eastAsia="SimSun" w:hAnsi="Times New Roman"/>
-        </w:rPr>
-        <w:t xml:space="preserve">, 890–906 (2012). doi:10.1098/rsif.2011.0403</w:t>
+        <w:t xml:space="preserve">S. N. Dorogovtsev, A. V. Goltsev, and J. F. F. Mendes, </w:t>
+      </w:r>
+      <w:r>
+        <w:rPr>
+          <w:rFonts w:ascii="Times New Roman" w:cs="Times New Roman" w:eastAsia="SimSun" w:hAnsi="Times New Roman"/>
+          <w:i/>
+          <w:iCs/>
+        </w:rPr>
+        <w:t xml:space="preserve">k-core organization of complex networks</w:t>
+      </w:r>
+      <w:r>
+        <w:rPr>
+          <w:rFonts w:ascii="Times New Roman" w:cs="Times New Roman" w:eastAsia="SimSun" w:hAnsi="Times New Roman"/>
+        </w:rPr>
+        <w:t xml:space="preserve">, Physical Review Letters, 96 (2006), p. 040601, https://doi.org/10.1103/PhysRevLett.96.040601.</w:t>
       </w:r>
     </w:p>
     <w:p>
@@ -26833,35 +26737,21 @@
         <w:rPr>
           <w:rFonts w:ascii="Times New Roman" w:cs="Times New Roman" w:eastAsia="SimSun" w:hAnsi="Times New Roman"/>
         </w:rPr>
-        <w:t xml:space="preserve">R. Pastor-Satorras, C. Castellano, P. Van Mieghem, A. Vespignani, </w:t>
-      </w:r>
-      <w:r>
-        <w:rPr>
-          <w:rFonts w:ascii="Times New Roman" w:cs="Times New Roman" w:eastAsia="SimSun" w:hAnsi="Times New Roman"/>
-          <w:i/>
-          <w:iCs/>
-        </w:rPr>
-        <w:t xml:space="preserve">Reviews of Modern Physics</w:t>
-      </w:r>
-      <w:r>
-        <w:rPr>
-          <w:rFonts w:ascii="Times New Roman" w:cs="Times New Roman" w:eastAsia="SimSun" w:hAnsi="Times New Roman"/>
-        </w:rPr>
-        <w:t xml:space="preserve">, </w:t>
-      </w:r>
-      <w:r>
-        <w:rPr>
-          <w:rFonts w:ascii="Times New Roman" w:cs="Times New Roman" w:eastAsia="SimSun" w:hAnsi="Times New Roman"/>
-          <w:b/>
-          <w:bCs/>
-        </w:rPr>
-        <w:t xml:space="preserve">87</w:t>
-      </w:r>
-      <w:r>
-        <w:rPr>
-          <w:rFonts w:ascii="Times New Roman" w:cs="Times New Roman" w:eastAsia="SimSun" w:hAnsi="Times New Roman"/>
-        </w:rPr>
-        <w:t xml:space="preserve">, 925–979 (2015). doi:10.1103/RevModPhys.87.925</w:t>
+        <w:t xml:space="preserve">G. Ferraz de Arruda, G. Petri, and Y. Moreno, </w:t>
+      </w:r>
+      <w:r>
+        <w:rPr>
+          <w:rFonts w:ascii="Times New Roman" w:cs="Times New Roman" w:eastAsia="SimSun" w:hAnsi="Times New Roman"/>
+          <w:i/>
+          <w:iCs/>
+        </w:rPr>
+        <w:t xml:space="preserve">Social contagion models on hypergraphs</w:t>
+      </w:r>
+      <w:r>
+        <w:rPr>
+          <w:rFonts w:ascii="Times New Roman" w:cs="Times New Roman" w:eastAsia="SimSun" w:hAnsi="Times New Roman"/>
+        </w:rPr>
+        <w:t xml:space="preserve">, Physical Review Research, 2 (2020), p. 023032, https://doi.org/10.1103/PhysRevResearch.2.023032.</w:t>
       </w:r>
     </w:p>
     <w:p>
@@ -26877,35 +26767,21 @@
         <w:rPr>
           <w:rFonts w:ascii="Times New Roman" w:cs="Times New Roman" w:eastAsia="SimSun" w:hAnsi="Times New Roman"/>
         </w:rPr>
-        <w:t xml:space="preserve">S. N. Dorogovtsev, J. F. F. Mendes, A. N. Samukhin, </w:t>
-      </w:r>
-      <w:r>
-        <w:rPr>
-          <w:rFonts w:ascii="Times New Roman" w:cs="Times New Roman" w:eastAsia="SimSun" w:hAnsi="Times New Roman"/>
-          <w:i/>
-          <w:iCs/>
-        </w:rPr>
-        <w:t xml:space="preserve">Physical Review E</w:t>
-      </w:r>
-      <w:r>
-        <w:rPr>
-          <w:rFonts w:ascii="Times New Roman" w:cs="Times New Roman" w:eastAsia="SimSun" w:hAnsi="Times New Roman"/>
-        </w:rPr>
-        <w:t xml:space="preserve">, </w:t>
-      </w:r>
-      <w:r>
-        <w:rPr>
-          <w:rFonts w:ascii="Times New Roman" w:cs="Times New Roman" w:eastAsia="SimSun" w:hAnsi="Times New Roman"/>
-          <w:b/>
-          <w:bCs/>
-        </w:rPr>
-        <w:t xml:space="preserve">64</w:t>
-      </w:r>
-      <w:r>
-        <w:rPr>
-          <w:rFonts w:ascii="Times New Roman" w:cs="Times New Roman" w:eastAsia="SimSun" w:hAnsi="Times New Roman"/>
-        </w:rPr>
-        <w:t xml:space="preserve">, 025101 (2001). doi:10.1103/PhysRevE.64.025101</w:t>
+        <w:t xml:space="preserve">G. Ferraz de Arruda, A. Aleta, and Y. Moreno, </w:t>
+      </w:r>
+      <w:r>
+        <w:rPr>
+          <w:rFonts w:ascii="Times New Roman" w:cs="Times New Roman" w:eastAsia="SimSun" w:hAnsi="Times New Roman"/>
+          <w:i/>
+          <w:iCs/>
+        </w:rPr>
+        <w:t xml:space="preserve">Contagion dynamics on higher-order networks</w:t>
+      </w:r>
+      <w:r>
+        <w:rPr>
+          <w:rFonts w:ascii="Times New Roman" w:cs="Times New Roman" w:eastAsia="SimSun" w:hAnsi="Times New Roman"/>
+        </w:rPr>
+        <w:t xml:space="preserve">, Nature Reviews Physics, 6 (2024), pp. 468–482, https://doi.org/10.1038/s42254-024-00733-0.</w:t>
       </w:r>
     </w:p>
     <w:p>
@@ -26921,35 +26797,21 @@
         <w:rPr>
           <w:rFonts w:ascii="Times New Roman" w:cs="Times New Roman" w:eastAsia="SimSun" w:hAnsi="Times New Roman"/>
         </w:rPr>
-        <w:t xml:space="preserve">M. Boguñá, M. Á. Serrano, </w:t>
-      </w:r>
-      <w:r>
-        <w:rPr>
-          <w:rFonts w:ascii="Times New Roman" w:cs="Times New Roman" w:eastAsia="SimSun" w:hAnsi="Times New Roman"/>
-          <w:i/>
-          <w:iCs/>
-        </w:rPr>
-        <w:t xml:space="preserve">Physical Review E</w:t>
-      </w:r>
-      <w:r>
-        <w:rPr>
-          <w:rFonts w:ascii="Times New Roman" w:cs="Times New Roman" w:eastAsia="SimSun" w:hAnsi="Times New Roman"/>
-        </w:rPr>
-        <w:t xml:space="preserve">, </w:t>
-      </w:r>
-      <w:r>
-        <w:rPr>
-          <w:rFonts w:ascii="Times New Roman" w:cs="Times New Roman" w:eastAsia="SimSun" w:hAnsi="Times New Roman"/>
-          <w:b/>
-          <w:bCs/>
-        </w:rPr>
-        <w:t xml:space="preserve">72</w:t>
-      </w:r>
-      <w:r>
-        <w:rPr>
-          <w:rFonts w:ascii="Times New Roman" w:cs="Times New Roman" w:eastAsia="SimSun" w:hAnsi="Times New Roman"/>
-        </w:rPr>
-        <w:t xml:space="preserve">, 016106 (2005). doi:10.1103/PhysRevE.72.016106</w:t>
+        <w:t xml:space="preserve">G. Gallo, G. Longo, S. Pallottino, and S. Nguyen, </w:t>
+      </w:r>
+      <w:r>
+        <w:rPr>
+          <w:rFonts w:ascii="Times New Roman" w:cs="Times New Roman" w:eastAsia="SimSun" w:hAnsi="Times New Roman"/>
+          <w:i/>
+          <w:iCs/>
+        </w:rPr>
+        <w:t xml:space="preserve">Directed hypergraphs and applications</w:t>
+      </w:r>
+      <w:r>
+        <w:rPr>
+          <w:rFonts w:ascii="Times New Roman" w:cs="Times New Roman" w:eastAsia="SimSun" w:hAnsi="Times New Roman"/>
+        </w:rPr>
+        <w:t xml:space="preserve">, Discrete Applied Mathematics, 42 (1993), pp. 177–201, https://doi.org/10.1016/0166-218X(93)90045-P.</w:t>
       </w:r>
     </w:p>
     <w:p>
@@ -26965,35 +26827,21 @@
         <w:rPr>
           <w:rFonts w:ascii="Times New Roman" w:cs="Times New Roman" w:eastAsia="SimSun" w:hAnsi="Times New Roman"/>
         </w:rPr>
-        <w:t xml:space="preserve">L. A. Meyers, M. E. J. Newman, B. Pourbohloul, </w:t>
-      </w:r>
-      <w:r>
-        <w:rPr>
-          <w:rFonts w:ascii="Times New Roman" w:cs="Times New Roman" w:eastAsia="SimSun" w:hAnsi="Times New Roman"/>
-          <w:i/>
-          <w:iCs/>
-        </w:rPr>
-        <w:t xml:space="preserve">Journal of Theoretical Biology</w:t>
-      </w:r>
-      <w:r>
-        <w:rPr>
-          <w:rFonts w:ascii="Times New Roman" w:cs="Times New Roman" w:eastAsia="SimSun" w:hAnsi="Times New Roman"/>
-        </w:rPr>
-        <w:t xml:space="preserve">, </w:t>
-      </w:r>
-      <w:r>
-        <w:rPr>
-          <w:rFonts w:ascii="Times New Roman" w:cs="Times New Roman" w:eastAsia="SimSun" w:hAnsi="Times New Roman"/>
-          <w:b/>
-          <w:bCs/>
-        </w:rPr>
-        <w:t xml:space="preserve">240</w:t>
-      </w:r>
-      <w:r>
-        <w:rPr>
-          <w:rFonts w:ascii="Times New Roman" w:cs="Times New Roman" w:eastAsia="SimSun" w:hAnsi="Times New Roman"/>
-        </w:rPr>
-        <w:t xml:space="preserve">, 400–418 (2006). doi:10.1016/j.jtbi.2005.10.004</w:t>
+        <w:t xml:space="preserve">D. T. Gillespie, </w:t>
+      </w:r>
+      <w:r>
+        <w:rPr>
+          <w:rFonts w:ascii="Times New Roman" w:cs="Times New Roman" w:eastAsia="SimSun" w:hAnsi="Times New Roman"/>
+          <w:i/>
+          <w:iCs/>
+        </w:rPr>
+        <w:t xml:space="preserve">Exact stochastic simulation of coupled chemical reactions</w:t>
+      </w:r>
+      <w:r>
+        <w:rPr>
+          <w:rFonts w:ascii="Times New Roman" w:cs="Times New Roman" w:eastAsia="SimSun" w:hAnsi="Times New Roman"/>
+        </w:rPr>
+        <w:t xml:space="preserve">, The Journal of Physical Chemistry, 81 (1977), pp. 2340–2361, https://doi.org/10.1021/j100540a008.</w:t>
       </w:r>
     </w:p>
     <w:p>
@@ -27009,35 +26857,21 @@
         <w:rPr>
           <w:rFonts w:ascii="Times New Roman" w:cs="Times New Roman" w:eastAsia="SimSun" w:hAnsi="Times New Roman"/>
         </w:rPr>
-        <w:t xml:space="preserve">A. Allard, C. Moore, S. V. Scarpino, B. M. Althouse, L. Hébert-Dufresne, </w:t>
-      </w:r>
-      <w:r>
-        <w:rPr>
-          <w:rFonts w:ascii="Times New Roman" w:cs="Times New Roman" w:eastAsia="SimSun" w:hAnsi="Times New Roman"/>
-          <w:i/>
-          <w:iCs/>
-        </w:rPr>
-        <w:t xml:space="preserve">SIAM Review</w:t>
-      </w:r>
-      <w:r>
-        <w:rPr>
-          <w:rFonts w:ascii="Times New Roman" w:cs="Times New Roman" w:eastAsia="SimSun" w:hAnsi="Times New Roman"/>
-        </w:rPr>
-        <w:t xml:space="preserve">, </w:t>
-      </w:r>
-      <w:r>
-        <w:rPr>
-          <w:rFonts w:ascii="Times New Roman" w:cs="Times New Roman" w:eastAsia="SimSun" w:hAnsi="Times New Roman"/>
-          <w:b/>
-          <w:bCs/>
-        </w:rPr>
-        <w:t xml:space="preserve">65</w:t>
-      </w:r>
-      <w:r>
-        <w:rPr>
-          <w:rFonts w:ascii="Times New Roman" w:cs="Times New Roman" w:eastAsia="SimSun" w:hAnsi="Times New Roman"/>
-        </w:rPr>
-        <w:t xml:space="preserve">, 471–492 (2023). doi:10.1137/20M1383811</w:t>
+        <w:t xml:space="preserve">P. Grassberger, </w:t>
+      </w:r>
+      <w:r>
+        <w:rPr>
+          <w:rFonts w:ascii="Times New Roman" w:cs="Times New Roman" w:eastAsia="SimSun" w:hAnsi="Times New Roman"/>
+          <w:i/>
+          <w:iCs/>
+        </w:rPr>
+        <w:t xml:space="preserve">On the critical behavior of the general epidemic process and dynamical percolation</w:t>
+      </w:r>
+      <w:r>
+        <w:rPr>
+          <w:rFonts w:ascii="Times New Roman" w:cs="Times New Roman" w:eastAsia="SimSun" w:hAnsi="Times New Roman"/>
+        </w:rPr>
+        <w:t xml:space="preserve">, Mathematical Biosciences, 63 (1983), pp. 157–172, https://doi.org/10.1016/0025-5564(82)90036-0.</w:t>
       </w:r>
     </w:p>
     <w:p>
@@ -27053,35 +26887,21 @@
         <w:rPr>
           <w:rFonts w:ascii="Times New Roman" w:cs="Times New Roman" w:eastAsia="SimSun" w:hAnsi="Times New Roman"/>
         </w:rPr>
-        <w:t xml:space="preserve">I. Iacopini, G. Petri, A. Barrat, V. Latora, </w:t>
-      </w:r>
-      <w:r>
-        <w:rPr>
-          <w:rFonts w:ascii="Times New Roman" w:cs="Times New Roman" w:eastAsia="SimSun" w:hAnsi="Times New Roman"/>
-          <w:i/>
-          <w:iCs/>
-        </w:rPr>
-        <w:t xml:space="preserve">Nature Communications</w:t>
-      </w:r>
-      <w:r>
-        <w:rPr>
-          <w:rFonts w:ascii="Times New Roman" w:cs="Times New Roman" w:eastAsia="SimSun" w:hAnsi="Times New Roman"/>
-        </w:rPr>
-        <w:t xml:space="preserve">, </w:t>
-      </w:r>
-      <w:r>
-        <w:rPr>
-          <w:rFonts w:ascii="Times New Roman" w:cs="Times New Roman" w:eastAsia="SimSun" w:hAnsi="Times New Roman"/>
-          <w:b/>
-          <w:bCs/>
-        </w:rPr>
-        <w:t xml:space="preserve">10</w:t>
-      </w:r>
-      <w:r>
-        <w:rPr>
-          <w:rFonts w:ascii="Times New Roman" w:cs="Times New Roman" w:eastAsia="SimSun" w:hAnsi="Times New Roman"/>
-        </w:rPr>
-        <w:t xml:space="preserve">, 2485 (2019). doi:10.1038/s41467-019-10431-6</w:t>
+        <w:t xml:space="preserve">I. Iacopini, G. Petri, A. Barrat, and V. Latora, </w:t>
+      </w:r>
+      <w:r>
+        <w:rPr>
+          <w:rFonts w:ascii="Times New Roman" w:cs="Times New Roman" w:eastAsia="SimSun" w:hAnsi="Times New Roman"/>
+          <w:i/>
+          <w:iCs/>
+        </w:rPr>
+        <w:t xml:space="preserve">Simplicial models of social contagion</w:t>
+      </w:r>
+      <w:r>
+        <w:rPr>
+          <w:rFonts w:ascii="Times New Roman" w:cs="Times New Roman" w:eastAsia="SimSun" w:hAnsi="Times New Roman"/>
+        </w:rPr>
+        <w:t xml:space="preserve">, Nature Communications, 10 (2019), p. 2485, https://doi.org/10.1038/s41467-019-10431-6.</w:t>
       </w:r>
     </w:p>
     <w:p>
@@ -27097,35 +26917,21 @@
         <w:rPr>
           <w:rFonts w:ascii="Times New Roman" w:cs="Times New Roman" w:eastAsia="SimSun" w:hAnsi="Times New Roman"/>
         </w:rPr>
-        <w:t xml:space="preserve">G. Ferraz de Arruda, G. Petri, Y. Moreno, </w:t>
-      </w:r>
-      <w:r>
-        <w:rPr>
-          <w:rFonts w:ascii="Times New Roman" w:cs="Times New Roman" w:eastAsia="SimSun" w:hAnsi="Times New Roman"/>
-          <w:i/>
-          <w:iCs/>
-        </w:rPr>
-        <w:t xml:space="preserve">Physical Review Research</w:t>
-      </w:r>
-      <w:r>
-        <w:rPr>
-          <w:rFonts w:ascii="Times New Roman" w:cs="Times New Roman" w:eastAsia="SimSun" w:hAnsi="Times New Roman"/>
-        </w:rPr>
-        <w:t xml:space="preserve">, </w:t>
-      </w:r>
-      <w:r>
-        <w:rPr>
-          <w:rFonts w:ascii="Times New Roman" w:cs="Times New Roman" w:eastAsia="SimSun" w:hAnsi="Times New Roman"/>
-          <w:b/>
-          <w:bCs/>
-        </w:rPr>
-        <w:t xml:space="preserve">2</w:t>
-      </w:r>
-      <w:r>
-        <w:rPr>
-          <w:rFonts w:ascii="Times New Roman" w:cs="Times New Roman" w:eastAsia="SimSun" w:hAnsi="Times New Roman"/>
-        </w:rPr>
-        <w:t xml:space="preserve">, 023032 (2020). doi:10.1103/PhysRevResearch.2.023032</w:t>
+        <w:t xml:space="preserve">E. Kenah and J. M. Robins, </w:t>
+      </w:r>
+      <w:r>
+        <w:rPr>
+          <w:rFonts w:ascii="Times New Roman" w:cs="Times New Roman" w:eastAsia="SimSun" w:hAnsi="Times New Roman"/>
+          <w:i/>
+          <w:iCs/>
+        </w:rPr>
+        <w:t xml:space="preserve">Second look at the spread of epidemics on networks</w:t>
+      </w:r>
+      <w:r>
+        <w:rPr>
+          <w:rFonts w:ascii="Times New Roman" w:cs="Times New Roman" w:eastAsia="SimSun" w:hAnsi="Times New Roman"/>
+        </w:rPr>
+        <w:t xml:space="preserve">, Physical Review E, 76 (2007), p. 036113, https://doi.org/10.1103/PhysRevE.76.036113.</w:t>
       </w:r>
     </w:p>
     <w:p>
@@ -27141,35 +26947,21 @@
         <w:rPr>
           <w:rFonts w:ascii="Times New Roman" w:cs="Times New Roman" w:eastAsia="SimSun" w:hAnsi="Times New Roman"/>
         </w:rPr>
-        <w:t xml:space="preserve">G. St-Onge, H. Sun, A. Allard, L. Hébert-Dufresne, G. Bianconi, </w:t>
-      </w:r>
-      <w:r>
-        <w:rPr>
-          <w:rFonts w:ascii="Times New Roman" w:cs="Times New Roman" w:eastAsia="SimSun" w:hAnsi="Times New Roman"/>
-          <w:i/>
-          <w:iCs/>
-        </w:rPr>
-        <w:t xml:space="preserve">Physical Review Letters</w:t>
-      </w:r>
-      <w:r>
-        <w:rPr>
-          <w:rFonts w:ascii="Times New Roman" w:cs="Times New Roman" w:eastAsia="SimSun" w:hAnsi="Times New Roman"/>
-        </w:rPr>
-        <w:t xml:space="preserve">, </w:t>
-      </w:r>
-      <w:r>
-        <w:rPr>
-          <w:rFonts w:ascii="Times New Roman" w:cs="Times New Roman" w:eastAsia="SimSun" w:hAnsi="Times New Roman"/>
-          <w:b/>
-          <w:bCs/>
-        </w:rPr>
-        <w:t xml:space="preserve">127</w:t>
-      </w:r>
-      <w:r>
-        <w:rPr>
-          <w:rFonts w:ascii="Times New Roman" w:cs="Times New Roman" w:eastAsia="SimSun" w:hAnsi="Times New Roman"/>
-        </w:rPr>
-        <w:t xml:space="preserve">, 158301 (2021). doi:10.1103/PhysRevLett.127.158301</w:t>
+        <w:t xml:space="preserve">S. Kim, M. Choe, J. Yoo, and K. Shin, </w:t>
+      </w:r>
+      <w:r>
+        <w:rPr>
+          <w:rFonts w:ascii="Times New Roman" w:cs="Times New Roman" w:eastAsia="SimSun" w:hAnsi="Times New Roman"/>
+          <w:i/>
+          <w:iCs/>
+        </w:rPr>
+        <w:t xml:space="preserve">Reciprocity in directed hypergraphs: measures, findings, and generators</w:t>
+      </w:r>
+      <w:r>
+        <w:rPr>
+          <w:rFonts w:ascii="Times New Roman" w:cs="Times New Roman" w:eastAsia="SimSun" w:hAnsi="Times New Roman"/>
+        </w:rPr>
+        <w:t xml:space="preserve">, Data Mining and Knowledge Discovery (2023), https://doi.org/10.1007/s10618-023-00955-3.</w:t>
       </w:r>
     </w:p>
     <w:p>
@@ -27185,35 +26977,21 @@
         <w:rPr>
           <w:rFonts w:ascii="Times New Roman" w:cs="Times New Roman" w:eastAsia="SimSun" w:hAnsi="Times New Roman"/>
         </w:rPr>
-        <w:t xml:space="preserve">N. W. Landry, J. G. Restrepo, </w:t>
-      </w:r>
-      <w:r>
-        <w:rPr>
-          <w:rFonts w:ascii="Times New Roman" w:cs="Times New Roman" w:eastAsia="SimSun" w:hAnsi="Times New Roman"/>
-          <w:i/>
-          <w:iCs/>
-        </w:rPr>
-        <w:t xml:space="preserve">Chaos</w:t>
-      </w:r>
-      <w:r>
-        <w:rPr>
-          <w:rFonts w:ascii="Times New Roman" w:cs="Times New Roman" w:eastAsia="SimSun" w:hAnsi="Times New Roman"/>
-        </w:rPr>
-        <w:t xml:space="preserve">, </w:t>
-      </w:r>
-      <w:r>
-        <w:rPr>
-          <w:rFonts w:ascii="Times New Roman" w:cs="Times New Roman" w:eastAsia="SimSun" w:hAnsi="Times New Roman"/>
-          <w:b/>
-          <w:bCs/>
-        </w:rPr>
-        <w:t xml:space="preserve">30</w:t>
-      </w:r>
-      <w:r>
-        <w:rPr>
-          <w:rFonts w:ascii="Times New Roman" w:cs="Times New Roman" w:eastAsia="SimSun" w:hAnsi="Times New Roman"/>
-        </w:rPr>
-        <w:t xml:space="preserve">, 103117 (2020). doi:10.1063/5.0020034</w:t>
+        <w:t xml:space="preserve">J. H. Kim and K. I. Goh, </w:t>
+      </w:r>
+      <w:r>
+        <w:rPr>
+          <w:rFonts w:ascii="Times New Roman" w:cs="Times New Roman" w:eastAsia="SimSun" w:hAnsi="Times New Roman"/>
+          <w:i/>
+          <w:iCs/>
+        </w:rPr>
+        <w:t xml:space="preserve">Higher-Order Components Dictate Higher-Order Contagion Dynamics in Hypergraphs</w:t>
+      </w:r>
+      <w:r>
+        <w:rPr>
+          <w:rFonts w:ascii="Times New Roman" w:cs="Times New Roman" w:eastAsia="SimSun" w:hAnsi="Times New Roman"/>
+        </w:rPr>
+        <w:t xml:space="preserve">, Physical Review Letters, 132 (2024), p. 087401, https://doi.org/10.1103/PhysRevLett.132.087401.</w:t>
       </w:r>
     </w:p>
     <w:p>
@@ -27229,35 +27007,21 @@
         <w:rPr>
           <w:rFonts w:ascii="Times New Roman" w:cs="Times New Roman" w:eastAsia="SimSun" w:hAnsi="Times New Roman"/>
         </w:rPr>
-        <w:t xml:space="preserve">M. Mancastroppa, I. Iacopini, G. Petri, A. Barrat, </w:t>
-      </w:r>
-      <w:r>
-        <w:rPr>
-          <w:rFonts w:ascii="Times New Roman" w:cs="Times New Roman" w:eastAsia="SimSun" w:hAnsi="Times New Roman"/>
-          <w:i/>
-          <w:iCs/>
-        </w:rPr>
-        <w:t xml:space="preserve">Nature Communications</w:t>
-      </w:r>
-      <w:r>
-        <w:rPr>
-          <w:rFonts w:ascii="Times New Roman" w:cs="Times New Roman" w:eastAsia="SimSun" w:hAnsi="Times New Roman"/>
-        </w:rPr>
-        <w:t xml:space="preserve">, </w:t>
-      </w:r>
-      <w:r>
-        <w:rPr>
-          <w:rFonts w:ascii="Times New Roman" w:cs="Times New Roman" w:eastAsia="SimSun" w:hAnsi="Times New Roman"/>
-          <w:b/>
-          <w:bCs/>
-        </w:rPr>
-        <w:t xml:space="preserve">14</w:t>
-      </w:r>
-      <w:r>
-        <w:rPr>
-          <w:rFonts w:ascii="Times New Roman" w:cs="Times New Roman" w:eastAsia="SimSun" w:hAnsi="Times New Roman"/>
-        </w:rPr>
-        <w:t xml:space="preserve">, 6223 (2023). doi:10.1038/s41467-023-41887-2</w:t>
+        <w:t xml:space="preserve">S. Klamt, U. U. Haus, and F. Theis, </w:t>
+      </w:r>
+      <w:r>
+        <w:rPr>
+          <w:rFonts w:ascii="Times New Roman" w:cs="Times New Roman" w:eastAsia="SimSun" w:hAnsi="Times New Roman"/>
+          <w:i/>
+          <w:iCs/>
+        </w:rPr>
+        <w:t xml:space="preserve">Hypergraphs and cellular networks</w:t>
+      </w:r>
+      <w:r>
+        <w:rPr>
+          <w:rFonts w:ascii="Times New Roman" w:cs="Times New Roman" w:eastAsia="SimSun" w:hAnsi="Times New Roman"/>
+        </w:rPr>
+        <w:t xml:space="preserve">, PLoS Computational Biology, 5 (2009), p. e1000385, https://doi.org/10.1371/journal.pcbi.1000385.</w:t>
       </w:r>
     </w:p>
     <w:p>
@@ -27273,35 +27037,21 @@
         <w:rPr>
           <w:rFonts w:ascii="Times New Roman" w:cs="Times New Roman" w:eastAsia="SimSun" w:hAnsi="Times New Roman"/>
         </w:rPr>
-        <w:t xml:space="preserve">J. H. Kim, K. I. Goh, </w:t>
-      </w:r>
-      <w:r>
-        <w:rPr>
-          <w:rFonts w:ascii="Times New Roman" w:cs="Times New Roman" w:eastAsia="SimSun" w:hAnsi="Times New Roman"/>
-          <w:i/>
-          <w:iCs/>
-        </w:rPr>
-        <w:t xml:space="preserve">Physical Review Letters</w:t>
-      </w:r>
-      <w:r>
-        <w:rPr>
-          <w:rFonts w:ascii="Times New Roman" w:cs="Times New Roman" w:eastAsia="SimSun" w:hAnsi="Times New Roman"/>
-        </w:rPr>
-        <w:t xml:space="preserve">, </w:t>
-      </w:r>
-      <w:r>
-        <w:rPr>
-          <w:rFonts w:ascii="Times New Roman" w:cs="Times New Roman" w:eastAsia="SimSun" w:hAnsi="Times New Roman"/>
-          <w:b/>
-          <w:bCs/>
-        </w:rPr>
-        <w:t xml:space="preserve">132</w:t>
-      </w:r>
-      <w:r>
-        <w:rPr>
-          <w:rFonts w:ascii="Times New Roman" w:cs="Times New Roman" w:eastAsia="SimSun" w:hAnsi="Times New Roman"/>
-        </w:rPr>
-        <w:t xml:space="preserve">, 087401 (2024). doi:10.1103/PhysRevLett.132.087401</w:t>
+        <w:t xml:space="preserve">Y. J. Kraakman and C. Stegehuis, </w:t>
+      </w:r>
+      <w:r>
+        <w:rPr>
+          <w:rFonts w:ascii="Times New Roman" w:cs="Times New Roman" w:eastAsia="SimSun" w:hAnsi="Times New Roman"/>
+          <w:i/>
+          <w:iCs/>
+        </w:rPr>
+        <w:t xml:space="preserve">Uniformly sampling random directed hypergraphs with fixed degrees</w:t>
+      </w:r>
+      <w:r>
+        <w:rPr>
+          <w:rFonts w:ascii="Times New Roman" w:cs="Times New Roman" w:eastAsia="SimSun" w:hAnsi="Times New Roman"/>
+        </w:rPr>
+        <w:t xml:space="preserve">, Discrete Mathematics, 349 (2026), p. 114961, https://doi.org/10.1016/j.disc.2025.114961.</w:t>
       </w:r>
     </w:p>
     <w:p>
@@ -27317,35 +27067,21 @@
         <w:rPr>
           <w:rFonts w:ascii="Times New Roman" w:cs="Times New Roman" w:eastAsia="SimSun" w:hAnsi="Times New Roman"/>
         </w:rPr>
-        <w:t xml:space="preserve">G. St-Onge, I. Iacopini, V. Latora, A. Barrat, G. Petri, A. Allard, L. Hébert-Dufresne, </w:t>
-      </w:r>
-      <w:r>
-        <w:rPr>
-          <w:rFonts w:ascii="Times New Roman" w:cs="Times New Roman" w:eastAsia="SimSun" w:hAnsi="Times New Roman"/>
-          <w:i/>
-          <w:iCs/>
-        </w:rPr>
-        <w:t xml:space="preserve">Communications Physics</w:t>
-      </w:r>
-      <w:r>
-        <w:rPr>
-          <w:rFonts w:ascii="Times New Roman" w:cs="Times New Roman" w:eastAsia="SimSun" w:hAnsi="Times New Roman"/>
-        </w:rPr>
-        <w:t xml:space="preserve">, </w:t>
-      </w:r>
-      <w:r>
-        <w:rPr>
-          <w:rFonts w:ascii="Times New Roman" w:cs="Times New Roman" w:eastAsia="SimSun" w:hAnsi="Times New Roman"/>
-          <w:b/>
-          <w:bCs/>
-        </w:rPr>
-        <w:t xml:space="preserve">5</w:t>
-      </w:r>
-      <w:r>
-        <w:rPr>
-          <w:rFonts w:ascii="Times New Roman" w:cs="Times New Roman" w:eastAsia="SimSun" w:hAnsi="Times New Roman"/>
-        </w:rPr>
-        <w:t xml:space="preserve">, 25 (2022). doi:10.1038/s42005-021-00788-w</w:t>
+        <w:t xml:space="preserve">S. Lamata-Otín, F. Malizia, V. Latora, M. Frasca, and J. Gómez-Gardeñes, </w:t>
+      </w:r>
+      <w:r>
+        <w:rPr>
+          <w:rFonts w:ascii="Times New Roman" w:cs="Times New Roman" w:eastAsia="SimSun" w:hAnsi="Times New Roman"/>
+          <w:i/>
+          <w:iCs/>
+        </w:rPr>
+        <w:t xml:space="preserve">Hyperedge overlap drives synchronizability of systems with higher-order interactions</w:t>
+      </w:r>
+      <w:r>
+        <w:rPr>
+          <w:rFonts w:ascii="Times New Roman" w:cs="Times New Roman" w:eastAsia="SimSun" w:hAnsi="Times New Roman"/>
+        </w:rPr>
+        <w:t xml:space="preserve">, Physical Review E, 111 (2025), p. 034302, https://doi.org/10.1103/PhysRevE.111.034302.</w:t>
       </w:r>
     </w:p>
     <w:p>
@@ -27361,35 +27097,21 @@
         <w:rPr>
           <w:rFonts w:ascii="Times New Roman" w:cs="Times New Roman" w:eastAsia="SimSun" w:hAnsi="Times New Roman"/>
         </w:rPr>
-        <w:t xml:space="preserve">F. Malizia, S. Lamata-Otín, M. Frasca, V. Latora, J. Gómez-Gardeñes, </w:t>
-      </w:r>
-      <w:r>
-        <w:rPr>
-          <w:rFonts w:ascii="Times New Roman" w:cs="Times New Roman" w:eastAsia="SimSun" w:hAnsi="Times New Roman"/>
-          <w:i/>
-          <w:iCs/>
-        </w:rPr>
-        <w:t xml:space="preserve">Nature Communications</w:t>
-      </w:r>
-      <w:r>
-        <w:rPr>
-          <w:rFonts w:ascii="Times New Roman" w:cs="Times New Roman" w:eastAsia="SimSun" w:hAnsi="Times New Roman"/>
-        </w:rPr>
-        <w:t xml:space="preserve">, </w:t>
-      </w:r>
-      <w:r>
-        <w:rPr>
-          <w:rFonts w:ascii="Times New Roman" w:cs="Times New Roman" w:eastAsia="SimSun" w:hAnsi="Times New Roman"/>
-          <w:b/>
-          <w:bCs/>
-        </w:rPr>
-        <w:t xml:space="preserve">16</w:t>
-      </w:r>
-      <w:r>
-        <w:rPr>
-          <w:rFonts w:ascii="Times New Roman" w:cs="Times New Roman" w:eastAsia="SimSun" w:hAnsi="Times New Roman"/>
-        </w:rPr>
-        <w:t xml:space="preserve"> (2025). doi:10.1038/s41467-024-55506-1</w:t>
+        <w:t xml:space="preserve">N. W. Landry and J. G. Restrepo, </w:t>
+      </w:r>
+      <w:r>
+        <w:rPr>
+          <w:rFonts w:ascii="Times New Roman" w:cs="Times New Roman" w:eastAsia="SimSun" w:hAnsi="Times New Roman"/>
+          <w:i/>
+          <w:iCs/>
+        </w:rPr>
+        <w:t xml:space="preserve">The effect of heterogeneity on hypergraph contagion models</w:t>
+      </w:r>
+      <w:r>
+        <w:rPr>
+          <w:rFonts w:ascii="Times New Roman" w:cs="Times New Roman" w:eastAsia="SimSun" w:hAnsi="Times New Roman"/>
+        </w:rPr>
+        <w:t xml:space="preserve">, Chaos, 30 (2020), p. 103117, https://doi.org/10.1063/5.0020034.</w:t>
       </w:r>
     </w:p>
     <w:p>
@@ -27405,35 +27127,21 @@
         <w:rPr>
           <w:rFonts w:ascii="Times New Roman" w:cs="Times New Roman" w:eastAsia="SimSun" w:hAnsi="Times New Roman"/>
         </w:rPr>
-        <w:t xml:space="preserve">S. Lamata-Otín, F. Malizia, V. Latora, M. Frasca, J. Gómez-Gardeñes, </w:t>
-      </w:r>
-      <w:r>
-        <w:rPr>
-          <w:rFonts w:ascii="Times New Roman" w:cs="Times New Roman" w:eastAsia="SimSun" w:hAnsi="Times New Roman"/>
-          <w:i/>
-          <w:iCs/>
-        </w:rPr>
-        <w:t xml:space="preserve">Physical Review E</w:t>
-      </w:r>
-      <w:r>
-        <w:rPr>
-          <w:rFonts w:ascii="Times New Roman" w:cs="Times New Roman" w:eastAsia="SimSun" w:hAnsi="Times New Roman"/>
-        </w:rPr>
-        <w:t xml:space="preserve">, </w:t>
-      </w:r>
-      <w:r>
-        <w:rPr>
-          <w:rFonts w:ascii="Times New Roman" w:cs="Times New Roman" w:eastAsia="SimSun" w:hAnsi="Times New Roman"/>
-          <w:b/>
-          <w:bCs/>
-        </w:rPr>
-        <w:t xml:space="preserve">111</w:t>
-      </w:r>
-      <w:r>
-        <w:rPr>
-          <w:rFonts w:ascii="Times New Roman" w:cs="Times New Roman" w:eastAsia="SimSun" w:hAnsi="Times New Roman"/>
-        </w:rPr>
-        <w:t xml:space="preserve">, 034302 (2025). doi:10.1103/PhysRevE.111.034302</w:t>
+        <w:t xml:space="preserve">G. Lee, M. Choe, and K. Shin, </w:t>
+      </w:r>
+      <w:r>
+        <w:rPr>
+          <w:rFonts w:ascii="Times New Roman" w:cs="Times New Roman" w:eastAsia="SimSun" w:hAnsi="Times New Roman"/>
+          <w:i/>
+          <w:iCs/>
+        </w:rPr>
+        <w:t xml:space="preserve">How Do Hyperedges Overlap in Real-World Hypergraphs? - Patterns, Measures, and Generators</w:t>
+      </w:r>
+      <w:r>
+        <w:rPr>
+          <w:rFonts w:ascii="Times New Roman" w:cs="Times New Roman" w:eastAsia="SimSun" w:hAnsi="Times New Roman"/>
+        </w:rPr>
+        <w:t xml:space="preserve">, Proceedings of the Web Conference 2021 (2021), https://doi.org/10.1145/3442381.3450010.</w:t>
       </w:r>
     </w:p>
     <w:p>
@@ -27449,21 +27157,21 @@
         <w:rPr>
           <w:rFonts w:ascii="Times New Roman" w:cs="Times New Roman" w:eastAsia="SimSun" w:hAnsi="Times New Roman"/>
         </w:rPr>
-        <w:t xml:space="preserve">F. Malizia, A. Guzmán, I. Iacopini, I. Z. Kiss, </w:t>
-      </w:r>
-      <w:r>
-        <w:rPr>
-          <w:rFonts w:ascii="Times New Roman" w:cs="Times New Roman" w:eastAsia="SimSun" w:hAnsi="Times New Roman"/>
-          <w:i/>
-          <w:iCs/>
-        </w:rPr>
-        <w:t xml:space="preserve">Physical Review Letters</w:t>
-      </w:r>
-      <w:r>
-        <w:rPr>
-          <w:rFonts w:ascii="Times New Roman" w:cs="Times New Roman" w:eastAsia="SimSun" w:hAnsi="Times New Roman"/>
-        </w:rPr>
-        <w:t xml:space="preserve"> (2025). doi:10.1103/z3d5-94zb</w:t>
+        <w:t xml:space="preserve">J. Li, X. Wu, J. Lü, and L. Lei, </w:t>
+      </w:r>
+      <w:r>
+        <w:rPr>
+          <w:rFonts w:ascii="Times New Roman" w:cs="Times New Roman" w:eastAsia="SimSun" w:hAnsi="Times New Roman"/>
+          <w:i/>
+          <w:iCs/>
+        </w:rPr>
+        <w:t xml:space="preserve">Enhancing predictive accuracy in social contagion dynamics via directed hypergraph structures</w:t>
+      </w:r>
+      <w:r>
+        <w:rPr>
+          <w:rFonts w:ascii="Times New Roman" w:cs="Times New Roman" w:eastAsia="SimSun" w:hAnsi="Times New Roman"/>
+        </w:rPr>
+        <w:t xml:space="preserve">, Communications Physics, 7 (2024), https://doi.org/10.1038/s42005-024-01614-9.</w:t>
       </w:r>
     </w:p>
     <w:p>
@@ -27479,35 +27187,21 @@
         <w:rPr>
           <w:rFonts w:ascii="Times New Roman" w:cs="Times New Roman" w:eastAsia="SimSun" w:hAnsi="Times New Roman"/>
         </w:rPr>
-        <w:t xml:space="preserve">G. Bianconi, S. N. Dorogovtsev, </w:t>
-      </w:r>
-      <w:r>
-        <w:rPr>
-          <w:rFonts w:ascii="Times New Roman" w:cs="Times New Roman" w:eastAsia="SimSun" w:hAnsi="Times New Roman"/>
-          <w:i/>
-          <w:iCs/>
-        </w:rPr>
-        <w:t xml:space="preserve">Physical Review E</w:t>
-      </w:r>
-      <w:r>
-        <w:rPr>
-          <w:rFonts w:ascii="Times New Roman" w:cs="Times New Roman" w:eastAsia="SimSun" w:hAnsi="Times New Roman"/>
-        </w:rPr>
-        <w:t xml:space="preserve">, </w:t>
-      </w:r>
-      <w:r>
-        <w:rPr>
-          <w:rFonts w:ascii="Times New Roman" w:cs="Times New Roman" w:eastAsia="SimSun" w:hAnsi="Times New Roman"/>
-          <w:b/>
-          <w:bCs/>
-        </w:rPr>
-        <w:t xml:space="preserve">109</w:t>
-      </w:r>
-      <w:r>
-        <w:rPr>
-          <w:rFonts w:ascii="Times New Roman" w:cs="Times New Roman" w:eastAsia="SimSun" w:hAnsi="Times New Roman"/>
-        </w:rPr>
-        <w:t xml:space="preserve">, 014306 (2024). doi:10.1103/PhysRevE.109.014306</w:t>
+        <w:t xml:space="preserve">Q. F. Lotito, A. Vendramini, A. Montresor, and F. Battiston, </w:t>
+      </w:r>
+      <w:r>
+        <w:rPr>
+          <w:rFonts w:ascii="Times New Roman" w:cs="Times New Roman" w:eastAsia="SimSun" w:hAnsi="Times New Roman"/>
+          <w:i/>
+          <w:iCs/>
+        </w:rPr>
+        <w:t xml:space="preserve">The microscale organization of directed hypergraphs</w:t>
+      </w:r>
+      <w:r>
+        <w:rPr>
+          <w:rFonts w:ascii="Times New Roman" w:cs="Times New Roman" w:eastAsia="SimSun" w:hAnsi="Times New Roman"/>
+        </w:rPr>
+        <w:t xml:space="preserve">, Communications Physics, 9 (2026), https://doi.org/10.1038/s42005-025-02472-9.</w:t>
       </w:r>
     </w:p>
     <w:p>
@@ -27523,35 +27217,21 @@
         <w:rPr>
           <w:rFonts w:ascii="Times New Roman" w:cs="Times New Roman" w:eastAsia="SimSun" w:hAnsi="Times New Roman"/>
         </w:rPr>
-        <w:t xml:space="preserve">G. Ferraz de Arruda, A. Aleta, Y. Moreno, </w:t>
-      </w:r>
-      <w:r>
-        <w:rPr>
-          <w:rFonts w:ascii="Times New Roman" w:cs="Times New Roman" w:eastAsia="SimSun" w:hAnsi="Times New Roman"/>
-          <w:i/>
-          <w:iCs/>
-        </w:rPr>
-        <w:t xml:space="preserve">Nature Reviews Physics</w:t>
-      </w:r>
-      <w:r>
-        <w:rPr>
-          <w:rFonts w:ascii="Times New Roman" w:cs="Times New Roman" w:eastAsia="SimSun" w:hAnsi="Times New Roman"/>
-        </w:rPr>
-        <w:t xml:space="preserve">, </w:t>
-      </w:r>
-      <w:r>
-        <w:rPr>
-          <w:rFonts w:ascii="Times New Roman" w:cs="Times New Roman" w:eastAsia="SimSun" w:hAnsi="Times New Roman"/>
-          <w:b/>
-          <w:bCs/>
-        </w:rPr>
-        <w:t xml:space="preserve">6</w:t>
-      </w:r>
-      <w:r>
-        <w:rPr>
-          <w:rFonts w:ascii="Times New Roman" w:cs="Times New Roman" w:eastAsia="SimSun" w:hAnsi="Times New Roman"/>
-        </w:rPr>
-        <w:t xml:space="preserve">, 468–482 (2024). doi:10.1038/s42254-024-00733-0</w:t>
+        <w:t xml:space="preserve">F. Malizia, A. Guzmán, I. Iacopini, and I. Z. Kiss, </w:t>
+      </w:r>
+      <w:r>
+        <w:rPr>
+          <w:rFonts w:ascii="Times New Roman" w:cs="Times New Roman" w:eastAsia="SimSun" w:hAnsi="Times New Roman"/>
+          <w:i/>
+          <w:iCs/>
+        </w:rPr>
+        <w:t xml:space="preserve">Disentangling the Role of Heterogeneity and Hyperedge Overlap in Explosive Contagion on Higher-Order Networks</w:t>
+      </w:r>
+      <w:r>
+        <w:rPr>
+          <w:rFonts w:ascii="Times New Roman" w:cs="Times New Roman" w:eastAsia="SimSun" w:hAnsi="Times New Roman"/>
+        </w:rPr>
+        <w:t xml:space="preserve">, Physical Review Letters (2025), https://doi.org/10.1103/z3d5-94zb.</w:t>
       </w:r>
     </w:p>
     <w:p>
@@ -27567,21 +27247,21 @@
         <w:rPr>
           <w:rFonts w:ascii="Times New Roman" w:cs="Times New Roman" w:eastAsia="SimSun" w:hAnsi="Times New Roman"/>
         </w:rPr>
-        <w:t xml:space="preserve">S. Kim, M. Choe, J. Yoo, K. Shin, </w:t>
-      </w:r>
-      <w:r>
-        <w:rPr>
-          <w:rFonts w:ascii="Times New Roman" w:cs="Times New Roman" w:eastAsia="SimSun" w:hAnsi="Times New Roman"/>
-          <w:i/>
-          <w:iCs/>
-        </w:rPr>
-        <w:t xml:space="preserve">Data Mining and Knowledge Discovery</w:t>
-      </w:r>
-      <w:r>
-        <w:rPr>
-          <w:rFonts w:ascii="Times New Roman" w:cs="Times New Roman" w:eastAsia="SimSun" w:hAnsi="Times New Roman"/>
-        </w:rPr>
-        <w:t xml:space="preserve"> (2023). doi:10.1007/s10618-023-00955-3</w:t>
+        <w:t xml:space="preserve">F. Malizia, S. Lamata-Otín, M. Frasca, V. Latora, and J. Gómez-Gardeñes, </w:t>
+      </w:r>
+      <w:r>
+        <w:rPr>
+          <w:rFonts w:ascii="Times New Roman" w:cs="Times New Roman" w:eastAsia="SimSun" w:hAnsi="Times New Roman"/>
+          <w:i/>
+          <w:iCs/>
+        </w:rPr>
+        <w:t xml:space="preserve">Hyperedge overlap drives explosive transitions in systems with higher-order interactions</w:t>
+      </w:r>
+      <w:r>
+        <w:rPr>
+          <w:rFonts w:ascii="Times New Roman" w:cs="Times New Roman" w:eastAsia="SimSun" w:hAnsi="Times New Roman"/>
+        </w:rPr>
+        <w:t xml:space="preserve">, Nature Communications, 16 (2025), https://doi.org/10.1038/s41467-024-55506-1.</w:t>
       </w:r>
     </w:p>
     <w:p>
@@ -27597,21 +27277,21 @@
         <w:rPr>
           <w:rFonts w:ascii="Times New Roman" w:cs="Times New Roman" w:eastAsia="SimSun" w:hAnsi="Times New Roman"/>
         </w:rPr>
-        <w:t xml:space="preserve">G. Lee, M. Choe, K. Shin, </w:t>
-      </w:r>
-      <w:r>
-        <w:rPr>
-          <w:rFonts w:ascii="Times New Roman" w:cs="Times New Roman" w:eastAsia="SimSun" w:hAnsi="Times New Roman"/>
-          <w:i/>
-          <w:iCs/>
-        </w:rPr>
-        <w:t xml:space="preserve">Proceedings of the Web Conference 2021</w:t>
-      </w:r>
-      <w:r>
-        <w:rPr>
-          <w:rFonts w:ascii="Times New Roman" w:cs="Times New Roman" w:eastAsia="SimSun" w:hAnsi="Times New Roman"/>
-        </w:rPr>
-        <w:t xml:space="preserve"> (2021). doi:10.1145/3442381.3450010</w:t>
+        <w:t xml:space="preserve">M. Mancastroppa, I. Iacopini, G. Petri, and A. Barrat, </w:t>
+      </w:r>
+      <w:r>
+        <w:rPr>
+          <w:rFonts w:ascii="Times New Roman" w:cs="Times New Roman" w:eastAsia="SimSun" w:hAnsi="Times New Roman"/>
+          <w:i/>
+          <w:iCs/>
+        </w:rPr>
+        <w:t xml:space="preserve">Hyper-cores promote localization and efficient seeding in higher-order processes</w:t>
+      </w:r>
+      <w:r>
+        <w:rPr>
+          <w:rFonts w:ascii="Times New Roman" w:cs="Times New Roman" w:eastAsia="SimSun" w:hAnsi="Times New Roman"/>
+        </w:rPr>
+        <w:t xml:space="preserve">, Nature Communications, 14 (2023), p. 6223, https://doi.org/10.1038/s41467-023-41887-2.</w:t>
       </w:r>
     </w:p>
     <w:p>
@@ -27627,35 +27307,21 @@
         <w:rPr>
           <w:rFonts w:ascii="Times New Roman" w:cs="Times New Roman" w:eastAsia="SimSun" w:hAnsi="Times New Roman"/>
         </w:rPr>
-        <w:t xml:space="preserve">P. S. Chodrow, </w:t>
-      </w:r>
-      <w:r>
-        <w:rPr>
-          <w:rFonts w:ascii="Times New Roman" w:cs="Times New Roman" w:eastAsia="SimSun" w:hAnsi="Times New Roman"/>
-          <w:i/>
-          <w:iCs/>
-        </w:rPr>
-        <w:t xml:space="preserve">Journal of Complex Networks</w:t>
-      </w:r>
-      <w:r>
-        <w:rPr>
-          <w:rFonts w:ascii="Times New Roman" w:cs="Times New Roman" w:eastAsia="SimSun" w:hAnsi="Times New Roman"/>
-        </w:rPr>
-        <w:t xml:space="preserve">, </w:t>
-      </w:r>
-      <w:r>
-        <w:rPr>
-          <w:rFonts w:ascii="Times New Roman" w:cs="Times New Roman" w:eastAsia="SimSun" w:hAnsi="Times New Roman"/>
-          <w:b/>
-          <w:bCs/>
-        </w:rPr>
-        <w:t xml:space="preserve">8</w:t>
-      </w:r>
-      <w:r>
-        <w:rPr>
-          <w:rFonts w:ascii="Times New Roman" w:cs="Times New Roman" w:eastAsia="SimSun" w:hAnsi="Times New Roman"/>
-        </w:rPr>
-        <w:t xml:space="preserve">, cnaa018 (2020). doi:10.1093/comnet/cnaa018</w:t>
+        <w:t xml:space="preserve">L. A. Meyers, M. E. J. Newman, and B. Pourbohloul, </w:t>
+      </w:r>
+      <w:r>
+        <w:rPr>
+          <w:rFonts w:ascii="Times New Roman" w:cs="Times New Roman" w:eastAsia="SimSun" w:hAnsi="Times New Roman"/>
+          <w:i/>
+          <w:iCs/>
+        </w:rPr>
+        <w:t xml:space="preserve">Predicting epidemics on directed contact networks</w:t>
+      </w:r>
+      <w:r>
+        <w:rPr>
+          <w:rFonts w:ascii="Times New Roman" w:cs="Times New Roman" w:eastAsia="SimSun" w:hAnsi="Times New Roman"/>
+        </w:rPr>
+        <w:t xml:space="preserve">, Journal of Theoretical Biology, 240 (2006), pp. 400–418, https://doi.org/10.1016/j.jtbi.2005.10.004.</w:t>
       </w:r>
     </w:p>
     <w:p>
@@ -27671,35 +27337,21 @@
         <w:rPr>
           <w:rFonts w:ascii="Times New Roman" w:cs="Times New Roman" w:eastAsia="SimSun" w:hAnsi="Times New Roman"/>
         </w:rPr>
-        <w:t xml:space="preserve">K. Nakajima, K. Shudo, N. Masuda, </w:t>
-      </w:r>
-      <w:r>
-        <w:rPr>
-          <w:rFonts w:ascii="Times New Roman" w:cs="Times New Roman" w:eastAsia="SimSun" w:hAnsi="Times New Roman"/>
-          <w:i/>
-          <w:iCs/>
-        </w:rPr>
-        <w:t xml:space="preserve">IEEE Transactions on Network Science and Engineering</w:t>
-      </w:r>
-      <w:r>
-        <w:rPr>
-          <w:rFonts w:ascii="Times New Roman" w:cs="Times New Roman" w:eastAsia="SimSun" w:hAnsi="Times New Roman"/>
-        </w:rPr>
-        <w:t xml:space="preserve">, </w:t>
-      </w:r>
-      <w:r>
-        <w:rPr>
-          <w:rFonts w:ascii="Times New Roman" w:cs="Times New Roman" w:eastAsia="SimSun" w:hAnsi="Times New Roman"/>
-          <w:b/>
-          <w:bCs/>
-        </w:rPr>
-        <w:t xml:space="preserve">9</w:t>
-      </w:r>
-      <w:r>
-        <w:rPr>
-          <w:rFonts w:ascii="Times New Roman" w:cs="Times New Roman" w:eastAsia="SimSun" w:hAnsi="Times New Roman"/>
-        </w:rPr>
-        <w:t xml:space="preserve">, 1139–1153 (2022). doi:10.1109/TNSE.2021.3133380</w:t>
+        <w:t xml:space="preserve">J. C. Miller, A. C. Slim, and E. M. Volz, </w:t>
+      </w:r>
+      <w:r>
+        <w:rPr>
+          <w:rFonts w:ascii="Times New Roman" w:cs="Times New Roman" w:eastAsia="SimSun" w:hAnsi="Times New Roman"/>
+          <w:i/>
+          <w:iCs/>
+        </w:rPr>
+        <w:t xml:space="preserve">Edge-based compartmental modelling for infectious disease spread</w:t>
+      </w:r>
+      <w:r>
+        <w:rPr>
+          <w:rFonts w:ascii="Times New Roman" w:cs="Times New Roman" w:eastAsia="SimSun" w:hAnsi="Times New Roman"/>
+        </w:rPr>
+        <w:t xml:space="preserve">, Journal of the Royal Society Interface, 9 (2012), pp. 890–906, https://doi.org/10.1098/rsif.2011.0403.</w:t>
       </w:r>
     </w:p>
     <w:p>
@@ -27715,35 +27367,21 @@
         <w:rPr>
           <w:rFonts w:ascii="Times New Roman" w:cs="Times New Roman" w:eastAsia="SimSun" w:hAnsi="Times New Roman"/>
         </w:rPr>
-        <w:t xml:space="preserve">Y. J. Kraakman, C. Stegehuis, </w:t>
-      </w:r>
-      <w:r>
-        <w:rPr>
-          <w:rFonts w:ascii="Times New Roman" w:cs="Times New Roman" w:eastAsia="SimSun" w:hAnsi="Times New Roman"/>
-          <w:i/>
-          <w:iCs/>
-        </w:rPr>
-        <w:t xml:space="preserve">Discrete Mathematics</w:t>
-      </w:r>
-      <w:r>
-        <w:rPr>
-          <w:rFonts w:ascii="Times New Roman" w:cs="Times New Roman" w:eastAsia="SimSun" w:hAnsi="Times New Roman"/>
-        </w:rPr>
-        <w:t xml:space="preserve">, </w:t>
-      </w:r>
-      <w:r>
-        <w:rPr>
-          <w:rFonts w:ascii="Times New Roman" w:cs="Times New Roman" w:eastAsia="SimSun" w:hAnsi="Times New Roman"/>
-          <w:b/>
-          <w:bCs/>
-        </w:rPr>
-        <w:t xml:space="preserve">349</w:t>
-      </w:r>
-      <w:r>
-        <w:rPr>
-          <w:rFonts w:ascii="Times New Roman" w:cs="Times New Roman" w:eastAsia="SimSun" w:hAnsi="Times New Roman"/>
-        </w:rPr>
-        <w:t xml:space="preserve">, 114961 (2026). doi:10.1016/j.disc.2025.114961</w:t>
+        <w:t xml:space="preserve">K. Nakajima, K. Shudo, and N. Masuda, </w:t>
+      </w:r>
+      <w:r>
+        <w:rPr>
+          <w:rFonts w:ascii="Times New Roman" w:cs="Times New Roman" w:eastAsia="SimSun" w:hAnsi="Times New Roman"/>
+          <w:i/>
+          <w:iCs/>
+        </w:rPr>
+        <w:t xml:space="preserve">Randomizing Hypergraphs Preserving Degree Correlation and Local Clustering</w:t>
+      </w:r>
+      <w:r>
+        <w:rPr>
+          <w:rFonts w:ascii="Times New Roman" w:cs="Times New Roman" w:eastAsia="SimSun" w:hAnsi="Times New Roman"/>
+        </w:rPr>
+        <w:t xml:space="preserve">, IEEE Transactions on Network Science and Engineering, 9 (2022), pp. 1139–1153, https://doi.org/10.1109/TNSE.2021.3133380.</w:t>
       </w:r>
     </w:p>
     <w:p>
@@ -27759,35 +27397,21 @@
         <w:rPr>
           <w:rFonts w:ascii="Times New Roman" w:cs="Times New Roman" w:eastAsia="SimSun" w:hAnsi="Times New Roman"/>
         </w:rPr>
-        <w:t xml:space="preserve">M. Abuissa, M. Riondato, E. Upfal, </w:t>
-      </w:r>
-      <w:r>
-        <w:rPr>
-          <w:rFonts w:ascii="Times New Roman" w:cs="Times New Roman" w:eastAsia="SimSun" w:hAnsi="Times New Roman"/>
-          <w:i/>
-          <w:iCs/>
-        </w:rPr>
-        <w:t xml:space="preserve">Data Mining and Knowledge Discovery</w:t>
-      </w:r>
-      <w:r>
-        <w:rPr>
-          <w:rFonts w:ascii="Times New Roman" w:cs="Times New Roman" w:eastAsia="SimSun" w:hAnsi="Times New Roman"/>
-        </w:rPr>
-        <w:t xml:space="preserve">, </w:t>
-      </w:r>
-      <w:r>
-        <w:rPr>
-          <w:rFonts w:ascii="Times New Roman" w:cs="Times New Roman" w:eastAsia="SimSun" w:hAnsi="Times New Roman"/>
-          <w:b/>
-          <w:bCs/>
-        </w:rPr>
-        <w:t xml:space="preserve">40</w:t>
-      </w:r>
-      <w:r>
-        <w:rPr>
-          <w:rFonts w:ascii="Times New Roman" w:cs="Times New Roman" w:eastAsia="SimSun" w:hAnsi="Times New Roman"/>
-        </w:rPr>
-        <w:t xml:space="preserve"> (2026). doi:10.1007/s10618-026-01209-8</w:t>
+        <w:t xml:space="preserve">M. E. J. Newman, S. H. Strogatz, and D. J. Watts, </w:t>
+      </w:r>
+      <w:r>
+        <w:rPr>
+          <w:rFonts w:ascii="Times New Roman" w:cs="Times New Roman" w:eastAsia="SimSun" w:hAnsi="Times New Roman"/>
+          <w:i/>
+          <w:iCs/>
+        </w:rPr>
+        <w:t xml:space="preserve">Random graphs with arbitrary degree distributions and their applications</w:t>
+      </w:r>
+      <w:r>
+        <w:rPr>
+          <w:rFonts w:ascii="Times New Roman" w:cs="Times New Roman" w:eastAsia="SimSun" w:hAnsi="Times New Roman"/>
+        </w:rPr>
+        <w:t xml:space="preserve">, Physical Review E, 64 (2001), p. 026118, https://doi.org/10.1103/PhysRevE.64.026118.</w:t>
       </w:r>
     </w:p>
     <w:p>
@@ -27803,35 +27427,21 @@
         <w:rPr>
           <w:rFonts w:ascii="Times New Roman" w:cs="Times New Roman" w:eastAsia="SimSun" w:hAnsi="Times New Roman"/>
         </w:rPr>
-        <w:t xml:space="preserve">J. Li, X. Wu, J. Lü, L. Lei, </w:t>
-      </w:r>
-      <w:r>
-        <w:rPr>
-          <w:rFonts w:ascii="Times New Roman" w:cs="Times New Roman" w:eastAsia="SimSun" w:hAnsi="Times New Roman"/>
-          <w:i/>
-          <w:iCs/>
-        </w:rPr>
-        <w:t xml:space="preserve">Communications Physics</w:t>
-      </w:r>
-      <w:r>
-        <w:rPr>
-          <w:rFonts w:ascii="Times New Roman" w:cs="Times New Roman" w:eastAsia="SimSun" w:hAnsi="Times New Roman"/>
-        </w:rPr>
-        <w:t xml:space="preserve">, </w:t>
-      </w:r>
-      <w:r>
-        <w:rPr>
-          <w:rFonts w:ascii="Times New Roman" w:cs="Times New Roman" w:eastAsia="SimSun" w:hAnsi="Times New Roman"/>
-          <w:b/>
-          <w:bCs/>
-        </w:rPr>
-        <w:t xml:space="preserve">7</w:t>
-      </w:r>
-      <w:r>
-        <w:rPr>
-          <w:rFonts w:ascii="Times New Roman" w:cs="Times New Roman" w:eastAsia="SimSun" w:hAnsi="Times New Roman"/>
-        </w:rPr>
-        <w:t xml:space="preserve"> (2024). doi:10.1038/s42005-024-01614-9</w:t>
+        <w:t xml:space="preserve">M. E. J. Newman, </w:t>
+      </w:r>
+      <w:r>
+        <w:rPr>
+          <w:rFonts w:ascii="Times New Roman" w:cs="Times New Roman" w:eastAsia="SimSun" w:hAnsi="Times New Roman"/>
+          <w:i/>
+          <w:iCs/>
+        </w:rPr>
+        <w:t xml:space="preserve">Assortative mixing in networks</w:t>
+      </w:r>
+      <w:r>
+        <w:rPr>
+          <w:rFonts w:ascii="Times New Roman" w:cs="Times New Roman" w:eastAsia="SimSun" w:hAnsi="Times New Roman"/>
+        </w:rPr>
+        <w:t xml:space="preserve">, Physical Review Letters, 89 (2002), p. 208701, https://doi.org/10.1103/PhysRevLett.89.208701.</w:t>
       </w:r>
     </w:p>
     <w:p>
@@ -27847,35 +27457,21 @@
         <w:rPr>
           <w:rFonts w:ascii="Times New Roman" w:cs="Times New Roman" w:eastAsia="SimSun" w:hAnsi="Times New Roman"/>
         </w:rPr>
-        <w:t xml:space="preserve">P. Van Mieghem, R. van de Bovenkamp, </w:t>
-      </w:r>
-      <w:r>
-        <w:rPr>
-          <w:rFonts w:ascii="Times New Roman" w:cs="Times New Roman" w:eastAsia="SimSun" w:hAnsi="Times New Roman"/>
-          <w:i/>
-          <w:iCs/>
-        </w:rPr>
-        <w:t xml:space="preserve">Physical Review Letters</w:t>
-      </w:r>
-      <w:r>
-        <w:rPr>
-          <w:rFonts w:ascii="Times New Roman" w:cs="Times New Roman" w:eastAsia="SimSun" w:hAnsi="Times New Roman"/>
-        </w:rPr>
-        <w:t xml:space="preserve">, </w:t>
-      </w:r>
-      <w:r>
-        <w:rPr>
-          <w:rFonts w:ascii="Times New Roman" w:cs="Times New Roman" w:eastAsia="SimSun" w:hAnsi="Times New Roman"/>
-          <w:b/>
-          <w:bCs/>
-        </w:rPr>
-        <w:t xml:space="preserve">110</w:t>
-      </w:r>
-      <w:r>
-        <w:rPr>
-          <w:rFonts w:ascii="Times New Roman" w:cs="Times New Roman" w:eastAsia="SimSun" w:hAnsi="Times New Roman"/>
-        </w:rPr>
-        <w:t xml:space="preserve">, 108701 (2013). doi:10.1103/PhysRevLett.110.108701</w:t>
+        <w:t xml:space="preserve">M. E. J. Newman, </w:t>
+      </w:r>
+      <w:r>
+        <w:rPr>
+          <w:rFonts w:ascii="Times New Roman" w:cs="Times New Roman" w:eastAsia="SimSun" w:hAnsi="Times New Roman"/>
+          <w:i/>
+          <w:iCs/>
+        </w:rPr>
+        <w:t xml:space="preserve">Spread of epidemic disease on networks</w:t>
+      </w:r>
+      <w:r>
+        <w:rPr>
+          <w:rFonts w:ascii="Times New Roman" w:cs="Times New Roman" w:eastAsia="SimSun" w:hAnsi="Times New Roman"/>
+        </w:rPr>
+        <w:t xml:space="preserve">, Physical Review E, 66 (2002), p. 016128, https://doi.org/10.1103/PhysRevE.66.016128.</w:t>
       </w:r>
     </w:p>
     <w:p>
@@ -27891,35 +27487,21 @@
         <w:rPr>
           <w:rFonts w:ascii="Times New Roman" w:cs="Times New Roman" w:eastAsia="SimSun" w:hAnsi="Times New Roman"/>
         </w:rPr>
-        <w:t xml:space="preserve">X. J. Xu, J. Y. Li, X. Fu, L. J. Zhang, </w:t>
-      </w:r>
-      <w:r>
-        <w:rPr>
-          <w:rFonts w:ascii="Times New Roman" w:cs="Times New Roman" w:eastAsia="SimSun" w:hAnsi="Times New Roman"/>
-          <w:i/>
-          <w:iCs/>
-        </w:rPr>
-        <w:t xml:space="preserve">Scientific Reports</w:t>
-      </w:r>
-      <w:r>
-        <w:rPr>
-          <w:rFonts w:ascii="Times New Roman" w:cs="Times New Roman" w:eastAsia="SimSun" w:hAnsi="Times New Roman"/>
-        </w:rPr>
-        <w:t xml:space="preserve">, </w:t>
-      </w:r>
-      <w:r>
-        <w:rPr>
-          <w:rFonts w:ascii="Times New Roman" w:cs="Times New Roman" w:eastAsia="SimSun" w:hAnsi="Times New Roman"/>
-          <w:b/>
-          <w:bCs/>
-        </w:rPr>
-        <w:t xml:space="preserve">8</w:t>
-      </w:r>
-      <w:r>
-        <w:rPr>
-          <w:rFonts w:ascii="Times New Roman" w:cs="Times New Roman" w:eastAsia="SimSun" w:hAnsi="Times New Roman"/>
-        </w:rPr>
-        <w:t xml:space="preserve"> (2018). doi:10.1038/s41598-018-22508-1</w:t>
+        <w:t xml:space="preserve">R. Pastor-Satorras and A. Vespignani, </w:t>
+      </w:r>
+      <w:r>
+        <w:rPr>
+          <w:rFonts w:ascii="Times New Roman" w:cs="Times New Roman" w:eastAsia="SimSun" w:hAnsi="Times New Roman"/>
+          <w:i/>
+          <w:iCs/>
+        </w:rPr>
+        <w:t xml:space="preserve">Epidemic spreading in scale-free networks</w:t>
+      </w:r>
+      <w:r>
+        <w:rPr>
+          <w:rFonts w:ascii="Times New Roman" w:cs="Times New Roman" w:eastAsia="SimSun" w:hAnsi="Times New Roman"/>
+        </w:rPr>
+        <w:t xml:space="preserve">, Physical Review Letters, 86 (2001), pp. 3200–3203, https://doi.org/10.1103/PhysRevLett.86.3200.</w:t>
       </w:r>
     </w:p>
     <w:p>
@@ -27935,35 +27517,21 @@
         <w:rPr>
           <w:rFonts w:ascii="Times New Roman" w:cs="Times New Roman" w:eastAsia="SimSun" w:hAnsi="Times New Roman"/>
         </w:rPr>
-        <w:t xml:space="preserve">D. T. Gillespie, </w:t>
-      </w:r>
-      <w:r>
-        <w:rPr>
-          <w:rFonts w:ascii="Times New Roman" w:cs="Times New Roman" w:eastAsia="SimSun" w:hAnsi="Times New Roman"/>
-          <w:i/>
-          <w:iCs/>
-        </w:rPr>
-        <w:t xml:space="preserve">The Journal of Physical Chemistry</w:t>
-      </w:r>
-      <w:r>
-        <w:rPr>
-          <w:rFonts w:ascii="Times New Roman" w:cs="Times New Roman" w:eastAsia="SimSun" w:hAnsi="Times New Roman"/>
-        </w:rPr>
-        <w:t xml:space="preserve">, </w:t>
-      </w:r>
-      <w:r>
-        <w:rPr>
-          <w:rFonts w:ascii="Times New Roman" w:cs="Times New Roman" w:eastAsia="SimSun" w:hAnsi="Times New Roman"/>
-          <w:b/>
-          <w:bCs/>
-        </w:rPr>
-        <w:t xml:space="preserve">81</w:t>
-      </w:r>
-      <w:r>
-        <w:rPr>
-          <w:rFonts w:ascii="Times New Roman" w:cs="Times New Roman" w:eastAsia="SimSun" w:hAnsi="Times New Roman"/>
-        </w:rPr>
-        <w:t xml:space="preserve">, 2340–2361 (1977). doi:10.1021/j100540a008</w:t>
+        <w:t xml:space="preserve">R. Pastor-Satorras, C. Castellano, P. Van Mieghem, and A. Vespignani, </w:t>
+      </w:r>
+      <w:r>
+        <w:rPr>
+          <w:rFonts w:ascii="Times New Roman" w:cs="Times New Roman" w:eastAsia="SimSun" w:hAnsi="Times New Roman"/>
+          <w:i/>
+          <w:iCs/>
+        </w:rPr>
+        <w:t xml:space="preserve">Epidemic processes in complex networks</w:t>
+      </w:r>
+      <w:r>
+        <w:rPr>
+          <w:rFonts w:ascii="Times New Roman" w:cs="Times New Roman" w:eastAsia="SimSun" w:hAnsi="Times New Roman"/>
+        </w:rPr>
+        <w:t xml:space="preserve">, Reviews of Modern Physics, 87 (2015), pp. 925–979, https://doi.org/10.1103/RevModPhys.87.925.</w:t>
       </w:r>
     </w:p>
     <w:p>
@@ -27979,35 +27547,21 @@
         <w:rPr>
           <w:rFonts w:ascii="Times New Roman" w:cs="Times New Roman" w:eastAsia="SimSun" w:hAnsi="Times New Roman"/>
         </w:rPr>
-        <w:t xml:space="preserve">E. Kenah, J. M. Robins, </w:t>
-      </w:r>
-      <w:r>
-        <w:rPr>
-          <w:rFonts w:ascii="Times New Roman" w:cs="Times New Roman" w:eastAsia="SimSun" w:hAnsi="Times New Roman"/>
-          <w:i/>
-          <w:iCs/>
-        </w:rPr>
-        <w:t xml:space="preserve">Physical Review E</w:t>
-      </w:r>
-      <w:r>
-        <w:rPr>
-          <w:rFonts w:ascii="Times New Roman" w:cs="Times New Roman" w:eastAsia="SimSun" w:hAnsi="Times New Roman"/>
-        </w:rPr>
-        <w:t xml:space="preserve">, </w:t>
-      </w:r>
-      <w:r>
-        <w:rPr>
-          <w:rFonts w:ascii="Times New Roman" w:cs="Times New Roman" w:eastAsia="SimSun" w:hAnsi="Times New Roman"/>
-          <w:b/>
-          <w:bCs/>
-        </w:rPr>
-        <w:t xml:space="preserve">76</w:t>
-      </w:r>
-      <w:r>
-        <w:rPr>
-          <w:rFonts w:ascii="Times New Roman" w:cs="Times New Roman" w:eastAsia="SimSun" w:hAnsi="Times New Roman"/>
-        </w:rPr>
-        <w:t xml:space="preserve">, 036113 (2007). doi:10.1103/PhysRevE.76.036113</w:t>
+        <w:t xml:space="preserve">G. St-Onge, H. Sun, A. Allard, L. Hébert-Dufresne, and G. Bianconi, </w:t>
+      </w:r>
+      <w:r>
+        <w:rPr>
+          <w:rFonts w:ascii="Times New Roman" w:cs="Times New Roman" w:eastAsia="SimSun" w:hAnsi="Times New Roman"/>
+          <w:i/>
+          <w:iCs/>
+        </w:rPr>
+        <w:t xml:space="preserve">Universal nonlinear infection kernel from heterogeneous exposure on higher-order networks</w:t>
+      </w:r>
+      <w:r>
+        <w:rPr>
+          <w:rFonts w:ascii="Times New Roman" w:cs="Times New Roman" w:eastAsia="SimSun" w:hAnsi="Times New Roman"/>
+        </w:rPr>
+        <w:t xml:space="preserve">, Physical Review Letters, 127 (2021), p. 158301, https://doi.org/10.1103/PhysRevLett.127.158301.</w:t>
       </w:r>
     </w:p>
     <w:p>
@@ -28023,35 +27577,21 @@
         <w:rPr>
           <w:rFonts w:ascii="Times New Roman" w:cs="Times New Roman" w:eastAsia="SimSun" w:hAnsi="Times New Roman"/>
         </w:rPr>
-        <w:t xml:space="preserve">S. N. Dorogovtsev, A. V. Goltsev, J. F. F. Mendes, </w:t>
-      </w:r>
-      <w:r>
-        <w:rPr>
-          <w:rFonts w:ascii="Times New Roman" w:cs="Times New Roman" w:eastAsia="SimSun" w:hAnsi="Times New Roman"/>
-          <w:i/>
-          <w:iCs/>
-        </w:rPr>
-        <w:t xml:space="preserve">Physical Review Letters</w:t>
-      </w:r>
-      <w:r>
-        <w:rPr>
-          <w:rFonts w:ascii="Times New Roman" w:cs="Times New Roman" w:eastAsia="SimSun" w:hAnsi="Times New Roman"/>
-        </w:rPr>
-        <w:t xml:space="preserve">, </w:t>
-      </w:r>
-      <w:r>
-        <w:rPr>
-          <w:rFonts w:ascii="Times New Roman" w:cs="Times New Roman" w:eastAsia="SimSun" w:hAnsi="Times New Roman"/>
-          <w:b/>
-          <w:bCs/>
-        </w:rPr>
-        <w:t xml:space="preserve">96</w:t>
-      </w:r>
-      <w:r>
-        <w:rPr>
-          <w:rFonts w:ascii="Times New Roman" w:cs="Times New Roman" w:eastAsia="SimSun" w:hAnsi="Times New Roman"/>
-        </w:rPr>
-        <w:t xml:space="preserve">, 040601 (2006). doi:10.1103/PhysRevLett.96.040601</w:t>
+        <w:t xml:space="preserve">G. St-Onge, I. Iacopini, V. Latora, A. Barrat, G. Petri, A. Allard, and L. Hébert-Dufresne, </w:t>
+      </w:r>
+      <w:r>
+        <w:rPr>
+          <w:rFonts w:ascii="Times New Roman" w:cs="Times New Roman" w:eastAsia="SimSun" w:hAnsi="Times New Roman"/>
+          <w:i/>
+          <w:iCs/>
+        </w:rPr>
+        <w:t xml:space="preserve">Influential groups for seeding and sustaining nonlinear contagion in heterogeneous hypergraphs</w:t>
+      </w:r>
+      <w:r>
+        <w:rPr>
+          <w:rFonts w:ascii="Times New Roman" w:cs="Times New Roman" w:eastAsia="SimSun" w:hAnsi="Times New Roman"/>
+        </w:rPr>
+        <w:t xml:space="preserve">, Communications Physics, 5 (2022), p. 25, https://doi.org/10.1038/s42005-021-00788-w.</w:t>
       </w:r>
     </w:p>
     <w:p>
@@ -28067,35 +27607,21 @@
         <w:rPr>
           <w:rFonts w:ascii="Times New Roman" w:cs="Times New Roman" w:eastAsia="SimSun" w:hAnsi="Times New Roman"/>
         </w:rPr>
-        <w:t xml:space="preserve">G. J. Baxter, S. N. Dorogovtsev, A. V. Goltsev, J. F. F. Mendes, </w:t>
-      </w:r>
-      <w:r>
-        <w:rPr>
-          <w:rFonts w:ascii="Times New Roman" w:cs="Times New Roman" w:eastAsia="SimSun" w:hAnsi="Times New Roman"/>
-          <w:i/>
-          <w:iCs/>
-        </w:rPr>
-        <w:t xml:space="preserve">Physical Review E</w:t>
-      </w:r>
-      <w:r>
-        <w:rPr>
-          <w:rFonts w:ascii="Times New Roman" w:cs="Times New Roman" w:eastAsia="SimSun" w:hAnsi="Times New Roman"/>
-        </w:rPr>
-        <w:t xml:space="preserve">, </w:t>
-      </w:r>
-      <w:r>
-        <w:rPr>
-          <w:rFonts w:ascii="Times New Roman" w:cs="Times New Roman" w:eastAsia="SimSun" w:hAnsi="Times New Roman"/>
-          <w:b/>
-          <w:bCs/>
-        </w:rPr>
-        <w:t xml:space="preserve">82</w:t>
-      </w:r>
-      <w:r>
-        <w:rPr>
-          <w:rFonts w:ascii="Times New Roman" w:cs="Times New Roman" w:eastAsia="SimSun" w:hAnsi="Times New Roman"/>
-        </w:rPr>
-        <w:t xml:space="preserve">, 011103 (2010). doi:10.1103/PhysRevE.82.011103</w:t>
+        <w:t xml:space="preserve">H. Sun and G. Bianconi, </w:t>
+      </w:r>
+      <w:r>
+        <w:rPr>
+          <w:rFonts w:ascii="Times New Roman" w:cs="Times New Roman" w:eastAsia="SimSun" w:hAnsi="Times New Roman"/>
+          <w:i/>
+          <w:iCs/>
+        </w:rPr>
+        <w:t xml:space="preserve">Higher-order percolation processes on multiplex hypergraphs</w:t>
+      </w:r>
+      <w:r>
+        <w:rPr>
+          <w:rFonts w:ascii="Times New Roman" w:cs="Times New Roman" w:eastAsia="SimSun" w:hAnsi="Times New Roman"/>
+        </w:rPr>
+        <w:t xml:space="preserve">, Physical Review E, 104 (2021), p. 034306, https://doi.org/10.1103/PhysRevE.104.034306.</w:t>
       </w:r>
     </w:p>
     <w:p>
@@ -28111,35 +27637,21 @@
         <w:rPr>
           <w:rFonts w:ascii="Times New Roman" w:cs="Times New Roman" w:eastAsia="SimSun" w:hAnsi="Times New Roman"/>
         </w:rPr>
-        <w:t xml:space="preserve">H. Sun, G. Bianconi, </w:t>
-      </w:r>
-      <w:r>
-        <w:rPr>
-          <w:rFonts w:ascii="Times New Roman" w:cs="Times New Roman" w:eastAsia="SimSun" w:hAnsi="Times New Roman"/>
-          <w:i/>
-          <w:iCs/>
-        </w:rPr>
-        <w:t xml:space="preserve">Physical Review E</w:t>
-      </w:r>
-      <w:r>
-        <w:rPr>
-          <w:rFonts w:ascii="Times New Roman" w:cs="Times New Roman" w:eastAsia="SimSun" w:hAnsi="Times New Roman"/>
-        </w:rPr>
-        <w:t xml:space="preserve">, </w:t>
-      </w:r>
-      <w:r>
-        <w:rPr>
-          <w:rFonts w:ascii="Times New Roman" w:cs="Times New Roman" w:eastAsia="SimSun" w:hAnsi="Times New Roman"/>
-          <w:b/>
-          <w:bCs/>
-        </w:rPr>
-        <w:t xml:space="preserve">104</w:t>
-      </w:r>
-      <w:r>
-        <w:rPr>
-          <w:rFonts w:ascii="Times New Roman" w:cs="Times New Roman" w:eastAsia="SimSun" w:hAnsi="Times New Roman"/>
-        </w:rPr>
-        <w:t xml:space="preserve">, 034306 (2021). doi:10.1103/PhysRevE.104.034306</w:t>
+        <w:t xml:space="preserve">P. Van Mieghem and R. van de Bovenkamp, </w:t>
+      </w:r>
+      <w:r>
+        <w:rPr>
+          <w:rFonts w:ascii="Times New Roman" w:cs="Times New Roman" w:eastAsia="SimSun" w:hAnsi="Times New Roman"/>
+          <w:i/>
+          <w:iCs/>
+        </w:rPr>
+        <w:t xml:space="preserve">Non-Markovian infection spread dramatically alters the susceptible-infected-susceptible epidemic threshold in networks</w:t>
+      </w:r>
+      <w:r>
+        <w:rPr>
+          <w:rFonts w:ascii="Times New Roman" w:cs="Times New Roman" w:eastAsia="SimSun" w:hAnsi="Times New Roman"/>
+        </w:rPr>
+        <w:t xml:space="preserve">, Physical Review Letters, 110 (2013), p. 108701, https://doi.org/10.1103/PhysRevLett.110.108701.</w:t>
       </w:r>
     </w:p>
     <w:p>
@@ -28155,35 +27667,21 @@
         <w:rPr>
           <w:rFonts w:ascii="Times New Roman" w:cs="Times New Roman" w:eastAsia="SimSun" w:hAnsi="Times New Roman"/>
         </w:rPr>
-        <w:t xml:space="preserve">M. E. J. Newman, </w:t>
-      </w:r>
-      <w:r>
-        <w:rPr>
-          <w:rFonts w:ascii="Times New Roman" w:cs="Times New Roman" w:eastAsia="SimSun" w:hAnsi="Times New Roman"/>
-          <w:i/>
-          <w:iCs/>
-        </w:rPr>
-        <w:t xml:space="preserve">Physical Review Letters</w:t>
-      </w:r>
-      <w:r>
-        <w:rPr>
-          <w:rFonts w:ascii="Times New Roman" w:cs="Times New Roman" w:eastAsia="SimSun" w:hAnsi="Times New Roman"/>
-        </w:rPr>
-        <w:t xml:space="preserve">, </w:t>
-      </w:r>
-      <w:r>
-        <w:rPr>
-          <w:rFonts w:ascii="Times New Roman" w:cs="Times New Roman" w:eastAsia="SimSun" w:hAnsi="Times New Roman"/>
-          <w:b/>
-          <w:bCs/>
-        </w:rPr>
-        <w:t xml:space="preserve">89</w:t>
-      </w:r>
-      <w:r>
-        <w:rPr>
-          <w:rFonts w:ascii="Times New Roman" w:cs="Times New Roman" w:eastAsia="SimSun" w:hAnsi="Times New Roman"/>
-        </w:rPr>
-        <w:t xml:space="preserve">, 208701 (2002). doi:10.1103/PhysRevLett.89.208701</w:t>
+        <w:t xml:space="preserve">E. Volz, </w:t>
+      </w:r>
+      <w:r>
+        <w:rPr>
+          <w:rFonts w:ascii="Times New Roman" w:cs="Times New Roman" w:eastAsia="SimSun" w:hAnsi="Times New Roman"/>
+          <w:i/>
+          <w:iCs/>
+        </w:rPr>
+        <w:t xml:space="preserve">SIR dynamics in random networks with heterogeneous connectivity</w:t>
+      </w:r>
+      <w:r>
+        <w:rPr>
+          <w:rFonts w:ascii="Times New Roman" w:cs="Times New Roman" w:eastAsia="SimSun" w:hAnsi="Times New Roman"/>
+        </w:rPr>
+        <w:t xml:space="preserve">, Journal of Mathematical Biology, 56 (2008), pp. 293–310, https://doi.org/10.1007/s00285-007-0116-4.</w:t>
       </w:r>
     </w:p>
     <w:p>
@@ -28207,27 +27705,13 @@
           <w:i/>
           <w:iCs/>
         </w:rPr>
-        <w:t xml:space="preserve">Proceedings of the National Academy of Sciences</w:t>
-      </w:r>
-      <w:r>
-        <w:rPr>
-          <w:rFonts w:ascii="Times New Roman" w:cs="Times New Roman" w:eastAsia="SimSun" w:hAnsi="Times New Roman"/>
-        </w:rPr>
-        <w:t xml:space="preserve">, </w:t>
-      </w:r>
-      <w:r>
-        <w:rPr>
-          <w:rFonts w:ascii="Times New Roman" w:cs="Times New Roman" w:eastAsia="SimSun" w:hAnsi="Times New Roman"/>
-          <w:b/>
-          <w:bCs/>
-        </w:rPr>
-        <w:t xml:space="preserve">99</w:t>
-      </w:r>
-      <w:r>
-        <w:rPr>
-          <w:rFonts w:ascii="Times New Roman" w:cs="Times New Roman" w:eastAsia="SimSun" w:hAnsi="Times New Roman"/>
-        </w:rPr>
-        <w:t xml:space="preserve">, 5766–5771 (2002). doi:10.1073/pnas.082090499</w:t>
+        <w:t xml:space="preserve">A simple model of global cascades on random networks</w:t>
+      </w:r>
+      <w:r>
+        <w:rPr>
+          <w:rFonts w:ascii="Times New Roman" w:cs="Times New Roman" w:eastAsia="SimSun" w:hAnsi="Times New Roman"/>
+        </w:rPr>
+        <w:t xml:space="preserve">, Proceedings of the National Academy of Sciences, 99 (2002), pp. 5766–5771, https://doi.org/10.1073/pnas.082090499.</w:t>
       </w:r>
     </w:p>
     <w:p>
@@ -28243,35 +27727,21 @@
         <w:rPr>
           <w:rFonts w:ascii="Times New Roman" w:cs="Times New Roman" w:eastAsia="SimSun" w:hAnsi="Times New Roman"/>
         </w:rPr>
-        <w:t xml:space="preserve">D. Centola, M. Macy, </w:t>
-      </w:r>
-      <w:r>
-        <w:rPr>
-          <w:rFonts w:ascii="Times New Roman" w:cs="Times New Roman" w:eastAsia="SimSun" w:hAnsi="Times New Roman"/>
-          <w:i/>
-          <w:iCs/>
-        </w:rPr>
-        <w:t xml:space="preserve">American Journal of Sociology</w:t>
-      </w:r>
-      <w:r>
-        <w:rPr>
-          <w:rFonts w:ascii="Times New Roman" w:cs="Times New Roman" w:eastAsia="SimSun" w:hAnsi="Times New Roman"/>
-        </w:rPr>
-        <w:t xml:space="preserve">, </w:t>
-      </w:r>
-      <w:r>
-        <w:rPr>
-          <w:rFonts w:ascii="Times New Roman" w:cs="Times New Roman" w:eastAsia="SimSun" w:hAnsi="Times New Roman"/>
-          <w:b/>
-          <w:bCs/>
-        </w:rPr>
-        <w:t xml:space="preserve">113</w:t>
-      </w:r>
-      <w:r>
-        <w:rPr>
-          <w:rFonts w:ascii="Times New Roman" w:cs="Times New Roman" w:eastAsia="SimSun" w:hAnsi="Times New Roman"/>
-        </w:rPr>
-        <w:t xml:space="preserve">, 702–734 (2007). doi:10.1086/521848</w:t>
+        <w:t xml:space="preserve">X. J. Xu, J. Y. Li, X. Fu, and L. J. Zhang, </w:t>
+      </w:r>
+      <w:r>
+        <w:rPr>
+          <w:rFonts w:ascii="Times New Roman" w:cs="Times New Roman" w:eastAsia="SimSun" w:hAnsi="Times New Roman"/>
+          <w:i/>
+          <w:iCs/>
+        </w:rPr>
+        <w:t xml:space="preserve">Impact of directionality and correlation on contagion</w:t>
+      </w:r>
+      <w:r>
+        <w:rPr>
+          <w:rFonts w:ascii="Times New Roman" w:cs="Times New Roman" w:eastAsia="SimSun" w:hAnsi="Times New Roman"/>
+        </w:rPr>
+        <w:t xml:space="preserve">, Scientific Reports, 8 (2018), https://doi.org/10.1038/s41598-018-22508-1.</w:t>
       </w:r>
     </w:p>
     <w:sectPr>

--- a/drafts/sir-directed-hypergraphs/manuscript.docx
+++ b/drafts/sir-directed-hypergraphs/manuscript.docx
@@ -29,7 +29,7 @@
         <w:rPr>
           <w:rFonts w:ascii="Times New Roman" w:cs="Times New Roman" w:eastAsia="SimSun" w:hAnsi="Times New Roman"/>
         </w:rPr>
-        <w:t xml:space="preserve">现实中的高阶交互往往是有向的：施加影响的一方与接受影响的一方并不对称。我们在有向超图上建立 SIR 模型并求解其简单传播分支。每条超边分为不相交的尾集与头集；尾集中被感染的成员数达到群体阈值 </w:t>
+        <w:t xml:space="preserve">现实中的高阶交互往往是有向的：施加影响的一方与接受影响的一方并不对称。我们在有向超图上建立 SIR 模型并求解其简单传播分支。每条超边分为不相交的尾集与头集，尾集中被感染的成员数达到阈值 </w:t>
       </w:r>
       <w:r>
         <w:rPr>
@@ -57,7 +57,7 @@
         <w:rPr>
           <w:rFonts w:ascii="Times New Roman" w:cs="Times New Roman" w:eastAsia="SimSun" w:hAnsi="Times New Roman"/>
         </w:rPr>
-        <w:t xml:space="preserve"> 向头集中每个易感节点传递，感染者以速率 </w:t>
+        <w:t xml:space="preserve"> 向头集中每个易感节点传递；感染者以速率 </w:t>
       </w:r>
       <w:r>
         <w:rPr>
@@ -99,7 +99,7 @@
         <w:rPr>
           <w:rFonts w:ascii="Times New Roman" w:cs="Times New Roman" w:eastAsia="SimSun" w:hAnsi="Times New Roman"/>
         </w:rPr>
-        <w:t xml:space="preserve"> 时的技术困难在于一条超边只有一个激活时钟却由 </w:t>
+        <w:t xml:space="preserve"> 时的困难在于一条超边只有一个激活时钟却由 </w:t>
       </w:r>
       <w:r>
         <w:rPr>
@@ -113,7 +113,7 @@
         <w:rPr>
           <w:rFonts w:ascii="Times New Roman" w:cs="Times New Roman" w:eastAsia="SimSun" w:hAnsi="Times New Roman"/>
         </w:rPr>
-        <w:t xml:space="preserve"> 个尾成员共同驱动——激活时长是各成员感染期之并，闭合变量不能逐成员相乘。以尾集中易感、感染、康复的成员计数为状态，可把"尚未传递"写成一条以传递事件为消灭机制的 Markov 链，得到 </w:t>
+        <w:t xml:space="preserve"> 个尾成员共同驱动：激活时长是各成员感染期之并，闭合变量不能逐成员相乘。以尾集中易感、感染、康复的成员计数为状态，可把"尚未传递"写成一条以传递事件为消灭机制的 Markov 链，得到 </w:t>
       </w:r>
       <w:r>
         <w:rPr>
@@ -378,7 +378,7 @@
         <w:rPr>
           <w:rFonts w:ascii="Times New Roman" w:cs="Times New Roman" w:eastAsia="SimSun" w:hAnsi="Times New Roman"/>
         </w:rPr>
-        <w:t xml:space="preserve">。模型另给出两个与直觉相反的结构结论：均匀单种子下的平均爆发规模几乎不能探测方向对称性破缺，须改用爆发概率与条件爆发规模；方向翻转下的奇宇称是破缺的必要而远非充分条件。</w:t>
+        <w:t xml:space="preserve">。模型另给出两个与直觉相反的结构结论：均匀单种子下的平均爆发规模几乎不能探测方向对称性破缺，须改用爆发概率与条件爆发规模；方向翻转下的奇宇称是破缺的必要而非充分条件。</w:t>
       </w:r>
       <w:r>
         <w:rPr>
@@ -615,7 +615,7 @@
         <w:rPr>
           <w:rFonts w:ascii="Times New Roman" w:cs="Times New Roman" w:eastAsia="SimSun" w:hAnsi="Times New Roman"/>
         </w:rPr>
-        <w:t xml:space="preserve"> 依赖于入出度的相关 [2]。高阶交互一侧同样成果丰富：单纯复形与超图上的传播可出现不连续相变与双稳 [13, 18, 40]，结构的影响也已刻画——链接度异质性抑制爆炸式相变 [25]，超核分解给出局域化的中心性 [31]，高阶连通分支的巨分支是单种子全局爆发的必要条件 [21]，最佳种子群体已被刻画 [41]，而超边重叠决定转变是否爆炸式且方向与直觉相反 [24, 29, 30]，超图渗流理论亦已建立 [7, 14]。两条线索各自成熟，却始终没有相交：处理方向性的工作都停留在成对网络，处理高阶交互的工作则都假设超边无向。</w:t>
+        <w:t xml:space="preserve"> 依赖于入出度的相关 [2]。</w:t>
       </w:r>
     </w:p>
     <w:p>
@@ -627,7 +627,7 @@
         <w:rPr>
           <w:rFonts w:ascii="Times New Roman" w:cs="Times New Roman" w:eastAsia="SimSun" w:hAnsi="Times New Roman"/>
         </w:rPr>
-        <w:t xml:space="preserve">有向超图上，结构刻画的工具近年已迅速成型——真实数据的微观组织与高阶互惠性 [20, 28]、重叠测度 [26]、位形模型与保度随机化 [10, 34]、保入出度序列的均匀采样 [1, 23]。动力学一侧则少得多，据我们所知以 Li 等的工作为主：他们在有向超图上建立社会传播模型，发现双稳区间随有向强度减弱而收缩 [27]。该工作采用均场闭合，方向性由单一标量参数调节。均场忽略邻域相关，误差在阈值邻域最大；成对网络上正是 EBCM 补上了这一层 [33, 44]。因此，有向超图上的传播阈值如何依赖于结构，据我们所知尚无超出均场的含时理论，也无可供解析扫描的渗流理论。</w:t>
+        <w:t xml:space="preserve">高阶交互一侧同样成果丰富：单纯复形与超图上的传播可出现不连续相变与双稳 [13, 18, 40]，结构的影响也已刻画——链接度异质性抑制爆炸式相变 [25]，超核分解给出局域化的中心性 [31]，高阶连通分支的巨分支是单种子全局爆发的必要条件 [21]，最佳种子群体已被刻画 [41]，而超边重叠决定转变是否爆炸式且方向与直觉相反 [24, 29, 30]，超图渗流理论亦已建立 [7, 14]。两条线索各自成熟，却始终没有相交：处理方向性的工作都停留在成对网络，处理高阶交互的工作则都假设超边无向。</w:t>
       </w:r>
     </w:p>
     <w:p>
@@ -639,299 +639,7 @@
         <w:rPr>
           <w:rFonts w:ascii="Times New Roman" w:cs="Times New Roman" w:eastAsia="SimSun" w:hAnsi="Times New Roman"/>
         </w:rPr>
-        <w:t xml:space="preserve">本文建立并求解有向超图上的 SIR 模型。第 2 节定义模型：尾集中被感染的成员数达到群体阈值 </w:t>
-      </w:r>
-      <w:r>
-        <w:rPr>
-          <w:rFonts w:ascii="Cambria Math" w:eastAsia="SimSun" w:hAnsi="Cambria Math"/>
-          <w:i w:val="false"/>
-          <w:iCs w:val="false"/>
-        </w:rPr>
-        <w:t xml:space="preserve">θ</w:t>
-      </w:r>
-      <w:r>
-        <w:rPr>
-          <w:rFonts w:ascii="Times New Roman" w:cs="Times New Roman" w:eastAsia="SimSun" w:hAnsi="Times New Roman"/>
-        </w:rPr>
-        <w:t xml:space="preserve"> 时超边激活，以速率 </w:t>
-      </w:r>
-      <w:r>
-        <w:rPr>
-          <w:rFonts w:ascii="Cambria Math" w:eastAsia="SimSun" w:hAnsi="Cambria Math"/>
-          <w:i w:val="false"/>
-          <w:iCs w:val="false"/>
-        </w:rPr>
-        <w:t xml:space="preserve">β</w:t>
-      </w:r>
-      <w:r>
-        <w:rPr>
-          <w:rFonts w:ascii="Times New Roman" w:cs="Times New Roman" w:eastAsia="SimSun" w:hAnsi="Times New Roman"/>
-        </w:rPr>
-        <w:t xml:space="preserve"> 向头集中每个易感节点传递，感染者以速率 </w:t>
-      </w:r>
-      <w:r>
-        <w:rPr>
-          <w:rFonts w:ascii="Cambria Math" w:eastAsia="SimSun" w:hAnsi="Cambria Math"/>
-          <w:i w:val="false"/>
-          <w:iCs w:val="false"/>
-        </w:rPr>
-        <w:t xml:space="preserve">μ</w:t>
-      </w:r>
-      <w:r>
-        <w:rPr>
-          <w:rFonts w:ascii="Times New Roman" w:cs="Times New Roman" w:eastAsia="SimSun" w:hAnsi="Times New Roman"/>
-        </w:rPr>
-        <w:t xml:space="preserve"> 康复，控制参数为 </w:t>
-      </w:r>
-      <w:r>
-        <w:rPr>
-          <w:rFonts w:ascii="Cambria Math" w:eastAsia="SimSun" w:hAnsi="Cambria Math"/>
-          <w:i w:val="false"/>
-          <w:iCs w:val="false"/>
-        </w:rPr>
-        <w:t xml:space="preserve">λ=β/μ</w:t>
-      </w:r>
-      <w:r>
-        <w:rPr>
-          <w:rFonts w:ascii="Times New Roman" w:cs="Times New Roman" w:eastAsia="SimSun" w:hAnsi="Times New Roman"/>
-        </w:rPr>
-        <w:t xml:space="preserve">；非指数康复期会显著改变成对网络的流行阈值 [43]，其推广见附录。第 3 节给出 </w:t>
-      </w:r>
-      <w:r>
-        <w:rPr>
-          <w:rFonts w:ascii="Cambria Math" w:eastAsia="SimSun" w:hAnsi="Cambria Math"/>
-          <w:i w:val="false"/>
-          <w:iCs w:val="false"/>
-        </w:rPr>
-        <w:t xml:space="preserve">θ=1</w:t>
-      </w:r>
-      <w:r>
-        <w:rPr>
-          <w:rFonts w:ascii="Times New Roman" w:cs="Times New Roman" w:eastAsia="SimSun" w:hAnsi="Times New Roman"/>
-        </w:rPr>
-        <w:t xml:space="preserve"> 的并发型 EBCM 方程。技术困难在于一条超边只有一个激活时钟却由 </w:t>
-      </w:r>
-      <w:r>
-        <w:rPr>
-          <w:rFonts w:ascii="Cambria Math" w:eastAsia="SimSun" w:hAnsi="Cambria Math"/>
-          <w:i w:val="false"/>
-          <w:iCs w:val="false"/>
-        </w:rPr>
-        <w:t xml:space="preserve">τ</w:t>
-      </w:r>
-      <w:r>
-        <w:rPr>
-          <w:rFonts w:ascii="Times New Roman" w:cs="Times New Roman" w:eastAsia="SimSun" w:hAnsi="Times New Roman"/>
-        </w:rPr>
-        <w:t xml:space="preserve"> 个尾成员共同驱动——激活时长是各成员感染期之并，因而闭合变量不能逐成员相乘。以尾集中易感、感染、康复的成员计数为状态，可把"尚未传递"写成一条以传递事件为消灭机制的 Markov 链——等价于给该链添一个"已传递"的吸收态——得到 </w:t>
-      </w:r>
-      <w:r>
-        <w:rPr>
-          <w:rFonts w:ascii="Cambria Math" w:eastAsia="SimSun" w:hAnsi="Cambria Math"/>
-          <w:i/>
-          <w:iCs/>
-        </w:rPr>
-        <w:t xml:space="preserve">C</w:t>
-      </w:r>
-      <w:r>
-        <w:rPr>
-          <w:rFonts w:ascii="Cambria Math" w:eastAsia="SimSun" w:hAnsi="Cambria Math"/>
-          <w:i w:val="false"/>
-          <w:iCs w:val="false"/>
-        </w:rPr>
-        <w:t xml:space="preserve">(τ+2, 2)+1</w:t>
-      </w:r>
-      <w:r>
-        <w:rPr>
-          <w:rFonts w:ascii="Times New Roman" w:cs="Times New Roman" w:eastAsia="SimSun" w:hAnsi="Times New Roman"/>
-        </w:rPr>
-        <w:t xml:space="preserve"> 维、与系统规模无关的闭方程组。爆发条件由线性化给出，</w:t>
-      </w:r>
-      <w:r>
-        <w:rPr>
-          <w:rFonts w:ascii="Cambria Math" w:eastAsia="SimSun" w:hAnsi="Cambria Math"/>
-          <w:i w:val="false"/>
-          <w:iCs w:val="false"/>
-        </w:rPr>
-        <w:t xml:space="preserve">λ</w:t>
-      </w:r>
-      <w:r>
-        <w:rPr>
-          <w:rFonts w:ascii="Cambria Math" w:eastAsia="SimSun" w:hAnsi="Cambria Math"/>
-          <w:i w:val="false"/>
-          <w:iCs w:val="false"/>
-          <w:vertAlign w:val="subscript"/>
-        </w:rPr>
-        <w:t xml:space="preserve">c</w:t>
-      </w:r>
-      <w:r>
-        <w:rPr>
-          <w:rFonts w:ascii="Cambria Math" w:eastAsia="SimSun" w:hAnsi="Cambria Math"/>
-          <w:i w:val="false"/>
-          <w:iCs w:val="false"/>
-        </w:rPr>
-        <w:t xml:space="preserve">=1/(τκ-1)</w:t>
-      </w:r>
-      <w:r>
-        <w:rPr>
-          <w:rFonts w:ascii="Times New Roman" w:cs="Times New Roman" w:eastAsia="SimSun" w:hAnsi="Times New Roman"/>
-        </w:rPr>
-        <w:t xml:space="preserve">，</w:t>
-      </w:r>
-      <w:r>
-        <w:rPr>
-          <w:rFonts w:ascii="Cambria Math" w:eastAsia="SimSun" w:hAnsi="Cambria Math"/>
-          <w:i w:val="false"/>
-          <w:iCs w:val="false"/>
-        </w:rPr>
-        <w:t xml:space="preserve">κ=⟨</w:t>
-      </w:r>
-      <w:r>
-        <w:rPr>
-          <w:rFonts w:ascii="Cambria Math" w:eastAsia="SimSun" w:hAnsi="Cambria Math"/>
-          <w:i/>
-          <w:iCs/>
-        </w:rPr>
-        <w:t xml:space="preserve">k</w:t>
-      </w:r>
-      <w:r>
-        <w:rPr>
-          <w:rFonts w:ascii="Cambria Math" w:eastAsia="SimSun" w:hAnsi="Cambria Math"/>
-          <w:i w:val="false"/>
-          <w:iCs w:val="false"/>
-          <w:vertAlign w:val="subscript"/>
-        </w:rPr>
-        <w:t xml:space="preserve">in</w:t>
-      </w:r>
-      <w:r>
-        <w:rPr>
-          <w:rFonts w:ascii="Cambria Math" w:eastAsia="SimSun" w:hAnsi="Cambria Math"/>
-          <w:i/>
-          <w:iCs/>
-        </w:rPr>
-        <w:t xml:space="preserve">k</w:t>
-      </w:r>
-      <w:r>
-        <w:rPr>
-          <w:rFonts w:ascii="Cambria Math" w:eastAsia="SimSun" w:hAnsi="Cambria Math"/>
-          <w:i w:val="false"/>
-          <w:iCs w:val="false"/>
-          <w:vertAlign w:val="subscript"/>
-        </w:rPr>
-        <w:t xml:space="preserve">out</w:t>
-      </w:r>
-      <w:r>
-        <w:rPr>
-          <w:rFonts w:ascii="Cambria Math" w:eastAsia="SimSun" w:hAnsi="Cambria Math"/>
-          <w:i w:val="false"/>
-          <w:iCs w:val="false"/>
-        </w:rPr>
-        <w:t xml:space="preserve">⟩/⟨</w:t>
-      </w:r>
-      <w:r>
-        <w:rPr>
-          <w:rFonts w:ascii="Cambria Math" w:eastAsia="SimSun" w:hAnsi="Cambria Math"/>
-          <w:i/>
-          <w:iCs/>
-        </w:rPr>
-        <w:t xml:space="preserve">k</w:t>
-      </w:r>
-      <w:r>
-        <w:rPr>
-          <w:rFonts w:ascii="Cambria Math" w:eastAsia="SimSun" w:hAnsi="Cambria Math"/>
-          <w:i w:val="false"/>
-          <w:iCs w:val="false"/>
-          <w:vertAlign w:val="subscript"/>
-        </w:rPr>
-        <w:t xml:space="preserve">out</w:t>
-      </w:r>
-      <w:r>
-        <w:rPr>
-          <w:rFonts w:ascii="Cambria Math" w:eastAsia="SimSun" w:hAnsi="Cambria Math"/>
-          <w:i w:val="false"/>
-          <w:iCs w:val="false"/>
-        </w:rPr>
-        <w:t xml:space="preserve">⟩</w:t>
-      </w:r>
-      <w:r>
-        <w:rPr>
-          <w:rFonts w:ascii="Times New Roman" w:cs="Times New Roman" w:eastAsia="SimSun" w:hAnsi="Times New Roman"/>
-        </w:rPr>
-        <w:t xml:space="preserve">；</w:t>
-      </w:r>
-      <w:r>
-        <w:rPr>
-          <w:rFonts w:ascii="Cambria Math" w:eastAsia="SimSun" w:hAnsi="Cambria Math"/>
-          <w:i w:val="false"/>
-          <w:iCs w:val="false"/>
-        </w:rPr>
-        <w:t xml:space="preserve">τ=η=1</w:t>
-      </w:r>
-      <w:r>
-        <w:rPr>
-          <w:rFonts w:ascii="Times New Roman" w:cs="Times New Roman" w:eastAsia="SimSun" w:hAnsi="Times New Roman"/>
-        </w:rPr>
-        <w:t xml:space="preserve"> 时退化为有向随机图的已知阈值 [2, 32]。阈值经 </w:t>
-      </w:r>
-      <w:r>
-        <w:rPr>
-          <w:rFonts w:ascii="Cambria Math" w:eastAsia="SimSun" w:hAnsi="Cambria Math"/>
-          <w:i w:val="false"/>
-          <w:iCs w:val="false"/>
-        </w:rPr>
-        <w:t xml:space="preserve">κ</w:t>
-      </w:r>
-      <w:r>
-        <w:rPr>
-          <w:rFonts w:ascii="Times New Roman" w:cs="Times New Roman" w:eastAsia="SimSun" w:hAnsi="Times New Roman"/>
-        </w:rPr>
-        <w:t xml:space="preserve"> 依赖于入出度相关 </w:t>
-      </w:r>
-      <w:r>
-        <w:rPr>
-          <w:rFonts w:ascii="Cambria Math" w:eastAsia="SimSun" w:hAnsi="Cambria Math"/>
-          <w:i/>
-          <w:iCs/>
-        </w:rPr>
-        <w:t xml:space="preserve">r</w:t>
-      </w:r>
-      <w:r>
-        <w:rPr>
-          <w:rFonts w:ascii="Cambria Math" w:eastAsia="SimSun" w:hAnsi="Cambria Math"/>
-          <w:i w:val="false"/>
-          <w:iCs w:val="false"/>
-          <w:vertAlign w:val="subscript"/>
-        </w:rPr>
-        <w:t xml:space="preserve">io</w:t>
-      </w:r>
-      <w:r>
-        <w:rPr>
-          <w:rFonts w:ascii="Times New Roman" w:cs="Times New Roman" w:eastAsia="SimSun" w:hAnsi="Times New Roman"/>
-        </w:rPr>
-        <w:t xml:space="preserve">，却与超边重叠无关——这不是疏漏，而是树状闭合的一条可证伪推论。</w:t>
-      </w:r>
-      <w:r>
-        <w:rPr>
-          <w:rFonts w:ascii="Cambria Math" w:eastAsia="SimSun" w:hAnsi="Cambria Math"/>
-          <w:i/>
-          <w:iCs/>
-        </w:rPr>
-        <w:t xml:space="preserve">r</w:t>
-      </w:r>
-      <w:r>
-        <w:rPr>
-          <w:rFonts w:ascii="Cambria Math" w:eastAsia="SimSun" w:hAnsi="Cambria Math"/>
-          <w:i w:val="false"/>
-          <w:iCs w:val="false"/>
-          <w:vertAlign w:val="subscript"/>
-        </w:rPr>
-        <w:t xml:space="preserve">io</w:t>
-      </w:r>
-      <w:r>
-        <w:rPr>
-          <w:rFonts w:ascii="Times New Roman" w:cs="Times New Roman" w:eastAsia="SimSun" w:hAnsi="Times New Roman"/>
-        </w:rPr>
-        <w:t xml:space="preserve"> 的作用方向依传播机制而异，须分别对待：有向网络的阈值型级联中，正的入出度相关在较宽的平均入度范围内提高系统稳健性 [46]，与本文的 SIR 结果相反。原因在于阈值模型按活跃邻居的比例判定激活，高入度因而抬高激活门槛，而 SIR 中高入度只增加暴露。与精确 Gillespie 仿真 [16] 比较，闭合的偏差随系统规模趋零，均场的不然：它把阈值压低四分之一，在真实的亚临界区就给出宏观爆发。</w:t>
+        <w:t xml:space="preserve">有向超图上，结构刻画的工具近年已迅速成型——真实数据的微观组织与高阶互惠性 [20, 28]、重叠测度 [26]、位形模型与保度随机化 [10, 34]、保入出度序列的均匀采样 [1, 23]。动力学一侧则少得多，据我们所知以 Li 等的工作为主：他们在有向超图上建立社会传播模型，发现双稳区间随有向强度减弱而收缩 [27]。该工作采用均场闭合，方向性由单一标量参数调节。均场忽略邻域相关，误差在阈值邻域最大；成对网络上正是 EBCM 补上了这一层 [33, 44]。因此，有向超图上的传播阈值如何依赖于结构，据我们所知尚无超出均场的含时理论，也无可供解析扫描的渗流理论。</w:t>
       </w:r>
     </w:p>
     <w:p>
@@ -943,49 +651,113 @@
         <w:rPr>
           <w:rFonts w:ascii="Times New Roman" w:cs="Times New Roman" w:eastAsia="SimSun" w:hAnsi="Times New Roman"/>
         </w:rPr>
-        <w:t xml:space="preserve">第 4 节转向渗流一侧，把成对网络上的 SIR–渗流映射及其半有向修正 [19, 37] 与有向渗流的生成函数机制 [8, 11] 推广到有向超图。两条路径互不依赖，因而可互为验证；我们进一步证明二者的自洽方程在 </w:t>
-      </w:r>
-      <w:r>
-        <w:rPr>
-          <w:rFonts w:ascii="Cambria Math" w:eastAsia="SimSun" w:hAnsi="Cambria Math"/>
-          <w:i w:val="false"/>
-          <w:iCs w:val="false"/>
-        </w:rPr>
-        <w:t xml:space="preserve">μ→0</w:t>
-      </w:r>
-      <w:r>
-        <w:rPr>
-          <w:rFonts w:ascii="Times New Roman" w:cs="Times New Roman" w:eastAsia="SimSun" w:hAnsi="Times New Roman"/>
-        </w:rPr>
-        <w:t xml:space="preserve"> 极限下同构。</w:t>
-      </w:r>
-      <w:r>
-        <w:rPr>
-          <w:rFonts w:ascii="Cambria Math" w:eastAsia="SimSun" w:hAnsi="Cambria Math"/>
-          <w:i w:val="false"/>
-          <w:iCs w:val="false"/>
-        </w:rPr>
-        <w:t xml:space="preserve">θ≥2</w:t>
-      </w:r>
-      <w:r>
-        <w:rPr>
-          <w:rFonts w:ascii="Times New Roman" w:cs="Times New Roman" w:eastAsia="SimSun" w:hAnsi="Times New Roman"/>
-        </w:rPr>
-        <w:t xml:space="preserve"> 时激活不再是单条超边的独立事件，模型转入 bootstrap 与 </w:t>
-      </w:r>
-      <w:r>
-        <w:rPr>
-          <w:rFonts w:ascii="Cambria Math" w:eastAsia="SimSun" w:hAnsi="Cambria Math"/>
-          <w:i/>
-          <w:iCs/>
-        </w:rPr>
-        <w:t xml:space="preserve">k</w:t>
-      </w:r>
-      <w:r>
-        <w:rPr>
-          <w:rFonts w:ascii="Times New Roman" w:cs="Times New Roman" w:eastAsia="SimSun" w:hAnsi="Times New Roman"/>
-        </w:rPr>
-        <w:t xml:space="preserve">-core 型渗流，其相变结构不同于普通渗流 [5, 12, 42]，亦在该节处理。</w:t>
+        <w:t xml:space="preserve">本文建立并求解有向超图上的 SIR 模型。第 2 节定义模型：尾集中被感染的成员数达到群体阈值 </w:t>
+      </w:r>
+      <w:r>
+        <w:rPr>
+          <w:rFonts w:ascii="Cambria Math" w:eastAsia="SimSun" w:hAnsi="Cambria Math"/>
+          <w:i w:val="false"/>
+          <w:iCs w:val="false"/>
+        </w:rPr>
+        <w:t xml:space="preserve">θ</w:t>
+      </w:r>
+      <w:r>
+        <w:rPr>
+          <w:rFonts w:ascii="Times New Roman" w:cs="Times New Roman" w:eastAsia="SimSun" w:hAnsi="Times New Roman"/>
+        </w:rPr>
+        <w:t xml:space="preserve"> 时超边激活，以速率 </w:t>
+      </w:r>
+      <w:r>
+        <w:rPr>
+          <w:rFonts w:ascii="Cambria Math" w:eastAsia="SimSun" w:hAnsi="Cambria Math"/>
+          <w:i w:val="false"/>
+          <w:iCs w:val="false"/>
+        </w:rPr>
+        <w:t xml:space="preserve">β</w:t>
+      </w:r>
+      <w:r>
+        <w:rPr>
+          <w:rFonts w:ascii="Times New Roman" w:cs="Times New Roman" w:eastAsia="SimSun" w:hAnsi="Times New Roman"/>
+        </w:rPr>
+        <w:t xml:space="preserve"> 向头集中每个易感节点传递，感染者以速率 </w:t>
+      </w:r>
+      <w:r>
+        <w:rPr>
+          <w:rFonts w:ascii="Cambria Math" w:eastAsia="SimSun" w:hAnsi="Cambria Math"/>
+          <w:i w:val="false"/>
+          <w:iCs w:val="false"/>
+        </w:rPr>
+        <w:t xml:space="preserve">μ</w:t>
+      </w:r>
+      <w:r>
+        <w:rPr>
+          <w:rFonts w:ascii="Times New Roman" w:cs="Times New Roman" w:eastAsia="SimSun" w:hAnsi="Times New Roman"/>
+        </w:rPr>
+        <w:t xml:space="preserve"> 康复，控制参数为 </w:t>
+      </w:r>
+      <w:r>
+        <w:rPr>
+          <w:rFonts w:ascii="Cambria Math" w:eastAsia="SimSun" w:hAnsi="Cambria Math"/>
+          <w:i w:val="false"/>
+          <w:iCs w:val="false"/>
+        </w:rPr>
+        <w:t xml:space="preserve">λ=β/μ</w:t>
+      </w:r>
+      <w:r>
+        <w:rPr>
+          <w:rFonts w:ascii="Times New Roman" w:cs="Times New Roman" w:eastAsia="SimSun" w:hAnsi="Times New Roman"/>
+        </w:rPr>
+        <w:t xml:space="preserve">；非指数康复期会显著改变成对网络的流行阈值 [43]，其推广见附录。第 3 节给出 </w:t>
+      </w:r>
+      <w:r>
+        <w:rPr>
+          <w:rFonts w:ascii="Cambria Math" w:eastAsia="SimSun" w:hAnsi="Cambria Math"/>
+          <w:i w:val="false"/>
+          <w:iCs w:val="false"/>
+        </w:rPr>
+        <w:t xml:space="preserve">θ=1</w:t>
+      </w:r>
+      <w:r>
+        <w:rPr>
+          <w:rFonts w:ascii="Times New Roman" w:cs="Times New Roman" w:eastAsia="SimSun" w:hAnsi="Times New Roman"/>
+        </w:rPr>
+        <w:t xml:space="preserve"> 的并发型 EBCM 方程。技术困难在于一条超边只有一个激活时钟却由 </w:t>
+      </w:r>
+      <w:r>
+        <w:rPr>
+          <w:rFonts w:ascii="Cambria Math" w:eastAsia="SimSun" w:hAnsi="Cambria Math"/>
+          <w:i w:val="false"/>
+          <w:iCs w:val="false"/>
+        </w:rPr>
+        <w:t xml:space="preserve">τ</w:t>
+      </w:r>
+      <w:r>
+        <w:rPr>
+          <w:rFonts w:ascii="Times New Roman" w:cs="Times New Roman" w:eastAsia="SimSun" w:hAnsi="Times New Roman"/>
+        </w:rPr>
+        <w:t xml:space="preserve"> 个尾成员共同驱动——激活时长是各成员感染期之并，因而闭合变量不能逐成员相乘。以尾集中易感、感染、康复的成员计数为状态，可把"尚未传递"写成一条以传递事件为消灭机制的 Markov 链——等价于给该链添一个"已传递"的吸收态——得到 </w:t>
+      </w:r>
+      <w:r>
+        <w:rPr>
+          <w:rFonts w:ascii="Cambria Math" w:eastAsia="SimSun" w:hAnsi="Cambria Math"/>
+          <w:i/>
+          <w:iCs/>
+        </w:rPr>
+        <w:t xml:space="preserve">C</w:t>
+      </w:r>
+      <w:r>
+        <w:rPr>
+          <w:rFonts w:ascii="Cambria Math" w:eastAsia="SimSun" w:hAnsi="Cambria Math"/>
+          <w:i w:val="false"/>
+          <w:iCs w:val="false"/>
+        </w:rPr>
+        <w:t xml:space="preserve">(τ+2, 2)+1</w:t>
+      </w:r>
+      <w:r>
+        <w:rPr>
+          <w:rFonts w:ascii="Times New Roman" w:cs="Times New Roman" w:eastAsia="SimSun" w:hAnsi="Times New Roman"/>
+        </w:rPr>
+        <w:t xml:space="preserve"> 维、与系统规模无关的闭方程组。</w:t>
       </w:r>
     </w:p>
     <w:p>
@@ -997,21 +769,147 @@
         <w:rPr>
           <w:rFonts w:ascii="Times New Roman" w:cs="Times New Roman" w:eastAsia="SimSun" w:hAnsi="Times New Roman"/>
         </w:rPr>
-        <w:t xml:space="preserve">为使结构依赖可被受控地检验，第 2 节给出有向超边重叠的可计算定义：对每一对有序超边构造 </w:t>
-      </w:r>
-      <w:r>
-        <w:rPr>
-          <w:rFonts w:ascii="Cambria Math" w:eastAsia="SimSun" w:hAnsi="Cambria Math"/>
-          <w:i w:val="false"/>
-          <w:iCs w:val="false"/>
-        </w:rPr>
-        <w:t xml:space="preserve">2×2</w:t>
-      </w:r>
-      <w:r>
-        <w:rPr>
-          <w:rFonts w:ascii="Times New Roman" w:cs="Times New Roman" w:eastAsia="SimSun" w:hAnsi="Times New Roman"/>
-        </w:rPr>
-        <w:t xml:space="preserve"> 列联矩阵，四个通道分别对应共享节点同为尾成员、同为头成员、或一为头一为尾。四通道之和精确等于无向重叠，因而结果可与无向文献直接对照 [24, 30]；互惠方向另采用文献中的强互惠判据 [28]。入出度相关 </w:t>
+        <w:t xml:space="preserve">爆发条件由线性化给出，</w:t>
+      </w:r>
+      <w:r>
+        <w:rPr>
+          <w:rFonts w:ascii="Cambria Math" w:eastAsia="SimSun" w:hAnsi="Cambria Math"/>
+          <w:i w:val="false"/>
+          <w:iCs w:val="false"/>
+        </w:rPr>
+        <w:t xml:space="preserve">λ</w:t>
+      </w:r>
+      <w:r>
+        <w:rPr>
+          <w:rFonts w:ascii="Cambria Math" w:eastAsia="SimSun" w:hAnsi="Cambria Math"/>
+          <w:i w:val="false"/>
+          <w:iCs w:val="false"/>
+          <w:vertAlign w:val="subscript"/>
+        </w:rPr>
+        <w:t xml:space="preserve">c</w:t>
+      </w:r>
+      <w:r>
+        <w:rPr>
+          <w:rFonts w:ascii="Cambria Math" w:eastAsia="SimSun" w:hAnsi="Cambria Math"/>
+          <w:i w:val="false"/>
+          <w:iCs w:val="false"/>
+        </w:rPr>
+        <w:t xml:space="preserve">=1/(τκ-1)</w:t>
+      </w:r>
+      <w:r>
+        <w:rPr>
+          <w:rFonts w:ascii="Times New Roman" w:cs="Times New Roman" w:eastAsia="SimSun" w:hAnsi="Times New Roman"/>
+        </w:rPr>
+        <w:t xml:space="preserve">，</w:t>
+      </w:r>
+      <w:r>
+        <w:rPr>
+          <w:rFonts w:ascii="Cambria Math" w:eastAsia="SimSun" w:hAnsi="Cambria Math"/>
+          <w:i w:val="false"/>
+          <w:iCs w:val="false"/>
+        </w:rPr>
+        <w:t xml:space="preserve">κ=⟨</w:t>
+      </w:r>
+      <w:r>
+        <w:rPr>
+          <w:rFonts w:ascii="Cambria Math" w:eastAsia="SimSun" w:hAnsi="Cambria Math"/>
+          <w:i/>
+          <w:iCs/>
+        </w:rPr>
+        <w:t xml:space="preserve">k</w:t>
+      </w:r>
+      <w:r>
+        <w:rPr>
+          <w:rFonts w:ascii="Cambria Math" w:eastAsia="SimSun" w:hAnsi="Cambria Math"/>
+          <w:i w:val="false"/>
+          <w:iCs w:val="false"/>
+          <w:vertAlign w:val="subscript"/>
+        </w:rPr>
+        <w:t xml:space="preserve">in</w:t>
+      </w:r>
+      <w:r>
+        <w:rPr>
+          <w:rFonts w:ascii="Cambria Math" w:eastAsia="SimSun" w:hAnsi="Cambria Math"/>
+          <w:i/>
+          <w:iCs/>
+        </w:rPr>
+        <w:t xml:space="preserve">k</w:t>
+      </w:r>
+      <w:r>
+        <w:rPr>
+          <w:rFonts w:ascii="Cambria Math" w:eastAsia="SimSun" w:hAnsi="Cambria Math"/>
+          <w:i w:val="false"/>
+          <w:iCs w:val="false"/>
+          <w:vertAlign w:val="subscript"/>
+        </w:rPr>
+        <w:t xml:space="preserve">out</w:t>
+      </w:r>
+      <w:r>
+        <w:rPr>
+          <w:rFonts w:ascii="Cambria Math" w:eastAsia="SimSun" w:hAnsi="Cambria Math"/>
+          <w:i w:val="false"/>
+          <w:iCs w:val="false"/>
+        </w:rPr>
+        <w:t xml:space="preserve">⟩/⟨</w:t>
+      </w:r>
+      <w:r>
+        <w:rPr>
+          <w:rFonts w:ascii="Cambria Math" w:eastAsia="SimSun" w:hAnsi="Cambria Math"/>
+          <w:i/>
+          <w:iCs/>
+        </w:rPr>
+        <w:t xml:space="preserve">k</w:t>
+      </w:r>
+      <w:r>
+        <w:rPr>
+          <w:rFonts w:ascii="Cambria Math" w:eastAsia="SimSun" w:hAnsi="Cambria Math"/>
+          <w:i w:val="false"/>
+          <w:iCs w:val="false"/>
+          <w:vertAlign w:val="subscript"/>
+        </w:rPr>
+        <w:t xml:space="preserve">out</w:t>
+      </w:r>
+      <w:r>
+        <w:rPr>
+          <w:rFonts w:ascii="Cambria Math" w:eastAsia="SimSun" w:hAnsi="Cambria Math"/>
+          <w:i w:val="false"/>
+          <w:iCs w:val="false"/>
+        </w:rPr>
+        <w:t xml:space="preserve">⟩</w:t>
+      </w:r>
+      <w:r>
+        <w:rPr>
+          <w:rFonts w:ascii="Times New Roman" w:cs="Times New Roman" w:eastAsia="SimSun" w:hAnsi="Times New Roman"/>
+        </w:rPr>
+        <w:t xml:space="preserve">；</w:t>
+      </w:r>
+      <w:r>
+        <w:rPr>
+          <w:rFonts w:ascii="Cambria Math" w:eastAsia="SimSun" w:hAnsi="Cambria Math"/>
+          <w:i w:val="false"/>
+          <w:iCs w:val="false"/>
+        </w:rPr>
+        <w:t xml:space="preserve">τ=η=1</w:t>
+      </w:r>
+      <w:r>
+        <w:rPr>
+          <w:rFonts w:ascii="Times New Roman" w:cs="Times New Roman" w:eastAsia="SimSun" w:hAnsi="Times New Roman"/>
+        </w:rPr>
+        <w:t xml:space="preserve"> 时退化为有向随机图的已知阈值 [2, 32]。阈值经 </w:t>
+      </w:r>
+      <w:r>
+        <w:rPr>
+          <w:rFonts w:ascii="Cambria Math" w:eastAsia="SimSun" w:hAnsi="Cambria Math"/>
+          <w:i w:val="false"/>
+          <w:iCs w:val="false"/>
+        </w:rPr>
+        <w:t xml:space="preserve">κ</w:t>
+      </w:r>
+      <w:r>
+        <w:rPr>
+          <w:rFonts w:ascii="Times New Roman" w:cs="Times New Roman" w:eastAsia="SimSun" w:hAnsi="Times New Roman"/>
+        </w:rPr>
+        <w:t xml:space="preserve"> 依赖于入出度相关 </w:t>
       </w:r>
       <w:r>
         <w:rPr>
@@ -1034,21 +932,30 @@
         <w:rPr>
           <w:rFonts w:ascii="Times New Roman" w:cs="Times New Roman" w:eastAsia="SimSun" w:hAnsi="Times New Roman"/>
         </w:rPr>
-        <w:t xml:space="preserve"> 与重叠 </w:t>
-      </w:r>
-      <w:r>
-        <w:rPr>
-          <w:rFonts w:ascii="Cambria Math" w:eastAsia="SimSun" w:hAnsi="Cambria Math"/>
-          <w:i w:val="false"/>
-          <w:iCs w:val="false"/>
-        </w:rPr>
-        <w:t xml:space="preserve">α</w:t>
-      </w:r>
-      <w:r>
-        <w:rPr>
-          <w:rFonts w:ascii="Times New Roman" w:cs="Times New Roman" w:eastAsia="SimSun" w:hAnsi="Times New Roman"/>
-        </w:rPr>
-        <w:t xml:space="preserve"> 作用在生成流程的不同环节，因而可独立扫描；零模型基线取自已有的均匀采样器 [1, 23]。</w:t>
+        <w:t xml:space="preserve">，却与超边重叠无关——这不是疏漏，而是树状闭合的一条可证伪推论。</w:t>
+      </w:r>
+      <w:r>
+        <w:rPr>
+          <w:rFonts w:ascii="Cambria Math" w:eastAsia="SimSun" w:hAnsi="Cambria Math"/>
+          <w:i/>
+          <w:iCs/>
+        </w:rPr>
+        <w:t xml:space="preserve">r</w:t>
+      </w:r>
+      <w:r>
+        <w:rPr>
+          <w:rFonts w:ascii="Cambria Math" w:eastAsia="SimSun" w:hAnsi="Cambria Math"/>
+          <w:i w:val="false"/>
+          <w:iCs w:val="false"/>
+          <w:vertAlign w:val="subscript"/>
+        </w:rPr>
+        <w:t xml:space="preserve">io</w:t>
+      </w:r>
+      <w:r>
+        <w:rPr>
+          <w:rFonts w:ascii="Times New Roman" w:cs="Times New Roman" w:eastAsia="SimSun" w:hAnsi="Times New Roman"/>
+        </w:rPr>
+        <w:t xml:space="preserve"> 的作用方向依传播机制而异：有向网络的阈值型级联中，正的入出度相关反而提高系统稳健性 [46]，机制上的原因见第 3 节。与精确 Gillespie 仿真 [16] 比较，闭合的偏差随系统规模趋零，均场的不然：它把阈值压低四分之一，在真实的亚临界区就给出宏观爆发。</w:t>
       </w:r>
     </w:p>
     <w:p>
@@ -1060,21 +967,49 @@
         <w:rPr>
           <w:rFonts w:ascii="Times New Roman" w:cs="Times New Roman" w:eastAsia="SimSun" w:hAnsi="Times New Roman"/>
         </w:rPr>
-        <w:t xml:space="preserve">方向对称性破缺的分析（第 II、VI 节）给出两个与直觉相反的结果。其一，均匀单种子下的平均爆发规模几乎不能用来探测破缺：可达有序对的总数在方向翻转下近乎守恒，翻转真正改变的是这些可达对如何分配——大爆发的概率由巨入分支决定、终态规模由巨出分支决定，而翻转恰好交换二者 [2, 19]。我们因而以爆发概率与条件爆发规模为序参量。其二，翻转奇是破缺的必要条件却远非充分：双度序列的不对称驱动的破缺是数十个标准差的效应，而同样翻转奇的重叠极性 </w:t>
-      </w:r>
-      <w:r>
-        <w:rPr>
-          <w:rFonts w:ascii="Cambria Math" w:eastAsia="SimSun" w:hAnsi="Cambria Math"/>
-          <w:i w:val="false"/>
-          <w:iCs w:val="false"/>
-        </w:rPr>
-        <w:t xml:space="preserve">Δα</w:t>
-      </w:r>
-      <w:r>
-        <w:rPr>
-          <w:rFonts w:ascii="Times New Roman" w:cs="Times New Roman" w:eastAsia="SimSun" w:hAnsi="Times New Roman"/>
-        </w:rPr>
-        <w:t xml:space="preserve"> 效应始终不可分辨，我们只能给出上界。破缺因而由分支结构的不对称驱动，而非由重叠的极性驱动。</w:t>
+        <w:t xml:space="preserve">第 4 节转向渗流一侧，把成对网络上的 SIR–渗流映射及其半有向修正 [19, 37] 与有向渗流的生成函数机制 [8, 11] 推广到有向超图。两条路径互不依赖，因而可互为验证；我们进一步证明二者的自洽方程在 </w:t>
+      </w:r>
+      <w:r>
+        <w:rPr>
+          <w:rFonts w:ascii="Cambria Math" w:eastAsia="SimSun" w:hAnsi="Cambria Math"/>
+          <w:i w:val="false"/>
+          <w:iCs w:val="false"/>
+        </w:rPr>
+        <w:t xml:space="preserve">μ→0</w:t>
+      </w:r>
+      <w:r>
+        <w:rPr>
+          <w:rFonts w:ascii="Times New Roman" w:cs="Times New Roman" w:eastAsia="SimSun" w:hAnsi="Times New Roman"/>
+        </w:rPr>
+        <w:t xml:space="preserve"> 极限下同构。</w:t>
+      </w:r>
+      <w:r>
+        <w:rPr>
+          <w:rFonts w:ascii="Cambria Math" w:eastAsia="SimSun" w:hAnsi="Cambria Math"/>
+          <w:i w:val="false"/>
+          <w:iCs w:val="false"/>
+        </w:rPr>
+        <w:t xml:space="preserve">θ≥2</w:t>
+      </w:r>
+      <w:r>
+        <w:rPr>
+          <w:rFonts w:ascii="Times New Roman" w:cs="Times New Roman" w:eastAsia="SimSun" w:hAnsi="Times New Roman"/>
+        </w:rPr>
+        <w:t xml:space="preserve"> 时激活不再是单条超边的独立事件，模型转入 bootstrap 与 </w:t>
+      </w:r>
+      <w:r>
+        <w:rPr>
+          <w:rFonts w:ascii="Cambria Math" w:eastAsia="SimSun" w:hAnsi="Cambria Math"/>
+          <w:i/>
+          <w:iCs/>
+        </w:rPr>
+        <w:t xml:space="preserve">k</w:t>
+      </w:r>
+      <w:r>
+        <w:rPr>
+          <w:rFonts w:ascii="Times New Roman" w:cs="Times New Roman" w:eastAsia="SimSun" w:hAnsi="Times New Roman"/>
+        </w:rPr>
+        <w:t xml:space="preserve">-core 型渗流，其相变结构不同于普通渗流 [5, 12, 42]，亦在该节处理。</w:t>
       </w:r>
     </w:p>
     <w:p>
@@ -1086,7 +1021,96 @@
         <w:rPr>
           <w:rFonts w:ascii="Times New Roman" w:cs="Times New Roman" w:eastAsia="SimSun" w:hAnsi="Times New Roman"/>
         </w:rPr>
-        <w:t xml:space="preserve">本文余下部分安排如下。第 2 节给出模型定义、有向超边重叠的可计算形式，以及结构量在方向翻转下的宇称分类。第 3 节推导并发型 EBCM 方程并给出仿真校验。第 4 节建立渗流映射与生成函数阈值理论。第 5 节介绍保度生成与定向重连工具。第 6 节给出阈值对结构参数的依赖、方向对称性破缺，以及两方法的交叉验证。第 7 节在真实有向超图数据上检验模型。第 8 节为讨论与结论。</w:t>
+        <w:t xml:space="preserve">为使结构依赖可被受控地检验，第 2 节给出有向超边重叠的可计算定义：对每一对有序超边构造 </w:t>
+      </w:r>
+      <w:r>
+        <w:rPr>
+          <w:rFonts w:ascii="Cambria Math" w:eastAsia="SimSun" w:hAnsi="Cambria Math"/>
+          <w:i w:val="false"/>
+          <w:iCs w:val="false"/>
+        </w:rPr>
+        <w:t xml:space="preserve">2×2</w:t>
+      </w:r>
+      <w:r>
+        <w:rPr>
+          <w:rFonts w:ascii="Times New Roman" w:cs="Times New Roman" w:eastAsia="SimSun" w:hAnsi="Times New Roman"/>
+        </w:rPr>
+        <w:t xml:space="preserve"> 列联矩阵，四个通道分别对应共享节点同为尾成员、同为头成员、或一为头一为尾。四通道之和精确等于无向重叠，因而结果可与无向文献直接对照 [24, 30]；互惠方向另采用文献中的强互惠判据 [28]。入出度相关 </w:t>
+      </w:r>
+      <w:r>
+        <w:rPr>
+          <w:rFonts w:ascii="Cambria Math" w:eastAsia="SimSun" w:hAnsi="Cambria Math"/>
+          <w:i/>
+          <w:iCs/>
+        </w:rPr>
+        <w:t xml:space="preserve">r</w:t>
+      </w:r>
+      <w:r>
+        <w:rPr>
+          <w:rFonts w:ascii="Cambria Math" w:eastAsia="SimSun" w:hAnsi="Cambria Math"/>
+          <w:i w:val="false"/>
+          <w:iCs w:val="false"/>
+          <w:vertAlign w:val="subscript"/>
+        </w:rPr>
+        <w:t xml:space="preserve">io</w:t>
+      </w:r>
+      <w:r>
+        <w:rPr>
+          <w:rFonts w:ascii="Times New Roman" w:cs="Times New Roman" w:eastAsia="SimSun" w:hAnsi="Times New Roman"/>
+        </w:rPr>
+        <w:t xml:space="preserve"> 与重叠 </w:t>
+      </w:r>
+      <w:r>
+        <w:rPr>
+          <w:rFonts w:ascii="Cambria Math" w:eastAsia="SimSun" w:hAnsi="Cambria Math"/>
+          <w:i w:val="false"/>
+          <w:iCs w:val="false"/>
+        </w:rPr>
+        <w:t xml:space="preserve">α</w:t>
+      </w:r>
+      <w:r>
+        <w:rPr>
+          <w:rFonts w:ascii="Times New Roman" w:cs="Times New Roman" w:eastAsia="SimSun" w:hAnsi="Times New Roman"/>
+        </w:rPr>
+        <w:t xml:space="preserve"> 作用在生成流程的不同环节，因而可独立扫描；零模型基线取自已有的均匀采样器 [1, 23]。</w:t>
+      </w:r>
+    </w:p>
+    <w:p>
+      <w:pPr>
+        <w:spacing w:after="120" w:before="120" w:line="320" w:lineRule="auto"/>
+        <w:jc w:val="both"/>
+      </w:pPr>
+      <w:r>
+        <w:rPr>
+          <w:rFonts w:ascii="Times New Roman" w:cs="Times New Roman" w:eastAsia="SimSun" w:hAnsi="Times New Roman"/>
+        </w:rPr>
+        <w:t xml:space="preserve">方向对称性破缺的分析（第 II、VI 节）给出两个与直觉相反的结果。其一，均匀单种子下的平均爆发规模几乎不能用来探测破缺：可达有序对的总数在方向翻转下近乎守恒，翻转真正改变的是这些可达对如何分配——大爆发的概率由巨入分支决定、终态规模由巨出分支决定，而翻转恰好交换二者 [2, 19]。我们因而以爆发概率与条件爆发规模为序参量。其二，翻转奇是破缺的必要条件却远非充分：双度序列的不对称驱动的破缺是数十个标准差的效应，而同样翻转奇的重叠极性 </w:t>
+      </w:r>
+      <w:r>
+        <w:rPr>
+          <w:rFonts w:ascii="Cambria Math" w:eastAsia="SimSun" w:hAnsi="Cambria Math"/>
+          <w:i w:val="false"/>
+          <w:iCs w:val="false"/>
+        </w:rPr>
+        <w:t xml:space="preserve">Δα</w:t>
+      </w:r>
+      <w:r>
+        <w:rPr>
+          <w:rFonts w:ascii="Times New Roman" w:cs="Times New Roman" w:eastAsia="SimSun" w:hAnsi="Times New Roman"/>
+        </w:rPr>
+        <w:t xml:space="preserve"> 效应始终不可分辨，我们只能给出上界。破缺因而由分支结构的不对称驱动，而非由重叠的极性驱动。</w:t>
+      </w:r>
+    </w:p>
+    <w:p>
+      <w:pPr>
+        <w:spacing w:after="120" w:before="120" w:line="320" w:lineRule="auto"/>
+        <w:jc w:val="both"/>
+      </w:pPr>
+      <w:r>
+        <w:rPr>
+          <w:rFonts w:ascii="Times New Roman" w:cs="Times New Roman" w:eastAsia="SimSun" w:hAnsi="Times New Roman"/>
+        </w:rPr>
+        <w:t xml:space="preserve">其余各节依次为：第 5 节的保度生成与定向重连工具，第 7 节在真实有向超图数据上的检验，第 8 节的讨论与结论。</w:t>
       </w:r>
     </w:p>
     <w:p>
@@ -7677,7 +7701,7 @@
         <w:rPr>
           <w:rFonts w:ascii="Times New Roman" w:cs="Times New Roman" w:eastAsia="SimSun" w:hAnsi="Times New Roman"/>
         </w:rPr>
-        <w:t xml:space="preserve">采用这一定义是为了与已有测量口径一致，便于第 7 节与真实数据的报告值并列。需要注意它与 </w:t>
+        <w:t xml:space="preserve">采用这一定义是为了与已有测量口径一致，便于第 7 节与真实数据的报告值并列。它与 </w:t>
       </w:r>
       <w:r>
         <w:rPr>
@@ -10457,7 +10481,7 @@
         <w:rPr>
           <w:rFonts w:ascii="Times New Roman" w:cs="Times New Roman" w:eastAsia="SimSun" w:hAnsi="Times New Roman"/>
         </w:rPr>
-        <w:t xml:space="preserve">这一违背是真实的，不能当作可忽略的小量。第 6 节在 </w:t>
+        <w:t xml:space="preserve">这一违背并非可忽略的小量。第 6 节在 </w:t>
       </w:r>
       <w:r>
         <w:rPr>
@@ -11877,7 +11901,7 @@
         <w:rPr>
           <w:rFonts w:ascii="Times New Roman" w:cs="Times New Roman" w:eastAsia="SimSun" w:hAnsi="Times New Roman"/>
         </w:rPr>
-        <w:t xml:space="preserve">最后需要强调，</w:t>
+        <w:t xml:space="preserve">最后，</w:t>
       </w:r>
       <w:r>
         <w:rPr>
@@ -13118,7 +13142,7 @@
         <w:rPr>
           <w:rFonts w:ascii="Times New Roman" w:cs="Times New Roman" w:eastAsia="SimSun" w:hAnsi="Times New Roman"/>
         </w:rPr>
-        <w:t xml:space="preserve">朴素的逐成员乘积闭合在此失效。这与 2.4 中破坏命题 2.2 假设 (ii) 的是同一件事——超边级激活：一条超边只有一个激活时钟，它由全体尾成员共同驱动，又被全体头成员共享。</w:t>
+        <w:t xml:space="preserve">朴素的逐成员乘积闭合在此失效。这与 2.4 中使命题 2.2 假设 (ii) 失效的是同一件事——超边级激活：一条超边只有一个激活时钟，它由全体尾成员共同驱动，又被全体头成员共享。</w:t>
       </w:r>
     </w:p>
     <w:p>
@@ -13716,7 +13740,7 @@
         <w:rPr>
           <w:rFonts w:ascii="Times New Roman" w:cs="Times New Roman" w:eastAsia="SimSun" w:hAnsi="Times New Roman"/>
         </w:rPr>
-        <w:t xml:space="preserve">还需注意一处度偏置。沿 </w:t>
+        <w:t xml:space="preserve">尚有一处度偏置。沿 </w:t>
       </w:r>
       <w:r>
         <w:rPr>
@@ -15363,31 +15387,86 @@
         <w:rPr>
           <w:rFonts w:ascii="Times New Roman" w:cs="Times New Roman" w:eastAsia="SimSun" w:hAnsi="Times New Roman"/>
         </w:rPr>
-        <w:t xml:space="preserve"> 把概率移出"未传递"类。等价地，在 </w:t>
-      </w:r>
-      <w:r>
-        <w:rPr>
-          <w:rFonts w:ascii="Cambria Math" w:eastAsia="SimSun" w:hAnsi="Cambria Math"/>
-          <w:i w:val="false"/>
-          <w:iCs w:val="false"/>
-        </w:rPr>
-        <w:t xml:space="preserve">(</w:t>
-      </w:r>
-      <w:r>
-        <w:rPr>
-          <w:rFonts w:ascii="Cambria Math" w:eastAsia="SimSun" w:hAnsi="Cambria Math"/>
-          <w:i/>
-          <w:iCs/>
-        </w:rPr>
-        <w:t xml:space="preserve">a</w:t>
-      </w:r>
-      <w:r>
-        <w:rPr>
-          <w:rFonts w:ascii="Cambria Math" w:eastAsia="SimSun" w:hAnsi="Cambria Math"/>
-          <w:i w:val="false"/>
-          <w:iCs w:val="false"/>
-        </w:rPr>
-        <w:t xml:space="preserve">,</w:t>
+        <w:t xml:space="preserve"> 把概率移出"未传递"类。等价地，添一个"已传递"的吸收态即得一条标准的连续时间 Markov 链，</w:t>
+      </w:r>
+      <w:r>
+        <w:rPr>
+          <w:rFonts w:ascii="Cambria Math" w:eastAsia="SimSun" w:hAnsi="Cambria Math"/>
+          <w:i/>
+          <w:iCs/>
+        </w:rPr>
+        <w:t xml:space="preserve">x</w:t>
+      </w:r>
+      <w:r>
+        <w:rPr>
+          <w:rFonts w:ascii="Cambria Math" w:eastAsia="SimSun" w:hAnsi="Cambria Math"/>
+          <w:i w:val="false"/>
+          <w:iCs w:val="false"/>
+          <w:vertAlign w:val="subscript"/>
+        </w:rPr>
+        <w:t xml:space="preserve">abc</w:t>
+      </w:r>
+      <w:r>
+        <w:rPr>
+          <w:rFonts w:ascii="Times New Roman" w:cs="Times New Roman" w:eastAsia="SimSun" w:hAnsi="Times New Roman"/>
+        </w:rPr>
+        <w:t xml:space="preserve"> 是其未被吸收部分的子概率，</w:t>
+      </w:r>
+      <w:r>
+        <w:rPr>
+          <w:rFonts w:ascii="Cambria Math" w:eastAsia="SimSun" w:hAnsi="Cambria Math"/>
+          <w:i w:val="false"/>
+          <w:iCs w:val="false"/>
+        </w:rPr>
+        <w:t xml:space="preserve">Σ</w:t>
+      </w:r>
+      <w:r>
+        <w:rPr>
+          <w:rFonts w:ascii="Cambria Math" w:eastAsia="SimSun" w:hAnsi="Cambria Math"/>
+          <w:i w:val="false"/>
+          <w:iCs w:val="false"/>
+          <w:vertAlign w:val="subscript"/>
+        </w:rPr>
+        <w:t xml:space="preserve">abc</w:t>
+      </w:r>
+      <w:r>
+        <w:rPr>
+          <w:rFonts w:ascii="Cambria Math" w:eastAsia="SimSun" w:hAnsi="Cambria Math"/>
+          <w:i/>
+          <w:iCs/>
+        </w:rPr>
+        <w:t xml:space="preserve">x</w:t>
+      </w:r>
+      <w:r>
+        <w:rPr>
+          <w:rFonts w:ascii="Cambria Math" w:eastAsia="SimSun" w:hAnsi="Cambria Math"/>
+          <w:i w:val="false"/>
+          <w:iCs w:val="false"/>
+          <w:vertAlign w:val="subscript"/>
+        </w:rPr>
+        <w:t xml:space="preserve">abc</w:t>
+      </w:r>
+      <w:r>
+        <w:rPr>
+          <w:rFonts w:ascii="Cambria Math" w:eastAsia="SimSun" w:hAnsi="Cambria Math"/>
+          <w:i w:val="false"/>
+          <w:iCs w:val="false"/>
+        </w:rPr>
+        <w:t xml:space="preserve">=Φ≤1</w:t>
+      </w:r>
+      <w:r>
+        <w:rPr>
+          <w:rFonts w:ascii="Times New Roman" w:cs="Times New Roman" w:eastAsia="SimSun" w:hAnsi="Times New Roman"/>
+        </w:rPr>
+        <w:t xml:space="preserve">。这是以速率 </w:t>
+      </w:r>
+      <w:r>
+        <w:rPr>
+          <w:rFonts w:ascii="Cambria Math" w:eastAsia="SimSun" w:hAnsi="Cambria Math"/>
+          <w:i w:val="false"/>
+          <w:iCs w:val="false"/>
+        </w:rPr>
+        <w:t xml:space="preserve">β 1[</w:t>
       </w:r>
       <w:r>
         <w:rPr>
@@ -15403,130 +15482,13 @@
           <w:i w:val="false"/>
           <w:iCs w:val="false"/>
         </w:rPr>
-        <w:t xml:space="preserve">,</w:t>
-      </w:r>
-      <w:r>
-        <w:rPr>
-          <w:rFonts w:ascii="Cambria Math" w:eastAsia="SimSun" w:hAnsi="Cambria Math"/>
-          <w:i/>
-          <w:iCs/>
-        </w:rPr>
-        <w:t xml:space="preserve">c</w:t>
-      </w:r>
-      <w:r>
-        <w:rPr>
-          <w:rFonts w:ascii="Cambria Math" w:eastAsia="SimSun" w:hAnsi="Cambria Math"/>
-          <w:i w:val="false"/>
-          <w:iCs w:val="false"/>
-        </w:rPr>
-        <w:t xml:space="preserve">)</w:t>
-      </w:r>
-      <w:r>
-        <w:rPr>
-          <w:rFonts w:ascii="Times New Roman" w:cs="Times New Roman" w:eastAsia="SimSun" w:hAnsi="Times New Roman"/>
-        </w:rPr>
-        <w:t xml:space="preserve"> 之外添一个"已传递"的吸收态，则整体是一条标准的连续时间 Markov 链，而 </w:t>
-      </w:r>
-      <w:r>
-        <w:rPr>
-          <w:rFonts w:ascii="Cambria Math" w:eastAsia="SimSun" w:hAnsi="Cambria Math"/>
-          <w:i/>
-          <w:iCs/>
-        </w:rPr>
-        <w:t xml:space="preserve">x</w:t>
-      </w:r>
-      <w:r>
-        <w:rPr>
-          <w:rFonts w:ascii="Cambria Math" w:eastAsia="SimSun" w:hAnsi="Cambria Math"/>
-          <w:i w:val="false"/>
-          <w:iCs w:val="false"/>
-          <w:vertAlign w:val="subscript"/>
-        </w:rPr>
-        <w:t xml:space="preserve">abc</w:t>
-      </w:r>
-      <w:r>
-        <w:rPr>
-          <w:rFonts w:ascii="Times New Roman" w:cs="Times New Roman" w:eastAsia="SimSun" w:hAnsi="Times New Roman"/>
-        </w:rPr>
-        <w:t xml:space="preserve"> 是其未被吸收部分的子概率，</w:t>
-      </w:r>
-      <w:r>
-        <w:rPr>
-          <w:rFonts w:ascii="Cambria Math" w:eastAsia="SimSun" w:hAnsi="Cambria Math"/>
-          <w:i w:val="false"/>
-          <w:iCs w:val="false"/>
-        </w:rPr>
-        <w:t xml:space="preserve">Σ</w:t>
-      </w:r>
-      <w:r>
-        <w:rPr>
-          <w:rFonts w:ascii="Cambria Math" w:eastAsia="SimSun" w:hAnsi="Cambria Math"/>
-          <w:i w:val="false"/>
-          <w:iCs w:val="false"/>
-          <w:vertAlign w:val="subscript"/>
-        </w:rPr>
-        <w:t xml:space="preserve">abc</w:t>
-      </w:r>
-      <w:r>
-        <w:rPr>
-          <w:rFonts w:ascii="Cambria Math" w:eastAsia="SimSun" w:hAnsi="Cambria Math"/>
-          <w:i/>
-          <w:iCs/>
-        </w:rPr>
-        <w:t xml:space="preserve">x</w:t>
-      </w:r>
-      <w:r>
-        <w:rPr>
-          <w:rFonts w:ascii="Cambria Math" w:eastAsia="SimSun" w:hAnsi="Cambria Math"/>
-          <w:i w:val="false"/>
-          <w:iCs w:val="false"/>
-          <w:vertAlign w:val="subscript"/>
-        </w:rPr>
-        <w:t xml:space="preserve">abc</w:t>
-      </w:r>
-      <w:r>
-        <w:rPr>
-          <w:rFonts w:ascii="Cambria Math" w:eastAsia="SimSun" w:hAnsi="Cambria Math"/>
-          <w:i w:val="false"/>
-          <w:iCs w:val="false"/>
-        </w:rPr>
-        <w:t xml:space="preserve">=Φ≤1</w:t>
-      </w:r>
-      <w:r>
-        <w:rPr>
-          <w:rFonts w:ascii="Times New Roman" w:cs="Times New Roman" w:eastAsia="SimSun" w:hAnsi="Times New Roman"/>
-        </w:rPr>
-        <w:t xml:space="preserve">；概率论中这称为以速率 </w:t>
-      </w:r>
-      <w:r>
-        <w:rPr>
-          <w:rFonts w:ascii="Cambria Math" w:eastAsia="SimSun" w:hAnsi="Cambria Math"/>
-          <w:i w:val="false"/>
-          <w:iCs w:val="false"/>
-        </w:rPr>
-        <w:t xml:space="preserve">β 1[</w:t>
-      </w:r>
-      <w:r>
-        <w:rPr>
-          <w:rFonts w:ascii="Cambria Math" w:eastAsia="SimSun" w:hAnsi="Cambria Math"/>
-          <w:i/>
-          <w:iCs/>
-        </w:rPr>
-        <w:t xml:space="preserve">b</w:t>
-      </w:r>
-      <w:r>
-        <w:rPr>
-          <w:rFonts w:ascii="Cambria Math" w:eastAsia="SimSun" w:hAnsi="Cambria Math"/>
-          <w:i w:val="false"/>
-          <w:iCs w:val="false"/>
-        </w:rPr>
         <w:t xml:space="preserve">≥θ]</w:t>
       </w:r>
       <w:r>
         <w:rPr>
           <w:rFonts w:ascii="Times New Roman" w:cs="Times New Roman" w:eastAsia="SimSun" w:hAnsi="Times New Roman"/>
         </w:rPr>
-        <w:t xml:space="preserve"> 消灭（killing）的 Markov 链，其半群为次随机的，而 (3.2) 正是它的 Feynman–Kac 表示。据此</w:t>
+        <w:t xml:space="preserve"> 消灭（killing）的 Markov 链，其半群次随机，而 (3.2) 是它的 Feynman–Kac 表示。据此</w:t>
       </w:r>
     </w:p>
     <w:p>
@@ -16625,7 +16587,7 @@
         <w:rPr>
           <w:rFonts w:ascii="Times New Roman" w:cs="Times New Roman" w:eastAsia="SimSun" w:hAnsi="Times New Roman"/>
         </w:rPr>
-        <w:t xml:space="preserve">。需注意记号差异：本文的 </w:t>
+        <w:t xml:space="preserve">。记号上，本文的 </w:t>
       </w:r>
       <w:r>
         <w:rPr>
@@ -16639,7 +16601,7 @@
         <w:rPr>
           <w:rFonts w:ascii="Times New Roman" w:cs="Times New Roman" w:eastAsia="SimSun" w:hAnsi="Times New Roman"/>
         </w:rPr>
-        <w:t xml:space="preserve"> 对应该文中三者之和 </w:t>
+        <w:t xml:space="preserve"> 对应该文的 </w:t>
       </w:r>
       <w:r>
         <w:rPr>
@@ -16653,7 +16615,7 @@
         <w:rPr>
           <w:rFonts w:ascii="Times New Roman" w:cs="Times New Roman" w:eastAsia="SimSun" w:hAnsi="Times New Roman"/>
         </w:rPr>
-        <w:t xml:space="preserve">，而本文的 </w:t>
+        <w:t xml:space="preserve">，本文的 </w:t>
       </w:r>
       <w:r>
         <w:rPr>
@@ -18187,7 +18149,7 @@
         <w:rPr>
           <w:rFonts w:ascii="Times New Roman" w:cs="Times New Roman" w:eastAsia="SimSun" w:hAnsi="Times New Roman"/>
         </w:rPr>
-        <w:t xml:space="preserve"> 有必要把"求解"的含义说清楚。</w:t>
+        <w:t xml:space="preserve"> </w:t>
       </w:r>
       <w:r>
         <w:rPr>
@@ -20487,7 +20449,19 @@
         <w:rPr>
           <w:rFonts w:ascii="Times New Roman" w:cs="Times New Roman" w:eastAsia="SimSun" w:hAnsi="Times New Roman"/>
         </w:rPr>
-        <w:t xml:space="preserve">，两式因而恒等。需要强调，令 </w:t>
+        <w:t xml:space="preserve">，两式因而恒等。</w:t>
+      </w:r>
+    </w:p>
+    <w:p>
+      <w:pPr>
+        <w:spacing w:after="120" w:before="120" w:line="320" w:lineRule="auto"/>
+        <w:jc w:val="both"/>
+      </w:pPr>
+      <w:r>
+        <w:rPr>
+          <w:rFonts w:ascii="Times New Roman" w:cs="Times New Roman" w:eastAsia="SimSun" w:hAnsi="Times New Roman"/>
+        </w:rPr>
+        <w:t xml:space="preserve">令 </w:t>
       </w:r>
       <w:r>
         <w:rPr>
@@ -20599,7 +20573,7 @@
         <w:rPr>
           <w:rFonts w:ascii="Times New Roman" w:cs="Times New Roman" w:eastAsia="SimSun" w:hAnsi="Times New Roman"/>
         </w:rPr>
-        <w:t xml:space="preserve">，与余度无关。两者是不同的结构，不应混为一谈。</w:t>
+        <w:t xml:space="preserve">，与余度无关。</w:t>
       </w:r>
     </w:p>
     <w:p>
@@ -21376,7 +21350,7 @@
         <w:rPr>
           <w:rFonts w:ascii="Times New Roman" w:cs="Times New Roman" w:eastAsia="SimSun" w:hAnsi="Times New Roman"/>
         </w:rPr>
-        <w:t xml:space="preserve"> 的系数。需要提醒的是这一方向并非普适于一切传播机制：有向网络的阈值型级联中，正的入出度相关反而提高系统稳健性 [46]。二者并不冲突——阈值模型按活跃邻居的比例判定激活，高入度抬高激活门槛；SIR 中高入度只增加暴露，故 </w:t>
+        <w:t xml:space="preserve"> 的系数。这一方向并不普适于一切传播机制：有向网络的阈值型级联中，正的入出度相关反而提高系统稳健性 [46]。二者并不冲突——阈值模型按活跃邻居的比例判定激活，高入度抬高激活门槛；SIR 中高入度只增加暴露。</w:t>
       </w:r>
       <w:r>
         <w:rPr>
@@ -21422,7 +21396,7 @@
         <w:rPr>
           <w:rFonts w:ascii="Times New Roman" w:cs="Times New Roman" w:eastAsia="SimSun" w:hAnsi="Times New Roman"/>
         </w:rPr>
-        <w:t xml:space="preserve"> 同时偏大的节点在 SIR 中放大 </w:t>
+        <w:t xml:space="preserve"> 同时偏大的节点因而在 SIR 中放大 </w:t>
       </w:r>
       <w:r>
         <w:rPr>
@@ -21516,7 +21490,7 @@
         <w:rPr>
           <w:rFonts w:ascii="Times New Roman" w:cs="Times New Roman" w:eastAsia="SimSun" w:hAnsi="Times New Roman"/>
         </w:rPr>
-        <w:t xml:space="preserve">）。更强地说，(3.4) 与 (3.5) 也只读取双度序列，故整个闭合而不止阈值都看不见重叠 </w:t>
+        <w:t xml:space="preserve">）。进一步，(3.4) 与 (3.5) 也只读取双度序列，故整个闭合而不止阈值都看不见重叠 </w:t>
       </w:r>
       <w:r>
         <w:rPr>
@@ -21668,7 +21642,19 @@
         <w:rPr>
           <w:rFonts w:ascii="Times New Roman" w:cs="Times New Roman" w:eastAsia="SimSun" w:hAnsi="Times New Roman"/>
         </w:rPr>
-        <w:t xml:space="preserve"> 的作用只体现在阈值以外的量上。但须说明，可动不等于易动：单纯的保度双边交换只能把 </w:t>
+        <w:t xml:space="preserve"> 的作用只体现在阈值以外的量上。</w:t>
+      </w:r>
+    </w:p>
+    <w:p>
+      <w:pPr>
+        <w:spacing w:after="120" w:before="120" w:line="320" w:lineRule="auto"/>
+        <w:jc w:val="both"/>
+      </w:pPr>
+      <w:r>
+        <w:rPr>
+          <w:rFonts w:ascii="Times New Roman" w:cs="Times New Roman" w:eastAsia="SimSun" w:hAnsi="Times New Roman"/>
+        </w:rPr>
+        <w:t xml:space="preserve">但可动不等于易动：单纯的保度双边交换只能把 </w:t>
       </w:r>
       <w:r>
         <w:rPr>
@@ -22634,7 +22620,7 @@
         <w:rPr>
           <w:rFonts w:ascii="Times New Roman" w:cs="Times New Roman" w:eastAsia="SimSun" w:hAnsi="Times New Roman"/>
         </w:rPr>
-        <w:t xml:space="preserve">需要说明，(3.21) 是我们为本模型构造的均场对照，而非 [27] 中模型的复述——后者是社会传播而非 SIR，其方向性由单一标量强度参数调节。此处比较的是闭合层级，不是两项工作的模型。</w:t>
+        <w:t xml:space="preserve">(3.21) 是我们为本模型构造的均场对照，而非 [27] 中模型的复述——后者是社会传播而非 SIR，其方向性由单一标量强度参数调节。此处比较的是闭合层级，不是两项工作的模型。</w:t>
       </w:r>
     </w:p>
     <w:p>
@@ -24530,7 +24516,7 @@
         <w:rPr>
           <w:rFonts w:ascii="Times New Roman" w:cs="Times New Roman" w:eastAsia="SimSun" w:hAnsi="Times New Roman"/>
         </w:rPr>
-        <w:t xml:space="preserve"> 倍。第 1 节所称"边基闭合相对均场的增益"由此定量化：增益不是均匀的百分数，而集中在最需要理论的区域。</w:t>
+        <w:t xml:space="preserve"> 倍。第 1 节所称"边基闭合相对均场的增益"由此定量化：它不是一个均匀的百分数，而集中在阈值邻域。</w:t>
       </w:r>
     </w:p>
     <w:p>
@@ -24542,7 +24528,7 @@
         <w:rPr>
           <w:rFonts w:ascii="Times New Roman" w:cs="Times New Roman" w:eastAsia="SimSun" w:hAnsi="Times New Roman"/>
         </w:rPr>
-        <w:t xml:space="preserve">同一张图也暴露出 EBCM 自身的限度，须如实报告。偏差在深超临界区最小（</w:t>
+        <w:t xml:space="preserve">同一张图也暴露出 EBCM 自身的限度。偏差在深超临界区最小（</w:t>
       </w:r>
       <w:r>
         <w:rPr>
@@ -24755,222 +24741,7 @@
         <w:rPr>
           <w:rFonts w:ascii="Times New Roman" w:cs="Times New Roman" w:eastAsia="SimSun" w:hAnsi="Times New Roman"/>
         </w:rPr>
-        <w:t xml:space="preserve">）。偏差在亚临界区与阈值邻域一律为正，并在阈值邻域出现尖峰，深超临界区则收敛到零。这一高估是有限尺寸效应而非闭合误差，已直接验证：在 </w:t>
-      </w:r>
-      <w:r>
-        <w:rPr>
-          <w:rFonts w:ascii="Cambria Math" w:eastAsia="SimSun" w:hAnsi="Cambria Math"/>
-          <w:i w:val="false"/>
-          <w:iCs w:val="false"/>
-        </w:rPr>
-        <w:t xml:space="preserve">λ=λ</w:t>
-      </w:r>
-      <w:r>
-        <w:rPr>
-          <w:rFonts w:ascii="Cambria Math" w:eastAsia="SimSun" w:hAnsi="Cambria Math"/>
-          <w:i w:val="false"/>
-          <w:iCs w:val="false"/>
-          <w:vertAlign w:val="subscript"/>
-        </w:rPr>
-        <w:t xml:space="preserve">c</w:t>
-      </w:r>
-      <w:r>
-        <w:rPr>
-          <w:rFonts w:ascii="Times New Roman" w:cs="Times New Roman" w:eastAsia="SimSun" w:hAnsi="Times New Roman"/>
-        </w:rPr>
-        <w:t xml:space="preserve"> 处固定 </w:t>
-      </w:r>
-      <w:r>
-        <w:rPr>
-          <w:rFonts w:ascii="Cambria Math" w:eastAsia="SimSun" w:hAnsi="Cambria Math"/>
-          <w:i w:val="false"/>
-          <w:iCs w:val="false"/>
-        </w:rPr>
-        <w:t xml:space="preserve">ε=0.005</w:t>
-      </w:r>
-      <w:r>
-        <w:rPr>
-          <w:rFonts w:ascii="Times New Roman" w:cs="Times New Roman" w:eastAsia="SimSun" w:hAnsi="Times New Roman"/>
-        </w:rPr>
-        <w:t xml:space="preserve">、每点取 </w:t>
-      </w:r>
-      <w:r>
-        <w:rPr>
-          <w:rFonts w:ascii="Cambria Math" w:eastAsia="SimSun" w:hAnsi="Cambria Math"/>
-          <w:i w:val="false"/>
-          <w:iCs w:val="false"/>
-        </w:rPr>
-        <w:t xml:space="preserve">3</w:t>
-      </w:r>
-      <w:r>
-        <w:rPr>
-          <w:rFonts w:ascii="Times New Roman" w:cs="Times New Roman" w:eastAsia="SimSun" w:hAnsi="Times New Roman"/>
-        </w:rPr>
-        <w:t xml:space="preserve"> 个独立结构逐一增大系统，高估由 </w:t>
-      </w:r>
-      <w:r>
-        <w:rPr>
-          <w:rFonts w:ascii="Cambria Math" w:eastAsia="SimSun" w:hAnsi="Cambria Math"/>
-          <w:i/>
-          <w:iCs/>
-        </w:rPr>
-        <w:t xml:space="preserve">N</w:t>
-      </w:r>
-      <w:r>
-        <w:rPr>
-          <w:rFonts w:ascii="Cambria Math" w:eastAsia="SimSun" w:hAnsi="Cambria Math"/>
-          <w:i w:val="false"/>
-          <w:iCs w:val="false"/>
-        </w:rPr>
-        <w:t xml:space="preserve">=1000</w:t>
-      </w:r>
-      <w:r>
-        <w:rPr>
-          <w:rFonts w:ascii="Times New Roman" w:cs="Times New Roman" w:eastAsia="SimSun" w:hAnsi="Times New Roman"/>
-        </w:rPr>
-        <w:t xml:space="preserve"> 的 </w:t>
-      </w:r>
-      <w:r>
-        <w:rPr>
-          <w:rFonts w:ascii="Cambria Math" w:eastAsia="SimSun" w:hAnsi="Cambria Math"/>
-          <w:i w:val="false"/>
-          <w:iCs w:val="false"/>
-        </w:rPr>
-        <w:t xml:space="preserve">+54%</w:t>
-      </w:r>
-      <w:r>
-        <w:rPr>
-          <w:rFonts w:ascii="Times New Roman" w:cs="Times New Roman" w:eastAsia="SimSun" w:hAnsi="Times New Roman"/>
-        </w:rPr>
-        <w:t xml:space="preserve"> 单调降至 </w:t>
-      </w:r>
-      <w:r>
-        <w:rPr>
-          <w:rFonts w:ascii="Cambria Math" w:eastAsia="SimSun" w:hAnsi="Cambria Math"/>
-          <w:i/>
-          <w:iCs/>
-        </w:rPr>
-        <w:t xml:space="preserve">N</w:t>
-      </w:r>
-      <w:r>
-        <w:rPr>
-          <w:rFonts w:ascii="Cambria Math" w:eastAsia="SimSun" w:hAnsi="Cambria Math"/>
-          <w:i w:val="false"/>
-          <w:iCs w:val="false"/>
-        </w:rPr>
-        <w:t xml:space="preserve">=16000</w:t>
-      </w:r>
-      <w:r>
-        <w:rPr>
-          <w:rFonts w:ascii="Times New Roman" w:cs="Times New Roman" w:eastAsia="SimSun" w:hAnsi="Times New Roman"/>
-        </w:rPr>
-        <w:t xml:space="preserve"> 的 </w:t>
-      </w:r>
-      <w:r>
-        <w:rPr>
-          <w:rFonts w:ascii="Cambria Math" w:eastAsia="SimSun" w:hAnsi="Cambria Math"/>
-          <w:i w:val="false"/>
-          <w:iCs w:val="false"/>
-        </w:rPr>
-        <w:t xml:space="preserve">+4.4%</w:t>
-      </w:r>
-      <w:r>
-        <w:rPr>
-          <w:rFonts w:ascii="Times New Roman" w:cs="Times New Roman" w:eastAsia="SimSun" w:hAnsi="Times New Roman"/>
-        </w:rPr>
-        <w:t xml:space="preserve">——</w:t>
-      </w:r>
-      <w:r>
-        <w:rPr>
-          <w:rFonts w:ascii="Cambria Math" w:eastAsia="SimSun" w:hAnsi="Cambria Math"/>
-          <w:i/>
-          <w:iCs/>
-        </w:rPr>
-        <w:t xml:space="preserve">N</w:t>
-      </w:r>
-      <w:r>
-        <w:rPr>
-          <w:rFonts w:ascii="Times New Roman" w:cs="Times New Roman" w:eastAsia="SimSun" w:hAnsi="Times New Roman"/>
-        </w:rPr>
-        <w:t xml:space="preserve"> 增大 </w:t>
-      </w:r>
-      <w:r>
-        <w:rPr>
-          <w:rFonts w:ascii="Cambria Math" w:eastAsia="SimSun" w:hAnsi="Cambria Math"/>
-          <w:i w:val="false"/>
-          <w:iCs w:val="false"/>
-        </w:rPr>
-        <w:t xml:space="preserve">16</w:t>
-      </w:r>
-      <w:r>
-        <w:rPr>
-          <w:rFonts w:ascii="Times New Roman" w:cs="Times New Roman" w:eastAsia="SimSun" w:hAnsi="Times New Roman"/>
-        </w:rPr>
-        <w:t xml:space="preserve"> 倍，高估缩小约 </w:t>
-      </w:r>
-      <w:r>
-        <w:rPr>
-          <w:rFonts w:ascii="Cambria Math" w:eastAsia="SimSun" w:hAnsi="Cambria Math"/>
-          <w:i w:val="false"/>
-          <w:iCs w:val="false"/>
-        </w:rPr>
-        <w:t xml:space="preserve">12</w:t>
-      </w:r>
-      <w:r>
-        <w:rPr>
-          <w:rFonts w:ascii="Times New Roman" w:cs="Times New Roman" w:eastAsia="SimSun" w:hAnsi="Times New Roman"/>
-        </w:rPr>
-        <w:t xml:space="preserve"> 倍。这与 (3.4)–(3.9) 是 </w:t>
-      </w:r>
-      <w:r>
-        <w:rPr>
-          <w:rFonts w:ascii="Cambria Math" w:eastAsia="SimSun" w:hAnsi="Cambria Math"/>
-          <w:i/>
-          <w:iCs/>
-        </w:rPr>
-        <w:t xml:space="preserve">N</w:t>
-      </w:r>
-      <w:r>
-        <w:rPr>
-          <w:rFonts w:ascii="Cambria Math" w:eastAsia="SimSun" w:hAnsi="Cambria Math"/>
-          <w:i w:val="false"/>
-          <w:iCs w:val="false"/>
-        </w:rPr>
-        <w:t xml:space="preserve">→∞</w:t>
-      </w:r>
-      <w:r>
-        <w:rPr>
-          <w:rFonts w:ascii="Times New Roman" w:cs="Times New Roman" w:eastAsia="SimSun" w:hAnsi="Times New Roman"/>
-        </w:rPr>
-        <w:t xml:space="preserve"> 理论一致（阈值邻域关联长度发散，有限系统的偏离在此最大），也与均场那个不随 </w:t>
-      </w:r>
-      <w:r>
-        <w:rPr>
-          <w:rFonts w:ascii="Cambria Math" w:eastAsia="SimSun" w:hAnsi="Cambria Math"/>
-          <w:i/>
-          <w:iCs/>
-        </w:rPr>
-        <w:t xml:space="preserve">N</w:t>
-      </w:r>
-      <w:r>
-        <w:rPr>
-          <w:rFonts w:ascii="Times New Roman" w:cs="Times New Roman" w:eastAsia="SimSun" w:hAnsi="Times New Roman"/>
-        </w:rPr>
-        <w:t xml:space="preserve"> 消失的平台形成对照。即便如此，生产运行仍须在阈值邻域做有限尺寸标度外推，不能直接引用有限 </w:t>
-      </w:r>
-      <w:r>
-        <w:rPr>
-          <w:rFonts w:ascii="Cambria Math" w:eastAsia="SimSun" w:hAnsi="Cambria Math"/>
-          <w:i/>
-          <w:iCs/>
-        </w:rPr>
-        <w:t xml:space="preserve">N</w:t>
-      </w:r>
-      <w:r>
-        <w:rPr>
-          <w:rFonts w:ascii="Times New Roman" w:cs="Times New Roman" w:eastAsia="SimSun" w:hAnsi="Times New Roman"/>
-        </w:rPr>
-        <w:t xml:space="preserve"> 的 EBCM 值。</w:t>
+        <w:t xml:space="preserve">）。偏差在亚临界区与阈值邻域一律为正，并在阈值邻域出现尖峰，深超临界区则收敛到零。</w:t>
       </w:r>
     </w:p>
     <w:p>
@@ -24982,6 +24753,219 @@
         <w:rPr>
           <w:rFonts w:ascii="Times New Roman" w:cs="Times New Roman" w:eastAsia="SimSun" w:hAnsi="Times New Roman"/>
         </w:rPr>
+        <w:t xml:space="preserve">这一高估是有限尺寸效应而非闭合误差，已直接验证：在 </w:t>
+      </w:r>
+      <w:r>
+        <w:rPr>
+          <w:rFonts w:ascii="Cambria Math" w:eastAsia="SimSun" w:hAnsi="Cambria Math"/>
+          <w:i w:val="false"/>
+          <w:iCs w:val="false"/>
+        </w:rPr>
+        <w:t xml:space="preserve">λ=λ</w:t>
+      </w:r>
+      <w:r>
+        <w:rPr>
+          <w:rFonts w:ascii="Cambria Math" w:eastAsia="SimSun" w:hAnsi="Cambria Math"/>
+          <w:i w:val="false"/>
+          <w:iCs w:val="false"/>
+          <w:vertAlign w:val="subscript"/>
+        </w:rPr>
+        <w:t xml:space="preserve">c</w:t>
+      </w:r>
+      <w:r>
+        <w:rPr>
+          <w:rFonts w:ascii="Times New Roman" w:cs="Times New Roman" w:eastAsia="SimSun" w:hAnsi="Times New Roman"/>
+        </w:rPr>
+        <w:t xml:space="preserve"> 处固定 </w:t>
+      </w:r>
+      <w:r>
+        <w:rPr>
+          <w:rFonts w:ascii="Cambria Math" w:eastAsia="SimSun" w:hAnsi="Cambria Math"/>
+          <w:i w:val="false"/>
+          <w:iCs w:val="false"/>
+        </w:rPr>
+        <w:t xml:space="preserve">ε=0.005</w:t>
+      </w:r>
+      <w:r>
+        <w:rPr>
+          <w:rFonts w:ascii="Times New Roman" w:cs="Times New Roman" w:eastAsia="SimSun" w:hAnsi="Times New Roman"/>
+        </w:rPr>
+        <w:t xml:space="preserve">、每点取 </w:t>
+      </w:r>
+      <w:r>
+        <w:rPr>
+          <w:rFonts w:ascii="Cambria Math" w:eastAsia="SimSun" w:hAnsi="Cambria Math"/>
+          <w:i w:val="false"/>
+          <w:iCs w:val="false"/>
+        </w:rPr>
+        <w:t xml:space="preserve">3</w:t>
+      </w:r>
+      <w:r>
+        <w:rPr>
+          <w:rFonts w:ascii="Times New Roman" w:cs="Times New Roman" w:eastAsia="SimSun" w:hAnsi="Times New Roman"/>
+        </w:rPr>
+        <w:t xml:space="preserve"> 个独立结构逐一增大系统，高估由 </w:t>
+      </w:r>
+      <w:r>
+        <w:rPr>
+          <w:rFonts w:ascii="Cambria Math" w:eastAsia="SimSun" w:hAnsi="Cambria Math"/>
+          <w:i/>
+          <w:iCs/>
+        </w:rPr>
+        <w:t xml:space="preserve">N</w:t>
+      </w:r>
+      <w:r>
+        <w:rPr>
+          <w:rFonts w:ascii="Cambria Math" w:eastAsia="SimSun" w:hAnsi="Cambria Math"/>
+          <w:i w:val="false"/>
+          <w:iCs w:val="false"/>
+        </w:rPr>
+        <w:t xml:space="preserve">=1000</w:t>
+      </w:r>
+      <w:r>
+        <w:rPr>
+          <w:rFonts w:ascii="Times New Roman" w:cs="Times New Roman" w:eastAsia="SimSun" w:hAnsi="Times New Roman"/>
+        </w:rPr>
+        <w:t xml:space="preserve"> 的 </w:t>
+      </w:r>
+      <w:r>
+        <w:rPr>
+          <w:rFonts w:ascii="Cambria Math" w:eastAsia="SimSun" w:hAnsi="Cambria Math"/>
+          <w:i w:val="false"/>
+          <w:iCs w:val="false"/>
+        </w:rPr>
+        <w:t xml:space="preserve">+54%</w:t>
+      </w:r>
+      <w:r>
+        <w:rPr>
+          <w:rFonts w:ascii="Times New Roman" w:cs="Times New Roman" w:eastAsia="SimSun" w:hAnsi="Times New Roman"/>
+        </w:rPr>
+        <w:t xml:space="preserve"> 单调降至 </w:t>
+      </w:r>
+      <w:r>
+        <w:rPr>
+          <w:rFonts w:ascii="Cambria Math" w:eastAsia="SimSun" w:hAnsi="Cambria Math"/>
+          <w:i/>
+          <w:iCs/>
+        </w:rPr>
+        <w:t xml:space="preserve">N</w:t>
+      </w:r>
+      <w:r>
+        <w:rPr>
+          <w:rFonts w:ascii="Cambria Math" w:eastAsia="SimSun" w:hAnsi="Cambria Math"/>
+          <w:i w:val="false"/>
+          <w:iCs w:val="false"/>
+        </w:rPr>
+        <w:t xml:space="preserve">=16000</w:t>
+      </w:r>
+      <w:r>
+        <w:rPr>
+          <w:rFonts w:ascii="Times New Roman" w:cs="Times New Roman" w:eastAsia="SimSun" w:hAnsi="Times New Roman"/>
+        </w:rPr>
+        <w:t xml:space="preserve"> 的 </w:t>
+      </w:r>
+      <w:r>
+        <w:rPr>
+          <w:rFonts w:ascii="Cambria Math" w:eastAsia="SimSun" w:hAnsi="Cambria Math"/>
+          <w:i w:val="false"/>
+          <w:iCs w:val="false"/>
+        </w:rPr>
+        <w:t xml:space="preserve">+4.4%</w:t>
+      </w:r>
+      <w:r>
+        <w:rPr>
+          <w:rFonts w:ascii="Times New Roman" w:cs="Times New Roman" w:eastAsia="SimSun" w:hAnsi="Times New Roman"/>
+        </w:rPr>
+        <w:t xml:space="preserve">——</w:t>
+      </w:r>
+      <w:r>
+        <w:rPr>
+          <w:rFonts w:ascii="Cambria Math" w:eastAsia="SimSun" w:hAnsi="Cambria Math"/>
+          <w:i/>
+          <w:iCs/>
+        </w:rPr>
+        <w:t xml:space="preserve">N</w:t>
+      </w:r>
+      <w:r>
+        <w:rPr>
+          <w:rFonts w:ascii="Times New Roman" w:cs="Times New Roman" w:eastAsia="SimSun" w:hAnsi="Times New Roman"/>
+        </w:rPr>
+        <w:t xml:space="preserve"> 增大 </w:t>
+      </w:r>
+      <w:r>
+        <w:rPr>
+          <w:rFonts w:ascii="Cambria Math" w:eastAsia="SimSun" w:hAnsi="Cambria Math"/>
+          <w:i w:val="false"/>
+          <w:iCs w:val="false"/>
+        </w:rPr>
+        <w:t xml:space="preserve">16</w:t>
+      </w:r>
+      <w:r>
+        <w:rPr>
+          <w:rFonts w:ascii="Times New Roman" w:cs="Times New Roman" w:eastAsia="SimSun" w:hAnsi="Times New Roman"/>
+        </w:rPr>
+        <w:t xml:space="preserve"> 倍，高估缩小约 </w:t>
+      </w:r>
+      <w:r>
+        <w:rPr>
+          <w:rFonts w:ascii="Cambria Math" w:eastAsia="SimSun" w:hAnsi="Cambria Math"/>
+          <w:i w:val="false"/>
+          <w:iCs w:val="false"/>
+        </w:rPr>
+        <w:t xml:space="preserve">12</w:t>
+      </w:r>
+      <w:r>
+        <w:rPr>
+          <w:rFonts w:ascii="Times New Roman" w:cs="Times New Roman" w:eastAsia="SimSun" w:hAnsi="Times New Roman"/>
+        </w:rPr>
+        <w:t xml:space="preserve"> 倍。这与 (3.4)–(3.9) 是 </w:t>
+      </w:r>
+      <w:r>
+        <w:rPr>
+          <w:rFonts w:ascii="Cambria Math" w:eastAsia="SimSun" w:hAnsi="Cambria Math"/>
+          <w:i/>
+          <w:iCs/>
+        </w:rPr>
+        <w:t xml:space="preserve">N</w:t>
+      </w:r>
+      <w:r>
+        <w:rPr>
+          <w:rFonts w:ascii="Cambria Math" w:eastAsia="SimSun" w:hAnsi="Cambria Math"/>
+          <w:i w:val="false"/>
+          <w:iCs w:val="false"/>
+        </w:rPr>
+        <w:t xml:space="preserve">→∞</w:t>
+      </w:r>
+      <w:r>
+        <w:rPr>
+          <w:rFonts w:ascii="Times New Roman" w:cs="Times New Roman" w:eastAsia="SimSun" w:hAnsi="Times New Roman"/>
+        </w:rPr>
+        <w:t xml:space="preserve"> 理论一致（阈值邻域关联长度发散，有限系统的偏离在此最大），也与均场那个不随 </w:t>
+      </w:r>
+      <w:r>
+        <w:rPr>
+          <w:rFonts w:ascii="Cambria Math" w:eastAsia="SimSun" w:hAnsi="Cambria Math"/>
+          <w:i/>
+          <w:iCs/>
+        </w:rPr>
+        <w:t xml:space="preserve">N</w:t>
+      </w:r>
+      <w:r>
+        <w:rPr>
+          <w:rFonts w:ascii="Times New Roman" w:cs="Times New Roman" w:eastAsia="SimSun" w:hAnsi="Times New Roman"/>
+        </w:rPr>
+        <w:t xml:space="preserve"> 消失的平台形成对照。因此在阈值邻域引用 EBCM 值时须先做有限尺寸外推。</w:t>
+      </w:r>
+    </w:p>
+    <w:p>
+      <w:pPr>
+        <w:spacing w:after="120" w:before="120" w:line="320" w:lineRule="auto"/>
+        <w:jc w:val="both"/>
+      </w:pPr>
+      <w:r>
+        <w:rPr>
+          <w:rFonts w:ascii="Times New Roman" w:cs="Times New Roman" w:eastAsia="SimSun" w:hAnsi="Times New Roman"/>
+        </w:rPr>
         <w:t xml:space="preserve">图 2(c) 给出阈值对结构的依赖。保持两条边际度序列不变、只重新配置 </w:t>
       </w:r>
       <w:r>
@@ -25110,7 +25094,7 @@
         <w:rPr>
           <w:rFonts w:ascii="Times New Roman" w:cs="Times New Roman" w:eastAsia="SimSun" w:hAnsi="Times New Roman"/>
         </w:rPr>
-        <w:t xml:space="preserve">，变动近四倍，与 (3.20) 逐点吻合。需要说明，图 2(c) 的纵轴由 (3.17) 经 </w:t>
+        <w:t xml:space="preserve">，变动近四倍，与 (3.20) 逐点吻合。图 2(c) 的纵轴由 (3.17) 经 </w:t>
       </w:r>
       <w:r>
         <w:rPr>
@@ -25203,7 +25187,7 @@
         <w:rPr>
           <w:rFonts w:ascii="Times New Roman" w:cs="Times New Roman" w:eastAsia="SimSun" w:hAnsi="Times New Roman"/>
         </w:rPr>
-        <w:t xml:space="preserve"> 的仿真检验属于第 6 节。同时须记住 2.4 的宇称结论——</w:t>
+        <w:t xml:space="preserve"> 的仿真检验属于第 6 节。这与 2.4 的宇称结论不矛盾：</w:t>
       </w:r>
       <w:r>
         <w:rPr>
@@ -25226,7 +25210,7 @@
         <w:rPr>
           <w:rFonts w:ascii="Times New Roman" w:cs="Times New Roman" w:eastAsia="SimSun" w:hAnsi="Times New Roman"/>
         </w:rPr>
-        <w:t xml:space="preserve"> 移动阈值，却不产生方向对称性破缺，二者并不矛盾。</w:t>
+        <w:t xml:space="preserve"> 移动阈值，却不产生方向对称性破缺。</w:t>
       </w:r>
     </w:p>
     <w:p>
@@ -26193,7 +26177,7 @@
         <w:rPr>
           <w:rFonts w:ascii="Times New Roman" w:cs="Times New Roman" w:eastAsia="SimSun" w:hAnsi="Times New Roman"/>
         </w:rPr>
-        <w:t xml:space="preserve">另有四项针对数值实现而非理论的核查，结果一并记录：位形模型的修复步在全部五种配置下未丢弃任何超边，实现的双度序列与请求值逐点相同；RK4 在 </w:t>
+        <w:t xml:space="preserve">另有四项核查针对数值实现而非理论：位形模型的修复步在全部五种配置下未丢弃任何超边，实现的双度序列与请求值逐点相同；RK4 在 </w:t>
       </w:r>
       <w:r>
         <w:rPr>

--- a/drafts/sir-directed-hypergraphs/manuscript.docx
+++ b/drafts/sir-directed-hypergraphs/manuscript.docx
@@ -23445,7 +23445,7 @@
       <w:r>
         <w:drawing>
           <wp:inline distT="0" distB="0" distL="0" distR="0">
-            <wp:extent cx="5029200" cy="1983914"/>
+            <wp:extent cx="5029200" cy="2073481"/>
             <wp:effectExtent t="0" r="0" b="0" l="0"/>
             <wp:docPr id="1" name="" descr="" title=""/>
             <wp:cNvGraphicFramePr>
@@ -23470,7 +23470,7 @@
                   <pic:spPr bwMode="auto">
                     <a:xfrm>
                       <a:off x="0" y="0"/>
-                      <a:ext cx="5029200" cy="1983914"/>
+                      <a:ext cx="5029200" cy="2073481"/>
                     </a:xfrm>
                     <a:prstGeom prst="rect">
                       <a:avLst/>
@@ -23654,7 +23654,7 @@
       <w:r>
         <w:drawing>
           <wp:inline distT="0" distB="0" distL="0" distR="0">
-            <wp:extent cx="5029200" cy="2297399"/>
+            <wp:extent cx="5029200" cy="2207832"/>
             <wp:effectExtent t="0" r="0" b="0" l="0"/>
             <wp:docPr id="1" name="" descr="" title=""/>
             <wp:cNvGraphicFramePr>
@@ -23679,7 +23679,7 @@
                   <pic:spPr bwMode="auto">
                     <a:xfrm>
                       <a:off x="0" y="0"/>
-                      <a:ext cx="5029200" cy="2297399"/>
+                      <a:ext cx="5029200" cy="2207832"/>
                     </a:xfrm>
                     <a:prstGeom prst="rect">
                       <a:avLst/>
@@ -24027,7 +24027,76 @@
           <w:sz w:val="19"/>
           <w:szCs w:val="19"/>
         </w:rPr>
-        <w:t xml:space="preserve"> 置信区间。(c) 爆发阈值随入出度相关的变化，</w:t>
+        <w:t xml:space="preserve"> 置信区间；两条竖线分别标出均场阈值 </w:t>
+      </w:r>
+      <w:r>
+        <w:rPr>
+          <w:rFonts w:ascii="Cambria Math" w:eastAsia="SimSun" w:hAnsi="Cambria Math"/>
+          <w:i w:val="false"/>
+          <w:iCs w:val="false"/>
+          <w:sz w:val="19"/>
+          <w:szCs w:val="19"/>
+        </w:rPr>
+        <w:t xml:space="preserve">λ</w:t>
+      </w:r>
+      <w:r>
+        <w:rPr>
+          <w:rFonts w:ascii="Cambria Math" w:eastAsia="SimSun" w:hAnsi="Cambria Math"/>
+          <w:i w:val="false"/>
+          <w:iCs w:val="false"/>
+          <w:sz w:val="19"/>
+          <w:szCs w:val="19"/>
+          <w:vertAlign w:val="subscript"/>
+        </w:rPr>
+        <w:t xml:space="preserve">c</w:t>
+      </w:r>
+      <w:r>
+        <w:rPr>
+          <w:rFonts w:ascii="Cambria Math" w:eastAsia="SimSun" w:hAnsi="Cambria Math"/>
+          <w:i w:val="false"/>
+          <w:iCs w:val="false"/>
+          <w:sz w:val="19"/>
+          <w:szCs w:val="19"/>
+          <w:vertAlign w:val="superscript"/>
+        </w:rPr>
+        <w:t xml:space="preserve">MF</w:t>
+      </w:r>
+      <w:r>
+        <w:rPr>
+          <w:rFonts w:ascii="Times New Roman" w:cs="Times New Roman" w:eastAsia="SimSun" w:hAnsi="Times New Roman"/>
+          <w:sz w:val="19"/>
+          <w:szCs w:val="19"/>
+        </w:rPr>
+        <w:t xml:space="preserve"> 与真实阈值 </w:t>
+      </w:r>
+      <w:r>
+        <w:rPr>
+          <w:rFonts w:ascii="Cambria Math" w:eastAsia="SimSun" w:hAnsi="Cambria Math"/>
+          <w:i w:val="false"/>
+          <w:iCs w:val="false"/>
+          <w:sz w:val="19"/>
+          <w:szCs w:val="19"/>
+        </w:rPr>
+        <w:t xml:space="preserve">λ</w:t>
+      </w:r>
+      <w:r>
+        <w:rPr>
+          <w:rFonts w:ascii="Cambria Math" w:eastAsia="SimSun" w:hAnsi="Cambria Math"/>
+          <w:i w:val="false"/>
+          <w:iCs w:val="false"/>
+          <w:sz w:val="19"/>
+          <w:szCs w:val="19"/>
+          <w:vertAlign w:val="subscript"/>
+        </w:rPr>
+        <w:t xml:space="preserve">c</w:t>
+      </w:r>
+      <w:r>
+        <w:rPr>
+          <w:rFonts w:ascii="Times New Roman" w:cs="Times New Roman" w:eastAsia="SimSun" w:hAnsi="Times New Roman"/>
+          <w:sz w:val="19"/>
+          <w:szCs w:val="19"/>
+        </w:rPr>
+        <w:t xml:space="preserve">。(c) 爆发阈值随入出度相关的变化，</w:t>
       </w:r>
       <w:r>
         <w:rPr>

--- a/drafts/sir-directed-hypergraphs/manuscript.docx
+++ b/drafts/sir-directed-hypergraphs/manuscript.docx
@@ -23654,7 +23654,7 @@
       <w:r>
         <w:drawing>
           <wp:inline distT="0" distB="0" distL="0" distR="0">
-            <wp:extent cx="5029200" cy="2207832"/>
+            <wp:extent cx="5029200" cy="1894347"/>
             <wp:effectExtent t="0" r="0" b="0" l="0"/>
             <wp:docPr id="1" name="" descr="" title=""/>
             <wp:cNvGraphicFramePr>
@@ -23679,7 +23679,7 @@
                   <pic:spPr bwMode="auto">
                     <a:xfrm>
                       <a:off x="0" y="0"/>
-                      <a:ext cx="5029200" cy="2207832"/>
+                      <a:ext cx="5029200" cy="1894347"/>
                     </a:xfrm>
                     <a:prstGeom prst="rect">
                       <a:avLst/>
